--- a/docs/manuals/Role_Guide_5_KII_RA.docx
+++ b/docs/manuals/Role_Guide_5_KII_RA.docx
@@ -538,7 +538,7 @@
     <w:sdt>
       <w:sdtPr>
         <w:alias w:val="Contents"/>
-        <w:id w:val="-719053270"/>
+        <w:id w:val="-1751037598"/>
       </w:sdtPr>
       <w:sdtEndPr/>
       <w:sdtContent>
@@ -567,7 +567,7 @@
           <w:r>
             <w:fldChar w:fldCharType="separate"/>
           </w:r>
-          <w:hyperlink w:anchor="_Toc240395231" w:history="1">
+          <w:hyperlink w:anchor="_Toc240406005" w:history="1">
             <w:r>
               <w:rPr>
                 <w:rStyle w:val="Hyperlink"/>
@@ -591,7 +591,7 @@
               <w:rPr>
                 <w:noProof/>
               </w:rPr>
-              <w:instrText xml:space="preserve"> PAGEREF _Toc240395231 \h </w:instrText>
+              <w:instrText xml:space="preserve"> PAGEREF _Toc240406005 \h </w:instrText>
             </w:r>
             <w:r>
               <w:rPr>
@@ -634,7 +634,7 @@
               <w14:ligatures w14:val="standardContextual"/>
             </w:rPr>
           </w:pPr>
-          <w:hyperlink w:anchor="_Toc240395232" w:history="1">
+          <w:hyperlink w:anchor="_Toc240406006" w:history="1">
             <w:r>
               <w:rPr>
                 <w:rStyle w:val="Hyperlink"/>
@@ -658,7 +658,7 @@
               <w:rPr>
                 <w:noProof/>
               </w:rPr>
-              <w:instrText xml:space="preserve"> PAGEREF _Toc240395232 \h </w:instrText>
+              <w:instrText xml:space="preserve"> PAGEREF _Toc240406006 \h </w:instrText>
             </w:r>
             <w:r>
               <w:rPr>
@@ -701,7 +701,7 @@
               <w14:ligatures w14:val="standardContextual"/>
             </w:rPr>
           </w:pPr>
-          <w:hyperlink w:anchor="_Toc240395233" w:history="1">
+          <w:hyperlink w:anchor="_Toc240406007" w:history="1">
             <w:r>
               <w:rPr>
                 <w:rStyle w:val="Hyperlink"/>
@@ -725,7 +725,7 @@
               <w:rPr>
                 <w:noProof/>
               </w:rPr>
-              <w:instrText xml:space="preserve"> PAGEREF _Toc240395233 \h </w:instrText>
+              <w:instrText xml:space="preserve"> PAGEREF _Toc240406007 \h </w:instrText>
             </w:r>
             <w:r>
               <w:rPr>
@@ -768,7 +768,7 @@
               <w14:ligatures w14:val="standardContextual"/>
             </w:rPr>
           </w:pPr>
-          <w:hyperlink w:anchor="_Toc240395234" w:history="1">
+          <w:hyperlink w:anchor="_Toc240406008" w:history="1">
             <w:r>
               <w:rPr>
                 <w:rStyle w:val="Hyperlink"/>
@@ -792,7 +792,7 @@
               <w:rPr>
                 <w:noProof/>
               </w:rPr>
-              <w:instrText xml:space="preserve"> PAGEREF _Toc240395234 \h </w:instrText>
+              <w:instrText xml:space="preserve"> PAGEREF _Toc240406008 \h </w:instrText>
             </w:r>
             <w:r>
               <w:rPr>
@@ -835,7 +835,7 @@
               <w14:ligatures w14:val="standardContextual"/>
             </w:rPr>
           </w:pPr>
-          <w:hyperlink w:anchor="_Toc240395235" w:history="1">
+          <w:hyperlink w:anchor="_Toc240406009" w:history="1">
             <w:r>
               <w:rPr>
                 <w:rStyle w:val="Hyperlink"/>
@@ -859,7 +859,7 @@
               <w:rPr>
                 <w:noProof/>
               </w:rPr>
-              <w:instrText xml:space="preserve"> PAGEREF _Toc240395235 \h </w:instrText>
+              <w:instrText xml:space="preserve"> PAGEREF _Toc240406009 \h </w:instrText>
             </w:r>
             <w:r>
               <w:rPr>
@@ -902,7 +902,7 @@
               <w14:ligatures w14:val="standardContextual"/>
             </w:rPr>
           </w:pPr>
-          <w:hyperlink w:anchor="_Toc240395236" w:history="1">
+          <w:hyperlink w:anchor="_Toc240406010" w:history="1">
             <w:r>
               <w:rPr>
                 <w:rStyle w:val="Hyperlink"/>
@@ -926,7 +926,7 @@
               <w:rPr>
                 <w:noProof/>
               </w:rPr>
-              <w:instrText xml:space="preserve"> PAGEREF _Toc240395236 \h </w:instrText>
+              <w:instrText xml:space="preserve"> PAGEREF _Toc240406010 \h </w:instrText>
             </w:r>
             <w:r>
               <w:rPr>
@@ -969,7 +969,7 @@
               <w14:ligatures w14:val="standardContextual"/>
             </w:rPr>
           </w:pPr>
-          <w:hyperlink w:anchor="_Toc240395237" w:history="1">
+          <w:hyperlink w:anchor="_Toc240406011" w:history="1">
             <w:r>
               <w:rPr>
                 <w:rStyle w:val="Hyperlink"/>
@@ -993,7 +993,7 @@
               <w:rPr>
                 <w:noProof/>
               </w:rPr>
-              <w:instrText xml:space="preserve"> PAGEREF _Toc240395237 \h </w:instrText>
+              <w:instrText xml:space="preserve"> PAGEREF _Toc240406011 \h </w:instrText>
             </w:r>
             <w:r>
               <w:rPr>
@@ -1036,7 +1036,7 @@
               <w14:ligatures w14:val="standardContextual"/>
             </w:rPr>
           </w:pPr>
-          <w:hyperlink w:anchor="_Toc240395238" w:history="1">
+          <w:hyperlink w:anchor="_Toc240406012" w:history="1">
             <w:r>
               <w:rPr>
                 <w:rStyle w:val="Hyperlink"/>
@@ -1060,7 +1060,7 @@
               <w:rPr>
                 <w:noProof/>
               </w:rPr>
-              <w:instrText xml:space="preserve"> PAGEREF _Toc240395238 \h </w:instrText>
+              <w:instrText xml:space="preserve"> PAGEREF _Toc240406012 \h </w:instrText>
             </w:r>
             <w:r>
               <w:rPr>
@@ -1103,7 +1103,7 @@
               <w14:ligatures w14:val="standardContextual"/>
             </w:rPr>
           </w:pPr>
-          <w:hyperlink w:anchor="_Toc240395239" w:history="1">
+          <w:hyperlink w:anchor="_Toc240406013" w:history="1">
             <w:r>
               <w:rPr>
                 <w:rStyle w:val="Hyperlink"/>
@@ -1127,7 +1127,7 @@
               <w:rPr>
                 <w:noProof/>
               </w:rPr>
-              <w:instrText xml:space="preserve"> PAGEREF _Toc240395239 \h </w:instrText>
+              <w:instrText xml:space="preserve"> PAGEREF _Toc240406013 \h </w:instrText>
             </w:r>
             <w:r>
               <w:rPr>
@@ -1170,7 +1170,7 @@
               <w14:ligatures w14:val="standardContextual"/>
             </w:rPr>
           </w:pPr>
-          <w:hyperlink w:anchor="_Toc240395240" w:history="1">
+          <w:hyperlink w:anchor="_Toc240406014" w:history="1">
             <w:r>
               <w:rPr>
                 <w:rStyle w:val="Hyperlink"/>
@@ -1194,7 +1194,7 @@
               <w:rPr>
                 <w:noProof/>
               </w:rPr>
-              <w:instrText xml:space="preserve"> PAGEREF _Toc240395240 \h </w:instrText>
+              <w:instrText xml:space="preserve"> PAGEREF _Toc240406014 \h </w:instrText>
             </w:r>
             <w:r>
               <w:rPr>
@@ -1237,7 +1237,7 @@
               <w14:ligatures w14:val="standardContextual"/>
             </w:rPr>
           </w:pPr>
-          <w:hyperlink w:anchor="_Toc240395241" w:history="1">
+          <w:hyperlink w:anchor="_Toc240406015" w:history="1">
             <w:r>
               <w:rPr>
                 <w:rStyle w:val="Hyperlink"/>
@@ -1261,7 +1261,7 @@
               <w:rPr>
                 <w:noProof/>
               </w:rPr>
-              <w:instrText xml:space="preserve"> PAGEREF _Toc240395241 \h </w:instrText>
+              <w:instrText xml:space="preserve"> PAGEREF _Toc240406015 \h </w:instrText>
             </w:r>
             <w:r>
               <w:rPr>
@@ -1304,7 +1304,7 @@
               <w14:ligatures w14:val="standardContextual"/>
             </w:rPr>
           </w:pPr>
-          <w:hyperlink w:anchor="_Toc240395242" w:history="1">
+          <w:hyperlink w:anchor="_Toc240406016" w:history="1">
             <w:r>
               <w:rPr>
                 <w:rStyle w:val="Hyperlink"/>
@@ -1328,7 +1328,7 @@
               <w:rPr>
                 <w:noProof/>
               </w:rPr>
-              <w:instrText xml:space="preserve"> PAGEREF _Toc240395242 \h </w:instrText>
+              <w:instrText xml:space="preserve"> PAGEREF _Toc240406016 \h </w:instrText>
             </w:r>
             <w:r>
               <w:rPr>
@@ -1371,7 +1371,7 @@
               <w14:ligatures w14:val="standardContextual"/>
             </w:rPr>
           </w:pPr>
-          <w:hyperlink w:anchor="_Toc240395243" w:history="1">
+          <w:hyperlink w:anchor="_Toc240406017" w:history="1">
             <w:r>
               <w:rPr>
                 <w:rStyle w:val="Hyperlink"/>
@@ -1395,7 +1395,7 @@
               <w:rPr>
                 <w:noProof/>
               </w:rPr>
-              <w:instrText xml:space="preserve"> PAGEREF _Toc240395243 \h </w:instrText>
+              <w:instrText xml:space="preserve"> PAGEREF _Toc240406017 \h </w:instrText>
             </w:r>
             <w:r>
               <w:rPr>
@@ -1438,7 +1438,7 @@
               <w14:ligatures w14:val="standardContextual"/>
             </w:rPr>
           </w:pPr>
-          <w:hyperlink w:anchor="_Toc240395244" w:history="1">
+          <w:hyperlink w:anchor="_Toc240406018" w:history="1">
             <w:r>
               <w:rPr>
                 <w:rStyle w:val="Hyperlink"/>
@@ -1462,7 +1462,7 @@
               <w:rPr>
                 <w:noProof/>
               </w:rPr>
-              <w:instrText xml:space="preserve"> PAGEREF _Toc240395244 \h </w:instrText>
+              <w:instrText xml:space="preserve"> PAGEREF _Toc240406018 \h </w:instrText>
             </w:r>
             <w:r>
               <w:rPr>
@@ -1505,7 +1505,7 @@
               <w14:ligatures w14:val="standardContextual"/>
             </w:rPr>
           </w:pPr>
-          <w:hyperlink w:anchor="_Toc240395245" w:history="1">
+          <w:hyperlink w:anchor="_Toc240406019" w:history="1">
             <w:r>
               <w:rPr>
                 <w:rStyle w:val="Hyperlink"/>
@@ -1529,7 +1529,7 @@
               <w:rPr>
                 <w:noProof/>
               </w:rPr>
-              <w:instrText xml:space="preserve"> PAGEREF _Toc240395245 \h </w:instrText>
+              <w:instrText xml:space="preserve"> PAGEREF _Toc240406019 \h </w:instrText>
             </w:r>
             <w:r>
               <w:rPr>
@@ -1572,7 +1572,7 @@
               <w14:ligatures w14:val="standardContextual"/>
             </w:rPr>
           </w:pPr>
-          <w:hyperlink w:anchor="_Toc240395246" w:history="1">
+          <w:hyperlink w:anchor="_Toc240406020" w:history="1">
             <w:r>
               <w:rPr>
                 <w:rStyle w:val="Hyperlink"/>
@@ -1596,7 +1596,7 @@
               <w:rPr>
                 <w:noProof/>
               </w:rPr>
-              <w:instrText xml:space="preserve"> PAGEREF _Toc240395246 \h </w:instrText>
+              <w:instrText xml:space="preserve"> PAGEREF _Toc240406020 \h </w:instrText>
             </w:r>
             <w:r>
               <w:rPr>
@@ -1635,7 +1635,7 @@
         <w:pStyle w:val="Heading1"/>
         <w:pageBreakBefore/>
       </w:pPr>
-      <w:bookmarkStart w:id="0" w:name="_Toc240395231"/>
+      <w:bookmarkStart w:id="0" w:name="_Toc240406005"/>
       <w:r>
         <w:lastRenderedPageBreak/>
         <w:t>1. Your role at a glance</w:t>
@@ -1816,7 +1816,7 @@
         <w:pStyle w:val="Heading1"/>
         <w:pageBreakBefore/>
       </w:pPr>
-      <w:bookmarkStart w:id="1" w:name="_Toc240395232"/>
+      <w:bookmarkStart w:id="1" w:name="_Toc240406006"/>
       <w:r>
         <w:lastRenderedPageBreak/>
         <w:t>2. Signing in and your screens</w:t>
@@ -1827,7 +1827,7 @@
       <w:pPr>
         <w:pStyle w:val="Heading2"/>
       </w:pPr>
-      <w:bookmarkStart w:id="2" w:name="_Toc240395233"/>
+      <w:bookmarkStart w:id="2" w:name="_Toc240406007"/>
       <w:r>
         <w:t>Signing in</w:t>
       </w:r>
@@ -2077,7 +2077,7 @@
       <w:pPr>
         <w:pStyle w:val="Heading2"/>
       </w:pPr>
-      <w:bookmarkStart w:id="3" w:name="_Toc240395234"/>
+      <w:bookmarkStart w:id="3" w:name="_Toc240406008"/>
       <w:r>
         <w:t>Finding your way around</w:t>
       </w:r>
@@ -2321,7 +2321,7 @@
       <w:pPr>
         <w:pStyle w:val="Heading2"/>
       </w:pPr>
-      <w:bookmarkStart w:id="4" w:name="_Toc240395235"/>
+      <w:bookmarkStart w:id="4" w:name="_Toc240406009"/>
       <w:r>
         <w:t>Your screens</w:t>
       </w:r>
@@ -2596,7 +2596,7 @@
       <w:pPr>
         <w:pStyle w:val="Heading2"/>
       </w:pPr>
-      <w:bookmarkStart w:id="5" w:name="_Toc240395236"/>
+      <w:bookmarkStart w:id="5" w:name="_Toc240406010"/>
       <w:r>
         <w:t>Changing your password</w:t>
       </w:r>
@@ -2767,7 +2767,7 @@
         <w:pStyle w:val="Heading1"/>
         <w:pageBreakBefore/>
       </w:pPr>
-      <w:bookmarkStart w:id="6" w:name="_Toc240395237"/>
+      <w:bookmarkStart w:id="6" w:name="_Toc240406011"/>
       <w:r>
         <w:lastRenderedPageBreak/>
         <w:t>3. Your routine</w:t>
@@ -3111,7 +3111,7 @@
         <w:pStyle w:val="Heading1"/>
         <w:pageBreakBefore/>
       </w:pPr>
-      <w:bookmarkStart w:id="7" w:name="_Toc240395238"/>
+      <w:bookmarkStart w:id="7" w:name="_Toc240406012"/>
       <w:r>
         <w:lastRenderedPageBreak/>
         <w:t>4. Step-by-step tasks</w:t>
@@ -3122,7 +3122,7 @@
       <w:pPr>
         <w:pStyle w:val="Heading2"/>
       </w:pPr>
-      <w:bookmarkStart w:id="8" w:name="_Toc240395239"/>
+      <w:bookmarkStart w:id="8" w:name="_Toc240406013"/>
       <w:r>
         <w:t>4.1 Reading the KII/Doc Dashboard</w:t>
       </w:r>
@@ -3208,7 +3208,7 @@
       <w:pPr>
         <w:pStyle w:val="Heading2"/>
       </w:pPr>
-      <w:bookmarkStart w:id="9" w:name="_Toc240395240"/>
+      <w:bookmarkStart w:id="9" w:name="_Toc240406014"/>
       <w:r>
         <w:t>4.2 Creating a KII record</w:t>
       </w:r>
@@ -3385,7 +3385,7 @@
       <w:pPr>
         <w:pStyle w:val="Heading2"/>
       </w:pPr>
-      <w:bookmarkStart w:id="10" w:name="_Toc240395241"/>
+      <w:bookmarkStart w:id="10" w:name="_Toc240406015"/>
       <w:r>
         <w:lastRenderedPageBreak/>
         <w:t>4.3 Taking a KII from invitation to coded transcript</w:t>
@@ -3521,17 +3521,7 @@
         <w:t>Status</w:t>
       </w:r>
       <w:r>
-        <w:t xml:space="preserve"> as things happen: PROSPECT → INVITED → SCHEDULED → COMPLETED, or DECLINED / NO</w:t>
-      </w:r>
-      <w:r>
-        <w:rPr>
-          <w:i/>
-          <w:iCs/>
-        </w:rPr>
-        <w:t>SHOW. Only valid next statuses are shown; NO</w:t>
-      </w:r>
-      <w:r>
-        <w:t>SHOW can be rescheduled.</w:t>
+        <w:t xml:space="preserve"> as things happen: PROSPECT → INVITED → SCHEDULED → COMPLETED, or DECLINED / NO_SHOW. Only valid next statuses are shown; NO_SHOW can be rescheduled.</w:t>
       </w:r>
     </w:p>
     <w:p>
@@ -3697,17 +3687,7 @@
         <w:t>Transcript</w:t>
       </w:r>
       <w:r>
-        <w:t xml:space="preserve"> (NOT</w:t>
-      </w:r>
-      <w:r>
-        <w:rPr>
-          <w:i/>
-          <w:iCs/>
-        </w:rPr>
-        <w:t>STARTED → IN</w:t>
-      </w:r>
-      <w:r>
-        <w:t xml:space="preserve">PROGRESS → VERIFIED → ANONYMISED) and </w:t>
+        <w:t xml:space="preserve"> (NOT_STARTED → IN_PROGRESS → VERIFIED → ANONYMISED) and </w:t>
       </w:r>
       <w:r>
         <w:rPr>
@@ -3717,17 +3697,7 @@
         <w:t>Coding</w:t>
       </w:r>
       <w:r>
-        <w:t xml:space="preserve"> (NOT</w:t>
-      </w:r>
-      <w:r>
-        <w:rPr>
-          <w:i/>
-          <w:iCs/>
-        </w:rPr>
-        <w:t>STARTED → IN</w:t>
-      </w:r>
-      <w:r>
-        <w:t>PROGRESS → COMPLETE) as the work progresses.</w:t>
+        <w:t xml:space="preserve"> (NOT_STARTED → IN_PROGRESS → COMPLETE) as the work progresses.</w:t>
       </w:r>
     </w:p>
     <w:p>
@@ -3772,7 +3742,7 @@
       <w:pPr>
         <w:pStyle w:val="Heading2"/>
       </w:pPr>
-      <w:bookmarkStart w:id="11" w:name="_Toc240395242"/>
+      <w:bookmarkStart w:id="11" w:name="_Toc240406016"/>
       <w:r>
         <w:t>4.4 Downloading or emailing completed forms (Form PDFs)</w:t>
       </w:r>
@@ -3864,7 +3834,7 @@
       <w:pPr>
         <w:pStyle w:val="Heading2"/>
       </w:pPr>
-      <w:bookmarkStart w:id="12" w:name="_Toc240395243"/>
+      <w:bookmarkStart w:id="12" w:name="_Toc240406017"/>
       <w:r>
         <w:t>4.5 Consent in interviews</w:t>
       </w:r>
@@ -3942,7 +3912,7 @@
         <w:pStyle w:val="Heading1"/>
         <w:pageBreakBefore/>
       </w:pPr>
-      <w:bookmarkStart w:id="13" w:name="_Toc240395244"/>
+      <w:bookmarkStart w:id="13" w:name="_Toc240406018"/>
       <w:r>
         <w:lastRenderedPageBreak/>
         <w:t>5. Rules you must follow</w:t>
@@ -4093,7 +4063,7 @@
         <w:pStyle w:val="Heading1"/>
         <w:pageBreakBefore/>
       </w:pPr>
-      <w:bookmarkStart w:id="14" w:name="_Toc240395245"/>
+      <w:bookmarkStart w:id="14" w:name="_Toc240406019"/>
       <w:r>
         <w:lastRenderedPageBreak/>
         <w:t>6. Troubleshooting</w:t>
@@ -4877,7 +4847,7 @@
         <w:pStyle w:val="Heading1"/>
         <w:pageBreakBefore/>
       </w:pPr>
-      <w:bookmarkStart w:id="15" w:name="_Toc240395246"/>
+      <w:bookmarkStart w:id="15" w:name="_Toc240406020"/>
       <w:r>
         <w:lastRenderedPageBreak/>
         <w:t>7. Quick reference</w:t>
@@ -5200,23 +5170,7 @@
                 <w:sz w:val="19"/>
                 <w:szCs w:val="19"/>
               </w:rPr>
-              <w:t>NOT</w:t>
-            </w:r>
-            <w:r>
-              <w:rPr>
-                <w:i/>
-                <w:iCs/>
-                <w:sz w:val="19"/>
-                <w:szCs w:val="19"/>
-              </w:rPr>
-              <w:t>STARTED → IN</w:t>
-            </w:r>
-            <w:r>
-              <w:rPr>
-                <w:sz w:val="19"/>
-                <w:szCs w:val="19"/>
-              </w:rPr>
-              <w:t>PROGRESS → VERIFIED → ANONYMISED</w:t>
+              <w:t>NOT_STARTED → IN_PROGRESS → VERIFIED → ANONYMISED</w:t>
             </w:r>
           </w:p>
         </w:tc>
@@ -5276,23 +5230,7 @@
                 <w:sz w:val="19"/>
                 <w:szCs w:val="19"/>
               </w:rPr>
-              <w:t>NOT</w:t>
-            </w:r>
-            <w:r>
-              <w:rPr>
-                <w:i/>
-                <w:iCs/>
-                <w:sz w:val="19"/>
-                <w:szCs w:val="19"/>
-              </w:rPr>
-              <w:t>STARTED → IN</w:t>
-            </w:r>
-            <w:r>
-              <w:rPr>
-                <w:sz w:val="19"/>
-                <w:szCs w:val="19"/>
-              </w:rPr>
-              <w:t>PROGRESS → COMPLETE</w:t>
+              <w:t>NOT_STARTED → IN_PROGRESS → COMPLETE</w:t>
             </w:r>
           </w:p>
         </w:tc>
@@ -5584,10 +5522,96 @@
 <file path=word/numbering.xml><?xml version="1.0" encoding="utf-8"?>
 <w:numbering xmlns:wpc="http://schemas.microsoft.com/office/word/2010/wordprocessingCanvas" xmlns:cx="http://schemas.microsoft.com/office/drawing/2014/chartex" xmlns:cx1="http://schemas.microsoft.com/office/drawing/2015/9/8/chartex" xmlns:cx2="http://schemas.microsoft.com/office/drawing/2015/10/21/chartex" xmlns:cx3="http://schemas.microsoft.com/office/drawing/2016/5/9/chartex" xmlns:cx4="http://schemas.microsoft.com/office/drawing/2016/5/10/chartex" xmlns:cx5="http://schemas.microsoft.com/office/drawing/2016/5/11/chartex" xmlns:cx6="http://schemas.microsoft.com/office/drawing/2016/5/12/chartex" xmlns:cx7="http://schemas.microsoft.com/office/drawing/2016/5/13/chartex" xmlns:cx8="http://schemas.microsoft.com/office/drawing/2016/5/14/chartex" xmlns:mc="http://schemas.openxmlformats.org/markup-compatibility/2006" xmlns:aink="http://schemas.microsoft.com/office/drawing/2016/ink" xmlns:am3d="http://schemas.microsoft.com/office/drawing/2017/model3d" xmlns:o="urn:schemas-microsoft-com:office:office" xmlns:oel="http://schemas.microsoft.com/office/2019/extlst" xmlns:r="http://schemas.openxmlformats.org/officeDocument/2006/relationships" xmlns:m="http://schemas.openxmlformats.org/officeDocument/2006/math" xmlns:v="urn:schemas-microsoft-com:vml" xmlns:wp14="http://schemas.microsoft.com/office/word/2010/wordprocessingDrawing" xmlns:wp="http://schemas.openxmlformats.org/drawingml/2006/wordprocessingDrawing" xmlns:w10="urn:schemas-microsoft-com:office:word" xmlns:w="http://schemas.openxmlformats.org/wordprocessingml/2006/main" xmlns:w14="http://schemas.microsoft.com/office/word/2010/wordml" xmlns:w15="http://schemas.microsoft.com/office/word/2012/wordml" xmlns:w16cex="http://schemas.microsoft.com/office/word/2018/wordml/cex" xmlns:w16cid="http://schemas.microsoft.com/office/word/2016/wordml/cid" xmlns:w16="http://schemas.microsoft.com/office/word/2018/wordml" xmlns:w16sdtdh="http://schemas.microsoft.com/office/word/2020/wordml/sdtdatahash" xmlns:w16se="http://schemas.microsoft.com/office/word/2015/wordml/symex" xmlns:wpg="http://schemas.microsoft.com/office/word/2010/wordprocessingGroup" xmlns:wpi="http://schemas.microsoft.com/office/word/2010/wordprocessingInk" xmlns:wne="http://schemas.microsoft.com/office/word/2006/wordml" xmlns:wps="http://schemas.microsoft.com/office/word/2010/wordprocessingShape" mc:Ignorable="w14 w15 w16se w16cid w16 w16cex w16sdtdh wp14">
   <w:abstractNum w:abstractNumId="0" w15:restartNumberingAfterBreak="0">
-    <w:nsid w:val="06A92338"/>
+    <w:nsid w:val="045F5CEC"/>
     <w:multiLevelType w:val="hybridMultilevel"/>
-    <w:tmpl w:val="A2A058EC"/>
-    <w:lvl w:ilvl="0" w:tplc="E2D0C4F4">
+    <w:tmpl w:val="15D874C4"/>
+    <w:lvl w:ilvl="0" w:tplc="135C3412">
+      <w:start w:val="1"/>
+      <w:numFmt w:val="bullet"/>
+      <w:lvlText w:val="●"/>
+      <w:lvlJc w:val="left"/>
+      <w:pPr>
+        <w:ind w:left="720" w:hanging="360"/>
+      </w:pPr>
+    </w:lvl>
+    <w:lvl w:ilvl="1" w:tplc="152A48DC">
+      <w:start w:val="1"/>
+      <w:numFmt w:val="bullet"/>
+      <w:lvlText w:val="○"/>
+      <w:lvlJc w:val="left"/>
+      <w:pPr>
+        <w:ind w:left="1440" w:hanging="360"/>
+      </w:pPr>
+    </w:lvl>
+    <w:lvl w:ilvl="2" w:tplc="8C46EAA0">
+      <w:start w:val="1"/>
+      <w:numFmt w:val="bullet"/>
+      <w:lvlText w:val="■"/>
+      <w:lvlJc w:val="left"/>
+      <w:pPr>
+        <w:ind w:left="2160" w:hanging="360"/>
+      </w:pPr>
+    </w:lvl>
+    <w:lvl w:ilvl="3" w:tplc="9BDE33B0">
+      <w:start w:val="1"/>
+      <w:numFmt w:val="bullet"/>
+      <w:lvlText w:val="●"/>
+      <w:lvlJc w:val="left"/>
+      <w:pPr>
+        <w:ind w:left="2880" w:hanging="360"/>
+      </w:pPr>
+    </w:lvl>
+    <w:lvl w:ilvl="4" w:tplc="78CA6436">
+      <w:start w:val="1"/>
+      <w:numFmt w:val="bullet"/>
+      <w:lvlText w:val="○"/>
+      <w:lvlJc w:val="left"/>
+      <w:pPr>
+        <w:ind w:left="3600" w:hanging="360"/>
+      </w:pPr>
+    </w:lvl>
+    <w:lvl w:ilvl="5" w:tplc="07F80648">
+      <w:start w:val="1"/>
+      <w:numFmt w:val="bullet"/>
+      <w:lvlText w:val="■"/>
+      <w:lvlJc w:val="left"/>
+      <w:pPr>
+        <w:ind w:left="4320" w:hanging="360"/>
+      </w:pPr>
+    </w:lvl>
+    <w:lvl w:ilvl="6" w:tplc="5896FFA6">
+      <w:start w:val="1"/>
+      <w:numFmt w:val="bullet"/>
+      <w:lvlText w:val="●"/>
+      <w:lvlJc w:val="left"/>
+      <w:pPr>
+        <w:ind w:left="5040" w:hanging="360"/>
+      </w:pPr>
+    </w:lvl>
+    <w:lvl w:ilvl="7" w:tplc="1FF699F6">
+      <w:start w:val="1"/>
+      <w:numFmt w:val="bullet"/>
+      <w:lvlText w:val="●"/>
+      <w:lvlJc w:val="left"/>
+      <w:pPr>
+        <w:ind w:left="5760" w:hanging="360"/>
+      </w:pPr>
+    </w:lvl>
+    <w:lvl w:ilvl="8" w:tplc="180A7F56">
+      <w:start w:val="1"/>
+      <w:numFmt w:val="bullet"/>
+      <w:lvlText w:val="●"/>
+      <w:lvlJc w:val="left"/>
+      <w:pPr>
+        <w:ind w:left="6480" w:hanging="360"/>
+      </w:pPr>
+    </w:lvl>
+  </w:abstractNum>
+  <w:abstractNum w:abstractNumId="1" w15:restartNumberingAfterBreak="0">
+    <w:nsid w:val="4B165C5F"/>
+    <w:multiLevelType w:val="hybridMultilevel"/>
+    <w:tmpl w:val="DD269378"/>
+    <w:lvl w:ilvl="0" w:tplc="D8D633F0">
       <w:start w:val="1"/>
       <w:numFmt w:val="decimal"/>
       <w:lvlText w:val="%1."/>
@@ -5601,110 +5625,110 @@
         <w:color w:val="A67C27"/>
       </w:rPr>
     </w:lvl>
-    <w:lvl w:ilvl="1" w:tplc="610692D4">
+    <w:lvl w:ilvl="1" w:tplc="E0C2F146">
       <w:numFmt w:val="decimal"/>
       <w:lvlText w:val=""/>
       <w:lvlJc w:val="left"/>
     </w:lvl>
-    <w:lvl w:ilvl="2" w:tplc="588C8372">
+    <w:lvl w:ilvl="2" w:tplc="95D8237E">
       <w:numFmt w:val="decimal"/>
       <w:lvlText w:val=""/>
       <w:lvlJc w:val="left"/>
     </w:lvl>
-    <w:lvl w:ilvl="3" w:tplc="295AB7C0">
+    <w:lvl w:ilvl="3" w:tplc="E3B4EAC6">
       <w:numFmt w:val="decimal"/>
       <w:lvlText w:val=""/>
       <w:lvlJc w:val="left"/>
     </w:lvl>
-    <w:lvl w:ilvl="4" w:tplc="DA269B08">
+    <w:lvl w:ilvl="4" w:tplc="6650796A">
       <w:numFmt w:val="decimal"/>
       <w:lvlText w:val=""/>
       <w:lvlJc w:val="left"/>
     </w:lvl>
-    <w:lvl w:ilvl="5" w:tplc="09242626">
+    <w:lvl w:ilvl="5" w:tplc="78FE40A4">
       <w:numFmt w:val="decimal"/>
       <w:lvlText w:val=""/>
       <w:lvlJc w:val="left"/>
     </w:lvl>
-    <w:lvl w:ilvl="6" w:tplc="0890F4B8">
+    <w:lvl w:ilvl="6" w:tplc="2DDEE55E">
       <w:numFmt w:val="decimal"/>
       <w:lvlText w:val=""/>
       <w:lvlJc w:val="left"/>
     </w:lvl>
-    <w:lvl w:ilvl="7" w:tplc="D3CCEDEE">
+    <w:lvl w:ilvl="7" w:tplc="CC5A3F1A">
       <w:numFmt w:val="decimal"/>
       <w:lvlText w:val=""/>
       <w:lvlJc w:val="left"/>
     </w:lvl>
-    <w:lvl w:ilvl="8" w:tplc="48E60A24">
-      <w:numFmt w:val="decimal"/>
-      <w:lvlText w:val=""/>
-      <w:lvlJc w:val="left"/>
-    </w:lvl>
-  </w:abstractNum>
-  <w:abstractNum w:abstractNumId="1" w15:restartNumberingAfterBreak="0">
-    <w:nsid w:val="442326BE"/>
-    <w:multiLevelType w:val="hybridMultilevel"/>
-    <w:tmpl w:val="0C4C36FA"/>
-    <w:lvl w:ilvl="0" w:tplc="77406A38">
-      <w:start w:val="1"/>
-      <w:numFmt w:val="bullet"/>
-      <w:lvlText w:val="•"/>
-      <w:lvlJc w:val="left"/>
-      <w:pPr>
-        <w:ind w:left="460" w:hanging="280"/>
-      </w:pPr>
-    </w:lvl>
-    <w:lvl w:ilvl="1" w:tplc="5EB6EB62">
-      <w:start w:val="1"/>
-      <w:numFmt w:val="bullet"/>
-      <w:lvlText w:val="–"/>
-      <w:lvlJc w:val="left"/>
-      <w:pPr>
-        <w:ind w:left="900" w:hanging="280"/>
-      </w:pPr>
-    </w:lvl>
-    <w:lvl w:ilvl="2" w:tplc="BD806004">
-      <w:numFmt w:val="decimal"/>
-      <w:lvlText w:val=""/>
-      <w:lvlJc w:val="left"/>
-    </w:lvl>
-    <w:lvl w:ilvl="3" w:tplc="E2EAE234">
-      <w:numFmt w:val="decimal"/>
-      <w:lvlText w:val=""/>
-      <w:lvlJc w:val="left"/>
-    </w:lvl>
-    <w:lvl w:ilvl="4" w:tplc="85AA69B8">
-      <w:numFmt w:val="decimal"/>
-      <w:lvlText w:val=""/>
-      <w:lvlJc w:val="left"/>
-    </w:lvl>
-    <w:lvl w:ilvl="5" w:tplc="156419BA">
-      <w:numFmt w:val="decimal"/>
-      <w:lvlText w:val=""/>
-      <w:lvlJc w:val="left"/>
-    </w:lvl>
-    <w:lvl w:ilvl="6" w:tplc="592A3AF0">
-      <w:numFmt w:val="decimal"/>
-      <w:lvlText w:val=""/>
-      <w:lvlJc w:val="left"/>
-    </w:lvl>
-    <w:lvl w:ilvl="7" w:tplc="7EBEAC7C">
-      <w:numFmt w:val="decimal"/>
-      <w:lvlText w:val=""/>
-      <w:lvlJc w:val="left"/>
-    </w:lvl>
-    <w:lvl w:ilvl="8" w:tplc="B70852B8">
+    <w:lvl w:ilvl="8" w:tplc="38C41CE8">
       <w:numFmt w:val="decimal"/>
       <w:lvlText w:val=""/>
       <w:lvlJc w:val="left"/>
     </w:lvl>
   </w:abstractNum>
   <w:abstractNum w:abstractNumId="2" w15:restartNumberingAfterBreak="0">
-    <w:nsid w:val="44AA0070"/>
+    <w:nsid w:val="5D9152EC"/>
     <w:multiLevelType w:val="hybridMultilevel"/>
-    <w:tmpl w:val="D1B6BE3C"/>
-    <w:lvl w:ilvl="0" w:tplc="A5067436">
+    <w:tmpl w:val="BD248668"/>
+    <w:lvl w:ilvl="0" w:tplc="C614A0E8">
+      <w:start w:val="1"/>
+      <w:numFmt w:val="bullet"/>
+      <w:lvlText w:val="•"/>
+      <w:lvlJc w:val="left"/>
+      <w:pPr>
+        <w:ind w:left="460" w:hanging="280"/>
+      </w:pPr>
+    </w:lvl>
+    <w:lvl w:ilvl="1" w:tplc="565456FE">
+      <w:start w:val="1"/>
+      <w:numFmt w:val="bullet"/>
+      <w:lvlText w:val="–"/>
+      <w:lvlJc w:val="left"/>
+      <w:pPr>
+        <w:ind w:left="900" w:hanging="280"/>
+      </w:pPr>
+    </w:lvl>
+    <w:lvl w:ilvl="2" w:tplc="BAA86CEC">
+      <w:numFmt w:val="decimal"/>
+      <w:lvlText w:val=""/>
+      <w:lvlJc w:val="left"/>
+    </w:lvl>
+    <w:lvl w:ilvl="3" w:tplc="0F547906">
+      <w:numFmt w:val="decimal"/>
+      <w:lvlText w:val=""/>
+      <w:lvlJc w:val="left"/>
+    </w:lvl>
+    <w:lvl w:ilvl="4" w:tplc="607C088C">
+      <w:numFmt w:val="decimal"/>
+      <w:lvlText w:val=""/>
+      <w:lvlJc w:val="left"/>
+    </w:lvl>
+    <w:lvl w:ilvl="5" w:tplc="6562FFC4">
+      <w:numFmt w:val="decimal"/>
+      <w:lvlText w:val=""/>
+      <w:lvlJc w:val="left"/>
+    </w:lvl>
+    <w:lvl w:ilvl="6" w:tplc="CCFC8F1A">
+      <w:numFmt w:val="decimal"/>
+      <w:lvlText w:val=""/>
+      <w:lvlJc w:val="left"/>
+    </w:lvl>
+    <w:lvl w:ilvl="7" w:tplc="3BC41934">
+      <w:numFmt w:val="decimal"/>
+      <w:lvlText w:val=""/>
+      <w:lvlJc w:val="left"/>
+    </w:lvl>
+    <w:lvl w:ilvl="8" w:tplc="4C363E8A">
+      <w:numFmt w:val="decimal"/>
+      <w:lvlText w:val=""/>
+      <w:lvlJc w:val="left"/>
+    </w:lvl>
+  </w:abstractNum>
+  <w:abstractNum w:abstractNumId="3" w15:restartNumberingAfterBreak="0">
+    <w:nsid w:val="657C2396"/>
+    <w:multiLevelType w:val="hybridMultilevel"/>
+    <w:tmpl w:val="BD980FD2"/>
+    <w:lvl w:ilvl="0" w:tplc="710E8102">
       <w:start w:val="1"/>
       <w:numFmt w:val="decimal"/>
       <w:lvlText w:val="%1."/>
@@ -5718,52 +5742,52 @@
         <w:color w:val="A67C27"/>
       </w:rPr>
     </w:lvl>
-    <w:lvl w:ilvl="1" w:tplc="B0FAD2BC">
+    <w:lvl w:ilvl="1" w:tplc="A7923F6A">
       <w:numFmt w:val="decimal"/>
       <w:lvlText w:val=""/>
       <w:lvlJc w:val="left"/>
     </w:lvl>
-    <w:lvl w:ilvl="2" w:tplc="041AA182">
+    <w:lvl w:ilvl="2" w:tplc="3D2E8168">
       <w:numFmt w:val="decimal"/>
       <w:lvlText w:val=""/>
       <w:lvlJc w:val="left"/>
     </w:lvl>
-    <w:lvl w:ilvl="3" w:tplc="7FAC56CC">
+    <w:lvl w:ilvl="3" w:tplc="D4E04838">
       <w:numFmt w:val="decimal"/>
       <w:lvlText w:val=""/>
       <w:lvlJc w:val="left"/>
     </w:lvl>
-    <w:lvl w:ilvl="4" w:tplc="54A6C98A">
+    <w:lvl w:ilvl="4" w:tplc="16FE5712">
       <w:numFmt w:val="decimal"/>
       <w:lvlText w:val=""/>
       <w:lvlJc w:val="left"/>
     </w:lvl>
-    <w:lvl w:ilvl="5" w:tplc="3A845B34">
+    <w:lvl w:ilvl="5" w:tplc="B15A74FE">
       <w:numFmt w:val="decimal"/>
       <w:lvlText w:val=""/>
       <w:lvlJc w:val="left"/>
     </w:lvl>
-    <w:lvl w:ilvl="6" w:tplc="5658CEBE">
+    <w:lvl w:ilvl="6" w:tplc="BB24E1A6">
       <w:numFmt w:val="decimal"/>
       <w:lvlText w:val=""/>
       <w:lvlJc w:val="left"/>
     </w:lvl>
-    <w:lvl w:ilvl="7" w:tplc="D6D406DE">
+    <w:lvl w:ilvl="7" w:tplc="1ACC6196">
       <w:numFmt w:val="decimal"/>
       <w:lvlText w:val=""/>
       <w:lvlJc w:val="left"/>
     </w:lvl>
-    <w:lvl w:ilvl="8" w:tplc="B49EC36C">
+    <w:lvl w:ilvl="8" w:tplc="37005340">
       <w:numFmt w:val="decimal"/>
       <w:lvlText w:val=""/>
       <w:lvlJc w:val="left"/>
     </w:lvl>
   </w:abstractNum>
-  <w:abstractNum w:abstractNumId="3" w15:restartNumberingAfterBreak="0">
-    <w:nsid w:val="570C28CB"/>
+  <w:abstractNum w:abstractNumId="4" w15:restartNumberingAfterBreak="0">
+    <w:nsid w:val="670C0B8F"/>
     <w:multiLevelType w:val="hybridMultilevel"/>
-    <w:tmpl w:val="3D44D47C"/>
-    <w:lvl w:ilvl="0" w:tplc="4C68B064">
+    <w:tmpl w:val="365825BC"/>
+    <w:lvl w:ilvl="0" w:tplc="EA1013FE">
       <w:start w:val="1"/>
       <w:numFmt w:val="decimal"/>
       <w:lvlText w:val="%1."/>
@@ -5777,52 +5801,52 @@
         <w:color w:val="A67C27"/>
       </w:rPr>
     </w:lvl>
-    <w:lvl w:ilvl="1" w:tplc="9D148C54">
+    <w:lvl w:ilvl="1" w:tplc="3E303D74">
       <w:numFmt w:val="decimal"/>
       <w:lvlText w:val=""/>
       <w:lvlJc w:val="left"/>
     </w:lvl>
-    <w:lvl w:ilvl="2" w:tplc="DEF87DB4">
+    <w:lvl w:ilvl="2" w:tplc="E58A7274">
       <w:numFmt w:val="decimal"/>
       <w:lvlText w:val=""/>
       <w:lvlJc w:val="left"/>
     </w:lvl>
-    <w:lvl w:ilvl="3" w:tplc="F2A0999A">
+    <w:lvl w:ilvl="3" w:tplc="65528BA2">
       <w:numFmt w:val="decimal"/>
       <w:lvlText w:val=""/>
       <w:lvlJc w:val="left"/>
     </w:lvl>
-    <w:lvl w:ilvl="4" w:tplc="4D7AA77C">
+    <w:lvl w:ilvl="4" w:tplc="489604F6">
       <w:numFmt w:val="decimal"/>
       <w:lvlText w:val=""/>
       <w:lvlJc w:val="left"/>
     </w:lvl>
-    <w:lvl w:ilvl="5" w:tplc="EFF4F3D8">
+    <w:lvl w:ilvl="5" w:tplc="B3B4AE92">
       <w:numFmt w:val="decimal"/>
       <w:lvlText w:val=""/>
       <w:lvlJc w:val="left"/>
     </w:lvl>
-    <w:lvl w:ilvl="6" w:tplc="4298321A">
+    <w:lvl w:ilvl="6" w:tplc="B2DE9726">
       <w:numFmt w:val="decimal"/>
       <w:lvlText w:val=""/>
       <w:lvlJc w:val="left"/>
     </w:lvl>
-    <w:lvl w:ilvl="7" w:tplc="9934FCF2">
+    <w:lvl w:ilvl="7" w:tplc="2138A9FE">
       <w:numFmt w:val="decimal"/>
       <w:lvlText w:val=""/>
       <w:lvlJc w:val="left"/>
     </w:lvl>
-    <w:lvl w:ilvl="8" w:tplc="9CAE333E">
+    <w:lvl w:ilvl="8" w:tplc="00285698">
       <w:numFmt w:val="decimal"/>
       <w:lvlText w:val=""/>
       <w:lvlJc w:val="left"/>
     </w:lvl>
   </w:abstractNum>
-  <w:abstractNum w:abstractNumId="4" w15:restartNumberingAfterBreak="0">
-    <w:nsid w:val="5D390C98"/>
+  <w:abstractNum w:abstractNumId="5" w15:restartNumberingAfterBreak="0">
+    <w:nsid w:val="78885701"/>
     <w:multiLevelType w:val="hybridMultilevel"/>
-    <w:tmpl w:val="C6948EDC"/>
-    <w:lvl w:ilvl="0" w:tplc="F2AC5734">
+    <w:tmpl w:val="25BE584A"/>
+    <w:lvl w:ilvl="0" w:tplc="7E6A3FB2">
       <w:start w:val="1"/>
       <w:numFmt w:val="decimal"/>
       <w:lvlText w:val="%1."/>
@@ -5836,138 +5860,52 @@
         <w:color w:val="A67C27"/>
       </w:rPr>
     </w:lvl>
-    <w:lvl w:ilvl="1" w:tplc="C5247634">
+    <w:lvl w:ilvl="1" w:tplc="09D48DD2">
       <w:numFmt w:val="decimal"/>
       <w:lvlText w:val=""/>
       <w:lvlJc w:val="left"/>
     </w:lvl>
-    <w:lvl w:ilvl="2" w:tplc="35B49570">
+    <w:lvl w:ilvl="2" w:tplc="339EA5D8">
       <w:numFmt w:val="decimal"/>
       <w:lvlText w:val=""/>
       <w:lvlJc w:val="left"/>
     </w:lvl>
-    <w:lvl w:ilvl="3" w:tplc="563C9AA6">
+    <w:lvl w:ilvl="3" w:tplc="F7FC3B2C">
       <w:numFmt w:val="decimal"/>
       <w:lvlText w:val=""/>
       <w:lvlJc w:val="left"/>
     </w:lvl>
-    <w:lvl w:ilvl="4" w:tplc="40C65610">
+    <w:lvl w:ilvl="4" w:tplc="80FE29E8">
       <w:numFmt w:val="decimal"/>
       <w:lvlText w:val=""/>
       <w:lvlJc w:val="left"/>
     </w:lvl>
-    <w:lvl w:ilvl="5" w:tplc="0AB87EFA">
+    <w:lvl w:ilvl="5" w:tplc="2DD46A94">
       <w:numFmt w:val="decimal"/>
       <w:lvlText w:val=""/>
       <w:lvlJc w:val="left"/>
     </w:lvl>
-    <w:lvl w:ilvl="6" w:tplc="B59E071E">
+    <w:lvl w:ilvl="6" w:tplc="3D36B30C">
       <w:numFmt w:val="decimal"/>
       <w:lvlText w:val=""/>
       <w:lvlJc w:val="left"/>
     </w:lvl>
-    <w:lvl w:ilvl="7" w:tplc="58BA692A">
+    <w:lvl w:ilvl="7" w:tplc="6000485E">
       <w:numFmt w:val="decimal"/>
       <w:lvlText w:val=""/>
       <w:lvlJc w:val="left"/>
     </w:lvl>
-    <w:lvl w:ilvl="8" w:tplc="088404A2">
+    <w:lvl w:ilvl="8" w:tplc="B7E8BB58">
       <w:numFmt w:val="decimal"/>
       <w:lvlText w:val=""/>
       <w:lvlJc w:val="left"/>
     </w:lvl>
   </w:abstractNum>
-  <w:abstractNum w:abstractNumId="5" w15:restartNumberingAfterBreak="0">
-    <w:nsid w:val="66FA55DA"/>
+  <w:abstractNum w:abstractNumId="6" w15:restartNumberingAfterBreak="0">
+    <w:nsid w:val="7FE66299"/>
     <w:multiLevelType w:val="hybridMultilevel"/>
-    <w:tmpl w:val="BED8085C"/>
-    <w:lvl w:ilvl="0" w:tplc="15E43DF6">
-      <w:start w:val="1"/>
-      <w:numFmt w:val="bullet"/>
-      <w:lvlText w:val="●"/>
-      <w:lvlJc w:val="left"/>
-      <w:pPr>
-        <w:ind w:left="720" w:hanging="360"/>
-      </w:pPr>
-    </w:lvl>
-    <w:lvl w:ilvl="1" w:tplc="9AD69EDE">
-      <w:start w:val="1"/>
-      <w:numFmt w:val="bullet"/>
-      <w:lvlText w:val="○"/>
-      <w:lvlJc w:val="left"/>
-      <w:pPr>
-        <w:ind w:left="1440" w:hanging="360"/>
-      </w:pPr>
-    </w:lvl>
-    <w:lvl w:ilvl="2" w:tplc="571A14E8">
-      <w:start w:val="1"/>
-      <w:numFmt w:val="bullet"/>
-      <w:lvlText w:val="■"/>
-      <w:lvlJc w:val="left"/>
-      <w:pPr>
-        <w:ind w:left="2160" w:hanging="360"/>
-      </w:pPr>
-    </w:lvl>
-    <w:lvl w:ilvl="3" w:tplc="6F42ABBE">
-      <w:start w:val="1"/>
-      <w:numFmt w:val="bullet"/>
-      <w:lvlText w:val="●"/>
-      <w:lvlJc w:val="left"/>
-      <w:pPr>
-        <w:ind w:left="2880" w:hanging="360"/>
-      </w:pPr>
-    </w:lvl>
-    <w:lvl w:ilvl="4" w:tplc="37B8F61C">
-      <w:start w:val="1"/>
-      <w:numFmt w:val="bullet"/>
-      <w:lvlText w:val="○"/>
-      <w:lvlJc w:val="left"/>
-      <w:pPr>
-        <w:ind w:left="3600" w:hanging="360"/>
-      </w:pPr>
-    </w:lvl>
-    <w:lvl w:ilvl="5" w:tplc="4748EF4C">
-      <w:start w:val="1"/>
-      <w:numFmt w:val="bullet"/>
-      <w:lvlText w:val="■"/>
-      <w:lvlJc w:val="left"/>
-      <w:pPr>
-        <w:ind w:left="4320" w:hanging="360"/>
-      </w:pPr>
-    </w:lvl>
-    <w:lvl w:ilvl="6" w:tplc="B4F47540">
-      <w:start w:val="1"/>
-      <w:numFmt w:val="bullet"/>
-      <w:lvlText w:val="●"/>
-      <w:lvlJc w:val="left"/>
-      <w:pPr>
-        <w:ind w:left="5040" w:hanging="360"/>
-      </w:pPr>
-    </w:lvl>
-    <w:lvl w:ilvl="7" w:tplc="B0D2F144">
-      <w:start w:val="1"/>
-      <w:numFmt w:val="bullet"/>
-      <w:lvlText w:val="●"/>
-      <w:lvlJc w:val="left"/>
-      <w:pPr>
-        <w:ind w:left="5760" w:hanging="360"/>
-      </w:pPr>
-    </w:lvl>
-    <w:lvl w:ilvl="8" w:tplc="6164BF28">
-      <w:start w:val="1"/>
-      <w:numFmt w:val="bullet"/>
-      <w:lvlText w:val="●"/>
-      <w:lvlJc w:val="left"/>
-      <w:pPr>
-        <w:ind w:left="6480" w:hanging="360"/>
-      </w:pPr>
-    </w:lvl>
-  </w:abstractNum>
-  <w:abstractNum w:abstractNumId="6" w15:restartNumberingAfterBreak="0">
-    <w:nsid w:val="75953234"/>
-    <w:multiLevelType w:val="hybridMultilevel"/>
-    <w:tmpl w:val="636A74F4"/>
-    <w:lvl w:ilvl="0" w:tplc="50BCB23C">
+    <w:tmpl w:val="C9927246"/>
+    <w:lvl w:ilvl="0" w:tplc="65FE1E74">
       <w:start w:val="1"/>
       <w:numFmt w:val="decimal"/>
       <w:lvlText w:val="%1."/>
@@ -5981,85 +5919,85 @@
         <w:color w:val="A67C27"/>
       </w:rPr>
     </w:lvl>
-    <w:lvl w:ilvl="1" w:tplc="556A2EA8">
+    <w:lvl w:ilvl="1" w:tplc="C18804B8">
       <w:numFmt w:val="decimal"/>
       <w:lvlText w:val=""/>
       <w:lvlJc w:val="left"/>
     </w:lvl>
-    <w:lvl w:ilvl="2" w:tplc="70D4E52C">
+    <w:lvl w:ilvl="2" w:tplc="54CA1EC0">
       <w:numFmt w:val="decimal"/>
       <w:lvlText w:val=""/>
       <w:lvlJc w:val="left"/>
     </w:lvl>
-    <w:lvl w:ilvl="3" w:tplc="860E5012">
+    <w:lvl w:ilvl="3" w:tplc="023627AC">
       <w:numFmt w:val="decimal"/>
       <w:lvlText w:val=""/>
       <w:lvlJc w:val="left"/>
     </w:lvl>
-    <w:lvl w:ilvl="4" w:tplc="41CA5C38">
+    <w:lvl w:ilvl="4" w:tplc="49D4E1AA">
       <w:numFmt w:val="decimal"/>
       <w:lvlText w:val=""/>
       <w:lvlJc w:val="left"/>
     </w:lvl>
-    <w:lvl w:ilvl="5" w:tplc="64080060">
+    <w:lvl w:ilvl="5" w:tplc="F702B3F8">
       <w:numFmt w:val="decimal"/>
       <w:lvlText w:val=""/>
       <w:lvlJc w:val="left"/>
     </w:lvl>
-    <w:lvl w:ilvl="6" w:tplc="D4625E38">
+    <w:lvl w:ilvl="6" w:tplc="D01C584E">
       <w:numFmt w:val="decimal"/>
       <w:lvlText w:val=""/>
       <w:lvlJc w:val="left"/>
     </w:lvl>
-    <w:lvl w:ilvl="7" w:tplc="F22E6902">
+    <w:lvl w:ilvl="7" w:tplc="2FDEB1EC">
       <w:numFmt w:val="decimal"/>
       <w:lvlText w:val=""/>
       <w:lvlJc w:val="left"/>
     </w:lvl>
-    <w:lvl w:ilvl="8" w:tplc="D1D6BD40">
+    <w:lvl w:ilvl="8" w:tplc="53E62486">
       <w:numFmt w:val="decimal"/>
       <w:lvlText w:val=""/>
       <w:lvlJc w:val="left"/>
     </w:lvl>
   </w:abstractNum>
-  <w:num w:numId="1" w16cid:durableId="1709061034">
-    <w:abstractNumId w:val="5"/>
+  <w:num w:numId="1" w16cid:durableId="933324593">
+    <w:abstractNumId w:val="0"/>
     <w:lvlOverride w:ilvl="0">
       <w:startOverride w:val="1"/>
     </w:lvlOverride>
   </w:num>
-  <w:num w:numId="2" w16cid:durableId="1073435781">
+  <w:num w:numId="2" w16cid:durableId="1418595403">
+    <w:abstractNumId w:val="2"/>
+    <w:lvlOverride w:ilvl="0">
+      <w:startOverride w:val="1"/>
+    </w:lvlOverride>
+  </w:num>
+  <w:num w:numId="3" w16cid:durableId="534925116">
+    <w:abstractNumId w:val="4"/>
+    <w:lvlOverride w:ilvl="0">
+      <w:startOverride w:val="1"/>
+    </w:lvlOverride>
+  </w:num>
+  <w:num w:numId="4" w16cid:durableId="1864636006">
     <w:abstractNumId w:val="1"/>
     <w:lvlOverride w:ilvl="0">
       <w:startOverride w:val="1"/>
     </w:lvlOverride>
   </w:num>
-  <w:num w:numId="3" w16cid:durableId="825899242">
+  <w:num w:numId="5" w16cid:durableId="1025014592">
+    <w:abstractNumId w:val="3"/>
+    <w:lvlOverride w:ilvl="0">
+      <w:startOverride w:val="1"/>
+    </w:lvlOverride>
+  </w:num>
+  <w:num w:numId="6" w16cid:durableId="1013192881">
     <w:abstractNumId w:val="6"/>
     <w:lvlOverride w:ilvl="0">
       <w:startOverride w:val="1"/>
     </w:lvlOverride>
   </w:num>
-  <w:num w:numId="4" w16cid:durableId="1813522453">
-    <w:abstractNumId w:val="2"/>
-    <w:lvlOverride w:ilvl="0">
-      <w:startOverride w:val="1"/>
-    </w:lvlOverride>
-  </w:num>
-  <w:num w:numId="5" w16cid:durableId="501815694">
-    <w:abstractNumId w:val="3"/>
-    <w:lvlOverride w:ilvl="0">
-      <w:startOverride w:val="1"/>
-    </w:lvlOverride>
-  </w:num>
-  <w:num w:numId="6" w16cid:durableId="989208299">
-    <w:abstractNumId w:val="4"/>
-    <w:lvlOverride w:ilvl="0">
-      <w:startOverride w:val="1"/>
-    </w:lvlOverride>
-  </w:num>
-  <w:num w:numId="7" w16cid:durableId="1654867356">
-    <w:abstractNumId w:val="0"/>
+  <w:num w:numId="7" w16cid:durableId="392626614">
+    <w:abstractNumId w:val="5"/>
     <w:lvlOverride w:ilvl="0">
       <w:startOverride w:val="1"/>
     </w:lvlOverride>
@@ -6684,7 +6622,7 @@
     <w:autoRedefine/>
     <w:uiPriority w:val="39"/>
     <w:unhideWhenUsed/>
-    <w:rsid w:val="001725F7"/>
+    <w:rsid w:val="00642465"/>
     <w:pPr>
       <w:spacing w:after="100"/>
     </w:pPr>
@@ -6696,7 +6634,7 @@
     <w:autoRedefine/>
     <w:uiPriority w:val="39"/>
     <w:unhideWhenUsed/>
-    <w:rsid w:val="001725F7"/>
+    <w:rsid w:val="00642465"/>
     <w:pPr>
       <w:spacing w:after="100"/>
       <w:ind w:left="210"/>

--- a/docs/manuals/Role_Guide_5_KII_RA.docx
+++ b/docs/manuals/Role_Guide_5_KII_RA.docx
@@ -69,7 +69,7 @@
           <w:left w:w="10" w:type="dxa"/>
           <w:right w:w="10" w:type="dxa"/>
         </w:tblCellMar>
-        <w:tblLook w:val="04A0" w:firstRow="1" w:lastRow="0" w:firstColumn="1" w:lastColumn="0" w:noHBand="0" w:noVBand="1"/>
+        <w:tblLook w:val="0000" w:firstRow="0" w:lastRow="0" w:firstColumn="0" w:lastColumn="0" w:noHBand="0" w:noVBand="0"/>
       </w:tblPr>
       <w:tblGrid>
         <w:gridCol w:w="2300"/>
@@ -538,7 +538,7 @@
     <w:sdt>
       <w:sdtPr>
         <w:alias w:val="Contents"/>
-        <w:id w:val="-1751037598"/>
+        <w:id w:val="-1141965223"/>
       </w:sdtPr>
       <w:sdtEndPr/>
       <w:sdtContent>
@@ -567,7 +567,7 @@
           <w:r>
             <w:fldChar w:fldCharType="separate"/>
           </w:r>
-          <w:hyperlink w:anchor="_Toc240406005" w:history="1">
+          <w:hyperlink w:anchor="_Toc240453638" w:history="1">
             <w:r>
               <w:rPr>
                 <w:rStyle w:val="Hyperlink"/>
@@ -591,7 +591,7 @@
               <w:rPr>
                 <w:noProof/>
               </w:rPr>
-              <w:instrText xml:space="preserve"> PAGEREF _Toc240406005 \h </w:instrText>
+              <w:instrText xml:space="preserve"> PAGEREF _Toc240453638 \h </w:instrText>
             </w:r>
             <w:r>
               <w:rPr>
@@ -634,7 +634,7 @@
               <w14:ligatures w14:val="standardContextual"/>
             </w:rPr>
           </w:pPr>
-          <w:hyperlink w:anchor="_Toc240406006" w:history="1">
+          <w:hyperlink w:anchor="_Toc240453639" w:history="1">
             <w:r>
               <w:rPr>
                 <w:rStyle w:val="Hyperlink"/>
@@ -658,7 +658,7 @@
               <w:rPr>
                 <w:noProof/>
               </w:rPr>
-              <w:instrText xml:space="preserve"> PAGEREF _Toc240406006 \h </w:instrText>
+              <w:instrText xml:space="preserve"> PAGEREF _Toc240453639 \h </w:instrText>
             </w:r>
             <w:r>
               <w:rPr>
@@ -701,7 +701,7 @@
               <w14:ligatures w14:val="standardContextual"/>
             </w:rPr>
           </w:pPr>
-          <w:hyperlink w:anchor="_Toc240406007" w:history="1">
+          <w:hyperlink w:anchor="_Toc240453640" w:history="1">
             <w:r>
               <w:rPr>
                 <w:rStyle w:val="Hyperlink"/>
@@ -725,7 +725,7 @@
               <w:rPr>
                 <w:noProof/>
               </w:rPr>
-              <w:instrText xml:space="preserve"> PAGEREF _Toc240406007 \h </w:instrText>
+              <w:instrText xml:space="preserve"> PAGEREF _Toc240453640 \h </w:instrText>
             </w:r>
             <w:r>
               <w:rPr>
@@ -768,7 +768,7 @@
               <w14:ligatures w14:val="standardContextual"/>
             </w:rPr>
           </w:pPr>
-          <w:hyperlink w:anchor="_Toc240406008" w:history="1">
+          <w:hyperlink w:anchor="_Toc240453641" w:history="1">
             <w:r>
               <w:rPr>
                 <w:rStyle w:val="Hyperlink"/>
@@ -792,7 +792,7 @@
               <w:rPr>
                 <w:noProof/>
               </w:rPr>
-              <w:instrText xml:space="preserve"> PAGEREF _Toc240406008 \h </w:instrText>
+              <w:instrText xml:space="preserve"> PAGEREF _Toc240453641 \h </w:instrText>
             </w:r>
             <w:r>
               <w:rPr>
@@ -835,7 +835,7 @@
               <w14:ligatures w14:val="standardContextual"/>
             </w:rPr>
           </w:pPr>
-          <w:hyperlink w:anchor="_Toc240406009" w:history="1">
+          <w:hyperlink w:anchor="_Toc240453642" w:history="1">
             <w:r>
               <w:rPr>
                 <w:rStyle w:val="Hyperlink"/>
@@ -859,7 +859,7 @@
               <w:rPr>
                 <w:noProof/>
               </w:rPr>
-              <w:instrText xml:space="preserve"> PAGEREF _Toc240406009 \h </w:instrText>
+              <w:instrText xml:space="preserve"> PAGEREF _Toc240453642 \h </w:instrText>
             </w:r>
             <w:r>
               <w:rPr>
@@ -902,7 +902,7 @@
               <w14:ligatures w14:val="standardContextual"/>
             </w:rPr>
           </w:pPr>
-          <w:hyperlink w:anchor="_Toc240406010" w:history="1">
+          <w:hyperlink w:anchor="_Toc240453643" w:history="1">
             <w:r>
               <w:rPr>
                 <w:rStyle w:val="Hyperlink"/>
@@ -926,7 +926,7 @@
               <w:rPr>
                 <w:noProof/>
               </w:rPr>
-              <w:instrText xml:space="preserve"> PAGEREF _Toc240406010 \h </w:instrText>
+              <w:instrText xml:space="preserve"> PAGEREF _Toc240453643 \h </w:instrText>
             </w:r>
             <w:r>
               <w:rPr>
@@ -969,7 +969,7 @@
               <w14:ligatures w14:val="standardContextual"/>
             </w:rPr>
           </w:pPr>
-          <w:hyperlink w:anchor="_Toc240406011" w:history="1">
+          <w:hyperlink w:anchor="_Toc240453644" w:history="1">
             <w:r>
               <w:rPr>
                 <w:rStyle w:val="Hyperlink"/>
@@ -993,7 +993,7 @@
               <w:rPr>
                 <w:noProof/>
               </w:rPr>
-              <w:instrText xml:space="preserve"> PAGEREF _Toc240406011 \h </w:instrText>
+              <w:instrText xml:space="preserve"> PAGEREF _Toc240453644 \h </w:instrText>
             </w:r>
             <w:r>
               <w:rPr>
@@ -1036,7 +1036,7 @@
               <w14:ligatures w14:val="standardContextual"/>
             </w:rPr>
           </w:pPr>
-          <w:hyperlink w:anchor="_Toc240406012" w:history="1">
+          <w:hyperlink w:anchor="_Toc240453645" w:history="1">
             <w:r>
               <w:rPr>
                 <w:rStyle w:val="Hyperlink"/>
@@ -1060,7 +1060,7 @@
               <w:rPr>
                 <w:noProof/>
               </w:rPr>
-              <w:instrText xml:space="preserve"> PAGEREF _Toc240406012 \h </w:instrText>
+              <w:instrText xml:space="preserve"> PAGEREF _Toc240453645 \h </w:instrText>
             </w:r>
             <w:r>
               <w:rPr>
@@ -1103,7 +1103,7 @@
               <w14:ligatures w14:val="standardContextual"/>
             </w:rPr>
           </w:pPr>
-          <w:hyperlink w:anchor="_Toc240406013" w:history="1">
+          <w:hyperlink w:anchor="_Toc240453646" w:history="1">
             <w:r>
               <w:rPr>
                 <w:rStyle w:val="Hyperlink"/>
@@ -1127,7 +1127,7 @@
               <w:rPr>
                 <w:noProof/>
               </w:rPr>
-              <w:instrText xml:space="preserve"> PAGEREF _Toc240406013 \h </w:instrText>
+              <w:instrText xml:space="preserve"> PAGEREF _Toc240453646 \h </w:instrText>
             </w:r>
             <w:r>
               <w:rPr>
@@ -1170,7 +1170,7 @@
               <w14:ligatures w14:val="standardContextual"/>
             </w:rPr>
           </w:pPr>
-          <w:hyperlink w:anchor="_Toc240406014" w:history="1">
+          <w:hyperlink w:anchor="_Toc240453647" w:history="1">
             <w:r>
               <w:rPr>
                 <w:rStyle w:val="Hyperlink"/>
@@ -1194,7 +1194,7 @@
               <w:rPr>
                 <w:noProof/>
               </w:rPr>
-              <w:instrText xml:space="preserve"> PAGEREF _Toc240406014 \h </w:instrText>
+              <w:instrText xml:space="preserve"> PAGEREF _Toc240453647 \h </w:instrText>
             </w:r>
             <w:r>
               <w:rPr>
@@ -1237,7 +1237,7 @@
               <w14:ligatures w14:val="standardContextual"/>
             </w:rPr>
           </w:pPr>
-          <w:hyperlink w:anchor="_Toc240406015" w:history="1">
+          <w:hyperlink w:anchor="_Toc240453648" w:history="1">
             <w:r>
               <w:rPr>
                 <w:rStyle w:val="Hyperlink"/>
@@ -1261,7 +1261,7 @@
               <w:rPr>
                 <w:noProof/>
               </w:rPr>
-              <w:instrText xml:space="preserve"> PAGEREF _Toc240406015 \h </w:instrText>
+              <w:instrText xml:space="preserve"> PAGEREF _Toc240453648 \h </w:instrText>
             </w:r>
             <w:r>
               <w:rPr>
@@ -1304,7 +1304,7 @@
               <w14:ligatures w14:val="standardContextual"/>
             </w:rPr>
           </w:pPr>
-          <w:hyperlink w:anchor="_Toc240406016" w:history="1">
+          <w:hyperlink w:anchor="_Toc240453649" w:history="1">
             <w:r>
               <w:rPr>
                 <w:rStyle w:val="Hyperlink"/>
@@ -1328,7 +1328,7 @@
               <w:rPr>
                 <w:noProof/>
               </w:rPr>
-              <w:instrText xml:space="preserve"> PAGEREF _Toc240406016 \h </w:instrText>
+              <w:instrText xml:space="preserve"> PAGEREF _Toc240453649 \h </w:instrText>
             </w:r>
             <w:r>
               <w:rPr>
@@ -1371,7 +1371,7 @@
               <w14:ligatures w14:val="standardContextual"/>
             </w:rPr>
           </w:pPr>
-          <w:hyperlink w:anchor="_Toc240406017" w:history="1">
+          <w:hyperlink w:anchor="_Toc240453650" w:history="1">
             <w:r>
               <w:rPr>
                 <w:rStyle w:val="Hyperlink"/>
@@ -1395,7 +1395,7 @@
               <w:rPr>
                 <w:noProof/>
               </w:rPr>
-              <w:instrText xml:space="preserve"> PAGEREF _Toc240406017 \h </w:instrText>
+              <w:instrText xml:space="preserve"> PAGEREF _Toc240453650 \h </w:instrText>
             </w:r>
             <w:r>
               <w:rPr>
@@ -1438,7 +1438,7 @@
               <w14:ligatures w14:val="standardContextual"/>
             </w:rPr>
           </w:pPr>
-          <w:hyperlink w:anchor="_Toc240406018" w:history="1">
+          <w:hyperlink w:anchor="_Toc240453651" w:history="1">
             <w:r>
               <w:rPr>
                 <w:rStyle w:val="Hyperlink"/>
@@ -1462,7 +1462,7 @@
               <w:rPr>
                 <w:noProof/>
               </w:rPr>
-              <w:instrText xml:space="preserve"> PAGEREF _Toc240406018 \h </w:instrText>
+              <w:instrText xml:space="preserve"> PAGEREF _Toc240453651 \h </w:instrText>
             </w:r>
             <w:r>
               <w:rPr>
@@ -1505,7 +1505,7 @@
               <w14:ligatures w14:val="standardContextual"/>
             </w:rPr>
           </w:pPr>
-          <w:hyperlink w:anchor="_Toc240406019" w:history="1">
+          <w:hyperlink w:anchor="_Toc240453652" w:history="1">
             <w:r>
               <w:rPr>
                 <w:rStyle w:val="Hyperlink"/>
@@ -1529,7 +1529,7 @@
               <w:rPr>
                 <w:noProof/>
               </w:rPr>
-              <w:instrText xml:space="preserve"> PAGEREF _Toc240406019 \h </w:instrText>
+              <w:instrText xml:space="preserve"> PAGEREF _Toc240453652 \h </w:instrText>
             </w:r>
             <w:r>
               <w:rPr>
@@ -1572,7 +1572,7 @@
               <w14:ligatures w14:val="standardContextual"/>
             </w:rPr>
           </w:pPr>
-          <w:hyperlink w:anchor="_Toc240406020" w:history="1">
+          <w:hyperlink w:anchor="_Toc240453653" w:history="1">
             <w:r>
               <w:rPr>
                 <w:rStyle w:val="Hyperlink"/>
@@ -1596,7 +1596,7 @@
               <w:rPr>
                 <w:noProof/>
               </w:rPr>
-              <w:instrText xml:space="preserve"> PAGEREF _Toc240406020 \h </w:instrText>
+              <w:instrText xml:space="preserve"> PAGEREF _Toc240453653 \h </w:instrText>
             </w:r>
             <w:r>
               <w:rPr>
@@ -1635,7 +1635,7 @@
         <w:pStyle w:val="Heading1"/>
         <w:pageBreakBefore/>
       </w:pPr>
-      <w:bookmarkStart w:id="0" w:name="_Toc240406005"/>
+      <w:bookmarkStart w:id="0" w:name="_Toc240453638"/>
       <w:r>
         <w:lastRenderedPageBreak/>
         <w:t>1. Your role at a glance</w:t>
@@ -1756,7 +1756,7 @@
           <w:left w:w="10" w:type="dxa"/>
           <w:right w:w="10" w:type="dxa"/>
         </w:tblCellMar>
-        <w:tblLook w:val="04A0" w:firstRow="1" w:lastRow="0" w:firstColumn="1" w:lastColumn="0" w:noHBand="0" w:noVBand="1"/>
+        <w:tblLook w:val="0000" w:firstRow="0" w:lastRow="0" w:firstColumn="0" w:lastColumn="0" w:noHBand="0" w:noVBand="0"/>
       </w:tblPr>
       <w:tblGrid>
         <w:gridCol w:w="9412"/>
@@ -1816,7 +1816,7 @@
         <w:pStyle w:val="Heading1"/>
         <w:pageBreakBefore/>
       </w:pPr>
-      <w:bookmarkStart w:id="1" w:name="_Toc240406006"/>
+      <w:bookmarkStart w:id="1" w:name="_Toc240453639"/>
       <w:r>
         <w:lastRenderedPageBreak/>
         <w:t>2. Signing in and your screens</w:t>
@@ -1827,7 +1827,7 @@
       <w:pPr>
         <w:pStyle w:val="Heading2"/>
       </w:pPr>
-      <w:bookmarkStart w:id="2" w:name="_Toc240406007"/>
+      <w:bookmarkStart w:id="2" w:name="_Toc240453640"/>
       <w:r>
         <w:t>Signing in</w:t>
       </w:r>
@@ -2018,7 +2018,7 @@
           <w:left w:w="10" w:type="dxa"/>
           <w:right w:w="10" w:type="dxa"/>
         </w:tblCellMar>
-        <w:tblLook w:val="04A0" w:firstRow="1" w:lastRow="0" w:firstColumn="1" w:lastColumn="0" w:noHBand="0" w:noVBand="1"/>
+        <w:tblLook w:val="0000" w:firstRow="0" w:lastRow="0" w:firstColumn="0" w:lastColumn="0" w:noHBand="0" w:noVBand="0"/>
       </w:tblPr>
       <w:tblGrid>
         <w:gridCol w:w="9412"/>
@@ -2077,7 +2077,7 @@
       <w:pPr>
         <w:pStyle w:val="Heading2"/>
       </w:pPr>
-      <w:bookmarkStart w:id="3" w:name="_Toc240406008"/>
+      <w:bookmarkStart w:id="3" w:name="_Toc240453641"/>
       <w:r>
         <w:t>Finding your way around</w:t>
       </w:r>
@@ -2321,7 +2321,7 @@
       <w:pPr>
         <w:pStyle w:val="Heading2"/>
       </w:pPr>
-      <w:bookmarkStart w:id="4" w:name="_Toc240406009"/>
+      <w:bookmarkStart w:id="4" w:name="_Toc240453642"/>
       <w:r>
         <w:t>Your screens</w:t>
       </w:r>
@@ -2342,7 +2342,7 @@
           <w:left w:w="10" w:type="dxa"/>
           <w:right w:w="10" w:type="dxa"/>
         </w:tblCellMar>
-        <w:tblLook w:val="04A0" w:firstRow="1" w:lastRow="0" w:firstColumn="1" w:lastColumn="0" w:noHBand="0" w:noVBand="1"/>
+        <w:tblLook w:val="0000" w:firstRow="0" w:lastRow="0" w:firstColumn="0" w:lastColumn="0" w:noHBand="0" w:noVBand="0"/>
       </w:tblPr>
       <w:tblGrid>
         <w:gridCol w:w="2824"/>
@@ -2596,7 +2596,7 @@
       <w:pPr>
         <w:pStyle w:val="Heading2"/>
       </w:pPr>
-      <w:bookmarkStart w:id="5" w:name="_Toc240406010"/>
+      <w:bookmarkStart w:id="5" w:name="_Toc240453643"/>
       <w:r>
         <w:t>Changing your password</w:t>
       </w:r>
@@ -2767,7 +2767,7 @@
         <w:pStyle w:val="Heading1"/>
         <w:pageBreakBefore/>
       </w:pPr>
-      <w:bookmarkStart w:id="6" w:name="_Toc240406011"/>
+      <w:bookmarkStart w:id="6" w:name="_Toc240453644"/>
       <w:r>
         <w:lastRenderedPageBreak/>
         <w:t>3. Your routine</w:t>
@@ -2797,7 +2797,7 @@
           <w:left w:w="10" w:type="dxa"/>
           <w:right w:w="10" w:type="dxa"/>
         </w:tblCellMar>
-        <w:tblLook w:val="04A0" w:firstRow="1" w:lastRow="0" w:firstColumn="1" w:lastColumn="0" w:noHBand="0" w:noVBand="1"/>
+        <w:tblLook w:val="0000" w:firstRow="0" w:lastRow="0" w:firstColumn="0" w:lastColumn="0" w:noHBand="0" w:noVBand="0"/>
       </w:tblPr>
       <w:tblGrid>
         <w:gridCol w:w="2071"/>
@@ -3111,7 +3111,7 @@
         <w:pStyle w:val="Heading1"/>
         <w:pageBreakBefore/>
       </w:pPr>
-      <w:bookmarkStart w:id="7" w:name="_Toc240406012"/>
+      <w:bookmarkStart w:id="7" w:name="_Toc240453645"/>
       <w:r>
         <w:lastRenderedPageBreak/>
         <w:t>4. Step-by-step tasks</w:t>
@@ -3122,7 +3122,7 @@
       <w:pPr>
         <w:pStyle w:val="Heading2"/>
       </w:pPr>
-      <w:bookmarkStart w:id="8" w:name="_Toc240406013"/>
+      <w:bookmarkStart w:id="8" w:name="_Toc240453646"/>
       <w:r>
         <w:t>4.1 Reading the KII/Doc Dashboard</w:t>
       </w:r>
@@ -3208,7 +3208,7 @@
       <w:pPr>
         <w:pStyle w:val="Heading2"/>
       </w:pPr>
-      <w:bookmarkStart w:id="9" w:name="_Toc240406014"/>
+      <w:bookmarkStart w:id="9" w:name="_Toc240453647"/>
       <w:r>
         <w:t>4.2 Creating a KII record</w:t>
       </w:r>
@@ -3385,7 +3385,7 @@
       <w:pPr>
         <w:pStyle w:val="Heading2"/>
       </w:pPr>
-      <w:bookmarkStart w:id="10" w:name="_Toc240406015"/>
+      <w:bookmarkStart w:id="10" w:name="_Toc240453648"/>
       <w:r>
         <w:lastRenderedPageBreak/>
         <w:t>4.3 Taking a KII from invitation to coded transcript</w:t>
@@ -3742,7 +3742,7 @@
       <w:pPr>
         <w:pStyle w:val="Heading2"/>
       </w:pPr>
-      <w:bookmarkStart w:id="11" w:name="_Toc240406016"/>
+      <w:bookmarkStart w:id="11" w:name="_Toc240453649"/>
       <w:r>
         <w:t>4.4 Downloading or emailing completed forms (Form PDFs)</w:t>
       </w:r>
@@ -3834,7 +3834,7 @@
       <w:pPr>
         <w:pStyle w:val="Heading2"/>
       </w:pPr>
-      <w:bookmarkStart w:id="12" w:name="_Toc240406017"/>
+      <w:bookmarkStart w:id="12" w:name="_Toc240453650"/>
       <w:r>
         <w:t>4.5 Consent in interviews</w:t>
       </w:r>
@@ -3912,7 +3912,7 @@
         <w:pStyle w:val="Heading1"/>
         <w:pageBreakBefore/>
       </w:pPr>
-      <w:bookmarkStart w:id="13" w:name="_Toc240406018"/>
+      <w:bookmarkStart w:id="13" w:name="_Toc240453651"/>
       <w:r>
         <w:lastRenderedPageBreak/>
         <w:t>5. Rules you must follow</w:t>
@@ -4063,7 +4063,7 @@
         <w:pStyle w:val="Heading1"/>
         <w:pageBreakBefore/>
       </w:pPr>
-      <w:bookmarkStart w:id="14" w:name="_Toc240406019"/>
+      <w:bookmarkStart w:id="14" w:name="_Toc240453652"/>
       <w:r>
         <w:lastRenderedPageBreak/>
         <w:t>6. Troubleshooting</w:t>
@@ -4085,7 +4085,7 @@
           <w:left w:w="10" w:type="dxa"/>
           <w:right w:w="10" w:type="dxa"/>
         </w:tblCellMar>
-        <w:tblLook w:val="04A0" w:firstRow="1" w:lastRow="0" w:firstColumn="1" w:lastColumn="0" w:noHBand="0" w:noVBand="1"/>
+        <w:tblLook w:val="0000" w:firstRow="0" w:lastRow="0" w:firstColumn="0" w:lastColumn="0" w:noHBand="0" w:noVBand="0"/>
       </w:tblPr>
       <w:tblGrid>
         <w:gridCol w:w="2635"/>
@@ -4847,7 +4847,7 @@
         <w:pStyle w:val="Heading1"/>
         <w:pageBreakBefore/>
       </w:pPr>
-      <w:bookmarkStart w:id="15" w:name="_Toc240406020"/>
+      <w:bookmarkStart w:id="15" w:name="_Toc240453653"/>
       <w:r>
         <w:lastRenderedPageBreak/>
         <w:t>7. Quick reference</w:t>
@@ -4869,7 +4869,7 @@
           <w:left w:w="10" w:type="dxa"/>
           <w:right w:w="10" w:type="dxa"/>
         </w:tblCellMar>
-        <w:tblLook w:val="04A0" w:firstRow="1" w:lastRow="0" w:firstColumn="1" w:lastColumn="0" w:noHBand="0" w:noVBand="1"/>
+        <w:tblLook w:val="0000" w:firstRow="0" w:lastRow="0" w:firstColumn="0" w:lastColumn="0" w:noHBand="0" w:noVBand="0"/>
       </w:tblPr>
       <w:tblGrid>
         <w:gridCol w:w="2824"/>
@@ -5522,96 +5522,10 @@
 <file path=word/numbering.xml><?xml version="1.0" encoding="utf-8"?>
 <w:numbering xmlns:wpc="http://schemas.microsoft.com/office/word/2010/wordprocessingCanvas" xmlns:cx="http://schemas.microsoft.com/office/drawing/2014/chartex" xmlns:cx1="http://schemas.microsoft.com/office/drawing/2015/9/8/chartex" xmlns:cx2="http://schemas.microsoft.com/office/drawing/2015/10/21/chartex" xmlns:cx3="http://schemas.microsoft.com/office/drawing/2016/5/9/chartex" xmlns:cx4="http://schemas.microsoft.com/office/drawing/2016/5/10/chartex" xmlns:cx5="http://schemas.microsoft.com/office/drawing/2016/5/11/chartex" xmlns:cx6="http://schemas.microsoft.com/office/drawing/2016/5/12/chartex" xmlns:cx7="http://schemas.microsoft.com/office/drawing/2016/5/13/chartex" xmlns:cx8="http://schemas.microsoft.com/office/drawing/2016/5/14/chartex" xmlns:mc="http://schemas.openxmlformats.org/markup-compatibility/2006" xmlns:aink="http://schemas.microsoft.com/office/drawing/2016/ink" xmlns:am3d="http://schemas.microsoft.com/office/drawing/2017/model3d" xmlns:o="urn:schemas-microsoft-com:office:office" xmlns:oel="http://schemas.microsoft.com/office/2019/extlst" xmlns:r="http://schemas.openxmlformats.org/officeDocument/2006/relationships" xmlns:m="http://schemas.openxmlformats.org/officeDocument/2006/math" xmlns:v="urn:schemas-microsoft-com:vml" xmlns:wp14="http://schemas.microsoft.com/office/word/2010/wordprocessingDrawing" xmlns:wp="http://schemas.openxmlformats.org/drawingml/2006/wordprocessingDrawing" xmlns:w10="urn:schemas-microsoft-com:office:word" xmlns:w="http://schemas.openxmlformats.org/wordprocessingml/2006/main" xmlns:w14="http://schemas.microsoft.com/office/word/2010/wordml" xmlns:w15="http://schemas.microsoft.com/office/word/2012/wordml" xmlns:w16cex="http://schemas.microsoft.com/office/word/2018/wordml/cex" xmlns:w16cid="http://schemas.microsoft.com/office/word/2016/wordml/cid" xmlns:w16="http://schemas.microsoft.com/office/word/2018/wordml" xmlns:w16sdtdh="http://schemas.microsoft.com/office/word/2020/wordml/sdtdatahash" xmlns:w16se="http://schemas.microsoft.com/office/word/2015/wordml/symex" xmlns:wpg="http://schemas.microsoft.com/office/word/2010/wordprocessingGroup" xmlns:wpi="http://schemas.microsoft.com/office/word/2010/wordprocessingInk" xmlns:wne="http://schemas.microsoft.com/office/word/2006/wordml" xmlns:wps="http://schemas.microsoft.com/office/word/2010/wordprocessingShape" mc:Ignorable="w14 w15 w16se w16cid w16 w16cex w16sdtdh wp14">
   <w:abstractNum w:abstractNumId="0" w15:restartNumberingAfterBreak="0">
-    <w:nsid w:val="045F5CEC"/>
+    <w:nsid w:val="1F7F7CEF"/>
     <w:multiLevelType w:val="hybridMultilevel"/>
-    <w:tmpl w:val="15D874C4"/>
-    <w:lvl w:ilvl="0" w:tplc="135C3412">
-      <w:start w:val="1"/>
-      <w:numFmt w:val="bullet"/>
-      <w:lvlText w:val="●"/>
-      <w:lvlJc w:val="left"/>
-      <w:pPr>
-        <w:ind w:left="720" w:hanging="360"/>
-      </w:pPr>
-    </w:lvl>
-    <w:lvl w:ilvl="1" w:tplc="152A48DC">
-      <w:start w:val="1"/>
-      <w:numFmt w:val="bullet"/>
-      <w:lvlText w:val="○"/>
-      <w:lvlJc w:val="left"/>
-      <w:pPr>
-        <w:ind w:left="1440" w:hanging="360"/>
-      </w:pPr>
-    </w:lvl>
-    <w:lvl w:ilvl="2" w:tplc="8C46EAA0">
-      <w:start w:val="1"/>
-      <w:numFmt w:val="bullet"/>
-      <w:lvlText w:val="■"/>
-      <w:lvlJc w:val="left"/>
-      <w:pPr>
-        <w:ind w:left="2160" w:hanging="360"/>
-      </w:pPr>
-    </w:lvl>
-    <w:lvl w:ilvl="3" w:tplc="9BDE33B0">
-      <w:start w:val="1"/>
-      <w:numFmt w:val="bullet"/>
-      <w:lvlText w:val="●"/>
-      <w:lvlJc w:val="left"/>
-      <w:pPr>
-        <w:ind w:left="2880" w:hanging="360"/>
-      </w:pPr>
-    </w:lvl>
-    <w:lvl w:ilvl="4" w:tplc="78CA6436">
-      <w:start w:val="1"/>
-      <w:numFmt w:val="bullet"/>
-      <w:lvlText w:val="○"/>
-      <w:lvlJc w:val="left"/>
-      <w:pPr>
-        <w:ind w:left="3600" w:hanging="360"/>
-      </w:pPr>
-    </w:lvl>
-    <w:lvl w:ilvl="5" w:tplc="07F80648">
-      <w:start w:val="1"/>
-      <w:numFmt w:val="bullet"/>
-      <w:lvlText w:val="■"/>
-      <w:lvlJc w:val="left"/>
-      <w:pPr>
-        <w:ind w:left="4320" w:hanging="360"/>
-      </w:pPr>
-    </w:lvl>
-    <w:lvl w:ilvl="6" w:tplc="5896FFA6">
-      <w:start w:val="1"/>
-      <w:numFmt w:val="bullet"/>
-      <w:lvlText w:val="●"/>
-      <w:lvlJc w:val="left"/>
-      <w:pPr>
-        <w:ind w:left="5040" w:hanging="360"/>
-      </w:pPr>
-    </w:lvl>
-    <w:lvl w:ilvl="7" w:tplc="1FF699F6">
-      <w:start w:val="1"/>
-      <w:numFmt w:val="bullet"/>
-      <w:lvlText w:val="●"/>
-      <w:lvlJc w:val="left"/>
-      <w:pPr>
-        <w:ind w:left="5760" w:hanging="360"/>
-      </w:pPr>
-    </w:lvl>
-    <w:lvl w:ilvl="8" w:tplc="180A7F56">
-      <w:start w:val="1"/>
-      <w:numFmt w:val="bullet"/>
-      <w:lvlText w:val="●"/>
-      <w:lvlJc w:val="left"/>
-      <w:pPr>
-        <w:ind w:left="6480" w:hanging="360"/>
-      </w:pPr>
-    </w:lvl>
-  </w:abstractNum>
-  <w:abstractNum w:abstractNumId="1" w15:restartNumberingAfterBreak="0">
-    <w:nsid w:val="4B165C5F"/>
-    <w:multiLevelType w:val="hybridMultilevel"/>
-    <w:tmpl w:val="DD269378"/>
-    <w:lvl w:ilvl="0" w:tplc="D8D633F0">
+    <w:tmpl w:val="401E0EA4"/>
+    <w:lvl w:ilvl="0" w:tplc="FA5A0E98">
       <w:start w:val="1"/>
       <w:numFmt w:val="decimal"/>
       <w:lvlText w:val="%1."/>
@@ -5625,52 +5539,138 @@
         <w:color w:val="A67C27"/>
       </w:rPr>
     </w:lvl>
-    <w:lvl w:ilvl="1" w:tplc="E0C2F146">
+    <w:lvl w:ilvl="1" w:tplc="1A3A8762">
       <w:numFmt w:val="decimal"/>
       <w:lvlText w:val=""/>
       <w:lvlJc w:val="left"/>
     </w:lvl>
-    <w:lvl w:ilvl="2" w:tplc="95D8237E">
+    <w:lvl w:ilvl="2" w:tplc="1A64E0DA">
       <w:numFmt w:val="decimal"/>
       <w:lvlText w:val=""/>
       <w:lvlJc w:val="left"/>
     </w:lvl>
-    <w:lvl w:ilvl="3" w:tplc="E3B4EAC6">
+    <w:lvl w:ilvl="3" w:tplc="CEA422E6">
       <w:numFmt w:val="decimal"/>
       <w:lvlText w:val=""/>
       <w:lvlJc w:val="left"/>
     </w:lvl>
-    <w:lvl w:ilvl="4" w:tplc="6650796A">
+    <w:lvl w:ilvl="4" w:tplc="17509CFE">
       <w:numFmt w:val="decimal"/>
       <w:lvlText w:val=""/>
       <w:lvlJc w:val="left"/>
     </w:lvl>
-    <w:lvl w:ilvl="5" w:tplc="78FE40A4">
+    <w:lvl w:ilvl="5" w:tplc="2CA65498">
       <w:numFmt w:val="decimal"/>
       <w:lvlText w:val=""/>
       <w:lvlJc w:val="left"/>
     </w:lvl>
-    <w:lvl w:ilvl="6" w:tplc="2DDEE55E">
+    <w:lvl w:ilvl="6" w:tplc="D1DA3B26">
       <w:numFmt w:val="decimal"/>
       <w:lvlText w:val=""/>
       <w:lvlJc w:val="left"/>
     </w:lvl>
-    <w:lvl w:ilvl="7" w:tplc="CC5A3F1A">
+    <w:lvl w:ilvl="7" w:tplc="7BB06AD4">
       <w:numFmt w:val="decimal"/>
       <w:lvlText w:val=""/>
       <w:lvlJc w:val="left"/>
     </w:lvl>
-    <w:lvl w:ilvl="8" w:tplc="38C41CE8">
+    <w:lvl w:ilvl="8" w:tplc="E8A6C27A">
       <w:numFmt w:val="decimal"/>
       <w:lvlText w:val=""/>
       <w:lvlJc w:val="left"/>
     </w:lvl>
   </w:abstractNum>
+  <w:abstractNum w:abstractNumId="1" w15:restartNumberingAfterBreak="0">
+    <w:nsid w:val="20D84320"/>
+    <w:multiLevelType w:val="hybridMultilevel"/>
+    <w:tmpl w:val="DA5213BA"/>
+    <w:lvl w:ilvl="0" w:tplc="335CC92C">
+      <w:start w:val="1"/>
+      <w:numFmt w:val="bullet"/>
+      <w:lvlText w:val="●"/>
+      <w:lvlJc w:val="left"/>
+      <w:pPr>
+        <w:ind w:left="720" w:hanging="360"/>
+      </w:pPr>
+    </w:lvl>
+    <w:lvl w:ilvl="1" w:tplc="2B06F828">
+      <w:start w:val="1"/>
+      <w:numFmt w:val="bullet"/>
+      <w:lvlText w:val="○"/>
+      <w:lvlJc w:val="left"/>
+      <w:pPr>
+        <w:ind w:left="1440" w:hanging="360"/>
+      </w:pPr>
+    </w:lvl>
+    <w:lvl w:ilvl="2" w:tplc="A7EED6A0">
+      <w:start w:val="1"/>
+      <w:numFmt w:val="bullet"/>
+      <w:lvlText w:val="■"/>
+      <w:lvlJc w:val="left"/>
+      <w:pPr>
+        <w:ind w:left="2160" w:hanging="360"/>
+      </w:pPr>
+    </w:lvl>
+    <w:lvl w:ilvl="3" w:tplc="5CF22040">
+      <w:start w:val="1"/>
+      <w:numFmt w:val="bullet"/>
+      <w:lvlText w:val="●"/>
+      <w:lvlJc w:val="left"/>
+      <w:pPr>
+        <w:ind w:left="2880" w:hanging="360"/>
+      </w:pPr>
+    </w:lvl>
+    <w:lvl w:ilvl="4" w:tplc="C37AD0A4">
+      <w:start w:val="1"/>
+      <w:numFmt w:val="bullet"/>
+      <w:lvlText w:val="○"/>
+      <w:lvlJc w:val="left"/>
+      <w:pPr>
+        <w:ind w:left="3600" w:hanging="360"/>
+      </w:pPr>
+    </w:lvl>
+    <w:lvl w:ilvl="5" w:tplc="D3ECBE62">
+      <w:start w:val="1"/>
+      <w:numFmt w:val="bullet"/>
+      <w:lvlText w:val="■"/>
+      <w:lvlJc w:val="left"/>
+      <w:pPr>
+        <w:ind w:left="4320" w:hanging="360"/>
+      </w:pPr>
+    </w:lvl>
+    <w:lvl w:ilvl="6" w:tplc="2F34503A">
+      <w:start w:val="1"/>
+      <w:numFmt w:val="bullet"/>
+      <w:lvlText w:val="●"/>
+      <w:lvlJc w:val="left"/>
+      <w:pPr>
+        <w:ind w:left="5040" w:hanging="360"/>
+      </w:pPr>
+    </w:lvl>
+    <w:lvl w:ilvl="7" w:tplc="599E7012">
+      <w:start w:val="1"/>
+      <w:numFmt w:val="bullet"/>
+      <w:lvlText w:val="●"/>
+      <w:lvlJc w:val="left"/>
+      <w:pPr>
+        <w:ind w:left="5760" w:hanging="360"/>
+      </w:pPr>
+    </w:lvl>
+    <w:lvl w:ilvl="8" w:tplc="BCC0AB42">
+      <w:start w:val="1"/>
+      <w:numFmt w:val="bullet"/>
+      <w:lvlText w:val="●"/>
+      <w:lvlJc w:val="left"/>
+      <w:pPr>
+        <w:ind w:left="6480" w:hanging="360"/>
+      </w:pPr>
+    </w:lvl>
+  </w:abstractNum>
   <w:abstractNum w:abstractNumId="2" w15:restartNumberingAfterBreak="0">
-    <w:nsid w:val="5D9152EC"/>
+    <w:nsid w:val="22FD0E41"/>
     <w:multiLevelType w:val="hybridMultilevel"/>
-    <w:tmpl w:val="BD248668"/>
-    <w:lvl w:ilvl="0" w:tplc="C614A0E8">
+    <w:tmpl w:val="2A3829C2"/>
+    <w:lvl w:ilvl="0" w:tplc="7A80FE26">
       <w:start w:val="1"/>
       <w:numFmt w:val="bullet"/>
       <w:lvlText w:val="•"/>
@@ -5679,7 +5679,7 @@
         <w:ind w:left="460" w:hanging="280"/>
       </w:pPr>
     </w:lvl>
-    <w:lvl w:ilvl="1" w:tplc="565456FE">
+    <w:lvl w:ilvl="1" w:tplc="C5AE166C">
       <w:start w:val="1"/>
       <w:numFmt w:val="bullet"/>
       <w:lvlText w:val="–"/>
@@ -5688,47 +5688,47 @@
         <w:ind w:left="900" w:hanging="280"/>
       </w:pPr>
     </w:lvl>
-    <w:lvl w:ilvl="2" w:tplc="BAA86CEC">
+    <w:lvl w:ilvl="2" w:tplc="74905B24">
       <w:numFmt w:val="decimal"/>
       <w:lvlText w:val=""/>
       <w:lvlJc w:val="left"/>
     </w:lvl>
-    <w:lvl w:ilvl="3" w:tplc="0F547906">
+    <w:lvl w:ilvl="3" w:tplc="F4C486A4">
       <w:numFmt w:val="decimal"/>
       <w:lvlText w:val=""/>
       <w:lvlJc w:val="left"/>
     </w:lvl>
-    <w:lvl w:ilvl="4" w:tplc="607C088C">
+    <w:lvl w:ilvl="4" w:tplc="D17E7544">
       <w:numFmt w:val="decimal"/>
       <w:lvlText w:val=""/>
       <w:lvlJc w:val="left"/>
     </w:lvl>
-    <w:lvl w:ilvl="5" w:tplc="6562FFC4">
+    <w:lvl w:ilvl="5" w:tplc="37C6F1C2">
       <w:numFmt w:val="decimal"/>
       <w:lvlText w:val=""/>
       <w:lvlJc w:val="left"/>
     </w:lvl>
-    <w:lvl w:ilvl="6" w:tplc="CCFC8F1A">
+    <w:lvl w:ilvl="6" w:tplc="50F8C824">
       <w:numFmt w:val="decimal"/>
       <w:lvlText w:val=""/>
       <w:lvlJc w:val="left"/>
     </w:lvl>
-    <w:lvl w:ilvl="7" w:tplc="3BC41934">
+    <w:lvl w:ilvl="7" w:tplc="CA8E2F56">
       <w:numFmt w:val="decimal"/>
       <w:lvlText w:val=""/>
       <w:lvlJc w:val="left"/>
     </w:lvl>
-    <w:lvl w:ilvl="8" w:tplc="4C363E8A">
+    <w:lvl w:ilvl="8" w:tplc="4AF89A8A">
       <w:numFmt w:val="decimal"/>
       <w:lvlText w:val=""/>
       <w:lvlJc w:val="left"/>
     </w:lvl>
   </w:abstractNum>
   <w:abstractNum w:abstractNumId="3" w15:restartNumberingAfterBreak="0">
-    <w:nsid w:val="657C2396"/>
+    <w:nsid w:val="2D914B90"/>
     <w:multiLevelType w:val="hybridMultilevel"/>
-    <w:tmpl w:val="BD980FD2"/>
-    <w:lvl w:ilvl="0" w:tplc="710E8102">
+    <w:tmpl w:val="3D66C620"/>
+    <w:lvl w:ilvl="0" w:tplc="571C1F98">
       <w:start w:val="1"/>
       <w:numFmt w:val="decimal"/>
       <w:lvlText w:val="%1."/>
@@ -5742,52 +5742,52 @@
         <w:color w:val="A67C27"/>
       </w:rPr>
     </w:lvl>
-    <w:lvl w:ilvl="1" w:tplc="A7923F6A">
+    <w:lvl w:ilvl="1" w:tplc="670A5AF2">
       <w:numFmt w:val="decimal"/>
       <w:lvlText w:val=""/>
       <w:lvlJc w:val="left"/>
     </w:lvl>
-    <w:lvl w:ilvl="2" w:tplc="3D2E8168">
+    <w:lvl w:ilvl="2" w:tplc="5D8ADBD8">
       <w:numFmt w:val="decimal"/>
       <w:lvlText w:val=""/>
       <w:lvlJc w:val="left"/>
     </w:lvl>
-    <w:lvl w:ilvl="3" w:tplc="D4E04838">
+    <w:lvl w:ilvl="3" w:tplc="9EB28684">
       <w:numFmt w:val="decimal"/>
       <w:lvlText w:val=""/>
       <w:lvlJc w:val="left"/>
     </w:lvl>
-    <w:lvl w:ilvl="4" w:tplc="16FE5712">
+    <w:lvl w:ilvl="4" w:tplc="186A164A">
       <w:numFmt w:val="decimal"/>
       <w:lvlText w:val=""/>
       <w:lvlJc w:val="left"/>
     </w:lvl>
-    <w:lvl w:ilvl="5" w:tplc="B15A74FE">
+    <w:lvl w:ilvl="5" w:tplc="53D46FB8">
       <w:numFmt w:val="decimal"/>
       <w:lvlText w:val=""/>
       <w:lvlJc w:val="left"/>
     </w:lvl>
-    <w:lvl w:ilvl="6" w:tplc="BB24E1A6">
+    <w:lvl w:ilvl="6" w:tplc="88861B06">
       <w:numFmt w:val="decimal"/>
       <w:lvlText w:val=""/>
       <w:lvlJc w:val="left"/>
     </w:lvl>
-    <w:lvl w:ilvl="7" w:tplc="1ACC6196">
+    <w:lvl w:ilvl="7" w:tplc="126657F8">
       <w:numFmt w:val="decimal"/>
       <w:lvlText w:val=""/>
       <w:lvlJc w:val="left"/>
     </w:lvl>
-    <w:lvl w:ilvl="8" w:tplc="37005340">
+    <w:lvl w:ilvl="8" w:tplc="2D8CBB02">
       <w:numFmt w:val="decimal"/>
       <w:lvlText w:val=""/>
       <w:lvlJc w:val="left"/>
     </w:lvl>
   </w:abstractNum>
   <w:abstractNum w:abstractNumId="4" w15:restartNumberingAfterBreak="0">
-    <w:nsid w:val="670C0B8F"/>
+    <w:nsid w:val="3F222DEB"/>
     <w:multiLevelType w:val="hybridMultilevel"/>
-    <w:tmpl w:val="365825BC"/>
-    <w:lvl w:ilvl="0" w:tplc="EA1013FE">
+    <w:tmpl w:val="83DACD56"/>
+    <w:lvl w:ilvl="0" w:tplc="D4C2B8BA">
       <w:start w:val="1"/>
       <w:numFmt w:val="decimal"/>
       <w:lvlText w:val="%1."/>
@@ -5801,52 +5801,52 @@
         <w:color w:val="A67C27"/>
       </w:rPr>
     </w:lvl>
-    <w:lvl w:ilvl="1" w:tplc="3E303D74">
+    <w:lvl w:ilvl="1" w:tplc="3052228C">
       <w:numFmt w:val="decimal"/>
       <w:lvlText w:val=""/>
       <w:lvlJc w:val="left"/>
     </w:lvl>
-    <w:lvl w:ilvl="2" w:tplc="E58A7274">
+    <w:lvl w:ilvl="2" w:tplc="E1D095FC">
       <w:numFmt w:val="decimal"/>
       <w:lvlText w:val=""/>
       <w:lvlJc w:val="left"/>
     </w:lvl>
-    <w:lvl w:ilvl="3" w:tplc="65528BA2">
+    <w:lvl w:ilvl="3" w:tplc="60BED4EC">
       <w:numFmt w:val="decimal"/>
       <w:lvlText w:val=""/>
       <w:lvlJc w:val="left"/>
     </w:lvl>
-    <w:lvl w:ilvl="4" w:tplc="489604F6">
+    <w:lvl w:ilvl="4" w:tplc="DDDA8044">
       <w:numFmt w:val="decimal"/>
       <w:lvlText w:val=""/>
       <w:lvlJc w:val="left"/>
     </w:lvl>
-    <w:lvl w:ilvl="5" w:tplc="B3B4AE92">
+    <w:lvl w:ilvl="5" w:tplc="11AEA9C6">
       <w:numFmt w:val="decimal"/>
       <w:lvlText w:val=""/>
       <w:lvlJc w:val="left"/>
     </w:lvl>
-    <w:lvl w:ilvl="6" w:tplc="B2DE9726">
+    <w:lvl w:ilvl="6" w:tplc="A28A0EA4">
       <w:numFmt w:val="decimal"/>
       <w:lvlText w:val=""/>
       <w:lvlJc w:val="left"/>
     </w:lvl>
-    <w:lvl w:ilvl="7" w:tplc="2138A9FE">
+    <w:lvl w:ilvl="7" w:tplc="2A2ADF9E">
       <w:numFmt w:val="decimal"/>
       <w:lvlText w:val=""/>
       <w:lvlJc w:val="left"/>
     </w:lvl>
-    <w:lvl w:ilvl="8" w:tplc="00285698">
+    <w:lvl w:ilvl="8" w:tplc="737CC356">
       <w:numFmt w:val="decimal"/>
       <w:lvlText w:val=""/>
       <w:lvlJc w:val="left"/>
     </w:lvl>
   </w:abstractNum>
   <w:abstractNum w:abstractNumId="5" w15:restartNumberingAfterBreak="0">
-    <w:nsid w:val="78885701"/>
+    <w:nsid w:val="5C1D07B9"/>
     <w:multiLevelType w:val="hybridMultilevel"/>
-    <w:tmpl w:val="25BE584A"/>
-    <w:lvl w:ilvl="0" w:tplc="7E6A3FB2">
+    <w:tmpl w:val="0A7CA114"/>
+    <w:lvl w:ilvl="0" w:tplc="1B2CD1F6">
       <w:start w:val="1"/>
       <w:numFmt w:val="decimal"/>
       <w:lvlText w:val="%1."/>
@@ -5860,52 +5860,52 @@
         <w:color w:val="A67C27"/>
       </w:rPr>
     </w:lvl>
-    <w:lvl w:ilvl="1" w:tplc="09D48DD2">
+    <w:lvl w:ilvl="1" w:tplc="6F6A8E92">
       <w:numFmt w:val="decimal"/>
       <w:lvlText w:val=""/>
       <w:lvlJc w:val="left"/>
     </w:lvl>
-    <w:lvl w:ilvl="2" w:tplc="339EA5D8">
+    <w:lvl w:ilvl="2" w:tplc="F74E26F4">
       <w:numFmt w:val="decimal"/>
       <w:lvlText w:val=""/>
       <w:lvlJc w:val="left"/>
     </w:lvl>
-    <w:lvl w:ilvl="3" w:tplc="F7FC3B2C">
+    <w:lvl w:ilvl="3" w:tplc="BA025912">
       <w:numFmt w:val="decimal"/>
       <w:lvlText w:val=""/>
       <w:lvlJc w:val="left"/>
     </w:lvl>
-    <w:lvl w:ilvl="4" w:tplc="80FE29E8">
+    <w:lvl w:ilvl="4" w:tplc="6A222A0C">
       <w:numFmt w:val="decimal"/>
       <w:lvlText w:val=""/>
       <w:lvlJc w:val="left"/>
     </w:lvl>
-    <w:lvl w:ilvl="5" w:tplc="2DD46A94">
+    <w:lvl w:ilvl="5" w:tplc="5BC89D90">
       <w:numFmt w:val="decimal"/>
       <w:lvlText w:val=""/>
       <w:lvlJc w:val="left"/>
     </w:lvl>
-    <w:lvl w:ilvl="6" w:tplc="3D36B30C">
+    <w:lvl w:ilvl="6" w:tplc="3BDE370A">
       <w:numFmt w:val="decimal"/>
       <w:lvlText w:val=""/>
       <w:lvlJc w:val="left"/>
     </w:lvl>
-    <w:lvl w:ilvl="7" w:tplc="6000485E">
+    <w:lvl w:ilvl="7" w:tplc="02921448">
       <w:numFmt w:val="decimal"/>
       <w:lvlText w:val=""/>
       <w:lvlJc w:val="left"/>
     </w:lvl>
-    <w:lvl w:ilvl="8" w:tplc="B7E8BB58">
+    <w:lvl w:ilvl="8" w:tplc="81BEE46A">
       <w:numFmt w:val="decimal"/>
       <w:lvlText w:val=""/>
       <w:lvlJc w:val="left"/>
     </w:lvl>
   </w:abstractNum>
   <w:abstractNum w:abstractNumId="6" w15:restartNumberingAfterBreak="0">
-    <w:nsid w:val="7FE66299"/>
+    <w:nsid w:val="67014EA1"/>
     <w:multiLevelType w:val="hybridMultilevel"/>
-    <w:tmpl w:val="C9927246"/>
-    <w:lvl w:ilvl="0" w:tplc="65FE1E74">
+    <w:tmpl w:val="56C65644"/>
+    <w:lvl w:ilvl="0" w:tplc="C02CE55C">
       <w:start w:val="1"/>
       <w:numFmt w:val="decimal"/>
       <w:lvlText w:val="%1."/>
@@ -5919,85 +5919,85 @@
         <w:color w:val="A67C27"/>
       </w:rPr>
     </w:lvl>
-    <w:lvl w:ilvl="1" w:tplc="C18804B8">
+    <w:lvl w:ilvl="1" w:tplc="85E6661C">
       <w:numFmt w:val="decimal"/>
       <w:lvlText w:val=""/>
       <w:lvlJc w:val="left"/>
     </w:lvl>
-    <w:lvl w:ilvl="2" w:tplc="54CA1EC0">
+    <w:lvl w:ilvl="2" w:tplc="C1BE085C">
       <w:numFmt w:val="decimal"/>
       <w:lvlText w:val=""/>
       <w:lvlJc w:val="left"/>
     </w:lvl>
-    <w:lvl w:ilvl="3" w:tplc="023627AC">
+    <w:lvl w:ilvl="3" w:tplc="FC1458FE">
       <w:numFmt w:val="decimal"/>
       <w:lvlText w:val=""/>
       <w:lvlJc w:val="left"/>
     </w:lvl>
-    <w:lvl w:ilvl="4" w:tplc="49D4E1AA">
+    <w:lvl w:ilvl="4" w:tplc="89CE1740">
       <w:numFmt w:val="decimal"/>
       <w:lvlText w:val=""/>
       <w:lvlJc w:val="left"/>
     </w:lvl>
-    <w:lvl w:ilvl="5" w:tplc="F702B3F8">
+    <w:lvl w:ilvl="5" w:tplc="3B70A346">
       <w:numFmt w:val="decimal"/>
       <w:lvlText w:val=""/>
       <w:lvlJc w:val="left"/>
     </w:lvl>
-    <w:lvl w:ilvl="6" w:tplc="D01C584E">
+    <w:lvl w:ilvl="6" w:tplc="3B5215C0">
       <w:numFmt w:val="decimal"/>
       <w:lvlText w:val=""/>
       <w:lvlJc w:val="left"/>
     </w:lvl>
-    <w:lvl w:ilvl="7" w:tplc="2FDEB1EC">
+    <w:lvl w:ilvl="7" w:tplc="ADD074A0">
       <w:numFmt w:val="decimal"/>
       <w:lvlText w:val=""/>
       <w:lvlJc w:val="left"/>
     </w:lvl>
-    <w:lvl w:ilvl="8" w:tplc="53E62486">
+    <w:lvl w:ilvl="8" w:tplc="9B0A6386">
       <w:numFmt w:val="decimal"/>
       <w:lvlText w:val=""/>
       <w:lvlJc w:val="left"/>
     </w:lvl>
   </w:abstractNum>
-  <w:num w:numId="1" w16cid:durableId="933324593">
+  <w:num w:numId="1" w16cid:durableId="442501391">
+    <w:abstractNumId w:val="1"/>
+    <w:lvlOverride w:ilvl="0">
+      <w:startOverride w:val="1"/>
+    </w:lvlOverride>
+  </w:num>
+  <w:num w:numId="2" w16cid:durableId="1554925596">
+    <w:abstractNumId w:val="2"/>
+    <w:lvlOverride w:ilvl="0">
+      <w:startOverride w:val="1"/>
+    </w:lvlOverride>
+  </w:num>
+  <w:num w:numId="3" w16cid:durableId="1912083412">
+    <w:abstractNumId w:val="4"/>
+    <w:lvlOverride w:ilvl="0">
+      <w:startOverride w:val="1"/>
+    </w:lvlOverride>
+  </w:num>
+  <w:num w:numId="4" w16cid:durableId="1219704132">
+    <w:abstractNumId w:val="3"/>
+    <w:lvlOverride w:ilvl="0">
+      <w:startOverride w:val="1"/>
+    </w:lvlOverride>
+  </w:num>
+  <w:num w:numId="5" w16cid:durableId="205262290">
     <w:abstractNumId w:val="0"/>
     <w:lvlOverride w:ilvl="0">
       <w:startOverride w:val="1"/>
     </w:lvlOverride>
   </w:num>
-  <w:num w:numId="2" w16cid:durableId="1418595403">
-    <w:abstractNumId w:val="2"/>
+  <w:num w:numId="6" w16cid:durableId="1649019085">
+    <w:abstractNumId w:val="5"/>
     <w:lvlOverride w:ilvl="0">
       <w:startOverride w:val="1"/>
     </w:lvlOverride>
   </w:num>
-  <w:num w:numId="3" w16cid:durableId="534925116">
-    <w:abstractNumId w:val="4"/>
-    <w:lvlOverride w:ilvl="0">
-      <w:startOverride w:val="1"/>
-    </w:lvlOverride>
-  </w:num>
-  <w:num w:numId="4" w16cid:durableId="1864636006">
-    <w:abstractNumId w:val="1"/>
-    <w:lvlOverride w:ilvl="0">
-      <w:startOverride w:val="1"/>
-    </w:lvlOverride>
-  </w:num>
-  <w:num w:numId="5" w16cid:durableId="1025014592">
-    <w:abstractNumId w:val="3"/>
-    <w:lvlOverride w:ilvl="0">
-      <w:startOverride w:val="1"/>
-    </w:lvlOverride>
-  </w:num>
-  <w:num w:numId="6" w16cid:durableId="1013192881">
+  <w:num w:numId="7" w16cid:durableId="122117781">
     <w:abstractNumId w:val="6"/>
-    <w:lvlOverride w:ilvl="0">
-      <w:startOverride w:val="1"/>
-    </w:lvlOverride>
-  </w:num>
-  <w:num w:numId="7" w16cid:durableId="392626614">
-    <w:abstractNumId w:val="5"/>
     <w:lvlOverride w:ilvl="0">
       <w:startOverride w:val="1"/>
     </w:lvlOverride>
@@ -6622,7 +6622,7 @@
     <w:autoRedefine/>
     <w:uiPriority w:val="39"/>
     <w:unhideWhenUsed/>
-    <w:rsid w:val="00642465"/>
+    <w:rsid w:val="002954E9"/>
     <w:pPr>
       <w:spacing w:after="100"/>
     </w:pPr>
@@ -6634,7 +6634,7 @@
     <w:autoRedefine/>
     <w:uiPriority w:val="39"/>
     <w:unhideWhenUsed/>
-    <w:rsid w:val="00642465"/>
+    <w:rsid w:val="002954E9"/>
     <w:pPr>
       <w:spacing w:after="100"/>
       <w:ind w:left="210"/>

--- a/docs/manuals/Role_Guide_5_KII_RA.docx
+++ b/docs/manuals/Role_Guide_5_KII_RA.docx
@@ -538,7 +538,7 @@
     <w:sdt>
       <w:sdtPr>
         <w:alias w:val="Contents"/>
-        <w:id w:val="-1141965223"/>
+        <w:id w:val="162123922"/>
       </w:sdtPr>
       <w:sdtEndPr/>
       <w:sdtContent>
@@ -567,7 +567,7 @@
           <w:r>
             <w:fldChar w:fldCharType="separate"/>
           </w:r>
-          <w:hyperlink w:anchor="_Toc240453638" w:history="1">
+          <w:hyperlink w:anchor="_Toc240455295" w:history="1">
             <w:r>
               <w:rPr>
                 <w:rStyle w:val="Hyperlink"/>
@@ -591,7 +591,7 @@
               <w:rPr>
                 <w:noProof/>
               </w:rPr>
-              <w:instrText xml:space="preserve"> PAGEREF _Toc240453638 \h </w:instrText>
+              <w:instrText xml:space="preserve"> PAGEREF _Toc240455295 \h </w:instrText>
             </w:r>
             <w:r>
               <w:rPr>
@@ -634,7 +634,7 @@
               <w14:ligatures w14:val="standardContextual"/>
             </w:rPr>
           </w:pPr>
-          <w:hyperlink w:anchor="_Toc240453639" w:history="1">
+          <w:hyperlink w:anchor="_Toc240455296" w:history="1">
             <w:r>
               <w:rPr>
                 <w:rStyle w:val="Hyperlink"/>
@@ -658,7 +658,7 @@
               <w:rPr>
                 <w:noProof/>
               </w:rPr>
-              <w:instrText xml:space="preserve"> PAGEREF _Toc240453639 \h </w:instrText>
+              <w:instrText xml:space="preserve"> PAGEREF _Toc240455296 \h </w:instrText>
             </w:r>
             <w:r>
               <w:rPr>
@@ -701,7 +701,7 @@
               <w14:ligatures w14:val="standardContextual"/>
             </w:rPr>
           </w:pPr>
-          <w:hyperlink w:anchor="_Toc240453640" w:history="1">
+          <w:hyperlink w:anchor="_Toc240455297" w:history="1">
             <w:r>
               <w:rPr>
                 <w:rStyle w:val="Hyperlink"/>
@@ -725,7 +725,7 @@
               <w:rPr>
                 <w:noProof/>
               </w:rPr>
-              <w:instrText xml:space="preserve"> PAGEREF _Toc240453640 \h </w:instrText>
+              <w:instrText xml:space="preserve"> PAGEREF _Toc240455297 \h </w:instrText>
             </w:r>
             <w:r>
               <w:rPr>
@@ -768,7 +768,7 @@
               <w14:ligatures w14:val="standardContextual"/>
             </w:rPr>
           </w:pPr>
-          <w:hyperlink w:anchor="_Toc240453641" w:history="1">
+          <w:hyperlink w:anchor="_Toc240455298" w:history="1">
             <w:r>
               <w:rPr>
                 <w:rStyle w:val="Hyperlink"/>
@@ -792,7 +792,7 @@
               <w:rPr>
                 <w:noProof/>
               </w:rPr>
-              <w:instrText xml:space="preserve"> PAGEREF _Toc240453641 \h </w:instrText>
+              <w:instrText xml:space="preserve"> PAGEREF _Toc240455298 \h </w:instrText>
             </w:r>
             <w:r>
               <w:rPr>
@@ -835,7 +835,7 @@
               <w14:ligatures w14:val="standardContextual"/>
             </w:rPr>
           </w:pPr>
-          <w:hyperlink w:anchor="_Toc240453642" w:history="1">
+          <w:hyperlink w:anchor="_Toc240455299" w:history="1">
             <w:r>
               <w:rPr>
                 <w:rStyle w:val="Hyperlink"/>
@@ -859,7 +859,7 @@
               <w:rPr>
                 <w:noProof/>
               </w:rPr>
-              <w:instrText xml:space="preserve"> PAGEREF _Toc240453642 \h </w:instrText>
+              <w:instrText xml:space="preserve"> PAGEREF _Toc240455299 \h </w:instrText>
             </w:r>
             <w:r>
               <w:rPr>
@@ -902,7 +902,7 @@
               <w14:ligatures w14:val="standardContextual"/>
             </w:rPr>
           </w:pPr>
-          <w:hyperlink w:anchor="_Toc240453643" w:history="1">
+          <w:hyperlink w:anchor="_Toc240455300" w:history="1">
             <w:r>
               <w:rPr>
                 <w:rStyle w:val="Hyperlink"/>
@@ -926,7 +926,7 @@
               <w:rPr>
                 <w:noProof/>
               </w:rPr>
-              <w:instrText xml:space="preserve"> PAGEREF _Toc240453643 \h </w:instrText>
+              <w:instrText xml:space="preserve"> PAGEREF _Toc240455300 \h </w:instrText>
             </w:r>
             <w:r>
               <w:rPr>
@@ -969,7 +969,7 @@
               <w14:ligatures w14:val="standardContextual"/>
             </w:rPr>
           </w:pPr>
-          <w:hyperlink w:anchor="_Toc240453644" w:history="1">
+          <w:hyperlink w:anchor="_Toc240455301" w:history="1">
             <w:r>
               <w:rPr>
                 <w:rStyle w:val="Hyperlink"/>
@@ -993,7 +993,7 @@
               <w:rPr>
                 <w:noProof/>
               </w:rPr>
-              <w:instrText xml:space="preserve"> PAGEREF _Toc240453644 \h </w:instrText>
+              <w:instrText xml:space="preserve"> PAGEREF _Toc240455301 \h </w:instrText>
             </w:r>
             <w:r>
               <w:rPr>
@@ -1036,7 +1036,7 @@
               <w14:ligatures w14:val="standardContextual"/>
             </w:rPr>
           </w:pPr>
-          <w:hyperlink w:anchor="_Toc240453645" w:history="1">
+          <w:hyperlink w:anchor="_Toc240455302" w:history="1">
             <w:r>
               <w:rPr>
                 <w:rStyle w:val="Hyperlink"/>
@@ -1060,7 +1060,7 @@
               <w:rPr>
                 <w:noProof/>
               </w:rPr>
-              <w:instrText xml:space="preserve"> PAGEREF _Toc240453645 \h </w:instrText>
+              <w:instrText xml:space="preserve"> PAGEREF _Toc240455302 \h </w:instrText>
             </w:r>
             <w:r>
               <w:rPr>
@@ -1103,7 +1103,7 @@
               <w14:ligatures w14:val="standardContextual"/>
             </w:rPr>
           </w:pPr>
-          <w:hyperlink w:anchor="_Toc240453646" w:history="1">
+          <w:hyperlink w:anchor="_Toc240455303" w:history="1">
             <w:r>
               <w:rPr>
                 <w:rStyle w:val="Hyperlink"/>
@@ -1127,7 +1127,7 @@
               <w:rPr>
                 <w:noProof/>
               </w:rPr>
-              <w:instrText xml:space="preserve"> PAGEREF _Toc240453646 \h </w:instrText>
+              <w:instrText xml:space="preserve"> PAGEREF _Toc240455303 \h </w:instrText>
             </w:r>
             <w:r>
               <w:rPr>
@@ -1170,7 +1170,7 @@
               <w14:ligatures w14:val="standardContextual"/>
             </w:rPr>
           </w:pPr>
-          <w:hyperlink w:anchor="_Toc240453647" w:history="1">
+          <w:hyperlink w:anchor="_Toc240455304" w:history="1">
             <w:r>
               <w:rPr>
                 <w:rStyle w:val="Hyperlink"/>
@@ -1194,7 +1194,7 @@
               <w:rPr>
                 <w:noProof/>
               </w:rPr>
-              <w:instrText xml:space="preserve"> PAGEREF _Toc240453647 \h </w:instrText>
+              <w:instrText xml:space="preserve"> PAGEREF _Toc240455304 \h </w:instrText>
             </w:r>
             <w:r>
               <w:rPr>
@@ -1237,7 +1237,7 @@
               <w14:ligatures w14:val="standardContextual"/>
             </w:rPr>
           </w:pPr>
-          <w:hyperlink w:anchor="_Toc240453648" w:history="1">
+          <w:hyperlink w:anchor="_Toc240455305" w:history="1">
             <w:r>
               <w:rPr>
                 <w:rStyle w:val="Hyperlink"/>
@@ -1261,7 +1261,7 @@
               <w:rPr>
                 <w:noProof/>
               </w:rPr>
-              <w:instrText xml:space="preserve"> PAGEREF _Toc240453648 \h </w:instrText>
+              <w:instrText xml:space="preserve"> PAGEREF _Toc240455305 \h </w:instrText>
             </w:r>
             <w:r>
               <w:rPr>
@@ -1304,7 +1304,7 @@
               <w14:ligatures w14:val="standardContextual"/>
             </w:rPr>
           </w:pPr>
-          <w:hyperlink w:anchor="_Toc240453649" w:history="1">
+          <w:hyperlink w:anchor="_Toc240455306" w:history="1">
             <w:r>
               <w:rPr>
                 <w:rStyle w:val="Hyperlink"/>
@@ -1328,7 +1328,7 @@
               <w:rPr>
                 <w:noProof/>
               </w:rPr>
-              <w:instrText xml:space="preserve"> PAGEREF _Toc240453649 \h </w:instrText>
+              <w:instrText xml:space="preserve"> PAGEREF _Toc240455306 \h </w:instrText>
             </w:r>
             <w:r>
               <w:rPr>
@@ -1371,7 +1371,7 @@
               <w14:ligatures w14:val="standardContextual"/>
             </w:rPr>
           </w:pPr>
-          <w:hyperlink w:anchor="_Toc240453650" w:history="1">
+          <w:hyperlink w:anchor="_Toc240455307" w:history="1">
             <w:r>
               <w:rPr>
                 <w:rStyle w:val="Hyperlink"/>
@@ -1395,7 +1395,7 @@
               <w:rPr>
                 <w:noProof/>
               </w:rPr>
-              <w:instrText xml:space="preserve"> PAGEREF _Toc240453650 \h </w:instrText>
+              <w:instrText xml:space="preserve"> PAGEREF _Toc240455307 \h </w:instrText>
             </w:r>
             <w:r>
               <w:rPr>
@@ -1438,7 +1438,7 @@
               <w14:ligatures w14:val="standardContextual"/>
             </w:rPr>
           </w:pPr>
-          <w:hyperlink w:anchor="_Toc240453651" w:history="1">
+          <w:hyperlink w:anchor="_Toc240455308" w:history="1">
             <w:r>
               <w:rPr>
                 <w:rStyle w:val="Hyperlink"/>
@@ -1462,7 +1462,7 @@
               <w:rPr>
                 <w:noProof/>
               </w:rPr>
-              <w:instrText xml:space="preserve"> PAGEREF _Toc240453651 \h </w:instrText>
+              <w:instrText xml:space="preserve"> PAGEREF _Toc240455308 \h </w:instrText>
             </w:r>
             <w:r>
               <w:rPr>
@@ -1505,7 +1505,7 @@
               <w14:ligatures w14:val="standardContextual"/>
             </w:rPr>
           </w:pPr>
-          <w:hyperlink w:anchor="_Toc240453652" w:history="1">
+          <w:hyperlink w:anchor="_Toc240455309" w:history="1">
             <w:r>
               <w:rPr>
                 <w:rStyle w:val="Hyperlink"/>
@@ -1529,7 +1529,7 @@
               <w:rPr>
                 <w:noProof/>
               </w:rPr>
-              <w:instrText xml:space="preserve"> PAGEREF _Toc240453652 \h </w:instrText>
+              <w:instrText xml:space="preserve"> PAGEREF _Toc240455309 \h </w:instrText>
             </w:r>
             <w:r>
               <w:rPr>
@@ -1572,7 +1572,7 @@
               <w14:ligatures w14:val="standardContextual"/>
             </w:rPr>
           </w:pPr>
-          <w:hyperlink w:anchor="_Toc240453653" w:history="1">
+          <w:hyperlink w:anchor="_Toc240455310" w:history="1">
             <w:r>
               <w:rPr>
                 <w:rStyle w:val="Hyperlink"/>
@@ -1596,7 +1596,7 @@
               <w:rPr>
                 <w:noProof/>
               </w:rPr>
-              <w:instrText xml:space="preserve"> PAGEREF _Toc240453653 \h </w:instrText>
+              <w:instrText xml:space="preserve"> PAGEREF _Toc240455310 \h </w:instrText>
             </w:r>
             <w:r>
               <w:rPr>
@@ -1635,7 +1635,7 @@
         <w:pStyle w:val="Heading1"/>
         <w:pageBreakBefore/>
       </w:pPr>
-      <w:bookmarkStart w:id="0" w:name="_Toc240453638"/>
+      <w:bookmarkStart w:id="0" w:name="_Toc240455295"/>
       <w:r>
         <w:lastRenderedPageBreak/>
         <w:t>1. Your role at a glance</w:t>
@@ -1816,7 +1816,7 @@
         <w:pStyle w:val="Heading1"/>
         <w:pageBreakBefore/>
       </w:pPr>
-      <w:bookmarkStart w:id="1" w:name="_Toc240453639"/>
+      <w:bookmarkStart w:id="1" w:name="_Toc240455296"/>
       <w:r>
         <w:lastRenderedPageBreak/>
         <w:t>2. Signing in and your screens</w:t>
@@ -1827,7 +1827,7 @@
       <w:pPr>
         <w:pStyle w:val="Heading2"/>
       </w:pPr>
-      <w:bookmarkStart w:id="2" w:name="_Toc240453640"/>
+      <w:bookmarkStart w:id="2" w:name="_Toc240455297"/>
       <w:r>
         <w:t>Signing in</w:t>
       </w:r>
@@ -1910,7 +1910,7 @@
           <w:noProof/>
         </w:rPr>
         <w:drawing>
-          <wp:inline distT="0" distB="0" distL="0" distR="0">
+          <wp:inline distT="0" distB="0" distL="0" distR="0" wp14:anchorId="58C98084" wp14:editId="45542B62">
             <wp:extent cx="5334000" cy="2333625"/>
             <wp:effectExtent l="0" t="0" r="0" b="0"/>
             <wp:docPr id="1" name="adm_login.jpg" descr="The sign-in screen for all internal staff." title="The sign-in screen for all internal staff."/>
@@ -2077,7 +2077,7 @@
       <w:pPr>
         <w:pStyle w:val="Heading2"/>
       </w:pPr>
-      <w:bookmarkStart w:id="3" w:name="_Toc240453641"/>
+      <w:bookmarkStart w:id="3" w:name="_Toc240455298"/>
       <w:r>
         <w:t>Finding your way around</w:t>
       </w:r>
@@ -2252,7 +2252,7 @@
         </w:rPr>
         <w:lastRenderedPageBreak/>
         <w:drawing>
-          <wp:inline distT="0" distB="0" distL="0" distR="0">
+          <wp:inline distT="0" distB="0" distL="0" distR="0" wp14:anchorId="491129DD" wp14:editId="327FE644">
             <wp:extent cx="5715000" cy="1876425"/>
             <wp:effectExtent l="0" t="0" r="0" b="0"/>
             <wp:docPr id="2" name="adm_not_your_role.jpg" descr="Opening a screen outside your role (for example from an old bookmark) shows this card instead of the screen." title="Opening a screen outside your role (for example from an old bookmark) shows this card instead of the screen."/>
@@ -2321,7 +2321,7 @@
       <w:pPr>
         <w:pStyle w:val="Heading2"/>
       </w:pPr>
-      <w:bookmarkStart w:id="4" w:name="_Toc240453642"/>
+      <w:bookmarkStart w:id="4" w:name="_Toc240455299"/>
       <w:r>
         <w:t>Your screens</w:t>
       </w:r>
@@ -2596,7 +2596,7 @@
       <w:pPr>
         <w:pStyle w:val="Heading2"/>
       </w:pPr>
-      <w:bookmarkStart w:id="5" w:name="_Toc240453643"/>
+      <w:bookmarkStart w:id="5" w:name="_Toc240455300"/>
       <w:r>
         <w:t>Changing your password</w:t>
       </w:r>
@@ -2679,7 +2679,7 @@
           <w:noProof/>
         </w:rPr>
         <w:drawing>
-          <wp:inline distT="0" distB="0" distL="0" distR="0">
+          <wp:inline distT="0" distB="0" distL="0" distR="0" wp14:anchorId="6FB19684" wp14:editId="0AE841AA">
             <wp:extent cx="5334000" cy="2171700"/>
             <wp:effectExtent l="0" t="0" r="0" b="0"/>
             <wp:docPr id="3" name="adm_account.jpg" descr="Change Password screen." title="Change Password screen."/>
@@ -2767,7 +2767,7 @@
         <w:pStyle w:val="Heading1"/>
         <w:pageBreakBefore/>
       </w:pPr>
-      <w:bookmarkStart w:id="6" w:name="_Toc240453644"/>
+      <w:bookmarkStart w:id="6" w:name="_Toc240455301"/>
       <w:r>
         <w:lastRenderedPageBreak/>
         <w:t>3. Your routine</w:t>
@@ -3111,7 +3111,7 @@
         <w:pStyle w:val="Heading1"/>
         <w:pageBreakBefore/>
       </w:pPr>
-      <w:bookmarkStart w:id="7" w:name="_Toc240453645"/>
+      <w:bookmarkStart w:id="7" w:name="_Toc240455302"/>
       <w:r>
         <w:lastRenderedPageBreak/>
         <w:t>4. Step-by-step tasks</w:t>
@@ -3122,7 +3122,7 @@
       <w:pPr>
         <w:pStyle w:val="Heading2"/>
       </w:pPr>
-      <w:bookmarkStart w:id="8" w:name="_Toc240453646"/>
+      <w:bookmarkStart w:id="8" w:name="_Toc240455303"/>
       <w:r>
         <w:t>4.1 Reading the KII/Doc Dashboard</w:t>
       </w:r>
@@ -3139,7 +3139,7 @@
           <w:noProof/>
         </w:rPr>
         <w:drawing>
-          <wp:inline distT="0" distB="0" distL="0" distR="0">
+          <wp:inline distT="0" distB="0" distL="0" distR="0" wp14:anchorId="0B2BC60B" wp14:editId="295938B6">
             <wp:extent cx="5715000" cy="3571875"/>
             <wp:effectExtent l="0" t="0" r="0" b="0"/>
             <wp:docPr id="4" name="kii_dashboard.jpg" descr="KII / Document Dashboard." title="KII / Document Dashboard."/>
@@ -3208,7 +3208,7 @@
       <w:pPr>
         <w:pStyle w:val="Heading2"/>
       </w:pPr>
-      <w:bookmarkStart w:id="9" w:name="_Toc240453647"/>
+      <w:bookmarkStart w:id="9" w:name="_Toc240455304"/>
       <w:r>
         <w:t>4.2 Creating a KII record</w:t>
       </w:r>
@@ -3248,7 +3248,7 @@
           <w:noProof/>
         </w:rPr>
         <w:drawing>
-          <wp:inline distT="0" distB="0" distL="0" distR="0">
+          <wp:inline distT="0" distB="0" distL="0" distR="0" wp14:anchorId="5EE1781B" wp14:editId="0AC9836C">
             <wp:extent cx="5334000" cy="2667000"/>
             <wp:effectExtent l="0" t="0" r="0" b="0"/>
             <wp:docPr id="5" name="kii_new.jpg" descr="New KII Record." title="New KII Record."/>
@@ -3385,7 +3385,7 @@
       <w:pPr>
         <w:pStyle w:val="Heading2"/>
       </w:pPr>
-      <w:bookmarkStart w:id="10" w:name="_Toc240453648"/>
+      <w:bookmarkStart w:id="10" w:name="_Toc240455305"/>
       <w:r>
         <w:lastRenderedPageBreak/>
         <w:t>4.3 Taking a KII from invitation to coded transcript</w:t>
@@ -3436,7 +3436,7 @@
           <w:noProof/>
         </w:rPr>
         <w:drawing>
-          <wp:inline distT="0" distB="0" distL="0" distR="0">
+          <wp:inline distT="0" distB="0" distL="0" distR="0" wp14:anchorId="6FC37104" wp14:editId="37D39BCB">
             <wp:extent cx="5334000" cy="3333750"/>
             <wp:effectExtent l="0" t="0" r="0" b="0"/>
             <wp:docPr id="6" name="kii_register.jpg" descr="KII Register." title="KII Register."/>
@@ -3535,7 +3535,7 @@
           <w:noProof/>
         </w:rPr>
         <w:drawing>
-          <wp:inline distT="0" distB="0" distL="0" distR="0">
+          <wp:inline distT="0" distB="0" distL="0" distR="0" wp14:anchorId="4C0C7F9B" wp14:editId="16883461">
             <wp:extent cx="5334000" cy="3333750"/>
             <wp:effectExtent l="0" t="0" r="0" b="0"/>
             <wp:docPr id="7" name="kii_detail.jpg" descr="KII record: status, consent, transcript and coding." title="KII record: status, consent, transcript and coding."/>
@@ -3742,7 +3742,7 @@
       <w:pPr>
         <w:pStyle w:val="Heading2"/>
       </w:pPr>
-      <w:bookmarkStart w:id="11" w:name="_Toc240453649"/>
+      <w:bookmarkStart w:id="11" w:name="_Toc240455306"/>
       <w:r>
         <w:t>4.4 Downloading or emailing completed forms (Form PDFs)</w:t>
       </w:r>
@@ -3834,7 +3834,7 @@
       <w:pPr>
         <w:pStyle w:val="Heading2"/>
       </w:pPr>
-      <w:bookmarkStart w:id="12" w:name="_Toc240453650"/>
+      <w:bookmarkStart w:id="12" w:name="_Toc240455307"/>
       <w:r>
         <w:t>4.5 Consent in interviews</w:t>
       </w:r>
@@ -3912,7 +3912,7 @@
         <w:pStyle w:val="Heading1"/>
         <w:pageBreakBefore/>
       </w:pPr>
-      <w:bookmarkStart w:id="13" w:name="_Toc240453651"/>
+      <w:bookmarkStart w:id="13" w:name="_Toc240455308"/>
       <w:r>
         <w:lastRenderedPageBreak/>
         <w:t>5. Rules you must follow</w:t>
@@ -4063,7 +4063,7 @@
         <w:pStyle w:val="Heading1"/>
         <w:pageBreakBefore/>
       </w:pPr>
-      <w:bookmarkStart w:id="14" w:name="_Toc240453652"/>
+      <w:bookmarkStart w:id="14" w:name="_Toc240455309"/>
       <w:r>
         <w:lastRenderedPageBreak/>
         <w:t>6. Troubleshooting</w:t>
@@ -4847,7 +4847,7 @@
         <w:pStyle w:val="Heading1"/>
         <w:pageBreakBefore/>
       </w:pPr>
-      <w:bookmarkStart w:id="15" w:name="_Toc240453653"/>
+      <w:bookmarkStart w:id="15" w:name="_Toc240455310"/>
       <w:r>
         <w:lastRenderedPageBreak/>
         <w:t>7. Quick reference</w:t>
@@ -5522,10 +5522,10 @@
 <file path=word/numbering.xml><?xml version="1.0" encoding="utf-8"?>
 <w:numbering xmlns:wpc="http://schemas.microsoft.com/office/word/2010/wordprocessingCanvas" xmlns:cx="http://schemas.microsoft.com/office/drawing/2014/chartex" xmlns:cx1="http://schemas.microsoft.com/office/drawing/2015/9/8/chartex" xmlns:cx2="http://schemas.microsoft.com/office/drawing/2015/10/21/chartex" xmlns:cx3="http://schemas.microsoft.com/office/drawing/2016/5/9/chartex" xmlns:cx4="http://schemas.microsoft.com/office/drawing/2016/5/10/chartex" xmlns:cx5="http://schemas.microsoft.com/office/drawing/2016/5/11/chartex" xmlns:cx6="http://schemas.microsoft.com/office/drawing/2016/5/12/chartex" xmlns:cx7="http://schemas.microsoft.com/office/drawing/2016/5/13/chartex" xmlns:cx8="http://schemas.microsoft.com/office/drawing/2016/5/14/chartex" xmlns:mc="http://schemas.openxmlformats.org/markup-compatibility/2006" xmlns:aink="http://schemas.microsoft.com/office/drawing/2016/ink" xmlns:am3d="http://schemas.microsoft.com/office/drawing/2017/model3d" xmlns:o="urn:schemas-microsoft-com:office:office" xmlns:oel="http://schemas.microsoft.com/office/2019/extlst" xmlns:r="http://schemas.openxmlformats.org/officeDocument/2006/relationships" xmlns:m="http://schemas.openxmlformats.org/officeDocument/2006/math" xmlns:v="urn:schemas-microsoft-com:vml" xmlns:wp14="http://schemas.microsoft.com/office/word/2010/wordprocessingDrawing" xmlns:wp="http://schemas.openxmlformats.org/drawingml/2006/wordprocessingDrawing" xmlns:w10="urn:schemas-microsoft-com:office:word" xmlns:w="http://schemas.openxmlformats.org/wordprocessingml/2006/main" xmlns:w14="http://schemas.microsoft.com/office/word/2010/wordml" xmlns:w15="http://schemas.microsoft.com/office/word/2012/wordml" xmlns:w16cex="http://schemas.microsoft.com/office/word/2018/wordml/cex" xmlns:w16cid="http://schemas.microsoft.com/office/word/2016/wordml/cid" xmlns:w16="http://schemas.microsoft.com/office/word/2018/wordml" xmlns:w16sdtdh="http://schemas.microsoft.com/office/word/2020/wordml/sdtdatahash" xmlns:w16se="http://schemas.microsoft.com/office/word/2015/wordml/symex" xmlns:wpg="http://schemas.microsoft.com/office/word/2010/wordprocessingGroup" xmlns:wpi="http://schemas.microsoft.com/office/word/2010/wordprocessingInk" xmlns:wne="http://schemas.microsoft.com/office/word/2006/wordml" xmlns:wps="http://schemas.microsoft.com/office/word/2010/wordprocessingShape" mc:Ignorable="w14 w15 w16se w16cid w16 w16cex w16sdtdh wp14">
   <w:abstractNum w:abstractNumId="0" w15:restartNumberingAfterBreak="0">
-    <w:nsid w:val="1F7F7CEF"/>
+    <w:nsid w:val="30520907"/>
     <w:multiLevelType w:val="hybridMultilevel"/>
-    <w:tmpl w:val="401E0EA4"/>
-    <w:lvl w:ilvl="0" w:tplc="FA5A0E98">
+    <w:tmpl w:val="1D7A266E"/>
+    <w:lvl w:ilvl="0" w:tplc="B8D8CB50">
       <w:start w:val="1"/>
       <w:numFmt w:val="decimal"/>
       <w:lvlText w:val="%1."/>
@@ -5539,138 +5539,52 @@
         <w:color w:val="A67C27"/>
       </w:rPr>
     </w:lvl>
-    <w:lvl w:ilvl="1" w:tplc="1A3A8762">
+    <w:lvl w:ilvl="1" w:tplc="6136DEAE">
       <w:numFmt w:val="decimal"/>
       <w:lvlText w:val=""/>
       <w:lvlJc w:val="left"/>
     </w:lvl>
-    <w:lvl w:ilvl="2" w:tplc="1A64E0DA">
+    <w:lvl w:ilvl="2" w:tplc="6FEE990A">
       <w:numFmt w:val="decimal"/>
       <w:lvlText w:val=""/>
       <w:lvlJc w:val="left"/>
     </w:lvl>
-    <w:lvl w:ilvl="3" w:tplc="CEA422E6">
+    <w:lvl w:ilvl="3" w:tplc="AC1E7B56">
       <w:numFmt w:val="decimal"/>
       <w:lvlText w:val=""/>
       <w:lvlJc w:val="left"/>
     </w:lvl>
-    <w:lvl w:ilvl="4" w:tplc="17509CFE">
+    <w:lvl w:ilvl="4" w:tplc="F14EC782">
       <w:numFmt w:val="decimal"/>
       <w:lvlText w:val=""/>
       <w:lvlJc w:val="left"/>
     </w:lvl>
-    <w:lvl w:ilvl="5" w:tplc="2CA65498">
+    <w:lvl w:ilvl="5" w:tplc="58A07CB4">
       <w:numFmt w:val="decimal"/>
       <w:lvlText w:val=""/>
       <w:lvlJc w:val="left"/>
     </w:lvl>
-    <w:lvl w:ilvl="6" w:tplc="D1DA3B26">
+    <w:lvl w:ilvl="6" w:tplc="9F82D818">
       <w:numFmt w:val="decimal"/>
       <w:lvlText w:val=""/>
       <w:lvlJc w:val="left"/>
     </w:lvl>
-    <w:lvl w:ilvl="7" w:tplc="7BB06AD4">
+    <w:lvl w:ilvl="7" w:tplc="B4408320">
       <w:numFmt w:val="decimal"/>
       <w:lvlText w:val=""/>
       <w:lvlJc w:val="left"/>
     </w:lvl>
-    <w:lvl w:ilvl="8" w:tplc="E8A6C27A">
+    <w:lvl w:ilvl="8" w:tplc="D2CEEA0A">
       <w:numFmt w:val="decimal"/>
       <w:lvlText w:val=""/>
       <w:lvlJc w:val="left"/>
     </w:lvl>
   </w:abstractNum>
   <w:abstractNum w:abstractNumId="1" w15:restartNumberingAfterBreak="0">
-    <w:nsid w:val="20D84320"/>
+    <w:nsid w:val="34E160DE"/>
     <w:multiLevelType w:val="hybridMultilevel"/>
-    <w:tmpl w:val="DA5213BA"/>
-    <w:lvl w:ilvl="0" w:tplc="335CC92C">
-      <w:start w:val="1"/>
-      <w:numFmt w:val="bullet"/>
-      <w:lvlText w:val="●"/>
-      <w:lvlJc w:val="left"/>
-      <w:pPr>
-        <w:ind w:left="720" w:hanging="360"/>
-      </w:pPr>
-    </w:lvl>
-    <w:lvl w:ilvl="1" w:tplc="2B06F828">
-      <w:start w:val="1"/>
-      <w:numFmt w:val="bullet"/>
-      <w:lvlText w:val="○"/>
-      <w:lvlJc w:val="left"/>
-      <w:pPr>
-        <w:ind w:left="1440" w:hanging="360"/>
-      </w:pPr>
-    </w:lvl>
-    <w:lvl w:ilvl="2" w:tplc="A7EED6A0">
-      <w:start w:val="1"/>
-      <w:numFmt w:val="bullet"/>
-      <w:lvlText w:val="■"/>
-      <w:lvlJc w:val="left"/>
-      <w:pPr>
-        <w:ind w:left="2160" w:hanging="360"/>
-      </w:pPr>
-    </w:lvl>
-    <w:lvl w:ilvl="3" w:tplc="5CF22040">
-      <w:start w:val="1"/>
-      <w:numFmt w:val="bullet"/>
-      <w:lvlText w:val="●"/>
-      <w:lvlJc w:val="left"/>
-      <w:pPr>
-        <w:ind w:left="2880" w:hanging="360"/>
-      </w:pPr>
-    </w:lvl>
-    <w:lvl w:ilvl="4" w:tplc="C37AD0A4">
-      <w:start w:val="1"/>
-      <w:numFmt w:val="bullet"/>
-      <w:lvlText w:val="○"/>
-      <w:lvlJc w:val="left"/>
-      <w:pPr>
-        <w:ind w:left="3600" w:hanging="360"/>
-      </w:pPr>
-    </w:lvl>
-    <w:lvl w:ilvl="5" w:tplc="D3ECBE62">
-      <w:start w:val="1"/>
-      <w:numFmt w:val="bullet"/>
-      <w:lvlText w:val="■"/>
-      <w:lvlJc w:val="left"/>
-      <w:pPr>
-        <w:ind w:left="4320" w:hanging="360"/>
-      </w:pPr>
-    </w:lvl>
-    <w:lvl w:ilvl="6" w:tplc="2F34503A">
-      <w:start w:val="1"/>
-      <w:numFmt w:val="bullet"/>
-      <w:lvlText w:val="●"/>
-      <w:lvlJc w:val="left"/>
-      <w:pPr>
-        <w:ind w:left="5040" w:hanging="360"/>
-      </w:pPr>
-    </w:lvl>
-    <w:lvl w:ilvl="7" w:tplc="599E7012">
-      <w:start w:val="1"/>
-      <w:numFmt w:val="bullet"/>
-      <w:lvlText w:val="●"/>
-      <w:lvlJc w:val="left"/>
-      <w:pPr>
-        <w:ind w:left="5760" w:hanging="360"/>
-      </w:pPr>
-    </w:lvl>
-    <w:lvl w:ilvl="8" w:tplc="BCC0AB42">
-      <w:start w:val="1"/>
-      <w:numFmt w:val="bullet"/>
-      <w:lvlText w:val="●"/>
-      <w:lvlJc w:val="left"/>
-      <w:pPr>
-        <w:ind w:left="6480" w:hanging="360"/>
-      </w:pPr>
-    </w:lvl>
-  </w:abstractNum>
-  <w:abstractNum w:abstractNumId="2" w15:restartNumberingAfterBreak="0">
-    <w:nsid w:val="22FD0E41"/>
-    <w:multiLevelType w:val="hybridMultilevel"/>
-    <w:tmpl w:val="2A3829C2"/>
-    <w:lvl w:ilvl="0" w:tplc="7A80FE26">
+    <w:tmpl w:val="DF34836C"/>
+    <w:lvl w:ilvl="0" w:tplc="2B92C6AE">
       <w:start w:val="1"/>
       <w:numFmt w:val="bullet"/>
       <w:lvlText w:val="•"/>
@@ -5679,7 +5593,7 @@
         <w:ind w:left="460" w:hanging="280"/>
       </w:pPr>
     </w:lvl>
-    <w:lvl w:ilvl="1" w:tplc="C5AE166C">
+    <w:lvl w:ilvl="1" w:tplc="A0A457DE">
       <w:start w:val="1"/>
       <w:numFmt w:val="bullet"/>
       <w:lvlText w:val="–"/>
@@ -5688,47 +5602,192 @@
         <w:ind w:left="900" w:hanging="280"/>
       </w:pPr>
     </w:lvl>
-    <w:lvl w:ilvl="2" w:tplc="74905B24">
+    <w:lvl w:ilvl="2" w:tplc="3D463594">
       <w:numFmt w:val="decimal"/>
       <w:lvlText w:val=""/>
       <w:lvlJc w:val="left"/>
     </w:lvl>
-    <w:lvl w:ilvl="3" w:tplc="F4C486A4">
+    <w:lvl w:ilvl="3" w:tplc="E230CB78">
       <w:numFmt w:val="decimal"/>
       <w:lvlText w:val=""/>
       <w:lvlJc w:val="left"/>
     </w:lvl>
-    <w:lvl w:ilvl="4" w:tplc="D17E7544">
+    <w:lvl w:ilvl="4" w:tplc="59381916">
       <w:numFmt w:val="decimal"/>
       <w:lvlText w:val=""/>
       <w:lvlJc w:val="left"/>
     </w:lvl>
-    <w:lvl w:ilvl="5" w:tplc="37C6F1C2">
+    <w:lvl w:ilvl="5" w:tplc="EA4E4D00">
       <w:numFmt w:val="decimal"/>
       <w:lvlText w:val=""/>
       <w:lvlJc w:val="left"/>
     </w:lvl>
-    <w:lvl w:ilvl="6" w:tplc="50F8C824">
+    <w:lvl w:ilvl="6" w:tplc="7DB28216">
       <w:numFmt w:val="decimal"/>
       <w:lvlText w:val=""/>
       <w:lvlJc w:val="left"/>
     </w:lvl>
-    <w:lvl w:ilvl="7" w:tplc="CA8E2F56">
+    <w:lvl w:ilvl="7" w:tplc="FF7031D0">
       <w:numFmt w:val="decimal"/>
       <w:lvlText w:val=""/>
       <w:lvlJc w:val="left"/>
     </w:lvl>
-    <w:lvl w:ilvl="8" w:tplc="4AF89A8A">
+    <w:lvl w:ilvl="8" w:tplc="7EB21910">
+      <w:numFmt w:val="decimal"/>
+      <w:lvlText w:val=""/>
+      <w:lvlJc w:val="left"/>
+    </w:lvl>
+  </w:abstractNum>
+  <w:abstractNum w:abstractNumId="2" w15:restartNumberingAfterBreak="0">
+    <w:nsid w:val="35621C06"/>
+    <w:multiLevelType w:val="hybridMultilevel"/>
+    <w:tmpl w:val="95FA246E"/>
+    <w:lvl w:ilvl="0" w:tplc="D24A14EC">
+      <w:start w:val="1"/>
+      <w:numFmt w:val="decimal"/>
+      <w:lvlText w:val="%1."/>
+      <w:lvlJc w:val="left"/>
+      <w:pPr>
+        <w:ind w:left="460" w:hanging="360"/>
+      </w:pPr>
+      <w:rPr>
+        <w:b/>
+        <w:bCs/>
+        <w:color w:val="A67C27"/>
+      </w:rPr>
+    </w:lvl>
+    <w:lvl w:ilvl="1" w:tplc="FC0C1500">
+      <w:numFmt w:val="decimal"/>
+      <w:lvlText w:val=""/>
+      <w:lvlJc w:val="left"/>
+    </w:lvl>
+    <w:lvl w:ilvl="2" w:tplc="E834C4BC">
+      <w:numFmt w:val="decimal"/>
+      <w:lvlText w:val=""/>
+      <w:lvlJc w:val="left"/>
+    </w:lvl>
+    <w:lvl w:ilvl="3" w:tplc="D98E9A96">
+      <w:numFmt w:val="decimal"/>
+      <w:lvlText w:val=""/>
+      <w:lvlJc w:val="left"/>
+    </w:lvl>
+    <w:lvl w:ilvl="4" w:tplc="095EBEA0">
+      <w:numFmt w:val="decimal"/>
+      <w:lvlText w:val=""/>
+      <w:lvlJc w:val="left"/>
+    </w:lvl>
+    <w:lvl w:ilvl="5" w:tplc="B2C840B6">
+      <w:numFmt w:val="decimal"/>
+      <w:lvlText w:val=""/>
+      <w:lvlJc w:val="left"/>
+    </w:lvl>
+    <w:lvl w:ilvl="6" w:tplc="077A3F36">
+      <w:numFmt w:val="decimal"/>
+      <w:lvlText w:val=""/>
+      <w:lvlJc w:val="left"/>
+    </w:lvl>
+    <w:lvl w:ilvl="7" w:tplc="74FC7B94">
+      <w:numFmt w:val="decimal"/>
+      <w:lvlText w:val=""/>
+      <w:lvlJc w:val="left"/>
+    </w:lvl>
+    <w:lvl w:ilvl="8" w:tplc="3970D87E">
       <w:numFmt w:val="decimal"/>
       <w:lvlText w:val=""/>
       <w:lvlJc w:val="left"/>
     </w:lvl>
   </w:abstractNum>
   <w:abstractNum w:abstractNumId="3" w15:restartNumberingAfterBreak="0">
-    <w:nsid w:val="2D914B90"/>
+    <w:nsid w:val="544765B5"/>
     <w:multiLevelType w:val="hybridMultilevel"/>
-    <w:tmpl w:val="3D66C620"/>
-    <w:lvl w:ilvl="0" w:tplc="571C1F98">
+    <w:tmpl w:val="3DE86A9A"/>
+    <w:lvl w:ilvl="0" w:tplc="1EC004B0">
+      <w:start w:val="1"/>
+      <w:numFmt w:val="bullet"/>
+      <w:lvlText w:val="●"/>
+      <w:lvlJc w:val="left"/>
+      <w:pPr>
+        <w:ind w:left="720" w:hanging="360"/>
+      </w:pPr>
+    </w:lvl>
+    <w:lvl w:ilvl="1" w:tplc="2C0292D0">
+      <w:start w:val="1"/>
+      <w:numFmt w:val="bullet"/>
+      <w:lvlText w:val="○"/>
+      <w:lvlJc w:val="left"/>
+      <w:pPr>
+        <w:ind w:left="1440" w:hanging="360"/>
+      </w:pPr>
+    </w:lvl>
+    <w:lvl w:ilvl="2" w:tplc="CE485D86">
+      <w:start w:val="1"/>
+      <w:numFmt w:val="bullet"/>
+      <w:lvlText w:val="■"/>
+      <w:lvlJc w:val="left"/>
+      <w:pPr>
+        <w:ind w:left="2160" w:hanging="360"/>
+      </w:pPr>
+    </w:lvl>
+    <w:lvl w:ilvl="3" w:tplc="36C48ED0">
+      <w:start w:val="1"/>
+      <w:numFmt w:val="bullet"/>
+      <w:lvlText w:val="●"/>
+      <w:lvlJc w:val="left"/>
+      <w:pPr>
+        <w:ind w:left="2880" w:hanging="360"/>
+      </w:pPr>
+    </w:lvl>
+    <w:lvl w:ilvl="4" w:tplc="64C66228">
+      <w:start w:val="1"/>
+      <w:numFmt w:val="bullet"/>
+      <w:lvlText w:val="○"/>
+      <w:lvlJc w:val="left"/>
+      <w:pPr>
+        <w:ind w:left="3600" w:hanging="360"/>
+      </w:pPr>
+    </w:lvl>
+    <w:lvl w:ilvl="5" w:tplc="1AF0B088">
+      <w:start w:val="1"/>
+      <w:numFmt w:val="bullet"/>
+      <w:lvlText w:val="■"/>
+      <w:lvlJc w:val="left"/>
+      <w:pPr>
+        <w:ind w:left="4320" w:hanging="360"/>
+      </w:pPr>
+    </w:lvl>
+    <w:lvl w:ilvl="6" w:tplc="C5283534">
+      <w:start w:val="1"/>
+      <w:numFmt w:val="bullet"/>
+      <w:lvlText w:val="●"/>
+      <w:lvlJc w:val="left"/>
+      <w:pPr>
+        <w:ind w:left="5040" w:hanging="360"/>
+      </w:pPr>
+    </w:lvl>
+    <w:lvl w:ilvl="7" w:tplc="60983C16">
+      <w:start w:val="1"/>
+      <w:numFmt w:val="bullet"/>
+      <w:lvlText w:val="●"/>
+      <w:lvlJc w:val="left"/>
+      <w:pPr>
+        <w:ind w:left="5760" w:hanging="360"/>
+      </w:pPr>
+    </w:lvl>
+    <w:lvl w:ilvl="8" w:tplc="7E9A6BFC">
+      <w:start w:val="1"/>
+      <w:numFmt w:val="bullet"/>
+      <w:lvlText w:val="●"/>
+      <w:lvlJc w:val="left"/>
+      <w:pPr>
+        <w:ind w:left="6480" w:hanging="360"/>
+      </w:pPr>
+    </w:lvl>
+  </w:abstractNum>
+  <w:abstractNum w:abstractNumId="4" w15:restartNumberingAfterBreak="0">
+    <w:nsid w:val="568B5137"/>
+    <w:multiLevelType w:val="hybridMultilevel"/>
+    <w:tmpl w:val="DFDC93F2"/>
+    <w:lvl w:ilvl="0" w:tplc="364EAC0E">
       <w:start w:val="1"/>
       <w:numFmt w:val="decimal"/>
       <w:lvlText w:val="%1."/>
@@ -5742,52 +5801,52 @@
         <w:color w:val="A67C27"/>
       </w:rPr>
     </w:lvl>
-    <w:lvl w:ilvl="1" w:tplc="670A5AF2">
+    <w:lvl w:ilvl="1" w:tplc="409E4F88">
       <w:numFmt w:val="decimal"/>
       <w:lvlText w:val=""/>
       <w:lvlJc w:val="left"/>
     </w:lvl>
-    <w:lvl w:ilvl="2" w:tplc="5D8ADBD8">
+    <w:lvl w:ilvl="2" w:tplc="6C020D6E">
       <w:numFmt w:val="decimal"/>
       <w:lvlText w:val=""/>
       <w:lvlJc w:val="left"/>
     </w:lvl>
-    <w:lvl w:ilvl="3" w:tplc="9EB28684">
+    <w:lvl w:ilvl="3" w:tplc="A6A696EC">
       <w:numFmt w:val="decimal"/>
       <w:lvlText w:val=""/>
       <w:lvlJc w:val="left"/>
     </w:lvl>
-    <w:lvl w:ilvl="4" w:tplc="186A164A">
+    <w:lvl w:ilvl="4" w:tplc="632ABB4C">
       <w:numFmt w:val="decimal"/>
       <w:lvlText w:val=""/>
       <w:lvlJc w:val="left"/>
     </w:lvl>
-    <w:lvl w:ilvl="5" w:tplc="53D46FB8">
+    <w:lvl w:ilvl="5" w:tplc="D518B198">
       <w:numFmt w:val="decimal"/>
       <w:lvlText w:val=""/>
       <w:lvlJc w:val="left"/>
     </w:lvl>
-    <w:lvl w:ilvl="6" w:tplc="88861B06">
+    <w:lvl w:ilvl="6" w:tplc="8E62EAD2">
       <w:numFmt w:val="decimal"/>
       <w:lvlText w:val=""/>
       <w:lvlJc w:val="left"/>
     </w:lvl>
-    <w:lvl w:ilvl="7" w:tplc="126657F8">
+    <w:lvl w:ilvl="7" w:tplc="0FAC83C4">
       <w:numFmt w:val="decimal"/>
       <w:lvlText w:val=""/>
       <w:lvlJc w:val="left"/>
     </w:lvl>
-    <w:lvl w:ilvl="8" w:tplc="2D8CBB02">
+    <w:lvl w:ilvl="8" w:tplc="5FBABBF8">
       <w:numFmt w:val="decimal"/>
       <w:lvlText w:val=""/>
       <w:lvlJc w:val="left"/>
     </w:lvl>
   </w:abstractNum>
-  <w:abstractNum w:abstractNumId="4" w15:restartNumberingAfterBreak="0">
-    <w:nsid w:val="3F222DEB"/>
+  <w:abstractNum w:abstractNumId="5" w15:restartNumberingAfterBreak="0">
+    <w:nsid w:val="5A677DD3"/>
     <w:multiLevelType w:val="hybridMultilevel"/>
-    <w:tmpl w:val="83DACD56"/>
-    <w:lvl w:ilvl="0" w:tplc="D4C2B8BA">
+    <w:tmpl w:val="BE4AAA80"/>
+    <w:lvl w:ilvl="0" w:tplc="8BC6BFF4">
       <w:start w:val="1"/>
       <w:numFmt w:val="decimal"/>
       <w:lvlText w:val="%1."/>
@@ -5801,52 +5860,52 @@
         <w:color w:val="A67C27"/>
       </w:rPr>
     </w:lvl>
-    <w:lvl w:ilvl="1" w:tplc="3052228C">
+    <w:lvl w:ilvl="1" w:tplc="73A05F62">
       <w:numFmt w:val="decimal"/>
       <w:lvlText w:val=""/>
       <w:lvlJc w:val="left"/>
     </w:lvl>
-    <w:lvl w:ilvl="2" w:tplc="E1D095FC">
+    <w:lvl w:ilvl="2" w:tplc="87EE33BC">
       <w:numFmt w:val="decimal"/>
       <w:lvlText w:val=""/>
       <w:lvlJc w:val="left"/>
     </w:lvl>
-    <w:lvl w:ilvl="3" w:tplc="60BED4EC">
+    <w:lvl w:ilvl="3" w:tplc="279E1F42">
       <w:numFmt w:val="decimal"/>
       <w:lvlText w:val=""/>
       <w:lvlJc w:val="left"/>
     </w:lvl>
-    <w:lvl w:ilvl="4" w:tplc="DDDA8044">
+    <w:lvl w:ilvl="4" w:tplc="993AEF38">
       <w:numFmt w:val="decimal"/>
       <w:lvlText w:val=""/>
       <w:lvlJc w:val="left"/>
     </w:lvl>
-    <w:lvl w:ilvl="5" w:tplc="11AEA9C6">
+    <w:lvl w:ilvl="5" w:tplc="F0C20A7A">
       <w:numFmt w:val="decimal"/>
       <w:lvlText w:val=""/>
       <w:lvlJc w:val="left"/>
     </w:lvl>
-    <w:lvl w:ilvl="6" w:tplc="A28A0EA4">
+    <w:lvl w:ilvl="6" w:tplc="545228F4">
       <w:numFmt w:val="decimal"/>
       <w:lvlText w:val=""/>
       <w:lvlJc w:val="left"/>
     </w:lvl>
-    <w:lvl w:ilvl="7" w:tplc="2A2ADF9E">
+    <w:lvl w:ilvl="7" w:tplc="7480C36A">
       <w:numFmt w:val="decimal"/>
       <w:lvlText w:val=""/>
       <w:lvlJc w:val="left"/>
     </w:lvl>
-    <w:lvl w:ilvl="8" w:tplc="737CC356">
+    <w:lvl w:ilvl="8" w:tplc="2D5216CA">
       <w:numFmt w:val="decimal"/>
       <w:lvlText w:val=""/>
       <w:lvlJc w:val="left"/>
     </w:lvl>
   </w:abstractNum>
-  <w:abstractNum w:abstractNumId="5" w15:restartNumberingAfterBreak="0">
-    <w:nsid w:val="5C1D07B9"/>
+  <w:abstractNum w:abstractNumId="6" w15:restartNumberingAfterBreak="0">
+    <w:nsid w:val="66186CD2"/>
     <w:multiLevelType w:val="hybridMultilevel"/>
-    <w:tmpl w:val="0A7CA114"/>
-    <w:lvl w:ilvl="0" w:tplc="1B2CD1F6">
+    <w:tmpl w:val="E5523D3A"/>
+    <w:lvl w:ilvl="0" w:tplc="40A45402">
       <w:start w:val="1"/>
       <w:numFmt w:val="decimal"/>
       <w:lvlText w:val="%1."/>
@@ -5860,144 +5919,85 @@
         <w:color w:val="A67C27"/>
       </w:rPr>
     </w:lvl>
-    <w:lvl w:ilvl="1" w:tplc="6F6A8E92">
+    <w:lvl w:ilvl="1" w:tplc="4940823C">
       <w:numFmt w:val="decimal"/>
       <w:lvlText w:val=""/>
       <w:lvlJc w:val="left"/>
     </w:lvl>
-    <w:lvl w:ilvl="2" w:tplc="F74E26F4">
+    <w:lvl w:ilvl="2" w:tplc="B0E82BFC">
       <w:numFmt w:val="decimal"/>
       <w:lvlText w:val=""/>
       <w:lvlJc w:val="left"/>
     </w:lvl>
-    <w:lvl w:ilvl="3" w:tplc="BA025912">
+    <w:lvl w:ilvl="3" w:tplc="D41E1664">
       <w:numFmt w:val="decimal"/>
       <w:lvlText w:val=""/>
       <w:lvlJc w:val="left"/>
     </w:lvl>
-    <w:lvl w:ilvl="4" w:tplc="6A222A0C">
+    <w:lvl w:ilvl="4" w:tplc="55AE7ED6">
       <w:numFmt w:val="decimal"/>
       <w:lvlText w:val=""/>
       <w:lvlJc w:val="left"/>
     </w:lvl>
-    <w:lvl w:ilvl="5" w:tplc="5BC89D90">
+    <w:lvl w:ilvl="5" w:tplc="674652E8">
       <w:numFmt w:val="decimal"/>
       <w:lvlText w:val=""/>
       <w:lvlJc w:val="left"/>
     </w:lvl>
-    <w:lvl w:ilvl="6" w:tplc="3BDE370A">
+    <w:lvl w:ilvl="6" w:tplc="FB522FB8">
       <w:numFmt w:val="decimal"/>
       <w:lvlText w:val=""/>
       <w:lvlJc w:val="left"/>
     </w:lvl>
-    <w:lvl w:ilvl="7" w:tplc="02921448">
+    <w:lvl w:ilvl="7" w:tplc="29DE7882">
       <w:numFmt w:val="decimal"/>
       <w:lvlText w:val=""/>
       <w:lvlJc w:val="left"/>
     </w:lvl>
-    <w:lvl w:ilvl="8" w:tplc="81BEE46A">
+    <w:lvl w:ilvl="8" w:tplc="946685E4">
       <w:numFmt w:val="decimal"/>
       <w:lvlText w:val=""/>
       <w:lvlJc w:val="left"/>
     </w:lvl>
   </w:abstractNum>
-  <w:abstractNum w:abstractNumId="6" w15:restartNumberingAfterBreak="0">
-    <w:nsid w:val="67014EA1"/>
-    <w:multiLevelType w:val="hybridMultilevel"/>
-    <w:tmpl w:val="56C65644"/>
-    <w:lvl w:ilvl="0" w:tplc="C02CE55C">
-      <w:start w:val="1"/>
-      <w:numFmt w:val="decimal"/>
-      <w:lvlText w:val="%1."/>
-      <w:lvlJc w:val="left"/>
-      <w:pPr>
-        <w:ind w:left="460" w:hanging="360"/>
-      </w:pPr>
-      <w:rPr>
-        <w:b/>
-        <w:bCs/>
-        <w:color w:val="A67C27"/>
-      </w:rPr>
-    </w:lvl>
-    <w:lvl w:ilvl="1" w:tplc="85E6661C">
-      <w:numFmt w:val="decimal"/>
-      <w:lvlText w:val=""/>
-      <w:lvlJc w:val="left"/>
-    </w:lvl>
-    <w:lvl w:ilvl="2" w:tplc="C1BE085C">
-      <w:numFmt w:val="decimal"/>
-      <w:lvlText w:val=""/>
-      <w:lvlJc w:val="left"/>
-    </w:lvl>
-    <w:lvl w:ilvl="3" w:tplc="FC1458FE">
-      <w:numFmt w:val="decimal"/>
-      <w:lvlText w:val=""/>
-      <w:lvlJc w:val="left"/>
-    </w:lvl>
-    <w:lvl w:ilvl="4" w:tplc="89CE1740">
-      <w:numFmt w:val="decimal"/>
-      <w:lvlText w:val=""/>
-      <w:lvlJc w:val="left"/>
-    </w:lvl>
-    <w:lvl w:ilvl="5" w:tplc="3B70A346">
-      <w:numFmt w:val="decimal"/>
-      <w:lvlText w:val=""/>
-      <w:lvlJc w:val="left"/>
-    </w:lvl>
-    <w:lvl w:ilvl="6" w:tplc="3B5215C0">
-      <w:numFmt w:val="decimal"/>
-      <w:lvlText w:val=""/>
-      <w:lvlJc w:val="left"/>
-    </w:lvl>
-    <w:lvl w:ilvl="7" w:tplc="ADD074A0">
-      <w:numFmt w:val="decimal"/>
-      <w:lvlText w:val=""/>
-      <w:lvlJc w:val="left"/>
-    </w:lvl>
-    <w:lvl w:ilvl="8" w:tplc="9B0A6386">
-      <w:numFmt w:val="decimal"/>
-      <w:lvlText w:val=""/>
-      <w:lvlJc w:val="left"/>
-    </w:lvl>
-  </w:abstractNum>
-  <w:num w:numId="1" w16cid:durableId="442501391">
+  <w:num w:numId="1" w16cid:durableId="1200507744">
+    <w:abstractNumId w:val="3"/>
+    <w:lvlOverride w:ilvl="0">
+      <w:startOverride w:val="1"/>
+    </w:lvlOverride>
+  </w:num>
+  <w:num w:numId="2" w16cid:durableId="904070437">
     <w:abstractNumId w:val="1"/>
     <w:lvlOverride w:ilvl="0">
       <w:startOverride w:val="1"/>
     </w:lvlOverride>
   </w:num>
-  <w:num w:numId="2" w16cid:durableId="1554925596">
+  <w:num w:numId="3" w16cid:durableId="1470318079">
+    <w:abstractNumId w:val="4"/>
+    <w:lvlOverride w:ilvl="0">
+      <w:startOverride w:val="1"/>
+    </w:lvlOverride>
+  </w:num>
+  <w:num w:numId="4" w16cid:durableId="542324249">
     <w:abstractNumId w:val="2"/>
     <w:lvlOverride w:ilvl="0">
       <w:startOverride w:val="1"/>
     </w:lvlOverride>
   </w:num>
-  <w:num w:numId="3" w16cid:durableId="1912083412">
-    <w:abstractNumId w:val="4"/>
-    <w:lvlOverride w:ilvl="0">
-      <w:startOverride w:val="1"/>
-    </w:lvlOverride>
-  </w:num>
-  <w:num w:numId="4" w16cid:durableId="1219704132">
-    <w:abstractNumId w:val="3"/>
-    <w:lvlOverride w:ilvl="0">
-      <w:startOverride w:val="1"/>
-    </w:lvlOverride>
-  </w:num>
-  <w:num w:numId="5" w16cid:durableId="205262290">
-    <w:abstractNumId w:val="0"/>
-    <w:lvlOverride w:ilvl="0">
-      <w:startOverride w:val="1"/>
-    </w:lvlOverride>
-  </w:num>
-  <w:num w:numId="6" w16cid:durableId="1649019085">
+  <w:num w:numId="5" w16cid:durableId="512064370">
     <w:abstractNumId w:val="5"/>
     <w:lvlOverride w:ilvl="0">
       <w:startOverride w:val="1"/>
     </w:lvlOverride>
   </w:num>
-  <w:num w:numId="7" w16cid:durableId="122117781">
+  <w:num w:numId="6" w16cid:durableId="1243022781">
     <w:abstractNumId w:val="6"/>
+    <w:lvlOverride w:ilvl="0">
+      <w:startOverride w:val="1"/>
+    </w:lvlOverride>
+  </w:num>
+  <w:num w:numId="7" w16cid:durableId="600990459">
+    <w:abstractNumId w:val="0"/>
     <w:lvlOverride w:ilvl="0">
       <w:startOverride w:val="1"/>
     </w:lvlOverride>
@@ -6622,7 +6622,7 @@
     <w:autoRedefine/>
     <w:uiPriority w:val="39"/>
     <w:unhideWhenUsed/>
-    <w:rsid w:val="002954E9"/>
+    <w:rsid w:val="00A57DD1"/>
     <w:pPr>
       <w:spacing w:after="100"/>
     </w:pPr>
@@ -6634,7 +6634,7 @@
     <w:autoRedefine/>
     <w:uiPriority w:val="39"/>
     <w:unhideWhenUsed/>
-    <w:rsid w:val="002954E9"/>
+    <w:rsid w:val="00A57DD1"/>
     <w:pPr>
       <w:spacing w:after="100"/>
       <w:ind w:left="210"/>

--- a/docs/manuals/Role_Guide_5_KII_RA.docx
+++ b/docs/manuals/Role_Guide_5_KII_RA.docx
@@ -69,7 +69,7 @@
           <w:left w:w="10" w:type="dxa"/>
           <w:right w:w="10" w:type="dxa"/>
         </w:tblCellMar>
-        <w:tblLook w:val="0000" w:firstRow="0" w:lastRow="0" w:firstColumn="0" w:lastColumn="0" w:noHBand="0" w:noVBand="0"/>
+        <w:tblLook w:val="04A0" w:firstRow="1" w:lastRow="0" w:firstColumn="1" w:lastColumn="0" w:noHBand="0" w:noVBand="1"/>
       </w:tblPr>
       <w:tblGrid>
         <w:gridCol w:w="2300"/>
@@ -469,7 +469,7 @@
                 <w:sz w:val="19"/>
                 <w:szCs w:val="19"/>
               </w:rPr>
-              <w:t>Version 1.0 · 15 September 2026</w:t>
+              <w:t>Version 1.1 · 19 September 2026</w:t>
             </w:r>
           </w:p>
         </w:tc>
@@ -538,7 +538,7 @@
     <w:sdt>
       <w:sdtPr>
         <w:alias w:val="Contents"/>
-        <w:id w:val="162123922"/>
+        <w:id w:val="-1967882796"/>
       </w:sdtPr>
       <w:sdtEndPr/>
       <w:sdtContent>
@@ -567,7 +567,7 @@
           <w:r>
             <w:fldChar w:fldCharType="separate"/>
           </w:r>
-          <w:hyperlink w:anchor="_Toc240455295" w:history="1">
+          <w:hyperlink w:anchor="_Toc240713118" w:history="1">
             <w:r>
               <w:rPr>
                 <w:rStyle w:val="Hyperlink"/>
@@ -591,7 +591,7 @@
               <w:rPr>
                 <w:noProof/>
               </w:rPr>
-              <w:instrText xml:space="preserve"> PAGEREF _Toc240455295 \h </w:instrText>
+              <w:instrText xml:space="preserve"> PAGEREF _Toc240713118 \h </w:instrText>
             </w:r>
             <w:r>
               <w:rPr>
@@ -634,7 +634,7 @@
               <w14:ligatures w14:val="standardContextual"/>
             </w:rPr>
           </w:pPr>
-          <w:hyperlink w:anchor="_Toc240455296" w:history="1">
+          <w:hyperlink w:anchor="_Toc240713119" w:history="1">
             <w:r>
               <w:rPr>
                 <w:rStyle w:val="Hyperlink"/>
@@ -658,7 +658,7 @@
               <w:rPr>
                 <w:noProof/>
               </w:rPr>
-              <w:instrText xml:space="preserve"> PAGEREF _Toc240455296 \h </w:instrText>
+              <w:instrText xml:space="preserve"> PAGEREF _Toc240713119 \h </w:instrText>
             </w:r>
             <w:r>
               <w:rPr>
@@ -701,7 +701,7 @@
               <w14:ligatures w14:val="standardContextual"/>
             </w:rPr>
           </w:pPr>
-          <w:hyperlink w:anchor="_Toc240455297" w:history="1">
+          <w:hyperlink w:anchor="_Toc240713120" w:history="1">
             <w:r>
               <w:rPr>
                 <w:rStyle w:val="Hyperlink"/>
@@ -725,7 +725,7 @@
               <w:rPr>
                 <w:noProof/>
               </w:rPr>
-              <w:instrText xml:space="preserve"> PAGEREF _Toc240455297 \h </w:instrText>
+              <w:instrText xml:space="preserve"> PAGEREF _Toc240713120 \h </w:instrText>
             </w:r>
             <w:r>
               <w:rPr>
@@ -768,7 +768,7 @@
               <w14:ligatures w14:val="standardContextual"/>
             </w:rPr>
           </w:pPr>
-          <w:hyperlink w:anchor="_Toc240455298" w:history="1">
+          <w:hyperlink w:anchor="_Toc240713121" w:history="1">
             <w:r>
               <w:rPr>
                 <w:rStyle w:val="Hyperlink"/>
@@ -792,7 +792,7 @@
               <w:rPr>
                 <w:noProof/>
               </w:rPr>
-              <w:instrText xml:space="preserve"> PAGEREF _Toc240455298 \h </w:instrText>
+              <w:instrText xml:space="preserve"> PAGEREF _Toc240713121 \h </w:instrText>
             </w:r>
             <w:r>
               <w:rPr>
@@ -835,7 +835,7 @@
               <w14:ligatures w14:val="standardContextual"/>
             </w:rPr>
           </w:pPr>
-          <w:hyperlink w:anchor="_Toc240455299" w:history="1">
+          <w:hyperlink w:anchor="_Toc240713122" w:history="1">
             <w:r>
               <w:rPr>
                 <w:rStyle w:val="Hyperlink"/>
@@ -859,7 +859,7 @@
               <w:rPr>
                 <w:noProof/>
               </w:rPr>
-              <w:instrText xml:space="preserve"> PAGEREF _Toc240455299 \h </w:instrText>
+              <w:instrText xml:space="preserve"> PAGEREF _Toc240713122 \h </w:instrText>
             </w:r>
             <w:r>
               <w:rPr>
@@ -902,7 +902,7 @@
               <w14:ligatures w14:val="standardContextual"/>
             </w:rPr>
           </w:pPr>
-          <w:hyperlink w:anchor="_Toc240455300" w:history="1">
+          <w:hyperlink w:anchor="_Toc240713123" w:history="1">
             <w:r>
               <w:rPr>
                 <w:rStyle w:val="Hyperlink"/>
@@ -926,7 +926,7 @@
               <w:rPr>
                 <w:noProof/>
               </w:rPr>
-              <w:instrText xml:space="preserve"> PAGEREF _Toc240455300 \h </w:instrText>
+              <w:instrText xml:space="preserve"> PAGEREF _Toc240713123 \h </w:instrText>
             </w:r>
             <w:r>
               <w:rPr>
@@ -969,7 +969,7 @@
               <w14:ligatures w14:val="standardContextual"/>
             </w:rPr>
           </w:pPr>
-          <w:hyperlink w:anchor="_Toc240455301" w:history="1">
+          <w:hyperlink w:anchor="_Toc240713124" w:history="1">
             <w:r>
               <w:rPr>
                 <w:rStyle w:val="Hyperlink"/>
@@ -993,7 +993,7 @@
               <w:rPr>
                 <w:noProof/>
               </w:rPr>
-              <w:instrText xml:space="preserve"> PAGEREF _Toc240455301 \h </w:instrText>
+              <w:instrText xml:space="preserve"> PAGEREF _Toc240713124 \h </w:instrText>
             </w:r>
             <w:r>
               <w:rPr>
@@ -1036,7 +1036,7 @@
               <w14:ligatures w14:val="standardContextual"/>
             </w:rPr>
           </w:pPr>
-          <w:hyperlink w:anchor="_Toc240455302" w:history="1">
+          <w:hyperlink w:anchor="_Toc240713125" w:history="1">
             <w:r>
               <w:rPr>
                 <w:rStyle w:val="Hyperlink"/>
@@ -1060,7 +1060,7 @@
               <w:rPr>
                 <w:noProof/>
               </w:rPr>
-              <w:instrText xml:space="preserve"> PAGEREF _Toc240455302 \h </w:instrText>
+              <w:instrText xml:space="preserve"> PAGEREF _Toc240713125 \h </w:instrText>
             </w:r>
             <w:r>
               <w:rPr>
@@ -1103,7 +1103,7 @@
               <w14:ligatures w14:val="standardContextual"/>
             </w:rPr>
           </w:pPr>
-          <w:hyperlink w:anchor="_Toc240455303" w:history="1">
+          <w:hyperlink w:anchor="_Toc240713126" w:history="1">
             <w:r>
               <w:rPr>
                 <w:rStyle w:val="Hyperlink"/>
@@ -1127,7 +1127,7 @@
               <w:rPr>
                 <w:noProof/>
               </w:rPr>
-              <w:instrText xml:space="preserve"> PAGEREF _Toc240455303 \h </w:instrText>
+              <w:instrText xml:space="preserve"> PAGEREF _Toc240713126 \h </w:instrText>
             </w:r>
             <w:r>
               <w:rPr>
@@ -1170,7 +1170,7 @@
               <w14:ligatures w14:val="standardContextual"/>
             </w:rPr>
           </w:pPr>
-          <w:hyperlink w:anchor="_Toc240455304" w:history="1">
+          <w:hyperlink w:anchor="_Toc240713127" w:history="1">
             <w:r>
               <w:rPr>
                 <w:rStyle w:val="Hyperlink"/>
@@ -1194,7 +1194,7 @@
               <w:rPr>
                 <w:noProof/>
               </w:rPr>
-              <w:instrText xml:space="preserve"> PAGEREF _Toc240455304 \h </w:instrText>
+              <w:instrText xml:space="preserve"> PAGEREF _Toc240713127 \h </w:instrText>
             </w:r>
             <w:r>
               <w:rPr>
@@ -1237,7 +1237,7 @@
               <w14:ligatures w14:val="standardContextual"/>
             </w:rPr>
           </w:pPr>
-          <w:hyperlink w:anchor="_Toc240455305" w:history="1">
+          <w:hyperlink w:anchor="_Toc240713128" w:history="1">
             <w:r>
               <w:rPr>
                 <w:rStyle w:val="Hyperlink"/>
@@ -1261,7 +1261,7 @@
               <w:rPr>
                 <w:noProof/>
               </w:rPr>
-              <w:instrText xml:space="preserve"> PAGEREF _Toc240455305 \h </w:instrText>
+              <w:instrText xml:space="preserve"> PAGEREF _Toc240713128 \h </w:instrText>
             </w:r>
             <w:r>
               <w:rPr>
@@ -1304,13 +1304,13 @@
               <w14:ligatures w14:val="standardContextual"/>
             </w:rPr>
           </w:pPr>
-          <w:hyperlink w:anchor="_Toc240455306" w:history="1">
+          <w:hyperlink w:anchor="_Toc240713129" w:history="1">
             <w:r>
               <w:rPr>
                 <w:rStyle w:val="Hyperlink"/>
                 <w:noProof/>
               </w:rPr>
-              <w:t>4.4 Downloading or emailing completed forms (Form PDFs)</w:t>
+              <w:t>4.4 Opening the KII Guide with the KII ID filled in</w:t>
             </w:r>
             <w:r>
               <w:rPr>
@@ -1328,7 +1328,7 @@
               <w:rPr>
                 <w:noProof/>
               </w:rPr>
-              <w:instrText xml:space="preserve"> PAGEREF _Toc240455306 \h </w:instrText>
+              <w:instrText xml:space="preserve"> PAGEREF _Toc240713129 \h </w:instrText>
             </w:r>
             <w:r>
               <w:rPr>
@@ -1371,13 +1371,13 @@
               <w14:ligatures w14:val="standardContextual"/>
             </w:rPr>
           </w:pPr>
-          <w:hyperlink w:anchor="_Toc240455307" w:history="1">
+          <w:hyperlink w:anchor="_Toc240713130" w:history="1">
             <w:r>
               <w:rPr>
                 <w:rStyle w:val="Hyperlink"/>
                 <w:noProof/>
               </w:rPr>
-              <w:t>4.5 Consent in interviews</w:t>
+              <w:t>4.5 Downloading or emailing completed forms (Form PDFs)</w:t>
             </w:r>
             <w:r>
               <w:rPr>
@@ -1395,7 +1395,74 @@
               <w:rPr>
                 <w:noProof/>
               </w:rPr>
-              <w:instrText xml:space="preserve"> PAGEREF _Toc240455307 \h </w:instrText>
+              <w:instrText xml:space="preserve"> PAGEREF _Toc240713130 \h </w:instrText>
+            </w:r>
+            <w:r>
+              <w:rPr>
+                <w:noProof/>
+              </w:rPr>
+            </w:r>
+            <w:r>
+              <w:rPr>
+                <w:noProof/>
+              </w:rPr>
+              <w:fldChar w:fldCharType="separate"/>
+            </w:r>
+            <w:r>
+              <w:rPr>
+                <w:noProof/>
+              </w:rPr>
+              <w:t>9</w:t>
+            </w:r>
+            <w:r>
+              <w:rPr>
+                <w:noProof/>
+              </w:rPr>
+              <w:fldChar w:fldCharType="end"/>
+            </w:r>
+          </w:hyperlink>
+        </w:p>
+        <w:p>
+          <w:pPr>
+            <w:pStyle w:val="TOC2"/>
+            <w:tabs>
+              <w:tab w:val="right" w:leader="dot" w:pos="9402"/>
+            </w:tabs>
+            <w:rPr>
+              <w:rFonts w:asciiTheme="minorHAnsi" w:eastAsiaTheme="minorEastAsia" w:hAnsiTheme="minorHAnsi" w:cstheme="minorBidi"/>
+              <w:noProof/>
+              <w:color w:val="auto"/>
+              <w:kern w:val="2"/>
+              <w:sz w:val="24"/>
+              <w:szCs w:val="24"/>
+              <w14:ligatures w14:val="standardContextual"/>
+            </w:rPr>
+          </w:pPr>
+          <w:hyperlink w:anchor="_Toc240713131" w:history="1">
+            <w:r>
+              <w:rPr>
+                <w:rStyle w:val="Hyperlink"/>
+                <w:noProof/>
+              </w:rPr>
+              <w:t>4.6 Consent in interviews</w:t>
+            </w:r>
+            <w:r>
+              <w:rPr>
+                <w:noProof/>
+              </w:rPr>
+              <w:tab/>
+            </w:r>
+            <w:r>
+              <w:rPr>
+                <w:noProof/>
+              </w:rPr>
+              <w:fldChar w:fldCharType="begin"/>
+            </w:r>
+            <w:r>
+              <w:rPr>
+                <w:noProof/>
+              </w:rPr>
+              <w:instrText xml:space="preserve"> PAGEREF _Toc240713131 \h </w:instrText>
             </w:r>
             <w:r>
               <w:rPr>
@@ -1438,7 +1505,7 @@
               <w14:ligatures w14:val="standardContextual"/>
             </w:rPr>
           </w:pPr>
-          <w:hyperlink w:anchor="_Toc240455308" w:history="1">
+          <w:hyperlink w:anchor="_Toc240713132" w:history="1">
             <w:r>
               <w:rPr>
                 <w:rStyle w:val="Hyperlink"/>
@@ -1462,7 +1529,7 @@
               <w:rPr>
                 <w:noProof/>
               </w:rPr>
-              <w:instrText xml:space="preserve"> PAGEREF _Toc240455308 \h </w:instrText>
+              <w:instrText xml:space="preserve"> PAGEREF _Toc240713132 \h </w:instrText>
             </w:r>
             <w:r>
               <w:rPr>
@@ -1479,7 +1546,7 @@
               <w:rPr>
                 <w:noProof/>
               </w:rPr>
-              <w:t>10</w:t>
+              <w:t>11</w:t>
             </w:r>
             <w:r>
               <w:rPr>
@@ -1505,7 +1572,7 @@
               <w14:ligatures w14:val="standardContextual"/>
             </w:rPr>
           </w:pPr>
-          <w:hyperlink w:anchor="_Toc240455309" w:history="1">
+          <w:hyperlink w:anchor="_Toc240713133" w:history="1">
             <w:r>
               <w:rPr>
                 <w:rStyle w:val="Hyperlink"/>
@@ -1529,7 +1596,7 @@
               <w:rPr>
                 <w:noProof/>
               </w:rPr>
-              <w:instrText xml:space="preserve"> PAGEREF _Toc240455309 \h </w:instrText>
+              <w:instrText xml:space="preserve"> PAGEREF _Toc240713133 \h </w:instrText>
             </w:r>
             <w:r>
               <w:rPr>
@@ -1546,7 +1613,7 @@
               <w:rPr>
                 <w:noProof/>
               </w:rPr>
-              <w:t>11</w:t>
+              <w:t>12</w:t>
             </w:r>
             <w:r>
               <w:rPr>
@@ -1572,7 +1639,7 @@
               <w14:ligatures w14:val="standardContextual"/>
             </w:rPr>
           </w:pPr>
-          <w:hyperlink w:anchor="_Toc240455310" w:history="1">
+          <w:hyperlink w:anchor="_Toc240713134" w:history="1">
             <w:r>
               <w:rPr>
                 <w:rStyle w:val="Hyperlink"/>
@@ -1596,7 +1663,7 @@
               <w:rPr>
                 <w:noProof/>
               </w:rPr>
-              <w:instrText xml:space="preserve"> PAGEREF _Toc240455310 \h </w:instrText>
+              <w:instrText xml:space="preserve"> PAGEREF _Toc240713134 \h </w:instrText>
             </w:r>
             <w:r>
               <w:rPr>
@@ -1613,7 +1680,7 @@
               <w:rPr>
                 <w:noProof/>
               </w:rPr>
-              <w:t>12</w:t>
+              <w:t>13</w:t>
             </w:r>
             <w:r>
               <w:rPr>
@@ -1635,7 +1702,7 @@
         <w:pStyle w:val="Heading1"/>
         <w:pageBreakBefore/>
       </w:pPr>
-      <w:bookmarkStart w:id="0" w:name="_Toc240455295"/>
+      <w:bookmarkStart w:id="0" w:name="_Toc240713118"/>
       <w:r>
         <w:lastRenderedPageBreak/>
         <w:t>1. Your role at a glance</w:t>
@@ -1756,7 +1823,7 @@
           <w:left w:w="10" w:type="dxa"/>
           <w:right w:w="10" w:type="dxa"/>
         </w:tblCellMar>
-        <w:tblLook w:val="0000" w:firstRow="0" w:lastRow="0" w:firstColumn="0" w:lastColumn="0" w:noHBand="0" w:noVBand="0"/>
+        <w:tblLook w:val="04A0" w:firstRow="1" w:lastRow="0" w:firstColumn="1" w:lastColumn="0" w:noHBand="0" w:noVBand="1"/>
       </w:tblPr>
       <w:tblGrid>
         <w:gridCol w:w="9412"/>
@@ -1816,7 +1883,7 @@
         <w:pStyle w:val="Heading1"/>
         <w:pageBreakBefore/>
       </w:pPr>
-      <w:bookmarkStart w:id="1" w:name="_Toc240455296"/>
+      <w:bookmarkStart w:id="1" w:name="_Toc240713119"/>
       <w:r>
         <w:lastRenderedPageBreak/>
         <w:t>2. Signing in and your screens</w:t>
@@ -1827,7 +1894,7 @@
       <w:pPr>
         <w:pStyle w:val="Heading2"/>
       </w:pPr>
-      <w:bookmarkStart w:id="2" w:name="_Toc240455297"/>
+      <w:bookmarkStart w:id="2" w:name="_Toc240713120"/>
       <w:r>
         <w:t>Signing in</w:t>
       </w:r>
@@ -1910,7 +1977,7 @@
           <w:noProof/>
         </w:rPr>
         <w:drawing>
-          <wp:inline distT="0" distB="0" distL="0" distR="0" wp14:anchorId="58C98084" wp14:editId="45542B62">
+          <wp:inline distT="0" distB="0" distL="0" distR="0" wp14:anchorId="1FF20551" wp14:editId="22C2A894">
             <wp:extent cx="5334000" cy="2333625"/>
             <wp:effectExtent l="0" t="0" r="0" b="0"/>
             <wp:docPr id="1" name="adm_login.jpg" descr="The sign-in screen for all internal staff." title="The sign-in screen for all internal staff."/>
@@ -2018,7 +2085,7 @@
           <w:left w:w="10" w:type="dxa"/>
           <w:right w:w="10" w:type="dxa"/>
         </w:tblCellMar>
-        <w:tblLook w:val="0000" w:firstRow="0" w:lastRow="0" w:firstColumn="0" w:lastColumn="0" w:noHBand="0" w:noVBand="0"/>
+        <w:tblLook w:val="04A0" w:firstRow="1" w:lastRow="0" w:firstColumn="1" w:lastColumn="0" w:noHBand="0" w:noVBand="1"/>
       </w:tblPr>
       <w:tblGrid>
         <w:gridCol w:w="9412"/>
@@ -2077,7 +2144,7 @@
       <w:pPr>
         <w:pStyle w:val="Heading2"/>
       </w:pPr>
-      <w:bookmarkStart w:id="3" w:name="_Toc240455298"/>
+      <w:bookmarkStart w:id="3" w:name="_Toc240713121"/>
       <w:r>
         <w:t>Finding your way around</w:t>
       </w:r>
@@ -2252,7 +2319,7 @@
         </w:rPr>
         <w:lastRenderedPageBreak/>
         <w:drawing>
-          <wp:inline distT="0" distB="0" distL="0" distR="0" wp14:anchorId="491129DD" wp14:editId="327FE644">
+          <wp:inline distT="0" distB="0" distL="0" distR="0" wp14:anchorId="20C9F96E" wp14:editId="7F72A542">
             <wp:extent cx="5715000" cy="1876425"/>
             <wp:effectExtent l="0" t="0" r="0" b="0"/>
             <wp:docPr id="2" name="adm_not_your_role.jpg" descr="Opening a screen outside your role (for example from an old bookmark) shows this card instead of the screen." title="Opening a screen outside your role (for example from an old bookmark) shows this card instead of the screen."/>
@@ -2321,7 +2388,7 @@
       <w:pPr>
         <w:pStyle w:val="Heading2"/>
       </w:pPr>
-      <w:bookmarkStart w:id="4" w:name="_Toc240455299"/>
+      <w:bookmarkStart w:id="4" w:name="_Toc240713122"/>
       <w:r>
         <w:t>Your screens</w:t>
       </w:r>
@@ -2342,7 +2409,7 @@
           <w:left w:w="10" w:type="dxa"/>
           <w:right w:w="10" w:type="dxa"/>
         </w:tblCellMar>
-        <w:tblLook w:val="0000" w:firstRow="0" w:lastRow="0" w:firstColumn="0" w:lastColumn="0" w:noHBand="0" w:noVBand="0"/>
+        <w:tblLook w:val="04A0" w:firstRow="1" w:lastRow="0" w:firstColumn="1" w:lastColumn="0" w:noHBand="0" w:noVBand="1"/>
       </w:tblPr>
       <w:tblGrid>
         <w:gridCol w:w="2824"/>
@@ -2596,7 +2663,7 @@
       <w:pPr>
         <w:pStyle w:val="Heading2"/>
       </w:pPr>
-      <w:bookmarkStart w:id="5" w:name="_Toc240455300"/>
+      <w:bookmarkStart w:id="5" w:name="_Toc240713123"/>
       <w:r>
         <w:t>Changing your password</w:t>
       </w:r>
@@ -2679,7 +2746,7 @@
           <w:noProof/>
         </w:rPr>
         <w:drawing>
-          <wp:inline distT="0" distB="0" distL="0" distR="0" wp14:anchorId="6FB19684" wp14:editId="0AE841AA">
+          <wp:inline distT="0" distB="0" distL="0" distR="0" wp14:anchorId="6C3ACCEF" wp14:editId="26D4E5AF">
             <wp:extent cx="5334000" cy="2171700"/>
             <wp:effectExtent l="0" t="0" r="0" b="0"/>
             <wp:docPr id="3" name="adm_account.jpg" descr="Change Password screen." title="Change Password screen."/>
@@ -2767,7 +2834,7 @@
         <w:pStyle w:val="Heading1"/>
         <w:pageBreakBefore/>
       </w:pPr>
-      <w:bookmarkStart w:id="6" w:name="_Toc240455301"/>
+      <w:bookmarkStart w:id="6" w:name="_Toc240713124"/>
       <w:r>
         <w:lastRenderedPageBreak/>
         <w:t>3. Your routine</w:t>
@@ -2797,7 +2864,7 @@
           <w:left w:w="10" w:type="dxa"/>
           <w:right w:w="10" w:type="dxa"/>
         </w:tblCellMar>
-        <w:tblLook w:val="0000" w:firstRow="0" w:lastRow="0" w:firstColumn="0" w:lastColumn="0" w:noHBand="0" w:noVBand="0"/>
+        <w:tblLook w:val="04A0" w:firstRow="1" w:lastRow="0" w:firstColumn="1" w:lastColumn="0" w:noHBand="0" w:noVBand="1"/>
       </w:tblPr>
       <w:tblGrid>
         <w:gridCol w:w="2071"/>
@@ -3095,7 +3162,7 @@
                 <w:sz w:val="19"/>
                 <w:szCs w:val="19"/>
               </w:rPr>
-              <w:t>Mark COMPLETED (tick Recording made only if recorded); complete the KII Guide in KoboToolbox; update transcript and coding as work progresses.</w:t>
+              <w:t>Mark COMPLETED (tick Recording made only if recorded); complete the KII Guide in KoboToolbox (Continue this interview opens it with the KII ID filled in, once consent is recorded); update transcript and coding as work progresses.</w:t>
             </w:r>
           </w:p>
         </w:tc>
@@ -3111,7 +3178,7 @@
         <w:pStyle w:val="Heading1"/>
         <w:pageBreakBefore/>
       </w:pPr>
-      <w:bookmarkStart w:id="7" w:name="_Toc240455302"/>
+      <w:bookmarkStart w:id="7" w:name="_Toc240713125"/>
       <w:r>
         <w:lastRenderedPageBreak/>
         <w:t>4. Step-by-step tasks</w:t>
@@ -3122,7 +3189,7 @@
       <w:pPr>
         <w:pStyle w:val="Heading2"/>
       </w:pPr>
-      <w:bookmarkStart w:id="8" w:name="_Toc240455303"/>
+      <w:bookmarkStart w:id="8" w:name="_Toc240713126"/>
       <w:r>
         <w:t>4.1 Reading the KII/Doc Dashboard</w:t>
       </w:r>
@@ -3139,7 +3206,7 @@
           <w:noProof/>
         </w:rPr>
         <w:drawing>
-          <wp:inline distT="0" distB="0" distL="0" distR="0" wp14:anchorId="0B2BC60B" wp14:editId="295938B6">
+          <wp:inline distT="0" distB="0" distL="0" distR="0" wp14:anchorId="507C43F7" wp14:editId="4A4828F5">
             <wp:extent cx="5715000" cy="3571875"/>
             <wp:effectExtent l="0" t="0" r="0" b="0"/>
             <wp:docPr id="4" name="kii_dashboard.jpg" descr="KII / Document Dashboard." title="KII / Document Dashboard."/>
@@ -3208,7 +3275,7 @@
       <w:pPr>
         <w:pStyle w:val="Heading2"/>
       </w:pPr>
-      <w:bookmarkStart w:id="9" w:name="_Toc240455304"/>
+      <w:bookmarkStart w:id="9" w:name="_Toc240713127"/>
       <w:r>
         <w:t>4.2 Creating a KII record</w:t>
       </w:r>
@@ -3248,7 +3315,7 @@
           <w:noProof/>
         </w:rPr>
         <w:drawing>
-          <wp:inline distT="0" distB="0" distL="0" distR="0" wp14:anchorId="5EE1781B" wp14:editId="0AC9836C">
+          <wp:inline distT="0" distB="0" distL="0" distR="0" wp14:anchorId="4D580AC2" wp14:editId="45A18074">
             <wp:extent cx="5334000" cy="2667000"/>
             <wp:effectExtent l="0" t="0" r="0" b="0"/>
             <wp:docPr id="5" name="kii_new.jpg" descr="New KII Record." title="New KII Record."/>
@@ -3385,7 +3452,7 @@
       <w:pPr>
         <w:pStyle w:val="Heading2"/>
       </w:pPr>
-      <w:bookmarkStart w:id="10" w:name="_Toc240455305"/>
+      <w:bookmarkStart w:id="10" w:name="_Toc240713128"/>
       <w:r>
         <w:lastRenderedPageBreak/>
         <w:t>4.3 Taking a KII from invitation to coded transcript</w:t>
@@ -3436,7 +3503,7 @@
           <w:noProof/>
         </w:rPr>
         <w:drawing>
-          <wp:inline distT="0" distB="0" distL="0" distR="0" wp14:anchorId="6FC37104" wp14:editId="37D39BCB">
+          <wp:inline distT="0" distB="0" distL="0" distR="0" wp14:anchorId="5FC9C305" wp14:editId="5A4B91B3">
             <wp:extent cx="5334000" cy="3333750"/>
             <wp:effectExtent l="0" t="0" r="0" b="0"/>
             <wp:docPr id="6" name="kii_register.jpg" descr="KII Register." title="KII Register."/>
@@ -3535,8 +3602,8 @@
           <w:noProof/>
         </w:rPr>
         <w:drawing>
-          <wp:inline distT="0" distB="0" distL="0" distR="0" wp14:anchorId="4C0C7F9B" wp14:editId="16883461">
-            <wp:extent cx="5334000" cy="3333750"/>
+          <wp:inline distT="0" distB="0" distL="0" distR="0" wp14:anchorId="202155AC" wp14:editId="39E07290">
+            <wp:extent cx="5334000" cy="3752850"/>
             <wp:effectExtent l="0" t="0" r="0" b="0"/>
             <wp:docPr id="7" name="kii_detail.jpg" descr="KII record: status, consent, transcript and coding." title="KII record: status, consent, transcript and coding."/>
             <wp:cNvGraphicFramePr>
@@ -3561,7 +3628,7 @@
                   <pic:spPr bwMode="auto">
                     <a:xfrm>
                       <a:off x="0" y="0"/>
-                      <a:ext cx="5334000" cy="3333750"/>
+                      <a:ext cx="5334000" cy="3752850"/>
                     </a:xfrm>
                     <a:prstGeom prst="rect">
                       <a:avLst/>
@@ -3643,6 +3710,7 @@
         <w:spacing w:after="80" w:line="276" w:lineRule="auto"/>
       </w:pPr>
       <w:r>
+        <w:lastRenderedPageBreak/>
         <w:t xml:space="preserve">When marking </w:t>
       </w:r>
       <w:r>
@@ -3676,7 +3744,6 @@
         <w:spacing w:after="80" w:line="276" w:lineRule="auto"/>
       </w:pPr>
       <w:r>
-        <w:lastRenderedPageBreak/>
         <w:t xml:space="preserve">Advance </w:t>
       </w:r>
       <w:r>
@@ -3720,7 +3787,7 @@
         <w:t>KII Guide</w:t>
       </w:r>
       <w:r>
-        <w:t xml:space="preserve"> form in KoboToolbox using the KII ID. The </w:t>
+        <w:t xml:space="preserve"> form in KoboToolbox using the KII ID (see the next section). The </w:t>
       </w:r>
       <w:r>
         <w:rPr>
@@ -3742,9 +3809,9 @@
       <w:pPr>
         <w:pStyle w:val="Heading2"/>
       </w:pPr>
-      <w:bookmarkStart w:id="11" w:name="_Toc240455306"/>
-      <w:r>
-        <w:t>4.4 Downloading or emailing completed forms (Form PDFs)</w:t>
+      <w:bookmarkStart w:id="11" w:name="_Toc240713129"/>
+      <w:r>
+        <w:t>4.4 Opening the KII Guide with the KII ID filled in</w:t>
       </w:r>
       <w:bookmarkEnd w:id="11"/>
     </w:p>
@@ -3758,17 +3825,103 @@
         <w:spacing w:after="80" w:line="276" w:lineRule="auto"/>
       </w:pPr>
       <w:r>
-        <w:t xml:space="preserve">Select </w:t>
+        <w:t xml:space="preserve">Record </w:t>
       </w:r>
       <w:r>
         <w:rPr>
           <w:b/>
           <w:bCs/>
         </w:rPr>
-        <w:t>Form PDFs</w:t>
-      </w:r>
-      <w:r>
-        <w:t>. You see the completed KII Guide forms from KoboToolbox, newest first.</w:t>
+        <w:t>participation consent</w:t>
+      </w:r>
+      <w:r>
+        <w:t xml:space="preserve"> first. Until you do, the </w:t>
+      </w:r>
+      <w:r>
+        <w:rPr>
+          <w:b/>
+          <w:bCs/>
+        </w:rPr>
+        <w:t>Coding</w:t>
+      </w:r>
+      <w:r>
+        <w:t xml:space="preserve"> panel says “Record participation consent first” and the interview link is withheld.</w:t>
+      </w:r>
+    </w:p>
+    <w:p>
+      <w:pPr>
+        <w:keepNext/>
+        <w:spacing w:before="80" w:after="40"/>
+        <w:jc w:val="center"/>
+      </w:pPr>
+      <w:r>
+        <w:rPr>
+          <w:noProof/>
+        </w:rPr>
+        <w:drawing>
+          <wp:inline distT="0" distB="0" distL="0" distR="0" wp14:anchorId="7297D84C" wp14:editId="4651E195">
+            <wp:extent cx="5334000" cy="523875"/>
+            <wp:effectExtent l="0" t="0" r="0" b="0"/>
+            <wp:docPr id="8" name="kii_coding_locked.jpg" descr="Before consent: no interview link." title="Before consent: no interview link."/>
+            <wp:cNvGraphicFramePr>
+              <a:graphicFrameLocks xmlns:a="http://schemas.openxmlformats.org/drawingml/2006/main" noChangeAspect="1"/>
+            </wp:cNvGraphicFramePr>
+            <a:graphic xmlns:a="http://schemas.openxmlformats.org/drawingml/2006/main">
+              <a:graphicData uri="http://schemas.openxmlformats.org/drawingml/2006/picture">
+                <pic:pic xmlns:pic="http://schemas.openxmlformats.org/drawingml/2006/picture">
+                  <pic:nvPicPr>
+                    <pic:cNvPr id="0" name=""/>
+                    <pic:cNvPicPr>
+                      <a:picLocks noChangeAspect="1" noChangeArrowheads="1"/>
+                    </pic:cNvPicPr>
+                  </pic:nvPicPr>
+                  <pic:blipFill>
+                    <a:blip r:embed="rId14"/>
+                    <a:srcRect/>
+                    <a:stretch>
+                      <a:fillRect/>
+                    </a:stretch>
+                  </pic:blipFill>
+                  <pic:spPr bwMode="auto">
+                    <a:xfrm>
+                      <a:off x="0" y="0"/>
+                      <a:ext cx="5334000" cy="523875"/>
+                    </a:xfrm>
+                    <a:prstGeom prst="rect">
+                      <a:avLst/>
+                    </a:prstGeom>
+                  </pic:spPr>
+                </pic:pic>
+              </a:graphicData>
+            </a:graphic>
+          </wp:inline>
+        </w:drawing>
+      </w:r>
+    </w:p>
+    <w:p>
+      <w:pPr>
+        <w:spacing w:after="180"/>
+        <w:jc w:val="center"/>
+      </w:pPr>
+      <w:r>
+        <w:rPr>
+          <w:b/>
+          <w:bCs/>
+          <w:color w:val="5B6670"/>
+          <w:sz w:val="17"/>
+          <w:szCs w:val="17"/>
+        </w:rPr>
+        <w:t xml:space="preserve">Figure 8. </w:t>
+      </w:r>
+      <w:r>
+        <w:rPr>
+          <w:i/>
+          <w:iCs/>
+          <w:color w:val="5B6670"/>
+          <w:sz w:val="17"/>
+          <w:szCs w:val="17"/>
+        </w:rPr>
+        <w:t>Before consent: no interview link.</w:t>
       </w:r>
     </w:p>
     <w:p>
@@ -3781,17 +3934,93 @@
         <w:spacing w:after="80" w:line="276" w:lineRule="auto"/>
       </w:pPr>
       <w:r>
-        <w:t xml:space="preserve">Select </w:t>
+        <w:t xml:space="preserve">Once consent is recorded, the panel offers </w:t>
       </w:r>
       <w:r>
         <w:rPr>
           <w:b/>
           <w:bCs/>
         </w:rPr>
-        <w:t>Download PDF</w:t>
-      </w:r>
-      <w:r>
-        <w:t xml:space="preserve"> to save a readable copy: sections, questions, the chosen answers as words (not codes) and repeated groups.</w:t>
+        <w:t>Continue this interview</w:t>
+      </w:r>
+      <w:r>
+        <w:t>. Select it: the KoboToolbox KII Guide opens in a new tab with the KII ID already entered, so it can never be mistyped and the completed form always matches this record.</w:t>
+      </w:r>
+    </w:p>
+    <w:p>
+      <w:pPr>
+        <w:keepNext/>
+        <w:spacing w:before="80" w:after="40"/>
+        <w:jc w:val="center"/>
+      </w:pPr>
+      <w:r>
+        <w:rPr>
+          <w:noProof/>
+        </w:rPr>
+        <w:drawing>
+          <wp:inline distT="0" distB="0" distL="0" distR="0" wp14:anchorId="4E47E247" wp14:editId="36C08CC5">
+            <wp:extent cx="5334000" cy="742950"/>
+            <wp:effectExtent l="0" t="0" r="0" b="0"/>
+            <wp:docPr id="9" name="kii_coding_ready.jpg" descr="After consent: Continue this interview." title="After consent: Continue this interview."/>
+            <wp:cNvGraphicFramePr>
+              <a:graphicFrameLocks xmlns:a="http://schemas.openxmlformats.org/drawingml/2006/main" noChangeAspect="1"/>
+            </wp:cNvGraphicFramePr>
+            <a:graphic xmlns:a="http://schemas.openxmlformats.org/drawingml/2006/main">
+              <a:graphicData uri="http://schemas.openxmlformats.org/drawingml/2006/picture">
+                <pic:pic xmlns:pic="http://schemas.openxmlformats.org/drawingml/2006/picture">
+                  <pic:nvPicPr>
+                    <pic:cNvPr id="0" name=""/>
+                    <pic:cNvPicPr>
+                      <a:picLocks noChangeAspect="1" noChangeArrowheads="1"/>
+                    </pic:cNvPicPr>
+                  </pic:nvPicPr>
+                  <pic:blipFill>
+                    <a:blip r:embed="rId15"/>
+                    <a:srcRect/>
+                    <a:stretch>
+                      <a:fillRect/>
+                    </a:stretch>
+                  </pic:blipFill>
+                  <pic:spPr bwMode="auto">
+                    <a:xfrm>
+                      <a:off x="0" y="0"/>
+                      <a:ext cx="5334000" cy="742950"/>
+                    </a:xfrm>
+                    <a:prstGeom prst="rect">
+                      <a:avLst/>
+                    </a:prstGeom>
+                  </pic:spPr>
+                </pic:pic>
+              </a:graphicData>
+            </a:graphic>
+          </wp:inline>
+        </w:drawing>
+      </w:r>
+    </w:p>
+    <w:p>
+      <w:pPr>
+        <w:spacing w:after="180"/>
+        <w:jc w:val="center"/>
+      </w:pPr>
+      <w:r>
+        <w:rPr>
+          <w:b/>
+          <w:bCs/>
+          <w:color w:val="5B6670"/>
+          <w:sz w:val="17"/>
+          <w:szCs w:val="17"/>
+        </w:rPr>
+        <w:t xml:space="preserve">Figure 9. </w:t>
+      </w:r>
+      <w:r>
+        <w:rPr>
+          <w:i/>
+          <w:iCs/>
+          <w:color w:val="5B6670"/>
+          <w:sz w:val="17"/>
+          <w:szCs w:val="17"/>
+        </w:rPr>
+        <w:t>After consent: Continue this interview.</w:t>
       </w:r>
     </w:p>
     <w:p>
@@ -3804,6 +4033,104 @@
         <w:spacing w:after="80" w:line="276" w:lineRule="auto"/>
       </w:pPr>
       <w:r>
+        <w:t>Complete the interview in the form as usual.</w:t>
+      </w:r>
+    </w:p>
+    <w:p>
+      <w:pPr>
+        <w:spacing w:after="80"/>
+      </w:pPr>
+    </w:p>
+    <w:tbl>
+      <w:tblPr>
+        <w:tblW w:w="9412" w:type="dxa"/>
+        <w:tblBorders>
+          <w:top w:val="single" w:sz="2" w:space="0" w:color="EAF2FA"/>
+          <w:left w:val="single" w:sz="24" w:space="0" w:color="2A6FB0"/>
+          <w:bottom w:val="single" w:sz="2" w:space="0" w:color="EAF2FA"/>
+          <w:right w:val="single" w:sz="2" w:space="0" w:color="EAF2FA"/>
+          <w:insideH w:val="single" w:sz="4" w:space="0" w:color="EAF2FA"/>
+          <w:insideV w:val="single" w:sz="4" w:space="0" w:color="EAF2FA"/>
+        </w:tblBorders>
+        <w:tblCellMar>
+          <w:left w:w="10" w:type="dxa"/>
+          <w:right w:w="10" w:type="dxa"/>
+        </w:tblCellMar>
+        <w:tblLook w:val="04A0" w:firstRow="1" w:lastRow="0" w:firstColumn="1" w:lastColumn="0" w:noHBand="0" w:noVBand="1"/>
+      </w:tblPr>
+      <w:tblGrid>
+        <w:gridCol w:w="9412"/>
+      </w:tblGrid>
+      <w:tr>
+        <w:tblPrEx>
+          <w:tblCellMar>
+            <w:top w:w="0" w:type="dxa"/>
+            <w:bottom w:w="0" w:type="dxa"/>
+          </w:tblCellMar>
+        </w:tblPrEx>
+        <w:trPr>
+          <w:cantSplit/>
+        </w:trPr>
+        <w:tc>
+          <w:tcPr>
+            <w:tcW w:w="9412" w:type="dxa"/>
+            <w:shd w:val="clear" w:color="auto" w:fill="EAF2FA"/>
+            <w:tcMar>
+              <w:top w:w="100" w:type="dxa"/>
+              <w:left w:w="180" w:type="dxa"/>
+              <w:bottom w:w="100" w:type="dxa"/>
+              <w:right w:w="160" w:type="dxa"/>
+            </w:tcMar>
+          </w:tcPr>
+          <w:p>
+            <w:pPr>
+              <w:spacing w:after="40"/>
+            </w:pPr>
+            <w:r>
+              <w:rPr>
+                <w:b/>
+                <w:bCs/>
+                <w:sz w:val="20"/>
+                <w:szCs w:val="20"/>
+              </w:rPr>
+              <w:t>What the link carries</w:t>
+            </w:r>
+          </w:p>
+          <w:p>
+            <w:pPr>
+              <w:spacing w:after="40" w:line="264" w:lineRule="auto"/>
+            </w:pPr>
+            <w:r>
+              <w:rPr>
+                <w:sz w:val="19"/>
+                <w:szCs w:val="19"/>
+              </w:rPr>
+              <w:t>Only the KII ID and your own username. It never carries the participant's name, role or organisation, so nothing identifying is left in a web address or your browser history.</w:t>
+            </w:r>
+          </w:p>
+        </w:tc>
+      </w:tr>
+    </w:tbl>
+    <w:p>
+      <w:pPr>
+        <w:pStyle w:val="Heading2"/>
+      </w:pPr>
+      <w:bookmarkStart w:id="12" w:name="_Toc240713130"/>
+      <w:r>
+        <w:t>4.5 Downloading or emailing completed forms (Form PDFs)</w:t>
+      </w:r>
+      <w:bookmarkEnd w:id="12"/>
+    </w:p>
+    <w:p>
+      <w:pPr>
+        <w:pStyle w:val="ListParagraph"/>
+        <w:numPr>
+          <w:ilvl w:val="0"/>
+          <w:numId w:val="8"/>
+        </w:numPr>
+        <w:spacing w:after="80" w:line="276" w:lineRule="auto"/>
+      </w:pPr>
+      <w:r>
         <w:t xml:space="preserve">Select </w:t>
       </w:r>
       <w:r>
@@ -3811,6 +4138,52 @@
           <w:b/>
           <w:bCs/>
         </w:rPr>
+        <w:t>Form PDFs</w:t>
+      </w:r>
+      <w:r>
+        <w:t>. You see the completed KII Guide forms from KoboToolbox, newest first.</w:t>
+      </w:r>
+    </w:p>
+    <w:p>
+      <w:pPr>
+        <w:pStyle w:val="ListParagraph"/>
+        <w:numPr>
+          <w:ilvl w:val="0"/>
+          <w:numId w:val="8"/>
+        </w:numPr>
+        <w:spacing w:after="80" w:line="276" w:lineRule="auto"/>
+      </w:pPr>
+      <w:r>
+        <w:t xml:space="preserve">Select </w:t>
+      </w:r>
+      <w:r>
+        <w:rPr>
+          <w:b/>
+          <w:bCs/>
+        </w:rPr>
+        <w:t>Download PDF</w:t>
+      </w:r>
+      <w:r>
+        <w:t xml:space="preserve"> to save a readable copy: sections, questions, the chosen answers as words (not codes) and repeated groups.</w:t>
+      </w:r>
+    </w:p>
+    <w:p>
+      <w:pPr>
+        <w:pStyle w:val="ListParagraph"/>
+        <w:numPr>
+          <w:ilvl w:val="0"/>
+          <w:numId w:val="8"/>
+        </w:numPr>
+        <w:spacing w:after="80" w:line="276" w:lineRule="auto"/>
+      </w:pPr>
+      <w:r>
+        <w:t xml:space="preserve">Select </w:t>
+      </w:r>
+      <w:r>
+        <w:rPr>
+          <w:b/>
+          <w:bCs/>
+        </w:rPr>
         <w:t>Email to me</w:t>
       </w:r>
       <w:r>
@@ -3834,11 +4207,11 @@
       <w:pPr>
         <w:pStyle w:val="Heading2"/>
       </w:pPr>
-      <w:bookmarkStart w:id="12" w:name="_Toc240455307"/>
-      <w:r>
-        <w:t>4.5 Consent in interviews</w:t>
-      </w:r>
-      <w:bookmarkEnd w:id="12"/>
+      <w:bookmarkStart w:id="13" w:name="_Toc240713131"/>
+      <w:r>
+        <w:t>4.6 Consent in interviews</w:t>
+      </w:r>
+      <w:bookmarkEnd w:id="13"/>
     </w:p>
     <w:p>
       <w:pPr>
@@ -3899,6 +4272,7 @@
         <w:spacing w:after="60" w:line="276" w:lineRule="auto"/>
       </w:pPr>
       <w:r>
+        <w:lastRenderedPageBreak/>
         <w:t>If they later ask to stop or withdraw, stop, and tell the PI the same day.</w:t>
       </w:r>
     </w:p>
@@ -3912,12 +4286,12 @@
         <w:pStyle w:val="Heading1"/>
         <w:pageBreakBefore/>
       </w:pPr>
-      <w:bookmarkStart w:id="13" w:name="_Toc240455308"/>
+      <w:bookmarkStart w:id="14" w:name="_Toc240713132"/>
       <w:r>
         <w:lastRenderedPageBreak/>
         <w:t>5. Rules you must follow</w:t>
       </w:r>
-      <w:bookmarkEnd w:id="13"/>
+      <w:bookmarkEnd w:id="14"/>
     </w:p>
     <w:p>
       <w:pPr>
@@ -4063,12 +4437,12 @@
         <w:pStyle w:val="Heading1"/>
         <w:pageBreakBefore/>
       </w:pPr>
-      <w:bookmarkStart w:id="14" w:name="_Toc240455309"/>
+      <w:bookmarkStart w:id="15" w:name="_Toc240713133"/>
       <w:r>
         <w:lastRenderedPageBreak/>
         <w:t>6. Troubleshooting</w:t>
       </w:r>
-      <w:bookmarkEnd w:id="14"/>
+      <w:bookmarkEnd w:id="15"/>
     </w:p>
     <w:tbl>
       <w:tblPr>
@@ -4085,7 +4459,7 @@
           <w:left w:w="10" w:type="dxa"/>
           <w:right w:w="10" w:type="dxa"/>
         </w:tblCellMar>
-        <w:tblLook w:val="0000" w:firstRow="0" w:lastRow="0" w:firstColumn="0" w:lastColumn="0" w:noHBand="0" w:noVBand="0"/>
+        <w:tblLook w:val="04A0" w:firstRow="1" w:lastRow="0" w:firstColumn="1" w:lastColumn="0" w:noHBand="0" w:noVBand="1"/>
       </w:tblPr>
       <w:tblGrid>
         <w:gridCol w:w="2635"/>
@@ -4836,6 +5210,86 @@
           </w:p>
         </w:tc>
       </w:tr>
+      <w:tr>
+        <w:tblPrEx>
+          <w:tblCellMar>
+            <w:top w:w="0" w:type="dxa"/>
+            <w:bottom w:w="0" w:type="dxa"/>
+          </w:tblCellMar>
+        </w:tblPrEx>
+        <w:trPr>
+          <w:cantSplit/>
+        </w:trPr>
+        <w:tc>
+          <w:tcPr>
+            <w:tcW w:w="2635" w:type="dxa"/>
+            <w:tcMar>
+              <w:top w:w="70" w:type="dxa"/>
+              <w:left w:w="110" w:type="dxa"/>
+              <w:bottom w:w="70" w:type="dxa"/>
+              <w:right w:w="110" w:type="dxa"/>
+            </w:tcMar>
+          </w:tcPr>
+          <w:p>
+            <w:pPr>
+              <w:spacing w:after="40"/>
+            </w:pPr>
+            <w:r>
+              <w:rPr>
+                <w:sz w:val="19"/>
+                <w:szCs w:val="19"/>
+              </w:rPr>
+              <w:t>A file upload seems stuck</w:t>
+            </w:r>
+          </w:p>
+        </w:tc>
+        <w:tc>
+          <w:tcPr>
+            <w:tcW w:w="3200" w:type="dxa"/>
+            <w:tcMar>
+              <w:top w:w="70" w:type="dxa"/>
+              <w:left w:w="110" w:type="dxa"/>
+              <w:bottom w:w="70" w:type="dxa"/>
+              <w:right w:w="110" w:type="dxa"/>
+            </w:tcMar>
+          </w:tcPr>
+          <w:p>
+            <w:pPr>
+              <w:spacing w:after="40"/>
+            </w:pPr>
+            <w:r>
+              <w:rPr>
+                <w:sz w:val="19"/>
+                <w:szCs w:val="19"/>
+              </w:rPr>
+              <w:t>A large file on a slow connection takes time; the bar shows how much has been sent.</w:t>
+            </w:r>
+          </w:p>
+        </w:tc>
+        <w:tc>
+          <w:tcPr>
+            <w:tcW w:w="3577" w:type="dxa"/>
+            <w:tcMar>
+              <w:top w:w="70" w:type="dxa"/>
+              <w:left w:w="110" w:type="dxa"/>
+              <w:bottom w:w="70" w:type="dxa"/>
+              <w:right w:w="110" w:type="dxa"/>
+            </w:tcMar>
+          </w:tcPr>
+          <w:p>
+            <w:pPr>
+              <w:spacing w:after="40"/>
+            </w:pPr>
+            <w:r>
+              <w:rPr>
+                <w:sz w:val="19"/>
+                <w:szCs w:val="19"/>
+              </w:rPr>
+              <w:t>Wait for Saving… and the file name. If it fails, try again or upload a smaller version.</w:t>
+            </w:r>
+          </w:p>
+        </w:tc>
+      </w:tr>
     </w:tbl>
     <w:p>
       <w:pPr>
@@ -4847,12 +5301,12 @@
         <w:pStyle w:val="Heading1"/>
         <w:pageBreakBefore/>
       </w:pPr>
-      <w:bookmarkStart w:id="15" w:name="_Toc240455310"/>
+      <w:bookmarkStart w:id="16" w:name="_Toc240713134"/>
       <w:r>
         <w:lastRenderedPageBreak/>
         <w:t>7. Quick reference</w:t>
       </w:r>
-      <w:bookmarkEnd w:id="15"/>
+      <w:bookmarkEnd w:id="16"/>
     </w:p>
     <w:tbl>
       <w:tblPr>
@@ -4869,7 +5323,7 @@
           <w:left w:w="10" w:type="dxa"/>
           <w:right w:w="10" w:type="dxa"/>
         </w:tblCellMar>
-        <w:tblLook w:val="0000" w:firstRow="0" w:lastRow="0" w:firstColumn="0" w:lastColumn="0" w:noHBand="0" w:noVBand="0"/>
+        <w:tblLook w:val="04A0" w:firstRow="1" w:lastRow="0" w:firstColumn="1" w:lastColumn="0" w:noHBand="0" w:noVBand="1"/>
       </w:tblPr>
       <w:tblGrid>
         <w:gridCol w:w="2824"/>
@@ -5302,10 +5756,10 @@
       </w:pPr>
     </w:p>
     <w:sectPr>
-      <w:headerReference w:type="default" r:id="rId14"/>
-      <w:footerReference w:type="default" r:id="rId15"/>
-      <w:headerReference w:type="first" r:id="rId16"/>
-      <w:footerReference w:type="first" r:id="rId17"/>
+      <w:headerReference w:type="default" r:id="rId16"/>
+      <w:footerReference w:type="default" r:id="rId17"/>
+      <w:headerReference w:type="first" r:id="rId18"/>
+      <w:footerReference w:type="first" r:id="rId19"/>
       <w:pgSz w:w="11906" w:h="16838"/>
       <w:pgMar w:top="1300" w:right="1247" w:bottom="1200" w:left="1247" w:header="708" w:footer="708" w:gutter="0"/>
       <w:cols w:space="720"/>
@@ -5349,7 +5803,7 @@
         <w:sz w:val="16"/>
         <w:szCs w:val="16"/>
       </w:rPr>
-      <w:t>Version 1.0 · 15 September 2026</w:t>
+      <w:t>Version 1.1 · 19 September 2026</w:t>
     </w:r>
     <w:r>
       <w:rPr>
@@ -5522,10 +5976,10 @@
 <file path=word/numbering.xml><?xml version="1.0" encoding="utf-8"?>
 <w:numbering xmlns:wpc="http://schemas.microsoft.com/office/word/2010/wordprocessingCanvas" xmlns:cx="http://schemas.microsoft.com/office/drawing/2014/chartex" xmlns:cx1="http://schemas.microsoft.com/office/drawing/2015/9/8/chartex" xmlns:cx2="http://schemas.microsoft.com/office/drawing/2015/10/21/chartex" xmlns:cx3="http://schemas.microsoft.com/office/drawing/2016/5/9/chartex" xmlns:cx4="http://schemas.microsoft.com/office/drawing/2016/5/10/chartex" xmlns:cx5="http://schemas.microsoft.com/office/drawing/2016/5/11/chartex" xmlns:cx6="http://schemas.microsoft.com/office/drawing/2016/5/12/chartex" xmlns:cx7="http://schemas.microsoft.com/office/drawing/2016/5/13/chartex" xmlns:cx8="http://schemas.microsoft.com/office/drawing/2016/5/14/chartex" xmlns:mc="http://schemas.openxmlformats.org/markup-compatibility/2006" xmlns:aink="http://schemas.microsoft.com/office/drawing/2016/ink" xmlns:am3d="http://schemas.microsoft.com/office/drawing/2017/model3d" xmlns:o="urn:schemas-microsoft-com:office:office" xmlns:oel="http://schemas.microsoft.com/office/2019/extlst" xmlns:r="http://schemas.openxmlformats.org/officeDocument/2006/relationships" xmlns:m="http://schemas.openxmlformats.org/officeDocument/2006/math" xmlns:v="urn:schemas-microsoft-com:vml" xmlns:wp14="http://schemas.microsoft.com/office/word/2010/wordprocessingDrawing" xmlns:wp="http://schemas.openxmlformats.org/drawingml/2006/wordprocessingDrawing" xmlns:w10="urn:schemas-microsoft-com:office:word" xmlns:w="http://schemas.openxmlformats.org/wordprocessingml/2006/main" xmlns:w14="http://schemas.microsoft.com/office/word/2010/wordml" xmlns:w15="http://schemas.microsoft.com/office/word/2012/wordml" xmlns:w16cex="http://schemas.microsoft.com/office/word/2018/wordml/cex" xmlns:w16cid="http://schemas.microsoft.com/office/word/2016/wordml/cid" xmlns:w16="http://schemas.microsoft.com/office/word/2018/wordml" xmlns:w16sdtdh="http://schemas.microsoft.com/office/word/2020/wordml/sdtdatahash" xmlns:w16se="http://schemas.microsoft.com/office/word/2015/wordml/symex" xmlns:wpg="http://schemas.microsoft.com/office/word/2010/wordprocessingGroup" xmlns:wpi="http://schemas.microsoft.com/office/word/2010/wordprocessingInk" xmlns:wne="http://schemas.microsoft.com/office/word/2006/wordml" xmlns:wps="http://schemas.microsoft.com/office/word/2010/wordprocessingShape" mc:Ignorable="w14 w15 w16se w16cid w16 w16cex w16sdtdh wp14">
   <w:abstractNum w:abstractNumId="0" w15:restartNumberingAfterBreak="0">
-    <w:nsid w:val="30520907"/>
+    <w:nsid w:val="0ACD194A"/>
     <w:multiLevelType w:val="hybridMultilevel"/>
-    <w:tmpl w:val="1D7A266E"/>
-    <w:lvl w:ilvl="0" w:tplc="B8D8CB50">
+    <w:tmpl w:val="A3DEE3FA"/>
+    <w:lvl w:ilvl="0" w:tplc="938CF250">
       <w:start w:val="1"/>
       <w:numFmt w:val="decimal"/>
       <w:lvlText w:val="%1."/>
@@ -5539,110 +5993,138 @@
         <w:color w:val="A67C27"/>
       </w:rPr>
     </w:lvl>
-    <w:lvl w:ilvl="1" w:tplc="6136DEAE">
+    <w:lvl w:ilvl="1" w:tplc="9E68AA4A">
       <w:numFmt w:val="decimal"/>
       <w:lvlText w:val=""/>
       <w:lvlJc w:val="left"/>
     </w:lvl>
-    <w:lvl w:ilvl="2" w:tplc="6FEE990A">
+    <w:lvl w:ilvl="2" w:tplc="7990F33A">
       <w:numFmt w:val="decimal"/>
       <w:lvlText w:val=""/>
       <w:lvlJc w:val="left"/>
     </w:lvl>
-    <w:lvl w:ilvl="3" w:tplc="AC1E7B56">
+    <w:lvl w:ilvl="3" w:tplc="A4A02F6A">
       <w:numFmt w:val="decimal"/>
       <w:lvlText w:val=""/>
       <w:lvlJc w:val="left"/>
     </w:lvl>
-    <w:lvl w:ilvl="4" w:tplc="F14EC782">
+    <w:lvl w:ilvl="4" w:tplc="54B2B5FE">
       <w:numFmt w:val="decimal"/>
       <w:lvlText w:val=""/>
       <w:lvlJc w:val="left"/>
     </w:lvl>
-    <w:lvl w:ilvl="5" w:tplc="58A07CB4">
+    <w:lvl w:ilvl="5" w:tplc="765287F8">
       <w:numFmt w:val="decimal"/>
       <w:lvlText w:val=""/>
       <w:lvlJc w:val="left"/>
     </w:lvl>
-    <w:lvl w:ilvl="6" w:tplc="9F82D818">
+    <w:lvl w:ilvl="6" w:tplc="C5DAB47A">
       <w:numFmt w:val="decimal"/>
       <w:lvlText w:val=""/>
       <w:lvlJc w:val="left"/>
     </w:lvl>
-    <w:lvl w:ilvl="7" w:tplc="B4408320">
+    <w:lvl w:ilvl="7" w:tplc="1FC06B1C">
       <w:numFmt w:val="decimal"/>
       <w:lvlText w:val=""/>
       <w:lvlJc w:val="left"/>
     </w:lvl>
-    <w:lvl w:ilvl="8" w:tplc="D2CEEA0A">
+    <w:lvl w:ilvl="8" w:tplc="682E37E6">
       <w:numFmt w:val="decimal"/>
       <w:lvlText w:val=""/>
       <w:lvlJc w:val="left"/>
     </w:lvl>
   </w:abstractNum>
   <w:abstractNum w:abstractNumId="1" w15:restartNumberingAfterBreak="0">
-    <w:nsid w:val="34E160DE"/>
+    <w:nsid w:val="20A470CE"/>
     <w:multiLevelType w:val="hybridMultilevel"/>
-    <w:tmpl w:val="DF34836C"/>
-    <w:lvl w:ilvl="0" w:tplc="2B92C6AE">
+    <w:tmpl w:val="9A82062E"/>
+    <w:lvl w:ilvl="0" w:tplc="8A426BC8">
       <w:start w:val="1"/>
       <w:numFmt w:val="bullet"/>
-      <w:lvlText w:val="•"/>
+      <w:lvlText w:val="●"/>
       <w:lvlJc w:val="left"/>
       <w:pPr>
-        <w:ind w:left="460" w:hanging="280"/>
+        <w:ind w:left="720" w:hanging="360"/>
       </w:pPr>
     </w:lvl>
-    <w:lvl w:ilvl="1" w:tplc="A0A457DE">
+    <w:lvl w:ilvl="1" w:tplc="5A9EF8F0">
       <w:start w:val="1"/>
       <w:numFmt w:val="bullet"/>
-      <w:lvlText w:val="–"/>
+      <w:lvlText w:val="○"/>
       <w:lvlJc w:val="left"/>
       <w:pPr>
-        <w:ind w:left="900" w:hanging="280"/>
+        <w:ind w:left="1440" w:hanging="360"/>
       </w:pPr>
     </w:lvl>
-    <w:lvl w:ilvl="2" w:tplc="3D463594">
-      <w:numFmt w:val="decimal"/>
-      <w:lvlText w:val=""/>
+    <w:lvl w:ilvl="2" w:tplc="BAF621EC">
+      <w:start w:val="1"/>
+      <w:numFmt w:val="bullet"/>
+      <w:lvlText w:val="■"/>
       <w:lvlJc w:val="left"/>
+      <w:pPr>
+        <w:ind w:left="2160" w:hanging="360"/>
+      </w:pPr>
     </w:lvl>
-    <w:lvl w:ilvl="3" w:tplc="E230CB78">
-      <w:numFmt w:val="decimal"/>
-      <w:lvlText w:val=""/>
+    <w:lvl w:ilvl="3" w:tplc="E6E8EDBC">
+      <w:start w:val="1"/>
+      <w:numFmt w:val="bullet"/>
+      <w:lvlText w:val="●"/>
       <w:lvlJc w:val="left"/>
+      <w:pPr>
+        <w:ind w:left="2880" w:hanging="360"/>
+      </w:pPr>
     </w:lvl>
-    <w:lvl w:ilvl="4" w:tplc="59381916">
-      <w:numFmt w:val="decimal"/>
-      <w:lvlText w:val=""/>
+    <w:lvl w:ilvl="4" w:tplc="E822FC76">
+      <w:start w:val="1"/>
+      <w:numFmt w:val="bullet"/>
+      <w:lvlText w:val="○"/>
       <w:lvlJc w:val="left"/>
+      <w:pPr>
+        <w:ind w:left="3600" w:hanging="360"/>
+      </w:pPr>
     </w:lvl>
-    <w:lvl w:ilvl="5" w:tplc="EA4E4D00">
-      <w:numFmt w:val="decimal"/>
-      <w:lvlText w:val=""/>
+    <w:lvl w:ilvl="5" w:tplc="03ECD026">
+      <w:start w:val="1"/>
+      <w:numFmt w:val="bullet"/>
+      <w:lvlText w:val="■"/>
       <w:lvlJc w:val="left"/>
+      <w:pPr>
+        <w:ind w:left="4320" w:hanging="360"/>
+      </w:pPr>
     </w:lvl>
-    <w:lvl w:ilvl="6" w:tplc="7DB28216">
-      <w:numFmt w:val="decimal"/>
-      <w:lvlText w:val=""/>
+    <w:lvl w:ilvl="6" w:tplc="02223A4C">
+      <w:start w:val="1"/>
+      <w:numFmt w:val="bullet"/>
+      <w:lvlText w:val="●"/>
       <w:lvlJc w:val="left"/>
+      <w:pPr>
+        <w:ind w:left="5040" w:hanging="360"/>
+      </w:pPr>
     </w:lvl>
-    <w:lvl w:ilvl="7" w:tplc="FF7031D0">
-      <w:numFmt w:val="decimal"/>
-      <w:lvlText w:val=""/>
+    <w:lvl w:ilvl="7" w:tplc="DF34757A">
+      <w:start w:val="1"/>
+      <w:numFmt w:val="bullet"/>
+      <w:lvlText w:val="●"/>
       <w:lvlJc w:val="left"/>
+      <w:pPr>
+        <w:ind w:left="5760" w:hanging="360"/>
+      </w:pPr>
     </w:lvl>
-    <w:lvl w:ilvl="8" w:tplc="7EB21910">
-      <w:numFmt w:val="decimal"/>
-      <w:lvlText w:val=""/>
+    <w:lvl w:ilvl="8" w:tplc="517C7CEA">
+      <w:start w:val="1"/>
+      <w:numFmt w:val="bullet"/>
+      <w:lvlText w:val="●"/>
       <w:lvlJc w:val="left"/>
+      <w:pPr>
+        <w:ind w:left="6480" w:hanging="360"/>
+      </w:pPr>
     </w:lvl>
   </w:abstractNum>
   <w:abstractNum w:abstractNumId="2" w15:restartNumberingAfterBreak="0">
-    <w:nsid w:val="35621C06"/>
+    <w:nsid w:val="2F1875A6"/>
     <w:multiLevelType w:val="hybridMultilevel"/>
-    <w:tmpl w:val="95FA246E"/>
-    <w:lvl w:ilvl="0" w:tplc="D24A14EC">
+    <w:tmpl w:val="463A77A2"/>
+    <w:lvl w:ilvl="0" w:tplc="225C9B06">
       <w:start w:val="1"/>
       <w:numFmt w:val="decimal"/>
       <w:lvlText w:val="%1."/>
@@ -5656,138 +6138,52 @@
         <w:color w:val="A67C27"/>
       </w:rPr>
     </w:lvl>
-    <w:lvl w:ilvl="1" w:tplc="FC0C1500">
+    <w:lvl w:ilvl="1" w:tplc="A19A3226">
       <w:numFmt w:val="decimal"/>
       <w:lvlText w:val=""/>
       <w:lvlJc w:val="left"/>
     </w:lvl>
-    <w:lvl w:ilvl="2" w:tplc="E834C4BC">
+    <w:lvl w:ilvl="2" w:tplc="4A24D78C">
       <w:numFmt w:val="decimal"/>
       <w:lvlText w:val=""/>
       <w:lvlJc w:val="left"/>
     </w:lvl>
-    <w:lvl w:ilvl="3" w:tplc="D98E9A96">
+    <w:lvl w:ilvl="3" w:tplc="97F419D6">
       <w:numFmt w:val="decimal"/>
       <w:lvlText w:val=""/>
       <w:lvlJc w:val="left"/>
     </w:lvl>
-    <w:lvl w:ilvl="4" w:tplc="095EBEA0">
+    <w:lvl w:ilvl="4" w:tplc="ABD8F3AC">
       <w:numFmt w:val="decimal"/>
       <w:lvlText w:val=""/>
       <w:lvlJc w:val="left"/>
     </w:lvl>
-    <w:lvl w:ilvl="5" w:tplc="B2C840B6">
+    <w:lvl w:ilvl="5" w:tplc="B90C7EB8">
       <w:numFmt w:val="decimal"/>
       <w:lvlText w:val=""/>
       <w:lvlJc w:val="left"/>
     </w:lvl>
-    <w:lvl w:ilvl="6" w:tplc="077A3F36">
+    <w:lvl w:ilvl="6" w:tplc="DF20783E">
       <w:numFmt w:val="decimal"/>
       <w:lvlText w:val=""/>
       <w:lvlJc w:val="left"/>
     </w:lvl>
-    <w:lvl w:ilvl="7" w:tplc="74FC7B94">
+    <w:lvl w:ilvl="7" w:tplc="7876D474">
       <w:numFmt w:val="decimal"/>
       <w:lvlText w:val=""/>
       <w:lvlJc w:val="left"/>
     </w:lvl>
-    <w:lvl w:ilvl="8" w:tplc="3970D87E">
+    <w:lvl w:ilvl="8" w:tplc="17C6646A">
       <w:numFmt w:val="decimal"/>
       <w:lvlText w:val=""/>
       <w:lvlJc w:val="left"/>
     </w:lvl>
   </w:abstractNum>
   <w:abstractNum w:abstractNumId="3" w15:restartNumberingAfterBreak="0">
-    <w:nsid w:val="544765B5"/>
+    <w:nsid w:val="3C3D337F"/>
     <w:multiLevelType w:val="hybridMultilevel"/>
-    <w:tmpl w:val="3DE86A9A"/>
-    <w:lvl w:ilvl="0" w:tplc="1EC004B0">
-      <w:start w:val="1"/>
-      <w:numFmt w:val="bullet"/>
-      <w:lvlText w:val="●"/>
-      <w:lvlJc w:val="left"/>
-      <w:pPr>
-        <w:ind w:left="720" w:hanging="360"/>
-      </w:pPr>
-    </w:lvl>
-    <w:lvl w:ilvl="1" w:tplc="2C0292D0">
-      <w:start w:val="1"/>
-      <w:numFmt w:val="bullet"/>
-      <w:lvlText w:val="○"/>
-      <w:lvlJc w:val="left"/>
-      <w:pPr>
-        <w:ind w:left="1440" w:hanging="360"/>
-      </w:pPr>
-    </w:lvl>
-    <w:lvl w:ilvl="2" w:tplc="CE485D86">
-      <w:start w:val="1"/>
-      <w:numFmt w:val="bullet"/>
-      <w:lvlText w:val="■"/>
-      <w:lvlJc w:val="left"/>
-      <w:pPr>
-        <w:ind w:left="2160" w:hanging="360"/>
-      </w:pPr>
-    </w:lvl>
-    <w:lvl w:ilvl="3" w:tplc="36C48ED0">
-      <w:start w:val="1"/>
-      <w:numFmt w:val="bullet"/>
-      <w:lvlText w:val="●"/>
-      <w:lvlJc w:val="left"/>
-      <w:pPr>
-        <w:ind w:left="2880" w:hanging="360"/>
-      </w:pPr>
-    </w:lvl>
-    <w:lvl w:ilvl="4" w:tplc="64C66228">
-      <w:start w:val="1"/>
-      <w:numFmt w:val="bullet"/>
-      <w:lvlText w:val="○"/>
-      <w:lvlJc w:val="left"/>
-      <w:pPr>
-        <w:ind w:left="3600" w:hanging="360"/>
-      </w:pPr>
-    </w:lvl>
-    <w:lvl w:ilvl="5" w:tplc="1AF0B088">
-      <w:start w:val="1"/>
-      <w:numFmt w:val="bullet"/>
-      <w:lvlText w:val="■"/>
-      <w:lvlJc w:val="left"/>
-      <w:pPr>
-        <w:ind w:left="4320" w:hanging="360"/>
-      </w:pPr>
-    </w:lvl>
-    <w:lvl w:ilvl="6" w:tplc="C5283534">
-      <w:start w:val="1"/>
-      <w:numFmt w:val="bullet"/>
-      <w:lvlText w:val="●"/>
-      <w:lvlJc w:val="left"/>
-      <w:pPr>
-        <w:ind w:left="5040" w:hanging="360"/>
-      </w:pPr>
-    </w:lvl>
-    <w:lvl w:ilvl="7" w:tplc="60983C16">
-      <w:start w:val="1"/>
-      <w:numFmt w:val="bullet"/>
-      <w:lvlText w:val="●"/>
-      <w:lvlJc w:val="left"/>
-      <w:pPr>
-        <w:ind w:left="5760" w:hanging="360"/>
-      </w:pPr>
-    </w:lvl>
-    <w:lvl w:ilvl="8" w:tplc="7E9A6BFC">
-      <w:start w:val="1"/>
-      <w:numFmt w:val="bullet"/>
-      <w:lvlText w:val="●"/>
-      <w:lvlJc w:val="left"/>
-      <w:pPr>
-        <w:ind w:left="6480" w:hanging="360"/>
-      </w:pPr>
-    </w:lvl>
-  </w:abstractNum>
-  <w:abstractNum w:abstractNumId="4" w15:restartNumberingAfterBreak="0">
-    <w:nsid w:val="568B5137"/>
-    <w:multiLevelType w:val="hybridMultilevel"/>
-    <w:tmpl w:val="DFDC93F2"/>
-    <w:lvl w:ilvl="0" w:tplc="364EAC0E">
+    <w:tmpl w:val="B97ECB54"/>
+    <w:lvl w:ilvl="0" w:tplc="F216E6A4">
       <w:start w:val="1"/>
       <w:numFmt w:val="decimal"/>
       <w:lvlText w:val="%1."/>
@@ -5801,52 +6197,111 @@
         <w:color w:val="A67C27"/>
       </w:rPr>
     </w:lvl>
-    <w:lvl w:ilvl="1" w:tplc="409E4F88">
+    <w:lvl w:ilvl="1" w:tplc="D09EBAD8">
       <w:numFmt w:val="decimal"/>
       <w:lvlText w:val=""/>
       <w:lvlJc w:val="left"/>
     </w:lvl>
-    <w:lvl w:ilvl="2" w:tplc="6C020D6E">
+    <w:lvl w:ilvl="2" w:tplc="7B0278B8">
       <w:numFmt w:val="decimal"/>
       <w:lvlText w:val=""/>
       <w:lvlJc w:val="left"/>
     </w:lvl>
-    <w:lvl w:ilvl="3" w:tplc="A6A696EC">
+    <w:lvl w:ilvl="3" w:tplc="B43CD5DA">
       <w:numFmt w:val="decimal"/>
       <w:lvlText w:val=""/>
       <w:lvlJc w:val="left"/>
     </w:lvl>
-    <w:lvl w:ilvl="4" w:tplc="632ABB4C">
+    <w:lvl w:ilvl="4" w:tplc="C92ACE2A">
       <w:numFmt w:val="decimal"/>
       <w:lvlText w:val=""/>
       <w:lvlJc w:val="left"/>
     </w:lvl>
-    <w:lvl w:ilvl="5" w:tplc="D518B198">
+    <w:lvl w:ilvl="5" w:tplc="B87A9430">
       <w:numFmt w:val="decimal"/>
       <w:lvlText w:val=""/>
       <w:lvlJc w:val="left"/>
     </w:lvl>
-    <w:lvl w:ilvl="6" w:tplc="8E62EAD2">
+    <w:lvl w:ilvl="6" w:tplc="784C7812">
       <w:numFmt w:val="decimal"/>
       <w:lvlText w:val=""/>
       <w:lvlJc w:val="left"/>
     </w:lvl>
-    <w:lvl w:ilvl="7" w:tplc="0FAC83C4">
+    <w:lvl w:ilvl="7" w:tplc="A714280C">
       <w:numFmt w:val="decimal"/>
       <w:lvlText w:val=""/>
       <w:lvlJc w:val="left"/>
     </w:lvl>
-    <w:lvl w:ilvl="8" w:tplc="5FBABBF8">
+    <w:lvl w:ilvl="8" w:tplc="9BFA6C0E">
+      <w:numFmt w:val="decimal"/>
+      <w:lvlText w:val=""/>
+      <w:lvlJc w:val="left"/>
+    </w:lvl>
+  </w:abstractNum>
+  <w:abstractNum w:abstractNumId="4" w15:restartNumberingAfterBreak="0">
+    <w:nsid w:val="54FD44CC"/>
+    <w:multiLevelType w:val="hybridMultilevel"/>
+    <w:tmpl w:val="34065742"/>
+    <w:lvl w:ilvl="0" w:tplc="DCFEBF12">
+      <w:start w:val="1"/>
+      <w:numFmt w:val="decimal"/>
+      <w:lvlText w:val="%1."/>
+      <w:lvlJc w:val="left"/>
+      <w:pPr>
+        <w:ind w:left="460" w:hanging="360"/>
+      </w:pPr>
+      <w:rPr>
+        <w:b/>
+        <w:bCs/>
+        <w:color w:val="A67C27"/>
+      </w:rPr>
+    </w:lvl>
+    <w:lvl w:ilvl="1" w:tplc="9F1677CE">
+      <w:numFmt w:val="decimal"/>
+      <w:lvlText w:val=""/>
+      <w:lvlJc w:val="left"/>
+    </w:lvl>
+    <w:lvl w:ilvl="2" w:tplc="7F323652">
+      <w:numFmt w:val="decimal"/>
+      <w:lvlText w:val=""/>
+      <w:lvlJc w:val="left"/>
+    </w:lvl>
+    <w:lvl w:ilvl="3" w:tplc="78527934">
+      <w:numFmt w:val="decimal"/>
+      <w:lvlText w:val=""/>
+      <w:lvlJc w:val="left"/>
+    </w:lvl>
+    <w:lvl w:ilvl="4" w:tplc="44DAB90E">
+      <w:numFmt w:val="decimal"/>
+      <w:lvlText w:val=""/>
+      <w:lvlJc w:val="left"/>
+    </w:lvl>
+    <w:lvl w:ilvl="5" w:tplc="ECA40C82">
+      <w:numFmt w:val="decimal"/>
+      <w:lvlText w:val=""/>
+      <w:lvlJc w:val="left"/>
+    </w:lvl>
+    <w:lvl w:ilvl="6" w:tplc="35683BA6">
+      <w:numFmt w:val="decimal"/>
+      <w:lvlText w:val=""/>
+      <w:lvlJc w:val="left"/>
+    </w:lvl>
+    <w:lvl w:ilvl="7" w:tplc="E1D41FBE">
+      <w:numFmt w:val="decimal"/>
+      <w:lvlText w:val=""/>
+      <w:lvlJc w:val="left"/>
+    </w:lvl>
+    <w:lvl w:ilvl="8" w:tplc="1908A530">
       <w:numFmt w:val="decimal"/>
       <w:lvlText w:val=""/>
       <w:lvlJc w:val="left"/>
     </w:lvl>
   </w:abstractNum>
   <w:abstractNum w:abstractNumId="5" w15:restartNumberingAfterBreak="0">
-    <w:nsid w:val="5A677DD3"/>
+    <w:nsid w:val="7075796D"/>
     <w:multiLevelType w:val="hybridMultilevel"/>
-    <w:tmpl w:val="BE4AAA80"/>
-    <w:lvl w:ilvl="0" w:tplc="8BC6BFF4">
+    <w:tmpl w:val="2CF65D78"/>
+    <w:lvl w:ilvl="0" w:tplc="5610112A">
       <w:start w:val="1"/>
       <w:numFmt w:val="decimal"/>
       <w:lvlText w:val="%1."/>
@@ -5860,52 +6315,110 @@
         <w:color w:val="A67C27"/>
       </w:rPr>
     </w:lvl>
-    <w:lvl w:ilvl="1" w:tplc="73A05F62">
+    <w:lvl w:ilvl="1" w:tplc="F982BAA6">
       <w:numFmt w:val="decimal"/>
       <w:lvlText w:val=""/>
       <w:lvlJc w:val="left"/>
     </w:lvl>
-    <w:lvl w:ilvl="2" w:tplc="87EE33BC">
+    <w:lvl w:ilvl="2" w:tplc="E5F45460">
       <w:numFmt w:val="decimal"/>
       <w:lvlText w:val=""/>
       <w:lvlJc w:val="left"/>
     </w:lvl>
-    <w:lvl w:ilvl="3" w:tplc="279E1F42">
+    <w:lvl w:ilvl="3" w:tplc="4DEA6750">
       <w:numFmt w:val="decimal"/>
       <w:lvlText w:val=""/>
       <w:lvlJc w:val="left"/>
     </w:lvl>
-    <w:lvl w:ilvl="4" w:tplc="993AEF38">
+    <w:lvl w:ilvl="4" w:tplc="F24267EE">
       <w:numFmt w:val="decimal"/>
       <w:lvlText w:val=""/>
       <w:lvlJc w:val="left"/>
     </w:lvl>
-    <w:lvl w:ilvl="5" w:tplc="F0C20A7A">
+    <w:lvl w:ilvl="5" w:tplc="7226ABF0">
       <w:numFmt w:val="decimal"/>
       <w:lvlText w:val=""/>
       <w:lvlJc w:val="left"/>
     </w:lvl>
-    <w:lvl w:ilvl="6" w:tplc="545228F4">
+    <w:lvl w:ilvl="6" w:tplc="B76E7686">
       <w:numFmt w:val="decimal"/>
       <w:lvlText w:val=""/>
       <w:lvlJc w:val="left"/>
     </w:lvl>
-    <w:lvl w:ilvl="7" w:tplc="7480C36A">
+    <w:lvl w:ilvl="7" w:tplc="6EA0904C">
       <w:numFmt w:val="decimal"/>
       <w:lvlText w:val=""/>
       <w:lvlJc w:val="left"/>
     </w:lvl>
-    <w:lvl w:ilvl="8" w:tplc="2D5216CA">
+    <w:lvl w:ilvl="8" w:tplc="2946E2E8">
       <w:numFmt w:val="decimal"/>
       <w:lvlText w:val=""/>
       <w:lvlJc w:val="left"/>
     </w:lvl>
   </w:abstractNum>
   <w:abstractNum w:abstractNumId="6" w15:restartNumberingAfterBreak="0">
-    <w:nsid w:val="66186CD2"/>
+    <w:nsid w:val="73DC162A"/>
     <w:multiLevelType w:val="hybridMultilevel"/>
-    <w:tmpl w:val="E5523D3A"/>
-    <w:lvl w:ilvl="0" w:tplc="40A45402">
+    <w:tmpl w:val="0D2CB3DE"/>
+    <w:lvl w:ilvl="0" w:tplc="F48C5B3A">
+      <w:start w:val="1"/>
+      <w:numFmt w:val="bullet"/>
+      <w:lvlText w:val="•"/>
+      <w:lvlJc w:val="left"/>
+      <w:pPr>
+        <w:ind w:left="460" w:hanging="280"/>
+      </w:pPr>
+    </w:lvl>
+    <w:lvl w:ilvl="1" w:tplc="480C5F6E">
+      <w:start w:val="1"/>
+      <w:numFmt w:val="bullet"/>
+      <w:lvlText w:val="–"/>
+      <w:lvlJc w:val="left"/>
+      <w:pPr>
+        <w:ind w:left="900" w:hanging="280"/>
+      </w:pPr>
+    </w:lvl>
+    <w:lvl w:ilvl="2" w:tplc="8108A83E">
+      <w:numFmt w:val="decimal"/>
+      <w:lvlText w:val=""/>
+      <w:lvlJc w:val="left"/>
+    </w:lvl>
+    <w:lvl w:ilvl="3" w:tplc="016AA40E">
+      <w:numFmt w:val="decimal"/>
+      <w:lvlText w:val=""/>
+      <w:lvlJc w:val="left"/>
+    </w:lvl>
+    <w:lvl w:ilvl="4" w:tplc="52C26D8C">
+      <w:numFmt w:val="decimal"/>
+      <w:lvlText w:val=""/>
+      <w:lvlJc w:val="left"/>
+    </w:lvl>
+    <w:lvl w:ilvl="5" w:tplc="10B41520">
+      <w:numFmt w:val="decimal"/>
+      <w:lvlText w:val=""/>
+      <w:lvlJc w:val="left"/>
+    </w:lvl>
+    <w:lvl w:ilvl="6" w:tplc="D1CAF080">
+      <w:numFmt w:val="decimal"/>
+      <w:lvlText w:val=""/>
+      <w:lvlJc w:val="left"/>
+    </w:lvl>
+    <w:lvl w:ilvl="7" w:tplc="F6F81066">
+      <w:numFmt w:val="decimal"/>
+      <w:lvlText w:val=""/>
+      <w:lvlJc w:val="left"/>
+    </w:lvl>
+    <w:lvl w:ilvl="8" w:tplc="7F9CE7D4">
+      <w:numFmt w:val="decimal"/>
+      <w:lvlText w:val=""/>
+      <w:lvlJc w:val="left"/>
+    </w:lvl>
+  </w:abstractNum>
+  <w:abstractNum w:abstractNumId="7" w15:restartNumberingAfterBreak="0">
+    <w:nsid w:val="78FE0D91"/>
+    <w:multiLevelType w:val="hybridMultilevel"/>
+    <w:tmpl w:val="43407A5C"/>
+    <w:lvl w:ilvl="0" w:tplc="8FDEAF2E">
       <w:start w:val="1"/>
       <w:numFmt w:val="decimal"/>
       <w:lvlText w:val="%1."/>
@@ -5919,85 +6432,91 @@
         <w:color w:val="A67C27"/>
       </w:rPr>
     </w:lvl>
-    <w:lvl w:ilvl="1" w:tplc="4940823C">
+    <w:lvl w:ilvl="1" w:tplc="F68E598C">
       <w:numFmt w:val="decimal"/>
       <w:lvlText w:val=""/>
       <w:lvlJc w:val="left"/>
     </w:lvl>
-    <w:lvl w:ilvl="2" w:tplc="B0E82BFC">
+    <w:lvl w:ilvl="2" w:tplc="D5ACDCFC">
       <w:numFmt w:val="decimal"/>
       <w:lvlText w:val=""/>
       <w:lvlJc w:val="left"/>
     </w:lvl>
-    <w:lvl w:ilvl="3" w:tplc="D41E1664">
+    <w:lvl w:ilvl="3" w:tplc="2BFA66D4">
       <w:numFmt w:val="decimal"/>
       <w:lvlText w:val=""/>
       <w:lvlJc w:val="left"/>
     </w:lvl>
-    <w:lvl w:ilvl="4" w:tplc="55AE7ED6">
+    <w:lvl w:ilvl="4" w:tplc="36FE1E24">
       <w:numFmt w:val="decimal"/>
       <w:lvlText w:val=""/>
       <w:lvlJc w:val="left"/>
     </w:lvl>
-    <w:lvl w:ilvl="5" w:tplc="674652E8">
+    <w:lvl w:ilvl="5" w:tplc="9F644F7A">
       <w:numFmt w:val="decimal"/>
       <w:lvlText w:val=""/>
       <w:lvlJc w:val="left"/>
     </w:lvl>
-    <w:lvl w:ilvl="6" w:tplc="FB522FB8">
+    <w:lvl w:ilvl="6" w:tplc="81121248">
       <w:numFmt w:val="decimal"/>
       <w:lvlText w:val=""/>
       <w:lvlJc w:val="left"/>
     </w:lvl>
-    <w:lvl w:ilvl="7" w:tplc="29DE7882">
+    <w:lvl w:ilvl="7" w:tplc="D6506ED0">
       <w:numFmt w:val="decimal"/>
       <w:lvlText w:val=""/>
       <w:lvlJc w:val="left"/>
     </w:lvl>
-    <w:lvl w:ilvl="8" w:tplc="946685E4">
+    <w:lvl w:ilvl="8" w:tplc="85742E50">
       <w:numFmt w:val="decimal"/>
       <w:lvlText w:val=""/>
       <w:lvlJc w:val="left"/>
     </w:lvl>
   </w:abstractNum>
-  <w:num w:numId="1" w16cid:durableId="1200507744">
+  <w:num w:numId="1" w16cid:durableId="1033076376">
+    <w:abstractNumId w:val="1"/>
+    <w:lvlOverride w:ilvl="0">
+      <w:startOverride w:val="1"/>
+    </w:lvlOverride>
+  </w:num>
+  <w:num w:numId="2" w16cid:durableId="63457913">
+    <w:abstractNumId w:val="6"/>
+    <w:lvlOverride w:ilvl="0">
+      <w:startOverride w:val="1"/>
+    </w:lvlOverride>
+  </w:num>
+  <w:num w:numId="3" w16cid:durableId="1805466639">
     <w:abstractNumId w:val="3"/>
     <w:lvlOverride w:ilvl="0">
       <w:startOverride w:val="1"/>
     </w:lvlOverride>
   </w:num>
-  <w:num w:numId="2" w16cid:durableId="904070437">
-    <w:abstractNumId w:val="1"/>
-    <w:lvlOverride w:ilvl="0">
-      <w:startOverride w:val="1"/>
-    </w:lvlOverride>
-  </w:num>
-  <w:num w:numId="3" w16cid:durableId="1470318079">
+  <w:num w:numId="4" w16cid:durableId="1999379110">
     <w:abstractNumId w:val="4"/>
     <w:lvlOverride w:ilvl="0">
       <w:startOverride w:val="1"/>
     </w:lvlOverride>
   </w:num>
-  <w:num w:numId="4" w16cid:durableId="542324249">
-    <w:abstractNumId w:val="2"/>
+  <w:num w:numId="5" w16cid:durableId="179244920">
+    <w:abstractNumId w:val="7"/>
     <w:lvlOverride w:ilvl="0">
       <w:startOverride w:val="1"/>
     </w:lvlOverride>
   </w:num>
-  <w:num w:numId="5" w16cid:durableId="512064370">
+  <w:num w:numId="6" w16cid:durableId="1328483523">
     <w:abstractNumId w:val="5"/>
     <w:lvlOverride w:ilvl="0">
       <w:startOverride w:val="1"/>
     </w:lvlOverride>
   </w:num>
-  <w:num w:numId="6" w16cid:durableId="1243022781">
-    <w:abstractNumId w:val="6"/>
+  <w:num w:numId="7" w16cid:durableId="1385376314">
+    <w:abstractNumId w:val="0"/>
     <w:lvlOverride w:ilvl="0">
       <w:startOverride w:val="1"/>
     </w:lvlOverride>
   </w:num>
-  <w:num w:numId="7" w16cid:durableId="600990459">
-    <w:abstractNumId w:val="0"/>
+  <w:num w:numId="8" w16cid:durableId="1956252423">
+    <w:abstractNumId w:val="2"/>
     <w:lvlOverride w:ilvl="0">
       <w:startOverride w:val="1"/>
     </w:lvlOverride>
@@ -6622,7 +7141,7 @@
     <w:autoRedefine/>
     <w:uiPriority w:val="39"/>
     <w:unhideWhenUsed/>
-    <w:rsid w:val="00A57DD1"/>
+    <w:rsid w:val="00D959A7"/>
     <w:pPr>
       <w:spacing w:after="100"/>
     </w:pPr>
@@ -6634,7 +7153,7 @@
     <w:autoRedefine/>
     <w:uiPriority w:val="39"/>
     <w:unhideWhenUsed/>
-    <w:rsid w:val="00A57DD1"/>
+    <w:rsid w:val="00D959A7"/>
     <w:pPr>
       <w:spacing w:after="100"/>
       <w:ind w:left="210"/>

--- a/docs/manuals/Role_Guide_5_KII_RA.docx
+++ b/docs/manuals/Role_Guide_5_KII_RA.docx
@@ -469,7 +469,7 @@
                 <w:sz w:val="19"/>
                 <w:szCs w:val="19"/>
               </w:rPr>
-              <w:t>Version 1.1 · 19 September 2026</w:t>
+              <w:t>Version 1.2 · 20 September 2026</w:t>
             </w:r>
           </w:p>
         </w:tc>
@@ -538,7 +538,7 @@
     <w:sdt>
       <w:sdtPr>
         <w:alias w:val="Contents"/>
-        <w:id w:val="-1967882796"/>
+        <w:id w:val="566540621"/>
       </w:sdtPr>
       <w:sdtEndPr/>
       <w:sdtContent>
@@ -567,7 +567,7 @@
           <w:r>
             <w:fldChar w:fldCharType="separate"/>
           </w:r>
-          <w:hyperlink w:anchor="_Toc240713118" w:history="1">
+          <w:hyperlink w:anchor="_Toc240759064" w:history="1">
             <w:r>
               <w:rPr>
                 <w:rStyle w:val="Hyperlink"/>
@@ -591,7 +591,7 @@
               <w:rPr>
                 <w:noProof/>
               </w:rPr>
-              <w:instrText xml:space="preserve"> PAGEREF _Toc240713118 \h </w:instrText>
+              <w:instrText xml:space="preserve"> PAGEREF _Toc240759064 \h </w:instrText>
             </w:r>
             <w:r>
               <w:rPr>
@@ -634,7 +634,7 @@
               <w14:ligatures w14:val="standardContextual"/>
             </w:rPr>
           </w:pPr>
-          <w:hyperlink w:anchor="_Toc240713119" w:history="1">
+          <w:hyperlink w:anchor="_Toc240759065" w:history="1">
             <w:r>
               <w:rPr>
                 <w:rStyle w:val="Hyperlink"/>
@@ -658,7 +658,7 @@
               <w:rPr>
                 <w:noProof/>
               </w:rPr>
-              <w:instrText xml:space="preserve"> PAGEREF _Toc240713119 \h </w:instrText>
+              <w:instrText xml:space="preserve"> PAGEREF _Toc240759065 \h </w:instrText>
             </w:r>
             <w:r>
               <w:rPr>
@@ -701,7 +701,7 @@
               <w14:ligatures w14:val="standardContextual"/>
             </w:rPr>
           </w:pPr>
-          <w:hyperlink w:anchor="_Toc240713120" w:history="1">
+          <w:hyperlink w:anchor="_Toc240759066" w:history="1">
             <w:r>
               <w:rPr>
                 <w:rStyle w:val="Hyperlink"/>
@@ -725,7 +725,7 @@
               <w:rPr>
                 <w:noProof/>
               </w:rPr>
-              <w:instrText xml:space="preserve"> PAGEREF _Toc240713120 \h </w:instrText>
+              <w:instrText xml:space="preserve"> PAGEREF _Toc240759066 \h </w:instrText>
             </w:r>
             <w:r>
               <w:rPr>
@@ -768,7 +768,7 @@
               <w14:ligatures w14:val="standardContextual"/>
             </w:rPr>
           </w:pPr>
-          <w:hyperlink w:anchor="_Toc240713121" w:history="1">
+          <w:hyperlink w:anchor="_Toc240759067" w:history="1">
             <w:r>
               <w:rPr>
                 <w:rStyle w:val="Hyperlink"/>
@@ -792,7 +792,7 @@
               <w:rPr>
                 <w:noProof/>
               </w:rPr>
-              <w:instrText xml:space="preserve"> PAGEREF _Toc240713121 \h </w:instrText>
+              <w:instrText xml:space="preserve"> PAGEREF _Toc240759067 \h </w:instrText>
             </w:r>
             <w:r>
               <w:rPr>
@@ -835,7 +835,7 @@
               <w14:ligatures w14:val="standardContextual"/>
             </w:rPr>
           </w:pPr>
-          <w:hyperlink w:anchor="_Toc240713122" w:history="1">
+          <w:hyperlink w:anchor="_Toc240759068" w:history="1">
             <w:r>
               <w:rPr>
                 <w:rStyle w:val="Hyperlink"/>
@@ -859,7 +859,7 @@
               <w:rPr>
                 <w:noProof/>
               </w:rPr>
-              <w:instrText xml:space="preserve"> PAGEREF _Toc240713122 \h </w:instrText>
+              <w:instrText xml:space="preserve"> PAGEREF _Toc240759068 \h </w:instrText>
             </w:r>
             <w:r>
               <w:rPr>
@@ -902,7 +902,7 @@
               <w14:ligatures w14:val="standardContextual"/>
             </w:rPr>
           </w:pPr>
-          <w:hyperlink w:anchor="_Toc240713123" w:history="1">
+          <w:hyperlink w:anchor="_Toc240759069" w:history="1">
             <w:r>
               <w:rPr>
                 <w:rStyle w:val="Hyperlink"/>
@@ -926,7 +926,7 @@
               <w:rPr>
                 <w:noProof/>
               </w:rPr>
-              <w:instrText xml:space="preserve"> PAGEREF _Toc240713123 \h </w:instrText>
+              <w:instrText xml:space="preserve"> PAGEREF _Toc240759069 \h </w:instrText>
             </w:r>
             <w:r>
               <w:rPr>
@@ -969,7 +969,7 @@
               <w14:ligatures w14:val="standardContextual"/>
             </w:rPr>
           </w:pPr>
-          <w:hyperlink w:anchor="_Toc240713124" w:history="1">
+          <w:hyperlink w:anchor="_Toc240759070" w:history="1">
             <w:r>
               <w:rPr>
                 <w:rStyle w:val="Hyperlink"/>
@@ -993,7 +993,7 @@
               <w:rPr>
                 <w:noProof/>
               </w:rPr>
-              <w:instrText xml:space="preserve"> PAGEREF _Toc240713124 \h </w:instrText>
+              <w:instrText xml:space="preserve"> PAGEREF _Toc240759070 \h </w:instrText>
             </w:r>
             <w:r>
               <w:rPr>
@@ -1036,7 +1036,7 @@
               <w14:ligatures w14:val="standardContextual"/>
             </w:rPr>
           </w:pPr>
-          <w:hyperlink w:anchor="_Toc240713125" w:history="1">
+          <w:hyperlink w:anchor="_Toc240759071" w:history="1">
             <w:r>
               <w:rPr>
                 <w:rStyle w:val="Hyperlink"/>
@@ -1060,7 +1060,7 @@
               <w:rPr>
                 <w:noProof/>
               </w:rPr>
-              <w:instrText xml:space="preserve"> PAGEREF _Toc240713125 \h </w:instrText>
+              <w:instrText xml:space="preserve"> PAGEREF _Toc240759071 \h </w:instrText>
             </w:r>
             <w:r>
               <w:rPr>
@@ -1103,7 +1103,7 @@
               <w14:ligatures w14:val="standardContextual"/>
             </w:rPr>
           </w:pPr>
-          <w:hyperlink w:anchor="_Toc240713126" w:history="1">
+          <w:hyperlink w:anchor="_Toc240759072" w:history="1">
             <w:r>
               <w:rPr>
                 <w:rStyle w:val="Hyperlink"/>
@@ -1127,7 +1127,7 @@
               <w:rPr>
                 <w:noProof/>
               </w:rPr>
-              <w:instrText xml:space="preserve"> PAGEREF _Toc240713126 \h </w:instrText>
+              <w:instrText xml:space="preserve"> PAGEREF _Toc240759072 \h </w:instrText>
             </w:r>
             <w:r>
               <w:rPr>
@@ -1170,7 +1170,7 @@
               <w14:ligatures w14:val="standardContextual"/>
             </w:rPr>
           </w:pPr>
-          <w:hyperlink w:anchor="_Toc240713127" w:history="1">
+          <w:hyperlink w:anchor="_Toc240759073" w:history="1">
             <w:r>
               <w:rPr>
                 <w:rStyle w:val="Hyperlink"/>
@@ -1194,7 +1194,7 @@
               <w:rPr>
                 <w:noProof/>
               </w:rPr>
-              <w:instrText xml:space="preserve"> PAGEREF _Toc240713127 \h </w:instrText>
+              <w:instrText xml:space="preserve"> PAGEREF _Toc240759073 \h </w:instrText>
             </w:r>
             <w:r>
               <w:rPr>
@@ -1237,7 +1237,7 @@
               <w14:ligatures w14:val="standardContextual"/>
             </w:rPr>
           </w:pPr>
-          <w:hyperlink w:anchor="_Toc240713128" w:history="1">
+          <w:hyperlink w:anchor="_Toc240759074" w:history="1">
             <w:r>
               <w:rPr>
                 <w:rStyle w:val="Hyperlink"/>
@@ -1261,7 +1261,7 @@
               <w:rPr>
                 <w:noProof/>
               </w:rPr>
-              <w:instrText xml:space="preserve"> PAGEREF _Toc240713128 \h </w:instrText>
+              <w:instrText xml:space="preserve"> PAGEREF _Toc240759074 \h </w:instrText>
             </w:r>
             <w:r>
               <w:rPr>
@@ -1304,7 +1304,7 @@
               <w14:ligatures w14:val="standardContextual"/>
             </w:rPr>
           </w:pPr>
-          <w:hyperlink w:anchor="_Toc240713129" w:history="1">
+          <w:hyperlink w:anchor="_Toc240759075" w:history="1">
             <w:r>
               <w:rPr>
                 <w:rStyle w:val="Hyperlink"/>
@@ -1328,7 +1328,7 @@
               <w:rPr>
                 <w:noProof/>
               </w:rPr>
-              <w:instrText xml:space="preserve"> PAGEREF _Toc240713129 \h </w:instrText>
+              <w:instrText xml:space="preserve"> PAGEREF _Toc240759075 \h </w:instrText>
             </w:r>
             <w:r>
               <w:rPr>
@@ -1371,7 +1371,7 @@
               <w14:ligatures w14:val="standardContextual"/>
             </w:rPr>
           </w:pPr>
-          <w:hyperlink w:anchor="_Toc240713130" w:history="1">
+          <w:hyperlink w:anchor="_Toc240759076" w:history="1">
             <w:r>
               <w:rPr>
                 <w:rStyle w:val="Hyperlink"/>
@@ -1395,7 +1395,7 @@
               <w:rPr>
                 <w:noProof/>
               </w:rPr>
-              <w:instrText xml:space="preserve"> PAGEREF _Toc240713130 \h </w:instrText>
+              <w:instrText xml:space="preserve"> PAGEREF _Toc240759076 \h </w:instrText>
             </w:r>
             <w:r>
               <w:rPr>
@@ -1438,7 +1438,7 @@
               <w14:ligatures w14:val="standardContextual"/>
             </w:rPr>
           </w:pPr>
-          <w:hyperlink w:anchor="_Toc240713131" w:history="1">
+          <w:hyperlink w:anchor="_Toc240759077" w:history="1">
             <w:r>
               <w:rPr>
                 <w:rStyle w:val="Hyperlink"/>
@@ -1462,7 +1462,7 @@
               <w:rPr>
                 <w:noProof/>
               </w:rPr>
-              <w:instrText xml:space="preserve"> PAGEREF _Toc240713131 \h </w:instrText>
+              <w:instrText xml:space="preserve"> PAGEREF _Toc240759077 \h </w:instrText>
             </w:r>
             <w:r>
               <w:rPr>
@@ -1479,7 +1479,7 @@
               <w:rPr>
                 <w:noProof/>
               </w:rPr>
-              <w:t>9</w:t>
+              <w:t>10</w:t>
             </w:r>
             <w:r>
               <w:rPr>
@@ -1505,7 +1505,7 @@
               <w14:ligatures w14:val="standardContextual"/>
             </w:rPr>
           </w:pPr>
-          <w:hyperlink w:anchor="_Toc240713132" w:history="1">
+          <w:hyperlink w:anchor="_Toc240759078" w:history="1">
             <w:r>
               <w:rPr>
                 <w:rStyle w:val="Hyperlink"/>
@@ -1529,7 +1529,7 @@
               <w:rPr>
                 <w:noProof/>
               </w:rPr>
-              <w:instrText xml:space="preserve"> PAGEREF _Toc240713132 \h </w:instrText>
+              <w:instrText xml:space="preserve"> PAGEREF _Toc240759078 \h </w:instrText>
             </w:r>
             <w:r>
               <w:rPr>
@@ -1572,7 +1572,7 @@
               <w14:ligatures w14:val="standardContextual"/>
             </w:rPr>
           </w:pPr>
-          <w:hyperlink w:anchor="_Toc240713133" w:history="1">
+          <w:hyperlink w:anchor="_Toc240759079" w:history="1">
             <w:r>
               <w:rPr>
                 <w:rStyle w:val="Hyperlink"/>
@@ -1596,7 +1596,7 @@
               <w:rPr>
                 <w:noProof/>
               </w:rPr>
-              <w:instrText xml:space="preserve"> PAGEREF _Toc240713133 \h </w:instrText>
+              <w:instrText xml:space="preserve"> PAGEREF _Toc240759079 \h </w:instrText>
             </w:r>
             <w:r>
               <w:rPr>
@@ -1639,7 +1639,7 @@
               <w14:ligatures w14:val="standardContextual"/>
             </w:rPr>
           </w:pPr>
-          <w:hyperlink w:anchor="_Toc240713134" w:history="1">
+          <w:hyperlink w:anchor="_Toc240759080" w:history="1">
             <w:r>
               <w:rPr>
                 <w:rStyle w:val="Hyperlink"/>
@@ -1663,7 +1663,7 @@
               <w:rPr>
                 <w:noProof/>
               </w:rPr>
-              <w:instrText xml:space="preserve"> PAGEREF _Toc240713134 \h </w:instrText>
+              <w:instrText xml:space="preserve"> PAGEREF _Toc240759080 \h </w:instrText>
             </w:r>
             <w:r>
               <w:rPr>
@@ -1702,7 +1702,7 @@
         <w:pStyle w:val="Heading1"/>
         <w:pageBreakBefore/>
       </w:pPr>
-      <w:bookmarkStart w:id="0" w:name="_Toc240713118"/>
+      <w:bookmarkStart w:id="0" w:name="_Toc240759064"/>
       <w:r>
         <w:lastRenderedPageBreak/>
         <w:t>1. Your role at a glance</w:t>
@@ -1883,7 +1883,7 @@
         <w:pStyle w:val="Heading1"/>
         <w:pageBreakBefore/>
       </w:pPr>
-      <w:bookmarkStart w:id="1" w:name="_Toc240713119"/>
+      <w:bookmarkStart w:id="1" w:name="_Toc240759065"/>
       <w:r>
         <w:lastRenderedPageBreak/>
         <w:t>2. Signing in and your screens</w:t>
@@ -1894,7 +1894,7 @@
       <w:pPr>
         <w:pStyle w:val="Heading2"/>
       </w:pPr>
-      <w:bookmarkStart w:id="2" w:name="_Toc240713120"/>
+      <w:bookmarkStart w:id="2" w:name="_Toc240759066"/>
       <w:r>
         <w:t>Signing in</w:t>
       </w:r>
@@ -1977,7 +1977,7 @@
           <w:noProof/>
         </w:rPr>
         <w:drawing>
-          <wp:inline distT="0" distB="0" distL="0" distR="0" wp14:anchorId="1FF20551" wp14:editId="22C2A894">
+          <wp:inline distT="0" distB="0" distL="0" distR="0" wp14:anchorId="78060585" wp14:editId="1A0EB9D4">
             <wp:extent cx="5334000" cy="2333625"/>
             <wp:effectExtent l="0" t="0" r="0" b="0"/>
             <wp:docPr id="1" name="adm_login.jpg" descr="The sign-in screen for all internal staff." title="The sign-in screen for all internal staff."/>
@@ -2144,7 +2144,7 @@
       <w:pPr>
         <w:pStyle w:val="Heading2"/>
       </w:pPr>
-      <w:bookmarkStart w:id="3" w:name="_Toc240713121"/>
+      <w:bookmarkStart w:id="3" w:name="_Toc240759067"/>
       <w:r>
         <w:t>Finding your way around</w:t>
       </w:r>
@@ -2319,7 +2319,7 @@
         </w:rPr>
         <w:lastRenderedPageBreak/>
         <w:drawing>
-          <wp:inline distT="0" distB="0" distL="0" distR="0" wp14:anchorId="20C9F96E" wp14:editId="7F72A542">
+          <wp:inline distT="0" distB="0" distL="0" distR="0" wp14:anchorId="41FBACE4" wp14:editId="6F248D7A">
             <wp:extent cx="5715000" cy="1876425"/>
             <wp:effectExtent l="0" t="0" r="0" b="0"/>
             <wp:docPr id="2" name="adm_not_your_role.jpg" descr="Opening a screen outside your role (for example from an old bookmark) shows this card instead of the screen." title="Opening a screen outside your role (for example from an old bookmark) shows this card instead of the screen."/>
@@ -2388,7 +2388,7 @@
       <w:pPr>
         <w:pStyle w:val="Heading2"/>
       </w:pPr>
-      <w:bookmarkStart w:id="4" w:name="_Toc240713122"/>
+      <w:bookmarkStart w:id="4" w:name="_Toc240759068"/>
       <w:r>
         <w:t>Your screens</w:t>
       </w:r>
@@ -2663,7 +2663,7 @@
       <w:pPr>
         <w:pStyle w:val="Heading2"/>
       </w:pPr>
-      <w:bookmarkStart w:id="5" w:name="_Toc240713123"/>
+      <w:bookmarkStart w:id="5" w:name="_Toc240759069"/>
       <w:r>
         <w:t>Changing your password</w:t>
       </w:r>
@@ -2746,7 +2746,7 @@
           <w:noProof/>
         </w:rPr>
         <w:drawing>
-          <wp:inline distT="0" distB="0" distL="0" distR="0" wp14:anchorId="6C3ACCEF" wp14:editId="26D4E5AF">
+          <wp:inline distT="0" distB="0" distL="0" distR="0" wp14:anchorId="68547BAD" wp14:editId="0C198D84">
             <wp:extent cx="5334000" cy="2171700"/>
             <wp:effectExtent l="0" t="0" r="0" b="0"/>
             <wp:docPr id="3" name="adm_account.jpg" descr="Change Password screen." title="Change Password screen."/>
@@ -2834,7 +2834,7 @@
         <w:pStyle w:val="Heading1"/>
         <w:pageBreakBefore/>
       </w:pPr>
-      <w:bookmarkStart w:id="6" w:name="_Toc240713124"/>
+      <w:bookmarkStart w:id="6" w:name="_Toc240759070"/>
       <w:r>
         <w:lastRenderedPageBreak/>
         <w:t>3. Your routine</w:t>
@@ -3178,7 +3178,7 @@
         <w:pStyle w:val="Heading1"/>
         <w:pageBreakBefore/>
       </w:pPr>
-      <w:bookmarkStart w:id="7" w:name="_Toc240713125"/>
+      <w:bookmarkStart w:id="7" w:name="_Toc240759071"/>
       <w:r>
         <w:lastRenderedPageBreak/>
         <w:t>4. Step-by-step tasks</w:t>
@@ -3189,7 +3189,7 @@
       <w:pPr>
         <w:pStyle w:val="Heading2"/>
       </w:pPr>
-      <w:bookmarkStart w:id="8" w:name="_Toc240713126"/>
+      <w:bookmarkStart w:id="8" w:name="_Toc240759072"/>
       <w:r>
         <w:t>4.1 Reading the KII/Doc Dashboard</w:t>
       </w:r>
@@ -3206,7 +3206,7 @@
           <w:noProof/>
         </w:rPr>
         <w:drawing>
-          <wp:inline distT="0" distB="0" distL="0" distR="0" wp14:anchorId="507C43F7" wp14:editId="4A4828F5">
+          <wp:inline distT="0" distB="0" distL="0" distR="0" wp14:anchorId="4B56C97C" wp14:editId="5B7C6D4A">
             <wp:extent cx="5715000" cy="3571875"/>
             <wp:effectExtent l="0" t="0" r="0" b="0"/>
             <wp:docPr id="4" name="kii_dashboard.jpg" descr="KII / Document Dashboard." title="KII / Document Dashboard."/>
@@ -3275,7 +3275,7 @@
       <w:pPr>
         <w:pStyle w:val="Heading2"/>
       </w:pPr>
-      <w:bookmarkStart w:id="9" w:name="_Toc240713127"/>
+      <w:bookmarkStart w:id="9" w:name="_Toc240759073"/>
       <w:r>
         <w:t>4.2 Creating a KII record</w:t>
       </w:r>
@@ -3315,7 +3315,7 @@
           <w:noProof/>
         </w:rPr>
         <w:drawing>
-          <wp:inline distT="0" distB="0" distL="0" distR="0" wp14:anchorId="4D580AC2" wp14:editId="45A18074">
+          <wp:inline distT="0" distB="0" distL="0" distR="0" wp14:anchorId="4F79A884" wp14:editId="0942BABB">
             <wp:extent cx="5334000" cy="2667000"/>
             <wp:effectExtent l="0" t="0" r="0" b="0"/>
             <wp:docPr id="5" name="kii_new.jpg" descr="New KII Record." title="New KII Record."/>
@@ -3452,7 +3452,7 @@
       <w:pPr>
         <w:pStyle w:val="Heading2"/>
       </w:pPr>
-      <w:bookmarkStart w:id="10" w:name="_Toc240713128"/>
+      <w:bookmarkStart w:id="10" w:name="_Toc240759074"/>
       <w:r>
         <w:lastRenderedPageBreak/>
         <w:t>4.3 Taking a KII from invitation to coded transcript</w:t>
@@ -3503,7 +3503,7 @@
           <w:noProof/>
         </w:rPr>
         <w:drawing>
-          <wp:inline distT="0" distB="0" distL="0" distR="0" wp14:anchorId="5FC9C305" wp14:editId="5A4B91B3">
+          <wp:inline distT="0" distB="0" distL="0" distR="0" wp14:anchorId="60024530" wp14:editId="5225378D">
             <wp:extent cx="5334000" cy="3333750"/>
             <wp:effectExtent l="0" t="0" r="0" b="0"/>
             <wp:docPr id="6" name="kii_register.jpg" descr="KII Register." title="KII Register."/>
@@ -3602,7 +3602,7 @@
           <w:noProof/>
         </w:rPr>
         <w:drawing>
-          <wp:inline distT="0" distB="0" distL="0" distR="0" wp14:anchorId="202155AC" wp14:editId="39E07290">
+          <wp:inline distT="0" distB="0" distL="0" distR="0" wp14:anchorId="78D0F263" wp14:editId="02EFBBD3">
             <wp:extent cx="5334000" cy="3752850"/>
             <wp:effectExtent l="0" t="0" r="0" b="0"/>
             <wp:docPr id="7" name="kii_detail.jpg" descr="KII record: status, consent, transcript and coding." title="KII record: status, consent, transcript and coding."/>
@@ -3797,7 +3797,37 @@
         <w:t>Completed KII form (KoboToolbox)</w:t>
       </w:r>
       <w:r>
-        <w:t xml:space="preserve"> panel then links to its PDF.</w:t>
+        <w:t xml:space="preserve"> panel then links to its PDF, and at the next sync (within 15 minutes, or at once with </w:t>
+      </w:r>
+      <w:r>
+        <w:rPr>
+          <w:b/>
+          <w:bCs/>
+        </w:rPr>
+        <w:t>Sync now</w:t>
+      </w:r>
+      <w:r>
+        <w:t xml:space="preserve"> on </w:t>
+      </w:r>
+      <w:r>
+        <w:rPr>
+          <w:b/>
+          <w:bCs/>
+        </w:rPr>
+        <w:t>Form PDFs</w:t>
+      </w:r>
+      <w:r>
+        <w:t xml:space="preserve">) the portal sets </w:t>
+      </w:r>
+      <w:r>
+        <w:rPr>
+          <w:b/>
+          <w:bCs/>
+        </w:rPr>
+        <w:t>Coding</w:t>
+      </w:r>
+      <w:r>
+        <w:t xml:space="preserve"> to COMPLETE for you.</w:t>
       </w:r>
     </w:p>
     <w:p>
@@ -3809,7 +3839,7 @@
       <w:pPr>
         <w:pStyle w:val="Heading2"/>
       </w:pPr>
-      <w:bookmarkStart w:id="11" w:name="_Toc240713129"/>
+      <w:bookmarkStart w:id="11" w:name="_Toc240759075"/>
       <w:r>
         <w:t>4.4 Opening the KII Guide with the KII ID filled in</w:t>
       </w:r>
@@ -3859,7 +3889,7 @@
           <w:noProof/>
         </w:rPr>
         <w:drawing>
-          <wp:inline distT="0" distB="0" distL="0" distR="0" wp14:anchorId="7297D84C" wp14:editId="4651E195">
+          <wp:inline distT="0" distB="0" distL="0" distR="0" wp14:anchorId="42054ADE" wp14:editId="60160FD9">
             <wp:extent cx="5334000" cy="523875"/>
             <wp:effectExtent l="0" t="0" r="0" b="0"/>
             <wp:docPr id="8" name="kii_coding_locked.jpg" descr="Before consent: no interview link." title="Before consent: no interview link."/>
@@ -3958,7 +3988,7 @@
           <w:noProof/>
         </w:rPr>
         <w:drawing>
-          <wp:inline distT="0" distB="0" distL="0" distR="0" wp14:anchorId="4E47E247" wp14:editId="36C08CC5">
+          <wp:inline distT="0" distB="0" distL="0" distR="0" wp14:anchorId="496AE993" wp14:editId="258F7BE7">
             <wp:extent cx="5334000" cy="742950"/>
             <wp:effectExtent l="0" t="0" r="0" b="0"/>
             <wp:docPr id="9" name="kii_coding_ready.jpg" descr="After consent: Continue this interview." title="After consent: Continue this interview."/>
@@ -4115,7 +4145,7 @@
       <w:pPr>
         <w:pStyle w:val="Heading2"/>
       </w:pPr>
-      <w:bookmarkStart w:id="12" w:name="_Toc240713130"/>
+      <w:bookmarkStart w:id="12" w:name="_Toc240759076"/>
       <w:r>
         <w:t>4.5 Downloading or emailing completed forms (Form PDFs)</w:t>
       </w:r>
@@ -4154,17 +4184,17 @@
         <w:spacing w:after="80" w:line="276" w:lineRule="auto"/>
       </w:pPr>
       <w:r>
-        <w:t xml:space="preserve">Select </w:t>
+        <w:t xml:space="preserve">At the top, the sync panel shows whether the portal holds the same forms as KoboToolbox: for example “✓ In sync with KoboToolbox — KoboToolbox holds 12 · the portal holds 12”. Each row also says “✓ saved in portal” once the portal has an identical copy. If the panel says “Not in sync”, select </w:t>
       </w:r>
       <w:r>
         <w:rPr>
           <w:b/>
           <w:bCs/>
         </w:rPr>
-        <w:t>Download PDF</w:t>
-      </w:r>
-      <w:r>
-        <w:t xml:space="preserve"> to save a readable copy: sections, questions, the chosen answers as words (not codes) and repeated groups.</w:t>
+        <w:t>Sync now</w:t>
+      </w:r>
+      <w:r>
+        <w:t>; it takes a few seconds.</w:t>
       </w:r>
     </w:p>
     <w:p>
@@ -4184,6 +4214,29 @@
           <w:b/>
           <w:bCs/>
         </w:rPr>
+        <w:t>Download PDF</w:t>
+      </w:r>
+      <w:r>
+        <w:t xml:space="preserve"> to save a readable copy: sections, questions, the chosen answers as words (not codes) and repeated groups.</w:t>
+      </w:r>
+    </w:p>
+    <w:p>
+      <w:pPr>
+        <w:pStyle w:val="ListParagraph"/>
+        <w:numPr>
+          <w:ilvl w:val="0"/>
+          <w:numId w:val="8"/>
+        </w:numPr>
+        <w:spacing w:after="80" w:line="276" w:lineRule="auto"/>
+      </w:pPr>
+      <w:r>
+        <w:t xml:space="preserve">Select </w:t>
+      </w:r>
+      <w:r>
+        <w:rPr>
+          <w:b/>
+          <w:bCs/>
+        </w:rPr>
         <w:t>Email to me</w:t>
       </w:r>
       <w:r>
@@ -4203,11 +4256,82 @@
         <w:t>The same PDF is available from the record itself: the case page (questionnaire), the KII page (KII Guide) or the document page (coding form).</w:t>
       </w:r>
     </w:p>
+    <w:tbl>
+      <w:tblPr>
+        <w:tblW w:w="9412" w:type="dxa"/>
+        <w:tblBorders>
+          <w:top w:val="single" w:sz="2" w:space="0" w:color="EAF2FA"/>
+          <w:left w:val="single" w:sz="24" w:space="0" w:color="2A6FB0"/>
+          <w:bottom w:val="single" w:sz="2" w:space="0" w:color="EAF2FA"/>
+          <w:right w:val="single" w:sz="2" w:space="0" w:color="EAF2FA"/>
+          <w:insideH w:val="single" w:sz="4" w:space="0" w:color="EAF2FA"/>
+          <w:insideV w:val="single" w:sz="4" w:space="0" w:color="EAF2FA"/>
+        </w:tblBorders>
+        <w:tblCellMar>
+          <w:left w:w="10" w:type="dxa"/>
+          <w:right w:w="10" w:type="dxa"/>
+        </w:tblCellMar>
+        <w:tblLook w:val="04A0" w:firstRow="1" w:lastRow="0" w:firstColumn="1" w:lastColumn="0" w:noHBand="0" w:noVBand="1"/>
+      </w:tblPr>
+      <w:tblGrid>
+        <w:gridCol w:w="9412"/>
+      </w:tblGrid>
+      <w:tr>
+        <w:tblPrEx>
+          <w:tblCellMar>
+            <w:top w:w="0" w:type="dxa"/>
+            <w:bottom w:w="0" w:type="dxa"/>
+          </w:tblCellMar>
+        </w:tblPrEx>
+        <w:trPr>
+          <w:cantSplit/>
+        </w:trPr>
+        <w:tc>
+          <w:tcPr>
+            <w:tcW w:w="9412" w:type="dxa"/>
+            <w:shd w:val="clear" w:color="auto" w:fill="EAF2FA"/>
+            <w:tcMar>
+              <w:top w:w="100" w:type="dxa"/>
+              <w:left w:w="180" w:type="dxa"/>
+              <w:bottom w:w="100" w:type="dxa"/>
+              <w:right w:w="160" w:type="dxa"/>
+            </w:tcMar>
+          </w:tcPr>
+          <w:p>
+            <w:pPr>
+              <w:spacing w:after="40"/>
+            </w:pPr>
+            <w:r>
+              <w:rPr>
+                <w:b/>
+                <w:bCs/>
+                <w:sz w:val="20"/>
+                <w:szCs w:val="20"/>
+              </w:rPr>
+              <w:lastRenderedPageBreak/>
+              <w:t>How the sync works</w:t>
+            </w:r>
+          </w:p>
+          <w:p>
+            <w:pPr>
+              <w:spacing w:after="40" w:line="264" w:lineRule="auto"/>
+            </w:pPr>
+            <w:r>
+              <w:rPr>
+                <w:sz w:val="19"/>
+                <w:szCs w:val="19"/>
+              </w:rPr>
+              <w:t>The portal keeps its own copy of the questionnaire, KII Guide and Document Analysis Tool, and refreshes it every 15 minutes and whenever someone selects Sync now. A submission edited in KoboToolbox is updated here; one deleted in KoboToolbox is flagged as removed. You never need to sync before downloading a PDF: the PDF is always read from KoboToolbox at that moment.</w:t>
+            </w:r>
+          </w:p>
+        </w:tc>
+      </w:tr>
+    </w:tbl>
     <w:p>
       <w:pPr>
         <w:pStyle w:val="Heading2"/>
       </w:pPr>
-      <w:bookmarkStart w:id="13" w:name="_Toc240713131"/>
+      <w:bookmarkStart w:id="13" w:name="_Toc240759077"/>
       <w:r>
         <w:t>4.6 Consent in interviews</w:t>
       </w:r>
@@ -4272,7 +4396,6 @@
         <w:spacing w:after="60" w:line="276" w:lineRule="auto"/>
       </w:pPr>
       <w:r>
-        <w:lastRenderedPageBreak/>
         <w:t>If they later ask to stop or withdraw, stop, and tell the PI the same day.</w:t>
       </w:r>
     </w:p>
@@ -4286,7 +4409,7 @@
         <w:pStyle w:val="Heading1"/>
         <w:pageBreakBefore/>
       </w:pPr>
-      <w:bookmarkStart w:id="14" w:name="_Toc240713132"/>
+      <w:bookmarkStart w:id="14" w:name="_Toc240759078"/>
       <w:r>
         <w:lastRenderedPageBreak/>
         <w:t>5. Rules you must follow</w:t>
@@ -4437,7 +4560,7 @@
         <w:pStyle w:val="Heading1"/>
         <w:pageBreakBefore/>
       </w:pPr>
-      <w:bookmarkStart w:id="15" w:name="_Toc240713133"/>
+      <w:bookmarkStart w:id="15" w:name="_Toc240759079"/>
       <w:r>
         <w:lastRenderedPageBreak/>
         <w:t>6. Troubleshooting</w:t>
@@ -5157,7 +5280,7 @@
                 <w:sz w:val="19"/>
                 <w:szCs w:val="19"/>
               </w:rPr>
-              <w:t>A page keeps loading</w:t>
+              <w:t>Form PDFs says "Not in sync with KoboToolbox yet"</w:t>
             </w:r>
           </w:p>
         </w:tc>
@@ -5181,7 +5304,7 @@
                 <w:sz w:val="19"/>
                 <w:szCs w:val="19"/>
               </w:rPr>
-              <w:t>A slow or dropped connection.</w:t>
+              <w:t>The counts differ: a form was submitted or changed in KoboToolbox since the last sync (it runs every 15 minutes).</w:t>
             </w:r>
           </w:p>
         </w:tc>
@@ -5205,7 +5328,7 @@
                 <w:sz w:val="19"/>
                 <w:szCs w:val="19"/>
               </w:rPr>
-              <w:t>Refresh the page. Your saved work is not lost; unsaved typing may be.</w:t>
+              <w:t>Select Sync now. If it still differs, or says it couldn't reach KoboToolbox, try again in a few minutes and tell the PI if it persists.</w:t>
             </w:r>
           </w:p>
         </w:tc>
@@ -5239,6 +5362,169 @@
                 <w:sz w:val="19"/>
                 <w:szCs w:val="19"/>
               </w:rPr>
+              <w:t>A document says "Already submitted" and its answers are locked</w:t>
+            </w:r>
+          </w:p>
+        </w:tc>
+        <w:tc>
+          <w:tcPr>
+            <w:tcW w:w="3200" w:type="dxa"/>
+            <w:tcMar>
+              <w:top w:w="70" w:type="dxa"/>
+              <w:left w:w="110" w:type="dxa"/>
+              <w:bottom w:w="70" w:type="dxa"/>
+              <w:right w:w="110" w:type="dxa"/>
+            </w:tcMar>
+          </w:tcPr>
+          <w:p>
+            <w:pPr>
+              <w:spacing w:after="40"/>
+            </w:pPr>
+            <w:r>
+              <w:rPr>
+                <w:sz w:val="19"/>
+                <w:szCs w:val="19"/>
+              </w:rPr>
+              <w:t>Its coding was already sent to KoboToolbox; changing it here would not change that record.</w:t>
+            </w:r>
+          </w:p>
+        </w:tc>
+        <w:tc>
+          <w:tcPr>
+            <w:tcW w:w="3577" w:type="dxa"/>
+            <w:tcMar>
+              <w:top w:w="70" w:type="dxa"/>
+              <w:left w:w="110" w:type="dxa"/>
+              <w:bottom w:w="70" w:type="dxa"/>
+              <w:right w:w="110" w:type="dxa"/>
+            </w:tcMar>
+          </w:tcPr>
+          <w:p>
+            <w:pPr>
+              <w:spacing w:after="40"/>
+            </w:pPr>
+            <w:r>
+              <w:rPr>
+                <w:sz w:val="19"/>
+                <w:szCs w:val="19"/>
+              </w:rPr>
+              <w:t>To redo the coding, delete that record in KoboToolbox, then select Sync now on Form PDFs. The document unlocks.</w:t>
+            </w:r>
+          </w:p>
+        </w:tc>
+      </w:tr>
+      <w:tr>
+        <w:tblPrEx>
+          <w:tblCellMar>
+            <w:top w:w="0" w:type="dxa"/>
+            <w:bottom w:w="0" w:type="dxa"/>
+          </w:tblCellMar>
+        </w:tblPrEx>
+        <w:trPr>
+          <w:cantSplit/>
+        </w:trPr>
+        <w:tc>
+          <w:tcPr>
+            <w:tcW w:w="2635" w:type="dxa"/>
+            <w:shd w:val="clear" w:color="auto" w:fill="F8FAFB"/>
+            <w:tcMar>
+              <w:top w:w="70" w:type="dxa"/>
+              <w:left w:w="110" w:type="dxa"/>
+              <w:bottom w:w="70" w:type="dxa"/>
+              <w:right w:w="110" w:type="dxa"/>
+            </w:tcMar>
+          </w:tcPr>
+          <w:p>
+            <w:pPr>
+              <w:spacing w:after="40"/>
+            </w:pPr>
+            <w:r>
+              <w:rPr>
+                <w:sz w:val="19"/>
+                <w:szCs w:val="19"/>
+              </w:rPr>
+              <w:t>A page keeps loading</w:t>
+            </w:r>
+          </w:p>
+        </w:tc>
+        <w:tc>
+          <w:tcPr>
+            <w:tcW w:w="3200" w:type="dxa"/>
+            <w:shd w:val="clear" w:color="auto" w:fill="F8FAFB"/>
+            <w:tcMar>
+              <w:top w:w="70" w:type="dxa"/>
+              <w:left w:w="110" w:type="dxa"/>
+              <w:bottom w:w="70" w:type="dxa"/>
+              <w:right w:w="110" w:type="dxa"/>
+            </w:tcMar>
+          </w:tcPr>
+          <w:p>
+            <w:pPr>
+              <w:spacing w:after="40"/>
+            </w:pPr>
+            <w:r>
+              <w:rPr>
+                <w:sz w:val="19"/>
+                <w:szCs w:val="19"/>
+              </w:rPr>
+              <w:t>A slow or dropped connection.</w:t>
+            </w:r>
+          </w:p>
+        </w:tc>
+        <w:tc>
+          <w:tcPr>
+            <w:tcW w:w="3577" w:type="dxa"/>
+            <w:shd w:val="clear" w:color="auto" w:fill="F8FAFB"/>
+            <w:tcMar>
+              <w:top w:w="70" w:type="dxa"/>
+              <w:left w:w="110" w:type="dxa"/>
+              <w:bottom w:w="70" w:type="dxa"/>
+              <w:right w:w="110" w:type="dxa"/>
+            </w:tcMar>
+          </w:tcPr>
+          <w:p>
+            <w:pPr>
+              <w:spacing w:after="40"/>
+            </w:pPr>
+            <w:r>
+              <w:rPr>
+                <w:sz w:val="19"/>
+                <w:szCs w:val="19"/>
+              </w:rPr>
+              <w:t>Refresh the page. Your saved work is not lost; unsaved typing may be.</w:t>
+            </w:r>
+          </w:p>
+        </w:tc>
+      </w:tr>
+      <w:tr>
+        <w:tblPrEx>
+          <w:tblCellMar>
+            <w:top w:w="0" w:type="dxa"/>
+            <w:bottom w:w="0" w:type="dxa"/>
+          </w:tblCellMar>
+        </w:tblPrEx>
+        <w:trPr>
+          <w:cantSplit/>
+        </w:trPr>
+        <w:tc>
+          <w:tcPr>
+            <w:tcW w:w="2635" w:type="dxa"/>
+            <w:tcMar>
+              <w:top w:w="70" w:type="dxa"/>
+              <w:left w:w="110" w:type="dxa"/>
+              <w:bottom w:w="70" w:type="dxa"/>
+              <w:right w:w="110" w:type="dxa"/>
+            </w:tcMar>
+          </w:tcPr>
+          <w:p>
+            <w:pPr>
+              <w:spacing w:after="40"/>
+            </w:pPr>
+            <w:r>
+              <w:rPr>
+                <w:sz w:val="19"/>
+                <w:szCs w:val="19"/>
+              </w:rPr>
               <w:t>A file upload seems stuck</w:t>
             </w:r>
           </w:p>
@@ -5301,7 +5587,7 @@
         <w:pStyle w:val="Heading1"/>
         <w:pageBreakBefore/>
       </w:pPr>
-      <w:bookmarkStart w:id="16" w:name="_Toc240713134"/>
+      <w:bookmarkStart w:id="16" w:name="_Toc240759080"/>
       <w:r>
         <w:lastRenderedPageBreak/>
         <w:t>7. Quick reference</w:t>
@@ -5803,7 +6089,7 @@
         <w:sz w:val="16"/>
         <w:szCs w:val="16"/>
       </w:rPr>
-      <w:t>Version 1.1 · 19 September 2026</w:t>
+      <w:t>Version 1.2 · 20 September 2026</w:t>
     </w:r>
     <w:r>
       <w:rPr>
@@ -5976,10 +6262,68 @@
 <file path=word/numbering.xml><?xml version="1.0" encoding="utf-8"?>
 <w:numbering xmlns:wpc="http://schemas.microsoft.com/office/word/2010/wordprocessingCanvas" xmlns:cx="http://schemas.microsoft.com/office/drawing/2014/chartex" xmlns:cx1="http://schemas.microsoft.com/office/drawing/2015/9/8/chartex" xmlns:cx2="http://schemas.microsoft.com/office/drawing/2015/10/21/chartex" xmlns:cx3="http://schemas.microsoft.com/office/drawing/2016/5/9/chartex" xmlns:cx4="http://schemas.microsoft.com/office/drawing/2016/5/10/chartex" xmlns:cx5="http://schemas.microsoft.com/office/drawing/2016/5/11/chartex" xmlns:cx6="http://schemas.microsoft.com/office/drawing/2016/5/12/chartex" xmlns:cx7="http://schemas.microsoft.com/office/drawing/2016/5/13/chartex" xmlns:cx8="http://schemas.microsoft.com/office/drawing/2016/5/14/chartex" xmlns:mc="http://schemas.openxmlformats.org/markup-compatibility/2006" xmlns:aink="http://schemas.microsoft.com/office/drawing/2016/ink" xmlns:am3d="http://schemas.microsoft.com/office/drawing/2017/model3d" xmlns:o="urn:schemas-microsoft-com:office:office" xmlns:oel="http://schemas.microsoft.com/office/2019/extlst" xmlns:r="http://schemas.openxmlformats.org/officeDocument/2006/relationships" xmlns:m="http://schemas.openxmlformats.org/officeDocument/2006/math" xmlns:v="urn:schemas-microsoft-com:vml" xmlns:wp14="http://schemas.microsoft.com/office/word/2010/wordprocessingDrawing" xmlns:wp="http://schemas.openxmlformats.org/drawingml/2006/wordprocessingDrawing" xmlns:w10="urn:schemas-microsoft-com:office:word" xmlns:w="http://schemas.openxmlformats.org/wordprocessingml/2006/main" xmlns:w14="http://schemas.microsoft.com/office/word/2010/wordml" xmlns:w15="http://schemas.microsoft.com/office/word/2012/wordml" xmlns:w16cex="http://schemas.microsoft.com/office/word/2018/wordml/cex" xmlns:w16cid="http://schemas.microsoft.com/office/word/2016/wordml/cid" xmlns:w16="http://schemas.microsoft.com/office/word/2018/wordml" xmlns:w16sdtdh="http://schemas.microsoft.com/office/word/2020/wordml/sdtdatahash" xmlns:w16se="http://schemas.microsoft.com/office/word/2015/wordml/symex" xmlns:wpg="http://schemas.microsoft.com/office/word/2010/wordprocessingGroup" xmlns:wpi="http://schemas.microsoft.com/office/word/2010/wordprocessingInk" xmlns:wne="http://schemas.microsoft.com/office/word/2006/wordml" xmlns:wps="http://schemas.microsoft.com/office/word/2010/wordprocessingShape" mc:Ignorable="w14 w15 w16se w16cid w16 w16cex w16sdtdh wp14">
   <w:abstractNum w:abstractNumId="0" w15:restartNumberingAfterBreak="0">
-    <w:nsid w:val="0ACD194A"/>
+    <w:nsid w:val="026C2128"/>
     <w:multiLevelType w:val="hybridMultilevel"/>
-    <w:tmpl w:val="A3DEE3FA"/>
-    <w:lvl w:ilvl="0" w:tplc="938CF250">
+    <w:tmpl w:val="5EEE694A"/>
+    <w:lvl w:ilvl="0" w:tplc="A3348C98">
+      <w:start w:val="1"/>
+      <w:numFmt w:val="bullet"/>
+      <w:lvlText w:val="•"/>
+      <w:lvlJc w:val="left"/>
+      <w:pPr>
+        <w:ind w:left="460" w:hanging="280"/>
+      </w:pPr>
+    </w:lvl>
+    <w:lvl w:ilvl="1" w:tplc="049AEAFE">
+      <w:start w:val="1"/>
+      <w:numFmt w:val="bullet"/>
+      <w:lvlText w:val="–"/>
+      <w:lvlJc w:val="left"/>
+      <w:pPr>
+        <w:ind w:left="900" w:hanging="280"/>
+      </w:pPr>
+    </w:lvl>
+    <w:lvl w:ilvl="2" w:tplc="923A2E94">
+      <w:numFmt w:val="decimal"/>
+      <w:lvlText w:val=""/>
+      <w:lvlJc w:val="left"/>
+    </w:lvl>
+    <w:lvl w:ilvl="3" w:tplc="48E28788">
+      <w:numFmt w:val="decimal"/>
+      <w:lvlText w:val=""/>
+      <w:lvlJc w:val="left"/>
+    </w:lvl>
+    <w:lvl w:ilvl="4" w:tplc="02AAAF1E">
+      <w:numFmt w:val="decimal"/>
+      <w:lvlText w:val=""/>
+      <w:lvlJc w:val="left"/>
+    </w:lvl>
+    <w:lvl w:ilvl="5" w:tplc="C5001BAC">
+      <w:numFmt w:val="decimal"/>
+      <w:lvlText w:val=""/>
+      <w:lvlJc w:val="left"/>
+    </w:lvl>
+    <w:lvl w:ilvl="6" w:tplc="01AEC2D2">
+      <w:numFmt w:val="decimal"/>
+      <w:lvlText w:val=""/>
+      <w:lvlJc w:val="left"/>
+    </w:lvl>
+    <w:lvl w:ilvl="7" w:tplc="82E88486">
+      <w:numFmt w:val="decimal"/>
+      <w:lvlText w:val=""/>
+      <w:lvlJc w:val="left"/>
+    </w:lvl>
+    <w:lvl w:ilvl="8" w:tplc="9C9A6888">
+      <w:numFmt w:val="decimal"/>
+      <w:lvlText w:val=""/>
+      <w:lvlJc w:val="left"/>
+    </w:lvl>
+  </w:abstractNum>
+  <w:abstractNum w:abstractNumId="1" w15:restartNumberingAfterBreak="0">
+    <w:nsid w:val="05583853"/>
+    <w:multiLevelType w:val="hybridMultilevel"/>
+    <w:tmpl w:val="32E8366A"/>
+    <w:lvl w:ilvl="0" w:tplc="D0409BC8">
       <w:start w:val="1"/>
       <w:numFmt w:val="decimal"/>
       <w:lvlText w:val="%1."/>
@@ -5993,138 +6337,52 @@
         <w:color w:val="A67C27"/>
       </w:rPr>
     </w:lvl>
-    <w:lvl w:ilvl="1" w:tplc="9E68AA4A">
+    <w:lvl w:ilvl="1" w:tplc="C9D6C76A">
       <w:numFmt w:val="decimal"/>
       <w:lvlText w:val=""/>
       <w:lvlJc w:val="left"/>
     </w:lvl>
-    <w:lvl w:ilvl="2" w:tplc="7990F33A">
+    <w:lvl w:ilvl="2" w:tplc="CC2E8322">
       <w:numFmt w:val="decimal"/>
       <w:lvlText w:val=""/>
       <w:lvlJc w:val="left"/>
     </w:lvl>
-    <w:lvl w:ilvl="3" w:tplc="A4A02F6A">
+    <w:lvl w:ilvl="3" w:tplc="54965A26">
       <w:numFmt w:val="decimal"/>
       <w:lvlText w:val=""/>
       <w:lvlJc w:val="left"/>
     </w:lvl>
-    <w:lvl w:ilvl="4" w:tplc="54B2B5FE">
+    <w:lvl w:ilvl="4" w:tplc="F89E480A">
       <w:numFmt w:val="decimal"/>
       <w:lvlText w:val=""/>
       <w:lvlJc w:val="left"/>
     </w:lvl>
-    <w:lvl w:ilvl="5" w:tplc="765287F8">
+    <w:lvl w:ilvl="5" w:tplc="35F0C8AA">
       <w:numFmt w:val="decimal"/>
       <w:lvlText w:val=""/>
       <w:lvlJc w:val="left"/>
     </w:lvl>
-    <w:lvl w:ilvl="6" w:tplc="C5DAB47A">
+    <w:lvl w:ilvl="6" w:tplc="ABAEB7F8">
       <w:numFmt w:val="decimal"/>
       <w:lvlText w:val=""/>
       <w:lvlJc w:val="left"/>
     </w:lvl>
-    <w:lvl w:ilvl="7" w:tplc="1FC06B1C">
+    <w:lvl w:ilvl="7" w:tplc="44140688">
       <w:numFmt w:val="decimal"/>
       <w:lvlText w:val=""/>
       <w:lvlJc w:val="left"/>
     </w:lvl>
-    <w:lvl w:ilvl="8" w:tplc="682E37E6">
+    <w:lvl w:ilvl="8" w:tplc="0FE41AD0">
       <w:numFmt w:val="decimal"/>
       <w:lvlText w:val=""/>
       <w:lvlJc w:val="left"/>
     </w:lvl>
   </w:abstractNum>
-  <w:abstractNum w:abstractNumId="1" w15:restartNumberingAfterBreak="0">
-    <w:nsid w:val="20A470CE"/>
+  <w:abstractNum w:abstractNumId="2" w15:restartNumberingAfterBreak="0">
+    <w:nsid w:val="2C1E3BB9"/>
     <w:multiLevelType w:val="hybridMultilevel"/>
-    <w:tmpl w:val="9A82062E"/>
-    <w:lvl w:ilvl="0" w:tplc="8A426BC8">
-      <w:start w:val="1"/>
-      <w:numFmt w:val="bullet"/>
-      <w:lvlText w:val="●"/>
-      <w:lvlJc w:val="left"/>
-      <w:pPr>
-        <w:ind w:left="720" w:hanging="360"/>
-      </w:pPr>
-    </w:lvl>
-    <w:lvl w:ilvl="1" w:tplc="5A9EF8F0">
-      <w:start w:val="1"/>
-      <w:numFmt w:val="bullet"/>
-      <w:lvlText w:val="○"/>
-      <w:lvlJc w:val="left"/>
-      <w:pPr>
-        <w:ind w:left="1440" w:hanging="360"/>
-      </w:pPr>
-    </w:lvl>
-    <w:lvl w:ilvl="2" w:tplc="BAF621EC">
-      <w:start w:val="1"/>
-      <w:numFmt w:val="bullet"/>
-      <w:lvlText w:val="■"/>
-      <w:lvlJc w:val="left"/>
-      <w:pPr>
-        <w:ind w:left="2160" w:hanging="360"/>
-      </w:pPr>
-    </w:lvl>
-    <w:lvl w:ilvl="3" w:tplc="E6E8EDBC">
-      <w:start w:val="1"/>
-      <w:numFmt w:val="bullet"/>
-      <w:lvlText w:val="●"/>
-      <w:lvlJc w:val="left"/>
-      <w:pPr>
-        <w:ind w:left="2880" w:hanging="360"/>
-      </w:pPr>
-    </w:lvl>
-    <w:lvl w:ilvl="4" w:tplc="E822FC76">
-      <w:start w:val="1"/>
-      <w:numFmt w:val="bullet"/>
-      <w:lvlText w:val="○"/>
-      <w:lvlJc w:val="left"/>
-      <w:pPr>
-        <w:ind w:left="3600" w:hanging="360"/>
-      </w:pPr>
-    </w:lvl>
-    <w:lvl w:ilvl="5" w:tplc="03ECD026">
-      <w:start w:val="1"/>
-      <w:numFmt w:val="bullet"/>
-      <w:lvlText w:val="■"/>
-      <w:lvlJc w:val="left"/>
-      <w:pPr>
-        <w:ind w:left="4320" w:hanging="360"/>
-      </w:pPr>
-    </w:lvl>
-    <w:lvl w:ilvl="6" w:tplc="02223A4C">
-      <w:start w:val="1"/>
-      <w:numFmt w:val="bullet"/>
-      <w:lvlText w:val="●"/>
-      <w:lvlJc w:val="left"/>
-      <w:pPr>
-        <w:ind w:left="5040" w:hanging="360"/>
-      </w:pPr>
-    </w:lvl>
-    <w:lvl w:ilvl="7" w:tplc="DF34757A">
-      <w:start w:val="1"/>
-      <w:numFmt w:val="bullet"/>
-      <w:lvlText w:val="●"/>
-      <w:lvlJc w:val="left"/>
-      <w:pPr>
-        <w:ind w:left="5760" w:hanging="360"/>
-      </w:pPr>
-    </w:lvl>
-    <w:lvl w:ilvl="8" w:tplc="517C7CEA">
-      <w:start w:val="1"/>
-      <w:numFmt w:val="bullet"/>
-      <w:lvlText w:val="●"/>
-      <w:lvlJc w:val="left"/>
-      <w:pPr>
-        <w:ind w:left="6480" w:hanging="360"/>
-      </w:pPr>
-    </w:lvl>
-  </w:abstractNum>
-  <w:abstractNum w:abstractNumId="2" w15:restartNumberingAfterBreak="0">
-    <w:nsid w:val="2F1875A6"/>
-    <w:multiLevelType w:val="hybridMultilevel"/>
-    <w:tmpl w:val="463A77A2"/>
-    <w:lvl w:ilvl="0" w:tplc="225C9B06">
+    <w:tmpl w:val="D73E1BE6"/>
+    <w:lvl w:ilvl="0" w:tplc="C122B4C2">
       <w:start w:val="1"/>
       <w:numFmt w:val="decimal"/>
       <w:lvlText w:val="%1."/>
@@ -6138,52 +6396,138 @@
         <w:color w:val="A67C27"/>
       </w:rPr>
     </w:lvl>
-    <w:lvl w:ilvl="1" w:tplc="A19A3226">
+    <w:lvl w:ilvl="1" w:tplc="021A12E8">
       <w:numFmt w:val="decimal"/>
       <w:lvlText w:val=""/>
       <w:lvlJc w:val="left"/>
     </w:lvl>
-    <w:lvl w:ilvl="2" w:tplc="4A24D78C">
+    <w:lvl w:ilvl="2" w:tplc="D1FEBB84">
       <w:numFmt w:val="decimal"/>
       <w:lvlText w:val=""/>
       <w:lvlJc w:val="left"/>
     </w:lvl>
-    <w:lvl w:ilvl="3" w:tplc="97F419D6">
+    <w:lvl w:ilvl="3" w:tplc="648E04E6">
       <w:numFmt w:val="decimal"/>
       <w:lvlText w:val=""/>
       <w:lvlJc w:val="left"/>
     </w:lvl>
-    <w:lvl w:ilvl="4" w:tplc="ABD8F3AC">
+    <w:lvl w:ilvl="4" w:tplc="6F404442">
       <w:numFmt w:val="decimal"/>
       <w:lvlText w:val=""/>
       <w:lvlJc w:val="left"/>
     </w:lvl>
-    <w:lvl w:ilvl="5" w:tplc="B90C7EB8">
+    <w:lvl w:ilvl="5" w:tplc="E8827A7C">
       <w:numFmt w:val="decimal"/>
       <w:lvlText w:val=""/>
       <w:lvlJc w:val="left"/>
     </w:lvl>
-    <w:lvl w:ilvl="6" w:tplc="DF20783E">
+    <w:lvl w:ilvl="6" w:tplc="768AEE2E">
       <w:numFmt w:val="decimal"/>
       <w:lvlText w:val=""/>
       <w:lvlJc w:val="left"/>
     </w:lvl>
-    <w:lvl w:ilvl="7" w:tplc="7876D474">
+    <w:lvl w:ilvl="7" w:tplc="19D097D2">
       <w:numFmt w:val="decimal"/>
       <w:lvlText w:val=""/>
       <w:lvlJc w:val="left"/>
     </w:lvl>
-    <w:lvl w:ilvl="8" w:tplc="17C6646A">
+    <w:lvl w:ilvl="8" w:tplc="01542CBC">
       <w:numFmt w:val="decimal"/>
       <w:lvlText w:val=""/>
       <w:lvlJc w:val="left"/>
     </w:lvl>
   </w:abstractNum>
   <w:abstractNum w:abstractNumId="3" w15:restartNumberingAfterBreak="0">
-    <w:nsid w:val="3C3D337F"/>
+    <w:nsid w:val="2CC411DD"/>
     <w:multiLevelType w:val="hybridMultilevel"/>
-    <w:tmpl w:val="B97ECB54"/>
-    <w:lvl w:ilvl="0" w:tplc="F216E6A4">
+    <w:tmpl w:val="E348FEFC"/>
+    <w:lvl w:ilvl="0" w:tplc="9830D1C4">
+      <w:start w:val="1"/>
+      <w:numFmt w:val="bullet"/>
+      <w:lvlText w:val="●"/>
+      <w:lvlJc w:val="left"/>
+      <w:pPr>
+        <w:ind w:left="720" w:hanging="360"/>
+      </w:pPr>
+    </w:lvl>
+    <w:lvl w:ilvl="1" w:tplc="D130ADDC">
+      <w:start w:val="1"/>
+      <w:numFmt w:val="bullet"/>
+      <w:lvlText w:val="○"/>
+      <w:lvlJc w:val="left"/>
+      <w:pPr>
+        <w:ind w:left="1440" w:hanging="360"/>
+      </w:pPr>
+    </w:lvl>
+    <w:lvl w:ilvl="2" w:tplc="820ED906">
+      <w:start w:val="1"/>
+      <w:numFmt w:val="bullet"/>
+      <w:lvlText w:val="■"/>
+      <w:lvlJc w:val="left"/>
+      <w:pPr>
+        <w:ind w:left="2160" w:hanging="360"/>
+      </w:pPr>
+    </w:lvl>
+    <w:lvl w:ilvl="3" w:tplc="3B847FFC">
+      <w:start w:val="1"/>
+      <w:numFmt w:val="bullet"/>
+      <w:lvlText w:val="●"/>
+      <w:lvlJc w:val="left"/>
+      <w:pPr>
+        <w:ind w:left="2880" w:hanging="360"/>
+      </w:pPr>
+    </w:lvl>
+    <w:lvl w:ilvl="4" w:tplc="4EDCA272">
+      <w:start w:val="1"/>
+      <w:numFmt w:val="bullet"/>
+      <w:lvlText w:val="○"/>
+      <w:lvlJc w:val="left"/>
+      <w:pPr>
+        <w:ind w:left="3600" w:hanging="360"/>
+      </w:pPr>
+    </w:lvl>
+    <w:lvl w:ilvl="5" w:tplc="9ED62932">
+      <w:start w:val="1"/>
+      <w:numFmt w:val="bullet"/>
+      <w:lvlText w:val="■"/>
+      <w:lvlJc w:val="left"/>
+      <w:pPr>
+        <w:ind w:left="4320" w:hanging="360"/>
+      </w:pPr>
+    </w:lvl>
+    <w:lvl w:ilvl="6" w:tplc="AB0A1F60">
+      <w:start w:val="1"/>
+      <w:numFmt w:val="bullet"/>
+      <w:lvlText w:val="●"/>
+      <w:lvlJc w:val="left"/>
+      <w:pPr>
+        <w:ind w:left="5040" w:hanging="360"/>
+      </w:pPr>
+    </w:lvl>
+    <w:lvl w:ilvl="7" w:tplc="FC24BF12">
+      <w:start w:val="1"/>
+      <w:numFmt w:val="bullet"/>
+      <w:lvlText w:val="●"/>
+      <w:lvlJc w:val="left"/>
+      <w:pPr>
+        <w:ind w:left="5760" w:hanging="360"/>
+      </w:pPr>
+    </w:lvl>
+    <w:lvl w:ilvl="8" w:tplc="A3BA8C64">
+      <w:start w:val="1"/>
+      <w:numFmt w:val="bullet"/>
+      <w:lvlText w:val="●"/>
+      <w:lvlJc w:val="left"/>
+      <w:pPr>
+        <w:ind w:left="6480" w:hanging="360"/>
+      </w:pPr>
+    </w:lvl>
+  </w:abstractNum>
+  <w:abstractNum w:abstractNumId="4" w15:restartNumberingAfterBreak="0">
+    <w:nsid w:val="58212247"/>
+    <w:multiLevelType w:val="hybridMultilevel"/>
+    <w:tmpl w:val="91828ED6"/>
+    <w:lvl w:ilvl="0" w:tplc="2F7896E8">
       <w:start w:val="1"/>
       <w:numFmt w:val="decimal"/>
       <w:lvlText w:val="%1."/>
@@ -6197,52 +6541,52 @@
         <w:color w:val="A67C27"/>
       </w:rPr>
     </w:lvl>
-    <w:lvl w:ilvl="1" w:tplc="D09EBAD8">
+    <w:lvl w:ilvl="1" w:tplc="D39E09FA">
       <w:numFmt w:val="decimal"/>
       <w:lvlText w:val=""/>
       <w:lvlJc w:val="left"/>
     </w:lvl>
-    <w:lvl w:ilvl="2" w:tplc="7B0278B8">
+    <w:lvl w:ilvl="2" w:tplc="3A90FC1A">
       <w:numFmt w:val="decimal"/>
       <w:lvlText w:val=""/>
       <w:lvlJc w:val="left"/>
     </w:lvl>
-    <w:lvl w:ilvl="3" w:tplc="B43CD5DA">
+    <w:lvl w:ilvl="3" w:tplc="2B8A96EA">
       <w:numFmt w:val="decimal"/>
       <w:lvlText w:val=""/>
       <w:lvlJc w:val="left"/>
     </w:lvl>
-    <w:lvl w:ilvl="4" w:tplc="C92ACE2A">
+    <w:lvl w:ilvl="4" w:tplc="2D00B4F6">
       <w:numFmt w:val="decimal"/>
       <w:lvlText w:val=""/>
       <w:lvlJc w:val="left"/>
     </w:lvl>
-    <w:lvl w:ilvl="5" w:tplc="B87A9430">
+    <w:lvl w:ilvl="5" w:tplc="CBE23636">
       <w:numFmt w:val="decimal"/>
       <w:lvlText w:val=""/>
       <w:lvlJc w:val="left"/>
     </w:lvl>
-    <w:lvl w:ilvl="6" w:tplc="784C7812">
+    <w:lvl w:ilvl="6" w:tplc="08F641C4">
       <w:numFmt w:val="decimal"/>
       <w:lvlText w:val=""/>
       <w:lvlJc w:val="left"/>
     </w:lvl>
-    <w:lvl w:ilvl="7" w:tplc="A714280C">
+    <w:lvl w:ilvl="7" w:tplc="6C4C2672">
       <w:numFmt w:val="decimal"/>
       <w:lvlText w:val=""/>
       <w:lvlJc w:val="left"/>
     </w:lvl>
-    <w:lvl w:ilvl="8" w:tplc="9BFA6C0E">
+    <w:lvl w:ilvl="8" w:tplc="4830E604">
       <w:numFmt w:val="decimal"/>
       <w:lvlText w:val=""/>
       <w:lvlJc w:val="left"/>
     </w:lvl>
   </w:abstractNum>
-  <w:abstractNum w:abstractNumId="4" w15:restartNumberingAfterBreak="0">
-    <w:nsid w:val="54FD44CC"/>
+  <w:abstractNum w:abstractNumId="5" w15:restartNumberingAfterBreak="0">
+    <w:nsid w:val="716D2FE8"/>
     <w:multiLevelType w:val="hybridMultilevel"/>
-    <w:tmpl w:val="34065742"/>
-    <w:lvl w:ilvl="0" w:tplc="DCFEBF12">
+    <w:tmpl w:val="3D1CB528"/>
+    <w:lvl w:ilvl="0" w:tplc="33FA4DEC">
       <w:start w:val="1"/>
       <w:numFmt w:val="decimal"/>
       <w:lvlText w:val="%1."/>
@@ -6256,52 +6600,52 @@
         <w:color w:val="A67C27"/>
       </w:rPr>
     </w:lvl>
-    <w:lvl w:ilvl="1" w:tplc="9F1677CE">
+    <w:lvl w:ilvl="1" w:tplc="A68E2F2C">
       <w:numFmt w:val="decimal"/>
       <w:lvlText w:val=""/>
       <w:lvlJc w:val="left"/>
     </w:lvl>
-    <w:lvl w:ilvl="2" w:tplc="7F323652">
+    <w:lvl w:ilvl="2" w:tplc="26001FF8">
       <w:numFmt w:val="decimal"/>
       <w:lvlText w:val=""/>
       <w:lvlJc w:val="left"/>
     </w:lvl>
-    <w:lvl w:ilvl="3" w:tplc="78527934">
+    <w:lvl w:ilvl="3" w:tplc="B4EEB4D6">
       <w:numFmt w:val="decimal"/>
       <w:lvlText w:val=""/>
       <w:lvlJc w:val="left"/>
     </w:lvl>
-    <w:lvl w:ilvl="4" w:tplc="44DAB90E">
+    <w:lvl w:ilvl="4" w:tplc="FE86E51A">
       <w:numFmt w:val="decimal"/>
       <w:lvlText w:val=""/>
       <w:lvlJc w:val="left"/>
     </w:lvl>
-    <w:lvl w:ilvl="5" w:tplc="ECA40C82">
+    <w:lvl w:ilvl="5" w:tplc="AD0400CC">
       <w:numFmt w:val="decimal"/>
       <w:lvlText w:val=""/>
       <w:lvlJc w:val="left"/>
     </w:lvl>
-    <w:lvl w:ilvl="6" w:tplc="35683BA6">
+    <w:lvl w:ilvl="6" w:tplc="F17836F4">
       <w:numFmt w:val="decimal"/>
       <w:lvlText w:val=""/>
       <w:lvlJc w:val="left"/>
     </w:lvl>
-    <w:lvl w:ilvl="7" w:tplc="E1D41FBE">
+    <w:lvl w:ilvl="7" w:tplc="8F08B9C2">
       <w:numFmt w:val="decimal"/>
       <w:lvlText w:val=""/>
       <w:lvlJc w:val="left"/>
     </w:lvl>
-    <w:lvl w:ilvl="8" w:tplc="1908A530">
+    <w:lvl w:ilvl="8" w:tplc="C5C80652">
       <w:numFmt w:val="decimal"/>
       <w:lvlText w:val=""/>
       <w:lvlJc w:val="left"/>
     </w:lvl>
   </w:abstractNum>
-  <w:abstractNum w:abstractNumId="5" w15:restartNumberingAfterBreak="0">
-    <w:nsid w:val="7075796D"/>
+  <w:abstractNum w:abstractNumId="6" w15:restartNumberingAfterBreak="0">
+    <w:nsid w:val="79CF5E85"/>
     <w:multiLevelType w:val="hybridMultilevel"/>
-    <w:tmpl w:val="2CF65D78"/>
-    <w:lvl w:ilvl="0" w:tplc="5610112A">
+    <w:tmpl w:val="BA68AA24"/>
+    <w:lvl w:ilvl="0" w:tplc="C250E86C">
       <w:start w:val="1"/>
       <w:numFmt w:val="decimal"/>
       <w:lvlText w:val="%1."/>
@@ -6315,110 +6659,52 @@
         <w:color w:val="A67C27"/>
       </w:rPr>
     </w:lvl>
-    <w:lvl w:ilvl="1" w:tplc="F982BAA6">
+    <w:lvl w:ilvl="1" w:tplc="0ECCFAA8">
       <w:numFmt w:val="decimal"/>
       <w:lvlText w:val=""/>
       <w:lvlJc w:val="left"/>
     </w:lvl>
-    <w:lvl w:ilvl="2" w:tplc="E5F45460">
+    <w:lvl w:ilvl="2" w:tplc="C95092B8">
       <w:numFmt w:val="decimal"/>
       <w:lvlText w:val=""/>
       <w:lvlJc w:val="left"/>
     </w:lvl>
-    <w:lvl w:ilvl="3" w:tplc="4DEA6750">
+    <w:lvl w:ilvl="3" w:tplc="45D45A1E">
       <w:numFmt w:val="decimal"/>
       <w:lvlText w:val=""/>
       <w:lvlJc w:val="left"/>
     </w:lvl>
-    <w:lvl w:ilvl="4" w:tplc="F24267EE">
+    <w:lvl w:ilvl="4" w:tplc="9E64D43A">
       <w:numFmt w:val="decimal"/>
       <w:lvlText w:val=""/>
       <w:lvlJc w:val="left"/>
     </w:lvl>
-    <w:lvl w:ilvl="5" w:tplc="7226ABF0">
+    <w:lvl w:ilvl="5" w:tplc="51A6D324">
       <w:numFmt w:val="decimal"/>
       <w:lvlText w:val=""/>
       <w:lvlJc w:val="left"/>
     </w:lvl>
-    <w:lvl w:ilvl="6" w:tplc="B76E7686">
+    <w:lvl w:ilvl="6" w:tplc="93C470DA">
       <w:numFmt w:val="decimal"/>
       <w:lvlText w:val=""/>
       <w:lvlJc w:val="left"/>
     </w:lvl>
-    <w:lvl w:ilvl="7" w:tplc="6EA0904C">
+    <w:lvl w:ilvl="7" w:tplc="F4CA6A66">
       <w:numFmt w:val="decimal"/>
       <w:lvlText w:val=""/>
       <w:lvlJc w:val="left"/>
     </w:lvl>
-    <w:lvl w:ilvl="8" w:tplc="2946E2E8">
-      <w:numFmt w:val="decimal"/>
-      <w:lvlText w:val=""/>
-      <w:lvlJc w:val="left"/>
-    </w:lvl>
-  </w:abstractNum>
-  <w:abstractNum w:abstractNumId="6" w15:restartNumberingAfterBreak="0">
-    <w:nsid w:val="73DC162A"/>
-    <w:multiLevelType w:val="hybridMultilevel"/>
-    <w:tmpl w:val="0D2CB3DE"/>
-    <w:lvl w:ilvl="0" w:tplc="F48C5B3A">
-      <w:start w:val="1"/>
-      <w:numFmt w:val="bullet"/>
-      <w:lvlText w:val="•"/>
-      <w:lvlJc w:val="left"/>
-      <w:pPr>
-        <w:ind w:left="460" w:hanging="280"/>
-      </w:pPr>
-    </w:lvl>
-    <w:lvl w:ilvl="1" w:tplc="480C5F6E">
-      <w:start w:val="1"/>
-      <w:numFmt w:val="bullet"/>
-      <w:lvlText w:val="–"/>
-      <w:lvlJc w:val="left"/>
-      <w:pPr>
-        <w:ind w:left="900" w:hanging="280"/>
-      </w:pPr>
-    </w:lvl>
-    <w:lvl w:ilvl="2" w:tplc="8108A83E">
-      <w:numFmt w:val="decimal"/>
-      <w:lvlText w:val=""/>
-      <w:lvlJc w:val="left"/>
-    </w:lvl>
-    <w:lvl w:ilvl="3" w:tplc="016AA40E">
-      <w:numFmt w:val="decimal"/>
-      <w:lvlText w:val=""/>
-      <w:lvlJc w:val="left"/>
-    </w:lvl>
-    <w:lvl w:ilvl="4" w:tplc="52C26D8C">
-      <w:numFmt w:val="decimal"/>
-      <w:lvlText w:val=""/>
-      <w:lvlJc w:val="left"/>
-    </w:lvl>
-    <w:lvl w:ilvl="5" w:tplc="10B41520">
-      <w:numFmt w:val="decimal"/>
-      <w:lvlText w:val=""/>
-      <w:lvlJc w:val="left"/>
-    </w:lvl>
-    <w:lvl w:ilvl="6" w:tplc="D1CAF080">
-      <w:numFmt w:val="decimal"/>
-      <w:lvlText w:val=""/>
-      <w:lvlJc w:val="left"/>
-    </w:lvl>
-    <w:lvl w:ilvl="7" w:tplc="F6F81066">
-      <w:numFmt w:val="decimal"/>
-      <w:lvlText w:val=""/>
-      <w:lvlJc w:val="left"/>
-    </w:lvl>
-    <w:lvl w:ilvl="8" w:tplc="7F9CE7D4">
+    <w:lvl w:ilvl="8" w:tplc="4E0A5D66">
       <w:numFmt w:val="decimal"/>
       <w:lvlText w:val=""/>
       <w:lvlJc w:val="left"/>
     </w:lvl>
   </w:abstractNum>
   <w:abstractNum w:abstractNumId="7" w15:restartNumberingAfterBreak="0">
-    <w:nsid w:val="78FE0D91"/>
+    <w:nsid w:val="7C4E1F92"/>
     <w:multiLevelType w:val="hybridMultilevel"/>
-    <w:tmpl w:val="43407A5C"/>
-    <w:lvl w:ilvl="0" w:tplc="8FDEAF2E">
+    <w:tmpl w:val="A6E2B138"/>
+    <w:lvl w:ilvl="0" w:tplc="2C7851A2">
       <w:start w:val="1"/>
       <w:numFmt w:val="decimal"/>
       <w:lvlText w:val="%1."/>
@@ -6432,91 +6718,91 @@
         <w:color w:val="A67C27"/>
       </w:rPr>
     </w:lvl>
-    <w:lvl w:ilvl="1" w:tplc="F68E598C">
+    <w:lvl w:ilvl="1" w:tplc="2DE87096">
       <w:numFmt w:val="decimal"/>
       <w:lvlText w:val=""/>
       <w:lvlJc w:val="left"/>
     </w:lvl>
-    <w:lvl w:ilvl="2" w:tplc="D5ACDCFC">
+    <w:lvl w:ilvl="2" w:tplc="C060BDAC">
       <w:numFmt w:val="decimal"/>
       <w:lvlText w:val=""/>
       <w:lvlJc w:val="left"/>
     </w:lvl>
-    <w:lvl w:ilvl="3" w:tplc="2BFA66D4">
+    <w:lvl w:ilvl="3" w:tplc="109C7828">
       <w:numFmt w:val="decimal"/>
       <w:lvlText w:val=""/>
       <w:lvlJc w:val="left"/>
     </w:lvl>
-    <w:lvl w:ilvl="4" w:tplc="36FE1E24">
+    <w:lvl w:ilvl="4" w:tplc="3146D78A">
       <w:numFmt w:val="decimal"/>
       <w:lvlText w:val=""/>
       <w:lvlJc w:val="left"/>
     </w:lvl>
-    <w:lvl w:ilvl="5" w:tplc="9F644F7A">
+    <w:lvl w:ilvl="5" w:tplc="7C9283AE">
       <w:numFmt w:val="decimal"/>
       <w:lvlText w:val=""/>
       <w:lvlJc w:val="left"/>
     </w:lvl>
-    <w:lvl w:ilvl="6" w:tplc="81121248">
+    <w:lvl w:ilvl="6" w:tplc="43EE70EC">
       <w:numFmt w:val="decimal"/>
       <w:lvlText w:val=""/>
       <w:lvlJc w:val="left"/>
     </w:lvl>
-    <w:lvl w:ilvl="7" w:tplc="D6506ED0">
+    <w:lvl w:ilvl="7" w:tplc="A61E6DF6">
       <w:numFmt w:val="decimal"/>
       <w:lvlText w:val=""/>
       <w:lvlJc w:val="left"/>
     </w:lvl>
-    <w:lvl w:ilvl="8" w:tplc="85742E50">
+    <w:lvl w:ilvl="8" w:tplc="FDD43EB2">
       <w:numFmt w:val="decimal"/>
       <w:lvlText w:val=""/>
       <w:lvlJc w:val="left"/>
     </w:lvl>
   </w:abstractNum>
-  <w:num w:numId="1" w16cid:durableId="1033076376">
+  <w:num w:numId="1" w16cid:durableId="904493410">
+    <w:abstractNumId w:val="3"/>
+    <w:lvlOverride w:ilvl="0">
+      <w:startOverride w:val="1"/>
+    </w:lvlOverride>
+  </w:num>
+  <w:num w:numId="2" w16cid:durableId="1962765471">
+    <w:abstractNumId w:val="0"/>
+    <w:lvlOverride w:ilvl="0">
+      <w:startOverride w:val="1"/>
+    </w:lvlOverride>
+  </w:num>
+  <w:num w:numId="3" w16cid:durableId="957489098">
+    <w:abstractNumId w:val="5"/>
+    <w:lvlOverride w:ilvl="0">
+      <w:startOverride w:val="1"/>
+    </w:lvlOverride>
+  </w:num>
+  <w:num w:numId="4" w16cid:durableId="443577506">
+    <w:abstractNumId w:val="4"/>
+    <w:lvlOverride w:ilvl="0">
+      <w:startOverride w:val="1"/>
+    </w:lvlOverride>
+  </w:num>
+  <w:num w:numId="5" w16cid:durableId="234627186">
+    <w:abstractNumId w:val="2"/>
+    <w:lvlOverride w:ilvl="0">
+      <w:startOverride w:val="1"/>
+    </w:lvlOverride>
+  </w:num>
+  <w:num w:numId="6" w16cid:durableId="2139178389">
+    <w:abstractNumId w:val="7"/>
+    <w:lvlOverride w:ilvl="0">
+      <w:startOverride w:val="1"/>
+    </w:lvlOverride>
+  </w:num>
+  <w:num w:numId="7" w16cid:durableId="108358742">
     <w:abstractNumId w:val="1"/>
     <w:lvlOverride w:ilvl="0">
       <w:startOverride w:val="1"/>
     </w:lvlOverride>
   </w:num>
-  <w:num w:numId="2" w16cid:durableId="63457913">
+  <w:num w:numId="8" w16cid:durableId="210730899">
     <w:abstractNumId w:val="6"/>
-    <w:lvlOverride w:ilvl="0">
-      <w:startOverride w:val="1"/>
-    </w:lvlOverride>
-  </w:num>
-  <w:num w:numId="3" w16cid:durableId="1805466639">
-    <w:abstractNumId w:val="3"/>
-    <w:lvlOverride w:ilvl="0">
-      <w:startOverride w:val="1"/>
-    </w:lvlOverride>
-  </w:num>
-  <w:num w:numId="4" w16cid:durableId="1999379110">
-    <w:abstractNumId w:val="4"/>
-    <w:lvlOverride w:ilvl="0">
-      <w:startOverride w:val="1"/>
-    </w:lvlOverride>
-  </w:num>
-  <w:num w:numId="5" w16cid:durableId="179244920">
-    <w:abstractNumId w:val="7"/>
-    <w:lvlOverride w:ilvl="0">
-      <w:startOverride w:val="1"/>
-    </w:lvlOverride>
-  </w:num>
-  <w:num w:numId="6" w16cid:durableId="1328483523">
-    <w:abstractNumId w:val="5"/>
-    <w:lvlOverride w:ilvl="0">
-      <w:startOverride w:val="1"/>
-    </w:lvlOverride>
-  </w:num>
-  <w:num w:numId="7" w16cid:durableId="1385376314">
-    <w:abstractNumId w:val="0"/>
-    <w:lvlOverride w:ilvl="0">
-      <w:startOverride w:val="1"/>
-    </w:lvlOverride>
-  </w:num>
-  <w:num w:numId="8" w16cid:durableId="1956252423">
-    <w:abstractNumId w:val="2"/>
     <w:lvlOverride w:ilvl="0">
       <w:startOverride w:val="1"/>
     </w:lvlOverride>
@@ -7141,7 +7427,7 @@
     <w:autoRedefine/>
     <w:uiPriority w:val="39"/>
     <w:unhideWhenUsed/>
-    <w:rsid w:val="00D959A7"/>
+    <w:rsid w:val="00BA6865"/>
     <w:pPr>
       <w:spacing w:after="100"/>
     </w:pPr>
@@ -7153,7 +7439,7 @@
     <w:autoRedefine/>
     <w:uiPriority w:val="39"/>
     <w:unhideWhenUsed/>
-    <w:rsid w:val="00D959A7"/>
+    <w:rsid w:val="00BA6865"/>
     <w:pPr>
       <w:spacing w:after="100"/>
       <w:ind w:left="210"/>

--- a/docs/manuals/Role_Guide_5_KII_RA.docx
+++ b/docs/manuals/Role_Guide_5_KII_RA.docx
@@ -538,7 +538,7 @@
     <w:sdt>
       <w:sdtPr>
         <w:alias w:val="Contents"/>
-        <w:id w:val="566540621"/>
+        <w:id w:val="1361549951"/>
       </w:sdtPr>
       <w:sdtEndPr/>
       <w:sdtContent>
@@ -567,7 +567,7 @@
           <w:r>
             <w:fldChar w:fldCharType="separate"/>
           </w:r>
-          <w:hyperlink w:anchor="_Toc240759064" w:history="1">
+          <w:hyperlink w:anchor="_Toc240759324" w:history="1">
             <w:r>
               <w:rPr>
                 <w:rStyle w:val="Hyperlink"/>
@@ -591,7 +591,7 @@
               <w:rPr>
                 <w:noProof/>
               </w:rPr>
-              <w:instrText xml:space="preserve"> PAGEREF _Toc240759064 \h </w:instrText>
+              <w:instrText xml:space="preserve"> PAGEREF _Toc240759324 \h </w:instrText>
             </w:r>
             <w:r>
               <w:rPr>
@@ -634,7 +634,7 @@
               <w14:ligatures w14:val="standardContextual"/>
             </w:rPr>
           </w:pPr>
-          <w:hyperlink w:anchor="_Toc240759065" w:history="1">
+          <w:hyperlink w:anchor="_Toc240759325" w:history="1">
             <w:r>
               <w:rPr>
                 <w:rStyle w:val="Hyperlink"/>
@@ -658,7 +658,7 @@
               <w:rPr>
                 <w:noProof/>
               </w:rPr>
-              <w:instrText xml:space="preserve"> PAGEREF _Toc240759065 \h </w:instrText>
+              <w:instrText xml:space="preserve"> PAGEREF _Toc240759325 \h </w:instrText>
             </w:r>
             <w:r>
               <w:rPr>
@@ -701,7 +701,7 @@
               <w14:ligatures w14:val="standardContextual"/>
             </w:rPr>
           </w:pPr>
-          <w:hyperlink w:anchor="_Toc240759066" w:history="1">
+          <w:hyperlink w:anchor="_Toc240759326" w:history="1">
             <w:r>
               <w:rPr>
                 <w:rStyle w:val="Hyperlink"/>
@@ -725,7 +725,7 @@
               <w:rPr>
                 <w:noProof/>
               </w:rPr>
-              <w:instrText xml:space="preserve"> PAGEREF _Toc240759066 \h </w:instrText>
+              <w:instrText xml:space="preserve"> PAGEREF _Toc240759326 \h </w:instrText>
             </w:r>
             <w:r>
               <w:rPr>
@@ -768,7 +768,7 @@
               <w14:ligatures w14:val="standardContextual"/>
             </w:rPr>
           </w:pPr>
-          <w:hyperlink w:anchor="_Toc240759067" w:history="1">
+          <w:hyperlink w:anchor="_Toc240759327" w:history="1">
             <w:r>
               <w:rPr>
                 <w:rStyle w:val="Hyperlink"/>
@@ -792,7 +792,7 @@
               <w:rPr>
                 <w:noProof/>
               </w:rPr>
-              <w:instrText xml:space="preserve"> PAGEREF _Toc240759067 \h </w:instrText>
+              <w:instrText xml:space="preserve"> PAGEREF _Toc240759327 \h </w:instrText>
             </w:r>
             <w:r>
               <w:rPr>
@@ -835,7 +835,7 @@
               <w14:ligatures w14:val="standardContextual"/>
             </w:rPr>
           </w:pPr>
-          <w:hyperlink w:anchor="_Toc240759068" w:history="1">
+          <w:hyperlink w:anchor="_Toc240759328" w:history="1">
             <w:r>
               <w:rPr>
                 <w:rStyle w:val="Hyperlink"/>
@@ -859,7 +859,7 @@
               <w:rPr>
                 <w:noProof/>
               </w:rPr>
-              <w:instrText xml:space="preserve"> PAGEREF _Toc240759068 \h </w:instrText>
+              <w:instrText xml:space="preserve"> PAGEREF _Toc240759328 \h </w:instrText>
             </w:r>
             <w:r>
               <w:rPr>
@@ -902,7 +902,7 @@
               <w14:ligatures w14:val="standardContextual"/>
             </w:rPr>
           </w:pPr>
-          <w:hyperlink w:anchor="_Toc240759069" w:history="1">
+          <w:hyperlink w:anchor="_Toc240759329" w:history="1">
             <w:r>
               <w:rPr>
                 <w:rStyle w:val="Hyperlink"/>
@@ -926,7 +926,7 @@
               <w:rPr>
                 <w:noProof/>
               </w:rPr>
-              <w:instrText xml:space="preserve"> PAGEREF _Toc240759069 \h </w:instrText>
+              <w:instrText xml:space="preserve"> PAGEREF _Toc240759329 \h </w:instrText>
             </w:r>
             <w:r>
               <w:rPr>
@@ -969,7 +969,7 @@
               <w14:ligatures w14:val="standardContextual"/>
             </w:rPr>
           </w:pPr>
-          <w:hyperlink w:anchor="_Toc240759070" w:history="1">
+          <w:hyperlink w:anchor="_Toc240759330" w:history="1">
             <w:r>
               <w:rPr>
                 <w:rStyle w:val="Hyperlink"/>
@@ -993,7 +993,7 @@
               <w:rPr>
                 <w:noProof/>
               </w:rPr>
-              <w:instrText xml:space="preserve"> PAGEREF _Toc240759070 \h </w:instrText>
+              <w:instrText xml:space="preserve"> PAGEREF _Toc240759330 \h </w:instrText>
             </w:r>
             <w:r>
               <w:rPr>
@@ -1036,7 +1036,7 @@
               <w14:ligatures w14:val="standardContextual"/>
             </w:rPr>
           </w:pPr>
-          <w:hyperlink w:anchor="_Toc240759071" w:history="1">
+          <w:hyperlink w:anchor="_Toc240759331" w:history="1">
             <w:r>
               <w:rPr>
                 <w:rStyle w:val="Hyperlink"/>
@@ -1060,7 +1060,7 @@
               <w:rPr>
                 <w:noProof/>
               </w:rPr>
-              <w:instrText xml:space="preserve"> PAGEREF _Toc240759071 \h </w:instrText>
+              <w:instrText xml:space="preserve"> PAGEREF _Toc240759331 \h </w:instrText>
             </w:r>
             <w:r>
               <w:rPr>
@@ -1103,7 +1103,7 @@
               <w14:ligatures w14:val="standardContextual"/>
             </w:rPr>
           </w:pPr>
-          <w:hyperlink w:anchor="_Toc240759072" w:history="1">
+          <w:hyperlink w:anchor="_Toc240759332" w:history="1">
             <w:r>
               <w:rPr>
                 <w:rStyle w:val="Hyperlink"/>
@@ -1127,7 +1127,7 @@
               <w:rPr>
                 <w:noProof/>
               </w:rPr>
-              <w:instrText xml:space="preserve"> PAGEREF _Toc240759072 \h </w:instrText>
+              <w:instrText xml:space="preserve"> PAGEREF _Toc240759332 \h </w:instrText>
             </w:r>
             <w:r>
               <w:rPr>
@@ -1170,7 +1170,7 @@
               <w14:ligatures w14:val="standardContextual"/>
             </w:rPr>
           </w:pPr>
-          <w:hyperlink w:anchor="_Toc240759073" w:history="1">
+          <w:hyperlink w:anchor="_Toc240759333" w:history="1">
             <w:r>
               <w:rPr>
                 <w:rStyle w:val="Hyperlink"/>
@@ -1194,7 +1194,7 @@
               <w:rPr>
                 <w:noProof/>
               </w:rPr>
-              <w:instrText xml:space="preserve"> PAGEREF _Toc240759073 \h </w:instrText>
+              <w:instrText xml:space="preserve"> PAGEREF _Toc240759333 \h </w:instrText>
             </w:r>
             <w:r>
               <w:rPr>
@@ -1237,7 +1237,7 @@
               <w14:ligatures w14:val="standardContextual"/>
             </w:rPr>
           </w:pPr>
-          <w:hyperlink w:anchor="_Toc240759074" w:history="1">
+          <w:hyperlink w:anchor="_Toc240759334" w:history="1">
             <w:r>
               <w:rPr>
                 <w:rStyle w:val="Hyperlink"/>
@@ -1261,7 +1261,7 @@
               <w:rPr>
                 <w:noProof/>
               </w:rPr>
-              <w:instrText xml:space="preserve"> PAGEREF _Toc240759074 \h </w:instrText>
+              <w:instrText xml:space="preserve"> PAGEREF _Toc240759334 \h </w:instrText>
             </w:r>
             <w:r>
               <w:rPr>
@@ -1304,7 +1304,7 @@
               <w14:ligatures w14:val="standardContextual"/>
             </w:rPr>
           </w:pPr>
-          <w:hyperlink w:anchor="_Toc240759075" w:history="1">
+          <w:hyperlink w:anchor="_Toc240759335" w:history="1">
             <w:r>
               <w:rPr>
                 <w:rStyle w:val="Hyperlink"/>
@@ -1328,7 +1328,7 @@
               <w:rPr>
                 <w:noProof/>
               </w:rPr>
-              <w:instrText xml:space="preserve"> PAGEREF _Toc240759075 \h </w:instrText>
+              <w:instrText xml:space="preserve"> PAGEREF _Toc240759335 \h </w:instrText>
             </w:r>
             <w:r>
               <w:rPr>
@@ -1371,7 +1371,7 @@
               <w14:ligatures w14:val="standardContextual"/>
             </w:rPr>
           </w:pPr>
-          <w:hyperlink w:anchor="_Toc240759076" w:history="1">
+          <w:hyperlink w:anchor="_Toc240759336" w:history="1">
             <w:r>
               <w:rPr>
                 <w:rStyle w:val="Hyperlink"/>
@@ -1395,7 +1395,7 @@
               <w:rPr>
                 <w:noProof/>
               </w:rPr>
-              <w:instrText xml:space="preserve"> PAGEREF _Toc240759076 \h </w:instrText>
+              <w:instrText xml:space="preserve"> PAGEREF _Toc240759336 \h </w:instrText>
             </w:r>
             <w:r>
               <w:rPr>
@@ -1438,7 +1438,7 @@
               <w14:ligatures w14:val="standardContextual"/>
             </w:rPr>
           </w:pPr>
-          <w:hyperlink w:anchor="_Toc240759077" w:history="1">
+          <w:hyperlink w:anchor="_Toc240759337" w:history="1">
             <w:r>
               <w:rPr>
                 <w:rStyle w:val="Hyperlink"/>
@@ -1462,7 +1462,7 @@
               <w:rPr>
                 <w:noProof/>
               </w:rPr>
-              <w:instrText xml:space="preserve"> PAGEREF _Toc240759077 \h </w:instrText>
+              <w:instrText xml:space="preserve"> PAGEREF _Toc240759337 \h </w:instrText>
             </w:r>
             <w:r>
               <w:rPr>
@@ -1505,7 +1505,7 @@
               <w14:ligatures w14:val="standardContextual"/>
             </w:rPr>
           </w:pPr>
-          <w:hyperlink w:anchor="_Toc240759078" w:history="1">
+          <w:hyperlink w:anchor="_Toc240759338" w:history="1">
             <w:r>
               <w:rPr>
                 <w:rStyle w:val="Hyperlink"/>
@@ -1529,7 +1529,7 @@
               <w:rPr>
                 <w:noProof/>
               </w:rPr>
-              <w:instrText xml:space="preserve"> PAGEREF _Toc240759078 \h </w:instrText>
+              <w:instrText xml:space="preserve"> PAGEREF _Toc240759338 \h </w:instrText>
             </w:r>
             <w:r>
               <w:rPr>
@@ -1572,7 +1572,7 @@
               <w14:ligatures w14:val="standardContextual"/>
             </w:rPr>
           </w:pPr>
-          <w:hyperlink w:anchor="_Toc240759079" w:history="1">
+          <w:hyperlink w:anchor="_Toc240759339" w:history="1">
             <w:r>
               <w:rPr>
                 <w:rStyle w:val="Hyperlink"/>
@@ -1596,7 +1596,7 @@
               <w:rPr>
                 <w:noProof/>
               </w:rPr>
-              <w:instrText xml:space="preserve"> PAGEREF _Toc240759079 \h </w:instrText>
+              <w:instrText xml:space="preserve"> PAGEREF _Toc240759339 \h </w:instrText>
             </w:r>
             <w:r>
               <w:rPr>
@@ -1639,7 +1639,7 @@
               <w14:ligatures w14:val="standardContextual"/>
             </w:rPr>
           </w:pPr>
-          <w:hyperlink w:anchor="_Toc240759080" w:history="1">
+          <w:hyperlink w:anchor="_Toc240759340" w:history="1">
             <w:r>
               <w:rPr>
                 <w:rStyle w:val="Hyperlink"/>
@@ -1663,7 +1663,7 @@
               <w:rPr>
                 <w:noProof/>
               </w:rPr>
-              <w:instrText xml:space="preserve"> PAGEREF _Toc240759080 \h </w:instrText>
+              <w:instrText xml:space="preserve"> PAGEREF _Toc240759340 \h </w:instrText>
             </w:r>
             <w:r>
               <w:rPr>
@@ -1702,7 +1702,7 @@
         <w:pStyle w:val="Heading1"/>
         <w:pageBreakBefore/>
       </w:pPr>
-      <w:bookmarkStart w:id="0" w:name="_Toc240759064"/>
+      <w:bookmarkStart w:id="0" w:name="_Toc240759324"/>
       <w:r>
         <w:lastRenderedPageBreak/>
         <w:t>1. Your role at a glance</w:t>
@@ -1883,7 +1883,7 @@
         <w:pStyle w:val="Heading1"/>
         <w:pageBreakBefore/>
       </w:pPr>
-      <w:bookmarkStart w:id="1" w:name="_Toc240759065"/>
+      <w:bookmarkStart w:id="1" w:name="_Toc240759325"/>
       <w:r>
         <w:lastRenderedPageBreak/>
         <w:t>2. Signing in and your screens</w:t>
@@ -1894,7 +1894,7 @@
       <w:pPr>
         <w:pStyle w:val="Heading2"/>
       </w:pPr>
-      <w:bookmarkStart w:id="2" w:name="_Toc240759066"/>
+      <w:bookmarkStart w:id="2" w:name="_Toc240759326"/>
       <w:r>
         <w:t>Signing in</w:t>
       </w:r>
@@ -1977,7 +1977,7 @@
           <w:noProof/>
         </w:rPr>
         <w:drawing>
-          <wp:inline distT="0" distB="0" distL="0" distR="0" wp14:anchorId="78060585" wp14:editId="1A0EB9D4">
+          <wp:inline distT="0" distB="0" distL="0" distR="0" wp14:anchorId="1F6F27DC" wp14:editId="0658D3C7">
             <wp:extent cx="5334000" cy="2333625"/>
             <wp:effectExtent l="0" t="0" r="0" b="0"/>
             <wp:docPr id="1" name="adm_login.jpg" descr="The sign-in screen for all internal staff." title="The sign-in screen for all internal staff."/>
@@ -2144,7 +2144,7 @@
       <w:pPr>
         <w:pStyle w:val="Heading2"/>
       </w:pPr>
-      <w:bookmarkStart w:id="3" w:name="_Toc240759067"/>
+      <w:bookmarkStart w:id="3" w:name="_Toc240759327"/>
       <w:r>
         <w:t>Finding your way around</w:t>
       </w:r>
@@ -2319,7 +2319,7 @@
         </w:rPr>
         <w:lastRenderedPageBreak/>
         <w:drawing>
-          <wp:inline distT="0" distB="0" distL="0" distR="0" wp14:anchorId="41FBACE4" wp14:editId="6F248D7A">
+          <wp:inline distT="0" distB="0" distL="0" distR="0" wp14:anchorId="18C13D41" wp14:editId="4857B6C9">
             <wp:extent cx="5715000" cy="1876425"/>
             <wp:effectExtent l="0" t="0" r="0" b="0"/>
             <wp:docPr id="2" name="adm_not_your_role.jpg" descr="Opening a screen outside your role (for example from an old bookmark) shows this card instead of the screen." title="Opening a screen outside your role (for example from an old bookmark) shows this card instead of the screen."/>
@@ -2388,7 +2388,7 @@
       <w:pPr>
         <w:pStyle w:val="Heading2"/>
       </w:pPr>
-      <w:bookmarkStart w:id="4" w:name="_Toc240759068"/>
+      <w:bookmarkStart w:id="4" w:name="_Toc240759328"/>
       <w:r>
         <w:t>Your screens</w:t>
       </w:r>
@@ -2663,7 +2663,7 @@
       <w:pPr>
         <w:pStyle w:val="Heading2"/>
       </w:pPr>
-      <w:bookmarkStart w:id="5" w:name="_Toc240759069"/>
+      <w:bookmarkStart w:id="5" w:name="_Toc240759329"/>
       <w:r>
         <w:t>Changing your password</w:t>
       </w:r>
@@ -2746,7 +2746,7 @@
           <w:noProof/>
         </w:rPr>
         <w:drawing>
-          <wp:inline distT="0" distB="0" distL="0" distR="0" wp14:anchorId="68547BAD" wp14:editId="0C198D84">
+          <wp:inline distT="0" distB="0" distL="0" distR="0" wp14:anchorId="680C247E" wp14:editId="34E0F00F">
             <wp:extent cx="5334000" cy="2171700"/>
             <wp:effectExtent l="0" t="0" r="0" b="0"/>
             <wp:docPr id="3" name="adm_account.jpg" descr="Change Password screen." title="Change Password screen."/>
@@ -2834,7 +2834,7 @@
         <w:pStyle w:val="Heading1"/>
         <w:pageBreakBefore/>
       </w:pPr>
-      <w:bookmarkStart w:id="6" w:name="_Toc240759070"/>
+      <w:bookmarkStart w:id="6" w:name="_Toc240759330"/>
       <w:r>
         <w:lastRenderedPageBreak/>
         <w:t>3. Your routine</w:t>
@@ -3178,7 +3178,7 @@
         <w:pStyle w:val="Heading1"/>
         <w:pageBreakBefore/>
       </w:pPr>
-      <w:bookmarkStart w:id="7" w:name="_Toc240759071"/>
+      <w:bookmarkStart w:id="7" w:name="_Toc240759331"/>
       <w:r>
         <w:lastRenderedPageBreak/>
         <w:t>4. Step-by-step tasks</w:t>
@@ -3189,7 +3189,7 @@
       <w:pPr>
         <w:pStyle w:val="Heading2"/>
       </w:pPr>
-      <w:bookmarkStart w:id="8" w:name="_Toc240759072"/>
+      <w:bookmarkStart w:id="8" w:name="_Toc240759332"/>
       <w:r>
         <w:t>4.1 Reading the KII/Doc Dashboard</w:t>
       </w:r>
@@ -3206,7 +3206,7 @@
           <w:noProof/>
         </w:rPr>
         <w:drawing>
-          <wp:inline distT="0" distB="0" distL="0" distR="0" wp14:anchorId="4B56C97C" wp14:editId="5B7C6D4A">
+          <wp:inline distT="0" distB="0" distL="0" distR="0" wp14:anchorId="346633B6" wp14:editId="4FDA92CD">
             <wp:extent cx="5715000" cy="3571875"/>
             <wp:effectExtent l="0" t="0" r="0" b="0"/>
             <wp:docPr id="4" name="kii_dashboard.jpg" descr="KII / Document Dashboard." title="KII / Document Dashboard."/>
@@ -3275,7 +3275,7 @@
       <w:pPr>
         <w:pStyle w:val="Heading2"/>
       </w:pPr>
-      <w:bookmarkStart w:id="9" w:name="_Toc240759073"/>
+      <w:bookmarkStart w:id="9" w:name="_Toc240759333"/>
       <w:r>
         <w:t>4.2 Creating a KII record</w:t>
       </w:r>
@@ -3315,7 +3315,7 @@
           <w:noProof/>
         </w:rPr>
         <w:drawing>
-          <wp:inline distT="0" distB="0" distL="0" distR="0" wp14:anchorId="4F79A884" wp14:editId="0942BABB">
+          <wp:inline distT="0" distB="0" distL="0" distR="0" wp14:anchorId="0F3E9978" wp14:editId="6F923FA5">
             <wp:extent cx="5334000" cy="2667000"/>
             <wp:effectExtent l="0" t="0" r="0" b="0"/>
             <wp:docPr id="5" name="kii_new.jpg" descr="New KII Record." title="New KII Record."/>
@@ -3452,7 +3452,7 @@
       <w:pPr>
         <w:pStyle w:val="Heading2"/>
       </w:pPr>
-      <w:bookmarkStart w:id="10" w:name="_Toc240759074"/>
+      <w:bookmarkStart w:id="10" w:name="_Toc240759334"/>
       <w:r>
         <w:lastRenderedPageBreak/>
         <w:t>4.3 Taking a KII from invitation to coded transcript</w:t>
@@ -3503,7 +3503,7 @@
           <w:noProof/>
         </w:rPr>
         <w:drawing>
-          <wp:inline distT="0" distB="0" distL="0" distR="0" wp14:anchorId="60024530" wp14:editId="5225378D">
+          <wp:inline distT="0" distB="0" distL="0" distR="0" wp14:anchorId="58A09FD7" wp14:editId="2520E189">
             <wp:extent cx="5334000" cy="3333750"/>
             <wp:effectExtent l="0" t="0" r="0" b="0"/>
             <wp:docPr id="6" name="kii_register.jpg" descr="KII Register." title="KII Register."/>
@@ -3602,7 +3602,7 @@
           <w:noProof/>
         </w:rPr>
         <w:drawing>
-          <wp:inline distT="0" distB="0" distL="0" distR="0" wp14:anchorId="78D0F263" wp14:editId="02EFBBD3">
+          <wp:inline distT="0" distB="0" distL="0" distR="0" wp14:anchorId="797903DB" wp14:editId="3295E684">
             <wp:extent cx="5334000" cy="3752850"/>
             <wp:effectExtent l="0" t="0" r="0" b="0"/>
             <wp:docPr id="7" name="kii_detail.jpg" descr="KII record: status, consent, transcript and coding." title="KII record: status, consent, transcript and coding."/>
@@ -3839,7 +3839,7 @@
       <w:pPr>
         <w:pStyle w:val="Heading2"/>
       </w:pPr>
-      <w:bookmarkStart w:id="11" w:name="_Toc240759075"/>
+      <w:bookmarkStart w:id="11" w:name="_Toc240759335"/>
       <w:r>
         <w:t>4.4 Opening the KII Guide with the KII ID filled in</w:t>
       </w:r>
@@ -3889,7 +3889,7 @@
           <w:noProof/>
         </w:rPr>
         <w:drawing>
-          <wp:inline distT="0" distB="0" distL="0" distR="0" wp14:anchorId="42054ADE" wp14:editId="60160FD9">
+          <wp:inline distT="0" distB="0" distL="0" distR="0" wp14:anchorId="3BB91678" wp14:editId="469FBC21">
             <wp:extent cx="5334000" cy="523875"/>
             <wp:effectExtent l="0" t="0" r="0" b="0"/>
             <wp:docPr id="8" name="kii_coding_locked.jpg" descr="Before consent: no interview link." title="Before consent: no interview link."/>
@@ -3988,7 +3988,7 @@
           <w:noProof/>
         </w:rPr>
         <w:drawing>
-          <wp:inline distT="0" distB="0" distL="0" distR="0" wp14:anchorId="496AE993" wp14:editId="258F7BE7">
+          <wp:inline distT="0" distB="0" distL="0" distR="0" wp14:anchorId="79012337" wp14:editId="3BB0DE08">
             <wp:extent cx="5334000" cy="742950"/>
             <wp:effectExtent l="0" t="0" r="0" b="0"/>
             <wp:docPr id="9" name="kii_coding_ready.jpg" descr="After consent: Continue this interview." title="After consent: Continue this interview."/>
@@ -4145,7 +4145,7 @@
       <w:pPr>
         <w:pStyle w:val="Heading2"/>
       </w:pPr>
-      <w:bookmarkStart w:id="12" w:name="_Toc240759076"/>
+      <w:bookmarkStart w:id="12" w:name="_Toc240759336"/>
       <w:r>
         <w:t>4.5 Downloading or emailing completed forms (Form PDFs)</w:t>
       </w:r>
@@ -4331,7 +4331,7 @@
       <w:pPr>
         <w:pStyle w:val="Heading2"/>
       </w:pPr>
-      <w:bookmarkStart w:id="13" w:name="_Toc240759077"/>
+      <w:bookmarkStart w:id="13" w:name="_Toc240759337"/>
       <w:r>
         <w:t>4.6 Consent in interviews</w:t>
       </w:r>
@@ -4409,7 +4409,7 @@
         <w:pStyle w:val="Heading1"/>
         <w:pageBreakBefore/>
       </w:pPr>
-      <w:bookmarkStart w:id="14" w:name="_Toc240759078"/>
+      <w:bookmarkStart w:id="14" w:name="_Toc240759338"/>
       <w:r>
         <w:lastRenderedPageBreak/>
         <w:t>5. Rules you must follow</w:t>
@@ -4560,7 +4560,7 @@
         <w:pStyle w:val="Heading1"/>
         <w:pageBreakBefore/>
       </w:pPr>
-      <w:bookmarkStart w:id="15" w:name="_Toc240759079"/>
+      <w:bookmarkStart w:id="15" w:name="_Toc240759339"/>
       <w:r>
         <w:lastRenderedPageBreak/>
         <w:t>6. Troubleshooting</w:t>
@@ -5587,7 +5587,7 @@
         <w:pStyle w:val="Heading1"/>
         <w:pageBreakBefore/>
       </w:pPr>
-      <w:bookmarkStart w:id="16" w:name="_Toc240759080"/>
+      <w:bookmarkStart w:id="16" w:name="_Toc240759340"/>
       <w:r>
         <w:lastRenderedPageBreak/>
         <w:t>7. Quick reference</w:t>
@@ -6262,68 +6262,69 @@
 <file path=word/numbering.xml><?xml version="1.0" encoding="utf-8"?>
 <w:numbering xmlns:wpc="http://schemas.microsoft.com/office/word/2010/wordprocessingCanvas" xmlns:cx="http://schemas.microsoft.com/office/drawing/2014/chartex" xmlns:cx1="http://schemas.microsoft.com/office/drawing/2015/9/8/chartex" xmlns:cx2="http://schemas.microsoft.com/office/drawing/2015/10/21/chartex" xmlns:cx3="http://schemas.microsoft.com/office/drawing/2016/5/9/chartex" xmlns:cx4="http://schemas.microsoft.com/office/drawing/2016/5/10/chartex" xmlns:cx5="http://schemas.microsoft.com/office/drawing/2016/5/11/chartex" xmlns:cx6="http://schemas.microsoft.com/office/drawing/2016/5/12/chartex" xmlns:cx7="http://schemas.microsoft.com/office/drawing/2016/5/13/chartex" xmlns:cx8="http://schemas.microsoft.com/office/drawing/2016/5/14/chartex" xmlns:mc="http://schemas.openxmlformats.org/markup-compatibility/2006" xmlns:aink="http://schemas.microsoft.com/office/drawing/2016/ink" xmlns:am3d="http://schemas.microsoft.com/office/drawing/2017/model3d" xmlns:o="urn:schemas-microsoft-com:office:office" xmlns:oel="http://schemas.microsoft.com/office/2019/extlst" xmlns:r="http://schemas.openxmlformats.org/officeDocument/2006/relationships" xmlns:m="http://schemas.openxmlformats.org/officeDocument/2006/math" xmlns:v="urn:schemas-microsoft-com:vml" xmlns:wp14="http://schemas.microsoft.com/office/word/2010/wordprocessingDrawing" xmlns:wp="http://schemas.openxmlformats.org/drawingml/2006/wordprocessingDrawing" xmlns:w10="urn:schemas-microsoft-com:office:word" xmlns:w="http://schemas.openxmlformats.org/wordprocessingml/2006/main" xmlns:w14="http://schemas.microsoft.com/office/word/2010/wordml" xmlns:w15="http://schemas.microsoft.com/office/word/2012/wordml" xmlns:w16cex="http://schemas.microsoft.com/office/word/2018/wordml/cex" xmlns:w16cid="http://schemas.microsoft.com/office/word/2016/wordml/cid" xmlns:w16="http://schemas.microsoft.com/office/word/2018/wordml" xmlns:w16sdtdh="http://schemas.microsoft.com/office/word/2020/wordml/sdtdatahash" xmlns:w16se="http://schemas.microsoft.com/office/word/2015/wordml/symex" xmlns:wpg="http://schemas.microsoft.com/office/word/2010/wordprocessingGroup" xmlns:wpi="http://schemas.microsoft.com/office/word/2010/wordprocessingInk" xmlns:wne="http://schemas.microsoft.com/office/word/2006/wordml" xmlns:wps="http://schemas.microsoft.com/office/word/2010/wordprocessingShape" mc:Ignorable="w14 w15 w16se w16cid w16 w16cex w16sdtdh wp14">
   <w:abstractNum w:abstractNumId="0" w15:restartNumberingAfterBreak="0">
-    <w:nsid w:val="026C2128"/>
+    <w:nsid w:val="00197FC1"/>
     <w:multiLevelType w:val="hybridMultilevel"/>
-    <w:tmpl w:val="5EEE694A"/>
-    <w:lvl w:ilvl="0" w:tplc="A3348C98">
+    <w:tmpl w:val="D59EB8FC"/>
+    <w:lvl w:ilvl="0" w:tplc="48847A5C">
       <w:start w:val="1"/>
-      <w:numFmt w:val="bullet"/>
-      <w:lvlText w:val="•"/>
+      <w:numFmt w:val="decimal"/>
+      <w:lvlText w:val="%1."/>
       <w:lvlJc w:val="left"/>
       <w:pPr>
-        <w:ind w:left="460" w:hanging="280"/>
-      </w:pPr>
+        <w:ind w:left="460" w:hanging="360"/>
+      </w:pPr>
+      <w:rPr>
+        <w:b/>
+        <w:bCs/>
+        <w:color w:val="A67C27"/>
+      </w:rPr>
     </w:lvl>
-    <w:lvl w:ilvl="1" w:tplc="049AEAFE">
-      <w:start w:val="1"/>
-      <w:numFmt w:val="bullet"/>
-      <w:lvlText w:val="–"/>
-      <w:lvlJc w:val="left"/>
-      <w:pPr>
-        <w:ind w:left="900" w:hanging="280"/>
-      </w:pPr>
-    </w:lvl>
-    <w:lvl w:ilvl="2" w:tplc="923A2E94">
+    <w:lvl w:ilvl="1" w:tplc="9A38BD50">
       <w:numFmt w:val="decimal"/>
       <w:lvlText w:val=""/>
       <w:lvlJc w:val="left"/>
     </w:lvl>
-    <w:lvl w:ilvl="3" w:tplc="48E28788">
+    <w:lvl w:ilvl="2" w:tplc="32A0B5AE">
       <w:numFmt w:val="decimal"/>
       <w:lvlText w:val=""/>
       <w:lvlJc w:val="left"/>
     </w:lvl>
-    <w:lvl w:ilvl="4" w:tplc="02AAAF1E">
+    <w:lvl w:ilvl="3" w:tplc="4130649A">
       <w:numFmt w:val="decimal"/>
       <w:lvlText w:val=""/>
       <w:lvlJc w:val="left"/>
     </w:lvl>
-    <w:lvl w:ilvl="5" w:tplc="C5001BAC">
+    <w:lvl w:ilvl="4" w:tplc="C910E864">
       <w:numFmt w:val="decimal"/>
       <w:lvlText w:val=""/>
       <w:lvlJc w:val="left"/>
     </w:lvl>
-    <w:lvl w:ilvl="6" w:tplc="01AEC2D2">
+    <w:lvl w:ilvl="5" w:tplc="C15EA39E">
       <w:numFmt w:val="decimal"/>
       <w:lvlText w:val=""/>
       <w:lvlJc w:val="left"/>
     </w:lvl>
-    <w:lvl w:ilvl="7" w:tplc="82E88486">
+    <w:lvl w:ilvl="6" w:tplc="7B5CFCFE">
       <w:numFmt w:val="decimal"/>
       <w:lvlText w:val=""/>
       <w:lvlJc w:val="left"/>
     </w:lvl>
-    <w:lvl w:ilvl="8" w:tplc="9C9A6888">
+    <w:lvl w:ilvl="7" w:tplc="256E7742">
+      <w:numFmt w:val="decimal"/>
+      <w:lvlText w:val=""/>
+      <w:lvlJc w:val="left"/>
+    </w:lvl>
+    <w:lvl w:ilvl="8" w:tplc="7E52767E">
       <w:numFmt w:val="decimal"/>
       <w:lvlText w:val=""/>
       <w:lvlJc w:val="left"/>
     </w:lvl>
   </w:abstractNum>
   <w:abstractNum w:abstractNumId="1" w15:restartNumberingAfterBreak="0">
-    <w:nsid w:val="05583853"/>
+    <w:nsid w:val="06343603"/>
     <w:multiLevelType w:val="hybridMultilevel"/>
-    <w:tmpl w:val="32E8366A"/>
-    <w:lvl w:ilvl="0" w:tplc="D0409BC8">
+    <w:tmpl w:val="882A1B92"/>
+    <w:lvl w:ilvl="0" w:tplc="1E609BD0">
       <w:start w:val="1"/>
       <w:numFmt w:val="decimal"/>
       <w:lvlText w:val="%1."/>
@@ -6337,52 +6338,52 @@
         <w:color w:val="A67C27"/>
       </w:rPr>
     </w:lvl>
-    <w:lvl w:ilvl="1" w:tplc="C9D6C76A">
+    <w:lvl w:ilvl="1" w:tplc="F3C6856E">
       <w:numFmt w:val="decimal"/>
       <w:lvlText w:val=""/>
       <w:lvlJc w:val="left"/>
     </w:lvl>
-    <w:lvl w:ilvl="2" w:tplc="CC2E8322">
+    <w:lvl w:ilvl="2" w:tplc="31D2B236">
       <w:numFmt w:val="decimal"/>
       <w:lvlText w:val=""/>
       <w:lvlJc w:val="left"/>
     </w:lvl>
-    <w:lvl w:ilvl="3" w:tplc="54965A26">
+    <w:lvl w:ilvl="3" w:tplc="5B44AAAE">
       <w:numFmt w:val="decimal"/>
       <w:lvlText w:val=""/>
       <w:lvlJc w:val="left"/>
     </w:lvl>
-    <w:lvl w:ilvl="4" w:tplc="F89E480A">
+    <w:lvl w:ilvl="4" w:tplc="8188B146">
       <w:numFmt w:val="decimal"/>
       <w:lvlText w:val=""/>
       <w:lvlJc w:val="left"/>
     </w:lvl>
-    <w:lvl w:ilvl="5" w:tplc="35F0C8AA">
+    <w:lvl w:ilvl="5" w:tplc="4C12E44C">
       <w:numFmt w:val="decimal"/>
       <w:lvlText w:val=""/>
       <w:lvlJc w:val="left"/>
     </w:lvl>
-    <w:lvl w:ilvl="6" w:tplc="ABAEB7F8">
+    <w:lvl w:ilvl="6" w:tplc="BF328F90">
       <w:numFmt w:val="decimal"/>
       <w:lvlText w:val=""/>
       <w:lvlJc w:val="left"/>
     </w:lvl>
-    <w:lvl w:ilvl="7" w:tplc="44140688">
+    <w:lvl w:ilvl="7" w:tplc="F8EC3D76">
       <w:numFmt w:val="decimal"/>
       <w:lvlText w:val=""/>
       <w:lvlJc w:val="left"/>
     </w:lvl>
-    <w:lvl w:ilvl="8" w:tplc="0FE41AD0">
+    <w:lvl w:ilvl="8" w:tplc="3898704A">
       <w:numFmt w:val="decimal"/>
       <w:lvlText w:val=""/>
       <w:lvlJc w:val="left"/>
     </w:lvl>
   </w:abstractNum>
   <w:abstractNum w:abstractNumId="2" w15:restartNumberingAfterBreak="0">
-    <w:nsid w:val="2C1E3BB9"/>
+    <w:nsid w:val="164D401A"/>
     <w:multiLevelType w:val="hybridMultilevel"/>
-    <w:tmpl w:val="D73E1BE6"/>
-    <w:lvl w:ilvl="0" w:tplc="C122B4C2">
+    <w:tmpl w:val="E6528C68"/>
+    <w:lvl w:ilvl="0" w:tplc="10062F8E">
       <w:start w:val="1"/>
       <w:numFmt w:val="decimal"/>
       <w:lvlText w:val="%1."/>
@@ -6396,138 +6397,110 @@
         <w:color w:val="A67C27"/>
       </w:rPr>
     </w:lvl>
-    <w:lvl w:ilvl="1" w:tplc="021A12E8">
+    <w:lvl w:ilvl="1" w:tplc="E3AE25FA">
       <w:numFmt w:val="decimal"/>
       <w:lvlText w:val=""/>
       <w:lvlJc w:val="left"/>
     </w:lvl>
-    <w:lvl w:ilvl="2" w:tplc="D1FEBB84">
+    <w:lvl w:ilvl="2" w:tplc="370E7406">
       <w:numFmt w:val="decimal"/>
       <w:lvlText w:val=""/>
       <w:lvlJc w:val="left"/>
     </w:lvl>
-    <w:lvl w:ilvl="3" w:tplc="648E04E6">
+    <w:lvl w:ilvl="3" w:tplc="98187E4C">
       <w:numFmt w:val="decimal"/>
       <w:lvlText w:val=""/>
       <w:lvlJc w:val="left"/>
     </w:lvl>
-    <w:lvl w:ilvl="4" w:tplc="6F404442">
+    <w:lvl w:ilvl="4" w:tplc="D1D6BCF0">
       <w:numFmt w:val="decimal"/>
       <w:lvlText w:val=""/>
       <w:lvlJc w:val="left"/>
     </w:lvl>
-    <w:lvl w:ilvl="5" w:tplc="E8827A7C">
+    <w:lvl w:ilvl="5" w:tplc="FC981E94">
       <w:numFmt w:val="decimal"/>
       <w:lvlText w:val=""/>
       <w:lvlJc w:val="left"/>
     </w:lvl>
-    <w:lvl w:ilvl="6" w:tplc="768AEE2E">
+    <w:lvl w:ilvl="6" w:tplc="7FB6F65E">
       <w:numFmt w:val="decimal"/>
       <w:lvlText w:val=""/>
       <w:lvlJc w:val="left"/>
     </w:lvl>
-    <w:lvl w:ilvl="7" w:tplc="19D097D2">
+    <w:lvl w:ilvl="7" w:tplc="FE1071BA">
       <w:numFmt w:val="decimal"/>
       <w:lvlText w:val=""/>
       <w:lvlJc w:val="left"/>
     </w:lvl>
-    <w:lvl w:ilvl="8" w:tplc="01542CBC">
+    <w:lvl w:ilvl="8" w:tplc="548E3130">
       <w:numFmt w:val="decimal"/>
       <w:lvlText w:val=""/>
       <w:lvlJc w:val="left"/>
     </w:lvl>
   </w:abstractNum>
   <w:abstractNum w:abstractNumId="3" w15:restartNumberingAfterBreak="0">
-    <w:nsid w:val="2CC411DD"/>
+    <w:nsid w:val="22733D66"/>
     <w:multiLevelType w:val="hybridMultilevel"/>
-    <w:tmpl w:val="E348FEFC"/>
-    <w:lvl w:ilvl="0" w:tplc="9830D1C4">
+    <w:tmpl w:val="897E3B5A"/>
+    <w:lvl w:ilvl="0" w:tplc="67A0D15A">
       <w:start w:val="1"/>
       <w:numFmt w:val="bullet"/>
-      <w:lvlText w:val="●"/>
+      <w:lvlText w:val="•"/>
       <w:lvlJc w:val="left"/>
       <w:pPr>
-        <w:ind w:left="720" w:hanging="360"/>
+        <w:ind w:left="460" w:hanging="280"/>
       </w:pPr>
     </w:lvl>
-    <w:lvl w:ilvl="1" w:tplc="D130ADDC">
+    <w:lvl w:ilvl="1" w:tplc="2224372A">
       <w:start w:val="1"/>
       <w:numFmt w:val="bullet"/>
-      <w:lvlText w:val="○"/>
+      <w:lvlText w:val="–"/>
       <w:lvlJc w:val="left"/>
       <w:pPr>
-        <w:ind w:left="1440" w:hanging="360"/>
+        <w:ind w:left="900" w:hanging="280"/>
       </w:pPr>
     </w:lvl>
-    <w:lvl w:ilvl="2" w:tplc="820ED906">
-      <w:start w:val="1"/>
-      <w:numFmt w:val="bullet"/>
-      <w:lvlText w:val="■"/>
+    <w:lvl w:ilvl="2" w:tplc="AC1E9CF0">
+      <w:numFmt w:val="decimal"/>
+      <w:lvlText w:val=""/>
       <w:lvlJc w:val="left"/>
-      <w:pPr>
-        <w:ind w:left="2160" w:hanging="360"/>
-      </w:pPr>
     </w:lvl>
-    <w:lvl w:ilvl="3" w:tplc="3B847FFC">
-      <w:start w:val="1"/>
-      <w:numFmt w:val="bullet"/>
-      <w:lvlText w:val="●"/>
+    <w:lvl w:ilvl="3" w:tplc="2046A34A">
+      <w:numFmt w:val="decimal"/>
+      <w:lvlText w:val=""/>
       <w:lvlJc w:val="left"/>
-      <w:pPr>
-        <w:ind w:left="2880" w:hanging="360"/>
-      </w:pPr>
     </w:lvl>
-    <w:lvl w:ilvl="4" w:tplc="4EDCA272">
-      <w:start w:val="1"/>
-      <w:numFmt w:val="bullet"/>
-      <w:lvlText w:val="○"/>
+    <w:lvl w:ilvl="4" w:tplc="CAF4985E">
+      <w:numFmt w:val="decimal"/>
+      <w:lvlText w:val=""/>
       <w:lvlJc w:val="left"/>
-      <w:pPr>
-        <w:ind w:left="3600" w:hanging="360"/>
-      </w:pPr>
     </w:lvl>
-    <w:lvl w:ilvl="5" w:tplc="9ED62932">
-      <w:start w:val="1"/>
-      <w:numFmt w:val="bullet"/>
-      <w:lvlText w:val="■"/>
+    <w:lvl w:ilvl="5" w:tplc="F0707E08">
+      <w:numFmt w:val="decimal"/>
+      <w:lvlText w:val=""/>
       <w:lvlJc w:val="left"/>
-      <w:pPr>
-        <w:ind w:left="4320" w:hanging="360"/>
-      </w:pPr>
     </w:lvl>
-    <w:lvl w:ilvl="6" w:tplc="AB0A1F60">
-      <w:start w:val="1"/>
-      <w:numFmt w:val="bullet"/>
-      <w:lvlText w:val="●"/>
+    <w:lvl w:ilvl="6" w:tplc="8EACF788">
+      <w:numFmt w:val="decimal"/>
+      <w:lvlText w:val=""/>
       <w:lvlJc w:val="left"/>
-      <w:pPr>
-        <w:ind w:left="5040" w:hanging="360"/>
-      </w:pPr>
     </w:lvl>
-    <w:lvl w:ilvl="7" w:tplc="FC24BF12">
-      <w:start w:val="1"/>
-      <w:numFmt w:val="bullet"/>
-      <w:lvlText w:val="●"/>
+    <w:lvl w:ilvl="7" w:tplc="A1781842">
+      <w:numFmt w:val="decimal"/>
+      <w:lvlText w:val=""/>
       <w:lvlJc w:val="left"/>
-      <w:pPr>
-        <w:ind w:left="5760" w:hanging="360"/>
-      </w:pPr>
     </w:lvl>
-    <w:lvl w:ilvl="8" w:tplc="A3BA8C64">
-      <w:start w:val="1"/>
-      <w:numFmt w:val="bullet"/>
-      <w:lvlText w:val="●"/>
+    <w:lvl w:ilvl="8" w:tplc="13945D54">
+      <w:numFmt w:val="decimal"/>
+      <w:lvlText w:val=""/>
       <w:lvlJc w:val="left"/>
-      <w:pPr>
-        <w:ind w:left="6480" w:hanging="360"/>
-      </w:pPr>
     </w:lvl>
   </w:abstractNum>
   <w:abstractNum w:abstractNumId="4" w15:restartNumberingAfterBreak="0">
-    <w:nsid w:val="58212247"/>
+    <w:nsid w:val="4A450BF8"/>
     <w:multiLevelType w:val="hybridMultilevel"/>
-    <w:tmpl w:val="91828ED6"/>
-    <w:lvl w:ilvl="0" w:tplc="2F7896E8">
+    <w:tmpl w:val="B90ED952"/>
+    <w:lvl w:ilvl="0" w:tplc="A448F684">
       <w:start w:val="1"/>
       <w:numFmt w:val="decimal"/>
       <w:lvlText w:val="%1."/>
@@ -6541,52 +6514,138 @@
         <w:color w:val="A67C27"/>
       </w:rPr>
     </w:lvl>
-    <w:lvl w:ilvl="1" w:tplc="D39E09FA">
+    <w:lvl w:ilvl="1" w:tplc="D5E670C2">
       <w:numFmt w:val="decimal"/>
       <w:lvlText w:val=""/>
       <w:lvlJc w:val="left"/>
     </w:lvl>
-    <w:lvl w:ilvl="2" w:tplc="3A90FC1A">
+    <w:lvl w:ilvl="2" w:tplc="2B0E46C0">
       <w:numFmt w:val="decimal"/>
       <w:lvlText w:val=""/>
       <w:lvlJc w:val="left"/>
     </w:lvl>
-    <w:lvl w:ilvl="3" w:tplc="2B8A96EA">
+    <w:lvl w:ilvl="3" w:tplc="8D823B18">
       <w:numFmt w:val="decimal"/>
       <w:lvlText w:val=""/>
       <w:lvlJc w:val="left"/>
     </w:lvl>
-    <w:lvl w:ilvl="4" w:tplc="2D00B4F6">
+    <w:lvl w:ilvl="4" w:tplc="6C1AAC7A">
       <w:numFmt w:val="decimal"/>
       <w:lvlText w:val=""/>
       <w:lvlJc w:val="left"/>
     </w:lvl>
-    <w:lvl w:ilvl="5" w:tplc="CBE23636">
+    <w:lvl w:ilvl="5" w:tplc="3FEEE0A4">
       <w:numFmt w:val="decimal"/>
       <w:lvlText w:val=""/>
       <w:lvlJc w:val="left"/>
     </w:lvl>
-    <w:lvl w:ilvl="6" w:tplc="08F641C4">
+    <w:lvl w:ilvl="6" w:tplc="9EEC5592">
       <w:numFmt w:val="decimal"/>
       <w:lvlText w:val=""/>
       <w:lvlJc w:val="left"/>
     </w:lvl>
-    <w:lvl w:ilvl="7" w:tplc="6C4C2672">
+    <w:lvl w:ilvl="7" w:tplc="47C021C2">
       <w:numFmt w:val="decimal"/>
       <w:lvlText w:val=""/>
       <w:lvlJc w:val="left"/>
     </w:lvl>
-    <w:lvl w:ilvl="8" w:tplc="4830E604">
+    <w:lvl w:ilvl="8" w:tplc="5CA24226">
       <w:numFmt w:val="decimal"/>
       <w:lvlText w:val=""/>
       <w:lvlJc w:val="left"/>
     </w:lvl>
   </w:abstractNum>
   <w:abstractNum w:abstractNumId="5" w15:restartNumberingAfterBreak="0">
-    <w:nsid w:val="716D2FE8"/>
+    <w:nsid w:val="4AB666C6"/>
     <w:multiLevelType w:val="hybridMultilevel"/>
-    <w:tmpl w:val="3D1CB528"/>
-    <w:lvl w:ilvl="0" w:tplc="33FA4DEC">
+    <w:tmpl w:val="0C380FC6"/>
+    <w:lvl w:ilvl="0" w:tplc="8ABA791E">
+      <w:start w:val="1"/>
+      <w:numFmt w:val="bullet"/>
+      <w:lvlText w:val="●"/>
+      <w:lvlJc w:val="left"/>
+      <w:pPr>
+        <w:ind w:left="720" w:hanging="360"/>
+      </w:pPr>
+    </w:lvl>
+    <w:lvl w:ilvl="1" w:tplc="D9ECEEDA">
+      <w:start w:val="1"/>
+      <w:numFmt w:val="bullet"/>
+      <w:lvlText w:val="○"/>
+      <w:lvlJc w:val="left"/>
+      <w:pPr>
+        <w:ind w:left="1440" w:hanging="360"/>
+      </w:pPr>
+    </w:lvl>
+    <w:lvl w:ilvl="2" w:tplc="BE4E484E">
+      <w:start w:val="1"/>
+      <w:numFmt w:val="bullet"/>
+      <w:lvlText w:val="■"/>
+      <w:lvlJc w:val="left"/>
+      <w:pPr>
+        <w:ind w:left="2160" w:hanging="360"/>
+      </w:pPr>
+    </w:lvl>
+    <w:lvl w:ilvl="3" w:tplc="4BAC9BF8">
+      <w:start w:val="1"/>
+      <w:numFmt w:val="bullet"/>
+      <w:lvlText w:val="●"/>
+      <w:lvlJc w:val="left"/>
+      <w:pPr>
+        <w:ind w:left="2880" w:hanging="360"/>
+      </w:pPr>
+    </w:lvl>
+    <w:lvl w:ilvl="4" w:tplc="E64C9C3E">
+      <w:start w:val="1"/>
+      <w:numFmt w:val="bullet"/>
+      <w:lvlText w:val="○"/>
+      <w:lvlJc w:val="left"/>
+      <w:pPr>
+        <w:ind w:left="3600" w:hanging="360"/>
+      </w:pPr>
+    </w:lvl>
+    <w:lvl w:ilvl="5" w:tplc="7350266A">
+      <w:start w:val="1"/>
+      <w:numFmt w:val="bullet"/>
+      <w:lvlText w:val="■"/>
+      <w:lvlJc w:val="left"/>
+      <w:pPr>
+        <w:ind w:left="4320" w:hanging="360"/>
+      </w:pPr>
+    </w:lvl>
+    <w:lvl w:ilvl="6" w:tplc="24E26588">
+      <w:start w:val="1"/>
+      <w:numFmt w:val="bullet"/>
+      <w:lvlText w:val="●"/>
+      <w:lvlJc w:val="left"/>
+      <w:pPr>
+        <w:ind w:left="5040" w:hanging="360"/>
+      </w:pPr>
+    </w:lvl>
+    <w:lvl w:ilvl="7" w:tplc="9AF07164">
+      <w:start w:val="1"/>
+      <w:numFmt w:val="bullet"/>
+      <w:lvlText w:val="●"/>
+      <w:lvlJc w:val="left"/>
+      <w:pPr>
+        <w:ind w:left="5760" w:hanging="360"/>
+      </w:pPr>
+    </w:lvl>
+    <w:lvl w:ilvl="8" w:tplc="A2564236">
+      <w:start w:val="1"/>
+      <w:numFmt w:val="bullet"/>
+      <w:lvlText w:val="●"/>
+      <w:lvlJc w:val="left"/>
+      <w:pPr>
+        <w:ind w:left="6480" w:hanging="360"/>
+      </w:pPr>
+    </w:lvl>
+  </w:abstractNum>
+  <w:abstractNum w:abstractNumId="6" w15:restartNumberingAfterBreak="0">
+    <w:nsid w:val="595D17C6"/>
+    <w:multiLevelType w:val="hybridMultilevel"/>
+    <w:tmpl w:val="9ECEDFEA"/>
+    <w:lvl w:ilvl="0" w:tplc="9DF0820C">
       <w:start w:val="1"/>
       <w:numFmt w:val="decimal"/>
       <w:lvlText w:val="%1."/>
@@ -6600,52 +6659,52 @@
         <w:color w:val="A67C27"/>
       </w:rPr>
     </w:lvl>
-    <w:lvl w:ilvl="1" w:tplc="A68E2F2C">
+    <w:lvl w:ilvl="1" w:tplc="A4525140">
       <w:numFmt w:val="decimal"/>
       <w:lvlText w:val=""/>
       <w:lvlJc w:val="left"/>
     </w:lvl>
-    <w:lvl w:ilvl="2" w:tplc="26001FF8">
+    <w:lvl w:ilvl="2" w:tplc="8534AEF2">
       <w:numFmt w:val="decimal"/>
       <w:lvlText w:val=""/>
       <w:lvlJc w:val="left"/>
     </w:lvl>
-    <w:lvl w:ilvl="3" w:tplc="B4EEB4D6">
+    <w:lvl w:ilvl="3" w:tplc="2D7EB5C0">
       <w:numFmt w:val="decimal"/>
       <w:lvlText w:val=""/>
       <w:lvlJc w:val="left"/>
     </w:lvl>
-    <w:lvl w:ilvl="4" w:tplc="FE86E51A">
+    <w:lvl w:ilvl="4" w:tplc="2E362552">
       <w:numFmt w:val="decimal"/>
       <w:lvlText w:val=""/>
       <w:lvlJc w:val="left"/>
     </w:lvl>
-    <w:lvl w:ilvl="5" w:tplc="AD0400CC">
+    <w:lvl w:ilvl="5" w:tplc="40AA2E30">
       <w:numFmt w:val="decimal"/>
       <w:lvlText w:val=""/>
       <w:lvlJc w:val="left"/>
     </w:lvl>
-    <w:lvl w:ilvl="6" w:tplc="F17836F4">
+    <w:lvl w:ilvl="6" w:tplc="2CB20786">
       <w:numFmt w:val="decimal"/>
       <w:lvlText w:val=""/>
       <w:lvlJc w:val="left"/>
     </w:lvl>
-    <w:lvl w:ilvl="7" w:tplc="8F08B9C2">
+    <w:lvl w:ilvl="7" w:tplc="E084EC42">
       <w:numFmt w:val="decimal"/>
       <w:lvlText w:val=""/>
       <w:lvlJc w:val="left"/>
     </w:lvl>
-    <w:lvl w:ilvl="8" w:tplc="C5C80652">
+    <w:lvl w:ilvl="8" w:tplc="4AC86A98">
       <w:numFmt w:val="decimal"/>
       <w:lvlText w:val=""/>
       <w:lvlJc w:val="left"/>
     </w:lvl>
   </w:abstractNum>
-  <w:abstractNum w:abstractNumId="6" w15:restartNumberingAfterBreak="0">
-    <w:nsid w:val="79CF5E85"/>
+  <w:abstractNum w:abstractNumId="7" w15:restartNumberingAfterBreak="0">
+    <w:nsid w:val="5F7C5B37"/>
     <w:multiLevelType w:val="hybridMultilevel"/>
-    <w:tmpl w:val="BA68AA24"/>
-    <w:lvl w:ilvl="0" w:tplc="C250E86C">
+    <w:tmpl w:val="24ECF32A"/>
+    <w:lvl w:ilvl="0" w:tplc="178A7B70">
       <w:start w:val="1"/>
       <w:numFmt w:val="decimal"/>
       <w:lvlText w:val="%1."/>
@@ -6659,150 +6718,91 @@
         <w:color w:val="A67C27"/>
       </w:rPr>
     </w:lvl>
-    <w:lvl w:ilvl="1" w:tplc="0ECCFAA8">
+    <w:lvl w:ilvl="1" w:tplc="F47CBC0E">
       <w:numFmt w:val="decimal"/>
       <w:lvlText w:val=""/>
       <w:lvlJc w:val="left"/>
     </w:lvl>
-    <w:lvl w:ilvl="2" w:tplc="C95092B8">
+    <w:lvl w:ilvl="2" w:tplc="0C6E3D74">
       <w:numFmt w:val="decimal"/>
       <w:lvlText w:val=""/>
       <w:lvlJc w:val="left"/>
     </w:lvl>
-    <w:lvl w:ilvl="3" w:tplc="45D45A1E">
+    <w:lvl w:ilvl="3" w:tplc="0D8C0766">
       <w:numFmt w:val="decimal"/>
       <w:lvlText w:val=""/>
       <w:lvlJc w:val="left"/>
     </w:lvl>
-    <w:lvl w:ilvl="4" w:tplc="9E64D43A">
+    <w:lvl w:ilvl="4" w:tplc="3C5ACFFA">
       <w:numFmt w:val="decimal"/>
       <w:lvlText w:val=""/>
       <w:lvlJc w:val="left"/>
     </w:lvl>
-    <w:lvl w:ilvl="5" w:tplc="51A6D324">
+    <w:lvl w:ilvl="5" w:tplc="54468852">
       <w:numFmt w:val="decimal"/>
       <w:lvlText w:val=""/>
       <w:lvlJc w:val="left"/>
     </w:lvl>
-    <w:lvl w:ilvl="6" w:tplc="93C470DA">
+    <w:lvl w:ilvl="6" w:tplc="11DEE346">
       <w:numFmt w:val="decimal"/>
       <w:lvlText w:val=""/>
       <w:lvlJc w:val="left"/>
     </w:lvl>
-    <w:lvl w:ilvl="7" w:tplc="F4CA6A66">
+    <w:lvl w:ilvl="7" w:tplc="8A7EAAB4">
       <w:numFmt w:val="decimal"/>
       <w:lvlText w:val=""/>
       <w:lvlJc w:val="left"/>
     </w:lvl>
-    <w:lvl w:ilvl="8" w:tplc="4E0A5D66">
+    <w:lvl w:ilvl="8" w:tplc="4B9876BE">
       <w:numFmt w:val="decimal"/>
       <w:lvlText w:val=""/>
       <w:lvlJc w:val="left"/>
     </w:lvl>
   </w:abstractNum>
-  <w:abstractNum w:abstractNumId="7" w15:restartNumberingAfterBreak="0">
-    <w:nsid w:val="7C4E1F92"/>
-    <w:multiLevelType w:val="hybridMultilevel"/>
-    <w:tmpl w:val="A6E2B138"/>
-    <w:lvl w:ilvl="0" w:tplc="2C7851A2">
-      <w:start w:val="1"/>
-      <w:numFmt w:val="decimal"/>
-      <w:lvlText w:val="%1."/>
-      <w:lvlJc w:val="left"/>
-      <w:pPr>
-        <w:ind w:left="460" w:hanging="360"/>
-      </w:pPr>
-      <w:rPr>
-        <w:b/>
-        <w:bCs/>
-        <w:color w:val="A67C27"/>
-      </w:rPr>
-    </w:lvl>
-    <w:lvl w:ilvl="1" w:tplc="2DE87096">
-      <w:numFmt w:val="decimal"/>
-      <w:lvlText w:val=""/>
-      <w:lvlJc w:val="left"/>
-    </w:lvl>
-    <w:lvl w:ilvl="2" w:tplc="C060BDAC">
-      <w:numFmt w:val="decimal"/>
-      <w:lvlText w:val=""/>
-      <w:lvlJc w:val="left"/>
-    </w:lvl>
-    <w:lvl w:ilvl="3" w:tplc="109C7828">
-      <w:numFmt w:val="decimal"/>
-      <w:lvlText w:val=""/>
-      <w:lvlJc w:val="left"/>
-    </w:lvl>
-    <w:lvl w:ilvl="4" w:tplc="3146D78A">
-      <w:numFmt w:val="decimal"/>
-      <w:lvlText w:val=""/>
-      <w:lvlJc w:val="left"/>
-    </w:lvl>
-    <w:lvl w:ilvl="5" w:tplc="7C9283AE">
-      <w:numFmt w:val="decimal"/>
-      <w:lvlText w:val=""/>
-      <w:lvlJc w:val="left"/>
-    </w:lvl>
-    <w:lvl w:ilvl="6" w:tplc="43EE70EC">
-      <w:numFmt w:val="decimal"/>
-      <w:lvlText w:val=""/>
-      <w:lvlJc w:val="left"/>
-    </w:lvl>
-    <w:lvl w:ilvl="7" w:tplc="A61E6DF6">
-      <w:numFmt w:val="decimal"/>
-      <w:lvlText w:val=""/>
-      <w:lvlJc w:val="left"/>
-    </w:lvl>
-    <w:lvl w:ilvl="8" w:tplc="FDD43EB2">
-      <w:numFmt w:val="decimal"/>
-      <w:lvlText w:val=""/>
-      <w:lvlJc w:val="left"/>
-    </w:lvl>
-  </w:abstractNum>
-  <w:num w:numId="1" w16cid:durableId="904493410">
+  <w:num w:numId="1" w16cid:durableId="728842752">
+    <w:abstractNumId w:val="5"/>
+    <w:lvlOverride w:ilvl="0">
+      <w:startOverride w:val="1"/>
+    </w:lvlOverride>
+  </w:num>
+  <w:num w:numId="2" w16cid:durableId="218904634">
     <w:abstractNumId w:val="3"/>
     <w:lvlOverride w:ilvl="0">
       <w:startOverride w:val="1"/>
     </w:lvlOverride>
   </w:num>
-  <w:num w:numId="2" w16cid:durableId="1962765471">
+  <w:num w:numId="3" w16cid:durableId="1924601897">
+    <w:abstractNumId w:val="6"/>
+    <w:lvlOverride w:ilvl="0">
+      <w:startOverride w:val="1"/>
+    </w:lvlOverride>
+  </w:num>
+  <w:num w:numId="4" w16cid:durableId="1379891035">
+    <w:abstractNumId w:val="1"/>
+    <w:lvlOverride w:ilvl="0">
+      <w:startOverride w:val="1"/>
+    </w:lvlOverride>
+  </w:num>
+  <w:num w:numId="5" w16cid:durableId="8801807">
     <w:abstractNumId w:val="0"/>
     <w:lvlOverride w:ilvl="0">
       <w:startOverride w:val="1"/>
     </w:lvlOverride>
   </w:num>
-  <w:num w:numId="3" w16cid:durableId="957489098">
-    <w:abstractNumId w:val="5"/>
+  <w:num w:numId="6" w16cid:durableId="1817605091">
+    <w:abstractNumId w:val="7"/>
     <w:lvlOverride w:ilvl="0">
       <w:startOverride w:val="1"/>
     </w:lvlOverride>
   </w:num>
-  <w:num w:numId="4" w16cid:durableId="443577506">
-    <w:abstractNumId w:val="4"/>
-    <w:lvlOverride w:ilvl="0">
-      <w:startOverride w:val="1"/>
-    </w:lvlOverride>
-  </w:num>
-  <w:num w:numId="5" w16cid:durableId="234627186">
+  <w:num w:numId="7" w16cid:durableId="877818105">
     <w:abstractNumId w:val="2"/>
     <w:lvlOverride w:ilvl="0">
       <w:startOverride w:val="1"/>
     </w:lvlOverride>
   </w:num>
-  <w:num w:numId="6" w16cid:durableId="2139178389">
-    <w:abstractNumId w:val="7"/>
-    <w:lvlOverride w:ilvl="0">
-      <w:startOverride w:val="1"/>
-    </w:lvlOverride>
-  </w:num>
-  <w:num w:numId="7" w16cid:durableId="108358742">
-    <w:abstractNumId w:val="1"/>
-    <w:lvlOverride w:ilvl="0">
-      <w:startOverride w:val="1"/>
-    </w:lvlOverride>
-  </w:num>
-  <w:num w:numId="8" w16cid:durableId="210730899">
-    <w:abstractNumId w:val="6"/>
+  <w:num w:numId="8" w16cid:durableId="1613508999">
+    <w:abstractNumId w:val="4"/>
     <w:lvlOverride w:ilvl="0">
       <w:startOverride w:val="1"/>
     </w:lvlOverride>
@@ -7427,7 +7427,7 @@
     <w:autoRedefine/>
     <w:uiPriority w:val="39"/>
     <w:unhideWhenUsed/>
-    <w:rsid w:val="00BA6865"/>
+    <w:rsid w:val="00165E85"/>
     <w:pPr>
       <w:spacing w:after="100"/>
     </w:pPr>
@@ -7439,7 +7439,7 @@
     <w:autoRedefine/>
     <w:uiPriority w:val="39"/>
     <w:unhideWhenUsed/>
-    <w:rsid w:val="00BA6865"/>
+    <w:rsid w:val="00165E85"/>
     <w:pPr>
       <w:spacing w:after="100"/>
       <w:ind w:left="210"/>

--- a/docs/manuals/Role_Guide_5_KII_RA.docx
+++ b/docs/manuals/Role_Guide_5_KII_RA.docx
@@ -69,7 +69,7 @@
           <w:left w:w="10" w:type="dxa"/>
           <w:right w:w="10" w:type="dxa"/>
         </w:tblCellMar>
-        <w:tblLook w:val="04A0" w:firstRow="1" w:lastRow="0" w:firstColumn="1" w:lastColumn="0" w:noHBand="0" w:noVBand="1"/>
+        <w:tblLook w:val="0000" w:firstRow="0" w:lastRow="0" w:firstColumn="0" w:lastColumn="0" w:noHBand="0" w:noVBand="0"/>
       </w:tblPr>
       <w:tblGrid>
         <w:gridCol w:w="2300"/>
@@ -469,7 +469,7 @@
                 <w:sz w:val="19"/>
                 <w:szCs w:val="19"/>
               </w:rPr>
-              <w:t>Version 1.2 · 20 September 2026</w:t>
+              <w:t>Version 1.3 · 20 September 2026</w:t>
             </w:r>
           </w:p>
         </w:tc>
@@ -538,7 +538,7 @@
     <w:sdt>
       <w:sdtPr>
         <w:alias w:val="Contents"/>
-        <w:id w:val="1361549951"/>
+        <w:id w:val="-998956286"/>
       </w:sdtPr>
       <w:sdtEndPr/>
       <w:sdtContent>
@@ -567,7 +567,7 @@
           <w:r>
             <w:fldChar w:fldCharType="separate"/>
           </w:r>
-          <w:hyperlink w:anchor="_Toc240759324" w:history="1">
+          <w:hyperlink w:anchor="_Toc240767950" w:history="1">
             <w:r>
               <w:rPr>
                 <w:rStyle w:val="Hyperlink"/>
@@ -591,7 +591,7 @@
               <w:rPr>
                 <w:noProof/>
               </w:rPr>
-              <w:instrText xml:space="preserve"> PAGEREF _Toc240759324 \h </w:instrText>
+              <w:instrText xml:space="preserve"> PAGEREF _Toc240767950 \h </w:instrText>
             </w:r>
             <w:r>
               <w:rPr>
@@ -634,7 +634,7 @@
               <w14:ligatures w14:val="standardContextual"/>
             </w:rPr>
           </w:pPr>
-          <w:hyperlink w:anchor="_Toc240759325" w:history="1">
+          <w:hyperlink w:anchor="_Toc240767951" w:history="1">
             <w:r>
               <w:rPr>
                 <w:rStyle w:val="Hyperlink"/>
@@ -658,7 +658,7 @@
               <w:rPr>
                 <w:noProof/>
               </w:rPr>
-              <w:instrText xml:space="preserve"> PAGEREF _Toc240759325 \h </w:instrText>
+              <w:instrText xml:space="preserve"> PAGEREF _Toc240767951 \h </w:instrText>
             </w:r>
             <w:r>
               <w:rPr>
@@ -701,7 +701,7 @@
               <w14:ligatures w14:val="standardContextual"/>
             </w:rPr>
           </w:pPr>
-          <w:hyperlink w:anchor="_Toc240759326" w:history="1">
+          <w:hyperlink w:anchor="_Toc240767952" w:history="1">
             <w:r>
               <w:rPr>
                 <w:rStyle w:val="Hyperlink"/>
@@ -725,7 +725,7 @@
               <w:rPr>
                 <w:noProof/>
               </w:rPr>
-              <w:instrText xml:space="preserve"> PAGEREF _Toc240759326 \h </w:instrText>
+              <w:instrText xml:space="preserve"> PAGEREF _Toc240767952 \h </w:instrText>
             </w:r>
             <w:r>
               <w:rPr>
@@ -768,7 +768,7 @@
               <w14:ligatures w14:val="standardContextual"/>
             </w:rPr>
           </w:pPr>
-          <w:hyperlink w:anchor="_Toc240759327" w:history="1">
+          <w:hyperlink w:anchor="_Toc240767953" w:history="1">
             <w:r>
               <w:rPr>
                 <w:rStyle w:val="Hyperlink"/>
@@ -792,7 +792,7 @@
               <w:rPr>
                 <w:noProof/>
               </w:rPr>
-              <w:instrText xml:space="preserve"> PAGEREF _Toc240759327 \h </w:instrText>
+              <w:instrText xml:space="preserve"> PAGEREF _Toc240767953 \h </w:instrText>
             </w:r>
             <w:r>
               <w:rPr>
@@ -835,7 +835,7 @@
               <w14:ligatures w14:val="standardContextual"/>
             </w:rPr>
           </w:pPr>
-          <w:hyperlink w:anchor="_Toc240759328" w:history="1">
+          <w:hyperlink w:anchor="_Toc240767954" w:history="1">
             <w:r>
               <w:rPr>
                 <w:rStyle w:val="Hyperlink"/>
@@ -859,7 +859,7 @@
               <w:rPr>
                 <w:noProof/>
               </w:rPr>
-              <w:instrText xml:space="preserve"> PAGEREF _Toc240759328 \h </w:instrText>
+              <w:instrText xml:space="preserve"> PAGEREF _Toc240767954 \h </w:instrText>
             </w:r>
             <w:r>
               <w:rPr>
@@ -902,7 +902,7 @@
               <w14:ligatures w14:val="standardContextual"/>
             </w:rPr>
           </w:pPr>
-          <w:hyperlink w:anchor="_Toc240759329" w:history="1">
+          <w:hyperlink w:anchor="_Toc240767955" w:history="1">
             <w:r>
               <w:rPr>
                 <w:rStyle w:val="Hyperlink"/>
@@ -926,7 +926,7 @@
               <w:rPr>
                 <w:noProof/>
               </w:rPr>
-              <w:instrText xml:space="preserve"> PAGEREF _Toc240759329 \h </w:instrText>
+              <w:instrText xml:space="preserve"> PAGEREF _Toc240767955 \h </w:instrText>
             </w:r>
             <w:r>
               <w:rPr>
@@ -969,7 +969,7 @@
               <w14:ligatures w14:val="standardContextual"/>
             </w:rPr>
           </w:pPr>
-          <w:hyperlink w:anchor="_Toc240759330" w:history="1">
+          <w:hyperlink w:anchor="_Toc240767956" w:history="1">
             <w:r>
               <w:rPr>
                 <w:rStyle w:val="Hyperlink"/>
@@ -993,7 +993,7 @@
               <w:rPr>
                 <w:noProof/>
               </w:rPr>
-              <w:instrText xml:space="preserve"> PAGEREF _Toc240759330 \h </w:instrText>
+              <w:instrText xml:space="preserve"> PAGEREF _Toc240767956 \h </w:instrText>
             </w:r>
             <w:r>
               <w:rPr>
@@ -1036,7 +1036,7 @@
               <w14:ligatures w14:val="standardContextual"/>
             </w:rPr>
           </w:pPr>
-          <w:hyperlink w:anchor="_Toc240759331" w:history="1">
+          <w:hyperlink w:anchor="_Toc240767957" w:history="1">
             <w:r>
               <w:rPr>
                 <w:rStyle w:val="Hyperlink"/>
@@ -1060,7 +1060,7 @@
               <w:rPr>
                 <w:noProof/>
               </w:rPr>
-              <w:instrText xml:space="preserve"> PAGEREF _Toc240759331 \h </w:instrText>
+              <w:instrText xml:space="preserve"> PAGEREF _Toc240767957 \h </w:instrText>
             </w:r>
             <w:r>
               <w:rPr>
@@ -1103,7 +1103,7 @@
               <w14:ligatures w14:val="standardContextual"/>
             </w:rPr>
           </w:pPr>
-          <w:hyperlink w:anchor="_Toc240759332" w:history="1">
+          <w:hyperlink w:anchor="_Toc240767958" w:history="1">
             <w:r>
               <w:rPr>
                 <w:rStyle w:val="Hyperlink"/>
@@ -1127,7 +1127,7 @@
               <w:rPr>
                 <w:noProof/>
               </w:rPr>
-              <w:instrText xml:space="preserve"> PAGEREF _Toc240759332 \h </w:instrText>
+              <w:instrText xml:space="preserve"> PAGEREF _Toc240767958 \h </w:instrText>
             </w:r>
             <w:r>
               <w:rPr>
@@ -1170,7 +1170,7 @@
               <w14:ligatures w14:val="standardContextual"/>
             </w:rPr>
           </w:pPr>
-          <w:hyperlink w:anchor="_Toc240759333" w:history="1">
+          <w:hyperlink w:anchor="_Toc240767959" w:history="1">
             <w:r>
               <w:rPr>
                 <w:rStyle w:val="Hyperlink"/>
@@ -1194,7 +1194,7 @@
               <w:rPr>
                 <w:noProof/>
               </w:rPr>
-              <w:instrText xml:space="preserve"> PAGEREF _Toc240759333 \h </w:instrText>
+              <w:instrText xml:space="preserve"> PAGEREF _Toc240767959 \h </w:instrText>
             </w:r>
             <w:r>
               <w:rPr>
@@ -1237,7 +1237,7 @@
               <w14:ligatures w14:val="standardContextual"/>
             </w:rPr>
           </w:pPr>
-          <w:hyperlink w:anchor="_Toc240759334" w:history="1">
+          <w:hyperlink w:anchor="_Toc240767960" w:history="1">
             <w:r>
               <w:rPr>
                 <w:rStyle w:val="Hyperlink"/>
@@ -1261,7 +1261,7 @@
               <w:rPr>
                 <w:noProof/>
               </w:rPr>
-              <w:instrText xml:space="preserve"> PAGEREF _Toc240759334 \h </w:instrText>
+              <w:instrText xml:space="preserve"> PAGEREF _Toc240767960 \h </w:instrText>
             </w:r>
             <w:r>
               <w:rPr>
@@ -1304,7 +1304,7 @@
               <w14:ligatures w14:val="standardContextual"/>
             </w:rPr>
           </w:pPr>
-          <w:hyperlink w:anchor="_Toc240759335" w:history="1">
+          <w:hyperlink w:anchor="_Toc240767961" w:history="1">
             <w:r>
               <w:rPr>
                 <w:rStyle w:val="Hyperlink"/>
@@ -1328,7 +1328,7 @@
               <w:rPr>
                 <w:noProof/>
               </w:rPr>
-              <w:instrText xml:space="preserve"> PAGEREF _Toc240759335 \h </w:instrText>
+              <w:instrText xml:space="preserve"> PAGEREF _Toc240767961 \h </w:instrText>
             </w:r>
             <w:r>
               <w:rPr>
@@ -1371,7 +1371,7 @@
               <w14:ligatures w14:val="standardContextual"/>
             </w:rPr>
           </w:pPr>
-          <w:hyperlink w:anchor="_Toc240759336" w:history="1">
+          <w:hyperlink w:anchor="_Toc240767962" w:history="1">
             <w:r>
               <w:rPr>
                 <w:rStyle w:val="Hyperlink"/>
@@ -1395,7 +1395,7 @@
               <w:rPr>
                 <w:noProof/>
               </w:rPr>
-              <w:instrText xml:space="preserve"> PAGEREF _Toc240759336 \h </w:instrText>
+              <w:instrText xml:space="preserve"> PAGEREF _Toc240767962 \h </w:instrText>
             </w:r>
             <w:r>
               <w:rPr>
@@ -1438,7 +1438,7 @@
               <w14:ligatures w14:val="standardContextual"/>
             </w:rPr>
           </w:pPr>
-          <w:hyperlink w:anchor="_Toc240759337" w:history="1">
+          <w:hyperlink w:anchor="_Toc240767963" w:history="1">
             <w:r>
               <w:rPr>
                 <w:rStyle w:val="Hyperlink"/>
@@ -1462,7 +1462,7 @@
               <w:rPr>
                 <w:noProof/>
               </w:rPr>
-              <w:instrText xml:space="preserve"> PAGEREF _Toc240759337 \h </w:instrText>
+              <w:instrText xml:space="preserve"> PAGEREF _Toc240767963 \h </w:instrText>
             </w:r>
             <w:r>
               <w:rPr>
@@ -1505,7 +1505,7 @@
               <w14:ligatures w14:val="standardContextual"/>
             </w:rPr>
           </w:pPr>
-          <w:hyperlink w:anchor="_Toc240759338" w:history="1">
+          <w:hyperlink w:anchor="_Toc240767964" w:history="1">
             <w:r>
               <w:rPr>
                 <w:rStyle w:val="Hyperlink"/>
@@ -1529,7 +1529,7 @@
               <w:rPr>
                 <w:noProof/>
               </w:rPr>
-              <w:instrText xml:space="preserve"> PAGEREF _Toc240759338 \h </w:instrText>
+              <w:instrText xml:space="preserve"> PAGEREF _Toc240767964 \h </w:instrText>
             </w:r>
             <w:r>
               <w:rPr>
@@ -1572,7 +1572,7 @@
               <w14:ligatures w14:val="standardContextual"/>
             </w:rPr>
           </w:pPr>
-          <w:hyperlink w:anchor="_Toc240759339" w:history="1">
+          <w:hyperlink w:anchor="_Toc240767965" w:history="1">
             <w:r>
               <w:rPr>
                 <w:rStyle w:val="Hyperlink"/>
@@ -1596,7 +1596,7 @@
               <w:rPr>
                 <w:noProof/>
               </w:rPr>
-              <w:instrText xml:space="preserve"> PAGEREF _Toc240759339 \h </w:instrText>
+              <w:instrText xml:space="preserve"> PAGEREF _Toc240767965 \h </w:instrText>
             </w:r>
             <w:r>
               <w:rPr>
@@ -1639,7 +1639,7 @@
               <w14:ligatures w14:val="standardContextual"/>
             </w:rPr>
           </w:pPr>
-          <w:hyperlink w:anchor="_Toc240759340" w:history="1">
+          <w:hyperlink w:anchor="_Toc240767966" w:history="1">
             <w:r>
               <w:rPr>
                 <w:rStyle w:val="Hyperlink"/>
@@ -1663,7 +1663,7 @@
               <w:rPr>
                 <w:noProof/>
               </w:rPr>
-              <w:instrText xml:space="preserve"> PAGEREF _Toc240759340 \h </w:instrText>
+              <w:instrText xml:space="preserve"> PAGEREF _Toc240767966 \h </w:instrText>
             </w:r>
             <w:r>
               <w:rPr>
@@ -1702,7 +1702,7 @@
         <w:pStyle w:val="Heading1"/>
         <w:pageBreakBefore/>
       </w:pPr>
-      <w:bookmarkStart w:id="0" w:name="_Toc240759324"/>
+      <w:bookmarkStart w:id="0" w:name="_Toc240767950"/>
       <w:r>
         <w:lastRenderedPageBreak/>
         <w:t>1. Your role at a glance</w:t>
@@ -1823,7 +1823,7 @@
           <w:left w:w="10" w:type="dxa"/>
           <w:right w:w="10" w:type="dxa"/>
         </w:tblCellMar>
-        <w:tblLook w:val="04A0" w:firstRow="1" w:lastRow="0" w:firstColumn="1" w:lastColumn="0" w:noHBand="0" w:noVBand="1"/>
+        <w:tblLook w:val="0000" w:firstRow="0" w:lastRow="0" w:firstColumn="0" w:lastColumn="0" w:noHBand="0" w:noVBand="0"/>
       </w:tblPr>
       <w:tblGrid>
         <w:gridCol w:w="9412"/>
@@ -1883,7 +1883,7 @@
         <w:pStyle w:val="Heading1"/>
         <w:pageBreakBefore/>
       </w:pPr>
-      <w:bookmarkStart w:id="1" w:name="_Toc240759325"/>
+      <w:bookmarkStart w:id="1" w:name="_Toc240767951"/>
       <w:r>
         <w:lastRenderedPageBreak/>
         <w:t>2. Signing in and your screens</w:t>
@@ -1894,7 +1894,7 @@
       <w:pPr>
         <w:pStyle w:val="Heading2"/>
       </w:pPr>
-      <w:bookmarkStart w:id="2" w:name="_Toc240759326"/>
+      <w:bookmarkStart w:id="2" w:name="_Toc240767952"/>
       <w:r>
         <w:t>Signing in</w:t>
       </w:r>
@@ -1977,7 +1977,7 @@
           <w:noProof/>
         </w:rPr>
         <w:drawing>
-          <wp:inline distT="0" distB="0" distL="0" distR="0" wp14:anchorId="1F6F27DC" wp14:editId="0658D3C7">
+          <wp:inline distT="0" distB="0" distL="0" distR="0" wp14:anchorId="488EDBA0" wp14:editId="2B8C6AD5">
             <wp:extent cx="5334000" cy="2333625"/>
             <wp:effectExtent l="0" t="0" r="0" b="0"/>
             <wp:docPr id="1" name="adm_login.jpg" descr="The sign-in screen for all internal staff." title="The sign-in screen for all internal staff."/>
@@ -2085,7 +2085,7 @@
           <w:left w:w="10" w:type="dxa"/>
           <w:right w:w="10" w:type="dxa"/>
         </w:tblCellMar>
-        <w:tblLook w:val="04A0" w:firstRow="1" w:lastRow="0" w:firstColumn="1" w:lastColumn="0" w:noHBand="0" w:noVBand="1"/>
+        <w:tblLook w:val="0000" w:firstRow="0" w:lastRow="0" w:firstColumn="0" w:lastColumn="0" w:noHBand="0" w:noVBand="0"/>
       </w:tblPr>
       <w:tblGrid>
         <w:gridCol w:w="9412"/>
@@ -2144,7 +2144,7 @@
       <w:pPr>
         <w:pStyle w:val="Heading2"/>
       </w:pPr>
-      <w:bookmarkStart w:id="3" w:name="_Toc240759327"/>
+      <w:bookmarkStart w:id="3" w:name="_Toc240767953"/>
       <w:r>
         <w:t>Finding your way around</w:t>
       </w:r>
@@ -2319,7 +2319,7 @@
         </w:rPr>
         <w:lastRenderedPageBreak/>
         <w:drawing>
-          <wp:inline distT="0" distB="0" distL="0" distR="0" wp14:anchorId="18C13D41" wp14:editId="4857B6C9">
+          <wp:inline distT="0" distB="0" distL="0" distR="0" wp14:anchorId="44EB41D3" wp14:editId="10490A55">
             <wp:extent cx="5715000" cy="1876425"/>
             <wp:effectExtent l="0" t="0" r="0" b="0"/>
             <wp:docPr id="2" name="adm_not_your_role.jpg" descr="Opening a screen outside your role (for example from an old bookmark) shows this card instead of the screen." title="Opening a screen outside your role (for example from an old bookmark) shows this card instead of the screen."/>
@@ -2388,7 +2388,7 @@
       <w:pPr>
         <w:pStyle w:val="Heading2"/>
       </w:pPr>
-      <w:bookmarkStart w:id="4" w:name="_Toc240759328"/>
+      <w:bookmarkStart w:id="4" w:name="_Toc240767954"/>
       <w:r>
         <w:t>Your screens</w:t>
       </w:r>
@@ -2409,7 +2409,7 @@
           <w:left w:w="10" w:type="dxa"/>
           <w:right w:w="10" w:type="dxa"/>
         </w:tblCellMar>
-        <w:tblLook w:val="04A0" w:firstRow="1" w:lastRow="0" w:firstColumn="1" w:lastColumn="0" w:noHBand="0" w:noVBand="1"/>
+        <w:tblLook w:val="0000" w:firstRow="0" w:lastRow="0" w:firstColumn="0" w:lastColumn="0" w:noHBand="0" w:noVBand="0"/>
       </w:tblPr>
       <w:tblGrid>
         <w:gridCol w:w="2824"/>
@@ -2663,7 +2663,7 @@
       <w:pPr>
         <w:pStyle w:val="Heading2"/>
       </w:pPr>
-      <w:bookmarkStart w:id="5" w:name="_Toc240759329"/>
+      <w:bookmarkStart w:id="5" w:name="_Toc240767955"/>
       <w:r>
         <w:t>Changing your password</w:t>
       </w:r>
@@ -2746,7 +2746,7 @@
           <w:noProof/>
         </w:rPr>
         <w:drawing>
-          <wp:inline distT="0" distB="0" distL="0" distR="0" wp14:anchorId="680C247E" wp14:editId="34E0F00F">
+          <wp:inline distT="0" distB="0" distL="0" distR="0" wp14:anchorId="5D1E07B7" wp14:editId="641AD118">
             <wp:extent cx="5334000" cy="2171700"/>
             <wp:effectExtent l="0" t="0" r="0" b="0"/>
             <wp:docPr id="3" name="adm_account.jpg" descr="Change Password screen." title="Change Password screen."/>
@@ -2834,7 +2834,7 @@
         <w:pStyle w:val="Heading1"/>
         <w:pageBreakBefore/>
       </w:pPr>
-      <w:bookmarkStart w:id="6" w:name="_Toc240759330"/>
+      <w:bookmarkStart w:id="6" w:name="_Toc240767956"/>
       <w:r>
         <w:lastRenderedPageBreak/>
         <w:t>3. Your routine</w:t>
@@ -2864,7 +2864,7 @@
           <w:left w:w="10" w:type="dxa"/>
           <w:right w:w="10" w:type="dxa"/>
         </w:tblCellMar>
-        <w:tblLook w:val="04A0" w:firstRow="1" w:lastRow="0" w:firstColumn="1" w:lastColumn="0" w:noHBand="0" w:noVBand="1"/>
+        <w:tblLook w:val="0000" w:firstRow="0" w:lastRow="0" w:firstColumn="0" w:lastColumn="0" w:noHBand="0" w:noVBand="0"/>
       </w:tblPr>
       <w:tblGrid>
         <w:gridCol w:w="2071"/>
@@ -3178,7 +3178,7 @@
         <w:pStyle w:val="Heading1"/>
         <w:pageBreakBefore/>
       </w:pPr>
-      <w:bookmarkStart w:id="7" w:name="_Toc240759331"/>
+      <w:bookmarkStart w:id="7" w:name="_Toc240767957"/>
       <w:r>
         <w:lastRenderedPageBreak/>
         <w:t>4. Step-by-step tasks</w:t>
@@ -3189,7 +3189,7 @@
       <w:pPr>
         <w:pStyle w:val="Heading2"/>
       </w:pPr>
-      <w:bookmarkStart w:id="8" w:name="_Toc240759332"/>
+      <w:bookmarkStart w:id="8" w:name="_Toc240767958"/>
       <w:r>
         <w:t>4.1 Reading the KII/Doc Dashboard</w:t>
       </w:r>
@@ -3206,7 +3206,7 @@
           <w:noProof/>
         </w:rPr>
         <w:drawing>
-          <wp:inline distT="0" distB="0" distL="0" distR="0" wp14:anchorId="346633B6" wp14:editId="4FDA92CD">
+          <wp:inline distT="0" distB="0" distL="0" distR="0" wp14:anchorId="73D468D9" wp14:editId="36C73296">
             <wp:extent cx="5715000" cy="3571875"/>
             <wp:effectExtent l="0" t="0" r="0" b="0"/>
             <wp:docPr id="4" name="kii_dashboard.jpg" descr="KII / Document Dashboard." title="KII / Document Dashboard."/>
@@ -3275,7 +3275,7 @@
       <w:pPr>
         <w:pStyle w:val="Heading2"/>
       </w:pPr>
-      <w:bookmarkStart w:id="9" w:name="_Toc240759333"/>
+      <w:bookmarkStart w:id="9" w:name="_Toc240767959"/>
       <w:r>
         <w:t>4.2 Creating a KII record</w:t>
       </w:r>
@@ -3315,7 +3315,7 @@
           <w:noProof/>
         </w:rPr>
         <w:drawing>
-          <wp:inline distT="0" distB="0" distL="0" distR="0" wp14:anchorId="0F3E9978" wp14:editId="6F923FA5">
+          <wp:inline distT="0" distB="0" distL="0" distR="0" wp14:anchorId="12EC71BF" wp14:editId="13D46A48">
             <wp:extent cx="5334000" cy="2667000"/>
             <wp:effectExtent l="0" t="0" r="0" b="0"/>
             <wp:docPr id="5" name="kii_new.jpg" descr="New KII Record." title="New KII Record."/>
@@ -3452,7 +3452,7 @@
       <w:pPr>
         <w:pStyle w:val="Heading2"/>
       </w:pPr>
-      <w:bookmarkStart w:id="10" w:name="_Toc240759334"/>
+      <w:bookmarkStart w:id="10" w:name="_Toc240767960"/>
       <w:r>
         <w:lastRenderedPageBreak/>
         <w:t>4.3 Taking a KII from invitation to coded transcript</w:t>
@@ -3503,7 +3503,7 @@
           <w:noProof/>
         </w:rPr>
         <w:drawing>
-          <wp:inline distT="0" distB="0" distL="0" distR="0" wp14:anchorId="58A09FD7" wp14:editId="2520E189">
+          <wp:inline distT="0" distB="0" distL="0" distR="0" wp14:anchorId="56FE00FB" wp14:editId="69787931">
             <wp:extent cx="5334000" cy="3333750"/>
             <wp:effectExtent l="0" t="0" r="0" b="0"/>
             <wp:docPr id="6" name="kii_register.jpg" descr="KII Register." title="KII Register."/>
@@ -3602,7 +3602,7 @@
           <w:noProof/>
         </w:rPr>
         <w:drawing>
-          <wp:inline distT="0" distB="0" distL="0" distR="0" wp14:anchorId="797903DB" wp14:editId="3295E684">
+          <wp:inline distT="0" distB="0" distL="0" distR="0" wp14:anchorId="4DCE4F1A" wp14:editId="7EBD6D69">
             <wp:extent cx="5334000" cy="3752850"/>
             <wp:effectExtent l="0" t="0" r="0" b="0"/>
             <wp:docPr id="7" name="kii_detail.jpg" descr="KII record: status, consent, transcript and coding." title="KII record: status, consent, transcript and coding."/>
@@ -3839,7 +3839,7 @@
       <w:pPr>
         <w:pStyle w:val="Heading2"/>
       </w:pPr>
-      <w:bookmarkStart w:id="11" w:name="_Toc240759335"/>
+      <w:bookmarkStart w:id="11" w:name="_Toc240767961"/>
       <w:r>
         <w:t>4.4 Opening the KII Guide with the KII ID filled in</w:t>
       </w:r>
@@ -3889,7 +3889,7 @@
           <w:noProof/>
         </w:rPr>
         <w:drawing>
-          <wp:inline distT="0" distB="0" distL="0" distR="0" wp14:anchorId="3BB91678" wp14:editId="469FBC21">
+          <wp:inline distT="0" distB="0" distL="0" distR="0" wp14:anchorId="441B5499" wp14:editId="67894A5F">
             <wp:extent cx="5334000" cy="523875"/>
             <wp:effectExtent l="0" t="0" r="0" b="0"/>
             <wp:docPr id="8" name="kii_coding_locked.jpg" descr="Before consent: no interview link." title="Before consent: no interview link."/>
@@ -3988,7 +3988,7 @@
           <w:noProof/>
         </w:rPr>
         <w:drawing>
-          <wp:inline distT="0" distB="0" distL="0" distR="0" wp14:anchorId="79012337" wp14:editId="3BB0DE08">
+          <wp:inline distT="0" distB="0" distL="0" distR="0" wp14:anchorId="18F701B8" wp14:editId="5709B633">
             <wp:extent cx="5334000" cy="742950"/>
             <wp:effectExtent l="0" t="0" r="0" b="0"/>
             <wp:docPr id="9" name="kii_coding_ready.jpg" descr="After consent: Continue this interview." title="After consent: Continue this interview."/>
@@ -4086,7 +4086,7 @@
           <w:left w:w="10" w:type="dxa"/>
           <w:right w:w="10" w:type="dxa"/>
         </w:tblCellMar>
-        <w:tblLook w:val="04A0" w:firstRow="1" w:lastRow="0" w:firstColumn="1" w:lastColumn="0" w:noHBand="0" w:noVBand="1"/>
+        <w:tblLook w:val="0000" w:firstRow="0" w:lastRow="0" w:firstColumn="0" w:lastColumn="0" w:noHBand="0" w:noVBand="0"/>
       </w:tblPr>
       <w:tblGrid>
         <w:gridCol w:w="9412"/>
@@ -4145,7 +4145,7 @@
       <w:pPr>
         <w:pStyle w:val="Heading2"/>
       </w:pPr>
-      <w:bookmarkStart w:id="12" w:name="_Toc240759336"/>
+      <w:bookmarkStart w:id="12" w:name="_Toc240767962"/>
       <w:r>
         <w:t>4.5 Downloading or emailing completed forms (Form PDFs)</w:t>
       </w:r>
@@ -4271,7 +4271,7 @@
           <w:left w:w="10" w:type="dxa"/>
           <w:right w:w="10" w:type="dxa"/>
         </w:tblCellMar>
-        <w:tblLook w:val="04A0" w:firstRow="1" w:lastRow="0" w:firstColumn="1" w:lastColumn="0" w:noHBand="0" w:noVBand="1"/>
+        <w:tblLook w:val="0000" w:firstRow="0" w:lastRow="0" w:firstColumn="0" w:lastColumn="0" w:noHBand="0" w:noVBand="0"/>
       </w:tblPr>
       <w:tblGrid>
         <w:gridCol w:w="9412"/>
@@ -4331,7 +4331,7 @@
       <w:pPr>
         <w:pStyle w:val="Heading2"/>
       </w:pPr>
-      <w:bookmarkStart w:id="13" w:name="_Toc240759337"/>
+      <w:bookmarkStart w:id="13" w:name="_Toc240767963"/>
       <w:r>
         <w:t>4.6 Consent in interviews</w:t>
       </w:r>
@@ -4409,7 +4409,7 @@
         <w:pStyle w:val="Heading1"/>
         <w:pageBreakBefore/>
       </w:pPr>
-      <w:bookmarkStart w:id="14" w:name="_Toc240759338"/>
+      <w:bookmarkStart w:id="14" w:name="_Toc240767964"/>
       <w:r>
         <w:lastRenderedPageBreak/>
         <w:t>5. Rules you must follow</w:t>
@@ -4560,7 +4560,7 @@
         <w:pStyle w:val="Heading1"/>
         <w:pageBreakBefore/>
       </w:pPr>
-      <w:bookmarkStart w:id="15" w:name="_Toc240759339"/>
+      <w:bookmarkStart w:id="15" w:name="_Toc240767965"/>
       <w:r>
         <w:lastRenderedPageBreak/>
         <w:t>6. Troubleshooting</w:t>
@@ -4582,7 +4582,7 @@
           <w:left w:w="10" w:type="dxa"/>
           <w:right w:w="10" w:type="dxa"/>
         </w:tblCellMar>
-        <w:tblLook w:val="04A0" w:firstRow="1" w:lastRow="0" w:firstColumn="1" w:lastColumn="0" w:noHBand="0" w:noVBand="1"/>
+        <w:tblLook w:val="0000" w:firstRow="0" w:lastRow="0" w:firstColumn="0" w:lastColumn="0" w:noHBand="0" w:noVBand="0"/>
       </w:tblPr>
       <w:tblGrid>
         <w:gridCol w:w="2635"/>
@@ -5587,7 +5587,7 @@
         <w:pStyle w:val="Heading1"/>
         <w:pageBreakBefore/>
       </w:pPr>
-      <w:bookmarkStart w:id="16" w:name="_Toc240759340"/>
+      <w:bookmarkStart w:id="16" w:name="_Toc240767966"/>
       <w:r>
         <w:lastRenderedPageBreak/>
         <w:t>7. Quick reference</w:t>
@@ -5609,7 +5609,7 @@
           <w:left w:w="10" w:type="dxa"/>
           <w:right w:w="10" w:type="dxa"/>
         </w:tblCellMar>
-        <w:tblLook w:val="04A0" w:firstRow="1" w:lastRow="0" w:firstColumn="1" w:lastColumn="0" w:noHBand="0" w:noVBand="1"/>
+        <w:tblLook w:val="0000" w:firstRow="0" w:lastRow="0" w:firstColumn="0" w:lastColumn="0" w:noHBand="0" w:noVBand="0"/>
       </w:tblPr>
       <w:tblGrid>
         <w:gridCol w:w="2824"/>
@@ -6089,7 +6089,7 @@
         <w:sz w:val="16"/>
         <w:szCs w:val="16"/>
       </w:rPr>
-      <w:t>Version 1.2 · 20 September 2026</w:t>
+      <w:t>Version 1.3 · 20 September 2026</w:t>
     </w:r>
     <w:r>
       <w:rPr>
@@ -6262,10 +6262,10 @@
 <file path=word/numbering.xml><?xml version="1.0" encoding="utf-8"?>
 <w:numbering xmlns:wpc="http://schemas.microsoft.com/office/word/2010/wordprocessingCanvas" xmlns:cx="http://schemas.microsoft.com/office/drawing/2014/chartex" xmlns:cx1="http://schemas.microsoft.com/office/drawing/2015/9/8/chartex" xmlns:cx2="http://schemas.microsoft.com/office/drawing/2015/10/21/chartex" xmlns:cx3="http://schemas.microsoft.com/office/drawing/2016/5/9/chartex" xmlns:cx4="http://schemas.microsoft.com/office/drawing/2016/5/10/chartex" xmlns:cx5="http://schemas.microsoft.com/office/drawing/2016/5/11/chartex" xmlns:cx6="http://schemas.microsoft.com/office/drawing/2016/5/12/chartex" xmlns:cx7="http://schemas.microsoft.com/office/drawing/2016/5/13/chartex" xmlns:cx8="http://schemas.microsoft.com/office/drawing/2016/5/14/chartex" xmlns:mc="http://schemas.openxmlformats.org/markup-compatibility/2006" xmlns:aink="http://schemas.microsoft.com/office/drawing/2016/ink" xmlns:am3d="http://schemas.microsoft.com/office/drawing/2017/model3d" xmlns:o="urn:schemas-microsoft-com:office:office" xmlns:oel="http://schemas.microsoft.com/office/2019/extlst" xmlns:r="http://schemas.openxmlformats.org/officeDocument/2006/relationships" xmlns:m="http://schemas.openxmlformats.org/officeDocument/2006/math" xmlns:v="urn:schemas-microsoft-com:vml" xmlns:wp14="http://schemas.microsoft.com/office/word/2010/wordprocessingDrawing" xmlns:wp="http://schemas.openxmlformats.org/drawingml/2006/wordprocessingDrawing" xmlns:w10="urn:schemas-microsoft-com:office:word" xmlns:w="http://schemas.openxmlformats.org/wordprocessingml/2006/main" xmlns:w14="http://schemas.microsoft.com/office/word/2010/wordml" xmlns:w15="http://schemas.microsoft.com/office/word/2012/wordml" xmlns:w16cex="http://schemas.microsoft.com/office/word/2018/wordml/cex" xmlns:w16cid="http://schemas.microsoft.com/office/word/2016/wordml/cid" xmlns:w16="http://schemas.microsoft.com/office/word/2018/wordml" xmlns:w16sdtdh="http://schemas.microsoft.com/office/word/2020/wordml/sdtdatahash" xmlns:w16se="http://schemas.microsoft.com/office/word/2015/wordml/symex" xmlns:wpg="http://schemas.microsoft.com/office/word/2010/wordprocessingGroup" xmlns:wpi="http://schemas.microsoft.com/office/word/2010/wordprocessingInk" xmlns:wne="http://schemas.microsoft.com/office/word/2006/wordml" xmlns:wps="http://schemas.microsoft.com/office/word/2010/wordprocessingShape" mc:Ignorable="w14 w15 w16se w16cid w16 w16cex w16sdtdh wp14">
   <w:abstractNum w:abstractNumId="0" w15:restartNumberingAfterBreak="0">
-    <w:nsid w:val="00197FC1"/>
+    <w:nsid w:val="0F096E14"/>
     <w:multiLevelType w:val="hybridMultilevel"/>
-    <w:tmpl w:val="D59EB8FC"/>
-    <w:lvl w:ilvl="0" w:tplc="48847A5C">
+    <w:tmpl w:val="AA10AE6A"/>
+    <w:lvl w:ilvl="0" w:tplc="97041074">
       <w:start w:val="1"/>
       <w:numFmt w:val="decimal"/>
       <w:lvlText w:val="%1."/>
@@ -6279,52 +6279,52 @@
         <w:color w:val="A67C27"/>
       </w:rPr>
     </w:lvl>
-    <w:lvl w:ilvl="1" w:tplc="9A38BD50">
+    <w:lvl w:ilvl="1" w:tplc="88887102">
       <w:numFmt w:val="decimal"/>
       <w:lvlText w:val=""/>
       <w:lvlJc w:val="left"/>
     </w:lvl>
-    <w:lvl w:ilvl="2" w:tplc="32A0B5AE">
+    <w:lvl w:ilvl="2" w:tplc="D48EE5F0">
       <w:numFmt w:val="decimal"/>
       <w:lvlText w:val=""/>
       <w:lvlJc w:val="left"/>
     </w:lvl>
-    <w:lvl w:ilvl="3" w:tplc="4130649A">
+    <w:lvl w:ilvl="3" w:tplc="A378CF14">
       <w:numFmt w:val="decimal"/>
       <w:lvlText w:val=""/>
       <w:lvlJc w:val="left"/>
     </w:lvl>
-    <w:lvl w:ilvl="4" w:tplc="C910E864">
+    <w:lvl w:ilvl="4" w:tplc="DB246C54">
       <w:numFmt w:val="decimal"/>
       <w:lvlText w:val=""/>
       <w:lvlJc w:val="left"/>
     </w:lvl>
-    <w:lvl w:ilvl="5" w:tplc="C15EA39E">
+    <w:lvl w:ilvl="5" w:tplc="61080F40">
       <w:numFmt w:val="decimal"/>
       <w:lvlText w:val=""/>
       <w:lvlJc w:val="left"/>
     </w:lvl>
-    <w:lvl w:ilvl="6" w:tplc="7B5CFCFE">
+    <w:lvl w:ilvl="6" w:tplc="5F86131C">
       <w:numFmt w:val="decimal"/>
       <w:lvlText w:val=""/>
       <w:lvlJc w:val="left"/>
     </w:lvl>
-    <w:lvl w:ilvl="7" w:tplc="256E7742">
+    <w:lvl w:ilvl="7" w:tplc="68BC851E">
       <w:numFmt w:val="decimal"/>
       <w:lvlText w:val=""/>
       <w:lvlJc w:val="left"/>
     </w:lvl>
-    <w:lvl w:ilvl="8" w:tplc="7E52767E">
+    <w:lvl w:ilvl="8" w:tplc="69FC438C">
       <w:numFmt w:val="decimal"/>
       <w:lvlText w:val=""/>
       <w:lvlJc w:val="left"/>
     </w:lvl>
   </w:abstractNum>
   <w:abstractNum w:abstractNumId="1" w15:restartNumberingAfterBreak="0">
-    <w:nsid w:val="06343603"/>
+    <w:nsid w:val="1F814426"/>
     <w:multiLevelType w:val="hybridMultilevel"/>
-    <w:tmpl w:val="882A1B92"/>
-    <w:lvl w:ilvl="0" w:tplc="1E609BD0">
+    <w:tmpl w:val="3FD89DD4"/>
+    <w:lvl w:ilvl="0" w:tplc="7064370E">
       <w:start w:val="1"/>
       <w:numFmt w:val="decimal"/>
       <w:lvlText w:val="%1."/>
@@ -6338,52 +6338,52 @@
         <w:color w:val="A67C27"/>
       </w:rPr>
     </w:lvl>
-    <w:lvl w:ilvl="1" w:tplc="F3C6856E">
+    <w:lvl w:ilvl="1" w:tplc="681C7036">
       <w:numFmt w:val="decimal"/>
       <w:lvlText w:val=""/>
       <w:lvlJc w:val="left"/>
     </w:lvl>
-    <w:lvl w:ilvl="2" w:tplc="31D2B236">
+    <w:lvl w:ilvl="2" w:tplc="2CB45C38">
       <w:numFmt w:val="decimal"/>
       <w:lvlText w:val=""/>
       <w:lvlJc w:val="left"/>
     </w:lvl>
-    <w:lvl w:ilvl="3" w:tplc="5B44AAAE">
+    <w:lvl w:ilvl="3" w:tplc="5D32CA40">
       <w:numFmt w:val="decimal"/>
       <w:lvlText w:val=""/>
       <w:lvlJc w:val="left"/>
     </w:lvl>
-    <w:lvl w:ilvl="4" w:tplc="8188B146">
+    <w:lvl w:ilvl="4" w:tplc="769E1BC8">
       <w:numFmt w:val="decimal"/>
       <w:lvlText w:val=""/>
       <w:lvlJc w:val="left"/>
     </w:lvl>
-    <w:lvl w:ilvl="5" w:tplc="4C12E44C">
+    <w:lvl w:ilvl="5" w:tplc="14FA0CD2">
       <w:numFmt w:val="decimal"/>
       <w:lvlText w:val=""/>
       <w:lvlJc w:val="left"/>
     </w:lvl>
-    <w:lvl w:ilvl="6" w:tplc="BF328F90">
+    <w:lvl w:ilvl="6" w:tplc="237ED9E8">
       <w:numFmt w:val="decimal"/>
       <w:lvlText w:val=""/>
       <w:lvlJc w:val="left"/>
     </w:lvl>
-    <w:lvl w:ilvl="7" w:tplc="F8EC3D76">
+    <w:lvl w:ilvl="7" w:tplc="41D26306">
       <w:numFmt w:val="decimal"/>
       <w:lvlText w:val=""/>
       <w:lvlJc w:val="left"/>
     </w:lvl>
-    <w:lvl w:ilvl="8" w:tplc="3898704A">
+    <w:lvl w:ilvl="8" w:tplc="6F7ED67A">
       <w:numFmt w:val="decimal"/>
       <w:lvlText w:val=""/>
       <w:lvlJc w:val="left"/>
     </w:lvl>
   </w:abstractNum>
   <w:abstractNum w:abstractNumId="2" w15:restartNumberingAfterBreak="0">
-    <w:nsid w:val="164D401A"/>
+    <w:nsid w:val="1FD439D1"/>
     <w:multiLevelType w:val="hybridMultilevel"/>
-    <w:tmpl w:val="E6528C68"/>
-    <w:lvl w:ilvl="0" w:tplc="10062F8E">
+    <w:tmpl w:val="7A6882D8"/>
+    <w:lvl w:ilvl="0" w:tplc="3A4CFA7E">
       <w:start w:val="1"/>
       <w:numFmt w:val="decimal"/>
       <w:lvlText w:val="%1."/>
@@ -6397,110 +6397,138 @@
         <w:color w:val="A67C27"/>
       </w:rPr>
     </w:lvl>
-    <w:lvl w:ilvl="1" w:tplc="E3AE25FA">
+    <w:lvl w:ilvl="1" w:tplc="3D96F9A6">
       <w:numFmt w:val="decimal"/>
       <w:lvlText w:val=""/>
       <w:lvlJc w:val="left"/>
     </w:lvl>
-    <w:lvl w:ilvl="2" w:tplc="370E7406">
+    <w:lvl w:ilvl="2" w:tplc="0652C7E6">
       <w:numFmt w:val="decimal"/>
       <w:lvlText w:val=""/>
       <w:lvlJc w:val="left"/>
     </w:lvl>
-    <w:lvl w:ilvl="3" w:tplc="98187E4C">
+    <w:lvl w:ilvl="3" w:tplc="37726248">
       <w:numFmt w:val="decimal"/>
       <w:lvlText w:val=""/>
       <w:lvlJc w:val="left"/>
     </w:lvl>
-    <w:lvl w:ilvl="4" w:tplc="D1D6BCF0">
+    <w:lvl w:ilvl="4" w:tplc="DDAA5B5E">
       <w:numFmt w:val="decimal"/>
       <w:lvlText w:val=""/>
       <w:lvlJc w:val="left"/>
     </w:lvl>
-    <w:lvl w:ilvl="5" w:tplc="FC981E94">
+    <w:lvl w:ilvl="5" w:tplc="A8AC4B4E">
       <w:numFmt w:val="decimal"/>
       <w:lvlText w:val=""/>
       <w:lvlJc w:val="left"/>
     </w:lvl>
-    <w:lvl w:ilvl="6" w:tplc="7FB6F65E">
+    <w:lvl w:ilvl="6" w:tplc="44C4887A">
       <w:numFmt w:val="decimal"/>
       <w:lvlText w:val=""/>
       <w:lvlJc w:val="left"/>
     </w:lvl>
-    <w:lvl w:ilvl="7" w:tplc="FE1071BA">
+    <w:lvl w:ilvl="7" w:tplc="1C2ACA90">
       <w:numFmt w:val="decimal"/>
       <w:lvlText w:val=""/>
       <w:lvlJc w:val="left"/>
     </w:lvl>
-    <w:lvl w:ilvl="8" w:tplc="548E3130">
+    <w:lvl w:ilvl="8" w:tplc="92C28598">
       <w:numFmt w:val="decimal"/>
       <w:lvlText w:val=""/>
       <w:lvlJc w:val="left"/>
     </w:lvl>
   </w:abstractNum>
   <w:abstractNum w:abstractNumId="3" w15:restartNumberingAfterBreak="0">
-    <w:nsid w:val="22733D66"/>
+    <w:nsid w:val="24AB7FF6"/>
     <w:multiLevelType w:val="hybridMultilevel"/>
-    <w:tmpl w:val="897E3B5A"/>
-    <w:lvl w:ilvl="0" w:tplc="67A0D15A">
+    <w:tmpl w:val="C3AACB00"/>
+    <w:lvl w:ilvl="0" w:tplc="6B24A664">
       <w:start w:val="1"/>
       <w:numFmt w:val="bullet"/>
-      <w:lvlText w:val="•"/>
+      <w:lvlText w:val="●"/>
       <w:lvlJc w:val="left"/>
       <w:pPr>
-        <w:ind w:left="460" w:hanging="280"/>
+        <w:ind w:left="720" w:hanging="360"/>
       </w:pPr>
     </w:lvl>
-    <w:lvl w:ilvl="1" w:tplc="2224372A">
+    <w:lvl w:ilvl="1" w:tplc="C7C68172">
       <w:start w:val="1"/>
       <w:numFmt w:val="bullet"/>
-      <w:lvlText w:val="–"/>
+      <w:lvlText w:val="○"/>
       <w:lvlJc w:val="left"/>
       <w:pPr>
-        <w:ind w:left="900" w:hanging="280"/>
+        <w:ind w:left="1440" w:hanging="360"/>
       </w:pPr>
     </w:lvl>
-    <w:lvl w:ilvl="2" w:tplc="AC1E9CF0">
-      <w:numFmt w:val="decimal"/>
-      <w:lvlText w:val=""/>
+    <w:lvl w:ilvl="2" w:tplc="790ADE48">
+      <w:start w:val="1"/>
+      <w:numFmt w:val="bullet"/>
+      <w:lvlText w:val="■"/>
       <w:lvlJc w:val="left"/>
+      <w:pPr>
+        <w:ind w:left="2160" w:hanging="360"/>
+      </w:pPr>
     </w:lvl>
-    <w:lvl w:ilvl="3" w:tplc="2046A34A">
-      <w:numFmt w:val="decimal"/>
-      <w:lvlText w:val=""/>
+    <w:lvl w:ilvl="3" w:tplc="18E8F8B2">
+      <w:start w:val="1"/>
+      <w:numFmt w:val="bullet"/>
+      <w:lvlText w:val="●"/>
       <w:lvlJc w:val="left"/>
+      <w:pPr>
+        <w:ind w:left="2880" w:hanging="360"/>
+      </w:pPr>
     </w:lvl>
-    <w:lvl w:ilvl="4" w:tplc="CAF4985E">
-      <w:numFmt w:val="decimal"/>
-      <w:lvlText w:val=""/>
+    <w:lvl w:ilvl="4" w:tplc="7B4A5CEE">
+      <w:start w:val="1"/>
+      <w:numFmt w:val="bullet"/>
+      <w:lvlText w:val="○"/>
       <w:lvlJc w:val="left"/>
+      <w:pPr>
+        <w:ind w:left="3600" w:hanging="360"/>
+      </w:pPr>
     </w:lvl>
-    <w:lvl w:ilvl="5" w:tplc="F0707E08">
-      <w:numFmt w:val="decimal"/>
-      <w:lvlText w:val=""/>
+    <w:lvl w:ilvl="5" w:tplc="A9469736">
+      <w:start w:val="1"/>
+      <w:numFmt w:val="bullet"/>
+      <w:lvlText w:val="■"/>
       <w:lvlJc w:val="left"/>
+      <w:pPr>
+        <w:ind w:left="4320" w:hanging="360"/>
+      </w:pPr>
     </w:lvl>
-    <w:lvl w:ilvl="6" w:tplc="8EACF788">
-      <w:numFmt w:val="decimal"/>
-      <w:lvlText w:val=""/>
+    <w:lvl w:ilvl="6" w:tplc="75907AFC">
+      <w:start w:val="1"/>
+      <w:numFmt w:val="bullet"/>
+      <w:lvlText w:val="●"/>
       <w:lvlJc w:val="left"/>
+      <w:pPr>
+        <w:ind w:left="5040" w:hanging="360"/>
+      </w:pPr>
     </w:lvl>
-    <w:lvl w:ilvl="7" w:tplc="A1781842">
-      <w:numFmt w:val="decimal"/>
-      <w:lvlText w:val=""/>
+    <w:lvl w:ilvl="7" w:tplc="9A7E43B2">
+      <w:start w:val="1"/>
+      <w:numFmt w:val="bullet"/>
+      <w:lvlText w:val="●"/>
       <w:lvlJc w:val="left"/>
+      <w:pPr>
+        <w:ind w:left="5760" w:hanging="360"/>
+      </w:pPr>
     </w:lvl>
-    <w:lvl w:ilvl="8" w:tplc="13945D54">
-      <w:numFmt w:val="decimal"/>
-      <w:lvlText w:val=""/>
+    <w:lvl w:ilvl="8" w:tplc="6EE23670">
+      <w:start w:val="1"/>
+      <w:numFmt w:val="bullet"/>
+      <w:lvlText w:val="●"/>
       <w:lvlJc w:val="left"/>
+      <w:pPr>
+        <w:ind w:left="6480" w:hanging="360"/>
+      </w:pPr>
     </w:lvl>
   </w:abstractNum>
   <w:abstractNum w:abstractNumId="4" w15:restartNumberingAfterBreak="0">
-    <w:nsid w:val="4A450BF8"/>
+    <w:nsid w:val="428F2FFD"/>
     <w:multiLevelType w:val="hybridMultilevel"/>
-    <w:tmpl w:val="B90ED952"/>
-    <w:lvl w:ilvl="0" w:tplc="A448F684">
+    <w:tmpl w:val="7038976A"/>
+    <w:lvl w:ilvl="0" w:tplc="4EE4FE28">
       <w:start w:val="1"/>
       <w:numFmt w:val="decimal"/>
       <w:lvlText w:val="%1."/>
@@ -6514,138 +6542,52 @@
         <w:color w:val="A67C27"/>
       </w:rPr>
     </w:lvl>
-    <w:lvl w:ilvl="1" w:tplc="D5E670C2">
+    <w:lvl w:ilvl="1" w:tplc="EC425ED2">
       <w:numFmt w:val="decimal"/>
       <w:lvlText w:val=""/>
       <w:lvlJc w:val="left"/>
     </w:lvl>
-    <w:lvl w:ilvl="2" w:tplc="2B0E46C0">
+    <w:lvl w:ilvl="2" w:tplc="F3EE78B2">
       <w:numFmt w:val="decimal"/>
       <w:lvlText w:val=""/>
       <w:lvlJc w:val="left"/>
     </w:lvl>
-    <w:lvl w:ilvl="3" w:tplc="8D823B18">
+    <w:lvl w:ilvl="3" w:tplc="B00C5854">
       <w:numFmt w:val="decimal"/>
       <w:lvlText w:val=""/>
       <w:lvlJc w:val="left"/>
     </w:lvl>
-    <w:lvl w:ilvl="4" w:tplc="6C1AAC7A">
+    <w:lvl w:ilvl="4" w:tplc="ED848F1A">
       <w:numFmt w:val="decimal"/>
       <w:lvlText w:val=""/>
       <w:lvlJc w:val="left"/>
     </w:lvl>
-    <w:lvl w:ilvl="5" w:tplc="3FEEE0A4">
+    <w:lvl w:ilvl="5" w:tplc="3ACC1B4C">
       <w:numFmt w:val="decimal"/>
       <w:lvlText w:val=""/>
       <w:lvlJc w:val="left"/>
     </w:lvl>
-    <w:lvl w:ilvl="6" w:tplc="9EEC5592">
+    <w:lvl w:ilvl="6" w:tplc="713EC960">
       <w:numFmt w:val="decimal"/>
       <w:lvlText w:val=""/>
       <w:lvlJc w:val="left"/>
     </w:lvl>
-    <w:lvl w:ilvl="7" w:tplc="47C021C2">
+    <w:lvl w:ilvl="7" w:tplc="FC782CEE">
       <w:numFmt w:val="decimal"/>
       <w:lvlText w:val=""/>
       <w:lvlJc w:val="left"/>
     </w:lvl>
-    <w:lvl w:ilvl="8" w:tplc="5CA24226">
+    <w:lvl w:ilvl="8" w:tplc="120CCAE6">
       <w:numFmt w:val="decimal"/>
       <w:lvlText w:val=""/>
       <w:lvlJc w:val="left"/>
     </w:lvl>
   </w:abstractNum>
   <w:abstractNum w:abstractNumId="5" w15:restartNumberingAfterBreak="0">
-    <w:nsid w:val="4AB666C6"/>
+    <w:nsid w:val="5FF80508"/>
     <w:multiLevelType w:val="hybridMultilevel"/>
-    <w:tmpl w:val="0C380FC6"/>
-    <w:lvl w:ilvl="0" w:tplc="8ABA791E">
-      <w:start w:val="1"/>
-      <w:numFmt w:val="bullet"/>
-      <w:lvlText w:val="●"/>
-      <w:lvlJc w:val="left"/>
-      <w:pPr>
-        <w:ind w:left="720" w:hanging="360"/>
-      </w:pPr>
-    </w:lvl>
-    <w:lvl w:ilvl="1" w:tplc="D9ECEEDA">
-      <w:start w:val="1"/>
-      <w:numFmt w:val="bullet"/>
-      <w:lvlText w:val="○"/>
-      <w:lvlJc w:val="left"/>
-      <w:pPr>
-        <w:ind w:left="1440" w:hanging="360"/>
-      </w:pPr>
-    </w:lvl>
-    <w:lvl w:ilvl="2" w:tplc="BE4E484E">
-      <w:start w:val="1"/>
-      <w:numFmt w:val="bullet"/>
-      <w:lvlText w:val="■"/>
-      <w:lvlJc w:val="left"/>
-      <w:pPr>
-        <w:ind w:left="2160" w:hanging="360"/>
-      </w:pPr>
-    </w:lvl>
-    <w:lvl w:ilvl="3" w:tplc="4BAC9BF8">
-      <w:start w:val="1"/>
-      <w:numFmt w:val="bullet"/>
-      <w:lvlText w:val="●"/>
-      <w:lvlJc w:val="left"/>
-      <w:pPr>
-        <w:ind w:left="2880" w:hanging="360"/>
-      </w:pPr>
-    </w:lvl>
-    <w:lvl w:ilvl="4" w:tplc="E64C9C3E">
-      <w:start w:val="1"/>
-      <w:numFmt w:val="bullet"/>
-      <w:lvlText w:val="○"/>
-      <w:lvlJc w:val="left"/>
-      <w:pPr>
-        <w:ind w:left="3600" w:hanging="360"/>
-      </w:pPr>
-    </w:lvl>
-    <w:lvl w:ilvl="5" w:tplc="7350266A">
-      <w:start w:val="1"/>
-      <w:numFmt w:val="bullet"/>
-      <w:lvlText w:val="■"/>
-      <w:lvlJc w:val="left"/>
-      <w:pPr>
-        <w:ind w:left="4320" w:hanging="360"/>
-      </w:pPr>
-    </w:lvl>
-    <w:lvl w:ilvl="6" w:tplc="24E26588">
-      <w:start w:val="1"/>
-      <w:numFmt w:val="bullet"/>
-      <w:lvlText w:val="●"/>
-      <w:lvlJc w:val="left"/>
-      <w:pPr>
-        <w:ind w:left="5040" w:hanging="360"/>
-      </w:pPr>
-    </w:lvl>
-    <w:lvl w:ilvl="7" w:tplc="9AF07164">
-      <w:start w:val="1"/>
-      <w:numFmt w:val="bullet"/>
-      <w:lvlText w:val="●"/>
-      <w:lvlJc w:val="left"/>
-      <w:pPr>
-        <w:ind w:left="5760" w:hanging="360"/>
-      </w:pPr>
-    </w:lvl>
-    <w:lvl w:ilvl="8" w:tplc="A2564236">
-      <w:start w:val="1"/>
-      <w:numFmt w:val="bullet"/>
-      <w:lvlText w:val="●"/>
-      <w:lvlJc w:val="left"/>
-      <w:pPr>
-        <w:ind w:left="6480" w:hanging="360"/>
-      </w:pPr>
-    </w:lvl>
-  </w:abstractNum>
-  <w:abstractNum w:abstractNumId="6" w15:restartNumberingAfterBreak="0">
-    <w:nsid w:val="595D17C6"/>
-    <w:multiLevelType w:val="hybridMultilevel"/>
-    <w:tmpl w:val="9ECEDFEA"/>
-    <w:lvl w:ilvl="0" w:tplc="9DF0820C">
+    <w:tmpl w:val="6DA6150E"/>
+    <w:lvl w:ilvl="0" w:tplc="1626091A">
       <w:start w:val="1"/>
       <w:numFmt w:val="decimal"/>
       <w:lvlText w:val="%1."/>
@@ -6659,150 +6601,208 @@
         <w:color w:val="A67C27"/>
       </w:rPr>
     </w:lvl>
-    <w:lvl w:ilvl="1" w:tplc="A4525140">
+    <w:lvl w:ilvl="1" w:tplc="AA2E143E">
       <w:numFmt w:val="decimal"/>
       <w:lvlText w:val=""/>
       <w:lvlJc w:val="left"/>
     </w:lvl>
-    <w:lvl w:ilvl="2" w:tplc="8534AEF2">
+    <w:lvl w:ilvl="2" w:tplc="E03E3B22">
       <w:numFmt w:val="decimal"/>
       <w:lvlText w:val=""/>
       <w:lvlJc w:val="left"/>
     </w:lvl>
-    <w:lvl w:ilvl="3" w:tplc="2D7EB5C0">
+    <w:lvl w:ilvl="3" w:tplc="DEB2DBF0">
       <w:numFmt w:val="decimal"/>
       <w:lvlText w:val=""/>
       <w:lvlJc w:val="left"/>
     </w:lvl>
-    <w:lvl w:ilvl="4" w:tplc="2E362552">
+    <w:lvl w:ilvl="4" w:tplc="39780B3C">
       <w:numFmt w:val="decimal"/>
       <w:lvlText w:val=""/>
       <w:lvlJc w:val="left"/>
     </w:lvl>
-    <w:lvl w:ilvl="5" w:tplc="40AA2E30">
+    <w:lvl w:ilvl="5" w:tplc="66288DC8">
       <w:numFmt w:val="decimal"/>
       <w:lvlText w:val=""/>
       <w:lvlJc w:val="left"/>
     </w:lvl>
-    <w:lvl w:ilvl="6" w:tplc="2CB20786">
+    <w:lvl w:ilvl="6" w:tplc="CADE65A2">
       <w:numFmt w:val="decimal"/>
       <w:lvlText w:val=""/>
       <w:lvlJc w:val="left"/>
     </w:lvl>
-    <w:lvl w:ilvl="7" w:tplc="E084EC42">
+    <w:lvl w:ilvl="7" w:tplc="7572335C">
       <w:numFmt w:val="decimal"/>
       <w:lvlText w:val=""/>
       <w:lvlJc w:val="left"/>
     </w:lvl>
-    <w:lvl w:ilvl="8" w:tplc="4AC86A98">
+    <w:lvl w:ilvl="8" w:tplc="C70CB98C">
+      <w:numFmt w:val="decimal"/>
+      <w:lvlText w:val=""/>
+      <w:lvlJc w:val="left"/>
+    </w:lvl>
+  </w:abstractNum>
+  <w:abstractNum w:abstractNumId="6" w15:restartNumberingAfterBreak="0">
+    <w:nsid w:val="62FA681A"/>
+    <w:multiLevelType w:val="hybridMultilevel"/>
+    <w:tmpl w:val="04DEF90E"/>
+    <w:lvl w:ilvl="0" w:tplc="276A806E">
+      <w:start w:val="1"/>
+      <w:numFmt w:val="decimal"/>
+      <w:lvlText w:val="%1."/>
+      <w:lvlJc w:val="left"/>
+      <w:pPr>
+        <w:ind w:left="460" w:hanging="360"/>
+      </w:pPr>
+      <w:rPr>
+        <w:b/>
+        <w:bCs/>
+        <w:color w:val="A67C27"/>
+      </w:rPr>
+    </w:lvl>
+    <w:lvl w:ilvl="1" w:tplc="85EE8626">
+      <w:numFmt w:val="decimal"/>
+      <w:lvlText w:val=""/>
+      <w:lvlJc w:val="left"/>
+    </w:lvl>
+    <w:lvl w:ilvl="2" w:tplc="E48EC42A">
+      <w:numFmt w:val="decimal"/>
+      <w:lvlText w:val=""/>
+      <w:lvlJc w:val="left"/>
+    </w:lvl>
+    <w:lvl w:ilvl="3" w:tplc="074665BC">
+      <w:numFmt w:val="decimal"/>
+      <w:lvlText w:val=""/>
+      <w:lvlJc w:val="left"/>
+    </w:lvl>
+    <w:lvl w:ilvl="4" w:tplc="59FA4390">
+      <w:numFmt w:val="decimal"/>
+      <w:lvlText w:val=""/>
+      <w:lvlJc w:val="left"/>
+    </w:lvl>
+    <w:lvl w:ilvl="5" w:tplc="475AA9A8">
+      <w:numFmt w:val="decimal"/>
+      <w:lvlText w:val=""/>
+      <w:lvlJc w:val="left"/>
+    </w:lvl>
+    <w:lvl w:ilvl="6" w:tplc="1078317A">
+      <w:numFmt w:val="decimal"/>
+      <w:lvlText w:val=""/>
+      <w:lvlJc w:val="left"/>
+    </w:lvl>
+    <w:lvl w:ilvl="7" w:tplc="9BC41D50">
+      <w:numFmt w:val="decimal"/>
+      <w:lvlText w:val=""/>
+      <w:lvlJc w:val="left"/>
+    </w:lvl>
+    <w:lvl w:ilvl="8" w:tplc="DE4463B6">
       <w:numFmt w:val="decimal"/>
       <w:lvlText w:val=""/>
       <w:lvlJc w:val="left"/>
     </w:lvl>
   </w:abstractNum>
   <w:abstractNum w:abstractNumId="7" w15:restartNumberingAfterBreak="0">
-    <w:nsid w:val="5F7C5B37"/>
+    <w:nsid w:val="6FCD6964"/>
     <w:multiLevelType w:val="hybridMultilevel"/>
-    <w:tmpl w:val="24ECF32A"/>
-    <w:lvl w:ilvl="0" w:tplc="178A7B70">
+    <w:tmpl w:val="F6BAF56E"/>
+    <w:lvl w:ilvl="0" w:tplc="38F47884">
       <w:start w:val="1"/>
-      <w:numFmt w:val="decimal"/>
-      <w:lvlText w:val="%1."/>
+      <w:numFmt w:val="bullet"/>
+      <w:lvlText w:val="•"/>
       <w:lvlJc w:val="left"/>
       <w:pPr>
-        <w:ind w:left="460" w:hanging="360"/>
-      </w:pPr>
-      <w:rPr>
-        <w:b/>
-        <w:bCs/>
-        <w:color w:val="A67C27"/>
-      </w:rPr>
+        <w:ind w:left="460" w:hanging="280"/>
+      </w:pPr>
     </w:lvl>
-    <w:lvl w:ilvl="1" w:tplc="F47CBC0E">
+    <w:lvl w:ilvl="1" w:tplc="E1AE7956">
+      <w:start w:val="1"/>
+      <w:numFmt w:val="bullet"/>
+      <w:lvlText w:val="–"/>
+      <w:lvlJc w:val="left"/>
+      <w:pPr>
+        <w:ind w:left="900" w:hanging="280"/>
+      </w:pPr>
+    </w:lvl>
+    <w:lvl w:ilvl="2" w:tplc="5C42C204">
       <w:numFmt w:val="decimal"/>
       <w:lvlText w:val=""/>
       <w:lvlJc w:val="left"/>
     </w:lvl>
-    <w:lvl w:ilvl="2" w:tplc="0C6E3D74">
+    <w:lvl w:ilvl="3" w:tplc="A2CA86EA">
       <w:numFmt w:val="decimal"/>
       <w:lvlText w:val=""/>
       <w:lvlJc w:val="left"/>
     </w:lvl>
-    <w:lvl w:ilvl="3" w:tplc="0D8C0766">
+    <w:lvl w:ilvl="4" w:tplc="4FD053F4">
       <w:numFmt w:val="decimal"/>
       <w:lvlText w:val=""/>
       <w:lvlJc w:val="left"/>
     </w:lvl>
-    <w:lvl w:ilvl="4" w:tplc="3C5ACFFA">
+    <w:lvl w:ilvl="5" w:tplc="44B2CFD0">
       <w:numFmt w:val="decimal"/>
       <w:lvlText w:val=""/>
       <w:lvlJc w:val="left"/>
     </w:lvl>
-    <w:lvl w:ilvl="5" w:tplc="54468852">
+    <w:lvl w:ilvl="6" w:tplc="07DC0044">
       <w:numFmt w:val="decimal"/>
       <w:lvlText w:val=""/>
       <w:lvlJc w:val="left"/>
     </w:lvl>
-    <w:lvl w:ilvl="6" w:tplc="11DEE346">
+    <w:lvl w:ilvl="7" w:tplc="8A08F21C">
       <w:numFmt w:val="decimal"/>
       <w:lvlText w:val=""/>
       <w:lvlJc w:val="left"/>
     </w:lvl>
-    <w:lvl w:ilvl="7" w:tplc="8A7EAAB4">
-      <w:numFmt w:val="decimal"/>
-      <w:lvlText w:val=""/>
-      <w:lvlJc w:val="left"/>
-    </w:lvl>
-    <w:lvl w:ilvl="8" w:tplc="4B9876BE">
+    <w:lvl w:ilvl="8" w:tplc="DADE0D7E">
       <w:numFmt w:val="decimal"/>
       <w:lvlText w:val=""/>
       <w:lvlJc w:val="left"/>
     </w:lvl>
   </w:abstractNum>
-  <w:num w:numId="1" w16cid:durableId="728842752">
+  <w:num w:numId="1" w16cid:durableId="1696153201">
+    <w:abstractNumId w:val="3"/>
+    <w:lvlOverride w:ilvl="0">
+      <w:startOverride w:val="1"/>
+    </w:lvlOverride>
+  </w:num>
+  <w:num w:numId="2" w16cid:durableId="2111007107">
+    <w:abstractNumId w:val="7"/>
+    <w:lvlOverride w:ilvl="0">
+      <w:startOverride w:val="1"/>
+    </w:lvlOverride>
+  </w:num>
+  <w:num w:numId="3" w16cid:durableId="116992005">
+    <w:abstractNumId w:val="4"/>
+    <w:lvlOverride w:ilvl="0">
+      <w:startOverride w:val="1"/>
+    </w:lvlOverride>
+  </w:num>
+  <w:num w:numId="4" w16cid:durableId="1946306652">
+    <w:abstractNumId w:val="2"/>
+    <w:lvlOverride w:ilvl="0">
+      <w:startOverride w:val="1"/>
+    </w:lvlOverride>
+  </w:num>
+  <w:num w:numId="5" w16cid:durableId="611327394">
+    <w:abstractNumId w:val="1"/>
+    <w:lvlOverride w:ilvl="0">
+      <w:startOverride w:val="1"/>
+    </w:lvlOverride>
+  </w:num>
+  <w:num w:numId="6" w16cid:durableId="1027757736">
+    <w:abstractNumId w:val="6"/>
+    <w:lvlOverride w:ilvl="0">
+      <w:startOverride w:val="1"/>
+    </w:lvlOverride>
+  </w:num>
+  <w:num w:numId="7" w16cid:durableId="1808620459">
     <w:abstractNumId w:val="5"/>
     <w:lvlOverride w:ilvl="0">
       <w:startOverride w:val="1"/>
     </w:lvlOverride>
   </w:num>
-  <w:num w:numId="2" w16cid:durableId="218904634">
-    <w:abstractNumId w:val="3"/>
-    <w:lvlOverride w:ilvl="0">
-      <w:startOverride w:val="1"/>
-    </w:lvlOverride>
-  </w:num>
-  <w:num w:numId="3" w16cid:durableId="1924601897">
-    <w:abstractNumId w:val="6"/>
-    <w:lvlOverride w:ilvl="0">
-      <w:startOverride w:val="1"/>
-    </w:lvlOverride>
-  </w:num>
-  <w:num w:numId="4" w16cid:durableId="1379891035">
-    <w:abstractNumId w:val="1"/>
-    <w:lvlOverride w:ilvl="0">
-      <w:startOverride w:val="1"/>
-    </w:lvlOverride>
-  </w:num>
-  <w:num w:numId="5" w16cid:durableId="8801807">
+  <w:num w:numId="8" w16cid:durableId="2075155418">
     <w:abstractNumId w:val="0"/>
-    <w:lvlOverride w:ilvl="0">
-      <w:startOverride w:val="1"/>
-    </w:lvlOverride>
-  </w:num>
-  <w:num w:numId="6" w16cid:durableId="1817605091">
-    <w:abstractNumId w:val="7"/>
-    <w:lvlOverride w:ilvl="0">
-      <w:startOverride w:val="1"/>
-    </w:lvlOverride>
-  </w:num>
-  <w:num w:numId="7" w16cid:durableId="877818105">
-    <w:abstractNumId w:val="2"/>
-    <w:lvlOverride w:ilvl="0">
-      <w:startOverride w:val="1"/>
-    </w:lvlOverride>
-  </w:num>
-  <w:num w:numId="8" w16cid:durableId="1613508999">
-    <w:abstractNumId w:val="4"/>
     <w:lvlOverride w:ilvl="0">
       <w:startOverride w:val="1"/>
     </w:lvlOverride>
@@ -7427,7 +7427,7 @@
     <w:autoRedefine/>
     <w:uiPriority w:val="39"/>
     <w:unhideWhenUsed/>
-    <w:rsid w:val="00165E85"/>
+    <w:rsid w:val="00854630"/>
     <w:pPr>
       <w:spacing w:after="100"/>
     </w:pPr>
@@ -7439,7 +7439,7 @@
     <w:autoRedefine/>
     <w:uiPriority w:val="39"/>
     <w:unhideWhenUsed/>
-    <w:rsid w:val="00165E85"/>
+    <w:rsid w:val="00854630"/>
     <w:pPr>
       <w:spacing w:after="100"/>
       <w:ind w:left="210"/>

--- a/docs/manuals/Role_Guide_5_KII_RA.docx
+++ b/docs/manuals/Role_Guide_5_KII_RA.docx
@@ -69,7 +69,7 @@
           <w:left w:w="10" w:type="dxa"/>
           <w:right w:w="10" w:type="dxa"/>
         </w:tblCellMar>
-        <w:tblLook w:val="0000" w:firstRow="0" w:lastRow="0" w:firstColumn="0" w:lastColumn="0" w:noHBand="0" w:noVBand="0"/>
+        <w:tblLook w:val="04A0" w:firstRow="1" w:lastRow="0" w:firstColumn="1" w:lastColumn="0" w:noHBand="0" w:noVBand="1"/>
       </w:tblPr>
       <w:tblGrid>
         <w:gridCol w:w="2300"/>
@@ -469,7 +469,7 @@
                 <w:sz w:val="19"/>
                 <w:szCs w:val="19"/>
               </w:rPr>
-              <w:t>Version 1.3 · 20 September 2026</w:t>
+              <w:t>Version 1.4 · 20 September 2026</w:t>
             </w:r>
           </w:p>
         </w:tc>
@@ -538,7 +538,7 @@
     <w:sdt>
       <w:sdtPr>
         <w:alias w:val="Contents"/>
-        <w:id w:val="-998956286"/>
+        <w:id w:val="468327169"/>
       </w:sdtPr>
       <w:sdtEndPr/>
       <w:sdtContent>
@@ -567,7 +567,7 @@
           <w:r>
             <w:fldChar w:fldCharType="separate"/>
           </w:r>
-          <w:hyperlink w:anchor="_Toc240767950" w:history="1">
+          <w:hyperlink w:anchor="_Toc240773495" w:history="1">
             <w:r>
               <w:rPr>
                 <w:rStyle w:val="Hyperlink"/>
@@ -591,7 +591,7 @@
               <w:rPr>
                 <w:noProof/>
               </w:rPr>
-              <w:instrText xml:space="preserve"> PAGEREF _Toc240767950 \h </w:instrText>
+              <w:instrText xml:space="preserve"> PAGEREF _Toc240773495 \h </w:instrText>
             </w:r>
             <w:r>
               <w:rPr>
@@ -634,7 +634,7 @@
               <w14:ligatures w14:val="standardContextual"/>
             </w:rPr>
           </w:pPr>
-          <w:hyperlink w:anchor="_Toc240767951" w:history="1">
+          <w:hyperlink w:anchor="_Toc240773496" w:history="1">
             <w:r>
               <w:rPr>
                 <w:rStyle w:val="Hyperlink"/>
@@ -658,7 +658,7 @@
               <w:rPr>
                 <w:noProof/>
               </w:rPr>
-              <w:instrText xml:space="preserve"> PAGEREF _Toc240767951 \h </w:instrText>
+              <w:instrText xml:space="preserve"> PAGEREF _Toc240773496 \h </w:instrText>
             </w:r>
             <w:r>
               <w:rPr>
@@ -701,7 +701,7 @@
               <w14:ligatures w14:val="standardContextual"/>
             </w:rPr>
           </w:pPr>
-          <w:hyperlink w:anchor="_Toc240767952" w:history="1">
+          <w:hyperlink w:anchor="_Toc240773497" w:history="1">
             <w:r>
               <w:rPr>
                 <w:rStyle w:val="Hyperlink"/>
@@ -725,7 +725,7 @@
               <w:rPr>
                 <w:noProof/>
               </w:rPr>
-              <w:instrText xml:space="preserve"> PAGEREF _Toc240767952 \h </w:instrText>
+              <w:instrText xml:space="preserve"> PAGEREF _Toc240773497 \h </w:instrText>
             </w:r>
             <w:r>
               <w:rPr>
@@ -768,7 +768,7 @@
               <w14:ligatures w14:val="standardContextual"/>
             </w:rPr>
           </w:pPr>
-          <w:hyperlink w:anchor="_Toc240767953" w:history="1">
+          <w:hyperlink w:anchor="_Toc240773498" w:history="1">
             <w:r>
               <w:rPr>
                 <w:rStyle w:val="Hyperlink"/>
@@ -792,7 +792,7 @@
               <w:rPr>
                 <w:noProof/>
               </w:rPr>
-              <w:instrText xml:space="preserve"> PAGEREF _Toc240767953 \h </w:instrText>
+              <w:instrText xml:space="preserve"> PAGEREF _Toc240773498 \h </w:instrText>
             </w:r>
             <w:r>
               <w:rPr>
@@ -835,7 +835,7 @@
               <w14:ligatures w14:val="standardContextual"/>
             </w:rPr>
           </w:pPr>
-          <w:hyperlink w:anchor="_Toc240767954" w:history="1">
+          <w:hyperlink w:anchor="_Toc240773499" w:history="1">
             <w:r>
               <w:rPr>
                 <w:rStyle w:val="Hyperlink"/>
@@ -859,7 +859,7 @@
               <w:rPr>
                 <w:noProof/>
               </w:rPr>
-              <w:instrText xml:space="preserve"> PAGEREF _Toc240767954 \h </w:instrText>
+              <w:instrText xml:space="preserve"> PAGEREF _Toc240773499 \h </w:instrText>
             </w:r>
             <w:r>
               <w:rPr>
@@ -902,7 +902,7 @@
               <w14:ligatures w14:val="standardContextual"/>
             </w:rPr>
           </w:pPr>
-          <w:hyperlink w:anchor="_Toc240767955" w:history="1">
+          <w:hyperlink w:anchor="_Toc240773500" w:history="1">
             <w:r>
               <w:rPr>
                 <w:rStyle w:val="Hyperlink"/>
@@ -926,7 +926,7 @@
               <w:rPr>
                 <w:noProof/>
               </w:rPr>
-              <w:instrText xml:space="preserve"> PAGEREF _Toc240767955 \h </w:instrText>
+              <w:instrText xml:space="preserve"> PAGEREF _Toc240773500 \h </w:instrText>
             </w:r>
             <w:r>
               <w:rPr>
@@ -969,7 +969,7 @@
               <w14:ligatures w14:val="standardContextual"/>
             </w:rPr>
           </w:pPr>
-          <w:hyperlink w:anchor="_Toc240767956" w:history="1">
+          <w:hyperlink w:anchor="_Toc240773501" w:history="1">
             <w:r>
               <w:rPr>
                 <w:rStyle w:val="Hyperlink"/>
@@ -993,7 +993,7 @@
               <w:rPr>
                 <w:noProof/>
               </w:rPr>
-              <w:instrText xml:space="preserve"> PAGEREF _Toc240767956 \h </w:instrText>
+              <w:instrText xml:space="preserve"> PAGEREF _Toc240773501 \h </w:instrText>
             </w:r>
             <w:r>
               <w:rPr>
@@ -1036,7 +1036,7 @@
               <w14:ligatures w14:val="standardContextual"/>
             </w:rPr>
           </w:pPr>
-          <w:hyperlink w:anchor="_Toc240767957" w:history="1">
+          <w:hyperlink w:anchor="_Toc240773502" w:history="1">
             <w:r>
               <w:rPr>
                 <w:rStyle w:val="Hyperlink"/>
@@ -1060,7 +1060,7 @@
               <w:rPr>
                 <w:noProof/>
               </w:rPr>
-              <w:instrText xml:space="preserve"> PAGEREF _Toc240767957 \h </w:instrText>
+              <w:instrText xml:space="preserve"> PAGEREF _Toc240773502 \h </w:instrText>
             </w:r>
             <w:r>
               <w:rPr>
@@ -1103,7 +1103,7 @@
               <w14:ligatures w14:val="standardContextual"/>
             </w:rPr>
           </w:pPr>
-          <w:hyperlink w:anchor="_Toc240767958" w:history="1">
+          <w:hyperlink w:anchor="_Toc240773503" w:history="1">
             <w:r>
               <w:rPr>
                 <w:rStyle w:val="Hyperlink"/>
@@ -1127,7 +1127,7 @@
               <w:rPr>
                 <w:noProof/>
               </w:rPr>
-              <w:instrText xml:space="preserve"> PAGEREF _Toc240767958 \h </w:instrText>
+              <w:instrText xml:space="preserve"> PAGEREF _Toc240773503 \h </w:instrText>
             </w:r>
             <w:r>
               <w:rPr>
@@ -1170,7 +1170,7 @@
               <w14:ligatures w14:val="standardContextual"/>
             </w:rPr>
           </w:pPr>
-          <w:hyperlink w:anchor="_Toc240767959" w:history="1">
+          <w:hyperlink w:anchor="_Toc240773504" w:history="1">
             <w:r>
               <w:rPr>
                 <w:rStyle w:val="Hyperlink"/>
@@ -1194,7 +1194,7 @@
               <w:rPr>
                 <w:noProof/>
               </w:rPr>
-              <w:instrText xml:space="preserve"> PAGEREF _Toc240767959 \h </w:instrText>
+              <w:instrText xml:space="preserve"> PAGEREF _Toc240773504 \h </w:instrText>
             </w:r>
             <w:r>
               <w:rPr>
@@ -1237,7 +1237,7 @@
               <w14:ligatures w14:val="standardContextual"/>
             </w:rPr>
           </w:pPr>
-          <w:hyperlink w:anchor="_Toc240767960" w:history="1">
+          <w:hyperlink w:anchor="_Toc240773505" w:history="1">
             <w:r>
               <w:rPr>
                 <w:rStyle w:val="Hyperlink"/>
@@ -1261,7 +1261,7 @@
               <w:rPr>
                 <w:noProof/>
               </w:rPr>
-              <w:instrText xml:space="preserve"> PAGEREF _Toc240767960 \h </w:instrText>
+              <w:instrText xml:space="preserve"> PAGEREF _Toc240773505 \h </w:instrText>
             </w:r>
             <w:r>
               <w:rPr>
@@ -1304,7 +1304,7 @@
               <w14:ligatures w14:val="standardContextual"/>
             </w:rPr>
           </w:pPr>
-          <w:hyperlink w:anchor="_Toc240767961" w:history="1">
+          <w:hyperlink w:anchor="_Toc240773506" w:history="1">
             <w:r>
               <w:rPr>
                 <w:rStyle w:val="Hyperlink"/>
@@ -1328,7 +1328,7 @@
               <w:rPr>
                 <w:noProof/>
               </w:rPr>
-              <w:instrText xml:space="preserve"> PAGEREF _Toc240767961 \h </w:instrText>
+              <w:instrText xml:space="preserve"> PAGEREF _Toc240773506 \h </w:instrText>
             </w:r>
             <w:r>
               <w:rPr>
@@ -1371,7 +1371,7 @@
               <w14:ligatures w14:val="standardContextual"/>
             </w:rPr>
           </w:pPr>
-          <w:hyperlink w:anchor="_Toc240767962" w:history="1">
+          <w:hyperlink w:anchor="_Toc240773507" w:history="1">
             <w:r>
               <w:rPr>
                 <w:rStyle w:val="Hyperlink"/>
@@ -1395,7 +1395,7 @@
               <w:rPr>
                 <w:noProof/>
               </w:rPr>
-              <w:instrText xml:space="preserve"> PAGEREF _Toc240767962 \h </w:instrText>
+              <w:instrText xml:space="preserve"> PAGEREF _Toc240773507 \h </w:instrText>
             </w:r>
             <w:r>
               <w:rPr>
@@ -1438,7 +1438,7 @@
               <w14:ligatures w14:val="standardContextual"/>
             </w:rPr>
           </w:pPr>
-          <w:hyperlink w:anchor="_Toc240767963" w:history="1">
+          <w:hyperlink w:anchor="_Toc240773508" w:history="1">
             <w:r>
               <w:rPr>
                 <w:rStyle w:val="Hyperlink"/>
@@ -1462,7 +1462,7 @@
               <w:rPr>
                 <w:noProof/>
               </w:rPr>
-              <w:instrText xml:space="preserve"> PAGEREF _Toc240767963 \h </w:instrText>
+              <w:instrText xml:space="preserve"> PAGEREF _Toc240773508 \h </w:instrText>
             </w:r>
             <w:r>
               <w:rPr>
@@ -1505,7 +1505,7 @@
               <w14:ligatures w14:val="standardContextual"/>
             </w:rPr>
           </w:pPr>
-          <w:hyperlink w:anchor="_Toc240767964" w:history="1">
+          <w:hyperlink w:anchor="_Toc240773509" w:history="1">
             <w:r>
               <w:rPr>
                 <w:rStyle w:val="Hyperlink"/>
@@ -1529,7 +1529,7 @@
               <w:rPr>
                 <w:noProof/>
               </w:rPr>
-              <w:instrText xml:space="preserve"> PAGEREF _Toc240767964 \h </w:instrText>
+              <w:instrText xml:space="preserve"> PAGEREF _Toc240773509 \h </w:instrText>
             </w:r>
             <w:r>
               <w:rPr>
@@ -1572,7 +1572,7 @@
               <w14:ligatures w14:val="standardContextual"/>
             </w:rPr>
           </w:pPr>
-          <w:hyperlink w:anchor="_Toc240767965" w:history="1">
+          <w:hyperlink w:anchor="_Toc240773510" w:history="1">
             <w:r>
               <w:rPr>
                 <w:rStyle w:val="Hyperlink"/>
@@ -1596,7 +1596,7 @@
               <w:rPr>
                 <w:noProof/>
               </w:rPr>
-              <w:instrText xml:space="preserve"> PAGEREF _Toc240767965 \h </w:instrText>
+              <w:instrText xml:space="preserve"> PAGEREF _Toc240773510 \h </w:instrText>
             </w:r>
             <w:r>
               <w:rPr>
@@ -1639,7 +1639,7 @@
               <w14:ligatures w14:val="standardContextual"/>
             </w:rPr>
           </w:pPr>
-          <w:hyperlink w:anchor="_Toc240767966" w:history="1">
+          <w:hyperlink w:anchor="_Toc240773511" w:history="1">
             <w:r>
               <w:rPr>
                 <w:rStyle w:val="Hyperlink"/>
@@ -1663,7 +1663,7 @@
               <w:rPr>
                 <w:noProof/>
               </w:rPr>
-              <w:instrText xml:space="preserve"> PAGEREF _Toc240767966 \h </w:instrText>
+              <w:instrText xml:space="preserve"> PAGEREF _Toc240773511 \h </w:instrText>
             </w:r>
             <w:r>
               <w:rPr>
@@ -1702,7 +1702,7 @@
         <w:pStyle w:val="Heading1"/>
         <w:pageBreakBefore/>
       </w:pPr>
-      <w:bookmarkStart w:id="0" w:name="_Toc240767950"/>
+      <w:bookmarkStart w:id="0" w:name="_Toc240773495"/>
       <w:r>
         <w:lastRenderedPageBreak/>
         <w:t>1. Your role at a glance</w:t>
@@ -1823,7 +1823,7 @@
           <w:left w:w="10" w:type="dxa"/>
           <w:right w:w="10" w:type="dxa"/>
         </w:tblCellMar>
-        <w:tblLook w:val="0000" w:firstRow="0" w:lastRow="0" w:firstColumn="0" w:lastColumn="0" w:noHBand="0" w:noVBand="0"/>
+        <w:tblLook w:val="04A0" w:firstRow="1" w:lastRow="0" w:firstColumn="1" w:lastColumn="0" w:noHBand="0" w:noVBand="1"/>
       </w:tblPr>
       <w:tblGrid>
         <w:gridCol w:w="9412"/>
@@ -1883,7 +1883,7 @@
         <w:pStyle w:val="Heading1"/>
         <w:pageBreakBefore/>
       </w:pPr>
-      <w:bookmarkStart w:id="1" w:name="_Toc240767951"/>
+      <w:bookmarkStart w:id="1" w:name="_Toc240773496"/>
       <w:r>
         <w:lastRenderedPageBreak/>
         <w:t>2. Signing in and your screens</w:t>
@@ -1894,7 +1894,7 @@
       <w:pPr>
         <w:pStyle w:val="Heading2"/>
       </w:pPr>
-      <w:bookmarkStart w:id="2" w:name="_Toc240767952"/>
+      <w:bookmarkStart w:id="2" w:name="_Toc240773497"/>
       <w:r>
         <w:t>Signing in</w:t>
       </w:r>
@@ -1977,7 +1977,7 @@
           <w:noProof/>
         </w:rPr>
         <w:drawing>
-          <wp:inline distT="0" distB="0" distL="0" distR="0" wp14:anchorId="488EDBA0" wp14:editId="2B8C6AD5">
+          <wp:inline distT="0" distB="0" distL="0" distR="0" wp14:anchorId="757BD0D2" wp14:editId="2A06FC81">
             <wp:extent cx="5334000" cy="2333625"/>
             <wp:effectExtent l="0" t="0" r="0" b="0"/>
             <wp:docPr id="1" name="adm_login.jpg" descr="The sign-in screen for all internal staff." title="The sign-in screen for all internal staff."/>
@@ -2085,7 +2085,7 @@
           <w:left w:w="10" w:type="dxa"/>
           <w:right w:w="10" w:type="dxa"/>
         </w:tblCellMar>
-        <w:tblLook w:val="0000" w:firstRow="0" w:lastRow="0" w:firstColumn="0" w:lastColumn="0" w:noHBand="0" w:noVBand="0"/>
+        <w:tblLook w:val="04A0" w:firstRow="1" w:lastRow="0" w:firstColumn="1" w:lastColumn="0" w:noHBand="0" w:noVBand="1"/>
       </w:tblPr>
       <w:tblGrid>
         <w:gridCol w:w="9412"/>
@@ -2144,7 +2144,7 @@
       <w:pPr>
         <w:pStyle w:val="Heading2"/>
       </w:pPr>
-      <w:bookmarkStart w:id="3" w:name="_Toc240767953"/>
+      <w:bookmarkStart w:id="3" w:name="_Toc240773498"/>
       <w:r>
         <w:t>Finding your way around</w:t>
       </w:r>
@@ -2319,7 +2319,7 @@
         </w:rPr>
         <w:lastRenderedPageBreak/>
         <w:drawing>
-          <wp:inline distT="0" distB="0" distL="0" distR="0" wp14:anchorId="44EB41D3" wp14:editId="10490A55">
+          <wp:inline distT="0" distB="0" distL="0" distR="0" wp14:anchorId="6911B036" wp14:editId="66A1EF2B">
             <wp:extent cx="5715000" cy="1876425"/>
             <wp:effectExtent l="0" t="0" r="0" b="0"/>
             <wp:docPr id="2" name="adm_not_your_role.jpg" descr="Opening a screen outside your role (for example from an old bookmark) shows this card instead of the screen." title="Opening a screen outside your role (for example from an old bookmark) shows this card instead of the screen."/>
@@ -2388,7 +2388,7 @@
       <w:pPr>
         <w:pStyle w:val="Heading2"/>
       </w:pPr>
-      <w:bookmarkStart w:id="4" w:name="_Toc240767954"/>
+      <w:bookmarkStart w:id="4" w:name="_Toc240773499"/>
       <w:r>
         <w:t>Your screens</w:t>
       </w:r>
@@ -2409,7 +2409,7 @@
           <w:left w:w="10" w:type="dxa"/>
           <w:right w:w="10" w:type="dxa"/>
         </w:tblCellMar>
-        <w:tblLook w:val="0000" w:firstRow="0" w:lastRow="0" w:firstColumn="0" w:lastColumn="0" w:noHBand="0" w:noVBand="0"/>
+        <w:tblLook w:val="04A0" w:firstRow="1" w:lastRow="0" w:firstColumn="1" w:lastColumn="0" w:noHBand="0" w:noVBand="1"/>
       </w:tblPr>
       <w:tblGrid>
         <w:gridCol w:w="2824"/>
@@ -2663,7 +2663,7 @@
       <w:pPr>
         <w:pStyle w:val="Heading2"/>
       </w:pPr>
-      <w:bookmarkStart w:id="5" w:name="_Toc240767955"/>
+      <w:bookmarkStart w:id="5" w:name="_Toc240773500"/>
       <w:r>
         <w:t>Changing your password</w:t>
       </w:r>
@@ -2746,7 +2746,7 @@
           <w:noProof/>
         </w:rPr>
         <w:drawing>
-          <wp:inline distT="0" distB="0" distL="0" distR="0" wp14:anchorId="5D1E07B7" wp14:editId="641AD118">
+          <wp:inline distT="0" distB="0" distL="0" distR="0" wp14:anchorId="6D611F82" wp14:editId="4202A4BB">
             <wp:extent cx="5334000" cy="2171700"/>
             <wp:effectExtent l="0" t="0" r="0" b="0"/>
             <wp:docPr id="3" name="adm_account.jpg" descr="Change Password screen." title="Change Password screen."/>
@@ -2834,7 +2834,7 @@
         <w:pStyle w:val="Heading1"/>
         <w:pageBreakBefore/>
       </w:pPr>
-      <w:bookmarkStart w:id="6" w:name="_Toc240767956"/>
+      <w:bookmarkStart w:id="6" w:name="_Toc240773501"/>
       <w:r>
         <w:lastRenderedPageBreak/>
         <w:t>3. Your routine</w:t>
@@ -2864,7 +2864,7 @@
           <w:left w:w="10" w:type="dxa"/>
           <w:right w:w="10" w:type="dxa"/>
         </w:tblCellMar>
-        <w:tblLook w:val="0000" w:firstRow="0" w:lastRow="0" w:firstColumn="0" w:lastColumn="0" w:noHBand="0" w:noVBand="0"/>
+        <w:tblLook w:val="04A0" w:firstRow="1" w:lastRow="0" w:firstColumn="1" w:lastColumn="0" w:noHBand="0" w:noVBand="1"/>
       </w:tblPr>
       <w:tblGrid>
         <w:gridCol w:w="2071"/>
@@ -3178,7 +3178,7 @@
         <w:pStyle w:val="Heading1"/>
         <w:pageBreakBefore/>
       </w:pPr>
-      <w:bookmarkStart w:id="7" w:name="_Toc240767957"/>
+      <w:bookmarkStart w:id="7" w:name="_Toc240773502"/>
       <w:r>
         <w:lastRenderedPageBreak/>
         <w:t>4. Step-by-step tasks</w:t>
@@ -3189,7 +3189,7 @@
       <w:pPr>
         <w:pStyle w:val="Heading2"/>
       </w:pPr>
-      <w:bookmarkStart w:id="8" w:name="_Toc240767958"/>
+      <w:bookmarkStart w:id="8" w:name="_Toc240773503"/>
       <w:r>
         <w:t>4.1 Reading the KII/Doc Dashboard</w:t>
       </w:r>
@@ -3206,7 +3206,7 @@
           <w:noProof/>
         </w:rPr>
         <w:drawing>
-          <wp:inline distT="0" distB="0" distL="0" distR="0" wp14:anchorId="73D468D9" wp14:editId="36C73296">
+          <wp:inline distT="0" distB="0" distL="0" distR="0" wp14:anchorId="7A765FFD" wp14:editId="2A4D66BF">
             <wp:extent cx="5715000" cy="3571875"/>
             <wp:effectExtent l="0" t="0" r="0" b="0"/>
             <wp:docPr id="4" name="kii_dashboard.jpg" descr="KII / Document Dashboard." title="KII / Document Dashboard."/>
@@ -3275,7 +3275,7 @@
       <w:pPr>
         <w:pStyle w:val="Heading2"/>
       </w:pPr>
-      <w:bookmarkStart w:id="9" w:name="_Toc240767959"/>
+      <w:bookmarkStart w:id="9" w:name="_Toc240773504"/>
       <w:r>
         <w:t>4.2 Creating a KII record</w:t>
       </w:r>
@@ -3315,7 +3315,7 @@
           <w:noProof/>
         </w:rPr>
         <w:drawing>
-          <wp:inline distT="0" distB="0" distL="0" distR="0" wp14:anchorId="12EC71BF" wp14:editId="13D46A48">
+          <wp:inline distT="0" distB="0" distL="0" distR="0" wp14:anchorId="766B6E59" wp14:editId="127538AE">
             <wp:extent cx="5334000" cy="2667000"/>
             <wp:effectExtent l="0" t="0" r="0" b="0"/>
             <wp:docPr id="5" name="kii_new.jpg" descr="New KII Record." title="New KII Record."/>
@@ -3452,7 +3452,7 @@
       <w:pPr>
         <w:pStyle w:val="Heading2"/>
       </w:pPr>
-      <w:bookmarkStart w:id="10" w:name="_Toc240767960"/>
+      <w:bookmarkStart w:id="10" w:name="_Toc240773505"/>
       <w:r>
         <w:lastRenderedPageBreak/>
         <w:t>4.3 Taking a KII from invitation to coded transcript</w:t>
@@ -3503,7 +3503,7 @@
           <w:noProof/>
         </w:rPr>
         <w:drawing>
-          <wp:inline distT="0" distB="0" distL="0" distR="0" wp14:anchorId="56FE00FB" wp14:editId="69787931">
+          <wp:inline distT="0" distB="0" distL="0" distR="0" wp14:anchorId="360C37DD" wp14:editId="0DC7EC29">
             <wp:extent cx="5334000" cy="3333750"/>
             <wp:effectExtent l="0" t="0" r="0" b="0"/>
             <wp:docPr id="6" name="kii_register.jpg" descr="KII Register." title="KII Register."/>
@@ -3602,7 +3602,7 @@
           <w:noProof/>
         </w:rPr>
         <w:drawing>
-          <wp:inline distT="0" distB="0" distL="0" distR="0" wp14:anchorId="4DCE4F1A" wp14:editId="7EBD6D69">
+          <wp:inline distT="0" distB="0" distL="0" distR="0" wp14:anchorId="49BB9053" wp14:editId="3B9C992B">
             <wp:extent cx="5334000" cy="3752850"/>
             <wp:effectExtent l="0" t="0" r="0" b="0"/>
             <wp:docPr id="7" name="kii_detail.jpg" descr="KII record: status, consent, transcript and coding." title="KII record: status, consent, transcript and coding."/>
@@ -3839,7 +3839,7 @@
       <w:pPr>
         <w:pStyle w:val="Heading2"/>
       </w:pPr>
-      <w:bookmarkStart w:id="11" w:name="_Toc240767961"/>
+      <w:bookmarkStart w:id="11" w:name="_Toc240773506"/>
       <w:r>
         <w:t>4.4 Opening the KII Guide with the KII ID filled in</w:t>
       </w:r>
@@ -3889,7 +3889,7 @@
           <w:noProof/>
         </w:rPr>
         <w:drawing>
-          <wp:inline distT="0" distB="0" distL="0" distR="0" wp14:anchorId="441B5499" wp14:editId="67894A5F">
+          <wp:inline distT="0" distB="0" distL="0" distR="0" wp14:anchorId="01ACD85F" wp14:editId="5EF56E81">
             <wp:extent cx="5334000" cy="523875"/>
             <wp:effectExtent l="0" t="0" r="0" b="0"/>
             <wp:docPr id="8" name="kii_coding_locked.jpg" descr="Before consent: no interview link." title="Before consent: no interview link."/>
@@ -3988,7 +3988,7 @@
           <w:noProof/>
         </w:rPr>
         <w:drawing>
-          <wp:inline distT="0" distB="0" distL="0" distR="0" wp14:anchorId="18F701B8" wp14:editId="5709B633">
+          <wp:inline distT="0" distB="0" distL="0" distR="0" wp14:anchorId="089D3B56" wp14:editId="12FA0F03">
             <wp:extent cx="5334000" cy="742950"/>
             <wp:effectExtent l="0" t="0" r="0" b="0"/>
             <wp:docPr id="9" name="kii_coding_ready.jpg" descr="After consent: Continue this interview." title="After consent: Continue this interview."/>
@@ -4086,7 +4086,7 @@
           <w:left w:w="10" w:type="dxa"/>
           <w:right w:w="10" w:type="dxa"/>
         </w:tblCellMar>
-        <w:tblLook w:val="0000" w:firstRow="0" w:lastRow="0" w:firstColumn="0" w:lastColumn="0" w:noHBand="0" w:noVBand="0"/>
+        <w:tblLook w:val="04A0" w:firstRow="1" w:lastRow="0" w:firstColumn="1" w:lastColumn="0" w:noHBand="0" w:noVBand="1"/>
       </w:tblPr>
       <w:tblGrid>
         <w:gridCol w:w="9412"/>
@@ -4145,7 +4145,7 @@
       <w:pPr>
         <w:pStyle w:val="Heading2"/>
       </w:pPr>
-      <w:bookmarkStart w:id="12" w:name="_Toc240767962"/>
+      <w:bookmarkStart w:id="12" w:name="_Toc240773507"/>
       <w:r>
         <w:t>4.5 Downloading or emailing completed forms (Form PDFs)</w:t>
       </w:r>
@@ -4184,17 +4184,17 @@
         <w:spacing w:after="80" w:line="276" w:lineRule="auto"/>
       </w:pPr>
       <w:r>
-        <w:t xml:space="preserve">At the top, the sync panel shows whether the portal holds the same forms as KoboToolbox: for example “✓ In sync with KoboToolbox — KoboToolbox holds 12 · the portal holds 12”. Each row also says “✓ saved in portal” once the portal has an identical copy. If the panel says “Not in sync”, select </w:t>
+        <w:t xml:space="preserve">Select </w:t>
       </w:r>
       <w:r>
         <w:rPr>
           <w:b/>
           <w:bCs/>
         </w:rPr>
-        <w:t>Sync now</w:t>
-      </w:r>
-      <w:r>
-        <w:t>; it takes a few seconds.</w:t>
+        <w:t>Download PDF</w:t>
+      </w:r>
+      <w:r>
+        <w:t xml:space="preserve"> to save a readable copy: sections, questions, the chosen answers as words (not codes) and repeated groups.</w:t>
       </w:r>
     </w:p>
     <w:p>
@@ -4214,39 +4214,34 @@
           <w:b/>
           <w:bCs/>
         </w:rPr>
-        <w:t>Download PDF</w:t>
-      </w:r>
-      <w:r>
-        <w:t xml:space="preserve"> to save a readable copy: sections, questions, the chosen answers as words (not codes) and repeated groups.</w:t>
-      </w:r>
-    </w:p>
-    <w:p>
-      <w:pPr>
-        <w:pStyle w:val="ListParagraph"/>
-        <w:numPr>
-          <w:ilvl w:val="0"/>
-          <w:numId w:val="8"/>
-        </w:numPr>
-        <w:spacing w:after="80" w:line="276" w:lineRule="auto"/>
-      </w:pPr>
-      <w:r>
-        <w:t xml:space="preserve">Select </w:t>
+        <w:t>Email to me</w:t>
+      </w:r>
+      <w:r>
+        <w:t xml:space="preserve"> to send the PDF to the email address on your account.</w:t>
+      </w:r>
+    </w:p>
+    <w:p>
+      <w:pPr>
+        <w:spacing w:after="80"/>
+      </w:pPr>
+    </w:p>
+    <w:p>
+      <w:pPr>
+        <w:spacing w:after="120" w:line="288" w:lineRule="auto"/>
+      </w:pPr>
+      <w:r>
+        <w:t xml:space="preserve">At the top of the page, a sync panel shows whether the portal holds the same forms as KoboToolbox, for example “✓ In sync with KoboToolbox — KoboToolbox holds 12 · the portal holds 12”. Each row also says “✓ saved in portal” once the portal has an identical copy. If the panel says “Not in sync”, select </w:t>
       </w:r>
       <w:r>
         <w:rPr>
           <w:b/>
           <w:bCs/>
         </w:rPr>
-        <w:t>Email to me</w:t>
-      </w:r>
-      <w:r>
-        <w:t xml:space="preserve"> to send the PDF to the email address on your account.</w:t>
-      </w:r>
-    </w:p>
-    <w:p>
-      <w:pPr>
-        <w:spacing w:after="80"/>
-      </w:pPr>
+        <w:t>Sync now</w:t>
+      </w:r>
+      <w:r>
+        <w:t xml:space="preserve"> (read-only roles see the panel but not the button); it takes a few seconds.</w:t>
+      </w:r>
     </w:p>
     <w:p>
       <w:pPr>
@@ -4271,7 +4266,7 @@
           <w:left w:w="10" w:type="dxa"/>
           <w:right w:w="10" w:type="dxa"/>
         </w:tblCellMar>
-        <w:tblLook w:val="0000" w:firstRow="0" w:lastRow="0" w:firstColumn="0" w:lastColumn="0" w:noHBand="0" w:noVBand="0"/>
+        <w:tblLook w:val="04A0" w:firstRow="1" w:lastRow="0" w:firstColumn="1" w:lastColumn="0" w:noHBand="0" w:noVBand="1"/>
       </w:tblPr>
       <w:tblGrid>
         <w:gridCol w:w="9412"/>
@@ -4331,7 +4326,7 @@
       <w:pPr>
         <w:pStyle w:val="Heading2"/>
       </w:pPr>
-      <w:bookmarkStart w:id="13" w:name="_Toc240767963"/>
+      <w:bookmarkStart w:id="13" w:name="_Toc240773508"/>
       <w:r>
         <w:t>4.6 Consent in interviews</w:t>
       </w:r>
@@ -4409,7 +4404,7 @@
         <w:pStyle w:val="Heading1"/>
         <w:pageBreakBefore/>
       </w:pPr>
-      <w:bookmarkStart w:id="14" w:name="_Toc240767964"/>
+      <w:bookmarkStart w:id="14" w:name="_Toc240773509"/>
       <w:r>
         <w:lastRenderedPageBreak/>
         <w:t>5. Rules you must follow</w:t>
@@ -4560,7 +4555,7 @@
         <w:pStyle w:val="Heading1"/>
         <w:pageBreakBefore/>
       </w:pPr>
-      <w:bookmarkStart w:id="15" w:name="_Toc240767965"/>
+      <w:bookmarkStart w:id="15" w:name="_Toc240773510"/>
       <w:r>
         <w:lastRenderedPageBreak/>
         <w:t>6. Troubleshooting</w:t>
@@ -4582,7 +4577,7 @@
           <w:left w:w="10" w:type="dxa"/>
           <w:right w:w="10" w:type="dxa"/>
         </w:tblCellMar>
-        <w:tblLook w:val="0000" w:firstRow="0" w:lastRow="0" w:firstColumn="0" w:lastColumn="0" w:noHBand="0" w:noVBand="0"/>
+        <w:tblLook w:val="04A0" w:firstRow="1" w:lastRow="0" w:firstColumn="1" w:lastColumn="0" w:noHBand="0" w:noVBand="1"/>
       </w:tblPr>
       <w:tblGrid>
         <w:gridCol w:w="2635"/>
@@ -5587,7 +5582,7 @@
         <w:pStyle w:val="Heading1"/>
         <w:pageBreakBefore/>
       </w:pPr>
-      <w:bookmarkStart w:id="16" w:name="_Toc240767966"/>
+      <w:bookmarkStart w:id="16" w:name="_Toc240773511"/>
       <w:r>
         <w:lastRenderedPageBreak/>
         <w:t>7. Quick reference</w:t>
@@ -5609,7 +5604,7 @@
           <w:left w:w="10" w:type="dxa"/>
           <w:right w:w="10" w:type="dxa"/>
         </w:tblCellMar>
-        <w:tblLook w:val="0000" w:firstRow="0" w:lastRow="0" w:firstColumn="0" w:lastColumn="0" w:noHBand="0" w:noVBand="0"/>
+        <w:tblLook w:val="04A0" w:firstRow="1" w:lastRow="0" w:firstColumn="1" w:lastColumn="0" w:noHBand="0" w:noVBand="1"/>
       </w:tblPr>
       <w:tblGrid>
         <w:gridCol w:w="2824"/>
@@ -6089,7 +6084,7 @@
         <w:sz w:val="16"/>
         <w:szCs w:val="16"/>
       </w:rPr>
-      <w:t>Version 1.3 · 20 September 2026</w:t>
+      <w:t>Version 1.4 · 20 September 2026</w:t>
     </w:r>
     <w:r>
       <w:rPr>
@@ -6262,10 +6257,10 @@
 <file path=word/numbering.xml><?xml version="1.0" encoding="utf-8"?>
 <w:numbering xmlns:wpc="http://schemas.microsoft.com/office/word/2010/wordprocessingCanvas" xmlns:cx="http://schemas.microsoft.com/office/drawing/2014/chartex" xmlns:cx1="http://schemas.microsoft.com/office/drawing/2015/9/8/chartex" xmlns:cx2="http://schemas.microsoft.com/office/drawing/2015/10/21/chartex" xmlns:cx3="http://schemas.microsoft.com/office/drawing/2016/5/9/chartex" xmlns:cx4="http://schemas.microsoft.com/office/drawing/2016/5/10/chartex" xmlns:cx5="http://schemas.microsoft.com/office/drawing/2016/5/11/chartex" xmlns:cx6="http://schemas.microsoft.com/office/drawing/2016/5/12/chartex" xmlns:cx7="http://schemas.microsoft.com/office/drawing/2016/5/13/chartex" xmlns:cx8="http://schemas.microsoft.com/office/drawing/2016/5/14/chartex" xmlns:mc="http://schemas.openxmlformats.org/markup-compatibility/2006" xmlns:aink="http://schemas.microsoft.com/office/drawing/2016/ink" xmlns:am3d="http://schemas.microsoft.com/office/drawing/2017/model3d" xmlns:o="urn:schemas-microsoft-com:office:office" xmlns:oel="http://schemas.microsoft.com/office/2019/extlst" xmlns:r="http://schemas.openxmlformats.org/officeDocument/2006/relationships" xmlns:m="http://schemas.openxmlformats.org/officeDocument/2006/math" xmlns:v="urn:schemas-microsoft-com:vml" xmlns:wp14="http://schemas.microsoft.com/office/word/2010/wordprocessingDrawing" xmlns:wp="http://schemas.openxmlformats.org/drawingml/2006/wordprocessingDrawing" xmlns:w10="urn:schemas-microsoft-com:office:word" xmlns:w="http://schemas.openxmlformats.org/wordprocessingml/2006/main" xmlns:w14="http://schemas.microsoft.com/office/word/2010/wordml" xmlns:w15="http://schemas.microsoft.com/office/word/2012/wordml" xmlns:w16cex="http://schemas.microsoft.com/office/word/2018/wordml/cex" xmlns:w16cid="http://schemas.microsoft.com/office/word/2016/wordml/cid" xmlns:w16="http://schemas.microsoft.com/office/word/2018/wordml" xmlns:w16sdtdh="http://schemas.microsoft.com/office/word/2020/wordml/sdtdatahash" xmlns:w16se="http://schemas.microsoft.com/office/word/2015/wordml/symex" xmlns:wpg="http://schemas.microsoft.com/office/word/2010/wordprocessingGroup" xmlns:wpi="http://schemas.microsoft.com/office/word/2010/wordprocessingInk" xmlns:wne="http://schemas.microsoft.com/office/word/2006/wordml" xmlns:wps="http://schemas.microsoft.com/office/word/2010/wordprocessingShape" mc:Ignorable="w14 w15 w16se w16cid w16 w16cex w16sdtdh wp14">
   <w:abstractNum w:abstractNumId="0" w15:restartNumberingAfterBreak="0">
-    <w:nsid w:val="0F096E14"/>
+    <w:nsid w:val="143972D6"/>
     <w:multiLevelType w:val="hybridMultilevel"/>
-    <w:tmpl w:val="AA10AE6A"/>
-    <w:lvl w:ilvl="0" w:tplc="97041074">
+    <w:tmpl w:val="7FD451DE"/>
+    <w:lvl w:ilvl="0" w:tplc="3FB09714">
       <w:start w:val="1"/>
       <w:numFmt w:val="decimal"/>
       <w:lvlText w:val="%1."/>
@@ -6279,52 +6274,52 @@
         <w:color w:val="A67C27"/>
       </w:rPr>
     </w:lvl>
-    <w:lvl w:ilvl="1" w:tplc="88887102">
+    <w:lvl w:ilvl="1" w:tplc="841CAD5E">
       <w:numFmt w:val="decimal"/>
       <w:lvlText w:val=""/>
       <w:lvlJc w:val="left"/>
     </w:lvl>
-    <w:lvl w:ilvl="2" w:tplc="D48EE5F0">
+    <w:lvl w:ilvl="2" w:tplc="8870A42C">
       <w:numFmt w:val="decimal"/>
       <w:lvlText w:val=""/>
       <w:lvlJc w:val="left"/>
     </w:lvl>
-    <w:lvl w:ilvl="3" w:tplc="A378CF14">
+    <w:lvl w:ilvl="3" w:tplc="A4DC0C18">
       <w:numFmt w:val="decimal"/>
       <w:lvlText w:val=""/>
       <w:lvlJc w:val="left"/>
     </w:lvl>
-    <w:lvl w:ilvl="4" w:tplc="DB246C54">
+    <w:lvl w:ilvl="4" w:tplc="50621108">
       <w:numFmt w:val="decimal"/>
       <w:lvlText w:val=""/>
       <w:lvlJc w:val="left"/>
     </w:lvl>
-    <w:lvl w:ilvl="5" w:tplc="61080F40">
+    <w:lvl w:ilvl="5" w:tplc="D26C0D18">
       <w:numFmt w:val="decimal"/>
       <w:lvlText w:val=""/>
       <w:lvlJc w:val="left"/>
     </w:lvl>
-    <w:lvl w:ilvl="6" w:tplc="5F86131C">
+    <w:lvl w:ilvl="6" w:tplc="AEB4CAA0">
       <w:numFmt w:val="decimal"/>
       <w:lvlText w:val=""/>
       <w:lvlJc w:val="left"/>
     </w:lvl>
-    <w:lvl w:ilvl="7" w:tplc="68BC851E">
+    <w:lvl w:ilvl="7" w:tplc="D9E23544">
       <w:numFmt w:val="decimal"/>
       <w:lvlText w:val=""/>
       <w:lvlJc w:val="left"/>
     </w:lvl>
-    <w:lvl w:ilvl="8" w:tplc="69FC438C">
+    <w:lvl w:ilvl="8" w:tplc="DD545842">
       <w:numFmt w:val="decimal"/>
       <w:lvlText w:val=""/>
       <w:lvlJc w:val="left"/>
     </w:lvl>
   </w:abstractNum>
   <w:abstractNum w:abstractNumId="1" w15:restartNumberingAfterBreak="0">
-    <w:nsid w:val="1F814426"/>
+    <w:nsid w:val="244B19C3"/>
     <w:multiLevelType w:val="hybridMultilevel"/>
-    <w:tmpl w:val="3FD89DD4"/>
-    <w:lvl w:ilvl="0" w:tplc="7064370E">
+    <w:tmpl w:val="E5E05C4E"/>
+    <w:lvl w:ilvl="0" w:tplc="8A9AD230">
       <w:start w:val="1"/>
       <w:numFmt w:val="decimal"/>
       <w:lvlText w:val="%1."/>
@@ -6338,52 +6333,52 @@
         <w:color w:val="A67C27"/>
       </w:rPr>
     </w:lvl>
-    <w:lvl w:ilvl="1" w:tplc="681C7036">
+    <w:lvl w:ilvl="1" w:tplc="1BC6D26A">
       <w:numFmt w:val="decimal"/>
       <w:lvlText w:val=""/>
       <w:lvlJc w:val="left"/>
     </w:lvl>
-    <w:lvl w:ilvl="2" w:tplc="2CB45C38">
+    <w:lvl w:ilvl="2" w:tplc="EAF8AE52">
       <w:numFmt w:val="decimal"/>
       <w:lvlText w:val=""/>
       <w:lvlJc w:val="left"/>
     </w:lvl>
-    <w:lvl w:ilvl="3" w:tplc="5D32CA40">
+    <w:lvl w:ilvl="3" w:tplc="0C6E5662">
       <w:numFmt w:val="decimal"/>
       <w:lvlText w:val=""/>
       <w:lvlJc w:val="left"/>
     </w:lvl>
-    <w:lvl w:ilvl="4" w:tplc="769E1BC8">
+    <w:lvl w:ilvl="4" w:tplc="547A56F6">
       <w:numFmt w:val="decimal"/>
       <w:lvlText w:val=""/>
       <w:lvlJc w:val="left"/>
     </w:lvl>
-    <w:lvl w:ilvl="5" w:tplc="14FA0CD2">
+    <w:lvl w:ilvl="5" w:tplc="7D6028B4">
       <w:numFmt w:val="decimal"/>
       <w:lvlText w:val=""/>
       <w:lvlJc w:val="left"/>
     </w:lvl>
-    <w:lvl w:ilvl="6" w:tplc="237ED9E8">
+    <w:lvl w:ilvl="6" w:tplc="E932C1AA">
       <w:numFmt w:val="decimal"/>
       <w:lvlText w:val=""/>
       <w:lvlJc w:val="left"/>
     </w:lvl>
-    <w:lvl w:ilvl="7" w:tplc="41D26306">
+    <w:lvl w:ilvl="7" w:tplc="2B62A250">
       <w:numFmt w:val="decimal"/>
       <w:lvlText w:val=""/>
       <w:lvlJc w:val="left"/>
     </w:lvl>
-    <w:lvl w:ilvl="8" w:tplc="6F7ED67A">
+    <w:lvl w:ilvl="8" w:tplc="8A28C252">
       <w:numFmt w:val="decimal"/>
       <w:lvlText w:val=""/>
       <w:lvlJc w:val="left"/>
     </w:lvl>
   </w:abstractNum>
   <w:abstractNum w:abstractNumId="2" w15:restartNumberingAfterBreak="0">
-    <w:nsid w:val="1FD439D1"/>
+    <w:nsid w:val="362434A9"/>
     <w:multiLevelType w:val="hybridMultilevel"/>
-    <w:tmpl w:val="7A6882D8"/>
-    <w:lvl w:ilvl="0" w:tplc="3A4CFA7E">
+    <w:tmpl w:val="07349472"/>
+    <w:lvl w:ilvl="0" w:tplc="78D030AE">
       <w:start w:val="1"/>
       <w:numFmt w:val="decimal"/>
       <w:lvlText w:val="%1."/>
@@ -6397,138 +6392,52 @@
         <w:color w:val="A67C27"/>
       </w:rPr>
     </w:lvl>
-    <w:lvl w:ilvl="1" w:tplc="3D96F9A6">
+    <w:lvl w:ilvl="1" w:tplc="08BEA018">
       <w:numFmt w:val="decimal"/>
       <w:lvlText w:val=""/>
       <w:lvlJc w:val="left"/>
     </w:lvl>
-    <w:lvl w:ilvl="2" w:tplc="0652C7E6">
+    <w:lvl w:ilvl="2" w:tplc="68ECA2AC">
       <w:numFmt w:val="decimal"/>
       <w:lvlText w:val=""/>
       <w:lvlJc w:val="left"/>
     </w:lvl>
-    <w:lvl w:ilvl="3" w:tplc="37726248">
+    <w:lvl w:ilvl="3" w:tplc="4E8818DC">
       <w:numFmt w:val="decimal"/>
       <w:lvlText w:val=""/>
       <w:lvlJc w:val="left"/>
     </w:lvl>
-    <w:lvl w:ilvl="4" w:tplc="DDAA5B5E">
+    <w:lvl w:ilvl="4" w:tplc="FD88F656">
       <w:numFmt w:val="decimal"/>
       <w:lvlText w:val=""/>
       <w:lvlJc w:val="left"/>
     </w:lvl>
-    <w:lvl w:ilvl="5" w:tplc="A8AC4B4E">
+    <w:lvl w:ilvl="5" w:tplc="C938F0C0">
       <w:numFmt w:val="decimal"/>
       <w:lvlText w:val=""/>
       <w:lvlJc w:val="left"/>
     </w:lvl>
-    <w:lvl w:ilvl="6" w:tplc="44C4887A">
+    <w:lvl w:ilvl="6" w:tplc="A6D6EF0E">
       <w:numFmt w:val="decimal"/>
       <w:lvlText w:val=""/>
       <w:lvlJc w:val="left"/>
     </w:lvl>
-    <w:lvl w:ilvl="7" w:tplc="1C2ACA90">
+    <w:lvl w:ilvl="7" w:tplc="8ABA6748">
       <w:numFmt w:val="decimal"/>
       <w:lvlText w:val=""/>
       <w:lvlJc w:val="left"/>
     </w:lvl>
-    <w:lvl w:ilvl="8" w:tplc="92C28598">
+    <w:lvl w:ilvl="8" w:tplc="C17C57F8">
       <w:numFmt w:val="decimal"/>
       <w:lvlText w:val=""/>
       <w:lvlJc w:val="left"/>
     </w:lvl>
   </w:abstractNum>
   <w:abstractNum w:abstractNumId="3" w15:restartNumberingAfterBreak="0">
-    <w:nsid w:val="24AB7FF6"/>
+    <w:nsid w:val="4399036D"/>
     <w:multiLevelType w:val="hybridMultilevel"/>
-    <w:tmpl w:val="C3AACB00"/>
-    <w:lvl w:ilvl="0" w:tplc="6B24A664">
-      <w:start w:val="1"/>
-      <w:numFmt w:val="bullet"/>
-      <w:lvlText w:val="●"/>
-      <w:lvlJc w:val="left"/>
-      <w:pPr>
-        <w:ind w:left="720" w:hanging="360"/>
-      </w:pPr>
-    </w:lvl>
-    <w:lvl w:ilvl="1" w:tplc="C7C68172">
-      <w:start w:val="1"/>
-      <w:numFmt w:val="bullet"/>
-      <w:lvlText w:val="○"/>
-      <w:lvlJc w:val="left"/>
-      <w:pPr>
-        <w:ind w:left="1440" w:hanging="360"/>
-      </w:pPr>
-    </w:lvl>
-    <w:lvl w:ilvl="2" w:tplc="790ADE48">
-      <w:start w:val="1"/>
-      <w:numFmt w:val="bullet"/>
-      <w:lvlText w:val="■"/>
-      <w:lvlJc w:val="left"/>
-      <w:pPr>
-        <w:ind w:left="2160" w:hanging="360"/>
-      </w:pPr>
-    </w:lvl>
-    <w:lvl w:ilvl="3" w:tplc="18E8F8B2">
-      <w:start w:val="1"/>
-      <w:numFmt w:val="bullet"/>
-      <w:lvlText w:val="●"/>
-      <w:lvlJc w:val="left"/>
-      <w:pPr>
-        <w:ind w:left="2880" w:hanging="360"/>
-      </w:pPr>
-    </w:lvl>
-    <w:lvl w:ilvl="4" w:tplc="7B4A5CEE">
-      <w:start w:val="1"/>
-      <w:numFmt w:val="bullet"/>
-      <w:lvlText w:val="○"/>
-      <w:lvlJc w:val="left"/>
-      <w:pPr>
-        <w:ind w:left="3600" w:hanging="360"/>
-      </w:pPr>
-    </w:lvl>
-    <w:lvl w:ilvl="5" w:tplc="A9469736">
-      <w:start w:val="1"/>
-      <w:numFmt w:val="bullet"/>
-      <w:lvlText w:val="■"/>
-      <w:lvlJc w:val="left"/>
-      <w:pPr>
-        <w:ind w:left="4320" w:hanging="360"/>
-      </w:pPr>
-    </w:lvl>
-    <w:lvl w:ilvl="6" w:tplc="75907AFC">
-      <w:start w:val="1"/>
-      <w:numFmt w:val="bullet"/>
-      <w:lvlText w:val="●"/>
-      <w:lvlJc w:val="left"/>
-      <w:pPr>
-        <w:ind w:left="5040" w:hanging="360"/>
-      </w:pPr>
-    </w:lvl>
-    <w:lvl w:ilvl="7" w:tplc="9A7E43B2">
-      <w:start w:val="1"/>
-      <w:numFmt w:val="bullet"/>
-      <w:lvlText w:val="●"/>
-      <w:lvlJc w:val="left"/>
-      <w:pPr>
-        <w:ind w:left="5760" w:hanging="360"/>
-      </w:pPr>
-    </w:lvl>
-    <w:lvl w:ilvl="8" w:tplc="6EE23670">
-      <w:start w:val="1"/>
-      <w:numFmt w:val="bullet"/>
-      <w:lvlText w:val="●"/>
-      <w:lvlJc w:val="left"/>
-      <w:pPr>
-        <w:ind w:left="6480" w:hanging="360"/>
-      </w:pPr>
-    </w:lvl>
-  </w:abstractNum>
-  <w:abstractNum w:abstractNumId="4" w15:restartNumberingAfterBreak="0">
-    <w:nsid w:val="428F2FFD"/>
-    <w:multiLevelType w:val="hybridMultilevel"/>
-    <w:tmpl w:val="7038976A"/>
-    <w:lvl w:ilvl="0" w:tplc="4EE4FE28">
+    <w:tmpl w:val="4B603548"/>
+    <w:lvl w:ilvl="0" w:tplc="66740360">
       <w:start w:val="1"/>
       <w:numFmt w:val="decimal"/>
       <w:lvlText w:val="%1."/>
@@ -6542,52 +6451,196 @@
         <w:color w:val="A67C27"/>
       </w:rPr>
     </w:lvl>
-    <w:lvl w:ilvl="1" w:tplc="EC425ED2">
+    <w:lvl w:ilvl="1" w:tplc="E410EABA">
       <w:numFmt w:val="decimal"/>
       <w:lvlText w:val=""/>
       <w:lvlJc w:val="left"/>
     </w:lvl>
-    <w:lvl w:ilvl="2" w:tplc="F3EE78B2">
+    <w:lvl w:ilvl="2" w:tplc="657CB9F8">
       <w:numFmt w:val="decimal"/>
       <w:lvlText w:val=""/>
       <w:lvlJc w:val="left"/>
     </w:lvl>
-    <w:lvl w:ilvl="3" w:tplc="B00C5854">
+    <w:lvl w:ilvl="3" w:tplc="E670EB78">
       <w:numFmt w:val="decimal"/>
       <w:lvlText w:val=""/>
       <w:lvlJc w:val="left"/>
     </w:lvl>
-    <w:lvl w:ilvl="4" w:tplc="ED848F1A">
+    <w:lvl w:ilvl="4" w:tplc="159E9A6A">
       <w:numFmt w:val="decimal"/>
       <w:lvlText w:val=""/>
       <w:lvlJc w:val="left"/>
     </w:lvl>
-    <w:lvl w:ilvl="5" w:tplc="3ACC1B4C">
+    <w:lvl w:ilvl="5" w:tplc="806E5BEA">
       <w:numFmt w:val="decimal"/>
       <w:lvlText w:val=""/>
       <w:lvlJc w:val="left"/>
     </w:lvl>
-    <w:lvl w:ilvl="6" w:tplc="713EC960">
+    <w:lvl w:ilvl="6" w:tplc="8124D724">
       <w:numFmt w:val="decimal"/>
       <w:lvlText w:val=""/>
       <w:lvlJc w:val="left"/>
     </w:lvl>
-    <w:lvl w:ilvl="7" w:tplc="FC782CEE">
+    <w:lvl w:ilvl="7" w:tplc="0838BF5E">
       <w:numFmt w:val="decimal"/>
       <w:lvlText w:val=""/>
       <w:lvlJc w:val="left"/>
     </w:lvl>
-    <w:lvl w:ilvl="8" w:tplc="120CCAE6">
+    <w:lvl w:ilvl="8" w:tplc="30FC8706">
+      <w:numFmt w:val="decimal"/>
+      <w:lvlText w:val=""/>
+      <w:lvlJc w:val="left"/>
+    </w:lvl>
+  </w:abstractNum>
+  <w:abstractNum w:abstractNumId="4" w15:restartNumberingAfterBreak="0">
+    <w:nsid w:val="54132326"/>
+    <w:multiLevelType w:val="hybridMultilevel"/>
+    <w:tmpl w:val="4FEEB4B4"/>
+    <w:lvl w:ilvl="0" w:tplc="D7E2ADF2">
+      <w:start w:val="1"/>
+      <w:numFmt w:val="bullet"/>
+      <w:lvlText w:val="•"/>
+      <w:lvlJc w:val="left"/>
+      <w:pPr>
+        <w:ind w:left="460" w:hanging="280"/>
+      </w:pPr>
+    </w:lvl>
+    <w:lvl w:ilvl="1" w:tplc="B4B8A72A">
+      <w:start w:val="1"/>
+      <w:numFmt w:val="bullet"/>
+      <w:lvlText w:val="–"/>
+      <w:lvlJc w:val="left"/>
+      <w:pPr>
+        <w:ind w:left="900" w:hanging="280"/>
+      </w:pPr>
+    </w:lvl>
+    <w:lvl w:ilvl="2" w:tplc="7E2281F6">
+      <w:numFmt w:val="decimal"/>
+      <w:lvlText w:val=""/>
+      <w:lvlJc w:val="left"/>
+    </w:lvl>
+    <w:lvl w:ilvl="3" w:tplc="5C5CA7B2">
+      <w:numFmt w:val="decimal"/>
+      <w:lvlText w:val=""/>
+      <w:lvlJc w:val="left"/>
+    </w:lvl>
+    <w:lvl w:ilvl="4" w:tplc="EEB8AD7A">
+      <w:numFmt w:val="decimal"/>
+      <w:lvlText w:val=""/>
+      <w:lvlJc w:val="left"/>
+    </w:lvl>
+    <w:lvl w:ilvl="5" w:tplc="B9300876">
+      <w:numFmt w:val="decimal"/>
+      <w:lvlText w:val=""/>
+      <w:lvlJc w:val="left"/>
+    </w:lvl>
+    <w:lvl w:ilvl="6" w:tplc="F96EB416">
+      <w:numFmt w:val="decimal"/>
+      <w:lvlText w:val=""/>
+      <w:lvlJc w:val="left"/>
+    </w:lvl>
+    <w:lvl w:ilvl="7" w:tplc="36BAEBDC">
+      <w:numFmt w:val="decimal"/>
+      <w:lvlText w:val=""/>
+      <w:lvlJc w:val="left"/>
+    </w:lvl>
+    <w:lvl w:ilvl="8" w:tplc="F4AC1754">
       <w:numFmt w:val="decimal"/>
       <w:lvlText w:val=""/>
       <w:lvlJc w:val="left"/>
     </w:lvl>
   </w:abstractNum>
   <w:abstractNum w:abstractNumId="5" w15:restartNumberingAfterBreak="0">
-    <w:nsid w:val="5FF80508"/>
+    <w:nsid w:val="67A7391B"/>
     <w:multiLevelType w:val="hybridMultilevel"/>
-    <w:tmpl w:val="6DA6150E"/>
-    <w:lvl w:ilvl="0" w:tplc="1626091A">
+    <w:tmpl w:val="03CC08C4"/>
+    <w:lvl w:ilvl="0" w:tplc="8B8CDDDC">
+      <w:start w:val="1"/>
+      <w:numFmt w:val="bullet"/>
+      <w:lvlText w:val="●"/>
+      <w:lvlJc w:val="left"/>
+      <w:pPr>
+        <w:ind w:left="720" w:hanging="360"/>
+      </w:pPr>
+    </w:lvl>
+    <w:lvl w:ilvl="1" w:tplc="D19849B6">
+      <w:start w:val="1"/>
+      <w:numFmt w:val="bullet"/>
+      <w:lvlText w:val="○"/>
+      <w:lvlJc w:val="left"/>
+      <w:pPr>
+        <w:ind w:left="1440" w:hanging="360"/>
+      </w:pPr>
+    </w:lvl>
+    <w:lvl w:ilvl="2" w:tplc="1E3C6B02">
+      <w:start w:val="1"/>
+      <w:numFmt w:val="bullet"/>
+      <w:lvlText w:val="■"/>
+      <w:lvlJc w:val="left"/>
+      <w:pPr>
+        <w:ind w:left="2160" w:hanging="360"/>
+      </w:pPr>
+    </w:lvl>
+    <w:lvl w:ilvl="3" w:tplc="8D4C00DE">
+      <w:start w:val="1"/>
+      <w:numFmt w:val="bullet"/>
+      <w:lvlText w:val="●"/>
+      <w:lvlJc w:val="left"/>
+      <w:pPr>
+        <w:ind w:left="2880" w:hanging="360"/>
+      </w:pPr>
+    </w:lvl>
+    <w:lvl w:ilvl="4" w:tplc="7BA29852">
+      <w:start w:val="1"/>
+      <w:numFmt w:val="bullet"/>
+      <w:lvlText w:val="○"/>
+      <w:lvlJc w:val="left"/>
+      <w:pPr>
+        <w:ind w:left="3600" w:hanging="360"/>
+      </w:pPr>
+    </w:lvl>
+    <w:lvl w:ilvl="5" w:tplc="F2625A9C">
+      <w:start w:val="1"/>
+      <w:numFmt w:val="bullet"/>
+      <w:lvlText w:val="■"/>
+      <w:lvlJc w:val="left"/>
+      <w:pPr>
+        <w:ind w:left="4320" w:hanging="360"/>
+      </w:pPr>
+    </w:lvl>
+    <w:lvl w:ilvl="6" w:tplc="A5AE9674">
+      <w:start w:val="1"/>
+      <w:numFmt w:val="bullet"/>
+      <w:lvlText w:val="●"/>
+      <w:lvlJc w:val="left"/>
+      <w:pPr>
+        <w:ind w:left="5040" w:hanging="360"/>
+      </w:pPr>
+    </w:lvl>
+    <w:lvl w:ilvl="7" w:tplc="633ECD4E">
+      <w:start w:val="1"/>
+      <w:numFmt w:val="bullet"/>
+      <w:lvlText w:val="●"/>
+      <w:lvlJc w:val="left"/>
+      <w:pPr>
+        <w:ind w:left="5760" w:hanging="360"/>
+      </w:pPr>
+    </w:lvl>
+    <w:lvl w:ilvl="8" w:tplc="AE1CFC6E">
+      <w:start w:val="1"/>
+      <w:numFmt w:val="bullet"/>
+      <w:lvlText w:val="●"/>
+      <w:lvlJc w:val="left"/>
+      <w:pPr>
+        <w:ind w:left="6480" w:hanging="360"/>
+      </w:pPr>
+    </w:lvl>
+  </w:abstractNum>
+  <w:abstractNum w:abstractNumId="6" w15:restartNumberingAfterBreak="0">
+    <w:nsid w:val="6BE90767"/>
+    <w:multiLevelType w:val="hybridMultilevel"/>
+    <w:tmpl w:val="5F444736"/>
+    <w:lvl w:ilvl="0" w:tplc="42869520">
       <w:start w:val="1"/>
       <w:numFmt w:val="decimal"/>
       <w:lvlText w:val="%1."/>
@@ -6601,52 +6654,52 @@
         <w:color w:val="A67C27"/>
       </w:rPr>
     </w:lvl>
-    <w:lvl w:ilvl="1" w:tplc="AA2E143E">
+    <w:lvl w:ilvl="1" w:tplc="96246654">
       <w:numFmt w:val="decimal"/>
       <w:lvlText w:val=""/>
       <w:lvlJc w:val="left"/>
     </w:lvl>
-    <w:lvl w:ilvl="2" w:tplc="E03E3B22">
+    <w:lvl w:ilvl="2" w:tplc="2738F078">
       <w:numFmt w:val="decimal"/>
       <w:lvlText w:val=""/>
       <w:lvlJc w:val="left"/>
     </w:lvl>
-    <w:lvl w:ilvl="3" w:tplc="DEB2DBF0">
+    <w:lvl w:ilvl="3" w:tplc="C26C2C7C">
       <w:numFmt w:val="decimal"/>
       <w:lvlText w:val=""/>
       <w:lvlJc w:val="left"/>
     </w:lvl>
-    <w:lvl w:ilvl="4" w:tplc="39780B3C">
+    <w:lvl w:ilvl="4" w:tplc="19F8B242">
       <w:numFmt w:val="decimal"/>
       <w:lvlText w:val=""/>
       <w:lvlJc w:val="left"/>
     </w:lvl>
-    <w:lvl w:ilvl="5" w:tplc="66288DC8">
+    <w:lvl w:ilvl="5" w:tplc="045A6336">
       <w:numFmt w:val="decimal"/>
       <w:lvlText w:val=""/>
       <w:lvlJc w:val="left"/>
     </w:lvl>
-    <w:lvl w:ilvl="6" w:tplc="CADE65A2">
+    <w:lvl w:ilvl="6" w:tplc="9A460A86">
       <w:numFmt w:val="decimal"/>
       <w:lvlText w:val=""/>
       <w:lvlJc w:val="left"/>
     </w:lvl>
-    <w:lvl w:ilvl="7" w:tplc="7572335C">
+    <w:lvl w:ilvl="7" w:tplc="0DDAEB06">
       <w:numFmt w:val="decimal"/>
       <w:lvlText w:val=""/>
       <w:lvlJc w:val="left"/>
     </w:lvl>
-    <w:lvl w:ilvl="8" w:tplc="C70CB98C">
+    <w:lvl w:ilvl="8" w:tplc="0DB40DA8">
       <w:numFmt w:val="decimal"/>
       <w:lvlText w:val=""/>
       <w:lvlJc w:val="left"/>
     </w:lvl>
   </w:abstractNum>
-  <w:abstractNum w:abstractNumId="6" w15:restartNumberingAfterBreak="0">
-    <w:nsid w:val="62FA681A"/>
+  <w:abstractNum w:abstractNumId="7" w15:restartNumberingAfterBreak="0">
+    <w:nsid w:val="7BBB080E"/>
     <w:multiLevelType w:val="hybridMultilevel"/>
-    <w:tmpl w:val="04DEF90E"/>
-    <w:lvl w:ilvl="0" w:tplc="276A806E">
+    <w:tmpl w:val="647EA02A"/>
+    <w:lvl w:ilvl="0" w:tplc="DEF61A8C">
       <w:start w:val="1"/>
       <w:numFmt w:val="decimal"/>
       <w:lvlText w:val="%1."/>
@@ -6660,149 +6713,91 @@
         <w:color w:val="A67C27"/>
       </w:rPr>
     </w:lvl>
-    <w:lvl w:ilvl="1" w:tplc="85EE8626">
+    <w:lvl w:ilvl="1" w:tplc="B2C238BE">
       <w:numFmt w:val="decimal"/>
       <w:lvlText w:val=""/>
       <w:lvlJc w:val="left"/>
     </w:lvl>
-    <w:lvl w:ilvl="2" w:tplc="E48EC42A">
+    <w:lvl w:ilvl="2" w:tplc="595A65B4">
       <w:numFmt w:val="decimal"/>
       <w:lvlText w:val=""/>
       <w:lvlJc w:val="left"/>
     </w:lvl>
-    <w:lvl w:ilvl="3" w:tplc="074665BC">
+    <w:lvl w:ilvl="3" w:tplc="38B0177A">
       <w:numFmt w:val="decimal"/>
       <w:lvlText w:val=""/>
       <w:lvlJc w:val="left"/>
     </w:lvl>
-    <w:lvl w:ilvl="4" w:tplc="59FA4390">
+    <w:lvl w:ilvl="4" w:tplc="F99A2572">
       <w:numFmt w:val="decimal"/>
       <w:lvlText w:val=""/>
       <w:lvlJc w:val="left"/>
     </w:lvl>
-    <w:lvl w:ilvl="5" w:tplc="475AA9A8">
+    <w:lvl w:ilvl="5" w:tplc="CAACD564">
       <w:numFmt w:val="decimal"/>
       <w:lvlText w:val=""/>
       <w:lvlJc w:val="left"/>
     </w:lvl>
-    <w:lvl w:ilvl="6" w:tplc="1078317A">
+    <w:lvl w:ilvl="6" w:tplc="01A69D6A">
       <w:numFmt w:val="decimal"/>
       <w:lvlText w:val=""/>
       <w:lvlJc w:val="left"/>
     </w:lvl>
-    <w:lvl w:ilvl="7" w:tplc="9BC41D50">
+    <w:lvl w:ilvl="7" w:tplc="74262EC2">
       <w:numFmt w:val="decimal"/>
       <w:lvlText w:val=""/>
       <w:lvlJc w:val="left"/>
     </w:lvl>
-    <w:lvl w:ilvl="8" w:tplc="DE4463B6">
+    <w:lvl w:ilvl="8" w:tplc="1076DECE">
       <w:numFmt w:val="decimal"/>
       <w:lvlText w:val=""/>
       <w:lvlJc w:val="left"/>
     </w:lvl>
   </w:abstractNum>
-  <w:abstractNum w:abstractNumId="7" w15:restartNumberingAfterBreak="0">
-    <w:nsid w:val="6FCD6964"/>
-    <w:multiLevelType w:val="hybridMultilevel"/>
-    <w:tmpl w:val="F6BAF56E"/>
-    <w:lvl w:ilvl="0" w:tplc="38F47884">
-      <w:start w:val="1"/>
-      <w:numFmt w:val="bullet"/>
-      <w:lvlText w:val="•"/>
-      <w:lvlJc w:val="left"/>
-      <w:pPr>
-        <w:ind w:left="460" w:hanging="280"/>
-      </w:pPr>
-    </w:lvl>
-    <w:lvl w:ilvl="1" w:tplc="E1AE7956">
-      <w:start w:val="1"/>
-      <w:numFmt w:val="bullet"/>
-      <w:lvlText w:val="–"/>
-      <w:lvlJc w:val="left"/>
-      <w:pPr>
-        <w:ind w:left="900" w:hanging="280"/>
-      </w:pPr>
-    </w:lvl>
-    <w:lvl w:ilvl="2" w:tplc="5C42C204">
-      <w:numFmt w:val="decimal"/>
-      <w:lvlText w:val=""/>
-      <w:lvlJc w:val="left"/>
-    </w:lvl>
-    <w:lvl w:ilvl="3" w:tplc="A2CA86EA">
-      <w:numFmt w:val="decimal"/>
-      <w:lvlText w:val=""/>
-      <w:lvlJc w:val="left"/>
-    </w:lvl>
-    <w:lvl w:ilvl="4" w:tplc="4FD053F4">
-      <w:numFmt w:val="decimal"/>
-      <w:lvlText w:val=""/>
-      <w:lvlJc w:val="left"/>
-    </w:lvl>
-    <w:lvl w:ilvl="5" w:tplc="44B2CFD0">
-      <w:numFmt w:val="decimal"/>
-      <w:lvlText w:val=""/>
-      <w:lvlJc w:val="left"/>
-    </w:lvl>
-    <w:lvl w:ilvl="6" w:tplc="07DC0044">
-      <w:numFmt w:val="decimal"/>
-      <w:lvlText w:val=""/>
-      <w:lvlJc w:val="left"/>
-    </w:lvl>
-    <w:lvl w:ilvl="7" w:tplc="8A08F21C">
-      <w:numFmt w:val="decimal"/>
-      <w:lvlText w:val=""/>
-      <w:lvlJc w:val="left"/>
-    </w:lvl>
-    <w:lvl w:ilvl="8" w:tplc="DADE0D7E">
-      <w:numFmt w:val="decimal"/>
-      <w:lvlText w:val=""/>
-      <w:lvlJc w:val="left"/>
-    </w:lvl>
-  </w:abstractNum>
-  <w:num w:numId="1" w16cid:durableId="1696153201">
+  <w:num w:numId="1" w16cid:durableId="1774545553">
+    <w:abstractNumId w:val="5"/>
+    <w:lvlOverride w:ilvl="0">
+      <w:startOverride w:val="1"/>
+    </w:lvlOverride>
+  </w:num>
+  <w:num w:numId="2" w16cid:durableId="2029328011">
+    <w:abstractNumId w:val="4"/>
+    <w:lvlOverride w:ilvl="0">
+      <w:startOverride w:val="1"/>
+    </w:lvlOverride>
+  </w:num>
+  <w:num w:numId="3" w16cid:durableId="223878302">
+    <w:abstractNumId w:val="0"/>
+    <w:lvlOverride w:ilvl="0">
+      <w:startOverride w:val="1"/>
+    </w:lvlOverride>
+  </w:num>
+  <w:num w:numId="4" w16cid:durableId="1535995484">
+    <w:abstractNumId w:val="2"/>
+    <w:lvlOverride w:ilvl="0">
+      <w:startOverride w:val="1"/>
+    </w:lvlOverride>
+  </w:num>
+  <w:num w:numId="5" w16cid:durableId="449905403">
     <w:abstractNumId w:val="3"/>
     <w:lvlOverride w:ilvl="0">
       <w:startOverride w:val="1"/>
     </w:lvlOverride>
   </w:num>
-  <w:num w:numId="2" w16cid:durableId="2111007107">
+  <w:num w:numId="6" w16cid:durableId="272831318">
     <w:abstractNumId w:val="7"/>
     <w:lvlOverride w:ilvl="0">
       <w:startOverride w:val="1"/>
     </w:lvlOverride>
   </w:num>
-  <w:num w:numId="3" w16cid:durableId="116992005">
-    <w:abstractNumId w:val="4"/>
-    <w:lvlOverride w:ilvl="0">
-      <w:startOverride w:val="1"/>
-    </w:lvlOverride>
-  </w:num>
-  <w:num w:numId="4" w16cid:durableId="1946306652">
-    <w:abstractNumId w:val="2"/>
-    <w:lvlOverride w:ilvl="0">
-      <w:startOverride w:val="1"/>
-    </w:lvlOverride>
-  </w:num>
-  <w:num w:numId="5" w16cid:durableId="611327394">
-    <w:abstractNumId w:val="1"/>
-    <w:lvlOverride w:ilvl="0">
-      <w:startOverride w:val="1"/>
-    </w:lvlOverride>
-  </w:num>
-  <w:num w:numId="6" w16cid:durableId="1027757736">
+  <w:num w:numId="7" w16cid:durableId="1028793732">
     <w:abstractNumId w:val="6"/>
     <w:lvlOverride w:ilvl="0">
       <w:startOverride w:val="1"/>
     </w:lvlOverride>
   </w:num>
-  <w:num w:numId="7" w16cid:durableId="1808620459">
-    <w:abstractNumId w:val="5"/>
-    <w:lvlOverride w:ilvl="0">
-      <w:startOverride w:val="1"/>
-    </w:lvlOverride>
-  </w:num>
-  <w:num w:numId="8" w16cid:durableId="2075155418">
-    <w:abstractNumId w:val="0"/>
+  <w:num w:numId="8" w16cid:durableId="819076918">
+    <w:abstractNumId w:val="1"/>
     <w:lvlOverride w:ilvl="0">
       <w:startOverride w:val="1"/>
     </w:lvlOverride>
@@ -7427,7 +7422,7 @@
     <w:autoRedefine/>
     <w:uiPriority w:val="39"/>
     <w:unhideWhenUsed/>
-    <w:rsid w:val="00854630"/>
+    <w:rsid w:val="005F1E12"/>
     <w:pPr>
       <w:spacing w:after="100"/>
     </w:pPr>
@@ -7439,7 +7434,7 @@
     <w:autoRedefine/>
     <w:uiPriority w:val="39"/>
     <w:unhideWhenUsed/>
-    <w:rsid w:val="00854630"/>
+    <w:rsid w:val="005F1E12"/>
     <w:pPr>
       <w:spacing w:after="100"/>
       <w:ind w:left="210"/>

--- a/docs/manuals/Role_Guide_5_KII_RA.docx
+++ b/docs/manuals/Role_Guide_5_KII_RA.docx
@@ -469,7 +469,7 @@
                 <w:sz w:val="19"/>
                 <w:szCs w:val="19"/>
               </w:rPr>
-              <w:t>Version 1.4 · 20 September 2026</w:t>
+              <w:t>Version 1.5 · 20 September 2026</w:t>
             </w:r>
           </w:p>
         </w:tc>
@@ -538,7 +538,7 @@
     <w:sdt>
       <w:sdtPr>
         <w:alias w:val="Contents"/>
-        <w:id w:val="468327169"/>
+        <w:id w:val="-247737532"/>
       </w:sdtPr>
       <w:sdtEndPr/>
       <w:sdtContent>
@@ -567,7 +567,7 @@
           <w:r>
             <w:fldChar w:fldCharType="separate"/>
           </w:r>
-          <w:hyperlink w:anchor="_Toc240773495" w:history="1">
+          <w:hyperlink w:anchor="_Toc240779677" w:history="1">
             <w:r>
               <w:rPr>
                 <w:rStyle w:val="Hyperlink"/>
@@ -591,7 +591,7 @@
               <w:rPr>
                 <w:noProof/>
               </w:rPr>
-              <w:instrText xml:space="preserve"> PAGEREF _Toc240773495 \h </w:instrText>
+              <w:instrText xml:space="preserve"> PAGEREF _Toc240779677 \h </w:instrText>
             </w:r>
             <w:r>
               <w:rPr>
@@ -634,7 +634,7 @@
               <w14:ligatures w14:val="standardContextual"/>
             </w:rPr>
           </w:pPr>
-          <w:hyperlink w:anchor="_Toc240773496" w:history="1">
+          <w:hyperlink w:anchor="_Toc240779678" w:history="1">
             <w:r>
               <w:rPr>
                 <w:rStyle w:val="Hyperlink"/>
@@ -658,7 +658,7 @@
               <w:rPr>
                 <w:noProof/>
               </w:rPr>
-              <w:instrText xml:space="preserve"> PAGEREF _Toc240773496 \h </w:instrText>
+              <w:instrText xml:space="preserve"> PAGEREF _Toc240779678 \h </w:instrText>
             </w:r>
             <w:r>
               <w:rPr>
@@ -701,7 +701,7 @@
               <w14:ligatures w14:val="standardContextual"/>
             </w:rPr>
           </w:pPr>
-          <w:hyperlink w:anchor="_Toc240773497" w:history="1">
+          <w:hyperlink w:anchor="_Toc240779679" w:history="1">
             <w:r>
               <w:rPr>
                 <w:rStyle w:val="Hyperlink"/>
@@ -725,7 +725,7 @@
               <w:rPr>
                 <w:noProof/>
               </w:rPr>
-              <w:instrText xml:space="preserve"> PAGEREF _Toc240773497 \h </w:instrText>
+              <w:instrText xml:space="preserve"> PAGEREF _Toc240779679 \h </w:instrText>
             </w:r>
             <w:r>
               <w:rPr>
@@ -768,7 +768,7 @@
               <w14:ligatures w14:val="standardContextual"/>
             </w:rPr>
           </w:pPr>
-          <w:hyperlink w:anchor="_Toc240773498" w:history="1">
+          <w:hyperlink w:anchor="_Toc240779680" w:history="1">
             <w:r>
               <w:rPr>
                 <w:rStyle w:val="Hyperlink"/>
@@ -792,7 +792,7 @@
               <w:rPr>
                 <w:noProof/>
               </w:rPr>
-              <w:instrText xml:space="preserve"> PAGEREF _Toc240773498 \h </w:instrText>
+              <w:instrText xml:space="preserve"> PAGEREF _Toc240779680 \h </w:instrText>
             </w:r>
             <w:r>
               <w:rPr>
@@ -835,7 +835,7 @@
               <w14:ligatures w14:val="standardContextual"/>
             </w:rPr>
           </w:pPr>
-          <w:hyperlink w:anchor="_Toc240773499" w:history="1">
+          <w:hyperlink w:anchor="_Toc240779681" w:history="1">
             <w:r>
               <w:rPr>
                 <w:rStyle w:val="Hyperlink"/>
@@ -859,7 +859,7 @@
               <w:rPr>
                 <w:noProof/>
               </w:rPr>
-              <w:instrText xml:space="preserve"> PAGEREF _Toc240773499 \h </w:instrText>
+              <w:instrText xml:space="preserve"> PAGEREF _Toc240779681 \h </w:instrText>
             </w:r>
             <w:r>
               <w:rPr>
@@ -902,7 +902,7 @@
               <w14:ligatures w14:val="standardContextual"/>
             </w:rPr>
           </w:pPr>
-          <w:hyperlink w:anchor="_Toc240773500" w:history="1">
+          <w:hyperlink w:anchor="_Toc240779682" w:history="1">
             <w:r>
               <w:rPr>
                 <w:rStyle w:val="Hyperlink"/>
@@ -926,7 +926,7 @@
               <w:rPr>
                 <w:noProof/>
               </w:rPr>
-              <w:instrText xml:space="preserve"> PAGEREF _Toc240773500 \h </w:instrText>
+              <w:instrText xml:space="preserve"> PAGEREF _Toc240779682 \h </w:instrText>
             </w:r>
             <w:r>
               <w:rPr>
@@ -969,7 +969,7 @@
               <w14:ligatures w14:val="standardContextual"/>
             </w:rPr>
           </w:pPr>
-          <w:hyperlink w:anchor="_Toc240773501" w:history="1">
+          <w:hyperlink w:anchor="_Toc240779683" w:history="1">
             <w:r>
               <w:rPr>
                 <w:rStyle w:val="Hyperlink"/>
@@ -993,7 +993,7 @@
               <w:rPr>
                 <w:noProof/>
               </w:rPr>
-              <w:instrText xml:space="preserve"> PAGEREF _Toc240773501 \h </w:instrText>
+              <w:instrText xml:space="preserve"> PAGEREF _Toc240779683 \h </w:instrText>
             </w:r>
             <w:r>
               <w:rPr>
@@ -1036,7 +1036,7 @@
               <w14:ligatures w14:val="standardContextual"/>
             </w:rPr>
           </w:pPr>
-          <w:hyperlink w:anchor="_Toc240773502" w:history="1">
+          <w:hyperlink w:anchor="_Toc240779684" w:history="1">
             <w:r>
               <w:rPr>
                 <w:rStyle w:val="Hyperlink"/>
@@ -1060,7 +1060,7 @@
               <w:rPr>
                 <w:noProof/>
               </w:rPr>
-              <w:instrText xml:space="preserve"> PAGEREF _Toc240773502 \h </w:instrText>
+              <w:instrText xml:space="preserve"> PAGEREF _Toc240779684 \h </w:instrText>
             </w:r>
             <w:r>
               <w:rPr>
@@ -1103,7 +1103,7 @@
               <w14:ligatures w14:val="standardContextual"/>
             </w:rPr>
           </w:pPr>
-          <w:hyperlink w:anchor="_Toc240773503" w:history="1">
+          <w:hyperlink w:anchor="_Toc240779685" w:history="1">
             <w:r>
               <w:rPr>
                 <w:rStyle w:val="Hyperlink"/>
@@ -1127,7 +1127,7 @@
               <w:rPr>
                 <w:noProof/>
               </w:rPr>
-              <w:instrText xml:space="preserve"> PAGEREF _Toc240773503 \h </w:instrText>
+              <w:instrText xml:space="preserve"> PAGEREF _Toc240779685 \h </w:instrText>
             </w:r>
             <w:r>
               <w:rPr>
@@ -1170,7 +1170,7 @@
               <w14:ligatures w14:val="standardContextual"/>
             </w:rPr>
           </w:pPr>
-          <w:hyperlink w:anchor="_Toc240773504" w:history="1">
+          <w:hyperlink w:anchor="_Toc240779686" w:history="1">
             <w:r>
               <w:rPr>
                 <w:rStyle w:val="Hyperlink"/>
@@ -1194,7 +1194,7 @@
               <w:rPr>
                 <w:noProof/>
               </w:rPr>
-              <w:instrText xml:space="preserve"> PAGEREF _Toc240773504 \h </w:instrText>
+              <w:instrText xml:space="preserve"> PAGEREF _Toc240779686 \h </w:instrText>
             </w:r>
             <w:r>
               <w:rPr>
@@ -1237,7 +1237,7 @@
               <w14:ligatures w14:val="standardContextual"/>
             </w:rPr>
           </w:pPr>
-          <w:hyperlink w:anchor="_Toc240773505" w:history="1">
+          <w:hyperlink w:anchor="_Toc240779687" w:history="1">
             <w:r>
               <w:rPr>
                 <w:rStyle w:val="Hyperlink"/>
@@ -1261,7 +1261,7 @@
               <w:rPr>
                 <w:noProof/>
               </w:rPr>
-              <w:instrText xml:space="preserve"> PAGEREF _Toc240773505 \h </w:instrText>
+              <w:instrText xml:space="preserve"> PAGEREF _Toc240779687 \h </w:instrText>
             </w:r>
             <w:r>
               <w:rPr>
@@ -1304,7 +1304,7 @@
               <w14:ligatures w14:val="standardContextual"/>
             </w:rPr>
           </w:pPr>
-          <w:hyperlink w:anchor="_Toc240773506" w:history="1">
+          <w:hyperlink w:anchor="_Toc240779688" w:history="1">
             <w:r>
               <w:rPr>
                 <w:rStyle w:val="Hyperlink"/>
@@ -1328,7 +1328,7 @@
               <w:rPr>
                 <w:noProof/>
               </w:rPr>
-              <w:instrText xml:space="preserve"> PAGEREF _Toc240773506 \h </w:instrText>
+              <w:instrText xml:space="preserve"> PAGEREF _Toc240779688 \h </w:instrText>
             </w:r>
             <w:r>
               <w:rPr>
@@ -1371,7 +1371,7 @@
               <w14:ligatures w14:val="standardContextual"/>
             </w:rPr>
           </w:pPr>
-          <w:hyperlink w:anchor="_Toc240773507" w:history="1">
+          <w:hyperlink w:anchor="_Toc240779689" w:history="1">
             <w:r>
               <w:rPr>
                 <w:rStyle w:val="Hyperlink"/>
@@ -1395,7 +1395,7 @@
               <w:rPr>
                 <w:noProof/>
               </w:rPr>
-              <w:instrText xml:space="preserve"> PAGEREF _Toc240773507 \h </w:instrText>
+              <w:instrText xml:space="preserve"> PAGEREF _Toc240779689 \h </w:instrText>
             </w:r>
             <w:r>
               <w:rPr>
@@ -1438,7 +1438,7 @@
               <w14:ligatures w14:val="standardContextual"/>
             </w:rPr>
           </w:pPr>
-          <w:hyperlink w:anchor="_Toc240773508" w:history="1">
+          <w:hyperlink w:anchor="_Toc240779690" w:history="1">
             <w:r>
               <w:rPr>
                 <w:rStyle w:val="Hyperlink"/>
@@ -1462,7 +1462,7 @@
               <w:rPr>
                 <w:noProof/>
               </w:rPr>
-              <w:instrText xml:space="preserve"> PAGEREF _Toc240773508 \h </w:instrText>
+              <w:instrText xml:space="preserve"> PAGEREF _Toc240779690 \h </w:instrText>
             </w:r>
             <w:r>
               <w:rPr>
@@ -1505,7 +1505,7 @@
               <w14:ligatures w14:val="standardContextual"/>
             </w:rPr>
           </w:pPr>
-          <w:hyperlink w:anchor="_Toc240773509" w:history="1">
+          <w:hyperlink w:anchor="_Toc240779691" w:history="1">
             <w:r>
               <w:rPr>
                 <w:rStyle w:val="Hyperlink"/>
@@ -1529,7 +1529,7 @@
               <w:rPr>
                 <w:noProof/>
               </w:rPr>
-              <w:instrText xml:space="preserve"> PAGEREF _Toc240773509 \h </w:instrText>
+              <w:instrText xml:space="preserve"> PAGEREF _Toc240779691 \h </w:instrText>
             </w:r>
             <w:r>
               <w:rPr>
@@ -1572,7 +1572,7 @@
               <w14:ligatures w14:val="standardContextual"/>
             </w:rPr>
           </w:pPr>
-          <w:hyperlink w:anchor="_Toc240773510" w:history="1">
+          <w:hyperlink w:anchor="_Toc240779692" w:history="1">
             <w:r>
               <w:rPr>
                 <w:rStyle w:val="Hyperlink"/>
@@ -1596,7 +1596,7 @@
               <w:rPr>
                 <w:noProof/>
               </w:rPr>
-              <w:instrText xml:space="preserve"> PAGEREF _Toc240773510 \h </w:instrText>
+              <w:instrText xml:space="preserve"> PAGEREF _Toc240779692 \h </w:instrText>
             </w:r>
             <w:r>
               <w:rPr>
@@ -1639,7 +1639,7 @@
               <w14:ligatures w14:val="standardContextual"/>
             </w:rPr>
           </w:pPr>
-          <w:hyperlink w:anchor="_Toc240773511" w:history="1">
+          <w:hyperlink w:anchor="_Toc240779693" w:history="1">
             <w:r>
               <w:rPr>
                 <w:rStyle w:val="Hyperlink"/>
@@ -1663,7 +1663,7 @@
               <w:rPr>
                 <w:noProof/>
               </w:rPr>
-              <w:instrText xml:space="preserve"> PAGEREF _Toc240773511 \h </w:instrText>
+              <w:instrText xml:space="preserve"> PAGEREF _Toc240779693 \h </w:instrText>
             </w:r>
             <w:r>
               <w:rPr>
@@ -1702,7 +1702,7 @@
         <w:pStyle w:val="Heading1"/>
         <w:pageBreakBefore/>
       </w:pPr>
-      <w:bookmarkStart w:id="0" w:name="_Toc240773495"/>
+      <w:bookmarkStart w:id="0" w:name="_Toc240779677"/>
       <w:r>
         <w:lastRenderedPageBreak/>
         <w:t>1. Your role at a glance</w:t>
@@ -1883,7 +1883,7 @@
         <w:pStyle w:val="Heading1"/>
         <w:pageBreakBefore/>
       </w:pPr>
-      <w:bookmarkStart w:id="1" w:name="_Toc240773496"/>
+      <w:bookmarkStart w:id="1" w:name="_Toc240779678"/>
       <w:r>
         <w:lastRenderedPageBreak/>
         <w:t>2. Signing in and your screens</w:t>
@@ -1894,7 +1894,7 @@
       <w:pPr>
         <w:pStyle w:val="Heading2"/>
       </w:pPr>
-      <w:bookmarkStart w:id="2" w:name="_Toc240773497"/>
+      <w:bookmarkStart w:id="2" w:name="_Toc240779679"/>
       <w:r>
         <w:t>Signing in</w:t>
       </w:r>
@@ -1977,7 +1977,7 @@
           <w:noProof/>
         </w:rPr>
         <w:drawing>
-          <wp:inline distT="0" distB="0" distL="0" distR="0" wp14:anchorId="757BD0D2" wp14:editId="2A06FC81">
+          <wp:inline distT="0" distB="0" distL="0" distR="0" wp14:anchorId="17885D6A" wp14:editId="657466B3">
             <wp:extent cx="5334000" cy="2333625"/>
             <wp:effectExtent l="0" t="0" r="0" b="0"/>
             <wp:docPr id="1" name="adm_login.jpg" descr="The sign-in screen for all internal staff." title="The sign-in screen for all internal staff."/>
@@ -2144,7 +2144,7 @@
       <w:pPr>
         <w:pStyle w:val="Heading2"/>
       </w:pPr>
-      <w:bookmarkStart w:id="3" w:name="_Toc240773498"/>
+      <w:bookmarkStart w:id="3" w:name="_Toc240779680"/>
       <w:r>
         <w:t>Finding your way around</w:t>
       </w:r>
@@ -2319,7 +2319,7 @@
         </w:rPr>
         <w:lastRenderedPageBreak/>
         <w:drawing>
-          <wp:inline distT="0" distB="0" distL="0" distR="0" wp14:anchorId="6911B036" wp14:editId="66A1EF2B">
+          <wp:inline distT="0" distB="0" distL="0" distR="0" wp14:anchorId="3D94CDE6" wp14:editId="10ABC77A">
             <wp:extent cx="5715000" cy="1876425"/>
             <wp:effectExtent l="0" t="0" r="0" b="0"/>
             <wp:docPr id="2" name="adm_not_your_role.jpg" descr="Opening a screen outside your role (for example from an old bookmark) shows this card instead of the screen." title="Opening a screen outside your role (for example from an old bookmark) shows this card instead of the screen."/>
@@ -2388,7 +2388,7 @@
       <w:pPr>
         <w:pStyle w:val="Heading2"/>
       </w:pPr>
-      <w:bookmarkStart w:id="4" w:name="_Toc240773499"/>
+      <w:bookmarkStart w:id="4" w:name="_Toc240779681"/>
       <w:r>
         <w:t>Your screens</w:t>
       </w:r>
@@ -2663,7 +2663,7 @@
       <w:pPr>
         <w:pStyle w:val="Heading2"/>
       </w:pPr>
-      <w:bookmarkStart w:id="5" w:name="_Toc240773500"/>
+      <w:bookmarkStart w:id="5" w:name="_Toc240779682"/>
       <w:r>
         <w:t>Changing your password</w:t>
       </w:r>
@@ -2746,7 +2746,7 @@
           <w:noProof/>
         </w:rPr>
         <w:drawing>
-          <wp:inline distT="0" distB="0" distL="0" distR="0" wp14:anchorId="6D611F82" wp14:editId="4202A4BB">
+          <wp:inline distT="0" distB="0" distL="0" distR="0" wp14:anchorId="29103B69" wp14:editId="6EC3E570">
             <wp:extent cx="5334000" cy="2171700"/>
             <wp:effectExtent l="0" t="0" r="0" b="0"/>
             <wp:docPr id="3" name="adm_account.jpg" descr="Change Password screen." title="Change Password screen."/>
@@ -2834,7 +2834,7 @@
         <w:pStyle w:val="Heading1"/>
         <w:pageBreakBefore/>
       </w:pPr>
-      <w:bookmarkStart w:id="6" w:name="_Toc240773501"/>
+      <w:bookmarkStart w:id="6" w:name="_Toc240779683"/>
       <w:r>
         <w:lastRenderedPageBreak/>
         <w:t>3. Your routine</w:t>
@@ -3178,7 +3178,7 @@
         <w:pStyle w:val="Heading1"/>
         <w:pageBreakBefore/>
       </w:pPr>
-      <w:bookmarkStart w:id="7" w:name="_Toc240773502"/>
+      <w:bookmarkStart w:id="7" w:name="_Toc240779684"/>
       <w:r>
         <w:lastRenderedPageBreak/>
         <w:t>4. Step-by-step tasks</w:t>
@@ -3189,7 +3189,7 @@
       <w:pPr>
         <w:pStyle w:val="Heading2"/>
       </w:pPr>
-      <w:bookmarkStart w:id="8" w:name="_Toc240773503"/>
+      <w:bookmarkStart w:id="8" w:name="_Toc240779685"/>
       <w:r>
         <w:t>4.1 Reading the KII/Doc Dashboard</w:t>
       </w:r>
@@ -3206,7 +3206,7 @@
           <w:noProof/>
         </w:rPr>
         <w:drawing>
-          <wp:inline distT="0" distB="0" distL="0" distR="0" wp14:anchorId="7A765FFD" wp14:editId="2A4D66BF">
+          <wp:inline distT="0" distB="0" distL="0" distR="0" wp14:anchorId="6C45DFAA" wp14:editId="4FA25ED7">
             <wp:extent cx="5715000" cy="3571875"/>
             <wp:effectExtent l="0" t="0" r="0" b="0"/>
             <wp:docPr id="4" name="kii_dashboard.jpg" descr="KII / Document Dashboard." title="KII / Document Dashboard."/>
@@ -3275,7 +3275,7 @@
       <w:pPr>
         <w:pStyle w:val="Heading2"/>
       </w:pPr>
-      <w:bookmarkStart w:id="9" w:name="_Toc240773504"/>
+      <w:bookmarkStart w:id="9" w:name="_Toc240779686"/>
       <w:r>
         <w:t>4.2 Creating a KII record</w:t>
       </w:r>
@@ -3315,7 +3315,7 @@
           <w:noProof/>
         </w:rPr>
         <w:drawing>
-          <wp:inline distT="0" distB="0" distL="0" distR="0" wp14:anchorId="766B6E59" wp14:editId="127538AE">
+          <wp:inline distT="0" distB="0" distL="0" distR="0" wp14:anchorId="231D2F1B" wp14:editId="31A4DFD9">
             <wp:extent cx="5334000" cy="2667000"/>
             <wp:effectExtent l="0" t="0" r="0" b="0"/>
             <wp:docPr id="5" name="kii_new.jpg" descr="New KII Record." title="New KII Record."/>
@@ -3452,7 +3452,7 @@
       <w:pPr>
         <w:pStyle w:val="Heading2"/>
       </w:pPr>
-      <w:bookmarkStart w:id="10" w:name="_Toc240773505"/>
+      <w:bookmarkStart w:id="10" w:name="_Toc240779687"/>
       <w:r>
         <w:lastRenderedPageBreak/>
         <w:t>4.3 Taking a KII from invitation to coded transcript</w:t>
@@ -3503,7 +3503,7 @@
           <w:noProof/>
         </w:rPr>
         <w:drawing>
-          <wp:inline distT="0" distB="0" distL="0" distR="0" wp14:anchorId="360C37DD" wp14:editId="0DC7EC29">
+          <wp:inline distT="0" distB="0" distL="0" distR="0" wp14:anchorId="1D2C54C9" wp14:editId="48BD6B66">
             <wp:extent cx="5334000" cy="3333750"/>
             <wp:effectExtent l="0" t="0" r="0" b="0"/>
             <wp:docPr id="6" name="kii_register.jpg" descr="KII Register." title="KII Register."/>
@@ -3602,7 +3602,7 @@
           <w:noProof/>
         </w:rPr>
         <w:drawing>
-          <wp:inline distT="0" distB="0" distL="0" distR="0" wp14:anchorId="49BB9053" wp14:editId="3B9C992B">
+          <wp:inline distT="0" distB="0" distL="0" distR="0" wp14:anchorId="25CE13BB" wp14:editId="6DD7A115">
             <wp:extent cx="5334000" cy="3752850"/>
             <wp:effectExtent l="0" t="0" r="0" b="0"/>
             <wp:docPr id="7" name="kii_detail.jpg" descr="KII record: status, consent, transcript and coding." title="KII record: status, consent, transcript and coding."/>
@@ -3839,7 +3839,7 @@
       <w:pPr>
         <w:pStyle w:val="Heading2"/>
       </w:pPr>
-      <w:bookmarkStart w:id="11" w:name="_Toc240773506"/>
+      <w:bookmarkStart w:id="11" w:name="_Toc240779688"/>
       <w:r>
         <w:t>4.4 Opening the KII Guide with the KII ID filled in</w:t>
       </w:r>
@@ -3889,7 +3889,7 @@
           <w:noProof/>
         </w:rPr>
         <w:drawing>
-          <wp:inline distT="0" distB="0" distL="0" distR="0" wp14:anchorId="01ACD85F" wp14:editId="5EF56E81">
+          <wp:inline distT="0" distB="0" distL="0" distR="0" wp14:anchorId="044B8CA8" wp14:editId="615FBD68">
             <wp:extent cx="5334000" cy="523875"/>
             <wp:effectExtent l="0" t="0" r="0" b="0"/>
             <wp:docPr id="8" name="kii_coding_locked.jpg" descr="Before consent: no interview link." title="Before consent: no interview link."/>
@@ -3988,7 +3988,7 @@
           <w:noProof/>
         </w:rPr>
         <w:drawing>
-          <wp:inline distT="0" distB="0" distL="0" distR="0" wp14:anchorId="089D3B56" wp14:editId="12FA0F03">
+          <wp:inline distT="0" distB="0" distL="0" distR="0" wp14:anchorId="30F21759" wp14:editId="52767FA2">
             <wp:extent cx="5334000" cy="742950"/>
             <wp:effectExtent l="0" t="0" r="0" b="0"/>
             <wp:docPr id="9" name="kii_coding_ready.jpg" descr="After consent: Continue this interview." title="After consent: Continue this interview."/>
@@ -4145,7 +4145,7 @@
       <w:pPr>
         <w:pStyle w:val="Heading2"/>
       </w:pPr>
-      <w:bookmarkStart w:id="12" w:name="_Toc240773507"/>
+      <w:bookmarkStart w:id="12" w:name="_Toc240779689"/>
       <w:r>
         <w:t>4.5 Downloading or emailing completed forms (Form PDFs)</w:t>
       </w:r>
@@ -4172,6 +4172,83 @@
       </w:r>
       <w:r>
         <w:t>. You see the completed KII Guide forms from KoboToolbox, newest first.</w:t>
+      </w:r>
+    </w:p>
+    <w:p>
+      <w:pPr>
+        <w:keepNext/>
+        <w:spacing w:before="80" w:after="40"/>
+        <w:jc w:val="center"/>
+      </w:pPr>
+      <w:r>
+        <w:rPr>
+          <w:noProof/>
+        </w:rPr>
+        <w:lastRenderedPageBreak/>
+        <w:drawing>
+          <wp:inline distT="0" distB="0" distL="0" distR="0" wp14:anchorId="270B3C93" wp14:editId="751F9B41">
+            <wp:extent cx="5334000" cy="2667000"/>
+            <wp:effectExtent l="0" t="0" r="0" b="0"/>
+            <wp:docPr id="10" name="kii_form_pdfs.jpg" descr="Completed KII Guide forms, with the sync status." title="Completed KII Guide forms, with the sync status."/>
+            <wp:cNvGraphicFramePr>
+              <a:graphicFrameLocks xmlns:a="http://schemas.openxmlformats.org/drawingml/2006/main" noChangeAspect="1"/>
+            </wp:cNvGraphicFramePr>
+            <a:graphic xmlns:a="http://schemas.openxmlformats.org/drawingml/2006/main">
+              <a:graphicData uri="http://schemas.openxmlformats.org/drawingml/2006/picture">
+                <pic:pic xmlns:pic="http://schemas.openxmlformats.org/drawingml/2006/picture">
+                  <pic:nvPicPr>
+                    <pic:cNvPr id="0" name=""/>
+                    <pic:cNvPicPr>
+                      <a:picLocks noChangeAspect="1" noChangeArrowheads="1"/>
+                    </pic:cNvPicPr>
+                  </pic:nvPicPr>
+                  <pic:blipFill>
+                    <a:blip r:embed="rId16"/>
+                    <a:srcRect/>
+                    <a:stretch>
+                      <a:fillRect/>
+                    </a:stretch>
+                  </pic:blipFill>
+                  <pic:spPr bwMode="auto">
+                    <a:xfrm>
+                      <a:off x="0" y="0"/>
+                      <a:ext cx="5334000" cy="2667000"/>
+                    </a:xfrm>
+                    <a:prstGeom prst="rect">
+                      <a:avLst/>
+                    </a:prstGeom>
+                  </pic:spPr>
+                </pic:pic>
+              </a:graphicData>
+            </a:graphic>
+          </wp:inline>
+        </w:drawing>
+      </w:r>
+    </w:p>
+    <w:p>
+      <w:pPr>
+        <w:spacing w:after="180"/>
+        <w:jc w:val="center"/>
+      </w:pPr>
+      <w:r>
+        <w:rPr>
+          <w:b/>
+          <w:bCs/>
+          <w:color w:val="5B6670"/>
+          <w:sz w:val="17"/>
+          <w:szCs w:val="17"/>
+        </w:rPr>
+        <w:t xml:space="preserve">Figure 10. </w:t>
+      </w:r>
+      <w:r>
+        <w:rPr>
+          <w:i/>
+          <w:iCs/>
+          <w:color w:val="5B6670"/>
+          <w:sz w:val="17"/>
+          <w:szCs w:val="17"/>
+        </w:rPr>
+        <w:t>Completed KII Guide forms, with the sync status.</w:t>
       </w:r>
     </w:p>
     <w:p>
@@ -4303,7 +4380,6 @@
                 <w:sz w:val="20"/>
                 <w:szCs w:val="20"/>
               </w:rPr>
-              <w:lastRenderedPageBreak/>
               <w:t>How the sync works</w:t>
             </w:r>
           </w:p>
@@ -4326,7 +4402,7 @@
       <w:pPr>
         <w:pStyle w:val="Heading2"/>
       </w:pPr>
-      <w:bookmarkStart w:id="13" w:name="_Toc240773508"/>
+      <w:bookmarkStart w:id="13" w:name="_Toc240779690"/>
       <w:r>
         <w:t>4.6 Consent in interviews</w:t>
       </w:r>
@@ -4404,7 +4480,7 @@
         <w:pStyle w:val="Heading1"/>
         <w:pageBreakBefore/>
       </w:pPr>
-      <w:bookmarkStart w:id="14" w:name="_Toc240773509"/>
+      <w:bookmarkStart w:id="14" w:name="_Toc240779691"/>
       <w:r>
         <w:lastRenderedPageBreak/>
         <w:t>5. Rules you must follow</w:t>
@@ -4555,7 +4631,7 @@
         <w:pStyle w:val="Heading1"/>
         <w:pageBreakBefore/>
       </w:pPr>
-      <w:bookmarkStart w:id="15" w:name="_Toc240773510"/>
+      <w:bookmarkStart w:id="15" w:name="_Toc240779692"/>
       <w:r>
         <w:lastRenderedPageBreak/>
         <w:t>6. Troubleshooting</w:t>
@@ -5582,7 +5658,7 @@
         <w:pStyle w:val="Heading1"/>
         <w:pageBreakBefore/>
       </w:pPr>
-      <w:bookmarkStart w:id="16" w:name="_Toc240773511"/>
+      <w:bookmarkStart w:id="16" w:name="_Toc240779693"/>
       <w:r>
         <w:lastRenderedPageBreak/>
         <w:t>7. Quick reference</w:t>
@@ -6037,10 +6113,10 @@
       </w:pPr>
     </w:p>
     <w:sectPr>
-      <w:headerReference w:type="default" r:id="rId16"/>
-      <w:footerReference w:type="default" r:id="rId17"/>
-      <w:headerReference w:type="first" r:id="rId18"/>
-      <w:footerReference w:type="first" r:id="rId19"/>
+      <w:headerReference w:type="default" r:id="rId17"/>
+      <w:footerReference w:type="default" r:id="rId18"/>
+      <w:headerReference w:type="first" r:id="rId19"/>
+      <w:footerReference w:type="first" r:id="rId20"/>
       <w:pgSz w:w="11906" w:h="16838"/>
       <w:pgMar w:top="1300" w:right="1247" w:bottom="1200" w:left="1247" w:header="708" w:footer="708" w:gutter="0"/>
       <w:cols w:space="720"/>
@@ -6084,7 +6160,7 @@
         <w:sz w:val="16"/>
         <w:szCs w:val="16"/>
       </w:rPr>
-      <w:t>Version 1.4 · 20 September 2026</w:t>
+      <w:t>Version 1.5 · 20 September 2026</w:t>
     </w:r>
     <w:r>
       <w:rPr>
@@ -6257,10 +6333,68 @@
 <file path=word/numbering.xml><?xml version="1.0" encoding="utf-8"?>
 <w:numbering xmlns:wpc="http://schemas.microsoft.com/office/word/2010/wordprocessingCanvas" xmlns:cx="http://schemas.microsoft.com/office/drawing/2014/chartex" xmlns:cx1="http://schemas.microsoft.com/office/drawing/2015/9/8/chartex" xmlns:cx2="http://schemas.microsoft.com/office/drawing/2015/10/21/chartex" xmlns:cx3="http://schemas.microsoft.com/office/drawing/2016/5/9/chartex" xmlns:cx4="http://schemas.microsoft.com/office/drawing/2016/5/10/chartex" xmlns:cx5="http://schemas.microsoft.com/office/drawing/2016/5/11/chartex" xmlns:cx6="http://schemas.microsoft.com/office/drawing/2016/5/12/chartex" xmlns:cx7="http://schemas.microsoft.com/office/drawing/2016/5/13/chartex" xmlns:cx8="http://schemas.microsoft.com/office/drawing/2016/5/14/chartex" xmlns:mc="http://schemas.openxmlformats.org/markup-compatibility/2006" xmlns:aink="http://schemas.microsoft.com/office/drawing/2016/ink" xmlns:am3d="http://schemas.microsoft.com/office/drawing/2017/model3d" xmlns:o="urn:schemas-microsoft-com:office:office" xmlns:oel="http://schemas.microsoft.com/office/2019/extlst" xmlns:r="http://schemas.openxmlformats.org/officeDocument/2006/relationships" xmlns:m="http://schemas.openxmlformats.org/officeDocument/2006/math" xmlns:v="urn:schemas-microsoft-com:vml" xmlns:wp14="http://schemas.microsoft.com/office/word/2010/wordprocessingDrawing" xmlns:wp="http://schemas.openxmlformats.org/drawingml/2006/wordprocessingDrawing" xmlns:w10="urn:schemas-microsoft-com:office:word" xmlns:w="http://schemas.openxmlformats.org/wordprocessingml/2006/main" xmlns:w14="http://schemas.microsoft.com/office/word/2010/wordml" xmlns:w15="http://schemas.microsoft.com/office/word/2012/wordml" xmlns:w16cex="http://schemas.microsoft.com/office/word/2018/wordml/cex" xmlns:w16cid="http://schemas.microsoft.com/office/word/2016/wordml/cid" xmlns:w16="http://schemas.microsoft.com/office/word/2018/wordml" xmlns:w16sdtdh="http://schemas.microsoft.com/office/word/2020/wordml/sdtdatahash" xmlns:w16se="http://schemas.microsoft.com/office/word/2015/wordml/symex" xmlns:wpg="http://schemas.microsoft.com/office/word/2010/wordprocessingGroup" xmlns:wpi="http://schemas.microsoft.com/office/word/2010/wordprocessingInk" xmlns:wne="http://schemas.microsoft.com/office/word/2006/wordml" xmlns:wps="http://schemas.microsoft.com/office/word/2010/wordprocessingShape" mc:Ignorable="w14 w15 w16se w16cid w16 w16cex w16sdtdh wp14">
   <w:abstractNum w:abstractNumId="0" w15:restartNumberingAfterBreak="0">
-    <w:nsid w:val="143972D6"/>
+    <w:nsid w:val="05F64BAF"/>
     <w:multiLevelType w:val="hybridMultilevel"/>
-    <w:tmpl w:val="7FD451DE"/>
-    <w:lvl w:ilvl="0" w:tplc="3FB09714">
+    <w:tmpl w:val="69984BFC"/>
+    <w:lvl w:ilvl="0" w:tplc="6A62B542">
+      <w:start w:val="1"/>
+      <w:numFmt w:val="bullet"/>
+      <w:lvlText w:val="•"/>
+      <w:lvlJc w:val="left"/>
+      <w:pPr>
+        <w:ind w:left="460" w:hanging="280"/>
+      </w:pPr>
+    </w:lvl>
+    <w:lvl w:ilvl="1" w:tplc="2C2ABD46">
+      <w:start w:val="1"/>
+      <w:numFmt w:val="bullet"/>
+      <w:lvlText w:val="–"/>
+      <w:lvlJc w:val="left"/>
+      <w:pPr>
+        <w:ind w:left="900" w:hanging="280"/>
+      </w:pPr>
+    </w:lvl>
+    <w:lvl w:ilvl="2" w:tplc="DE888FA6">
+      <w:numFmt w:val="decimal"/>
+      <w:lvlText w:val=""/>
+      <w:lvlJc w:val="left"/>
+    </w:lvl>
+    <w:lvl w:ilvl="3" w:tplc="35BE3CEA">
+      <w:numFmt w:val="decimal"/>
+      <w:lvlText w:val=""/>
+      <w:lvlJc w:val="left"/>
+    </w:lvl>
+    <w:lvl w:ilvl="4" w:tplc="553C5D30">
+      <w:numFmt w:val="decimal"/>
+      <w:lvlText w:val=""/>
+      <w:lvlJc w:val="left"/>
+    </w:lvl>
+    <w:lvl w:ilvl="5" w:tplc="76866486">
+      <w:numFmt w:val="decimal"/>
+      <w:lvlText w:val=""/>
+      <w:lvlJc w:val="left"/>
+    </w:lvl>
+    <w:lvl w:ilvl="6" w:tplc="02BA0D4C">
+      <w:numFmt w:val="decimal"/>
+      <w:lvlText w:val=""/>
+      <w:lvlJc w:val="left"/>
+    </w:lvl>
+    <w:lvl w:ilvl="7" w:tplc="917E3226">
+      <w:numFmt w:val="decimal"/>
+      <w:lvlText w:val=""/>
+      <w:lvlJc w:val="left"/>
+    </w:lvl>
+    <w:lvl w:ilvl="8" w:tplc="66623E6A">
+      <w:numFmt w:val="decimal"/>
+      <w:lvlText w:val=""/>
+      <w:lvlJc w:val="left"/>
+    </w:lvl>
+  </w:abstractNum>
+  <w:abstractNum w:abstractNumId="1" w15:restartNumberingAfterBreak="0">
+    <w:nsid w:val="11A94611"/>
+    <w:multiLevelType w:val="hybridMultilevel"/>
+    <w:tmpl w:val="68E21F38"/>
+    <w:lvl w:ilvl="0" w:tplc="F496B4D2">
       <w:start w:val="1"/>
       <w:numFmt w:val="decimal"/>
       <w:lvlText w:val="%1."/>
@@ -6274,52 +6408,52 @@
         <w:color w:val="A67C27"/>
       </w:rPr>
     </w:lvl>
-    <w:lvl w:ilvl="1" w:tplc="841CAD5E">
+    <w:lvl w:ilvl="1" w:tplc="7FB6CAE8">
       <w:numFmt w:val="decimal"/>
       <w:lvlText w:val=""/>
       <w:lvlJc w:val="left"/>
     </w:lvl>
-    <w:lvl w:ilvl="2" w:tplc="8870A42C">
+    <w:lvl w:ilvl="2" w:tplc="E4BEEEDE">
       <w:numFmt w:val="decimal"/>
       <w:lvlText w:val=""/>
       <w:lvlJc w:val="left"/>
     </w:lvl>
-    <w:lvl w:ilvl="3" w:tplc="A4DC0C18">
+    <w:lvl w:ilvl="3" w:tplc="5D702EB2">
       <w:numFmt w:val="decimal"/>
       <w:lvlText w:val=""/>
       <w:lvlJc w:val="left"/>
     </w:lvl>
-    <w:lvl w:ilvl="4" w:tplc="50621108">
+    <w:lvl w:ilvl="4" w:tplc="D2663CB0">
       <w:numFmt w:val="decimal"/>
       <w:lvlText w:val=""/>
       <w:lvlJc w:val="left"/>
     </w:lvl>
-    <w:lvl w:ilvl="5" w:tplc="D26C0D18">
+    <w:lvl w:ilvl="5" w:tplc="AC8E79A2">
       <w:numFmt w:val="decimal"/>
       <w:lvlText w:val=""/>
       <w:lvlJc w:val="left"/>
     </w:lvl>
-    <w:lvl w:ilvl="6" w:tplc="AEB4CAA0">
+    <w:lvl w:ilvl="6" w:tplc="9D64AF4A">
       <w:numFmt w:val="decimal"/>
       <w:lvlText w:val=""/>
       <w:lvlJc w:val="left"/>
     </w:lvl>
-    <w:lvl w:ilvl="7" w:tplc="D9E23544">
+    <w:lvl w:ilvl="7" w:tplc="5A8AC3E8">
       <w:numFmt w:val="decimal"/>
       <w:lvlText w:val=""/>
       <w:lvlJc w:val="left"/>
     </w:lvl>
-    <w:lvl w:ilvl="8" w:tplc="DD545842">
+    <w:lvl w:ilvl="8" w:tplc="0C9AAEA4">
       <w:numFmt w:val="decimal"/>
       <w:lvlText w:val=""/>
       <w:lvlJc w:val="left"/>
     </w:lvl>
   </w:abstractNum>
-  <w:abstractNum w:abstractNumId="1" w15:restartNumberingAfterBreak="0">
-    <w:nsid w:val="244B19C3"/>
+  <w:abstractNum w:abstractNumId="2" w15:restartNumberingAfterBreak="0">
+    <w:nsid w:val="15E81DBF"/>
     <w:multiLevelType w:val="hybridMultilevel"/>
-    <w:tmpl w:val="E5E05C4E"/>
-    <w:lvl w:ilvl="0" w:tplc="8A9AD230">
+    <w:tmpl w:val="A6A0B062"/>
+    <w:lvl w:ilvl="0" w:tplc="2F0A12A0">
       <w:start w:val="1"/>
       <w:numFmt w:val="decimal"/>
       <w:lvlText w:val="%1."/>
@@ -6333,52 +6467,138 @@
         <w:color w:val="A67C27"/>
       </w:rPr>
     </w:lvl>
-    <w:lvl w:ilvl="1" w:tplc="1BC6D26A">
+    <w:lvl w:ilvl="1" w:tplc="0C4040AC">
       <w:numFmt w:val="decimal"/>
       <w:lvlText w:val=""/>
       <w:lvlJc w:val="left"/>
     </w:lvl>
-    <w:lvl w:ilvl="2" w:tplc="EAF8AE52">
+    <w:lvl w:ilvl="2" w:tplc="620E09B6">
       <w:numFmt w:val="decimal"/>
       <w:lvlText w:val=""/>
       <w:lvlJc w:val="left"/>
     </w:lvl>
-    <w:lvl w:ilvl="3" w:tplc="0C6E5662">
+    <w:lvl w:ilvl="3" w:tplc="DE921424">
       <w:numFmt w:val="decimal"/>
       <w:lvlText w:val=""/>
       <w:lvlJc w:val="left"/>
     </w:lvl>
-    <w:lvl w:ilvl="4" w:tplc="547A56F6">
+    <w:lvl w:ilvl="4" w:tplc="EFC4F2DC">
       <w:numFmt w:val="decimal"/>
       <w:lvlText w:val=""/>
       <w:lvlJc w:val="left"/>
     </w:lvl>
-    <w:lvl w:ilvl="5" w:tplc="7D6028B4">
+    <w:lvl w:ilvl="5" w:tplc="61822C4C">
       <w:numFmt w:val="decimal"/>
       <w:lvlText w:val=""/>
       <w:lvlJc w:val="left"/>
     </w:lvl>
-    <w:lvl w:ilvl="6" w:tplc="E932C1AA">
+    <w:lvl w:ilvl="6" w:tplc="E2F8DC62">
       <w:numFmt w:val="decimal"/>
       <w:lvlText w:val=""/>
       <w:lvlJc w:val="left"/>
     </w:lvl>
-    <w:lvl w:ilvl="7" w:tplc="2B62A250">
+    <w:lvl w:ilvl="7" w:tplc="5126AFF6">
       <w:numFmt w:val="decimal"/>
       <w:lvlText w:val=""/>
       <w:lvlJc w:val="left"/>
     </w:lvl>
-    <w:lvl w:ilvl="8" w:tplc="8A28C252">
+    <w:lvl w:ilvl="8" w:tplc="254A0D5A">
       <w:numFmt w:val="decimal"/>
       <w:lvlText w:val=""/>
       <w:lvlJc w:val="left"/>
     </w:lvl>
   </w:abstractNum>
-  <w:abstractNum w:abstractNumId="2" w15:restartNumberingAfterBreak="0">
-    <w:nsid w:val="362434A9"/>
+  <w:abstractNum w:abstractNumId="3" w15:restartNumberingAfterBreak="0">
+    <w:nsid w:val="2C3075A7"/>
     <w:multiLevelType w:val="hybridMultilevel"/>
-    <w:tmpl w:val="07349472"/>
-    <w:lvl w:ilvl="0" w:tplc="78D030AE">
+    <w:tmpl w:val="C59A2970"/>
+    <w:lvl w:ilvl="0" w:tplc="1EF4DE36">
+      <w:start w:val="1"/>
+      <w:numFmt w:val="bullet"/>
+      <w:lvlText w:val="●"/>
+      <w:lvlJc w:val="left"/>
+      <w:pPr>
+        <w:ind w:left="720" w:hanging="360"/>
+      </w:pPr>
+    </w:lvl>
+    <w:lvl w:ilvl="1" w:tplc="4CE664D6">
+      <w:start w:val="1"/>
+      <w:numFmt w:val="bullet"/>
+      <w:lvlText w:val="○"/>
+      <w:lvlJc w:val="left"/>
+      <w:pPr>
+        <w:ind w:left="1440" w:hanging="360"/>
+      </w:pPr>
+    </w:lvl>
+    <w:lvl w:ilvl="2" w:tplc="F348B348">
+      <w:start w:val="1"/>
+      <w:numFmt w:val="bullet"/>
+      <w:lvlText w:val="■"/>
+      <w:lvlJc w:val="left"/>
+      <w:pPr>
+        <w:ind w:left="2160" w:hanging="360"/>
+      </w:pPr>
+    </w:lvl>
+    <w:lvl w:ilvl="3" w:tplc="5188461A">
+      <w:start w:val="1"/>
+      <w:numFmt w:val="bullet"/>
+      <w:lvlText w:val="●"/>
+      <w:lvlJc w:val="left"/>
+      <w:pPr>
+        <w:ind w:left="2880" w:hanging="360"/>
+      </w:pPr>
+    </w:lvl>
+    <w:lvl w:ilvl="4" w:tplc="CABC1614">
+      <w:start w:val="1"/>
+      <w:numFmt w:val="bullet"/>
+      <w:lvlText w:val="○"/>
+      <w:lvlJc w:val="left"/>
+      <w:pPr>
+        <w:ind w:left="3600" w:hanging="360"/>
+      </w:pPr>
+    </w:lvl>
+    <w:lvl w:ilvl="5" w:tplc="5F22F5AE">
+      <w:start w:val="1"/>
+      <w:numFmt w:val="bullet"/>
+      <w:lvlText w:val="■"/>
+      <w:lvlJc w:val="left"/>
+      <w:pPr>
+        <w:ind w:left="4320" w:hanging="360"/>
+      </w:pPr>
+    </w:lvl>
+    <w:lvl w:ilvl="6" w:tplc="98B8636C">
+      <w:start w:val="1"/>
+      <w:numFmt w:val="bullet"/>
+      <w:lvlText w:val="●"/>
+      <w:lvlJc w:val="left"/>
+      <w:pPr>
+        <w:ind w:left="5040" w:hanging="360"/>
+      </w:pPr>
+    </w:lvl>
+    <w:lvl w:ilvl="7" w:tplc="C0BCA388">
+      <w:start w:val="1"/>
+      <w:numFmt w:val="bullet"/>
+      <w:lvlText w:val="●"/>
+      <w:lvlJc w:val="left"/>
+      <w:pPr>
+        <w:ind w:left="5760" w:hanging="360"/>
+      </w:pPr>
+    </w:lvl>
+    <w:lvl w:ilvl="8" w:tplc="205E3C66">
+      <w:start w:val="1"/>
+      <w:numFmt w:val="bullet"/>
+      <w:lvlText w:val="●"/>
+      <w:lvlJc w:val="left"/>
+      <w:pPr>
+        <w:ind w:left="6480" w:hanging="360"/>
+      </w:pPr>
+    </w:lvl>
+  </w:abstractNum>
+  <w:abstractNum w:abstractNumId="4" w15:restartNumberingAfterBreak="0">
+    <w:nsid w:val="2ED67CAF"/>
+    <w:multiLevelType w:val="hybridMultilevel"/>
+    <w:tmpl w:val="5518CDBE"/>
+    <w:lvl w:ilvl="0" w:tplc="67CA3C4C">
       <w:start w:val="1"/>
       <w:numFmt w:val="decimal"/>
       <w:lvlText w:val="%1."/>
@@ -6392,52 +6612,52 @@
         <w:color w:val="A67C27"/>
       </w:rPr>
     </w:lvl>
-    <w:lvl w:ilvl="1" w:tplc="08BEA018">
+    <w:lvl w:ilvl="1" w:tplc="993AE560">
       <w:numFmt w:val="decimal"/>
       <w:lvlText w:val=""/>
       <w:lvlJc w:val="left"/>
     </w:lvl>
-    <w:lvl w:ilvl="2" w:tplc="68ECA2AC">
+    <w:lvl w:ilvl="2" w:tplc="0FA4797E">
       <w:numFmt w:val="decimal"/>
       <w:lvlText w:val=""/>
       <w:lvlJc w:val="left"/>
     </w:lvl>
-    <w:lvl w:ilvl="3" w:tplc="4E8818DC">
+    <w:lvl w:ilvl="3" w:tplc="66A42040">
       <w:numFmt w:val="decimal"/>
       <w:lvlText w:val=""/>
       <w:lvlJc w:val="left"/>
     </w:lvl>
-    <w:lvl w:ilvl="4" w:tplc="FD88F656">
+    <w:lvl w:ilvl="4" w:tplc="8D8006A2">
       <w:numFmt w:val="decimal"/>
       <w:lvlText w:val=""/>
       <w:lvlJc w:val="left"/>
     </w:lvl>
-    <w:lvl w:ilvl="5" w:tplc="C938F0C0">
+    <w:lvl w:ilvl="5" w:tplc="DD268D2A">
       <w:numFmt w:val="decimal"/>
       <w:lvlText w:val=""/>
       <w:lvlJc w:val="left"/>
     </w:lvl>
-    <w:lvl w:ilvl="6" w:tplc="A6D6EF0E">
+    <w:lvl w:ilvl="6" w:tplc="EBA6C71E">
       <w:numFmt w:val="decimal"/>
       <w:lvlText w:val=""/>
       <w:lvlJc w:val="left"/>
     </w:lvl>
-    <w:lvl w:ilvl="7" w:tplc="8ABA6748">
+    <w:lvl w:ilvl="7" w:tplc="70CA5314">
       <w:numFmt w:val="decimal"/>
       <w:lvlText w:val=""/>
       <w:lvlJc w:val="left"/>
     </w:lvl>
-    <w:lvl w:ilvl="8" w:tplc="C17C57F8">
+    <w:lvl w:ilvl="8" w:tplc="AB349C46">
       <w:numFmt w:val="decimal"/>
       <w:lvlText w:val=""/>
       <w:lvlJc w:val="left"/>
     </w:lvl>
   </w:abstractNum>
-  <w:abstractNum w:abstractNumId="3" w15:restartNumberingAfterBreak="0">
-    <w:nsid w:val="4399036D"/>
+  <w:abstractNum w:abstractNumId="5" w15:restartNumberingAfterBreak="0">
+    <w:nsid w:val="32B03DAB"/>
     <w:multiLevelType w:val="hybridMultilevel"/>
-    <w:tmpl w:val="4B603548"/>
-    <w:lvl w:ilvl="0" w:tplc="66740360">
+    <w:tmpl w:val="14C663CA"/>
+    <w:lvl w:ilvl="0" w:tplc="CD7EE326">
       <w:start w:val="1"/>
       <w:numFmt w:val="decimal"/>
       <w:lvlText w:val="%1."/>
@@ -6451,196 +6671,52 @@
         <w:color w:val="A67C27"/>
       </w:rPr>
     </w:lvl>
-    <w:lvl w:ilvl="1" w:tplc="E410EABA">
+    <w:lvl w:ilvl="1" w:tplc="E6805A9E">
       <w:numFmt w:val="decimal"/>
       <w:lvlText w:val=""/>
       <w:lvlJc w:val="left"/>
     </w:lvl>
-    <w:lvl w:ilvl="2" w:tplc="657CB9F8">
+    <w:lvl w:ilvl="2" w:tplc="D0D05B50">
       <w:numFmt w:val="decimal"/>
       <w:lvlText w:val=""/>
       <w:lvlJc w:val="left"/>
     </w:lvl>
-    <w:lvl w:ilvl="3" w:tplc="E670EB78">
+    <w:lvl w:ilvl="3" w:tplc="8D522540">
       <w:numFmt w:val="decimal"/>
       <w:lvlText w:val=""/>
       <w:lvlJc w:val="left"/>
     </w:lvl>
-    <w:lvl w:ilvl="4" w:tplc="159E9A6A">
+    <w:lvl w:ilvl="4" w:tplc="5938555A">
       <w:numFmt w:val="decimal"/>
       <w:lvlText w:val=""/>
       <w:lvlJc w:val="left"/>
     </w:lvl>
-    <w:lvl w:ilvl="5" w:tplc="806E5BEA">
+    <w:lvl w:ilvl="5" w:tplc="C38C6A36">
       <w:numFmt w:val="decimal"/>
       <w:lvlText w:val=""/>
       <w:lvlJc w:val="left"/>
     </w:lvl>
-    <w:lvl w:ilvl="6" w:tplc="8124D724">
+    <w:lvl w:ilvl="6" w:tplc="1268724E">
       <w:numFmt w:val="decimal"/>
       <w:lvlText w:val=""/>
       <w:lvlJc w:val="left"/>
     </w:lvl>
-    <w:lvl w:ilvl="7" w:tplc="0838BF5E">
+    <w:lvl w:ilvl="7" w:tplc="BA1A08D4">
       <w:numFmt w:val="decimal"/>
       <w:lvlText w:val=""/>
       <w:lvlJc w:val="left"/>
     </w:lvl>
-    <w:lvl w:ilvl="8" w:tplc="30FC8706">
+    <w:lvl w:ilvl="8" w:tplc="1A9072FA">
       <w:numFmt w:val="decimal"/>
       <w:lvlText w:val=""/>
       <w:lvlJc w:val="left"/>
     </w:lvl>
   </w:abstractNum>
-  <w:abstractNum w:abstractNumId="4" w15:restartNumberingAfterBreak="0">
-    <w:nsid w:val="54132326"/>
+  <w:abstractNum w:abstractNumId="6" w15:restartNumberingAfterBreak="0">
+    <w:nsid w:val="61A94975"/>
     <w:multiLevelType w:val="hybridMultilevel"/>
-    <w:tmpl w:val="4FEEB4B4"/>
-    <w:lvl w:ilvl="0" w:tplc="D7E2ADF2">
-      <w:start w:val="1"/>
-      <w:numFmt w:val="bullet"/>
-      <w:lvlText w:val="•"/>
-      <w:lvlJc w:val="left"/>
-      <w:pPr>
-        <w:ind w:left="460" w:hanging="280"/>
-      </w:pPr>
-    </w:lvl>
-    <w:lvl w:ilvl="1" w:tplc="B4B8A72A">
-      <w:start w:val="1"/>
-      <w:numFmt w:val="bullet"/>
-      <w:lvlText w:val="–"/>
-      <w:lvlJc w:val="left"/>
-      <w:pPr>
-        <w:ind w:left="900" w:hanging="280"/>
-      </w:pPr>
-    </w:lvl>
-    <w:lvl w:ilvl="2" w:tplc="7E2281F6">
-      <w:numFmt w:val="decimal"/>
-      <w:lvlText w:val=""/>
-      <w:lvlJc w:val="left"/>
-    </w:lvl>
-    <w:lvl w:ilvl="3" w:tplc="5C5CA7B2">
-      <w:numFmt w:val="decimal"/>
-      <w:lvlText w:val=""/>
-      <w:lvlJc w:val="left"/>
-    </w:lvl>
-    <w:lvl w:ilvl="4" w:tplc="EEB8AD7A">
-      <w:numFmt w:val="decimal"/>
-      <w:lvlText w:val=""/>
-      <w:lvlJc w:val="left"/>
-    </w:lvl>
-    <w:lvl w:ilvl="5" w:tplc="B9300876">
-      <w:numFmt w:val="decimal"/>
-      <w:lvlText w:val=""/>
-      <w:lvlJc w:val="left"/>
-    </w:lvl>
-    <w:lvl w:ilvl="6" w:tplc="F96EB416">
-      <w:numFmt w:val="decimal"/>
-      <w:lvlText w:val=""/>
-      <w:lvlJc w:val="left"/>
-    </w:lvl>
-    <w:lvl w:ilvl="7" w:tplc="36BAEBDC">
-      <w:numFmt w:val="decimal"/>
-      <w:lvlText w:val=""/>
-      <w:lvlJc w:val="left"/>
-    </w:lvl>
-    <w:lvl w:ilvl="8" w:tplc="F4AC1754">
-      <w:numFmt w:val="decimal"/>
-      <w:lvlText w:val=""/>
-      <w:lvlJc w:val="left"/>
-    </w:lvl>
-  </w:abstractNum>
-  <w:abstractNum w:abstractNumId="5" w15:restartNumberingAfterBreak="0">
-    <w:nsid w:val="67A7391B"/>
-    <w:multiLevelType w:val="hybridMultilevel"/>
-    <w:tmpl w:val="03CC08C4"/>
-    <w:lvl w:ilvl="0" w:tplc="8B8CDDDC">
-      <w:start w:val="1"/>
-      <w:numFmt w:val="bullet"/>
-      <w:lvlText w:val="●"/>
-      <w:lvlJc w:val="left"/>
-      <w:pPr>
-        <w:ind w:left="720" w:hanging="360"/>
-      </w:pPr>
-    </w:lvl>
-    <w:lvl w:ilvl="1" w:tplc="D19849B6">
-      <w:start w:val="1"/>
-      <w:numFmt w:val="bullet"/>
-      <w:lvlText w:val="○"/>
-      <w:lvlJc w:val="left"/>
-      <w:pPr>
-        <w:ind w:left="1440" w:hanging="360"/>
-      </w:pPr>
-    </w:lvl>
-    <w:lvl w:ilvl="2" w:tplc="1E3C6B02">
-      <w:start w:val="1"/>
-      <w:numFmt w:val="bullet"/>
-      <w:lvlText w:val="■"/>
-      <w:lvlJc w:val="left"/>
-      <w:pPr>
-        <w:ind w:left="2160" w:hanging="360"/>
-      </w:pPr>
-    </w:lvl>
-    <w:lvl w:ilvl="3" w:tplc="8D4C00DE">
-      <w:start w:val="1"/>
-      <w:numFmt w:val="bullet"/>
-      <w:lvlText w:val="●"/>
-      <w:lvlJc w:val="left"/>
-      <w:pPr>
-        <w:ind w:left="2880" w:hanging="360"/>
-      </w:pPr>
-    </w:lvl>
-    <w:lvl w:ilvl="4" w:tplc="7BA29852">
-      <w:start w:val="1"/>
-      <w:numFmt w:val="bullet"/>
-      <w:lvlText w:val="○"/>
-      <w:lvlJc w:val="left"/>
-      <w:pPr>
-        <w:ind w:left="3600" w:hanging="360"/>
-      </w:pPr>
-    </w:lvl>
-    <w:lvl w:ilvl="5" w:tplc="F2625A9C">
-      <w:start w:val="1"/>
-      <w:numFmt w:val="bullet"/>
-      <w:lvlText w:val="■"/>
-      <w:lvlJc w:val="left"/>
-      <w:pPr>
-        <w:ind w:left="4320" w:hanging="360"/>
-      </w:pPr>
-    </w:lvl>
-    <w:lvl w:ilvl="6" w:tplc="A5AE9674">
-      <w:start w:val="1"/>
-      <w:numFmt w:val="bullet"/>
-      <w:lvlText w:val="●"/>
-      <w:lvlJc w:val="left"/>
-      <w:pPr>
-        <w:ind w:left="5040" w:hanging="360"/>
-      </w:pPr>
-    </w:lvl>
-    <w:lvl w:ilvl="7" w:tplc="633ECD4E">
-      <w:start w:val="1"/>
-      <w:numFmt w:val="bullet"/>
-      <w:lvlText w:val="●"/>
-      <w:lvlJc w:val="left"/>
-      <w:pPr>
-        <w:ind w:left="5760" w:hanging="360"/>
-      </w:pPr>
-    </w:lvl>
-    <w:lvl w:ilvl="8" w:tplc="AE1CFC6E">
-      <w:start w:val="1"/>
-      <w:numFmt w:val="bullet"/>
-      <w:lvlText w:val="●"/>
-      <w:lvlJc w:val="left"/>
-      <w:pPr>
-        <w:ind w:left="6480" w:hanging="360"/>
-      </w:pPr>
-    </w:lvl>
-  </w:abstractNum>
-  <w:abstractNum w:abstractNumId="6" w15:restartNumberingAfterBreak="0">
-    <w:nsid w:val="6BE90767"/>
-    <w:multiLevelType w:val="hybridMultilevel"/>
-    <w:tmpl w:val="5F444736"/>
-    <w:lvl w:ilvl="0" w:tplc="42869520">
+    <w:tmpl w:val="917EFBE8"/>
+    <w:lvl w:ilvl="0" w:tplc="BEC65882">
       <w:start w:val="1"/>
       <w:numFmt w:val="decimal"/>
       <w:lvlText w:val="%1."/>
@@ -6654,52 +6730,52 @@
         <w:color w:val="A67C27"/>
       </w:rPr>
     </w:lvl>
-    <w:lvl w:ilvl="1" w:tplc="96246654">
+    <w:lvl w:ilvl="1" w:tplc="EA9051F4">
       <w:numFmt w:val="decimal"/>
       <w:lvlText w:val=""/>
       <w:lvlJc w:val="left"/>
     </w:lvl>
-    <w:lvl w:ilvl="2" w:tplc="2738F078">
+    <w:lvl w:ilvl="2" w:tplc="7A8A8948">
       <w:numFmt w:val="decimal"/>
       <w:lvlText w:val=""/>
       <w:lvlJc w:val="left"/>
     </w:lvl>
-    <w:lvl w:ilvl="3" w:tplc="C26C2C7C">
+    <w:lvl w:ilvl="3" w:tplc="00B8F4AA">
       <w:numFmt w:val="decimal"/>
       <w:lvlText w:val=""/>
       <w:lvlJc w:val="left"/>
     </w:lvl>
-    <w:lvl w:ilvl="4" w:tplc="19F8B242">
+    <w:lvl w:ilvl="4" w:tplc="E02A3A7C">
       <w:numFmt w:val="decimal"/>
       <w:lvlText w:val=""/>
       <w:lvlJc w:val="left"/>
     </w:lvl>
-    <w:lvl w:ilvl="5" w:tplc="045A6336">
+    <w:lvl w:ilvl="5" w:tplc="2AFA2538">
       <w:numFmt w:val="decimal"/>
       <w:lvlText w:val=""/>
       <w:lvlJc w:val="left"/>
     </w:lvl>
-    <w:lvl w:ilvl="6" w:tplc="9A460A86">
+    <w:lvl w:ilvl="6" w:tplc="33CCA866">
       <w:numFmt w:val="decimal"/>
       <w:lvlText w:val=""/>
       <w:lvlJc w:val="left"/>
     </w:lvl>
-    <w:lvl w:ilvl="7" w:tplc="0DDAEB06">
+    <w:lvl w:ilvl="7" w:tplc="DAD25E72">
       <w:numFmt w:val="decimal"/>
       <w:lvlText w:val=""/>
       <w:lvlJc w:val="left"/>
     </w:lvl>
-    <w:lvl w:ilvl="8" w:tplc="0DB40DA8">
+    <w:lvl w:ilvl="8" w:tplc="C562E36E">
       <w:numFmt w:val="decimal"/>
       <w:lvlText w:val=""/>
       <w:lvlJc w:val="left"/>
     </w:lvl>
   </w:abstractNum>
   <w:abstractNum w:abstractNumId="7" w15:restartNumberingAfterBreak="0">
-    <w:nsid w:val="7BBB080E"/>
+    <w:nsid w:val="78023E3F"/>
     <w:multiLevelType w:val="hybridMultilevel"/>
-    <w:tmpl w:val="647EA02A"/>
-    <w:lvl w:ilvl="0" w:tplc="DEF61A8C">
+    <w:tmpl w:val="8EC82212"/>
+    <w:lvl w:ilvl="0" w:tplc="8EE0BC34">
       <w:start w:val="1"/>
       <w:numFmt w:val="decimal"/>
       <w:lvlText w:val="%1."/>
@@ -6713,90 +6789,90 @@
         <w:color w:val="A67C27"/>
       </w:rPr>
     </w:lvl>
-    <w:lvl w:ilvl="1" w:tplc="B2C238BE">
+    <w:lvl w:ilvl="1" w:tplc="9760A3A4">
       <w:numFmt w:val="decimal"/>
       <w:lvlText w:val=""/>
       <w:lvlJc w:val="left"/>
     </w:lvl>
-    <w:lvl w:ilvl="2" w:tplc="595A65B4">
+    <w:lvl w:ilvl="2" w:tplc="410E384E">
       <w:numFmt w:val="decimal"/>
       <w:lvlText w:val=""/>
       <w:lvlJc w:val="left"/>
     </w:lvl>
-    <w:lvl w:ilvl="3" w:tplc="38B0177A">
+    <w:lvl w:ilvl="3" w:tplc="873EFCFA">
       <w:numFmt w:val="decimal"/>
       <w:lvlText w:val=""/>
       <w:lvlJc w:val="left"/>
     </w:lvl>
-    <w:lvl w:ilvl="4" w:tplc="F99A2572">
+    <w:lvl w:ilvl="4" w:tplc="ACF49BDA">
       <w:numFmt w:val="decimal"/>
       <w:lvlText w:val=""/>
       <w:lvlJc w:val="left"/>
     </w:lvl>
-    <w:lvl w:ilvl="5" w:tplc="CAACD564">
+    <w:lvl w:ilvl="5" w:tplc="7382AA0E">
       <w:numFmt w:val="decimal"/>
       <w:lvlText w:val=""/>
       <w:lvlJc w:val="left"/>
     </w:lvl>
-    <w:lvl w:ilvl="6" w:tplc="01A69D6A">
+    <w:lvl w:ilvl="6" w:tplc="8E583C4C">
       <w:numFmt w:val="decimal"/>
       <w:lvlText w:val=""/>
       <w:lvlJc w:val="left"/>
     </w:lvl>
-    <w:lvl w:ilvl="7" w:tplc="74262EC2">
+    <w:lvl w:ilvl="7" w:tplc="8068B3D0">
       <w:numFmt w:val="decimal"/>
       <w:lvlText w:val=""/>
       <w:lvlJc w:val="left"/>
     </w:lvl>
-    <w:lvl w:ilvl="8" w:tplc="1076DECE">
+    <w:lvl w:ilvl="8" w:tplc="AF88A578">
       <w:numFmt w:val="decimal"/>
       <w:lvlText w:val=""/>
       <w:lvlJc w:val="left"/>
     </w:lvl>
   </w:abstractNum>
-  <w:num w:numId="1" w16cid:durableId="1774545553">
+  <w:num w:numId="1" w16cid:durableId="617488111">
+    <w:abstractNumId w:val="3"/>
+    <w:lvlOverride w:ilvl="0">
+      <w:startOverride w:val="1"/>
+    </w:lvlOverride>
+  </w:num>
+  <w:num w:numId="2" w16cid:durableId="530461885">
+    <w:abstractNumId w:val="0"/>
+    <w:lvlOverride w:ilvl="0">
+      <w:startOverride w:val="1"/>
+    </w:lvlOverride>
+  </w:num>
+  <w:num w:numId="3" w16cid:durableId="935673611">
+    <w:abstractNumId w:val="7"/>
+    <w:lvlOverride w:ilvl="0">
+      <w:startOverride w:val="1"/>
+    </w:lvlOverride>
+  </w:num>
+  <w:num w:numId="4" w16cid:durableId="1779525642">
     <w:abstractNumId w:val="5"/>
     <w:lvlOverride w:ilvl="0">
       <w:startOverride w:val="1"/>
     </w:lvlOverride>
   </w:num>
-  <w:num w:numId="2" w16cid:durableId="2029328011">
+  <w:num w:numId="5" w16cid:durableId="734278632">
     <w:abstractNumId w:val="4"/>
     <w:lvlOverride w:ilvl="0">
       <w:startOverride w:val="1"/>
     </w:lvlOverride>
   </w:num>
-  <w:num w:numId="3" w16cid:durableId="223878302">
-    <w:abstractNumId w:val="0"/>
+  <w:num w:numId="6" w16cid:durableId="1980188883">
+    <w:abstractNumId w:val="6"/>
     <w:lvlOverride w:ilvl="0">
       <w:startOverride w:val="1"/>
     </w:lvlOverride>
   </w:num>
-  <w:num w:numId="4" w16cid:durableId="1535995484">
+  <w:num w:numId="7" w16cid:durableId="348724680">
     <w:abstractNumId w:val="2"/>
     <w:lvlOverride w:ilvl="0">
       <w:startOverride w:val="1"/>
     </w:lvlOverride>
   </w:num>
-  <w:num w:numId="5" w16cid:durableId="449905403">
-    <w:abstractNumId w:val="3"/>
-    <w:lvlOverride w:ilvl="0">
-      <w:startOverride w:val="1"/>
-    </w:lvlOverride>
-  </w:num>
-  <w:num w:numId="6" w16cid:durableId="272831318">
-    <w:abstractNumId w:val="7"/>
-    <w:lvlOverride w:ilvl="0">
-      <w:startOverride w:val="1"/>
-    </w:lvlOverride>
-  </w:num>
-  <w:num w:numId="7" w16cid:durableId="1028793732">
-    <w:abstractNumId w:val="6"/>
-    <w:lvlOverride w:ilvl="0">
-      <w:startOverride w:val="1"/>
-    </w:lvlOverride>
-  </w:num>
-  <w:num w:numId="8" w16cid:durableId="819076918">
+  <w:num w:numId="8" w16cid:durableId="1478301456">
     <w:abstractNumId w:val="1"/>
     <w:lvlOverride w:ilvl="0">
       <w:startOverride w:val="1"/>
@@ -7422,7 +7498,7 @@
     <w:autoRedefine/>
     <w:uiPriority w:val="39"/>
     <w:unhideWhenUsed/>
-    <w:rsid w:val="005F1E12"/>
+    <w:rsid w:val="00B85FF6"/>
     <w:pPr>
       <w:spacing w:after="100"/>
     </w:pPr>
@@ -7434,7 +7510,7 @@
     <w:autoRedefine/>
     <w:uiPriority w:val="39"/>
     <w:unhideWhenUsed/>
-    <w:rsid w:val="005F1E12"/>
+    <w:rsid w:val="00B85FF6"/>
     <w:pPr>
       <w:spacing w:after="100"/>
       <w:ind w:left="210"/>

--- a/docs/manuals/Role_Guide_5_KII_RA.docx
+++ b/docs/manuals/Role_Guide_5_KII_RA.docx
@@ -69,7 +69,7 @@
           <w:left w:w="10" w:type="dxa"/>
           <w:right w:w="10" w:type="dxa"/>
         </w:tblCellMar>
-        <w:tblLook w:val="04A0" w:firstRow="1" w:lastRow="0" w:firstColumn="1" w:lastColumn="0" w:noHBand="0" w:noVBand="1"/>
+        <w:tblLook w:val="0000" w:firstRow="0" w:lastRow="0" w:firstColumn="0" w:lastColumn="0" w:noHBand="0" w:noVBand="0"/>
       </w:tblPr>
       <w:tblGrid>
         <w:gridCol w:w="2300"/>
@@ -469,7 +469,7 @@
                 <w:sz w:val="19"/>
                 <w:szCs w:val="19"/>
               </w:rPr>
-              <w:t>Version 1.5 · 20 September 2026</w:t>
+              <w:t>Version 1.6 · 20 September 2026</w:t>
             </w:r>
           </w:p>
         </w:tc>
@@ -538,7 +538,7 @@
     <w:sdt>
       <w:sdtPr>
         <w:alias w:val="Contents"/>
-        <w:id w:val="-247737532"/>
+        <w:id w:val="-1005744928"/>
       </w:sdtPr>
       <w:sdtEndPr/>
       <w:sdtContent>
@@ -567,7 +567,7 @@
           <w:r>
             <w:fldChar w:fldCharType="separate"/>
           </w:r>
-          <w:hyperlink w:anchor="_Toc240779677" w:history="1">
+          <w:hyperlink w:anchor="_Toc240784435" w:history="1">
             <w:r>
               <w:rPr>
                 <w:rStyle w:val="Hyperlink"/>
@@ -591,7 +591,7 @@
               <w:rPr>
                 <w:noProof/>
               </w:rPr>
-              <w:instrText xml:space="preserve"> PAGEREF _Toc240779677 \h </w:instrText>
+              <w:instrText xml:space="preserve"> PAGEREF _Toc240784435 \h </w:instrText>
             </w:r>
             <w:r>
               <w:rPr>
@@ -634,7 +634,7 @@
               <w14:ligatures w14:val="standardContextual"/>
             </w:rPr>
           </w:pPr>
-          <w:hyperlink w:anchor="_Toc240779678" w:history="1">
+          <w:hyperlink w:anchor="_Toc240784436" w:history="1">
             <w:r>
               <w:rPr>
                 <w:rStyle w:val="Hyperlink"/>
@@ -658,7 +658,7 @@
               <w:rPr>
                 <w:noProof/>
               </w:rPr>
-              <w:instrText xml:space="preserve"> PAGEREF _Toc240779678 \h </w:instrText>
+              <w:instrText xml:space="preserve"> PAGEREF _Toc240784436 \h </w:instrText>
             </w:r>
             <w:r>
               <w:rPr>
@@ -701,7 +701,7 @@
               <w14:ligatures w14:val="standardContextual"/>
             </w:rPr>
           </w:pPr>
-          <w:hyperlink w:anchor="_Toc240779679" w:history="1">
+          <w:hyperlink w:anchor="_Toc240784437" w:history="1">
             <w:r>
               <w:rPr>
                 <w:rStyle w:val="Hyperlink"/>
@@ -725,7 +725,7 @@
               <w:rPr>
                 <w:noProof/>
               </w:rPr>
-              <w:instrText xml:space="preserve"> PAGEREF _Toc240779679 \h </w:instrText>
+              <w:instrText xml:space="preserve"> PAGEREF _Toc240784437 \h </w:instrText>
             </w:r>
             <w:r>
               <w:rPr>
@@ -768,7 +768,7 @@
               <w14:ligatures w14:val="standardContextual"/>
             </w:rPr>
           </w:pPr>
-          <w:hyperlink w:anchor="_Toc240779680" w:history="1">
+          <w:hyperlink w:anchor="_Toc240784438" w:history="1">
             <w:r>
               <w:rPr>
                 <w:rStyle w:val="Hyperlink"/>
@@ -792,7 +792,7 @@
               <w:rPr>
                 <w:noProof/>
               </w:rPr>
-              <w:instrText xml:space="preserve"> PAGEREF _Toc240779680 \h </w:instrText>
+              <w:instrText xml:space="preserve"> PAGEREF _Toc240784438 \h </w:instrText>
             </w:r>
             <w:r>
               <w:rPr>
@@ -835,7 +835,7 @@
               <w14:ligatures w14:val="standardContextual"/>
             </w:rPr>
           </w:pPr>
-          <w:hyperlink w:anchor="_Toc240779681" w:history="1">
+          <w:hyperlink w:anchor="_Toc240784439" w:history="1">
             <w:r>
               <w:rPr>
                 <w:rStyle w:val="Hyperlink"/>
@@ -859,7 +859,7 @@
               <w:rPr>
                 <w:noProof/>
               </w:rPr>
-              <w:instrText xml:space="preserve"> PAGEREF _Toc240779681 \h </w:instrText>
+              <w:instrText xml:space="preserve"> PAGEREF _Toc240784439 \h </w:instrText>
             </w:r>
             <w:r>
               <w:rPr>
@@ -902,7 +902,7 @@
               <w14:ligatures w14:val="standardContextual"/>
             </w:rPr>
           </w:pPr>
-          <w:hyperlink w:anchor="_Toc240779682" w:history="1">
+          <w:hyperlink w:anchor="_Toc240784440" w:history="1">
             <w:r>
               <w:rPr>
                 <w:rStyle w:val="Hyperlink"/>
@@ -926,7 +926,7 @@
               <w:rPr>
                 <w:noProof/>
               </w:rPr>
-              <w:instrText xml:space="preserve"> PAGEREF _Toc240779682 \h </w:instrText>
+              <w:instrText xml:space="preserve"> PAGEREF _Toc240784440 \h </w:instrText>
             </w:r>
             <w:r>
               <w:rPr>
@@ -969,7 +969,7 @@
               <w14:ligatures w14:val="standardContextual"/>
             </w:rPr>
           </w:pPr>
-          <w:hyperlink w:anchor="_Toc240779683" w:history="1">
+          <w:hyperlink w:anchor="_Toc240784441" w:history="1">
             <w:r>
               <w:rPr>
                 <w:rStyle w:val="Hyperlink"/>
@@ -993,7 +993,7 @@
               <w:rPr>
                 <w:noProof/>
               </w:rPr>
-              <w:instrText xml:space="preserve"> PAGEREF _Toc240779683 \h </w:instrText>
+              <w:instrText xml:space="preserve"> PAGEREF _Toc240784441 \h </w:instrText>
             </w:r>
             <w:r>
               <w:rPr>
@@ -1036,7 +1036,7 @@
               <w14:ligatures w14:val="standardContextual"/>
             </w:rPr>
           </w:pPr>
-          <w:hyperlink w:anchor="_Toc240779684" w:history="1">
+          <w:hyperlink w:anchor="_Toc240784442" w:history="1">
             <w:r>
               <w:rPr>
                 <w:rStyle w:val="Hyperlink"/>
@@ -1060,7 +1060,7 @@
               <w:rPr>
                 <w:noProof/>
               </w:rPr>
-              <w:instrText xml:space="preserve"> PAGEREF _Toc240779684 \h </w:instrText>
+              <w:instrText xml:space="preserve"> PAGEREF _Toc240784442 \h </w:instrText>
             </w:r>
             <w:r>
               <w:rPr>
@@ -1103,7 +1103,7 @@
               <w14:ligatures w14:val="standardContextual"/>
             </w:rPr>
           </w:pPr>
-          <w:hyperlink w:anchor="_Toc240779685" w:history="1">
+          <w:hyperlink w:anchor="_Toc240784443" w:history="1">
             <w:r>
               <w:rPr>
                 <w:rStyle w:val="Hyperlink"/>
@@ -1127,7 +1127,7 @@
               <w:rPr>
                 <w:noProof/>
               </w:rPr>
-              <w:instrText xml:space="preserve"> PAGEREF _Toc240779685 \h </w:instrText>
+              <w:instrText xml:space="preserve"> PAGEREF _Toc240784443 \h </w:instrText>
             </w:r>
             <w:r>
               <w:rPr>
@@ -1170,7 +1170,7 @@
               <w14:ligatures w14:val="standardContextual"/>
             </w:rPr>
           </w:pPr>
-          <w:hyperlink w:anchor="_Toc240779686" w:history="1">
+          <w:hyperlink w:anchor="_Toc240784444" w:history="1">
             <w:r>
               <w:rPr>
                 <w:rStyle w:val="Hyperlink"/>
@@ -1194,7 +1194,7 @@
               <w:rPr>
                 <w:noProof/>
               </w:rPr>
-              <w:instrText xml:space="preserve"> PAGEREF _Toc240779686 \h </w:instrText>
+              <w:instrText xml:space="preserve"> PAGEREF _Toc240784444 \h </w:instrText>
             </w:r>
             <w:r>
               <w:rPr>
@@ -1237,7 +1237,7 @@
               <w14:ligatures w14:val="standardContextual"/>
             </w:rPr>
           </w:pPr>
-          <w:hyperlink w:anchor="_Toc240779687" w:history="1">
+          <w:hyperlink w:anchor="_Toc240784445" w:history="1">
             <w:r>
               <w:rPr>
                 <w:rStyle w:val="Hyperlink"/>
@@ -1261,7 +1261,7 @@
               <w:rPr>
                 <w:noProof/>
               </w:rPr>
-              <w:instrText xml:space="preserve"> PAGEREF _Toc240779687 \h </w:instrText>
+              <w:instrText xml:space="preserve"> PAGEREF _Toc240784445 \h </w:instrText>
             </w:r>
             <w:r>
               <w:rPr>
@@ -1304,7 +1304,7 @@
               <w14:ligatures w14:val="standardContextual"/>
             </w:rPr>
           </w:pPr>
-          <w:hyperlink w:anchor="_Toc240779688" w:history="1">
+          <w:hyperlink w:anchor="_Toc240784446" w:history="1">
             <w:r>
               <w:rPr>
                 <w:rStyle w:val="Hyperlink"/>
@@ -1328,7 +1328,7 @@
               <w:rPr>
                 <w:noProof/>
               </w:rPr>
-              <w:instrText xml:space="preserve"> PAGEREF _Toc240779688 \h </w:instrText>
+              <w:instrText xml:space="preserve"> PAGEREF _Toc240784446 \h </w:instrText>
             </w:r>
             <w:r>
               <w:rPr>
@@ -1371,7 +1371,7 @@
               <w14:ligatures w14:val="standardContextual"/>
             </w:rPr>
           </w:pPr>
-          <w:hyperlink w:anchor="_Toc240779689" w:history="1">
+          <w:hyperlink w:anchor="_Toc240784447" w:history="1">
             <w:r>
               <w:rPr>
                 <w:rStyle w:val="Hyperlink"/>
@@ -1395,7 +1395,7 @@
               <w:rPr>
                 <w:noProof/>
               </w:rPr>
-              <w:instrText xml:space="preserve"> PAGEREF _Toc240779689 \h </w:instrText>
+              <w:instrText xml:space="preserve"> PAGEREF _Toc240784447 \h </w:instrText>
             </w:r>
             <w:r>
               <w:rPr>
@@ -1438,7 +1438,7 @@
               <w14:ligatures w14:val="standardContextual"/>
             </w:rPr>
           </w:pPr>
-          <w:hyperlink w:anchor="_Toc240779690" w:history="1">
+          <w:hyperlink w:anchor="_Toc240784448" w:history="1">
             <w:r>
               <w:rPr>
                 <w:rStyle w:val="Hyperlink"/>
@@ -1462,7 +1462,7 @@
               <w:rPr>
                 <w:noProof/>
               </w:rPr>
-              <w:instrText xml:space="preserve"> PAGEREF _Toc240779690 \h </w:instrText>
+              <w:instrText xml:space="preserve"> PAGEREF _Toc240784448 \h </w:instrText>
             </w:r>
             <w:r>
               <w:rPr>
@@ -1505,7 +1505,7 @@
               <w14:ligatures w14:val="standardContextual"/>
             </w:rPr>
           </w:pPr>
-          <w:hyperlink w:anchor="_Toc240779691" w:history="1">
+          <w:hyperlink w:anchor="_Toc240784449" w:history="1">
             <w:r>
               <w:rPr>
                 <w:rStyle w:val="Hyperlink"/>
@@ -1529,7 +1529,7 @@
               <w:rPr>
                 <w:noProof/>
               </w:rPr>
-              <w:instrText xml:space="preserve"> PAGEREF _Toc240779691 \h </w:instrText>
+              <w:instrText xml:space="preserve"> PAGEREF _Toc240784449 \h </w:instrText>
             </w:r>
             <w:r>
               <w:rPr>
@@ -1572,7 +1572,7 @@
               <w14:ligatures w14:val="standardContextual"/>
             </w:rPr>
           </w:pPr>
-          <w:hyperlink w:anchor="_Toc240779692" w:history="1">
+          <w:hyperlink w:anchor="_Toc240784450" w:history="1">
             <w:r>
               <w:rPr>
                 <w:rStyle w:val="Hyperlink"/>
@@ -1596,7 +1596,7 @@
               <w:rPr>
                 <w:noProof/>
               </w:rPr>
-              <w:instrText xml:space="preserve"> PAGEREF _Toc240779692 \h </w:instrText>
+              <w:instrText xml:space="preserve"> PAGEREF _Toc240784450 \h </w:instrText>
             </w:r>
             <w:r>
               <w:rPr>
@@ -1639,7 +1639,7 @@
               <w14:ligatures w14:val="standardContextual"/>
             </w:rPr>
           </w:pPr>
-          <w:hyperlink w:anchor="_Toc240779693" w:history="1">
+          <w:hyperlink w:anchor="_Toc240784451" w:history="1">
             <w:r>
               <w:rPr>
                 <w:rStyle w:val="Hyperlink"/>
@@ -1663,7 +1663,7 @@
               <w:rPr>
                 <w:noProof/>
               </w:rPr>
-              <w:instrText xml:space="preserve"> PAGEREF _Toc240779693 \h </w:instrText>
+              <w:instrText xml:space="preserve"> PAGEREF _Toc240784451 \h </w:instrText>
             </w:r>
             <w:r>
               <w:rPr>
@@ -1702,7 +1702,7 @@
         <w:pStyle w:val="Heading1"/>
         <w:pageBreakBefore/>
       </w:pPr>
-      <w:bookmarkStart w:id="0" w:name="_Toc240779677"/>
+      <w:bookmarkStart w:id="0" w:name="_Toc240784435"/>
       <w:r>
         <w:lastRenderedPageBreak/>
         <w:t>1. Your role at a glance</w:t>
@@ -1823,7 +1823,7 @@
           <w:left w:w="10" w:type="dxa"/>
           <w:right w:w="10" w:type="dxa"/>
         </w:tblCellMar>
-        <w:tblLook w:val="04A0" w:firstRow="1" w:lastRow="0" w:firstColumn="1" w:lastColumn="0" w:noHBand="0" w:noVBand="1"/>
+        <w:tblLook w:val="0000" w:firstRow="0" w:lastRow="0" w:firstColumn="0" w:lastColumn="0" w:noHBand="0" w:noVBand="0"/>
       </w:tblPr>
       <w:tblGrid>
         <w:gridCol w:w="9412"/>
@@ -1883,7 +1883,7 @@
         <w:pStyle w:val="Heading1"/>
         <w:pageBreakBefore/>
       </w:pPr>
-      <w:bookmarkStart w:id="1" w:name="_Toc240779678"/>
+      <w:bookmarkStart w:id="1" w:name="_Toc240784436"/>
       <w:r>
         <w:lastRenderedPageBreak/>
         <w:t>2. Signing in and your screens</w:t>
@@ -1894,7 +1894,7 @@
       <w:pPr>
         <w:pStyle w:val="Heading2"/>
       </w:pPr>
-      <w:bookmarkStart w:id="2" w:name="_Toc240779679"/>
+      <w:bookmarkStart w:id="2" w:name="_Toc240784437"/>
       <w:r>
         <w:t>Signing in</w:t>
       </w:r>
@@ -1977,7 +1977,7 @@
           <w:noProof/>
         </w:rPr>
         <w:drawing>
-          <wp:inline distT="0" distB="0" distL="0" distR="0" wp14:anchorId="17885D6A" wp14:editId="657466B3">
+          <wp:inline distT="0" distB="0" distL="0" distR="0" wp14:anchorId="69CE4D3E" wp14:editId="2A763D95">
             <wp:extent cx="5334000" cy="2333625"/>
             <wp:effectExtent l="0" t="0" r="0" b="0"/>
             <wp:docPr id="1" name="adm_login.jpg" descr="The sign-in screen for all internal staff." title="The sign-in screen for all internal staff."/>
@@ -2085,7 +2085,7 @@
           <w:left w:w="10" w:type="dxa"/>
           <w:right w:w="10" w:type="dxa"/>
         </w:tblCellMar>
-        <w:tblLook w:val="04A0" w:firstRow="1" w:lastRow="0" w:firstColumn="1" w:lastColumn="0" w:noHBand="0" w:noVBand="1"/>
+        <w:tblLook w:val="0000" w:firstRow="0" w:lastRow="0" w:firstColumn="0" w:lastColumn="0" w:noHBand="0" w:noVBand="0"/>
       </w:tblPr>
       <w:tblGrid>
         <w:gridCol w:w="9412"/>
@@ -2144,7 +2144,7 @@
       <w:pPr>
         <w:pStyle w:val="Heading2"/>
       </w:pPr>
-      <w:bookmarkStart w:id="3" w:name="_Toc240779680"/>
+      <w:bookmarkStart w:id="3" w:name="_Toc240784438"/>
       <w:r>
         <w:t>Finding your way around</w:t>
       </w:r>
@@ -2216,37 +2216,47 @@
         <w:t>20 rows per page</w:t>
       </w:r>
       <w:r>
-        <w:t xml:space="preserve">. Use </w:t>
+        <w:t xml:space="preserve"> to begin with. At the foot of the list, </w:t>
       </w:r>
       <w:r>
         <w:rPr>
           <w:b/>
           <w:bCs/>
         </w:rPr>
-        <w:t>Previous</w:t>
-      </w:r>
-      <w:r>
-        <w:t xml:space="preserve"> and </w:t>
+        <w:t>Show</w:t>
+      </w:r>
+      <w:r>
+        <w:t xml:space="preserve"> lets you choose 10, 20, 50, 100 or 200 rows per page (the portal remembers your choice), and the page numbers, </w:t>
       </w:r>
       <w:r>
         <w:rPr>
           <w:b/>
           <w:bCs/>
         </w:rPr>
-        <w:t>Next</w:t>
-      </w:r>
-      <w:r>
-        <w:t xml:space="preserve"> at the foot of the list, and the </w:t>
+        <w:t>Previous</w:t>
+      </w:r>
+      <w:r>
+        <w:t xml:space="preserve">, </w:t>
       </w:r>
       <w:r>
         <w:rPr>
           <w:b/>
           <w:bCs/>
         </w:rPr>
+        <w:t>Next</w:t>
+      </w:r>
+      <w:r>
+        <w:t xml:space="preserve"> and the double arrows take you to any page. The </w:t>
+      </w:r>
+      <w:r>
+        <w:rPr>
+          <w:b/>
+          <w:bCs/>
+        </w:rPr>
         <w:t>Search</w:t>
       </w:r>
       <w:r>
-        <w:t xml:space="preserve"> box above it.</w:t>
+        <w:t xml:space="preserve"> box above the list narrows it.</w:t>
       </w:r>
     </w:p>
     <w:p>
@@ -2319,7 +2329,7 @@
         </w:rPr>
         <w:lastRenderedPageBreak/>
         <w:drawing>
-          <wp:inline distT="0" distB="0" distL="0" distR="0" wp14:anchorId="3D94CDE6" wp14:editId="10ABC77A">
+          <wp:inline distT="0" distB="0" distL="0" distR="0" wp14:anchorId="152552DA" wp14:editId="53E820E1">
             <wp:extent cx="5715000" cy="1876425"/>
             <wp:effectExtent l="0" t="0" r="0" b="0"/>
             <wp:docPr id="2" name="adm_not_your_role.jpg" descr="Opening a screen outside your role (for example from an old bookmark) shows this card instead of the screen." title="Opening a screen outside your role (for example from an old bookmark) shows this card instead of the screen."/>
@@ -2388,7 +2398,7 @@
       <w:pPr>
         <w:pStyle w:val="Heading2"/>
       </w:pPr>
-      <w:bookmarkStart w:id="4" w:name="_Toc240779681"/>
+      <w:bookmarkStart w:id="4" w:name="_Toc240784439"/>
       <w:r>
         <w:t>Your screens</w:t>
       </w:r>
@@ -2409,7 +2419,7 @@
           <w:left w:w="10" w:type="dxa"/>
           <w:right w:w="10" w:type="dxa"/>
         </w:tblCellMar>
-        <w:tblLook w:val="04A0" w:firstRow="1" w:lastRow="0" w:firstColumn="1" w:lastColumn="0" w:noHBand="0" w:noVBand="1"/>
+        <w:tblLook w:val="0000" w:firstRow="0" w:lastRow="0" w:firstColumn="0" w:lastColumn="0" w:noHBand="0" w:noVBand="0"/>
       </w:tblPr>
       <w:tblGrid>
         <w:gridCol w:w="2824"/>
@@ -2663,7 +2673,7 @@
       <w:pPr>
         <w:pStyle w:val="Heading2"/>
       </w:pPr>
-      <w:bookmarkStart w:id="5" w:name="_Toc240779682"/>
+      <w:bookmarkStart w:id="5" w:name="_Toc240784440"/>
       <w:r>
         <w:t>Changing your password</w:t>
       </w:r>
@@ -2746,7 +2756,7 @@
           <w:noProof/>
         </w:rPr>
         <w:drawing>
-          <wp:inline distT="0" distB="0" distL="0" distR="0" wp14:anchorId="29103B69" wp14:editId="6EC3E570">
+          <wp:inline distT="0" distB="0" distL="0" distR="0" wp14:anchorId="0B422D9C" wp14:editId="04DC734C">
             <wp:extent cx="5334000" cy="2171700"/>
             <wp:effectExtent l="0" t="0" r="0" b="0"/>
             <wp:docPr id="3" name="adm_account.jpg" descr="Change Password screen." title="Change Password screen."/>
@@ -2834,7 +2844,7 @@
         <w:pStyle w:val="Heading1"/>
         <w:pageBreakBefore/>
       </w:pPr>
-      <w:bookmarkStart w:id="6" w:name="_Toc240779683"/>
+      <w:bookmarkStart w:id="6" w:name="_Toc240784441"/>
       <w:r>
         <w:lastRenderedPageBreak/>
         <w:t>3. Your routine</w:t>
@@ -2864,7 +2874,7 @@
           <w:left w:w="10" w:type="dxa"/>
           <w:right w:w="10" w:type="dxa"/>
         </w:tblCellMar>
-        <w:tblLook w:val="04A0" w:firstRow="1" w:lastRow="0" w:firstColumn="1" w:lastColumn="0" w:noHBand="0" w:noVBand="1"/>
+        <w:tblLook w:val="0000" w:firstRow="0" w:lastRow="0" w:firstColumn="0" w:lastColumn="0" w:noHBand="0" w:noVBand="0"/>
       </w:tblPr>
       <w:tblGrid>
         <w:gridCol w:w="2071"/>
@@ -3178,7 +3188,7 @@
         <w:pStyle w:val="Heading1"/>
         <w:pageBreakBefore/>
       </w:pPr>
-      <w:bookmarkStart w:id="7" w:name="_Toc240779684"/>
+      <w:bookmarkStart w:id="7" w:name="_Toc240784442"/>
       <w:r>
         <w:lastRenderedPageBreak/>
         <w:t>4. Step-by-step tasks</w:t>
@@ -3189,7 +3199,7 @@
       <w:pPr>
         <w:pStyle w:val="Heading2"/>
       </w:pPr>
-      <w:bookmarkStart w:id="8" w:name="_Toc240779685"/>
+      <w:bookmarkStart w:id="8" w:name="_Toc240784443"/>
       <w:r>
         <w:t>4.1 Reading the KII/Doc Dashboard</w:t>
       </w:r>
@@ -3206,7 +3216,7 @@
           <w:noProof/>
         </w:rPr>
         <w:drawing>
-          <wp:inline distT="0" distB="0" distL="0" distR="0" wp14:anchorId="6C45DFAA" wp14:editId="4FA25ED7">
+          <wp:inline distT="0" distB="0" distL="0" distR="0" wp14:anchorId="183FD1E0" wp14:editId="636338BE">
             <wp:extent cx="5715000" cy="3571875"/>
             <wp:effectExtent l="0" t="0" r="0" b="0"/>
             <wp:docPr id="4" name="kii_dashboard.jpg" descr="KII / Document Dashboard." title="KII / Document Dashboard."/>
@@ -3275,7 +3285,7 @@
       <w:pPr>
         <w:pStyle w:val="Heading2"/>
       </w:pPr>
-      <w:bookmarkStart w:id="9" w:name="_Toc240779686"/>
+      <w:bookmarkStart w:id="9" w:name="_Toc240784444"/>
       <w:r>
         <w:t>4.2 Creating a KII record</w:t>
       </w:r>
@@ -3315,7 +3325,7 @@
           <w:noProof/>
         </w:rPr>
         <w:drawing>
-          <wp:inline distT="0" distB="0" distL="0" distR="0" wp14:anchorId="231D2F1B" wp14:editId="31A4DFD9">
+          <wp:inline distT="0" distB="0" distL="0" distR="0" wp14:anchorId="7084BDF7" wp14:editId="2F78B0FB">
             <wp:extent cx="5334000" cy="2667000"/>
             <wp:effectExtent l="0" t="0" r="0" b="0"/>
             <wp:docPr id="5" name="kii_new.jpg" descr="New KII Record." title="New KII Record."/>
@@ -3452,7 +3462,7 @@
       <w:pPr>
         <w:pStyle w:val="Heading2"/>
       </w:pPr>
-      <w:bookmarkStart w:id="10" w:name="_Toc240779687"/>
+      <w:bookmarkStart w:id="10" w:name="_Toc240784445"/>
       <w:r>
         <w:lastRenderedPageBreak/>
         <w:t>4.3 Taking a KII from invitation to coded transcript</w:t>
@@ -3503,7 +3513,7 @@
           <w:noProof/>
         </w:rPr>
         <w:drawing>
-          <wp:inline distT="0" distB="0" distL="0" distR="0" wp14:anchorId="1D2C54C9" wp14:editId="48BD6B66">
+          <wp:inline distT="0" distB="0" distL="0" distR="0" wp14:anchorId="442A5796" wp14:editId="276EFD7F">
             <wp:extent cx="5334000" cy="3333750"/>
             <wp:effectExtent l="0" t="0" r="0" b="0"/>
             <wp:docPr id="6" name="kii_register.jpg" descr="KII Register." title="KII Register."/>
@@ -3602,7 +3612,7 @@
           <w:noProof/>
         </w:rPr>
         <w:drawing>
-          <wp:inline distT="0" distB="0" distL="0" distR="0" wp14:anchorId="25CE13BB" wp14:editId="6DD7A115">
+          <wp:inline distT="0" distB="0" distL="0" distR="0" wp14:anchorId="67FFA91B" wp14:editId="560764F2">
             <wp:extent cx="5334000" cy="3752850"/>
             <wp:effectExtent l="0" t="0" r="0" b="0"/>
             <wp:docPr id="7" name="kii_detail.jpg" descr="KII record: status, consent, transcript and coding." title="KII record: status, consent, transcript and coding."/>
@@ -3839,7 +3849,7 @@
       <w:pPr>
         <w:pStyle w:val="Heading2"/>
       </w:pPr>
-      <w:bookmarkStart w:id="11" w:name="_Toc240779688"/>
+      <w:bookmarkStart w:id="11" w:name="_Toc240784446"/>
       <w:r>
         <w:t>4.4 Opening the KII Guide with the KII ID filled in</w:t>
       </w:r>
@@ -3889,7 +3899,7 @@
           <w:noProof/>
         </w:rPr>
         <w:drawing>
-          <wp:inline distT="0" distB="0" distL="0" distR="0" wp14:anchorId="044B8CA8" wp14:editId="615FBD68">
+          <wp:inline distT="0" distB="0" distL="0" distR="0" wp14:anchorId="74B88695" wp14:editId="660FE6D5">
             <wp:extent cx="5334000" cy="523875"/>
             <wp:effectExtent l="0" t="0" r="0" b="0"/>
             <wp:docPr id="8" name="kii_coding_locked.jpg" descr="Before consent: no interview link." title="Before consent: no interview link."/>
@@ -3988,7 +3998,7 @@
           <w:noProof/>
         </w:rPr>
         <w:drawing>
-          <wp:inline distT="0" distB="0" distL="0" distR="0" wp14:anchorId="30F21759" wp14:editId="52767FA2">
+          <wp:inline distT="0" distB="0" distL="0" distR="0" wp14:anchorId="0B175804" wp14:editId="199854BE">
             <wp:extent cx="5334000" cy="742950"/>
             <wp:effectExtent l="0" t="0" r="0" b="0"/>
             <wp:docPr id="9" name="kii_coding_ready.jpg" descr="After consent: Continue this interview." title="After consent: Continue this interview."/>
@@ -4086,7 +4096,7 @@
           <w:left w:w="10" w:type="dxa"/>
           <w:right w:w="10" w:type="dxa"/>
         </w:tblCellMar>
-        <w:tblLook w:val="04A0" w:firstRow="1" w:lastRow="0" w:firstColumn="1" w:lastColumn="0" w:noHBand="0" w:noVBand="1"/>
+        <w:tblLook w:val="0000" w:firstRow="0" w:lastRow="0" w:firstColumn="0" w:lastColumn="0" w:noHBand="0" w:noVBand="0"/>
       </w:tblPr>
       <w:tblGrid>
         <w:gridCol w:w="9412"/>
@@ -4145,7 +4155,7 @@
       <w:pPr>
         <w:pStyle w:val="Heading2"/>
       </w:pPr>
-      <w:bookmarkStart w:id="12" w:name="_Toc240779689"/>
+      <w:bookmarkStart w:id="12" w:name="_Toc240784447"/>
       <w:r>
         <w:t>4.5 Downloading or emailing completed forms (Form PDFs)</w:t>
       </w:r>
@@ -4186,8 +4196,8 @@
         </w:rPr>
         <w:lastRenderedPageBreak/>
         <w:drawing>
-          <wp:inline distT="0" distB="0" distL="0" distR="0" wp14:anchorId="270B3C93" wp14:editId="751F9B41">
-            <wp:extent cx="5334000" cy="2667000"/>
+          <wp:inline distT="0" distB="0" distL="0" distR="0" wp14:anchorId="03F7B4D9" wp14:editId="50E1A8AC">
+            <wp:extent cx="5334000" cy="3333750"/>
             <wp:effectExtent l="0" t="0" r="0" b="0"/>
             <wp:docPr id="10" name="kii_form_pdfs.jpg" descr="Completed KII Guide forms, with the sync status." title="Completed KII Guide forms, with the sync status."/>
             <wp:cNvGraphicFramePr>
@@ -4212,7 +4222,7 @@
                   <pic:spPr bwMode="auto">
                     <a:xfrm>
                       <a:off x="0" y="0"/>
-                      <a:ext cx="5334000" cy="2667000"/>
+                      <a:ext cx="5334000" cy="3333750"/>
                     </a:xfrm>
                     <a:prstGeom prst="rect">
                       <a:avLst/>
@@ -4343,7 +4353,7 @@
           <w:left w:w="10" w:type="dxa"/>
           <w:right w:w="10" w:type="dxa"/>
         </w:tblCellMar>
-        <w:tblLook w:val="04A0" w:firstRow="1" w:lastRow="0" w:firstColumn="1" w:lastColumn="0" w:noHBand="0" w:noVBand="1"/>
+        <w:tblLook w:val="0000" w:firstRow="0" w:lastRow="0" w:firstColumn="0" w:lastColumn="0" w:noHBand="0" w:noVBand="0"/>
       </w:tblPr>
       <w:tblGrid>
         <w:gridCol w:w="9412"/>
@@ -4402,7 +4412,7 @@
       <w:pPr>
         <w:pStyle w:val="Heading2"/>
       </w:pPr>
-      <w:bookmarkStart w:id="13" w:name="_Toc240779690"/>
+      <w:bookmarkStart w:id="13" w:name="_Toc240784448"/>
       <w:r>
         <w:t>4.6 Consent in interviews</w:t>
       </w:r>
@@ -4480,7 +4490,7 @@
         <w:pStyle w:val="Heading1"/>
         <w:pageBreakBefore/>
       </w:pPr>
-      <w:bookmarkStart w:id="14" w:name="_Toc240779691"/>
+      <w:bookmarkStart w:id="14" w:name="_Toc240784449"/>
       <w:r>
         <w:lastRenderedPageBreak/>
         <w:t>5. Rules you must follow</w:t>
@@ -4631,7 +4641,7 @@
         <w:pStyle w:val="Heading1"/>
         <w:pageBreakBefore/>
       </w:pPr>
-      <w:bookmarkStart w:id="15" w:name="_Toc240779692"/>
+      <w:bookmarkStart w:id="15" w:name="_Toc240784450"/>
       <w:r>
         <w:lastRenderedPageBreak/>
         <w:t>6. Troubleshooting</w:t>
@@ -4653,7 +4663,7 @@
           <w:left w:w="10" w:type="dxa"/>
           <w:right w:w="10" w:type="dxa"/>
         </w:tblCellMar>
-        <w:tblLook w:val="04A0" w:firstRow="1" w:lastRow="0" w:firstColumn="1" w:lastColumn="0" w:noHBand="0" w:noVBand="1"/>
+        <w:tblLook w:val="0000" w:firstRow="0" w:lastRow="0" w:firstColumn="0" w:lastColumn="0" w:noHBand="0" w:noVBand="0"/>
       </w:tblPr>
       <w:tblGrid>
         <w:gridCol w:w="2635"/>
@@ -5130,7 +5140,7 @@
                 <w:sz w:val="19"/>
                 <w:szCs w:val="19"/>
               </w:rPr>
-              <w:t>Registers show 20 rows per page; a Contact RA sees only assigned cases.</w:t>
+              <w:t>Registers show 20 rows per page to begin with; a Contact RA sees only assigned cases.</w:t>
             </w:r>
           </w:p>
         </w:tc>
@@ -5153,7 +5163,7 @@
                 <w:sz w:val="19"/>
                 <w:szCs w:val="19"/>
               </w:rPr>
-              <w:t>Use Next, or search. Ask the Field Coordinator to assign the case.</w:t>
+              <w:t>Choose more rows under Show at the foot of the list, use the page numbers or Next, or search. Ask the Field Coordinator to assign the case.</w:t>
             </w:r>
           </w:p>
         </w:tc>
@@ -5658,7 +5668,7 @@
         <w:pStyle w:val="Heading1"/>
         <w:pageBreakBefore/>
       </w:pPr>
-      <w:bookmarkStart w:id="16" w:name="_Toc240779693"/>
+      <w:bookmarkStart w:id="16" w:name="_Toc240784451"/>
       <w:r>
         <w:lastRenderedPageBreak/>
         <w:t>7. Quick reference</w:t>
@@ -5680,7 +5690,7 @@
           <w:left w:w="10" w:type="dxa"/>
           <w:right w:w="10" w:type="dxa"/>
         </w:tblCellMar>
-        <w:tblLook w:val="04A0" w:firstRow="1" w:lastRow="0" w:firstColumn="1" w:lastColumn="0" w:noHBand="0" w:noVBand="1"/>
+        <w:tblLook w:val="0000" w:firstRow="0" w:lastRow="0" w:firstColumn="0" w:lastColumn="0" w:noHBand="0" w:noVBand="0"/>
       </w:tblPr>
       <w:tblGrid>
         <w:gridCol w:w="2824"/>
@@ -6160,7 +6170,7 @@
         <w:sz w:val="16"/>
         <w:szCs w:val="16"/>
       </w:rPr>
-      <w:t>Version 1.5 · 20 September 2026</w:t>
+      <w:t>Version 1.6 · 20 September 2026</w:t>
     </w:r>
     <w:r>
       <w:rPr>
@@ -6333,10 +6343,10 @@
 <file path=word/numbering.xml><?xml version="1.0" encoding="utf-8"?>
 <w:numbering xmlns:wpc="http://schemas.microsoft.com/office/word/2010/wordprocessingCanvas" xmlns:cx="http://schemas.microsoft.com/office/drawing/2014/chartex" xmlns:cx1="http://schemas.microsoft.com/office/drawing/2015/9/8/chartex" xmlns:cx2="http://schemas.microsoft.com/office/drawing/2015/10/21/chartex" xmlns:cx3="http://schemas.microsoft.com/office/drawing/2016/5/9/chartex" xmlns:cx4="http://schemas.microsoft.com/office/drawing/2016/5/10/chartex" xmlns:cx5="http://schemas.microsoft.com/office/drawing/2016/5/11/chartex" xmlns:cx6="http://schemas.microsoft.com/office/drawing/2016/5/12/chartex" xmlns:cx7="http://schemas.microsoft.com/office/drawing/2016/5/13/chartex" xmlns:cx8="http://schemas.microsoft.com/office/drawing/2016/5/14/chartex" xmlns:mc="http://schemas.openxmlformats.org/markup-compatibility/2006" xmlns:aink="http://schemas.microsoft.com/office/drawing/2016/ink" xmlns:am3d="http://schemas.microsoft.com/office/drawing/2017/model3d" xmlns:o="urn:schemas-microsoft-com:office:office" xmlns:oel="http://schemas.microsoft.com/office/2019/extlst" xmlns:r="http://schemas.openxmlformats.org/officeDocument/2006/relationships" xmlns:m="http://schemas.openxmlformats.org/officeDocument/2006/math" xmlns:v="urn:schemas-microsoft-com:vml" xmlns:wp14="http://schemas.microsoft.com/office/word/2010/wordprocessingDrawing" xmlns:wp="http://schemas.openxmlformats.org/drawingml/2006/wordprocessingDrawing" xmlns:w10="urn:schemas-microsoft-com:office:word" xmlns:w="http://schemas.openxmlformats.org/wordprocessingml/2006/main" xmlns:w14="http://schemas.microsoft.com/office/word/2010/wordml" xmlns:w15="http://schemas.microsoft.com/office/word/2012/wordml" xmlns:w16cex="http://schemas.microsoft.com/office/word/2018/wordml/cex" xmlns:w16cid="http://schemas.microsoft.com/office/word/2016/wordml/cid" xmlns:w16="http://schemas.microsoft.com/office/word/2018/wordml" xmlns:w16sdtdh="http://schemas.microsoft.com/office/word/2020/wordml/sdtdatahash" xmlns:w16se="http://schemas.microsoft.com/office/word/2015/wordml/symex" xmlns:wpg="http://schemas.microsoft.com/office/word/2010/wordprocessingGroup" xmlns:wpi="http://schemas.microsoft.com/office/word/2010/wordprocessingInk" xmlns:wne="http://schemas.microsoft.com/office/word/2006/wordml" xmlns:wps="http://schemas.microsoft.com/office/word/2010/wordprocessingShape" mc:Ignorable="w14 w15 w16se w16cid w16 w16cex w16sdtdh wp14">
   <w:abstractNum w:abstractNumId="0" w15:restartNumberingAfterBreak="0">
-    <w:nsid w:val="05F64BAF"/>
+    <w:nsid w:val="0B9D45E0"/>
     <w:multiLevelType w:val="hybridMultilevel"/>
-    <w:tmpl w:val="69984BFC"/>
-    <w:lvl w:ilvl="0" w:tplc="6A62B542">
+    <w:tmpl w:val="BCA8FC1E"/>
+    <w:lvl w:ilvl="0" w:tplc="8E76F0E8">
       <w:start w:val="1"/>
       <w:numFmt w:val="bullet"/>
       <w:lvlText w:val="•"/>
@@ -6345,7 +6355,7 @@
         <w:ind w:left="460" w:hanging="280"/>
       </w:pPr>
     </w:lvl>
-    <w:lvl w:ilvl="1" w:tplc="2C2ABD46">
+    <w:lvl w:ilvl="1" w:tplc="9AE23C6C">
       <w:start w:val="1"/>
       <w:numFmt w:val="bullet"/>
       <w:lvlText w:val="–"/>
@@ -6354,47 +6364,47 @@
         <w:ind w:left="900" w:hanging="280"/>
       </w:pPr>
     </w:lvl>
-    <w:lvl w:ilvl="2" w:tplc="DE888FA6">
+    <w:lvl w:ilvl="2" w:tplc="791C8A96">
       <w:numFmt w:val="decimal"/>
       <w:lvlText w:val=""/>
       <w:lvlJc w:val="left"/>
     </w:lvl>
-    <w:lvl w:ilvl="3" w:tplc="35BE3CEA">
+    <w:lvl w:ilvl="3" w:tplc="45A08E1E">
       <w:numFmt w:val="decimal"/>
       <w:lvlText w:val=""/>
       <w:lvlJc w:val="left"/>
     </w:lvl>
-    <w:lvl w:ilvl="4" w:tplc="553C5D30">
+    <w:lvl w:ilvl="4" w:tplc="80F0DF6C">
       <w:numFmt w:val="decimal"/>
       <w:lvlText w:val=""/>
       <w:lvlJc w:val="left"/>
     </w:lvl>
-    <w:lvl w:ilvl="5" w:tplc="76866486">
+    <w:lvl w:ilvl="5" w:tplc="CF02F65C">
       <w:numFmt w:val="decimal"/>
       <w:lvlText w:val=""/>
       <w:lvlJc w:val="left"/>
     </w:lvl>
-    <w:lvl w:ilvl="6" w:tplc="02BA0D4C">
+    <w:lvl w:ilvl="6" w:tplc="AAAC1744">
       <w:numFmt w:val="decimal"/>
       <w:lvlText w:val=""/>
       <w:lvlJc w:val="left"/>
     </w:lvl>
-    <w:lvl w:ilvl="7" w:tplc="917E3226">
+    <w:lvl w:ilvl="7" w:tplc="11926DFE">
       <w:numFmt w:val="decimal"/>
       <w:lvlText w:val=""/>
       <w:lvlJc w:val="left"/>
     </w:lvl>
-    <w:lvl w:ilvl="8" w:tplc="66623E6A">
+    <w:lvl w:ilvl="8" w:tplc="499067BE">
       <w:numFmt w:val="decimal"/>
       <w:lvlText w:val=""/>
       <w:lvlJc w:val="left"/>
     </w:lvl>
   </w:abstractNum>
   <w:abstractNum w:abstractNumId="1" w15:restartNumberingAfterBreak="0">
-    <w:nsid w:val="11A94611"/>
+    <w:nsid w:val="120160DE"/>
     <w:multiLevelType w:val="hybridMultilevel"/>
-    <w:tmpl w:val="68E21F38"/>
-    <w:lvl w:ilvl="0" w:tplc="F496B4D2">
+    <w:tmpl w:val="F7B449A2"/>
+    <w:lvl w:ilvl="0" w:tplc="4E56BA0C">
       <w:start w:val="1"/>
       <w:numFmt w:val="decimal"/>
       <w:lvlText w:val="%1."/>
@@ -6408,52 +6418,52 @@
         <w:color w:val="A67C27"/>
       </w:rPr>
     </w:lvl>
-    <w:lvl w:ilvl="1" w:tplc="7FB6CAE8">
+    <w:lvl w:ilvl="1" w:tplc="11368B28">
       <w:numFmt w:val="decimal"/>
       <w:lvlText w:val=""/>
       <w:lvlJc w:val="left"/>
     </w:lvl>
-    <w:lvl w:ilvl="2" w:tplc="E4BEEEDE">
+    <w:lvl w:ilvl="2" w:tplc="042C6338">
       <w:numFmt w:val="decimal"/>
       <w:lvlText w:val=""/>
       <w:lvlJc w:val="left"/>
     </w:lvl>
-    <w:lvl w:ilvl="3" w:tplc="5D702EB2">
+    <w:lvl w:ilvl="3" w:tplc="D1400F3A">
       <w:numFmt w:val="decimal"/>
       <w:lvlText w:val=""/>
       <w:lvlJc w:val="left"/>
     </w:lvl>
-    <w:lvl w:ilvl="4" w:tplc="D2663CB0">
+    <w:lvl w:ilvl="4" w:tplc="87680760">
       <w:numFmt w:val="decimal"/>
       <w:lvlText w:val=""/>
       <w:lvlJc w:val="left"/>
     </w:lvl>
-    <w:lvl w:ilvl="5" w:tplc="AC8E79A2">
+    <w:lvl w:ilvl="5" w:tplc="67CC7334">
       <w:numFmt w:val="decimal"/>
       <w:lvlText w:val=""/>
       <w:lvlJc w:val="left"/>
     </w:lvl>
-    <w:lvl w:ilvl="6" w:tplc="9D64AF4A">
+    <w:lvl w:ilvl="6" w:tplc="35ECE8F4">
       <w:numFmt w:val="decimal"/>
       <w:lvlText w:val=""/>
       <w:lvlJc w:val="left"/>
     </w:lvl>
-    <w:lvl w:ilvl="7" w:tplc="5A8AC3E8">
+    <w:lvl w:ilvl="7" w:tplc="5FB05A8C">
       <w:numFmt w:val="decimal"/>
       <w:lvlText w:val=""/>
       <w:lvlJc w:val="left"/>
     </w:lvl>
-    <w:lvl w:ilvl="8" w:tplc="0C9AAEA4">
+    <w:lvl w:ilvl="8" w:tplc="411C53D8">
       <w:numFmt w:val="decimal"/>
       <w:lvlText w:val=""/>
       <w:lvlJc w:val="left"/>
     </w:lvl>
   </w:abstractNum>
   <w:abstractNum w:abstractNumId="2" w15:restartNumberingAfterBreak="0">
-    <w:nsid w:val="15E81DBF"/>
+    <w:nsid w:val="31A23F52"/>
     <w:multiLevelType w:val="hybridMultilevel"/>
-    <w:tmpl w:val="A6A0B062"/>
-    <w:lvl w:ilvl="0" w:tplc="2F0A12A0">
+    <w:tmpl w:val="E8907C48"/>
+    <w:lvl w:ilvl="0" w:tplc="4C20F13A">
       <w:start w:val="1"/>
       <w:numFmt w:val="decimal"/>
       <w:lvlText w:val="%1."/>
@@ -6467,138 +6477,52 @@
         <w:color w:val="A67C27"/>
       </w:rPr>
     </w:lvl>
-    <w:lvl w:ilvl="1" w:tplc="0C4040AC">
+    <w:lvl w:ilvl="1" w:tplc="F852240E">
       <w:numFmt w:val="decimal"/>
       <w:lvlText w:val=""/>
       <w:lvlJc w:val="left"/>
     </w:lvl>
-    <w:lvl w:ilvl="2" w:tplc="620E09B6">
+    <w:lvl w:ilvl="2" w:tplc="AFD878A2">
       <w:numFmt w:val="decimal"/>
       <w:lvlText w:val=""/>
       <w:lvlJc w:val="left"/>
     </w:lvl>
-    <w:lvl w:ilvl="3" w:tplc="DE921424">
+    <w:lvl w:ilvl="3" w:tplc="6748C7F4">
       <w:numFmt w:val="decimal"/>
       <w:lvlText w:val=""/>
       <w:lvlJc w:val="left"/>
     </w:lvl>
-    <w:lvl w:ilvl="4" w:tplc="EFC4F2DC">
+    <w:lvl w:ilvl="4" w:tplc="83F60922">
       <w:numFmt w:val="decimal"/>
       <w:lvlText w:val=""/>
       <w:lvlJc w:val="left"/>
     </w:lvl>
-    <w:lvl w:ilvl="5" w:tplc="61822C4C">
+    <w:lvl w:ilvl="5" w:tplc="C7C0B440">
       <w:numFmt w:val="decimal"/>
       <w:lvlText w:val=""/>
       <w:lvlJc w:val="left"/>
     </w:lvl>
-    <w:lvl w:ilvl="6" w:tplc="E2F8DC62">
+    <w:lvl w:ilvl="6" w:tplc="9816F890">
       <w:numFmt w:val="decimal"/>
       <w:lvlText w:val=""/>
       <w:lvlJc w:val="left"/>
     </w:lvl>
-    <w:lvl w:ilvl="7" w:tplc="5126AFF6">
+    <w:lvl w:ilvl="7" w:tplc="38440B5E">
       <w:numFmt w:val="decimal"/>
       <w:lvlText w:val=""/>
       <w:lvlJc w:val="left"/>
     </w:lvl>
-    <w:lvl w:ilvl="8" w:tplc="254A0D5A">
+    <w:lvl w:ilvl="8" w:tplc="6C1AAD70">
       <w:numFmt w:val="decimal"/>
       <w:lvlText w:val=""/>
       <w:lvlJc w:val="left"/>
     </w:lvl>
   </w:abstractNum>
   <w:abstractNum w:abstractNumId="3" w15:restartNumberingAfterBreak="0">
-    <w:nsid w:val="2C3075A7"/>
+    <w:nsid w:val="32AA518E"/>
     <w:multiLevelType w:val="hybridMultilevel"/>
-    <w:tmpl w:val="C59A2970"/>
-    <w:lvl w:ilvl="0" w:tplc="1EF4DE36">
-      <w:start w:val="1"/>
-      <w:numFmt w:val="bullet"/>
-      <w:lvlText w:val="●"/>
-      <w:lvlJc w:val="left"/>
-      <w:pPr>
-        <w:ind w:left="720" w:hanging="360"/>
-      </w:pPr>
-    </w:lvl>
-    <w:lvl w:ilvl="1" w:tplc="4CE664D6">
-      <w:start w:val="1"/>
-      <w:numFmt w:val="bullet"/>
-      <w:lvlText w:val="○"/>
-      <w:lvlJc w:val="left"/>
-      <w:pPr>
-        <w:ind w:left="1440" w:hanging="360"/>
-      </w:pPr>
-    </w:lvl>
-    <w:lvl w:ilvl="2" w:tplc="F348B348">
-      <w:start w:val="1"/>
-      <w:numFmt w:val="bullet"/>
-      <w:lvlText w:val="■"/>
-      <w:lvlJc w:val="left"/>
-      <w:pPr>
-        <w:ind w:left="2160" w:hanging="360"/>
-      </w:pPr>
-    </w:lvl>
-    <w:lvl w:ilvl="3" w:tplc="5188461A">
-      <w:start w:val="1"/>
-      <w:numFmt w:val="bullet"/>
-      <w:lvlText w:val="●"/>
-      <w:lvlJc w:val="left"/>
-      <w:pPr>
-        <w:ind w:left="2880" w:hanging="360"/>
-      </w:pPr>
-    </w:lvl>
-    <w:lvl w:ilvl="4" w:tplc="CABC1614">
-      <w:start w:val="1"/>
-      <w:numFmt w:val="bullet"/>
-      <w:lvlText w:val="○"/>
-      <w:lvlJc w:val="left"/>
-      <w:pPr>
-        <w:ind w:left="3600" w:hanging="360"/>
-      </w:pPr>
-    </w:lvl>
-    <w:lvl w:ilvl="5" w:tplc="5F22F5AE">
-      <w:start w:val="1"/>
-      <w:numFmt w:val="bullet"/>
-      <w:lvlText w:val="■"/>
-      <w:lvlJc w:val="left"/>
-      <w:pPr>
-        <w:ind w:left="4320" w:hanging="360"/>
-      </w:pPr>
-    </w:lvl>
-    <w:lvl w:ilvl="6" w:tplc="98B8636C">
-      <w:start w:val="1"/>
-      <w:numFmt w:val="bullet"/>
-      <w:lvlText w:val="●"/>
-      <w:lvlJc w:val="left"/>
-      <w:pPr>
-        <w:ind w:left="5040" w:hanging="360"/>
-      </w:pPr>
-    </w:lvl>
-    <w:lvl w:ilvl="7" w:tplc="C0BCA388">
-      <w:start w:val="1"/>
-      <w:numFmt w:val="bullet"/>
-      <w:lvlText w:val="●"/>
-      <w:lvlJc w:val="left"/>
-      <w:pPr>
-        <w:ind w:left="5760" w:hanging="360"/>
-      </w:pPr>
-    </w:lvl>
-    <w:lvl w:ilvl="8" w:tplc="205E3C66">
-      <w:start w:val="1"/>
-      <w:numFmt w:val="bullet"/>
-      <w:lvlText w:val="●"/>
-      <w:lvlJc w:val="left"/>
-      <w:pPr>
-        <w:ind w:left="6480" w:hanging="360"/>
-      </w:pPr>
-    </w:lvl>
-  </w:abstractNum>
-  <w:abstractNum w:abstractNumId="4" w15:restartNumberingAfterBreak="0">
-    <w:nsid w:val="2ED67CAF"/>
-    <w:multiLevelType w:val="hybridMultilevel"/>
-    <w:tmpl w:val="5518CDBE"/>
-    <w:lvl w:ilvl="0" w:tplc="67CA3C4C">
+    <w:tmpl w:val="D212BC3A"/>
+    <w:lvl w:ilvl="0" w:tplc="AD9E2E06">
       <w:start w:val="1"/>
       <w:numFmt w:val="decimal"/>
       <w:lvlText w:val="%1."/>
@@ -6612,52 +6536,111 @@
         <w:color w:val="A67C27"/>
       </w:rPr>
     </w:lvl>
-    <w:lvl w:ilvl="1" w:tplc="993AE560">
+    <w:lvl w:ilvl="1" w:tplc="0E76305E">
       <w:numFmt w:val="decimal"/>
       <w:lvlText w:val=""/>
       <w:lvlJc w:val="left"/>
     </w:lvl>
-    <w:lvl w:ilvl="2" w:tplc="0FA4797E">
+    <w:lvl w:ilvl="2" w:tplc="0E505990">
       <w:numFmt w:val="decimal"/>
       <w:lvlText w:val=""/>
       <w:lvlJc w:val="left"/>
     </w:lvl>
-    <w:lvl w:ilvl="3" w:tplc="66A42040">
+    <w:lvl w:ilvl="3" w:tplc="76CCFF08">
       <w:numFmt w:val="decimal"/>
       <w:lvlText w:val=""/>
       <w:lvlJc w:val="left"/>
     </w:lvl>
-    <w:lvl w:ilvl="4" w:tplc="8D8006A2">
+    <w:lvl w:ilvl="4" w:tplc="9A7AA584">
       <w:numFmt w:val="decimal"/>
       <w:lvlText w:val=""/>
       <w:lvlJc w:val="left"/>
     </w:lvl>
-    <w:lvl w:ilvl="5" w:tplc="DD268D2A">
+    <w:lvl w:ilvl="5" w:tplc="5BD8F438">
       <w:numFmt w:val="decimal"/>
       <w:lvlText w:val=""/>
       <w:lvlJc w:val="left"/>
     </w:lvl>
-    <w:lvl w:ilvl="6" w:tplc="EBA6C71E">
+    <w:lvl w:ilvl="6" w:tplc="BFFE2F8C">
       <w:numFmt w:val="decimal"/>
       <w:lvlText w:val=""/>
       <w:lvlJc w:val="left"/>
     </w:lvl>
-    <w:lvl w:ilvl="7" w:tplc="70CA5314">
+    <w:lvl w:ilvl="7" w:tplc="585AF0A4">
       <w:numFmt w:val="decimal"/>
       <w:lvlText w:val=""/>
       <w:lvlJc w:val="left"/>
     </w:lvl>
-    <w:lvl w:ilvl="8" w:tplc="AB349C46">
+    <w:lvl w:ilvl="8" w:tplc="8536DE12">
+      <w:numFmt w:val="decimal"/>
+      <w:lvlText w:val=""/>
+      <w:lvlJc w:val="left"/>
+    </w:lvl>
+  </w:abstractNum>
+  <w:abstractNum w:abstractNumId="4" w15:restartNumberingAfterBreak="0">
+    <w:nsid w:val="33C54D8F"/>
+    <w:multiLevelType w:val="hybridMultilevel"/>
+    <w:tmpl w:val="79D0A2FE"/>
+    <w:lvl w:ilvl="0" w:tplc="9DE85EA6">
+      <w:start w:val="1"/>
+      <w:numFmt w:val="decimal"/>
+      <w:lvlText w:val="%1."/>
+      <w:lvlJc w:val="left"/>
+      <w:pPr>
+        <w:ind w:left="460" w:hanging="360"/>
+      </w:pPr>
+      <w:rPr>
+        <w:b/>
+        <w:bCs/>
+        <w:color w:val="A67C27"/>
+      </w:rPr>
+    </w:lvl>
+    <w:lvl w:ilvl="1" w:tplc="773E2230">
+      <w:numFmt w:val="decimal"/>
+      <w:lvlText w:val=""/>
+      <w:lvlJc w:val="left"/>
+    </w:lvl>
+    <w:lvl w:ilvl="2" w:tplc="14C412C6">
+      <w:numFmt w:val="decimal"/>
+      <w:lvlText w:val=""/>
+      <w:lvlJc w:val="left"/>
+    </w:lvl>
+    <w:lvl w:ilvl="3" w:tplc="826C0408">
+      <w:numFmt w:val="decimal"/>
+      <w:lvlText w:val=""/>
+      <w:lvlJc w:val="left"/>
+    </w:lvl>
+    <w:lvl w:ilvl="4" w:tplc="FB4EAB3A">
+      <w:numFmt w:val="decimal"/>
+      <w:lvlText w:val=""/>
+      <w:lvlJc w:val="left"/>
+    </w:lvl>
+    <w:lvl w:ilvl="5" w:tplc="6C766F1E">
+      <w:numFmt w:val="decimal"/>
+      <w:lvlText w:val=""/>
+      <w:lvlJc w:val="left"/>
+    </w:lvl>
+    <w:lvl w:ilvl="6" w:tplc="60145884">
+      <w:numFmt w:val="decimal"/>
+      <w:lvlText w:val=""/>
+      <w:lvlJc w:val="left"/>
+    </w:lvl>
+    <w:lvl w:ilvl="7" w:tplc="2E247B18">
+      <w:numFmt w:val="decimal"/>
+      <w:lvlText w:val=""/>
+      <w:lvlJc w:val="left"/>
+    </w:lvl>
+    <w:lvl w:ilvl="8" w:tplc="CA8003D2">
       <w:numFmt w:val="decimal"/>
       <w:lvlText w:val=""/>
       <w:lvlJc w:val="left"/>
     </w:lvl>
   </w:abstractNum>
   <w:abstractNum w:abstractNumId="5" w15:restartNumberingAfterBreak="0">
-    <w:nsid w:val="32B03DAB"/>
+    <w:nsid w:val="38A42557"/>
     <w:multiLevelType w:val="hybridMultilevel"/>
-    <w:tmpl w:val="14C663CA"/>
-    <w:lvl w:ilvl="0" w:tplc="CD7EE326">
+    <w:tmpl w:val="6D5E302E"/>
+    <w:lvl w:ilvl="0" w:tplc="A87C36D2">
       <w:start w:val="1"/>
       <w:numFmt w:val="decimal"/>
       <w:lvlText w:val="%1."/>
@@ -6671,52 +6654,52 @@
         <w:color w:val="A67C27"/>
       </w:rPr>
     </w:lvl>
-    <w:lvl w:ilvl="1" w:tplc="E6805A9E">
+    <w:lvl w:ilvl="1" w:tplc="75DA8D04">
       <w:numFmt w:val="decimal"/>
       <w:lvlText w:val=""/>
       <w:lvlJc w:val="left"/>
     </w:lvl>
-    <w:lvl w:ilvl="2" w:tplc="D0D05B50">
+    <w:lvl w:ilvl="2" w:tplc="58B22314">
       <w:numFmt w:val="decimal"/>
       <w:lvlText w:val=""/>
       <w:lvlJc w:val="left"/>
     </w:lvl>
-    <w:lvl w:ilvl="3" w:tplc="8D522540">
+    <w:lvl w:ilvl="3" w:tplc="2414568E">
       <w:numFmt w:val="decimal"/>
       <w:lvlText w:val=""/>
       <w:lvlJc w:val="left"/>
     </w:lvl>
-    <w:lvl w:ilvl="4" w:tplc="5938555A">
+    <w:lvl w:ilvl="4" w:tplc="07E8C23A">
       <w:numFmt w:val="decimal"/>
       <w:lvlText w:val=""/>
       <w:lvlJc w:val="left"/>
     </w:lvl>
-    <w:lvl w:ilvl="5" w:tplc="C38C6A36">
+    <w:lvl w:ilvl="5" w:tplc="A8CE6F64">
       <w:numFmt w:val="decimal"/>
       <w:lvlText w:val=""/>
       <w:lvlJc w:val="left"/>
     </w:lvl>
-    <w:lvl w:ilvl="6" w:tplc="1268724E">
+    <w:lvl w:ilvl="6" w:tplc="ED86AFDA">
       <w:numFmt w:val="decimal"/>
       <w:lvlText w:val=""/>
       <w:lvlJc w:val="left"/>
     </w:lvl>
-    <w:lvl w:ilvl="7" w:tplc="BA1A08D4">
+    <w:lvl w:ilvl="7" w:tplc="AD10BD68">
       <w:numFmt w:val="decimal"/>
       <w:lvlText w:val=""/>
       <w:lvlJc w:val="left"/>
     </w:lvl>
-    <w:lvl w:ilvl="8" w:tplc="1A9072FA">
+    <w:lvl w:ilvl="8" w:tplc="E048EB34">
       <w:numFmt w:val="decimal"/>
       <w:lvlText w:val=""/>
       <w:lvlJc w:val="left"/>
     </w:lvl>
   </w:abstractNum>
   <w:abstractNum w:abstractNumId="6" w15:restartNumberingAfterBreak="0">
-    <w:nsid w:val="61A94975"/>
+    <w:nsid w:val="78CC750B"/>
     <w:multiLevelType w:val="hybridMultilevel"/>
-    <w:tmpl w:val="917EFBE8"/>
-    <w:lvl w:ilvl="0" w:tplc="BEC65882">
+    <w:tmpl w:val="FCAACDA0"/>
+    <w:lvl w:ilvl="0" w:tplc="332EF932">
       <w:start w:val="1"/>
       <w:numFmt w:val="decimal"/>
       <w:lvlText w:val="%1."/>
@@ -6730,150 +6713,177 @@
         <w:color w:val="A67C27"/>
       </w:rPr>
     </w:lvl>
-    <w:lvl w:ilvl="1" w:tplc="EA9051F4">
+    <w:lvl w:ilvl="1" w:tplc="B12EE822">
       <w:numFmt w:val="decimal"/>
       <w:lvlText w:val=""/>
       <w:lvlJc w:val="left"/>
     </w:lvl>
-    <w:lvl w:ilvl="2" w:tplc="7A8A8948">
+    <w:lvl w:ilvl="2" w:tplc="E9C24EAE">
       <w:numFmt w:val="decimal"/>
       <w:lvlText w:val=""/>
       <w:lvlJc w:val="left"/>
     </w:lvl>
-    <w:lvl w:ilvl="3" w:tplc="00B8F4AA">
+    <w:lvl w:ilvl="3" w:tplc="DA1285B2">
       <w:numFmt w:val="decimal"/>
       <w:lvlText w:val=""/>
       <w:lvlJc w:val="left"/>
     </w:lvl>
-    <w:lvl w:ilvl="4" w:tplc="E02A3A7C">
+    <w:lvl w:ilvl="4" w:tplc="800012E6">
       <w:numFmt w:val="decimal"/>
       <w:lvlText w:val=""/>
       <w:lvlJc w:val="left"/>
     </w:lvl>
-    <w:lvl w:ilvl="5" w:tplc="2AFA2538">
+    <w:lvl w:ilvl="5" w:tplc="723021FE">
       <w:numFmt w:val="decimal"/>
       <w:lvlText w:val=""/>
       <w:lvlJc w:val="left"/>
     </w:lvl>
-    <w:lvl w:ilvl="6" w:tplc="33CCA866">
+    <w:lvl w:ilvl="6" w:tplc="881E4E3A">
       <w:numFmt w:val="decimal"/>
       <w:lvlText w:val=""/>
       <w:lvlJc w:val="left"/>
     </w:lvl>
-    <w:lvl w:ilvl="7" w:tplc="DAD25E72">
+    <w:lvl w:ilvl="7" w:tplc="616E3614">
       <w:numFmt w:val="decimal"/>
       <w:lvlText w:val=""/>
       <w:lvlJc w:val="left"/>
     </w:lvl>
-    <w:lvl w:ilvl="8" w:tplc="C562E36E">
+    <w:lvl w:ilvl="8" w:tplc="F3AA40CC">
       <w:numFmt w:val="decimal"/>
       <w:lvlText w:val=""/>
       <w:lvlJc w:val="left"/>
     </w:lvl>
   </w:abstractNum>
   <w:abstractNum w:abstractNumId="7" w15:restartNumberingAfterBreak="0">
-    <w:nsid w:val="78023E3F"/>
+    <w:nsid w:val="7F2A4D2B"/>
     <w:multiLevelType w:val="hybridMultilevel"/>
-    <w:tmpl w:val="8EC82212"/>
-    <w:lvl w:ilvl="0" w:tplc="8EE0BC34">
+    <w:tmpl w:val="5C663942"/>
+    <w:lvl w:ilvl="0" w:tplc="014AC38A">
       <w:start w:val="1"/>
-      <w:numFmt w:val="decimal"/>
-      <w:lvlText w:val="%1."/>
+      <w:numFmt w:val="bullet"/>
+      <w:lvlText w:val="●"/>
       <w:lvlJc w:val="left"/>
       <w:pPr>
-        <w:ind w:left="460" w:hanging="360"/>
-      </w:pPr>
-      <w:rPr>
-        <w:b/>
-        <w:bCs/>
-        <w:color w:val="A67C27"/>
-      </w:rPr>
+        <w:ind w:left="720" w:hanging="360"/>
+      </w:pPr>
     </w:lvl>
-    <w:lvl w:ilvl="1" w:tplc="9760A3A4">
-      <w:numFmt w:val="decimal"/>
-      <w:lvlText w:val=""/>
+    <w:lvl w:ilvl="1" w:tplc="F9D4FDF6">
+      <w:start w:val="1"/>
+      <w:numFmt w:val="bullet"/>
+      <w:lvlText w:val="○"/>
       <w:lvlJc w:val="left"/>
+      <w:pPr>
+        <w:ind w:left="1440" w:hanging="360"/>
+      </w:pPr>
     </w:lvl>
-    <w:lvl w:ilvl="2" w:tplc="410E384E">
-      <w:numFmt w:val="decimal"/>
-      <w:lvlText w:val=""/>
+    <w:lvl w:ilvl="2" w:tplc="5F9A2A08">
+      <w:start w:val="1"/>
+      <w:numFmt w:val="bullet"/>
+      <w:lvlText w:val="■"/>
       <w:lvlJc w:val="left"/>
+      <w:pPr>
+        <w:ind w:left="2160" w:hanging="360"/>
+      </w:pPr>
     </w:lvl>
-    <w:lvl w:ilvl="3" w:tplc="873EFCFA">
-      <w:numFmt w:val="decimal"/>
-      <w:lvlText w:val=""/>
+    <w:lvl w:ilvl="3" w:tplc="ED80E2EC">
+      <w:start w:val="1"/>
+      <w:numFmt w:val="bullet"/>
+      <w:lvlText w:val="●"/>
       <w:lvlJc w:val="left"/>
+      <w:pPr>
+        <w:ind w:left="2880" w:hanging="360"/>
+      </w:pPr>
     </w:lvl>
-    <w:lvl w:ilvl="4" w:tplc="ACF49BDA">
-      <w:numFmt w:val="decimal"/>
-      <w:lvlText w:val=""/>
+    <w:lvl w:ilvl="4" w:tplc="FB80EE54">
+      <w:start w:val="1"/>
+      <w:numFmt w:val="bullet"/>
+      <w:lvlText w:val="○"/>
       <w:lvlJc w:val="left"/>
+      <w:pPr>
+        <w:ind w:left="3600" w:hanging="360"/>
+      </w:pPr>
     </w:lvl>
-    <w:lvl w:ilvl="5" w:tplc="7382AA0E">
-      <w:numFmt w:val="decimal"/>
-      <w:lvlText w:val=""/>
+    <w:lvl w:ilvl="5" w:tplc="C53C3376">
+      <w:start w:val="1"/>
+      <w:numFmt w:val="bullet"/>
+      <w:lvlText w:val="■"/>
       <w:lvlJc w:val="left"/>
+      <w:pPr>
+        <w:ind w:left="4320" w:hanging="360"/>
+      </w:pPr>
     </w:lvl>
-    <w:lvl w:ilvl="6" w:tplc="8E583C4C">
-      <w:numFmt w:val="decimal"/>
-      <w:lvlText w:val=""/>
+    <w:lvl w:ilvl="6" w:tplc="8F4608F2">
+      <w:start w:val="1"/>
+      <w:numFmt w:val="bullet"/>
+      <w:lvlText w:val="●"/>
       <w:lvlJc w:val="left"/>
+      <w:pPr>
+        <w:ind w:left="5040" w:hanging="360"/>
+      </w:pPr>
     </w:lvl>
-    <w:lvl w:ilvl="7" w:tplc="8068B3D0">
-      <w:numFmt w:val="decimal"/>
-      <w:lvlText w:val=""/>
+    <w:lvl w:ilvl="7" w:tplc="AED0E614">
+      <w:start w:val="1"/>
+      <w:numFmt w:val="bullet"/>
+      <w:lvlText w:val="●"/>
       <w:lvlJc w:val="left"/>
+      <w:pPr>
+        <w:ind w:left="5760" w:hanging="360"/>
+      </w:pPr>
     </w:lvl>
-    <w:lvl w:ilvl="8" w:tplc="AF88A578">
-      <w:numFmt w:val="decimal"/>
-      <w:lvlText w:val=""/>
+    <w:lvl w:ilvl="8" w:tplc="31D4F34C">
+      <w:start w:val="1"/>
+      <w:numFmt w:val="bullet"/>
+      <w:lvlText w:val="●"/>
       <w:lvlJc w:val="left"/>
+      <w:pPr>
+        <w:ind w:left="6480" w:hanging="360"/>
+      </w:pPr>
     </w:lvl>
   </w:abstractNum>
-  <w:num w:numId="1" w16cid:durableId="617488111">
+  <w:num w:numId="1" w16cid:durableId="1311446478">
+    <w:abstractNumId w:val="7"/>
+    <w:lvlOverride w:ilvl="0">
+      <w:startOverride w:val="1"/>
+    </w:lvlOverride>
+  </w:num>
+  <w:num w:numId="2" w16cid:durableId="800001778">
+    <w:abstractNumId w:val="0"/>
+    <w:lvlOverride w:ilvl="0">
+      <w:startOverride w:val="1"/>
+    </w:lvlOverride>
+  </w:num>
+  <w:num w:numId="3" w16cid:durableId="1501504666">
+    <w:abstractNumId w:val="1"/>
+    <w:lvlOverride w:ilvl="0">
+      <w:startOverride w:val="1"/>
+    </w:lvlOverride>
+  </w:num>
+  <w:num w:numId="4" w16cid:durableId="1820267085">
+    <w:abstractNumId w:val="4"/>
+    <w:lvlOverride w:ilvl="0">
+      <w:startOverride w:val="1"/>
+    </w:lvlOverride>
+  </w:num>
+  <w:num w:numId="5" w16cid:durableId="552692905">
+    <w:abstractNumId w:val="5"/>
+    <w:lvlOverride w:ilvl="0">
+      <w:startOverride w:val="1"/>
+    </w:lvlOverride>
+  </w:num>
+  <w:num w:numId="6" w16cid:durableId="1034186199">
+    <w:abstractNumId w:val="6"/>
+    <w:lvlOverride w:ilvl="0">
+      <w:startOverride w:val="1"/>
+    </w:lvlOverride>
+  </w:num>
+  <w:num w:numId="7" w16cid:durableId="497044188">
     <w:abstractNumId w:val="3"/>
     <w:lvlOverride w:ilvl="0">
       <w:startOverride w:val="1"/>
     </w:lvlOverride>
   </w:num>
-  <w:num w:numId="2" w16cid:durableId="530461885">
-    <w:abstractNumId w:val="0"/>
-    <w:lvlOverride w:ilvl="0">
-      <w:startOverride w:val="1"/>
-    </w:lvlOverride>
-  </w:num>
-  <w:num w:numId="3" w16cid:durableId="935673611">
-    <w:abstractNumId w:val="7"/>
-    <w:lvlOverride w:ilvl="0">
-      <w:startOverride w:val="1"/>
-    </w:lvlOverride>
-  </w:num>
-  <w:num w:numId="4" w16cid:durableId="1779525642">
-    <w:abstractNumId w:val="5"/>
-    <w:lvlOverride w:ilvl="0">
-      <w:startOverride w:val="1"/>
-    </w:lvlOverride>
-  </w:num>
-  <w:num w:numId="5" w16cid:durableId="734278632">
-    <w:abstractNumId w:val="4"/>
-    <w:lvlOverride w:ilvl="0">
-      <w:startOverride w:val="1"/>
-    </w:lvlOverride>
-  </w:num>
-  <w:num w:numId="6" w16cid:durableId="1980188883">
-    <w:abstractNumId w:val="6"/>
-    <w:lvlOverride w:ilvl="0">
-      <w:startOverride w:val="1"/>
-    </w:lvlOverride>
-  </w:num>
-  <w:num w:numId="7" w16cid:durableId="348724680">
+  <w:num w:numId="8" w16cid:durableId="236090688">
     <w:abstractNumId w:val="2"/>
-    <w:lvlOverride w:ilvl="0">
-      <w:startOverride w:val="1"/>
-    </w:lvlOverride>
-  </w:num>
-  <w:num w:numId="8" w16cid:durableId="1478301456">
-    <w:abstractNumId w:val="1"/>
     <w:lvlOverride w:ilvl="0">
       <w:startOverride w:val="1"/>
     </w:lvlOverride>
@@ -7498,7 +7508,7 @@
     <w:autoRedefine/>
     <w:uiPriority w:val="39"/>
     <w:unhideWhenUsed/>
-    <w:rsid w:val="00B85FF6"/>
+    <w:rsid w:val="00ED00A4"/>
     <w:pPr>
       <w:spacing w:after="100"/>
     </w:pPr>
@@ -7510,7 +7520,7 @@
     <w:autoRedefine/>
     <w:uiPriority w:val="39"/>
     <w:unhideWhenUsed/>
-    <w:rsid w:val="00B85FF6"/>
+    <w:rsid w:val="00ED00A4"/>
     <w:pPr>
       <w:spacing w:after="100"/>
       <w:ind w:left="210"/>

--- a/docs/manuals/Role_Guide_5_KII_RA.docx
+++ b/docs/manuals/Role_Guide_5_KII_RA.docx
@@ -69,7 +69,7 @@
           <w:left w:w="10" w:type="dxa"/>
           <w:right w:w="10" w:type="dxa"/>
         </w:tblCellMar>
-        <w:tblLook w:val="0000" w:firstRow="0" w:lastRow="0" w:firstColumn="0" w:lastColumn="0" w:noHBand="0" w:noVBand="0"/>
+        <w:tblLook w:val="04A0" w:firstRow="1" w:lastRow="0" w:firstColumn="1" w:lastColumn="0" w:noHBand="0" w:noVBand="1"/>
       </w:tblPr>
       <w:tblGrid>
         <w:gridCol w:w="2300"/>
@@ -469,7 +469,7 @@
                 <w:sz w:val="19"/>
                 <w:szCs w:val="19"/>
               </w:rPr>
-              <w:t>Version 1.6 · 20 September 2026</w:t>
+              <w:t>Version 1.7 · 21 September 2026</w:t>
             </w:r>
           </w:p>
         </w:tc>
@@ -538,7 +538,7 @@
     <w:sdt>
       <w:sdtPr>
         <w:alias w:val="Contents"/>
-        <w:id w:val="-1005744928"/>
+        <w:id w:val="-1630474180"/>
       </w:sdtPr>
       <w:sdtEndPr/>
       <w:sdtContent>
@@ -567,7 +567,7 @@
           <w:r>
             <w:fldChar w:fldCharType="separate"/>
           </w:r>
-          <w:hyperlink w:anchor="_Toc240784435" w:history="1">
+          <w:hyperlink w:anchor="_Toc240889015" w:history="1">
             <w:r>
               <w:rPr>
                 <w:rStyle w:val="Hyperlink"/>
@@ -591,7 +591,7 @@
               <w:rPr>
                 <w:noProof/>
               </w:rPr>
-              <w:instrText xml:space="preserve"> PAGEREF _Toc240784435 \h </w:instrText>
+              <w:instrText xml:space="preserve"> PAGEREF _Toc240889015 \h </w:instrText>
             </w:r>
             <w:r>
               <w:rPr>
@@ -634,7 +634,7 @@
               <w14:ligatures w14:val="standardContextual"/>
             </w:rPr>
           </w:pPr>
-          <w:hyperlink w:anchor="_Toc240784436" w:history="1">
+          <w:hyperlink w:anchor="_Toc240889016" w:history="1">
             <w:r>
               <w:rPr>
                 <w:rStyle w:val="Hyperlink"/>
@@ -658,7 +658,7 @@
               <w:rPr>
                 <w:noProof/>
               </w:rPr>
-              <w:instrText xml:space="preserve"> PAGEREF _Toc240784436 \h </w:instrText>
+              <w:instrText xml:space="preserve"> PAGEREF _Toc240889016 \h </w:instrText>
             </w:r>
             <w:r>
               <w:rPr>
@@ -701,7 +701,7 @@
               <w14:ligatures w14:val="standardContextual"/>
             </w:rPr>
           </w:pPr>
-          <w:hyperlink w:anchor="_Toc240784437" w:history="1">
+          <w:hyperlink w:anchor="_Toc240889017" w:history="1">
             <w:r>
               <w:rPr>
                 <w:rStyle w:val="Hyperlink"/>
@@ -725,7 +725,7 @@
               <w:rPr>
                 <w:noProof/>
               </w:rPr>
-              <w:instrText xml:space="preserve"> PAGEREF _Toc240784437 \h </w:instrText>
+              <w:instrText xml:space="preserve"> PAGEREF _Toc240889017 \h </w:instrText>
             </w:r>
             <w:r>
               <w:rPr>
@@ -768,7 +768,7 @@
               <w14:ligatures w14:val="standardContextual"/>
             </w:rPr>
           </w:pPr>
-          <w:hyperlink w:anchor="_Toc240784438" w:history="1">
+          <w:hyperlink w:anchor="_Toc240889018" w:history="1">
             <w:r>
               <w:rPr>
                 <w:rStyle w:val="Hyperlink"/>
@@ -792,7 +792,7 @@
               <w:rPr>
                 <w:noProof/>
               </w:rPr>
-              <w:instrText xml:space="preserve"> PAGEREF _Toc240784438 \h </w:instrText>
+              <w:instrText xml:space="preserve"> PAGEREF _Toc240889018 \h </w:instrText>
             </w:r>
             <w:r>
               <w:rPr>
@@ -835,7 +835,7 @@
               <w14:ligatures w14:val="standardContextual"/>
             </w:rPr>
           </w:pPr>
-          <w:hyperlink w:anchor="_Toc240784439" w:history="1">
+          <w:hyperlink w:anchor="_Toc240889019" w:history="1">
             <w:r>
               <w:rPr>
                 <w:rStyle w:val="Hyperlink"/>
@@ -859,7 +859,7 @@
               <w:rPr>
                 <w:noProof/>
               </w:rPr>
-              <w:instrText xml:space="preserve"> PAGEREF _Toc240784439 \h </w:instrText>
+              <w:instrText xml:space="preserve"> PAGEREF _Toc240889019 \h </w:instrText>
             </w:r>
             <w:r>
               <w:rPr>
@@ -902,7 +902,7 @@
               <w14:ligatures w14:val="standardContextual"/>
             </w:rPr>
           </w:pPr>
-          <w:hyperlink w:anchor="_Toc240784440" w:history="1">
+          <w:hyperlink w:anchor="_Toc240889020" w:history="1">
             <w:r>
               <w:rPr>
                 <w:rStyle w:val="Hyperlink"/>
@@ -926,7 +926,7 @@
               <w:rPr>
                 <w:noProof/>
               </w:rPr>
-              <w:instrText xml:space="preserve"> PAGEREF _Toc240784440 \h </w:instrText>
+              <w:instrText xml:space="preserve"> PAGEREF _Toc240889020 \h </w:instrText>
             </w:r>
             <w:r>
               <w:rPr>
@@ -969,7 +969,7 @@
               <w14:ligatures w14:val="standardContextual"/>
             </w:rPr>
           </w:pPr>
-          <w:hyperlink w:anchor="_Toc240784441" w:history="1">
+          <w:hyperlink w:anchor="_Toc240889021" w:history="1">
             <w:r>
               <w:rPr>
                 <w:rStyle w:val="Hyperlink"/>
@@ -993,7 +993,7 @@
               <w:rPr>
                 <w:noProof/>
               </w:rPr>
-              <w:instrText xml:space="preserve"> PAGEREF _Toc240784441 \h </w:instrText>
+              <w:instrText xml:space="preserve"> PAGEREF _Toc240889021 \h </w:instrText>
             </w:r>
             <w:r>
               <w:rPr>
@@ -1036,7 +1036,7 @@
               <w14:ligatures w14:val="standardContextual"/>
             </w:rPr>
           </w:pPr>
-          <w:hyperlink w:anchor="_Toc240784442" w:history="1">
+          <w:hyperlink w:anchor="_Toc240889022" w:history="1">
             <w:r>
               <w:rPr>
                 <w:rStyle w:val="Hyperlink"/>
@@ -1060,7 +1060,7 @@
               <w:rPr>
                 <w:noProof/>
               </w:rPr>
-              <w:instrText xml:space="preserve"> PAGEREF _Toc240784442 \h </w:instrText>
+              <w:instrText xml:space="preserve"> PAGEREF _Toc240889022 \h </w:instrText>
             </w:r>
             <w:r>
               <w:rPr>
@@ -1103,7 +1103,7 @@
               <w14:ligatures w14:val="standardContextual"/>
             </w:rPr>
           </w:pPr>
-          <w:hyperlink w:anchor="_Toc240784443" w:history="1">
+          <w:hyperlink w:anchor="_Toc240889023" w:history="1">
             <w:r>
               <w:rPr>
                 <w:rStyle w:val="Hyperlink"/>
@@ -1127,7 +1127,7 @@
               <w:rPr>
                 <w:noProof/>
               </w:rPr>
-              <w:instrText xml:space="preserve"> PAGEREF _Toc240784443 \h </w:instrText>
+              <w:instrText xml:space="preserve"> PAGEREF _Toc240889023 \h </w:instrText>
             </w:r>
             <w:r>
               <w:rPr>
@@ -1170,7 +1170,7 @@
               <w14:ligatures w14:val="standardContextual"/>
             </w:rPr>
           </w:pPr>
-          <w:hyperlink w:anchor="_Toc240784444" w:history="1">
+          <w:hyperlink w:anchor="_Toc240889024" w:history="1">
             <w:r>
               <w:rPr>
                 <w:rStyle w:val="Hyperlink"/>
@@ -1194,7 +1194,7 @@
               <w:rPr>
                 <w:noProof/>
               </w:rPr>
-              <w:instrText xml:space="preserve"> PAGEREF _Toc240784444 \h </w:instrText>
+              <w:instrText xml:space="preserve"> PAGEREF _Toc240889024 \h </w:instrText>
             </w:r>
             <w:r>
               <w:rPr>
@@ -1237,7 +1237,7 @@
               <w14:ligatures w14:val="standardContextual"/>
             </w:rPr>
           </w:pPr>
-          <w:hyperlink w:anchor="_Toc240784445" w:history="1">
+          <w:hyperlink w:anchor="_Toc240889025" w:history="1">
             <w:r>
               <w:rPr>
                 <w:rStyle w:val="Hyperlink"/>
@@ -1261,7 +1261,7 @@
               <w:rPr>
                 <w:noProof/>
               </w:rPr>
-              <w:instrText xml:space="preserve"> PAGEREF _Toc240784445 \h </w:instrText>
+              <w:instrText xml:space="preserve"> PAGEREF _Toc240889025 \h </w:instrText>
             </w:r>
             <w:r>
               <w:rPr>
@@ -1304,7 +1304,7 @@
               <w14:ligatures w14:val="standardContextual"/>
             </w:rPr>
           </w:pPr>
-          <w:hyperlink w:anchor="_Toc240784446" w:history="1">
+          <w:hyperlink w:anchor="_Toc240889026" w:history="1">
             <w:r>
               <w:rPr>
                 <w:rStyle w:val="Hyperlink"/>
@@ -1328,7 +1328,7 @@
               <w:rPr>
                 <w:noProof/>
               </w:rPr>
-              <w:instrText xml:space="preserve"> PAGEREF _Toc240784446 \h </w:instrText>
+              <w:instrText xml:space="preserve"> PAGEREF _Toc240889026 \h </w:instrText>
             </w:r>
             <w:r>
               <w:rPr>
@@ -1371,7 +1371,7 @@
               <w14:ligatures w14:val="standardContextual"/>
             </w:rPr>
           </w:pPr>
-          <w:hyperlink w:anchor="_Toc240784447" w:history="1">
+          <w:hyperlink w:anchor="_Toc240889027" w:history="1">
             <w:r>
               <w:rPr>
                 <w:rStyle w:val="Hyperlink"/>
@@ -1395,7 +1395,7 @@
               <w:rPr>
                 <w:noProof/>
               </w:rPr>
-              <w:instrText xml:space="preserve"> PAGEREF _Toc240784447 \h </w:instrText>
+              <w:instrText xml:space="preserve"> PAGEREF _Toc240889027 \h </w:instrText>
             </w:r>
             <w:r>
               <w:rPr>
@@ -1438,7 +1438,7 @@
               <w14:ligatures w14:val="standardContextual"/>
             </w:rPr>
           </w:pPr>
-          <w:hyperlink w:anchor="_Toc240784448" w:history="1">
+          <w:hyperlink w:anchor="_Toc240889028" w:history="1">
             <w:r>
               <w:rPr>
                 <w:rStyle w:val="Hyperlink"/>
@@ -1462,7 +1462,7 @@
               <w:rPr>
                 <w:noProof/>
               </w:rPr>
-              <w:instrText xml:space="preserve"> PAGEREF _Toc240784448 \h </w:instrText>
+              <w:instrText xml:space="preserve"> PAGEREF _Toc240889028 \h </w:instrText>
             </w:r>
             <w:r>
               <w:rPr>
@@ -1505,7 +1505,7 @@
               <w14:ligatures w14:val="standardContextual"/>
             </w:rPr>
           </w:pPr>
-          <w:hyperlink w:anchor="_Toc240784449" w:history="1">
+          <w:hyperlink w:anchor="_Toc240889029" w:history="1">
             <w:r>
               <w:rPr>
                 <w:rStyle w:val="Hyperlink"/>
@@ -1529,7 +1529,7 @@
               <w:rPr>
                 <w:noProof/>
               </w:rPr>
-              <w:instrText xml:space="preserve"> PAGEREF _Toc240784449 \h </w:instrText>
+              <w:instrText xml:space="preserve"> PAGEREF _Toc240889029 \h </w:instrText>
             </w:r>
             <w:r>
               <w:rPr>
@@ -1572,7 +1572,7 @@
               <w14:ligatures w14:val="standardContextual"/>
             </w:rPr>
           </w:pPr>
-          <w:hyperlink w:anchor="_Toc240784450" w:history="1">
+          <w:hyperlink w:anchor="_Toc240889030" w:history="1">
             <w:r>
               <w:rPr>
                 <w:rStyle w:val="Hyperlink"/>
@@ -1596,7 +1596,7 @@
               <w:rPr>
                 <w:noProof/>
               </w:rPr>
-              <w:instrText xml:space="preserve"> PAGEREF _Toc240784450 \h </w:instrText>
+              <w:instrText xml:space="preserve"> PAGEREF _Toc240889030 \h </w:instrText>
             </w:r>
             <w:r>
               <w:rPr>
@@ -1639,7 +1639,7 @@
               <w14:ligatures w14:val="standardContextual"/>
             </w:rPr>
           </w:pPr>
-          <w:hyperlink w:anchor="_Toc240784451" w:history="1">
+          <w:hyperlink w:anchor="_Toc240889031" w:history="1">
             <w:r>
               <w:rPr>
                 <w:rStyle w:val="Hyperlink"/>
@@ -1663,7 +1663,7 @@
               <w:rPr>
                 <w:noProof/>
               </w:rPr>
-              <w:instrText xml:space="preserve"> PAGEREF _Toc240784451 \h </w:instrText>
+              <w:instrText xml:space="preserve"> PAGEREF _Toc240889031 \h </w:instrText>
             </w:r>
             <w:r>
               <w:rPr>
@@ -1681,6 +1681,609 @@
                 <w:noProof/>
               </w:rPr>
               <w:t>13</w:t>
+            </w:r>
+            <w:r>
+              <w:rPr>
+                <w:noProof/>
+              </w:rPr>
+              <w:fldChar w:fldCharType="end"/>
+            </w:r>
+          </w:hyperlink>
+        </w:p>
+        <w:p>
+          <w:pPr>
+            <w:pStyle w:val="TOC1"/>
+            <w:tabs>
+              <w:tab w:val="right" w:leader="dot" w:pos="9402"/>
+            </w:tabs>
+            <w:rPr>
+              <w:rFonts w:asciiTheme="minorHAnsi" w:eastAsiaTheme="minorEastAsia" w:hAnsiTheme="minorHAnsi" w:cstheme="minorBidi"/>
+              <w:noProof/>
+              <w:color w:val="auto"/>
+              <w:kern w:val="2"/>
+              <w:sz w:val="24"/>
+              <w:szCs w:val="24"/>
+              <w14:ligatures w14:val="standardContextual"/>
+            </w:rPr>
+          </w:pPr>
+          <w:hyperlink w:anchor="_Toc240889032" w:history="1">
+            <w:r>
+              <w:rPr>
+                <w:rStyle w:val="Hyperlink"/>
+                <w:noProof/>
+              </w:rPr>
+              <w:t>8. Every screen and button for your role</w:t>
+            </w:r>
+            <w:r>
+              <w:rPr>
+                <w:noProof/>
+              </w:rPr>
+              <w:tab/>
+            </w:r>
+            <w:r>
+              <w:rPr>
+                <w:noProof/>
+              </w:rPr>
+              <w:fldChar w:fldCharType="begin"/>
+            </w:r>
+            <w:r>
+              <w:rPr>
+                <w:noProof/>
+              </w:rPr>
+              <w:instrText xml:space="preserve"> PAGEREF _Toc240889032 \h </w:instrText>
+            </w:r>
+            <w:r>
+              <w:rPr>
+                <w:noProof/>
+              </w:rPr>
+            </w:r>
+            <w:r>
+              <w:rPr>
+                <w:noProof/>
+              </w:rPr>
+              <w:fldChar w:fldCharType="separate"/>
+            </w:r>
+            <w:r>
+              <w:rPr>
+                <w:noProof/>
+              </w:rPr>
+              <w:t>14</w:t>
+            </w:r>
+            <w:r>
+              <w:rPr>
+                <w:noProof/>
+              </w:rPr>
+              <w:fldChar w:fldCharType="end"/>
+            </w:r>
+          </w:hyperlink>
+        </w:p>
+        <w:p>
+          <w:pPr>
+            <w:pStyle w:val="TOC2"/>
+            <w:tabs>
+              <w:tab w:val="right" w:leader="dot" w:pos="9402"/>
+            </w:tabs>
+            <w:rPr>
+              <w:rFonts w:asciiTheme="minorHAnsi" w:eastAsiaTheme="minorEastAsia" w:hAnsiTheme="minorHAnsi" w:cstheme="minorBidi"/>
+              <w:noProof/>
+              <w:color w:val="auto"/>
+              <w:kern w:val="2"/>
+              <w:sz w:val="24"/>
+              <w:szCs w:val="24"/>
+              <w14:ligatures w14:val="standardContextual"/>
+            </w:rPr>
+          </w:pPr>
+          <w:hyperlink w:anchor="_Toc240889033" w:history="1">
+            <w:r>
+              <w:rPr>
+                <w:rStyle w:val="Hyperlink"/>
+                <w:noProof/>
+              </w:rPr>
+              <w:t>8.1 Sign in</w:t>
+            </w:r>
+            <w:r>
+              <w:rPr>
+                <w:noProof/>
+              </w:rPr>
+              <w:tab/>
+            </w:r>
+            <w:r>
+              <w:rPr>
+                <w:noProof/>
+              </w:rPr>
+              <w:fldChar w:fldCharType="begin"/>
+            </w:r>
+            <w:r>
+              <w:rPr>
+                <w:noProof/>
+              </w:rPr>
+              <w:instrText xml:space="preserve"> PAGEREF _Toc240889033 \h </w:instrText>
+            </w:r>
+            <w:r>
+              <w:rPr>
+                <w:noProof/>
+              </w:rPr>
+            </w:r>
+            <w:r>
+              <w:rPr>
+                <w:noProof/>
+              </w:rPr>
+              <w:fldChar w:fldCharType="separate"/>
+            </w:r>
+            <w:r>
+              <w:rPr>
+                <w:noProof/>
+              </w:rPr>
+              <w:t>14</w:t>
+            </w:r>
+            <w:r>
+              <w:rPr>
+                <w:noProof/>
+              </w:rPr>
+              <w:fldChar w:fldCharType="end"/>
+            </w:r>
+          </w:hyperlink>
+        </w:p>
+        <w:p>
+          <w:pPr>
+            <w:pStyle w:val="TOC2"/>
+            <w:tabs>
+              <w:tab w:val="right" w:leader="dot" w:pos="9402"/>
+            </w:tabs>
+            <w:rPr>
+              <w:rFonts w:asciiTheme="minorHAnsi" w:eastAsiaTheme="minorEastAsia" w:hAnsiTheme="minorHAnsi" w:cstheme="minorBidi"/>
+              <w:noProof/>
+              <w:color w:val="auto"/>
+              <w:kern w:val="2"/>
+              <w:sz w:val="24"/>
+              <w:szCs w:val="24"/>
+              <w14:ligatures w14:val="standardContextual"/>
+            </w:rPr>
+          </w:pPr>
+          <w:hyperlink w:anchor="_Toc240889034" w:history="1">
+            <w:r>
+              <w:rPr>
+                <w:rStyle w:val="Hyperlink"/>
+                <w:noProof/>
+              </w:rPr>
+              <w:t>8.2 The header and menu bar (every screen)</w:t>
+            </w:r>
+            <w:r>
+              <w:rPr>
+                <w:noProof/>
+              </w:rPr>
+              <w:tab/>
+            </w:r>
+            <w:r>
+              <w:rPr>
+                <w:noProof/>
+              </w:rPr>
+              <w:fldChar w:fldCharType="begin"/>
+            </w:r>
+            <w:r>
+              <w:rPr>
+                <w:noProof/>
+              </w:rPr>
+              <w:instrText xml:space="preserve"> PAGEREF _Toc240889034 \h </w:instrText>
+            </w:r>
+            <w:r>
+              <w:rPr>
+                <w:noProof/>
+              </w:rPr>
+            </w:r>
+            <w:r>
+              <w:rPr>
+                <w:noProof/>
+              </w:rPr>
+              <w:fldChar w:fldCharType="separate"/>
+            </w:r>
+            <w:r>
+              <w:rPr>
+                <w:noProof/>
+              </w:rPr>
+              <w:t>14</w:t>
+            </w:r>
+            <w:r>
+              <w:rPr>
+                <w:noProof/>
+              </w:rPr>
+              <w:fldChar w:fldCharType="end"/>
+            </w:r>
+          </w:hyperlink>
+        </w:p>
+        <w:p>
+          <w:pPr>
+            <w:pStyle w:val="TOC2"/>
+            <w:tabs>
+              <w:tab w:val="right" w:leader="dot" w:pos="9402"/>
+            </w:tabs>
+            <w:rPr>
+              <w:rFonts w:asciiTheme="minorHAnsi" w:eastAsiaTheme="minorEastAsia" w:hAnsiTheme="minorHAnsi" w:cstheme="minorBidi"/>
+              <w:noProof/>
+              <w:color w:val="auto"/>
+              <w:kern w:val="2"/>
+              <w:sz w:val="24"/>
+              <w:szCs w:val="24"/>
+              <w14:ligatures w14:val="standardContextual"/>
+            </w:rPr>
+          </w:pPr>
+          <w:hyperlink w:anchor="_Toc240889035" w:history="1">
+            <w:r>
+              <w:rPr>
+                <w:rStyle w:val="Hyperlink"/>
+                <w:noProof/>
+              </w:rPr>
+              <w:t>8.3 Change Password</w:t>
+            </w:r>
+            <w:r>
+              <w:rPr>
+                <w:noProof/>
+              </w:rPr>
+              <w:tab/>
+            </w:r>
+            <w:r>
+              <w:rPr>
+                <w:noProof/>
+              </w:rPr>
+              <w:fldChar w:fldCharType="begin"/>
+            </w:r>
+            <w:r>
+              <w:rPr>
+                <w:noProof/>
+              </w:rPr>
+              <w:instrText xml:space="preserve"> PAGEREF _Toc240889035 \h </w:instrText>
+            </w:r>
+            <w:r>
+              <w:rPr>
+                <w:noProof/>
+              </w:rPr>
+            </w:r>
+            <w:r>
+              <w:rPr>
+                <w:noProof/>
+              </w:rPr>
+              <w:fldChar w:fldCharType="separate"/>
+            </w:r>
+            <w:r>
+              <w:rPr>
+                <w:noProof/>
+              </w:rPr>
+              <w:t>15</w:t>
+            </w:r>
+            <w:r>
+              <w:rPr>
+                <w:noProof/>
+              </w:rPr>
+              <w:fldChar w:fldCharType="end"/>
+            </w:r>
+          </w:hyperlink>
+        </w:p>
+        <w:p>
+          <w:pPr>
+            <w:pStyle w:val="TOC2"/>
+            <w:tabs>
+              <w:tab w:val="right" w:leader="dot" w:pos="9402"/>
+            </w:tabs>
+            <w:rPr>
+              <w:rFonts w:asciiTheme="minorHAnsi" w:eastAsiaTheme="minorEastAsia" w:hAnsiTheme="minorHAnsi" w:cstheme="minorBidi"/>
+              <w:noProof/>
+              <w:color w:val="auto"/>
+              <w:kern w:val="2"/>
+              <w:sz w:val="24"/>
+              <w:szCs w:val="24"/>
+              <w14:ligatures w14:val="standardContextual"/>
+            </w:rPr>
+          </w:pPr>
+          <w:hyperlink w:anchor="_Toc240889036" w:history="1">
+            <w:r>
+              <w:rPr>
+                <w:rStyle w:val="Hyperlink"/>
+                <w:noProof/>
+              </w:rPr>
+              <w:t>8.4 KII / Document Dashboard</w:t>
+            </w:r>
+            <w:r>
+              <w:rPr>
+                <w:noProof/>
+              </w:rPr>
+              <w:tab/>
+            </w:r>
+            <w:r>
+              <w:rPr>
+                <w:noProof/>
+              </w:rPr>
+              <w:fldChar w:fldCharType="begin"/>
+            </w:r>
+            <w:r>
+              <w:rPr>
+                <w:noProof/>
+              </w:rPr>
+              <w:instrText xml:space="preserve"> PAGEREF _Toc240889036 \h </w:instrText>
+            </w:r>
+            <w:r>
+              <w:rPr>
+                <w:noProof/>
+              </w:rPr>
+            </w:r>
+            <w:r>
+              <w:rPr>
+                <w:noProof/>
+              </w:rPr>
+              <w:fldChar w:fldCharType="separate"/>
+            </w:r>
+            <w:r>
+              <w:rPr>
+                <w:noProof/>
+              </w:rPr>
+              <w:t>15</w:t>
+            </w:r>
+            <w:r>
+              <w:rPr>
+                <w:noProof/>
+              </w:rPr>
+              <w:fldChar w:fldCharType="end"/>
+            </w:r>
+          </w:hyperlink>
+        </w:p>
+        <w:p>
+          <w:pPr>
+            <w:pStyle w:val="TOC2"/>
+            <w:tabs>
+              <w:tab w:val="right" w:leader="dot" w:pos="9402"/>
+            </w:tabs>
+            <w:rPr>
+              <w:rFonts w:asciiTheme="minorHAnsi" w:eastAsiaTheme="minorEastAsia" w:hAnsiTheme="minorHAnsi" w:cstheme="minorBidi"/>
+              <w:noProof/>
+              <w:color w:val="auto"/>
+              <w:kern w:val="2"/>
+              <w:sz w:val="24"/>
+              <w:szCs w:val="24"/>
+              <w14:ligatures w14:val="standardContextual"/>
+            </w:rPr>
+          </w:pPr>
+          <w:hyperlink w:anchor="_Toc240889037" w:history="1">
+            <w:r>
+              <w:rPr>
+                <w:rStyle w:val="Hyperlink"/>
+                <w:noProof/>
+              </w:rPr>
+              <w:t>8.5 KII Register</w:t>
+            </w:r>
+            <w:r>
+              <w:rPr>
+                <w:noProof/>
+              </w:rPr>
+              <w:tab/>
+            </w:r>
+            <w:r>
+              <w:rPr>
+                <w:noProof/>
+              </w:rPr>
+              <w:fldChar w:fldCharType="begin"/>
+            </w:r>
+            <w:r>
+              <w:rPr>
+                <w:noProof/>
+              </w:rPr>
+              <w:instrText xml:space="preserve"> PAGEREF _Toc240889037 \h </w:instrText>
+            </w:r>
+            <w:r>
+              <w:rPr>
+                <w:noProof/>
+              </w:rPr>
+            </w:r>
+            <w:r>
+              <w:rPr>
+                <w:noProof/>
+              </w:rPr>
+              <w:fldChar w:fldCharType="separate"/>
+            </w:r>
+            <w:r>
+              <w:rPr>
+                <w:noProof/>
+              </w:rPr>
+              <w:t>16</w:t>
+            </w:r>
+            <w:r>
+              <w:rPr>
+                <w:noProof/>
+              </w:rPr>
+              <w:fldChar w:fldCharType="end"/>
+            </w:r>
+          </w:hyperlink>
+        </w:p>
+        <w:p>
+          <w:pPr>
+            <w:pStyle w:val="TOC2"/>
+            <w:tabs>
+              <w:tab w:val="right" w:leader="dot" w:pos="9402"/>
+            </w:tabs>
+            <w:rPr>
+              <w:rFonts w:asciiTheme="minorHAnsi" w:eastAsiaTheme="minorEastAsia" w:hAnsiTheme="minorHAnsi" w:cstheme="minorBidi"/>
+              <w:noProof/>
+              <w:color w:val="auto"/>
+              <w:kern w:val="2"/>
+              <w:sz w:val="24"/>
+              <w:szCs w:val="24"/>
+              <w14:ligatures w14:val="standardContextual"/>
+            </w:rPr>
+          </w:pPr>
+          <w:hyperlink w:anchor="_Toc240889038" w:history="1">
+            <w:r>
+              <w:rPr>
+                <w:rStyle w:val="Hyperlink"/>
+                <w:noProof/>
+              </w:rPr>
+              <w:t>8.6 New KII Record</w:t>
+            </w:r>
+            <w:r>
+              <w:rPr>
+                <w:noProof/>
+              </w:rPr>
+              <w:tab/>
+            </w:r>
+            <w:r>
+              <w:rPr>
+                <w:noProof/>
+              </w:rPr>
+              <w:fldChar w:fldCharType="begin"/>
+            </w:r>
+            <w:r>
+              <w:rPr>
+                <w:noProof/>
+              </w:rPr>
+              <w:instrText xml:space="preserve"> PAGEREF _Toc240889038 \h </w:instrText>
+            </w:r>
+            <w:r>
+              <w:rPr>
+                <w:noProof/>
+              </w:rPr>
+            </w:r>
+            <w:r>
+              <w:rPr>
+                <w:noProof/>
+              </w:rPr>
+              <w:fldChar w:fldCharType="separate"/>
+            </w:r>
+            <w:r>
+              <w:rPr>
+                <w:noProof/>
+              </w:rPr>
+              <w:t>16</w:t>
+            </w:r>
+            <w:r>
+              <w:rPr>
+                <w:noProof/>
+              </w:rPr>
+              <w:fldChar w:fldCharType="end"/>
+            </w:r>
+          </w:hyperlink>
+        </w:p>
+        <w:p>
+          <w:pPr>
+            <w:pStyle w:val="TOC2"/>
+            <w:tabs>
+              <w:tab w:val="right" w:leader="dot" w:pos="9402"/>
+            </w:tabs>
+            <w:rPr>
+              <w:rFonts w:asciiTheme="minorHAnsi" w:eastAsiaTheme="minorEastAsia" w:hAnsiTheme="minorHAnsi" w:cstheme="minorBidi"/>
+              <w:noProof/>
+              <w:color w:val="auto"/>
+              <w:kern w:val="2"/>
+              <w:sz w:val="24"/>
+              <w:szCs w:val="24"/>
+              <w14:ligatures w14:val="standardContextual"/>
+            </w:rPr>
+          </w:pPr>
+          <w:hyperlink w:anchor="_Toc240889039" w:history="1">
+            <w:r>
+              <w:rPr>
+                <w:rStyle w:val="Hyperlink"/>
+                <w:noProof/>
+              </w:rPr>
+              <w:t>8.7 KII record</w:t>
+            </w:r>
+            <w:r>
+              <w:rPr>
+                <w:noProof/>
+              </w:rPr>
+              <w:tab/>
+            </w:r>
+            <w:r>
+              <w:rPr>
+                <w:noProof/>
+              </w:rPr>
+              <w:fldChar w:fldCharType="begin"/>
+            </w:r>
+            <w:r>
+              <w:rPr>
+                <w:noProof/>
+              </w:rPr>
+              <w:instrText xml:space="preserve"> PAGEREF _Toc240889039 \h </w:instrText>
+            </w:r>
+            <w:r>
+              <w:rPr>
+                <w:noProof/>
+              </w:rPr>
+            </w:r>
+            <w:r>
+              <w:rPr>
+                <w:noProof/>
+              </w:rPr>
+              <w:fldChar w:fldCharType="separate"/>
+            </w:r>
+            <w:r>
+              <w:rPr>
+                <w:noProof/>
+              </w:rPr>
+              <w:t>16</w:t>
+            </w:r>
+            <w:r>
+              <w:rPr>
+                <w:noProof/>
+              </w:rPr>
+              <w:fldChar w:fldCharType="end"/>
+            </w:r>
+          </w:hyperlink>
+        </w:p>
+        <w:p>
+          <w:pPr>
+            <w:pStyle w:val="TOC2"/>
+            <w:tabs>
+              <w:tab w:val="right" w:leader="dot" w:pos="9402"/>
+            </w:tabs>
+            <w:rPr>
+              <w:rFonts w:asciiTheme="minorHAnsi" w:eastAsiaTheme="minorEastAsia" w:hAnsiTheme="minorHAnsi" w:cstheme="minorBidi"/>
+              <w:noProof/>
+              <w:color w:val="auto"/>
+              <w:kern w:val="2"/>
+              <w:sz w:val="24"/>
+              <w:szCs w:val="24"/>
+              <w14:ligatures w14:val="standardContextual"/>
+            </w:rPr>
+          </w:pPr>
+          <w:hyperlink w:anchor="_Toc240889040" w:history="1">
+            <w:r>
+              <w:rPr>
+                <w:rStyle w:val="Hyperlink"/>
+                <w:noProof/>
+              </w:rPr>
+              <w:t>8.8 Completed forms (Form PDFs)</w:t>
+            </w:r>
+            <w:r>
+              <w:rPr>
+                <w:noProof/>
+              </w:rPr>
+              <w:tab/>
+            </w:r>
+            <w:r>
+              <w:rPr>
+                <w:noProof/>
+              </w:rPr>
+              <w:fldChar w:fldCharType="begin"/>
+            </w:r>
+            <w:r>
+              <w:rPr>
+                <w:noProof/>
+              </w:rPr>
+              <w:instrText xml:space="preserve"> PAGEREF _Toc240889040 \h </w:instrText>
+            </w:r>
+            <w:r>
+              <w:rPr>
+                <w:noProof/>
+              </w:rPr>
+            </w:r>
+            <w:r>
+              <w:rPr>
+                <w:noProof/>
+              </w:rPr>
+              <w:fldChar w:fldCharType="separate"/>
+            </w:r>
+            <w:r>
+              <w:rPr>
+                <w:noProof/>
+              </w:rPr>
+              <w:t>17</w:t>
             </w:r>
             <w:r>
               <w:rPr>
@@ -1702,7 +2305,7 @@
         <w:pStyle w:val="Heading1"/>
         <w:pageBreakBefore/>
       </w:pPr>
-      <w:bookmarkStart w:id="0" w:name="_Toc240784435"/>
+      <w:bookmarkStart w:id="0" w:name="_Toc240889015"/>
       <w:r>
         <w:lastRenderedPageBreak/>
         <w:t>1. Your role at a glance</w:t>
@@ -1823,7 +2426,7 @@
           <w:left w:w="10" w:type="dxa"/>
           <w:right w:w="10" w:type="dxa"/>
         </w:tblCellMar>
-        <w:tblLook w:val="0000" w:firstRow="0" w:lastRow="0" w:firstColumn="0" w:lastColumn="0" w:noHBand="0" w:noVBand="0"/>
+        <w:tblLook w:val="04A0" w:firstRow="1" w:lastRow="0" w:firstColumn="1" w:lastColumn="0" w:noHBand="0" w:noVBand="1"/>
       </w:tblPr>
       <w:tblGrid>
         <w:gridCol w:w="9412"/>
@@ -1872,7 +2475,7 @@
                 <w:sz w:val="19"/>
                 <w:szCs w:val="19"/>
               </w:rPr>
-              <w:t>The System Manual explains how the whole system works. This guide covers only what you do. Ask the Field Coordinator or PI when something is outside your role.</w:t>
+              <w:t>The System Manual explains how the whole system works. This guide covers only what you do, and its last section lists every screen and button you can use, with what each does and why. Ask the Field Coordinator or PI when something is outside your role.</w:t>
             </w:r>
           </w:p>
         </w:tc>
@@ -1883,7 +2486,7 @@
         <w:pStyle w:val="Heading1"/>
         <w:pageBreakBefore/>
       </w:pPr>
-      <w:bookmarkStart w:id="1" w:name="_Toc240784436"/>
+      <w:bookmarkStart w:id="1" w:name="_Toc240889016"/>
       <w:r>
         <w:lastRenderedPageBreak/>
         <w:t>2. Signing in and your screens</w:t>
@@ -1894,7 +2497,7 @@
       <w:pPr>
         <w:pStyle w:val="Heading2"/>
       </w:pPr>
-      <w:bookmarkStart w:id="2" w:name="_Toc240784437"/>
+      <w:bookmarkStart w:id="2" w:name="_Toc240889017"/>
       <w:r>
         <w:t>Signing in</w:t>
       </w:r>
@@ -1977,7 +2580,7 @@
           <w:noProof/>
         </w:rPr>
         <w:drawing>
-          <wp:inline distT="0" distB="0" distL="0" distR="0" wp14:anchorId="69CE4D3E" wp14:editId="2A763D95">
+          <wp:inline distT="0" distB="0" distL="0" distR="0" wp14:anchorId="35617882" wp14:editId="7758D8AF">
             <wp:extent cx="5334000" cy="2333625"/>
             <wp:effectExtent l="0" t="0" r="0" b="0"/>
             <wp:docPr id="1" name="adm_login.jpg" descr="The sign-in screen for all internal staff." title="The sign-in screen for all internal staff."/>
@@ -2085,7 +2688,7 @@
           <w:left w:w="10" w:type="dxa"/>
           <w:right w:w="10" w:type="dxa"/>
         </w:tblCellMar>
-        <w:tblLook w:val="0000" w:firstRow="0" w:lastRow="0" w:firstColumn="0" w:lastColumn="0" w:noHBand="0" w:noVBand="0"/>
+        <w:tblLook w:val="04A0" w:firstRow="1" w:lastRow="0" w:firstColumn="1" w:lastColumn="0" w:noHBand="0" w:noVBand="1"/>
       </w:tblPr>
       <w:tblGrid>
         <w:gridCol w:w="9412"/>
@@ -2144,7 +2747,7 @@
       <w:pPr>
         <w:pStyle w:val="Heading2"/>
       </w:pPr>
-      <w:bookmarkStart w:id="3" w:name="_Toc240784438"/>
+      <w:bookmarkStart w:id="3" w:name="_Toc240889018"/>
       <w:r>
         <w:t>Finding your way around</w:t>
       </w:r>
@@ -2329,7 +2932,7 @@
         </w:rPr>
         <w:lastRenderedPageBreak/>
         <w:drawing>
-          <wp:inline distT="0" distB="0" distL="0" distR="0" wp14:anchorId="152552DA" wp14:editId="53E820E1">
+          <wp:inline distT="0" distB="0" distL="0" distR="0" wp14:anchorId="267D9A07" wp14:editId="3B8ABA1D">
             <wp:extent cx="5715000" cy="1876425"/>
             <wp:effectExtent l="0" t="0" r="0" b="0"/>
             <wp:docPr id="2" name="adm_not_your_role.jpg" descr="Opening a screen outside your role (for example from an old bookmark) shows this card instead of the screen." title="Opening a screen outside your role (for example from an old bookmark) shows this card instead of the screen."/>
@@ -2398,7 +3001,7 @@
       <w:pPr>
         <w:pStyle w:val="Heading2"/>
       </w:pPr>
-      <w:bookmarkStart w:id="4" w:name="_Toc240784439"/>
+      <w:bookmarkStart w:id="4" w:name="_Toc240889019"/>
       <w:r>
         <w:t>Your screens</w:t>
       </w:r>
@@ -2419,7 +3022,7 @@
           <w:left w:w="10" w:type="dxa"/>
           <w:right w:w="10" w:type="dxa"/>
         </w:tblCellMar>
-        <w:tblLook w:val="0000" w:firstRow="0" w:lastRow="0" w:firstColumn="0" w:lastColumn="0" w:noHBand="0" w:noVBand="0"/>
+        <w:tblLook w:val="04A0" w:firstRow="1" w:lastRow="0" w:firstColumn="1" w:lastColumn="0" w:noHBand="0" w:noVBand="1"/>
       </w:tblPr>
       <w:tblGrid>
         <w:gridCol w:w="2824"/>
@@ -2673,7 +3276,7 @@
       <w:pPr>
         <w:pStyle w:val="Heading2"/>
       </w:pPr>
-      <w:bookmarkStart w:id="5" w:name="_Toc240784440"/>
+      <w:bookmarkStart w:id="5" w:name="_Toc240889020"/>
       <w:r>
         <w:t>Changing your password</w:t>
       </w:r>
@@ -2756,7 +3359,7 @@
           <w:noProof/>
         </w:rPr>
         <w:drawing>
-          <wp:inline distT="0" distB="0" distL="0" distR="0" wp14:anchorId="0B422D9C" wp14:editId="04DC734C">
+          <wp:inline distT="0" distB="0" distL="0" distR="0" wp14:anchorId="5412AD85" wp14:editId="6B97AFFD">
             <wp:extent cx="5334000" cy="2171700"/>
             <wp:effectExtent l="0" t="0" r="0" b="0"/>
             <wp:docPr id="3" name="adm_account.jpg" descr="Change Password screen." title="Change Password screen."/>
@@ -2844,7 +3447,7 @@
         <w:pStyle w:val="Heading1"/>
         <w:pageBreakBefore/>
       </w:pPr>
-      <w:bookmarkStart w:id="6" w:name="_Toc240784441"/>
+      <w:bookmarkStart w:id="6" w:name="_Toc240889021"/>
       <w:r>
         <w:lastRenderedPageBreak/>
         <w:t>3. Your routine</w:t>
@@ -2874,7 +3477,7 @@
           <w:left w:w="10" w:type="dxa"/>
           <w:right w:w="10" w:type="dxa"/>
         </w:tblCellMar>
-        <w:tblLook w:val="0000" w:firstRow="0" w:lastRow="0" w:firstColumn="0" w:lastColumn="0" w:noHBand="0" w:noVBand="0"/>
+        <w:tblLook w:val="04A0" w:firstRow="1" w:lastRow="0" w:firstColumn="1" w:lastColumn="0" w:noHBand="0" w:noVBand="1"/>
       </w:tblPr>
       <w:tblGrid>
         <w:gridCol w:w="2071"/>
@@ -3188,7 +3791,7 @@
         <w:pStyle w:val="Heading1"/>
         <w:pageBreakBefore/>
       </w:pPr>
-      <w:bookmarkStart w:id="7" w:name="_Toc240784442"/>
+      <w:bookmarkStart w:id="7" w:name="_Toc240889022"/>
       <w:r>
         <w:lastRenderedPageBreak/>
         <w:t>4. Step-by-step tasks</w:t>
@@ -3199,7 +3802,7 @@
       <w:pPr>
         <w:pStyle w:val="Heading2"/>
       </w:pPr>
-      <w:bookmarkStart w:id="8" w:name="_Toc240784443"/>
+      <w:bookmarkStart w:id="8" w:name="_Toc240889023"/>
       <w:r>
         <w:t>4.1 Reading the KII/Doc Dashboard</w:t>
       </w:r>
@@ -3216,7 +3819,7 @@
           <w:noProof/>
         </w:rPr>
         <w:drawing>
-          <wp:inline distT="0" distB="0" distL="0" distR="0" wp14:anchorId="183FD1E0" wp14:editId="636338BE">
+          <wp:inline distT="0" distB="0" distL="0" distR="0" wp14:anchorId="35477399" wp14:editId="112A83A2">
             <wp:extent cx="5715000" cy="3571875"/>
             <wp:effectExtent l="0" t="0" r="0" b="0"/>
             <wp:docPr id="4" name="kii_dashboard.jpg" descr="KII / Document Dashboard." title="KII / Document Dashboard."/>
@@ -3285,7 +3888,7 @@
       <w:pPr>
         <w:pStyle w:val="Heading2"/>
       </w:pPr>
-      <w:bookmarkStart w:id="9" w:name="_Toc240784444"/>
+      <w:bookmarkStart w:id="9" w:name="_Toc240889024"/>
       <w:r>
         <w:t>4.2 Creating a KII record</w:t>
       </w:r>
@@ -3325,7 +3928,7 @@
           <w:noProof/>
         </w:rPr>
         <w:drawing>
-          <wp:inline distT="0" distB="0" distL="0" distR="0" wp14:anchorId="7084BDF7" wp14:editId="2F78B0FB">
+          <wp:inline distT="0" distB="0" distL="0" distR="0" wp14:anchorId="2708A988" wp14:editId="125C8B6B">
             <wp:extent cx="5334000" cy="2667000"/>
             <wp:effectExtent l="0" t="0" r="0" b="0"/>
             <wp:docPr id="5" name="kii_new.jpg" descr="New KII Record." title="New KII Record."/>
@@ -3462,7 +4065,7 @@
       <w:pPr>
         <w:pStyle w:val="Heading2"/>
       </w:pPr>
-      <w:bookmarkStart w:id="10" w:name="_Toc240784445"/>
+      <w:bookmarkStart w:id="10" w:name="_Toc240889025"/>
       <w:r>
         <w:lastRenderedPageBreak/>
         <w:t>4.3 Taking a KII from invitation to coded transcript</w:t>
@@ -3513,7 +4116,7 @@
           <w:noProof/>
         </w:rPr>
         <w:drawing>
-          <wp:inline distT="0" distB="0" distL="0" distR="0" wp14:anchorId="442A5796" wp14:editId="276EFD7F">
+          <wp:inline distT="0" distB="0" distL="0" distR="0" wp14:anchorId="035D4684" wp14:editId="2C66E3BC">
             <wp:extent cx="5334000" cy="3333750"/>
             <wp:effectExtent l="0" t="0" r="0" b="0"/>
             <wp:docPr id="6" name="kii_register.jpg" descr="KII Register." title="KII Register."/>
@@ -3612,7 +4215,7 @@
           <w:noProof/>
         </w:rPr>
         <w:drawing>
-          <wp:inline distT="0" distB="0" distL="0" distR="0" wp14:anchorId="67FFA91B" wp14:editId="560764F2">
+          <wp:inline distT="0" distB="0" distL="0" distR="0" wp14:anchorId="023B7C77" wp14:editId="3F229A8D">
             <wp:extent cx="5334000" cy="3752850"/>
             <wp:effectExtent l="0" t="0" r="0" b="0"/>
             <wp:docPr id="7" name="kii_detail.jpg" descr="KII record: status, consent, transcript and coding." title="KII record: status, consent, transcript and coding."/>
@@ -3849,7 +4452,7 @@
       <w:pPr>
         <w:pStyle w:val="Heading2"/>
       </w:pPr>
-      <w:bookmarkStart w:id="11" w:name="_Toc240784446"/>
+      <w:bookmarkStart w:id="11" w:name="_Toc240889026"/>
       <w:r>
         <w:t>4.4 Opening the KII Guide with the KII ID filled in</w:t>
       </w:r>
@@ -3899,7 +4502,7 @@
           <w:noProof/>
         </w:rPr>
         <w:drawing>
-          <wp:inline distT="0" distB="0" distL="0" distR="0" wp14:anchorId="74B88695" wp14:editId="660FE6D5">
+          <wp:inline distT="0" distB="0" distL="0" distR="0" wp14:anchorId="2D8FEB58" wp14:editId="05444A77">
             <wp:extent cx="5334000" cy="523875"/>
             <wp:effectExtent l="0" t="0" r="0" b="0"/>
             <wp:docPr id="8" name="kii_coding_locked.jpg" descr="Before consent: no interview link." title="Before consent: no interview link."/>
@@ -3998,7 +4601,7 @@
           <w:noProof/>
         </w:rPr>
         <w:drawing>
-          <wp:inline distT="0" distB="0" distL="0" distR="0" wp14:anchorId="0B175804" wp14:editId="199854BE">
+          <wp:inline distT="0" distB="0" distL="0" distR="0" wp14:anchorId="27E97340" wp14:editId="41F724AF">
             <wp:extent cx="5334000" cy="742950"/>
             <wp:effectExtent l="0" t="0" r="0" b="0"/>
             <wp:docPr id="9" name="kii_coding_ready.jpg" descr="After consent: Continue this interview." title="After consent: Continue this interview."/>
@@ -4096,7 +4699,7 @@
           <w:left w:w="10" w:type="dxa"/>
           <w:right w:w="10" w:type="dxa"/>
         </w:tblCellMar>
-        <w:tblLook w:val="0000" w:firstRow="0" w:lastRow="0" w:firstColumn="0" w:lastColumn="0" w:noHBand="0" w:noVBand="0"/>
+        <w:tblLook w:val="04A0" w:firstRow="1" w:lastRow="0" w:firstColumn="1" w:lastColumn="0" w:noHBand="0" w:noVBand="1"/>
       </w:tblPr>
       <w:tblGrid>
         <w:gridCol w:w="9412"/>
@@ -4155,7 +4758,7 @@
       <w:pPr>
         <w:pStyle w:val="Heading2"/>
       </w:pPr>
-      <w:bookmarkStart w:id="12" w:name="_Toc240784447"/>
+      <w:bookmarkStart w:id="12" w:name="_Toc240889027"/>
       <w:r>
         <w:t>4.5 Downloading or emailing completed forms (Form PDFs)</w:t>
       </w:r>
@@ -4196,7 +4799,7 @@
         </w:rPr>
         <w:lastRenderedPageBreak/>
         <w:drawing>
-          <wp:inline distT="0" distB="0" distL="0" distR="0" wp14:anchorId="03F7B4D9" wp14:editId="50E1A8AC">
+          <wp:inline distT="0" distB="0" distL="0" distR="0" wp14:anchorId="41471D86" wp14:editId="60447040">
             <wp:extent cx="5334000" cy="3333750"/>
             <wp:effectExtent l="0" t="0" r="0" b="0"/>
             <wp:docPr id="10" name="kii_form_pdfs.jpg" descr="Completed KII Guide forms, with the sync status." title="Completed KII Guide forms, with the sync status."/>
@@ -4353,7 +4956,7 @@
           <w:left w:w="10" w:type="dxa"/>
           <w:right w:w="10" w:type="dxa"/>
         </w:tblCellMar>
-        <w:tblLook w:val="0000" w:firstRow="0" w:lastRow="0" w:firstColumn="0" w:lastColumn="0" w:noHBand="0" w:noVBand="0"/>
+        <w:tblLook w:val="04A0" w:firstRow="1" w:lastRow="0" w:firstColumn="1" w:lastColumn="0" w:noHBand="0" w:noVBand="1"/>
       </w:tblPr>
       <w:tblGrid>
         <w:gridCol w:w="9412"/>
@@ -4412,7 +5015,7 @@
       <w:pPr>
         <w:pStyle w:val="Heading2"/>
       </w:pPr>
-      <w:bookmarkStart w:id="13" w:name="_Toc240784448"/>
+      <w:bookmarkStart w:id="13" w:name="_Toc240889028"/>
       <w:r>
         <w:t>4.6 Consent in interviews</w:t>
       </w:r>
@@ -4490,7 +5093,7 @@
         <w:pStyle w:val="Heading1"/>
         <w:pageBreakBefore/>
       </w:pPr>
-      <w:bookmarkStart w:id="14" w:name="_Toc240784449"/>
+      <w:bookmarkStart w:id="14" w:name="_Toc240889029"/>
       <w:r>
         <w:lastRenderedPageBreak/>
         <w:t>5. Rules you must follow</w:t>
@@ -4641,7 +5244,7 @@
         <w:pStyle w:val="Heading1"/>
         <w:pageBreakBefore/>
       </w:pPr>
-      <w:bookmarkStart w:id="15" w:name="_Toc240784450"/>
+      <w:bookmarkStart w:id="15" w:name="_Toc240889030"/>
       <w:r>
         <w:lastRenderedPageBreak/>
         <w:t>6. Troubleshooting</w:t>
@@ -4663,7 +5266,7 @@
           <w:left w:w="10" w:type="dxa"/>
           <w:right w:w="10" w:type="dxa"/>
         </w:tblCellMar>
-        <w:tblLook w:val="0000" w:firstRow="0" w:lastRow="0" w:firstColumn="0" w:lastColumn="0" w:noHBand="0" w:noVBand="0"/>
+        <w:tblLook w:val="04A0" w:firstRow="1" w:lastRow="0" w:firstColumn="1" w:lastColumn="0" w:noHBand="0" w:noVBand="1"/>
       </w:tblPr>
       <w:tblGrid>
         <w:gridCol w:w="2635"/>
@@ -5668,7 +6271,7 @@
         <w:pStyle w:val="Heading1"/>
         <w:pageBreakBefore/>
       </w:pPr>
-      <w:bookmarkStart w:id="16" w:name="_Toc240784451"/>
+      <w:bookmarkStart w:id="16" w:name="_Toc240889031"/>
       <w:r>
         <w:lastRenderedPageBreak/>
         <w:t>7. Quick reference</w:t>
@@ -5690,7 +6293,7 @@
           <w:left w:w="10" w:type="dxa"/>
           <w:right w:w="10" w:type="dxa"/>
         </w:tblCellMar>
-        <w:tblLook w:val="0000" w:firstRow="0" w:lastRow="0" w:firstColumn="0" w:lastColumn="0" w:noHBand="0" w:noVBand="0"/>
+        <w:tblLook w:val="04A0" w:firstRow="1" w:lastRow="0" w:firstColumn="1" w:lastColumn="0" w:noHBand="0" w:noVBand="1"/>
       </w:tblPr>
       <w:tblGrid>
         <w:gridCol w:w="2824"/>
@@ -6112,6 +6715,5298 @@
                 <w:szCs w:val="19"/>
               </w:rPr>
               <w:t>Field Coordinator; PI: Happyson Saina, 0773943709, abffst.research.cut@gmail.com</w:t>
+            </w:r>
+          </w:p>
+        </w:tc>
+      </w:tr>
+    </w:tbl>
+    <w:p>
+      <w:pPr>
+        <w:spacing w:after="120"/>
+      </w:pPr>
+    </w:p>
+    <w:p>
+      <w:pPr>
+        <w:pStyle w:val="Heading1"/>
+        <w:pageBreakBefore/>
+      </w:pPr>
+      <w:bookmarkStart w:id="17" w:name="_Toc240889032"/>
+      <w:r>
+        <w:lastRenderedPageBreak/>
+        <w:t>8. Every screen and button for your role</w:t>
+      </w:r>
+      <w:bookmarkEnd w:id="17"/>
+    </w:p>
+    <w:p>
+      <w:pPr>
+        <w:spacing w:after="120" w:line="288" w:lineRule="auto"/>
+      </w:pPr>
+      <w:r>
+        <w:t>This section lists every screen you can open as KII RA, and for each control: what it does and when to use it, why it exists (the rule behind it), and what you will see next. It is the same material as the Screen and Button Reference, cut down to your role.</w:t>
+      </w:r>
+    </w:p>
+    <w:tbl>
+      <w:tblPr>
+        <w:tblW w:w="9412" w:type="dxa"/>
+        <w:tblBorders>
+          <w:top w:val="single" w:sz="2" w:space="0" w:color="EAF2FA"/>
+          <w:left w:val="single" w:sz="24" w:space="0" w:color="2A6FB0"/>
+          <w:bottom w:val="single" w:sz="2" w:space="0" w:color="EAF2FA"/>
+          <w:right w:val="single" w:sz="2" w:space="0" w:color="EAF2FA"/>
+          <w:insideH w:val="single" w:sz="4" w:space="0" w:color="EAF2FA"/>
+          <w:insideV w:val="single" w:sz="4" w:space="0" w:color="EAF2FA"/>
+        </w:tblBorders>
+        <w:tblCellMar>
+          <w:left w:w="10" w:type="dxa"/>
+          <w:right w:w="10" w:type="dxa"/>
+        </w:tblCellMar>
+        <w:tblLook w:val="04A0" w:firstRow="1" w:lastRow="0" w:firstColumn="1" w:lastColumn="0" w:noHBand="0" w:noVBand="1"/>
+      </w:tblPr>
+      <w:tblGrid>
+        <w:gridCol w:w="9412"/>
+      </w:tblGrid>
+      <w:tr>
+        <w:tblPrEx>
+          <w:tblCellMar>
+            <w:top w:w="0" w:type="dxa"/>
+            <w:bottom w:w="0" w:type="dxa"/>
+          </w:tblCellMar>
+        </w:tblPrEx>
+        <w:trPr>
+          <w:cantSplit/>
+        </w:trPr>
+        <w:tc>
+          <w:tcPr>
+            <w:tcW w:w="9412" w:type="dxa"/>
+            <w:shd w:val="clear" w:color="auto" w:fill="EAF2FA"/>
+            <w:tcMar>
+              <w:top w:w="100" w:type="dxa"/>
+              <w:left w:w="180" w:type="dxa"/>
+              <w:bottom w:w="100" w:type="dxa"/>
+              <w:right w:w="160" w:type="dxa"/>
+            </w:tcMar>
+          </w:tcPr>
+          <w:p>
+            <w:pPr>
+              <w:spacing w:after="40"/>
+            </w:pPr>
+            <w:r>
+              <w:rPr>
+                <w:b/>
+                <w:bCs/>
+                <w:sz w:val="20"/>
+                <w:szCs w:val="20"/>
+              </w:rPr>
+              <w:t>Reading the tables</w:t>
+            </w:r>
+          </w:p>
+          <w:p>
+            <w:pPr>
+              <w:spacing w:after="40" w:line="264" w:lineRule="auto"/>
+            </w:pPr>
+            <w:r>
+              <w:rPr>
+                <w:b/>
+                <w:bCs/>
+                <w:sz w:val="19"/>
+                <w:szCs w:val="19"/>
+              </w:rPr>
+              <w:t>Control</w:t>
+            </w:r>
+            <w:r>
+              <w:rPr>
+                <w:sz w:val="19"/>
+                <w:szCs w:val="19"/>
+              </w:rPr>
+              <w:t xml:space="preserve"> is the label you see on screen. </w:t>
+            </w:r>
+            <w:r>
+              <w:rPr>
+                <w:b/>
+                <w:bCs/>
+                <w:sz w:val="19"/>
+                <w:szCs w:val="19"/>
+              </w:rPr>
+              <w:t>Why it exists</w:t>
+            </w:r>
+            <w:r>
+              <w:rPr>
+                <w:sz w:val="19"/>
+                <w:szCs w:val="19"/>
+              </w:rPr>
+              <w:t xml:space="preserve"> explains the rule or risk behind it; if a button is greyed out, this column usually says why. A control that needs a note or a confirmation says so.</w:t>
+            </w:r>
+          </w:p>
+        </w:tc>
+      </w:tr>
+    </w:tbl>
+    <w:p>
+      <w:pPr>
+        <w:pStyle w:val="Heading2"/>
+      </w:pPr>
+      <w:bookmarkStart w:id="18" w:name="_Toc240889033"/>
+      <w:r>
+        <w:t>8.1 Sign in</w:t>
+      </w:r>
+      <w:bookmarkEnd w:id="18"/>
+    </w:p>
+    <w:p>
+      <w:pPr>
+        <w:spacing w:after="120" w:line="288" w:lineRule="auto"/>
+      </w:pPr>
+      <w:r>
+        <w:rPr>
+          <w:b/>
+          <w:bCs/>
+        </w:rPr>
+        <w:t>Who can open it:</w:t>
+      </w:r>
+      <w:r>
+        <w:t xml:space="preserve"> every role.  </w:t>
+      </w:r>
+      <w:r>
+        <w:rPr>
+          <w:b/>
+          <w:bCs/>
+        </w:rPr>
+        <w:t>Where:</w:t>
+      </w:r>
+      <w:r>
+        <w:t xml:space="preserve"> </w:t>
+      </w:r>
+      <w:r>
+        <w:rPr>
+          <w:rFonts w:ascii="Consolas" w:eastAsia="Consolas" w:hAnsi="Consolas" w:cs="Consolas"/>
+          <w:color w:val="122238"/>
+          <w:sz w:val="19"/>
+          <w:szCs w:val="19"/>
+        </w:rPr>
+        <w:t>/admin/login</w:t>
+      </w:r>
+    </w:p>
+    <w:p>
+      <w:pPr>
+        <w:spacing w:after="120" w:line="288" w:lineRule="auto"/>
+      </w:pPr>
+      <w:r>
+        <w:t>Where every staff member starts. Staff accounts are created by the PI; there is no self-registration.</w:t>
+      </w:r>
+    </w:p>
+    <w:tbl>
+      <w:tblPr>
+        <w:tblW w:w="9412" w:type="dxa"/>
+        <w:tblBorders>
+          <w:top w:val="single" w:sz="4" w:space="0" w:color="D5DAE0"/>
+          <w:left w:val="single" w:sz="4" w:space="0" w:color="D5DAE0"/>
+          <w:bottom w:val="single" w:sz="4" w:space="0" w:color="D5DAE0"/>
+          <w:right w:val="single" w:sz="4" w:space="0" w:color="D5DAE0"/>
+          <w:insideH w:val="single" w:sz="4" w:space="0" w:color="D5DAE0"/>
+          <w:insideV w:val="single" w:sz="4" w:space="0" w:color="D5DAE0"/>
+        </w:tblBorders>
+        <w:tblCellMar>
+          <w:left w:w="10" w:type="dxa"/>
+          <w:right w:w="10" w:type="dxa"/>
+        </w:tblCellMar>
+        <w:tblLook w:val="04A0" w:firstRow="1" w:lastRow="0" w:firstColumn="1" w:lastColumn="0" w:noHBand="0" w:noVBand="1"/>
+      </w:tblPr>
+      <w:tblGrid>
+        <w:gridCol w:w="1882"/>
+        <w:gridCol w:w="3012"/>
+        <w:gridCol w:w="2447"/>
+        <w:gridCol w:w="2071"/>
+      </w:tblGrid>
+      <w:tr>
+        <w:tblPrEx>
+          <w:tblCellMar>
+            <w:top w:w="0" w:type="dxa"/>
+            <w:bottom w:w="0" w:type="dxa"/>
+          </w:tblCellMar>
+        </w:tblPrEx>
+        <w:trPr>
+          <w:tblHeader/>
+        </w:trPr>
+        <w:tc>
+          <w:tcPr>
+            <w:tcW w:w="1882" w:type="dxa"/>
+            <w:shd w:val="clear" w:color="auto" w:fill="1B3350"/>
+            <w:tcMar>
+              <w:top w:w="70" w:type="dxa"/>
+              <w:left w:w="110" w:type="dxa"/>
+              <w:bottom w:w="70" w:type="dxa"/>
+              <w:right w:w="110" w:type="dxa"/>
+            </w:tcMar>
+          </w:tcPr>
+          <w:p>
+            <w:pPr>
+              <w:spacing w:after="40"/>
+            </w:pPr>
+            <w:r>
+              <w:rPr>
+                <w:b/>
+                <w:bCs/>
+                <w:color w:val="FFFFFF"/>
+                <w:sz w:val="19"/>
+                <w:szCs w:val="19"/>
+              </w:rPr>
+              <w:t>Control</w:t>
+            </w:r>
+          </w:p>
+        </w:tc>
+        <w:tc>
+          <w:tcPr>
+            <w:tcW w:w="3012" w:type="dxa"/>
+            <w:shd w:val="clear" w:color="auto" w:fill="1B3350"/>
+            <w:tcMar>
+              <w:top w:w="70" w:type="dxa"/>
+              <w:left w:w="110" w:type="dxa"/>
+              <w:bottom w:w="70" w:type="dxa"/>
+              <w:right w:w="110" w:type="dxa"/>
+            </w:tcMar>
+          </w:tcPr>
+          <w:p>
+            <w:pPr>
+              <w:spacing w:after="40"/>
+            </w:pPr>
+            <w:r>
+              <w:rPr>
+                <w:b/>
+                <w:bCs/>
+                <w:color w:val="FFFFFF"/>
+                <w:sz w:val="19"/>
+                <w:szCs w:val="19"/>
+              </w:rPr>
+              <w:t>What it does and when to use it</w:t>
+            </w:r>
+          </w:p>
+        </w:tc>
+        <w:tc>
+          <w:tcPr>
+            <w:tcW w:w="2447" w:type="dxa"/>
+            <w:shd w:val="clear" w:color="auto" w:fill="1B3350"/>
+            <w:tcMar>
+              <w:top w:w="70" w:type="dxa"/>
+              <w:left w:w="110" w:type="dxa"/>
+              <w:bottom w:w="70" w:type="dxa"/>
+              <w:right w:w="110" w:type="dxa"/>
+            </w:tcMar>
+          </w:tcPr>
+          <w:p>
+            <w:pPr>
+              <w:spacing w:after="40"/>
+            </w:pPr>
+            <w:r>
+              <w:rPr>
+                <w:b/>
+                <w:bCs/>
+                <w:color w:val="FFFFFF"/>
+                <w:sz w:val="19"/>
+                <w:szCs w:val="19"/>
+              </w:rPr>
+              <w:t>Why it exists</w:t>
+            </w:r>
+          </w:p>
+        </w:tc>
+        <w:tc>
+          <w:tcPr>
+            <w:tcW w:w="2071" w:type="dxa"/>
+            <w:shd w:val="clear" w:color="auto" w:fill="1B3350"/>
+            <w:tcMar>
+              <w:top w:w="70" w:type="dxa"/>
+              <w:left w:w="110" w:type="dxa"/>
+              <w:bottom w:w="70" w:type="dxa"/>
+              <w:right w:w="110" w:type="dxa"/>
+            </w:tcMar>
+          </w:tcPr>
+          <w:p>
+            <w:pPr>
+              <w:spacing w:after="40"/>
+            </w:pPr>
+            <w:r>
+              <w:rPr>
+                <w:b/>
+                <w:bCs/>
+                <w:color w:val="FFFFFF"/>
+                <w:sz w:val="19"/>
+                <w:szCs w:val="19"/>
+              </w:rPr>
+              <w:t>What happens next</w:t>
+            </w:r>
+          </w:p>
+        </w:tc>
+      </w:tr>
+      <w:tr>
+        <w:tblPrEx>
+          <w:tblCellMar>
+            <w:top w:w="0" w:type="dxa"/>
+            <w:bottom w:w="0" w:type="dxa"/>
+          </w:tblCellMar>
+        </w:tblPrEx>
+        <w:trPr>
+          <w:cantSplit/>
+        </w:trPr>
+        <w:tc>
+          <w:tcPr>
+            <w:tcW w:w="1882" w:type="dxa"/>
+            <w:tcMar>
+              <w:top w:w="70" w:type="dxa"/>
+              <w:left w:w="110" w:type="dxa"/>
+              <w:bottom w:w="70" w:type="dxa"/>
+              <w:right w:w="110" w:type="dxa"/>
+            </w:tcMar>
+          </w:tcPr>
+          <w:p>
+            <w:pPr>
+              <w:spacing w:after="40"/>
+            </w:pPr>
+            <w:r>
+              <w:rPr>
+                <w:sz w:val="19"/>
+                <w:szCs w:val="19"/>
+              </w:rPr>
+              <w:t>Username</w:t>
+            </w:r>
+          </w:p>
+        </w:tc>
+        <w:tc>
+          <w:tcPr>
+            <w:tcW w:w="3012" w:type="dxa"/>
+            <w:tcMar>
+              <w:top w:w="70" w:type="dxa"/>
+              <w:left w:w="110" w:type="dxa"/>
+              <w:bottom w:w="70" w:type="dxa"/>
+              <w:right w:w="110" w:type="dxa"/>
+            </w:tcMar>
+          </w:tcPr>
+          <w:p>
+            <w:pPr>
+              <w:spacing w:after="40"/>
+            </w:pPr>
+            <w:r>
+              <w:rPr>
+                <w:sz w:val="19"/>
+                <w:szCs w:val="19"/>
+              </w:rPr>
+              <w:t>Type the username the PI gave you.</w:t>
+            </w:r>
+          </w:p>
+        </w:tc>
+        <w:tc>
+          <w:tcPr>
+            <w:tcW w:w="2447" w:type="dxa"/>
+            <w:tcMar>
+              <w:top w:w="70" w:type="dxa"/>
+              <w:left w:w="110" w:type="dxa"/>
+              <w:bottom w:w="70" w:type="dxa"/>
+              <w:right w:w="110" w:type="dxa"/>
+            </w:tcMar>
+          </w:tcPr>
+          <w:p>
+            <w:pPr>
+              <w:spacing w:after="40"/>
+            </w:pPr>
+            <w:r>
+              <w:rPr>
+                <w:sz w:val="19"/>
+                <w:szCs w:val="19"/>
+              </w:rPr>
+              <w:t>Every action in the portal is recorded against a named person, so accounts are never shared.</w:t>
+            </w:r>
+          </w:p>
+        </w:tc>
+        <w:tc>
+          <w:tcPr>
+            <w:tcW w:w="2071" w:type="dxa"/>
+            <w:tcMar>
+              <w:top w:w="70" w:type="dxa"/>
+              <w:left w:w="110" w:type="dxa"/>
+              <w:bottom w:w="70" w:type="dxa"/>
+              <w:right w:w="110" w:type="dxa"/>
+            </w:tcMar>
+          </w:tcPr>
+          <w:p>
+            <w:pPr>
+              <w:spacing w:after="40"/>
+            </w:pPr>
+            <w:r>
+              <w:rPr>
+                <w:sz w:val="19"/>
+                <w:szCs w:val="19"/>
+              </w:rPr>
+              <w:t>Nothing yet; you also need the password.</w:t>
+            </w:r>
+          </w:p>
+        </w:tc>
+      </w:tr>
+      <w:tr>
+        <w:tblPrEx>
+          <w:tblCellMar>
+            <w:top w:w="0" w:type="dxa"/>
+            <w:bottom w:w="0" w:type="dxa"/>
+          </w:tblCellMar>
+        </w:tblPrEx>
+        <w:trPr>
+          <w:cantSplit/>
+        </w:trPr>
+        <w:tc>
+          <w:tcPr>
+            <w:tcW w:w="1882" w:type="dxa"/>
+            <w:shd w:val="clear" w:color="auto" w:fill="F8FAFB"/>
+            <w:tcMar>
+              <w:top w:w="70" w:type="dxa"/>
+              <w:left w:w="110" w:type="dxa"/>
+              <w:bottom w:w="70" w:type="dxa"/>
+              <w:right w:w="110" w:type="dxa"/>
+            </w:tcMar>
+          </w:tcPr>
+          <w:p>
+            <w:pPr>
+              <w:spacing w:after="40"/>
+            </w:pPr>
+            <w:r>
+              <w:rPr>
+                <w:sz w:val="19"/>
+                <w:szCs w:val="19"/>
+              </w:rPr>
+              <w:t>Password</w:t>
+            </w:r>
+          </w:p>
+        </w:tc>
+        <w:tc>
+          <w:tcPr>
+            <w:tcW w:w="3012" w:type="dxa"/>
+            <w:shd w:val="clear" w:color="auto" w:fill="F8FAFB"/>
+            <w:tcMar>
+              <w:top w:w="70" w:type="dxa"/>
+              <w:left w:w="110" w:type="dxa"/>
+              <w:bottom w:w="70" w:type="dxa"/>
+              <w:right w:w="110" w:type="dxa"/>
+            </w:tcMar>
+          </w:tcPr>
+          <w:p>
+            <w:pPr>
+              <w:spacing w:after="40"/>
+            </w:pPr>
+            <w:r>
+              <w:rPr>
+                <w:sz w:val="19"/>
+                <w:szCs w:val="19"/>
+              </w:rPr>
+              <w:t>Type your password. The characters are hidden.</w:t>
+            </w:r>
+          </w:p>
+        </w:tc>
+        <w:tc>
+          <w:tcPr>
+            <w:tcW w:w="2447" w:type="dxa"/>
+            <w:shd w:val="clear" w:color="auto" w:fill="F8FAFB"/>
+            <w:tcMar>
+              <w:top w:w="70" w:type="dxa"/>
+              <w:left w:w="110" w:type="dxa"/>
+              <w:bottom w:w="70" w:type="dxa"/>
+              <w:right w:w="110" w:type="dxa"/>
+            </w:tcMar>
+          </w:tcPr>
+          <w:p>
+            <w:pPr>
+              <w:spacing w:after="40"/>
+            </w:pPr>
+            <w:r>
+              <w:rPr>
+                <w:sz w:val="19"/>
+                <w:szCs w:val="19"/>
+              </w:rPr>
+              <w:t>Passwords are never shown or emailed; the PI can reset yours but cannot read it.</w:t>
+            </w:r>
+          </w:p>
+        </w:tc>
+        <w:tc>
+          <w:tcPr>
+            <w:tcW w:w="2071" w:type="dxa"/>
+            <w:shd w:val="clear" w:color="auto" w:fill="F8FAFB"/>
+            <w:tcMar>
+              <w:top w:w="70" w:type="dxa"/>
+              <w:left w:w="110" w:type="dxa"/>
+              <w:bottom w:w="70" w:type="dxa"/>
+              <w:right w:w="110" w:type="dxa"/>
+            </w:tcMar>
+          </w:tcPr>
+          <w:p>
+            <w:pPr>
+              <w:spacing w:after="40"/>
+            </w:pPr>
+            <w:r>
+              <w:rPr>
+                <w:sz w:val="19"/>
+                <w:szCs w:val="19"/>
+              </w:rPr>
+              <w:t>Nothing yet; select Sign in.</w:t>
+            </w:r>
+          </w:p>
+        </w:tc>
+      </w:tr>
+      <w:tr>
+        <w:tblPrEx>
+          <w:tblCellMar>
+            <w:top w:w="0" w:type="dxa"/>
+            <w:bottom w:w="0" w:type="dxa"/>
+          </w:tblCellMar>
+        </w:tblPrEx>
+        <w:trPr>
+          <w:cantSplit/>
+        </w:trPr>
+        <w:tc>
+          <w:tcPr>
+            <w:tcW w:w="1882" w:type="dxa"/>
+            <w:tcMar>
+              <w:top w:w="70" w:type="dxa"/>
+              <w:left w:w="110" w:type="dxa"/>
+              <w:bottom w:w="70" w:type="dxa"/>
+              <w:right w:w="110" w:type="dxa"/>
+            </w:tcMar>
+          </w:tcPr>
+          <w:p>
+            <w:pPr>
+              <w:spacing w:after="40"/>
+            </w:pPr>
+            <w:r>
+              <w:rPr>
+                <w:sz w:val="19"/>
+                <w:szCs w:val="19"/>
+              </w:rPr>
+              <w:t>Sign in</w:t>
+            </w:r>
+          </w:p>
+        </w:tc>
+        <w:tc>
+          <w:tcPr>
+            <w:tcW w:w="3012" w:type="dxa"/>
+            <w:tcMar>
+              <w:top w:w="70" w:type="dxa"/>
+              <w:left w:w="110" w:type="dxa"/>
+              <w:bottom w:w="70" w:type="dxa"/>
+              <w:right w:w="110" w:type="dxa"/>
+            </w:tcMar>
+          </w:tcPr>
+          <w:p>
+            <w:pPr>
+              <w:spacing w:after="40"/>
+            </w:pPr>
+            <w:r>
+              <w:rPr>
+                <w:sz w:val="19"/>
+                <w:szCs w:val="19"/>
+              </w:rPr>
+              <w:t>Checks your username and password and opens your start screen (the first screen your role uses).</w:t>
+            </w:r>
+          </w:p>
+        </w:tc>
+        <w:tc>
+          <w:tcPr>
+            <w:tcW w:w="2447" w:type="dxa"/>
+            <w:tcMar>
+              <w:top w:w="70" w:type="dxa"/>
+              <w:left w:w="110" w:type="dxa"/>
+              <w:bottom w:w="70" w:type="dxa"/>
+              <w:right w:w="110" w:type="dxa"/>
+            </w:tcMar>
+          </w:tcPr>
+          <w:p>
+            <w:pPr>
+              <w:spacing w:after="40"/>
+            </w:pPr>
+            <w:r>
+              <w:rPr>
+                <w:sz w:val="19"/>
+                <w:szCs w:val="19"/>
+              </w:rPr>
+              <w:t>Repeated wrong attempts from one network are refused for a minute, to stop password guessing.</w:t>
+            </w:r>
+          </w:p>
+        </w:tc>
+        <w:tc>
+          <w:tcPr>
+            <w:tcW w:w="2071" w:type="dxa"/>
+            <w:tcMar>
+              <w:top w:w="70" w:type="dxa"/>
+              <w:left w:w="110" w:type="dxa"/>
+              <w:bottom w:w="70" w:type="dxa"/>
+              <w:right w:w="110" w:type="dxa"/>
+            </w:tcMar>
+          </w:tcPr>
+          <w:p>
+            <w:pPr>
+              <w:spacing w:after="40"/>
+            </w:pPr>
+            <w:r>
+              <w:rPr>
+                <w:sz w:val="19"/>
+                <w:szCs w:val="19"/>
+              </w:rPr>
+              <w:t>Your start screen opens. A wrong password says so. “Too many sign-in attempts” means wait a minute.</w:t>
+            </w:r>
+          </w:p>
+        </w:tc>
+      </w:tr>
+    </w:tbl>
+    <w:p>
+      <w:pPr>
+        <w:spacing w:after="120"/>
+      </w:pPr>
+    </w:p>
+    <w:p>
+      <w:pPr>
+        <w:pStyle w:val="Heading2"/>
+      </w:pPr>
+      <w:bookmarkStart w:id="19" w:name="_Toc240889034"/>
+      <w:r>
+        <w:t>8.2 The header and menu bar (every screen)</w:t>
+      </w:r>
+      <w:bookmarkEnd w:id="19"/>
+    </w:p>
+    <w:p>
+      <w:pPr>
+        <w:spacing w:after="120" w:line="288" w:lineRule="auto"/>
+      </w:pPr>
+      <w:r>
+        <w:rPr>
+          <w:b/>
+          <w:bCs/>
+        </w:rPr>
+        <w:t>Who can open it:</w:t>
+      </w:r>
+      <w:r>
+        <w:t xml:space="preserve"> every role.  </w:t>
+      </w:r>
+      <w:r>
+        <w:rPr>
+          <w:b/>
+          <w:bCs/>
+        </w:rPr>
+        <w:t>Where:</w:t>
+      </w:r>
+      <w:r>
+        <w:t xml:space="preserve"> </w:t>
+      </w:r>
+      <w:r>
+        <w:rPr>
+          <w:rFonts w:ascii="Consolas" w:eastAsia="Consolas" w:hAnsi="Consolas" w:cs="Consolas"/>
+          <w:color w:val="122238"/>
+          <w:sz w:val="19"/>
+          <w:szCs w:val="19"/>
+        </w:rPr>
+        <w:t>(top of every screen)</w:t>
+      </w:r>
+    </w:p>
+    <w:p>
+      <w:pPr>
+        <w:spacing w:after="120" w:line="288" w:lineRule="auto"/>
+      </w:pPr>
+      <w:r>
+        <w:t>Shown at the top of every signed-in screen. The menu bar lists only the screens your role may open.</w:t>
+      </w:r>
+    </w:p>
+    <w:tbl>
+      <w:tblPr>
+        <w:tblW w:w="9412" w:type="dxa"/>
+        <w:tblBorders>
+          <w:top w:val="single" w:sz="4" w:space="0" w:color="D5DAE0"/>
+          <w:left w:val="single" w:sz="4" w:space="0" w:color="D5DAE0"/>
+          <w:bottom w:val="single" w:sz="4" w:space="0" w:color="D5DAE0"/>
+          <w:right w:val="single" w:sz="4" w:space="0" w:color="D5DAE0"/>
+          <w:insideH w:val="single" w:sz="4" w:space="0" w:color="D5DAE0"/>
+          <w:insideV w:val="single" w:sz="4" w:space="0" w:color="D5DAE0"/>
+        </w:tblBorders>
+        <w:tblCellMar>
+          <w:left w:w="10" w:type="dxa"/>
+          <w:right w:w="10" w:type="dxa"/>
+        </w:tblCellMar>
+        <w:tblLook w:val="04A0" w:firstRow="1" w:lastRow="0" w:firstColumn="1" w:lastColumn="0" w:noHBand="0" w:noVBand="1"/>
+      </w:tblPr>
+      <w:tblGrid>
+        <w:gridCol w:w="1882"/>
+        <w:gridCol w:w="3012"/>
+        <w:gridCol w:w="2447"/>
+        <w:gridCol w:w="2071"/>
+      </w:tblGrid>
+      <w:tr>
+        <w:tblPrEx>
+          <w:tblCellMar>
+            <w:top w:w="0" w:type="dxa"/>
+            <w:bottom w:w="0" w:type="dxa"/>
+          </w:tblCellMar>
+        </w:tblPrEx>
+        <w:trPr>
+          <w:tblHeader/>
+        </w:trPr>
+        <w:tc>
+          <w:tcPr>
+            <w:tcW w:w="1882" w:type="dxa"/>
+            <w:shd w:val="clear" w:color="auto" w:fill="1B3350"/>
+            <w:tcMar>
+              <w:top w:w="70" w:type="dxa"/>
+              <w:left w:w="110" w:type="dxa"/>
+              <w:bottom w:w="70" w:type="dxa"/>
+              <w:right w:w="110" w:type="dxa"/>
+            </w:tcMar>
+          </w:tcPr>
+          <w:p>
+            <w:pPr>
+              <w:spacing w:after="40"/>
+            </w:pPr>
+            <w:r>
+              <w:rPr>
+                <w:b/>
+                <w:bCs/>
+                <w:color w:val="FFFFFF"/>
+                <w:sz w:val="19"/>
+                <w:szCs w:val="19"/>
+              </w:rPr>
+              <w:t>Control</w:t>
+            </w:r>
+          </w:p>
+        </w:tc>
+        <w:tc>
+          <w:tcPr>
+            <w:tcW w:w="3012" w:type="dxa"/>
+            <w:shd w:val="clear" w:color="auto" w:fill="1B3350"/>
+            <w:tcMar>
+              <w:top w:w="70" w:type="dxa"/>
+              <w:left w:w="110" w:type="dxa"/>
+              <w:bottom w:w="70" w:type="dxa"/>
+              <w:right w:w="110" w:type="dxa"/>
+            </w:tcMar>
+          </w:tcPr>
+          <w:p>
+            <w:pPr>
+              <w:spacing w:after="40"/>
+            </w:pPr>
+            <w:r>
+              <w:rPr>
+                <w:b/>
+                <w:bCs/>
+                <w:color w:val="FFFFFF"/>
+                <w:sz w:val="19"/>
+                <w:szCs w:val="19"/>
+              </w:rPr>
+              <w:t>What it does and when to use it</w:t>
+            </w:r>
+          </w:p>
+        </w:tc>
+        <w:tc>
+          <w:tcPr>
+            <w:tcW w:w="2447" w:type="dxa"/>
+            <w:shd w:val="clear" w:color="auto" w:fill="1B3350"/>
+            <w:tcMar>
+              <w:top w:w="70" w:type="dxa"/>
+              <w:left w:w="110" w:type="dxa"/>
+              <w:bottom w:w="70" w:type="dxa"/>
+              <w:right w:w="110" w:type="dxa"/>
+            </w:tcMar>
+          </w:tcPr>
+          <w:p>
+            <w:pPr>
+              <w:spacing w:after="40"/>
+            </w:pPr>
+            <w:r>
+              <w:rPr>
+                <w:b/>
+                <w:bCs/>
+                <w:color w:val="FFFFFF"/>
+                <w:sz w:val="19"/>
+                <w:szCs w:val="19"/>
+              </w:rPr>
+              <w:t>Why it exists</w:t>
+            </w:r>
+          </w:p>
+        </w:tc>
+        <w:tc>
+          <w:tcPr>
+            <w:tcW w:w="2071" w:type="dxa"/>
+            <w:shd w:val="clear" w:color="auto" w:fill="1B3350"/>
+            <w:tcMar>
+              <w:top w:w="70" w:type="dxa"/>
+              <w:left w:w="110" w:type="dxa"/>
+              <w:bottom w:w="70" w:type="dxa"/>
+              <w:right w:w="110" w:type="dxa"/>
+            </w:tcMar>
+          </w:tcPr>
+          <w:p>
+            <w:pPr>
+              <w:spacing w:after="40"/>
+            </w:pPr>
+            <w:r>
+              <w:rPr>
+                <w:b/>
+                <w:bCs/>
+                <w:color w:val="FFFFFF"/>
+                <w:sz w:val="19"/>
+                <w:szCs w:val="19"/>
+              </w:rPr>
+              <w:t>What happens next</w:t>
+            </w:r>
+          </w:p>
+        </w:tc>
+      </w:tr>
+      <w:tr>
+        <w:tblPrEx>
+          <w:tblCellMar>
+            <w:top w:w="0" w:type="dxa"/>
+            <w:bottom w:w="0" w:type="dxa"/>
+          </w:tblCellMar>
+        </w:tblPrEx>
+        <w:trPr>
+          <w:cantSplit/>
+        </w:trPr>
+        <w:tc>
+          <w:tcPr>
+            <w:tcW w:w="1882" w:type="dxa"/>
+            <w:tcMar>
+              <w:top w:w="70" w:type="dxa"/>
+              <w:left w:w="110" w:type="dxa"/>
+              <w:bottom w:w="70" w:type="dxa"/>
+              <w:right w:w="110" w:type="dxa"/>
+            </w:tcMar>
+          </w:tcPr>
+          <w:p>
+            <w:pPr>
+              <w:spacing w:after="40"/>
+            </w:pPr>
+            <w:r>
+              <w:rPr>
+                <w:sz w:val="19"/>
+                <w:szCs w:val="19"/>
+              </w:rPr>
+              <w:t>Menu bar (Executive, Sampling, … Audit)</w:t>
+            </w:r>
+          </w:p>
+        </w:tc>
+        <w:tc>
+          <w:tcPr>
+            <w:tcW w:w="3012" w:type="dxa"/>
+            <w:tcMar>
+              <w:top w:w="70" w:type="dxa"/>
+              <w:left w:w="110" w:type="dxa"/>
+              <w:bottom w:w="70" w:type="dxa"/>
+              <w:right w:w="110" w:type="dxa"/>
+            </w:tcMar>
+          </w:tcPr>
+          <w:p>
+            <w:pPr>
+              <w:spacing w:after="40"/>
+            </w:pPr>
+            <w:r>
+              <w:rPr>
+                <w:sz w:val="19"/>
+                <w:szCs w:val="19"/>
+              </w:rPr>
+              <w:t>Opens a screen. The current screen is underlined.</w:t>
+            </w:r>
+          </w:p>
+        </w:tc>
+        <w:tc>
+          <w:tcPr>
+            <w:tcW w:w="2447" w:type="dxa"/>
+            <w:tcMar>
+              <w:top w:w="70" w:type="dxa"/>
+              <w:left w:w="110" w:type="dxa"/>
+              <w:bottom w:w="70" w:type="dxa"/>
+              <w:right w:w="110" w:type="dxa"/>
+            </w:tcMar>
+          </w:tcPr>
+          <w:p>
+            <w:pPr>
+              <w:spacing w:after="40"/>
+            </w:pPr>
+            <w:r>
+              <w:rPr>
+                <w:sz w:val="19"/>
+                <w:szCs w:val="19"/>
+              </w:rPr>
+              <w:t>The list is built by the server from your role, so you never see a screen that would refuse you.</w:t>
+            </w:r>
+          </w:p>
+        </w:tc>
+        <w:tc>
+          <w:tcPr>
+            <w:tcW w:w="2071" w:type="dxa"/>
+            <w:tcMar>
+              <w:top w:w="70" w:type="dxa"/>
+              <w:left w:w="110" w:type="dxa"/>
+              <w:bottom w:w="70" w:type="dxa"/>
+              <w:right w:w="110" w:type="dxa"/>
+            </w:tcMar>
+          </w:tcPr>
+          <w:p>
+            <w:pPr>
+              <w:spacing w:after="40"/>
+            </w:pPr>
+            <w:r>
+              <w:rPr>
+                <w:sz w:val="19"/>
+                <w:szCs w:val="19"/>
+              </w:rPr>
+              <w:t>The screen opens. A screen not in your list shows “This screen isn't part of your role”.</w:t>
+            </w:r>
+          </w:p>
+        </w:tc>
+      </w:tr>
+      <w:tr>
+        <w:tblPrEx>
+          <w:tblCellMar>
+            <w:top w:w="0" w:type="dxa"/>
+            <w:bottom w:w="0" w:type="dxa"/>
+          </w:tblCellMar>
+        </w:tblPrEx>
+        <w:trPr>
+          <w:cantSplit/>
+        </w:trPr>
+        <w:tc>
+          <w:tcPr>
+            <w:tcW w:w="1882" w:type="dxa"/>
+            <w:shd w:val="clear" w:color="auto" w:fill="F8FAFB"/>
+            <w:tcMar>
+              <w:top w:w="70" w:type="dxa"/>
+              <w:left w:w="110" w:type="dxa"/>
+              <w:bottom w:w="70" w:type="dxa"/>
+              <w:right w:w="110" w:type="dxa"/>
+            </w:tcMar>
+          </w:tcPr>
+          <w:p>
+            <w:pPr>
+              <w:spacing w:after="40"/>
+            </w:pPr>
+            <w:r>
+              <w:rPr>
+                <w:sz w:val="19"/>
+                <w:szCs w:val="19"/>
+              </w:rPr>
+              <w:t>Change password</w:t>
+            </w:r>
+          </w:p>
+        </w:tc>
+        <w:tc>
+          <w:tcPr>
+            <w:tcW w:w="3012" w:type="dxa"/>
+            <w:shd w:val="clear" w:color="auto" w:fill="F8FAFB"/>
+            <w:tcMar>
+              <w:top w:w="70" w:type="dxa"/>
+              <w:left w:w="110" w:type="dxa"/>
+              <w:bottom w:w="70" w:type="dxa"/>
+              <w:right w:w="110" w:type="dxa"/>
+            </w:tcMar>
+          </w:tcPr>
+          <w:p>
+            <w:pPr>
+              <w:spacing w:after="40"/>
+            </w:pPr>
+            <w:r>
+              <w:rPr>
+                <w:sz w:val="19"/>
+                <w:szCs w:val="19"/>
+              </w:rPr>
+              <w:t>Opens the Change Password screen.</w:t>
+            </w:r>
+          </w:p>
+        </w:tc>
+        <w:tc>
+          <w:tcPr>
+            <w:tcW w:w="2447" w:type="dxa"/>
+            <w:shd w:val="clear" w:color="auto" w:fill="F8FAFB"/>
+            <w:tcMar>
+              <w:top w:w="70" w:type="dxa"/>
+              <w:left w:w="110" w:type="dxa"/>
+              <w:bottom w:w="70" w:type="dxa"/>
+              <w:right w:w="110" w:type="dxa"/>
+            </w:tcMar>
+          </w:tcPr>
+          <w:p>
+            <w:pPr>
+              <w:spacing w:after="40"/>
+            </w:pPr>
+            <w:r>
+              <w:rPr>
+                <w:sz w:val="19"/>
+                <w:szCs w:val="19"/>
+              </w:rPr>
+              <w:t>You should change the first password you were given, and any password you think someone saw.</w:t>
+            </w:r>
+          </w:p>
+        </w:tc>
+        <w:tc>
+          <w:tcPr>
+            <w:tcW w:w="2071" w:type="dxa"/>
+            <w:shd w:val="clear" w:color="auto" w:fill="F8FAFB"/>
+            <w:tcMar>
+              <w:top w:w="70" w:type="dxa"/>
+              <w:left w:w="110" w:type="dxa"/>
+              <w:bottom w:w="70" w:type="dxa"/>
+              <w:right w:w="110" w:type="dxa"/>
+            </w:tcMar>
+          </w:tcPr>
+          <w:p>
+            <w:pPr>
+              <w:spacing w:after="40"/>
+            </w:pPr>
+            <w:r>
+              <w:rPr>
+                <w:sz w:val="19"/>
+                <w:szCs w:val="19"/>
+              </w:rPr>
+              <w:t>The Change Password screen opens.</w:t>
+            </w:r>
+          </w:p>
+        </w:tc>
+      </w:tr>
+      <w:tr>
+        <w:tblPrEx>
+          <w:tblCellMar>
+            <w:top w:w="0" w:type="dxa"/>
+            <w:bottom w:w="0" w:type="dxa"/>
+          </w:tblCellMar>
+        </w:tblPrEx>
+        <w:trPr>
+          <w:cantSplit/>
+        </w:trPr>
+        <w:tc>
+          <w:tcPr>
+            <w:tcW w:w="1882" w:type="dxa"/>
+            <w:tcMar>
+              <w:top w:w="70" w:type="dxa"/>
+              <w:left w:w="110" w:type="dxa"/>
+              <w:bottom w:w="70" w:type="dxa"/>
+              <w:right w:w="110" w:type="dxa"/>
+            </w:tcMar>
+          </w:tcPr>
+          <w:p>
+            <w:pPr>
+              <w:spacing w:after="40"/>
+            </w:pPr>
+            <w:r>
+              <w:rPr>
+                <w:sz w:val="19"/>
+                <w:szCs w:val="19"/>
+              </w:rPr>
+              <w:t>Sign out</w:t>
+            </w:r>
+          </w:p>
+        </w:tc>
+        <w:tc>
+          <w:tcPr>
+            <w:tcW w:w="3012" w:type="dxa"/>
+            <w:tcMar>
+              <w:top w:w="70" w:type="dxa"/>
+              <w:left w:w="110" w:type="dxa"/>
+              <w:bottom w:w="70" w:type="dxa"/>
+              <w:right w:w="110" w:type="dxa"/>
+            </w:tcMar>
+          </w:tcPr>
+          <w:p>
+            <w:pPr>
+              <w:spacing w:after="40"/>
+            </w:pPr>
+            <w:r>
+              <w:rPr>
+                <w:sz w:val="19"/>
+                <w:szCs w:val="19"/>
+              </w:rPr>
+              <w:t>Ends your session on this device.</w:t>
+            </w:r>
+          </w:p>
+        </w:tc>
+        <w:tc>
+          <w:tcPr>
+            <w:tcW w:w="2447" w:type="dxa"/>
+            <w:tcMar>
+              <w:top w:w="70" w:type="dxa"/>
+              <w:left w:w="110" w:type="dxa"/>
+              <w:bottom w:w="70" w:type="dxa"/>
+              <w:right w:w="110" w:type="dxa"/>
+            </w:tcMar>
+          </w:tcPr>
+          <w:p>
+            <w:pPr>
+              <w:spacing w:after="40"/>
+            </w:pPr>
+            <w:r>
+              <w:rPr>
+                <w:sz w:val="19"/>
+                <w:szCs w:val="19"/>
+              </w:rPr>
+              <w:t>Protects the data if the device is shared or lost. Always sign out on a shared device.</w:t>
+            </w:r>
+          </w:p>
+        </w:tc>
+        <w:tc>
+          <w:tcPr>
+            <w:tcW w:w="2071" w:type="dxa"/>
+            <w:tcMar>
+              <w:top w:w="70" w:type="dxa"/>
+              <w:left w:w="110" w:type="dxa"/>
+              <w:bottom w:w="70" w:type="dxa"/>
+              <w:right w:w="110" w:type="dxa"/>
+            </w:tcMar>
+          </w:tcPr>
+          <w:p>
+            <w:pPr>
+              <w:spacing w:after="40"/>
+            </w:pPr>
+            <w:r>
+              <w:rPr>
+                <w:sz w:val="19"/>
+                <w:szCs w:val="19"/>
+              </w:rPr>
+              <w:t>Your session on this device ends and you return to the Sign in screen.</w:t>
+            </w:r>
+          </w:p>
+        </w:tc>
+      </w:tr>
+      <w:tr>
+        <w:tblPrEx>
+          <w:tblCellMar>
+            <w:top w:w="0" w:type="dxa"/>
+            <w:bottom w:w="0" w:type="dxa"/>
+          </w:tblCellMar>
+        </w:tblPrEx>
+        <w:trPr>
+          <w:cantSplit/>
+        </w:trPr>
+        <w:tc>
+          <w:tcPr>
+            <w:tcW w:w="1882" w:type="dxa"/>
+            <w:shd w:val="clear" w:color="auto" w:fill="F8FAFB"/>
+            <w:tcMar>
+              <w:top w:w="70" w:type="dxa"/>
+              <w:left w:w="110" w:type="dxa"/>
+              <w:bottom w:w="70" w:type="dxa"/>
+              <w:right w:w="110" w:type="dxa"/>
+            </w:tcMar>
+          </w:tcPr>
+          <w:p>
+            <w:pPr>
+              <w:spacing w:after="40"/>
+            </w:pPr>
+            <w:r>
+              <w:rPr>
+                <w:sz w:val="19"/>
+                <w:szCs w:val="19"/>
+              </w:rPr>
+              <w:lastRenderedPageBreak/>
+              <w:t>← Back to … (top left)</w:t>
+            </w:r>
+          </w:p>
+        </w:tc>
+        <w:tc>
+          <w:tcPr>
+            <w:tcW w:w="3012" w:type="dxa"/>
+            <w:shd w:val="clear" w:color="auto" w:fill="F8FAFB"/>
+            <w:tcMar>
+              <w:top w:w="70" w:type="dxa"/>
+              <w:left w:w="110" w:type="dxa"/>
+              <w:bottom w:w="70" w:type="dxa"/>
+              <w:right w:w="110" w:type="dxa"/>
+            </w:tcMar>
+          </w:tcPr>
+          <w:p>
+            <w:pPr>
+              <w:spacing w:after="40"/>
+            </w:pPr>
+            <w:r>
+              <w:rPr>
+                <w:sz w:val="19"/>
+                <w:szCs w:val="19"/>
+              </w:rPr>
+              <w:t>Returns to the parent screen (for example from a case to the register).</w:t>
+            </w:r>
+          </w:p>
+        </w:tc>
+        <w:tc>
+          <w:tcPr>
+            <w:tcW w:w="2447" w:type="dxa"/>
+            <w:shd w:val="clear" w:color="auto" w:fill="F8FAFB"/>
+            <w:tcMar>
+              <w:top w:w="70" w:type="dxa"/>
+              <w:left w:w="110" w:type="dxa"/>
+              <w:bottom w:w="70" w:type="dxa"/>
+              <w:right w:w="110" w:type="dxa"/>
+            </w:tcMar>
+          </w:tcPr>
+          <w:p>
+            <w:pPr>
+              <w:spacing w:after="40"/>
+            </w:pPr>
+            <w:r>
+              <w:rPr>
+                <w:sz w:val="19"/>
+                <w:szCs w:val="19"/>
+              </w:rPr>
+              <w:t>A consistent way back that does not lose your place in the menu.</w:t>
+            </w:r>
+          </w:p>
+        </w:tc>
+        <w:tc>
+          <w:tcPr>
+            <w:tcW w:w="2071" w:type="dxa"/>
+            <w:shd w:val="clear" w:color="auto" w:fill="F8FAFB"/>
+            <w:tcMar>
+              <w:top w:w="70" w:type="dxa"/>
+              <w:left w:w="110" w:type="dxa"/>
+              <w:bottom w:w="70" w:type="dxa"/>
+              <w:right w:w="110" w:type="dxa"/>
+            </w:tcMar>
+          </w:tcPr>
+          <w:p>
+            <w:pPr>
+              <w:spacing w:after="40"/>
+            </w:pPr>
+            <w:r>
+              <w:rPr>
+                <w:sz w:val="19"/>
+                <w:szCs w:val="19"/>
+              </w:rPr>
+              <w:t>The parent screen opens.</w:t>
+            </w:r>
+          </w:p>
+        </w:tc>
+      </w:tr>
+      <w:tr>
+        <w:tblPrEx>
+          <w:tblCellMar>
+            <w:top w:w="0" w:type="dxa"/>
+            <w:bottom w:w="0" w:type="dxa"/>
+          </w:tblCellMar>
+        </w:tblPrEx>
+        <w:trPr>
+          <w:cantSplit/>
+        </w:trPr>
+        <w:tc>
+          <w:tcPr>
+            <w:tcW w:w="1882" w:type="dxa"/>
+            <w:tcMar>
+              <w:top w:w="70" w:type="dxa"/>
+              <w:left w:w="110" w:type="dxa"/>
+              <w:bottom w:w="70" w:type="dxa"/>
+              <w:right w:w="110" w:type="dxa"/>
+            </w:tcMar>
+          </w:tcPr>
+          <w:p>
+            <w:pPr>
+              <w:spacing w:after="40"/>
+            </w:pPr>
+            <w:r>
+              <w:rPr>
+                <w:sz w:val="19"/>
+                <w:szCs w:val="19"/>
+              </w:rPr>
+              <w:t>Go to my start screen</w:t>
+            </w:r>
+          </w:p>
+        </w:tc>
+        <w:tc>
+          <w:tcPr>
+            <w:tcW w:w="3012" w:type="dxa"/>
+            <w:tcMar>
+              <w:top w:w="70" w:type="dxa"/>
+              <w:left w:w="110" w:type="dxa"/>
+              <w:bottom w:w="70" w:type="dxa"/>
+              <w:right w:w="110" w:type="dxa"/>
+            </w:tcMar>
+          </w:tcPr>
+          <w:p>
+            <w:pPr>
+              <w:spacing w:after="40"/>
+            </w:pPr>
+            <w:r>
+              <w:rPr>
+                <w:sz w:val="19"/>
+                <w:szCs w:val="19"/>
+              </w:rPr>
+              <w:t>Appears on the “This screen isn't part of your role” page and takes you to your own start screen.</w:t>
+            </w:r>
+          </w:p>
+        </w:tc>
+        <w:tc>
+          <w:tcPr>
+            <w:tcW w:w="2447" w:type="dxa"/>
+            <w:tcMar>
+              <w:top w:w="70" w:type="dxa"/>
+              <w:left w:w="110" w:type="dxa"/>
+              <w:bottom w:w="70" w:type="dxa"/>
+              <w:right w:w="110" w:type="dxa"/>
+            </w:tcMar>
+          </w:tcPr>
+          <w:p>
+            <w:pPr>
+              <w:spacing w:after="40"/>
+            </w:pPr>
+            <w:r>
+              <w:rPr>
+                <w:sz w:val="19"/>
+                <w:szCs w:val="19"/>
+              </w:rPr>
+              <w:t>An old bookmark or shared link may point at a screen that belongs to another role; this gets you out safely.</w:t>
+            </w:r>
+          </w:p>
+        </w:tc>
+        <w:tc>
+          <w:tcPr>
+            <w:tcW w:w="2071" w:type="dxa"/>
+            <w:tcMar>
+              <w:top w:w="70" w:type="dxa"/>
+              <w:left w:w="110" w:type="dxa"/>
+              <w:bottom w:w="70" w:type="dxa"/>
+              <w:right w:w="110" w:type="dxa"/>
+            </w:tcMar>
+          </w:tcPr>
+          <w:p>
+            <w:pPr>
+              <w:spacing w:after="40"/>
+            </w:pPr>
+            <w:r>
+              <w:rPr>
+                <w:sz w:val="19"/>
+                <w:szCs w:val="19"/>
+              </w:rPr>
+              <w:t>Your start screen opens.</w:t>
+            </w:r>
+          </w:p>
+        </w:tc>
+      </w:tr>
+    </w:tbl>
+    <w:p>
+      <w:pPr>
+        <w:spacing w:after="120"/>
+      </w:pPr>
+    </w:p>
+    <w:p>
+      <w:pPr>
+        <w:pStyle w:val="Heading2"/>
+      </w:pPr>
+      <w:bookmarkStart w:id="20" w:name="_Toc240889035"/>
+      <w:r>
+        <w:t>8.3 Change Password</w:t>
+      </w:r>
+      <w:bookmarkEnd w:id="20"/>
+    </w:p>
+    <w:p>
+      <w:pPr>
+        <w:spacing w:after="120" w:line="288" w:lineRule="auto"/>
+      </w:pPr>
+      <w:r>
+        <w:rPr>
+          <w:b/>
+          <w:bCs/>
+        </w:rPr>
+        <w:t>Who can open it:</w:t>
+      </w:r>
+      <w:r>
+        <w:t xml:space="preserve"> every role.  </w:t>
+      </w:r>
+      <w:r>
+        <w:rPr>
+          <w:b/>
+          <w:bCs/>
+        </w:rPr>
+        <w:t>Where:</w:t>
+      </w:r>
+      <w:r>
+        <w:t xml:space="preserve"> </w:t>
+      </w:r>
+      <w:r>
+        <w:rPr>
+          <w:rFonts w:ascii="Consolas" w:eastAsia="Consolas" w:hAnsi="Consolas" w:cs="Consolas"/>
+          <w:color w:val="122238"/>
+          <w:sz w:val="19"/>
+          <w:szCs w:val="19"/>
+        </w:rPr>
+        <w:t>/admin/account</w:t>
+      </w:r>
+    </w:p>
+    <w:p>
+      <w:pPr>
+        <w:spacing w:after="120" w:line="288" w:lineRule="auto"/>
+      </w:pPr>
+      <w:r>
+        <w:t>Change your own password.</w:t>
+      </w:r>
+    </w:p>
+    <w:tbl>
+      <w:tblPr>
+        <w:tblW w:w="9412" w:type="dxa"/>
+        <w:tblBorders>
+          <w:top w:val="single" w:sz="4" w:space="0" w:color="D5DAE0"/>
+          <w:left w:val="single" w:sz="4" w:space="0" w:color="D5DAE0"/>
+          <w:bottom w:val="single" w:sz="4" w:space="0" w:color="D5DAE0"/>
+          <w:right w:val="single" w:sz="4" w:space="0" w:color="D5DAE0"/>
+          <w:insideH w:val="single" w:sz="4" w:space="0" w:color="D5DAE0"/>
+          <w:insideV w:val="single" w:sz="4" w:space="0" w:color="D5DAE0"/>
+        </w:tblBorders>
+        <w:tblCellMar>
+          <w:left w:w="10" w:type="dxa"/>
+          <w:right w:w="10" w:type="dxa"/>
+        </w:tblCellMar>
+        <w:tblLook w:val="04A0" w:firstRow="1" w:lastRow="0" w:firstColumn="1" w:lastColumn="0" w:noHBand="0" w:noVBand="1"/>
+      </w:tblPr>
+      <w:tblGrid>
+        <w:gridCol w:w="1882"/>
+        <w:gridCol w:w="3012"/>
+        <w:gridCol w:w="2447"/>
+        <w:gridCol w:w="2071"/>
+      </w:tblGrid>
+      <w:tr>
+        <w:tblPrEx>
+          <w:tblCellMar>
+            <w:top w:w="0" w:type="dxa"/>
+            <w:bottom w:w="0" w:type="dxa"/>
+          </w:tblCellMar>
+        </w:tblPrEx>
+        <w:trPr>
+          <w:tblHeader/>
+        </w:trPr>
+        <w:tc>
+          <w:tcPr>
+            <w:tcW w:w="1882" w:type="dxa"/>
+            <w:shd w:val="clear" w:color="auto" w:fill="1B3350"/>
+            <w:tcMar>
+              <w:top w:w="70" w:type="dxa"/>
+              <w:left w:w="110" w:type="dxa"/>
+              <w:bottom w:w="70" w:type="dxa"/>
+              <w:right w:w="110" w:type="dxa"/>
+            </w:tcMar>
+          </w:tcPr>
+          <w:p>
+            <w:pPr>
+              <w:spacing w:after="40"/>
+            </w:pPr>
+            <w:r>
+              <w:rPr>
+                <w:b/>
+                <w:bCs/>
+                <w:color w:val="FFFFFF"/>
+                <w:sz w:val="19"/>
+                <w:szCs w:val="19"/>
+              </w:rPr>
+              <w:t>Control</w:t>
+            </w:r>
+          </w:p>
+        </w:tc>
+        <w:tc>
+          <w:tcPr>
+            <w:tcW w:w="3012" w:type="dxa"/>
+            <w:shd w:val="clear" w:color="auto" w:fill="1B3350"/>
+            <w:tcMar>
+              <w:top w:w="70" w:type="dxa"/>
+              <w:left w:w="110" w:type="dxa"/>
+              <w:bottom w:w="70" w:type="dxa"/>
+              <w:right w:w="110" w:type="dxa"/>
+            </w:tcMar>
+          </w:tcPr>
+          <w:p>
+            <w:pPr>
+              <w:spacing w:after="40"/>
+            </w:pPr>
+            <w:r>
+              <w:rPr>
+                <w:b/>
+                <w:bCs/>
+                <w:color w:val="FFFFFF"/>
+                <w:sz w:val="19"/>
+                <w:szCs w:val="19"/>
+              </w:rPr>
+              <w:t>What it does and when to use it</w:t>
+            </w:r>
+          </w:p>
+        </w:tc>
+        <w:tc>
+          <w:tcPr>
+            <w:tcW w:w="2447" w:type="dxa"/>
+            <w:shd w:val="clear" w:color="auto" w:fill="1B3350"/>
+            <w:tcMar>
+              <w:top w:w="70" w:type="dxa"/>
+              <w:left w:w="110" w:type="dxa"/>
+              <w:bottom w:w="70" w:type="dxa"/>
+              <w:right w:w="110" w:type="dxa"/>
+            </w:tcMar>
+          </w:tcPr>
+          <w:p>
+            <w:pPr>
+              <w:spacing w:after="40"/>
+            </w:pPr>
+            <w:r>
+              <w:rPr>
+                <w:b/>
+                <w:bCs/>
+                <w:color w:val="FFFFFF"/>
+                <w:sz w:val="19"/>
+                <w:szCs w:val="19"/>
+              </w:rPr>
+              <w:t>Why it exists</w:t>
+            </w:r>
+          </w:p>
+        </w:tc>
+        <w:tc>
+          <w:tcPr>
+            <w:tcW w:w="2071" w:type="dxa"/>
+            <w:shd w:val="clear" w:color="auto" w:fill="1B3350"/>
+            <w:tcMar>
+              <w:top w:w="70" w:type="dxa"/>
+              <w:left w:w="110" w:type="dxa"/>
+              <w:bottom w:w="70" w:type="dxa"/>
+              <w:right w:w="110" w:type="dxa"/>
+            </w:tcMar>
+          </w:tcPr>
+          <w:p>
+            <w:pPr>
+              <w:spacing w:after="40"/>
+            </w:pPr>
+            <w:r>
+              <w:rPr>
+                <w:b/>
+                <w:bCs/>
+                <w:color w:val="FFFFFF"/>
+                <w:sz w:val="19"/>
+                <w:szCs w:val="19"/>
+              </w:rPr>
+              <w:t>What happens next</w:t>
+            </w:r>
+          </w:p>
+        </w:tc>
+      </w:tr>
+      <w:tr>
+        <w:tblPrEx>
+          <w:tblCellMar>
+            <w:top w:w="0" w:type="dxa"/>
+            <w:bottom w:w="0" w:type="dxa"/>
+          </w:tblCellMar>
+        </w:tblPrEx>
+        <w:trPr>
+          <w:cantSplit/>
+        </w:trPr>
+        <w:tc>
+          <w:tcPr>
+            <w:tcW w:w="1882" w:type="dxa"/>
+            <w:tcMar>
+              <w:top w:w="70" w:type="dxa"/>
+              <w:left w:w="110" w:type="dxa"/>
+              <w:bottom w:w="70" w:type="dxa"/>
+              <w:right w:w="110" w:type="dxa"/>
+            </w:tcMar>
+          </w:tcPr>
+          <w:p>
+            <w:pPr>
+              <w:spacing w:after="40"/>
+            </w:pPr>
+            <w:r>
+              <w:rPr>
+                <w:sz w:val="19"/>
+                <w:szCs w:val="19"/>
+              </w:rPr>
+              <w:t>Current password</w:t>
+            </w:r>
+          </w:p>
+        </w:tc>
+        <w:tc>
+          <w:tcPr>
+            <w:tcW w:w="3012" w:type="dxa"/>
+            <w:tcMar>
+              <w:top w:w="70" w:type="dxa"/>
+              <w:left w:w="110" w:type="dxa"/>
+              <w:bottom w:w="70" w:type="dxa"/>
+              <w:right w:w="110" w:type="dxa"/>
+            </w:tcMar>
+          </w:tcPr>
+          <w:p>
+            <w:pPr>
+              <w:spacing w:after="40"/>
+            </w:pPr>
+            <w:r>
+              <w:rPr>
+                <w:sz w:val="19"/>
+                <w:szCs w:val="19"/>
+              </w:rPr>
+              <w:t>Type the password you use now.</w:t>
+            </w:r>
+          </w:p>
+        </w:tc>
+        <w:tc>
+          <w:tcPr>
+            <w:tcW w:w="2447" w:type="dxa"/>
+            <w:tcMar>
+              <w:top w:w="70" w:type="dxa"/>
+              <w:left w:w="110" w:type="dxa"/>
+              <w:bottom w:w="70" w:type="dxa"/>
+              <w:right w:w="110" w:type="dxa"/>
+            </w:tcMar>
+          </w:tcPr>
+          <w:p>
+            <w:pPr>
+              <w:spacing w:after="40"/>
+            </w:pPr>
+            <w:r>
+              <w:rPr>
+                <w:sz w:val="19"/>
+                <w:szCs w:val="19"/>
+              </w:rPr>
+              <w:t>Proves it is really you before a change, in case a signed-in device was left open.</w:t>
+            </w:r>
+          </w:p>
+        </w:tc>
+        <w:tc>
+          <w:tcPr>
+            <w:tcW w:w="2071" w:type="dxa"/>
+            <w:tcMar>
+              <w:top w:w="70" w:type="dxa"/>
+              <w:left w:w="110" w:type="dxa"/>
+              <w:bottom w:w="70" w:type="dxa"/>
+              <w:right w:w="110" w:type="dxa"/>
+            </w:tcMar>
+          </w:tcPr>
+          <w:p>
+            <w:pPr>
+              <w:spacing w:after="40"/>
+            </w:pPr>
+            <w:r>
+              <w:rPr>
+                <w:sz w:val="19"/>
+                <w:szCs w:val="19"/>
+              </w:rPr>
+              <w:t>Nothing yet.</w:t>
+            </w:r>
+          </w:p>
+        </w:tc>
+      </w:tr>
+      <w:tr>
+        <w:tblPrEx>
+          <w:tblCellMar>
+            <w:top w:w="0" w:type="dxa"/>
+            <w:bottom w:w="0" w:type="dxa"/>
+          </w:tblCellMar>
+        </w:tblPrEx>
+        <w:trPr>
+          <w:cantSplit/>
+        </w:trPr>
+        <w:tc>
+          <w:tcPr>
+            <w:tcW w:w="1882" w:type="dxa"/>
+            <w:shd w:val="clear" w:color="auto" w:fill="F8FAFB"/>
+            <w:tcMar>
+              <w:top w:w="70" w:type="dxa"/>
+              <w:left w:w="110" w:type="dxa"/>
+              <w:bottom w:w="70" w:type="dxa"/>
+              <w:right w:w="110" w:type="dxa"/>
+            </w:tcMar>
+          </w:tcPr>
+          <w:p>
+            <w:pPr>
+              <w:spacing w:after="40"/>
+            </w:pPr>
+            <w:r>
+              <w:rPr>
+                <w:sz w:val="19"/>
+                <w:szCs w:val="19"/>
+              </w:rPr>
+              <w:t>New password</w:t>
+            </w:r>
+          </w:p>
+        </w:tc>
+        <w:tc>
+          <w:tcPr>
+            <w:tcW w:w="3012" w:type="dxa"/>
+            <w:shd w:val="clear" w:color="auto" w:fill="F8FAFB"/>
+            <w:tcMar>
+              <w:top w:w="70" w:type="dxa"/>
+              <w:left w:w="110" w:type="dxa"/>
+              <w:bottom w:w="70" w:type="dxa"/>
+              <w:right w:w="110" w:type="dxa"/>
+            </w:tcMar>
+          </w:tcPr>
+          <w:p>
+            <w:pPr>
+              <w:spacing w:after="40"/>
+            </w:pPr>
+            <w:r>
+              <w:rPr>
+                <w:sz w:val="19"/>
+                <w:szCs w:val="19"/>
+              </w:rPr>
+              <w:t>Type the new password.</w:t>
+            </w:r>
+          </w:p>
+        </w:tc>
+        <w:tc>
+          <w:tcPr>
+            <w:tcW w:w="2447" w:type="dxa"/>
+            <w:shd w:val="clear" w:color="auto" w:fill="F8FAFB"/>
+            <w:tcMar>
+              <w:top w:w="70" w:type="dxa"/>
+              <w:left w:w="110" w:type="dxa"/>
+              <w:bottom w:w="70" w:type="dxa"/>
+              <w:right w:w="110" w:type="dxa"/>
+            </w:tcMar>
+          </w:tcPr>
+          <w:p>
+            <w:pPr>
+              <w:spacing w:after="40"/>
+            </w:pPr>
+            <w:r>
+              <w:rPr>
+                <w:sz w:val="19"/>
+                <w:szCs w:val="19"/>
+              </w:rPr>
+              <w:t>It must be long enough, not a common password, not all digits and not similar to your username or name; the screen says which rule failed.</w:t>
+            </w:r>
+          </w:p>
+        </w:tc>
+        <w:tc>
+          <w:tcPr>
+            <w:tcW w:w="2071" w:type="dxa"/>
+            <w:shd w:val="clear" w:color="auto" w:fill="F8FAFB"/>
+            <w:tcMar>
+              <w:top w:w="70" w:type="dxa"/>
+              <w:left w:w="110" w:type="dxa"/>
+              <w:bottom w:w="70" w:type="dxa"/>
+              <w:right w:w="110" w:type="dxa"/>
+            </w:tcMar>
+          </w:tcPr>
+          <w:p>
+            <w:pPr>
+              <w:spacing w:after="40"/>
+            </w:pPr>
+            <w:r>
+              <w:rPr>
+                <w:sz w:val="19"/>
+                <w:szCs w:val="19"/>
+              </w:rPr>
+              <w:t>Nothing yet.</w:t>
+            </w:r>
+          </w:p>
+        </w:tc>
+      </w:tr>
+      <w:tr>
+        <w:tblPrEx>
+          <w:tblCellMar>
+            <w:top w:w="0" w:type="dxa"/>
+            <w:bottom w:w="0" w:type="dxa"/>
+          </w:tblCellMar>
+        </w:tblPrEx>
+        <w:trPr>
+          <w:cantSplit/>
+        </w:trPr>
+        <w:tc>
+          <w:tcPr>
+            <w:tcW w:w="1882" w:type="dxa"/>
+            <w:tcMar>
+              <w:top w:w="70" w:type="dxa"/>
+              <w:left w:w="110" w:type="dxa"/>
+              <w:bottom w:w="70" w:type="dxa"/>
+              <w:right w:w="110" w:type="dxa"/>
+            </w:tcMar>
+          </w:tcPr>
+          <w:p>
+            <w:pPr>
+              <w:spacing w:after="40"/>
+            </w:pPr>
+            <w:r>
+              <w:rPr>
+                <w:sz w:val="19"/>
+                <w:szCs w:val="19"/>
+              </w:rPr>
+              <w:t>Confirm new password</w:t>
+            </w:r>
+          </w:p>
+        </w:tc>
+        <w:tc>
+          <w:tcPr>
+            <w:tcW w:w="3012" w:type="dxa"/>
+            <w:tcMar>
+              <w:top w:w="70" w:type="dxa"/>
+              <w:left w:w="110" w:type="dxa"/>
+              <w:bottom w:w="70" w:type="dxa"/>
+              <w:right w:w="110" w:type="dxa"/>
+            </w:tcMar>
+          </w:tcPr>
+          <w:p>
+            <w:pPr>
+              <w:spacing w:after="40"/>
+            </w:pPr>
+            <w:r>
+              <w:rPr>
+                <w:sz w:val="19"/>
+                <w:szCs w:val="19"/>
+              </w:rPr>
+              <w:t>Type the new password again.</w:t>
+            </w:r>
+          </w:p>
+        </w:tc>
+        <w:tc>
+          <w:tcPr>
+            <w:tcW w:w="2447" w:type="dxa"/>
+            <w:tcMar>
+              <w:top w:w="70" w:type="dxa"/>
+              <w:left w:w="110" w:type="dxa"/>
+              <w:bottom w:w="70" w:type="dxa"/>
+              <w:right w:w="110" w:type="dxa"/>
+            </w:tcMar>
+          </w:tcPr>
+          <w:p>
+            <w:pPr>
+              <w:spacing w:after="40"/>
+            </w:pPr>
+            <w:r>
+              <w:rPr>
+                <w:sz w:val="19"/>
+                <w:szCs w:val="19"/>
+              </w:rPr>
+              <w:t>Catches a typing slip that would lock you out.</w:t>
+            </w:r>
+          </w:p>
+        </w:tc>
+        <w:tc>
+          <w:tcPr>
+            <w:tcW w:w="2071" w:type="dxa"/>
+            <w:tcMar>
+              <w:top w:w="70" w:type="dxa"/>
+              <w:left w:w="110" w:type="dxa"/>
+              <w:bottom w:w="70" w:type="dxa"/>
+              <w:right w:w="110" w:type="dxa"/>
+            </w:tcMar>
+          </w:tcPr>
+          <w:p>
+            <w:pPr>
+              <w:spacing w:after="40"/>
+            </w:pPr>
+            <w:r>
+              <w:rPr>
+                <w:sz w:val="19"/>
+                <w:szCs w:val="19"/>
+              </w:rPr>
+              <w:t>Nothing yet.</w:t>
+            </w:r>
+          </w:p>
+        </w:tc>
+      </w:tr>
+      <w:tr>
+        <w:tblPrEx>
+          <w:tblCellMar>
+            <w:top w:w="0" w:type="dxa"/>
+            <w:bottom w:w="0" w:type="dxa"/>
+          </w:tblCellMar>
+        </w:tblPrEx>
+        <w:trPr>
+          <w:cantSplit/>
+        </w:trPr>
+        <w:tc>
+          <w:tcPr>
+            <w:tcW w:w="1882" w:type="dxa"/>
+            <w:shd w:val="clear" w:color="auto" w:fill="F8FAFB"/>
+            <w:tcMar>
+              <w:top w:w="70" w:type="dxa"/>
+              <w:left w:w="110" w:type="dxa"/>
+              <w:bottom w:w="70" w:type="dxa"/>
+              <w:right w:w="110" w:type="dxa"/>
+            </w:tcMar>
+          </w:tcPr>
+          <w:p>
+            <w:pPr>
+              <w:spacing w:after="40"/>
+            </w:pPr>
+            <w:r>
+              <w:rPr>
+                <w:sz w:val="19"/>
+                <w:szCs w:val="19"/>
+              </w:rPr>
+              <w:t>Change password</w:t>
+            </w:r>
+          </w:p>
+        </w:tc>
+        <w:tc>
+          <w:tcPr>
+            <w:tcW w:w="3012" w:type="dxa"/>
+            <w:shd w:val="clear" w:color="auto" w:fill="F8FAFB"/>
+            <w:tcMar>
+              <w:top w:w="70" w:type="dxa"/>
+              <w:left w:w="110" w:type="dxa"/>
+              <w:bottom w:w="70" w:type="dxa"/>
+              <w:right w:w="110" w:type="dxa"/>
+            </w:tcMar>
+          </w:tcPr>
+          <w:p>
+            <w:pPr>
+              <w:spacing w:after="40"/>
+            </w:pPr>
+            <w:r>
+              <w:rPr>
+                <w:sz w:val="19"/>
+                <w:szCs w:val="19"/>
+              </w:rPr>
+              <w:t>Saves the new password.</w:t>
+            </w:r>
+          </w:p>
+        </w:tc>
+        <w:tc>
+          <w:tcPr>
+            <w:tcW w:w="2447" w:type="dxa"/>
+            <w:shd w:val="clear" w:color="auto" w:fill="F8FAFB"/>
+            <w:tcMar>
+              <w:top w:w="70" w:type="dxa"/>
+              <w:left w:w="110" w:type="dxa"/>
+              <w:bottom w:w="70" w:type="dxa"/>
+              <w:right w:w="110" w:type="dxa"/>
+            </w:tcMar>
+          </w:tcPr>
+          <w:p>
+            <w:pPr>
+              <w:spacing w:after="40"/>
+            </w:pPr>
+            <w:r>
+              <w:rPr>
+                <w:sz w:val="19"/>
+                <w:szCs w:val="19"/>
+              </w:rPr>
+              <w:t>Your old password stops working straight away, and other people (including the PI) never see your new one.</w:t>
+            </w:r>
+          </w:p>
+        </w:tc>
+        <w:tc>
+          <w:tcPr>
+            <w:tcW w:w="2071" w:type="dxa"/>
+            <w:shd w:val="clear" w:color="auto" w:fill="F8FAFB"/>
+            <w:tcMar>
+              <w:top w:w="70" w:type="dxa"/>
+              <w:left w:w="110" w:type="dxa"/>
+              <w:bottom w:w="70" w:type="dxa"/>
+              <w:right w:w="110" w:type="dxa"/>
+            </w:tcMar>
+          </w:tcPr>
+          <w:p>
+            <w:pPr>
+              <w:spacing w:after="40"/>
+            </w:pPr>
+            <w:r>
+              <w:rPr>
+                <w:sz w:val="19"/>
+                <w:szCs w:val="19"/>
+              </w:rPr>
+              <w:t>A confirmation appears. Use the new password next time.</w:t>
+            </w:r>
+          </w:p>
+        </w:tc>
+      </w:tr>
+    </w:tbl>
+    <w:p>
+      <w:pPr>
+        <w:spacing w:after="120"/>
+      </w:pPr>
+    </w:p>
+    <w:p>
+      <w:pPr>
+        <w:pStyle w:val="Heading2"/>
+      </w:pPr>
+      <w:bookmarkStart w:id="21" w:name="_Toc240889036"/>
+      <w:r>
+        <w:t>8.4 KII / Document Dashboard</w:t>
+      </w:r>
+      <w:bookmarkEnd w:id="21"/>
+    </w:p>
+    <w:p>
+      <w:pPr>
+        <w:spacing w:after="120" w:line="288" w:lineRule="auto"/>
+      </w:pPr>
+      <w:r>
+        <w:rPr>
+          <w:b/>
+          <w:bCs/>
+        </w:rPr>
+        <w:t>Who can open it:</w:t>
+      </w:r>
+      <w:r>
+        <w:t xml:space="preserve"> PI / System Admin, Field / Digital Coordinator, Data Analyst, Supervisor, KII RA, Documentary RA.  </w:t>
+      </w:r>
+      <w:r>
+        <w:rPr>
+          <w:b/>
+          <w:bCs/>
+        </w:rPr>
+        <w:t>Where:</w:t>
+      </w:r>
+      <w:r>
+        <w:t xml:space="preserve"> </w:t>
+      </w:r>
+      <w:r>
+        <w:rPr>
+          <w:rFonts w:ascii="Consolas" w:eastAsia="Consolas" w:hAnsi="Consolas" w:cs="Consolas"/>
+          <w:color w:val="122238"/>
+          <w:sz w:val="19"/>
+          <w:szCs w:val="19"/>
+        </w:rPr>
+        <w:t>/admin/dashboard/kii-documents</w:t>
+      </w:r>
+    </w:p>
+    <w:p>
+      <w:pPr>
+        <w:spacing w:after="120" w:line="288" w:lineRule="auto"/>
+      </w:pPr>
+      <w:r>
+        <w:t>Progress of the two qualitative strands against their targets (about 60 KIIs, 50–75 documents).</w:t>
+      </w:r>
+    </w:p>
+    <w:tbl>
+      <w:tblPr>
+        <w:tblW w:w="9412" w:type="dxa"/>
+        <w:tblBorders>
+          <w:top w:val="single" w:sz="4" w:space="0" w:color="D5DAE0"/>
+          <w:left w:val="single" w:sz="4" w:space="0" w:color="D5DAE0"/>
+          <w:bottom w:val="single" w:sz="4" w:space="0" w:color="D5DAE0"/>
+          <w:right w:val="single" w:sz="4" w:space="0" w:color="D5DAE0"/>
+          <w:insideH w:val="single" w:sz="4" w:space="0" w:color="D5DAE0"/>
+          <w:insideV w:val="single" w:sz="4" w:space="0" w:color="D5DAE0"/>
+        </w:tblBorders>
+        <w:tblCellMar>
+          <w:left w:w="10" w:type="dxa"/>
+          <w:right w:w="10" w:type="dxa"/>
+        </w:tblCellMar>
+        <w:tblLook w:val="04A0" w:firstRow="1" w:lastRow="0" w:firstColumn="1" w:lastColumn="0" w:noHBand="0" w:noVBand="1"/>
+      </w:tblPr>
+      <w:tblGrid>
+        <w:gridCol w:w="1882"/>
+        <w:gridCol w:w="3012"/>
+        <w:gridCol w:w="2447"/>
+        <w:gridCol w:w="2071"/>
+      </w:tblGrid>
+      <w:tr>
+        <w:tblPrEx>
+          <w:tblCellMar>
+            <w:top w:w="0" w:type="dxa"/>
+            <w:bottom w:w="0" w:type="dxa"/>
+          </w:tblCellMar>
+        </w:tblPrEx>
+        <w:trPr>
+          <w:tblHeader/>
+        </w:trPr>
+        <w:tc>
+          <w:tcPr>
+            <w:tcW w:w="1882" w:type="dxa"/>
+            <w:shd w:val="clear" w:color="auto" w:fill="1B3350"/>
+            <w:tcMar>
+              <w:top w:w="70" w:type="dxa"/>
+              <w:left w:w="110" w:type="dxa"/>
+              <w:bottom w:w="70" w:type="dxa"/>
+              <w:right w:w="110" w:type="dxa"/>
+            </w:tcMar>
+          </w:tcPr>
+          <w:p>
+            <w:pPr>
+              <w:spacing w:after="40"/>
+            </w:pPr>
+            <w:r>
+              <w:rPr>
+                <w:b/>
+                <w:bCs/>
+                <w:color w:val="FFFFFF"/>
+                <w:sz w:val="19"/>
+                <w:szCs w:val="19"/>
+              </w:rPr>
+              <w:t>Control</w:t>
+            </w:r>
+          </w:p>
+        </w:tc>
+        <w:tc>
+          <w:tcPr>
+            <w:tcW w:w="3012" w:type="dxa"/>
+            <w:shd w:val="clear" w:color="auto" w:fill="1B3350"/>
+            <w:tcMar>
+              <w:top w:w="70" w:type="dxa"/>
+              <w:left w:w="110" w:type="dxa"/>
+              <w:bottom w:w="70" w:type="dxa"/>
+              <w:right w:w="110" w:type="dxa"/>
+            </w:tcMar>
+          </w:tcPr>
+          <w:p>
+            <w:pPr>
+              <w:spacing w:after="40"/>
+            </w:pPr>
+            <w:r>
+              <w:rPr>
+                <w:b/>
+                <w:bCs/>
+                <w:color w:val="FFFFFF"/>
+                <w:sz w:val="19"/>
+                <w:szCs w:val="19"/>
+              </w:rPr>
+              <w:t>What it does and when to use it</w:t>
+            </w:r>
+          </w:p>
+        </w:tc>
+        <w:tc>
+          <w:tcPr>
+            <w:tcW w:w="2447" w:type="dxa"/>
+            <w:shd w:val="clear" w:color="auto" w:fill="1B3350"/>
+            <w:tcMar>
+              <w:top w:w="70" w:type="dxa"/>
+              <w:left w:w="110" w:type="dxa"/>
+              <w:bottom w:w="70" w:type="dxa"/>
+              <w:right w:w="110" w:type="dxa"/>
+            </w:tcMar>
+          </w:tcPr>
+          <w:p>
+            <w:pPr>
+              <w:spacing w:after="40"/>
+            </w:pPr>
+            <w:r>
+              <w:rPr>
+                <w:b/>
+                <w:bCs/>
+                <w:color w:val="FFFFFF"/>
+                <w:sz w:val="19"/>
+                <w:szCs w:val="19"/>
+              </w:rPr>
+              <w:t>Why it exists</w:t>
+            </w:r>
+          </w:p>
+        </w:tc>
+        <w:tc>
+          <w:tcPr>
+            <w:tcW w:w="2071" w:type="dxa"/>
+            <w:shd w:val="clear" w:color="auto" w:fill="1B3350"/>
+            <w:tcMar>
+              <w:top w:w="70" w:type="dxa"/>
+              <w:left w:w="110" w:type="dxa"/>
+              <w:bottom w:w="70" w:type="dxa"/>
+              <w:right w:w="110" w:type="dxa"/>
+            </w:tcMar>
+          </w:tcPr>
+          <w:p>
+            <w:pPr>
+              <w:spacing w:after="40"/>
+            </w:pPr>
+            <w:r>
+              <w:rPr>
+                <w:b/>
+                <w:bCs/>
+                <w:color w:val="FFFFFF"/>
+                <w:sz w:val="19"/>
+                <w:szCs w:val="19"/>
+              </w:rPr>
+              <w:t>What happens next</w:t>
+            </w:r>
+          </w:p>
+        </w:tc>
+      </w:tr>
+      <w:tr>
+        <w:tblPrEx>
+          <w:tblCellMar>
+            <w:top w:w="0" w:type="dxa"/>
+            <w:bottom w:w="0" w:type="dxa"/>
+          </w:tblCellMar>
+        </w:tblPrEx>
+        <w:trPr>
+          <w:cantSplit/>
+        </w:trPr>
+        <w:tc>
+          <w:tcPr>
+            <w:tcW w:w="1882" w:type="dxa"/>
+            <w:tcMar>
+              <w:top w:w="70" w:type="dxa"/>
+              <w:left w:w="110" w:type="dxa"/>
+              <w:bottom w:w="70" w:type="dxa"/>
+              <w:right w:w="110" w:type="dxa"/>
+            </w:tcMar>
+          </w:tcPr>
+          <w:p>
+            <w:pPr>
+              <w:spacing w:after="40"/>
+            </w:pPr>
+            <w:r>
+              <w:rPr>
+                <w:sz w:val="19"/>
+                <w:szCs w:val="19"/>
+              </w:rPr>
+              <w:t>KII by status</w:t>
+            </w:r>
+          </w:p>
+        </w:tc>
+        <w:tc>
+          <w:tcPr>
+            <w:tcW w:w="3012" w:type="dxa"/>
+            <w:tcMar>
+              <w:top w:w="70" w:type="dxa"/>
+              <w:left w:w="110" w:type="dxa"/>
+              <w:bottom w:w="70" w:type="dxa"/>
+              <w:right w:w="110" w:type="dxa"/>
+            </w:tcMar>
+          </w:tcPr>
+          <w:p>
+            <w:pPr>
+              <w:spacing w:after="40"/>
+            </w:pPr>
+            <w:r>
+              <w:rPr>
+                <w:sz w:val="19"/>
+                <w:szCs w:val="19"/>
+              </w:rPr>
+              <w:t>Counts KII records at each stage (prospect, invited, scheduled, completed, declined, no-show).</w:t>
+            </w:r>
+          </w:p>
+        </w:tc>
+        <w:tc>
+          <w:tcPr>
+            <w:tcW w:w="2447" w:type="dxa"/>
+            <w:tcMar>
+              <w:top w:w="70" w:type="dxa"/>
+              <w:left w:w="110" w:type="dxa"/>
+              <w:bottom w:w="70" w:type="dxa"/>
+              <w:right w:w="110" w:type="dxa"/>
+            </w:tcMar>
+          </w:tcPr>
+          <w:p>
+            <w:pPr>
+              <w:spacing w:after="40"/>
+            </w:pPr>
+            <w:r>
+              <w:rPr>
+                <w:sz w:val="19"/>
+                <w:szCs w:val="19"/>
+              </w:rPr>
+              <w:t>Shows how far the interview target has come.</w:t>
+            </w:r>
+          </w:p>
+        </w:tc>
+        <w:tc>
+          <w:tcPr>
+            <w:tcW w:w="2071" w:type="dxa"/>
+            <w:tcMar>
+              <w:top w:w="70" w:type="dxa"/>
+              <w:left w:w="110" w:type="dxa"/>
+              <w:bottom w:w="70" w:type="dxa"/>
+              <w:right w:w="110" w:type="dxa"/>
+            </w:tcMar>
+          </w:tcPr>
+          <w:p>
+            <w:pPr>
+              <w:spacing w:after="40"/>
+            </w:pPr>
+            <w:r>
+              <w:rPr>
+                <w:sz w:val="19"/>
+                <w:szCs w:val="19"/>
+              </w:rPr>
+              <w:t>Read only.</w:t>
+            </w:r>
+          </w:p>
+        </w:tc>
+      </w:tr>
+      <w:tr>
+        <w:tblPrEx>
+          <w:tblCellMar>
+            <w:top w:w="0" w:type="dxa"/>
+            <w:bottom w:w="0" w:type="dxa"/>
+          </w:tblCellMar>
+        </w:tblPrEx>
+        <w:trPr>
+          <w:cantSplit/>
+        </w:trPr>
+        <w:tc>
+          <w:tcPr>
+            <w:tcW w:w="1882" w:type="dxa"/>
+            <w:shd w:val="clear" w:color="auto" w:fill="F8FAFB"/>
+            <w:tcMar>
+              <w:top w:w="70" w:type="dxa"/>
+              <w:left w:w="110" w:type="dxa"/>
+              <w:bottom w:w="70" w:type="dxa"/>
+              <w:right w:w="110" w:type="dxa"/>
+            </w:tcMar>
+          </w:tcPr>
+          <w:p>
+            <w:pPr>
+              <w:spacing w:after="40"/>
+            </w:pPr>
+            <w:r>
+              <w:rPr>
+                <w:sz w:val="19"/>
+                <w:szCs w:val="19"/>
+              </w:rPr>
+              <w:t>Documents by type / by QA status</w:t>
+            </w:r>
+          </w:p>
+        </w:tc>
+        <w:tc>
+          <w:tcPr>
+            <w:tcW w:w="3012" w:type="dxa"/>
+            <w:shd w:val="clear" w:color="auto" w:fill="F8FAFB"/>
+            <w:tcMar>
+              <w:top w:w="70" w:type="dxa"/>
+              <w:left w:w="110" w:type="dxa"/>
+              <w:bottom w:w="70" w:type="dxa"/>
+              <w:right w:w="110" w:type="dxa"/>
+            </w:tcMar>
+          </w:tcPr>
+          <w:p>
+            <w:pPr>
+              <w:spacing w:after="40"/>
+            </w:pPr>
+            <w:r>
+              <w:rPr>
+                <w:sz w:val="19"/>
+                <w:szCs w:val="19"/>
+              </w:rPr>
+              <w:t>Counts documents by type (official, secondary, platform) and by decision (pending, included, excluded).</w:t>
+            </w:r>
+          </w:p>
+        </w:tc>
+        <w:tc>
+          <w:tcPr>
+            <w:tcW w:w="2447" w:type="dxa"/>
+            <w:shd w:val="clear" w:color="auto" w:fill="F8FAFB"/>
+            <w:tcMar>
+              <w:top w:w="70" w:type="dxa"/>
+              <w:left w:w="110" w:type="dxa"/>
+              <w:bottom w:w="70" w:type="dxa"/>
+              <w:right w:w="110" w:type="dxa"/>
+            </w:tcMar>
+          </w:tcPr>
+          <w:p>
+            <w:pPr>
+              <w:spacing w:after="40"/>
+            </w:pPr>
+            <w:r>
+              <w:rPr>
+                <w:sz w:val="19"/>
+                <w:szCs w:val="19"/>
+              </w:rPr>
+              <w:t>Only included documents count towards the corpus target.</w:t>
+            </w:r>
+          </w:p>
+        </w:tc>
+        <w:tc>
+          <w:tcPr>
+            <w:tcW w:w="2071" w:type="dxa"/>
+            <w:shd w:val="clear" w:color="auto" w:fill="F8FAFB"/>
+            <w:tcMar>
+              <w:top w:w="70" w:type="dxa"/>
+              <w:left w:w="110" w:type="dxa"/>
+              <w:bottom w:w="70" w:type="dxa"/>
+              <w:right w:w="110" w:type="dxa"/>
+            </w:tcMar>
+          </w:tcPr>
+          <w:p>
+            <w:pPr>
+              <w:spacing w:after="40"/>
+            </w:pPr>
+            <w:r>
+              <w:rPr>
+                <w:sz w:val="19"/>
+                <w:szCs w:val="19"/>
+              </w:rPr>
+              <w:t>Read only.</w:t>
+            </w:r>
+          </w:p>
+        </w:tc>
+      </w:tr>
+    </w:tbl>
+    <w:p>
+      <w:pPr>
+        <w:spacing w:after="120"/>
+      </w:pPr>
+    </w:p>
+    <w:p>
+      <w:pPr>
+        <w:pStyle w:val="Heading2"/>
+      </w:pPr>
+      <w:bookmarkStart w:id="22" w:name="_Toc240889037"/>
+      <w:r>
+        <w:lastRenderedPageBreak/>
+        <w:t>8.5 KII Register</w:t>
+      </w:r>
+      <w:bookmarkEnd w:id="22"/>
+    </w:p>
+    <w:p>
+      <w:pPr>
+        <w:spacing w:after="120" w:line="288" w:lineRule="auto"/>
+      </w:pPr>
+      <w:r>
+        <w:rPr>
+          <w:b/>
+          <w:bCs/>
+        </w:rPr>
+        <w:t>Who can open it:</w:t>
+      </w:r>
+      <w:r>
+        <w:t xml:space="preserve"> PI / System Admin, Field / Digital Coordinator, KII RA, Supervisor.  </w:t>
+      </w:r>
+      <w:r>
+        <w:rPr>
+          <w:b/>
+          <w:bCs/>
+        </w:rPr>
+        <w:t>Where:</w:t>
+      </w:r>
+      <w:r>
+        <w:t xml:space="preserve"> </w:t>
+      </w:r>
+      <w:r>
+        <w:rPr>
+          <w:rFonts w:ascii="Consolas" w:eastAsia="Consolas" w:hAnsi="Consolas" w:cs="Consolas"/>
+          <w:color w:val="122238"/>
+          <w:sz w:val="19"/>
+          <w:szCs w:val="19"/>
+        </w:rPr>
+        <w:t>/admin/kii</w:t>
+      </w:r>
+    </w:p>
+    <w:p>
+      <w:pPr>
+        <w:spacing w:after="120" w:line="288" w:lineRule="auto"/>
+      </w:pPr>
+      <w:r>
+        <w:t>All Key Informant Interview records. Each record identifies a real person, so nothing here leaves the study team.</w:t>
+      </w:r>
+    </w:p>
+    <w:tbl>
+      <w:tblPr>
+        <w:tblW w:w="9412" w:type="dxa"/>
+        <w:tblBorders>
+          <w:top w:val="single" w:sz="4" w:space="0" w:color="D5DAE0"/>
+          <w:left w:val="single" w:sz="4" w:space="0" w:color="D5DAE0"/>
+          <w:bottom w:val="single" w:sz="4" w:space="0" w:color="D5DAE0"/>
+          <w:right w:val="single" w:sz="4" w:space="0" w:color="D5DAE0"/>
+          <w:insideH w:val="single" w:sz="4" w:space="0" w:color="D5DAE0"/>
+          <w:insideV w:val="single" w:sz="4" w:space="0" w:color="D5DAE0"/>
+        </w:tblBorders>
+        <w:tblCellMar>
+          <w:left w:w="10" w:type="dxa"/>
+          <w:right w:w="10" w:type="dxa"/>
+        </w:tblCellMar>
+        <w:tblLook w:val="04A0" w:firstRow="1" w:lastRow="0" w:firstColumn="1" w:lastColumn="0" w:noHBand="0" w:noVBand="1"/>
+      </w:tblPr>
+      <w:tblGrid>
+        <w:gridCol w:w="1882"/>
+        <w:gridCol w:w="3012"/>
+        <w:gridCol w:w="2447"/>
+        <w:gridCol w:w="2071"/>
+      </w:tblGrid>
+      <w:tr>
+        <w:tblPrEx>
+          <w:tblCellMar>
+            <w:top w:w="0" w:type="dxa"/>
+            <w:bottom w:w="0" w:type="dxa"/>
+          </w:tblCellMar>
+        </w:tblPrEx>
+        <w:trPr>
+          <w:tblHeader/>
+        </w:trPr>
+        <w:tc>
+          <w:tcPr>
+            <w:tcW w:w="1882" w:type="dxa"/>
+            <w:shd w:val="clear" w:color="auto" w:fill="1B3350"/>
+            <w:tcMar>
+              <w:top w:w="70" w:type="dxa"/>
+              <w:left w:w="110" w:type="dxa"/>
+              <w:bottom w:w="70" w:type="dxa"/>
+              <w:right w:w="110" w:type="dxa"/>
+            </w:tcMar>
+          </w:tcPr>
+          <w:p>
+            <w:pPr>
+              <w:spacing w:after="40"/>
+            </w:pPr>
+            <w:r>
+              <w:rPr>
+                <w:b/>
+                <w:bCs/>
+                <w:color w:val="FFFFFF"/>
+                <w:sz w:val="19"/>
+                <w:szCs w:val="19"/>
+              </w:rPr>
+              <w:t>Control</w:t>
+            </w:r>
+          </w:p>
+        </w:tc>
+        <w:tc>
+          <w:tcPr>
+            <w:tcW w:w="3012" w:type="dxa"/>
+            <w:shd w:val="clear" w:color="auto" w:fill="1B3350"/>
+            <w:tcMar>
+              <w:top w:w="70" w:type="dxa"/>
+              <w:left w:w="110" w:type="dxa"/>
+              <w:bottom w:w="70" w:type="dxa"/>
+              <w:right w:w="110" w:type="dxa"/>
+            </w:tcMar>
+          </w:tcPr>
+          <w:p>
+            <w:pPr>
+              <w:spacing w:after="40"/>
+            </w:pPr>
+            <w:r>
+              <w:rPr>
+                <w:b/>
+                <w:bCs/>
+                <w:color w:val="FFFFFF"/>
+                <w:sz w:val="19"/>
+                <w:szCs w:val="19"/>
+              </w:rPr>
+              <w:t>What it does and when to use it</w:t>
+            </w:r>
+          </w:p>
+        </w:tc>
+        <w:tc>
+          <w:tcPr>
+            <w:tcW w:w="2447" w:type="dxa"/>
+            <w:shd w:val="clear" w:color="auto" w:fill="1B3350"/>
+            <w:tcMar>
+              <w:top w:w="70" w:type="dxa"/>
+              <w:left w:w="110" w:type="dxa"/>
+              <w:bottom w:w="70" w:type="dxa"/>
+              <w:right w:w="110" w:type="dxa"/>
+            </w:tcMar>
+          </w:tcPr>
+          <w:p>
+            <w:pPr>
+              <w:spacing w:after="40"/>
+            </w:pPr>
+            <w:r>
+              <w:rPr>
+                <w:b/>
+                <w:bCs/>
+                <w:color w:val="FFFFFF"/>
+                <w:sz w:val="19"/>
+                <w:szCs w:val="19"/>
+              </w:rPr>
+              <w:t>Why it exists</w:t>
+            </w:r>
+          </w:p>
+        </w:tc>
+        <w:tc>
+          <w:tcPr>
+            <w:tcW w:w="2071" w:type="dxa"/>
+            <w:shd w:val="clear" w:color="auto" w:fill="1B3350"/>
+            <w:tcMar>
+              <w:top w:w="70" w:type="dxa"/>
+              <w:left w:w="110" w:type="dxa"/>
+              <w:bottom w:w="70" w:type="dxa"/>
+              <w:right w:w="110" w:type="dxa"/>
+            </w:tcMar>
+          </w:tcPr>
+          <w:p>
+            <w:pPr>
+              <w:spacing w:after="40"/>
+            </w:pPr>
+            <w:r>
+              <w:rPr>
+                <w:b/>
+                <w:bCs/>
+                <w:color w:val="FFFFFF"/>
+                <w:sz w:val="19"/>
+                <w:szCs w:val="19"/>
+              </w:rPr>
+              <w:t>What happens next</w:t>
+            </w:r>
+          </w:p>
+        </w:tc>
+      </w:tr>
+      <w:tr>
+        <w:tblPrEx>
+          <w:tblCellMar>
+            <w:top w:w="0" w:type="dxa"/>
+            <w:bottom w:w="0" w:type="dxa"/>
+          </w:tblCellMar>
+        </w:tblPrEx>
+        <w:trPr>
+          <w:cantSplit/>
+        </w:trPr>
+        <w:tc>
+          <w:tcPr>
+            <w:tcW w:w="1882" w:type="dxa"/>
+            <w:tcMar>
+              <w:top w:w="70" w:type="dxa"/>
+              <w:left w:w="110" w:type="dxa"/>
+              <w:bottom w:w="70" w:type="dxa"/>
+              <w:right w:w="110" w:type="dxa"/>
+            </w:tcMar>
+          </w:tcPr>
+          <w:p>
+            <w:pPr>
+              <w:spacing w:after="40"/>
+            </w:pPr>
+            <w:r>
+              <w:rPr>
+                <w:sz w:val="19"/>
+                <w:szCs w:val="19"/>
+              </w:rPr>
+              <w:t>New KII record</w:t>
+            </w:r>
+          </w:p>
+        </w:tc>
+        <w:tc>
+          <w:tcPr>
+            <w:tcW w:w="3012" w:type="dxa"/>
+            <w:tcMar>
+              <w:top w:w="70" w:type="dxa"/>
+              <w:left w:w="110" w:type="dxa"/>
+              <w:bottom w:w="70" w:type="dxa"/>
+              <w:right w:w="110" w:type="dxa"/>
+            </w:tcMar>
+          </w:tcPr>
+          <w:p>
+            <w:pPr>
+              <w:spacing w:after="40"/>
+            </w:pPr>
+            <w:r>
+              <w:rPr>
+                <w:sz w:val="19"/>
+                <w:szCs w:val="19"/>
+              </w:rPr>
+              <w:t>Opens the form to create a KII record.</w:t>
+            </w:r>
+          </w:p>
+        </w:tc>
+        <w:tc>
+          <w:tcPr>
+            <w:tcW w:w="2447" w:type="dxa"/>
+            <w:tcMar>
+              <w:top w:w="70" w:type="dxa"/>
+              <w:left w:w="110" w:type="dxa"/>
+              <w:bottom w:w="70" w:type="dxa"/>
+              <w:right w:w="110" w:type="dxa"/>
+            </w:tcMar>
+          </w:tcPr>
+          <w:p>
+            <w:pPr>
+              <w:spacing w:after="40"/>
+            </w:pPr>
+            <w:r>
+              <w:rPr>
+                <w:sz w:val="19"/>
+                <w:szCs w:val="19"/>
+              </w:rPr>
+              <w:t>Each interview gets its own record and KII ID from the start of contact.</w:t>
+            </w:r>
+          </w:p>
+        </w:tc>
+        <w:tc>
+          <w:tcPr>
+            <w:tcW w:w="2071" w:type="dxa"/>
+            <w:tcMar>
+              <w:top w:w="70" w:type="dxa"/>
+              <w:left w:w="110" w:type="dxa"/>
+              <w:bottom w:w="70" w:type="dxa"/>
+              <w:right w:w="110" w:type="dxa"/>
+            </w:tcMar>
+          </w:tcPr>
+          <w:p>
+            <w:pPr>
+              <w:spacing w:after="40"/>
+            </w:pPr>
+            <w:r>
+              <w:rPr>
+                <w:sz w:val="19"/>
+                <w:szCs w:val="19"/>
+              </w:rPr>
+              <w:t>The New KII Record screen opens.</w:t>
+            </w:r>
+          </w:p>
+        </w:tc>
+      </w:tr>
+      <w:tr>
+        <w:tblPrEx>
+          <w:tblCellMar>
+            <w:top w:w="0" w:type="dxa"/>
+            <w:bottom w:w="0" w:type="dxa"/>
+          </w:tblCellMar>
+        </w:tblPrEx>
+        <w:trPr>
+          <w:cantSplit/>
+        </w:trPr>
+        <w:tc>
+          <w:tcPr>
+            <w:tcW w:w="1882" w:type="dxa"/>
+            <w:shd w:val="clear" w:color="auto" w:fill="F8FAFB"/>
+            <w:tcMar>
+              <w:top w:w="70" w:type="dxa"/>
+              <w:left w:w="110" w:type="dxa"/>
+              <w:bottom w:w="70" w:type="dxa"/>
+              <w:right w:w="110" w:type="dxa"/>
+            </w:tcMar>
+          </w:tcPr>
+          <w:p>
+            <w:pPr>
+              <w:spacing w:after="40"/>
+            </w:pPr>
+            <w:r>
+              <w:rPr>
+                <w:sz w:val="19"/>
+                <w:szCs w:val="19"/>
+              </w:rPr>
+              <w:t>Search KII ID, name or role</w:t>
+            </w:r>
+          </w:p>
+        </w:tc>
+        <w:tc>
+          <w:tcPr>
+            <w:tcW w:w="3012" w:type="dxa"/>
+            <w:shd w:val="clear" w:color="auto" w:fill="F8FAFB"/>
+            <w:tcMar>
+              <w:top w:w="70" w:type="dxa"/>
+              <w:left w:w="110" w:type="dxa"/>
+              <w:bottom w:w="70" w:type="dxa"/>
+              <w:right w:w="110" w:type="dxa"/>
+            </w:tcMar>
+          </w:tcPr>
+          <w:p>
+            <w:pPr>
+              <w:spacing w:after="40"/>
+            </w:pPr>
+            <w:r>
+              <w:rPr>
+                <w:sz w:val="19"/>
+                <w:szCs w:val="19"/>
+              </w:rPr>
+              <w:t>Filters the list as you type.</w:t>
+            </w:r>
+          </w:p>
+        </w:tc>
+        <w:tc>
+          <w:tcPr>
+            <w:tcW w:w="2447" w:type="dxa"/>
+            <w:shd w:val="clear" w:color="auto" w:fill="F8FAFB"/>
+            <w:tcMar>
+              <w:top w:w="70" w:type="dxa"/>
+              <w:left w:w="110" w:type="dxa"/>
+              <w:bottom w:w="70" w:type="dxa"/>
+              <w:right w:w="110" w:type="dxa"/>
+            </w:tcMar>
+          </w:tcPr>
+          <w:p>
+            <w:pPr>
+              <w:spacing w:after="40"/>
+            </w:pPr>
+            <w:r>
+              <w:rPr>
+                <w:sz w:val="19"/>
+                <w:szCs w:val="19"/>
+              </w:rPr>
+              <w:t>Finding one participant among dozens.</w:t>
+            </w:r>
+          </w:p>
+        </w:tc>
+        <w:tc>
+          <w:tcPr>
+            <w:tcW w:w="2071" w:type="dxa"/>
+            <w:shd w:val="clear" w:color="auto" w:fill="F8FAFB"/>
+            <w:tcMar>
+              <w:top w:w="70" w:type="dxa"/>
+              <w:left w:w="110" w:type="dxa"/>
+              <w:bottom w:w="70" w:type="dxa"/>
+              <w:right w:w="110" w:type="dxa"/>
+            </w:tcMar>
+          </w:tcPr>
+          <w:p>
+            <w:pPr>
+              <w:spacing w:after="40"/>
+            </w:pPr>
+            <w:r>
+              <w:rPr>
+                <w:sz w:val="19"/>
+                <w:szCs w:val="19"/>
+              </w:rPr>
+              <w:t>Only matching records are listed.</w:t>
+            </w:r>
+          </w:p>
+        </w:tc>
+      </w:tr>
+      <w:tr>
+        <w:tblPrEx>
+          <w:tblCellMar>
+            <w:top w:w="0" w:type="dxa"/>
+            <w:bottom w:w="0" w:type="dxa"/>
+          </w:tblCellMar>
+        </w:tblPrEx>
+        <w:trPr>
+          <w:cantSplit/>
+        </w:trPr>
+        <w:tc>
+          <w:tcPr>
+            <w:tcW w:w="1882" w:type="dxa"/>
+            <w:tcMar>
+              <w:top w:w="70" w:type="dxa"/>
+              <w:left w:w="110" w:type="dxa"/>
+              <w:bottom w:w="70" w:type="dxa"/>
+              <w:right w:w="110" w:type="dxa"/>
+            </w:tcMar>
+          </w:tcPr>
+          <w:p>
+            <w:pPr>
+              <w:spacing w:after="40"/>
+            </w:pPr>
+            <w:r>
+              <w:rPr>
+                <w:sz w:val="19"/>
+                <w:szCs w:val="19"/>
+              </w:rPr>
+              <w:t>Manage</w:t>
+            </w:r>
+          </w:p>
+        </w:tc>
+        <w:tc>
+          <w:tcPr>
+            <w:tcW w:w="3012" w:type="dxa"/>
+            <w:tcMar>
+              <w:top w:w="70" w:type="dxa"/>
+              <w:left w:w="110" w:type="dxa"/>
+              <w:bottom w:w="70" w:type="dxa"/>
+              <w:right w:w="110" w:type="dxa"/>
+            </w:tcMar>
+          </w:tcPr>
+          <w:p>
+            <w:pPr>
+              <w:spacing w:after="40"/>
+            </w:pPr>
+            <w:r>
+              <w:rPr>
+                <w:sz w:val="19"/>
+                <w:szCs w:val="19"/>
+              </w:rPr>
+              <w:t>Opens the KII record.</w:t>
+            </w:r>
+          </w:p>
+        </w:tc>
+        <w:tc>
+          <w:tcPr>
+            <w:tcW w:w="2447" w:type="dxa"/>
+            <w:tcMar>
+              <w:top w:w="70" w:type="dxa"/>
+              <w:left w:w="110" w:type="dxa"/>
+              <w:bottom w:w="70" w:type="dxa"/>
+              <w:right w:w="110" w:type="dxa"/>
+            </w:tcMar>
+          </w:tcPr>
+          <w:p>
+            <w:pPr>
+              <w:spacing w:after="40"/>
+            </w:pPr>
+            <w:r>
+              <w:rPr>
+                <w:sz w:val="19"/>
+                <w:szCs w:val="19"/>
+              </w:rPr>
+              <w:t>All work on an interview happens on its own record.</w:t>
+            </w:r>
+          </w:p>
+        </w:tc>
+        <w:tc>
+          <w:tcPr>
+            <w:tcW w:w="2071" w:type="dxa"/>
+            <w:tcMar>
+              <w:top w:w="70" w:type="dxa"/>
+              <w:left w:w="110" w:type="dxa"/>
+              <w:bottom w:w="70" w:type="dxa"/>
+              <w:right w:w="110" w:type="dxa"/>
+            </w:tcMar>
+          </w:tcPr>
+          <w:p>
+            <w:pPr>
+              <w:spacing w:after="40"/>
+            </w:pPr>
+            <w:r>
+              <w:rPr>
+                <w:sz w:val="19"/>
+                <w:szCs w:val="19"/>
+              </w:rPr>
+              <w:t>The KII record opens.</w:t>
+            </w:r>
+          </w:p>
+        </w:tc>
+      </w:tr>
+      <w:tr>
+        <w:tblPrEx>
+          <w:tblCellMar>
+            <w:top w:w="0" w:type="dxa"/>
+            <w:bottom w:w="0" w:type="dxa"/>
+          </w:tblCellMar>
+        </w:tblPrEx>
+        <w:trPr>
+          <w:cantSplit/>
+        </w:trPr>
+        <w:tc>
+          <w:tcPr>
+            <w:tcW w:w="1882" w:type="dxa"/>
+            <w:shd w:val="clear" w:color="auto" w:fill="F8FAFB"/>
+            <w:tcMar>
+              <w:top w:w="70" w:type="dxa"/>
+              <w:left w:w="110" w:type="dxa"/>
+              <w:bottom w:w="70" w:type="dxa"/>
+              <w:right w:w="110" w:type="dxa"/>
+            </w:tcMar>
+          </w:tcPr>
+          <w:p>
+            <w:pPr>
+              <w:spacing w:after="40"/>
+            </w:pPr>
+            <w:r>
+              <w:rPr>
+                <w:sz w:val="19"/>
+                <w:szCs w:val="19"/>
+              </w:rPr>
+              <w:t>Show / page numbers</w:t>
+            </w:r>
+          </w:p>
+        </w:tc>
+        <w:tc>
+          <w:tcPr>
+            <w:tcW w:w="3012" w:type="dxa"/>
+            <w:shd w:val="clear" w:color="auto" w:fill="F8FAFB"/>
+            <w:tcMar>
+              <w:top w:w="70" w:type="dxa"/>
+              <w:left w:w="110" w:type="dxa"/>
+              <w:bottom w:w="70" w:type="dxa"/>
+              <w:right w:w="110" w:type="dxa"/>
+            </w:tcMar>
+          </w:tcPr>
+          <w:p>
+            <w:pPr>
+              <w:spacing w:after="40"/>
+            </w:pPr>
+            <w:r>
+              <w:rPr>
+                <w:sz w:val="19"/>
+                <w:szCs w:val="19"/>
+              </w:rPr>
+              <w:t>Choose rows per page and move between pages.</w:t>
+            </w:r>
+          </w:p>
+        </w:tc>
+        <w:tc>
+          <w:tcPr>
+            <w:tcW w:w="2447" w:type="dxa"/>
+            <w:shd w:val="clear" w:color="auto" w:fill="F8FAFB"/>
+            <w:tcMar>
+              <w:top w:w="70" w:type="dxa"/>
+              <w:left w:w="110" w:type="dxa"/>
+              <w:bottom w:w="70" w:type="dxa"/>
+              <w:right w:w="110" w:type="dxa"/>
+            </w:tcMar>
+          </w:tcPr>
+          <w:p>
+            <w:pPr>
+              <w:spacing w:after="40"/>
+            </w:pPr>
+            <w:r>
+              <w:rPr>
+                <w:sz w:val="19"/>
+                <w:szCs w:val="19"/>
+              </w:rPr>
+              <w:t>As on every register.</w:t>
+            </w:r>
+          </w:p>
+        </w:tc>
+        <w:tc>
+          <w:tcPr>
+            <w:tcW w:w="2071" w:type="dxa"/>
+            <w:shd w:val="clear" w:color="auto" w:fill="F8FAFB"/>
+            <w:tcMar>
+              <w:top w:w="70" w:type="dxa"/>
+              <w:left w:w="110" w:type="dxa"/>
+              <w:bottom w:w="70" w:type="dxa"/>
+              <w:right w:w="110" w:type="dxa"/>
+            </w:tcMar>
+          </w:tcPr>
+          <w:p>
+            <w:pPr>
+              <w:spacing w:after="40"/>
+            </w:pPr>
+            <w:r>
+              <w:rPr>
+                <w:sz w:val="19"/>
+                <w:szCs w:val="19"/>
+              </w:rPr>
+              <w:t>The list redraws.</w:t>
+            </w:r>
+          </w:p>
+        </w:tc>
+      </w:tr>
+    </w:tbl>
+    <w:p>
+      <w:pPr>
+        <w:spacing w:after="120"/>
+      </w:pPr>
+    </w:p>
+    <w:p>
+      <w:pPr>
+        <w:pStyle w:val="Heading2"/>
+      </w:pPr>
+      <w:bookmarkStart w:id="23" w:name="_Toc240889038"/>
+      <w:r>
+        <w:t>8.6 New KII Record</w:t>
+      </w:r>
+      <w:bookmarkEnd w:id="23"/>
+    </w:p>
+    <w:p>
+      <w:pPr>
+        <w:spacing w:after="120" w:line="288" w:lineRule="auto"/>
+      </w:pPr>
+      <w:r>
+        <w:rPr>
+          <w:b/>
+          <w:bCs/>
+        </w:rPr>
+        <w:t>Who can open it:</w:t>
+      </w:r>
+      <w:r>
+        <w:t xml:space="preserve"> PI / System Admin, Field / Digital Coordinator, KII RA.  </w:t>
+      </w:r>
+      <w:r>
+        <w:rPr>
+          <w:b/>
+          <w:bCs/>
+        </w:rPr>
+        <w:t>Where:</w:t>
+      </w:r>
+      <w:r>
+        <w:t xml:space="preserve"> </w:t>
+      </w:r>
+      <w:r>
+        <w:rPr>
+          <w:rFonts w:ascii="Consolas" w:eastAsia="Consolas" w:hAnsi="Consolas" w:cs="Consolas"/>
+          <w:color w:val="122238"/>
+          <w:sz w:val="19"/>
+          <w:szCs w:val="19"/>
+        </w:rPr>
+        <w:t>/admin/kii/new</w:t>
+      </w:r>
+    </w:p>
+    <w:p>
+      <w:pPr>
+        <w:spacing w:after="120" w:line="288" w:lineRule="auto"/>
+      </w:pPr>
+      <w:r>
+        <w:t>Starts the record for one interview.</w:t>
+      </w:r>
+    </w:p>
+    <w:tbl>
+      <w:tblPr>
+        <w:tblW w:w="9412" w:type="dxa"/>
+        <w:tblBorders>
+          <w:top w:val="single" w:sz="4" w:space="0" w:color="D5DAE0"/>
+          <w:left w:val="single" w:sz="4" w:space="0" w:color="D5DAE0"/>
+          <w:bottom w:val="single" w:sz="4" w:space="0" w:color="D5DAE0"/>
+          <w:right w:val="single" w:sz="4" w:space="0" w:color="D5DAE0"/>
+          <w:insideH w:val="single" w:sz="4" w:space="0" w:color="D5DAE0"/>
+          <w:insideV w:val="single" w:sz="4" w:space="0" w:color="D5DAE0"/>
+        </w:tblBorders>
+        <w:tblCellMar>
+          <w:left w:w="10" w:type="dxa"/>
+          <w:right w:w="10" w:type="dxa"/>
+        </w:tblCellMar>
+        <w:tblLook w:val="04A0" w:firstRow="1" w:lastRow="0" w:firstColumn="1" w:lastColumn="0" w:noHBand="0" w:noVBand="1"/>
+      </w:tblPr>
+      <w:tblGrid>
+        <w:gridCol w:w="1882"/>
+        <w:gridCol w:w="3012"/>
+        <w:gridCol w:w="2447"/>
+        <w:gridCol w:w="2071"/>
+      </w:tblGrid>
+      <w:tr>
+        <w:tblPrEx>
+          <w:tblCellMar>
+            <w:top w:w="0" w:type="dxa"/>
+            <w:bottom w:w="0" w:type="dxa"/>
+          </w:tblCellMar>
+        </w:tblPrEx>
+        <w:trPr>
+          <w:tblHeader/>
+        </w:trPr>
+        <w:tc>
+          <w:tcPr>
+            <w:tcW w:w="1882" w:type="dxa"/>
+            <w:shd w:val="clear" w:color="auto" w:fill="1B3350"/>
+            <w:tcMar>
+              <w:top w:w="70" w:type="dxa"/>
+              <w:left w:w="110" w:type="dxa"/>
+              <w:bottom w:w="70" w:type="dxa"/>
+              <w:right w:w="110" w:type="dxa"/>
+            </w:tcMar>
+          </w:tcPr>
+          <w:p>
+            <w:pPr>
+              <w:spacing w:after="40"/>
+            </w:pPr>
+            <w:r>
+              <w:rPr>
+                <w:b/>
+                <w:bCs/>
+                <w:color w:val="FFFFFF"/>
+                <w:sz w:val="19"/>
+                <w:szCs w:val="19"/>
+              </w:rPr>
+              <w:t>Control</w:t>
+            </w:r>
+          </w:p>
+        </w:tc>
+        <w:tc>
+          <w:tcPr>
+            <w:tcW w:w="3012" w:type="dxa"/>
+            <w:shd w:val="clear" w:color="auto" w:fill="1B3350"/>
+            <w:tcMar>
+              <w:top w:w="70" w:type="dxa"/>
+              <w:left w:w="110" w:type="dxa"/>
+              <w:bottom w:w="70" w:type="dxa"/>
+              <w:right w:w="110" w:type="dxa"/>
+            </w:tcMar>
+          </w:tcPr>
+          <w:p>
+            <w:pPr>
+              <w:spacing w:after="40"/>
+            </w:pPr>
+            <w:r>
+              <w:rPr>
+                <w:b/>
+                <w:bCs/>
+                <w:color w:val="FFFFFF"/>
+                <w:sz w:val="19"/>
+                <w:szCs w:val="19"/>
+              </w:rPr>
+              <w:t>What it does and when to use it</w:t>
+            </w:r>
+          </w:p>
+        </w:tc>
+        <w:tc>
+          <w:tcPr>
+            <w:tcW w:w="2447" w:type="dxa"/>
+            <w:shd w:val="clear" w:color="auto" w:fill="1B3350"/>
+            <w:tcMar>
+              <w:top w:w="70" w:type="dxa"/>
+              <w:left w:w="110" w:type="dxa"/>
+              <w:bottom w:w="70" w:type="dxa"/>
+              <w:right w:w="110" w:type="dxa"/>
+            </w:tcMar>
+          </w:tcPr>
+          <w:p>
+            <w:pPr>
+              <w:spacing w:after="40"/>
+            </w:pPr>
+            <w:r>
+              <w:rPr>
+                <w:b/>
+                <w:bCs/>
+                <w:color w:val="FFFFFF"/>
+                <w:sz w:val="19"/>
+                <w:szCs w:val="19"/>
+              </w:rPr>
+              <w:t>Why it exists</w:t>
+            </w:r>
+          </w:p>
+        </w:tc>
+        <w:tc>
+          <w:tcPr>
+            <w:tcW w:w="2071" w:type="dxa"/>
+            <w:shd w:val="clear" w:color="auto" w:fill="1B3350"/>
+            <w:tcMar>
+              <w:top w:w="70" w:type="dxa"/>
+              <w:left w:w="110" w:type="dxa"/>
+              <w:bottom w:w="70" w:type="dxa"/>
+              <w:right w:w="110" w:type="dxa"/>
+            </w:tcMar>
+          </w:tcPr>
+          <w:p>
+            <w:pPr>
+              <w:spacing w:after="40"/>
+            </w:pPr>
+            <w:r>
+              <w:rPr>
+                <w:b/>
+                <w:bCs/>
+                <w:color w:val="FFFFFF"/>
+                <w:sz w:val="19"/>
+                <w:szCs w:val="19"/>
+              </w:rPr>
+              <w:t>What happens next</w:t>
+            </w:r>
+          </w:p>
+        </w:tc>
+      </w:tr>
+      <w:tr>
+        <w:tblPrEx>
+          <w:tblCellMar>
+            <w:top w:w="0" w:type="dxa"/>
+            <w:bottom w:w="0" w:type="dxa"/>
+          </w:tblCellMar>
+        </w:tblPrEx>
+        <w:trPr>
+          <w:cantSplit/>
+        </w:trPr>
+        <w:tc>
+          <w:tcPr>
+            <w:tcW w:w="1882" w:type="dxa"/>
+            <w:tcMar>
+              <w:top w:w="70" w:type="dxa"/>
+              <w:left w:w="110" w:type="dxa"/>
+              <w:bottom w:w="70" w:type="dxa"/>
+              <w:right w:w="110" w:type="dxa"/>
+            </w:tcMar>
+          </w:tcPr>
+          <w:p>
+            <w:pPr>
+              <w:spacing w:after="40"/>
+            </w:pPr>
+            <w:r>
+              <w:rPr>
+                <w:sz w:val="19"/>
+                <w:szCs w:val="19"/>
+              </w:rPr>
+              <w:t>Stakeholder category, Participant name, Participant role, Preferred mode</w:t>
+            </w:r>
+          </w:p>
+        </w:tc>
+        <w:tc>
+          <w:tcPr>
+            <w:tcW w:w="3012" w:type="dxa"/>
+            <w:tcMar>
+              <w:top w:w="70" w:type="dxa"/>
+              <w:left w:w="110" w:type="dxa"/>
+              <w:bottom w:w="70" w:type="dxa"/>
+              <w:right w:w="110" w:type="dxa"/>
+            </w:tcMar>
+          </w:tcPr>
+          <w:p>
+            <w:pPr>
+              <w:spacing w:after="40"/>
+            </w:pPr>
+            <w:r>
+              <w:rPr>
+                <w:sz w:val="19"/>
+                <w:szCs w:val="19"/>
+              </w:rPr>
+              <w:t>Say who the participant is and how they prefer to be interviewed.</w:t>
+            </w:r>
+          </w:p>
+        </w:tc>
+        <w:tc>
+          <w:tcPr>
+            <w:tcW w:w="2447" w:type="dxa"/>
+            <w:tcMar>
+              <w:top w:w="70" w:type="dxa"/>
+              <w:left w:w="110" w:type="dxa"/>
+              <w:bottom w:w="70" w:type="dxa"/>
+              <w:right w:w="110" w:type="dxa"/>
+            </w:tcMar>
+          </w:tcPr>
+          <w:p>
+            <w:pPr>
+              <w:spacing w:after="40"/>
+            </w:pPr>
+            <w:r>
+              <w:rPr>
+                <w:sz w:val="19"/>
+                <w:szCs w:val="19"/>
+              </w:rPr>
+              <w:t>The category places the interview in the KII design; the name and role are needed to arrange it. They stay in the portal and are never put into web addresses.</w:t>
+            </w:r>
+          </w:p>
+        </w:tc>
+        <w:tc>
+          <w:tcPr>
+            <w:tcW w:w="2071" w:type="dxa"/>
+            <w:tcMar>
+              <w:top w:w="70" w:type="dxa"/>
+              <w:left w:w="110" w:type="dxa"/>
+              <w:bottom w:w="70" w:type="dxa"/>
+              <w:right w:w="110" w:type="dxa"/>
+            </w:tcMar>
+          </w:tcPr>
+          <w:p>
+            <w:pPr>
+              <w:spacing w:after="40"/>
+            </w:pPr>
+            <w:r>
+              <w:rPr>
+                <w:sz w:val="19"/>
+                <w:szCs w:val="19"/>
+              </w:rPr>
+              <w:t>Nothing is saved until you select Create KII record.</w:t>
+            </w:r>
+          </w:p>
+        </w:tc>
+      </w:tr>
+      <w:tr>
+        <w:tblPrEx>
+          <w:tblCellMar>
+            <w:top w:w="0" w:type="dxa"/>
+            <w:bottom w:w="0" w:type="dxa"/>
+          </w:tblCellMar>
+        </w:tblPrEx>
+        <w:trPr>
+          <w:cantSplit/>
+        </w:trPr>
+        <w:tc>
+          <w:tcPr>
+            <w:tcW w:w="1882" w:type="dxa"/>
+            <w:shd w:val="clear" w:color="auto" w:fill="F8FAFB"/>
+            <w:tcMar>
+              <w:top w:w="70" w:type="dxa"/>
+              <w:left w:w="110" w:type="dxa"/>
+              <w:bottom w:w="70" w:type="dxa"/>
+              <w:right w:w="110" w:type="dxa"/>
+            </w:tcMar>
+          </w:tcPr>
+          <w:p>
+            <w:pPr>
+              <w:spacing w:after="40"/>
+            </w:pPr>
+            <w:r>
+              <w:rPr>
+                <w:sz w:val="19"/>
+                <w:szCs w:val="19"/>
+              </w:rPr>
+              <w:t>Create KII record</w:t>
+            </w:r>
+          </w:p>
+        </w:tc>
+        <w:tc>
+          <w:tcPr>
+            <w:tcW w:w="3012" w:type="dxa"/>
+            <w:shd w:val="clear" w:color="auto" w:fill="F8FAFB"/>
+            <w:tcMar>
+              <w:top w:w="70" w:type="dxa"/>
+              <w:left w:w="110" w:type="dxa"/>
+              <w:bottom w:w="70" w:type="dxa"/>
+              <w:right w:w="110" w:type="dxa"/>
+            </w:tcMar>
+          </w:tcPr>
+          <w:p>
+            <w:pPr>
+              <w:spacing w:after="40"/>
+            </w:pPr>
+            <w:r>
+              <w:rPr>
+                <w:sz w:val="19"/>
+                <w:szCs w:val="19"/>
+              </w:rPr>
+              <w:t>Saves the record.</w:t>
+            </w:r>
+          </w:p>
+        </w:tc>
+        <w:tc>
+          <w:tcPr>
+            <w:tcW w:w="2447" w:type="dxa"/>
+            <w:shd w:val="clear" w:color="auto" w:fill="F8FAFB"/>
+            <w:tcMar>
+              <w:top w:w="70" w:type="dxa"/>
+              <w:left w:w="110" w:type="dxa"/>
+              <w:bottom w:w="70" w:type="dxa"/>
+              <w:right w:w="110" w:type="dxa"/>
+            </w:tcMar>
+          </w:tcPr>
+          <w:p>
+            <w:pPr>
+              <w:spacing w:after="40"/>
+            </w:pPr>
+            <w:r>
+              <w:rPr>
+                <w:sz w:val="19"/>
+                <w:szCs w:val="19"/>
+              </w:rPr>
+              <w:t>The KII ID (for example KII-0026) is generated by the system so it is never typed or reused.</w:t>
+            </w:r>
+          </w:p>
+        </w:tc>
+        <w:tc>
+          <w:tcPr>
+            <w:tcW w:w="2071" w:type="dxa"/>
+            <w:shd w:val="clear" w:color="auto" w:fill="F8FAFB"/>
+            <w:tcMar>
+              <w:top w:w="70" w:type="dxa"/>
+              <w:left w:w="110" w:type="dxa"/>
+              <w:bottom w:w="70" w:type="dxa"/>
+              <w:right w:w="110" w:type="dxa"/>
+            </w:tcMar>
+          </w:tcPr>
+          <w:p>
+            <w:pPr>
+              <w:spacing w:after="40"/>
+            </w:pPr>
+            <w:r>
+              <w:rPr>
+                <w:sz w:val="19"/>
+                <w:szCs w:val="19"/>
+              </w:rPr>
+              <w:t>The record opens at its starting status, with no consent recorded yet.</w:t>
+            </w:r>
+          </w:p>
+        </w:tc>
+      </w:tr>
+    </w:tbl>
+    <w:p>
+      <w:pPr>
+        <w:spacing w:after="120"/>
+      </w:pPr>
+    </w:p>
+    <w:p>
+      <w:pPr>
+        <w:pStyle w:val="Heading2"/>
+      </w:pPr>
+      <w:bookmarkStart w:id="24" w:name="_Toc240889039"/>
+      <w:r>
+        <w:t>8.7 KII record</w:t>
+      </w:r>
+      <w:bookmarkEnd w:id="24"/>
+    </w:p>
+    <w:p>
+      <w:pPr>
+        <w:spacing w:after="120" w:line="288" w:lineRule="auto"/>
+      </w:pPr>
+      <w:r>
+        <w:rPr>
+          <w:b/>
+          <w:bCs/>
+        </w:rPr>
+        <w:t>Who can open it:</w:t>
+      </w:r>
+      <w:r>
+        <w:t xml:space="preserve"> PI / System Admin, Field / Digital Coordinator, KII RA, Supervisor.  </w:t>
+      </w:r>
+      <w:r>
+        <w:rPr>
+          <w:b/>
+          <w:bCs/>
+        </w:rPr>
+        <w:t>Where:</w:t>
+      </w:r>
+      <w:r>
+        <w:t xml:space="preserve"> </w:t>
+      </w:r>
+      <w:r>
+        <w:rPr>
+          <w:rFonts w:ascii="Consolas" w:eastAsia="Consolas" w:hAnsi="Consolas" w:cs="Consolas"/>
+          <w:color w:val="122238"/>
+          <w:sz w:val="19"/>
+          <w:szCs w:val="19"/>
+        </w:rPr>
+        <w:t>/admin/kii/{id}</w:t>
+      </w:r>
+    </w:p>
+    <w:p>
+      <w:pPr>
+        <w:spacing w:after="120" w:line="288" w:lineRule="auto"/>
+      </w:pPr>
+      <w:r>
+        <w:t>The whole life of one interview: status, consent, the interview itself, transcript and coding.</w:t>
+      </w:r>
+    </w:p>
+    <w:tbl>
+      <w:tblPr>
+        <w:tblW w:w="9412" w:type="dxa"/>
+        <w:tblBorders>
+          <w:top w:val="single" w:sz="4" w:space="0" w:color="D5DAE0"/>
+          <w:left w:val="single" w:sz="4" w:space="0" w:color="D5DAE0"/>
+          <w:bottom w:val="single" w:sz="4" w:space="0" w:color="D5DAE0"/>
+          <w:right w:val="single" w:sz="4" w:space="0" w:color="D5DAE0"/>
+          <w:insideH w:val="single" w:sz="4" w:space="0" w:color="D5DAE0"/>
+          <w:insideV w:val="single" w:sz="4" w:space="0" w:color="D5DAE0"/>
+        </w:tblBorders>
+        <w:tblCellMar>
+          <w:left w:w="10" w:type="dxa"/>
+          <w:right w:w="10" w:type="dxa"/>
+        </w:tblCellMar>
+        <w:tblLook w:val="04A0" w:firstRow="1" w:lastRow="0" w:firstColumn="1" w:lastColumn="0" w:noHBand="0" w:noVBand="1"/>
+      </w:tblPr>
+      <w:tblGrid>
+        <w:gridCol w:w="1882"/>
+        <w:gridCol w:w="3012"/>
+        <w:gridCol w:w="2447"/>
+        <w:gridCol w:w="2071"/>
+      </w:tblGrid>
+      <w:tr>
+        <w:tblPrEx>
+          <w:tblCellMar>
+            <w:top w:w="0" w:type="dxa"/>
+            <w:bottom w:w="0" w:type="dxa"/>
+          </w:tblCellMar>
+        </w:tblPrEx>
+        <w:trPr>
+          <w:tblHeader/>
+        </w:trPr>
+        <w:tc>
+          <w:tcPr>
+            <w:tcW w:w="1882" w:type="dxa"/>
+            <w:shd w:val="clear" w:color="auto" w:fill="1B3350"/>
+            <w:tcMar>
+              <w:top w:w="70" w:type="dxa"/>
+              <w:left w:w="110" w:type="dxa"/>
+              <w:bottom w:w="70" w:type="dxa"/>
+              <w:right w:w="110" w:type="dxa"/>
+            </w:tcMar>
+          </w:tcPr>
+          <w:p>
+            <w:pPr>
+              <w:spacing w:after="40"/>
+            </w:pPr>
+            <w:r>
+              <w:rPr>
+                <w:b/>
+                <w:bCs/>
+                <w:color w:val="FFFFFF"/>
+                <w:sz w:val="19"/>
+                <w:szCs w:val="19"/>
+              </w:rPr>
+              <w:lastRenderedPageBreak/>
+              <w:t>Control</w:t>
+            </w:r>
+          </w:p>
+        </w:tc>
+        <w:tc>
+          <w:tcPr>
+            <w:tcW w:w="3012" w:type="dxa"/>
+            <w:shd w:val="clear" w:color="auto" w:fill="1B3350"/>
+            <w:tcMar>
+              <w:top w:w="70" w:type="dxa"/>
+              <w:left w:w="110" w:type="dxa"/>
+              <w:bottom w:w="70" w:type="dxa"/>
+              <w:right w:w="110" w:type="dxa"/>
+            </w:tcMar>
+          </w:tcPr>
+          <w:p>
+            <w:pPr>
+              <w:spacing w:after="40"/>
+            </w:pPr>
+            <w:r>
+              <w:rPr>
+                <w:b/>
+                <w:bCs/>
+                <w:color w:val="FFFFFF"/>
+                <w:sz w:val="19"/>
+                <w:szCs w:val="19"/>
+              </w:rPr>
+              <w:t>What it does and when to use it</w:t>
+            </w:r>
+          </w:p>
+        </w:tc>
+        <w:tc>
+          <w:tcPr>
+            <w:tcW w:w="2447" w:type="dxa"/>
+            <w:shd w:val="clear" w:color="auto" w:fill="1B3350"/>
+            <w:tcMar>
+              <w:top w:w="70" w:type="dxa"/>
+              <w:left w:w="110" w:type="dxa"/>
+              <w:bottom w:w="70" w:type="dxa"/>
+              <w:right w:w="110" w:type="dxa"/>
+            </w:tcMar>
+          </w:tcPr>
+          <w:p>
+            <w:pPr>
+              <w:spacing w:after="40"/>
+            </w:pPr>
+            <w:r>
+              <w:rPr>
+                <w:b/>
+                <w:bCs/>
+                <w:color w:val="FFFFFF"/>
+                <w:sz w:val="19"/>
+                <w:szCs w:val="19"/>
+              </w:rPr>
+              <w:t>Why it exists</w:t>
+            </w:r>
+          </w:p>
+        </w:tc>
+        <w:tc>
+          <w:tcPr>
+            <w:tcW w:w="2071" w:type="dxa"/>
+            <w:shd w:val="clear" w:color="auto" w:fill="1B3350"/>
+            <w:tcMar>
+              <w:top w:w="70" w:type="dxa"/>
+              <w:left w:w="110" w:type="dxa"/>
+              <w:bottom w:w="70" w:type="dxa"/>
+              <w:right w:w="110" w:type="dxa"/>
+            </w:tcMar>
+          </w:tcPr>
+          <w:p>
+            <w:pPr>
+              <w:spacing w:after="40"/>
+            </w:pPr>
+            <w:r>
+              <w:rPr>
+                <w:b/>
+                <w:bCs/>
+                <w:color w:val="FFFFFF"/>
+                <w:sz w:val="19"/>
+                <w:szCs w:val="19"/>
+              </w:rPr>
+              <w:t>What happens next</w:t>
+            </w:r>
+          </w:p>
+        </w:tc>
+      </w:tr>
+      <w:tr>
+        <w:tblPrEx>
+          <w:tblCellMar>
+            <w:top w:w="0" w:type="dxa"/>
+            <w:bottom w:w="0" w:type="dxa"/>
+          </w:tblCellMar>
+        </w:tblPrEx>
+        <w:trPr>
+          <w:cantSplit/>
+        </w:trPr>
+        <w:tc>
+          <w:tcPr>
+            <w:tcW w:w="1882" w:type="dxa"/>
+            <w:tcMar>
+              <w:top w:w="70" w:type="dxa"/>
+              <w:left w:w="110" w:type="dxa"/>
+              <w:bottom w:w="70" w:type="dxa"/>
+              <w:right w:w="110" w:type="dxa"/>
+            </w:tcMar>
+          </w:tcPr>
+          <w:p>
+            <w:pPr>
+              <w:spacing w:after="40"/>
+            </w:pPr>
+            <w:r>
+              <w:rPr>
+                <w:sz w:val="19"/>
+                <w:szCs w:val="19"/>
+              </w:rPr>
+              <w:t>Status buttons (INVITED, SCHEDULED, COMPLETED, DECLINED, NO_SHOW)</w:t>
+            </w:r>
+          </w:p>
+        </w:tc>
+        <w:tc>
+          <w:tcPr>
+            <w:tcW w:w="3012" w:type="dxa"/>
+            <w:tcMar>
+              <w:top w:w="70" w:type="dxa"/>
+              <w:left w:w="110" w:type="dxa"/>
+              <w:bottom w:w="70" w:type="dxa"/>
+              <w:right w:w="110" w:type="dxa"/>
+            </w:tcMar>
+          </w:tcPr>
+          <w:p>
+            <w:pPr>
+              <w:spacing w:after="40"/>
+            </w:pPr>
+            <w:r>
+              <w:rPr>
+                <w:sz w:val="19"/>
+                <w:szCs w:val="19"/>
+              </w:rPr>
+              <w:t>Move the interview to the next status as things happen. Only valid next statuses are shown: a prospect can be invited or decline; an invited person scheduled or decline; a scheduled interview completed, no-show or decline; a no-show can be rescheduled.</w:t>
+            </w:r>
+          </w:p>
+        </w:tc>
+        <w:tc>
+          <w:tcPr>
+            <w:tcW w:w="2447" w:type="dxa"/>
+            <w:tcMar>
+              <w:top w:w="70" w:type="dxa"/>
+              <w:left w:w="110" w:type="dxa"/>
+              <w:bottom w:w="70" w:type="dxa"/>
+              <w:right w:w="110" w:type="dxa"/>
+            </w:tcMar>
+          </w:tcPr>
+          <w:p>
+            <w:pPr>
+              <w:spacing w:after="40"/>
+            </w:pPr>
+            <w:r>
+              <w:rPr>
+                <w:sz w:val="19"/>
+                <w:szCs w:val="19"/>
+              </w:rPr>
+              <w:t>A status should only follow what really happened, and COMPLETED, DECLINED are final.</w:t>
+            </w:r>
+          </w:p>
+        </w:tc>
+        <w:tc>
+          <w:tcPr>
+            <w:tcW w:w="2071" w:type="dxa"/>
+            <w:tcMar>
+              <w:top w:w="70" w:type="dxa"/>
+              <w:left w:w="110" w:type="dxa"/>
+              <w:bottom w:w="70" w:type="dxa"/>
+              <w:right w:w="110" w:type="dxa"/>
+            </w:tcMar>
+          </w:tcPr>
+          <w:p>
+            <w:pPr>
+              <w:spacing w:after="40"/>
+            </w:pPr>
+            <w:r>
+              <w:rPr>
+                <w:sz w:val="19"/>
+                <w:szCs w:val="19"/>
+              </w:rPr>
+              <w:t>The status changes and is audited. A final status shows no more buttons.</w:t>
+            </w:r>
+          </w:p>
+        </w:tc>
+      </w:tr>
+      <w:tr>
+        <w:tblPrEx>
+          <w:tblCellMar>
+            <w:top w:w="0" w:type="dxa"/>
+            <w:bottom w:w="0" w:type="dxa"/>
+          </w:tblCellMar>
+        </w:tblPrEx>
+        <w:trPr>
+          <w:cantSplit/>
+        </w:trPr>
+        <w:tc>
+          <w:tcPr>
+            <w:tcW w:w="1882" w:type="dxa"/>
+            <w:shd w:val="clear" w:color="auto" w:fill="F8FAFB"/>
+            <w:tcMar>
+              <w:top w:w="70" w:type="dxa"/>
+              <w:left w:w="110" w:type="dxa"/>
+              <w:bottom w:w="70" w:type="dxa"/>
+              <w:right w:w="110" w:type="dxa"/>
+            </w:tcMar>
+          </w:tcPr>
+          <w:p>
+            <w:pPr>
+              <w:spacing w:after="40"/>
+            </w:pPr>
+            <w:r>
+              <w:rPr>
+                <w:sz w:val="19"/>
+                <w:szCs w:val="19"/>
+              </w:rPr>
+              <w:t>Recording made (tick box, when marking COMPLETED)</w:t>
+            </w:r>
+          </w:p>
+        </w:tc>
+        <w:tc>
+          <w:tcPr>
+            <w:tcW w:w="3012" w:type="dxa"/>
+            <w:shd w:val="clear" w:color="auto" w:fill="F8FAFB"/>
+            <w:tcMar>
+              <w:top w:w="70" w:type="dxa"/>
+              <w:left w:w="110" w:type="dxa"/>
+              <w:bottom w:w="70" w:type="dxa"/>
+              <w:right w:w="110" w:type="dxa"/>
+            </w:tcMar>
+          </w:tcPr>
+          <w:p>
+            <w:pPr>
+              <w:spacing w:after="40"/>
+            </w:pPr>
+            <w:r>
+              <w:rPr>
+                <w:sz w:val="19"/>
+                <w:szCs w:val="19"/>
+              </w:rPr>
+              <w:t>Tick it only if the interview was audio-recorded.</w:t>
+            </w:r>
+          </w:p>
+        </w:tc>
+        <w:tc>
+          <w:tcPr>
+            <w:tcW w:w="2447" w:type="dxa"/>
+            <w:shd w:val="clear" w:color="auto" w:fill="F8FAFB"/>
+            <w:tcMar>
+              <w:top w:w="70" w:type="dxa"/>
+              <w:left w:w="110" w:type="dxa"/>
+              <w:bottom w:w="70" w:type="dxa"/>
+              <w:right w:w="110" w:type="dxa"/>
+            </w:tcMar>
+          </w:tcPr>
+          <w:p>
+            <w:pPr>
+              <w:spacing w:after="40"/>
+            </w:pPr>
+            <w:r>
+              <w:rPr>
+                <w:sz w:val="19"/>
+                <w:szCs w:val="19"/>
+              </w:rPr>
+              <w:t>A recorded interview needs the participant's separate recording consent; the portal refuses to complete it as recorded without that.</w:t>
+            </w:r>
+          </w:p>
+        </w:tc>
+        <w:tc>
+          <w:tcPr>
+            <w:tcW w:w="2071" w:type="dxa"/>
+            <w:shd w:val="clear" w:color="auto" w:fill="F8FAFB"/>
+            <w:tcMar>
+              <w:top w:w="70" w:type="dxa"/>
+              <w:left w:w="110" w:type="dxa"/>
+              <w:bottom w:w="70" w:type="dxa"/>
+              <w:right w:w="110" w:type="dxa"/>
+            </w:tcMar>
+          </w:tcPr>
+          <w:p>
+            <w:pPr>
+              <w:spacing w:after="40"/>
+            </w:pPr>
+            <w:r>
+              <w:rPr>
+                <w:sz w:val="19"/>
+                <w:szCs w:val="19"/>
+              </w:rPr>
+              <w:t>If recording consent is missing you are told, and the status does not change.</w:t>
+            </w:r>
+          </w:p>
+        </w:tc>
+      </w:tr>
+      <w:tr>
+        <w:tblPrEx>
+          <w:tblCellMar>
+            <w:top w:w="0" w:type="dxa"/>
+            <w:bottom w:w="0" w:type="dxa"/>
+          </w:tblCellMar>
+        </w:tblPrEx>
+        <w:trPr>
+          <w:cantSplit/>
+        </w:trPr>
+        <w:tc>
+          <w:tcPr>
+            <w:tcW w:w="1882" w:type="dxa"/>
+            <w:tcMar>
+              <w:top w:w="70" w:type="dxa"/>
+              <w:left w:w="110" w:type="dxa"/>
+              <w:bottom w:w="70" w:type="dxa"/>
+              <w:right w:w="110" w:type="dxa"/>
+            </w:tcMar>
+          </w:tcPr>
+          <w:p>
+            <w:pPr>
+              <w:spacing w:after="40"/>
+            </w:pPr>
+            <w:r>
+              <w:rPr>
+                <w:sz w:val="19"/>
+                <w:szCs w:val="19"/>
+              </w:rPr>
+              <w:t>Record participation consent</w:t>
+            </w:r>
+          </w:p>
+        </w:tc>
+        <w:tc>
+          <w:tcPr>
+            <w:tcW w:w="3012" w:type="dxa"/>
+            <w:tcMar>
+              <w:top w:w="70" w:type="dxa"/>
+              <w:left w:w="110" w:type="dxa"/>
+              <w:bottom w:w="70" w:type="dxa"/>
+              <w:right w:w="110" w:type="dxa"/>
+            </w:tcMar>
+          </w:tcPr>
+          <w:p>
+            <w:pPr>
+              <w:spacing w:after="40"/>
+            </w:pPr>
+            <w:r>
+              <w:rPr>
+                <w:sz w:val="19"/>
+                <w:szCs w:val="19"/>
+              </w:rPr>
+              <w:t>Records that the participant agreed to take part, after you read or summarised the information sheet.</w:t>
+            </w:r>
+          </w:p>
+        </w:tc>
+        <w:tc>
+          <w:tcPr>
+            <w:tcW w:w="2447" w:type="dxa"/>
+            <w:tcMar>
+              <w:top w:w="70" w:type="dxa"/>
+              <w:left w:w="110" w:type="dxa"/>
+              <w:bottom w:w="70" w:type="dxa"/>
+              <w:right w:w="110" w:type="dxa"/>
+            </w:tcMar>
+          </w:tcPr>
+          <w:p>
+            <w:pPr>
+              <w:spacing w:after="40"/>
+            </w:pPr>
+            <w:r>
+              <w:rPr>
+                <w:sz w:val="19"/>
+                <w:szCs w:val="19"/>
+              </w:rPr>
+              <w:t>Nobody is interviewed without consent. The interview link stays hidden until this is recorded.</w:t>
+            </w:r>
+          </w:p>
+        </w:tc>
+        <w:tc>
+          <w:tcPr>
+            <w:tcW w:w="2071" w:type="dxa"/>
+            <w:tcMar>
+              <w:top w:w="70" w:type="dxa"/>
+              <w:left w:w="110" w:type="dxa"/>
+              <w:bottom w:w="70" w:type="dxa"/>
+              <w:right w:w="110" w:type="dxa"/>
+            </w:tcMar>
+          </w:tcPr>
+          <w:p>
+            <w:pPr>
+              <w:spacing w:after="40"/>
+            </w:pPr>
+            <w:r>
+              <w:rPr>
+                <w:sz w:val="19"/>
+                <w:szCs w:val="19"/>
+              </w:rPr>
+              <w:t>The consent is recorded (with the information sheet version). Continue this interview appears.</w:t>
+            </w:r>
+          </w:p>
+        </w:tc>
+      </w:tr>
+      <w:tr>
+        <w:tblPrEx>
+          <w:tblCellMar>
+            <w:top w:w="0" w:type="dxa"/>
+            <w:bottom w:w="0" w:type="dxa"/>
+          </w:tblCellMar>
+        </w:tblPrEx>
+        <w:trPr>
+          <w:cantSplit/>
+        </w:trPr>
+        <w:tc>
+          <w:tcPr>
+            <w:tcW w:w="1882" w:type="dxa"/>
+            <w:shd w:val="clear" w:color="auto" w:fill="F8FAFB"/>
+            <w:tcMar>
+              <w:top w:w="70" w:type="dxa"/>
+              <w:left w:w="110" w:type="dxa"/>
+              <w:bottom w:w="70" w:type="dxa"/>
+              <w:right w:w="110" w:type="dxa"/>
+            </w:tcMar>
+          </w:tcPr>
+          <w:p>
+            <w:pPr>
+              <w:spacing w:after="40"/>
+            </w:pPr>
+            <w:r>
+              <w:rPr>
+                <w:sz w:val="19"/>
+                <w:szCs w:val="19"/>
+              </w:rPr>
+              <w:t>Record recording consent</w:t>
+            </w:r>
+          </w:p>
+        </w:tc>
+        <w:tc>
+          <w:tcPr>
+            <w:tcW w:w="3012" w:type="dxa"/>
+            <w:shd w:val="clear" w:color="auto" w:fill="F8FAFB"/>
+            <w:tcMar>
+              <w:top w:w="70" w:type="dxa"/>
+              <w:left w:w="110" w:type="dxa"/>
+              <w:bottom w:w="70" w:type="dxa"/>
+              <w:right w:w="110" w:type="dxa"/>
+            </w:tcMar>
+          </w:tcPr>
+          <w:p>
+            <w:pPr>
+              <w:spacing w:after="40"/>
+            </w:pPr>
+            <w:r>
+              <w:rPr>
+                <w:sz w:val="19"/>
+                <w:szCs w:val="19"/>
+              </w:rPr>
+              <w:t>Records that the participant agreed to be audio-recorded.</w:t>
+            </w:r>
+          </w:p>
+        </w:tc>
+        <w:tc>
+          <w:tcPr>
+            <w:tcW w:w="2447" w:type="dxa"/>
+            <w:shd w:val="clear" w:color="auto" w:fill="F8FAFB"/>
+            <w:tcMar>
+              <w:top w:w="70" w:type="dxa"/>
+              <w:left w:w="110" w:type="dxa"/>
+              <w:bottom w:w="70" w:type="dxa"/>
+              <w:right w:w="110" w:type="dxa"/>
+            </w:tcMar>
+          </w:tcPr>
+          <w:p>
+            <w:pPr>
+              <w:spacing w:after="40"/>
+            </w:pPr>
+            <w:r>
+              <w:rPr>
+                <w:sz w:val="19"/>
+                <w:szCs w:val="19"/>
+              </w:rPr>
+              <w:t>Recording consent is always a separate decision; it is never assumed from taking part.</w:t>
+            </w:r>
+          </w:p>
+        </w:tc>
+        <w:tc>
+          <w:tcPr>
+            <w:tcW w:w="2071" w:type="dxa"/>
+            <w:shd w:val="clear" w:color="auto" w:fill="F8FAFB"/>
+            <w:tcMar>
+              <w:top w:w="70" w:type="dxa"/>
+              <w:left w:w="110" w:type="dxa"/>
+              <w:bottom w:w="70" w:type="dxa"/>
+              <w:right w:w="110" w:type="dxa"/>
+            </w:tcMar>
+          </w:tcPr>
+          <w:p>
+            <w:pPr>
+              <w:spacing w:after="40"/>
+            </w:pPr>
+            <w:r>
+              <w:rPr>
+                <w:sz w:val="19"/>
+                <w:szCs w:val="19"/>
+              </w:rPr>
+              <w:t>Recording consent is recorded and a recorded interview can be completed.</w:t>
+            </w:r>
+          </w:p>
+        </w:tc>
+      </w:tr>
+      <w:tr>
+        <w:tblPrEx>
+          <w:tblCellMar>
+            <w:top w:w="0" w:type="dxa"/>
+            <w:bottom w:w="0" w:type="dxa"/>
+          </w:tblCellMar>
+        </w:tblPrEx>
+        <w:trPr>
+          <w:cantSplit/>
+        </w:trPr>
+        <w:tc>
+          <w:tcPr>
+            <w:tcW w:w="1882" w:type="dxa"/>
+            <w:tcMar>
+              <w:top w:w="70" w:type="dxa"/>
+              <w:left w:w="110" w:type="dxa"/>
+              <w:bottom w:w="70" w:type="dxa"/>
+              <w:right w:w="110" w:type="dxa"/>
+            </w:tcMar>
+          </w:tcPr>
+          <w:p>
+            <w:pPr>
+              <w:spacing w:after="40"/>
+            </w:pPr>
+            <w:r>
+              <w:rPr>
+                <w:sz w:val="19"/>
+                <w:szCs w:val="19"/>
+              </w:rPr>
+              <w:t>Continue this interview</w:t>
+            </w:r>
+          </w:p>
+        </w:tc>
+        <w:tc>
+          <w:tcPr>
+            <w:tcW w:w="3012" w:type="dxa"/>
+            <w:tcMar>
+              <w:top w:w="70" w:type="dxa"/>
+              <w:left w:w="110" w:type="dxa"/>
+              <w:bottom w:w="70" w:type="dxa"/>
+              <w:right w:w="110" w:type="dxa"/>
+            </w:tcMar>
+          </w:tcPr>
+          <w:p>
+            <w:pPr>
+              <w:spacing w:after="40"/>
+            </w:pPr>
+            <w:r>
+              <w:rPr>
+                <w:sz w:val="19"/>
+                <w:szCs w:val="19"/>
+              </w:rPr>
+              <w:t>Opens the KoboToolbox KII Guide in a new tab with this record's KII ID already filled in.</w:t>
+            </w:r>
+          </w:p>
+        </w:tc>
+        <w:tc>
+          <w:tcPr>
+            <w:tcW w:w="2447" w:type="dxa"/>
+            <w:tcMar>
+              <w:top w:w="70" w:type="dxa"/>
+              <w:left w:w="110" w:type="dxa"/>
+              <w:bottom w:w="70" w:type="dxa"/>
+              <w:right w:w="110" w:type="dxa"/>
+            </w:tcMar>
+          </w:tcPr>
+          <w:p>
+            <w:pPr>
+              <w:spacing w:after="40"/>
+            </w:pPr>
+            <w:r>
+              <w:rPr>
+                <w:sz w:val="19"/>
+                <w:szCs w:val="19"/>
+              </w:rPr>
+              <w:t>So the completed form always matches this record and the ID can never be mistyped. Only the ID and your username are sent, never the participant's name.</w:t>
+            </w:r>
+          </w:p>
+        </w:tc>
+        <w:tc>
+          <w:tcPr>
+            <w:tcW w:w="2071" w:type="dxa"/>
+            <w:tcMar>
+              <w:top w:w="70" w:type="dxa"/>
+              <w:left w:w="110" w:type="dxa"/>
+              <w:bottom w:w="70" w:type="dxa"/>
+              <w:right w:w="110" w:type="dxa"/>
+            </w:tcMar>
+          </w:tcPr>
+          <w:p>
+            <w:pPr>
+              <w:spacing w:after="40"/>
+            </w:pPr>
+            <w:r>
+              <w:rPr>
+                <w:sz w:val="19"/>
+                <w:szCs w:val="19"/>
+              </w:rPr>
+              <w:t>The KoboToolbox form opens. When submitted, the completed form appears under Completed KII form.</w:t>
+            </w:r>
+          </w:p>
+        </w:tc>
+      </w:tr>
+      <w:tr>
+        <w:tblPrEx>
+          <w:tblCellMar>
+            <w:top w:w="0" w:type="dxa"/>
+            <w:bottom w:w="0" w:type="dxa"/>
+          </w:tblCellMar>
+        </w:tblPrEx>
+        <w:trPr>
+          <w:cantSplit/>
+        </w:trPr>
+        <w:tc>
+          <w:tcPr>
+            <w:tcW w:w="1882" w:type="dxa"/>
+            <w:shd w:val="clear" w:color="auto" w:fill="F8FAFB"/>
+            <w:tcMar>
+              <w:top w:w="70" w:type="dxa"/>
+              <w:left w:w="110" w:type="dxa"/>
+              <w:bottom w:w="70" w:type="dxa"/>
+              <w:right w:w="110" w:type="dxa"/>
+            </w:tcMar>
+          </w:tcPr>
+          <w:p>
+            <w:pPr>
+              <w:spacing w:after="40"/>
+            </w:pPr>
+            <w:r>
+              <w:rPr>
+                <w:sz w:val="19"/>
+                <w:szCs w:val="19"/>
+              </w:rPr>
+              <w:t>Transcript status (NOT_STARTED, IN_PROGRESS, VERIFIED, ANONYMISED)</w:t>
+            </w:r>
+          </w:p>
+        </w:tc>
+        <w:tc>
+          <w:tcPr>
+            <w:tcW w:w="3012" w:type="dxa"/>
+            <w:shd w:val="clear" w:color="auto" w:fill="F8FAFB"/>
+            <w:tcMar>
+              <w:top w:w="70" w:type="dxa"/>
+              <w:left w:w="110" w:type="dxa"/>
+              <w:bottom w:w="70" w:type="dxa"/>
+              <w:right w:w="110" w:type="dxa"/>
+            </w:tcMar>
+          </w:tcPr>
+          <w:p>
+            <w:pPr>
+              <w:spacing w:after="40"/>
+            </w:pPr>
+            <w:r>
+              <w:rPr>
+                <w:sz w:val="19"/>
+                <w:szCs w:val="19"/>
+              </w:rPr>
+              <w:t>Record how far the transcript has got.</w:t>
+            </w:r>
+          </w:p>
+        </w:tc>
+        <w:tc>
+          <w:tcPr>
+            <w:tcW w:w="2447" w:type="dxa"/>
+            <w:shd w:val="clear" w:color="auto" w:fill="F8FAFB"/>
+            <w:tcMar>
+              <w:top w:w="70" w:type="dxa"/>
+              <w:left w:w="110" w:type="dxa"/>
+              <w:bottom w:w="70" w:type="dxa"/>
+              <w:right w:w="110" w:type="dxa"/>
+            </w:tcMar>
+          </w:tcPr>
+          <w:p>
+            <w:pPr>
+              <w:spacing w:after="40"/>
+            </w:pPr>
+            <w:r>
+              <w:rPr>
+                <w:sz w:val="19"/>
+                <w:szCs w:val="19"/>
+              </w:rPr>
+              <w:t>A transcript must be verified and anonymised before it can be analysed or quoted.</w:t>
+            </w:r>
+          </w:p>
+        </w:tc>
+        <w:tc>
+          <w:tcPr>
+            <w:tcW w:w="2071" w:type="dxa"/>
+            <w:shd w:val="clear" w:color="auto" w:fill="F8FAFB"/>
+            <w:tcMar>
+              <w:top w:w="70" w:type="dxa"/>
+              <w:left w:w="110" w:type="dxa"/>
+              <w:bottom w:w="70" w:type="dxa"/>
+              <w:right w:w="110" w:type="dxa"/>
+            </w:tcMar>
+          </w:tcPr>
+          <w:p>
+            <w:pPr>
+              <w:spacing w:after="40"/>
+            </w:pPr>
+            <w:r>
+              <w:rPr>
+                <w:sz w:val="19"/>
+                <w:szCs w:val="19"/>
+              </w:rPr>
+              <w:t>The status changes and cannot go backwards.</w:t>
+            </w:r>
+          </w:p>
+        </w:tc>
+      </w:tr>
+      <w:tr>
+        <w:tblPrEx>
+          <w:tblCellMar>
+            <w:top w:w="0" w:type="dxa"/>
+            <w:bottom w:w="0" w:type="dxa"/>
+          </w:tblCellMar>
+        </w:tblPrEx>
+        <w:trPr>
+          <w:cantSplit/>
+        </w:trPr>
+        <w:tc>
+          <w:tcPr>
+            <w:tcW w:w="1882" w:type="dxa"/>
+            <w:tcMar>
+              <w:top w:w="70" w:type="dxa"/>
+              <w:left w:w="110" w:type="dxa"/>
+              <w:bottom w:w="70" w:type="dxa"/>
+              <w:right w:w="110" w:type="dxa"/>
+            </w:tcMar>
+          </w:tcPr>
+          <w:p>
+            <w:pPr>
+              <w:spacing w:after="40"/>
+            </w:pPr>
+            <w:r>
+              <w:rPr>
+                <w:sz w:val="19"/>
+                <w:szCs w:val="19"/>
+              </w:rPr>
+              <w:t>Coding status (NOT_STARTED, IN_PROGRESS, COMPLETE)</w:t>
+            </w:r>
+          </w:p>
+        </w:tc>
+        <w:tc>
+          <w:tcPr>
+            <w:tcW w:w="3012" w:type="dxa"/>
+            <w:tcMar>
+              <w:top w:w="70" w:type="dxa"/>
+              <w:left w:w="110" w:type="dxa"/>
+              <w:bottom w:w="70" w:type="dxa"/>
+              <w:right w:w="110" w:type="dxa"/>
+            </w:tcMar>
+          </w:tcPr>
+          <w:p>
+            <w:pPr>
+              <w:spacing w:after="40"/>
+            </w:pPr>
+            <w:r>
+              <w:rPr>
+                <w:sz w:val="19"/>
+                <w:szCs w:val="19"/>
+              </w:rPr>
+              <w:t>Record how far the coding has got. It moves to COMPLETE by itself when the completed KII Guide is synced for this KII ID.</w:t>
+            </w:r>
+          </w:p>
+        </w:tc>
+        <w:tc>
+          <w:tcPr>
+            <w:tcW w:w="2447" w:type="dxa"/>
+            <w:tcMar>
+              <w:top w:w="70" w:type="dxa"/>
+              <w:left w:w="110" w:type="dxa"/>
+              <w:bottom w:w="70" w:type="dxa"/>
+              <w:right w:w="110" w:type="dxa"/>
+            </w:tcMar>
+          </w:tcPr>
+          <w:p>
+            <w:pPr>
+              <w:spacing w:after="40"/>
+            </w:pPr>
+            <w:r>
+              <w:rPr>
+                <w:sz w:val="19"/>
+                <w:szCs w:val="19"/>
+              </w:rPr>
+              <w:t>Shows what has and has not been analysed.</w:t>
+            </w:r>
+          </w:p>
+        </w:tc>
+        <w:tc>
+          <w:tcPr>
+            <w:tcW w:w="2071" w:type="dxa"/>
+            <w:tcMar>
+              <w:top w:w="70" w:type="dxa"/>
+              <w:left w:w="110" w:type="dxa"/>
+              <w:bottom w:w="70" w:type="dxa"/>
+              <w:right w:w="110" w:type="dxa"/>
+            </w:tcMar>
+          </w:tcPr>
+          <w:p>
+            <w:pPr>
+              <w:spacing w:after="40"/>
+            </w:pPr>
+            <w:r>
+              <w:rPr>
+                <w:sz w:val="19"/>
+                <w:szCs w:val="19"/>
+              </w:rPr>
+              <w:t>The status changes and cannot go backwards.</w:t>
+            </w:r>
+          </w:p>
+        </w:tc>
+      </w:tr>
+      <w:tr>
+        <w:tblPrEx>
+          <w:tblCellMar>
+            <w:top w:w="0" w:type="dxa"/>
+            <w:bottom w:w="0" w:type="dxa"/>
+          </w:tblCellMar>
+        </w:tblPrEx>
+        <w:trPr>
+          <w:cantSplit/>
+        </w:trPr>
+        <w:tc>
+          <w:tcPr>
+            <w:tcW w:w="1882" w:type="dxa"/>
+            <w:shd w:val="clear" w:color="auto" w:fill="F8FAFB"/>
+            <w:tcMar>
+              <w:top w:w="70" w:type="dxa"/>
+              <w:left w:w="110" w:type="dxa"/>
+              <w:bottom w:w="70" w:type="dxa"/>
+              <w:right w:w="110" w:type="dxa"/>
+            </w:tcMar>
+          </w:tcPr>
+          <w:p>
+            <w:pPr>
+              <w:spacing w:after="40"/>
+            </w:pPr>
+            <w:r>
+              <w:rPr>
+                <w:sz w:val="19"/>
+                <w:szCs w:val="19"/>
+              </w:rPr>
+              <w:t>Completed KII form → Download PDF</w:t>
+            </w:r>
+          </w:p>
+        </w:tc>
+        <w:tc>
+          <w:tcPr>
+            <w:tcW w:w="3012" w:type="dxa"/>
+            <w:shd w:val="clear" w:color="auto" w:fill="F8FAFB"/>
+            <w:tcMar>
+              <w:top w:w="70" w:type="dxa"/>
+              <w:left w:w="110" w:type="dxa"/>
+              <w:bottom w:w="70" w:type="dxa"/>
+              <w:right w:w="110" w:type="dxa"/>
+            </w:tcMar>
+          </w:tcPr>
+          <w:p>
+            <w:pPr>
+              <w:spacing w:after="40"/>
+            </w:pPr>
+            <w:r>
+              <w:rPr>
+                <w:sz w:val="19"/>
+                <w:szCs w:val="19"/>
+              </w:rPr>
+              <w:t>Downloads the completed KII Guide for this record as a readable PDF.</w:t>
+            </w:r>
+          </w:p>
+        </w:tc>
+        <w:tc>
+          <w:tcPr>
+            <w:tcW w:w="2447" w:type="dxa"/>
+            <w:shd w:val="clear" w:color="auto" w:fill="F8FAFB"/>
+            <w:tcMar>
+              <w:top w:w="70" w:type="dxa"/>
+              <w:left w:w="110" w:type="dxa"/>
+              <w:bottom w:w="70" w:type="dxa"/>
+              <w:right w:w="110" w:type="dxa"/>
+            </w:tcMar>
+          </w:tcPr>
+          <w:p>
+            <w:pPr>
+              <w:spacing w:after="40"/>
+            </w:pPr>
+            <w:r>
+              <w:rPr>
+                <w:sz w:val="19"/>
+                <w:szCs w:val="19"/>
+              </w:rPr>
+              <w:t>A readable copy without opening KoboToolbox.</w:t>
+            </w:r>
+          </w:p>
+        </w:tc>
+        <w:tc>
+          <w:tcPr>
+            <w:tcW w:w="2071" w:type="dxa"/>
+            <w:shd w:val="clear" w:color="auto" w:fill="F8FAFB"/>
+            <w:tcMar>
+              <w:top w:w="70" w:type="dxa"/>
+              <w:left w:w="110" w:type="dxa"/>
+              <w:bottom w:w="70" w:type="dxa"/>
+              <w:right w:w="110" w:type="dxa"/>
+            </w:tcMar>
+          </w:tcPr>
+          <w:p>
+            <w:pPr>
+              <w:spacing w:after="40"/>
+            </w:pPr>
+            <w:r>
+              <w:rPr>
+                <w:sz w:val="19"/>
+                <w:szCs w:val="19"/>
+              </w:rPr>
+              <w:t>A PDF downloads; the download is audited.</w:t>
+            </w:r>
+          </w:p>
+        </w:tc>
+      </w:tr>
+    </w:tbl>
+    <w:p>
+      <w:pPr>
+        <w:spacing w:after="120"/>
+      </w:pPr>
+    </w:p>
+    <w:p>
+      <w:pPr>
+        <w:pStyle w:val="Heading2"/>
+      </w:pPr>
+      <w:bookmarkStart w:id="25" w:name="_Toc240889040"/>
+      <w:r>
+        <w:t>8.8 Completed forms (Form PDFs)</w:t>
+      </w:r>
+      <w:bookmarkEnd w:id="25"/>
+    </w:p>
+    <w:p>
+      <w:pPr>
+        <w:spacing w:after="120" w:line="288" w:lineRule="auto"/>
+      </w:pPr>
+      <w:r>
+        <w:rPr>
+          <w:b/>
+          <w:bCs/>
+        </w:rPr>
+        <w:t>Who can open it:</w:t>
+      </w:r>
+      <w:r>
+        <w:t xml:space="preserve"> PI / System Admin, Field / Digital Coordinator, QUAN/Kobo QA RA, KII RA, Documentary RA, Supervisor.  </w:t>
+      </w:r>
+      <w:r>
+        <w:rPr>
+          <w:b/>
+          <w:bCs/>
+        </w:rPr>
+        <w:t>Where:</w:t>
+      </w:r>
+      <w:r>
+        <w:t xml:space="preserve"> </w:t>
+      </w:r>
+      <w:r>
+        <w:rPr>
+          <w:rFonts w:ascii="Consolas" w:eastAsia="Consolas" w:hAnsi="Consolas" w:cs="Consolas"/>
+          <w:color w:val="122238"/>
+          <w:sz w:val="19"/>
+          <w:szCs w:val="19"/>
+        </w:rPr>
+        <w:t>/admin/submissions</w:t>
+      </w:r>
+    </w:p>
+    <w:p>
+      <w:pPr>
+        <w:spacing w:after="120" w:line="288" w:lineRule="auto"/>
+      </w:pPr>
+      <w:r>
+        <w:t>The completed KoboToolbox forms for your role (the questionnaire, the KII Guide or the Document Analysis Tool; the PI, coordinator and supervisor can switch between all three).</w:t>
+      </w:r>
+    </w:p>
+    <w:tbl>
+      <w:tblPr>
+        <w:tblW w:w="9412" w:type="dxa"/>
+        <w:tblBorders>
+          <w:top w:val="single" w:sz="4" w:space="0" w:color="D5DAE0"/>
+          <w:left w:val="single" w:sz="4" w:space="0" w:color="D5DAE0"/>
+          <w:bottom w:val="single" w:sz="4" w:space="0" w:color="D5DAE0"/>
+          <w:right w:val="single" w:sz="4" w:space="0" w:color="D5DAE0"/>
+          <w:insideH w:val="single" w:sz="4" w:space="0" w:color="D5DAE0"/>
+          <w:insideV w:val="single" w:sz="4" w:space="0" w:color="D5DAE0"/>
+        </w:tblBorders>
+        <w:tblCellMar>
+          <w:left w:w="10" w:type="dxa"/>
+          <w:right w:w="10" w:type="dxa"/>
+        </w:tblCellMar>
+        <w:tblLook w:val="04A0" w:firstRow="1" w:lastRow="0" w:firstColumn="1" w:lastColumn="0" w:noHBand="0" w:noVBand="1"/>
+      </w:tblPr>
+      <w:tblGrid>
+        <w:gridCol w:w="1882"/>
+        <w:gridCol w:w="3012"/>
+        <w:gridCol w:w="2447"/>
+        <w:gridCol w:w="2071"/>
+      </w:tblGrid>
+      <w:tr>
+        <w:tblPrEx>
+          <w:tblCellMar>
+            <w:top w:w="0" w:type="dxa"/>
+            <w:bottom w:w="0" w:type="dxa"/>
+          </w:tblCellMar>
+        </w:tblPrEx>
+        <w:trPr>
+          <w:tblHeader/>
+        </w:trPr>
+        <w:tc>
+          <w:tcPr>
+            <w:tcW w:w="1882" w:type="dxa"/>
+            <w:shd w:val="clear" w:color="auto" w:fill="1B3350"/>
+            <w:tcMar>
+              <w:top w:w="70" w:type="dxa"/>
+              <w:left w:w="110" w:type="dxa"/>
+              <w:bottom w:w="70" w:type="dxa"/>
+              <w:right w:w="110" w:type="dxa"/>
+            </w:tcMar>
+          </w:tcPr>
+          <w:p>
+            <w:pPr>
+              <w:spacing w:after="40"/>
+            </w:pPr>
+            <w:r>
+              <w:rPr>
+                <w:b/>
+                <w:bCs/>
+                <w:color w:val="FFFFFF"/>
+                <w:sz w:val="19"/>
+                <w:szCs w:val="19"/>
+              </w:rPr>
+              <w:lastRenderedPageBreak/>
+              <w:t>Control</w:t>
+            </w:r>
+          </w:p>
+        </w:tc>
+        <w:tc>
+          <w:tcPr>
+            <w:tcW w:w="3012" w:type="dxa"/>
+            <w:shd w:val="clear" w:color="auto" w:fill="1B3350"/>
+            <w:tcMar>
+              <w:top w:w="70" w:type="dxa"/>
+              <w:left w:w="110" w:type="dxa"/>
+              <w:bottom w:w="70" w:type="dxa"/>
+              <w:right w:w="110" w:type="dxa"/>
+            </w:tcMar>
+          </w:tcPr>
+          <w:p>
+            <w:pPr>
+              <w:spacing w:after="40"/>
+            </w:pPr>
+            <w:r>
+              <w:rPr>
+                <w:b/>
+                <w:bCs/>
+                <w:color w:val="FFFFFF"/>
+                <w:sz w:val="19"/>
+                <w:szCs w:val="19"/>
+              </w:rPr>
+              <w:t>What it does and when to use it</w:t>
+            </w:r>
+          </w:p>
+        </w:tc>
+        <w:tc>
+          <w:tcPr>
+            <w:tcW w:w="2447" w:type="dxa"/>
+            <w:shd w:val="clear" w:color="auto" w:fill="1B3350"/>
+            <w:tcMar>
+              <w:top w:w="70" w:type="dxa"/>
+              <w:left w:w="110" w:type="dxa"/>
+              <w:bottom w:w="70" w:type="dxa"/>
+              <w:right w:w="110" w:type="dxa"/>
+            </w:tcMar>
+          </w:tcPr>
+          <w:p>
+            <w:pPr>
+              <w:spacing w:after="40"/>
+            </w:pPr>
+            <w:r>
+              <w:rPr>
+                <w:b/>
+                <w:bCs/>
+                <w:color w:val="FFFFFF"/>
+                <w:sz w:val="19"/>
+                <w:szCs w:val="19"/>
+              </w:rPr>
+              <w:t>Why it exists</w:t>
+            </w:r>
+          </w:p>
+        </w:tc>
+        <w:tc>
+          <w:tcPr>
+            <w:tcW w:w="2071" w:type="dxa"/>
+            <w:shd w:val="clear" w:color="auto" w:fill="1B3350"/>
+            <w:tcMar>
+              <w:top w:w="70" w:type="dxa"/>
+              <w:left w:w="110" w:type="dxa"/>
+              <w:bottom w:w="70" w:type="dxa"/>
+              <w:right w:w="110" w:type="dxa"/>
+            </w:tcMar>
+          </w:tcPr>
+          <w:p>
+            <w:pPr>
+              <w:spacing w:after="40"/>
+            </w:pPr>
+            <w:r>
+              <w:rPr>
+                <w:b/>
+                <w:bCs/>
+                <w:color w:val="FFFFFF"/>
+                <w:sz w:val="19"/>
+                <w:szCs w:val="19"/>
+              </w:rPr>
+              <w:t>What happens next</w:t>
+            </w:r>
+          </w:p>
+        </w:tc>
+      </w:tr>
+      <w:tr>
+        <w:tblPrEx>
+          <w:tblCellMar>
+            <w:top w:w="0" w:type="dxa"/>
+            <w:bottom w:w="0" w:type="dxa"/>
+          </w:tblCellMar>
+        </w:tblPrEx>
+        <w:trPr>
+          <w:cantSplit/>
+        </w:trPr>
+        <w:tc>
+          <w:tcPr>
+            <w:tcW w:w="1882" w:type="dxa"/>
+            <w:tcMar>
+              <w:top w:w="70" w:type="dxa"/>
+              <w:left w:w="110" w:type="dxa"/>
+              <w:bottom w:w="70" w:type="dxa"/>
+              <w:right w:w="110" w:type="dxa"/>
+            </w:tcMar>
+          </w:tcPr>
+          <w:p>
+            <w:pPr>
+              <w:spacing w:after="40"/>
+            </w:pPr>
+            <w:r>
+              <w:rPr>
+                <w:sz w:val="19"/>
+                <w:szCs w:val="19"/>
+              </w:rPr>
+              <w:t>Sync panel: “In sync with KoboToolbox”</w:t>
+            </w:r>
+          </w:p>
+        </w:tc>
+        <w:tc>
+          <w:tcPr>
+            <w:tcW w:w="3012" w:type="dxa"/>
+            <w:tcMar>
+              <w:top w:w="70" w:type="dxa"/>
+              <w:left w:w="110" w:type="dxa"/>
+              <w:bottom w:w="70" w:type="dxa"/>
+              <w:right w:w="110" w:type="dxa"/>
+            </w:tcMar>
+          </w:tcPr>
+          <w:p>
+            <w:pPr>
+              <w:spacing w:after="40"/>
+            </w:pPr>
+            <w:r>
+              <w:rPr>
+                <w:sz w:val="19"/>
+                <w:szCs w:val="19"/>
+              </w:rPr>
+              <w:t>Shows how many submissions KoboToolbox holds and how many the portal holds, and when they were last matched.</w:t>
+            </w:r>
+          </w:p>
+        </w:tc>
+        <w:tc>
+          <w:tcPr>
+            <w:tcW w:w="2447" w:type="dxa"/>
+            <w:tcMar>
+              <w:top w:w="70" w:type="dxa"/>
+              <w:left w:w="110" w:type="dxa"/>
+              <w:bottom w:w="70" w:type="dxa"/>
+              <w:right w:w="110" w:type="dxa"/>
+            </w:tcMar>
+          </w:tcPr>
+          <w:p>
+            <w:pPr>
+              <w:spacing w:after="40"/>
+            </w:pPr>
+            <w:r>
+              <w:rPr>
+                <w:sz w:val="19"/>
+                <w:szCs w:val="19"/>
+              </w:rPr>
+              <w:t>The portal keeps its own copy of the completed forms. If the two numbers differ, the portal is behind.</w:t>
+            </w:r>
+          </w:p>
+        </w:tc>
+        <w:tc>
+          <w:tcPr>
+            <w:tcW w:w="2071" w:type="dxa"/>
+            <w:tcMar>
+              <w:top w:w="70" w:type="dxa"/>
+              <w:left w:w="110" w:type="dxa"/>
+              <w:bottom w:w="70" w:type="dxa"/>
+              <w:right w:w="110" w:type="dxa"/>
+            </w:tcMar>
+          </w:tcPr>
+          <w:p>
+            <w:pPr>
+              <w:spacing w:after="40"/>
+            </w:pPr>
+            <w:r>
+              <w:rPr>
+                <w:sz w:val="19"/>
+                <w:szCs w:val="19"/>
+              </w:rPr>
+              <w:t>Read only. “Not in sync” means press Sync now.</w:t>
+            </w:r>
+          </w:p>
+        </w:tc>
+      </w:tr>
+      <w:tr>
+        <w:tblPrEx>
+          <w:tblCellMar>
+            <w:top w:w="0" w:type="dxa"/>
+            <w:bottom w:w="0" w:type="dxa"/>
+          </w:tblCellMar>
+        </w:tblPrEx>
+        <w:trPr>
+          <w:cantSplit/>
+        </w:trPr>
+        <w:tc>
+          <w:tcPr>
+            <w:tcW w:w="1882" w:type="dxa"/>
+            <w:shd w:val="clear" w:color="auto" w:fill="F8FAFB"/>
+            <w:tcMar>
+              <w:top w:w="70" w:type="dxa"/>
+              <w:left w:w="110" w:type="dxa"/>
+              <w:bottom w:w="70" w:type="dxa"/>
+              <w:right w:w="110" w:type="dxa"/>
+            </w:tcMar>
+          </w:tcPr>
+          <w:p>
+            <w:pPr>
+              <w:spacing w:after="40"/>
+            </w:pPr>
+            <w:r>
+              <w:rPr>
+                <w:sz w:val="19"/>
+                <w:szCs w:val="19"/>
+              </w:rPr>
+              <w:t>Sync now</w:t>
+            </w:r>
+          </w:p>
+        </w:tc>
+        <w:tc>
+          <w:tcPr>
+            <w:tcW w:w="3012" w:type="dxa"/>
+            <w:shd w:val="clear" w:color="auto" w:fill="F8FAFB"/>
+            <w:tcMar>
+              <w:top w:w="70" w:type="dxa"/>
+              <w:left w:w="110" w:type="dxa"/>
+              <w:bottom w:w="70" w:type="dxa"/>
+              <w:right w:w="110" w:type="dxa"/>
+            </w:tcMar>
+          </w:tcPr>
+          <w:p>
+            <w:pPr>
+              <w:spacing w:after="40"/>
+            </w:pPr>
+            <w:r>
+              <w:rPr>
+                <w:sz w:val="19"/>
+                <w:szCs w:val="19"/>
+              </w:rPr>
+              <w:t>Pulls that form from KoboToolbox now and updates the portal's copy.</w:t>
+            </w:r>
+          </w:p>
+        </w:tc>
+        <w:tc>
+          <w:tcPr>
+            <w:tcW w:w="2447" w:type="dxa"/>
+            <w:shd w:val="clear" w:color="auto" w:fill="F8FAFB"/>
+            <w:tcMar>
+              <w:top w:w="70" w:type="dxa"/>
+              <w:left w:w="110" w:type="dxa"/>
+              <w:bottom w:w="70" w:type="dxa"/>
+              <w:right w:w="110" w:type="dxa"/>
+            </w:tcMar>
+          </w:tcPr>
+          <w:p>
+            <w:pPr>
+              <w:spacing w:after="40"/>
+            </w:pPr>
+            <w:r>
+              <w:rPr>
+                <w:sz w:val="19"/>
+                <w:szCs w:val="19"/>
+              </w:rPr>
+              <w:t>The automatic sync runs every 15 minutes; this brings it up to date immediately. It also notices edits and deletions made in KoboToolbox.</w:t>
+            </w:r>
+          </w:p>
+        </w:tc>
+        <w:tc>
+          <w:tcPr>
+            <w:tcW w:w="2071" w:type="dxa"/>
+            <w:shd w:val="clear" w:color="auto" w:fill="F8FAFB"/>
+            <w:tcMar>
+              <w:top w:w="70" w:type="dxa"/>
+              <w:left w:w="110" w:type="dxa"/>
+              <w:bottom w:w="70" w:type="dxa"/>
+              <w:right w:w="110" w:type="dxa"/>
+            </w:tcMar>
+          </w:tcPr>
+          <w:p>
+            <w:pPr>
+              <w:spacing w:after="40"/>
+            </w:pPr>
+            <w:r>
+              <w:rPr>
+                <w:sz w:val="19"/>
+                <w:szCs w:val="19"/>
+              </w:rPr>
+              <w:t>The counts refresh. A KII record's coding can move to COMPLETE; a document whose submission was deleted in KoboToolbox unlocks.</w:t>
+            </w:r>
+          </w:p>
+        </w:tc>
+      </w:tr>
+      <w:tr>
+        <w:tblPrEx>
+          <w:tblCellMar>
+            <w:top w:w="0" w:type="dxa"/>
+            <w:bottom w:w="0" w:type="dxa"/>
+          </w:tblCellMar>
+        </w:tblPrEx>
+        <w:trPr>
+          <w:cantSplit/>
+        </w:trPr>
+        <w:tc>
+          <w:tcPr>
+            <w:tcW w:w="1882" w:type="dxa"/>
+            <w:tcMar>
+              <w:top w:w="70" w:type="dxa"/>
+              <w:left w:w="110" w:type="dxa"/>
+              <w:bottom w:w="70" w:type="dxa"/>
+              <w:right w:w="110" w:type="dxa"/>
+            </w:tcMar>
+          </w:tcPr>
+          <w:p>
+            <w:pPr>
+              <w:spacing w:after="40"/>
+            </w:pPr>
+            <w:r>
+              <w:rPr>
+                <w:sz w:val="19"/>
+                <w:szCs w:val="19"/>
+              </w:rPr>
+              <w:t>✓</w:t>
+            </w:r>
+            <w:r>
+              <w:rPr>
+                <w:sz w:val="19"/>
+                <w:szCs w:val="19"/>
+              </w:rPr>
+              <w:t xml:space="preserve"> saved in portal (on each row)</w:t>
+            </w:r>
+          </w:p>
+        </w:tc>
+        <w:tc>
+          <w:tcPr>
+            <w:tcW w:w="3012" w:type="dxa"/>
+            <w:tcMar>
+              <w:top w:w="70" w:type="dxa"/>
+              <w:left w:w="110" w:type="dxa"/>
+              <w:bottom w:w="70" w:type="dxa"/>
+              <w:right w:w="110" w:type="dxa"/>
+            </w:tcMar>
+          </w:tcPr>
+          <w:p>
+            <w:pPr>
+              <w:spacing w:after="40"/>
+            </w:pPr>
+            <w:r>
+              <w:rPr>
+                <w:sz w:val="19"/>
+                <w:szCs w:val="19"/>
+              </w:rPr>
+              <w:t>Says the portal holds an identical copy of that submission.</w:t>
+            </w:r>
+          </w:p>
+        </w:tc>
+        <w:tc>
+          <w:tcPr>
+            <w:tcW w:w="2447" w:type="dxa"/>
+            <w:tcMar>
+              <w:top w:w="70" w:type="dxa"/>
+              <w:left w:w="110" w:type="dxa"/>
+              <w:bottom w:w="70" w:type="dxa"/>
+              <w:right w:w="110" w:type="dxa"/>
+            </w:tcMar>
+          </w:tcPr>
+          <w:p>
+            <w:pPr>
+              <w:spacing w:after="40"/>
+            </w:pPr>
+            <w:r>
+              <w:rPr>
+                <w:sz w:val="19"/>
+                <w:szCs w:val="19"/>
+              </w:rPr>
+              <w:t>Proof, row by row, that nothing was lost or changed between KoboToolbox and the portal.</w:t>
+            </w:r>
+          </w:p>
+        </w:tc>
+        <w:tc>
+          <w:tcPr>
+            <w:tcW w:w="2071" w:type="dxa"/>
+            <w:tcMar>
+              <w:top w:w="70" w:type="dxa"/>
+              <w:left w:w="110" w:type="dxa"/>
+              <w:bottom w:w="70" w:type="dxa"/>
+              <w:right w:w="110" w:type="dxa"/>
+            </w:tcMar>
+          </w:tcPr>
+          <w:p>
+            <w:pPr>
+              <w:spacing w:after="40"/>
+            </w:pPr>
+            <w:r>
+              <w:rPr>
+                <w:sz w:val="19"/>
+                <w:szCs w:val="19"/>
+              </w:rPr>
+              <w:t>Read only. It is missing until the next sync for a new or edited row.</w:t>
+            </w:r>
+          </w:p>
+        </w:tc>
+      </w:tr>
+      <w:tr>
+        <w:tblPrEx>
+          <w:tblCellMar>
+            <w:top w:w="0" w:type="dxa"/>
+            <w:bottom w:w="0" w:type="dxa"/>
+          </w:tblCellMar>
+        </w:tblPrEx>
+        <w:trPr>
+          <w:cantSplit/>
+        </w:trPr>
+        <w:tc>
+          <w:tcPr>
+            <w:tcW w:w="1882" w:type="dxa"/>
+            <w:shd w:val="clear" w:color="auto" w:fill="F8FAFB"/>
+            <w:tcMar>
+              <w:top w:w="70" w:type="dxa"/>
+              <w:left w:w="110" w:type="dxa"/>
+              <w:bottom w:w="70" w:type="dxa"/>
+              <w:right w:w="110" w:type="dxa"/>
+            </w:tcMar>
+          </w:tcPr>
+          <w:p>
+            <w:pPr>
+              <w:spacing w:after="40"/>
+            </w:pPr>
+            <w:r>
+              <w:rPr>
+                <w:sz w:val="19"/>
+                <w:szCs w:val="19"/>
+              </w:rPr>
+              <w:t>Download PDF</w:t>
+            </w:r>
+          </w:p>
+        </w:tc>
+        <w:tc>
+          <w:tcPr>
+            <w:tcW w:w="3012" w:type="dxa"/>
+            <w:shd w:val="clear" w:color="auto" w:fill="F8FAFB"/>
+            <w:tcMar>
+              <w:top w:w="70" w:type="dxa"/>
+              <w:left w:w="110" w:type="dxa"/>
+              <w:bottom w:w="70" w:type="dxa"/>
+              <w:right w:w="110" w:type="dxa"/>
+            </w:tcMar>
+          </w:tcPr>
+          <w:p>
+            <w:pPr>
+              <w:spacing w:after="40"/>
+            </w:pPr>
+            <w:r>
+              <w:rPr>
+                <w:sz w:val="19"/>
+                <w:szCs w:val="19"/>
+              </w:rPr>
+              <w:t>Downloads that completed form as a readable PDF (sections, questions, answers as words).</w:t>
+            </w:r>
+          </w:p>
+        </w:tc>
+        <w:tc>
+          <w:tcPr>
+            <w:tcW w:w="2447" w:type="dxa"/>
+            <w:shd w:val="clear" w:color="auto" w:fill="F8FAFB"/>
+            <w:tcMar>
+              <w:top w:w="70" w:type="dxa"/>
+              <w:left w:w="110" w:type="dxa"/>
+              <w:bottom w:w="70" w:type="dxa"/>
+              <w:right w:w="110" w:type="dxa"/>
+            </w:tcMar>
+          </w:tcPr>
+          <w:p>
+            <w:pPr>
+              <w:spacing w:after="40"/>
+            </w:pPr>
+            <w:r>
+              <w:rPr>
+                <w:sz w:val="19"/>
+                <w:szCs w:val="19"/>
+              </w:rPr>
+              <w:t>A readable copy for records, meetings and checking.</w:t>
+            </w:r>
+          </w:p>
+        </w:tc>
+        <w:tc>
+          <w:tcPr>
+            <w:tcW w:w="2071" w:type="dxa"/>
+            <w:shd w:val="clear" w:color="auto" w:fill="F8FAFB"/>
+            <w:tcMar>
+              <w:top w:w="70" w:type="dxa"/>
+              <w:left w:w="110" w:type="dxa"/>
+              <w:bottom w:w="70" w:type="dxa"/>
+              <w:right w:w="110" w:type="dxa"/>
+            </w:tcMar>
+          </w:tcPr>
+          <w:p>
+            <w:pPr>
+              <w:spacing w:after="40"/>
+            </w:pPr>
+            <w:r>
+              <w:rPr>
+                <w:sz w:val="19"/>
+                <w:szCs w:val="19"/>
+              </w:rPr>
+              <w:t>A PDF downloads; the download is audited.</w:t>
+            </w:r>
+          </w:p>
+        </w:tc>
+      </w:tr>
+      <w:tr>
+        <w:tblPrEx>
+          <w:tblCellMar>
+            <w:top w:w="0" w:type="dxa"/>
+            <w:bottom w:w="0" w:type="dxa"/>
+          </w:tblCellMar>
+        </w:tblPrEx>
+        <w:trPr>
+          <w:cantSplit/>
+        </w:trPr>
+        <w:tc>
+          <w:tcPr>
+            <w:tcW w:w="1882" w:type="dxa"/>
+            <w:tcMar>
+              <w:top w:w="70" w:type="dxa"/>
+              <w:left w:w="110" w:type="dxa"/>
+              <w:bottom w:w="70" w:type="dxa"/>
+              <w:right w:w="110" w:type="dxa"/>
+            </w:tcMar>
+          </w:tcPr>
+          <w:p>
+            <w:pPr>
+              <w:spacing w:after="40"/>
+            </w:pPr>
+            <w:r>
+              <w:rPr>
+                <w:sz w:val="19"/>
+                <w:szCs w:val="19"/>
+              </w:rPr>
+              <w:t>Email to me</w:t>
+            </w:r>
+          </w:p>
+        </w:tc>
+        <w:tc>
+          <w:tcPr>
+            <w:tcW w:w="3012" w:type="dxa"/>
+            <w:tcMar>
+              <w:top w:w="70" w:type="dxa"/>
+              <w:left w:w="110" w:type="dxa"/>
+              <w:bottom w:w="70" w:type="dxa"/>
+              <w:right w:w="110" w:type="dxa"/>
+            </w:tcMar>
+          </w:tcPr>
+          <w:p>
+            <w:pPr>
+              <w:spacing w:after="40"/>
+            </w:pPr>
+            <w:r>
+              <w:rPr>
+                <w:sz w:val="19"/>
+                <w:szCs w:val="19"/>
+              </w:rPr>
+              <w:t>Emails that PDF to the address on your own account.</w:t>
+            </w:r>
+          </w:p>
+        </w:tc>
+        <w:tc>
+          <w:tcPr>
+            <w:tcW w:w="2447" w:type="dxa"/>
+            <w:tcMar>
+              <w:top w:w="70" w:type="dxa"/>
+              <w:left w:w="110" w:type="dxa"/>
+              <w:bottom w:w="70" w:type="dxa"/>
+              <w:right w:w="110" w:type="dxa"/>
+            </w:tcMar>
+          </w:tcPr>
+          <w:p>
+            <w:pPr>
+              <w:spacing w:after="40"/>
+            </w:pPr>
+            <w:r>
+              <w:rPr>
+                <w:sz w:val="19"/>
+                <w:szCs w:val="19"/>
+              </w:rPr>
+              <w:t>A PDF is a full research record, so it goes only to you, never to a typed-in address.</w:t>
+            </w:r>
+          </w:p>
+        </w:tc>
+        <w:tc>
+          <w:tcPr>
+            <w:tcW w:w="2071" w:type="dxa"/>
+            <w:tcMar>
+              <w:top w:w="70" w:type="dxa"/>
+              <w:left w:w="110" w:type="dxa"/>
+              <w:bottom w:w="70" w:type="dxa"/>
+              <w:right w:w="110" w:type="dxa"/>
+            </w:tcMar>
+          </w:tcPr>
+          <w:p>
+            <w:pPr>
+              <w:spacing w:after="40"/>
+            </w:pPr>
+            <w:r>
+              <w:rPr>
+                <w:sz w:val="19"/>
+                <w:szCs w:val="19"/>
+              </w:rPr>
+              <w:t>“Sent to …” (address masked). Recorded in the audit log.</w:t>
+            </w:r>
+          </w:p>
+        </w:tc>
+      </w:tr>
+      <w:tr>
+        <w:tblPrEx>
+          <w:tblCellMar>
+            <w:top w:w="0" w:type="dxa"/>
+            <w:bottom w:w="0" w:type="dxa"/>
+          </w:tblCellMar>
+        </w:tblPrEx>
+        <w:trPr>
+          <w:cantSplit/>
+        </w:trPr>
+        <w:tc>
+          <w:tcPr>
+            <w:tcW w:w="1882" w:type="dxa"/>
+            <w:shd w:val="clear" w:color="auto" w:fill="F8FAFB"/>
+            <w:tcMar>
+              <w:top w:w="70" w:type="dxa"/>
+              <w:left w:w="110" w:type="dxa"/>
+              <w:bottom w:w="70" w:type="dxa"/>
+              <w:right w:w="110" w:type="dxa"/>
+            </w:tcMar>
+          </w:tcPr>
+          <w:p>
+            <w:pPr>
+              <w:spacing w:after="40"/>
+            </w:pPr>
+            <w:r>
+              <w:rPr>
+                <w:sz w:val="19"/>
+                <w:szCs w:val="19"/>
+              </w:rPr>
+              <w:t>Show / page numbers</w:t>
+            </w:r>
+          </w:p>
+        </w:tc>
+        <w:tc>
+          <w:tcPr>
+            <w:tcW w:w="3012" w:type="dxa"/>
+            <w:shd w:val="clear" w:color="auto" w:fill="F8FAFB"/>
+            <w:tcMar>
+              <w:top w:w="70" w:type="dxa"/>
+              <w:left w:w="110" w:type="dxa"/>
+              <w:bottom w:w="70" w:type="dxa"/>
+              <w:right w:w="110" w:type="dxa"/>
+            </w:tcMar>
+          </w:tcPr>
+          <w:p>
+            <w:pPr>
+              <w:spacing w:after="40"/>
+            </w:pPr>
+            <w:r>
+              <w:rPr>
+                <w:sz w:val="19"/>
+                <w:szCs w:val="19"/>
+              </w:rPr>
+              <w:t>Choose rows per page and move between pages.</w:t>
+            </w:r>
+          </w:p>
+        </w:tc>
+        <w:tc>
+          <w:tcPr>
+            <w:tcW w:w="2447" w:type="dxa"/>
+            <w:shd w:val="clear" w:color="auto" w:fill="F8FAFB"/>
+            <w:tcMar>
+              <w:top w:w="70" w:type="dxa"/>
+              <w:left w:w="110" w:type="dxa"/>
+              <w:bottom w:w="70" w:type="dxa"/>
+              <w:right w:w="110" w:type="dxa"/>
+            </w:tcMar>
+          </w:tcPr>
+          <w:p>
+            <w:pPr>
+              <w:spacing w:after="40"/>
+            </w:pPr>
+            <w:r>
+              <w:rPr>
+                <w:sz w:val="19"/>
+                <w:szCs w:val="19"/>
+              </w:rPr>
+              <w:t>As on every register.</w:t>
+            </w:r>
+          </w:p>
+        </w:tc>
+        <w:tc>
+          <w:tcPr>
+            <w:tcW w:w="2071" w:type="dxa"/>
+            <w:shd w:val="clear" w:color="auto" w:fill="F8FAFB"/>
+            <w:tcMar>
+              <w:top w:w="70" w:type="dxa"/>
+              <w:left w:w="110" w:type="dxa"/>
+              <w:bottom w:w="70" w:type="dxa"/>
+              <w:right w:w="110" w:type="dxa"/>
+            </w:tcMar>
+          </w:tcPr>
+          <w:p>
+            <w:pPr>
+              <w:spacing w:after="40"/>
+            </w:pPr>
+            <w:r>
+              <w:rPr>
+                <w:sz w:val="19"/>
+                <w:szCs w:val="19"/>
+              </w:rPr>
+              <w:t>The list redraws.</w:t>
             </w:r>
           </w:p>
         </w:tc>
@@ -6170,7 +12065,7 @@
         <w:sz w:val="16"/>
         <w:szCs w:val="16"/>
       </w:rPr>
-      <w:t>Version 1.6 · 20 September 2026</w:t>
+      <w:t>Version 1.7 · 21 September 2026</w:t>
     </w:r>
     <w:r>
       <w:rPr>
@@ -6343,68 +12238,69 @@
 <file path=word/numbering.xml><?xml version="1.0" encoding="utf-8"?>
 <w:numbering xmlns:wpc="http://schemas.microsoft.com/office/word/2010/wordprocessingCanvas" xmlns:cx="http://schemas.microsoft.com/office/drawing/2014/chartex" xmlns:cx1="http://schemas.microsoft.com/office/drawing/2015/9/8/chartex" xmlns:cx2="http://schemas.microsoft.com/office/drawing/2015/10/21/chartex" xmlns:cx3="http://schemas.microsoft.com/office/drawing/2016/5/9/chartex" xmlns:cx4="http://schemas.microsoft.com/office/drawing/2016/5/10/chartex" xmlns:cx5="http://schemas.microsoft.com/office/drawing/2016/5/11/chartex" xmlns:cx6="http://schemas.microsoft.com/office/drawing/2016/5/12/chartex" xmlns:cx7="http://schemas.microsoft.com/office/drawing/2016/5/13/chartex" xmlns:cx8="http://schemas.microsoft.com/office/drawing/2016/5/14/chartex" xmlns:mc="http://schemas.openxmlformats.org/markup-compatibility/2006" xmlns:aink="http://schemas.microsoft.com/office/drawing/2016/ink" xmlns:am3d="http://schemas.microsoft.com/office/drawing/2017/model3d" xmlns:o="urn:schemas-microsoft-com:office:office" xmlns:oel="http://schemas.microsoft.com/office/2019/extlst" xmlns:r="http://schemas.openxmlformats.org/officeDocument/2006/relationships" xmlns:m="http://schemas.openxmlformats.org/officeDocument/2006/math" xmlns:v="urn:schemas-microsoft-com:vml" xmlns:wp14="http://schemas.microsoft.com/office/word/2010/wordprocessingDrawing" xmlns:wp="http://schemas.openxmlformats.org/drawingml/2006/wordprocessingDrawing" xmlns:w10="urn:schemas-microsoft-com:office:word" xmlns:w="http://schemas.openxmlformats.org/wordprocessingml/2006/main" xmlns:w14="http://schemas.microsoft.com/office/word/2010/wordml" xmlns:w15="http://schemas.microsoft.com/office/word/2012/wordml" xmlns:w16cex="http://schemas.microsoft.com/office/word/2018/wordml/cex" xmlns:w16cid="http://schemas.microsoft.com/office/word/2016/wordml/cid" xmlns:w16="http://schemas.microsoft.com/office/word/2018/wordml" xmlns:w16sdtdh="http://schemas.microsoft.com/office/word/2020/wordml/sdtdatahash" xmlns:w16se="http://schemas.microsoft.com/office/word/2015/wordml/symex" xmlns:wpg="http://schemas.microsoft.com/office/word/2010/wordprocessingGroup" xmlns:wpi="http://schemas.microsoft.com/office/word/2010/wordprocessingInk" xmlns:wne="http://schemas.microsoft.com/office/word/2006/wordml" xmlns:wps="http://schemas.microsoft.com/office/word/2010/wordprocessingShape" mc:Ignorable="w14 w15 w16se w16cid w16 w16cex w16sdtdh wp14">
   <w:abstractNum w:abstractNumId="0" w15:restartNumberingAfterBreak="0">
-    <w:nsid w:val="0B9D45E0"/>
+    <w:nsid w:val="1BCF1DCB"/>
     <w:multiLevelType w:val="hybridMultilevel"/>
-    <w:tmpl w:val="BCA8FC1E"/>
-    <w:lvl w:ilvl="0" w:tplc="8E76F0E8">
+    <w:tmpl w:val="6AACC6AC"/>
+    <w:lvl w:ilvl="0" w:tplc="3B3AA5F4">
       <w:start w:val="1"/>
-      <w:numFmt w:val="bullet"/>
-      <w:lvlText w:val="•"/>
+      <w:numFmt w:val="decimal"/>
+      <w:lvlText w:val="%1."/>
       <w:lvlJc w:val="left"/>
       <w:pPr>
-        <w:ind w:left="460" w:hanging="280"/>
-      </w:pPr>
+        <w:ind w:left="460" w:hanging="360"/>
+      </w:pPr>
+      <w:rPr>
+        <w:b/>
+        <w:bCs/>
+        <w:color w:val="A67C27"/>
+      </w:rPr>
     </w:lvl>
-    <w:lvl w:ilvl="1" w:tplc="9AE23C6C">
-      <w:start w:val="1"/>
-      <w:numFmt w:val="bullet"/>
-      <w:lvlText w:val="–"/>
-      <w:lvlJc w:val="left"/>
-      <w:pPr>
-        <w:ind w:left="900" w:hanging="280"/>
-      </w:pPr>
-    </w:lvl>
-    <w:lvl w:ilvl="2" w:tplc="791C8A96">
+    <w:lvl w:ilvl="1" w:tplc="EEEEB700">
       <w:numFmt w:val="decimal"/>
       <w:lvlText w:val=""/>
       <w:lvlJc w:val="left"/>
     </w:lvl>
-    <w:lvl w:ilvl="3" w:tplc="45A08E1E">
+    <w:lvl w:ilvl="2" w:tplc="1B8A0272">
       <w:numFmt w:val="decimal"/>
       <w:lvlText w:val=""/>
       <w:lvlJc w:val="left"/>
     </w:lvl>
-    <w:lvl w:ilvl="4" w:tplc="80F0DF6C">
+    <w:lvl w:ilvl="3" w:tplc="48509DCC">
       <w:numFmt w:val="decimal"/>
       <w:lvlText w:val=""/>
       <w:lvlJc w:val="left"/>
     </w:lvl>
-    <w:lvl w:ilvl="5" w:tplc="CF02F65C">
+    <w:lvl w:ilvl="4" w:tplc="4C40C94E">
       <w:numFmt w:val="decimal"/>
       <w:lvlText w:val=""/>
       <w:lvlJc w:val="left"/>
     </w:lvl>
-    <w:lvl w:ilvl="6" w:tplc="AAAC1744">
+    <w:lvl w:ilvl="5" w:tplc="63A0692C">
       <w:numFmt w:val="decimal"/>
       <w:lvlText w:val=""/>
       <w:lvlJc w:val="left"/>
     </w:lvl>
-    <w:lvl w:ilvl="7" w:tplc="11926DFE">
+    <w:lvl w:ilvl="6" w:tplc="4CA4A6A2">
       <w:numFmt w:val="decimal"/>
       <w:lvlText w:val=""/>
       <w:lvlJc w:val="left"/>
     </w:lvl>
-    <w:lvl w:ilvl="8" w:tplc="499067BE">
+    <w:lvl w:ilvl="7" w:tplc="4330138A">
+      <w:numFmt w:val="decimal"/>
+      <w:lvlText w:val=""/>
+      <w:lvlJc w:val="left"/>
+    </w:lvl>
+    <w:lvl w:ilvl="8" w:tplc="0EF633D8">
       <w:numFmt w:val="decimal"/>
       <w:lvlText w:val=""/>
       <w:lvlJc w:val="left"/>
     </w:lvl>
   </w:abstractNum>
   <w:abstractNum w:abstractNumId="1" w15:restartNumberingAfterBreak="0">
-    <w:nsid w:val="120160DE"/>
+    <w:nsid w:val="2892345E"/>
     <w:multiLevelType w:val="hybridMultilevel"/>
-    <w:tmpl w:val="F7B449A2"/>
-    <w:lvl w:ilvl="0" w:tplc="4E56BA0C">
+    <w:tmpl w:val="87068392"/>
+    <w:lvl w:ilvl="0" w:tplc="FBB62C7E">
       <w:start w:val="1"/>
       <w:numFmt w:val="decimal"/>
       <w:lvlText w:val="%1."/>
@@ -6418,52 +12314,52 @@
         <w:color w:val="A67C27"/>
       </w:rPr>
     </w:lvl>
-    <w:lvl w:ilvl="1" w:tplc="11368B28">
+    <w:lvl w:ilvl="1" w:tplc="5AA01A00">
       <w:numFmt w:val="decimal"/>
       <w:lvlText w:val=""/>
       <w:lvlJc w:val="left"/>
     </w:lvl>
-    <w:lvl w:ilvl="2" w:tplc="042C6338">
+    <w:lvl w:ilvl="2" w:tplc="F4646780">
       <w:numFmt w:val="decimal"/>
       <w:lvlText w:val=""/>
       <w:lvlJc w:val="left"/>
     </w:lvl>
-    <w:lvl w:ilvl="3" w:tplc="D1400F3A">
+    <w:lvl w:ilvl="3" w:tplc="1CB6CE52">
       <w:numFmt w:val="decimal"/>
       <w:lvlText w:val=""/>
       <w:lvlJc w:val="left"/>
     </w:lvl>
-    <w:lvl w:ilvl="4" w:tplc="87680760">
+    <w:lvl w:ilvl="4" w:tplc="D6EA5DCE">
       <w:numFmt w:val="decimal"/>
       <w:lvlText w:val=""/>
       <w:lvlJc w:val="left"/>
     </w:lvl>
-    <w:lvl w:ilvl="5" w:tplc="67CC7334">
+    <w:lvl w:ilvl="5" w:tplc="2EDE52B0">
       <w:numFmt w:val="decimal"/>
       <w:lvlText w:val=""/>
       <w:lvlJc w:val="left"/>
     </w:lvl>
-    <w:lvl w:ilvl="6" w:tplc="35ECE8F4">
+    <w:lvl w:ilvl="6" w:tplc="C0FE6CA6">
       <w:numFmt w:val="decimal"/>
       <w:lvlText w:val=""/>
       <w:lvlJc w:val="left"/>
     </w:lvl>
-    <w:lvl w:ilvl="7" w:tplc="5FB05A8C">
+    <w:lvl w:ilvl="7" w:tplc="75B6586C">
       <w:numFmt w:val="decimal"/>
       <w:lvlText w:val=""/>
       <w:lvlJc w:val="left"/>
     </w:lvl>
-    <w:lvl w:ilvl="8" w:tplc="411C53D8">
+    <w:lvl w:ilvl="8" w:tplc="C02AA0E4">
       <w:numFmt w:val="decimal"/>
       <w:lvlText w:val=""/>
       <w:lvlJc w:val="left"/>
     </w:lvl>
   </w:abstractNum>
   <w:abstractNum w:abstractNumId="2" w15:restartNumberingAfterBreak="0">
-    <w:nsid w:val="31A23F52"/>
+    <w:nsid w:val="3D7F7D1B"/>
     <w:multiLevelType w:val="hybridMultilevel"/>
-    <w:tmpl w:val="E8907C48"/>
-    <w:lvl w:ilvl="0" w:tplc="4C20F13A">
+    <w:tmpl w:val="A28200CE"/>
+    <w:lvl w:ilvl="0" w:tplc="24E831D4">
       <w:start w:val="1"/>
       <w:numFmt w:val="decimal"/>
       <w:lvlText w:val="%1."/>
@@ -6477,52 +12373,52 @@
         <w:color w:val="A67C27"/>
       </w:rPr>
     </w:lvl>
-    <w:lvl w:ilvl="1" w:tplc="F852240E">
+    <w:lvl w:ilvl="1" w:tplc="EEEED95C">
       <w:numFmt w:val="decimal"/>
       <w:lvlText w:val=""/>
       <w:lvlJc w:val="left"/>
     </w:lvl>
-    <w:lvl w:ilvl="2" w:tplc="AFD878A2">
+    <w:lvl w:ilvl="2" w:tplc="4DE2543A">
       <w:numFmt w:val="decimal"/>
       <w:lvlText w:val=""/>
       <w:lvlJc w:val="left"/>
     </w:lvl>
-    <w:lvl w:ilvl="3" w:tplc="6748C7F4">
+    <w:lvl w:ilvl="3" w:tplc="9D5A18AA">
       <w:numFmt w:val="decimal"/>
       <w:lvlText w:val=""/>
       <w:lvlJc w:val="left"/>
     </w:lvl>
-    <w:lvl w:ilvl="4" w:tplc="83F60922">
+    <w:lvl w:ilvl="4" w:tplc="A798E398">
       <w:numFmt w:val="decimal"/>
       <w:lvlText w:val=""/>
       <w:lvlJc w:val="left"/>
     </w:lvl>
-    <w:lvl w:ilvl="5" w:tplc="C7C0B440">
+    <w:lvl w:ilvl="5" w:tplc="F962E06A">
       <w:numFmt w:val="decimal"/>
       <w:lvlText w:val=""/>
       <w:lvlJc w:val="left"/>
     </w:lvl>
-    <w:lvl w:ilvl="6" w:tplc="9816F890">
+    <w:lvl w:ilvl="6" w:tplc="DE76D0EE">
       <w:numFmt w:val="decimal"/>
       <w:lvlText w:val=""/>
       <w:lvlJc w:val="left"/>
     </w:lvl>
-    <w:lvl w:ilvl="7" w:tplc="38440B5E">
+    <w:lvl w:ilvl="7" w:tplc="F5EAADC6">
       <w:numFmt w:val="decimal"/>
       <w:lvlText w:val=""/>
       <w:lvlJc w:val="left"/>
     </w:lvl>
-    <w:lvl w:ilvl="8" w:tplc="6C1AAD70">
+    <w:lvl w:ilvl="8" w:tplc="F94CA51E">
       <w:numFmt w:val="decimal"/>
       <w:lvlText w:val=""/>
       <w:lvlJc w:val="left"/>
     </w:lvl>
   </w:abstractNum>
   <w:abstractNum w:abstractNumId="3" w15:restartNumberingAfterBreak="0">
-    <w:nsid w:val="32AA518E"/>
+    <w:nsid w:val="5B5C2F6B"/>
     <w:multiLevelType w:val="hybridMultilevel"/>
-    <w:tmpl w:val="D212BC3A"/>
-    <w:lvl w:ilvl="0" w:tplc="AD9E2E06">
+    <w:tmpl w:val="C2D4D152"/>
+    <w:lvl w:ilvl="0" w:tplc="B2D2B5D2">
       <w:start w:val="1"/>
       <w:numFmt w:val="decimal"/>
       <w:lvlText w:val="%1."/>
@@ -6536,52 +12432,52 @@
         <w:color w:val="A67C27"/>
       </w:rPr>
     </w:lvl>
-    <w:lvl w:ilvl="1" w:tplc="0E76305E">
+    <w:lvl w:ilvl="1" w:tplc="EC32F6B0">
       <w:numFmt w:val="decimal"/>
       <w:lvlText w:val=""/>
       <w:lvlJc w:val="left"/>
     </w:lvl>
-    <w:lvl w:ilvl="2" w:tplc="0E505990">
+    <w:lvl w:ilvl="2" w:tplc="45A434F4">
       <w:numFmt w:val="decimal"/>
       <w:lvlText w:val=""/>
       <w:lvlJc w:val="left"/>
     </w:lvl>
-    <w:lvl w:ilvl="3" w:tplc="76CCFF08">
+    <w:lvl w:ilvl="3" w:tplc="D5CC8A84">
       <w:numFmt w:val="decimal"/>
       <w:lvlText w:val=""/>
       <w:lvlJc w:val="left"/>
     </w:lvl>
-    <w:lvl w:ilvl="4" w:tplc="9A7AA584">
+    <w:lvl w:ilvl="4" w:tplc="4D38BF96">
       <w:numFmt w:val="decimal"/>
       <w:lvlText w:val=""/>
       <w:lvlJc w:val="left"/>
     </w:lvl>
-    <w:lvl w:ilvl="5" w:tplc="5BD8F438">
+    <w:lvl w:ilvl="5" w:tplc="7E4C967A">
       <w:numFmt w:val="decimal"/>
       <w:lvlText w:val=""/>
       <w:lvlJc w:val="left"/>
     </w:lvl>
-    <w:lvl w:ilvl="6" w:tplc="BFFE2F8C">
+    <w:lvl w:ilvl="6" w:tplc="5B4E124C">
       <w:numFmt w:val="decimal"/>
       <w:lvlText w:val=""/>
       <w:lvlJc w:val="left"/>
     </w:lvl>
-    <w:lvl w:ilvl="7" w:tplc="585AF0A4">
+    <w:lvl w:ilvl="7" w:tplc="7076DCA8">
       <w:numFmt w:val="decimal"/>
       <w:lvlText w:val=""/>
       <w:lvlJc w:val="left"/>
     </w:lvl>
-    <w:lvl w:ilvl="8" w:tplc="8536DE12">
+    <w:lvl w:ilvl="8" w:tplc="DAEAE176">
       <w:numFmt w:val="decimal"/>
       <w:lvlText w:val=""/>
       <w:lvlJc w:val="left"/>
     </w:lvl>
   </w:abstractNum>
   <w:abstractNum w:abstractNumId="4" w15:restartNumberingAfterBreak="0">
-    <w:nsid w:val="33C54D8F"/>
+    <w:nsid w:val="5FD40A06"/>
     <w:multiLevelType w:val="hybridMultilevel"/>
-    <w:tmpl w:val="79D0A2FE"/>
-    <w:lvl w:ilvl="0" w:tplc="9DE85EA6">
+    <w:tmpl w:val="8ADEDDC6"/>
+    <w:lvl w:ilvl="0" w:tplc="A4A02774">
       <w:start w:val="1"/>
       <w:numFmt w:val="decimal"/>
       <w:lvlText w:val="%1."/>
@@ -6595,52 +12491,52 @@
         <w:color w:val="A67C27"/>
       </w:rPr>
     </w:lvl>
-    <w:lvl w:ilvl="1" w:tplc="773E2230">
+    <w:lvl w:ilvl="1" w:tplc="0F2EB716">
       <w:numFmt w:val="decimal"/>
       <w:lvlText w:val=""/>
       <w:lvlJc w:val="left"/>
     </w:lvl>
-    <w:lvl w:ilvl="2" w:tplc="14C412C6">
+    <w:lvl w:ilvl="2" w:tplc="5428DCC4">
       <w:numFmt w:val="decimal"/>
       <w:lvlText w:val=""/>
       <w:lvlJc w:val="left"/>
     </w:lvl>
-    <w:lvl w:ilvl="3" w:tplc="826C0408">
+    <w:lvl w:ilvl="3" w:tplc="DC10154A">
       <w:numFmt w:val="decimal"/>
       <w:lvlText w:val=""/>
       <w:lvlJc w:val="left"/>
     </w:lvl>
-    <w:lvl w:ilvl="4" w:tplc="FB4EAB3A">
+    <w:lvl w:ilvl="4" w:tplc="FB102790">
       <w:numFmt w:val="decimal"/>
       <w:lvlText w:val=""/>
       <w:lvlJc w:val="left"/>
     </w:lvl>
-    <w:lvl w:ilvl="5" w:tplc="6C766F1E">
+    <w:lvl w:ilvl="5" w:tplc="05B8B06E">
       <w:numFmt w:val="decimal"/>
       <w:lvlText w:val=""/>
       <w:lvlJc w:val="left"/>
     </w:lvl>
-    <w:lvl w:ilvl="6" w:tplc="60145884">
+    <w:lvl w:ilvl="6" w:tplc="11AA1B36">
       <w:numFmt w:val="decimal"/>
       <w:lvlText w:val=""/>
       <w:lvlJc w:val="left"/>
     </w:lvl>
-    <w:lvl w:ilvl="7" w:tplc="2E247B18">
+    <w:lvl w:ilvl="7" w:tplc="52F4C84A">
       <w:numFmt w:val="decimal"/>
       <w:lvlText w:val=""/>
       <w:lvlJc w:val="left"/>
     </w:lvl>
-    <w:lvl w:ilvl="8" w:tplc="CA8003D2">
+    <w:lvl w:ilvl="8" w:tplc="71EE4B92">
       <w:numFmt w:val="decimal"/>
       <w:lvlText w:val=""/>
       <w:lvlJc w:val="left"/>
     </w:lvl>
   </w:abstractNum>
   <w:abstractNum w:abstractNumId="5" w15:restartNumberingAfterBreak="0">
-    <w:nsid w:val="38A42557"/>
+    <w:nsid w:val="67765BC1"/>
     <w:multiLevelType w:val="hybridMultilevel"/>
-    <w:tmpl w:val="6D5E302E"/>
-    <w:lvl w:ilvl="0" w:tplc="A87C36D2">
+    <w:tmpl w:val="8DECF8B6"/>
+    <w:lvl w:ilvl="0" w:tplc="E9EEE512">
       <w:start w:val="1"/>
       <w:numFmt w:val="decimal"/>
       <w:lvlText w:val="%1."/>
@@ -6654,111 +12550,110 @@
         <w:color w:val="A67C27"/>
       </w:rPr>
     </w:lvl>
-    <w:lvl w:ilvl="1" w:tplc="75DA8D04">
+    <w:lvl w:ilvl="1" w:tplc="621C5D92">
       <w:numFmt w:val="decimal"/>
       <w:lvlText w:val=""/>
       <w:lvlJc w:val="left"/>
     </w:lvl>
-    <w:lvl w:ilvl="2" w:tplc="58B22314">
+    <w:lvl w:ilvl="2" w:tplc="3E40A12E">
       <w:numFmt w:val="decimal"/>
       <w:lvlText w:val=""/>
       <w:lvlJc w:val="left"/>
     </w:lvl>
-    <w:lvl w:ilvl="3" w:tplc="2414568E">
+    <w:lvl w:ilvl="3" w:tplc="C97AED4E">
       <w:numFmt w:val="decimal"/>
       <w:lvlText w:val=""/>
       <w:lvlJc w:val="left"/>
     </w:lvl>
-    <w:lvl w:ilvl="4" w:tplc="07E8C23A">
+    <w:lvl w:ilvl="4" w:tplc="489A9C6C">
       <w:numFmt w:val="decimal"/>
       <w:lvlText w:val=""/>
       <w:lvlJc w:val="left"/>
     </w:lvl>
-    <w:lvl w:ilvl="5" w:tplc="A8CE6F64">
+    <w:lvl w:ilvl="5" w:tplc="780E342C">
       <w:numFmt w:val="decimal"/>
       <w:lvlText w:val=""/>
       <w:lvlJc w:val="left"/>
     </w:lvl>
-    <w:lvl w:ilvl="6" w:tplc="ED86AFDA">
+    <w:lvl w:ilvl="6" w:tplc="E19CE09C">
       <w:numFmt w:val="decimal"/>
       <w:lvlText w:val=""/>
       <w:lvlJc w:val="left"/>
     </w:lvl>
-    <w:lvl w:ilvl="7" w:tplc="AD10BD68">
+    <w:lvl w:ilvl="7" w:tplc="4A66BE50">
       <w:numFmt w:val="decimal"/>
       <w:lvlText w:val=""/>
       <w:lvlJc w:val="left"/>
     </w:lvl>
-    <w:lvl w:ilvl="8" w:tplc="E048EB34">
+    <w:lvl w:ilvl="8" w:tplc="831673C0">
       <w:numFmt w:val="decimal"/>
       <w:lvlText w:val=""/>
       <w:lvlJc w:val="left"/>
     </w:lvl>
   </w:abstractNum>
   <w:abstractNum w:abstractNumId="6" w15:restartNumberingAfterBreak="0">
-    <w:nsid w:val="78CC750B"/>
+    <w:nsid w:val="6E3231B2"/>
     <w:multiLevelType w:val="hybridMultilevel"/>
-    <w:tmpl w:val="FCAACDA0"/>
-    <w:lvl w:ilvl="0" w:tplc="332EF932">
+    <w:tmpl w:val="63DE9CF4"/>
+    <w:lvl w:ilvl="0" w:tplc="A822927E">
       <w:start w:val="1"/>
-      <w:numFmt w:val="decimal"/>
-      <w:lvlText w:val="%1."/>
+      <w:numFmt w:val="bullet"/>
+      <w:lvlText w:val="•"/>
       <w:lvlJc w:val="left"/>
       <w:pPr>
-        <w:ind w:left="460" w:hanging="360"/>
-      </w:pPr>
-      <w:rPr>
-        <w:b/>
-        <w:bCs/>
-        <w:color w:val="A67C27"/>
-      </w:rPr>
+        <w:ind w:left="460" w:hanging="280"/>
+      </w:pPr>
     </w:lvl>
-    <w:lvl w:ilvl="1" w:tplc="B12EE822">
+    <w:lvl w:ilvl="1" w:tplc="73343230">
+      <w:start w:val="1"/>
+      <w:numFmt w:val="bullet"/>
+      <w:lvlText w:val="–"/>
+      <w:lvlJc w:val="left"/>
+      <w:pPr>
+        <w:ind w:left="900" w:hanging="280"/>
+      </w:pPr>
+    </w:lvl>
+    <w:lvl w:ilvl="2" w:tplc="C088DBF0">
       <w:numFmt w:val="decimal"/>
       <w:lvlText w:val=""/>
       <w:lvlJc w:val="left"/>
     </w:lvl>
-    <w:lvl w:ilvl="2" w:tplc="E9C24EAE">
+    <w:lvl w:ilvl="3" w:tplc="310AD096">
       <w:numFmt w:val="decimal"/>
       <w:lvlText w:val=""/>
       <w:lvlJc w:val="left"/>
     </w:lvl>
-    <w:lvl w:ilvl="3" w:tplc="DA1285B2">
+    <w:lvl w:ilvl="4" w:tplc="940AD532">
       <w:numFmt w:val="decimal"/>
       <w:lvlText w:val=""/>
       <w:lvlJc w:val="left"/>
     </w:lvl>
-    <w:lvl w:ilvl="4" w:tplc="800012E6">
+    <w:lvl w:ilvl="5" w:tplc="A1386330">
       <w:numFmt w:val="decimal"/>
       <w:lvlText w:val=""/>
       <w:lvlJc w:val="left"/>
     </w:lvl>
-    <w:lvl w:ilvl="5" w:tplc="723021FE">
+    <w:lvl w:ilvl="6" w:tplc="9C340922">
       <w:numFmt w:val="decimal"/>
       <w:lvlText w:val=""/>
       <w:lvlJc w:val="left"/>
     </w:lvl>
-    <w:lvl w:ilvl="6" w:tplc="881E4E3A">
+    <w:lvl w:ilvl="7" w:tplc="B0EA7558">
       <w:numFmt w:val="decimal"/>
       <w:lvlText w:val=""/>
       <w:lvlJc w:val="left"/>
     </w:lvl>
-    <w:lvl w:ilvl="7" w:tplc="616E3614">
-      <w:numFmt w:val="decimal"/>
-      <w:lvlText w:val=""/>
-      <w:lvlJc w:val="left"/>
-    </w:lvl>
-    <w:lvl w:ilvl="8" w:tplc="F3AA40CC">
+    <w:lvl w:ilvl="8" w:tplc="4F5CFE52">
       <w:numFmt w:val="decimal"/>
       <w:lvlText w:val=""/>
       <w:lvlJc w:val="left"/>
     </w:lvl>
   </w:abstractNum>
   <w:abstractNum w:abstractNumId="7" w15:restartNumberingAfterBreak="0">
-    <w:nsid w:val="7F2A4D2B"/>
+    <w:nsid w:val="7CBC071C"/>
     <w:multiLevelType w:val="hybridMultilevel"/>
-    <w:tmpl w:val="5C663942"/>
-    <w:lvl w:ilvl="0" w:tplc="014AC38A">
+    <w:tmpl w:val="D20A7808"/>
+    <w:lvl w:ilvl="0" w:tplc="57745342">
       <w:start w:val="1"/>
       <w:numFmt w:val="bullet"/>
       <w:lvlText w:val="●"/>
@@ -6767,7 +12662,7 @@
         <w:ind w:left="720" w:hanging="360"/>
       </w:pPr>
     </w:lvl>
-    <w:lvl w:ilvl="1" w:tplc="F9D4FDF6">
+    <w:lvl w:ilvl="1" w:tplc="67C698DC">
       <w:start w:val="1"/>
       <w:numFmt w:val="bullet"/>
       <w:lvlText w:val="○"/>
@@ -6776,7 +12671,7 @@
         <w:ind w:left="1440" w:hanging="360"/>
       </w:pPr>
     </w:lvl>
-    <w:lvl w:ilvl="2" w:tplc="5F9A2A08">
+    <w:lvl w:ilvl="2" w:tplc="DD188EA0">
       <w:start w:val="1"/>
       <w:numFmt w:val="bullet"/>
       <w:lvlText w:val="■"/>
@@ -6785,7 +12680,7 @@
         <w:ind w:left="2160" w:hanging="360"/>
       </w:pPr>
     </w:lvl>
-    <w:lvl w:ilvl="3" w:tplc="ED80E2EC">
+    <w:lvl w:ilvl="3" w:tplc="299E1860">
       <w:start w:val="1"/>
       <w:numFmt w:val="bullet"/>
       <w:lvlText w:val="●"/>
@@ -6794,7 +12689,7 @@
         <w:ind w:left="2880" w:hanging="360"/>
       </w:pPr>
     </w:lvl>
-    <w:lvl w:ilvl="4" w:tplc="FB80EE54">
+    <w:lvl w:ilvl="4" w:tplc="86F29712">
       <w:start w:val="1"/>
       <w:numFmt w:val="bullet"/>
       <w:lvlText w:val="○"/>
@@ -6803,7 +12698,7 @@
         <w:ind w:left="3600" w:hanging="360"/>
       </w:pPr>
     </w:lvl>
-    <w:lvl w:ilvl="5" w:tplc="C53C3376">
+    <w:lvl w:ilvl="5" w:tplc="F87C6B5C">
       <w:start w:val="1"/>
       <w:numFmt w:val="bullet"/>
       <w:lvlText w:val="■"/>
@@ -6812,7 +12707,7 @@
         <w:ind w:left="4320" w:hanging="360"/>
       </w:pPr>
     </w:lvl>
-    <w:lvl w:ilvl="6" w:tplc="8F4608F2">
+    <w:lvl w:ilvl="6" w:tplc="4B2E8536">
       <w:start w:val="1"/>
       <w:numFmt w:val="bullet"/>
       <w:lvlText w:val="●"/>
@@ -6821,7 +12716,7 @@
         <w:ind w:left="5040" w:hanging="360"/>
       </w:pPr>
     </w:lvl>
-    <w:lvl w:ilvl="7" w:tplc="AED0E614">
+    <w:lvl w:ilvl="7" w:tplc="114E4D72">
       <w:start w:val="1"/>
       <w:numFmt w:val="bullet"/>
       <w:lvlText w:val="●"/>
@@ -6830,7 +12725,7 @@
         <w:ind w:left="5760" w:hanging="360"/>
       </w:pPr>
     </w:lvl>
-    <w:lvl w:ilvl="8" w:tplc="31D4F34C">
+    <w:lvl w:ilvl="8" w:tplc="8860498E">
       <w:start w:val="1"/>
       <w:numFmt w:val="bullet"/>
       <w:lvlText w:val="●"/>
@@ -6840,50 +12735,50 @@
       </w:pPr>
     </w:lvl>
   </w:abstractNum>
-  <w:num w:numId="1" w16cid:durableId="1311446478">
+  <w:num w:numId="1" w16cid:durableId="1489904383">
     <w:abstractNumId w:val="7"/>
     <w:lvlOverride w:ilvl="0">
       <w:startOverride w:val="1"/>
     </w:lvlOverride>
   </w:num>
-  <w:num w:numId="2" w16cid:durableId="800001778">
+  <w:num w:numId="2" w16cid:durableId="1735883902">
+    <w:abstractNumId w:val="6"/>
+    <w:lvlOverride w:ilvl="0">
+      <w:startOverride w:val="1"/>
+    </w:lvlOverride>
+  </w:num>
+  <w:num w:numId="3" w16cid:durableId="2012876670">
+    <w:abstractNumId w:val="1"/>
+    <w:lvlOverride w:ilvl="0">
+      <w:startOverride w:val="1"/>
+    </w:lvlOverride>
+  </w:num>
+  <w:num w:numId="4" w16cid:durableId="1926456456">
     <w:abstractNumId w:val="0"/>
     <w:lvlOverride w:ilvl="0">
       <w:startOverride w:val="1"/>
     </w:lvlOverride>
   </w:num>
-  <w:num w:numId="3" w16cid:durableId="1501504666">
-    <w:abstractNumId w:val="1"/>
-    <w:lvlOverride w:ilvl="0">
-      <w:startOverride w:val="1"/>
-    </w:lvlOverride>
-  </w:num>
-  <w:num w:numId="4" w16cid:durableId="1820267085">
+  <w:num w:numId="5" w16cid:durableId="440952628">
     <w:abstractNumId w:val="4"/>
     <w:lvlOverride w:ilvl="0">
       <w:startOverride w:val="1"/>
     </w:lvlOverride>
   </w:num>
-  <w:num w:numId="5" w16cid:durableId="552692905">
-    <w:abstractNumId w:val="5"/>
+  <w:num w:numId="6" w16cid:durableId="1309245039">
+    <w:abstractNumId w:val="2"/>
     <w:lvlOverride w:ilvl="0">
       <w:startOverride w:val="1"/>
     </w:lvlOverride>
   </w:num>
-  <w:num w:numId="6" w16cid:durableId="1034186199">
-    <w:abstractNumId w:val="6"/>
-    <w:lvlOverride w:ilvl="0">
-      <w:startOverride w:val="1"/>
-    </w:lvlOverride>
-  </w:num>
-  <w:num w:numId="7" w16cid:durableId="497044188">
+  <w:num w:numId="7" w16cid:durableId="110321546">
     <w:abstractNumId w:val="3"/>
     <w:lvlOverride w:ilvl="0">
       <w:startOverride w:val="1"/>
     </w:lvlOverride>
   </w:num>
-  <w:num w:numId="8" w16cid:durableId="236090688">
-    <w:abstractNumId w:val="2"/>
+  <w:num w:numId="8" w16cid:durableId="1571579380">
+    <w:abstractNumId w:val="5"/>
     <w:lvlOverride w:ilvl="0">
       <w:startOverride w:val="1"/>
     </w:lvlOverride>
@@ -7508,7 +13403,7 @@
     <w:autoRedefine/>
     <w:uiPriority w:val="39"/>
     <w:unhideWhenUsed/>
-    <w:rsid w:val="00ED00A4"/>
+    <w:rsid w:val="002E2B66"/>
     <w:pPr>
       <w:spacing w:after="100"/>
     </w:pPr>
@@ -7520,7 +13415,7 @@
     <w:autoRedefine/>
     <w:uiPriority w:val="39"/>
     <w:unhideWhenUsed/>
-    <w:rsid w:val="00ED00A4"/>
+    <w:rsid w:val="002E2B66"/>
     <w:pPr>
       <w:spacing w:after="100"/>
       <w:ind w:left="210"/>

--- a/docs/manuals/Role_Guide_5_KII_RA.docx
+++ b/docs/manuals/Role_Guide_5_KII_RA.docx
@@ -538,7 +538,7 @@
     <w:sdt>
       <w:sdtPr>
         <w:alias w:val="Contents"/>
-        <w:id w:val="-1630474180"/>
+        <w:id w:val="-1647587332"/>
       </w:sdtPr>
       <w:sdtEndPr/>
       <w:sdtContent>
@@ -567,7 +567,7 @@
           <w:r>
             <w:fldChar w:fldCharType="separate"/>
           </w:r>
-          <w:hyperlink w:anchor="_Toc240889015" w:history="1">
+          <w:hyperlink w:anchor="_Toc240917109" w:history="1">
             <w:r>
               <w:rPr>
                 <w:rStyle w:val="Hyperlink"/>
@@ -591,7 +591,7 @@
               <w:rPr>
                 <w:noProof/>
               </w:rPr>
-              <w:instrText xml:space="preserve"> PAGEREF _Toc240889015 \h </w:instrText>
+              <w:instrText xml:space="preserve"> PAGEREF _Toc240917109 \h </w:instrText>
             </w:r>
             <w:r>
               <w:rPr>
@@ -634,7 +634,7 @@
               <w14:ligatures w14:val="standardContextual"/>
             </w:rPr>
           </w:pPr>
-          <w:hyperlink w:anchor="_Toc240889016" w:history="1">
+          <w:hyperlink w:anchor="_Toc240917110" w:history="1">
             <w:r>
               <w:rPr>
                 <w:rStyle w:val="Hyperlink"/>
@@ -658,7 +658,7 @@
               <w:rPr>
                 <w:noProof/>
               </w:rPr>
-              <w:instrText xml:space="preserve"> PAGEREF _Toc240889016 \h </w:instrText>
+              <w:instrText xml:space="preserve"> PAGEREF _Toc240917110 \h </w:instrText>
             </w:r>
             <w:r>
               <w:rPr>
@@ -701,7 +701,7 @@
               <w14:ligatures w14:val="standardContextual"/>
             </w:rPr>
           </w:pPr>
-          <w:hyperlink w:anchor="_Toc240889017" w:history="1">
+          <w:hyperlink w:anchor="_Toc240917111" w:history="1">
             <w:r>
               <w:rPr>
                 <w:rStyle w:val="Hyperlink"/>
@@ -725,7 +725,7 @@
               <w:rPr>
                 <w:noProof/>
               </w:rPr>
-              <w:instrText xml:space="preserve"> PAGEREF _Toc240889017 \h </w:instrText>
+              <w:instrText xml:space="preserve"> PAGEREF _Toc240917111 \h </w:instrText>
             </w:r>
             <w:r>
               <w:rPr>
@@ -768,7 +768,7 @@
               <w14:ligatures w14:val="standardContextual"/>
             </w:rPr>
           </w:pPr>
-          <w:hyperlink w:anchor="_Toc240889018" w:history="1">
+          <w:hyperlink w:anchor="_Toc240917112" w:history="1">
             <w:r>
               <w:rPr>
                 <w:rStyle w:val="Hyperlink"/>
@@ -792,7 +792,7 @@
               <w:rPr>
                 <w:noProof/>
               </w:rPr>
-              <w:instrText xml:space="preserve"> PAGEREF _Toc240889018 \h </w:instrText>
+              <w:instrText xml:space="preserve"> PAGEREF _Toc240917112 \h </w:instrText>
             </w:r>
             <w:r>
               <w:rPr>
@@ -835,7 +835,7 @@
               <w14:ligatures w14:val="standardContextual"/>
             </w:rPr>
           </w:pPr>
-          <w:hyperlink w:anchor="_Toc240889019" w:history="1">
+          <w:hyperlink w:anchor="_Toc240917113" w:history="1">
             <w:r>
               <w:rPr>
                 <w:rStyle w:val="Hyperlink"/>
@@ -859,7 +859,7 @@
               <w:rPr>
                 <w:noProof/>
               </w:rPr>
-              <w:instrText xml:space="preserve"> PAGEREF _Toc240889019 \h </w:instrText>
+              <w:instrText xml:space="preserve"> PAGEREF _Toc240917113 \h </w:instrText>
             </w:r>
             <w:r>
               <w:rPr>
@@ -902,7 +902,7 @@
               <w14:ligatures w14:val="standardContextual"/>
             </w:rPr>
           </w:pPr>
-          <w:hyperlink w:anchor="_Toc240889020" w:history="1">
+          <w:hyperlink w:anchor="_Toc240917114" w:history="1">
             <w:r>
               <w:rPr>
                 <w:rStyle w:val="Hyperlink"/>
@@ -926,7 +926,7 @@
               <w:rPr>
                 <w:noProof/>
               </w:rPr>
-              <w:instrText xml:space="preserve"> PAGEREF _Toc240889020 \h </w:instrText>
+              <w:instrText xml:space="preserve"> PAGEREF _Toc240917114 \h </w:instrText>
             </w:r>
             <w:r>
               <w:rPr>
@@ -969,7 +969,7 @@
               <w14:ligatures w14:val="standardContextual"/>
             </w:rPr>
           </w:pPr>
-          <w:hyperlink w:anchor="_Toc240889021" w:history="1">
+          <w:hyperlink w:anchor="_Toc240917115" w:history="1">
             <w:r>
               <w:rPr>
                 <w:rStyle w:val="Hyperlink"/>
@@ -993,7 +993,7 @@
               <w:rPr>
                 <w:noProof/>
               </w:rPr>
-              <w:instrText xml:space="preserve"> PAGEREF _Toc240889021 \h </w:instrText>
+              <w:instrText xml:space="preserve"> PAGEREF _Toc240917115 \h </w:instrText>
             </w:r>
             <w:r>
               <w:rPr>
@@ -1036,7 +1036,7 @@
               <w14:ligatures w14:val="standardContextual"/>
             </w:rPr>
           </w:pPr>
-          <w:hyperlink w:anchor="_Toc240889022" w:history="1">
+          <w:hyperlink w:anchor="_Toc240917116" w:history="1">
             <w:r>
               <w:rPr>
                 <w:rStyle w:val="Hyperlink"/>
@@ -1060,7 +1060,7 @@
               <w:rPr>
                 <w:noProof/>
               </w:rPr>
-              <w:instrText xml:space="preserve"> PAGEREF _Toc240889022 \h </w:instrText>
+              <w:instrText xml:space="preserve"> PAGEREF _Toc240917116 \h </w:instrText>
             </w:r>
             <w:r>
               <w:rPr>
@@ -1103,7 +1103,7 @@
               <w14:ligatures w14:val="standardContextual"/>
             </w:rPr>
           </w:pPr>
-          <w:hyperlink w:anchor="_Toc240889023" w:history="1">
+          <w:hyperlink w:anchor="_Toc240917117" w:history="1">
             <w:r>
               <w:rPr>
                 <w:rStyle w:val="Hyperlink"/>
@@ -1127,7 +1127,7 @@
               <w:rPr>
                 <w:noProof/>
               </w:rPr>
-              <w:instrText xml:space="preserve"> PAGEREF _Toc240889023 \h </w:instrText>
+              <w:instrText xml:space="preserve"> PAGEREF _Toc240917117 \h </w:instrText>
             </w:r>
             <w:r>
               <w:rPr>
@@ -1170,7 +1170,7 @@
               <w14:ligatures w14:val="standardContextual"/>
             </w:rPr>
           </w:pPr>
-          <w:hyperlink w:anchor="_Toc240889024" w:history="1">
+          <w:hyperlink w:anchor="_Toc240917118" w:history="1">
             <w:r>
               <w:rPr>
                 <w:rStyle w:val="Hyperlink"/>
@@ -1194,7 +1194,7 @@
               <w:rPr>
                 <w:noProof/>
               </w:rPr>
-              <w:instrText xml:space="preserve"> PAGEREF _Toc240889024 \h </w:instrText>
+              <w:instrText xml:space="preserve"> PAGEREF _Toc240917118 \h </w:instrText>
             </w:r>
             <w:r>
               <w:rPr>
@@ -1237,7 +1237,7 @@
               <w14:ligatures w14:val="standardContextual"/>
             </w:rPr>
           </w:pPr>
-          <w:hyperlink w:anchor="_Toc240889025" w:history="1">
+          <w:hyperlink w:anchor="_Toc240917119" w:history="1">
             <w:r>
               <w:rPr>
                 <w:rStyle w:val="Hyperlink"/>
@@ -1261,7 +1261,7 @@
               <w:rPr>
                 <w:noProof/>
               </w:rPr>
-              <w:instrText xml:space="preserve"> PAGEREF _Toc240889025 \h </w:instrText>
+              <w:instrText xml:space="preserve"> PAGEREF _Toc240917119 \h </w:instrText>
             </w:r>
             <w:r>
               <w:rPr>
@@ -1304,7 +1304,7 @@
               <w14:ligatures w14:val="standardContextual"/>
             </w:rPr>
           </w:pPr>
-          <w:hyperlink w:anchor="_Toc240889026" w:history="1">
+          <w:hyperlink w:anchor="_Toc240917120" w:history="1">
             <w:r>
               <w:rPr>
                 <w:rStyle w:val="Hyperlink"/>
@@ -1328,7 +1328,7 @@
               <w:rPr>
                 <w:noProof/>
               </w:rPr>
-              <w:instrText xml:space="preserve"> PAGEREF _Toc240889026 \h </w:instrText>
+              <w:instrText xml:space="preserve"> PAGEREF _Toc240917120 \h </w:instrText>
             </w:r>
             <w:r>
               <w:rPr>
@@ -1371,7 +1371,7 @@
               <w14:ligatures w14:val="standardContextual"/>
             </w:rPr>
           </w:pPr>
-          <w:hyperlink w:anchor="_Toc240889027" w:history="1">
+          <w:hyperlink w:anchor="_Toc240917121" w:history="1">
             <w:r>
               <w:rPr>
                 <w:rStyle w:val="Hyperlink"/>
@@ -1395,7 +1395,7 @@
               <w:rPr>
                 <w:noProof/>
               </w:rPr>
-              <w:instrText xml:space="preserve"> PAGEREF _Toc240889027 \h </w:instrText>
+              <w:instrText xml:space="preserve"> PAGEREF _Toc240917121 \h </w:instrText>
             </w:r>
             <w:r>
               <w:rPr>
@@ -1438,7 +1438,7 @@
               <w14:ligatures w14:val="standardContextual"/>
             </w:rPr>
           </w:pPr>
-          <w:hyperlink w:anchor="_Toc240889028" w:history="1">
+          <w:hyperlink w:anchor="_Toc240917122" w:history="1">
             <w:r>
               <w:rPr>
                 <w:rStyle w:val="Hyperlink"/>
@@ -1462,7 +1462,7 @@
               <w:rPr>
                 <w:noProof/>
               </w:rPr>
-              <w:instrText xml:space="preserve"> PAGEREF _Toc240889028 \h </w:instrText>
+              <w:instrText xml:space="preserve"> PAGEREF _Toc240917122 \h </w:instrText>
             </w:r>
             <w:r>
               <w:rPr>
@@ -1505,7 +1505,7 @@
               <w14:ligatures w14:val="standardContextual"/>
             </w:rPr>
           </w:pPr>
-          <w:hyperlink w:anchor="_Toc240889029" w:history="1">
+          <w:hyperlink w:anchor="_Toc240917123" w:history="1">
             <w:r>
               <w:rPr>
                 <w:rStyle w:val="Hyperlink"/>
@@ -1529,7 +1529,7 @@
               <w:rPr>
                 <w:noProof/>
               </w:rPr>
-              <w:instrText xml:space="preserve"> PAGEREF _Toc240889029 \h </w:instrText>
+              <w:instrText xml:space="preserve"> PAGEREF _Toc240917123 \h </w:instrText>
             </w:r>
             <w:r>
               <w:rPr>
@@ -1572,7 +1572,7 @@
               <w14:ligatures w14:val="standardContextual"/>
             </w:rPr>
           </w:pPr>
-          <w:hyperlink w:anchor="_Toc240889030" w:history="1">
+          <w:hyperlink w:anchor="_Toc240917124" w:history="1">
             <w:r>
               <w:rPr>
                 <w:rStyle w:val="Hyperlink"/>
@@ -1596,7 +1596,7 @@
               <w:rPr>
                 <w:noProof/>
               </w:rPr>
-              <w:instrText xml:space="preserve"> PAGEREF _Toc240889030 \h </w:instrText>
+              <w:instrText xml:space="preserve"> PAGEREF _Toc240917124 \h </w:instrText>
             </w:r>
             <w:r>
               <w:rPr>
@@ -1639,7 +1639,7 @@
               <w14:ligatures w14:val="standardContextual"/>
             </w:rPr>
           </w:pPr>
-          <w:hyperlink w:anchor="_Toc240889031" w:history="1">
+          <w:hyperlink w:anchor="_Toc240917125" w:history="1">
             <w:r>
               <w:rPr>
                 <w:rStyle w:val="Hyperlink"/>
@@ -1663,7 +1663,7 @@
               <w:rPr>
                 <w:noProof/>
               </w:rPr>
-              <w:instrText xml:space="preserve"> PAGEREF _Toc240889031 \h </w:instrText>
+              <w:instrText xml:space="preserve"> PAGEREF _Toc240917125 \h </w:instrText>
             </w:r>
             <w:r>
               <w:rPr>
@@ -1706,7 +1706,7 @@
               <w14:ligatures w14:val="standardContextual"/>
             </w:rPr>
           </w:pPr>
-          <w:hyperlink w:anchor="_Toc240889032" w:history="1">
+          <w:hyperlink w:anchor="_Toc240917126" w:history="1">
             <w:r>
               <w:rPr>
                 <w:rStyle w:val="Hyperlink"/>
@@ -1730,7 +1730,7 @@
               <w:rPr>
                 <w:noProof/>
               </w:rPr>
-              <w:instrText xml:space="preserve"> PAGEREF _Toc240889032 \h </w:instrText>
+              <w:instrText xml:space="preserve"> PAGEREF _Toc240917126 \h </w:instrText>
             </w:r>
             <w:r>
               <w:rPr>
@@ -1773,7 +1773,7 @@
               <w14:ligatures w14:val="standardContextual"/>
             </w:rPr>
           </w:pPr>
-          <w:hyperlink w:anchor="_Toc240889033" w:history="1">
+          <w:hyperlink w:anchor="_Toc240917127" w:history="1">
             <w:r>
               <w:rPr>
                 <w:rStyle w:val="Hyperlink"/>
@@ -1797,7 +1797,7 @@
               <w:rPr>
                 <w:noProof/>
               </w:rPr>
-              <w:instrText xml:space="preserve"> PAGEREF _Toc240889033 \h </w:instrText>
+              <w:instrText xml:space="preserve"> PAGEREF _Toc240917127 \h </w:instrText>
             </w:r>
             <w:r>
               <w:rPr>
@@ -1840,7 +1840,7 @@
               <w14:ligatures w14:val="standardContextual"/>
             </w:rPr>
           </w:pPr>
-          <w:hyperlink w:anchor="_Toc240889034" w:history="1">
+          <w:hyperlink w:anchor="_Toc240917128" w:history="1">
             <w:r>
               <w:rPr>
                 <w:rStyle w:val="Hyperlink"/>
@@ -1864,7 +1864,7 @@
               <w:rPr>
                 <w:noProof/>
               </w:rPr>
-              <w:instrText xml:space="preserve"> PAGEREF _Toc240889034 \h </w:instrText>
+              <w:instrText xml:space="preserve"> PAGEREF _Toc240917128 \h </w:instrText>
             </w:r>
             <w:r>
               <w:rPr>
@@ -1907,7 +1907,7 @@
               <w14:ligatures w14:val="standardContextual"/>
             </w:rPr>
           </w:pPr>
-          <w:hyperlink w:anchor="_Toc240889035" w:history="1">
+          <w:hyperlink w:anchor="_Toc240917129" w:history="1">
             <w:r>
               <w:rPr>
                 <w:rStyle w:val="Hyperlink"/>
@@ -1931,7 +1931,7 @@
               <w:rPr>
                 <w:noProof/>
               </w:rPr>
-              <w:instrText xml:space="preserve"> PAGEREF _Toc240889035 \h </w:instrText>
+              <w:instrText xml:space="preserve"> PAGEREF _Toc240917129 \h </w:instrText>
             </w:r>
             <w:r>
               <w:rPr>
@@ -1974,7 +1974,7 @@
               <w14:ligatures w14:val="standardContextual"/>
             </w:rPr>
           </w:pPr>
-          <w:hyperlink w:anchor="_Toc240889036" w:history="1">
+          <w:hyperlink w:anchor="_Toc240917130" w:history="1">
             <w:r>
               <w:rPr>
                 <w:rStyle w:val="Hyperlink"/>
@@ -1998,7 +1998,7 @@
               <w:rPr>
                 <w:noProof/>
               </w:rPr>
-              <w:instrText xml:space="preserve"> PAGEREF _Toc240889036 \h </w:instrText>
+              <w:instrText xml:space="preserve"> PAGEREF _Toc240917130 \h </w:instrText>
             </w:r>
             <w:r>
               <w:rPr>
@@ -2041,7 +2041,7 @@
               <w14:ligatures w14:val="standardContextual"/>
             </w:rPr>
           </w:pPr>
-          <w:hyperlink w:anchor="_Toc240889037" w:history="1">
+          <w:hyperlink w:anchor="_Toc240917131" w:history="1">
             <w:r>
               <w:rPr>
                 <w:rStyle w:val="Hyperlink"/>
@@ -2065,7 +2065,7 @@
               <w:rPr>
                 <w:noProof/>
               </w:rPr>
-              <w:instrText xml:space="preserve"> PAGEREF _Toc240889037 \h </w:instrText>
+              <w:instrText xml:space="preserve"> PAGEREF _Toc240917131 \h </w:instrText>
             </w:r>
             <w:r>
               <w:rPr>
@@ -2108,7 +2108,7 @@
               <w14:ligatures w14:val="standardContextual"/>
             </w:rPr>
           </w:pPr>
-          <w:hyperlink w:anchor="_Toc240889038" w:history="1">
+          <w:hyperlink w:anchor="_Toc240917132" w:history="1">
             <w:r>
               <w:rPr>
                 <w:rStyle w:val="Hyperlink"/>
@@ -2132,7 +2132,7 @@
               <w:rPr>
                 <w:noProof/>
               </w:rPr>
-              <w:instrText xml:space="preserve"> PAGEREF _Toc240889038 \h </w:instrText>
+              <w:instrText xml:space="preserve"> PAGEREF _Toc240917132 \h </w:instrText>
             </w:r>
             <w:r>
               <w:rPr>
@@ -2175,7 +2175,7 @@
               <w14:ligatures w14:val="standardContextual"/>
             </w:rPr>
           </w:pPr>
-          <w:hyperlink w:anchor="_Toc240889039" w:history="1">
+          <w:hyperlink w:anchor="_Toc240917133" w:history="1">
             <w:r>
               <w:rPr>
                 <w:rStyle w:val="Hyperlink"/>
@@ -2199,7 +2199,7 @@
               <w:rPr>
                 <w:noProof/>
               </w:rPr>
-              <w:instrText xml:space="preserve"> PAGEREF _Toc240889039 \h </w:instrText>
+              <w:instrText xml:space="preserve"> PAGEREF _Toc240917133 \h </w:instrText>
             </w:r>
             <w:r>
               <w:rPr>
@@ -2242,7 +2242,7 @@
               <w14:ligatures w14:val="standardContextual"/>
             </w:rPr>
           </w:pPr>
-          <w:hyperlink w:anchor="_Toc240889040" w:history="1">
+          <w:hyperlink w:anchor="_Toc240917134" w:history="1">
             <w:r>
               <w:rPr>
                 <w:rStyle w:val="Hyperlink"/>
@@ -2266,7 +2266,7 @@
               <w:rPr>
                 <w:noProof/>
               </w:rPr>
-              <w:instrText xml:space="preserve"> PAGEREF _Toc240889040 \h </w:instrText>
+              <w:instrText xml:space="preserve"> PAGEREF _Toc240917134 \h </w:instrText>
             </w:r>
             <w:r>
               <w:rPr>
@@ -2305,7 +2305,7 @@
         <w:pStyle w:val="Heading1"/>
         <w:pageBreakBefore/>
       </w:pPr>
-      <w:bookmarkStart w:id="0" w:name="_Toc240889015"/>
+      <w:bookmarkStart w:id="0" w:name="_Toc240917109"/>
       <w:r>
         <w:lastRenderedPageBreak/>
         <w:t>1. Your role at a glance</w:t>
@@ -2486,7 +2486,7 @@
         <w:pStyle w:val="Heading1"/>
         <w:pageBreakBefore/>
       </w:pPr>
-      <w:bookmarkStart w:id="1" w:name="_Toc240889016"/>
+      <w:bookmarkStart w:id="1" w:name="_Toc240917110"/>
       <w:r>
         <w:lastRenderedPageBreak/>
         <w:t>2. Signing in and your screens</w:t>
@@ -2497,7 +2497,7 @@
       <w:pPr>
         <w:pStyle w:val="Heading2"/>
       </w:pPr>
-      <w:bookmarkStart w:id="2" w:name="_Toc240889017"/>
+      <w:bookmarkStart w:id="2" w:name="_Toc240917111"/>
       <w:r>
         <w:t>Signing in</w:t>
       </w:r>
@@ -2580,7 +2580,7 @@
           <w:noProof/>
         </w:rPr>
         <w:drawing>
-          <wp:inline distT="0" distB="0" distL="0" distR="0" wp14:anchorId="35617882" wp14:editId="7758D8AF">
+          <wp:inline distT="0" distB="0" distL="0" distR="0" wp14:anchorId="2742C358" wp14:editId="474CC90E">
             <wp:extent cx="5334000" cy="2333625"/>
             <wp:effectExtent l="0" t="0" r="0" b="0"/>
             <wp:docPr id="1" name="adm_login.jpg" descr="The sign-in screen for all internal staff." title="The sign-in screen for all internal staff."/>
@@ -2747,7 +2747,7 @@
       <w:pPr>
         <w:pStyle w:val="Heading2"/>
       </w:pPr>
-      <w:bookmarkStart w:id="3" w:name="_Toc240889018"/>
+      <w:bookmarkStart w:id="3" w:name="_Toc240917112"/>
       <w:r>
         <w:t>Finding your way around</w:t>
       </w:r>
@@ -2932,7 +2932,7 @@
         </w:rPr>
         <w:lastRenderedPageBreak/>
         <w:drawing>
-          <wp:inline distT="0" distB="0" distL="0" distR="0" wp14:anchorId="267D9A07" wp14:editId="3B8ABA1D">
+          <wp:inline distT="0" distB="0" distL="0" distR="0" wp14:anchorId="67C9FFDE" wp14:editId="4B69C310">
             <wp:extent cx="5715000" cy="1876425"/>
             <wp:effectExtent l="0" t="0" r="0" b="0"/>
             <wp:docPr id="2" name="adm_not_your_role.jpg" descr="Opening a screen outside your role (for example from an old bookmark) shows this card instead of the screen." title="Opening a screen outside your role (for example from an old bookmark) shows this card instead of the screen."/>
@@ -3001,7 +3001,7 @@
       <w:pPr>
         <w:pStyle w:val="Heading2"/>
       </w:pPr>
-      <w:bookmarkStart w:id="4" w:name="_Toc240889019"/>
+      <w:bookmarkStart w:id="4" w:name="_Toc240917113"/>
       <w:r>
         <w:t>Your screens</w:t>
       </w:r>
@@ -3276,7 +3276,7 @@
       <w:pPr>
         <w:pStyle w:val="Heading2"/>
       </w:pPr>
-      <w:bookmarkStart w:id="5" w:name="_Toc240889020"/>
+      <w:bookmarkStart w:id="5" w:name="_Toc240917114"/>
       <w:r>
         <w:t>Changing your password</w:t>
       </w:r>
@@ -3359,7 +3359,7 @@
           <w:noProof/>
         </w:rPr>
         <w:drawing>
-          <wp:inline distT="0" distB="0" distL="0" distR="0" wp14:anchorId="5412AD85" wp14:editId="6B97AFFD">
+          <wp:inline distT="0" distB="0" distL="0" distR="0" wp14:anchorId="336D075E" wp14:editId="78C070B8">
             <wp:extent cx="5334000" cy="2171700"/>
             <wp:effectExtent l="0" t="0" r="0" b="0"/>
             <wp:docPr id="3" name="adm_account.jpg" descr="Change Password screen." title="Change Password screen."/>
@@ -3447,7 +3447,7 @@
         <w:pStyle w:val="Heading1"/>
         <w:pageBreakBefore/>
       </w:pPr>
-      <w:bookmarkStart w:id="6" w:name="_Toc240889021"/>
+      <w:bookmarkStart w:id="6" w:name="_Toc240917115"/>
       <w:r>
         <w:lastRenderedPageBreak/>
         <w:t>3. Your routine</w:t>
@@ -3791,7 +3791,7 @@
         <w:pStyle w:val="Heading1"/>
         <w:pageBreakBefore/>
       </w:pPr>
-      <w:bookmarkStart w:id="7" w:name="_Toc240889022"/>
+      <w:bookmarkStart w:id="7" w:name="_Toc240917116"/>
       <w:r>
         <w:lastRenderedPageBreak/>
         <w:t>4. Step-by-step tasks</w:t>
@@ -3802,7 +3802,7 @@
       <w:pPr>
         <w:pStyle w:val="Heading2"/>
       </w:pPr>
-      <w:bookmarkStart w:id="8" w:name="_Toc240889023"/>
+      <w:bookmarkStart w:id="8" w:name="_Toc240917117"/>
       <w:r>
         <w:t>4.1 Reading the KII/Doc Dashboard</w:t>
       </w:r>
@@ -3819,7 +3819,7 @@
           <w:noProof/>
         </w:rPr>
         <w:drawing>
-          <wp:inline distT="0" distB="0" distL="0" distR="0" wp14:anchorId="35477399" wp14:editId="112A83A2">
+          <wp:inline distT="0" distB="0" distL="0" distR="0" wp14:anchorId="09B13F4E" wp14:editId="6FD63B92">
             <wp:extent cx="5715000" cy="3571875"/>
             <wp:effectExtent l="0" t="0" r="0" b="0"/>
             <wp:docPr id="4" name="kii_dashboard.jpg" descr="KII / Document Dashboard." title="KII / Document Dashboard."/>
@@ -3888,7 +3888,7 @@
       <w:pPr>
         <w:pStyle w:val="Heading2"/>
       </w:pPr>
-      <w:bookmarkStart w:id="9" w:name="_Toc240889024"/>
+      <w:bookmarkStart w:id="9" w:name="_Toc240917118"/>
       <w:r>
         <w:t>4.2 Creating a KII record</w:t>
       </w:r>
@@ -3928,7 +3928,7 @@
           <w:noProof/>
         </w:rPr>
         <w:drawing>
-          <wp:inline distT="0" distB="0" distL="0" distR="0" wp14:anchorId="2708A988" wp14:editId="125C8B6B">
+          <wp:inline distT="0" distB="0" distL="0" distR="0" wp14:anchorId="08B83EA3" wp14:editId="1F47AA97">
             <wp:extent cx="5334000" cy="2667000"/>
             <wp:effectExtent l="0" t="0" r="0" b="0"/>
             <wp:docPr id="5" name="kii_new.jpg" descr="New KII Record." title="New KII Record."/>
@@ -4065,7 +4065,7 @@
       <w:pPr>
         <w:pStyle w:val="Heading2"/>
       </w:pPr>
-      <w:bookmarkStart w:id="10" w:name="_Toc240889025"/>
+      <w:bookmarkStart w:id="10" w:name="_Toc240917119"/>
       <w:r>
         <w:lastRenderedPageBreak/>
         <w:t>4.3 Taking a KII from invitation to coded transcript</w:t>
@@ -4116,7 +4116,7 @@
           <w:noProof/>
         </w:rPr>
         <w:drawing>
-          <wp:inline distT="0" distB="0" distL="0" distR="0" wp14:anchorId="035D4684" wp14:editId="2C66E3BC">
+          <wp:inline distT="0" distB="0" distL="0" distR="0" wp14:anchorId="1B681F40" wp14:editId="04839D2A">
             <wp:extent cx="5334000" cy="3333750"/>
             <wp:effectExtent l="0" t="0" r="0" b="0"/>
             <wp:docPr id="6" name="kii_register.jpg" descr="KII Register." title="KII Register."/>
@@ -4215,7 +4215,7 @@
           <w:noProof/>
         </w:rPr>
         <w:drawing>
-          <wp:inline distT="0" distB="0" distL="0" distR="0" wp14:anchorId="023B7C77" wp14:editId="3F229A8D">
+          <wp:inline distT="0" distB="0" distL="0" distR="0" wp14:anchorId="48310F9A" wp14:editId="1D305B64">
             <wp:extent cx="5334000" cy="3752850"/>
             <wp:effectExtent l="0" t="0" r="0" b="0"/>
             <wp:docPr id="7" name="kii_detail.jpg" descr="KII record: status, consent, transcript and coding." title="KII record: status, consent, transcript and coding."/>
@@ -4452,7 +4452,7 @@
       <w:pPr>
         <w:pStyle w:val="Heading2"/>
       </w:pPr>
-      <w:bookmarkStart w:id="11" w:name="_Toc240889026"/>
+      <w:bookmarkStart w:id="11" w:name="_Toc240917120"/>
       <w:r>
         <w:t>4.4 Opening the KII Guide with the KII ID filled in</w:t>
       </w:r>
@@ -4502,7 +4502,7 @@
           <w:noProof/>
         </w:rPr>
         <w:drawing>
-          <wp:inline distT="0" distB="0" distL="0" distR="0" wp14:anchorId="2D8FEB58" wp14:editId="05444A77">
+          <wp:inline distT="0" distB="0" distL="0" distR="0" wp14:anchorId="632EDA00" wp14:editId="176E2791">
             <wp:extent cx="5334000" cy="523875"/>
             <wp:effectExtent l="0" t="0" r="0" b="0"/>
             <wp:docPr id="8" name="kii_coding_locked.jpg" descr="Before consent: no interview link." title="Before consent: no interview link."/>
@@ -4601,7 +4601,7 @@
           <w:noProof/>
         </w:rPr>
         <w:drawing>
-          <wp:inline distT="0" distB="0" distL="0" distR="0" wp14:anchorId="27E97340" wp14:editId="41F724AF">
+          <wp:inline distT="0" distB="0" distL="0" distR="0" wp14:anchorId="77F098EC" wp14:editId="64279F3A">
             <wp:extent cx="5334000" cy="742950"/>
             <wp:effectExtent l="0" t="0" r="0" b="0"/>
             <wp:docPr id="9" name="kii_coding_ready.jpg" descr="After consent: Continue this interview." title="After consent: Continue this interview."/>
@@ -4758,7 +4758,7 @@
       <w:pPr>
         <w:pStyle w:val="Heading2"/>
       </w:pPr>
-      <w:bookmarkStart w:id="12" w:name="_Toc240889027"/>
+      <w:bookmarkStart w:id="12" w:name="_Toc240917121"/>
       <w:r>
         <w:t>4.5 Downloading or emailing completed forms (Form PDFs)</w:t>
       </w:r>
@@ -4799,7 +4799,7 @@
         </w:rPr>
         <w:lastRenderedPageBreak/>
         <w:drawing>
-          <wp:inline distT="0" distB="0" distL="0" distR="0" wp14:anchorId="41471D86" wp14:editId="60447040">
+          <wp:inline distT="0" distB="0" distL="0" distR="0" wp14:anchorId="5F1459E5" wp14:editId="2AC9A0A0">
             <wp:extent cx="5334000" cy="3333750"/>
             <wp:effectExtent l="0" t="0" r="0" b="0"/>
             <wp:docPr id="10" name="kii_form_pdfs.jpg" descr="Completed KII Guide forms, with the sync status." title="Completed KII Guide forms, with the sync status."/>
@@ -5015,7 +5015,7 @@
       <w:pPr>
         <w:pStyle w:val="Heading2"/>
       </w:pPr>
-      <w:bookmarkStart w:id="13" w:name="_Toc240889028"/>
+      <w:bookmarkStart w:id="13" w:name="_Toc240917122"/>
       <w:r>
         <w:t>4.6 Consent in interviews</w:t>
       </w:r>
@@ -5093,7 +5093,7 @@
         <w:pStyle w:val="Heading1"/>
         <w:pageBreakBefore/>
       </w:pPr>
-      <w:bookmarkStart w:id="14" w:name="_Toc240889029"/>
+      <w:bookmarkStart w:id="14" w:name="_Toc240917123"/>
       <w:r>
         <w:lastRenderedPageBreak/>
         <w:t>5. Rules you must follow</w:t>
@@ -5244,7 +5244,7 @@
         <w:pStyle w:val="Heading1"/>
         <w:pageBreakBefore/>
       </w:pPr>
-      <w:bookmarkStart w:id="15" w:name="_Toc240889030"/>
+      <w:bookmarkStart w:id="15" w:name="_Toc240917124"/>
       <w:r>
         <w:lastRenderedPageBreak/>
         <w:t>6. Troubleshooting</w:t>
@@ -6271,7 +6271,7 @@
         <w:pStyle w:val="Heading1"/>
         <w:pageBreakBefore/>
       </w:pPr>
-      <w:bookmarkStart w:id="16" w:name="_Toc240889031"/>
+      <w:bookmarkStart w:id="16" w:name="_Toc240917125"/>
       <w:r>
         <w:lastRenderedPageBreak/>
         <w:t>7. Quick reference</w:t>
@@ -6730,7 +6730,7 @@
         <w:pStyle w:val="Heading1"/>
         <w:pageBreakBefore/>
       </w:pPr>
-      <w:bookmarkStart w:id="17" w:name="_Toc240889032"/>
+      <w:bookmarkStart w:id="17" w:name="_Toc240917126"/>
       <w:r>
         <w:lastRenderedPageBreak/>
         <w:t>8. Every screen and button for your role</w:t>
@@ -6844,7 +6844,7 @@
       <w:pPr>
         <w:pStyle w:val="Heading2"/>
       </w:pPr>
-      <w:bookmarkStart w:id="18" w:name="_Toc240889033"/>
+      <w:bookmarkStart w:id="18" w:name="_Toc240917127"/>
       <w:r>
         <w:t>8.1 Sign in</w:t>
       </w:r>
@@ -7357,7 +7357,7 @@
       <w:pPr>
         <w:pStyle w:val="Heading2"/>
       </w:pPr>
-      <w:bookmarkStart w:id="19" w:name="_Toc240889034"/>
+      <w:bookmarkStart w:id="19" w:name="_Toc240917128"/>
       <w:r>
         <w:t>8.2 The header and menu bar (every screen)</w:t>
       </w:r>
@@ -8081,7 +8081,7 @@
       <w:pPr>
         <w:pStyle w:val="Heading2"/>
       </w:pPr>
-      <w:bookmarkStart w:id="20" w:name="_Toc240889035"/>
+      <w:bookmarkStart w:id="20" w:name="_Toc240917129"/>
       <w:r>
         <w:t>8.3 Change Password</w:t>
       </w:r>
@@ -8701,7 +8701,7 @@
       <w:pPr>
         <w:pStyle w:val="Heading2"/>
       </w:pPr>
-      <w:bookmarkStart w:id="21" w:name="_Toc240889036"/>
+      <w:bookmarkStart w:id="21" w:name="_Toc240917130"/>
       <w:r>
         <w:t>8.4 KII / Document Dashboard</w:t>
       </w:r>
@@ -9111,7 +9111,7 @@
       <w:pPr>
         <w:pStyle w:val="Heading2"/>
       </w:pPr>
-      <w:bookmarkStart w:id="22" w:name="_Toc240889037"/>
+      <w:bookmarkStart w:id="22" w:name="_Toc240917131"/>
       <w:r>
         <w:lastRenderedPageBreak/>
         <w:t>8.5 KII Register</w:t>
@@ -9732,7 +9732,7 @@
       <w:pPr>
         <w:pStyle w:val="Heading2"/>
       </w:pPr>
-      <w:bookmarkStart w:id="23" w:name="_Toc240889038"/>
+      <w:bookmarkStart w:id="23" w:name="_Toc240917132"/>
       <w:r>
         <w:t>8.6 New KII Record</w:t>
       </w:r>
@@ -10142,7 +10142,7 @@
       <w:pPr>
         <w:pStyle w:val="Heading2"/>
       </w:pPr>
-      <w:bookmarkStart w:id="24" w:name="_Toc240889039"/>
+      <w:bookmarkStart w:id="24" w:name="_Toc240917133"/>
       <w:r>
         <w:t>8.7 KII record</w:t>
       </w:r>
@@ -11183,7 +11183,7 @@
       <w:pPr>
         <w:pStyle w:val="Heading2"/>
       </w:pPr>
-      <w:bookmarkStart w:id="25" w:name="_Toc240889040"/>
+      <w:bookmarkStart w:id="25" w:name="_Toc240917134"/>
       <w:r>
         <w:t>8.8 Completed forms (Form PDFs)</w:t>
       </w:r>
@@ -12238,10 +12238,68 @@
 <file path=word/numbering.xml><?xml version="1.0" encoding="utf-8"?>
 <w:numbering xmlns:wpc="http://schemas.microsoft.com/office/word/2010/wordprocessingCanvas" xmlns:cx="http://schemas.microsoft.com/office/drawing/2014/chartex" xmlns:cx1="http://schemas.microsoft.com/office/drawing/2015/9/8/chartex" xmlns:cx2="http://schemas.microsoft.com/office/drawing/2015/10/21/chartex" xmlns:cx3="http://schemas.microsoft.com/office/drawing/2016/5/9/chartex" xmlns:cx4="http://schemas.microsoft.com/office/drawing/2016/5/10/chartex" xmlns:cx5="http://schemas.microsoft.com/office/drawing/2016/5/11/chartex" xmlns:cx6="http://schemas.microsoft.com/office/drawing/2016/5/12/chartex" xmlns:cx7="http://schemas.microsoft.com/office/drawing/2016/5/13/chartex" xmlns:cx8="http://schemas.microsoft.com/office/drawing/2016/5/14/chartex" xmlns:mc="http://schemas.openxmlformats.org/markup-compatibility/2006" xmlns:aink="http://schemas.microsoft.com/office/drawing/2016/ink" xmlns:am3d="http://schemas.microsoft.com/office/drawing/2017/model3d" xmlns:o="urn:schemas-microsoft-com:office:office" xmlns:oel="http://schemas.microsoft.com/office/2019/extlst" xmlns:r="http://schemas.openxmlformats.org/officeDocument/2006/relationships" xmlns:m="http://schemas.openxmlformats.org/officeDocument/2006/math" xmlns:v="urn:schemas-microsoft-com:vml" xmlns:wp14="http://schemas.microsoft.com/office/word/2010/wordprocessingDrawing" xmlns:wp="http://schemas.openxmlformats.org/drawingml/2006/wordprocessingDrawing" xmlns:w10="urn:schemas-microsoft-com:office:word" xmlns:w="http://schemas.openxmlformats.org/wordprocessingml/2006/main" xmlns:w14="http://schemas.microsoft.com/office/word/2010/wordml" xmlns:w15="http://schemas.microsoft.com/office/word/2012/wordml" xmlns:w16cex="http://schemas.microsoft.com/office/word/2018/wordml/cex" xmlns:w16cid="http://schemas.microsoft.com/office/word/2016/wordml/cid" xmlns:w16="http://schemas.microsoft.com/office/word/2018/wordml" xmlns:w16sdtdh="http://schemas.microsoft.com/office/word/2020/wordml/sdtdatahash" xmlns:w16se="http://schemas.microsoft.com/office/word/2015/wordml/symex" xmlns:wpg="http://schemas.microsoft.com/office/word/2010/wordprocessingGroup" xmlns:wpi="http://schemas.microsoft.com/office/word/2010/wordprocessingInk" xmlns:wne="http://schemas.microsoft.com/office/word/2006/wordml" xmlns:wps="http://schemas.microsoft.com/office/word/2010/wordprocessingShape" mc:Ignorable="w14 w15 w16se w16cid w16 w16cex w16sdtdh wp14">
   <w:abstractNum w:abstractNumId="0" w15:restartNumberingAfterBreak="0">
-    <w:nsid w:val="1BCF1DCB"/>
+    <w:nsid w:val="03592E3E"/>
     <w:multiLevelType w:val="hybridMultilevel"/>
-    <w:tmpl w:val="6AACC6AC"/>
-    <w:lvl w:ilvl="0" w:tplc="3B3AA5F4">
+    <w:tmpl w:val="715A0934"/>
+    <w:lvl w:ilvl="0" w:tplc="8CAC3DEA">
+      <w:start w:val="1"/>
+      <w:numFmt w:val="bullet"/>
+      <w:lvlText w:val="•"/>
+      <w:lvlJc w:val="left"/>
+      <w:pPr>
+        <w:ind w:left="460" w:hanging="280"/>
+      </w:pPr>
+    </w:lvl>
+    <w:lvl w:ilvl="1" w:tplc="A058C8B2">
+      <w:start w:val="1"/>
+      <w:numFmt w:val="bullet"/>
+      <w:lvlText w:val="–"/>
+      <w:lvlJc w:val="left"/>
+      <w:pPr>
+        <w:ind w:left="900" w:hanging="280"/>
+      </w:pPr>
+    </w:lvl>
+    <w:lvl w:ilvl="2" w:tplc="D32E0A5E">
+      <w:numFmt w:val="decimal"/>
+      <w:lvlText w:val=""/>
+      <w:lvlJc w:val="left"/>
+    </w:lvl>
+    <w:lvl w:ilvl="3" w:tplc="1CAC3BC4">
+      <w:numFmt w:val="decimal"/>
+      <w:lvlText w:val=""/>
+      <w:lvlJc w:val="left"/>
+    </w:lvl>
+    <w:lvl w:ilvl="4" w:tplc="4C966CAE">
+      <w:numFmt w:val="decimal"/>
+      <w:lvlText w:val=""/>
+      <w:lvlJc w:val="left"/>
+    </w:lvl>
+    <w:lvl w:ilvl="5" w:tplc="ED706CC4">
+      <w:numFmt w:val="decimal"/>
+      <w:lvlText w:val=""/>
+      <w:lvlJc w:val="left"/>
+    </w:lvl>
+    <w:lvl w:ilvl="6" w:tplc="0BA8A720">
+      <w:numFmt w:val="decimal"/>
+      <w:lvlText w:val=""/>
+      <w:lvlJc w:val="left"/>
+    </w:lvl>
+    <w:lvl w:ilvl="7" w:tplc="146E1402">
+      <w:numFmt w:val="decimal"/>
+      <w:lvlText w:val=""/>
+      <w:lvlJc w:val="left"/>
+    </w:lvl>
+    <w:lvl w:ilvl="8" w:tplc="F31E48D4">
+      <w:numFmt w:val="decimal"/>
+      <w:lvlText w:val=""/>
+      <w:lvlJc w:val="left"/>
+    </w:lvl>
+  </w:abstractNum>
+  <w:abstractNum w:abstractNumId="1" w15:restartNumberingAfterBreak="0">
+    <w:nsid w:val="0D3D7CA8"/>
+    <w:multiLevelType w:val="hybridMultilevel"/>
+    <w:tmpl w:val="FB4090E0"/>
+    <w:lvl w:ilvl="0" w:tplc="55C041C0">
       <w:start w:val="1"/>
       <w:numFmt w:val="decimal"/>
       <w:lvlText w:val="%1."/>
@@ -12255,52 +12313,52 @@
         <w:color w:val="A67C27"/>
       </w:rPr>
     </w:lvl>
-    <w:lvl w:ilvl="1" w:tplc="EEEEB700">
+    <w:lvl w:ilvl="1" w:tplc="E0883C3C">
       <w:numFmt w:val="decimal"/>
       <w:lvlText w:val=""/>
       <w:lvlJc w:val="left"/>
     </w:lvl>
-    <w:lvl w:ilvl="2" w:tplc="1B8A0272">
+    <w:lvl w:ilvl="2" w:tplc="17AA276E">
       <w:numFmt w:val="decimal"/>
       <w:lvlText w:val=""/>
       <w:lvlJc w:val="left"/>
     </w:lvl>
-    <w:lvl w:ilvl="3" w:tplc="48509DCC">
+    <w:lvl w:ilvl="3" w:tplc="02D62250">
       <w:numFmt w:val="decimal"/>
       <w:lvlText w:val=""/>
       <w:lvlJc w:val="left"/>
     </w:lvl>
-    <w:lvl w:ilvl="4" w:tplc="4C40C94E">
+    <w:lvl w:ilvl="4" w:tplc="AF4EC4DE">
       <w:numFmt w:val="decimal"/>
       <w:lvlText w:val=""/>
       <w:lvlJc w:val="left"/>
     </w:lvl>
-    <w:lvl w:ilvl="5" w:tplc="63A0692C">
+    <w:lvl w:ilvl="5" w:tplc="F0D47DE2">
       <w:numFmt w:val="decimal"/>
       <w:lvlText w:val=""/>
       <w:lvlJc w:val="left"/>
     </w:lvl>
-    <w:lvl w:ilvl="6" w:tplc="4CA4A6A2">
+    <w:lvl w:ilvl="6" w:tplc="D6006120">
       <w:numFmt w:val="decimal"/>
       <w:lvlText w:val=""/>
       <w:lvlJc w:val="left"/>
     </w:lvl>
-    <w:lvl w:ilvl="7" w:tplc="4330138A">
+    <w:lvl w:ilvl="7" w:tplc="8B408610">
       <w:numFmt w:val="decimal"/>
       <w:lvlText w:val=""/>
       <w:lvlJc w:val="left"/>
     </w:lvl>
-    <w:lvl w:ilvl="8" w:tplc="0EF633D8">
+    <w:lvl w:ilvl="8" w:tplc="A53C8542">
       <w:numFmt w:val="decimal"/>
       <w:lvlText w:val=""/>
       <w:lvlJc w:val="left"/>
     </w:lvl>
   </w:abstractNum>
-  <w:abstractNum w:abstractNumId="1" w15:restartNumberingAfterBreak="0">
-    <w:nsid w:val="2892345E"/>
+  <w:abstractNum w:abstractNumId="2" w15:restartNumberingAfterBreak="0">
+    <w:nsid w:val="21625C40"/>
     <w:multiLevelType w:val="hybridMultilevel"/>
-    <w:tmpl w:val="87068392"/>
-    <w:lvl w:ilvl="0" w:tplc="FBB62C7E">
+    <w:tmpl w:val="B1A45E26"/>
+    <w:lvl w:ilvl="0" w:tplc="63C4E49E">
       <w:start w:val="1"/>
       <w:numFmt w:val="decimal"/>
       <w:lvlText w:val="%1."/>
@@ -12314,52 +12372,52 @@
         <w:color w:val="A67C27"/>
       </w:rPr>
     </w:lvl>
-    <w:lvl w:ilvl="1" w:tplc="5AA01A00">
+    <w:lvl w:ilvl="1" w:tplc="FF6C9F5E">
       <w:numFmt w:val="decimal"/>
       <w:lvlText w:val=""/>
       <w:lvlJc w:val="left"/>
     </w:lvl>
-    <w:lvl w:ilvl="2" w:tplc="F4646780">
+    <w:lvl w:ilvl="2" w:tplc="7EB0C892">
       <w:numFmt w:val="decimal"/>
       <w:lvlText w:val=""/>
       <w:lvlJc w:val="left"/>
     </w:lvl>
-    <w:lvl w:ilvl="3" w:tplc="1CB6CE52">
+    <w:lvl w:ilvl="3" w:tplc="24BA3726">
       <w:numFmt w:val="decimal"/>
       <w:lvlText w:val=""/>
       <w:lvlJc w:val="left"/>
     </w:lvl>
-    <w:lvl w:ilvl="4" w:tplc="D6EA5DCE">
+    <w:lvl w:ilvl="4" w:tplc="180A7D20">
       <w:numFmt w:val="decimal"/>
       <w:lvlText w:val=""/>
       <w:lvlJc w:val="left"/>
     </w:lvl>
-    <w:lvl w:ilvl="5" w:tplc="2EDE52B0">
+    <w:lvl w:ilvl="5" w:tplc="B928DDAC">
       <w:numFmt w:val="decimal"/>
       <w:lvlText w:val=""/>
       <w:lvlJc w:val="left"/>
     </w:lvl>
-    <w:lvl w:ilvl="6" w:tplc="C0FE6CA6">
+    <w:lvl w:ilvl="6" w:tplc="CAB87A4E">
       <w:numFmt w:val="decimal"/>
       <w:lvlText w:val=""/>
       <w:lvlJc w:val="left"/>
     </w:lvl>
-    <w:lvl w:ilvl="7" w:tplc="75B6586C">
+    <w:lvl w:ilvl="7" w:tplc="7CD8D378">
       <w:numFmt w:val="decimal"/>
       <w:lvlText w:val=""/>
       <w:lvlJc w:val="left"/>
     </w:lvl>
-    <w:lvl w:ilvl="8" w:tplc="C02AA0E4">
+    <w:lvl w:ilvl="8" w:tplc="4DE6FC52">
       <w:numFmt w:val="decimal"/>
       <w:lvlText w:val=""/>
       <w:lvlJc w:val="left"/>
     </w:lvl>
   </w:abstractNum>
-  <w:abstractNum w:abstractNumId="2" w15:restartNumberingAfterBreak="0">
-    <w:nsid w:val="3D7F7D1B"/>
+  <w:abstractNum w:abstractNumId="3" w15:restartNumberingAfterBreak="0">
+    <w:nsid w:val="2DDC1C1C"/>
     <w:multiLevelType w:val="hybridMultilevel"/>
-    <w:tmpl w:val="A28200CE"/>
-    <w:lvl w:ilvl="0" w:tplc="24E831D4">
+    <w:tmpl w:val="1D583886"/>
+    <w:lvl w:ilvl="0" w:tplc="E772BD8C">
       <w:start w:val="1"/>
       <w:numFmt w:val="decimal"/>
       <w:lvlText w:val="%1."/>
@@ -12373,52 +12431,52 @@
         <w:color w:val="A67C27"/>
       </w:rPr>
     </w:lvl>
-    <w:lvl w:ilvl="1" w:tplc="EEEED95C">
+    <w:lvl w:ilvl="1" w:tplc="211C7184">
       <w:numFmt w:val="decimal"/>
       <w:lvlText w:val=""/>
       <w:lvlJc w:val="left"/>
     </w:lvl>
-    <w:lvl w:ilvl="2" w:tplc="4DE2543A">
+    <w:lvl w:ilvl="2" w:tplc="2D6E378C">
       <w:numFmt w:val="decimal"/>
       <w:lvlText w:val=""/>
       <w:lvlJc w:val="left"/>
     </w:lvl>
-    <w:lvl w:ilvl="3" w:tplc="9D5A18AA">
+    <w:lvl w:ilvl="3" w:tplc="642C5468">
       <w:numFmt w:val="decimal"/>
       <w:lvlText w:val=""/>
       <w:lvlJc w:val="left"/>
     </w:lvl>
-    <w:lvl w:ilvl="4" w:tplc="A798E398">
+    <w:lvl w:ilvl="4" w:tplc="AB848010">
       <w:numFmt w:val="decimal"/>
       <w:lvlText w:val=""/>
       <w:lvlJc w:val="left"/>
     </w:lvl>
-    <w:lvl w:ilvl="5" w:tplc="F962E06A">
+    <w:lvl w:ilvl="5" w:tplc="76F03D46">
       <w:numFmt w:val="decimal"/>
       <w:lvlText w:val=""/>
       <w:lvlJc w:val="left"/>
     </w:lvl>
-    <w:lvl w:ilvl="6" w:tplc="DE76D0EE">
+    <w:lvl w:ilvl="6" w:tplc="0FB29C40">
       <w:numFmt w:val="decimal"/>
       <w:lvlText w:val=""/>
       <w:lvlJc w:val="left"/>
     </w:lvl>
-    <w:lvl w:ilvl="7" w:tplc="F5EAADC6">
+    <w:lvl w:ilvl="7" w:tplc="C4D48448">
       <w:numFmt w:val="decimal"/>
       <w:lvlText w:val=""/>
       <w:lvlJc w:val="left"/>
     </w:lvl>
-    <w:lvl w:ilvl="8" w:tplc="F94CA51E">
+    <w:lvl w:ilvl="8" w:tplc="4920AD5E">
       <w:numFmt w:val="decimal"/>
       <w:lvlText w:val=""/>
       <w:lvlJc w:val="left"/>
     </w:lvl>
   </w:abstractNum>
-  <w:abstractNum w:abstractNumId="3" w15:restartNumberingAfterBreak="0">
-    <w:nsid w:val="5B5C2F6B"/>
+  <w:abstractNum w:abstractNumId="4" w15:restartNumberingAfterBreak="0">
+    <w:nsid w:val="33685F1D"/>
     <w:multiLevelType w:val="hybridMultilevel"/>
-    <w:tmpl w:val="C2D4D152"/>
-    <w:lvl w:ilvl="0" w:tplc="B2D2B5D2">
+    <w:tmpl w:val="41E20F0C"/>
+    <w:lvl w:ilvl="0" w:tplc="B1A48816">
       <w:start w:val="1"/>
       <w:numFmt w:val="decimal"/>
       <w:lvlText w:val="%1."/>
@@ -12432,52 +12490,138 @@
         <w:color w:val="A67C27"/>
       </w:rPr>
     </w:lvl>
-    <w:lvl w:ilvl="1" w:tplc="EC32F6B0">
+    <w:lvl w:ilvl="1" w:tplc="21505280">
       <w:numFmt w:val="decimal"/>
       <w:lvlText w:val=""/>
       <w:lvlJc w:val="left"/>
     </w:lvl>
-    <w:lvl w:ilvl="2" w:tplc="45A434F4">
+    <w:lvl w:ilvl="2" w:tplc="8EEA2F56">
       <w:numFmt w:val="decimal"/>
       <w:lvlText w:val=""/>
       <w:lvlJc w:val="left"/>
     </w:lvl>
-    <w:lvl w:ilvl="3" w:tplc="D5CC8A84">
+    <w:lvl w:ilvl="3" w:tplc="3B242186">
       <w:numFmt w:val="decimal"/>
       <w:lvlText w:val=""/>
       <w:lvlJc w:val="left"/>
     </w:lvl>
-    <w:lvl w:ilvl="4" w:tplc="4D38BF96">
+    <w:lvl w:ilvl="4" w:tplc="5EFEA16E">
       <w:numFmt w:val="decimal"/>
       <w:lvlText w:val=""/>
       <w:lvlJc w:val="left"/>
     </w:lvl>
-    <w:lvl w:ilvl="5" w:tplc="7E4C967A">
+    <w:lvl w:ilvl="5" w:tplc="A126D328">
       <w:numFmt w:val="decimal"/>
       <w:lvlText w:val=""/>
       <w:lvlJc w:val="left"/>
     </w:lvl>
-    <w:lvl w:ilvl="6" w:tplc="5B4E124C">
+    <w:lvl w:ilvl="6" w:tplc="35A0A844">
       <w:numFmt w:val="decimal"/>
       <w:lvlText w:val=""/>
       <w:lvlJc w:val="left"/>
     </w:lvl>
-    <w:lvl w:ilvl="7" w:tplc="7076DCA8">
+    <w:lvl w:ilvl="7" w:tplc="C5D87D3E">
       <w:numFmt w:val="decimal"/>
       <w:lvlText w:val=""/>
       <w:lvlJc w:val="left"/>
     </w:lvl>
-    <w:lvl w:ilvl="8" w:tplc="DAEAE176">
+    <w:lvl w:ilvl="8" w:tplc="15E08516">
       <w:numFmt w:val="decimal"/>
       <w:lvlText w:val=""/>
       <w:lvlJc w:val="left"/>
     </w:lvl>
   </w:abstractNum>
-  <w:abstractNum w:abstractNumId="4" w15:restartNumberingAfterBreak="0">
-    <w:nsid w:val="5FD40A06"/>
+  <w:abstractNum w:abstractNumId="5" w15:restartNumberingAfterBreak="0">
+    <w:nsid w:val="3B47460E"/>
     <w:multiLevelType w:val="hybridMultilevel"/>
-    <w:tmpl w:val="8ADEDDC6"/>
-    <w:lvl w:ilvl="0" w:tplc="A4A02774">
+    <w:tmpl w:val="8DCEA372"/>
+    <w:lvl w:ilvl="0" w:tplc="FEE413F4">
+      <w:start w:val="1"/>
+      <w:numFmt w:val="bullet"/>
+      <w:lvlText w:val="●"/>
+      <w:lvlJc w:val="left"/>
+      <w:pPr>
+        <w:ind w:left="720" w:hanging="360"/>
+      </w:pPr>
+    </w:lvl>
+    <w:lvl w:ilvl="1" w:tplc="FF6C98FE">
+      <w:start w:val="1"/>
+      <w:numFmt w:val="bullet"/>
+      <w:lvlText w:val="○"/>
+      <w:lvlJc w:val="left"/>
+      <w:pPr>
+        <w:ind w:left="1440" w:hanging="360"/>
+      </w:pPr>
+    </w:lvl>
+    <w:lvl w:ilvl="2" w:tplc="F766AC32">
+      <w:start w:val="1"/>
+      <w:numFmt w:val="bullet"/>
+      <w:lvlText w:val="■"/>
+      <w:lvlJc w:val="left"/>
+      <w:pPr>
+        <w:ind w:left="2160" w:hanging="360"/>
+      </w:pPr>
+    </w:lvl>
+    <w:lvl w:ilvl="3" w:tplc="AF26C9F4">
+      <w:start w:val="1"/>
+      <w:numFmt w:val="bullet"/>
+      <w:lvlText w:val="●"/>
+      <w:lvlJc w:val="left"/>
+      <w:pPr>
+        <w:ind w:left="2880" w:hanging="360"/>
+      </w:pPr>
+    </w:lvl>
+    <w:lvl w:ilvl="4" w:tplc="3A925904">
+      <w:start w:val="1"/>
+      <w:numFmt w:val="bullet"/>
+      <w:lvlText w:val="○"/>
+      <w:lvlJc w:val="left"/>
+      <w:pPr>
+        <w:ind w:left="3600" w:hanging="360"/>
+      </w:pPr>
+    </w:lvl>
+    <w:lvl w:ilvl="5" w:tplc="632C1F9A">
+      <w:start w:val="1"/>
+      <w:numFmt w:val="bullet"/>
+      <w:lvlText w:val="■"/>
+      <w:lvlJc w:val="left"/>
+      <w:pPr>
+        <w:ind w:left="4320" w:hanging="360"/>
+      </w:pPr>
+    </w:lvl>
+    <w:lvl w:ilvl="6" w:tplc="C498AC90">
+      <w:start w:val="1"/>
+      <w:numFmt w:val="bullet"/>
+      <w:lvlText w:val="●"/>
+      <w:lvlJc w:val="left"/>
+      <w:pPr>
+        <w:ind w:left="5040" w:hanging="360"/>
+      </w:pPr>
+    </w:lvl>
+    <w:lvl w:ilvl="7" w:tplc="81006702">
+      <w:start w:val="1"/>
+      <w:numFmt w:val="bullet"/>
+      <w:lvlText w:val="●"/>
+      <w:lvlJc w:val="left"/>
+      <w:pPr>
+        <w:ind w:left="5760" w:hanging="360"/>
+      </w:pPr>
+    </w:lvl>
+    <w:lvl w:ilvl="8" w:tplc="39805A7E">
+      <w:start w:val="1"/>
+      <w:numFmt w:val="bullet"/>
+      <w:lvlText w:val="●"/>
+      <w:lvlJc w:val="left"/>
+      <w:pPr>
+        <w:ind w:left="6480" w:hanging="360"/>
+      </w:pPr>
+    </w:lvl>
+  </w:abstractNum>
+  <w:abstractNum w:abstractNumId="6" w15:restartNumberingAfterBreak="0">
+    <w:nsid w:val="65900E81"/>
+    <w:multiLevelType w:val="hybridMultilevel"/>
+    <w:tmpl w:val="1FC0752A"/>
+    <w:lvl w:ilvl="0" w:tplc="3A345EB8">
       <w:start w:val="1"/>
       <w:numFmt w:val="decimal"/>
       <w:lvlText w:val="%1."/>
@@ -12491,52 +12635,52 @@
         <w:color w:val="A67C27"/>
       </w:rPr>
     </w:lvl>
-    <w:lvl w:ilvl="1" w:tplc="0F2EB716">
+    <w:lvl w:ilvl="1" w:tplc="31ACF2F2">
       <w:numFmt w:val="decimal"/>
       <w:lvlText w:val=""/>
       <w:lvlJc w:val="left"/>
     </w:lvl>
-    <w:lvl w:ilvl="2" w:tplc="5428DCC4">
+    <w:lvl w:ilvl="2" w:tplc="B6F8F736">
       <w:numFmt w:val="decimal"/>
       <w:lvlText w:val=""/>
       <w:lvlJc w:val="left"/>
     </w:lvl>
-    <w:lvl w:ilvl="3" w:tplc="DC10154A">
+    <w:lvl w:ilvl="3" w:tplc="60BA3FBE">
       <w:numFmt w:val="decimal"/>
       <w:lvlText w:val=""/>
       <w:lvlJc w:val="left"/>
     </w:lvl>
-    <w:lvl w:ilvl="4" w:tplc="FB102790">
+    <w:lvl w:ilvl="4" w:tplc="F0DA9CF0">
       <w:numFmt w:val="decimal"/>
       <w:lvlText w:val=""/>
       <w:lvlJc w:val="left"/>
     </w:lvl>
-    <w:lvl w:ilvl="5" w:tplc="05B8B06E">
+    <w:lvl w:ilvl="5" w:tplc="1E96D8DE">
       <w:numFmt w:val="decimal"/>
       <w:lvlText w:val=""/>
       <w:lvlJc w:val="left"/>
     </w:lvl>
-    <w:lvl w:ilvl="6" w:tplc="11AA1B36">
+    <w:lvl w:ilvl="6" w:tplc="55FAE52C">
       <w:numFmt w:val="decimal"/>
       <w:lvlText w:val=""/>
       <w:lvlJc w:val="left"/>
     </w:lvl>
-    <w:lvl w:ilvl="7" w:tplc="52F4C84A">
+    <w:lvl w:ilvl="7" w:tplc="6194C5CE">
       <w:numFmt w:val="decimal"/>
       <w:lvlText w:val=""/>
       <w:lvlJc w:val="left"/>
     </w:lvl>
-    <w:lvl w:ilvl="8" w:tplc="71EE4B92">
+    <w:lvl w:ilvl="8" w:tplc="E21E2F24">
       <w:numFmt w:val="decimal"/>
       <w:lvlText w:val=""/>
       <w:lvlJc w:val="left"/>
     </w:lvl>
   </w:abstractNum>
-  <w:abstractNum w:abstractNumId="5" w15:restartNumberingAfterBreak="0">
-    <w:nsid w:val="67765BC1"/>
+  <w:abstractNum w:abstractNumId="7" w15:restartNumberingAfterBreak="0">
+    <w:nsid w:val="79DD5EDB"/>
     <w:multiLevelType w:val="hybridMultilevel"/>
-    <w:tmpl w:val="8DECF8B6"/>
-    <w:lvl w:ilvl="0" w:tplc="E9EEE512">
+    <w:tmpl w:val="A32A1D6C"/>
+    <w:lvl w:ilvl="0" w:tplc="19FAFDCE">
       <w:start w:val="1"/>
       <w:numFmt w:val="decimal"/>
       <w:lvlText w:val="%1."/>
@@ -12550,235 +12694,91 @@
         <w:color w:val="A67C27"/>
       </w:rPr>
     </w:lvl>
-    <w:lvl w:ilvl="1" w:tplc="621C5D92">
+    <w:lvl w:ilvl="1" w:tplc="792066EC">
       <w:numFmt w:val="decimal"/>
       <w:lvlText w:val=""/>
       <w:lvlJc w:val="left"/>
     </w:lvl>
-    <w:lvl w:ilvl="2" w:tplc="3E40A12E">
+    <w:lvl w:ilvl="2" w:tplc="F5D6CB98">
       <w:numFmt w:val="decimal"/>
       <w:lvlText w:val=""/>
       <w:lvlJc w:val="left"/>
     </w:lvl>
-    <w:lvl w:ilvl="3" w:tplc="C97AED4E">
+    <w:lvl w:ilvl="3" w:tplc="27542D30">
       <w:numFmt w:val="decimal"/>
       <w:lvlText w:val=""/>
       <w:lvlJc w:val="left"/>
     </w:lvl>
-    <w:lvl w:ilvl="4" w:tplc="489A9C6C">
+    <w:lvl w:ilvl="4" w:tplc="F63A9BE0">
       <w:numFmt w:val="decimal"/>
       <w:lvlText w:val=""/>
       <w:lvlJc w:val="left"/>
     </w:lvl>
-    <w:lvl w:ilvl="5" w:tplc="780E342C">
+    <w:lvl w:ilvl="5" w:tplc="463CF3D4">
       <w:numFmt w:val="decimal"/>
       <w:lvlText w:val=""/>
       <w:lvlJc w:val="left"/>
     </w:lvl>
-    <w:lvl w:ilvl="6" w:tplc="E19CE09C">
+    <w:lvl w:ilvl="6" w:tplc="A2CE3F7A">
       <w:numFmt w:val="decimal"/>
       <w:lvlText w:val=""/>
       <w:lvlJc w:val="left"/>
     </w:lvl>
-    <w:lvl w:ilvl="7" w:tplc="4A66BE50">
+    <w:lvl w:ilvl="7" w:tplc="B85C2D8C">
       <w:numFmt w:val="decimal"/>
       <w:lvlText w:val=""/>
       <w:lvlJc w:val="left"/>
     </w:lvl>
-    <w:lvl w:ilvl="8" w:tplc="831673C0">
+    <w:lvl w:ilvl="8" w:tplc="E43C5FF0">
       <w:numFmt w:val="decimal"/>
       <w:lvlText w:val=""/>
       <w:lvlJc w:val="left"/>
     </w:lvl>
   </w:abstractNum>
-  <w:abstractNum w:abstractNumId="6" w15:restartNumberingAfterBreak="0">
-    <w:nsid w:val="6E3231B2"/>
-    <w:multiLevelType w:val="hybridMultilevel"/>
-    <w:tmpl w:val="63DE9CF4"/>
-    <w:lvl w:ilvl="0" w:tplc="A822927E">
-      <w:start w:val="1"/>
-      <w:numFmt w:val="bullet"/>
-      <w:lvlText w:val="•"/>
-      <w:lvlJc w:val="left"/>
-      <w:pPr>
-        <w:ind w:left="460" w:hanging="280"/>
-      </w:pPr>
-    </w:lvl>
-    <w:lvl w:ilvl="1" w:tplc="73343230">
-      <w:start w:val="1"/>
-      <w:numFmt w:val="bullet"/>
-      <w:lvlText w:val="–"/>
-      <w:lvlJc w:val="left"/>
-      <w:pPr>
-        <w:ind w:left="900" w:hanging="280"/>
-      </w:pPr>
-    </w:lvl>
-    <w:lvl w:ilvl="2" w:tplc="C088DBF0">
-      <w:numFmt w:val="decimal"/>
-      <w:lvlText w:val=""/>
-      <w:lvlJc w:val="left"/>
-    </w:lvl>
-    <w:lvl w:ilvl="3" w:tplc="310AD096">
-      <w:numFmt w:val="decimal"/>
-      <w:lvlText w:val=""/>
-      <w:lvlJc w:val="left"/>
-    </w:lvl>
-    <w:lvl w:ilvl="4" w:tplc="940AD532">
-      <w:numFmt w:val="decimal"/>
-      <w:lvlText w:val=""/>
-      <w:lvlJc w:val="left"/>
-    </w:lvl>
-    <w:lvl w:ilvl="5" w:tplc="A1386330">
-      <w:numFmt w:val="decimal"/>
-      <w:lvlText w:val=""/>
-      <w:lvlJc w:val="left"/>
-    </w:lvl>
-    <w:lvl w:ilvl="6" w:tplc="9C340922">
-      <w:numFmt w:val="decimal"/>
-      <w:lvlText w:val=""/>
-      <w:lvlJc w:val="left"/>
-    </w:lvl>
-    <w:lvl w:ilvl="7" w:tplc="B0EA7558">
-      <w:numFmt w:val="decimal"/>
-      <w:lvlText w:val=""/>
-      <w:lvlJc w:val="left"/>
-    </w:lvl>
-    <w:lvl w:ilvl="8" w:tplc="4F5CFE52">
-      <w:numFmt w:val="decimal"/>
-      <w:lvlText w:val=""/>
-      <w:lvlJc w:val="left"/>
-    </w:lvl>
-  </w:abstractNum>
-  <w:abstractNum w:abstractNumId="7" w15:restartNumberingAfterBreak="0">
-    <w:nsid w:val="7CBC071C"/>
-    <w:multiLevelType w:val="hybridMultilevel"/>
-    <w:tmpl w:val="D20A7808"/>
-    <w:lvl w:ilvl="0" w:tplc="57745342">
-      <w:start w:val="1"/>
-      <w:numFmt w:val="bullet"/>
-      <w:lvlText w:val="●"/>
-      <w:lvlJc w:val="left"/>
-      <w:pPr>
-        <w:ind w:left="720" w:hanging="360"/>
-      </w:pPr>
-    </w:lvl>
-    <w:lvl w:ilvl="1" w:tplc="67C698DC">
-      <w:start w:val="1"/>
-      <w:numFmt w:val="bullet"/>
-      <w:lvlText w:val="○"/>
-      <w:lvlJc w:val="left"/>
-      <w:pPr>
-        <w:ind w:left="1440" w:hanging="360"/>
-      </w:pPr>
-    </w:lvl>
-    <w:lvl w:ilvl="2" w:tplc="DD188EA0">
-      <w:start w:val="1"/>
-      <w:numFmt w:val="bullet"/>
-      <w:lvlText w:val="■"/>
-      <w:lvlJc w:val="left"/>
-      <w:pPr>
-        <w:ind w:left="2160" w:hanging="360"/>
-      </w:pPr>
-    </w:lvl>
-    <w:lvl w:ilvl="3" w:tplc="299E1860">
-      <w:start w:val="1"/>
-      <w:numFmt w:val="bullet"/>
-      <w:lvlText w:val="●"/>
-      <w:lvlJc w:val="left"/>
-      <w:pPr>
-        <w:ind w:left="2880" w:hanging="360"/>
-      </w:pPr>
-    </w:lvl>
-    <w:lvl w:ilvl="4" w:tplc="86F29712">
-      <w:start w:val="1"/>
-      <w:numFmt w:val="bullet"/>
-      <w:lvlText w:val="○"/>
-      <w:lvlJc w:val="left"/>
-      <w:pPr>
-        <w:ind w:left="3600" w:hanging="360"/>
-      </w:pPr>
-    </w:lvl>
-    <w:lvl w:ilvl="5" w:tplc="F87C6B5C">
-      <w:start w:val="1"/>
-      <w:numFmt w:val="bullet"/>
-      <w:lvlText w:val="■"/>
-      <w:lvlJc w:val="left"/>
-      <w:pPr>
-        <w:ind w:left="4320" w:hanging="360"/>
-      </w:pPr>
-    </w:lvl>
-    <w:lvl w:ilvl="6" w:tplc="4B2E8536">
-      <w:start w:val="1"/>
-      <w:numFmt w:val="bullet"/>
-      <w:lvlText w:val="●"/>
-      <w:lvlJc w:val="left"/>
-      <w:pPr>
-        <w:ind w:left="5040" w:hanging="360"/>
-      </w:pPr>
-    </w:lvl>
-    <w:lvl w:ilvl="7" w:tplc="114E4D72">
-      <w:start w:val="1"/>
-      <w:numFmt w:val="bullet"/>
-      <w:lvlText w:val="●"/>
-      <w:lvlJc w:val="left"/>
-      <w:pPr>
-        <w:ind w:left="5760" w:hanging="360"/>
-      </w:pPr>
-    </w:lvl>
-    <w:lvl w:ilvl="8" w:tplc="8860498E">
-      <w:start w:val="1"/>
-      <w:numFmt w:val="bullet"/>
-      <w:lvlText w:val="●"/>
-      <w:lvlJc w:val="left"/>
-      <w:pPr>
-        <w:ind w:left="6480" w:hanging="360"/>
-      </w:pPr>
-    </w:lvl>
-  </w:abstractNum>
-  <w:num w:numId="1" w16cid:durableId="1489904383">
+  <w:num w:numId="1" w16cid:durableId="494959102">
+    <w:abstractNumId w:val="5"/>
+    <w:lvlOverride w:ilvl="0">
+      <w:startOverride w:val="1"/>
+    </w:lvlOverride>
+  </w:num>
+  <w:num w:numId="2" w16cid:durableId="672032261">
+    <w:abstractNumId w:val="0"/>
+    <w:lvlOverride w:ilvl="0">
+      <w:startOverride w:val="1"/>
+    </w:lvlOverride>
+  </w:num>
+  <w:num w:numId="3" w16cid:durableId="1113283717">
+    <w:abstractNumId w:val="1"/>
+    <w:lvlOverride w:ilvl="0">
+      <w:startOverride w:val="1"/>
+    </w:lvlOverride>
+  </w:num>
+  <w:num w:numId="4" w16cid:durableId="412161933">
+    <w:abstractNumId w:val="3"/>
+    <w:lvlOverride w:ilvl="0">
+      <w:startOverride w:val="1"/>
+    </w:lvlOverride>
+  </w:num>
+  <w:num w:numId="5" w16cid:durableId="410783376">
     <w:abstractNumId w:val="7"/>
     <w:lvlOverride w:ilvl="0">
       <w:startOverride w:val="1"/>
     </w:lvlOverride>
   </w:num>
-  <w:num w:numId="2" w16cid:durableId="1735883902">
+  <w:num w:numId="6" w16cid:durableId="1770618830">
+    <w:abstractNumId w:val="4"/>
+    <w:lvlOverride w:ilvl="0">
+      <w:startOverride w:val="1"/>
+    </w:lvlOverride>
+  </w:num>
+  <w:num w:numId="7" w16cid:durableId="1325401629">
     <w:abstractNumId w:val="6"/>
     <w:lvlOverride w:ilvl="0">
       <w:startOverride w:val="1"/>
     </w:lvlOverride>
   </w:num>
-  <w:num w:numId="3" w16cid:durableId="2012876670">
-    <w:abstractNumId w:val="1"/>
-    <w:lvlOverride w:ilvl="0">
-      <w:startOverride w:val="1"/>
-    </w:lvlOverride>
-  </w:num>
-  <w:num w:numId="4" w16cid:durableId="1926456456">
-    <w:abstractNumId w:val="0"/>
-    <w:lvlOverride w:ilvl="0">
-      <w:startOverride w:val="1"/>
-    </w:lvlOverride>
-  </w:num>
-  <w:num w:numId="5" w16cid:durableId="440952628">
-    <w:abstractNumId w:val="4"/>
-    <w:lvlOverride w:ilvl="0">
-      <w:startOverride w:val="1"/>
-    </w:lvlOverride>
-  </w:num>
-  <w:num w:numId="6" w16cid:durableId="1309245039">
+  <w:num w:numId="8" w16cid:durableId="156725455">
     <w:abstractNumId w:val="2"/>
-    <w:lvlOverride w:ilvl="0">
-      <w:startOverride w:val="1"/>
-    </w:lvlOverride>
-  </w:num>
-  <w:num w:numId="7" w16cid:durableId="110321546">
-    <w:abstractNumId w:val="3"/>
-    <w:lvlOverride w:ilvl="0">
-      <w:startOverride w:val="1"/>
-    </w:lvlOverride>
-  </w:num>
-  <w:num w:numId="8" w16cid:durableId="1571579380">
-    <w:abstractNumId w:val="5"/>
     <w:lvlOverride w:ilvl="0">
       <w:startOverride w:val="1"/>
     </w:lvlOverride>
@@ -13403,7 +13403,7 @@
     <w:autoRedefine/>
     <w:uiPriority w:val="39"/>
     <w:unhideWhenUsed/>
-    <w:rsid w:val="002E2B66"/>
+    <w:rsid w:val="007C4E31"/>
     <w:pPr>
       <w:spacing w:after="100"/>
     </w:pPr>
@@ -13415,7 +13415,7 @@
     <w:autoRedefine/>
     <w:uiPriority w:val="39"/>
     <w:unhideWhenUsed/>
-    <w:rsid w:val="002E2B66"/>
+    <w:rsid w:val="007C4E31"/>
     <w:pPr>
       <w:spacing w:after="100"/>
       <w:ind w:left="210"/>

--- a/docs/manuals/Role_Guide_5_KII_RA.docx
+++ b/docs/manuals/Role_Guide_5_KII_RA.docx
@@ -469,7 +469,7 @@
                 <w:sz w:val="19"/>
                 <w:szCs w:val="19"/>
               </w:rPr>
-              <w:t>Version 1.7 · 21 September 2026</w:t>
+              <w:t>Version 1.8 · 21 September 2026</w:t>
             </w:r>
           </w:p>
         </w:tc>
@@ -538,7 +538,7 @@
     <w:sdt>
       <w:sdtPr>
         <w:alias w:val="Contents"/>
-        <w:id w:val="-1647587332"/>
+        <w:id w:val="2070531749"/>
       </w:sdtPr>
       <w:sdtEndPr/>
       <w:sdtContent>
@@ -567,7 +567,7 @@
           <w:r>
             <w:fldChar w:fldCharType="separate"/>
           </w:r>
-          <w:hyperlink w:anchor="_Toc240917109" w:history="1">
+          <w:hyperlink w:anchor="_Toc240920416" w:history="1">
             <w:r>
               <w:rPr>
                 <w:rStyle w:val="Hyperlink"/>
@@ -591,7 +591,7 @@
               <w:rPr>
                 <w:noProof/>
               </w:rPr>
-              <w:instrText xml:space="preserve"> PAGEREF _Toc240917109 \h </w:instrText>
+              <w:instrText xml:space="preserve"> PAGEREF _Toc240920416 \h </w:instrText>
             </w:r>
             <w:r>
               <w:rPr>
@@ -634,7 +634,7 @@
               <w14:ligatures w14:val="standardContextual"/>
             </w:rPr>
           </w:pPr>
-          <w:hyperlink w:anchor="_Toc240917110" w:history="1">
+          <w:hyperlink w:anchor="_Toc240920417" w:history="1">
             <w:r>
               <w:rPr>
                 <w:rStyle w:val="Hyperlink"/>
@@ -658,7 +658,7 @@
               <w:rPr>
                 <w:noProof/>
               </w:rPr>
-              <w:instrText xml:space="preserve"> PAGEREF _Toc240917110 \h </w:instrText>
+              <w:instrText xml:space="preserve"> PAGEREF _Toc240920417 \h </w:instrText>
             </w:r>
             <w:r>
               <w:rPr>
@@ -701,7 +701,7 @@
               <w14:ligatures w14:val="standardContextual"/>
             </w:rPr>
           </w:pPr>
-          <w:hyperlink w:anchor="_Toc240917111" w:history="1">
+          <w:hyperlink w:anchor="_Toc240920418" w:history="1">
             <w:r>
               <w:rPr>
                 <w:rStyle w:val="Hyperlink"/>
@@ -725,7 +725,7 @@
               <w:rPr>
                 <w:noProof/>
               </w:rPr>
-              <w:instrText xml:space="preserve"> PAGEREF _Toc240917111 \h </w:instrText>
+              <w:instrText xml:space="preserve"> PAGEREF _Toc240920418 \h </w:instrText>
             </w:r>
             <w:r>
               <w:rPr>
@@ -768,7 +768,7 @@
               <w14:ligatures w14:val="standardContextual"/>
             </w:rPr>
           </w:pPr>
-          <w:hyperlink w:anchor="_Toc240917112" w:history="1">
+          <w:hyperlink w:anchor="_Toc240920419" w:history="1">
             <w:r>
               <w:rPr>
                 <w:rStyle w:val="Hyperlink"/>
@@ -792,7 +792,7 @@
               <w:rPr>
                 <w:noProof/>
               </w:rPr>
-              <w:instrText xml:space="preserve"> PAGEREF _Toc240917112 \h </w:instrText>
+              <w:instrText xml:space="preserve"> PAGEREF _Toc240920419 \h </w:instrText>
             </w:r>
             <w:r>
               <w:rPr>
@@ -835,7 +835,7 @@
               <w14:ligatures w14:val="standardContextual"/>
             </w:rPr>
           </w:pPr>
-          <w:hyperlink w:anchor="_Toc240917113" w:history="1">
+          <w:hyperlink w:anchor="_Toc240920420" w:history="1">
             <w:r>
               <w:rPr>
                 <w:rStyle w:val="Hyperlink"/>
@@ -859,7 +859,7 @@
               <w:rPr>
                 <w:noProof/>
               </w:rPr>
-              <w:instrText xml:space="preserve"> PAGEREF _Toc240917113 \h </w:instrText>
+              <w:instrText xml:space="preserve"> PAGEREF _Toc240920420 \h </w:instrText>
             </w:r>
             <w:r>
               <w:rPr>
@@ -902,7 +902,7 @@
               <w14:ligatures w14:val="standardContextual"/>
             </w:rPr>
           </w:pPr>
-          <w:hyperlink w:anchor="_Toc240917114" w:history="1">
+          <w:hyperlink w:anchor="_Toc240920421" w:history="1">
             <w:r>
               <w:rPr>
                 <w:rStyle w:val="Hyperlink"/>
@@ -926,7 +926,7 @@
               <w:rPr>
                 <w:noProof/>
               </w:rPr>
-              <w:instrText xml:space="preserve"> PAGEREF _Toc240917114 \h </w:instrText>
+              <w:instrText xml:space="preserve"> PAGEREF _Toc240920421 \h </w:instrText>
             </w:r>
             <w:r>
               <w:rPr>
@@ -969,7 +969,7 @@
               <w14:ligatures w14:val="standardContextual"/>
             </w:rPr>
           </w:pPr>
-          <w:hyperlink w:anchor="_Toc240917115" w:history="1">
+          <w:hyperlink w:anchor="_Toc240920422" w:history="1">
             <w:r>
               <w:rPr>
                 <w:rStyle w:val="Hyperlink"/>
@@ -993,7 +993,7 @@
               <w:rPr>
                 <w:noProof/>
               </w:rPr>
-              <w:instrText xml:space="preserve"> PAGEREF _Toc240917115 \h </w:instrText>
+              <w:instrText xml:space="preserve"> PAGEREF _Toc240920422 \h </w:instrText>
             </w:r>
             <w:r>
               <w:rPr>
@@ -1036,7 +1036,7 @@
               <w14:ligatures w14:val="standardContextual"/>
             </w:rPr>
           </w:pPr>
-          <w:hyperlink w:anchor="_Toc240917116" w:history="1">
+          <w:hyperlink w:anchor="_Toc240920423" w:history="1">
             <w:r>
               <w:rPr>
                 <w:rStyle w:val="Hyperlink"/>
@@ -1060,7 +1060,7 @@
               <w:rPr>
                 <w:noProof/>
               </w:rPr>
-              <w:instrText xml:space="preserve"> PAGEREF _Toc240917116 \h </w:instrText>
+              <w:instrText xml:space="preserve"> PAGEREF _Toc240920423 \h </w:instrText>
             </w:r>
             <w:r>
               <w:rPr>
@@ -1103,7 +1103,7 @@
               <w14:ligatures w14:val="standardContextual"/>
             </w:rPr>
           </w:pPr>
-          <w:hyperlink w:anchor="_Toc240917117" w:history="1">
+          <w:hyperlink w:anchor="_Toc240920424" w:history="1">
             <w:r>
               <w:rPr>
                 <w:rStyle w:val="Hyperlink"/>
@@ -1127,7 +1127,7 @@
               <w:rPr>
                 <w:noProof/>
               </w:rPr>
-              <w:instrText xml:space="preserve"> PAGEREF _Toc240917117 \h </w:instrText>
+              <w:instrText xml:space="preserve"> PAGEREF _Toc240920424 \h </w:instrText>
             </w:r>
             <w:r>
               <w:rPr>
@@ -1170,7 +1170,7 @@
               <w14:ligatures w14:val="standardContextual"/>
             </w:rPr>
           </w:pPr>
-          <w:hyperlink w:anchor="_Toc240917118" w:history="1">
+          <w:hyperlink w:anchor="_Toc240920425" w:history="1">
             <w:r>
               <w:rPr>
                 <w:rStyle w:val="Hyperlink"/>
@@ -1194,7 +1194,7 @@
               <w:rPr>
                 <w:noProof/>
               </w:rPr>
-              <w:instrText xml:space="preserve"> PAGEREF _Toc240917118 \h </w:instrText>
+              <w:instrText xml:space="preserve"> PAGEREF _Toc240920425 \h </w:instrText>
             </w:r>
             <w:r>
               <w:rPr>
@@ -1237,7 +1237,7 @@
               <w14:ligatures w14:val="standardContextual"/>
             </w:rPr>
           </w:pPr>
-          <w:hyperlink w:anchor="_Toc240917119" w:history="1">
+          <w:hyperlink w:anchor="_Toc240920426" w:history="1">
             <w:r>
               <w:rPr>
                 <w:rStyle w:val="Hyperlink"/>
@@ -1261,7 +1261,7 @@
               <w:rPr>
                 <w:noProof/>
               </w:rPr>
-              <w:instrText xml:space="preserve"> PAGEREF _Toc240917119 \h </w:instrText>
+              <w:instrText xml:space="preserve"> PAGEREF _Toc240920426 \h </w:instrText>
             </w:r>
             <w:r>
               <w:rPr>
@@ -1304,7 +1304,7 @@
               <w14:ligatures w14:val="standardContextual"/>
             </w:rPr>
           </w:pPr>
-          <w:hyperlink w:anchor="_Toc240917120" w:history="1">
+          <w:hyperlink w:anchor="_Toc240920427" w:history="1">
             <w:r>
               <w:rPr>
                 <w:rStyle w:val="Hyperlink"/>
@@ -1328,7 +1328,7 @@
               <w:rPr>
                 <w:noProof/>
               </w:rPr>
-              <w:instrText xml:space="preserve"> PAGEREF _Toc240917120 \h </w:instrText>
+              <w:instrText xml:space="preserve"> PAGEREF _Toc240920427 \h </w:instrText>
             </w:r>
             <w:r>
               <w:rPr>
@@ -1371,13 +1371,13 @@
               <w14:ligatures w14:val="standardContextual"/>
             </w:rPr>
           </w:pPr>
-          <w:hyperlink w:anchor="_Toc240917121" w:history="1">
+          <w:hyperlink w:anchor="_Toc240920428" w:history="1">
             <w:r>
               <w:rPr>
                 <w:rStyle w:val="Hyperlink"/>
                 <w:noProof/>
               </w:rPr>
-              <w:t>4.5 Downloading or emailing completed forms (Form PDFs)</w:t>
+              <w:t>4.5 Verifying a profile with the respondent, and reconciling it afterwards</w:t>
             </w:r>
             <w:r>
               <w:rPr>
@@ -1395,7 +1395,7 @@
               <w:rPr>
                 <w:noProof/>
               </w:rPr>
-              <w:instrText xml:space="preserve"> PAGEREF _Toc240917121 \h </w:instrText>
+              <w:instrText xml:space="preserve"> PAGEREF _Toc240920428 \h </w:instrText>
             </w:r>
             <w:r>
               <w:rPr>
@@ -1438,13 +1438,13 @@
               <w14:ligatures w14:val="standardContextual"/>
             </w:rPr>
           </w:pPr>
-          <w:hyperlink w:anchor="_Toc240917122" w:history="1">
+          <w:hyperlink w:anchor="_Toc240920429" w:history="1">
             <w:r>
               <w:rPr>
                 <w:rStyle w:val="Hyperlink"/>
                 <w:noProof/>
               </w:rPr>
-              <w:t>4.6 Consent in interviews</w:t>
+              <w:t>4.6 Downloading or emailing completed forms (Form PDFs)</w:t>
             </w:r>
             <w:r>
               <w:rPr>
@@ -1462,7 +1462,7 @@
               <w:rPr>
                 <w:noProof/>
               </w:rPr>
-              <w:instrText xml:space="preserve"> PAGEREF _Toc240917122 \h </w:instrText>
+              <w:instrText xml:space="preserve"> PAGEREF _Toc240920429 \h </w:instrText>
             </w:r>
             <w:r>
               <w:rPr>
@@ -1479,7 +1479,74 @@
               <w:rPr>
                 <w:noProof/>
               </w:rPr>
-              <w:t>10</w:t>
+              <w:t>11</w:t>
+            </w:r>
+            <w:r>
+              <w:rPr>
+                <w:noProof/>
+              </w:rPr>
+              <w:fldChar w:fldCharType="end"/>
+            </w:r>
+          </w:hyperlink>
+        </w:p>
+        <w:p>
+          <w:pPr>
+            <w:pStyle w:val="TOC2"/>
+            <w:tabs>
+              <w:tab w:val="right" w:leader="dot" w:pos="9402"/>
+            </w:tabs>
+            <w:rPr>
+              <w:rFonts w:asciiTheme="minorHAnsi" w:eastAsiaTheme="minorEastAsia" w:hAnsiTheme="minorHAnsi" w:cstheme="minorBidi"/>
+              <w:noProof/>
+              <w:color w:val="auto"/>
+              <w:kern w:val="2"/>
+              <w:sz w:val="24"/>
+              <w:szCs w:val="24"/>
+              <w14:ligatures w14:val="standardContextual"/>
+            </w:rPr>
+          </w:pPr>
+          <w:hyperlink w:anchor="_Toc240920430" w:history="1">
+            <w:r>
+              <w:rPr>
+                <w:rStyle w:val="Hyperlink"/>
+                <w:noProof/>
+              </w:rPr>
+              <w:t>4.7 Consent in interviews</w:t>
+            </w:r>
+            <w:r>
+              <w:rPr>
+                <w:noProof/>
+              </w:rPr>
+              <w:tab/>
+            </w:r>
+            <w:r>
+              <w:rPr>
+                <w:noProof/>
+              </w:rPr>
+              <w:fldChar w:fldCharType="begin"/>
+            </w:r>
+            <w:r>
+              <w:rPr>
+                <w:noProof/>
+              </w:rPr>
+              <w:instrText xml:space="preserve"> PAGEREF _Toc240920430 \h </w:instrText>
+            </w:r>
+            <w:r>
+              <w:rPr>
+                <w:noProof/>
+              </w:rPr>
+            </w:r>
+            <w:r>
+              <w:rPr>
+                <w:noProof/>
+              </w:rPr>
+              <w:fldChar w:fldCharType="separate"/>
+            </w:r>
+            <w:r>
+              <w:rPr>
+                <w:noProof/>
+              </w:rPr>
+              <w:t>12</w:t>
             </w:r>
             <w:r>
               <w:rPr>
@@ -1505,7 +1572,7 @@
               <w14:ligatures w14:val="standardContextual"/>
             </w:rPr>
           </w:pPr>
-          <w:hyperlink w:anchor="_Toc240917123" w:history="1">
+          <w:hyperlink w:anchor="_Toc240920431" w:history="1">
             <w:r>
               <w:rPr>
                 <w:rStyle w:val="Hyperlink"/>
@@ -1529,7 +1596,7 @@
               <w:rPr>
                 <w:noProof/>
               </w:rPr>
-              <w:instrText xml:space="preserve"> PAGEREF _Toc240917123 \h </w:instrText>
+              <w:instrText xml:space="preserve"> PAGEREF _Toc240920431 \h </w:instrText>
             </w:r>
             <w:r>
               <w:rPr>
@@ -1546,7 +1613,7 @@
               <w:rPr>
                 <w:noProof/>
               </w:rPr>
-              <w:t>11</w:t>
+              <w:t>13</w:t>
             </w:r>
             <w:r>
               <w:rPr>
@@ -1572,7 +1639,7 @@
               <w14:ligatures w14:val="standardContextual"/>
             </w:rPr>
           </w:pPr>
-          <w:hyperlink w:anchor="_Toc240917124" w:history="1">
+          <w:hyperlink w:anchor="_Toc240920432" w:history="1">
             <w:r>
               <w:rPr>
                 <w:rStyle w:val="Hyperlink"/>
@@ -1596,7 +1663,7 @@
               <w:rPr>
                 <w:noProof/>
               </w:rPr>
-              <w:instrText xml:space="preserve"> PAGEREF _Toc240917124 \h </w:instrText>
+              <w:instrText xml:space="preserve"> PAGEREF _Toc240920432 \h </w:instrText>
             </w:r>
             <w:r>
               <w:rPr>
@@ -1613,7 +1680,7 @@
               <w:rPr>
                 <w:noProof/>
               </w:rPr>
-              <w:t>12</w:t>
+              <w:t>14</w:t>
             </w:r>
             <w:r>
               <w:rPr>
@@ -1639,7 +1706,7 @@
               <w14:ligatures w14:val="standardContextual"/>
             </w:rPr>
           </w:pPr>
-          <w:hyperlink w:anchor="_Toc240917125" w:history="1">
+          <w:hyperlink w:anchor="_Toc240920433" w:history="1">
             <w:r>
               <w:rPr>
                 <w:rStyle w:val="Hyperlink"/>
@@ -1663,7 +1730,7 @@
               <w:rPr>
                 <w:noProof/>
               </w:rPr>
-              <w:instrText xml:space="preserve"> PAGEREF _Toc240917125 \h </w:instrText>
+              <w:instrText xml:space="preserve"> PAGEREF _Toc240920433 \h </w:instrText>
             </w:r>
             <w:r>
               <w:rPr>
@@ -1680,7 +1747,7 @@
               <w:rPr>
                 <w:noProof/>
               </w:rPr>
-              <w:t>13</w:t>
+              <w:t>15</w:t>
             </w:r>
             <w:r>
               <w:rPr>
@@ -1706,7 +1773,7 @@
               <w14:ligatures w14:val="standardContextual"/>
             </w:rPr>
           </w:pPr>
-          <w:hyperlink w:anchor="_Toc240917126" w:history="1">
+          <w:hyperlink w:anchor="_Toc240920434" w:history="1">
             <w:r>
               <w:rPr>
                 <w:rStyle w:val="Hyperlink"/>
@@ -1730,7 +1797,7 @@
               <w:rPr>
                 <w:noProof/>
               </w:rPr>
-              <w:instrText xml:space="preserve"> PAGEREF _Toc240917126 \h </w:instrText>
+              <w:instrText xml:space="preserve"> PAGEREF _Toc240920434 \h </w:instrText>
             </w:r>
             <w:r>
               <w:rPr>
@@ -1747,7 +1814,7 @@
               <w:rPr>
                 <w:noProof/>
               </w:rPr>
-              <w:t>14</w:t>
+              <w:t>16</w:t>
             </w:r>
             <w:r>
               <w:rPr>
@@ -1773,7 +1840,7 @@
               <w14:ligatures w14:val="standardContextual"/>
             </w:rPr>
           </w:pPr>
-          <w:hyperlink w:anchor="_Toc240917127" w:history="1">
+          <w:hyperlink w:anchor="_Toc240920435" w:history="1">
             <w:r>
               <w:rPr>
                 <w:rStyle w:val="Hyperlink"/>
@@ -1797,7 +1864,7 @@
               <w:rPr>
                 <w:noProof/>
               </w:rPr>
-              <w:instrText xml:space="preserve"> PAGEREF _Toc240917127 \h </w:instrText>
+              <w:instrText xml:space="preserve"> PAGEREF _Toc240920435 \h </w:instrText>
             </w:r>
             <w:r>
               <w:rPr>
@@ -1814,7 +1881,7 @@
               <w:rPr>
                 <w:noProof/>
               </w:rPr>
-              <w:t>14</w:t>
+              <w:t>16</w:t>
             </w:r>
             <w:r>
               <w:rPr>
@@ -1840,7 +1907,7 @@
               <w14:ligatures w14:val="standardContextual"/>
             </w:rPr>
           </w:pPr>
-          <w:hyperlink w:anchor="_Toc240917128" w:history="1">
+          <w:hyperlink w:anchor="_Toc240920436" w:history="1">
             <w:r>
               <w:rPr>
                 <w:rStyle w:val="Hyperlink"/>
@@ -1864,7 +1931,7 @@
               <w:rPr>
                 <w:noProof/>
               </w:rPr>
-              <w:instrText xml:space="preserve"> PAGEREF _Toc240917128 \h </w:instrText>
+              <w:instrText xml:space="preserve"> PAGEREF _Toc240920436 \h </w:instrText>
             </w:r>
             <w:r>
               <w:rPr>
@@ -1881,7 +1948,7 @@
               <w:rPr>
                 <w:noProof/>
               </w:rPr>
-              <w:t>14</w:t>
+              <w:t>16</w:t>
             </w:r>
             <w:r>
               <w:rPr>
@@ -1907,7 +1974,7 @@
               <w14:ligatures w14:val="standardContextual"/>
             </w:rPr>
           </w:pPr>
-          <w:hyperlink w:anchor="_Toc240917129" w:history="1">
+          <w:hyperlink w:anchor="_Toc240920437" w:history="1">
             <w:r>
               <w:rPr>
                 <w:rStyle w:val="Hyperlink"/>
@@ -1931,7 +1998,7 @@
               <w:rPr>
                 <w:noProof/>
               </w:rPr>
-              <w:instrText xml:space="preserve"> PAGEREF _Toc240917129 \h </w:instrText>
+              <w:instrText xml:space="preserve"> PAGEREF _Toc240920437 \h </w:instrText>
             </w:r>
             <w:r>
               <w:rPr>
@@ -1948,7 +2015,7 @@
               <w:rPr>
                 <w:noProof/>
               </w:rPr>
-              <w:t>15</w:t>
+              <w:t>17</w:t>
             </w:r>
             <w:r>
               <w:rPr>
@@ -1974,7 +2041,7 @@
               <w14:ligatures w14:val="standardContextual"/>
             </w:rPr>
           </w:pPr>
-          <w:hyperlink w:anchor="_Toc240917130" w:history="1">
+          <w:hyperlink w:anchor="_Toc240920438" w:history="1">
             <w:r>
               <w:rPr>
                 <w:rStyle w:val="Hyperlink"/>
@@ -1998,7 +2065,7 @@
               <w:rPr>
                 <w:noProof/>
               </w:rPr>
-              <w:instrText xml:space="preserve"> PAGEREF _Toc240917130 \h </w:instrText>
+              <w:instrText xml:space="preserve"> PAGEREF _Toc240920438 \h </w:instrText>
             </w:r>
             <w:r>
               <w:rPr>
@@ -2015,7 +2082,7 @@
               <w:rPr>
                 <w:noProof/>
               </w:rPr>
-              <w:t>15</w:t>
+              <w:t>17</w:t>
             </w:r>
             <w:r>
               <w:rPr>
@@ -2041,13 +2108,13 @@
               <w14:ligatures w14:val="standardContextual"/>
             </w:rPr>
           </w:pPr>
-          <w:hyperlink w:anchor="_Toc240917131" w:history="1">
+          <w:hyperlink w:anchor="_Toc240920439" w:history="1">
             <w:r>
               <w:rPr>
                 <w:rStyle w:val="Hyperlink"/>
                 <w:noProof/>
               </w:rPr>
-              <w:t>8.5 KII Register</w:t>
+              <w:t>8.5 Interview sheet (verifying a locked profile)</w:t>
             </w:r>
             <w:r>
               <w:rPr>
@@ -2065,7 +2132,7 @@
               <w:rPr>
                 <w:noProof/>
               </w:rPr>
-              <w:instrText xml:space="preserve"> PAGEREF _Toc240917131 \h </w:instrText>
+              <w:instrText xml:space="preserve"> PAGEREF _Toc240920439 \h </w:instrText>
             </w:r>
             <w:r>
               <w:rPr>
@@ -2082,7 +2149,7 @@
               <w:rPr>
                 <w:noProof/>
               </w:rPr>
-              <w:t>16</w:t>
+              <w:t>18</w:t>
             </w:r>
             <w:r>
               <w:rPr>
@@ -2108,13 +2175,13 @@
               <w14:ligatures w14:val="standardContextual"/>
             </w:rPr>
           </w:pPr>
-          <w:hyperlink w:anchor="_Toc240917132" w:history="1">
+          <w:hyperlink w:anchor="_Toc240920440" w:history="1">
             <w:r>
               <w:rPr>
                 <w:rStyle w:val="Hyperlink"/>
                 <w:noProof/>
               </w:rPr>
-              <w:t>8.6 New KII Record</w:t>
+              <w:t>8.6 KII Register</w:t>
             </w:r>
             <w:r>
               <w:rPr>
@@ -2132,7 +2199,7 @@
               <w:rPr>
                 <w:noProof/>
               </w:rPr>
-              <w:instrText xml:space="preserve"> PAGEREF _Toc240917132 \h </w:instrText>
+              <w:instrText xml:space="preserve"> PAGEREF _Toc240920440 \h </w:instrText>
             </w:r>
             <w:r>
               <w:rPr>
@@ -2149,7 +2216,7 @@
               <w:rPr>
                 <w:noProof/>
               </w:rPr>
-              <w:t>16</w:t>
+              <w:t>18</w:t>
             </w:r>
             <w:r>
               <w:rPr>
@@ -2175,13 +2242,13 @@
               <w14:ligatures w14:val="standardContextual"/>
             </w:rPr>
           </w:pPr>
-          <w:hyperlink w:anchor="_Toc240917133" w:history="1">
+          <w:hyperlink w:anchor="_Toc240920441" w:history="1">
             <w:r>
               <w:rPr>
                 <w:rStyle w:val="Hyperlink"/>
                 <w:noProof/>
               </w:rPr>
-              <w:t>8.7 KII record</w:t>
+              <w:t>8.7 New KII Record</w:t>
             </w:r>
             <w:r>
               <w:rPr>
@@ -2199,7 +2266,7 @@
               <w:rPr>
                 <w:noProof/>
               </w:rPr>
-              <w:instrText xml:space="preserve"> PAGEREF _Toc240917133 \h </w:instrText>
+              <w:instrText xml:space="preserve"> PAGEREF _Toc240920441 \h </w:instrText>
             </w:r>
             <w:r>
               <w:rPr>
@@ -2216,7 +2283,7 @@
               <w:rPr>
                 <w:noProof/>
               </w:rPr>
-              <w:t>16</w:t>
+              <w:t>19</w:t>
             </w:r>
             <w:r>
               <w:rPr>
@@ -2242,13 +2309,13 @@
               <w14:ligatures w14:val="standardContextual"/>
             </w:rPr>
           </w:pPr>
-          <w:hyperlink w:anchor="_Toc240917134" w:history="1">
+          <w:hyperlink w:anchor="_Toc240920442" w:history="1">
             <w:r>
               <w:rPr>
                 <w:rStyle w:val="Hyperlink"/>
                 <w:noProof/>
               </w:rPr>
-              <w:t>8.8 Completed forms (Form PDFs)</w:t>
+              <w:t>8.8 KII record</w:t>
             </w:r>
             <w:r>
               <w:rPr>
@@ -2266,7 +2333,7 @@
               <w:rPr>
                 <w:noProof/>
               </w:rPr>
-              <w:instrText xml:space="preserve"> PAGEREF _Toc240917134 \h </w:instrText>
+              <w:instrText xml:space="preserve"> PAGEREF _Toc240920442 \h </w:instrText>
             </w:r>
             <w:r>
               <w:rPr>
@@ -2283,7 +2350,74 @@
               <w:rPr>
                 <w:noProof/>
               </w:rPr>
-              <w:t>17</w:t>
+              <w:t>19</w:t>
+            </w:r>
+            <w:r>
+              <w:rPr>
+                <w:noProof/>
+              </w:rPr>
+              <w:fldChar w:fldCharType="end"/>
+            </w:r>
+          </w:hyperlink>
+        </w:p>
+        <w:p>
+          <w:pPr>
+            <w:pStyle w:val="TOC2"/>
+            <w:tabs>
+              <w:tab w:val="right" w:leader="dot" w:pos="9402"/>
+            </w:tabs>
+            <w:rPr>
+              <w:rFonts w:asciiTheme="minorHAnsi" w:eastAsiaTheme="minorEastAsia" w:hAnsiTheme="minorHAnsi" w:cstheme="minorBidi"/>
+              <w:noProof/>
+              <w:color w:val="auto"/>
+              <w:kern w:val="2"/>
+              <w:sz w:val="24"/>
+              <w:szCs w:val="24"/>
+              <w14:ligatures w14:val="standardContextual"/>
+            </w:rPr>
+          </w:pPr>
+          <w:hyperlink w:anchor="_Toc240920443" w:history="1">
+            <w:r>
+              <w:rPr>
+                <w:rStyle w:val="Hyperlink"/>
+                <w:noProof/>
+              </w:rPr>
+              <w:t>8.9 Completed forms (Form PDFs)</w:t>
+            </w:r>
+            <w:r>
+              <w:rPr>
+                <w:noProof/>
+              </w:rPr>
+              <w:tab/>
+            </w:r>
+            <w:r>
+              <w:rPr>
+                <w:noProof/>
+              </w:rPr>
+              <w:fldChar w:fldCharType="begin"/>
+            </w:r>
+            <w:r>
+              <w:rPr>
+                <w:noProof/>
+              </w:rPr>
+              <w:instrText xml:space="preserve"> PAGEREF _Toc240920443 \h </w:instrText>
+            </w:r>
+            <w:r>
+              <w:rPr>
+                <w:noProof/>
+              </w:rPr>
+            </w:r>
+            <w:r>
+              <w:rPr>
+                <w:noProof/>
+              </w:rPr>
+              <w:fldChar w:fldCharType="separate"/>
+            </w:r>
+            <w:r>
+              <w:rPr>
+                <w:noProof/>
+              </w:rPr>
+              <w:t>20</w:t>
             </w:r>
             <w:r>
               <w:rPr>
@@ -2305,7 +2439,7 @@
         <w:pStyle w:val="Heading1"/>
         <w:pageBreakBefore/>
       </w:pPr>
-      <w:bookmarkStart w:id="0" w:name="_Toc240917109"/>
+      <w:bookmarkStart w:id="0" w:name="_Toc240920416"/>
       <w:r>
         <w:lastRenderedPageBreak/>
         <w:t>1. Your role at a glance</w:t>
@@ -2486,7 +2620,7 @@
         <w:pStyle w:val="Heading1"/>
         <w:pageBreakBefore/>
       </w:pPr>
-      <w:bookmarkStart w:id="1" w:name="_Toc240917110"/>
+      <w:bookmarkStart w:id="1" w:name="_Toc240920417"/>
       <w:r>
         <w:lastRenderedPageBreak/>
         <w:t>2. Signing in and your screens</w:t>
@@ -2497,7 +2631,7 @@
       <w:pPr>
         <w:pStyle w:val="Heading2"/>
       </w:pPr>
-      <w:bookmarkStart w:id="2" w:name="_Toc240917111"/>
+      <w:bookmarkStart w:id="2" w:name="_Toc240920418"/>
       <w:r>
         <w:t>Signing in</w:t>
       </w:r>
@@ -2580,7 +2714,7 @@
           <w:noProof/>
         </w:rPr>
         <w:drawing>
-          <wp:inline distT="0" distB="0" distL="0" distR="0" wp14:anchorId="2742C358" wp14:editId="474CC90E">
+          <wp:inline distT="0" distB="0" distL="0" distR="0" wp14:anchorId="59BBAD27" wp14:editId="0FEEA875">
             <wp:extent cx="5334000" cy="2333625"/>
             <wp:effectExtent l="0" t="0" r="0" b="0"/>
             <wp:docPr id="1" name="adm_login.jpg" descr="The sign-in screen for all internal staff." title="The sign-in screen for all internal staff."/>
@@ -2747,7 +2881,7 @@
       <w:pPr>
         <w:pStyle w:val="Heading2"/>
       </w:pPr>
-      <w:bookmarkStart w:id="3" w:name="_Toc240917112"/>
+      <w:bookmarkStart w:id="3" w:name="_Toc240920419"/>
       <w:r>
         <w:t>Finding your way around</w:t>
       </w:r>
@@ -2932,7 +3066,7 @@
         </w:rPr>
         <w:lastRenderedPageBreak/>
         <w:drawing>
-          <wp:inline distT="0" distB="0" distL="0" distR="0" wp14:anchorId="67C9FFDE" wp14:editId="4B69C310">
+          <wp:inline distT="0" distB="0" distL="0" distR="0" wp14:anchorId="51C14A93" wp14:editId="7F56BA79">
             <wp:extent cx="5715000" cy="1876425"/>
             <wp:effectExtent l="0" t="0" r="0" b="0"/>
             <wp:docPr id="2" name="adm_not_your_role.jpg" descr="Opening a screen outside your role (for example from an old bookmark) shows this card instead of the screen." title="Opening a screen outside your role (for example from an old bookmark) shows this card instead of the screen."/>
@@ -3001,7 +3135,7 @@
       <w:pPr>
         <w:pStyle w:val="Heading2"/>
       </w:pPr>
-      <w:bookmarkStart w:id="4" w:name="_Toc240917113"/>
+      <w:bookmarkStart w:id="4" w:name="_Toc240920420"/>
       <w:r>
         <w:t>Your screens</w:t>
       </w:r>
@@ -3276,7 +3410,7 @@
       <w:pPr>
         <w:pStyle w:val="Heading2"/>
       </w:pPr>
-      <w:bookmarkStart w:id="5" w:name="_Toc240917114"/>
+      <w:bookmarkStart w:id="5" w:name="_Toc240920421"/>
       <w:r>
         <w:t>Changing your password</w:t>
       </w:r>
@@ -3359,7 +3493,7 @@
           <w:noProof/>
         </w:rPr>
         <w:drawing>
-          <wp:inline distT="0" distB="0" distL="0" distR="0" wp14:anchorId="336D075E" wp14:editId="78C070B8">
+          <wp:inline distT="0" distB="0" distL="0" distR="0" wp14:anchorId="3D3CA254" wp14:editId="5A2C396B">
             <wp:extent cx="5334000" cy="2171700"/>
             <wp:effectExtent l="0" t="0" r="0" b="0"/>
             <wp:docPr id="3" name="adm_account.jpg" descr="Change Password screen." title="Change Password screen."/>
@@ -3447,7 +3581,7 @@
         <w:pStyle w:val="Heading1"/>
         <w:pageBreakBefore/>
       </w:pPr>
-      <w:bookmarkStart w:id="6" w:name="_Toc240917115"/>
+      <w:bookmarkStart w:id="6" w:name="_Toc240920422"/>
       <w:r>
         <w:lastRenderedPageBreak/>
         <w:t>3. Your routine</w:t>
@@ -3659,7 +3793,7 @@
                 <w:sz w:val="19"/>
                 <w:szCs w:val="19"/>
               </w:rPr>
-              <w:t>Check the record and any PROIT gap-engine questions; prepare the KII Guide.</w:t>
+              <w:t>Open the KII record's Interview sheet (once the coordinator has locked the profile): the public facts to confirm and the gaps to ask. Prepare the KII Guide.</w:t>
             </w:r>
           </w:p>
         </w:tc>
@@ -3791,7 +3925,7 @@
         <w:pStyle w:val="Heading1"/>
         <w:pageBreakBefore/>
       </w:pPr>
-      <w:bookmarkStart w:id="7" w:name="_Toc240917116"/>
+      <w:bookmarkStart w:id="7" w:name="_Toc240920423"/>
       <w:r>
         <w:lastRenderedPageBreak/>
         <w:t>4. Step-by-step tasks</w:t>
@@ -3802,7 +3936,7 @@
       <w:pPr>
         <w:pStyle w:val="Heading2"/>
       </w:pPr>
-      <w:bookmarkStart w:id="8" w:name="_Toc240917117"/>
+      <w:bookmarkStart w:id="8" w:name="_Toc240920424"/>
       <w:r>
         <w:t>4.1 Reading the KII/Doc Dashboard</w:t>
       </w:r>
@@ -3819,7 +3953,7 @@
           <w:noProof/>
         </w:rPr>
         <w:drawing>
-          <wp:inline distT="0" distB="0" distL="0" distR="0" wp14:anchorId="09B13F4E" wp14:editId="6FD63B92">
+          <wp:inline distT="0" distB="0" distL="0" distR="0" wp14:anchorId="6DA3B3F5" wp14:editId="3C3BA209">
             <wp:extent cx="5715000" cy="3571875"/>
             <wp:effectExtent l="0" t="0" r="0" b="0"/>
             <wp:docPr id="4" name="kii_dashboard.jpg" descr="KII / Document Dashboard." title="KII / Document Dashboard."/>
@@ -3888,7 +4022,7 @@
       <w:pPr>
         <w:pStyle w:val="Heading2"/>
       </w:pPr>
-      <w:bookmarkStart w:id="9" w:name="_Toc240917118"/>
+      <w:bookmarkStart w:id="9" w:name="_Toc240920425"/>
       <w:r>
         <w:t>4.2 Creating a KII record</w:t>
       </w:r>
@@ -3928,7 +4062,7 @@
           <w:noProof/>
         </w:rPr>
         <w:drawing>
-          <wp:inline distT="0" distB="0" distL="0" distR="0" wp14:anchorId="08B83EA3" wp14:editId="1F47AA97">
+          <wp:inline distT="0" distB="0" distL="0" distR="0" wp14:anchorId="56C3F9A0" wp14:editId="374C5E78">
             <wp:extent cx="5334000" cy="2667000"/>
             <wp:effectExtent l="0" t="0" r="0" b="0"/>
             <wp:docPr id="5" name="kii_new.jpg" descr="New KII Record." title="New KII Record."/>
@@ -4065,7 +4199,7 @@
       <w:pPr>
         <w:pStyle w:val="Heading2"/>
       </w:pPr>
-      <w:bookmarkStart w:id="10" w:name="_Toc240917119"/>
+      <w:bookmarkStart w:id="10" w:name="_Toc240920426"/>
       <w:r>
         <w:lastRenderedPageBreak/>
         <w:t>4.3 Taking a KII from invitation to coded transcript</w:t>
@@ -4116,7 +4250,7 @@
           <w:noProof/>
         </w:rPr>
         <w:drawing>
-          <wp:inline distT="0" distB="0" distL="0" distR="0" wp14:anchorId="1B681F40" wp14:editId="04839D2A">
+          <wp:inline distT="0" distB="0" distL="0" distR="0" wp14:anchorId="07D0F84A" wp14:editId="76D1E86D">
             <wp:extent cx="5334000" cy="3333750"/>
             <wp:effectExtent l="0" t="0" r="0" b="0"/>
             <wp:docPr id="6" name="kii_register.jpg" descr="KII Register." title="KII Register."/>
@@ -4215,7 +4349,7 @@
           <w:noProof/>
         </w:rPr>
         <w:drawing>
-          <wp:inline distT="0" distB="0" distL="0" distR="0" wp14:anchorId="48310F9A" wp14:editId="1D305B64">
+          <wp:inline distT="0" distB="0" distL="0" distR="0" wp14:anchorId="6DCE8A9E" wp14:editId="27A8B454">
             <wp:extent cx="5334000" cy="3752850"/>
             <wp:effectExtent l="0" t="0" r="0" b="0"/>
             <wp:docPr id="7" name="kii_detail.jpg" descr="KII record: status, consent, transcript and coding." title="KII record: status, consent, transcript and coding."/>
@@ -4452,7 +4586,7 @@
       <w:pPr>
         <w:pStyle w:val="Heading2"/>
       </w:pPr>
-      <w:bookmarkStart w:id="11" w:name="_Toc240917120"/>
+      <w:bookmarkStart w:id="11" w:name="_Toc240920427"/>
       <w:r>
         <w:t>4.4 Opening the KII Guide with the KII ID filled in</w:t>
       </w:r>
@@ -4502,7 +4636,7 @@
           <w:noProof/>
         </w:rPr>
         <w:drawing>
-          <wp:inline distT="0" distB="0" distL="0" distR="0" wp14:anchorId="632EDA00" wp14:editId="176E2791">
+          <wp:inline distT="0" distB="0" distL="0" distR="0" wp14:anchorId="0E1AC7C5" wp14:editId="346E8E75">
             <wp:extent cx="5334000" cy="523875"/>
             <wp:effectExtent l="0" t="0" r="0" b="0"/>
             <wp:docPr id="8" name="kii_coding_locked.jpg" descr="Before consent: no interview link." title="Before consent: no interview link."/>
@@ -4601,7 +4735,7 @@
           <w:noProof/>
         </w:rPr>
         <w:drawing>
-          <wp:inline distT="0" distB="0" distL="0" distR="0" wp14:anchorId="77F098EC" wp14:editId="64279F3A">
+          <wp:inline distT="0" distB="0" distL="0" distR="0" wp14:anchorId="105BF9B2" wp14:editId="3386D750">
             <wp:extent cx="5334000" cy="742950"/>
             <wp:effectExtent l="0" t="0" r="0" b="0"/>
             <wp:docPr id="9" name="kii_coding_ready.jpg" descr="After consent: Continue this interview." title="After consent: Continue this interview."/>
@@ -4758,11 +4892,29 @@
       <w:pPr>
         <w:pStyle w:val="Heading2"/>
       </w:pPr>
-      <w:bookmarkStart w:id="12" w:name="_Toc240917121"/>
-      <w:r>
-        <w:t>4.5 Downloading or emailing completed forms (Form PDFs)</w:t>
+      <w:bookmarkStart w:id="12" w:name="_Toc240920428"/>
+      <w:r>
+        <w:t>4.5 Verifying a profile with the respondent, and reconciling it afterwards</w:t>
       </w:r>
       <w:bookmarkEnd w:id="12"/>
+    </w:p>
+    <w:p>
+      <w:pPr>
+        <w:spacing w:after="120" w:line="288" w:lineRule="auto"/>
+      </w:pPr>
+      <w:r>
+        <w:t xml:space="preserve">Once a profile is locked, the interview has two duties: confirm what is public, and ask what is not. The </w:t>
+      </w:r>
+      <w:r>
+        <w:rPr>
+          <w:b/>
+          <w:bCs/>
+        </w:rPr>
+        <w:t>Interview sheet</w:t>
+      </w:r>
+      <w:r>
+        <w:t xml:space="preserve"> is where you do both, and where the results are reconciled afterwards. It appears on the locked profile on the case page (coordinator and PI), on the case page of an assisted interview (Contact RA) and on the KII record (KII RA). Nothing here changes the public value.</w:t>
+      </w:r>
     </w:p>
     <w:p>
       <w:pPr>
@@ -4774,17 +4926,47 @@
         <w:spacing w:after="80" w:line="276" w:lineRule="auto"/>
       </w:pPr>
       <w:r>
-        <w:t xml:space="preserve">Select </w:t>
+        <w:t xml:space="preserve">Open the case (or the KII record) and find </w:t>
       </w:r>
       <w:r>
         <w:rPr>
           <w:b/>
           <w:bCs/>
         </w:rPr>
-        <w:t>Form PDFs</w:t>
-      </w:r>
-      <w:r>
-        <w:t>. You see the completed KII Guide forms from KoboToolbox, newest first.</w:t>
+        <w:t>Interview sheet: confirm what is public, ask what is not</w:t>
+      </w:r>
+      <w:r>
+        <w:t xml:space="preserve">. Each row is one fact and is marked </w:t>
+      </w:r>
+      <w:r>
+        <w:rPr>
+          <w:b/>
+          <w:bCs/>
+        </w:rPr>
+        <w:t>Confirm</w:t>
+      </w:r>
+      <w:r>
+        <w:t xml:space="preserve">, </w:t>
+      </w:r>
+      <w:r>
+        <w:rPr>
+          <w:b/>
+          <w:bCs/>
+        </w:rPr>
+        <w:t>Confirm, then probe</w:t>
+      </w:r>
+      <w:r>
+        <w:t xml:space="preserve"> or </w:t>
+      </w:r>
+      <w:r>
+        <w:rPr>
+          <w:b/>
+          <w:bCs/>
+        </w:rPr>
+        <w:t>Ask</w:t>
+      </w:r>
+      <w:r>
+        <w:t>.</w:t>
       </w:r>
     </w:p>
     <w:p>
@@ -4799,10 +4981,10 @@
         </w:rPr>
         <w:lastRenderedPageBreak/>
         <w:drawing>
-          <wp:inline distT="0" distB="0" distL="0" distR="0" wp14:anchorId="5F1459E5" wp14:editId="2AC9A0A0">
-            <wp:extent cx="5334000" cy="3333750"/>
+          <wp:inline distT="0" distB="0" distL="0" distR="0" wp14:anchorId="56FEF400" wp14:editId="0DE378F9">
+            <wp:extent cx="4752975" cy="4953000"/>
             <wp:effectExtent l="0" t="0" r="0" b="0"/>
-            <wp:docPr id="10" name="kii_form_pdfs.jpg" descr="Completed KII Guide forms, with the sync status." title="Completed KII Guide forms, with the sync status."/>
+            <wp:docPr id="10" name="proit_interview_sheet.jpg" descr="The interview sheet: confirm what is public, ask what is not." title="The interview sheet: confirm what is public, ask what is not."/>
             <wp:cNvGraphicFramePr>
               <a:graphicFrameLocks xmlns:a="http://schemas.openxmlformats.org/drawingml/2006/main" noChangeAspect="1"/>
             </wp:cNvGraphicFramePr>
@@ -4825,6 +5007,529 @@
                   <pic:spPr bwMode="auto">
                     <a:xfrm>
                       <a:off x="0" y="0"/>
+                      <a:ext cx="4752975" cy="4953000"/>
+                    </a:xfrm>
+                    <a:prstGeom prst="rect">
+                      <a:avLst/>
+                    </a:prstGeom>
+                  </pic:spPr>
+                </pic:pic>
+              </a:graphicData>
+            </a:graphic>
+          </wp:inline>
+        </w:drawing>
+      </w:r>
+    </w:p>
+    <w:p>
+      <w:pPr>
+        <w:spacing w:after="180"/>
+        <w:jc w:val="center"/>
+      </w:pPr>
+      <w:r>
+        <w:rPr>
+          <w:b/>
+          <w:bCs/>
+          <w:color w:val="5B6670"/>
+          <w:sz w:val="17"/>
+          <w:szCs w:val="17"/>
+        </w:rPr>
+        <w:t xml:space="preserve">Figure 10. </w:t>
+      </w:r>
+      <w:r>
+        <w:rPr>
+          <w:i/>
+          <w:iCs/>
+          <w:color w:val="5B6670"/>
+          <w:sz w:val="17"/>
+          <w:szCs w:val="17"/>
+        </w:rPr>
+        <w:t>The interview sheet: confirm what is public, ask what is not.</w:t>
+      </w:r>
+    </w:p>
+    <w:p>
+      <w:pPr>
+        <w:pStyle w:val="ListParagraph"/>
+        <w:numPr>
+          <w:ilvl w:val="0"/>
+          <w:numId w:val="8"/>
+        </w:numPr>
+        <w:spacing w:after="80" w:line="276" w:lineRule="auto"/>
+      </w:pPr>
+      <w:r>
+        <w:t xml:space="preserve">For a </w:t>
+      </w:r>
+      <w:r>
+        <w:rPr>
+          <w:b/>
+          <w:bCs/>
+        </w:rPr>
+        <w:t>Confirm</w:t>
+      </w:r>
+      <w:r>
+        <w:t xml:space="preserve"> row, read the public fact to the respondent, with its source shown under it, and ask whether it is right. Never state a fact on an </w:t>
+      </w:r>
+      <w:r>
+        <w:rPr>
+          <w:b/>
+          <w:bCs/>
+        </w:rPr>
+        <w:t>Ask</w:t>
+      </w:r>
+      <w:r>
+        <w:t xml:space="preserve"> row: it is a question, not something established. A weak source's value is deliberately hidden.</w:t>
+      </w:r>
+    </w:p>
+    <w:p>
+      <w:pPr>
+        <w:pStyle w:val="ListParagraph"/>
+        <w:numPr>
+          <w:ilvl w:val="0"/>
+          <w:numId w:val="8"/>
+        </w:numPr>
+        <w:spacing w:after="80" w:line="276" w:lineRule="auto"/>
+      </w:pPr>
+      <w:r>
+        <w:t xml:space="preserve">In </w:t>
+      </w:r>
+      <w:r>
+        <w:rPr>
+          <w:b/>
+          <w:bCs/>
+        </w:rPr>
+        <w:t>What the respondent said</w:t>
+      </w:r>
+      <w:r>
+        <w:t xml:space="preserve">, choose the answer: confirmed, corrected, partly correct or out of date, does not know, prefers not to say, or does not apply. For a correction, type </w:t>
+      </w:r>
+      <w:r>
+        <w:rPr>
+          <w:b/>
+          <w:bCs/>
+        </w:rPr>
+        <w:t>Their answer</w:t>
+      </w:r>
+      <w:r>
+        <w:t xml:space="preserve">. Add a comment if useful, then select </w:t>
+      </w:r>
+      <w:r>
+        <w:rPr>
+          <w:b/>
+          <w:bCs/>
+        </w:rPr>
+        <w:t>Save answer</w:t>
+      </w:r>
+      <w:r>
+        <w:t>.</w:t>
+      </w:r>
+    </w:p>
+    <w:p>
+      <w:pPr>
+        <w:pStyle w:val="ListParagraph"/>
+        <w:numPr>
+          <w:ilvl w:val="0"/>
+          <w:numId w:val="8"/>
+        </w:numPr>
+        <w:spacing w:after="80" w:line="276" w:lineRule="auto"/>
+      </w:pPr>
+      <w:r>
+        <w:t xml:space="preserve">For an </w:t>
+      </w:r>
+      <w:r>
+        <w:rPr>
+          <w:b/>
+          <w:bCs/>
+        </w:rPr>
+        <w:t>Ask</w:t>
+      </w:r>
+      <w:r>
+        <w:t xml:space="preserve"> row, choose </w:t>
+      </w:r>
+      <w:r>
+        <w:rPr>
+          <w:b/>
+          <w:bCs/>
+        </w:rPr>
+        <w:t>They told us</w:t>
+      </w:r>
+      <w:r>
+        <w:t xml:space="preserve"> and type what they said, or record that they do not know or would rather not say.</w:t>
+      </w:r>
+    </w:p>
+    <w:p>
+      <w:pPr>
+        <w:pStyle w:val="ListParagraph"/>
+        <w:numPr>
+          <w:ilvl w:val="0"/>
+          <w:numId w:val="8"/>
+        </w:numPr>
+        <w:spacing w:after="80" w:line="276" w:lineRule="auto"/>
+      </w:pPr>
+      <w:r>
+        <w:t xml:space="preserve">When the interview is over, select </w:t>
+      </w:r>
+      <w:r>
+        <w:rPr>
+          <w:b/>
+          <w:bCs/>
+        </w:rPr>
+        <w:t>Interview finished</w:t>
+      </w:r>
+      <w:r>
+        <w:t>.</w:t>
+      </w:r>
+    </w:p>
+    <w:p>
+      <w:pPr>
+        <w:spacing w:after="80"/>
+      </w:pPr>
+    </w:p>
+    <w:p>
+      <w:pPr>
+        <w:pStyle w:val="Heading3"/>
+      </w:pPr>
+      <w:r>
+        <w:t>After the interview: reconcile (coordinator and PI)</w:t>
+      </w:r>
+    </w:p>
+    <w:p>
+      <w:pPr>
+        <w:pStyle w:val="ListParagraph"/>
+        <w:numPr>
+          <w:ilvl w:val="0"/>
+          <w:numId w:val="9"/>
+        </w:numPr>
+        <w:spacing w:after="80" w:line="276" w:lineRule="auto"/>
+      </w:pPr>
+      <w:r>
+        <w:t xml:space="preserve">Rows where the respondent corrected or qualified a fact show </w:t>
+      </w:r>
+      <w:r>
+        <w:rPr>
+          <w:b/>
+          <w:bCs/>
+        </w:rPr>
+        <w:t>Differs from the public source</w:t>
+      </w:r>
+      <w:r>
+        <w:t xml:space="preserve">. Under </w:t>
+      </w:r>
+      <w:r>
+        <w:rPr>
+          <w:b/>
+          <w:bCs/>
+        </w:rPr>
+        <w:t>Reconciled value (required)</w:t>
+      </w:r>
+      <w:r>
+        <w:t xml:space="preserve">, type the value you code for analysis, then select </w:t>
+      </w:r>
+      <w:r>
+        <w:rPr>
+          <w:b/>
+          <w:bCs/>
+        </w:rPr>
+        <w:t>Save reconciled value</w:t>
+      </w:r>
+      <w:r>
+        <w:t>. A plain confirmation or “does not apply” needs no reconciled value.</w:t>
+      </w:r>
+    </w:p>
+    <w:p>
+      <w:pPr>
+        <w:keepNext/>
+        <w:spacing w:before="80" w:after="40"/>
+        <w:jc w:val="center"/>
+      </w:pPr>
+      <w:r>
+        <w:rPr>
+          <w:noProof/>
+        </w:rPr>
+        <w:lastRenderedPageBreak/>
+        <w:drawing>
+          <wp:inline distT="0" distB="0" distL="0" distR="0" wp14:anchorId="6AA49B2E" wp14:editId="47E232CA">
+            <wp:extent cx="5334000" cy="1152525"/>
+            <wp:effectExtent l="0" t="0" r="0" b="0"/>
+            <wp:docPr id="11" name="proit_reconcile.jpg" descr="Reconciling a corrected fact: the three values stay separate." title="Reconciling a corrected fact: the three values stay separate."/>
+            <wp:cNvGraphicFramePr>
+              <a:graphicFrameLocks xmlns:a="http://schemas.openxmlformats.org/drawingml/2006/main" noChangeAspect="1"/>
+            </wp:cNvGraphicFramePr>
+            <a:graphic xmlns:a="http://schemas.openxmlformats.org/drawingml/2006/main">
+              <a:graphicData uri="http://schemas.openxmlformats.org/drawingml/2006/picture">
+                <pic:pic xmlns:pic="http://schemas.openxmlformats.org/drawingml/2006/picture">
+                  <pic:nvPicPr>
+                    <pic:cNvPr id="0" name=""/>
+                    <pic:cNvPicPr>
+                      <a:picLocks noChangeAspect="1" noChangeArrowheads="1"/>
+                    </pic:cNvPicPr>
+                  </pic:nvPicPr>
+                  <pic:blipFill>
+                    <a:blip r:embed="rId17"/>
+                    <a:srcRect/>
+                    <a:stretch>
+                      <a:fillRect/>
+                    </a:stretch>
+                  </pic:blipFill>
+                  <pic:spPr bwMode="auto">
+                    <a:xfrm>
+                      <a:off x="0" y="0"/>
+                      <a:ext cx="5334000" cy="1152525"/>
+                    </a:xfrm>
+                    <a:prstGeom prst="rect">
+                      <a:avLst/>
+                    </a:prstGeom>
+                  </pic:spPr>
+                </pic:pic>
+              </a:graphicData>
+            </a:graphic>
+          </wp:inline>
+        </w:drawing>
+      </w:r>
+    </w:p>
+    <w:p>
+      <w:pPr>
+        <w:spacing w:after="180"/>
+        <w:jc w:val="center"/>
+      </w:pPr>
+      <w:r>
+        <w:rPr>
+          <w:b/>
+          <w:bCs/>
+          <w:color w:val="5B6670"/>
+          <w:sz w:val="17"/>
+          <w:szCs w:val="17"/>
+        </w:rPr>
+        <w:t xml:space="preserve">Figure 11. </w:t>
+      </w:r>
+      <w:r>
+        <w:rPr>
+          <w:i/>
+          <w:iCs/>
+          <w:color w:val="5B6670"/>
+          <w:sz w:val="17"/>
+          <w:szCs w:val="17"/>
+        </w:rPr>
+        <w:t>Reconciling a corrected fact: the three values stay separate.</w:t>
+      </w:r>
+    </w:p>
+    <w:p>
+      <w:pPr>
+        <w:pStyle w:val="ListParagraph"/>
+        <w:numPr>
+          <w:ilvl w:val="0"/>
+          <w:numId w:val="9"/>
+        </w:numPr>
+        <w:spacing w:after="80" w:line="276" w:lineRule="auto"/>
+      </w:pPr>
+      <w:r>
+        <w:t xml:space="preserve">The status at the top of the sheet counts up: “Verified 6 of 8 · settled 5 of 8”, then </w:t>
+      </w:r>
+      <w:r>
+        <w:rPr>
+          <w:b/>
+          <w:bCs/>
+        </w:rPr>
+        <w:t>Reconciled</w:t>
+      </w:r>
+      <w:r>
+        <w:t xml:space="preserve"> when every fact is settled.</w:t>
+      </w:r>
+    </w:p>
+    <w:p>
+      <w:pPr>
+        <w:pStyle w:val="ListParagraph"/>
+        <w:numPr>
+          <w:ilvl w:val="0"/>
+          <w:numId w:val="9"/>
+        </w:numPr>
+        <w:spacing w:after="80" w:line="276" w:lineRule="auto"/>
+      </w:pPr>
+      <w:r>
+        <w:t xml:space="preserve">If reconciliation truly cannot be finished (for example the respondent cannot be reached again), select </w:t>
+      </w:r>
+      <w:r>
+        <w:rPr>
+          <w:b/>
+          <w:bCs/>
+        </w:rPr>
+        <w:t>Record a protocol deviation</w:t>
+      </w:r>
+      <w:r>
+        <w:t xml:space="preserve"> and give the reason. The case is released but stays flagged.</w:t>
+      </w:r>
+    </w:p>
+    <w:p>
+      <w:pPr>
+        <w:spacing w:after="80"/>
+      </w:pPr>
+    </w:p>
+    <w:tbl>
+      <w:tblPr>
+        <w:tblW w:w="9412" w:type="dxa"/>
+        <w:tblBorders>
+          <w:top w:val="single" w:sz="2" w:space="0" w:color="FBF1E1"/>
+          <w:left w:val="single" w:sz="24" w:space="0" w:color="D9A441"/>
+          <w:bottom w:val="single" w:sz="2" w:space="0" w:color="FBF1E1"/>
+          <w:right w:val="single" w:sz="2" w:space="0" w:color="FBF1E1"/>
+          <w:insideH w:val="single" w:sz="4" w:space="0" w:color="FBF1E1"/>
+          <w:insideV w:val="single" w:sz="4" w:space="0" w:color="FBF1E1"/>
+        </w:tblBorders>
+        <w:tblCellMar>
+          <w:left w:w="10" w:type="dxa"/>
+          <w:right w:w="10" w:type="dxa"/>
+        </w:tblCellMar>
+        <w:tblLook w:val="04A0" w:firstRow="1" w:lastRow="0" w:firstColumn="1" w:lastColumn="0" w:noHBand="0" w:noVBand="1"/>
+      </w:tblPr>
+      <w:tblGrid>
+        <w:gridCol w:w="9412"/>
+      </w:tblGrid>
+      <w:tr>
+        <w:tblPrEx>
+          <w:tblCellMar>
+            <w:top w:w="0" w:type="dxa"/>
+            <w:bottom w:w="0" w:type="dxa"/>
+          </w:tblCellMar>
+        </w:tblPrEx>
+        <w:trPr>
+          <w:cantSplit/>
+        </w:trPr>
+        <w:tc>
+          <w:tcPr>
+            <w:tcW w:w="9412" w:type="dxa"/>
+            <w:shd w:val="clear" w:color="auto" w:fill="FBF1E1"/>
+            <w:tcMar>
+              <w:top w:w="100" w:type="dxa"/>
+              <w:left w:w="180" w:type="dxa"/>
+              <w:bottom w:w="100" w:type="dxa"/>
+              <w:right w:w="160" w:type="dxa"/>
+            </w:tcMar>
+          </w:tcPr>
+          <w:p>
+            <w:pPr>
+              <w:spacing w:after="40"/>
+            </w:pPr>
+            <w:r>
+              <w:rPr>
+                <w:b/>
+                <w:bCs/>
+                <w:sz w:val="20"/>
+                <w:szCs w:val="20"/>
+              </w:rPr>
+              <w:t>A case is not complete until its profile is reconciled</w:t>
+            </w:r>
+          </w:p>
+          <w:p>
+            <w:pPr>
+              <w:spacing w:after="40" w:line="264" w:lineRule="auto"/>
+            </w:pPr>
+            <w:r>
+              <w:rPr>
+                <w:sz w:val="19"/>
+                <w:szCs w:val="19"/>
+              </w:rPr>
+              <w:t xml:space="preserve">QA cannot </w:t>
+            </w:r>
+            <w:r>
+              <w:rPr>
+                <w:b/>
+                <w:bCs/>
+                <w:sz w:val="19"/>
+                <w:szCs w:val="19"/>
+              </w:rPr>
+              <w:t>Accept</w:t>
+            </w:r>
+            <w:r>
+              <w:rPr>
+                <w:sz w:val="19"/>
+                <w:szCs w:val="19"/>
+              </w:rPr>
+              <w:t xml:space="preserve"> a questionnaire, and a KII's coding cannot become COMPLETE, while a locked profile still has facts not verified with the respondent or not reconciled. The message says how many are outstanding. Re-query and Reject are never blocked.</w:t>
+            </w:r>
+          </w:p>
+          <w:p>
+            <w:pPr>
+              <w:spacing w:after="40" w:line="264" w:lineRule="auto"/>
+            </w:pPr>
+            <w:r>
+              <w:rPr>
+                <w:sz w:val="19"/>
+                <w:szCs w:val="19"/>
+              </w:rPr>
+              <w:t>This applies only to a case that has a locked profile with facts on it. A case with no profile is not held up.</w:t>
+            </w:r>
+          </w:p>
+        </w:tc>
+      </w:tr>
+    </w:tbl>
+    <w:p>
+      <w:pPr>
+        <w:pStyle w:val="Heading2"/>
+      </w:pPr>
+      <w:bookmarkStart w:id="13" w:name="_Toc240920429"/>
+      <w:r>
+        <w:t>4.6 Downloading or emailing completed forms (Form PDFs)</w:t>
+      </w:r>
+      <w:bookmarkEnd w:id="13"/>
+    </w:p>
+    <w:p>
+      <w:pPr>
+        <w:pStyle w:val="ListParagraph"/>
+        <w:numPr>
+          <w:ilvl w:val="0"/>
+          <w:numId w:val="10"/>
+        </w:numPr>
+        <w:spacing w:after="80" w:line="276" w:lineRule="auto"/>
+      </w:pPr>
+      <w:r>
+        <w:t xml:space="preserve">Select </w:t>
+      </w:r>
+      <w:r>
+        <w:rPr>
+          <w:b/>
+          <w:bCs/>
+        </w:rPr>
+        <w:t>Form PDFs</w:t>
+      </w:r>
+      <w:r>
+        <w:t>. You see the completed KII Guide forms from KoboToolbox, newest first.</w:t>
+      </w:r>
+    </w:p>
+    <w:p>
+      <w:pPr>
+        <w:keepNext/>
+        <w:spacing w:before="80" w:after="40"/>
+        <w:jc w:val="center"/>
+      </w:pPr>
+      <w:r>
+        <w:rPr>
+          <w:noProof/>
+        </w:rPr>
+        <w:drawing>
+          <wp:inline distT="0" distB="0" distL="0" distR="0" wp14:anchorId="4BC34B9F" wp14:editId="1E38DD3E">
+            <wp:extent cx="5334000" cy="3333750"/>
+            <wp:effectExtent l="0" t="0" r="0" b="0"/>
+            <wp:docPr id="12" name="kii_form_pdfs.jpg" descr="Completed KII Guide forms, with the sync status." title="Completed KII Guide forms, with the sync status."/>
+            <wp:cNvGraphicFramePr>
+              <a:graphicFrameLocks xmlns:a="http://schemas.openxmlformats.org/drawingml/2006/main" noChangeAspect="1"/>
+            </wp:cNvGraphicFramePr>
+            <a:graphic xmlns:a="http://schemas.openxmlformats.org/drawingml/2006/main">
+              <a:graphicData uri="http://schemas.openxmlformats.org/drawingml/2006/picture">
+                <pic:pic xmlns:pic="http://schemas.openxmlformats.org/drawingml/2006/picture">
+                  <pic:nvPicPr>
+                    <pic:cNvPr id="0" name=""/>
+                    <pic:cNvPicPr>
+                      <a:picLocks noChangeAspect="1" noChangeArrowheads="1"/>
+                    </pic:cNvPicPr>
+                  </pic:nvPicPr>
+                  <pic:blipFill>
+                    <a:blip r:embed="rId18"/>
+                    <a:srcRect/>
+                    <a:stretch>
+                      <a:fillRect/>
+                    </a:stretch>
+                  </pic:blipFill>
+                  <pic:spPr bwMode="auto">
+                    <a:xfrm>
+                      <a:off x="0" y="0"/>
                       <a:ext cx="5334000" cy="3333750"/>
                     </a:xfrm>
                     <a:prstGeom prst="rect">
@@ -4851,7 +5556,7 @@
           <w:sz w:val="17"/>
           <w:szCs w:val="17"/>
         </w:rPr>
-        <w:t xml:space="preserve">Figure 10. </w:t>
+        <w:t xml:space="preserve">Figure 12. </w:t>
       </w:r>
       <w:r>
         <w:rPr>
@@ -4869,7 +5574,7 @@
         <w:pStyle w:val="ListParagraph"/>
         <w:numPr>
           <w:ilvl w:val="0"/>
-          <w:numId w:val="8"/>
+          <w:numId w:val="10"/>
         </w:numPr>
         <w:spacing w:after="80" w:line="276" w:lineRule="auto"/>
       </w:pPr>
@@ -4892,7 +5597,7 @@
         <w:pStyle w:val="ListParagraph"/>
         <w:numPr>
           <w:ilvl w:val="0"/>
-          <w:numId w:val="8"/>
+          <w:numId w:val="10"/>
         </w:numPr>
         <w:spacing w:after="80" w:line="276" w:lineRule="auto"/>
       </w:pPr>
@@ -4920,7 +5625,11 @@
         <w:spacing w:after="120" w:line="288" w:lineRule="auto"/>
       </w:pPr>
       <w:r>
-        <w:t xml:space="preserve">At the top of the page, a sync panel shows whether the portal holds the same forms as KoboToolbox, for example “✓ In sync with KoboToolbox — KoboToolbox holds 12 · the portal holds 12”. Each row also says “✓ saved in portal” once the portal has an identical copy. If the panel says “Not in sync”, select </w:t>
+        <w:t xml:space="preserve">At the top of the page, a sync panel shows whether the portal holds the same forms as KoboToolbox, for example “✓ In sync with KoboToolbox — KoboToolbox holds 12 · the portal holds 12”. Each row also says “✓ </w:t>
+      </w:r>
+      <w:r>
+        <w:lastRenderedPageBreak/>
+        <w:t xml:space="preserve">saved in portal” once the portal has an identical copy. If the panel says “Not in sync”, select </w:t>
       </w:r>
       <w:r>
         <w:rPr>
@@ -5015,11 +5724,11 @@
       <w:pPr>
         <w:pStyle w:val="Heading2"/>
       </w:pPr>
-      <w:bookmarkStart w:id="13" w:name="_Toc240917122"/>
-      <w:r>
-        <w:t>4.6 Consent in interviews</w:t>
-      </w:r>
-      <w:bookmarkEnd w:id="13"/>
+      <w:bookmarkStart w:id="14" w:name="_Toc240920430"/>
+      <w:r>
+        <w:t>4.7 Consent in interviews</w:t>
+      </w:r>
+      <w:bookmarkEnd w:id="14"/>
     </w:p>
     <w:p>
       <w:pPr>
@@ -5093,12 +5802,12 @@
         <w:pStyle w:val="Heading1"/>
         <w:pageBreakBefore/>
       </w:pPr>
-      <w:bookmarkStart w:id="14" w:name="_Toc240917123"/>
+      <w:bookmarkStart w:id="15" w:name="_Toc240920431"/>
       <w:r>
         <w:lastRenderedPageBreak/>
         <w:t>5. Rules you must follow</w:t>
       </w:r>
-      <w:bookmarkEnd w:id="14"/>
+      <w:bookmarkEnd w:id="15"/>
     </w:p>
     <w:p>
       <w:pPr>
@@ -5244,12 +5953,12 @@
         <w:pStyle w:val="Heading1"/>
         <w:pageBreakBefore/>
       </w:pPr>
-      <w:bookmarkStart w:id="15" w:name="_Toc240917124"/>
+      <w:bookmarkStart w:id="16" w:name="_Toc240920432"/>
       <w:r>
         <w:lastRenderedPageBreak/>
         <w:t>6. Troubleshooting</w:t>
       </w:r>
-      <w:bookmarkEnd w:id="15"/>
+      <w:bookmarkEnd w:id="16"/>
     </w:p>
     <w:tbl>
       <w:tblPr>
@@ -6271,12 +6980,12 @@
         <w:pStyle w:val="Heading1"/>
         <w:pageBreakBefore/>
       </w:pPr>
-      <w:bookmarkStart w:id="16" w:name="_Toc240917125"/>
+      <w:bookmarkStart w:id="17" w:name="_Toc240920433"/>
       <w:r>
         <w:lastRenderedPageBreak/>
         <w:t>7. Quick reference</w:t>
       </w:r>
-      <w:bookmarkEnd w:id="16"/>
+      <w:bookmarkEnd w:id="17"/>
     </w:p>
     <w:tbl>
       <w:tblPr>
@@ -6730,12 +7439,12 @@
         <w:pStyle w:val="Heading1"/>
         <w:pageBreakBefore/>
       </w:pPr>
-      <w:bookmarkStart w:id="17" w:name="_Toc240917126"/>
+      <w:bookmarkStart w:id="18" w:name="_Toc240920434"/>
       <w:r>
         <w:lastRenderedPageBreak/>
         <w:t>8. Every screen and button for your role</w:t>
       </w:r>
-      <w:bookmarkEnd w:id="17"/>
+      <w:bookmarkEnd w:id="18"/>
     </w:p>
     <w:p>
       <w:pPr>
@@ -6844,11 +7553,11 @@
       <w:pPr>
         <w:pStyle w:val="Heading2"/>
       </w:pPr>
-      <w:bookmarkStart w:id="18" w:name="_Toc240917127"/>
+      <w:bookmarkStart w:id="19" w:name="_Toc240920435"/>
       <w:r>
         <w:t>8.1 Sign in</w:t>
       </w:r>
-      <w:bookmarkEnd w:id="18"/>
+      <w:bookmarkEnd w:id="19"/>
     </w:p>
     <w:p>
       <w:pPr>
@@ -7357,11 +8066,11 @@
       <w:pPr>
         <w:pStyle w:val="Heading2"/>
       </w:pPr>
-      <w:bookmarkStart w:id="19" w:name="_Toc240917128"/>
+      <w:bookmarkStart w:id="20" w:name="_Toc240920436"/>
       <w:r>
         <w:t>8.2 The header and menu bar (every screen)</w:t>
       </w:r>
-      <w:bookmarkEnd w:id="19"/>
+      <w:bookmarkEnd w:id="20"/>
     </w:p>
     <w:p>
       <w:pPr>
@@ -8081,11 +8790,11 @@
       <w:pPr>
         <w:pStyle w:val="Heading2"/>
       </w:pPr>
-      <w:bookmarkStart w:id="20" w:name="_Toc240917129"/>
+      <w:bookmarkStart w:id="21" w:name="_Toc240920437"/>
       <w:r>
         <w:t>8.3 Change Password</w:t>
       </w:r>
-      <w:bookmarkEnd w:id="20"/>
+      <w:bookmarkEnd w:id="21"/>
     </w:p>
     <w:p>
       <w:pPr>
@@ -8701,11 +9410,11 @@
       <w:pPr>
         <w:pStyle w:val="Heading2"/>
       </w:pPr>
-      <w:bookmarkStart w:id="21" w:name="_Toc240917130"/>
+      <w:bookmarkStart w:id="22" w:name="_Toc240920438"/>
       <w:r>
         <w:t>8.4 KII / Document Dashboard</w:t>
       </w:r>
-      <w:bookmarkEnd w:id="21"/>
+      <w:bookmarkEnd w:id="22"/>
     </w:p>
     <w:p>
       <w:pPr>
@@ -9111,12 +9820,12 @@
       <w:pPr>
         <w:pStyle w:val="Heading2"/>
       </w:pPr>
-      <w:bookmarkStart w:id="22" w:name="_Toc240917131"/>
+      <w:bookmarkStart w:id="23" w:name="_Toc240920439"/>
       <w:r>
         <w:lastRenderedPageBreak/>
-        <w:t>8.5 KII Register</w:t>
-      </w:r>
-      <w:bookmarkEnd w:id="22"/>
+        <w:t>8.5 Interview sheet (verifying a locked profile)</w:t>
+      </w:r>
+      <w:bookmarkEnd w:id="23"/>
     </w:p>
     <w:p>
       <w:pPr>
@@ -9130,7 +9839,7 @@
         <w:t>Who can open it:</w:t>
       </w:r>
       <w:r>
-        <w:t xml:space="preserve"> PI / System Admin, Field / Digital Coordinator, KII RA, Supervisor.  </w:t>
+        <w:t xml:space="preserve"> PI / System Admin, Field / Digital Coordinator, Contact RA, KII RA, Supervisor.  </w:t>
       </w:r>
       <w:r>
         <w:rPr>
@@ -9149,7 +9858,7 @@
           <w:sz w:val="19"/>
           <w:szCs w:val="19"/>
         </w:rPr>
-        <w:t>/admin/kii</w:t>
+        <w:t>(on the case page, and on the KII record)</w:t>
       </w:r>
     </w:p>
     <w:p>
@@ -9157,7 +9866,7 @@
         <w:spacing w:after="120" w:line="288" w:lineRule="auto"/>
       </w:pPr>
       <w:r>
-        <w:t>All Key Informant Interview records. Each record identifies a real person, so nothing here leaves the study team.</w:t>
+        <w:t>The locked pre-interview profile as the interviewer uses it: confirm what is public, ask what is not, record what the respondent says, and after the interview reconcile it. The coordinator and PI see it inside the PROIT panel; a Contact RA sees it on a case assigned to them; a KII RA on a KII record.</w:t>
       </w:r>
     </w:p>
     <w:tbl>
@@ -9331,7 +10040,7 @@
                 <w:sz w:val="19"/>
                 <w:szCs w:val="19"/>
               </w:rPr>
-              <w:t>New KII record</w:t>
+              <w:t>Status (Verified x of y · settled x of y / Reconciled)</w:t>
             </w:r>
           </w:p>
         </w:tc>
@@ -9354,7 +10063,7 @@
                 <w:sz w:val="19"/>
                 <w:szCs w:val="19"/>
               </w:rPr>
-              <w:t>Opens the form to create a KII record.</w:t>
+              <w:t>Counts how many facts have been verified with the respondent and how many are settled. It reads Reconciled when all are.</w:t>
             </w:r>
           </w:p>
         </w:tc>
@@ -9377,7 +10086,7 @@
                 <w:sz w:val="19"/>
                 <w:szCs w:val="19"/>
               </w:rPr>
-              <w:t>Each interview gets its own record and KII ID from the start of contact.</w:t>
+              <w:t>A case is not complete until every fact is verified and, where corrected, reconciled.</w:t>
             </w:r>
           </w:p>
         </w:tc>
@@ -9400,7 +10109,7 @@
                 <w:sz w:val="19"/>
                 <w:szCs w:val="19"/>
               </w:rPr>
-              <w:t>The New KII Record screen opens.</w:t>
+              <w:t>Read only. It updates as answers are saved.</w:t>
             </w:r>
           </w:p>
         </w:tc>
@@ -9435,7 +10144,7 @@
                 <w:sz w:val="19"/>
                 <w:szCs w:val="19"/>
               </w:rPr>
-              <w:t>Search KII ID, name or role</w:t>
+              <w:t>Confirm / Confirm, then probe / Ask (label on each row)</w:t>
             </w:r>
           </w:p>
         </w:tc>
@@ -9459,7 +10168,7 @@
                 <w:sz w:val="19"/>
                 <w:szCs w:val="19"/>
               </w:rPr>
-              <w:t>Filters the list as you type.</w:t>
+              <w:t>Tells you what to do with that row: confirm a public fact, confirm it and probe (sources disagree), or ask the question in full because nothing reliable is public.</w:t>
             </w:r>
           </w:p>
         </w:tc>
@@ -9483,7 +10192,7 @@
                 <w:sz w:val="19"/>
                 <w:szCs w:val="19"/>
               </w:rPr>
-              <w:t>Finding one participant among dozens.</w:t>
+              <w:t>Asking only what is not public reduces the burden on the respondent.</w:t>
             </w:r>
           </w:p>
         </w:tc>
@@ -9507,7 +10216,7 @@
                 <w:sz w:val="19"/>
                 <w:szCs w:val="19"/>
               </w:rPr>
-              <w:t>Only matching records are listed.</w:t>
+              <w:t>Read only.</w:t>
             </w:r>
           </w:p>
         </w:tc>
@@ -9541,7 +10250,7 @@
                 <w:sz w:val="19"/>
                 <w:szCs w:val="19"/>
               </w:rPr>
-              <w:t>Manage</w:t>
+              <w:t>Public source says (with source links)</w:t>
             </w:r>
           </w:p>
         </w:tc>
@@ -9564,7 +10273,7 @@
                 <w:sz w:val="19"/>
                 <w:szCs w:val="19"/>
               </w:rPr>
-              <w:t>Opens the KII record.</w:t>
+              <w:t>Shows the public fact and where it came from. A weak source's value is hidden and the row says to ask in full.</w:t>
             </w:r>
           </w:p>
         </w:tc>
@@ -9587,7 +10296,7 @@
                 <w:sz w:val="19"/>
                 <w:szCs w:val="19"/>
               </w:rPr>
-              <w:t>All work on an interview happens on its own record.</w:t>
+              <w:t>A weak or uncorroborated fact must never be put to a respondent as if it were established.</w:t>
             </w:r>
           </w:p>
         </w:tc>
@@ -9610,7 +10319,7 @@
                 <w:sz w:val="19"/>
                 <w:szCs w:val="19"/>
               </w:rPr>
-              <w:t>The KII record opens.</w:t>
+              <w:t>Read only. Select a source to open it.</w:t>
             </w:r>
           </w:p>
         </w:tc>
@@ -9645,7 +10354,7 @@
                 <w:sz w:val="19"/>
                 <w:szCs w:val="19"/>
               </w:rPr>
-              <w:t>Show / page numbers</w:t>
+              <w:t>What the respondent said</w:t>
             </w:r>
           </w:p>
         </w:tc>
@@ -9669,7 +10378,7 @@
                 <w:sz w:val="19"/>
                 <w:szCs w:val="19"/>
               </w:rPr>
-              <w:t>Choose rows per page and move between pages.</w:t>
+              <w:t>Record the answer: confirmed, corrected, partly correct or out of date, does not know, prefers not to say, or does not apply. For a gap, “They told us”.</w:t>
             </w:r>
           </w:p>
         </w:tc>
@@ -9693,7 +10402,7 @@
                 <w:sz w:val="19"/>
                 <w:szCs w:val="19"/>
               </w:rPr>
-              <w:t>As on every register.</w:t>
+              <w:t>The respondent's answer is kept separately from the public value and never replaces it; that separation is what lets the analysis compare the two.</w:t>
             </w:r>
           </w:p>
         </w:tc>
@@ -9717,7 +10426,427 @@
                 <w:sz w:val="19"/>
                 <w:szCs w:val="19"/>
               </w:rPr>
-              <w:t>The list redraws.</w:t>
+              <w:t>Nothing is saved until Save answer.</w:t>
+            </w:r>
+          </w:p>
+        </w:tc>
+      </w:tr>
+      <w:tr>
+        <w:tblPrEx>
+          <w:tblCellMar>
+            <w:top w:w="0" w:type="dxa"/>
+            <w:bottom w:w="0" w:type="dxa"/>
+          </w:tblCellMar>
+        </w:tblPrEx>
+        <w:trPr>
+          <w:cantSplit/>
+        </w:trPr>
+        <w:tc>
+          <w:tcPr>
+            <w:tcW w:w="1882" w:type="dxa"/>
+            <w:tcMar>
+              <w:top w:w="70" w:type="dxa"/>
+              <w:left w:w="110" w:type="dxa"/>
+              <w:bottom w:w="70" w:type="dxa"/>
+              <w:right w:w="110" w:type="dxa"/>
+            </w:tcMar>
+          </w:tcPr>
+          <w:p>
+            <w:pPr>
+              <w:spacing w:after="40"/>
+            </w:pPr>
+            <w:r>
+              <w:rPr>
+                <w:sz w:val="19"/>
+                <w:szCs w:val="19"/>
+              </w:rPr>
+              <w:t>Their answer / Comment</w:t>
+            </w:r>
+          </w:p>
+        </w:tc>
+        <w:tc>
+          <w:tcPr>
+            <w:tcW w:w="3012" w:type="dxa"/>
+            <w:tcMar>
+              <w:top w:w="70" w:type="dxa"/>
+              <w:left w:w="110" w:type="dxa"/>
+              <w:bottom w:w="70" w:type="dxa"/>
+              <w:right w:w="110" w:type="dxa"/>
+            </w:tcMar>
+          </w:tcPr>
+          <w:p>
+            <w:pPr>
+              <w:spacing w:after="40"/>
+            </w:pPr>
+            <w:r>
+              <w:rPr>
+                <w:sz w:val="19"/>
+                <w:szCs w:val="19"/>
+              </w:rPr>
+              <w:t>Type what the respondent said when they corrected or supplied a value, and any comment.</w:t>
+            </w:r>
+          </w:p>
+        </w:tc>
+        <w:tc>
+          <w:tcPr>
+            <w:tcW w:w="2447" w:type="dxa"/>
+            <w:tcMar>
+              <w:top w:w="70" w:type="dxa"/>
+              <w:left w:w="110" w:type="dxa"/>
+              <w:bottom w:w="70" w:type="dxa"/>
+              <w:right w:w="110" w:type="dxa"/>
+            </w:tcMar>
+          </w:tcPr>
+          <w:p>
+            <w:pPr>
+              <w:spacing w:after="40"/>
+            </w:pPr>
+            <w:r>
+              <w:rPr>
+                <w:sz w:val="19"/>
+                <w:szCs w:val="19"/>
+              </w:rPr>
+              <w:t>The exact answer is the research data; the comment explains it.</w:t>
+            </w:r>
+          </w:p>
+        </w:tc>
+        <w:tc>
+          <w:tcPr>
+            <w:tcW w:w="2071" w:type="dxa"/>
+            <w:tcMar>
+              <w:top w:w="70" w:type="dxa"/>
+              <w:left w:w="110" w:type="dxa"/>
+              <w:bottom w:w="70" w:type="dxa"/>
+              <w:right w:w="110" w:type="dxa"/>
+            </w:tcMar>
+          </w:tcPr>
+          <w:p>
+            <w:pPr>
+              <w:spacing w:after="40"/>
+            </w:pPr>
+            <w:r>
+              <w:rPr>
+                <w:sz w:val="19"/>
+                <w:szCs w:val="19"/>
+              </w:rPr>
+              <w:t>Kept with the row.</w:t>
+            </w:r>
+          </w:p>
+        </w:tc>
+      </w:tr>
+      <w:tr>
+        <w:tblPrEx>
+          <w:tblCellMar>
+            <w:top w:w="0" w:type="dxa"/>
+            <w:bottom w:w="0" w:type="dxa"/>
+          </w:tblCellMar>
+        </w:tblPrEx>
+        <w:trPr>
+          <w:cantSplit/>
+        </w:trPr>
+        <w:tc>
+          <w:tcPr>
+            <w:tcW w:w="1882" w:type="dxa"/>
+            <w:shd w:val="clear" w:color="auto" w:fill="F8FAFB"/>
+            <w:tcMar>
+              <w:top w:w="70" w:type="dxa"/>
+              <w:left w:w="110" w:type="dxa"/>
+              <w:bottom w:w="70" w:type="dxa"/>
+              <w:right w:w="110" w:type="dxa"/>
+            </w:tcMar>
+          </w:tcPr>
+          <w:p>
+            <w:pPr>
+              <w:spacing w:after="40"/>
+            </w:pPr>
+            <w:r>
+              <w:rPr>
+                <w:sz w:val="19"/>
+                <w:szCs w:val="19"/>
+              </w:rPr>
+              <w:t>Save answer</w:t>
+            </w:r>
+          </w:p>
+        </w:tc>
+        <w:tc>
+          <w:tcPr>
+            <w:tcW w:w="3012" w:type="dxa"/>
+            <w:shd w:val="clear" w:color="auto" w:fill="F8FAFB"/>
+            <w:tcMar>
+              <w:top w:w="70" w:type="dxa"/>
+              <w:left w:w="110" w:type="dxa"/>
+              <w:bottom w:w="70" w:type="dxa"/>
+              <w:right w:w="110" w:type="dxa"/>
+            </w:tcMar>
+          </w:tcPr>
+          <w:p>
+            <w:pPr>
+              <w:spacing w:after="40"/>
+            </w:pPr>
+            <w:r>
+              <w:rPr>
+                <w:sz w:val="19"/>
+                <w:szCs w:val="19"/>
+              </w:rPr>
+              <w:t>Saves the answer for that fact.</w:t>
+            </w:r>
+          </w:p>
+        </w:tc>
+        <w:tc>
+          <w:tcPr>
+            <w:tcW w:w="2447" w:type="dxa"/>
+            <w:shd w:val="clear" w:color="auto" w:fill="F8FAFB"/>
+            <w:tcMar>
+              <w:top w:w="70" w:type="dxa"/>
+              <w:left w:w="110" w:type="dxa"/>
+              <w:bottom w:w="70" w:type="dxa"/>
+              <w:right w:w="110" w:type="dxa"/>
+            </w:tcMar>
+          </w:tcPr>
+          <w:p>
+            <w:pPr>
+              <w:spacing w:after="40"/>
+            </w:pPr>
+            <w:r>
+              <w:rPr>
+                <w:sz w:val="19"/>
+                <w:szCs w:val="19"/>
+              </w:rPr>
+              <w:t>Each answer is recorded as it is given, so nothing depends on memory after the interview.</w:t>
+            </w:r>
+          </w:p>
+        </w:tc>
+        <w:tc>
+          <w:tcPr>
+            <w:tcW w:w="2071" w:type="dxa"/>
+            <w:shd w:val="clear" w:color="auto" w:fill="F8FAFB"/>
+            <w:tcMar>
+              <w:top w:w="70" w:type="dxa"/>
+              <w:left w:w="110" w:type="dxa"/>
+              <w:bottom w:w="70" w:type="dxa"/>
+              <w:right w:w="110" w:type="dxa"/>
+            </w:tcMar>
+          </w:tcPr>
+          <w:p>
+            <w:pPr>
+              <w:spacing w:after="40"/>
+            </w:pPr>
+            <w:r>
+              <w:rPr>
+                <w:sz w:val="19"/>
+                <w:szCs w:val="19"/>
+              </w:rPr>
+              <w:t>The status updates; “Recorded: …” appears under the row. A correction shows “Differs from the public source”.</w:t>
+            </w:r>
+          </w:p>
+        </w:tc>
+      </w:tr>
+      <w:tr>
+        <w:tblPrEx>
+          <w:tblCellMar>
+            <w:top w:w="0" w:type="dxa"/>
+            <w:bottom w:w="0" w:type="dxa"/>
+          </w:tblCellMar>
+        </w:tblPrEx>
+        <w:trPr>
+          <w:cantSplit/>
+        </w:trPr>
+        <w:tc>
+          <w:tcPr>
+            <w:tcW w:w="1882" w:type="dxa"/>
+            <w:tcMar>
+              <w:top w:w="70" w:type="dxa"/>
+              <w:left w:w="110" w:type="dxa"/>
+              <w:bottom w:w="70" w:type="dxa"/>
+              <w:right w:w="110" w:type="dxa"/>
+            </w:tcMar>
+          </w:tcPr>
+          <w:p>
+            <w:pPr>
+              <w:spacing w:after="40"/>
+            </w:pPr>
+            <w:r>
+              <w:rPr>
+                <w:sz w:val="19"/>
+                <w:szCs w:val="19"/>
+              </w:rPr>
+              <w:t>Differs from the public source (label)</w:t>
+            </w:r>
+          </w:p>
+        </w:tc>
+        <w:tc>
+          <w:tcPr>
+            <w:tcW w:w="3012" w:type="dxa"/>
+            <w:tcMar>
+              <w:top w:w="70" w:type="dxa"/>
+              <w:left w:w="110" w:type="dxa"/>
+              <w:bottom w:w="70" w:type="dxa"/>
+              <w:right w:w="110" w:type="dxa"/>
+            </w:tcMar>
+          </w:tcPr>
+          <w:p>
+            <w:pPr>
+              <w:spacing w:after="40"/>
+            </w:pPr>
+            <w:r>
+              <w:rPr>
+                <w:sz w:val="19"/>
+                <w:szCs w:val="19"/>
+              </w:rPr>
+              <w:t>Marks a fact the respondent corrected or qualified.</w:t>
+            </w:r>
+          </w:p>
+        </w:tc>
+        <w:tc>
+          <w:tcPr>
+            <w:tcW w:w="2447" w:type="dxa"/>
+            <w:tcMar>
+              <w:top w:w="70" w:type="dxa"/>
+              <w:left w:w="110" w:type="dxa"/>
+              <w:bottom w:w="70" w:type="dxa"/>
+              <w:right w:w="110" w:type="dxa"/>
+            </w:tcMar>
+          </w:tcPr>
+          <w:p>
+            <w:pPr>
+              <w:spacing w:after="40"/>
+            </w:pPr>
+            <w:r>
+              <w:rPr>
+                <w:sz w:val="19"/>
+                <w:szCs w:val="19"/>
+              </w:rPr>
+              <w:t>Contradictions between public sources and respondents are findings, not errors to hide.</w:t>
+            </w:r>
+          </w:p>
+        </w:tc>
+        <w:tc>
+          <w:tcPr>
+            <w:tcW w:w="2071" w:type="dxa"/>
+            <w:tcMar>
+              <w:top w:w="70" w:type="dxa"/>
+              <w:left w:w="110" w:type="dxa"/>
+              <w:bottom w:w="70" w:type="dxa"/>
+              <w:right w:w="110" w:type="dxa"/>
+            </w:tcMar>
+          </w:tcPr>
+          <w:p>
+            <w:pPr>
+              <w:spacing w:after="40"/>
+            </w:pPr>
+            <w:r>
+              <w:rPr>
+                <w:sz w:val="19"/>
+                <w:szCs w:val="19"/>
+              </w:rPr>
+              <w:t>Read only. The coordinator reconciles it.</w:t>
+            </w:r>
+          </w:p>
+        </w:tc>
+      </w:tr>
+      <w:tr>
+        <w:tblPrEx>
+          <w:tblCellMar>
+            <w:top w:w="0" w:type="dxa"/>
+            <w:bottom w:w="0" w:type="dxa"/>
+          </w:tblCellMar>
+        </w:tblPrEx>
+        <w:trPr>
+          <w:cantSplit/>
+        </w:trPr>
+        <w:tc>
+          <w:tcPr>
+            <w:tcW w:w="1882" w:type="dxa"/>
+            <w:shd w:val="clear" w:color="auto" w:fill="F8FAFB"/>
+            <w:tcMar>
+              <w:top w:w="70" w:type="dxa"/>
+              <w:left w:w="110" w:type="dxa"/>
+              <w:bottom w:w="70" w:type="dxa"/>
+              <w:right w:w="110" w:type="dxa"/>
+            </w:tcMar>
+          </w:tcPr>
+          <w:p>
+            <w:pPr>
+              <w:spacing w:after="40"/>
+            </w:pPr>
+            <w:r>
+              <w:rPr>
+                <w:sz w:val="19"/>
+                <w:szCs w:val="19"/>
+              </w:rPr>
+              <w:t>Interview finished</w:t>
+            </w:r>
+          </w:p>
+        </w:tc>
+        <w:tc>
+          <w:tcPr>
+            <w:tcW w:w="3012" w:type="dxa"/>
+            <w:shd w:val="clear" w:color="auto" w:fill="F8FAFB"/>
+            <w:tcMar>
+              <w:top w:w="70" w:type="dxa"/>
+              <w:left w:w="110" w:type="dxa"/>
+              <w:bottom w:w="70" w:type="dxa"/>
+              <w:right w:w="110" w:type="dxa"/>
+            </w:tcMar>
+          </w:tcPr>
+          <w:p>
+            <w:pPr>
+              <w:spacing w:after="40"/>
+            </w:pPr>
+            <w:r>
+              <w:rPr>
+                <w:sz w:val="19"/>
+                <w:szCs w:val="19"/>
+              </w:rPr>
+              <w:t>Records that the interview and its verification are over, so reconciliation can begin.</w:t>
+            </w:r>
+          </w:p>
+        </w:tc>
+        <w:tc>
+          <w:tcPr>
+            <w:tcW w:w="2447" w:type="dxa"/>
+            <w:shd w:val="clear" w:color="auto" w:fill="F8FAFB"/>
+            <w:tcMar>
+              <w:top w:w="70" w:type="dxa"/>
+              <w:left w:w="110" w:type="dxa"/>
+              <w:bottom w:w="70" w:type="dxa"/>
+              <w:right w:w="110" w:type="dxa"/>
+            </w:tcMar>
+          </w:tcPr>
+          <w:p>
+            <w:pPr>
+              <w:spacing w:after="40"/>
+            </w:pPr>
+            <w:r>
+              <w:rPr>
+                <w:sz w:val="19"/>
+                <w:szCs w:val="19"/>
+              </w:rPr>
+              <w:t>Separates what was said in the interview from the researcher's later coding.</w:t>
+            </w:r>
+          </w:p>
+        </w:tc>
+        <w:tc>
+          <w:tcPr>
+            <w:tcW w:w="2071" w:type="dxa"/>
+            <w:shd w:val="clear" w:color="auto" w:fill="F8FAFB"/>
+            <w:tcMar>
+              <w:top w:w="70" w:type="dxa"/>
+              <w:left w:w="110" w:type="dxa"/>
+              <w:bottom w:w="70" w:type="dxa"/>
+              <w:right w:w="110" w:type="dxa"/>
+            </w:tcMar>
+          </w:tcPr>
+          <w:p>
+            <w:pPr>
+              <w:spacing w:after="40"/>
+            </w:pPr>
+            <w:r>
+              <w:rPr>
+                <w:sz w:val="19"/>
+                <w:szCs w:val="19"/>
+              </w:rPr>
+              <w:t>It shows the time it was recorded.</w:t>
             </w:r>
           </w:p>
         </w:tc>
@@ -9732,11 +10861,11 @@
       <w:pPr>
         <w:pStyle w:val="Heading2"/>
       </w:pPr>
-      <w:bookmarkStart w:id="23" w:name="_Toc240917132"/>
-      <w:r>
-        <w:t>8.6 New KII Record</w:t>
-      </w:r>
-      <w:bookmarkEnd w:id="23"/>
+      <w:bookmarkStart w:id="24" w:name="_Toc240920440"/>
+      <w:r>
+        <w:t>8.6 KII Register</w:t>
+      </w:r>
+      <w:bookmarkEnd w:id="24"/>
     </w:p>
     <w:p>
       <w:pPr>
@@ -9750,7 +10879,7 @@
         <w:t>Who can open it:</w:t>
       </w:r>
       <w:r>
-        <w:t xml:space="preserve"> PI / System Admin, Field / Digital Coordinator, KII RA.  </w:t>
+        <w:t xml:space="preserve"> PI / System Admin, Field / Digital Coordinator, KII RA, Supervisor.  </w:t>
       </w:r>
       <w:r>
         <w:rPr>
@@ -9769,7 +10898,7 @@
           <w:sz w:val="19"/>
           <w:szCs w:val="19"/>
         </w:rPr>
-        <w:t>/admin/kii/new</w:t>
+        <w:t>/admin/kii</w:t>
       </w:r>
     </w:p>
     <w:p>
@@ -9777,7 +10906,7 @@
         <w:spacing w:after="120" w:line="288" w:lineRule="auto"/>
       </w:pPr>
       <w:r>
-        <w:t>Starts the record for one interview.</w:t>
+        <w:t>All Key Informant Interview records. Each record identifies a real person, so nothing here leaves the study team.</w:t>
       </w:r>
     </w:p>
     <w:tbl>
@@ -9836,6 +10965,7 @@
                 <w:sz w:val="19"/>
                 <w:szCs w:val="19"/>
               </w:rPr>
+              <w:lastRenderedPageBreak/>
               <w:t>Control</w:t>
             </w:r>
           </w:p>
@@ -9951,7 +11081,7 @@
                 <w:sz w:val="19"/>
                 <w:szCs w:val="19"/>
               </w:rPr>
-              <w:t>Stakeholder category, Participant name, Participant role, Preferred mode</w:t>
+              <w:t>New KII record</w:t>
             </w:r>
           </w:p>
         </w:tc>
@@ -9974,7 +11104,7 @@
                 <w:sz w:val="19"/>
                 <w:szCs w:val="19"/>
               </w:rPr>
-              <w:t>Say who the participant is and how they prefer to be interviewed.</w:t>
+              <w:t>Opens the form to create a KII record.</w:t>
             </w:r>
           </w:p>
         </w:tc>
@@ -9997,7 +11127,7 @@
                 <w:sz w:val="19"/>
                 <w:szCs w:val="19"/>
               </w:rPr>
-              <w:t>The category places the interview in the KII design; the name and role are needed to arrange it. They stay in the portal and are never put into web addresses.</w:t>
+              <w:t>Each interview gets its own record and KII ID from the start of contact.</w:t>
             </w:r>
           </w:p>
         </w:tc>
@@ -10020,7 +11150,7 @@
                 <w:sz w:val="19"/>
                 <w:szCs w:val="19"/>
               </w:rPr>
-              <w:t>Nothing is saved until you select Create KII record.</w:t>
+              <w:t>The New KII Record screen opens.</w:t>
             </w:r>
           </w:p>
         </w:tc>
@@ -10055,7 +11185,7 @@
                 <w:sz w:val="19"/>
                 <w:szCs w:val="19"/>
               </w:rPr>
-              <w:t>Create KII record</w:t>
+              <w:t>Search KII ID, name or role</w:t>
             </w:r>
           </w:p>
         </w:tc>
@@ -10079,7 +11209,7 @@
                 <w:sz w:val="19"/>
                 <w:szCs w:val="19"/>
               </w:rPr>
-              <w:t>Saves the record.</w:t>
+              <w:t>Filters the list as you type.</w:t>
             </w:r>
           </w:p>
         </w:tc>
@@ -10103,7 +11233,7 @@
                 <w:sz w:val="19"/>
                 <w:szCs w:val="19"/>
               </w:rPr>
-              <w:t>The KII ID (for example KII-0026) is generated by the system so it is never typed or reused.</w:t>
+              <w:t>Finding one participant among dozens.</w:t>
             </w:r>
           </w:p>
         </w:tc>
@@ -10127,7 +11257,217 @@
                 <w:sz w:val="19"/>
                 <w:szCs w:val="19"/>
               </w:rPr>
-              <w:t>The record opens at its starting status, with no consent recorded yet.</w:t>
+              <w:t>Only matching records are listed.</w:t>
+            </w:r>
+          </w:p>
+        </w:tc>
+      </w:tr>
+      <w:tr>
+        <w:tblPrEx>
+          <w:tblCellMar>
+            <w:top w:w="0" w:type="dxa"/>
+            <w:bottom w:w="0" w:type="dxa"/>
+          </w:tblCellMar>
+        </w:tblPrEx>
+        <w:trPr>
+          <w:cantSplit/>
+        </w:trPr>
+        <w:tc>
+          <w:tcPr>
+            <w:tcW w:w="1882" w:type="dxa"/>
+            <w:tcMar>
+              <w:top w:w="70" w:type="dxa"/>
+              <w:left w:w="110" w:type="dxa"/>
+              <w:bottom w:w="70" w:type="dxa"/>
+              <w:right w:w="110" w:type="dxa"/>
+            </w:tcMar>
+          </w:tcPr>
+          <w:p>
+            <w:pPr>
+              <w:spacing w:after="40"/>
+            </w:pPr>
+            <w:r>
+              <w:rPr>
+                <w:sz w:val="19"/>
+                <w:szCs w:val="19"/>
+              </w:rPr>
+              <w:t>Manage</w:t>
+            </w:r>
+          </w:p>
+        </w:tc>
+        <w:tc>
+          <w:tcPr>
+            <w:tcW w:w="3012" w:type="dxa"/>
+            <w:tcMar>
+              <w:top w:w="70" w:type="dxa"/>
+              <w:left w:w="110" w:type="dxa"/>
+              <w:bottom w:w="70" w:type="dxa"/>
+              <w:right w:w="110" w:type="dxa"/>
+            </w:tcMar>
+          </w:tcPr>
+          <w:p>
+            <w:pPr>
+              <w:spacing w:after="40"/>
+            </w:pPr>
+            <w:r>
+              <w:rPr>
+                <w:sz w:val="19"/>
+                <w:szCs w:val="19"/>
+              </w:rPr>
+              <w:t>Opens the KII record.</w:t>
+            </w:r>
+          </w:p>
+        </w:tc>
+        <w:tc>
+          <w:tcPr>
+            <w:tcW w:w="2447" w:type="dxa"/>
+            <w:tcMar>
+              <w:top w:w="70" w:type="dxa"/>
+              <w:left w:w="110" w:type="dxa"/>
+              <w:bottom w:w="70" w:type="dxa"/>
+              <w:right w:w="110" w:type="dxa"/>
+            </w:tcMar>
+          </w:tcPr>
+          <w:p>
+            <w:pPr>
+              <w:spacing w:after="40"/>
+            </w:pPr>
+            <w:r>
+              <w:rPr>
+                <w:sz w:val="19"/>
+                <w:szCs w:val="19"/>
+              </w:rPr>
+              <w:t>All work on an interview happens on its own record.</w:t>
+            </w:r>
+          </w:p>
+        </w:tc>
+        <w:tc>
+          <w:tcPr>
+            <w:tcW w:w="2071" w:type="dxa"/>
+            <w:tcMar>
+              <w:top w:w="70" w:type="dxa"/>
+              <w:left w:w="110" w:type="dxa"/>
+              <w:bottom w:w="70" w:type="dxa"/>
+              <w:right w:w="110" w:type="dxa"/>
+            </w:tcMar>
+          </w:tcPr>
+          <w:p>
+            <w:pPr>
+              <w:spacing w:after="40"/>
+            </w:pPr>
+            <w:r>
+              <w:rPr>
+                <w:sz w:val="19"/>
+                <w:szCs w:val="19"/>
+              </w:rPr>
+              <w:t>The KII record opens.</w:t>
+            </w:r>
+          </w:p>
+        </w:tc>
+      </w:tr>
+      <w:tr>
+        <w:tblPrEx>
+          <w:tblCellMar>
+            <w:top w:w="0" w:type="dxa"/>
+            <w:bottom w:w="0" w:type="dxa"/>
+          </w:tblCellMar>
+        </w:tblPrEx>
+        <w:trPr>
+          <w:cantSplit/>
+        </w:trPr>
+        <w:tc>
+          <w:tcPr>
+            <w:tcW w:w="1882" w:type="dxa"/>
+            <w:shd w:val="clear" w:color="auto" w:fill="F8FAFB"/>
+            <w:tcMar>
+              <w:top w:w="70" w:type="dxa"/>
+              <w:left w:w="110" w:type="dxa"/>
+              <w:bottom w:w="70" w:type="dxa"/>
+              <w:right w:w="110" w:type="dxa"/>
+            </w:tcMar>
+          </w:tcPr>
+          <w:p>
+            <w:pPr>
+              <w:spacing w:after="40"/>
+            </w:pPr>
+            <w:r>
+              <w:rPr>
+                <w:sz w:val="19"/>
+                <w:szCs w:val="19"/>
+              </w:rPr>
+              <w:t>Show / page numbers</w:t>
+            </w:r>
+          </w:p>
+        </w:tc>
+        <w:tc>
+          <w:tcPr>
+            <w:tcW w:w="3012" w:type="dxa"/>
+            <w:shd w:val="clear" w:color="auto" w:fill="F8FAFB"/>
+            <w:tcMar>
+              <w:top w:w="70" w:type="dxa"/>
+              <w:left w:w="110" w:type="dxa"/>
+              <w:bottom w:w="70" w:type="dxa"/>
+              <w:right w:w="110" w:type="dxa"/>
+            </w:tcMar>
+          </w:tcPr>
+          <w:p>
+            <w:pPr>
+              <w:spacing w:after="40"/>
+            </w:pPr>
+            <w:r>
+              <w:rPr>
+                <w:sz w:val="19"/>
+                <w:szCs w:val="19"/>
+              </w:rPr>
+              <w:t>Choose rows per page and move between pages.</w:t>
+            </w:r>
+          </w:p>
+        </w:tc>
+        <w:tc>
+          <w:tcPr>
+            <w:tcW w:w="2447" w:type="dxa"/>
+            <w:shd w:val="clear" w:color="auto" w:fill="F8FAFB"/>
+            <w:tcMar>
+              <w:top w:w="70" w:type="dxa"/>
+              <w:left w:w="110" w:type="dxa"/>
+              <w:bottom w:w="70" w:type="dxa"/>
+              <w:right w:w="110" w:type="dxa"/>
+            </w:tcMar>
+          </w:tcPr>
+          <w:p>
+            <w:pPr>
+              <w:spacing w:after="40"/>
+            </w:pPr>
+            <w:r>
+              <w:rPr>
+                <w:sz w:val="19"/>
+                <w:szCs w:val="19"/>
+              </w:rPr>
+              <w:t>As on every register.</w:t>
+            </w:r>
+          </w:p>
+        </w:tc>
+        <w:tc>
+          <w:tcPr>
+            <w:tcW w:w="2071" w:type="dxa"/>
+            <w:shd w:val="clear" w:color="auto" w:fill="F8FAFB"/>
+            <w:tcMar>
+              <w:top w:w="70" w:type="dxa"/>
+              <w:left w:w="110" w:type="dxa"/>
+              <w:bottom w:w="70" w:type="dxa"/>
+              <w:right w:w="110" w:type="dxa"/>
+            </w:tcMar>
+          </w:tcPr>
+          <w:p>
+            <w:pPr>
+              <w:spacing w:after="40"/>
+            </w:pPr>
+            <w:r>
+              <w:rPr>
+                <w:sz w:val="19"/>
+                <w:szCs w:val="19"/>
+              </w:rPr>
+              <w:t>The list redraws.</w:t>
             </w:r>
           </w:p>
         </w:tc>
@@ -10142,11 +11482,11 @@
       <w:pPr>
         <w:pStyle w:val="Heading2"/>
       </w:pPr>
-      <w:bookmarkStart w:id="24" w:name="_Toc240917133"/>
-      <w:r>
-        <w:t>8.7 KII record</w:t>
-      </w:r>
-      <w:bookmarkEnd w:id="24"/>
+      <w:bookmarkStart w:id="25" w:name="_Toc240920441"/>
+      <w:r>
+        <w:t>8.7 New KII Record</w:t>
+      </w:r>
+      <w:bookmarkEnd w:id="25"/>
     </w:p>
     <w:p>
       <w:pPr>
@@ -10160,7 +11500,7 @@
         <w:t>Who can open it:</w:t>
       </w:r>
       <w:r>
-        <w:t xml:space="preserve"> PI / System Admin, Field / Digital Coordinator, KII RA, Supervisor.  </w:t>
+        <w:t xml:space="preserve"> PI / System Admin, Field / Digital Coordinator, KII RA.  </w:t>
       </w:r>
       <w:r>
         <w:rPr>
@@ -10179,7 +11519,7 @@
           <w:sz w:val="19"/>
           <w:szCs w:val="19"/>
         </w:rPr>
-        <w:t>/admin/kii/{id}</w:t>
+        <w:t>/admin/kii/new</w:t>
       </w:r>
     </w:p>
     <w:p>
@@ -10187,7 +11527,7 @@
         <w:spacing w:after="120" w:line="288" w:lineRule="auto"/>
       </w:pPr>
       <w:r>
-        <w:t>The whole life of one interview: status, consent, the interview itself, transcript and coding.</w:t>
+        <w:t>Starts the record for one interview.</w:t>
       </w:r>
     </w:p>
     <w:tbl>
@@ -10246,7 +11586,6 @@
                 <w:sz w:val="19"/>
                 <w:szCs w:val="19"/>
               </w:rPr>
-              <w:lastRenderedPageBreak/>
               <w:t>Control</w:t>
             </w:r>
           </w:p>
@@ -10362,7 +11701,7 @@
                 <w:sz w:val="19"/>
                 <w:szCs w:val="19"/>
               </w:rPr>
-              <w:t>Status buttons (INVITED, SCHEDULED, COMPLETED, DECLINED, NO_SHOW)</w:t>
+              <w:t>Stakeholder category, Participant name, Participant role, Preferred mode</w:t>
             </w:r>
           </w:p>
         </w:tc>
@@ -10385,7 +11724,7 @@
                 <w:sz w:val="19"/>
                 <w:szCs w:val="19"/>
               </w:rPr>
-              <w:t>Move the interview to the next status as things happen. Only valid next statuses are shown: a prospect can be invited or decline; an invited person scheduled or decline; a scheduled interview completed, no-show or decline; a no-show can be rescheduled.</w:t>
+              <w:t>Say who the participant is and how they prefer to be interviewed.</w:t>
             </w:r>
           </w:p>
         </w:tc>
@@ -10408,7 +11747,7 @@
                 <w:sz w:val="19"/>
                 <w:szCs w:val="19"/>
               </w:rPr>
-              <w:t>A status should only follow what really happened, and COMPLETED, DECLINED are final.</w:t>
+              <w:t>The category places the interview in the KII design; the name and role are needed to arrange it. They stay in the portal and are never put into web addresses.</w:t>
             </w:r>
           </w:p>
         </w:tc>
@@ -10431,7 +11770,7 @@
                 <w:sz w:val="19"/>
                 <w:szCs w:val="19"/>
               </w:rPr>
-              <w:t>The status changes and is audited. A final status shows no more buttons.</w:t>
+              <w:t>Nothing is saved until you select Create KII record.</w:t>
             </w:r>
           </w:p>
         </w:tc>
@@ -10466,7 +11805,7 @@
                 <w:sz w:val="19"/>
                 <w:szCs w:val="19"/>
               </w:rPr>
-              <w:t>Recording made (tick box, when marking COMPLETED)</w:t>
+              <w:t>Create KII record</w:t>
             </w:r>
           </w:p>
         </w:tc>
@@ -10490,7 +11829,7 @@
                 <w:sz w:val="19"/>
                 <w:szCs w:val="19"/>
               </w:rPr>
-              <w:t>Tick it only if the interview was audio-recorded.</w:t>
+              <w:t>Saves the record.</w:t>
             </w:r>
           </w:p>
         </w:tc>
@@ -10514,7 +11853,7 @@
                 <w:sz w:val="19"/>
                 <w:szCs w:val="19"/>
               </w:rPr>
-              <w:t>A recorded interview needs the participant's separate recording consent; the portal refuses to complete it as recorded without that.</w:t>
+              <w:t>The KII ID (for example KII-0026) is generated by the system so it is never typed or reused.</w:t>
             </w:r>
           </w:p>
         </w:tc>
@@ -10538,637 +11877,7 @@
                 <w:sz w:val="19"/>
                 <w:szCs w:val="19"/>
               </w:rPr>
-              <w:t>If recording consent is missing you are told, and the status does not change.</w:t>
-            </w:r>
-          </w:p>
-        </w:tc>
-      </w:tr>
-      <w:tr>
-        <w:tblPrEx>
-          <w:tblCellMar>
-            <w:top w:w="0" w:type="dxa"/>
-            <w:bottom w:w="0" w:type="dxa"/>
-          </w:tblCellMar>
-        </w:tblPrEx>
-        <w:trPr>
-          <w:cantSplit/>
-        </w:trPr>
-        <w:tc>
-          <w:tcPr>
-            <w:tcW w:w="1882" w:type="dxa"/>
-            <w:tcMar>
-              <w:top w:w="70" w:type="dxa"/>
-              <w:left w:w="110" w:type="dxa"/>
-              <w:bottom w:w="70" w:type="dxa"/>
-              <w:right w:w="110" w:type="dxa"/>
-            </w:tcMar>
-          </w:tcPr>
-          <w:p>
-            <w:pPr>
-              <w:spacing w:after="40"/>
-            </w:pPr>
-            <w:r>
-              <w:rPr>
-                <w:sz w:val="19"/>
-                <w:szCs w:val="19"/>
-              </w:rPr>
-              <w:t>Record participation consent</w:t>
-            </w:r>
-          </w:p>
-        </w:tc>
-        <w:tc>
-          <w:tcPr>
-            <w:tcW w:w="3012" w:type="dxa"/>
-            <w:tcMar>
-              <w:top w:w="70" w:type="dxa"/>
-              <w:left w:w="110" w:type="dxa"/>
-              <w:bottom w:w="70" w:type="dxa"/>
-              <w:right w:w="110" w:type="dxa"/>
-            </w:tcMar>
-          </w:tcPr>
-          <w:p>
-            <w:pPr>
-              <w:spacing w:after="40"/>
-            </w:pPr>
-            <w:r>
-              <w:rPr>
-                <w:sz w:val="19"/>
-                <w:szCs w:val="19"/>
-              </w:rPr>
-              <w:t>Records that the participant agreed to take part, after you read or summarised the information sheet.</w:t>
-            </w:r>
-          </w:p>
-        </w:tc>
-        <w:tc>
-          <w:tcPr>
-            <w:tcW w:w="2447" w:type="dxa"/>
-            <w:tcMar>
-              <w:top w:w="70" w:type="dxa"/>
-              <w:left w:w="110" w:type="dxa"/>
-              <w:bottom w:w="70" w:type="dxa"/>
-              <w:right w:w="110" w:type="dxa"/>
-            </w:tcMar>
-          </w:tcPr>
-          <w:p>
-            <w:pPr>
-              <w:spacing w:after="40"/>
-            </w:pPr>
-            <w:r>
-              <w:rPr>
-                <w:sz w:val="19"/>
-                <w:szCs w:val="19"/>
-              </w:rPr>
-              <w:t>Nobody is interviewed without consent. The interview link stays hidden until this is recorded.</w:t>
-            </w:r>
-          </w:p>
-        </w:tc>
-        <w:tc>
-          <w:tcPr>
-            <w:tcW w:w="2071" w:type="dxa"/>
-            <w:tcMar>
-              <w:top w:w="70" w:type="dxa"/>
-              <w:left w:w="110" w:type="dxa"/>
-              <w:bottom w:w="70" w:type="dxa"/>
-              <w:right w:w="110" w:type="dxa"/>
-            </w:tcMar>
-          </w:tcPr>
-          <w:p>
-            <w:pPr>
-              <w:spacing w:after="40"/>
-            </w:pPr>
-            <w:r>
-              <w:rPr>
-                <w:sz w:val="19"/>
-                <w:szCs w:val="19"/>
-              </w:rPr>
-              <w:t>The consent is recorded (with the information sheet version). Continue this interview appears.</w:t>
-            </w:r>
-          </w:p>
-        </w:tc>
-      </w:tr>
-      <w:tr>
-        <w:tblPrEx>
-          <w:tblCellMar>
-            <w:top w:w="0" w:type="dxa"/>
-            <w:bottom w:w="0" w:type="dxa"/>
-          </w:tblCellMar>
-        </w:tblPrEx>
-        <w:trPr>
-          <w:cantSplit/>
-        </w:trPr>
-        <w:tc>
-          <w:tcPr>
-            <w:tcW w:w="1882" w:type="dxa"/>
-            <w:shd w:val="clear" w:color="auto" w:fill="F8FAFB"/>
-            <w:tcMar>
-              <w:top w:w="70" w:type="dxa"/>
-              <w:left w:w="110" w:type="dxa"/>
-              <w:bottom w:w="70" w:type="dxa"/>
-              <w:right w:w="110" w:type="dxa"/>
-            </w:tcMar>
-          </w:tcPr>
-          <w:p>
-            <w:pPr>
-              <w:spacing w:after="40"/>
-            </w:pPr>
-            <w:r>
-              <w:rPr>
-                <w:sz w:val="19"/>
-                <w:szCs w:val="19"/>
-              </w:rPr>
-              <w:t>Record recording consent</w:t>
-            </w:r>
-          </w:p>
-        </w:tc>
-        <w:tc>
-          <w:tcPr>
-            <w:tcW w:w="3012" w:type="dxa"/>
-            <w:shd w:val="clear" w:color="auto" w:fill="F8FAFB"/>
-            <w:tcMar>
-              <w:top w:w="70" w:type="dxa"/>
-              <w:left w:w="110" w:type="dxa"/>
-              <w:bottom w:w="70" w:type="dxa"/>
-              <w:right w:w="110" w:type="dxa"/>
-            </w:tcMar>
-          </w:tcPr>
-          <w:p>
-            <w:pPr>
-              <w:spacing w:after="40"/>
-            </w:pPr>
-            <w:r>
-              <w:rPr>
-                <w:sz w:val="19"/>
-                <w:szCs w:val="19"/>
-              </w:rPr>
-              <w:t>Records that the participant agreed to be audio-recorded.</w:t>
-            </w:r>
-          </w:p>
-        </w:tc>
-        <w:tc>
-          <w:tcPr>
-            <w:tcW w:w="2447" w:type="dxa"/>
-            <w:shd w:val="clear" w:color="auto" w:fill="F8FAFB"/>
-            <w:tcMar>
-              <w:top w:w="70" w:type="dxa"/>
-              <w:left w:w="110" w:type="dxa"/>
-              <w:bottom w:w="70" w:type="dxa"/>
-              <w:right w:w="110" w:type="dxa"/>
-            </w:tcMar>
-          </w:tcPr>
-          <w:p>
-            <w:pPr>
-              <w:spacing w:after="40"/>
-            </w:pPr>
-            <w:r>
-              <w:rPr>
-                <w:sz w:val="19"/>
-                <w:szCs w:val="19"/>
-              </w:rPr>
-              <w:t>Recording consent is always a separate decision; it is never assumed from taking part.</w:t>
-            </w:r>
-          </w:p>
-        </w:tc>
-        <w:tc>
-          <w:tcPr>
-            <w:tcW w:w="2071" w:type="dxa"/>
-            <w:shd w:val="clear" w:color="auto" w:fill="F8FAFB"/>
-            <w:tcMar>
-              <w:top w:w="70" w:type="dxa"/>
-              <w:left w:w="110" w:type="dxa"/>
-              <w:bottom w:w="70" w:type="dxa"/>
-              <w:right w:w="110" w:type="dxa"/>
-            </w:tcMar>
-          </w:tcPr>
-          <w:p>
-            <w:pPr>
-              <w:spacing w:after="40"/>
-            </w:pPr>
-            <w:r>
-              <w:rPr>
-                <w:sz w:val="19"/>
-                <w:szCs w:val="19"/>
-              </w:rPr>
-              <w:t>Recording consent is recorded and a recorded interview can be completed.</w:t>
-            </w:r>
-          </w:p>
-        </w:tc>
-      </w:tr>
-      <w:tr>
-        <w:tblPrEx>
-          <w:tblCellMar>
-            <w:top w:w="0" w:type="dxa"/>
-            <w:bottom w:w="0" w:type="dxa"/>
-          </w:tblCellMar>
-        </w:tblPrEx>
-        <w:trPr>
-          <w:cantSplit/>
-        </w:trPr>
-        <w:tc>
-          <w:tcPr>
-            <w:tcW w:w="1882" w:type="dxa"/>
-            <w:tcMar>
-              <w:top w:w="70" w:type="dxa"/>
-              <w:left w:w="110" w:type="dxa"/>
-              <w:bottom w:w="70" w:type="dxa"/>
-              <w:right w:w="110" w:type="dxa"/>
-            </w:tcMar>
-          </w:tcPr>
-          <w:p>
-            <w:pPr>
-              <w:spacing w:after="40"/>
-            </w:pPr>
-            <w:r>
-              <w:rPr>
-                <w:sz w:val="19"/>
-                <w:szCs w:val="19"/>
-              </w:rPr>
-              <w:t>Continue this interview</w:t>
-            </w:r>
-          </w:p>
-        </w:tc>
-        <w:tc>
-          <w:tcPr>
-            <w:tcW w:w="3012" w:type="dxa"/>
-            <w:tcMar>
-              <w:top w:w="70" w:type="dxa"/>
-              <w:left w:w="110" w:type="dxa"/>
-              <w:bottom w:w="70" w:type="dxa"/>
-              <w:right w:w="110" w:type="dxa"/>
-            </w:tcMar>
-          </w:tcPr>
-          <w:p>
-            <w:pPr>
-              <w:spacing w:after="40"/>
-            </w:pPr>
-            <w:r>
-              <w:rPr>
-                <w:sz w:val="19"/>
-                <w:szCs w:val="19"/>
-              </w:rPr>
-              <w:t>Opens the KoboToolbox KII Guide in a new tab with this record's KII ID already filled in.</w:t>
-            </w:r>
-          </w:p>
-        </w:tc>
-        <w:tc>
-          <w:tcPr>
-            <w:tcW w:w="2447" w:type="dxa"/>
-            <w:tcMar>
-              <w:top w:w="70" w:type="dxa"/>
-              <w:left w:w="110" w:type="dxa"/>
-              <w:bottom w:w="70" w:type="dxa"/>
-              <w:right w:w="110" w:type="dxa"/>
-            </w:tcMar>
-          </w:tcPr>
-          <w:p>
-            <w:pPr>
-              <w:spacing w:after="40"/>
-            </w:pPr>
-            <w:r>
-              <w:rPr>
-                <w:sz w:val="19"/>
-                <w:szCs w:val="19"/>
-              </w:rPr>
-              <w:t>So the completed form always matches this record and the ID can never be mistyped. Only the ID and your username are sent, never the participant's name.</w:t>
-            </w:r>
-          </w:p>
-        </w:tc>
-        <w:tc>
-          <w:tcPr>
-            <w:tcW w:w="2071" w:type="dxa"/>
-            <w:tcMar>
-              <w:top w:w="70" w:type="dxa"/>
-              <w:left w:w="110" w:type="dxa"/>
-              <w:bottom w:w="70" w:type="dxa"/>
-              <w:right w:w="110" w:type="dxa"/>
-            </w:tcMar>
-          </w:tcPr>
-          <w:p>
-            <w:pPr>
-              <w:spacing w:after="40"/>
-            </w:pPr>
-            <w:r>
-              <w:rPr>
-                <w:sz w:val="19"/>
-                <w:szCs w:val="19"/>
-              </w:rPr>
-              <w:t>The KoboToolbox form opens. When submitted, the completed form appears under Completed KII form.</w:t>
-            </w:r>
-          </w:p>
-        </w:tc>
-      </w:tr>
-      <w:tr>
-        <w:tblPrEx>
-          <w:tblCellMar>
-            <w:top w:w="0" w:type="dxa"/>
-            <w:bottom w:w="0" w:type="dxa"/>
-          </w:tblCellMar>
-        </w:tblPrEx>
-        <w:trPr>
-          <w:cantSplit/>
-        </w:trPr>
-        <w:tc>
-          <w:tcPr>
-            <w:tcW w:w="1882" w:type="dxa"/>
-            <w:shd w:val="clear" w:color="auto" w:fill="F8FAFB"/>
-            <w:tcMar>
-              <w:top w:w="70" w:type="dxa"/>
-              <w:left w:w="110" w:type="dxa"/>
-              <w:bottom w:w="70" w:type="dxa"/>
-              <w:right w:w="110" w:type="dxa"/>
-            </w:tcMar>
-          </w:tcPr>
-          <w:p>
-            <w:pPr>
-              <w:spacing w:after="40"/>
-            </w:pPr>
-            <w:r>
-              <w:rPr>
-                <w:sz w:val="19"/>
-                <w:szCs w:val="19"/>
-              </w:rPr>
-              <w:t>Transcript status (NOT_STARTED, IN_PROGRESS, VERIFIED, ANONYMISED)</w:t>
-            </w:r>
-          </w:p>
-        </w:tc>
-        <w:tc>
-          <w:tcPr>
-            <w:tcW w:w="3012" w:type="dxa"/>
-            <w:shd w:val="clear" w:color="auto" w:fill="F8FAFB"/>
-            <w:tcMar>
-              <w:top w:w="70" w:type="dxa"/>
-              <w:left w:w="110" w:type="dxa"/>
-              <w:bottom w:w="70" w:type="dxa"/>
-              <w:right w:w="110" w:type="dxa"/>
-            </w:tcMar>
-          </w:tcPr>
-          <w:p>
-            <w:pPr>
-              <w:spacing w:after="40"/>
-            </w:pPr>
-            <w:r>
-              <w:rPr>
-                <w:sz w:val="19"/>
-                <w:szCs w:val="19"/>
-              </w:rPr>
-              <w:t>Record how far the transcript has got.</w:t>
-            </w:r>
-          </w:p>
-        </w:tc>
-        <w:tc>
-          <w:tcPr>
-            <w:tcW w:w="2447" w:type="dxa"/>
-            <w:shd w:val="clear" w:color="auto" w:fill="F8FAFB"/>
-            <w:tcMar>
-              <w:top w:w="70" w:type="dxa"/>
-              <w:left w:w="110" w:type="dxa"/>
-              <w:bottom w:w="70" w:type="dxa"/>
-              <w:right w:w="110" w:type="dxa"/>
-            </w:tcMar>
-          </w:tcPr>
-          <w:p>
-            <w:pPr>
-              <w:spacing w:after="40"/>
-            </w:pPr>
-            <w:r>
-              <w:rPr>
-                <w:sz w:val="19"/>
-                <w:szCs w:val="19"/>
-              </w:rPr>
-              <w:t>A transcript must be verified and anonymised before it can be analysed or quoted.</w:t>
-            </w:r>
-          </w:p>
-        </w:tc>
-        <w:tc>
-          <w:tcPr>
-            <w:tcW w:w="2071" w:type="dxa"/>
-            <w:shd w:val="clear" w:color="auto" w:fill="F8FAFB"/>
-            <w:tcMar>
-              <w:top w:w="70" w:type="dxa"/>
-              <w:left w:w="110" w:type="dxa"/>
-              <w:bottom w:w="70" w:type="dxa"/>
-              <w:right w:w="110" w:type="dxa"/>
-            </w:tcMar>
-          </w:tcPr>
-          <w:p>
-            <w:pPr>
-              <w:spacing w:after="40"/>
-            </w:pPr>
-            <w:r>
-              <w:rPr>
-                <w:sz w:val="19"/>
-                <w:szCs w:val="19"/>
-              </w:rPr>
-              <w:t>The status changes and cannot go backwards.</w:t>
-            </w:r>
-          </w:p>
-        </w:tc>
-      </w:tr>
-      <w:tr>
-        <w:tblPrEx>
-          <w:tblCellMar>
-            <w:top w:w="0" w:type="dxa"/>
-            <w:bottom w:w="0" w:type="dxa"/>
-          </w:tblCellMar>
-        </w:tblPrEx>
-        <w:trPr>
-          <w:cantSplit/>
-        </w:trPr>
-        <w:tc>
-          <w:tcPr>
-            <w:tcW w:w="1882" w:type="dxa"/>
-            <w:tcMar>
-              <w:top w:w="70" w:type="dxa"/>
-              <w:left w:w="110" w:type="dxa"/>
-              <w:bottom w:w="70" w:type="dxa"/>
-              <w:right w:w="110" w:type="dxa"/>
-            </w:tcMar>
-          </w:tcPr>
-          <w:p>
-            <w:pPr>
-              <w:spacing w:after="40"/>
-            </w:pPr>
-            <w:r>
-              <w:rPr>
-                <w:sz w:val="19"/>
-                <w:szCs w:val="19"/>
-              </w:rPr>
-              <w:t>Coding status (NOT_STARTED, IN_PROGRESS, COMPLETE)</w:t>
-            </w:r>
-          </w:p>
-        </w:tc>
-        <w:tc>
-          <w:tcPr>
-            <w:tcW w:w="3012" w:type="dxa"/>
-            <w:tcMar>
-              <w:top w:w="70" w:type="dxa"/>
-              <w:left w:w="110" w:type="dxa"/>
-              <w:bottom w:w="70" w:type="dxa"/>
-              <w:right w:w="110" w:type="dxa"/>
-            </w:tcMar>
-          </w:tcPr>
-          <w:p>
-            <w:pPr>
-              <w:spacing w:after="40"/>
-            </w:pPr>
-            <w:r>
-              <w:rPr>
-                <w:sz w:val="19"/>
-                <w:szCs w:val="19"/>
-              </w:rPr>
-              <w:t>Record how far the coding has got. It moves to COMPLETE by itself when the completed KII Guide is synced for this KII ID.</w:t>
-            </w:r>
-          </w:p>
-        </w:tc>
-        <w:tc>
-          <w:tcPr>
-            <w:tcW w:w="2447" w:type="dxa"/>
-            <w:tcMar>
-              <w:top w:w="70" w:type="dxa"/>
-              <w:left w:w="110" w:type="dxa"/>
-              <w:bottom w:w="70" w:type="dxa"/>
-              <w:right w:w="110" w:type="dxa"/>
-            </w:tcMar>
-          </w:tcPr>
-          <w:p>
-            <w:pPr>
-              <w:spacing w:after="40"/>
-            </w:pPr>
-            <w:r>
-              <w:rPr>
-                <w:sz w:val="19"/>
-                <w:szCs w:val="19"/>
-              </w:rPr>
-              <w:t>Shows what has and has not been analysed.</w:t>
-            </w:r>
-          </w:p>
-        </w:tc>
-        <w:tc>
-          <w:tcPr>
-            <w:tcW w:w="2071" w:type="dxa"/>
-            <w:tcMar>
-              <w:top w:w="70" w:type="dxa"/>
-              <w:left w:w="110" w:type="dxa"/>
-              <w:bottom w:w="70" w:type="dxa"/>
-              <w:right w:w="110" w:type="dxa"/>
-            </w:tcMar>
-          </w:tcPr>
-          <w:p>
-            <w:pPr>
-              <w:spacing w:after="40"/>
-            </w:pPr>
-            <w:r>
-              <w:rPr>
-                <w:sz w:val="19"/>
-                <w:szCs w:val="19"/>
-              </w:rPr>
-              <w:t>The status changes and cannot go backwards.</w:t>
-            </w:r>
-          </w:p>
-        </w:tc>
-      </w:tr>
-      <w:tr>
-        <w:tblPrEx>
-          <w:tblCellMar>
-            <w:top w:w="0" w:type="dxa"/>
-            <w:bottom w:w="0" w:type="dxa"/>
-          </w:tblCellMar>
-        </w:tblPrEx>
-        <w:trPr>
-          <w:cantSplit/>
-        </w:trPr>
-        <w:tc>
-          <w:tcPr>
-            <w:tcW w:w="1882" w:type="dxa"/>
-            <w:shd w:val="clear" w:color="auto" w:fill="F8FAFB"/>
-            <w:tcMar>
-              <w:top w:w="70" w:type="dxa"/>
-              <w:left w:w="110" w:type="dxa"/>
-              <w:bottom w:w="70" w:type="dxa"/>
-              <w:right w:w="110" w:type="dxa"/>
-            </w:tcMar>
-          </w:tcPr>
-          <w:p>
-            <w:pPr>
-              <w:spacing w:after="40"/>
-            </w:pPr>
-            <w:r>
-              <w:rPr>
-                <w:sz w:val="19"/>
-                <w:szCs w:val="19"/>
-              </w:rPr>
-              <w:t>Completed KII form → Download PDF</w:t>
-            </w:r>
-          </w:p>
-        </w:tc>
-        <w:tc>
-          <w:tcPr>
-            <w:tcW w:w="3012" w:type="dxa"/>
-            <w:shd w:val="clear" w:color="auto" w:fill="F8FAFB"/>
-            <w:tcMar>
-              <w:top w:w="70" w:type="dxa"/>
-              <w:left w:w="110" w:type="dxa"/>
-              <w:bottom w:w="70" w:type="dxa"/>
-              <w:right w:w="110" w:type="dxa"/>
-            </w:tcMar>
-          </w:tcPr>
-          <w:p>
-            <w:pPr>
-              <w:spacing w:after="40"/>
-            </w:pPr>
-            <w:r>
-              <w:rPr>
-                <w:sz w:val="19"/>
-                <w:szCs w:val="19"/>
-              </w:rPr>
-              <w:t>Downloads the completed KII Guide for this record as a readable PDF.</w:t>
-            </w:r>
-          </w:p>
-        </w:tc>
-        <w:tc>
-          <w:tcPr>
-            <w:tcW w:w="2447" w:type="dxa"/>
-            <w:shd w:val="clear" w:color="auto" w:fill="F8FAFB"/>
-            <w:tcMar>
-              <w:top w:w="70" w:type="dxa"/>
-              <w:left w:w="110" w:type="dxa"/>
-              <w:bottom w:w="70" w:type="dxa"/>
-              <w:right w:w="110" w:type="dxa"/>
-            </w:tcMar>
-          </w:tcPr>
-          <w:p>
-            <w:pPr>
-              <w:spacing w:after="40"/>
-            </w:pPr>
-            <w:r>
-              <w:rPr>
-                <w:sz w:val="19"/>
-                <w:szCs w:val="19"/>
-              </w:rPr>
-              <w:t>A readable copy without opening KoboToolbox.</w:t>
-            </w:r>
-          </w:p>
-        </w:tc>
-        <w:tc>
-          <w:tcPr>
-            <w:tcW w:w="2071" w:type="dxa"/>
-            <w:shd w:val="clear" w:color="auto" w:fill="F8FAFB"/>
-            <w:tcMar>
-              <w:top w:w="70" w:type="dxa"/>
-              <w:left w:w="110" w:type="dxa"/>
-              <w:bottom w:w="70" w:type="dxa"/>
-              <w:right w:w="110" w:type="dxa"/>
-            </w:tcMar>
-          </w:tcPr>
-          <w:p>
-            <w:pPr>
-              <w:spacing w:after="40"/>
-            </w:pPr>
-            <w:r>
-              <w:rPr>
-                <w:sz w:val="19"/>
-                <w:szCs w:val="19"/>
-              </w:rPr>
-              <w:t>A PDF downloads; the download is audited.</w:t>
+              <w:t>The record opens at its starting status, with no consent recorded yet.</w:t>
             </w:r>
           </w:p>
         </w:tc>
@@ -11183,11 +11892,11 @@
       <w:pPr>
         <w:pStyle w:val="Heading2"/>
       </w:pPr>
-      <w:bookmarkStart w:id="25" w:name="_Toc240917134"/>
-      <w:r>
-        <w:t>8.8 Completed forms (Form PDFs)</w:t>
-      </w:r>
-      <w:bookmarkEnd w:id="25"/>
+      <w:bookmarkStart w:id="26" w:name="_Toc240920442"/>
+      <w:r>
+        <w:t>8.8 KII record</w:t>
+      </w:r>
+      <w:bookmarkEnd w:id="26"/>
     </w:p>
     <w:p>
       <w:pPr>
@@ -11201,7 +11910,7 @@
         <w:t>Who can open it:</w:t>
       </w:r>
       <w:r>
-        <w:t xml:space="preserve"> PI / System Admin, Field / Digital Coordinator, QUAN/Kobo QA RA, KII RA, Documentary RA, Supervisor.  </w:t>
+        <w:t xml:space="preserve"> PI / System Admin, Field / Digital Coordinator, KII RA, Supervisor.  </w:t>
       </w:r>
       <w:r>
         <w:rPr>
@@ -11220,7 +11929,7 @@
           <w:sz w:val="19"/>
           <w:szCs w:val="19"/>
         </w:rPr>
-        <w:t>/admin/submissions</w:t>
+        <w:t>/admin/kii/{id}</w:t>
       </w:r>
     </w:p>
     <w:p>
@@ -11228,7 +11937,7 @@
         <w:spacing w:after="120" w:line="288" w:lineRule="auto"/>
       </w:pPr>
       <w:r>
-        <w:t>The completed KoboToolbox forms for your role (the questionnaire, the KII Guide or the Document Analysis Tool; the PI, coordinator and supervisor can switch between all three).</w:t>
+        <w:t>The whole life of one interview: status, consent, the interview itself, transcript and coding.</w:t>
       </w:r>
     </w:p>
     <w:tbl>
@@ -11287,7 +11996,6 @@
                 <w:sz w:val="19"/>
                 <w:szCs w:val="19"/>
               </w:rPr>
-              <w:lastRenderedPageBreak/>
               <w:t>Control</w:t>
             </w:r>
           </w:p>
@@ -11403,7 +12111,7 @@
                 <w:sz w:val="19"/>
                 <w:szCs w:val="19"/>
               </w:rPr>
-              <w:t>Sync panel: “In sync with KoboToolbox”</w:t>
+              <w:t>Status buttons (INVITED, SCHEDULED, COMPLETED, DECLINED, NO_SHOW)</w:t>
             </w:r>
           </w:p>
         </w:tc>
@@ -11426,7 +12134,7 @@
                 <w:sz w:val="19"/>
                 <w:szCs w:val="19"/>
               </w:rPr>
-              <w:t>Shows how many submissions KoboToolbox holds and how many the portal holds, and when they were last matched.</w:t>
+              <w:t>Move the interview to the next status as things happen. Only valid next statuses are shown: a prospect can be invited or decline; an invited person scheduled or decline; a scheduled interview completed, no-show or decline; a no-show can be rescheduled.</w:t>
             </w:r>
           </w:p>
         </w:tc>
@@ -11449,7 +12157,7 @@
                 <w:sz w:val="19"/>
                 <w:szCs w:val="19"/>
               </w:rPr>
-              <w:t>The portal keeps its own copy of the completed forms. If the two numbers differ, the portal is behind.</w:t>
+              <w:t>A status should only follow what really happened, and COMPLETED, DECLINED are final.</w:t>
             </w:r>
           </w:p>
         </w:tc>
@@ -11472,7 +12180,7 @@
                 <w:sz w:val="19"/>
                 <w:szCs w:val="19"/>
               </w:rPr>
-              <w:t>Read only. “Not in sync” means press Sync now.</w:t>
+              <w:t>The status changes and is audited. A final status shows no more buttons.</w:t>
             </w:r>
           </w:p>
         </w:tc>
@@ -11507,7 +12215,7 @@
                 <w:sz w:val="19"/>
                 <w:szCs w:val="19"/>
               </w:rPr>
-              <w:t>Sync now</w:t>
+              <w:t>Recording made (tick box, when marking COMPLETED)</w:t>
             </w:r>
           </w:p>
         </w:tc>
@@ -11531,7 +12239,7 @@
                 <w:sz w:val="19"/>
                 <w:szCs w:val="19"/>
               </w:rPr>
-              <w:t>Pulls that form from KoboToolbox now and updates the portal's copy.</w:t>
+              <w:t>Tick it only if the interview was audio-recorded.</w:t>
             </w:r>
           </w:p>
         </w:tc>
@@ -11555,7 +12263,7 @@
                 <w:sz w:val="19"/>
                 <w:szCs w:val="19"/>
               </w:rPr>
-              <w:t>The automatic sync runs every 15 minutes; this brings it up to date immediately. It also notices edits and deletions made in KoboToolbox.</w:t>
+              <w:t>A recorded interview needs the participant's separate recording consent; the portal refuses to complete it as recorded without that.</w:t>
             </w:r>
           </w:p>
         </w:tc>
@@ -11579,7 +12287,7 @@
                 <w:sz w:val="19"/>
                 <w:szCs w:val="19"/>
               </w:rPr>
-              <w:t>The counts refresh. A KII record's coding can move to COMPLETE; a document whose submission was deleted in KoboToolbox unlocks.</w:t>
+              <w:t>If recording consent is missing you are told, and the status does not change.</w:t>
             </w:r>
           </w:p>
         </w:tc>
@@ -11613,14 +12321,8 @@
                 <w:sz w:val="19"/>
                 <w:szCs w:val="19"/>
               </w:rPr>
-              <w:t>✓</w:t>
-            </w:r>
-            <w:r>
-              <w:rPr>
-                <w:sz w:val="19"/>
-                <w:szCs w:val="19"/>
-              </w:rPr>
-              <w:t xml:space="preserve"> saved in portal (on each row)</w:t>
+              <w:lastRenderedPageBreak/>
+              <w:t>Record participation consent</w:t>
             </w:r>
           </w:p>
         </w:tc>
@@ -11643,7 +12345,7 @@
                 <w:sz w:val="19"/>
                 <w:szCs w:val="19"/>
               </w:rPr>
-              <w:t>Says the portal holds an identical copy of that submission.</w:t>
+              <w:t>Records that the participant agreed to take part, after you read or summarised the information sheet.</w:t>
             </w:r>
           </w:p>
         </w:tc>
@@ -11666,7 +12368,7 @@
                 <w:sz w:val="19"/>
                 <w:szCs w:val="19"/>
               </w:rPr>
-              <w:t>Proof, row by row, that nothing was lost or changed between KoboToolbox and the portal.</w:t>
+              <w:t>Nobody is interviewed without consent. The interview link stays hidden until this is recorded.</w:t>
             </w:r>
           </w:p>
         </w:tc>
@@ -11689,7 +12391,7 @@
                 <w:sz w:val="19"/>
                 <w:szCs w:val="19"/>
               </w:rPr>
-              <w:t>Read only. It is missing until the next sync for a new or edited row.</w:t>
+              <w:t>The consent is recorded (with the information sheet version). Continue this interview appears.</w:t>
             </w:r>
           </w:p>
         </w:tc>
@@ -11724,7 +12426,7 @@
                 <w:sz w:val="19"/>
                 <w:szCs w:val="19"/>
               </w:rPr>
-              <w:t>Download PDF</w:t>
+              <w:t>Record recording consent</w:t>
             </w:r>
           </w:p>
         </w:tc>
@@ -11748,7 +12450,7 @@
                 <w:sz w:val="19"/>
                 <w:szCs w:val="19"/>
               </w:rPr>
-              <w:t>Downloads that completed form as a readable PDF (sections, questions, answers as words).</w:t>
+              <w:t>Records that the participant agreed to be audio-recorded.</w:t>
             </w:r>
           </w:p>
         </w:tc>
@@ -11772,7 +12474,7 @@
                 <w:sz w:val="19"/>
                 <w:szCs w:val="19"/>
               </w:rPr>
-              <w:t>A readable copy for records, meetings and checking.</w:t>
+              <w:t>Recording consent is always a separate decision; it is never assumed from taking part.</w:t>
             </w:r>
           </w:p>
         </w:tc>
@@ -11796,7 +12498,7 @@
                 <w:sz w:val="19"/>
                 <w:szCs w:val="19"/>
               </w:rPr>
-              <w:t>A PDF downloads; the download is audited.</w:t>
+              <w:t>Recording consent is recorded and a recorded interview can be completed.</w:t>
             </w:r>
           </w:p>
         </w:tc>
@@ -11830,7 +12532,7 @@
                 <w:sz w:val="19"/>
                 <w:szCs w:val="19"/>
               </w:rPr>
-              <w:t>Email to me</w:t>
+              <w:t>Continue this interview</w:t>
             </w:r>
           </w:p>
         </w:tc>
@@ -11853,7 +12555,7 @@
                 <w:sz w:val="19"/>
                 <w:szCs w:val="19"/>
               </w:rPr>
-              <w:t>Emails that PDF to the address on your own account.</w:t>
+              <w:t>Opens the KoboToolbox KII Guide in a new tab with this record's KII ID already filled in.</w:t>
             </w:r>
           </w:p>
         </w:tc>
@@ -11876,7 +12578,7 @@
                 <w:sz w:val="19"/>
                 <w:szCs w:val="19"/>
               </w:rPr>
-              <w:t>A PDF is a full research record, so it goes only to you, never to a typed-in address.</w:t>
+              <w:t>So the completed form always matches this record and the ID can never be mistyped. Only the ID and your username are sent, never the participant's name.</w:t>
             </w:r>
           </w:p>
         </w:tc>
@@ -11899,7 +12601,7 @@
                 <w:sz w:val="19"/>
                 <w:szCs w:val="19"/>
               </w:rPr>
-              <w:t>“Sent to …” (address masked). Recorded in the audit log.</w:t>
+              <w:t>The KoboToolbox form opens. When submitted, the completed form appears under Completed KII form.</w:t>
             </w:r>
           </w:p>
         </w:tc>
@@ -11934,7 +12636,7 @@
                 <w:sz w:val="19"/>
                 <w:szCs w:val="19"/>
               </w:rPr>
-              <w:t>Show / page numbers</w:t>
+              <w:t>Transcript status (NOT_STARTED, IN_PROGRESS, VERIFIED, ANONYMISED)</w:t>
             </w:r>
           </w:p>
         </w:tc>
@@ -11958,7 +12660,7 @@
                 <w:sz w:val="19"/>
                 <w:szCs w:val="19"/>
               </w:rPr>
-              <w:t>Choose rows per page and move between pages.</w:t>
+              <w:t>Record how far the transcript has got.</w:t>
             </w:r>
           </w:p>
         </w:tc>
@@ -11982,7 +12684,7 @@
                 <w:sz w:val="19"/>
                 <w:szCs w:val="19"/>
               </w:rPr>
-              <w:t>As on every register.</w:t>
+              <w:t>A transcript must be verified and anonymised before it can be analysed or quoted.</w:t>
             </w:r>
           </w:p>
         </w:tc>
@@ -12006,7 +12708,217 @@
                 <w:sz w:val="19"/>
                 <w:szCs w:val="19"/>
               </w:rPr>
-              <w:t>The list redraws.</w:t>
+              <w:t>The status changes and cannot go backwards.</w:t>
+            </w:r>
+          </w:p>
+        </w:tc>
+      </w:tr>
+      <w:tr>
+        <w:tblPrEx>
+          <w:tblCellMar>
+            <w:top w:w="0" w:type="dxa"/>
+            <w:bottom w:w="0" w:type="dxa"/>
+          </w:tblCellMar>
+        </w:tblPrEx>
+        <w:trPr>
+          <w:cantSplit/>
+        </w:trPr>
+        <w:tc>
+          <w:tcPr>
+            <w:tcW w:w="1882" w:type="dxa"/>
+            <w:tcMar>
+              <w:top w:w="70" w:type="dxa"/>
+              <w:left w:w="110" w:type="dxa"/>
+              <w:bottom w:w="70" w:type="dxa"/>
+              <w:right w:w="110" w:type="dxa"/>
+            </w:tcMar>
+          </w:tcPr>
+          <w:p>
+            <w:pPr>
+              <w:spacing w:after="40"/>
+            </w:pPr>
+            <w:r>
+              <w:rPr>
+                <w:sz w:val="19"/>
+                <w:szCs w:val="19"/>
+              </w:rPr>
+              <w:t>Coding status (NOT_STARTED, IN_PROGRESS, COMPLETE)</w:t>
+            </w:r>
+          </w:p>
+        </w:tc>
+        <w:tc>
+          <w:tcPr>
+            <w:tcW w:w="3012" w:type="dxa"/>
+            <w:tcMar>
+              <w:top w:w="70" w:type="dxa"/>
+              <w:left w:w="110" w:type="dxa"/>
+              <w:bottom w:w="70" w:type="dxa"/>
+              <w:right w:w="110" w:type="dxa"/>
+            </w:tcMar>
+          </w:tcPr>
+          <w:p>
+            <w:pPr>
+              <w:spacing w:after="40"/>
+            </w:pPr>
+            <w:r>
+              <w:rPr>
+                <w:sz w:val="19"/>
+                <w:szCs w:val="19"/>
+              </w:rPr>
+              <w:t>Record how far the coding has got. It moves to COMPLETE by itself when the completed KII Guide is synced for this KII ID.</w:t>
+            </w:r>
+          </w:p>
+        </w:tc>
+        <w:tc>
+          <w:tcPr>
+            <w:tcW w:w="2447" w:type="dxa"/>
+            <w:tcMar>
+              <w:top w:w="70" w:type="dxa"/>
+              <w:left w:w="110" w:type="dxa"/>
+              <w:bottom w:w="70" w:type="dxa"/>
+              <w:right w:w="110" w:type="dxa"/>
+            </w:tcMar>
+          </w:tcPr>
+          <w:p>
+            <w:pPr>
+              <w:spacing w:after="40"/>
+            </w:pPr>
+            <w:r>
+              <w:rPr>
+                <w:sz w:val="19"/>
+                <w:szCs w:val="19"/>
+              </w:rPr>
+              <w:t>Shows what has and has not been analysed. If the interview had a locked pre-interview profile, COMPLETE is refused until it is reconciled; a synced KII Guide then completes it at the next sync.</w:t>
+            </w:r>
+          </w:p>
+        </w:tc>
+        <w:tc>
+          <w:tcPr>
+            <w:tcW w:w="2071" w:type="dxa"/>
+            <w:tcMar>
+              <w:top w:w="70" w:type="dxa"/>
+              <w:left w:w="110" w:type="dxa"/>
+              <w:bottom w:w="70" w:type="dxa"/>
+              <w:right w:w="110" w:type="dxa"/>
+            </w:tcMar>
+          </w:tcPr>
+          <w:p>
+            <w:pPr>
+              <w:spacing w:after="40"/>
+            </w:pPr>
+            <w:r>
+              <w:rPr>
+                <w:sz w:val="19"/>
+                <w:szCs w:val="19"/>
+              </w:rPr>
+              <w:t>The status changes and cannot go backwards. If the profile is not reconciled you are told what is outstanding.</w:t>
+            </w:r>
+          </w:p>
+        </w:tc>
+      </w:tr>
+      <w:tr>
+        <w:tblPrEx>
+          <w:tblCellMar>
+            <w:top w:w="0" w:type="dxa"/>
+            <w:bottom w:w="0" w:type="dxa"/>
+          </w:tblCellMar>
+        </w:tblPrEx>
+        <w:trPr>
+          <w:cantSplit/>
+        </w:trPr>
+        <w:tc>
+          <w:tcPr>
+            <w:tcW w:w="1882" w:type="dxa"/>
+            <w:shd w:val="clear" w:color="auto" w:fill="F8FAFB"/>
+            <w:tcMar>
+              <w:top w:w="70" w:type="dxa"/>
+              <w:left w:w="110" w:type="dxa"/>
+              <w:bottom w:w="70" w:type="dxa"/>
+              <w:right w:w="110" w:type="dxa"/>
+            </w:tcMar>
+          </w:tcPr>
+          <w:p>
+            <w:pPr>
+              <w:spacing w:after="40"/>
+            </w:pPr>
+            <w:r>
+              <w:rPr>
+                <w:sz w:val="19"/>
+                <w:szCs w:val="19"/>
+              </w:rPr>
+              <w:t>Completed KII form → Download PDF</w:t>
+            </w:r>
+          </w:p>
+        </w:tc>
+        <w:tc>
+          <w:tcPr>
+            <w:tcW w:w="3012" w:type="dxa"/>
+            <w:shd w:val="clear" w:color="auto" w:fill="F8FAFB"/>
+            <w:tcMar>
+              <w:top w:w="70" w:type="dxa"/>
+              <w:left w:w="110" w:type="dxa"/>
+              <w:bottom w:w="70" w:type="dxa"/>
+              <w:right w:w="110" w:type="dxa"/>
+            </w:tcMar>
+          </w:tcPr>
+          <w:p>
+            <w:pPr>
+              <w:spacing w:after="40"/>
+            </w:pPr>
+            <w:r>
+              <w:rPr>
+                <w:sz w:val="19"/>
+                <w:szCs w:val="19"/>
+              </w:rPr>
+              <w:t>Downloads the completed KII Guide for this record as a readable PDF.</w:t>
+            </w:r>
+          </w:p>
+        </w:tc>
+        <w:tc>
+          <w:tcPr>
+            <w:tcW w:w="2447" w:type="dxa"/>
+            <w:shd w:val="clear" w:color="auto" w:fill="F8FAFB"/>
+            <w:tcMar>
+              <w:top w:w="70" w:type="dxa"/>
+              <w:left w:w="110" w:type="dxa"/>
+              <w:bottom w:w="70" w:type="dxa"/>
+              <w:right w:w="110" w:type="dxa"/>
+            </w:tcMar>
+          </w:tcPr>
+          <w:p>
+            <w:pPr>
+              <w:spacing w:after="40"/>
+            </w:pPr>
+            <w:r>
+              <w:rPr>
+                <w:sz w:val="19"/>
+                <w:szCs w:val="19"/>
+              </w:rPr>
+              <w:t>A readable copy without opening KoboToolbox.</w:t>
+            </w:r>
+          </w:p>
+        </w:tc>
+        <w:tc>
+          <w:tcPr>
+            <w:tcW w:w="2071" w:type="dxa"/>
+            <w:shd w:val="clear" w:color="auto" w:fill="F8FAFB"/>
+            <w:tcMar>
+              <w:top w:w="70" w:type="dxa"/>
+              <w:left w:w="110" w:type="dxa"/>
+              <w:bottom w:w="70" w:type="dxa"/>
+              <w:right w:w="110" w:type="dxa"/>
+            </w:tcMar>
+          </w:tcPr>
+          <w:p>
+            <w:pPr>
+              <w:spacing w:after="40"/>
+            </w:pPr>
+            <w:r>
+              <w:rPr>
+                <w:sz w:val="19"/>
+                <w:szCs w:val="19"/>
+              </w:rPr>
+              <w:t>A PDF downloads; the download is audited.</w:t>
             </w:r>
           </w:p>
         </w:tc>
@@ -12017,11 +12929,849 @@
         <w:spacing w:after="120"/>
       </w:pPr>
     </w:p>
+    <w:p>
+      <w:pPr>
+        <w:pStyle w:val="Heading2"/>
+      </w:pPr>
+      <w:bookmarkStart w:id="27" w:name="_Toc240920443"/>
+      <w:r>
+        <w:t>8.9 Completed forms (Form PDFs)</w:t>
+      </w:r>
+      <w:bookmarkEnd w:id="27"/>
+    </w:p>
+    <w:p>
+      <w:pPr>
+        <w:spacing w:after="120" w:line="288" w:lineRule="auto"/>
+      </w:pPr>
+      <w:r>
+        <w:rPr>
+          <w:b/>
+          <w:bCs/>
+        </w:rPr>
+        <w:t>Who can open it:</w:t>
+      </w:r>
+      <w:r>
+        <w:t xml:space="preserve"> PI / System Admin, Field / Digital Coordinator, QUAN/Kobo QA RA, KII RA, Documentary RA, Supervisor.  </w:t>
+      </w:r>
+      <w:r>
+        <w:rPr>
+          <w:b/>
+          <w:bCs/>
+        </w:rPr>
+        <w:t>Where:</w:t>
+      </w:r>
+      <w:r>
+        <w:t xml:space="preserve"> </w:t>
+      </w:r>
+      <w:r>
+        <w:rPr>
+          <w:rFonts w:ascii="Consolas" w:eastAsia="Consolas" w:hAnsi="Consolas" w:cs="Consolas"/>
+          <w:color w:val="122238"/>
+          <w:sz w:val="19"/>
+          <w:szCs w:val="19"/>
+        </w:rPr>
+        <w:t>/admin/submissions</w:t>
+      </w:r>
+    </w:p>
+    <w:p>
+      <w:pPr>
+        <w:spacing w:after="120" w:line="288" w:lineRule="auto"/>
+      </w:pPr>
+      <w:r>
+        <w:t>The completed KoboToolbox forms for your role (the questionnaire, the KII Guide or the Document Analysis Tool; the PI, coordinator and supervisor can switch between all three).</w:t>
+      </w:r>
+    </w:p>
+    <w:tbl>
+      <w:tblPr>
+        <w:tblW w:w="9412" w:type="dxa"/>
+        <w:tblBorders>
+          <w:top w:val="single" w:sz="4" w:space="0" w:color="D5DAE0"/>
+          <w:left w:val="single" w:sz="4" w:space="0" w:color="D5DAE0"/>
+          <w:bottom w:val="single" w:sz="4" w:space="0" w:color="D5DAE0"/>
+          <w:right w:val="single" w:sz="4" w:space="0" w:color="D5DAE0"/>
+          <w:insideH w:val="single" w:sz="4" w:space="0" w:color="D5DAE0"/>
+          <w:insideV w:val="single" w:sz="4" w:space="0" w:color="D5DAE0"/>
+        </w:tblBorders>
+        <w:tblCellMar>
+          <w:left w:w="10" w:type="dxa"/>
+          <w:right w:w="10" w:type="dxa"/>
+        </w:tblCellMar>
+        <w:tblLook w:val="04A0" w:firstRow="1" w:lastRow="0" w:firstColumn="1" w:lastColumn="0" w:noHBand="0" w:noVBand="1"/>
+      </w:tblPr>
+      <w:tblGrid>
+        <w:gridCol w:w="1882"/>
+        <w:gridCol w:w="3012"/>
+        <w:gridCol w:w="2447"/>
+        <w:gridCol w:w="2071"/>
+      </w:tblGrid>
+      <w:tr>
+        <w:tblPrEx>
+          <w:tblCellMar>
+            <w:top w:w="0" w:type="dxa"/>
+            <w:bottom w:w="0" w:type="dxa"/>
+          </w:tblCellMar>
+        </w:tblPrEx>
+        <w:trPr>
+          <w:tblHeader/>
+        </w:trPr>
+        <w:tc>
+          <w:tcPr>
+            <w:tcW w:w="1882" w:type="dxa"/>
+            <w:shd w:val="clear" w:color="auto" w:fill="1B3350"/>
+            <w:tcMar>
+              <w:top w:w="70" w:type="dxa"/>
+              <w:left w:w="110" w:type="dxa"/>
+              <w:bottom w:w="70" w:type="dxa"/>
+              <w:right w:w="110" w:type="dxa"/>
+            </w:tcMar>
+          </w:tcPr>
+          <w:p>
+            <w:pPr>
+              <w:spacing w:after="40"/>
+            </w:pPr>
+            <w:r>
+              <w:rPr>
+                <w:b/>
+                <w:bCs/>
+                <w:color w:val="FFFFFF"/>
+                <w:sz w:val="19"/>
+                <w:szCs w:val="19"/>
+              </w:rPr>
+              <w:t>Control</w:t>
+            </w:r>
+          </w:p>
+        </w:tc>
+        <w:tc>
+          <w:tcPr>
+            <w:tcW w:w="3012" w:type="dxa"/>
+            <w:shd w:val="clear" w:color="auto" w:fill="1B3350"/>
+            <w:tcMar>
+              <w:top w:w="70" w:type="dxa"/>
+              <w:left w:w="110" w:type="dxa"/>
+              <w:bottom w:w="70" w:type="dxa"/>
+              <w:right w:w="110" w:type="dxa"/>
+            </w:tcMar>
+          </w:tcPr>
+          <w:p>
+            <w:pPr>
+              <w:spacing w:after="40"/>
+            </w:pPr>
+            <w:r>
+              <w:rPr>
+                <w:b/>
+                <w:bCs/>
+                <w:color w:val="FFFFFF"/>
+                <w:sz w:val="19"/>
+                <w:szCs w:val="19"/>
+              </w:rPr>
+              <w:t>What it does and when to use it</w:t>
+            </w:r>
+          </w:p>
+        </w:tc>
+        <w:tc>
+          <w:tcPr>
+            <w:tcW w:w="2447" w:type="dxa"/>
+            <w:shd w:val="clear" w:color="auto" w:fill="1B3350"/>
+            <w:tcMar>
+              <w:top w:w="70" w:type="dxa"/>
+              <w:left w:w="110" w:type="dxa"/>
+              <w:bottom w:w="70" w:type="dxa"/>
+              <w:right w:w="110" w:type="dxa"/>
+            </w:tcMar>
+          </w:tcPr>
+          <w:p>
+            <w:pPr>
+              <w:spacing w:after="40"/>
+            </w:pPr>
+            <w:r>
+              <w:rPr>
+                <w:b/>
+                <w:bCs/>
+                <w:color w:val="FFFFFF"/>
+                <w:sz w:val="19"/>
+                <w:szCs w:val="19"/>
+              </w:rPr>
+              <w:t>Why it exists</w:t>
+            </w:r>
+          </w:p>
+        </w:tc>
+        <w:tc>
+          <w:tcPr>
+            <w:tcW w:w="2071" w:type="dxa"/>
+            <w:shd w:val="clear" w:color="auto" w:fill="1B3350"/>
+            <w:tcMar>
+              <w:top w:w="70" w:type="dxa"/>
+              <w:left w:w="110" w:type="dxa"/>
+              <w:bottom w:w="70" w:type="dxa"/>
+              <w:right w:w="110" w:type="dxa"/>
+            </w:tcMar>
+          </w:tcPr>
+          <w:p>
+            <w:pPr>
+              <w:spacing w:after="40"/>
+            </w:pPr>
+            <w:r>
+              <w:rPr>
+                <w:b/>
+                <w:bCs/>
+                <w:color w:val="FFFFFF"/>
+                <w:sz w:val="19"/>
+                <w:szCs w:val="19"/>
+              </w:rPr>
+              <w:t>What happens next</w:t>
+            </w:r>
+          </w:p>
+        </w:tc>
+      </w:tr>
+      <w:tr>
+        <w:tblPrEx>
+          <w:tblCellMar>
+            <w:top w:w="0" w:type="dxa"/>
+            <w:bottom w:w="0" w:type="dxa"/>
+          </w:tblCellMar>
+        </w:tblPrEx>
+        <w:trPr>
+          <w:cantSplit/>
+        </w:trPr>
+        <w:tc>
+          <w:tcPr>
+            <w:tcW w:w="1882" w:type="dxa"/>
+            <w:tcMar>
+              <w:top w:w="70" w:type="dxa"/>
+              <w:left w:w="110" w:type="dxa"/>
+              <w:bottom w:w="70" w:type="dxa"/>
+              <w:right w:w="110" w:type="dxa"/>
+            </w:tcMar>
+          </w:tcPr>
+          <w:p>
+            <w:pPr>
+              <w:spacing w:after="40"/>
+            </w:pPr>
+            <w:r>
+              <w:rPr>
+                <w:sz w:val="19"/>
+                <w:szCs w:val="19"/>
+              </w:rPr>
+              <w:t>Sync panel: “In sync with KoboToolbox”</w:t>
+            </w:r>
+          </w:p>
+        </w:tc>
+        <w:tc>
+          <w:tcPr>
+            <w:tcW w:w="3012" w:type="dxa"/>
+            <w:tcMar>
+              <w:top w:w="70" w:type="dxa"/>
+              <w:left w:w="110" w:type="dxa"/>
+              <w:bottom w:w="70" w:type="dxa"/>
+              <w:right w:w="110" w:type="dxa"/>
+            </w:tcMar>
+          </w:tcPr>
+          <w:p>
+            <w:pPr>
+              <w:spacing w:after="40"/>
+            </w:pPr>
+            <w:r>
+              <w:rPr>
+                <w:sz w:val="19"/>
+                <w:szCs w:val="19"/>
+              </w:rPr>
+              <w:t>Shows how many submissions KoboToolbox holds and how many the portal holds, and when they were last matched.</w:t>
+            </w:r>
+          </w:p>
+        </w:tc>
+        <w:tc>
+          <w:tcPr>
+            <w:tcW w:w="2447" w:type="dxa"/>
+            <w:tcMar>
+              <w:top w:w="70" w:type="dxa"/>
+              <w:left w:w="110" w:type="dxa"/>
+              <w:bottom w:w="70" w:type="dxa"/>
+              <w:right w:w="110" w:type="dxa"/>
+            </w:tcMar>
+          </w:tcPr>
+          <w:p>
+            <w:pPr>
+              <w:spacing w:after="40"/>
+            </w:pPr>
+            <w:r>
+              <w:rPr>
+                <w:sz w:val="19"/>
+                <w:szCs w:val="19"/>
+              </w:rPr>
+              <w:t>The portal keeps its own copy of the completed forms. If the two numbers differ, the portal is behind.</w:t>
+            </w:r>
+          </w:p>
+        </w:tc>
+        <w:tc>
+          <w:tcPr>
+            <w:tcW w:w="2071" w:type="dxa"/>
+            <w:tcMar>
+              <w:top w:w="70" w:type="dxa"/>
+              <w:left w:w="110" w:type="dxa"/>
+              <w:bottom w:w="70" w:type="dxa"/>
+              <w:right w:w="110" w:type="dxa"/>
+            </w:tcMar>
+          </w:tcPr>
+          <w:p>
+            <w:pPr>
+              <w:spacing w:after="40"/>
+            </w:pPr>
+            <w:r>
+              <w:rPr>
+                <w:sz w:val="19"/>
+                <w:szCs w:val="19"/>
+              </w:rPr>
+              <w:t>Read only. “Not in sync” means press Sync now.</w:t>
+            </w:r>
+          </w:p>
+        </w:tc>
+      </w:tr>
+      <w:tr>
+        <w:tblPrEx>
+          <w:tblCellMar>
+            <w:top w:w="0" w:type="dxa"/>
+            <w:bottom w:w="0" w:type="dxa"/>
+          </w:tblCellMar>
+        </w:tblPrEx>
+        <w:trPr>
+          <w:cantSplit/>
+        </w:trPr>
+        <w:tc>
+          <w:tcPr>
+            <w:tcW w:w="1882" w:type="dxa"/>
+            <w:shd w:val="clear" w:color="auto" w:fill="F8FAFB"/>
+            <w:tcMar>
+              <w:top w:w="70" w:type="dxa"/>
+              <w:left w:w="110" w:type="dxa"/>
+              <w:bottom w:w="70" w:type="dxa"/>
+              <w:right w:w="110" w:type="dxa"/>
+            </w:tcMar>
+          </w:tcPr>
+          <w:p>
+            <w:pPr>
+              <w:spacing w:after="40"/>
+            </w:pPr>
+            <w:r>
+              <w:rPr>
+                <w:sz w:val="19"/>
+                <w:szCs w:val="19"/>
+              </w:rPr>
+              <w:lastRenderedPageBreak/>
+              <w:t>Sync now</w:t>
+            </w:r>
+          </w:p>
+        </w:tc>
+        <w:tc>
+          <w:tcPr>
+            <w:tcW w:w="3012" w:type="dxa"/>
+            <w:shd w:val="clear" w:color="auto" w:fill="F8FAFB"/>
+            <w:tcMar>
+              <w:top w:w="70" w:type="dxa"/>
+              <w:left w:w="110" w:type="dxa"/>
+              <w:bottom w:w="70" w:type="dxa"/>
+              <w:right w:w="110" w:type="dxa"/>
+            </w:tcMar>
+          </w:tcPr>
+          <w:p>
+            <w:pPr>
+              <w:spacing w:after="40"/>
+            </w:pPr>
+            <w:r>
+              <w:rPr>
+                <w:sz w:val="19"/>
+                <w:szCs w:val="19"/>
+              </w:rPr>
+              <w:t>Pulls that form from KoboToolbox now and updates the portal's copy.</w:t>
+            </w:r>
+          </w:p>
+        </w:tc>
+        <w:tc>
+          <w:tcPr>
+            <w:tcW w:w="2447" w:type="dxa"/>
+            <w:shd w:val="clear" w:color="auto" w:fill="F8FAFB"/>
+            <w:tcMar>
+              <w:top w:w="70" w:type="dxa"/>
+              <w:left w:w="110" w:type="dxa"/>
+              <w:bottom w:w="70" w:type="dxa"/>
+              <w:right w:w="110" w:type="dxa"/>
+            </w:tcMar>
+          </w:tcPr>
+          <w:p>
+            <w:pPr>
+              <w:spacing w:after="40"/>
+            </w:pPr>
+            <w:r>
+              <w:rPr>
+                <w:sz w:val="19"/>
+                <w:szCs w:val="19"/>
+              </w:rPr>
+              <w:t>The automatic sync runs every 15 minutes; this brings it up to date immediately. It also notices edits and deletions made in KoboToolbox.</w:t>
+            </w:r>
+          </w:p>
+        </w:tc>
+        <w:tc>
+          <w:tcPr>
+            <w:tcW w:w="2071" w:type="dxa"/>
+            <w:shd w:val="clear" w:color="auto" w:fill="F8FAFB"/>
+            <w:tcMar>
+              <w:top w:w="70" w:type="dxa"/>
+              <w:left w:w="110" w:type="dxa"/>
+              <w:bottom w:w="70" w:type="dxa"/>
+              <w:right w:w="110" w:type="dxa"/>
+            </w:tcMar>
+          </w:tcPr>
+          <w:p>
+            <w:pPr>
+              <w:spacing w:after="40"/>
+            </w:pPr>
+            <w:r>
+              <w:rPr>
+                <w:sz w:val="19"/>
+                <w:szCs w:val="19"/>
+              </w:rPr>
+              <w:t>The counts refresh. A KII record's coding can move to COMPLETE; a document whose submission was deleted in KoboToolbox unlocks.</w:t>
+            </w:r>
+          </w:p>
+        </w:tc>
+      </w:tr>
+      <w:tr>
+        <w:tblPrEx>
+          <w:tblCellMar>
+            <w:top w:w="0" w:type="dxa"/>
+            <w:bottom w:w="0" w:type="dxa"/>
+          </w:tblCellMar>
+        </w:tblPrEx>
+        <w:trPr>
+          <w:cantSplit/>
+        </w:trPr>
+        <w:tc>
+          <w:tcPr>
+            <w:tcW w:w="1882" w:type="dxa"/>
+            <w:tcMar>
+              <w:top w:w="70" w:type="dxa"/>
+              <w:left w:w="110" w:type="dxa"/>
+              <w:bottom w:w="70" w:type="dxa"/>
+              <w:right w:w="110" w:type="dxa"/>
+            </w:tcMar>
+          </w:tcPr>
+          <w:p>
+            <w:pPr>
+              <w:spacing w:after="40"/>
+            </w:pPr>
+            <w:r>
+              <w:rPr>
+                <w:sz w:val="19"/>
+                <w:szCs w:val="19"/>
+              </w:rPr>
+              <w:t>✓</w:t>
+            </w:r>
+            <w:r>
+              <w:rPr>
+                <w:sz w:val="19"/>
+                <w:szCs w:val="19"/>
+              </w:rPr>
+              <w:t xml:space="preserve"> saved in portal (on each row)</w:t>
+            </w:r>
+          </w:p>
+        </w:tc>
+        <w:tc>
+          <w:tcPr>
+            <w:tcW w:w="3012" w:type="dxa"/>
+            <w:tcMar>
+              <w:top w:w="70" w:type="dxa"/>
+              <w:left w:w="110" w:type="dxa"/>
+              <w:bottom w:w="70" w:type="dxa"/>
+              <w:right w:w="110" w:type="dxa"/>
+            </w:tcMar>
+          </w:tcPr>
+          <w:p>
+            <w:pPr>
+              <w:spacing w:after="40"/>
+            </w:pPr>
+            <w:r>
+              <w:rPr>
+                <w:sz w:val="19"/>
+                <w:szCs w:val="19"/>
+              </w:rPr>
+              <w:t>Says the portal holds an identical copy of that submission.</w:t>
+            </w:r>
+          </w:p>
+        </w:tc>
+        <w:tc>
+          <w:tcPr>
+            <w:tcW w:w="2447" w:type="dxa"/>
+            <w:tcMar>
+              <w:top w:w="70" w:type="dxa"/>
+              <w:left w:w="110" w:type="dxa"/>
+              <w:bottom w:w="70" w:type="dxa"/>
+              <w:right w:w="110" w:type="dxa"/>
+            </w:tcMar>
+          </w:tcPr>
+          <w:p>
+            <w:pPr>
+              <w:spacing w:after="40"/>
+            </w:pPr>
+            <w:r>
+              <w:rPr>
+                <w:sz w:val="19"/>
+                <w:szCs w:val="19"/>
+              </w:rPr>
+              <w:t>Proof, row by row, that nothing was lost or changed between KoboToolbox and the portal.</w:t>
+            </w:r>
+          </w:p>
+        </w:tc>
+        <w:tc>
+          <w:tcPr>
+            <w:tcW w:w="2071" w:type="dxa"/>
+            <w:tcMar>
+              <w:top w:w="70" w:type="dxa"/>
+              <w:left w:w="110" w:type="dxa"/>
+              <w:bottom w:w="70" w:type="dxa"/>
+              <w:right w:w="110" w:type="dxa"/>
+            </w:tcMar>
+          </w:tcPr>
+          <w:p>
+            <w:pPr>
+              <w:spacing w:after="40"/>
+            </w:pPr>
+            <w:r>
+              <w:rPr>
+                <w:sz w:val="19"/>
+                <w:szCs w:val="19"/>
+              </w:rPr>
+              <w:t>Read only. It is missing until the next sync for a new or edited row.</w:t>
+            </w:r>
+          </w:p>
+        </w:tc>
+      </w:tr>
+      <w:tr>
+        <w:tblPrEx>
+          <w:tblCellMar>
+            <w:top w:w="0" w:type="dxa"/>
+            <w:bottom w:w="0" w:type="dxa"/>
+          </w:tblCellMar>
+        </w:tblPrEx>
+        <w:trPr>
+          <w:cantSplit/>
+        </w:trPr>
+        <w:tc>
+          <w:tcPr>
+            <w:tcW w:w="1882" w:type="dxa"/>
+            <w:shd w:val="clear" w:color="auto" w:fill="F8FAFB"/>
+            <w:tcMar>
+              <w:top w:w="70" w:type="dxa"/>
+              <w:left w:w="110" w:type="dxa"/>
+              <w:bottom w:w="70" w:type="dxa"/>
+              <w:right w:w="110" w:type="dxa"/>
+            </w:tcMar>
+          </w:tcPr>
+          <w:p>
+            <w:pPr>
+              <w:spacing w:after="40"/>
+            </w:pPr>
+            <w:r>
+              <w:rPr>
+                <w:sz w:val="19"/>
+                <w:szCs w:val="19"/>
+              </w:rPr>
+              <w:t>Download PDF</w:t>
+            </w:r>
+          </w:p>
+        </w:tc>
+        <w:tc>
+          <w:tcPr>
+            <w:tcW w:w="3012" w:type="dxa"/>
+            <w:shd w:val="clear" w:color="auto" w:fill="F8FAFB"/>
+            <w:tcMar>
+              <w:top w:w="70" w:type="dxa"/>
+              <w:left w:w="110" w:type="dxa"/>
+              <w:bottom w:w="70" w:type="dxa"/>
+              <w:right w:w="110" w:type="dxa"/>
+            </w:tcMar>
+          </w:tcPr>
+          <w:p>
+            <w:pPr>
+              <w:spacing w:after="40"/>
+            </w:pPr>
+            <w:r>
+              <w:rPr>
+                <w:sz w:val="19"/>
+                <w:szCs w:val="19"/>
+              </w:rPr>
+              <w:t>Downloads that completed form as a readable PDF (sections, questions, answers as words).</w:t>
+            </w:r>
+          </w:p>
+        </w:tc>
+        <w:tc>
+          <w:tcPr>
+            <w:tcW w:w="2447" w:type="dxa"/>
+            <w:shd w:val="clear" w:color="auto" w:fill="F8FAFB"/>
+            <w:tcMar>
+              <w:top w:w="70" w:type="dxa"/>
+              <w:left w:w="110" w:type="dxa"/>
+              <w:bottom w:w="70" w:type="dxa"/>
+              <w:right w:w="110" w:type="dxa"/>
+            </w:tcMar>
+          </w:tcPr>
+          <w:p>
+            <w:pPr>
+              <w:spacing w:after="40"/>
+            </w:pPr>
+            <w:r>
+              <w:rPr>
+                <w:sz w:val="19"/>
+                <w:szCs w:val="19"/>
+              </w:rPr>
+              <w:t>A readable copy for records, meetings and checking.</w:t>
+            </w:r>
+          </w:p>
+        </w:tc>
+        <w:tc>
+          <w:tcPr>
+            <w:tcW w:w="2071" w:type="dxa"/>
+            <w:shd w:val="clear" w:color="auto" w:fill="F8FAFB"/>
+            <w:tcMar>
+              <w:top w:w="70" w:type="dxa"/>
+              <w:left w:w="110" w:type="dxa"/>
+              <w:bottom w:w="70" w:type="dxa"/>
+              <w:right w:w="110" w:type="dxa"/>
+            </w:tcMar>
+          </w:tcPr>
+          <w:p>
+            <w:pPr>
+              <w:spacing w:after="40"/>
+            </w:pPr>
+            <w:r>
+              <w:rPr>
+                <w:sz w:val="19"/>
+                <w:szCs w:val="19"/>
+              </w:rPr>
+              <w:t>A PDF downloads; the download is audited.</w:t>
+            </w:r>
+          </w:p>
+        </w:tc>
+      </w:tr>
+      <w:tr>
+        <w:tblPrEx>
+          <w:tblCellMar>
+            <w:top w:w="0" w:type="dxa"/>
+            <w:bottom w:w="0" w:type="dxa"/>
+          </w:tblCellMar>
+        </w:tblPrEx>
+        <w:trPr>
+          <w:cantSplit/>
+        </w:trPr>
+        <w:tc>
+          <w:tcPr>
+            <w:tcW w:w="1882" w:type="dxa"/>
+            <w:tcMar>
+              <w:top w:w="70" w:type="dxa"/>
+              <w:left w:w="110" w:type="dxa"/>
+              <w:bottom w:w="70" w:type="dxa"/>
+              <w:right w:w="110" w:type="dxa"/>
+            </w:tcMar>
+          </w:tcPr>
+          <w:p>
+            <w:pPr>
+              <w:spacing w:after="40"/>
+            </w:pPr>
+            <w:r>
+              <w:rPr>
+                <w:sz w:val="19"/>
+                <w:szCs w:val="19"/>
+              </w:rPr>
+              <w:t>Email to me</w:t>
+            </w:r>
+          </w:p>
+        </w:tc>
+        <w:tc>
+          <w:tcPr>
+            <w:tcW w:w="3012" w:type="dxa"/>
+            <w:tcMar>
+              <w:top w:w="70" w:type="dxa"/>
+              <w:left w:w="110" w:type="dxa"/>
+              <w:bottom w:w="70" w:type="dxa"/>
+              <w:right w:w="110" w:type="dxa"/>
+            </w:tcMar>
+          </w:tcPr>
+          <w:p>
+            <w:pPr>
+              <w:spacing w:after="40"/>
+            </w:pPr>
+            <w:r>
+              <w:rPr>
+                <w:sz w:val="19"/>
+                <w:szCs w:val="19"/>
+              </w:rPr>
+              <w:t>Emails that PDF to the address on your own account.</w:t>
+            </w:r>
+          </w:p>
+        </w:tc>
+        <w:tc>
+          <w:tcPr>
+            <w:tcW w:w="2447" w:type="dxa"/>
+            <w:tcMar>
+              <w:top w:w="70" w:type="dxa"/>
+              <w:left w:w="110" w:type="dxa"/>
+              <w:bottom w:w="70" w:type="dxa"/>
+              <w:right w:w="110" w:type="dxa"/>
+            </w:tcMar>
+          </w:tcPr>
+          <w:p>
+            <w:pPr>
+              <w:spacing w:after="40"/>
+            </w:pPr>
+            <w:r>
+              <w:rPr>
+                <w:sz w:val="19"/>
+                <w:szCs w:val="19"/>
+              </w:rPr>
+              <w:t>A PDF is a full research record, so it goes only to you, never to a typed-in address.</w:t>
+            </w:r>
+          </w:p>
+        </w:tc>
+        <w:tc>
+          <w:tcPr>
+            <w:tcW w:w="2071" w:type="dxa"/>
+            <w:tcMar>
+              <w:top w:w="70" w:type="dxa"/>
+              <w:left w:w="110" w:type="dxa"/>
+              <w:bottom w:w="70" w:type="dxa"/>
+              <w:right w:w="110" w:type="dxa"/>
+            </w:tcMar>
+          </w:tcPr>
+          <w:p>
+            <w:pPr>
+              <w:spacing w:after="40"/>
+            </w:pPr>
+            <w:r>
+              <w:rPr>
+                <w:sz w:val="19"/>
+                <w:szCs w:val="19"/>
+              </w:rPr>
+              <w:t>“Sent to …” (address masked). Recorded in the audit log.</w:t>
+            </w:r>
+          </w:p>
+        </w:tc>
+      </w:tr>
+      <w:tr>
+        <w:tblPrEx>
+          <w:tblCellMar>
+            <w:top w:w="0" w:type="dxa"/>
+            <w:bottom w:w="0" w:type="dxa"/>
+          </w:tblCellMar>
+        </w:tblPrEx>
+        <w:trPr>
+          <w:cantSplit/>
+        </w:trPr>
+        <w:tc>
+          <w:tcPr>
+            <w:tcW w:w="1882" w:type="dxa"/>
+            <w:shd w:val="clear" w:color="auto" w:fill="F8FAFB"/>
+            <w:tcMar>
+              <w:top w:w="70" w:type="dxa"/>
+              <w:left w:w="110" w:type="dxa"/>
+              <w:bottom w:w="70" w:type="dxa"/>
+              <w:right w:w="110" w:type="dxa"/>
+            </w:tcMar>
+          </w:tcPr>
+          <w:p>
+            <w:pPr>
+              <w:spacing w:after="40"/>
+            </w:pPr>
+            <w:r>
+              <w:rPr>
+                <w:sz w:val="19"/>
+                <w:szCs w:val="19"/>
+              </w:rPr>
+              <w:t>Show / page numbers</w:t>
+            </w:r>
+          </w:p>
+        </w:tc>
+        <w:tc>
+          <w:tcPr>
+            <w:tcW w:w="3012" w:type="dxa"/>
+            <w:shd w:val="clear" w:color="auto" w:fill="F8FAFB"/>
+            <w:tcMar>
+              <w:top w:w="70" w:type="dxa"/>
+              <w:left w:w="110" w:type="dxa"/>
+              <w:bottom w:w="70" w:type="dxa"/>
+              <w:right w:w="110" w:type="dxa"/>
+            </w:tcMar>
+          </w:tcPr>
+          <w:p>
+            <w:pPr>
+              <w:spacing w:after="40"/>
+            </w:pPr>
+            <w:r>
+              <w:rPr>
+                <w:sz w:val="19"/>
+                <w:szCs w:val="19"/>
+              </w:rPr>
+              <w:t>Choose rows per page and move between pages.</w:t>
+            </w:r>
+          </w:p>
+        </w:tc>
+        <w:tc>
+          <w:tcPr>
+            <w:tcW w:w="2447" w:type="dxa"/>
+            <w:shd w:val="clear" w:color="auto" w:fill="F8FAFB"/>
+            <w:tcMar>
+              <w:top w:w="70" w:type="dxa"/>
+              <w:left w:w="110" w:type="dxa"/>
+              <w:bottom w:w="70" w:type="dxa"/>
+              <w:right w:w="110" w:type="dxa"/>
+            </w:tcMar>
+          </w:tcPr>
+          <w:p>
+            <w:pPr>
+              <w:spacing w:after="40"/>
+            </w:pPr>
+            <w:r>
+              <w:rPr>
+                <w:sz w:val="19"/>
+                <w:szCs w:val="19"/>
+              </w:rPr>
+              <w:t>As on every register.</w:t>
+            </w:r>
+          </w:p>
+        </w:tc>
+        <w:tc>
+          <w:tcPr>
+            <w:tcW w:w="2071" w:type="dxa"/>
+            <w:shd w:val="clear" w:color="auto" w:fill="F8FAFB"/>
+            <w:tcMar>
+              <w:top w:w="70" w:type="dxa"/>
+              <w:left w:w="110" w:type="dxa"/>
+              <w:bottom w:w="70" w:type="dxa"/>
+              <w:right w:w="110" w:type="dxa"/>
+            </w:tcMar>
+          </w:tcPr>
+          <w:p>
+            <w:pPr>
+              <w:spacing w:after="40"/>
+            </w:pPr>
+            <w:r>
+              <w:rPr>
+                <w:sz w:val="19"/>
+                <w:szCs w:val="19"/>
+              </w:rPr>
+              <w:t>The list redraws.</w:t>
+            </w:r>
+          </w:p>
+        </w:tc>
+      </w:tr>
+    </w:tbl>
+    <w:p>
+      <w:pPr>
+        <w:spacing w:after="120"/>
+      </w:pPr>
+    </w:p>
     <w:sectPr>
-      <w:headerReference w:type="default" r:id="rId17"/>
-      <w:footerReference w:type="default" r:id="rId18"/>
-      <w:headerReference w:type="first" r:id="rId19"/>
-      <w:footerReference w:type="first" r:id="rId20"/>
+      <w:headerReference w:type="default" r:id="rId19"/>
+      <w:footerReference w:type="default" r:id="rId20"/>
+      <w:headerReference w:type="first" r:id="rId21"/>
+      <w:footerReference w:type="first" r:id="rId22"/>
       <w:pgSz w:w="11906" w:h="16838"/>
       <w:pgMar w:top="1300" w:right="1247" w:bottom="1200" w:left="1247" w:header="708" w:footer="708" w:gutter="0"/>
       <w:cols w:space="720"/>
@@ -12065,7 +13815,7 @@
         <w:sz w:val="16"/>
         <w:szCs w:val="16"/>
       </w:rPr>
-      <w:t>Version 1.7 · 21 September 2026</w:t>
+      <w:t>Version 1.8 · 21 September 2026</w:t>
     </w:r>
     <w:r>
       <w:rPr>
@@ -12238,68 +13988,69 @@
 <file path=word/numbering.xml><?xml version="1.0" encoding="utf-8"?>
 <w:numbering xmlns:wpc="http://schemas.microsoft.com/office/word/2010/wordprocessingCanvas" xmlns:cx="http://schemas.microsoft.com/office/drawing/2014/chartex" xmlns:cx1="http://schemas.microsoft.com/office/drawing/2015/9/8/chartex" xmlns:cx2="http://schemas.microsoft.com/office/drawing/2015/10/21/chartex" xmlns:cx3="http://schemas.microsoft.com/office/drawing/2016/5/9/chartex" xmlns:cx4="http://schemas.microsoft.com/office/drawing/2016/5/10/chartex" xmlns:cx5="http://schemas.microsoft.com/office/drawing/2016/5/11/chartex" xmlns:cx6="http://schemas.microsoft.com/office/drawing/2016/5/12/chartex" xmlns:cx7="http://schemas.microsoft.com/office/drawing/2016/5/13/chartex" xmlns:cx8="http://schemas.microsoft.com/office/drawing/2016/5/14/chartex" xmlns:mc="http://schemas.openxmlformats.org/markup-compatibility/2006" xmlns:aink="http://schemas.microsoft.com/office/drawing/2016/ink" xmlns:am3d="http://schemas.microsoft.com/office/drawing/2017/model3d" xmlns:o="urn:schemas-microsoft-com:office:office" xmlns:oel="http://schemas.microsoft.com/office/2019/extlst" xmlns:r="http://schemas.openxmlformats.org/officeDocument/2006/relationships" xmlns:m="http://schemas.openxmlformats.org/officeDocument/2006/math" xmlns:v="urn:schemas-microsoft-com:vml" xmlns:wp14="http://schemas.microsoft.com/office/word/2010/wordprocessingDrawing" xmlns:wp="http://schemas.openxmlformats.org/drawingml/2006/wordprocessingDrawing" xmlns:w10="urn:schemas-microsoft-com:office:word" xmlns:w="http://schemas.openxmlformats.org/wordprocessingml/2006/main" xmlns:w14="http://schemas.microsoft.com/office/word/2010/wordml" xmlns:w15="http://schemas.microsoft.com/office/word/2012/wordml" xmlns:w16cex="http://schemas.microsoft.com/office/word/2018/wordml/cex" xmlns:w16cid="http://schemas.microsoft.com/office/word/2016/wordml/cid" xmlns:w16="http://schemas.microsoft.com/office/word/2018/wordml" xmlns:w16sdtdh="http://schemas.microsoft.com/office/word/2020/wordml/sdtdatahash" xmlns:w16se="http://schemas.microsoft.com/office/word/2015/wordml/symex" xmlns:wpg="http://schemas.microsoft.com/office/word/2010/wordprocessingGroup" xmlns:wpi="http://schemas.microsoft.com/office/word/2010/wordprocessingInk" xmlns:wne="http://schemas.microsoft.com/office/word/2006/wordml" xmlns:wps="http://schemas.microsoft.com/office/word/2010/wordprocessingShape" mc:Ignorable="w14 w15 w16se w16cid w16 w16cex w16sdtdh wp14">
   <w:abstractNum w:abstractNumId="0" w15:restartNumberingAfterBreak="0">
-    <w:nsid w:val="03592E3E"/>
+    <w:nsid w:val="0DA06546"/>
     <w:multiLevelType w:val="hybridMultilevel"/>
-    <w:tmpl w:val="715A0934"/>
-    <w:lvl w:ilvl="0" w:tplc="8CAC3DEA">
+    <w:tmpl w:val="F5AA33D2"/>
+    <w:lvl w:ilvl="0" w:tplc="6A7A21BA">
       <w:start w:val="1"/>
-      <w:numFmt w:val="bullet"/>
-      <w:lvlText w:val="•"/>
+      <w:numFmt w:val="decimal"/>
+      <w:lvlText w:val="%1."/>
       <w:lvlJc w:val="left"/>
       <w:pPr>
-        <w:ind w:left="460" w:hanging="280"/>
-      </w:pPr>
+        <w:ind w:left="460" w:hanging="360"/>
+      </w:pPr>
+      <w:rPr>
+        <w:b/>
+        <w:bCs/>
+        <w:color w:val="A67C27"/>
+      </w:rPr>
     </w:lvl>
-    <w:lvl w:ilvl="1" w:tplc="A058C8B2">
-      <w:start w:val="1"/>
-      <w:numFmt w:val="bullet"/>
-      <w:lvlText w:val="–"/>
-      <w:lvlJc w:val="left"/>
-      <w:pPr>
-        <w:ind w:left="900" w:hanging="280"/>
-      </w:pPr>
-    </w:lvl>
-    <w:lvl w:ilvl="2" w:tplc="D32E0A5E">
+    <w:lvl w:ilvl="1" w:tplc="4A52B3D0">
       <w:numFmt w:val="decimal"/>
       <w:lvlText w:val=""/>
       <w:lvlJc w:val="left"/>
     </w:lvl>
-    <w:lvl w:ilvl="3" w:tplc="1CAC3BC4">
+    <w:lvl w:ilvl="2" w:tplc="C8F60AD8">
       <w:numFmt w:val="decimal"/>
       <w:lvlText w:val=""/>
       <w:lvlJc w:val="left"/>
     </w:lvl>
-    <w:lvl w:ilvl="4" w:tplc="4C966CAE">
+    <w:lvl w:ilvl="3" w:tplc="6CF46E4C">
       <w:numFmt w:val="decimal"/>
       <w:lvlText w:val=""/>
       <w:lvlJc w:val="left"/>
     </w:lvl>
-    <w:lvl w:ilvl="5" w:tplc="ED706CC4">
+    <w:lvl w:ilvl="4" w:tplc="CC4E69CA">
       <w:numFmt w:val="decimal"/>
       <w:lvlText w:val=""/>
       <w:lvlJc w:val="left"/>
     </w:lvl>
-    <w:lvl w:ilvl="6" w:tplc="0BA8A720">
+    <w:lvl w:ilvl="5" w:tplc="C466121E">
       <w:numFmt w:val="decimal"/>
       <w:lvlText w:val=""/>
       <w:lvlJc w:val="left"/>
     </w:lvl>
-    <w:lvl w:ilvl="7" w:tplc="146E1402">
+    <w:lvl w:ilvl="6" w:tplc="7E60B286">
       <w:numFmt w:val="decimal"/>
       <w:lvlText w:val=""/>
       <w:lvlJc w:val="left"/>
     </w:lvl>
-    <w:lvl w:ilvl="8" w:tplc="F31E48D4">
+    <w:lvl w:ilvl="7" w:tplc="3E6281D0">
+      <w:numFmt w:val="decimal"/>
+      <w:lvlText w:val=""/>
+      <w:lvlJc w:val="left"/>
+    </w:lvl>
+    <w:lvl w:ilvl="8" w:tplc="793EA3E8">
       <w:numFmt w:val="decimal"/>
       <w:lvlText w:val=""/>
       <w:lvlJc w:val="left"/>
     </w:lvl>
   </w:abstractNum>
   <w:abstractNum w:abstractNumId="1" w15:restartNumberingAfterBreak="0">
-    <w:nsid w:val="0D3D7CA8"/>
+    <w:nsid w:val="11CB5E92"/>
     <w:multiLevelType w:val="hybridMultilevel"/>
-    <w:tmpl w:val="FB4090E0"/>
-    <w:lvl w:ilvl="0" w:tplc="55C041C0">
+    <w:tmpl w:val="C29433D8"/>
+    <w:lvl w:ilvl="0" w:tplc="3C366A46">
       <w:start w:val="1"/>
       <w:numFmt w:val="decimal"/>
       <w:lvlText w:val="%1."/>
@@ -12313,52 +14064,110 @@
         <w:color w:val="A67C27"/>
       </w:rPr>
     </w:lvl>
-    <w:lvl w:ilvl="1" w:tplc="E0883C3C">
+    <w:lvl w:ilvl="1" w:tplc="7FBCBB8C">
       <w:numFmt w:val="decimal"/>
       <w:lvlText w:val=""/>
       <w:lvlJc w:val="left"/>
     </w:lvl>
-    <w:lvl w:ilvl="2" w:tplc="17AA276E">
+    <w:lvl w:ilvl="2" w:tplc="6DEA3EE8">
       <w:numFmt w:val="decimal"/>
       <w:lvlText w:val=""/>
       <w:lvlJc w:val="left"/>
     </w:lvl>
-    <w:lvl w:ilvl="3" w:tplc="02D62250">
+    <w:lvl w:ilvl="3" w:tplc="9D147724">
       <w:numFmt w:val="decimal"/>
       <w:lvlText w:val=""/>
       <w:lvlJc w:val="left"/>
     </w:lvl>
-    <w:lvl w:ilvl="4" w:tplc="AF4EC4DE">
+    <w:lvl w:ilvl="4" w:tplc="4008030C">
       <w:numFmt w:val="decimal"/>
       <w:lvlText w:val=""/>
       <w:lvlJc w:val="left"/>
     </w:lvl>
-    <w:lvl w:ilvl="5" w:tplc="F0D47DE2">
+    <w:lvl w:ilvl="5" w:tplc="3C20DFE8">
       <w:numFmt w:val="decimal"/>
       <w:lvlText w:val=""/>
       <w:lvlJc w:val="left"/>
     </w:lvl>
-    <w:lvl w:ilvl="6" w:tplc="D6006120">
+    <w:lvl w:ilvl="6" w:tplc="50D2EF76">
       <w:numFmt w:val="decimal"/>
       <w:lvlText w:val=""/>
       <w:lvlJc w:val="left"/>
     </w:lvl>
-    <w:lvl w:ilvl="7" w:tplc="8B408610">
+    <w:lvl w:ilvl="7" w:tplc="09CC23E2">
       <w:numFmt w:val="decimal"/>
       <w:lvlText w:val=""/>
       <w:lvlJc w:val="left"/>
     </w:lvl>
-    <w:lvl w:ilvl="8" w:tplc="A53C8542">
+    <w:lvl w:ilvl="8" w:tplc="D6F89202">
       <w:numFmt w:val="decimal"/>
       <w:lvlText w:val=""/>
       <w:lvlJc w:val="left"/>
     </w:lvl>
   </w:abstractNum>
   <w:abstractNum w:abstractNumId="2" w15:restartNumberingAfterBreak="0">
-    <w:nsid w:val="21625C40"/>
+    <w:nsid w:val="317625D1"/>
     <w:multiLevelType w:val="hybridMultilevel"/>
-    <w:tmpl w:val="B1A45E26"/>
-    <w:lvl w:ilvl="0" w:tplc="63C4E49E">
+    <w:tmpl w:val="F0384668"/>
+    <w:lvl w:ilvl="0" w:tplc="934C55C4">
+      <w:start w:val="1"/>
+      <w:numFmt w:val="bullet"/>
+      <w:lvlText w:val="•"/>
+      <w:lvlJc w:val="left"/>
+      <w:pPr>
+        <w:ind w:left="460" w:hanging="280"/>
+      </w:pPr>
+    </w:lvl>
+    <w:lvl w:ilvl="1" w:tplc="AAB44990">
+      <w:start w:val="1"/>
+      <w:numFmt w:val="bullet"/>
+      <w:lvlText w:val="–"/>
+      <w:lvlJc w:val="left"/>
+      <w:pPr>
+        <w:ind w:left="900" w:hanging="280"/>
+      </w:pPr>
+    </w:lvl>
+    <w:lvl w:ilvl="2" w:tplc="A62EAD24">
+      <w:numFmt w:val="decimal"/>
+      <w:lvlText w:val=""/>
+      <w:lvlJc w:val="left"/>
+    </w:lvl>
+    <w:lvl w:ilvl="3" w:tplc="F46C6CE6">
+      <w:numFmt w:val="decimal"/>
+      <w:lvlText w:val=""/>
+      <w:lvlJc w:val="left"/>
+    </w:lvl>
+    <w:lvl w:ilvl="4" w:tplc="55D2D9D2">
+      <w:numFmt w:val="decimal"/>
+      <w:lvlText w:val=""/>
+      <w:lvlJc w:val="left"/>
+    </w:lvl>
+    <w:lvl w:ilvl="5" w:tplc="F90493E8">
+      <w:numFmt w:val="decimal"/>
+      <w:lvlText w:val=""/>
+      <w:lvlJc w:val="left"/>
+    </w:lvl>
+    <w:lvl w:ilvl="6" w:tplc="AD86810E">
+      <w:numFmt w:val="decimal"/>
+      <w:lvlText w:val=""/>
+      <w:lvlJc w:val="left"/>
+    </w:lvl>
+    <w:lvl w:ilvl="7" w:tplc="62FA9B18">
+      <w:numFmt w:val="decimal"/>
+      <w:lvlText w:val=""/>
+      <w:lvlJc w:val="left"/>
+    </w:lvl>
+    <w:lvl w:ilvl="8" w:tplc="5C488F7C">
+      <w:numFmt w:val="decimal"/>
+      <w:lvlText w:val=""/>
+      <w:lvlJc w:val="left"/>
+    </w:lvl>
+  </w:abstractNum>
+  <w:abstractNum w:abstractNumId="3" w15:restartNumberingAfterBreak="0">
+    <w:nsid w:val="33DC463E"/>
+    <w:multiLevelType w:val="hybridMultilevel"/>
+    <w:tmpl w:val="198A1C7E"/>
+    <w:lvl w:ilvl="0" w:tplc="94227388">
       <w:start w:val="1"/>
       <w:numFmt w:val="decimal"/>
       <w:lvlText w:val="%1."/>
@@ -12372,52 +14181,52 @@
         <w:color w:val="A67C27"/>
       </w:rPr>
     </w:lvl>
-    <w:lvl w:ilvl="1" w:tplc="FF6C9F5E">
+    <w:lvl w:ilvl="1" w:tplc="C0A27B4A">
       <w:numFmt w:val="decimal"/>
       <w:lvlText w:val=""/>
       <w:lvlJc w:val="left"/>
     </w:lvl>
-    <w:lvl w:ilvl="2" w:tplc="7EB0C892">
+    <w:lvl w:ilvl="2" w:tplc="6BF0460A">
       <w:numFmt w:val="decimal"/>
       <w:lvlText w:val=""/>
       <w:lvlJc w:val="left"/>
     </w:lvl>
-    <w:lvl w:ilvl="3" w:tplc="24BA3726">
+    <w:lvl w:ilvl="3" w:tplc="3AD0A664">
       <w:numFmt w:val="decimal"/>
       <w:lvlText w:val=""/>
       <w:lvlJc w:val="left"/>
     </w:lvl>
-    <w:lvl w:ilvl="4" w:tplc="180A7D20">
+    <w:lvl w:ilvl="4" w:tplc="D73A8092">
       <w:numFmt w:val="decimal"/>
       <w:lvlText w:val=""/>
       <w:lvlJc w:val="left"/>
     </w:lvl>
-    <w:lvl w:ilvl="5" w:tplc="B928DDAC">
+    <w:lvl w:ilvl="5" w:tplc="E0E4436E">
       <w:numFmt w:val="decimal"/>
       <w:lvlText w:val=""/>
       <w:lvlJc w:val="left"/>
     </w:lvl>
-    <w:lvl w:ilvl="6" w:tplc="CAB87A4E">
+    <w:lvl w:ilvl="6" w:tplc="4502AFC2">
       <w:numFmt w:val="decimal"/>
       <w:lvlText w:val=""/>
       <w:lvlJc w:val="left"/>
     </w:lvl>
-    <w:lvl w:ilvl="7" w:tplc="7CD8D378">
+    <w:lvl w:ilvl="7" w:tplc="48B47252">
       <w:numFmt w:val="decimal"/>
       <w:lvlText w:val=""/>
       <w:lvlJc w:val="left"/>
     </w:lvl>
-    <w:lvl w:ilvl="8" w:tplc="4DE6FC52">
+    <w:lvl w:ilvl="8" w:tplc="3AF42CDA">
       <w:numFmt w:val="decimal"/>
       <w:lvlText w:val=""/>
       <w:lvlJc w:val="left"/>
     </w:lvl>
   </w:abstractNum>
-  <w:abstractNum w:abstractNumId="3" w15:restartNumberingAfterBreak="0">
-    <w:nsid w:val="2DDC1C1C"/>
+  <w:abstractNum w:abstractNumId="4" w15:restartNumberingAfterBreak="0">
+    <w:nsid w:val="383F7E51"/>
     <w:multiLevelType w:val="hybridMultilevel"/>
-    <w:tmpl w:val="1D583886"/>
-    <w:lvl w:ilvl="0" w:tplc="E772BD8C">
+    <w:tmpl w:val="8514C3AC"/>
+    <w:lvl w:ilvl="0" w:tplc="3CB8C3EE">
       <w:start w:val="1"/>
       <w:numFmt w:val="decimal"/>
       <w:lvlText w:val="%1."/>
@@ -12431,52 +14240,138 @@
         <w:color w:val="A67C27"/>
       </w:rPr>
     </w:lvl>
-    <w:lvl w:ilvl="1" w:tplc="211C7184">
+    <w:lvl w:ilvl="1" w:tplc="3AE49B06">
       <w:numFmt w:val="decimal"/>
       <w:lvlText w:val=""/>
       <w:lvlJc w:val="left"/>
     </w:lvl>
-    <w:lvl w:ilvl="2" w:tplc="2D6E378C">
+    <w:lvl w:ilvl="2" w:tplc="D332B8A4">
       <w:numFmt w:val="decimal"/>
       <w:lvlText w:val=""/>
       <w:lvlJc w:val="left"/>
     </w:lvl>
-    <w:lvl w:ilvl="3" w:tplc="642C5468">
+    <w:lvl w:ilvl="3" w:tplc="0EE4A1E4">
       <w:numFmt w:val="decimal"/>
       <w:lvlText w:val=""/>
       <w:lvlJc w:val="left"/>
     </w:lvl>
-    <w:lvl w:ilvl="4" w:tplc="AB848010">
+    <w:lvl w:ilvl="4" w:tplc="31003C52">
       <w:numFmt w:val="decimal"/>
       <w:lvlText w:val=""/>
       <w:lvlJc w:val="left"/>
     </w:lvl>
-    <w:lvl w:ilvl="5" w:tplc="76F03D46">
+    <w:lvl w:ilvl="5" w:tplc="8102BE0C">
       <w:numFmt w:val="decimal"/>
       <w:lvlText w:val=""/>
       <w:lvlJc w:val="left"/>
     </w:lvl>
-    <w:lvl w:ilvl="6" w:tplc="0FB29C40">
+    <w:lvl w:ilvl="6" w:tplc="5B042B70">
       <w:numFmt w:val="decimal"/>
       <w:lvlText w:val=""/>
       <w:lvlJc w:val="left"/>
     </w:lvl>
-    <w:lvl w:ilvl="7" w:tplc="C4D48448">
+    <w:lvl w:ilvl="7" w:tplc="D0DC2CCE">
       <w:numFmt w:val="decimal"/>
       <w:lvlText w:val=""/>
       <w:lvlJc w:val="left"/>
     </w:lvl>
-    <w:lvl w:ilvl="8" w:tplc="4920AD5E">
+    <w:lvl w:ilvl="8" w:tplc="30BAAEA4">
       <w:numFmt w:val="decimal"/>
       <w:lvlText w:val=""/>
       <w:lvlJc w:val="left"/>
     </w:lvl>
   </w:abstractNum>
-  <w:abstractNum w:abstractNumId="4" w15:restartNumberingAfterBreak="0">
-    <w:nsid w:val="33685F1D"/>
+  <w:abstractNum w:abstractNumId="5" w15:restartNumberingAfterBreak="0">
+    <w:nsid w:val="4B942D94"/>
     <w:multiLevelType w:val="hybridMultilevel"/>
-    <w:tmpl w:val="41E20F0C"/>
-    <w:lvl w:ilvl="0" w:tplc="B1A48816">
+    <w:tmpl w:val="66D2EC4C"/>
+    <w:lvl w:ilvl="0" w:tplc="B7B07906">
+      <w:start w:val="1"/>
+      <w:numFmt w:val="bullet"/>
+      <w:lvlText w:val="●"/>
+      <w:lvlJc w:val="left"/>
+      <w:pPr>
+        <w:ind w:left="720" w:hanging="360"/>
+      </w:pPr>
+    </w:lvl>
+    <w:lvl w:ilvl="1" w:tplc="5980DF3A">
+      <w:start w:val="1"/>
+      <w:numFmt w:val="bullet"/>
+      <w:lvlText w:val="○"/>
+      <w:lvlJc w:val="left"/>
+      <w:pPr>
+        <w:ind w:left="1440" w:hanging="360"/>
+      </w:pPr>
+    </w:lvl>
+    <w:lvl w:ilvl="2" w:tplc="738A150A">
+      <w:start w:val="1"/>
+      <w:numFmt w:val="bullet"/>
+      <w:lvlText w:val="■"/>
+      <w:lvlJc w:val="left"/>
+      <w:pPr>
+        <w:ind w:left="2160" w:hanging="360"/>
+      </w:pPr>
+    </w:lvl>
+    <w:lvl w:ilvl="3" w:tplc="9E3CDB16">
+      <w:start w:val="1"/>
+      <w:numFmt w:val="bullet"/>
+      <w:lvlText w:val="●"/>
+      <w:lvlJc w:val="left"/>
+      <w:pPr>
+        <w:ind w:left="2880" w:hanging="360"/>
+      </w:pPr>
+    </w:lvl>
+    <w:lvl w:ilvl="4" w:tplc="81449AD6">
+      <w:start w:val="1"/>
+      <w:numFmt w:val="bullet"/>
+      <w:lvlText w:val="○"/>
+      <w:lvlJc w:val="left"/>
+      <w:pPr>
+        <w:ind w:left="3600" w:hanging="360"/>
+      </w:pPr>
+    </w:lvl>
+    <w:lvl w:ilvl="5" w:tplc="95127AA0">
+      <w:start w:val="1"/>
+      <w:numFmt w:val="bullet"/>
+      <w:lvlText w:val="■"/>
+      <w:lvlJc w:val="left"/>
+      <w:pPr>
+        <w:ind w:left="4320" w:hanging="360"/>
+      </w:pPr>
+    </w:lvl>
+    <w:lvl w:ilvl="6" w:tplc="BBAC49A8">
+      <w:start w:val="1"/>
+      <w:numFmt w:val="bullet"/>
+      <w:lvlText w:val="●"/>
+      <w:lvlJc w:val="left"/>
+      <w:pPr>
+        <w:ind w:left="5040" w:hanging="360"/>
+      </w:pPr>
+    </w:lvl>
+    <w:lvl w:ilvl="7" w:tplc="3EACCBF4">
+      <w:start w:val="1"/>
+      <w:numFmt w:val="bullet"/>
+      <w:lvlText w:val="●"/>
+      <w:lvlJc w:val="left"/>
+      <w:pPr>
+        <w:ind w:left="5760" w:hanging="360"/>
+      </w:pPr>
+    </w:lvl>
+    <w:lvl w:ilvl="8" w:tplc="0B04F830">
+      <w:start w:val="1"/>
+      <w:numFmt w:val="bullet"/>
+      <w:lvlText w:val="●"/>
+      <w:lvlJc w:val="left"/>
+      <w:pPr>
+        <w:ind w:left="6480" w:hanging="360"/>
+      </w:pPr>
+    </w:lvl>
+  </w:abstractNum>
+  <w:abstractNum w:abstractNumId="6" w15:restartNumberingAfterBreak="0">
+    <w:nsid w:val="50E6503C"/>
+    <w:multiLevelType w:val="hybridMultilevel"/>
+    <w:tmpl w:val="A6DE1334"/>
+    <w:lvl w:ilvl="0" w:tplc="2C0AE918">
       <w:start w:val="1"/>
       <w:numFmt w:val="decimal"/>
       <w:lvlText w:val="%1."/>
@@ -12490,138 +14385,52 @@
         <w:color w:val="A67C27"/>
       </w:rPr>
     </w:lvl>
-    <w:lvl w:ilvl="1" w:tplc="21505280">
+    <w:lvl w:ilvl="1" w:tplc="E2EAEDF2">
       <w:numFmt w:val="decimal"/>
       <w:lvlText w:val=""/>
       <w:lvlJc w:val="left"/>
     </w:lvl>
-    <w:lvl w:ilvl="2" w:tplc="8EEA2F56">
+    <w:lvl w:ilvl="2" w:tplc="E2EAB184">
       <w:numFmt w:val="decimal"/>
       <w:lvlText w:val=""/>
       <w:lvlJc w:val="left"/>
     </w:lvl>
-    <w:lvl w:ilvl="3" w:tplc="3B242186">
+    <w:lvl w:ilvl="3" w:tplc="AECC5864">
       <w:numFmt w:val="decimal"/>
       <w:lvlText w:val=""/>
       <w:lvlJc w:val="left"/>
     </w:lvl>
-    <w:lvl w:ilvl="4" w:tplc="5EFEA16E">
+    <w:lvl w:ilvl="4" w:tplc="7B222476">
       <w:numFmt w:val="decimal"/>
       <w:lvlText w:val=""/>
       <w:lvlJc w:val="left"/>
     </w:lvl>
-    <w:lvl w:ilvl="5" w:tplc="A126D328">
+    <w:lvl w:ilvl="5" w:tplc="08983166">
       <w:numFmt w:val="decimal"/>
       <w:lvlText w:val=""/>
       <w:lvlJc w:val="left"/>
     </w:lvl>
-    <w:lvl w:ilvl="6" w:tplc="35A0A844">
+    <w:lvl w:ilvl="6" w:tplc="7ED8AF5A">
       <w:numFmt w:val="decimal"/>
       <w:lvlText w:val=""/>
       <w:lvlJc w:val="left"/>
     </w:lvl>
-    <w:lvl w:ilvl="7" w:tplc="C5D87D3E">
+    <w:lvl w:ilvl="7" w:tplc="8E860EDC">
       <w:numFmt w:val="decimal"/>
       <w:lvlText w:val=""/>
       <w:lvlJc w:val="left"/>
     </w:lvl>
-    <w:lvl w:ilvl="8" w:tplc="15E08516">
+    <w:lvl w:ilvl="8" w:tplc="6D2218C2">
       <w:numFmt w:val="decimal"/>
       <w:lvlText w:val=""/>
       <w:lvlJc w:val="left"/>
     </w:lvl>
   </w:abstractNum>
-  <w:abstractNum w:abstractNumId="5" w15:restartNumberingAfterBreak="0">
-    <w:nsid w:val="3B47460E"/>
+  <w:abstractNum w:abstractNumId="7" w15:restartNumberingAfterBreak="0">
+    <w:nsid w:val="51B37D4F"/>
     <w:multiLevelType w:val="hybridMultilevel"/>
-    <w:tmpl w:val="8DCEA372"/>
-    <w:lvl w:ilvl="0" w:tplc="FEE413F4">
-      <w:start w:val="1"/>
-      <w:numFmt w:val="bullet"/>
-      <w:lvlText w:val="●"/>
-      <w:lvlJc w:val="left"/>
-      <w:pPr>
-        <w:ind w:left="720" w:hanging="360"/>
-      </w:pPr>
-    </w:lvl>
-    <w:lvl w:ilvl="1" w:tplc="FF6C98FE">
-      <w:start w:val="1"/>
-      <w:numFmt w:val="bullet"/>
-      <w:lvlText w:val="○"/>
-      <w:lvlJc w:val="left"/>
-      <w:pPr>
-        <w:ind w:left="1440" w:hanging="360"/>
-      </w:pPr>
-    </w:lvl>
-    <w:lvl w:ilvl="2" w:tplc="F766AC32">
-      <w:start w:val="1"/>
-      <w:numFmt w:val="bullet"/>
-      <w:lvlText w:val="■"/>
-      <w:lvlJc w:val="left"/>
-      <w:pPr>
-        <w:ind w:left="2160" w:hanging="360"/>
-      </w:pPr>
-    </w:lvl>
-    <w:lvl w:ilvl="3" w:tplc="AF26C9F4">
-      <w:start w:val="1"/>
-      <w:numFmt w:val="bullet"/>
-      <w:lvlText w:val="●"/>
-      <w:lvlJc w:val="left"/>
-      <w:pPr>
-        <w:ind w:left="2880" w:hanging="360"/>
-      </w:pPr>
-    </w:lvl>
-    <w:lvl w:ilvl="4" w:tplc="3A925904">
-      <w:start w:val="1"/>
-      <w:numFmt w:val="bullet"/>
-      <w:lvlText w:val="○"/>
-      <w:lvlJc w:val="left"/>
-      <w:pPr>
-        <w:ind w:left="3600" w:hanging="360"/>
-      </w:pPr>
-    </w:lvl>
-    <w:lvl w:ilvl="5" w:tplc="632C1F9A">
-      <w:start w:val="1"/>
-      <w:numFmt w:val="bullet"/>
-      <w:lvlText w:val="■"/>
-      <w:lvlJc w:val="left"/>
-      <w:pPr>
-        <w:ind w:left="4320" w:hanging="360"/>
-      </w:pPr>
-    </w:lvl>
-    <w:lvl w:ilvl="6" w:tplc="C498AC90">
-      <w:start w:val="1"/>
-      <w:numFmt w:val="bullet"/>
-      <w:lvlText w:val="●"/>
-      <w:lvlJc w:val="left"/>
-      <w:pPr>
-        <w:ind w:left="5040" w:hanging="360"/>
-      </w:pPr>
-    </w:lvl>
-    <w:lvl w:ilvl="7" w:tplc="81006702">
-      <w:start w:val="1"/>
-      <w:numFmt w:val="bullet"/>
-      <w:lvlText w:val="●"/>
-      <w:lvlJc w:val="left"/>
-      <w:pPr>
-        <w:ind w:left="5760" w:hanging="360"/>
-      </w:pPr>
-    </w:lvl>
-    <w:lvl w:ilvl="8" w:tplc="39805A7E">
-      <w:start w:val="1"/>
-      <w:numFmt w:val="bullet"/>
-      <w:lvlText w:val="●"/>
-      <w:lvlJc w:val="left"/>
-      <w:pPr>
-        <w:ind w:left="6480" w:hanging="360"/>
-      </w:pPr>
-    </w:lvl>
-  </w:abstractNum>
-  <w:abstractNum w:abstractNumId="6" w15:restartNumberingAfterBreak="0">
-    <w:nsid w:val="65900E81"/>
-    <w:multiLevelType w:val="hybridMultilevel"/>
-    <w:tmpl w:val="1FC0752A"/>
-    <w:lvl w:ilvl="0" w:tplc="3A345EB8">
+    <w:tmpl w:val="18B43300"/>
+    <w:lvl w:ilvl="0" w:tplc="D80CDB44">
       <w:start w:val="1"/>
       <w:numFmt w:val="decimal"/>
       <w:lvlText w:val="%1."/>
@@ -12635,52 +14444,52 @@
         <w:color w:val="A67C27"/>
       </w:rPr>
     </w:lvl>
-    <w:lvl w:ilvl="1" w:tplc="31ACF2F2">
+    <w:lvl w:ilvl="1" w:tplc="4A5E6056">
       <w:numFmt w:val="decimal"/>
       <w:lvlText w:val=""/>
       <w:lvlJc w:val="left"/>
     </w:lvl>
-    <w:lvl w:ilvl="2" w:tplc="B6F8F736">
+    <w:lvl w:ilvl="2" w:tplc="248A47A4">
       <w:numFmt w:val="decimal"/>
       <w:lvlText w:val=""/>
       <w:lvlJc w:val="left"/>
     </w:lvl>
-    <w:lvl w:ilvl="3" w:tplc="60BA3FBE">
+    <w:lvl w:ilvl="3" w:tplc="EEB2AAF6">
       <w:numFmt w:val="decimal"/>
       <w:lvlText w:val=""/>
       <w:lvlJc w:val="left"/>
     </w:lvl>
-    <w:lvl w:ilvl="4" w:tplc="F0DA9CF0">
+    <w:lvl w:ilvl="4" w:tplc="1FF0BC52">
       <w:numFmt w:val="decimal"/>
       <w:lvlText w:val=""/>
       <w:lvlJc w:val="left"/>
     </w:lvl>
-    <w:lvl w:ilvl="5" w:tplc="1E96D8DE">
+    <w:lvl w:ilvl="5" w:tplc="3C481E94">
       <w:numFmt w:val="decimal"/>
       <w:lvlText w:val=""/>
       <w:lvlJc w:val="left"/>
     </w:lvl>
-    <w:lvl w:ilvl="6" w:tplc="55FAE52C">
+    <w:lvl w:ilvl="6" w:tplc="9DAA08A8">
       <w:numFmt w:val="decimal"/>
       <w:lvlText w:val=""/>
       <w:lvlJc w:val="left"/>
     </w:lvl>
-    <w:lvl w:ilvl="7" w:tplc="6194C5CE">
+    <w:lvl w:ilvl="7" w:tplc="4E5A5D20">
       <w:numFmt w:val="decimal"/>
       <w:lvlText w:val=""/>
       <w:lvlJc w:val="left"/>
     </w:lvl>
-    <w:lvl w:ilvl="8" w:tplc="E21E2F24">
+    <w:lvl w:ilvl="8" w:tplc="F9306690">
       <w:numFmt w:val="decimal"/>
       <w:lvlText w:val=""/>
       <w:lvlJc w:val="left"/>
     </w:lvl>
   </w:abstractNum>
-  <w:abstractNum w:abstractNumId="7" w15:restartNumberingAfterBreak="0">
-    <w:nsid w:val="79DD5EDB"/>
+  <w:abstractNum w:abstractNumId="8" w15:restartNumberingAfterBreak="0">
+    <w:nsid w:val="556D72BC"/>
     <w:multiLevelType w:val="hybridMultilevel"/>
-    <w:tmpl w:val="A32A1D6C"/>
-    <w:lvl w:ilvl="0" w:tplc="19FAFDCE">
+    <w:tmpl w:val="D8DE7142"/>
+    <w:lvl w:ilvl="0" w:tplc="8F924166">
       <w:start w:val="1"/>
       <w:numFmt w:val="decimal"/>
       <w:lvlText w:val="%1."/>
@@ -12694,91 +14503,162 @@
         <w:color w:val="A67C27"/>
       </w:rPr>
     </w:lvl>
-    <w:lvl w:ilvl="1" w:tplc="792066EC">
+    <w:lvl w:ilvl="1" w:tplc="76DC6A94">
       <w:numFmt w:val="decimal"/>
       <w:lvlText w:val=""/>
       <w:lvlJc w:val="left"/>
     </w:lvl>
-    <w:lvl w:ilvl="2" w:tplc="F5D6CB98">
+    <w:lvl w:ilvl="2" w:tplc="06DED0F4">
       <w:numFmt w:val="decimal"/>
       <w:lvlText w:val=""/>
       <w:lvlJc w:val="left"/>
     </w:lvl>
-    <w:lvl w:ilvl="3" w:tplc="27542D30">
+    <w:lvl w:ilvl="3" w:tplc="D1CE4E76">
       <w:numFmt w:val="decimal"/>
       <w:lvlText w:val=""/>
       <w:lvlJc w:val="left"/>
     </w:lvl>
-    <w:lvl w:ilvl="4" w:tplc="F63A9BE0">
+    <w:lvl w:ilvl="4" w:tplc="9BDE2492">
       <w:numFmt w:val="decimal"/>
       <w:lvlText w:val=""/>
       <w:lvlJc w:val="left"/>
     </w:lvl>
-    <w:lvl w:ilvl="5" w:tplc="463CF3D4">
+    <w:lvl w:ilvl="5" w:tplc="7BAE305A">
       <w:numFmt w:val="decimal"/>
       <w:lvlText w:val=""/>
       <w:lvlJc w:val="left"/>
     </w:lvl>
-    <w:lvl w:ilvl="6" w:tplc="A2CE3F7A">
+    <w:lvl w:ilvl="6" w:tplc="616E3CE2">
       <w:numFmt w:val="decimal"/>
       <w:lvlText w:val=""/>
       <w:lvlJc w:val="left"/>
     </w:lvl>
-    <w:lvl w:ilvl="7" w:tplc="B85C2D8C">
+    <w:lvl w:ilvl="7" w:tplc="315A94BC">
       <w:numFmt w:val="decimal"/>
       <w:lvlText w:val=""/>
       <w:lvlJc w:val="left"/>
     </w:lvl>
-    <w:lvl w:ilvl="8" w:tplc="E43C5FF0">
+    <w:lvl w:ilvl="8" w:tplc="97D09E04">
       <w:numFmt w:val="decimal"/>
       <w:lvlText w:val=""/>
       <w:lvlJc w:val="left"/>
     </w:lvl>
   </w:abstractNum>
-  <w:num w:numId="1" w16cid:durableId="494959102">
+  <w:abstractNum w:abstractNumId="9" w15:restartNumberingAfterBreak="0">
+    <w:nsid w:val="61AC4A64"/>
+    <w:multiLevelType w:val="hybridMultilevel"/>
+    <w:tmpl w:val="45122A7E"/>
+    <w:lvl w:ilvl="0" w:tplc="6778EBF6">
+      <w:start w:val="1"/>
+      <w:numFmt w:val="decimal"/>
+      <w:lvlText w:val="%1."/>
+      <w:lvlJc w:val="left"/>
+      <w:pPr>
+        <w:ind w:left="460" w:hanging="360"/>
+      </w:pPr>
+      <w:rPr>
+        <w:b/>
+        <w:bCs/>
+        <w:color w:val="A67C27"/>
+      </w:rPr>
+    </w:lvl>
+    <w:lvl w:ilvl="1" w:tplc="C6B0C8AE">
+      <w:numFmt w:val="decimal"/>
+      <w:lvlText w:val=""/>
+      <w:lvlJc w:val="left"/>
+    </w:lvl>
+    <w:lvl w:ilvl="2" w:tplc="44E4590A">
+      <w:numFmt w:val="decimal"/>
+      <w:lvlText w:val=""/>
+      <w:lvlJc w:val="left"/>
+    </w:lvl>
+    <w:lvl w:ilvl="3" w:tplc="44DE5B16">
+      <w:numFmt w:val="decimal"/>
+      <w:lvlText w:val=""/>
+      <w:lvlJc w:val="left"/>
+    </w:lvl>
+    <w:lvl w:ilvl="4" w:tplc="BFD6E748">
+      <w:numFmt w:val="decimal"/>
+      <w:lvlText w:val=""/>
+      <w:lvlJc w:val="left"/>
+    </w:lvl>
+    <w:lvl w:ilvl="5" w:tplc="5E321214">
+      <w:numFmt w:val="decimal"/>
+      <w:lvlText w:val=""/>
+      <w:lvlJc w:val="left"/>
+    </w:lvl>
+    <w:lvl w:ilvl="6" w:tplc="CA164C84">
+      <w:numFmt w:val="decimal"/>
+      <w:lvlText w:val=""/>
+      <w:lvlJc w:val="left"/>
+    </w:lvl>
+    <w:lvl w:ilvl="7" w:tplc="B2D8BD48">
+      <w:numFmt w:val="decimal"/>
+      <w:lvlText w:val=""/>
+      <w:lvlJc w:val="left"/>
+    </w:lvl>
+    <w:lvl w:ilvl="8" w:tplc="FA20639C">
+      <w:numFmt w:val="decimal"/>
+      <w:lvlText w:val=""/>
+      <w:lvlJc w:val="left"/>
+    </w:lvl>
+  </w:abstractNum>
+  <w:num w:numId="1" w16cid:durableId="1403404898">
     <w:abstractNumId w:val="5"/>
     <w:lvlOverride w:ilvl="0">
       <w:startOverride w:val="1"/>
     </w:lvlOverride>
   </w:num>
-  <w:num w:numId="2" w16cid:durableId="672032261">
-    <w:abstractNumId w:val="0"/>
+  <w:num w:numId="2" w16cid:durableId="1472164367">
+    <w:abstractNumId w:val="2"/>
     <w:lvlOverride w:ilvl="0">
       <w:startOverride w:val="1"/>
     </w:lvlOverride>
   </w:num>
-  <w:num w:numId="3" w16cid:durableId="1113283717">
+  <w:num w:numId="3" w16cid:durableId="842597422">
+    <w:abstractNumId w:val="3"/>
+    <w:lvlOverride w:ilvl="0">
+      <w:startOverride w:val="1"/>
+    </w:lvlOverride>
+  </w:num>
+  <w:num w:numId="4" w16cid:durableId="1137259322">
+    <w:abstractNumId w:val="9"/>
+    <w:lvlOverride w:ilvl="0">
+      <w:startOverride w:val="1"/>
+    </w:lvlOverride>
+  </w:num>
+  <w:num w:numId="5" w16cid:durableId="1669673207">
+    <w:abstractNumId w:val="4"/>
+    <w:lvlOverride w:ilvl="0">
+      <w:startOverride w:val="1"/>
+    </w:lvlOverride>
+  </w:num>
+  <w:num w:numId="6" w16cid:durableId="2132750097">
+    <w:abstractNumId w:val="7"/>
+    <w:lvlOverride w:ilvl="0">
+      <w:startOverride w:val="1"/>
+    </w:lvlOverride>
+  </w:num>
+  <w:num w:numId="7" w16cid:durableId="413934695">
+    <w:abstractNumId w:val="8"/>
+    <w:lvlOverride w:ilvl="0">
+      <w:startOverride w:val="1"/>
+    </w:lvlOverride>
+  </w:num>
+  <w:num w:numId="8" w16cid:durableId="415983079">
     <w:abstractNumId w:val="1"/>
     <w:lvlOverride w:ilvl="0">
       <w:startOverride w:val="1"/>
     </w:lvlOverride>
   </w:num>
-  <w:num w:numId="4" w16cid:durableId="412161933">
-    <w:abstractNumId w:val="3"/>
-    <w:lvlOverride w:ilvl="0">
-      <w:startOverride w:val="1"/>
-    </w:lvlOverride>
-  </w:num>
-  <w:num w:numId="5" w16cid:durableId="410783376">
-    <w:abstractNumId w:val="7"/>
-    <w:lvlOverride w:ilvl="0">
-      <w:startOverride w:val="1"/>
-    </w:lvlOverride>
-  </w:num>
-  <w:num w:numId="6" w16cid:durableId="1770618830">
-    <w:abstractNumId w:val="4"/>
-    <w:lvlOverride w:ilvl="0">
-      <w:startOverride w:val="1"/>
-    </w:lvlOverride>
-  </w:num>
-  <w:num w:numId="7" w16cid:durableId="1325401629">
+  <w:num w:numId="9" w16cid:durableId="962999520">
     <w:abstractNumId w:val="6"/>
     <w:lvlOverride w:ilvl="0">
       <w:startOverride w:val="1"/>
     </w:lvlOverride>
   </w:num>
-  <w:num w:numId="8" w16cid:durableId="156725455">
-    <w:abstractNumId w:val="2"/>
+  <w:num w:numId="10" w16cid:durableId="1270968364">
+    <w:abstractNumId w:val="0"/>
     <w:lvlOverride w:ilvl="0">
       <w:startOverride w:val="1"/>
     </w:lvlOverride>
@@ -13403,7 +15283,7 @@
     <w:autoRedefine/>
     <w:uiPriority w:val="39"/>
     <w:unhideWhenUsed/>
-    <w:rsid w:val="007C4E31"/>
+    <w:rsid w:val="009014F6"/>
     <w:pPr>
       <w:spacing w:after="100"/>
     </w:pPr>
@@ -13415,7 +15295,7 @@
     <w:autoRedefine/>
     <w:uiPriority w:val="39"/>
     <w:unhideWhenUsed/>
-    <w:rsid w:val="007C4E31"/>
+    <w:rsid w:val="009014F6"/>
     <w:pPr>
       <w:spacing w:after="100"/>
       <w:ind w:left="210"/>

--- a/docs/manuals/Role_Guide_5_KII_RA.docx
+++ b/docs/manuals/Role_Guide_5_KII_RA.docx
@@ -538,7 +538,7 @@
     <w:sdt>
       <w:sdtPr>
         <w:alias w:val="Contents"/>
-        <w:id w:val="2070531749"/>
+        <w:id w:val="-1966799586"/>
       </w:sdtPr>
       <w:sdtEndPr/>
       <w:sdtContent>
@@ -567,7 +567,7 @@
           <w:r>
             <w:fldChar w:fldCharType="separate"/>
           </w:r>
-          <w:hyperlink w:anchor="_Toc240920416" w:history="1">
+          <w:hyperlink w:anchor="_Toc240923563" w:history="1">
             <w:r>
               <w:rPr>
                 <w:rStyle w:val="Hyperlink"/>
@@ -591,7 +591,7 @@
               <w:rPr>
                 <w:noProof/>
               </w:rPr>
-              <w:instrText xml:space="preserve"> PAGEREF _Toc240920416 \h </w:instrText>
+              <w:instrText xml:space="preserve"> PAGEREF _Toc240923563 \h </w:instrText>
             </w:r>
             <w:r>
               <w:rPr>
@@ -634,7 +634,7 @@
               <w14:ligatures w14:val="standardContextual"/>
             </w:rPr>
           </w:pPr>
-          <w:hyperlink w:anchor="_Toc240920417" w:history="1">
+          <w:hyperlink w:anchor="_Toc240923564" w:history="1">
             <w:r>
               <w:rPr>
                 <w:rStyle w:val="Hyperlink"/>
@@ -658,7 +658,7 @@
               <w:rPr>
                 <w:noProof/>
               </w:rPr>
-              <w:instrText xml:space="preserve"> PAGEREF _Toc240920417 \h </w:instrText>
+              <w:instrText xml:space="preserve"> PAGEREF _Toc240923564 \h </w:instrText>
             </w:r>
             <w:r>
               <w:rPr>
@@ -701,7 +701,7 @@
               <w14:ligatures w14:val="standardContextual"/>
             </w:rPr>
           </w:pPr>
-          <w:hyperlink w:anchor="_Toc240920418" w:history="1">
+          <w:hyperlink w:anchor="_Toc240923565" w:history="1">
             <w:r>
               <w:rPr>
                 <w:rStyle w:val="Hyperlink"/>
@@ -725,7 +725,7 @@
               <w:rPr>
                 <w:noProof/>
               </w:rPr>
-              <w:instrText xml:space="preserve"> PAGEREF _Toc240920418 \h </w:instrText>
+              <w:instrText xml:space="preserve"> PAGEREF _Toc240923565 \h </w:instrText>
             </w:r>
             <w:r>
               <w:rPr>
@@ -768,7 +768,7 @@
               <w14:ligatures w14:val="standardContextual"/>
             </w:rPr>
           </w:pPr>
-          <w:hyperlink w:anchor="_Toc240920419" w:history="1">
+          <w:hyperlink w:anchor="_Toc240923566" w:history="1">
             <w:r>
               <w:rPr>
                 <w:rStyle w:val="Hyperlink"/>
@@ -792,7 +792,7 @@
               <w:rPr>
                 <w:noProof/>
               </w:rPr>
-              <w:instrText xml:space="preserve"> PAGEREF _Toc240920419 \h </w:instrText>
+              <w:instrText xml:space="preserve"> PAGEREF _Toc240923566 \h </w:instrText>
             </w:r>
             <w:r>
               <w:rPr>
@@ -835,7 +835,7 @@
               <w14:ligatures w14:val="standardContextual"/>
             </w:rPr>
           </w:pPr>
-          <w:hyperlink w:anchor="_Toc240920420" w:history="1">
+          <w:hyperlink w:anchor="_Toc240923567" w:history="1">
             <w:r>
               <w:rPr>
                 <w:rStyle w:val="Hyperlink"/>
@@ -859,7 +859,7 @@
               <w:rPr>
                 <w:noProof/>
               </w:rPr>
-              <w:instrText xml:space="preserve"> PAGEREF _Toc240920420 \h </w:instrText>
+              <w:instrText xml:space="preserve"> PAGEREF _Toc240923567 \h </w:instrText>
             </w:r>
             <w:r>
               <w:rPr>
@@ -902,7 +902,7 @@
               <w14:ligatures w14:val="standardContextual"/>
             </w:rPr>
           </w:pPr>
-          <w:hyperlink w:anchor="_Toc240920421" w:history="1">
+          <w:hyperlink w:anchor="_Toc240923568" w:history="1">
             <w:r>
               <w:rPr>
                 <w:rStyle w:val="Hyperlink"/>
@@ -926,7 +926,7 @@
               <w:rPr>
                 <w:noProof/>
               </w:rPr>
-              <w:instrText xml:space="preserve"> PAGEREF _Toc240920421 \h </w:instrText>
+              <w:instrText xml:space="preserve"> PAGEREF _Toc240923568 \h </w:instrText>
             </w:r>
             <w:r>
               <w:rPr>
@@ -969,7 +969,7 @@
               <w14:ligatures w14:val="standardContextual"/>
             </w:rPr>
           </w:pPr>
-          <w:hyperlink w:anchor="_Toc240920422" w:history="1">
+          <w:hyperlink w:anchor="_Toc240923569" w:history="1">
             <w:r>
               <w:rPr>
                 <w:rStyle w:val="Hyperlink"/>
@@ -993,7 +993,7 @@
               <w:rPr>
                 <w:noProof/>
               </w:rPr>
-              <w:instrText xml:space="preserve"> PAGEREF _Toc240920422 \h </w:instrText>
+              <w:instrText xml:space="preserve"> PAGEREF _Toc240923569 \h </w:instrText>
             </w:r>
             <w:r>
               <w:rPr>
@@ -1036,7 +1036,7 @@
               <w14:ligatures w14:val="standardContextual"/>
             </w:rPr>
           </w:pPr>
-          <w:hyperlink w:anchor="_Toc240920423" w:history="1">
+          <w:hyperlink w:anchor="_Toc240923570" w:history="1">
             <w:r>
               <w:rPr>
                 <w:rStyle w:val="Hyperlink"/>
@@ -1060,7 +1060,7 @@
               <w:rPr>
                 <w:noProof/>
               </w:rPr>
-              <w:instrText xml:space="preserve"> PAGEREF _Toc240920423 \h </w:instrText>
+              <w:instrText xml:space="preserve"> PAGEREF _Toc240923570 \h </w:instrText>
             </w:r>
             <w:r>
               <w:rPr>
@@ -1103,7 +1103,7 @@
               <w14:ligatures w14:val="standardContextual"/>
             </w:rPr>
           </w:pPr>
-          <w:hyperlink w:anchor="_Toc240920424" w:history="1">
+          <w:hyperlink w:anchor="_Toc240923571" w:history="1">
             <w:r>
               <w:rPr>
                 <w:rStyle w:val="Hyperlink"/>
@@ -1127,7 +1127,7 @@
               <w:rPr>
                 <w:noProof/>
               </w:rPr>
-              <w:instrText xml:space="preserve"> PAGEREF _Toc240920424 \h </w:instrText>
+              <w:instrText xml:space="preserve"> PAGEREF _Toc240923571 \h </w:instrText>
             </w:r>
             <w:r>
               <w:rPr>
@@ -1170,7 +1170,7 @@
               <w14:ligatures w14:val="standardContextual"/>
             </w:rPr>
           </w:pPr>
-          <w:hyperlink w:anchor="_Toc240920425" w:history="1">
+          <w:hyperlink w:anchor="_Toc240923572" w:history="1">
             <w:r>
               <w:rPr>
                 <w:rStyle w:val="Hyperlink"/>
@@ -1194,7 +1194,7 @@
               <w:rPr>
                 <w:noProof/>
               </w:rPr>
-              <w:instrText xml:space="preserve"> PAGEREF _Toc240920425 \h </w:instrText>
+              <w:instrText xml:space="preserve"> PAGEREF _Toc240923572 \h </w:instrText>
             </w:r>
             <w:r>
               <w:rPr>
@@ -1237,7 +1237,7 @@
               <w14:ligatures w14:val="standardContextual"/>
             </w:rPr>
           </w:pPr>
-          <w:hyperlink w:anchor="_Toc240920426" w:history="1">
+          <w:hyperlink w:anchor="_Toc240923573" w:history="1">
             <w:r>
               <w:rPr>
                 <w:rStyle w:val="Hyperlink"/>
@@ -1261,7 +1261,7 @@
               <w:rPr>
                 <w:noProof/>
               </w:rPr>
-              <w:instrText xml:space="preserve"> PAGEREF _Toc240920426 \h </w:instrText>
+              <w:instrText xml:space="preserve"> PAGEREF _Toc240923573 \h </w:instrText>
             </w:r>
             <w:r>
               <w:rPr>
@@ -1304,7 +1304,7 @@
               <w14:ligatures w14:val="standardContextual"/>
             </w:rPr>
           </w:pPr>
-          <w:hyperlink w:anchor="_Toc240920427" w:history="1">
+          <w:hyperlink w:anchor="_Toc240923574" w:history="1">
             <w:r>
               <w:rPr>
                 <w:rStyle w:val="Hyperlink"/>
@@ -1328,7 +1328,7 @@
               <w:rPr>
                 <w:noProof/>
               </w:rPr>
-              <w:instrText xml:space="preserve"> PAGEREF _Toc240920427 \h </w:instrText>
+              <w:instrText xml:space="preserve"> PAGEREF _Toc240923574 \h </w:instrText>
             </w:r>
             <w:r>
               <w:rPr>
@@ -1371,7 +1371,7 @@
               <w14:ligatures w14:val="standardContextual"/>
             </w:rPr>
           </w:pPr>
-          <w:hyperlink w:anchor="_Toc240920428" w:history="1">
+          <w:hyperlink w:anchor="_Toc240923575" w:history="1">
             <w:r>
               <w:rPr>
                 <w:rStyle w:val="Hyperlink"/>
@@ -1395,7 +1395,7 @@
               <w:rPr>
                 <w:noProof/>
               </w:rPr>
-              <w:instrText xml:space="preserve"> PAGEREF _Toc240920428 \h </w:instrText>
+              <w:instrText xml:space="preserve"> PAGEREF _Toc240923575 \h </w:instrText>
             </w:r>
             <w:r>
               <w:rPr>
@@ -1438,7 +1438,7 @@
               <w14:ligatures w14:val="standardContextual"/>
             </w:rPr>
           </w:pPr>
-          <w:hyperlink w:anchor="_Toc240920429" w:history="1">
+          <w:hyperlink w:anchor="_Toc240923576" w:history="1">
             <w:r>
               <w:rPr>
                 <w:rStyle w:val="Hyperlink"/>
@@ -1462,7 +1462,7 @@
               <w:rPr>
                 <w:noProof/>
               </w:rPr>
-              <w:instrText xml:space="preserve"> PAGEREF _Toc240920429 \h </w:instrText>
+              <w:instrText xml:space="preserve"> PAGEREF _Toc240923576 \h </w:instrText>
             </w:r>
             <w:r>
               <w:rPr>
@@ -1505,7 +1505,7 @@
               <w14:ligatures w14:val="standardContextual"/>
             </w:rPr>
           </w:pPr>
-          <w:hyperlink w:anchor="_Toc240920430" w:history="1">
+          <w:hyperlink w:anchor="_Toc240923577" w:history="1">
             <w:r>
               <w:rPr>
                 <w:rStyle w:val="Hyperlink"/>
@@ -1529,7 +1529,7 @@
               <w:rPr>
                 <w:noProof/>
               </w:rPr>
-              <w:instrText xml:space="preserve"> PAGEREF _Toc240920430 \h </w:instrText>
+              <w:instrText xml:space="preserve"> PAGEREF _Toc240923577 \h </w:instrText>
             </w:r>
             <w:r>
               <w:rPr>
@@ -1572,7 +1572,7 @@
               <w14:ligatures w14:val="standardContextual"/>
             </w:rPr>
           </w:pPr>
-          <w:hyperlink w:anchor="_Toc240920431" w:history="1">
+          <w:hyperlink w:anchor="_Toc240923578" w:history="1">
             <w:r>
               <w:rPr>
                 <w:rStyle w:val="Hyperlink"/>
@@ -1596,7 +1596,7 @@
               <w:rPr>
                 <w:noProof/>
               </w:rPr>
-              <w:instrText xml:space="preserve"> PAGEREF _Toc240920431 \h </w:instrText>
+              <w:instrText xml:space="preserve"> PAGEREF _Toc240923578 \h </w:instrText>
             </w:r>
             <w:r>
               <w:rPr>
@@ -1639,7 +1639,7 @@
               <w14:ligatures w14:val="standardContextual"/>
             </w:rPr>
           </w:pPr>
-          <w:hyperlink w:anchor="_Toc240920432" w:history="1">
+          <w:hyperlink w:anchor="_Toc240923579" w:history="1">
             <w:r>
               <w:rPr>
                 <w:rStyle w:val="Hyperlink"/>
@@ -1663,7 +1663,7 @@
               <w:rPr>
                 <w:noProof/>
               </w:rPr>
-              <w:instrText xml:space="preserve"> PAGEREF _Toc240920432 \h </w:instrText>
+              <w:instrText xml:space="preserve"> PAGEREF _Toc240923579 \h </w:instrText>
             </w:r>
             <w:r>
               <w:rPr>
@@ -1706,7 +1706,7 @@
               <w14:ligatures w14:val="standardContextual"/>
             </w:rPr>
           </w:pPr>
-          <w:hyperlink w:anchor="_Toc240920433" w:history="1">
+          <w:hyperlink w:anchor="_Toc240923580" w:history="1">
             <w:r>
               <w:rPr>
                 <w:rStyle w:val="Hyperlink"/>
@@ -1730,7 +1730,7 @@
               <w:rPr>
                 <w:noProof/>
               </w:rPr>
-              <w:instrText xml:space="preserve"> PAGEREF _Toc240920433 \h </w:instrText>
+              <w:instrText xml:space="preserve"> PAGEREF _Toc240923580 \h </w:instrText>
             </w:r>
             <w:r>
               <w:rPr>
@@ -1773,7 +1773,7 @@
               <w14:ligatures w14:val="standardContextual"/>
             </w:rPr>
           </w:pPr>
-          <w:hyperlink w:anchor="_Toc240920434" w:history="1">
+          <w:hyperlink w:anchor="_Toc240923581" w:history="1">
             <w:r>
               <w:rPr>
                 <w:rStyle w:val="Hyperlink"/>
@@ -1797,7 +1797,7 @@
               <w:rPr>
                 <w:noProof/>
               </w:rPr>
-              <w:instrText xml:space="preserve"> PAGEREF _Toc240920434 \h </w:instrText>
+              <w:instrText xml:space="preserve"> PAGEREF _Toc240923581 \h </w:instrText>
             </w:r>
             <w:r>
               <w:rPr>
@@ -1840,7 +1840,7 @@
               <w14:ligatures w14:val="standardContextual"/>
             </w:rPr>
           </w:pPr>
-          <w:hyperlink w:anchor="_Toc240920435" w:history="1">
+          <w:hyperlink w:anchor="_Toc240923582" w:history="1">
             <w:r>
               <w:rPr>
                 <w:rStyle w:val="Hyperlink"/>
@@ -1864,7 +1864,7 @@
               <w:rPr>
                 <w:noProof/>
               </w:rPr>
-              <w:instrText xml:space="preserve"> PAGEREF _Toc240920435 \h </w:instrText>
+              <w:instrText xml:space="preserve"> PAGEREF _Toc240923582 \h </w:instrText>
             </w:r>
             <w:r>
               <w:rPr>
@@ -1907,7 +1907,7 @@
               <w14:ligatures w14:val="standardContextual"/>
             </w:rPr>
           </w:pPr>
-          <w:hyperlink w:anchor="_Toc240920436" w:history="1">
+          <w:hyperlink w:anchor="_Toc240923583" w:history="1">
             <w:r>
               <w:rPr>
                 <w:rStyle w:val="Hyperlink"/>
@@ -1931,7 +1931,7 @@
               <w:rPr>
                 <w:noProof/>
               </w:rPr>
-              <w:instrText xml:space="preserve"> PAGEREF _Toc240920436 \h </w:instrText>
+              <w:instrText xml:space="preserve"> PAGEREF _Toc240923583 \h </w:instrText>
             </w:r>
             <w:r>
               <w:rPr>
@@ -1974,7 +1974,7 @@
               <w14:ligatures w14:val="standardContextual"/>
             </w:rPr>
           </w:pPr>
-          <w:hyperlink w:anchor="_Toc240920437" w:history="1">
+          <w:hyperlink w:anchor="_Toc240923584" w:history="1">
             <w:r>
               <w:rPr>
                 <w:rStyle w:val="Hyperlink"/>
@@ -1998,7 +1998,7 @@
               <w:rPr>
                 <w:noProof/>
               </w:rPr>
-              <w:instrText xml:space="preserve"> PAGEREF _Toc240920437 \h </w:instrText>
+              <w:instrText xml:space="preserve"> PAGEREF _Toc240923584 \h </w:instrText>
             </w:r>
             <w:r>
               <w:rPr>
@@ -2041,7 +2041,7 @@
               <w14:ligatures w14:val="standardContextual"/>
             </w:rPr>
           </w:pPr>
-          <w:hyperlink w:anchor="_Toc240920438" w:history="1">
+          <w:hyperlink w:anchor="_Toc240923585" w:history="1">
             <w:r>
               <w:rPr>
                 <w:rStyle w:val="Hyperlink"/>
@@ -2065,7 +2065,7 @@
               <w:rPr>
                 <w:noProof/>
               </w:rPr>
-              <w:instrText xml:space="preserve"> PAGEREF _Toc240920438 \h </w:instrText>
+              <w:instrText xml:space="preserve"> PAGEREF _Toc240923585 \h </w:instrText>
             </w:r>
             <w:r>
               <w:rPr>
@@ -2108,7 +2108,7 @@
               <w14:ligatures w14:val="standardContextual"/>
             </w:rPr>
           </w:pPr>
-          <w:hyperlink w:anchor="_Toc240920439" w:history="1">
+          <w:hyperlink w:anchor="_Toc240923586" w:history="1">
             <w:r>
               <w:rPr>
                 <w:rStyle w:val="Hyperlink"/>
@@ -2132,7 +2132,7 @@
               <w:rPr>
                 <w:noProof/>
               </w:rPr>
-              <w:instrText xml:space="preserve"> PAGEREF _Toc240920439 \h </w:instrText>
+              <w:instrText xml:space="preserve"> PAGEREF _Toc240923586 \h </w:instrText>
             </w:r>
             <w:r>
               <w:rPr>
@@ -2175,7 +2175,7 @@
               <w14:ligatures w14:val="standardContextual"/>
             </w:rPr>
           </w:pPr>
-          <w:hyperlink w:anchor="_Toc240920440" w:history="1">
+          <w:hyperlink w:anchor="_Toc240923587" w:history="1">
             <w:r>
               <w:rPr>
                 <w:rStyle w:val="Hyperlink"/>
@@ -2199,7 +2199,7 @@
               <w:rPr>
                 <w:noProof/>
               </w:rPr>
-              <w:instrText xml:space="preserve"> PAGEREF _Toc240920440 \h </w:instrText>
+              <w:instrText xml:space="preserve"> PAGEREF _Toc240923587 \h </w:instrText>
             </w:r>
             <w:r>
               <w:rPr>
@@ -2242,7 +2242,7 @@
               <w14:ligatures w14:val="standardContextual"/>
             </w:rPr>
           </w:pPr>
-          <w:hyperlink w:anchor="_Toc240920441" w:history="1">
+          <w:hyperlink w:anchor="_Toc240923588" w:history="1">
             <w:r>
               <w:rPr>
                 <w:rStyle w:val="Hyperlink"/>
@@ -2266,7 +2266,7 @@
               <w:rPr>
                 <w:noProof/>
               </w:rPr>
-              <w:instrText xml:space="preserve"> PAGEREF _Toc240920441 \h </w:instrText>
+              <w:instrText xml:space="preserve"> PAGEREF _Toc240923588 \h </w:instrText>
             </w:r>
             <w:r>
               <w:rPr>
@@ -2309,7 +2309,7 @@
               <w14:ligatures w14:val="standardContextual"/>
             </w:rPr>
           </w:pPr>
-          <w:hyperlink w:anchor="_Toc240920442" w:history="1">
+          <w:hyperlink w:anchor="_Toc240923589" w:history="1">
             <w:r>
               <w:rPr>
                 <w:rStyle w:val="Hyperlink"/>
@@ -2333,7 +2333,7 @@
               <w:rPr>
                 <w:noProof/>
               </w:rPr>
-              <w:instrText xml:space="preserve"> PAGEREF _Toc240920442 \h </w:instrText>
+              <w:instrText xml:space="preserve"> PAGEREF _Toc240923589 \h </w:instrText>
             </w:r>
             <w:r>
               <w:rPr>
@@ -2376,7 +2376,7 @@
               <w14:ligatures w14:val="standardContextual"/>
             </w:rPr>
           </w:pPr>
-          <w:hyperlink w:anchor="_Toc240920443" w:history="1">
+          <w:hyperlink w:anchor="_Toc240923590" w:history="1">
             <w:r>
               <w:rPr>
                 <w:rStyle w:val="Hyperlink"/>
@@ -2400,7 +2400,7 @@
               <w:rPr>
                 <w:noProof/>
               </w:rPr>
-              <w:instrText xml:space="preserve"> PAGEREF _Toc240920443 \h </w:instrText>
+              <w:instrText xml:space="preserve"> PAGEREF _Toc240923590 \h </w:instrText>
             </w:r>
             <w:r>
               <w:rPr>
@@ -2439,7 +2439,7 @@
         <w:pStyle w:val="Heading1"/>
         <w:pageBreakBefore/>
       </w:pPr>
-      <w:bookmarkStart w:id="0" w:name="_Toc240920416"/>
+      <w:bookmarkStart w:id="0" w:name="_Toc240923563"/>
       <w:r>
         <w:lastRenderedPageBreak/>
         <w:t>1. Your role at a glance</w:t>
@@ -2620,7 +2620,7 @@
         <w:pStyle w:val="Heading1"/>
         <w:pageBreakBefore/>
       </w:pPr>
-      <w:bookmarkStart w:id="1" w:name="_Toc240920417"/>
+      <w:bookmarkStart w:id="1" w:name="_Toc240923564"/>
       <w:r>
         <w:lastRenderedPageBreak/>
         <w:t>2. Signing in and your screens</w:t>
@@ -2631,7 +2631,7 @@
       <w:pPr>
         <w:pStyle w:val="Heading2"/>
       </w:pPr>
-      <w:bookmarkStart w:id="2" w:name="_Toc240920418"/>
+      <w:bookmarkStart w:id="2" w:name="_Toc240923565"/>
       <w:r>
         <w:t>Signing in</w:t>
       </w:r>
@@ -2714,7 +2714,7 @@
           <w:noProof/>
         </w:rPr>
         <w:drawing>
-          <wp:inline distT="0" distB="0" distL="0" distR="0" wp14:anchorId="59BBAD27" wp14:editId="0FEEA875">
+          <wp:inline distT="0" distB="0" distL="0" distR="0" wp14:anchorId="2138852F" wp14:editId="105A31A5">
             <wp:extent cx="5334000" cy="2333625"/>
             <wp:effectExtent l="0" t="0" r="0" b="0"/>
             <wp:docPr id="1" name="adm_login.jpg" descr="The sign-in screen for all internal staff." title="The sign-in screen for all internal staff."/>
@@ -2881,7 +2881,7 @@
       <w:pPr>
         <w:pStyle w:val="Heading2"/>
       </w:pPr>
-      <w:bookmarkStart w:id="3" w:name="_Toc240920419"/>
+      <w:bookmarkStart w:id="3" w:name="_Toc240923566"/>
       <w:r>
         <w:t>Finding your way around</w:t>
       </w:r>
@@ -3066,7 +3066,7 @@
         </w:rPr>
         <w:lastRenderedPageBreak/>
         <w:drawing>
-          <wp:inline distT="0" distB="0" distL="0" distR="0" wp14:anchorId="51C14A93" wp14:editId="7F56BA79">
+          <wp:inline distT="0" distB="0" distL="0" distR="0" wp14:anchorId="6F2F4B0C" wp14:editId="045F0FD6">
             <wp:extent cx="5715000" cy="1876425"/>
             <wp:effectExtent l="0" t="0" r="0" b="0"/>
             <wp:docPr id="2" name="adm_not_your_role.jpg" descr="Opening a screen outside your role (for example from an old bookmark) shows this card instead of the screen." title="Opening a screen outside your role (for example from an old bookmark) shows this card instead of the screen."/>
@@ -3135,7 +3135,7 @@
       <w:pPr>
         <w:pStyle w:val="Heading2"/>
       </w:pPr>
-      <w:bookmarkStart w:id="4" w:name="_Toc240920420"/>
+      <w:bookmarkStart w:id="4" w:name="_Toc240923567"/>
       <w:r>
         <w:t>Your screens</w:t>
       </w:r>
@@ -3410,7 +3410,7 @@
       <w:pPr>
         <w:pStyle w:val="Heading2"/>
       </w:pPr>
-      <w:bookmarkStart w:id="5" w:name="_Toc240920421"/>
+      <w:bookmarkStart w:id="5" w:name="_Toc240923568"/>
       <w:r>
         <w:t>Changing your password</w:t>
       </w:r>
@@ -3493,7 +3493,7 @@
           <w:noProof/>
         </w:rPr>
         <w:drawing>
-          <wp:inline distT="0" distB="0" distL="0" distR="0" wp14:anchorId="3D3CA254" wp14:editId="5A2C396B">
+          <wp:inline distT="0" distB="0" distL="0" distR="0" wp14:anchorId="4DEF3D9D" wp14:editId="6E1B84B4">
             <wp:extent cx="5334000" cy="2171700"/>
             <wp:effectExtent l="0" t="0" r="0" b="0"/>
             <wp:docPr id="3" name="adm_account.jpg" descr="Change Password screen." title="Change Password screen."/>
@@ -3581,7 +3581,7 @@
         <w:pStyle w:val="Heading1"/>
         <w:pageBreakBefore/>
       </w:pPr>
-      <w:bookmarkStart w:id="6" w:name="_Toc240920422"/>
+      <w:bookmarkStart w:id="6" w:name="_Toc240923569"/>
       <w:r>
         <w:lastRenderedPageBreak/>
         <w:t>3. Your routine</w:t>
@@ -3925,7 +3925,7 @@
         <w:pStyle w:val="Heading1"/>
         <w:pageBreakBefore/>
       </w:pPr>
-      <w:bookmarkStart w:id="7" w:name="_Toc240920423"/>
+      <w:bookmarkStart w:id="7" w:name="_Toc240923570"/>
       <w:r>
         <w:lastRenderedPageBreak/>
         <w:t>4. Step-by-step tasks</w:t>
@@ -3936,7 +3936,7 @@
       <w:pPr>
         <w:pStyle w:val="Heading2"/>
       </w:pPr>
-      <w:bookmarkStart w:id="8" w:name="_Toc240920424"/>
+      <w:bookmarkStart w:id="8" w:name="_Toc240923571"/>
       <w:r>
         <w:t>4.1 Reading the KII/Doc Dashboard</w:t>
       </w:r>
@@ -3953,7 +3953,7 @@
           <w:noProof/>
         </w:rPr>
         <w:drawing>
-          <wp:inline distT="0" distB="0" distL="0" distR="0" wp14:anchorId="6DA3B3F5" wp14:editId="3C3BA209">
+          <wp:inline distT="0" distB="0" distL="0" distR="0" wp14:anchorId="30BED0F9" wp14:editId="2363A35F">
             <wp:extent cx="5715000" cy="3571875"/>
             <wp:effectExtent l="0" t="0" r="0" b="0"/>
             <wp:docPr id="4" name="kii_dashboard.jpg" descr="KII / Document Dashboard." title="KII / Document Dashboard."/>
@@ -4022,7 +4022,7 @@
       <w:pPr>
         <w:pStyle w:val="Heading2"/>
       </w:pPr>
-      <w:bookmarkStart w:id="9" w:name="_Toc240920425"/>
+      <w:bookmarkStart w:id="9" w:name="_Toc240923572"/>
       <w:r>
         <w:t>4.2 Creating a KII record</w:t>
       </w:r>
@@ -4062,7 +4062,7 @@
           <w:noProof/>
         </w:rPr>
         <w:drawing>
-          <wp:inline distT="0" distB="0" distL="0" distR="0" wp14:anchorId="56C3F9A0" wp14:editId="374C5E78">
+          <wp:inline distT="0" distB="0" distL="0" distR="0" wp14:anchorId="407F2EDB" wp14:editId="6A355C00">
             <wp:extent cx="5334000" cy="2667000"/>
             <wp:effectExtent l="0" t="0" r="0" b="0"/>
             <wp:docPr id="5" name="kii_new.jpg" descr="New KII Record." title="New KII Record."/>
@@ -4199,7 +4199,7 @@
       <w:pPr>
         <w:pStyle w:val="Heading2"/>
       </w:pPr>
-      <w:bookmarkStart w:id="10" w:name="_Toc240920426"/>
+      <w:bookmarkStart w:id="10" w:name="_Toc240923573"/>
       <w:r>
         <w:lastRenderedPageBreak/>
         <w:t>4.3 Taking a KII from invitation to coded transcript</w:t>
@@ -4250,7 +4250,7 @@
           <w:noProof/>
         </w:rPr>
         <w:drawing>
-          <wp:inline distT="0" distB="0" distL="0" distR="0" wp14:anchorId="07D0F84A" wp14:editId="76D1E86D">
+          <wp:inline distT="0" distB="0" distL="0" distR="0" wp14:anchorId="1C17610A" wp14:editId="47F28BD5">
             <wp:extent cx="5334000" cy="3333750"/>
             <wp:effectExtent l="0" t="0" r="0" b="0"/>
             <wp:docPr id="6" name="kii_register.jpg" descr="KII Register." title="KII Register."/>
@@ -4349,7 +4349,7 @@
           <w:noProof/>
         </w:rPr>
         <w:drawing>
-          <wp:inline distT="0" distB="0" distL="0" distR="0" wp14:anchorId="6DCE8A9E" wp14:editId="27A8B454">
+          <wp:inline distT="0" distB="0" distL="0" distR="0" wp14:anchorId="3EEB43FE" wp14:editId="629C4A67">
             <wp:extent cx="5334000" cy="3752850"/>
             <wp:effectExtent l="0" t="0" r="0" b="0"/>
             <wp:docPr id="7" name="kii_detail.jpg" descr="KII record: status, consent, transcript and coding." title="KII record: status, consent, transcript and coding."/>
@@ -4586,7 +4586,7 @@
       <w:pPr>
         <w:pStyle w:val="Heading2"/>
       </w:pPr>
-      <w:bookmarkStart w:id="11" w:name="_Toc240920427"/>
+      <w:bookmarkStart w:id="11" w:name="_Toc240923574"/>
       <w:r>
         <w:t>4.4 Opening the KII Guide with the KII ID filled in</w:t>
       </w:r>
@@ -4636,7 +4636,7 @@
           <w:noProof/>
         </w:rPr>
         <w:drawing>
-          <wp:inline distT="0" distB="0" distL="0" distR="0" wp14:anchorId="0E1AC7C5" wp14:editId="346E8E75">
+          <wp:inline distT="0" distB="0" distL="0" distR="0" wp14:anchorId="20DF372C" wp14:editId="2E546016">
             <wp:extent cx="5334000" cy="523875"/>
             <wp:effectExtent l="0" t="0" r="0" b="0"/>
             <wp:docPr id="8" name="kii_coding_locked.jpg" descr="Before consent: no interview link." title="Before consent: no interview link."/>
@@ -4735,7 +4735,7 @@
           <w:noProof/>
         </w:rPr>
         <w:drawing>
-          <wp:inline distT="0" distB="0" distL="0" distR="0" wp14:anchorId="105BF9B2" wp14:editId="3386D750">
+          <wp:inline distT="0" distB="0" distL="0" distR="0" wp14:anchorId="75F7024E" wp14:editId="20207422">
             <wp:extent cx="5334000" cy="742950"/>
             <wp:effectExtent l="0" t="0" r="0" b="0"/>
             <wp:docPr id="9" name="kii_coding_ready.jpg" descr="After consent: Continue this interview." title="After consent: Continue this interview."/>
@@ -4892,7 +4892,7 @@
       <w:pPr>
         <w:pStyle w:val="Heading2"/>
       </w:pPr>
-      <w:bookmarkStart w:id="12" w:name="_Toc240920428"/>
+      <w:bookmarkStart w:id="12" w:name="_Toc240923575"/>
       <w:r>
         <w:t>4.5 Verifying a profile with the respondent, and reconciling it afterwards</w:t>
       </w:r>
@@ -4981,7 +4981,7 @@
         </w:rPr>
         <w:lastRenderedPageBreak/>
         <w:drawing>
-          <wp:inline distT="0" distB="0" distL="0" distR="0" wp14:anchorId="56FEF400" wp14:editId="0DE378F9">
+          <wp:inline distT="0" distB="0" distL="0" distR="0" wp14:anchorId="1813F154" wp14:editId="501DE71A">
             <wp:extent cx="4752975" cy="4953000"/>
             <wp:effectExtent l="0" t="0" r="0" b="0"/>
             <wp:docPr id="10" name="proit_interview_sheet.jpg" descr="The interview sheet: confirm what is public, ask what is not." title="The interview sheet: confirm what is public, ask what is not."/>
@@ -5246,7 +5246,7 @@
         </w:rPr>
         <w:lastRenderedPageBreak/>
         <w:drawing>
-          <wp:inline distT="0" distB="0" distL="0" distR="0" wp14:anchorId="6AA49B2E" wp14:editId="47E232CA">
+          <wp:inline distT="0" distB="0" distL="0" distR="0" wp14:anchorId="2637A424" wp14:editId="3FA0CECC">
             <wp:extent cx="5334000" cy="1152525"/>
             <wp:effectExtent l="0" t="0" r="0" b="0"/>
             <wp:docPr id="11" name="proit_reconcile.jpg" descr="Reconciling a corrected fact: the three values stay separate." title="Reconciling a corrected fact: the three values stay separate."/>
@@ -5331,7 +5331,27 @@
         <w:t>Reconciled</w:t>
       </w:r>
       <w:r>
-        <w:t xml:space="preserve"> when every fact is settled.</w:t>
+        <w:t xml:space="preserve"> when every fact is settled. At that moment the portal also sends the whole profile (what was known, what the respondent said, the reconciled value, and the sources) to KoboToolbox, in the </w:t>
+      </w:r>
+      <w:r>
+        <w:rPr>
+          <w:b/>
+          <w:bCs/>
+        </w:rPr>
+        <w:t>ABF-FST PROIT Interview Profile</w:t>
+      </w:r>
+      <w:r>
+        <w:t xml:space="preserve"> form, and the status shows </w:t>
+      </w:r>
+      <w:r>
+        <w:rPr>
+          <w:b/>
+          <w:bCs/>
+        </w:rPr>
+        <w:t>Saved to KoboToolbox</w:t>
+      </w:r>
+      <w:r>
+        <w:t>.</w:t>
       </w:r>
     </w:p>
     <w:p>
@@ -5464,7 +5484,7 @@
       <w:pPr>
         <w:pStyle w:val="Heading2"/>
       </w:pPr>
-      <w:bookmarkStart w:id="13" w:name="_Toc240920429"/>
+      <w:bookmarkStart w:id="13" w:name="_Toc240923576"/>
       <w:r>
         <w:t>4.6 Downloading or emailing completed forms (Form PDFs)</w:t>
       </w:r>
@@ -5504,7 +5524,7 @@
           <w:noProof/>
         </w:rPr>
         <w:drawing>
-          <wp:inline distT="0" distB="0" distL="0" distR="0" wp14:anchorId="4BC34B9F" wp14:editId="1E38DD3E">
+          <wp:inline distT="0" distB="0" distL="0" distR="0" wp14:anchorId="172A3A29" wp14:editId="4A05E666">
             <wp:extent cx="5334000" cy="3333750"/>
             <wp:effectExtent l="0" t="0" r="0" b="0"/>
             <wp:docPr id="12" name="kii_form_pdfs.jpg" descr="Completed KII Guide forms, with the sync status." title="Completed KII Guide forms, with the sync status."/>
@@ -5625,11 +5645,8 @@
         <w:spacing w:after="120" w:line="288" w:lineRule="auto"/>
       </w:pPr>
       <w:r>
-        <w:t xml:space="preserve">At the top of the page, a sync panel shows whether the portal holds the same forms as KoboToolbox, for example “✓ In sync with KoboToolbox — KoboToolbox holds 12 · the portal holds 12”. Each row also says “✓ </w:t>
-      </w:r>
-      <w:r>
         <w:lastRenderedPageBreak/>
-        <w:t xml:space="preserve">saved in portal” once the portal has an identical copy. If the panel says “Not in sync”, select </w:t>
+        <w:t xml:space="preserve">At the top of the page, a sync panel shows whether the portal holds the same forms as KoboToolbox, for example “✓ In sync with KoboToolbox — KoboToolbox holds 12 · the portal holds 12”. Each row also says “✓ saved in portal” once the portal has an identical copy. If the panel says “Not in sync”, select </w:t>
       </w:r>
       <w:r>
         <w:rPr>
@@ -5724,7 +5741,7 @@
       <w:pPr>
         <w:pStyle w:val="Heading2"/>
       </w:pPr>
-      <w:bookmarkStart w:id="14" w:name="_Toc240920430"/>
+      <w:bookmarkStart w:id="14" w:name="_Toc240923577"/>
       <w:r>
         <w:t>4.7 Consent in interviews</w:t>
       </w:r>
@@ -5802,7 +5819,7 @@
         <w:pStyle w:val="Heading1"/>
         <w:pageBreakBefore/>
       </w:pPr>
-      <w:bookmarkStart w:id="15" w:name="_Toc240920431"/>
+      <w:bookmarkStart w:id="15" w:name="_Toc240923578"/>
       <w:r>
         <w:lastRenderedPageBreak/>
         <w:t>5. Rules you must follow</w:t>
@@ -5953,7 +5970,7 @@
         <w:pStyle w:val="Heading1"/>
         <w:pageBreakBefore/>
       </w:pPr>
-      <w:bookmarkStart w:id="16" w:name="_Toc240920432"/>
+      <w:bookmarkStart w:id="16" w:name="_Toc240923579"/>
       <w:r>
         <w:lastRenderedPageBreak/>
         <w:t>6. Troubleshooting</w:t>
@@ -6980,7 +6997,7 @@
         <w:pStyle w:val="Heading1"/>
         <w:pageBreakBefore/>
       </w:pPr>
-      <w:bookmarkStart w:id="17" w:name="_Toc240920433"/>
+      <w:bookmarkStart w:id="17" w:name="_Toc240923580"/>
       <w:r>
         <w:lastRenderedPageBreak/>
         <w:t>7. Quick reference</w:t>
@@ -7439,7 +7456,7 @@
         <w:pStyle w:val="Heading1"/>
         <w:pageBreakBefore/>
       </w:pPr>
-      <w:bookmarkStart w:id="18" w:name="_Toc240920434"/>
+      <w:bookmarkStart w:id="18" w:name="_Toc240923581"/>
       <w:r>
         <w:lastRenderedPageBreak/>
         <w:t>8. Every screen and button for your role</w:t>
@@ -7553,7 +7570,7 @@
       <w:pPr>
         <w:pStyle w:val="Heading2"/>
       </w:pPr>
-      <w:bookmarkStart w:id="19" w:name="_Toc240920435"/>
+      <w:bookmarkStart w:id="19" w:name="_Toc240923582"/>
       <w:r>
         <w:t>8.1 Sign in</w:t>
       </w:r>
@@ -8066,7 +8083,7 @@
       <w:pPr>
         <w:pStyle w:val="Heading2"/>
       </w:pPr>
-      <w:bookmarkStart w:id="20" w:name="_Toc240920436"/>
+      <w:bookmarkStart w:id="20" w:name="_Toc240923583"/>
       <w:r>
         <w:t>8.2 The header and menu bar (every screen)</w:t>
       </w:r>
@@ -8790,7 +8807,7 @@
       <w:pPr>
         <w:pStyle w:val="Heading2"/>
       </w:pPr>
-      <w:bookmarkStart w:id="21" w:name="_Toc240920437"/>
+      <w:bookmarkStart w:id="21" w:name="_Toc240923584"/>
       <w:r>
         <w:t>8.3 Change Password</w:t>
       </w:r>
@@ -9410,7 +9427,7 @@
       <w:pPr>
         <w:pStyle w:val="Heading2"/>
       </w:pPr>
-      <w:bookmarkStart w:id="22" w:name="_Toc240920438"/>
+      <w:bookmarkStart w:id="22" w:name="_Toc240923585"/>
       <w:r>
         <w:t>8.4 KII / Document Dashboard</w:t>
       </w:r>
@@ -9820,7 +9837,7 @@
       <w:pPr>
         <w:pStyle w:val="Heading2"/>
       </w:pPr>
-      <w:bookmarkStart w:id="23" w:name="_Toc240920439"/>
+      <w:bookmarkStart w:id="23" w:name="_Toc240923586"/>
       <w:r>
         <w:lastRenderedPageBreak/>
         <w:t>8.5 Interview sheet (verifying a locked profile)</w:t>
@@ -10861,7 +10878,7 @@
       <w:pPr>
         <w:pStyle w:val="Heading2"/>
       </w:pPr>
-      <w:bookmarkStart w:id="24" w:name="_Toc240920440"/>
+      <w:bookmarkStart w:id="24" w:name="_Toc240923587"/>
       <w:r>
         <w:t>8.6 KII Register</w:t>
       </w:r>
@@ -11482,7 +11499,7 @@
       <w:pPr>
         <w:pStyle w:val="Heading2"/>
       </w:pPr>
-      <w:bookmarkStart w:id="25" w:name="_Toc240920441"/>
+      <w:bookmarkStart w:id="25" w:name="_Toc240923588"/>
       <w:r>
         <w:t>8.7 New KII Record</w:t>
       </w:r>
@@ -11892,7 +11909,7 @@
       <w:pPr>
         <w:pStyle w:val="Heading2"/>
       </w:pPr>
-      <w:bookmarkStart w:id="26" w:name="_Toc240920442"/>
+      <w:bookmarkStart w:id="26" w:name="_Toc240923589"/>
       <w:r>
         <w:t>8.8 KII record</w:t>
       </w:r>
@@ -12933,7 +12950,7 @@
       <w:pPr>
         <w:pStyle w:val="Heading2"/>
       </w:pPr>
-      <w:bookmarkStart w:id="27" w:name="_Toc240920443"/>
+      <w:bookmarkStart w:id="27" w:name="_Toc240923590"/>
       <w:r>
         <w:t>8.9 Completed forms (Form PDFs)</w:t>
       </w:r>
@@ -13988,10 +14005,68 @@
 <file path=word/numbering.xml><?xml version="1.0" encoding="utf-8"?>
 <w:numbering xmlns:wpc="http://schemas.microsoft.com/office/word/2010/wordprocessingCanvas" xmlns:cx="http://schemas.microsoft.com/office/drawing/2014/chartex" xmlns:cx1="http://schemas.microsoft.com/office/drawing/2015/9/8/chartex" xmlns:cx2="http://schemas.microsoft.com/office/drawing/2015/10/21/chartex" xmlns:cx3="http://schemas.microsoft.com/office/drawing/2016/5/9/chartex" xmlns:cx4="http://schemas.microsoft.com/office/drawing/2016/5/10/chartex" xmlns:cx5="http://schemas.microsoft.com/office/drawing/2016/5/11/chartex" xmlns:cx6="http://schemas.microsoft.com/office/drawing/2016/5/12/chartex" xmlns:cx7="http://schemas.microsoft.com/office/drawing/2016/5/13/chartex" xmlns:cx8="http://schemas.microsoft.com/office/drawing/2016/5/14/chartex" xmlns:mc="http://schemas.openxmlformats.org/markup-compatibility/2006" xmlns:aink="http://schemas.microsoft.com/office/drawing/2016/ink" xmlns:am3d="http://schemas.microsoft.com/office/drawing/2017/model3d" xmlns:o="urn:schemas-microsoft-com:office:office" xmlns:oel="http://schemas.microsoft.com/office/2019/extlst" xmlns:r="http://schemas.openxmlformats.org/officeDocument/2006/relationships" xmlns:m="http://schemas.openxmlformats.org/officeDocument/2006/math" xmlns:v="urn:schemas-microsoft-com:vml" xmlns:wp14="http://schemas.microsoft.com/office/word/2010/wordprocessingDrawing" xmlns:wp="http://schemas.openxmlformats.org/drawingml/2006/wordprocessingDrawing" xmlns:w10="urn:schemas-microsoft-com:office:word" xmlns:w="http://schemas.openxmlformats.org/wordprocessingml/2006/main" xmlns:w14="http://schemas.microsoft.com/office/word/2010/wordml" xmlns:w15="http://schemas.microsoft.com/office/word/2012/wordml" xmlns:w16cex="http://schemas.microsoft.com/office/word/2018/wordml/cex" xmlns:w16cid="http://schemas.microsoft.com/office/word/2016/wordml/cid" xmlns:w16="http://schemas.microsoft.com/office/word/2018/wordml" xmlns:w16sdtdh="http://schemas.microsoft.com/office/word/2020/wordml/sdtdatahash" xmlns:w16se="http://schemas.microsoft.com/office/word/2015/wordml/symex" xmlns:wpg="http://schemas.microsoft.com/office/word/2010/wordprocessingGroup" xmlns:wpi="http://schemas.microsoft.com/office/word/2010/wordprocessingInk" xmlns:wne="http://schemas.microsoft.com/office/word/2006/wordml" xmlns:wps="http://schemas.microsoft.com/office/word/2010/wordprocessingShape" mc:Ignorable="w14 w15 w16se w16cid w16 w16cex w16sdtdh wp14">
   <w:abstractNum w:abstractNumId="0" w15:restartNumberingAfterBreak="0">
-    <w:nsid w:val="0DA06546"/>
+    <w:nsid w:val="0B7408C9"/>
     <w:multiLevelType w:val="hybridMultilevel"/>
-    <w:tmpl w:val="F5AA33D2"/>
-    <w:lvl w:ilvl="0" w:tplc="6A7A21BA">
+    <w:tmpl w:val="8C004C96"/>
+    <w:lvl w:ilvl="0" w:tplc="A0625668">
+      <w:start w:val="1"/>
+      <w:numFmt w:val="bullet"/>
+      <w:lvlText w:val="•"/>
+      <w:lvlJc w:val="left"/>
+      <w:pPr>
+        <w:ind w:left="460" w:hanging="280"/>
+      </w:pPr>
+    </w:lvl>
+    <w:lvl w:ilvl="1" w:tplc="433CBDFE">
+      <w:start w:val="1"/>
+      <w:numFmt w:val="bullet"/>
+      <w:lvlText w:val="–"/>
+      <w:lvlJc w:val="left"/>
+      <w:pPr>
+        <w:ind w:left="900" w:hanging="280"/>
+      </w:pPr>
+    </w:lvl>
+    <w:lvl w:ilvl="2" w:tplc="36DCFB9C">
+      <w:numFmt w:val="decimal"/>
+      <w:lvlText w:val=""/>
+      <w:lvlJc w:val="left"/>
+    </w:lvl>
+    <w:lvl w:ilvl="3" w:tplc="33E072CE">
+      <w:numFmt w:val="decimal"/>
+      <w:lvlText w:val=""/>
+      <w:lvlJc w:val="left"/>
+    </w:lvl>
+    <w:lvl w:ilvl="4" w:tplc="BFACC1A6">
+      <w:numFmt w:val="decimal"/>
+      <w:lvlText w:val=""/>
+      <w:lvlJc w:val="left"/>
+    </w:lvl>
+    <w:lvl w:ilvl="5" w:tplc="A176BD8E">
+      <w:numFmt w:val="decimal"/>
+      <w:lvlText w:val=""/>
+      <w:lvlJc w:val="left"/>
+    </w:lvl>
+    <w:lvl w:ilvl="6" w:tplc="667ACC74">
+      <w:numFmt w:val="decimal"/>
+      <w:lvlText w:val=""/>
+      <w:lvlJc w:val="left"/>
+    </w:lvl>
+    <w:lvl w:ilvl="7" w:tplc="2AD0EB9C">
+      <w:numFmt w:val="decimal"/>
+      <w:lvlText w:val=""/>
+      <w:lvlJc w:val="left"/>
+    </w:lvl>
+    <w:lvl w:ilvl="8" w:tplc="64207772">
+      <w:numFmt w:val="decimal"/>
+      <w:lvlText w:val=""/>
+      <w:lvlJc w:val="left"/>
+    </w:lvl>
+  </w:abstractNum>
+  <w:abstractNum w:abstractNumId="1" w15:restartNumberingAfterBreak="0">
+    <w:nsid w:val="16962AE2"/>
+    <w:multiLevelType w:val="hybridMultilevel"/>
+    <w:tmpl w:val="A93E33DE"/>
+    <w:lvl w:ilvl="0" w:tplc="43FA22FC">
       <w:start w:val="1"/>
       <w:numFmt w:val="decimal"/>
       <w:lvlText w:val="%1."/>
@@ -14005,52 +14080,52 @@
         <w:color w:val="A67C27"/>
       </w:rPr>
     </w:lvl>
-    <w:lvl w:ilvl="1" w:tplc="4A52B3D0">
+    <w:lvl w:ilvl="1" w:tplc="98D24FD2">
       <w:numFmt w:val="decimal"/>
       <w:lvlText w:val=""/>
       <w:lvlJc w:val="left"/>
     </w:lvl>
-    <w:lvl w:ilvl="2" w:tplc="C8F60AD8">
+    <w:lvl w:ilvl="2" w:tplc="C3788D00">
       <w:numFmt w:val="decimal"/>
       <w:lvlText w:val=""/>
       <w:lvlJc w:val="left"/>
     </w:lvl>
-    <w:lvl w:ilvl="3" w:tplc="6CF46E4C">
+    <w:lvl w:ilvl="3" w:tplc="CE54F826">
       <w:numFmt w:val="decimal"/>
       <w:lvlText w:val=""/>
       <w:lvlJc w:val="left"/>
     </w:lvl>
-    <w:lvl w:ilvl="4" w:tplc="CC4E69CA">
+    <w:lvl w:ilvl="4" w:tplc="4F108940">
       <w:numFmt w:val="decimal"/>
       <w:lvlText w:val=""/>
       <w:lvlJc w:val="left"/>
     </w:lvl>
-    <w:lvl w:ilvl="5" w:tplc="C466121E">
+    <w:lvl w:ilvl="5" w:tplc="CD2216BC">
       <w:numFmt w:val="decimal"/>
       <w:lvlText w:val=""/>
       <w:lvlJc w:val="left"/>
     </w:lvl>
-    <w:lvl w:ilvl="6" w:tplc="7E60B286">
+    <w:lvl w:ilvl="6" w:tplc="9EF6DD92">
       <w:numFmt w:val="decimal"/>
       <w:lvlText w:val=""/>
       <w:lvlJc w:val="left"/>
     </w:lvl>
-    <w:lvl w:ilvl="7" w:tplc="3E6281D0">
+    <w:lvl w:ilvl="7" w:tplc="E3BC5DB2">
       <w:numFmt w:val="decimal"/>
       <w:lvlText w:val=""/>
       <w:lvlJc w:val="left"/>
     </w:lvl>
-    <w:lvl w:ilvl="8" w:tplc="793EA3E8">
+    <w:lvl w:ilvl="8" w:tplc="ECB6903E">
       <w:numFmt w:val="decimal"/>
       <w:lvlText w:val=""/>
       <w:lvlJc w:val="left"/>
     </w:lvl>
   </w:abstractNum>
-  <w:abstractNum w:abstractNumId="1" w15:restartNumberingAfterBreak="0">
-    <w:nsid w:val="11CB5E92"/>
+  <w:abstractNum w:abstractNumId="2" w15:restartNumberingAfterBreak="0">
+    <w:nsid w:val="30514041"/>
     <w:multiLevelType w:val="hybridMultilevel"/>
-    <w:tmpl w:val="C29433D8"/>
-    <w:lvl w:ilvl="0" w:tplc="3C366A46">
+    <w:tmpl w:val="9A901B9A"/>
+    <w:lvl w:ilvl="0" w:tplc="61209BE4">
       <w:start w:val="1"/>
       <w:numFmt w:val="decimal"/>
       <w:lvlText w:val="%1."/>
@@ -14064,110 +14139,52 @@
         <w:color w:val="A67C27"/>
       </w:rPr>
     </w:lvl>
-    <w:lvl w:ilvl="1" w:tplc="7FBCBB8C">
+    <w:lvl w:ilvl="1" w:tplc="F1D878B6">
       <w:numFmt w:val="decimal"/>
       <w:lvlText w:val=""/>
       <w:lvlJc w:val="left"/>
     </w:lvl>
-    <w:lvl w:ilvl="2" w:tplc="6DEA3EE8">
+    <w:lvl w:ilvl="2" w:tplc="3ECCA6B4">
       <w:numFmt w:val="decimal"/>
       <w:lvlText w:val=""/>
       <w:lvlJc w:val="left"/>
     </w:lvl>
-    <w:lvl w:ilvl="3" w:tplc="9D147724">
+    <w:lvl w:ilvl="3" w:tplc="B302F7E8">
       <w:numFmt w:val="decimal"/>
       <w:lvlText w:val=""/>
       <w:lvlJc w:val="left"/>
     </w:lvl>
-    <w:lvl w:ilvl="4" w:tplc="4008030C">
+    <w:lvl w:ilvl="4" w:tplc="2DB85C00">
       <w:numFmt w:val="decimal"/>
       <w:lvlText w:val=""/>
       <w:lvlJc w:val="left"/>
     </w:lvl>
-    <w:lvl w:ilvl="5" w:tplc="3C20DFE8">
+    <w:lvl w:ilvl="5" w:tplc="F2BE19D2">
       <w:numFmt w:val="decimal"/>
       <w:lvlText w:val=""/>
       <w:lvlJc w:val="left"/>
     </w:lvl>
-    <w:lvl w:ilvl="6" w:tplc="50D2EF76">
+    <w:lvl w:ilvl="6" w:tplc="DFB48B20">
       <w:numFmt w:val="decimal"/>
       <w:lvlText w:val=""/>
       <w:lvlJc w:val="left"/>
     </w:lvl>
-    <w:lvl w:ilvl="7" w:tplc="09CC23E2">
+    <w:lvl w:ilvl="7" w:tplc="AFACCA4E">
       <w:numFmt w:val="decimal"/>
       <w:lvlText w:val=""/>
       <w:lvlJc w:val="left"/>
     </w:lvl>
-    <w:lvl w:ilvl="8" w:tplc="D6F89202">
-      <w:numFmt w:val="decimal"/>
-      <w:lvlText w:val=""/>
-      <w:lvlJc w:val="left"/>
-    </w:lvl>
-  </w:abstractNum>
-  <w:abstractNum w:abstractNumId="2" w15:restartNumberingAfterBreak="0">
-    <w:nsid w:val="317625D1"/>
-    <w:multiLevelType w:val="hybridMultilevel"/>
-    <w:tmpl w:val="F0384668"/>
-    <w:lvl w:ilvl="0" w:tplc="934C55C4">
-      <w:start w:val="1"/>
-      <w:numFmt w:val="bullet"/>
-      <w:lvlText w:val="•"/>
-      <w:lvlJc w:val="left"/>
-      <w:pPr>
-        <w:ind w:left="460" w:hanging="280"/>
-      </w:pPr>
-    </w:lvl>
-    <w:lvl w:ilvl="1" w:tplc="AAB44990">
-      <w:start w:val="1"/>
-      <w:numFmt w:val="bullet"/>
-      <w:lvlText w:val="–"/>
-      <w:lvlJc w:val="left"/>
-      <w:pPr>
-        <w:ind w:left="900" w:hanging="280"/>
-      </w:pPr>
-    </w:lvl>
-    <w:lvl w:ilvl="2" w:tplc="A62EAD24">
-      <w:numFmt w:val="decimal"/>
-      <w:lvlText w:val=""/>
-      <w:lvlJc w:val="left"/>
-    </w:lvl>
-    <w:lvl w:ilvl="3" w:tplc="F46C6CE6">
-      <w:numFmt w:val="decimal"/>
-      <w:lvlText w:val=""/>
-      <w:lvlJc w:val="left"/>
-    </w:lvl>
-    <w:lvl w:ilvl="4" w:tplc="55D2D9D2">
-      <w:numFmt w:val="decimal"/>
-      <w:lvlText w:val=""/>
-      <w:lvlJc w:val="left"/>
-    </w:lvl>
-    <w:lvl w:ilvl="5" w:tplc="F90493E8">
-      <w:numFmt w:val="decimal"/>
-      <w:lvlText w:val=""/>
-      <w:lvlJc w:val="left"/>
-    </w:lvl>
-    <w:lvl w:ilvl="6" w:tplc="AD86810E">
-      <w:numFmt w:val="decimal"/>
-      <w:lvlText w:val=""/>
-      <w:lvlJc w:val="left"/>
-    </w:lvl>
-    <w:lvl w:ilvl="7" w:tplc="62FA9B18">
-      <w:numFmt w:val="decimal"/>
-      <w:lvlText w:val=""/>
-      <w:lvlJc w:val="left"/>
-    </w:lvl>
-    <w:lvl w:ilvl="8" w:tplc="5C488F7C">
+    <w:lvl w:ilvl="8" w:tplc="AB1835C2">
       <w:numFmt w:val="decimal"/>
       <w:lvlText w:val=""/>
       <w:lvlJc w:val="left"/>
     </w:lvl>
   </w:abstractNum>
   <w:abstractNum w:abstractNumId="3" w15:restartNumberingAfterBreak="0">
-    <w:nsid w:val="33DC463E"/>
+    <w:nsid w:val="318F796C"/>
     <w:multiLevelType w:val="hybridMultilevel"/>
-    <w:tmpl w:val="198A1C7E"/>
-    <w:lvl w:ilvl="0" w:tplc="94227388">
+    <w:tmpl w:val="D67E5718"/>
+    <w:lvl w:ilvl="0" w:tplc="AB68450A">
       <w:start w:val="1"/>
       <w:numFmt w:val="decimal"/>
       <w:lvlText w:val="%1."/>
@@ -14181,52 +14198,52 @@
         <w:color w:val="A67C27"/>
       </w:rPr>
     </w:lvl>
-    <w:lvl w:ilvl="1" w:tplc="C0A27B4A">
+    <w:lvl w:ilvl="1" w:tplc="E1E47574">
       <w:numFmt w:val="decimal"/>
       <w:lvlText w:val=""/>
       <w:lvlJc w:val="left"/>
     </w:lvl>
-    <w:lvl w:ilvl="2" w:tplc="6BF0460A">
+    <w:lvl w:ilvl="2" w:tplc="7F986248">
       <w:numFmt w:val="decimal"/>
       <w:lvlText w:val=""/>
       <w:lvlJc w:val="left"/>
     </w:lvl>
-    <w:lvl w:ilvl="3" w:tplc="3AD0A664">
+    <w:lvl w:ilvl="3" w:tplc="DC901000">
       <w:numFmt w:val="decimal"/>
       <w:lvlText w:val=""/>
       <w:lvlJc w:val="left"/>
     </w:lvl>
-    <w:lvl w:ilvl="4" w:tplc="D73A8092">
+    <w:lvl w:ilvl="4" w:tplc="456A55BE">
       <w:numFmt w:val="decimal"/>
       <w:lvlText w:val=""/>
       <w:lvlJc w:val="left"/>
     </w:lvl>
-    <w:lvl w:ilvl="5" w:tplc="E0E4436E">
+    <w:lvl w:ilvl="5" w:tplc="C24A3720">
       <w:numFmt w:val="decimal"/>
       <w:lvlText w:val=""/>
       <w:lvlJc w:val="left"/>
     </w:lvl>
-    <w:lvl w:ilvl="6" w:tplc="4502AFC2">
+    <w:lvl w:ilvl="6" w:tplc="344A4816">
       <w:numFmt w:val="decimal"/>
       <w:lvlText w:val=""/>
       <w:lvlJc w:val="left"/>
     </w:lvl>
-    <w:lvl w:ilvl="7" w:tplc="48B47252">
+    <w:lvl w:ilvl="7" w:tplc="E892B0C8">
       <w:numFmt w:val="decimal"/>
       <w:lvlText w:val=""/>
       <w:lvlJc w:val="left"/>
     </w:lvl>
-    <w:lvl w:ilvl="8" w:tplc="3AF42CDA">
+    <w:lvl w:ilvl="8" w:tplc="57A84F34">
       <w:numFmt w:val="decimal"/>
       <w:lvlText w:val=""/>
       <w:lvlJc w:val="left"/>
     </w:lvl>
   </w:abstractNum>
   <w:abstractNum w:abstractNumId="4" w15:restartNumberingAfterBreak="0">
-    <w:nsid w:val="383F7E51"/>
+    <w:nsid w:val="5653656A"/>
     <w:multiLevelType w:val="hybridMultilevel"/>
-    <w:tmpl w:val="8514C3AC"/>
-    <w:lvl w:ilvl="0" w:tplc="3CB8C3EE">
+    <w:tmpl w:val="BE4C1F54"/>
+    <w:lvl w:ilvl="0" w:tplc="3C98F6C6">
       <w:start w:val="1"/>
       <w:numFmt w:val="decimal"/>
       <w:lvlText w:val="%1."/>
@@ -14240,138 +14257,52 @@
         <w:color w:val="A67C27"/>
       </w:rPr>
     </w:lvl>
-    <w:lvl w:ilvl="1" w:tplc="3AE49B06">
+    <w:lvl w:ilvl="1" w:tplc="A2A077DC">
       <w:numFmt w:val="decimal"/>
       <w:lvlText w:val=""/>
       <w:lvlJc w:val="left"/>
     </w:lvl>
-    <w:lvl w:ilvl="2" w:tplc="D332B8A4">
+    <w:lvl w:ilvl="2" w:tplc="BC547FEA">
       <w:numFmt w:val="decimal"/>
       <w:lvlText w:val=""/>
       <w:lvlJc w:val="left"/>
     </w:lvl>
-    <w:lvl w:ilvl="3" w:tplc="0EE4A1E4">
+    <w:lvl w:ilvl="3" w:tplc="C07E15FA">
       <w:numFmt w:val="decimal"/>
       <w:lvlText w:val=""/>
       <w:lvlJc w:val="left"/>
     </w:lvl>
-    <w:lvl w:ilvl="4" w:tplc="31003C52">
+    <w:lvl w:ilvl="4" w:tplc="88443768">
       <w:numFmt w:val="decimal"/>
       <w:lvlText w:val=""/>
       <w:lvlJc w:val="left"/>
     </w:lvl>
-    <w:lvl w:ilvl="5" w:tplc="8102BE0C">
+    <w:lvl w:ilvl="5" w:tplc="1F3CC574">
       <w:numFmt w:val="decimal"/>
       <w:lvlText w:val=""/>
       <w:lvlJc w:val="left"/>
     </w:lvl>
-    <w:lvl w:ilvl="6" w:tplc="5B042B70">
+    <w:lvl w:ilvl="6" w:tplc="71540848">
       <w:numFmt w:val="decimal"/>
       <w:lvlText w:val=""/>
       <w:lvlJc w:val="left"/>
     </w:lvl>
-    <w:lvl w:ilvl="7" w:tplc="D0DC2CCE">
+    <w:lvl w:ilvl="7" w:tplc="2F8C882A">
       <w:numFmt w:val="decimal"/>
       <w:lvlText w:val=""/>
       <w:lvlJc w:val="left"/>
     </w:lvl>
-    <w:lvl w:ilvl="8" w:tplc="30BAAEA4">
+    <w:lvl w:ilvl="8" w:tplc="48F8B04E">
       <w:numFmt w:val="decimal"/>
       <w:lvlText w:val=""/>
       <w:lvlJc w:val="left"/>
     </w:lvl>
   </w:abstractNum>
   <w:abstractNum w:abstractNumId="5" w15:restartNumberingAfterBreak="0">
-    <w:nsid w:val="4B942D94"/>
+    <w:nsid w:val="58643B78"/>
     <w:multiLevelType w:val="hybridMultilevel"/>
-    <w:tmpl w:val="66D2EC4C"/>
-    <w:lvl w:ilvl="0" w:tplc="B7B07906">
-      <w:start w:val="1"/>
-      <w:numFmt w:val="bullet"/>
-      <w:lvlText w:val="●"/>
-      <w:lvlJc w:val="left"/>
-      <w:pPr>
-        <w:ind w:left="720" w:hanging="360"/>
-      </w:pPr>
-    </w:lvl>
-    <w:lvl w:ilvl="1" w:tplc="5980DF3A">
-      <w:start w:val="1"/>
-      <w:numFmt w:val="bullet"/>
-      <w:lvlText w:val="○"/>
-      <w:lvlJc w:val="left"/>
-      <w:pPr>
-        <w:ind w:left="1440" w:hanging="360"/>
-      </w:pPr>
-    </w:lvl>
-    <w:lvl w:ilvl="2" w:tplc="738A150A">
-      <w:start w:val="1"/>
-      <w:numFmt w:val="bullet"/>
-      <w:lvlText w:val="■"/>
-      <w:lvlJc w:val="left"/>
-      <w:pPr>
-        <w:ind w:left="2160" w:hanging="360"/>
-      </w:pPr>
-    </w:lvl>
-    <w:lvl w:ilvl="3" w:tplc="9E3CDB16">
-      <w:start w:val="1"/>
-      <w:numFmt w:val="bullet"/>
-      <w:lvlText w:val="●"/>
-      <w:lvlJc w:val="left"/>
-      <w:pPr>
-        <w:ind w:left="2880" w:hanging="360"/>
-      </w:pPr>
-    </w:lvl>
-    <w:lvl w:ilvl="4" w:tplc="81449AD6">
-      <w:start w:val="1"/>
-      <w:numFmt w:val="bullet"/>
-      <w:lvlText w:val="○"/>
-      <w:lvlJc w:val="left"/>
-      <w:pPr>
-        <w:ind w:left="3600" w:hanging="360"/>
-      </w:pPr>
-    </w:lvl>
-    <w:lvl w:ilvl="5" w:tplc="95127AA0">
-      <w:start w:val="1"/>
-      <w:numFmt w:val="bullet"/>
-      <w:lvlText w:val="■"/>
-      <w:lvlJc w:val="left"/>
-      <w:pPr>
-        <w:ind w:left="4320" w:hanging="360"/>
-      </w:pPr>
-    </w:lvl>
-    <w:lvl w:ilvl="6" w:tplc="BBAC49A8">
-      <w:start w:val="1"/>
-      <w:numFmt w:val="bullet"/>
-      <w:lvlText w:val="●"/>
-      <w:lvlJc w:val="left"/>
-      <w:pPr>
-        <w:ind w:left="5040" w:hanging="360"/>
-      </w:pPr>
-    </w:lvl>
-    <w:lvl w:ilvl="7" w:tplc="3EACCBF4">
-      <w:start w:val="1"/>
-      <w:numFmt w:val="bullet"/>
-      <w:lvlText w:val="●"/>
-      <w:lvlJc w:val="left"/>
-      <w:pPr>
-        <w:ind w:left="5760" w:hanging="360"/>
-      </w:pPr>
-    </w:lvl>
-    <w:lvl w:ilvl="8" w:tplc="0B04F830">
-      <w:start w:val="1"/>
-      <w:numFmt w:val="bullet"/>
-      <w:lvlText w:val="●"/>
-      <w:lvlJc w:val="left"/>
-      <w:pPr>
-        <w:ind w:left="6480" w:hanging="360"/>
-      </w:pPr>
-    </w:lvl>
-  </w:abstractNum>
-  <w:abstractNum w:abstractNumId="6" w15:restartNumberingAfterBreak="0">
-    <w:nsid w:val="50E6503C"/>
-    <w:multiLevelType w:val="hybridMultilevel"/>
-    <w:tmpl w:val="A6DE1334"/>
-    <w:lvl w:ilvl="0" w:tplc="2C0AE918">
+    <w:tmpl w:val="4F062530"/>
+    <w:lvl w:ilvl="0" w:tplc="15FCB282">
       <w:start w:val="1"/>
       <w:numFmt w:val="decimal"/>
       <w:lvlText w:val="%1."/>
@@ -14385,52 +14316,111 @@
         <w:color w:val="A67C27"/>
       </w:rPr>
     </w:lvl>
-    <w:lvl w:ilvl="1" w:tplc="E2EAEDF2">
+    <w:lvl w:ilvl="1" w:tplc="C4A691AA">
       <w:numFmt w:val="decimal"/>
       <w:lvlText w:val=""/>
       <w:lvlJc w:val="left"/>
     </w:lvl>
-    <w:lvl w:ilvl="2" w:tplc="E2EAB184">
+    <w:lvl w:ilvl="2" w:tplc="9F5E573E">
       <w:numFmt w:val="decimal"/>
       <w:lvlText w:val=""/>
       <w:lvlJc w:val="left"/>
     </w:lvl>
-    <w:lvl w:ilvl="3" w:tplc="AECC5864">
+    <w:lvl w:ilvl="3" w:tplc="361C20C2">
       <w:numFmt w:val="decimal"/>
       <w:lvlText w:val=""/>
       <w:lvlJc w:val="left"/>
     </w:lvl>
-    <w:lvl w:ilvl="4" w:tplc="7B222476">
+    <w:lvl w:ilvl="4" w:tplc="06B83EBA">
       <w:numFmt w:val="decimal"/>
       <w:lvlText w:val=""/>
       <w:lvlJc w:val="left"/>
     </w:lvl>
-    <w:lvl w:ilvl="5" w:tplc="08983166">
+    <w:lvl w:ilvl="5" w:tplc="B724837E">
       <w:numFmt w:val="decimal"/>
       <w:lvlText w:val=""/>
       <w:lvlJc w:val="left"/>
     </w:lvl>
-    <w:lvl w:ilvl="6" w:tplc="7ED8AF5A">
+    <w:lvl w:ilvl="6" w:tplc="D9646008">
       <w:numFmt w:val="decimal"/>
       <w:lvlText w:val=""/>
       <w:lvlJc w:val="left"/>
     </w:lvl>
-    <w:lvl w:ilvl="7" w:tplc="8E860EDC">
+    <w:lvl w:ilvl="7" w:tplc="6F9C184E">
       <w:numFmt w:val="decimal"/>
       <w:lvlText w:val=""/>
       <w:lvlJc w:val="left"/>
     </w:lvl>
-    <w:lvl w:ilvl="8" w:tplc="6D2218C2">
+    <w:lvl w:ilvl="8" w:tplc="E542A0BC">
+      <w:numFmt w:val="decimal"/>
+      <w:lvlText w:val=""/>
+      <w:lvlJc w:val="left"/>
+    </w:lvl>
+  </w:abstractNum>
+  <w:abstractNum w:abstractNumId="6" w15:restartNumberingAfterBreak="0">
+    <w:nsid w:val="65A24BA4"/>
+    <w:multiLevelType w:val="hybridMultilevel"/>
+    <w:tmpl w:val="0E44B6FC"/>
+    <w:lvl w:ilvl="0" w:tplc="538803D4">
+      <w:start w:val="1"/>
+      <w:numFmt w:val="decimal"/>
+      <w:lvlText w:val="%1."/>
+      <w:lvlJc w:val="left"/>
+      <w:pPr>
+        <w:ind w:left="460" w:hanging="360"/>
+      </w:pPr>
+      <w:rPr>
+        <w:b/>
+        <w:bCs/>
+        <w:color w:val="A67C27"/>
+      </w:rPr>
+    </w:lvl>
+    <w:lvl w:ilvl="1" w:tplc="3C42222E">
+      <w:numFmt w:val="decimal"/>
+      <w:lvlText w:val=""/>
+      <w:lvlJc w:val="left"/>
+    </w:lvl>
+    <w:lvl w:ilvl="2" w:tplc="87623038">
+      <w:numFmt w:val="decimal"/>
+      <w:lvlText w:val=""/>
+      <w:lvlJc w:val="left"/>
+    </w:lvl>
+    <w:lvl w:ilvl="3" w:tplc="4D0A1062">
+      <w:numFmt w:val="decimal"/>
+      <w:lvlText w:val=""/>
+      <w:lvlJc w:val="left"/>
+    </w:lvl>
+    <w:lvl w:ilvl="4" w:tplc="C1C08270">
+      <w:numFmt w:val="decimal"/>
+      <w:lvlText w:val=""/>
+      <w:lvlJc w:val="left"/>
+    </w:lvl>
+    <w:lvl w:ilvl="5" w:tplc="68F4C4A4">
+      <w:numFmt w:val="decimal"/>
+      <w:lvlText w:val=""/>
+      <w:lvlJc w:val="left"/>
+    </w:lvl>
+    <w:lvl w:ilvl="6" w:tplc="5EAAFF3C">
+      <w:numFmt w:val="decimal"/>
+      <w:lvlText w:val=""/>
+      <w:lvlJc w:val="left"/>
+    </w:lvl>
+    <w:lvl w:ilvl="7" w:tplc="4DE6D1F8">
+      <w:numFmt w:val="decimal"/>
+      <w:lvlText w:val=""/>
+      <w:lvlJc w:val="left"/>
+    </w:lvl>
+    <w:lvl w:ilvl="8" w:tplc="B8DA1AF4">
       <w:numFmt w:val="decimal"/>
       <w:lvlText w:val=""/>
       <w:lvlJc w:val="left"/>
     </w:lvl>
   </w:abstractNum>
   <w:abstractNum w:abstractNumId="7" w15:restartNumberingAfterBreak="0">
-    <w:nsid w:val="51B37D4F"/>
+    <w:nsid w:val="71745035"/>
     <w:multiLevelType w:val="hybridMultilevel"/>
-    <w:tmpl w:val="18B43300"/>
-    <w:lvl w:ilvl="0" w:tplc="D80CDB44">
+    <w:tmpl w:val="6C80F37C"/>
+    <w:lvl w:ilvl="0" w:tplc="6D3E47FC">
       <w:start w:val="1"/>
       <w:numFmt w:val="decimal"/>
       <w:lvlText w:val="%1."/>
@@ -14444,52 +14434,52 @@
         <w:color w:val="A67C27"/>
       </w:rPr>
     </w:lvl>
-    <w:lvl w:ilvl="1" w:tplc="4A5E6056">
+    <w:lvl w:ilvl="1" w:tplc="FB7C4C78">
       <w:numFmt w:val="decimal"/>
       <w:lvlText w:val=""/>
       <w:lvlJc w:val="left"/>
     </w:lvl>
-    <w:lvl w:ilvl="2" w:tplc="248A47A4">
+    <w:lvl w:ilvl="2" w:tplc="EA72CC60">
       <w:numFmt w:val="decimal"/>
       <w:lvlText w:val=""/>
       <w:lvlJc w:val="left"/>
     </w:lvl>
-    <w:lvl w:ilvl="3" w:tplc="EEB2AAF6">
+    <w:lvl w:ilvl="3" w:tplc="0914AB0C">
       <w:numFmt w:val="decimal"/>
       <w:lvlText w:val=""/>
       <w:lvlJc w:val="left"/>
     </w:lvl>
-    <w:lvl w:ilvl="4" w:tplc="1FF0BC52">
+    <w:lvl w:ilvl="4" w:tplc="557CF078">
       <w:numFmt w:val="decimal"/>
       <w:lvlText w:val=""/>
       <w:lvlJc w:val="left"/>
     </w:lvl>
-    <w:lvl w:ilvl="5" w:tplc="3C481E94">
+    <w:lvl w:ilvl="5" w:tplc="F5380242">
       <w:numFmt w:val="decimal"/>
       <w:lvlText w:val=""/>
       <w:lvlJc w:val="left"/>
     </w:lvl>
-    <w:lvl w:ilvl="6" w:tplc="9DAA08A8">
+    <w:lvl w:ilvl="6" w:tplc="ED72D34A">
       <w:numFmt w:val="decimal"/>
       <w:lvlText w:val=""/>
       <w:lvlJc w:val="left"/>
     </w:lvl>
-    <w:lvl w:ilvl="7" w:tplc="4E5A5D20">
+    <w:lvl w:ilvl="7" w:tplc="7F266BEE">
       <w:numFmt w:val="decimal"/>
       <w:lvlText w:val=""/>
       <w:lvlJc w:val="left"/>
     </w:lvl>
-    <w:lvl w:ilvl="8" w:tplc="F9306690">
+    <w:lvl w:ilvl="8" w:tplc="FB102BD8">
       <w:numFmt w:val="decimal"/>
       <w:lvlText w:val=""/>
       <w:lvlJc w:val="left"/>
     </w:lvl>
   </w:abstractNum>
   <w:abstractNum w:abstractNumId="8" w15:restartNumberingAfterBreak="0">
-    <w:nsid w:val="556D72BC"/>
+    <w:nsid w:val="7E0B3F56"/>
     <w:multiLevelType w:val="hybridMultilevel"/>
-    <w:tmpl w:val="D8DE7142"/>
-    <w:lvl w:ilvl="0" w:tplc="8F924166">
+    <w:tmpl w:val="EFCCFB5E"/>
+    <w:lvl w:ilvl="0" w:tplc="0A50E5FA">
       <w:start w:val="1"/>
       <w:numFmt w:val="decimal"/>
       <w:lvlText w:val="%1."/>
@@ -14503,162 +14493,189 @@
         <w:color w:val="A67C27"/>
       </w:rPr>
     </w:lvl>
-    <w:lvl w:ilvl="1" w:tplc="76DC6A94">
+    <w:lvl w:ilvl="1" w:tplc="42507AD6">
       <w:numFmt w:val="decimal"/>
       <w:lvlText w:val=""/>
       <w:lvlJc w:val="left"/>
     </w:lvl>
-    <w:lvl w:ilvl="2" w:tplc="06DED0F4">
+    <w:lvl w:ilvl="2" w:tplc="092E9A54">
       <w:numFmt w:val="decimal"/>
       <w:lvlText w:val=""/>
       <w:lvlJc w:val="left"/>
     </w:lvl>
-    <w:lvl w:ilvl="3" w:tplc="D1CE4E76">
+    <w:lvl w:ilvl="3" w:tplc="1F72D9AA">
       <w:numFmt w:val="decimal"/>
       <w:lvlText w:val=""/>
       <w:lvlJc w:val="left"/>
     </w:lvl>
-    <w:lvl w:ilvl="4" w:tplc="9BDE2492">
+    <w:lvl w:ilvl="4" w:tplc="0FD22BF8">
       <w:numFmt w:val="decimal"/>
       <w:lvlText w:val=""/>
       <w:lvlJc w:val="left"/>
     </w:lvl>
-    <w:lvl w:ilvl="5" w:tplc="7BAE305A">
+    <w:lvl w:ilvl="5" w:tplc="3690AB20">
       <w:numFmt w:val="decimal"/>
       <w:lvlText w:val=""/>
       <w:lvlJc w:val="left"/>
     </w:lvl>
-    <w:lvl w:ilvl="6" w:tplc="616E3CE2">
+    <w:lvl w:ilvl="6" w:tplc="75C0B0B8">
       <w:numFmt w:val="decimal"/>
       <w:lvlText w:val=""/>
       <w:lvlJc w:val="left"/>
     </w:lvl>
-    <w:lvl w:ilvl="7" w:tplc="315A94BC">
+    <w:lvl w:ilvl="7" w:tplc="1DC0A850">
       <w:numFmt w:val="decimal"/>
       <w:lvlText w:val=""/>
       <w:lvlJc w:val="left"/>
     </w:lvl>
-    <w:lvl w:ilvl="8" w:tplc="97D09E04">
+    <w:lvl w:ilvl="8" w:tplc="81EE2EF6">
       <w:numFmt w:val="decimal"/>
       <w:lvlText w:val=""/>
       <w:lvlJc w:val="left"/>
     </w:lvl>
   </w:abstractNum>
   <w:abstractNum w:abstractNumId="9" w15:restartNumberingAfterBreak="0">
-    <w:nsid w:val="61AC4A64"/>
+    <w:nsid w:val="7F31570C"/>
     <w:multiLevelType w:val="hybridMultilevel"/>
-    <w:tmpl w:val="45122A7E"/>
-    <w:lvl w:ilvl="0" w:tplc="6778EBF6">
+    <w:tmpl w:val="4606E334"/>
+    <w:lvl w:ilvl="0" w:tplc="E7A67070">
       <w:start w:val="1"/>
-      <w:numFmt w:val="decimal"/>
-      <w:lvlText w:val="%1."/>
+      <w:numFmt w:val="bullet"/>
+      <w:lvlText w:val="●"/>
       <w:lvlJc w:val="left"/>
       <w:pPr>
-        <w:ind w:left="460" w:hanging="360"/>
-      </w:pPr>
-      <w:rPr>
-        <w:b/>
-        <w:bCs/>
-        <w:color w:val="A67C27"/>
-      </w:rPr>
+        <w:ind w:left="720" w:hanging="360"/>
+      </w:pPr>
     </w:lvl>
-    <w:lvl w:ilvl="1" w:tplc="C6B0C8AE">
-      <w:numFmt w:val="decimal"/>
-      <w:lvlText w:val=""/>
+    <w:lvl w:ilvl="1" w:tplc="F6EC5CDA">
+      <w:start w:val="1"/>
+      <w:numFmt w:val="bullet"/>
+      <w:lvlText w:val="○"/>
       <w:lvlJc w:val="left"/>
+      <w:pPr>
+        <w:ind w:left="1440" w:hanging="360"/>
+      </w:pPr>
     </w:lvl>
-    <w:lvl w:ilvl="2" w:tplc="44E4590A">
-      <w:numFmt w:val="decimal"/>
-      <w:lvlText w:val=""/>
+    <w:lvl w:ilvl="2" w:tplc="8DCAF5EE">
+      <w:start w:val="1"/>
+      <w:numFmt w:val="bullet"/>
+      <w:lvlText w:val="■"/>
       <w:lvlJc w:val="left"/>
+      <w:pPr>
+        <w:ind w:left="2160" w:hanging="360"/>
+      </w:pPr>
     </w:lvl>
-    <w:lvl w:ilvl="3" w:tplc="44DE5B16">
-      <w:numFmt w:val="decimal"/>
-      <w:lvlText w:val=""/>
+    <w:lvl w:ilvl="3" w:tplc="586A2F68">
+      <w:start w:val="1"/>
+      <w:numFmt w:val="bullet"/>
+      <w:lvlText w:val="●"/>
       <w:lvlJc w:val="left"/>
+      <w:pPr>
+        <w:ind w:left="2880" w:hanging="360"/>
+      </w:pPr>
     </w:lvl>
-    <w:lvl w:ilvl="4" w:tplc="BFD6E748">
-      <w:numFmt w:val="decimal"/>
-      <w:lvlText w:val=""/>
+    <w:lvl w:ilvl="4" w:tplc="0D3042E0">
+      <w:start w:val="1"/>
+      <w:numFmt w:val="bullet"/>
+      <w:lvlText w:val="○"/>
       <w:lvlJc w:val="left"/>
+      <w:pPr>
+        <w:ind w:left="3600" w:hanging="360"/>
+      </w:pPr>
     </w:lvl>
-    <w:lvl w:ilvl="5" w:tplc="5E321214">
-      <w:numFmt w:val="decimal"/>
-      <w:lvlText w:val=""/>
+    <w:lvl w:ilvl="5" w:tplc="20B293C0">
+      <w:start w:val="1"/>
+      <w:numFmt w:val="bullet"/>
+      <w:lvlText w:val="■"/>
       <w:lvlJc w:val="left"/>
+      <w:pPr>
+        <w:ind w:left="4320" w:hanging="360"/>
+      </w:pPr>
     </w:lvl>
-    <w:lvl w:ilvl="6" w:tplc="CA164C84">
-      <w:numFmt w:val="decimal"/>
-      <w:lvlText w:val=""/>
+    <w:lvl w:ilvl="6" w:tplc="A9CC7652">
+      <w:start w:val="1"/>
+      <w:numFmt w:val="bullet"/>
+      <w:lvlText w:val="●"/>
       <w:lvlJc w:val="left"/>
+      <w:pPr>
+        <w:ind w:left="5040" w:hanging="360"/>
+      </w:pPr>
     </w:lvl>
-    <w:lvl w:ilvl="7" w:tplc="B2D8BD48">
-      <w:numFmt w:val="decimal"/>
-      <w:lvlText w:val=""/>
+    <w:lvl w:ilvl="7" w:tplc="B0B8FCDC">
+      <w:start w:val="1"/>
+      <w:numFmt w:val="bullet"/>
+      <w:lvlText w:val="●"/>
       <w:lvlJc w:val="left"/>
+      <w:pPr>
+        <w:ind w:left="5760" w:hanging="360"/>
+      </w:pPr>
     </w:lvl>
-    <w:lvl w:ilvl="8" w:tplc="FA20639C">
-      <w:numFmt w:val="decimal"/>
-      <w:lvlText w:val=""/>
+    <w:lvl w:ilvl="8" w:tplc="3D08ABF8">
+      <w:start w:val="1"/>
+      <w:numFmt w:val="bullet"/>
+      <w:lvlText w:val="●"/>
       <w:lvlJc w:val="left"/>
+      <w:pPr>
+        <w:ind w:left="6480" w:hanging="360"/>
+      </w:pPr>
     </w:lvl>
   </w:abstractNum>
-  <w:num w:numId="1" w16cid:durableId="1403404898">
+  <w:num w:numId="1" w16cid:durableId="1997218429">
+    <w:abstractNumId w:val="9"/>
+    <w:lvlOverride w:ilvl="0">
+      <w:startOverride w:val="1"/>
+    </w:lvlOverride>
+  </w:num>
+  <w:num w:numId="2" w16cid:durableId="775439474">
+    <w:abstractNumId w:val="0"/>
+    <w:lvlOverride w:ilvl="0">
+      <w:startOverride w:val="1"/>
+    </w:lvlOverride>
+  </w:num>
+  <w:num w:numId="3" w16cid:durableId="1939873322">
+    <w:abstractNumId w:val="2"/>
+    <w:lvlOverride w:ilvl="0">
+      <w:startOverride w:val="1"/>
+    </w:lvlOverride>
+  </w:num>
+  <w:num w:numId="4" w16cid:durableId="1458255294">
+    <w:abstractNumId w:val="7"/>
+    <w:lvlOverride w:ilvl="0">
+      <w:startOverride w:val="1"/>
+    </w:lvlOverride>
+  </w:num>
+  <w:num w:numId="5" w16cid:durableId="1250653509">
+    <w:abstractNumId w:val="1"/>
+    <w:lvlOverride w:ilvl="0">
+      <w:startOverride w:val="1"/>
+    </w:lvlOverride>
+  </w:num>
+  <w:num w:numId="6" w16cid:durableId="674498783">
+    <w:abstractNumId w:val="6"/>
+    <w:lvlOverride w:ilvl="0">
+      <w:startOverride w:val="1"/>
+    </w:lvlOverride>
+  </w:num>
+  <w:num w:numId="7" w16cid:durableId="144007724">
+    <w:abstractNumId w:val="8"/>
+    <w:lvlOverride w:ilvl="0">
+      <w:startOverride w:val="1"/>
+    </w:lvlOverride>
+  </w:num>
+  <w:num w:numId="8" w16cid:durableId="1312905592">
+    <w:abstractNumId w:val="4"/>
+    <w:lvlOverride w:ilvl="0">
+      <w:startOverride w:val="1"/>
+    </w:lvlOverride>
+  </w:num>
+  <w:num w:numId="9" w16cid:durableId="399526258">
     <w:abstractNumId w:val="5"/>
     <w:lvlOverride w:ilvl="0">
       <w:startOverride w:val="1"/>
     </w:lvlOverride>
   </w:num>
-  <w:num w:numId="2" w16cid:durableId="1472164367">
-    <w:abstractNumId w:val="2"/>
-    <w:lvlOverride w:ilvl="0">
-      <w:startOverride w:val="1"/>
-    </w:lvlOverride>
-  </w:num>
-  <w:num w:numId="3" w16cid:durableId="842597422">
+  <w:num w:numId="10" w16cid:durableId="1547984745">
     <w:abstractNumId w:val="3"/>
-    <w:lvlOverride w:ilvl="0">
-      <w:startOverride w:val="1"/>
-    </w:lvlOverride>
-  </w:num>
-  <w:num w:numId="4" w16cid:durableId="1137259322">
-    <w:abstractNumId w:val="9"/>
-    <w:lvlOverride w:ilvl="0">
-      <w:startOverride w:val="1"/>
-    </w:lvlOverride>
-  </w:num>
-  <w:num w:numId="5" w16cid:durableId="1669673207">
-    <w:abstractNumId w:val="4"/>
-    <w:lvlOverride w:ilvl="0">
-      <w:startOverride w:val="1"/>
-    </w:lvlOverride>
-  </w:num>
-  <w:num w:numId="6" w16cid:durableId="2132750097">
-    <w:abstractNumId w:val="7"/>
-    <w:lvlOverride w:ilvl="0">
-      <w:startOverride w:val="1"/>
-    </w:lvlOverride>
-  </w:num>
-  <w:num w:numId="7" w16cid:durableId="413934695">
-    <w:abstractNumId w:val="8"/>
-    <w:lvlOverride w:ilvl="0">
-      <w:startOverride w:val="1"/>
-    </w:lvlOverride>
-  </w:num>
-  <w:num w:numId="8" w16cid:durableId="415983079">
-    <w:abstractNumId w:val="1"/>
-    <w:lvlOverride w:ilvl="0">
-      <w:startOverride w:val="1"/>
-    </w:lvlOverride>
-  </w:num>
-  <w:num w:numId="9" w16cid:durableId="962999520">
-    <w:abstractNumId w:val="6"/>
-    <w:lvlOverride w:ilvl="0">
-      <w:startOverride w:val="1"/>
-    </w:lvlOverride>
-  </w:num>
-  <w:num w:numId="10" w16cid:durableId="1270968364">
-    <w:abstractNumId w:val="0"/>
     <w:lvlOverride w:ilvl="0">
       <w:startOverride w:val="1"/>
     </w:lvlOverride>
@@ -15283,7 +15300,7 @@
     <w:autoRedefine/>
     <w:uiPriority w:val="39"/>
     <w:unhideWhenUsed/>
-    <w:rsid w:val="009014F6"/>
+    <w:rsid w:val="007C1234"/>
     <w:pPr>
       <w:spacing w:after="100"/>
     </w:pPr>
@@ -15295,7 +15312,7 @@
     <w:autoRedefine/>
     <w:uiPriority w:val="39"/>
     <w:unhideWhenUsed/>
-    <w:rsid w:val="009014F6"/>
+    <w:rsid w:val="007C1234"/>
     <w:pPr>
       <w:spacing w:after="100"/>
       <w:ind w:left="210"/>

--- a/docs/manuals/Role_Guide_5_KII_RA.docx
+++ b/docs/manuals/Role_Guide_5_KII_RA.docx
@@ -469,7 +469,7 @@
                 <w:sz w:val="19"/>
                 <w:szCs w:val="19"/>
               </w:rPr>
-              <w:t>Version 1.8 · 21 September 2026</w:t>
+              <w:t>Version 1.9 · 22 September 2026</w:t>
             </w:r>
           </w:p>
         </w:tc>
@@ -538,7 +538,7 @@
     <w:sdt>
       <w:sdtPr>
         <w:alias w:val="Contents"/>
-        <w:id w:val="-1966799586"/>
+        <w:id w:val="-33117501"/>
       </w:sdtPr>
       <w:sdtEndPr/>
       <w:sdtContent>
@@ -567,7 +567,7 @@
           <w:r>
             <w:fldChar w:fldCharType="separate"/>
           </w:r>
-          <w:hyperlink w:anchor="_Toc240923563" w:history="1">
+          <w:hyperlink w:anchor="_Toc240961083" w:history="1">
             <w:r>
               <w:rPr>
                 <w:rStyle w:val="Hyperlink"/>
@@ -591,7 +591,7 @@
               <w:rPr>
                 <w:noProof/>
               </w:rPr>
-              <w:instrText xml:space="preserve"> PAGEREF _Toc240923563 \h </w:instrText>
+              <w:instrText xml:space="preserve"> PAGEREF _Toc240961083 \h </w:instrText>
             </w:r>
             <w:r>
               <w:rPr>
@@ -634,7 +634,7 @@
               <w14:ligatures w14:val="standardContextual"/>
             </w:rPr>
           </w:pPr>
-          <w:hyperlink w:anchor="_Toc240923564" w:history="1">
+          <w:hyperlink w:anchor="_Toc240961084" w:history="1">
             <w:r>
               <w:rPr>
                 <w:rStyle w:val="Hyperlink"/>
@@ -658,7 +658,7 @@
               <w:rPr>
                 <w:noProof/>
               </w:rPr>
-              <w:instrText xml:space="preserve"> PAGEREF _Toc240923564 \h </w:instrText>
+              <w:instrText xml:space="preserve"> PAGEREF _Toc240961084 \h </w:instrText>
             </w:r>
             <w:r>
               <w:rPr>
@@ -701,7 +701,7 @@
               <w14:ligatures w14:val="standardContextual"/>
             </w:rPr>
           </w:pPr>
-          <w:hyperlink w:anchor="_Toc240923565" w:history="1">
+          <w:hyperlink w:anchor="_Toc240961085" w:history="1">
             <w:r>
               <w:rPr>
                 <w:rStyle w:val="Hyperlink"/>
@@ -725,7 +725,7 @@
               <w:rPr>
                 <w:noProof/>
               </w:rPr>
-              <w:instrText xml:space="preserve"> PAGEREF _Toc240923565 \h </w:instrText>
+              <w:instrText xml:space="preserve"> PAGEREF _Toc240961085 \h </w:instrText>
             </w:r>
             <w:r>
               <w:rPr>
@@ -768,7 +768,7 @@
               <w14:ligatures w14:val="standardContextual"/>
             </w:rPr>
           </w:pPr>
-          <w:hyperlink w:anchor="_Toc240923566" w:history="1">
+          <w:hyperlink w:anchor="_Toc240961086" w:history="1">
             <w:r>
               <w:rPr>
                 <w:rStyle w:val="Hyperlink"/>
@@ -792,7 +792,7 @@
               <w:rPr>
                 <w:noProof/>
               </w:rPr>
-              <w:instrText xml:space="preserve"> PAGEREF _Toc240923566 \h </w:instrText>
+              <w:instrText xml:space="preserve"> PAGEREF _Toc240961086 \h </w:instrText>
             </w:r>
             <w:r>
               <w:rPr>
@@ -835,7 +835,7 @@
               <w14:ligatures w14:val="standardContextual"/>
             </w:rPr>
           </w:pPr>
-          <w:hyperlink w:anchor="_Toc240923567" w:history="1">
+          <w:hyperlink w:anchor="_Toc240961087" w:history="1">
             <w:r>
               <w:rPr>
                 <w:rStyle w:val="Hyperlink"/>
@@ -859,7 +859,7 @@
               <w:rPr>
                 <w:noProof/>
               </w:rPr>
-              <w:instrText xml:space="preserve"> PAGEREF _Toc240923567 \h </w:instrText>
+              <w:instrText xml:space="preserve"> PAGEREF _Toc240961087 \h </w:instrText>
             </w:r>
             <w:r>
               <w:rPr>
@@ -902,7 +902,7 @@
               <w14:ligatures w14:val="standardContextual"/>
             </w:rPr>
           </w:pPr>
-          <w:hyperlink w:anchor="_Toc240923568" w:history="1">
+          <w:hyperlink w:anchor="_Toc240961088" w:history="1">
             <w:r>
               <w:rPr>
                 <w:rStyle w:val="Hyperlink"/>
@@ -926,7 +926,7 @@
               <w:rPr>
                 <w:noProof/>
               </w:rPr>
-              <w:instrText xml:space="preserve"> PAGEREF _Toc240923568 \h </w:instrText>
+              <w:instrText xml:space="preserve"> PAGEREF _Toc240961088 \h </w:instrText>
             </w:r>
             <w:r>
               <w:rPr>
@@ -969,7 +969,7 @@
               <w14:ligatures w14:val="standardContextual"/>
             </w:rPr>
           </w:pPr>
-          <w:hyperlink w:anchor="_Toc240923569" w:history="1">
+          <w:hyperlink w:anchor="_Toc240961089" w:history="1">
             <w:r>
               <w:rPr>
                 <w:rStyle w:val="Hyperlink"/>
@@ -993,7 +993,7 @@
               <w:rPr>
                 <w:noProof/>
               </w:rPr>
-              <w:instrText xml:space="preserve"> PAGEREF _Toc240923569 \h </w:instrText>
+              <w:instrText xml:space="preserve"> PAGEREF _Toc240961089 \h </w:instrText>
             </w:r>
             <w:r>
               <w:rPr>
@@ -1036,7 +1036,7 @@
               <w14:ligatures w14:val="standardContextual"/>
             </w:rPr>
           </w:pPr>
-          <w:hyperlink w:anchor="_Toc240923570" w:history="1">
+          <w:hyperlink w:anchor="_Toc240961090" w:history="1">
             <w:r>
               <w:rPr>
                 <w:rStyle w:val="Hyperlink"/>
@@ -1060,7 +1060,7 @@
               <w:rPr>
                 <w:noProof/>
               </w:rPr>
-              <w:instrText xml:space="preserve"> PAGEREF _Toc240923570 \h </w:instrText>
+              <w:instrText xml:space="preserve"> PAGEREF _Toc240961090 \h </w:instrText>
             </w:r>
             <w:r>
               <w:rPr>
@@ -1103,7 +1103,7 @@
               <w14:ligatures w14:val="standardContextual"/>
             </w:rPr>
           </w:pPr>
-          <w:hyperlink w:anchor="_Toc240923571" w:history="1">
+          <w:hyperlink w:anchor="_Toc240961091" w:history="1">
             <w:r>
               <w:rPr>
                 <w:rStyle w:val="Hyperlink"/>
@@ -1127,7 +1127,7 @@
               <w:rPr>
                 <w:noProof/>
               </w:rPr>
-              <w:instrText xml:space="preserve"> PAGEREF _Toc240923571 \h </w:instrText>
+              <w:instrText xml:space="preserve"> PAGEREF _Toc240961091 \h </w:instrText>
             </w:r>
             <w:r>
               <w:rPr>
@@ -1170,7 +1170,7 @@
               <w14:ligatures w14:val="standardContextual"/>
             </w:rPr>
           </w:pPr>
-          <w:hyperlink w:anchor="_Toc240923572" w:history="1">
+          <w:hyperlink w:anchor="_Toc240961092" w:history="1">
             <w:r>
               <w:rPr>
                 <w:rStyle w:val="Hyperlink"/>
@@ -1194,7 +1194,7 @@
               <w:rPr>
                 <w:noProof/>
               </w:rPr>
-              <w:instrText xml:space="preserve"> PAGEREF _Toc240923572 \h </w:instrText>
+              <w:instrText xml:space="preserve"> PAGEREF _Toc240961092 \h </w:instrText>
             </w:r>
             <w:r>
               <w:rPr>
@@ -1237,7 +1237,7 @@
               <w14:ligatures w14:val="standardContextual"/>
             </w:rPr>
           </w:pPr>
-          <w:hyperlink w:anchor="_Toc240923573" w:history="1">
+          <w:hyperlink w:anchor="_Toc240961093" w:history="1">
             <w:r>
               <w:rPr>
                 <w:rStyle w:val="Hyperlink"/>
@@ -1261,7 +1261,7 @@
               <w:rPr>
                 <w:noProof/>
               </w:rPr>
-              <w:instrText xml:space="preserve"> PAGEREF _Toc240923573 \h </w:instrText>
+              <w:instrText xml:space="preserve"> PAGEREF _Toc240961093 \h </w:instrText>
             </w:r>
             <w:r>
               <w:rPr>
@@ -1304,7 +1304,7 @@
               <w14:ligatures w14:val="standardContextual"/>
             </w:rPr>
           </w:pPr>
-          <w:hyperlink w:anchor="_Toc240923574" w:history="1">
+          <w:hyperlink w:anchor="_Toc240961094" w:history="1">
             <w:r>
               <w:rPr>
                 <w:rStyle w:val="Hyperlink"/>
@@ -1328,7 +1328,7 @@
               <w:rPr>
                 <w:noProof/>
               </w:rPr>
-              <w:instrText xml:space="preserve"> PAGEREF _Toc240923574 \h </w:instrText>
+              <w:instrText xml:space="preserve"> PAGEREF _Toc240961094 \h </w:instrText>
             </w:r>
             <w:r>
               <w:rPr>
@@ -1371,7 +1371,7 @@
               <w14:ligatures w14:val="standardContextual"/>
             </w:rPr>
           </w:pPr>
-          <w:hyperlink w:anchor="_Toc240923575" w:history="1">
+          <w:hyperlink w:anchor="_Toc240961095" w:history="1">
             <w:r>
               <w:rPr>
                 <w:rStyle w:val="Hyperlink"/>
@@ -1395,7 +1395,7 @@
               <w:rPr>
                 <w:noProof/>
               </w:rPr>
-              <w:instrText xml:space="preserve"> PAGEREF _Toc240923575 \h </w:instrText>
+              <w:instrText xml:space="preserve"> PAGEREF _Toc240961095 \h </w:instrText>
             </w:r>
             <w:r>
               <w:rPr>
@@ -1438,7 +1438,7 @@
               <w14:ligatures w14:val="standardContextual"/>
             </w:rPr>
           </w:pPr>
-          <w:hyperlink w:anchor="_Toc240923576" w:history="1">
+          <w:hyperlink w:anchor="_Toc240961096" w:history="1">
             <w:r>
               <w:rPr>
                 <w:rStyle w:val="Hyperlink"/>
@@ -1462,7 +1462,7 @@
               <w:rPr>
                 <w:noProof/>
               </w:rPr>
-              <w:instrText xml:space="preserve"> PAGEREF _Toc240923576 \h </w:instrText>
+              <w:instrText xml:space="preserve"> PAGEREF _Toc240961096 \h </w:instrText>
             </w:r>
             <w:r>
               <w:rPr>
@@ -1505,7 +1505,7 @@
               <w14:ligatures w14:val="standardContextual"/>
             </w:rPr>
           </w:pPr>
-          <w:hyperlink w:anchor="_Toc240923577" w:history="1">
+          <w:hyperlink w:anchor="_Toc240961097" w:history="1">
             <w:r>
               <w:rPr>
                 <w:rStyle w:val="Hyperlink"/>
@@ -1529,7 +1529,7 @@
               <w:rPr>
                 <w:noProof/>
               </w:rPr>
-              <w:instrText xml:space="preserve"> PAGEREF _Toc240923577 \h </w:instrText>
+              <w:instrText xml:space="preserve"> PAGEREF _Toc240961097 \h </w:instrText>
             </w:r>
             <w:r>
               <w:rPr>
@@ -1572,7 +1572,7 @@
               <w14:ligatures w14:val="standardContextual"/>
             </w:rPr>
           </w:pPr>
-          <w:hyperlink w:anchor="_Toc240923578" w:history="1">
+          <w:hyperlink w:anchor="_Toc240961098" w:history="1">
             <w:r>
               <w:rPr>
                 <w:rStyle w:val="Hyperlink"/>
@@ -1596,7 +1596,7 @@
               <w:rPr>
                 <w:noProof/>
               </w:rPr>
-              <w:instrText xml:space="preserve"> PAGEREF _Toc240923578 \h </w:instrText>
+              <w:instrText xml:space="preserve"> PAGEREF _Toc240961098 \h </w:instrText>
             </w:r>
             <w:r>
               <w:rPr>
@@ -1639,7 +1639,7 @@
               <w14:ligatures w14:val="standardContextual"/>
             </w:rPr>
           </w:pPr>
-          <w:hyperlink w:anchor="_Toc240923579" w:history="1">
+          <w:hyperlink w:anchor="_Toc240961099" w:history="1">
             <w:r>
               <w:rPr>
                 <w:rStyle w:val="Hyperlink"/>
@@ -1663,7 +1663,7 @@
               <w:rPr>
                 <w:noProof/>
               </w:rPr>
-              <w:instrText xml:space="preserve"> PAGEREF _Toc240923579 \h </w:instrText>
+              <w:instrText xml:space="preserve"> PAGEREF _Toc240961099 \h </w:instrText>
             </w:r>
             <w:r>
               <w:rPr>
@@ -1706,7 +1706,7 @@
               <w14:ligatures w14:val="standardContextual"/>
             </w:rPr>
           </w:pPr>
-          <w:hyperlink w:anchor="_Toc240923580" w:history="1">
+          <w:hyperlink w:anchor="_Toc240961100" w:history="1">
             <w:r>
               <w:rPr>
                 <w:rStyle w:val="Hyperlink"/>
@@ -1730,7 +1730,7 @@
               <w:rPr>
                 <w:noProof/>
               </w:rPr>
-              <w:instrText xml:space="preserve"> PAGEREF _Toc240923580 \h </w:instrText>
+              <w:instrText xml:space="preserve"> PAGEREF _Toc240961100 \h </w:instrText>
             </w:r>
             <w:r>
               <w:rPr>
@@ -1773,7 +1773,7 @@
               <w14:ligatures w14:val="standardContextual"/>
             </w:rPr>
           </w:pPr>
-          <w:hyperlink w:anchor="_Toc240923581" w:history="1">
+          <w:hyperlink w:anchor="_Toc240961101" w:history="1">
             <w:r>
               <w:rPr>
                 <w:rStyle w:val="Hyperlink"/>
@@ -1797,7 +1797,7 @@
               <w:rPr>
                 <w:noProof/>
               </w:rPr>
-              <w:instrText xml:space="preserve"> PAGEREF _Toc240923581 \h </w:instrText>
+              <w:instrText xml:space="preserve"> PAGEREF _Toc240961101 \h </w:instrText>
             </w:r>
             <w:r>
               <w:rPr>
@@ -1840,7 +1840,7 @@
               <w14:ligatures w14:val="standardContextual"/>
             </w:rPr>
           </w:pPr>
-          <w:hyperlink w:anchor="_Toc240923582" w:history="1">
+          <w:hyperlink w:anchor="_Toc240961102" w:history="1">
             <w:r>
               <w:rPr>
                 <w:rStyle w:val="Hyperlink"/>
@@ -1864,7 +1864,7 @@
               <w:rPr>
                 <w:noProof/>
               </w:rPr>
-              <w:instrText xml:space="preserve"> PAGEREF _Toc240923582 \h </w:instrText>
+              <w:instrText xml:space="preserve"> PAGEREF _Toc240961102 \h </w:instrText>
             </w:r>
             <w:r>
               <w:rPr>
@@ -1907,7 +1907,7 @@
               <w14:ligatures w14:val="standardContextual"/>
             </w:rPr>
           </w:pPr>
-          <w:hyperlink w:anchor="_Toc240923583" w:history="1">
+          <w:hyperlink w:anchor="_Toc240961103" w:history="1">
             <w:r>
               <w:rPr>
                 <w:rStyle w:val="Hyperlink"/>
@@ -1931,7 +1931,7 @@
               <w:rPr>
                 <w:noProof/>
               </w:rPr>
-              <w:instrText xml:space="preserve"> PAGEREF _Toc240923583 \h </w:instrText>
+              <w:instrText xml:space="preserve"> PAGEREF _Toc240961103 \h </w:instrText>
             </w:r>
             <w:r>
               <w:rPr>
@@ -1974,7 +1974,7 @@
               <w14:ligatures w14:val="standardContextual"/>
             </w:rPr>
           </w:pPr>
-          <w:hyperlink w:anchor="_Toc240923584" w:history="1">
+          <w:hyperlink w:anchor="_Toc240961104" w:history="1">
             <w:r>
               <w:rPr>
                 <w:rStyle w:val="Hyperlink"/>
@@ -1998,7 +1998,7 @@
               <w:rPr>
                 <w:noProof/>
               </w:rPr>
-              <w:instrText xml:space="preserve"> PAGEREF _Toc240923584 \h </w:instrText>
+              <w:instrText xml:space="preserve"> PAGEREF _Toc240961104 \h </w:instrText>
             </w:r>
             <w:r>
               <w:rPr>
@@ -2041,7 +2041,7 @@
               <w14:ligatures w14:val="standardContextual"/>
             </w:rPr>
           </w:pPr>
-          <w:hyperlink w:anchor="_Toc240923585" w:history="1">
+          <w:hyperlink w:anchor="_Toc240961105" w:history="1">
             <w:r>
               <w:rPr>
                 <w:rStyle w:val="Hyperlink"/>
@@ -2065,7 +2065,7 @@
               <w:rPr>
                 <w:noProof/>
               </w:rPr>
-              <w:instrText xml:space="preserve"> PAGEREF _Toc240923585 \h </w:instrText>
+              <w:instrText xml:space="preserve"> PAGEREF _Toc240961105 \h </w:instrText>
             </w:r>
             <w:r>
               <w:rPr>
@@ -2108,7 +2108,7 @@
               <w14:ligatures w14:val="standardContextual"/>
             </w:rPr>
           </w:pPr>
-          <w:hyperlink w:anchor="_Toc240923586" w:history="1">
+          <w:hyperlink w:anchor="_Toc240961106" w:history="1">
             <w:r>
               <w:rPr>
                 <w:rStyle w:val="Hyperlink"/>
@@ -2132,7 +2132,7 @@
               <w:rPr>
                 <w:noProof/>
               </w:rPr>
-              <w:instrText xml:space="preserve"> PAGEREF _Toc240923586 \h </w:instrText>
+              <w:instrText xml:space="preserve"> PAGEREF _Toc240961106 \h </w:instrText>
             </w:r>
             <w:r>
               <w:rPr>
@@ -2175,7 +2175,7 @@
               <w14:ligatures w14:val="standardContextual"/>
             </w:rPr>
           </w:pPr>
-          <w:hyperlink w:anchor="_Toc240923587" w:history="1">
+          <w:hyperlink w:anchor="_Toc240961107" w:history="1">
             <w:r>
               <w:rPr>
                 <w:rStyle w:val="Hyperlink"/>
@@ -2199,7 +2199,7 @@
               <w:rPr>
                 <w:noProof/>
               </w:rPr>
-              <w:instrText xml:space="preserve"> PAGEREF _Toc240923587 \h </w:instrText>
+              <w:instrText xml:space="preserve"> PAGEREF _Toc240961107 \h </w:instrText>
             </w:r>
             <w:r>
               <w:rPr>
@@ -2242,7 +2242,7 @@
               <w14:ligatures w14:val="standardContextual"/>
             </w:rPr>
           </w:pPr>
-          <w:hyperlink w:anchor="_Toc240923588" w:history="1">
+          <w:hyperlink w:anchor="_Toc240961108" w:history="1">
             <w:r>
               <w:rPr>
                 <w:rStyle w:val="Hyperlink"/>
@@ -2266,7 +2266,7 @@
               <w:rPr>
                 <w:noProof/>
               </w:rPr>
-              <w:instrText xml:space="preserve"> PAGEREF _Toc240923588 \h </w:instrText>
+              <w:instrText xml:space="preserve"> PAGEREF _Toc240961108 \h </w:instrText>
             </w:r>
             <w:r>
               <w:rPr>
@@ -2309,7 +2309,7 @@
               <w14:ligatures w14:val="standardContextual"/>
             </w:rPr>
           </w:pPr>
-          <w:hyperlink w:anchor="_Toc240923589" w:history="1">
+          <w:hyperlink w:anchor="_Toc240961109" w:history="1">
             <w:r>
               <w:rPr>
                 <w:rStyle w:val="Hyperlink"/>
@@ -2333,7 +2333,7 @@
               <w:rPr>
                 <w:noProof/>
               </w:rPr>
-              <w:instrText xml:space="preserve"> PAGEREF _Toc240923589 \h </w:instrText>
+              <w:instrText xml:space="preserve"> PAGEREF _Toc240961109 \h </w:instrText>
             </w:r>
             <w:r>
               <w:rPr>
@@ -2376,7 +2376,7 @@
               <w14:ligatures w14:val="standardContextual"/>
             </w:rPr>
           </w:pPr>
-          <w:hyperlink w:anchor="_Toc240923590" w:history="1">
+          <w:hyperlink w:anchor="_Toc240961110" w:history="1">
             <w:r>
               <w:rPr>
                 <w:rStyle w:val="Hyperlink"/>
@@ -2400,7 +2400,7 @@
               <w:rPr>
                 <w:noProof/>
               </w:rPr>
-              <w:instrText xml:space="preserve"> PAGEREF _Toc240923590 \h </w:instrText>
+              <w:instrText xml:space="preserve"> PAGEREF _Toc240961110 \h </w:instrText>
             </w:r>
             <w:r>
               <w:rPr>
@@ -2439,7 +2439,7 @@
         <w:pStyle w:val="Heading1"/>
         <w:pageBreakBefore/>
       </w:pPr>
-      <w:bookmarkStart w:id="0" w:name="_Toc240923563"/>
+      <w:bookmarkStart w:id="0" w:name="_Toc240961083"/>
       <w:r>
         <w:lastRenderedPageBreak/>
         <w:t>1. Your role at a glance</w:t>
@@ -2620,7 +2620,7 @@
         <w:pStyle w:val="Heading1"/>
         <w:pageBreakBefore/>
       </w:pPr>
-      <w:bookmarkStart w:id="1" w:name="_Toc240923564"/>
+      <w:bookmarkStart w:id="1" w:name="_Toc240961084"/>
       <w:r>
         <w:lastRenderedPageBreak/>
         <w:t>2. Signing in and your screens</w:t>
@@ -2631,7 +2631,7 @@
       <w:pPr>
         <w:pStyle w:val="Heading2"/>
       </w:pPr>
-      <w:bookmarkStart w:id="2" w:name="_Toc240923565"/>
+      <w:bookmarkStart w:id="2" w:name="_Toc240961085"/>
       <w:r>
         <w:t>Signing in</w:t>
       </w:r>
@@ -2714,7 +2714,7 @@
           <w:noProof/>
         </w:rPr>
         <w:drawing>
-          <wp:inline distT="0" distB="0" distL="0" distR="0" wp14:anchorId="2138852F" wp14:editId="105A31A5">
+          <wp:inline distT="0" distB="0" distL="0" distR="0" wp14:anchorId="38317B80" wp14:editId="5D5B9D90">
             <wp:extent cx="5334000" cy="2333625"/>
             <wp:effectExtent l="0" t="0" r="0" b="0"/>
             <wp:docPr id="1" name="adm_login.jpg" descr="The sign-in screen for all internal staff." title="The sign-in screen for all internal staff."/>
@@ -2881,7 +2881,7 @@
       <w:pPr>
         <w:pStyle w:val="Heading2"/>
       </w:pPr>
-      <w:bookmarkStart w:id="3" w:name="_Toc240923566"/>
+      <w:bookmarkStart w:id="3" w:name="_Toc240961086"/>
       <w:r>
         <w:t>Finding your way around</w:t>
       </w:r>
@@ -3066,7 +3066,7 @@
         </w:rPr>
         <w:lastRenderedPageBreak/>
         <w:drawing>
-          <wp:inline distT="0" distB="0" distL="0" distR="0" wp14:anchorId="6F2F4B0C" wp14:editId="045F0FD6">
+          <wp:inline distT="0" distB="0" distL="0" distR="0" wp14:anchorId="1EB882C5" wp14:editId="277D70CC">
             <wp:extent cx="5715000" cy="1876425"/>
             <wp:effectExtent l="0" t="0" r="0" b="0"/>
             <wp:docPr id="2" name="adm_not_your_role.jpg" descr="Opening a screen outside your role (for example from an old bookmark) shows this card instead of the screen." title="Opening a screen outside your role (for example from an old bookmark) shows this card instead of the screen."/>
@@ -3135,7 +3135,7 @@
       <w:pPr>
         <w:pStyle w:val="Heading2"/>
       </w:pPr>
-      <w:bookmarkStart w:id="4" w:name="_Toc240923567"/>
+      <w:bookmarkStart w:id="4" w:name="_Toc240961087"/>
       <w:r>
         <w:t>Your screens</w:t>
       </w:r>
@@ -3410,7 +3410,7 @@
       <w:pPr>
         <w:pStyle w:val="Heading2"/>
       </w:pPr>
-      <w:bookmarkStart w:id="5" w:name="_Toc240923568"/>
+      <w:bookmarkStart w:id="5" w:name="_Toc240961088"/>
       <w:r>
         <w:t>Changing your password</w:t>
       </w:r>
@@ -3493,7 +3493,7 @@
           <w:noProof/>
         </w:rPr>
         <w:drawing>
-          <wp:inline distT="0" distB="0" distL="0" distR="0" wp14:anchorId="4DEF3D9D" wp14:editId="6E1B84B4">
+          <wp:inline distT="0" distB="0" distL="0" distR="0" wp14:anchorId="125D028D" wp14:editId="153796CB">
             <wp:extent cx="5334000" cy="2171700"/>
             <wp:effectExtent l="0" t="0" r="0" b="0"/>
             <wp:docPr id="3" name="adm_account.jpg" descr="Change Password screen." title="Change Password screen."/>
@@ -3581,7 +3581,7 @@
         <w:pStyle w:val="Heading1"/>
         <w:pageBreakBefore/>
       </w:pPr>
-      <w:bookmarkStart w:id="6" w:name="_Toc240923569"/>
+      <w:bookmarkStart w:id="6" w:name="_Toc240961089"/>
       <w:r>
         <w:lastRenderedPageBreak/>
         <w:t>3. Your routine</w:t>
@@ -3925,7 +3925,7 @@
         <w:pStyle w:val="Heading1"/>
         <w:pageBreakBefore/>
       </w:pPr>
-      <w:bookmarkStart w:id="7" w:name="_Toc240923570"/>
+      <w:bookmarkStart w:id="7" w:name="_Toc240961090"/>
       <w:r>
         <w:lastRenderedPageBreak/>
         <w:t>4. Step-by-step tasks</w:t>
@@ -3936,7 +3936,7 @@
       <w:pPr>
         <w:pStyle w:val="Heading2"/>
       </w:pPr>
-      <w:bookmarkStart w:id="8" w:name="_Toc240923571"/>
+      <w:bookmarkStart w:id="8" w:name="_Toc240961091"/>
       <w:r>
         <w:t>4.1 Reading the KII/Doc Dashboard</w:t>
       </w:r>
@@ -3953,7 +3953,7 @@
           <w:noProof/>
         </w:rPr>
         <w:drawing>
-          <wp:inline distT="0" distB="0" distL="0" distR="0" wp14:anchorId="30BED0F9" wp14:editId="2363A35F">
+          <wp:inline distT="0" distB="0" distL="0" distR="0" wp14:anchorId="10A0ACBC" wp14:editId="7F0F6A9B">
             <wp:extent cx="5715000" cy="3571875"/>
             <wp:effectExtent l="0" t="0" r="0" b="0"/>
             <wp:docPr id="4" name="kii_dashboard.jpg" descr="KII / Document Dashboard." title="KII / Document Dashboard."/>
@@ -4022,7 +4022,7 @@
       <w:pPr>
         <w:pStyle w:val="Heading2"/>
       </w:pPr>
-      <w:bookmarkStart w:id="9" w:name="_Toc240923572"/>
+      <w:bookmarkStart w:id="9" w:name="_Toc240961092"/>
       <w:r>
         <w:t>4.2 Creating a KII record</w:t>
       </w:r>
@@ -4062,7 +4062,7 @@
           <w:noProof/>
         </w:rPr>
         <w:drawing>
-          <wp:inline distT="0" distB="0" distL="0" distR="0" wp14:anchorId="407F2EDB" wp14:editId="6A355C00">
+          <wp:inline distT="0" distB="0" distL="0" distR="0" wp14:anchorId="0D79B300" wp14:editId="10D4AFB0">
             <wp:extent cx="5334000" cy="2667000"/>
             <wp:effectExtent l="0" t="0" r="0" b="0"/>
             <wp:docPr id="5" name="kii_new.jpg" descr="New KII Record." title="New KII Record."/>
@@ -4199,7 +4199,7 @@
       <w:pPr>
         <w:pStyle w:val="Heading2"/>
       </w:pPr>
-      <w:bookmarkStart w:id="10" w:name="_Toc240923573"/>
+      <w:bookmarkStart w:id="10" w:name="_Toc240961093"/>
       <w:r>
         <w:lastRenderedPageBreak/>
         <w:t>4.3 Taking a KII from invitation to coded transcript</w:t>
@@ -4250,7 +4250,7 @@
           <w:noProof/>
         </w:rPr>
         <w:drawing>
-          <wp:inline distT="0" distB="0" distL="0" distR="0" wp14:anchorId="1C17610A" wp14:editId="47F28BD5">
+          <wp:inline distT="0" distB="0" distL="0" distR="0" wp14:anchorId="4A64BE9D" wp14:editId="15F17869">
             <wp:extent cx="5334000" cy="3333750"/>
             <wp:effectExtent l="0" t="0" r="0" b="0"/>
             <wp:docPr id="6" name="kii_register.jpg" descr="KII Register." title="KII Register."/>
@@ -4349,7 +4349,7 @@
           <w:noProof/>
         </w:rPr>
         <w:drawing>
-          <wp:inline distT="0" distB="0" distL="0" distR="0" wp14:anchorId="3EEB43FE" wp14:editId="629C4A67">
+          <wp:inline distT="0" distB="0" distL="0" distR="0" wp14:anchorId="6BA512C8" wp14:editId="36CE7D2A">
             <wp:extent cx="5334000" cy="3752850"/>
             <wp:effectExtent l="0" t="0" r="0" b="0"/>
             <wp:docPr id="7" name="kii_detail.jpg" descr="KII record: status, consent, transcript and coding." title="KII record: status, consent, transcript and coding."/>
@@ -4586,7 +4586,7 @@
       <w:pPr>
         <w:pStyle w:val="Heading2"/>
       </w:pPr>
-      <w:bookmarkStart w:id="11" w:name="_Toc240923574"/>
+      <w:bookmarkStart w:id="11" w:name="_Toc240961094"/>
       <w:r>
         <w:t>4.4 Opening the KII Guide with the KII ID filled in</w:t>
       </w:r>
@@ -4636,7 +4636,7 @@
           <w:noProof/>
         </w:rPr>
         <w:drawing>
-          <wp:inline distT="0" distB="0" distL="0" distR="0" wp14:anchorId="20DF372C" wp14:editId="2E546016">
+          <wp:inline distT="0" distB="0" distL="0" distR="0" wp14:anchorId="2AA48D80" wp14:editId="05D527CB">
             <wp:extent cx="5334000" cy="523875"/>
             <wp:effectExtent l="0" t="0" r="0" b="0"/>
             <wp:docPr id="8" name="kii_coding_locked.jpg" descr="Before consent: no interview link." title="Before consent: no interview link."/>
@@ -4735,7 +4735,7 @@
           <w:noProof/>
         </w:rPr>
         <w:drawing>
-          <wp:inline distT="0" distB="0" distL="0" distR="0" wp14:anchorId="75F7024E" wp14:editId="20207422">
+          <wp:inline distT="0" distB="0" distL="0" distR="0" wp14:anchorId="5D644460" wp14:editId="6AA00877">
             <wp:extent cx="5334000" cy="742950"/>
             <wp:effectExtent l="0" t="0" r="0" b="0"/>
             <wp:docPr id="9" name="kii_coding_ready.jpg" descr="After consent: Continue this interview." title="After consent: Continue this interview."/>
@@ -4892,7 +4892,7 @@
       <w:pPr>
         <w:pStyle w:val="Heading2"/>
       </w:pPr>
-      <w:bookmarkStart w:id="12" w:name="_Toc240923575"/>
+      <w:bookmarkStart w:id="12" w:name="_Toc240961095"/>
       <w:r>
         <w:t>4.5 Verifying a profile with the respondent, and reconciling it afterwards</w:t>
       </w:r>
@@ -4981,7 +4981,7 @@
         </w:rPr>
         <w:lastRenderedPageBreak/>
         <w:drawing>
-          <wp:inline distT="0" distB="0" distL="0" distR="0" wp14:anchorId="1813F154" wp14:editId="501DE71A">
+          <wp:inline distT="0" distB="0" distL="0" distR="0" wp14:anchorId="1871A529" wp14:editId="5AD9C6E5">
             <wp:extent cx="4752975" cy="4953000"/>
             <wp:effectExtent l="0" t="0" r="0" b="0"/>
             <wp:docPr id="10" name="proit_interview_sheet.jpg" descr="The interview sheet: confirm what is public, ask what is not." title="The interview sheet: confirm what is public, ask what is not."/>
@@ -5246,7 +5246,7 @@
         </w:rPr>
         <w:lastRenderedPageBreak/>
         <w:drawing>
-          <wp:inline distT="0" distB="0" distL="0" distR="0" wp14:anchorId="2637A424" wp14:editId="3FA0CECC">
+          <wp:inline distT="0" distB="0" distL="0" distR="0" wp14:anchorId="6FB03773" wp14:editId="564C2512">
             <wp:extent cx="5334000" cy="1152525"/>
             <wp:effectExtent l="0" t="0" r="0" b="0"/>
             <wp:docPr id="11" name="proit_reconcile.jpg" descr="Reconciling a corrected fact: the three values stay separate." title="Reconciling a corrected fact: the three values stay separate."/>
@@ -5484,7 +5484,7 @@
       <w:pPr>
         <w:pStyle w:val="Heading2"/>
       </w:pPr>
-      <w:bookmarkStart w:id="13" w:name="_Toc240923576"/>
+      <w:bookmarkStart w:id="13" w:name="_Toc240961096"/>
       <w:r>
         <w:t>4.6 Downloading or emailing completed forms (Form PDFs)</w:t>
       </w:r>
@@ -5524,7 +5524,7 @@
           <w:noProof/>
         </w:rPr>
         <w:drawing>
-          <wp:inline distT="0" distB="0" distL="0" distR="0" wp14:anchorId="172A3A29" wp14:editId="4A05E666">
+          <wp:inline distT="0" distB="0" distL="0" distR="0" wp14:anchorId="42370BC4" wp14:editId="54CB2B14">
             <wp:extent cx="5334000" cy="3333750"/>
             <wp:effectExtent l="0" t="0" r="0" b="0"/>
             <wp:docPr id="12" name="kii_form_pdfs.jpg" descr="Completed KII Guide forms, with the sync status." title="Completed KII Guide forms, with the sync status."/>
@@ -5741,7 +5741,7 @@
       <w:pPr>
         <w:pStyle w:val="Heading2"/>
       </w:pPr>
-      <w:bookmarkStart w:id="14" w:name="_Toc240923577"/>
+      <w:bookmarkStart w:id="14" w:name="_Toc240961097"/>
       <w:r>
         <w:t>4.7 Consent in interviews</w:t>
       </w:r>
@@ -5819,7 +5819,7 @@
         <w:pStyle w:val="Heading1"/>
         <w:pageBreakBefore/>
       </w:pPr>
-      <w:bookmarkStart w:id="15" w:name="_Toc240923578"/>
+      <w:bookmarkStart w:id="15" w:name="_Toc240961098"/>
       <w:r>
         <w:lastRenderedPageBreak/>
         <w:t>5. Rules you must follow</w:t>
@@ -5970,7 +5970,7 @@
         <w:pStyle w:val="Heading1"/>
         <w:pageBreakBefore/>
       </w:pPr>
-      <w:bookmarkStart w:id="16" w:name="_Toc240923579"/>
+      <w:bookmarkStart w:id="16" w:name="_Toc240961099"/>
       <w:r>
         <w:lastRenderedPageBreak/>
         <w:t>6. Troubleshooting</w:t>
@@ -6997,7 +6997,7 @@
         <w:pStyle w:val="Heading1"/>
         <w:pageBreakBefore/>
       </w:pPr>
-      <w:bookmarkStart w:id="17" w:name="_Toc240923580"/>
+      <w:bookmarkStart w:id="17" w:name="_Toc240961100"/>
       <w:r>
         <w:lastRenderedPageBreak/>
         <w:t>7. Quick reference</w:t>
@@ -7456,7 +7456,7 @@
         <w:pStyle w:val="Heading1"/>
         <w:pageBreakBefore/>
       </w:pPr>
-      <w:bookmarkStart w:id="18" w:name="_Toc240923581"/>
+      <w:bookmarkStart w:id="18" w:name="_Toc240961101"/>
       <w:r>
         <w:lastRenderedPageBreak/>
         <w:t>8. Every screen and button for your role</w:t>
@@ -7570,7 +7570,7 @@
       <w:pPr>
         <w:pStyle w:val="Heading2"/>
       </w:pPr>
-      <w:bookmarkStart w:id="19" w:name="_Toc240923582"/>
+      <w:bookmarkStart w:id="19" w:name="_Toc240961102"/>
       <w:r>
         <w:t>8.1 Sign in</w:t>
       </w:r>
@@ -8083,7 +8083,7 @@
       <w:pPr>
         <w:pStyle w:val="Heading2"/>
       </w:pPr>
-      <w:bookmarkStart w:id="20" w:name="_Toc240923583"/>
+      <w:bookmarkStart w:id="20" w:name="_Toc240961103"/>
       <w:r>
         <w:t>8.2 The header and menu bar (every screen)</w:t>
       </w:r>
@@ -8807,7 +8807,7 @@
       <w:pPr>
         <w:pStyle w:val="Heading2"/>
       </w:pPr>
-      <w:bookmarkStart w:id="21" w:name="_Toc240923584"/>
+      <w:bookmarkStart w:id="21" w:name="_Toc240961104"/>
       <w:r>
         <w:t>8.3 Change Password</w:t>
       </w:r>
@@ -9427,7 +9427,7 @@
       <w:pPr>
         <w:pStyle w:val="Heading2"/>
       </w:pPr>
-      <w:bookmarkStart w:id="22" w:name="_Toc240923585"/>
+      <w:bookmarkStart w:id="22" w:name="_Toc240961105"/>
       <w:r>
         <w:t>8.4 KII / Document Dashboard</w:t>
       </w:r>
@@ -9837,7 +9837,7 @@
       <w:pPr>
         <w:pStyle w:val="Heading2"/>
       </w:pPr>
-      <w:bookmarkStart w:id="23" w:name="_Toc240923586"/>
+      <w:bookmarkStart w:id="23" w:name="_Toc240961106"/>
       <w:r>
         <w:lastRenderedPageBreak/>
         <w:t>8.5 Interview sheet (verifying a locked profile)</w:t>
@@ -10878,7 +10878,7 @@
       <w:pPr>
         <w:pStyle w:val="Heading2"/>
       </w:pPr>
-      <w:bookmarkStart w:id="24" w:name="_Toc240923587"/>
+      <w:bookmarkStart w:id="24" w:name="_Toc240961107"/>
       <w:r>
         <w:t>8.6 KII Register</w:t>
       </w:r>
@@ -11499,7 +11499,7 @@
       <w:pPr>
         <w:pStyle w:val="Heading2"/>
       </w:pPr>
-      <w:bookmarkStart w:id="25" w:name="_Toc240923588"/>
+      <w:bookmarkStart w:id="25" w:name="_Toc240961108"/>
       <w:r>
         <w:t>8.7 New KII Record</w:t>
       </w:r>
@@ -11909,7 +11909,7 @@
       <w:pPr>
         <w:pStyle w:val="Heading2"/>
       </w:pPr>
-      <w:bookmarkStart w:id="26" w:name="_Toc240923589"/>
+      <w:bookmarkStart w:id="26" w:name="_Toc240961109"/>
       <w:r>
         <w:t>8.8 KII record</w:t>
       </w:r>
@@ -12950,7 +12950,7 @@
       <w:pPr>
         <w:pStyle w:val="Heading2"/>
       </w:pPr>
-      <w:bookmarkStart w:id="27" w:name="_Toc240923590"/>
+      <w:bookmarkStart w:id="27" w:name="_Toc240961110"/>
       <w:r>
         <w:t>8.9 Completed forms (Form PDFs)</w:t>
       </w:r>
@@ -13832,7 +13832,7 @@
         <w:sz w:val="16"/>
         <w:szCs w:val="16"/>
       </w:rPr>
-      <w:t>Version 1.8 · 21 September 2026</w:t>
+      <w:t>Version 1.9 · 22 September 2026</w:t>
     </w:r>
     <w:r>
       <w:rPr>
@@ -14005,68 +14005,69 @@
 <file path=word/numbering.xml><?xml version="1.0" encoding="utf-8"?>
 <w:numbering xmlns:wpc="http://schemas.microsoft.com/office/word/2010/wordprocessingCanvas" xmlns:cx="http://schemas.microsoft.com/office/drawing/2014/chartex" xmlns:cx1="http://schemas.microsoft.com/office/drawing/2015/9/8/chartex" xmlns:cx2="http://schemas.microsoft.com/office/drawing/2015/10/21/chartex" xmlns:cx3="http://schemas.microsoft.com/office/drawing/2016/5/9/chartex" xmlns:cx4="http://schemas.microsoft.com/office/drawing/2016/5/10/chartex" xmlns:cx5="http://schemas.microsoft.com/office/drawing/2016/5/11/chartex" xmlns:cx6="http://schemas.microsoft.com/office/drawing/2016/5/12/chartex" xmlns:cx7="http://schemas.microsoft.com/office/drawing/2016/5/13/chartex" xmlns:cx8="http://schemas.microsoft.com/office/drawing/2016/5/14/chartex" xmlns:mc="http://schemas.openxmlformats.org/markup-compatibility/2006" xmlns:aink="http://schemas.microsoft.com/office/drawing/2016/ink" xmlns:am3d="http://schemas.microsoft.com/office/drawing/2017/model3d" xmlns:o="urn:schemas-microsoft-com:office:office" xmlns:oel="http://schemas.microsoft.com/office/2019/extlst" xmlns:r="http://schemas.openxmlformats.org/officeDocument/2006/relationships" xmlns:m="http://schemas.openxmlformats.org/officeDocument/2006/math" xmlns:v="urn:schemas-microsoft-com:vml" xmlns:wp14="http://schemas.microsoft.com/office/word/2010/wordprocessingDrawing" xmlns:wp="http://schemas.openxmlformats.org/drawingml/2006/wordprocessingDrawing" xmlns:w10="urn:schemas-microsoft-com:office:word" xmlns:w="http://schemas.openxmlformats.org/wordprocessingml/2006/main" xmlns:w14="http://schemas.microsoft.com/office/word/2010/wordml" xmlns:w15="http://schemas.microsoft.com/office/word/2012/wordml" xmlns:w16cex="http://schemas.microsoft.com/office/word/2018/wordml/cex" xmlns:w16cid="http://schemas.microsoft.com/office/word/2016/wordml/cid" xmlns:w16="http://schemas.microsoft.com/office/word/2018/wordml" xmlns:w16sdtdh="http://schemas.microsoft.com/office/word/2020/wordml/sdtdatahash" xmlns:w16se="http://schemas.microsoft.com/office/word/2015/wordml/symex" xmlns:wpg="http://schemas.microsoft.com/office/word/2010/wordprocessingGroup" xmlns:wpi="http://schemas.microsoft.com/office/word/2010/wordprocessingInk" xmlns:wne="http://schemas.microsoft.com/office/word/2006/wordml" xmlns:wps="http://schemas.microsoft.com/office/word/2010/wordprocessingShape" mc:Ignorable="w14 w15 w16se w16cid w16 w16cex w16sdtdh wp14">
   <w:abstractNum w:abstractNumId="0" w15:restartNumberingAfterBreak="0">
-    <w:nsid w:val="0B7408C9"/>
+    <w:nsid w:val="0D622B96"/>
     <w:multiLevelType w:val="hybridMultilevel"/>
-    <w:tmpl w:val="8C004C96"/>
-    <w:lvl w:ilvl="0" w:tplc="A0625668">
+    <w:tmpl w:val="A426B9F8"/>
+    <w:lvl w:ilvl="0" w:tplc="F0A46314">
       <w:start w:val="1"/>
-      <w:numFmt w:val="bullet"/>
-      <w:lvlText w:val="•"/>
+      <w:numFmt w:val="decimal"/>
+      <w:lvlText w:val="%1."/>
       <w:lvlJc w:val="left"/>
       <w:pPr>
-        <w:ind w:left="460" w:hanging="280"/>
-      </w:pPr>
+        <w:ind w:left="460" w:hanging="360"/>
+      </w:pPr>
+      <w:rPr>
+        <w:b/>
+        <w:bCs/>
+        <w:color w:val="A67C27"/>
+      </w:rPr>
     </w:lvl>
-    <w:lvl w:ilvl="1" w:tplc="433CBDFE">
-      <w:start w:val="1"/>
-      <w:numFmt w:val="bullet"/>
-      <w:lvlText w:val="–"/>
-      <w:lvlJc w:val="left"/>
-      <w:pPr>
-        <w:ind w:left="900" w:hanging="280"/>
-      </w:pPr>
-    </w:lvl>
-    <w:lvl w:ilvl="2" w:tplc="36DCFB9C">
+    <w:lvl w:ilvl="1" w:tplc="63589E24">
       <w:numFmt w:val="decimal"/>
       <w:lvlText w:val=""/>
       <w:lvlJc w:val="left"/>
     </w:lvl>
-    <w:lvl w:ilvl="3" w:tplc="33E072CE">
+    <w:lvl w:ilvl="2" w:tplc="667064A0">
       <w:numFmt w:val="decimal"/>
       <w:lvlText w:val=""/>
       <w:lvlJc w:val="left"/>
     </w:lvl>
-    <w:lvl w:ilvl="4" w:tplc="BFACC1A6">
+    <w:lvl w:ilvl="3" w:tplc="BEA680C4">
       <w:numFmt w:val="decimal"/>
       <w:lvlText w:val=""/>
       <w:lvlJc w:val="left"/>
     </w:lvl>
-    <w:lvl w:ilvl="5" w:tplc="A176BD8E">
+    <w:lvl w:ilvl="4" w:tplc="57723BFC">
       <w:numFmt w:val="decimal"/>
       <w:lvlText w:val=""/>
       <w:lvlJc w:val="left"/>
     </w:lvl>
-    <w:lvl w:ilvl="6" w:tplc="667ACC74">
+    <w:lvl w:ilvl="5" w:tplc="9B92AF4A">
       <w:numFmt w:val="decimal"/>
       <w:lvlText w:val=""/>
       <w:lvlJc w:val="left"/>
     </w:lvl>
-    <w:lvl w:ilvl="7" w:tplc="2AD0EB9C">
+    <w:lvl w:ilvl="6" w:tplc="2750B58C">
       <w:numFmt w:val="decimal"/>
       <w:lvlText w:val=""/>
       <w:lvlJc w:val="left"/>
     </w:lvl>
-    <w:lvl w:ilvl="8" w:tplc="64207772">
+    <w:lvl w:ilvl="7" w:tplc="434402F2">
+      <w:numFmt w:val="decimal"/>
+      <w:lvlText w:val=""/>
+      <w:lvlJc w:val="left"/>
+    </w:lvl>
+    <w:lvl w:ilvl="8" w:tplc="3D8C7D9E">
       <w:numFmt w:val="decimal"/>
       <w:lvlText w:val=""/>
       <w:lvlJc w:val="left"/>
     </w:lvl>
   </w:abstractNum>
   <w:abstractNum w:abstractNumId="1" w15:restartNumberingAfterBreak="0">
-    <w:nsid w:val="16962AE2"/>
+    <w:nsid w:val="1BE96D01"/>
     <w:multiLevelType w:val="hybridMultilevel"/>
-    <w:tmpl w:val="A93E33DE"/>
-    <w:lvl w:ilvl="0" w:tplc="43FA22FC">
+    <w:tmpl w:val="31C4A052"/>
+    <w:lvl w:ilvl="0" w:tplc="F4586AE6">
       <w:start w:val="1"/>
       <w:numFmt w:val="decimal"/>
       <w:lvlText w:val="%1."/>
@@ -14080,52 +14081,52 @@
         <w:color w:val="A67C27"/>
       </w:rPr>
     </w:lvl>
-    <w:lvl w:ilvl="1" w:tplc="98D24FD2">
+    <w:lvl w:ilvl="1" w:tplc="59DE16EA">
       <w:numFmt w:val="decimal"/>
       <w:lvlText w:val=""/>
       <w:lvlJc w:val="left"/>
     </w:lvl>
-    <w:lvl w:ilvl="2" w:tplc="C3788D00">
+    <w:lvl w:ilvl="2" w:tplc="552A8B6C">
       <w:numFmt w:val="decimal"/>
       <w:lvlText w:val=""/>
       <w:lvlJc w:val="left"/>
     </w:lvl>
-    <w:lvl w:ilvl="3" w:tplc="CE54F826">
+    <w:lvl w:ilvl="3" w:tplc="45AAF7DC">
       <w:numFmt w:val="decimal"/>
       <w:lvlText w:val=""/>
       <w:lvlJc w:val="left"/>
     </w:lvl>
-    <w:lvl w:ilvl="4" w:tplc="4F108940">
+    <w:lvl w:ilvl="4" w:tplc="433CAD88">
       <w:numFmt w:val="decimal"/>
       <w:lvlText w:val=""/>
       <w:lvlJc w:val="left"/>
     </w:lvl>
-    <w:lvl w:ilvl="5" w:tplc="CD2216BC">
+    <w:lvl w:ilvl="5" w:tplc="AB46420C">
       <w:numFmt w:val="decimal"/>
       <w:lvlText w:val=""/>
       <w:lvlJc w:val="left"/>
     </w:lvl>
-    <w:lvl w:ilvl="6" w:tplc="9EF6DD92">
+    <w:lvl w:ilvl="6" w:tplc="12E65E16">
       <w:numFmt w:val="decimal"/>
       <w:lvlText w:val=""/>
       <w:lvlJc w:val="left"/>
     </w:lvl>
-    <w:lvl w:ilvl="7" w:tplc="E3BC5DB2">
+    <w:lvl w:ilvl="7" w:tplc="D36A302C">
       <w:numFmt w:val="decimal"/>
       <w:lvlText w:val=""/>
       <w:lvlJc w:val="left"/>
     </w:lvl>
-    <w:lvl w:ilvl="8" w:tplc="ECB6903E">
+    <w:lvl w:ilvl="8" w:tplc="8F86A870">
       <w:numFmt w:val="decimal"/>
       <w:lvlText w:val=""/>
       <w:lvlJc w:val="left"/>
     </w:lvl>
   </w:abstractNum>
   <w:abstractNum w:abstractNumId="2" w15:restartNumberingAfterBreak="0">
-    <w:nsid w:val="30514041"/>
+    <w:nsid w:val="22F14132"/>
     <w:multiLevelType w:val="hybridMultilevel"/>
-    <w:tmpl w:val="9A901B9A"/>
-    <w:lvl w:ilvl="0" w:tplc="61209BE4">
+    <w:tmpl w:val="C14E3F62"/>
+    <w:lvl w:ilvl="0" w:tplc="E96462B2">
       <w:start w:val="1"/>
       <w:numFmt w:val="decimal"/>
       <w:lvlText w:val="%1."/>
@@ -14139,52 +14140,52 @@
         <w:color w:val="A67C27"/>
       </w:rPr>
     </w:lvl>
-    <w:lvl w:ilvl="1" w:tplc="F1D878B6">
+    <w:lvl w:ilvl="1" w:tplc="CC963DC0">
       <w:numFmt w:val="decimal"/>
       <w:lvlText w:val=""/>
       <w:lvlJc w:val="left"/>
     </w:lvl>
-    <w:lvl w:ilvl="2" w:tplc="3ECCA6B4">
+    <w:lvl w:ilvl="2" w:tplc="3DA44824">
       <w:numFmt w:val="decimal"/>
       <w:lvlText w:val=""/>
       <w:lvlJc w:val="left"/>
     </w:lvl>
-    <w:lvl w:ilvl="3" w:tplc="B302F7E8">
+    <w:lvl w:ilvl="3" w:tplc="F1C22462">
       <w:numFmt w:val="decimal"/>
       <w:lvlText w:val=""/>
       <w:lvlJc w:val="left"/>
     </w:lvl>
-    <w:lvl w:ilvl="4" w:tplc="2DB85C00">
+    <w:lvl w:ilvl="4" w:tplc="2FDC999C">
       <w:numFmt w:val="decimal"/>
       <w:lvlText w:val=""/>
       <w:lvlJc w:val="left"/>
     </w:lvl>
-    <w:lvl w:ilvl="5" w:tplc="F2BE19D2">
+    <w:lvl w:ilvl="5" w:tplc="7A0E0DD0">
       <w:numFmt w:val="decimal"/>
       <w:lvlText w:val=""/>
       <w:lvlJc w:val="left"/>
     </w:lvl>
-    <w:lvl w:ilvl="6" w:tplc="DFB48B20">
+    <w:lvl w:ilvl="6" w:tplc="3CE47808">
       <w:numFmt w:val="decimal"/>
       <w:lvlText w:val=""/>
       <w:lvlJc w:val="left"/>
     </w:lvl>
-    <w:lvl w:ilvl="7" w:tplc="AFACCA4E">
+    <w:lvl w:ilvl="7" w:tplc="414A00E8">
       <w:numFmt w:val="decimal"/>
       <w:lvlText w:val=""/>
       <w:lvlJc w:val="left"/>
     </w:lvl>
-    <w:lvl w:ilvl="8" w:tplc="AB1835C2">
+    <w:lvl w:ilvl="8" w:tplc="3C2E2EBA">
       <w:numFmt w:val="decimal"/>
       <w:lvlText w:val=""/>
       <w:lvlJc w:val="left"/>
     </w:lvl>
   </w:abstractNum>
   <w:abstractNum w:abstractNumId="3" w15:restartNumberingAfterBreak="0">
-    <w:nsid w:val="318F796C"/>
+    <w:nsid w:val="29BB2EF6"/>
     <w:multiLevelType w:val="hybridMultilevel"/>
-    <w:tmpl w:val="D67E5718"/>
-    <w:lvl w:ilvl="0" w:tplc="AB68450A">
+    <w:tmpl w:val="82101F86"/>
+    <w:lvl w:ilvl="0" w:tplc="BAFCD028">
       <w:start w:val="1"/>
       <w:numFmt w:val="decimal"/>
       <w:lvlText w:val="%1."/>
@@ -14198,52 +14199,110 @@
         <w:color w:val="A67C27"/>
       </w:rPr>
     </w:lvl>
-    <w:lvl w:ilvl="1" w:tplc="E1E47574">
+    <w:lvl w:ilvl="1" w:tplc="21AC2AD4">
       <w:numFmt w:val="decimal"/>
       <w:lvlText w:val=""/>
       <w:lvlJc w:val="left"/>
     </w:lvl>
-    <w:lvl w:ilvl="2" w:tplc="7F986248">
+    <w:lvl w:ilvl="2" w:tplc="93907236">
       <w:numFmt w:val="decimal"/>
       <w:lvlText w:val=""/>
       <w:lvlJc w:val="left"/>
     </w:lvl>
-    <w:lvl w:ilvl="3" w:tplc="DC901000">
+    <w:lvl w:ilvl="3" w:tplc="18EA43DC">
       <w:numFmt w:val="decimal"/>
       <w:lvlText w:val=""/>
       <w:lvlJc w:val="left"/>
     </w:lvl>
-    <w:lvl w:ilvl="4" w:tplc="456A55BE">
+    <w:lvl w:ilvl="4" w:tplc="CE8E92F8">
       <w:numFmt w:val="decimal"/>
       <w:lvlText w:val=""/>
       <w:lvlJc w:val="left"/>
     </w:lvl>
-    <w:lvl w:ilvl="5" w:tplc="C24A3720">
+    <w:lvl w:ilvl="5" w:tplc="AD0AD578">
       <w:numFmt w:val="decimal"/>
       <w:lvlText w:val=""/>
       <w:lvlJc w:val="left"/>
     </w:lvl>
-    <w:lvl w:ilvl="6" w:tplc="344A4816">
+    <w:lvl w:ilvl="6" w:tplc="D82C93D2">
       <w:numFmt w:val="decimal"/>
       <w:lvlText w:val=""/>
       <w:lvlJc w:val="left"/>
     </w:lvl>
-    <w:lvl w:ilvl="7" w:tplc="E892B0C8">
+    <w:lvl w:ilvl="7" w:tplc="55AAAEAA">
       <w:numFmt w:val="decimal"/>
       <w:lvlText w:val=""/>
       <w:lvlJc w:val="left"/>
     </w:lvl>
-    <w:lvl w:ilvl="8" w:tplc="57A84F34">
+    <w:lvl w:ilvl="8" w:tplc="404C0278">
       <w:numFmt w:val="decimal"/>
       <w:lvlText w:val=""/>
       <w:lvlJc w:val="left"/>
     </w:lvl>
   </w:abstractNum>
   <w:abstractNum w:abstractNumId="4" w15:restartNumberingAfterBreak="0">
-    <w:nsid w:val="5653656A"/>
+    <w:nsid w:val="2DB10C78"/>
     <w:multiLevelType w:val="hybridMultilevel"/>
-    <w:tmpl w:val="BE4C1F54"/>
-    <w:lvl w:ilvl="0" w:tplc="3C98F6C6">
+    <w:tmpl w:val="07C80062"/>
+    <w:lvl w:ilvl="0" w:tplc="1604F614">
+      <w:start w:val="1"/>
+      <w:numFmt w:val="bullet"/>
+      <w:lvlText w:val="•"/>
+      <w:lvlJc w:val="left"/>
+      <w:pPr>
+        <w:ind w:left="460" w:hanging="280"/>
+      </w:pPr>
+    </w:lvl>
+    <w:lvl w:ilvl="1" w:tplc="1B3E7F8C">
+      <w:start w:val="1"/>
+      <w:numFmt w:val="bullet"/>
+      <w:lvlText w:val="–"/>
+      <w:lvlJc w:val="left"/>
+      <w:pPr>
+        <w:ind w:left="900" w:hanging="280"/>
+      </w:pPr>
+    </w:lvl>
+    <w:lvl w:ilvl="2" w:tplc="A3C430FA">
+      <w:numFmt w:val="decimal"/>
+      <w:lvlText w:val=""/>
+      <w:lvlJc w:val="left"/>
+    </w:lvl>
+    <w:lvl w:ilvl="3" w:tplc="512A28D0">
+      <w:numFmt w:val="decimal"/>
+      <w:lvlText w:val=""/>
+      <w:lvlJc w:val="left"/>
+    </w:lvl>
+    <w:lvl w:ilvl="4" w:tplc="1EC4B678">
+      <w:numFmt w:val="decimal"/>
+      <w:lvlText w:val=""/>
+      <w:lvlJc w:val="left"/>
+    </w:lvl>
+    <w:lvl w:ilvl="5" w:tplc="C7E2A7D2">
+      <w:numFmt w:val="decimal"/>
+      <w:lvlText w:val=""/>
+      <w:lvlJc w:val="left"/>
+    </w:lvl>
+    <w:lvl w:ilvl="6" w:tplc="9DD8D2FE">
+      <w:numFmt w:val="decimal"/>
+      <w:lvlText w:val=""/>
+      <w:lvlJc w:val="left"/>
+    </w:lvl>
+    <w:lvl w:ilvl="7" w:tplc="0C4659EC">
+      <w:numFmt w:val="decimal"/>
+      <w:lvlText w:val=""/>
+      <w:lvlJc w:val="left"/>
+    </w:lvl>
+    <w:lvl w:ilvl="8" w:tplc="0F8EF5A0">
+      <w:numFmt w:val="decimal"/>
+      <w:lvlText w:val=""/>
+      <w:lvlJc w:val="left"/>
+    </w:lvl>
+  </w:abstractNum>
+  <w:abstractNum w:abstractNumId="5" w15:restartNumberingAfterBreak="0">
+    <w:nsid w:val="3B421EFD"/>
+    <w:multiLevelType w:val="hybridMultilevel"/>
+    <w:tmpl w:val="F1C22AD6"/>
+    <w:lvl w:ilvl="0" w:tplc="A4967C2E">
       <w:start w:val="1"/>
       <w:numFmt w:val="decimal"/>
       <w:lvlText w:val="%1."/>
@@ -14257,52 +14316,52 @@
         <w:color w:val="A67C27"/>
       </w:rPr>
     </w:lvl>
-    <w:lvl w:ilvl="1" w:tplc="A2A077DC">
+    <w:lvl w:ilvl="1" w:tplc="890AA692">
       <w:numFmt w:val="decimal"/>
       <w:lvlText w:val=""/>
       <w:lvlJc w:val="left"/>
     </w:lvl>
-    <w:lvl w:ilvl="2" w:tplc="BC547FEA">
+    <w:lvl w:ilvl="2" w:tplc="D36C5500">
       <w:numFmt w:val="decimal"/>
       <w:lvlText w:val=""/>
       <w:lvlJc w:val="left"/>
     </w:lvl>
-    <w:lvl w:ilvl="3" w:tplc="C07E15FA">
+    <w:lvl w:ilvl="3" w:tplc="7D00E8FC">
       <w:numFmt w:val="decimal"/>
       <w:lvlText w:val=""/>
       <w:lvlJc w:val="left"/>
     </w:lvl>
-    <w:lvl w:ilvl="4" w:tplc="88443768">
+    <w:lvl w:ilvl="4" w:tplc="91BA0B74">
       <w:numFmt w:val="decimal"/>
       <w:lvlText w:val=""/>
       <w:lvlJc w:val="left"/>
     </w:lvl>
-    <w:lvl w:ilvl="5" w:tplc="1F3CC574">
+    <w:lvl w:ilvl="5" w:tplc="BF6E553A">
       <w:numFmt w:val="decimal"/>
       <w:lvlText w:val=""/>
       <w:lvlJc w:val="left"/>
     </w:lvl>
-    <w:lvl w:ilvl="6" w:tplc="71540848">
+    <w:lvl w:ilvl="6" w:tplc="03960EB0">
       <w:numFmt w:val="decimal"/>
       <w:lvlText w:val=""/>
       <w:lvlJc w:val="left"/>
     </w:lvl>
-    <w:lvl w:ilvl="7" w:tplc="2F8C882A">
+    <w:lvl w:ilvl="7" w:tplc="E1484BC6">
       <w:numFmt w:val="decimal"/>
       <w:lvlText w:val=""/>
       <w:lvlJc w:val="left"/>
     </w:lvl>
-    <w:lvl w:ilvl="8" w:tplc="48F8B04E">
+    <w:lvl w:ilvl="8" w:tplc="44980F18">
       <w:numFmt w:val="decimal"/>
       <w:lvlText w:val=""/>
       <w:lvlJc w:val="left"/>
     </w:lvl>
   </w:abstractNum>
-  <w:abstractNum w:abstractNumId="5" w15:restartNumberingAfterBreak="0">
-    <w:nsid w:val="58643B78"/>
+  <w:abstractNum w:abstractNumId="6" w15:restartNumberingAfterBreak="0">
+    <w:nsid w:val="3CF54565"/>
     <w:multiLevelType w:val="hybridMultilevel"/>
-    <w:tmpl w:val="4F062530"/>
-    <w:lvl w:ilvl="0" w:tplc="15FCB282">
+    <w:tmpl w:val="01F8C522"/>
+    <w:lvl w:ilvl="0" w:tplc="56EE835A">
       <w:start w:val="1"/>
       <w:numFmt w:val="decimal"/>
       <w:lvlText w:val="%1."/>
@@ -14316,52 +14375,52 @@
         <w:color w:val="A67C27"/>
       </w:rPr>
     </w:lvl>
-    <w:lvl w:ilvl="1" w:tplc="C4A691AA">
+    <w:lvl w:ilvl="1" w:tplc="B2D049CA">
       <w:numFmt w:val="decimal"/>
       <w:lvlText w:val=""/>
       <w:lvlJc w:val="left"/>
     </w:lvl>
-    <w:lvl w:ilvl="2" w:tplc="9F5E573E">
+    <w:lvl w:ilvl="2" w:tplc="57A6F762">
       <w:numFmt w:val="decimal"/>
       <w:lvlText w:val=""/>
       <w:lvlJc w:val="left"/>
     </w:lvl>
-    <w:lvl w:ilvl="3" w:tplc="361C20C2">
+    <w:lvl w:ilvl="3" w:tplc="1C228B6A">
       <w:numFmt w:val="decimal"/>
       <w:lvlText w:val=""/>
       <w:lvlJc w:val="left"/>
     </w:lvl>
-    <w:lvl w:ilvl="4" w:tplc="06B83EBA">
+    <w:lvl w:ilvl="4" w:tplc="0944DF38">
       <w:numFmt w:val="decimal"/>
       <w:lvlText w:val=""/>
       <w:lvlJc w:val="left"/>
     </w:lvl>
-    <w:lvl w:ilvl="5" w:tplc="B724837E">
+    <w:lvl w:ilvl="5" w:tplc="EE18B9AE">
       <w:numFmt w:val="decimal"/>
       <w:lvlText w:val=""/>
       <w:lvlJc w:val="left"/>
     </w:lvl>
-    <w:lvl w:ilvl="6" w:tplc="D9646008">
+    <w:lvl w:ilvl="6" w:tplc="FDA663F4">
       <w:numFmt w:val="decimal"/>
       <w:lvlText w:val=""/>
       <w:lvlJc w:val="left"/>
     </w:lvl>
-    <w:lvl w:ilvl="7" w:tplc="6F9C184E">
+    <w:lvl w:ilvl="7" w:tplc="FF32DA28">
       <w:numFmt w:val="decimal"/>
       <w:lvlText w:val=""/>
       <w:lvlJc w:val="left"/>
     </w:lvl>
-    <w:lvl w:ilvl="8" w:tplc="E542A0BC">
+    <w:lvl w:ilvl="8" w:tplc="C8CAA644">
       <w:numFmt w:val="decimal"/>
       <w:lvlText w:val=""/>
       <w:lvlJc w:val="left"/>
     </w:lvl>
   </w:abstractNum>
-  <w:abstractNum w:abstractNumId="6" w15:restartNumberingAfterBreak="0">
-    <w:nsid w:val="65A24BA4"/>
+  <w:abstractNum w:abstractNumId="7" w15:restartNumberingAfterBreak="0">
+    <w:nsid w:val="49C842F0"/>
     <w:multiLevelType w:val="hybridMultilevel"/>
-    <w:tmpl w:val="0E44B6FC"/>
-    <w:lvl w:ilvl="0" w:tplc="538803D4">
+    <w:tmpl w:val="8ADA376E"/>
+    <w:lvl w:ilvl="0" w:tplc="C956941A">
       <w:start w:val="1"/>
       <w:numFmt w:val="decimal"/>
       <w:lvlText w:val="%1."/>
@@ -14375,52 +14434,52 @@
         <w:color w:val="A67C27"/>
       </w:rPr>
     </w:lvl>
-    <w:lvl w:ilvl="1" w:tplc="3C42222E">
+    <w:lvl w:ilvl="1" w:tplc="1FBCFB0A">
       <w:numFmt w:val="decimal"/>
       <w:lvlText w:val=""/>
       <w:lvlJc w:val="left"/>
     </w:lvl>
-    <w:lvl w:ilvl="2" w:tplc="87623038">
+    <w:lvl w:ilvl="2" w:tplc="772AE918">
       <w:numFmt w:val="decimal"/>
       <w:lvlText w:val=""/>
       <w:lvlJc w:val="left"/>
     </w:lvl>
-    <w:lvl w:ilvl="3" w:tplc="4D0A1062">
+    <w:lvl w:ilvl="3" w:tplc="C292E114">
       <w:numFmt w:val="decimal"/>
       <w:lvlText w:val=""/>
       <w:lvlJc w:val="left"/>
     </w:lvl>
-    <w:lvl w:ilvl="4" w:tplc="C1C08270">
+    <w:lvl w:ilvl="4" w:tplc="71765B0C">
       <w:numFmt w:val="decimal"/>
       <w:lvlText w:val=""/>
       <w:lvlJc w:val="left"/>
     </w:lvl>
-    <w:lvl w:ilvl="5" w:tplc="68F4C4A4">
+    <w:lvl w:ilvl="5" w:tplc="2ED4EFA6">
       <w:numFmt w:val="decimal"/>
       <w:lvlText w:val=""/>
       <w:lvlJc w:val="left"/>
     </w:lvl>
-    <w:lvl w:ilvl="6" w:tplc="5EAAFF3C">
+    <w:lvl w:ilvl="6" w:tplc="4E44F49A">
       <w:numFmt w:val="decimal"/>
       <w:lvlText w:val=""/>
       <w:lvlJc w:val="left"/>
     </w:lvl>
-    <w:lvl w:ilvl="7" w:tplc="4DE6D1F8">
+    <w:lvl w:ilvl="7" w:tplc="6B54E414">
       <w:numFmt w:val="decimal"/>
       <w:lvlText w:val=""/>
       <w:lvlJc w:val="left"/>
     </w:lvl>
-    <w:lvl w:ilvl="8" w:tplc="B8DA1AF4">
+    <w:lvl w:ilvl="8" w:tplc="4EFA3EAA">
       <w:numFmt w:val="decimal"/>
       <w:lvlText w:val=""/>
       <w:lvlJc w:val="left"/>
     </w:lvl>
   </w:abstractNum>
-  <w:abstractNum w:abstractNumId="7" w15:restartNumberingAfterBreak="0">
-    <w:nsid w:val="71745035"/>
+  <w:abstractNum w:abstractNumId="8" w15:restartNumberingAfterBreak="0">
+    <w:nsid w:val="4CD24E7B"/>
     <w:multiLevelType w:val="hybridMultilevel"/>
-    <w:tmpl w:val="6C80F37C"/>
-    <w:lvl w:ilvl="0" w:tplc="6D3E47FC">
+    <w:tmpl w:val="3904C484"/>
+    <w:lvl w:ilvl="0" w:tplc="763E96A4">
       <w:start w:val="1"/>
       <w:numFmt w:val="decimal"/>
       <w:lvlText w:val="%1."/>
@@ -14434,111 +14493,52 @@
         <w:color w:val="A67C27"/>
       </w:rPr>
     </w:lvl>
-    <w:lvl w:ilvl="1" w:tplc="FB7C4C78">
+    <w:lvl w:ilvl="1" w:tplc="B0703B1C">
       <w:numFmt w:val="decimal"/>
       <w:lvlText w:val=""/>
       <w:lvlJc w:val="left"/>
     </w:lvl>
-    <w:lvl w:ilvl="2" w:tplc="EA72CC60">
+    <w:lvl w:ilvl="2" w:tplc="EC58A982">
       <w:numFmt w:val="decimal"/>
       <w:lvlText w:val=""/>
       <w:lvlJc w:val="left"/>
     </w:lvl>
-    <w:lvl w:ilvl="3" w:tplc="0914AB0C">
+    <w:lvl w:ilvl="3" w:tplc="8DC06A54">
       <w:numFmt w:val="decimal"/>
       <w:lvlText w:val=""/>
       <w:lvlJc w:val="left"/>
     </w:lvl>
-    <w:lvl w:ilvl="4" w:tplc="557CF078">
+    <w:lvl w:ilvl="4" w:tplc="B5D40728">
       <w:numFmt w:val="decimal"/>
       <w:lvlText w:val=""/>
       <w:lvlJc w:val="left"/>
     </w:lvl>
-    <w:lvl w:ilvl="5" w:tplc="F5380242">
+    <w:lvl w:ilvl="5" w:tplc="C384324C">
       <w:numFmt w:val="decimal"/>
       <w:lvlText w:val=""/>
       <w:lvlJc w:val="left"/>
     </w:lvl>
-    <w:lvl w:ilvl="6" w:tplc="ED72D34A">
+    <w:lvl w:ilvl="6" w:tplc="F912C016">
       <w:numFmt w:val="decimal"/>
       <w:lvlText w:val=""/>
       <w:lvlJc w:val="left"/>
     </w:lvl>
-    <w:lvl w:ilvl="7" w:tplc="7F266BEE">
+    <w:lvl w:ilvl="7" w:tplc="BCDA76E4">
       <w:numFmt w:val="decimal"/>
       <w:lvlText w:val=""/>
       <w:lvlJc w:val="left"/>
     </w:lvl>
-    <w:lvl w:ilvl="8" w:tplc="FB102BD8">
-      <w:numFmt w:val="decimal"/>
-      <w:lvlText w:val=""/>
-      <w:lvlJc w:val="left"/>
-    </w:lvl>
-  </w:abstractNum>
-  <w:abstractNum w:abstractNumId="8" w15:restartNumberingAfterBreak="0">
-    <w:nsid w:val="7E0B3F56"/>
-    <w:multiLevelType w:val="hybridMultilevel"/>
-    <w:tmpl w:val="EFCCFB5E"/>
-    <w:lvl w:ilvl="0" w:tplc="0A50E5FA">
-      <w:start w:val="1"/>
-      <w:numFmt w:val="decimal"/>
-      <w:lvlText w:val="%1."/>
-      <w:lvlJc w:val="left"/>
-      <w:pPr>
-        <w:ind w:left="460" w:hanging="360"/>
-      </w:pPr>
-      <w:rPr>
-        <w:b/>
-        <w:bCs/>
-        <w:color w:val="A67C27"/>
-      </w:rPr>
-    </w:lvl>
-    <w:lvl w:ilvl="1" w:tplc="42507AD6">
-      <w:numFmt w:val="decimal"/>
-      <w:lvlText w:val=""/>
-      <w:lvlJc w:val="left"/>
-    </w:lvl>
-    <w:lvl w:ilvl="2" w:tplc="092E9A54">
-      <w:numFmt w:val="decimal"/>
-      <w:lvlText w:val=""/>
-      <w:lvlJc w:val="left"/>
-    </w:lvl>
-    <w:lvl w:ilvl="3" w:tplc="1F72D9AA">
-      <w:numFmt w:val="decimal"/>
-      <w:lvlText w:val=""/>
-      <w:lvlJc w:val="left"/>
-    </w:lvl>
-    <w:lvl w:ilvl="4" w:tplc="0FD22BF8">
-      <w:numFmt w:val="decimal"/>
-      <w:lvlText w:val=""/>
-      <w:lvlJc w:val="left"/>
-    </w:lvl>
-    <w:lvl w:ilvl="5" w:tplc="3690AB20">
-      <w:numFmt w:val="decimal"/>
-      <w:lvlText w:val=""/>
-      <w:lvlJc w:val="left"/>
-    </w:lvl>
-    <w:lvl w:ilvl="6" w:tplc="75C0B0B8">
-      <w:numFmt w:val="decimal"/>
-      <w:lvlText w:val=""/>
-      <w:lvlJc w:val="left"/>
-    </w:lvl>
-    <w:lvl w:ilvl="7" w:tplc="1DC0A850">
-      <w:numFmt w:val="decimal"/>
-      <w:lvlText w:val=""/>
-      <w:lvlJc w:val="left"/>
-    </w:lvl>
-    <w:lvl w:ilvl="8" w:tplc="81EE2EF6">
+    <w:lvl w:ilvl="8" w:tplc="836C61B0">
       <w:numFmt w:val="decimal"/>
       <w:lvlText w:val=""/>
       <w:lvlJc w:val="left"/>
     </w:lvl>
   </w:abstractNum>
   <w:abstractNum w:abstractNumId="9" w15:restartNumberingAfterBreak="0">
-    <w:nsid w:val="7F31570C"/>
+    <w:nsid w:val="70595CED"/>
     <w:multiLevelType w:val="hybridMultilevel"/>
-    <w:tmpl w:val="4606E334"/>
-    <w:lvl w:ilvl="0" w:tplc="E7A67070">
+    <w:tmpl w:val="5D169B8C"/>
+    <w:lvl w:ilvl="0" w:tplc="D13A4FAC">
       <w:start w:val="1"/>
       <w:numFmt w:val="bullet"/>
       <w:lvlText w:val="●"/>
@@ -14547,7 +14547,7 @@
         <w:ind w:left="720" w:hanging="360"/>
       </w:pPr>
     </w:lvl>
-    <w:lvl w:ilvl="1" w:tplc="F6EC5CDA">
+    <w:lvl w:ilvl="1" w:tplc="11E27A2C">
       <w:start w:val="1"/>
       <w:numFmt w:val="bullet"/>
       <w:lvlText w:val="○"/>
@@ -14556,7 +14556,7 @@
         <w:ind w:left="1440" w:hanging="360"/>
       </w:pPr>
     </w:lvl>
-    <w:lvl w:ilvl="2" w:tplc="8DCAF5EE">
+    <w:lvl w:ilvl="2" w:tplc="61EC0E20">
       <w:start w:val="1"/>
       <w:numFmt w:val="bullet"/>
       <w:lvlText w:val="■"/>
@@ -14565,7 +14565,7 @@
         <w:ind w:left="2160" w:hanging="360"/>
       </w:pPr>
     </w:lvl>
-    <w:lvl w:ilvl="3" w:tplc="586A2F68">
+    <w:lvl w:ilvl="3" w:tplc="6618198E">
       <w:start w:val="1"/>
       <w:numFmt w:val="bullet"/>
       <w:lvlText w:val="●"/>
@@ -14574,7 +14574,7 @@
         <w:ind w:left="2880" w:hanging="360"/>
       </w:pPr>
     </w:lvl>
-    <w:lvl w:ilvl="4" w:tplc="0D3042E0">
+    <w:lvl w:ilvl="4" w:tplc="A8BE1F00">
       <w:start w:val="1"/>
       <w:numFmt w:val="bullet"/>
       <w:lvlText w:val="○"/>
@@ -14583,7 +14583,7 @@
         <w:ind w:left="3600" w:hanging="360"/>
       </w:pPr>
     </w:lvl>
-    <w:lvl w:ilvl="5" w:tplc="20B293C0">
+    <w:lvl w:ilvl="5" w:tplc="C8FCE364">
       <w:start w:val="1"/>
       <w:numFmt w:val="bullet"/>
       <w:lvlText w:val="■"/>
@@ -14592,7 +14592,7 @@
         <w:ind w:left="4320" w:hanging="360"/>
       </w:pPr>
     </w:lvl>
-    <w:lvl w:ilvl="6" w:tplc="A9CC7652">
+    <w:lvl w:ilvl="6" w:tplc="35F4471E">
       <w:start w:val="1"/>
       <w:numFmt w:val="bullet"/>
       <w:lvlText w:val="●"/>
@@ -14601,7 +14601,7 @@
         <w:ind w:left="5040" w:hanging="360"/>
       </w:pPr>
     </w:lvl>
-    <w:lvl w:ilvl="7" w:tplc="B0B8FCDC">
+    <w:lvl w:ilvl="7" w:tplc="A344DAD4">
       <w:start w:val="1"/>
       <w:numFmt w:val="bullet"/>
       <w:lvlText w:val="●"/>
@@ -14610,7 +14610,7 @@
         <w:ind w:left="5760" w:hanging="360"/>
       </w:pPr>
     </w:lvl>
-    <w:lvl w:ilvl="8" w:tplc="3D08ABF8">
+    <w:lvl w:ilvl="8" w:tplc="77B278BA">
       <w:start w:val="1"/>
       <w:numFmt w:val="bullet"/>
       <w:lvlText w:val="●"/>
@@ -14620,62 +14620,62 @@
       </w:pPr>
     </w:lvl>
   </w:abstractNum>
-  <w:num w:numId="1" w16cid:durableId="1997218429">
+  <w:num w:numId="1" w16cid:durableId="2029133459">
     <w:abstractNumId w:val="9"/>
     <w:lvlOverride w:ilvl="0">
       <w:startOverride w:val="1"/>
     </w:lvlOverride>
   </w:num>
-  <w:num w:numId="2" w16cid:durableId="775439474">
+  <w:num w:numId="2" w16cid:durableId="1871216255">
+    <w:abstractNumId w:val="4"/>
+    <w:lvlOverride w:ilvl="0">
+      <w:startOverride w:val="1"/>
+    </w:lvlOverride>
+  </w:num>
+  <w:num w:numId="3" w16cid:durableId="178933144">
+    <w:abstractNumId w:val="6"/>
+    <w:lvlOverride w:ilvl="0">
+      <w:startOverride w:val="1"/>
+    </w:lvlOverride>
+  </w:num>
+  <w:num w:numId="4" w16cid:durableId="76557174">
+    <w:abstractNumId w:val="2"/>
+    <w:lvlOverride w:ilvl="0">
+      <w:startOverride w:val="1"/>
+    </w:lvlOverride>
+  </w:num>
+  <w:num w:numId="5" w16cid:durableId="655844190">
+    <w:abstractNumId w:val="7"/>
+    <w:lvlOverride w:ilvl="0">
+      <w:startOverride w:val="1"/>
+    </w:lvlOverride>
+  </w:num>
+  <w:num w:numId="6" w16cid:durableId="1361323227">
+    <w:abstractNumId w:val="8"/>
+    <w:lvlOverride w:ilvl="0">
+      <w:startOverride w:val="1"/>
+    </w:lvlOverride>
+  </w:num>
+  <w:num w:numId="7" w16cid:durableId="944580866">
     <w:abstractNumId w:val="0"/>
     <w:lvlOverride w:ilvl="0">
       <w:startOverride w:val="1"/>
     </w:lvlOverride>
   </w:num>
-  <w:num w:numId="3" w16cid:durableId="1939873322">
-    <w:abstractNumId w:val="2"/>
+  <w:num w:numId="8" w16cid:durableId="382021719">
+    <w:abstractNumId w:val="3"/>
     <w:lvlOverride w:ilvl="0">
       <w:startOverride w:val="1"/>
     </w:lvlOverride>
   </w:num>
-  <w:num w:numId="4" w16cid:durableId="1458255294">
-    <w:abstractNumId w:val="7"/>
-    <w:lvlOverride w:ilvl="0">
-      <w:startOverride w:val="1"/>
-    </w:lvlOverride>
-  </w:num>
-  <w:num w:numId="5" w16cid:durableId="1250653509">
-    <w:abstractNumId w:val="1"/>
-    <w:lvlOverride w:ilvl="0">
-      <w:startOverride w:val="1"/>
-    </w:lvlOverride>
-  </w:num>
-  <w:num w:numId="6" w16cid:durableId="674498783">
-    <w:abstractNumId w:val="6"/>
-    <w:lvlOverride w:ilvl="0">
-      <w:startOverride w:val="1"/>
-    </w:lvlOverride>
-  </w:num>
-  <w:num w:numId="7" w16cid:durableId="144007724">
-    <w:abstractNumId w:val="8"/>
-    <w:lvlOverride w:ilvl="0">
-      <w:startOverride w:val="1"/>
-    </w:lvlOverride>
-  </w:num>
-  <w:num w:numId="8" w16cid:durableId="1312905592">
-    <w:abstractNumId w:val="4"/>
-    <w:lvlOverride w:ilvl="0">
-      <w:startOverride w:val="1"/>
-    </w:lvlOverride>
-  </w:num>
-  <w:num w:numId="9" w16cid:durableId="399526258">
+  <w:num w:numId="9" w16cid:durableId="1645042379">
     <w:abstractNumId w:val="5"/>
     <w:lvlOverride w:ilvl="0">
       <w:startOverride w:val="1"/>
     </w:lvlOverride>
   </w:num>
-  <w:num w:numId="10" w16cid:durableId="1547984745">
-    <w:abstractNumId w:val="3"/>
+  <w:num w:numId="10" w16cid:durableId="1326981129">
+    <w:abstractNumId w:val="1"/>
     <w:lvlOverride w:ilvl="0">
       <w:startOverride w:val="1"/>
     </w:lvlOverride>
@@ -15300,7 +15300,7 @@
     <w:autoRedefine/>
     <w:uiPriority w:val="39"/>
     <w:unhideWhenUsed/>
-    <w:rsid w:val="007C1234"/>
+    <w:rsid w:val="005640DE"/>
     <w:pPr>
       <w:spacing w:after="100"/>
     </w:pPr>
@@ -15312,7 +15312,7 @@
     <w:autoRedefine/>
     <w:uiPriority w:val="39"/>
     <w:unhideWhenUsed/>
-    <w:rsid w:val="007C1234"/>
+    <w:rsid w:val="005640DE"/>
     <w:pPr>
       <w:spacing w:after="100"/>
       <w:ind w:left="210"/>

--- a/docs/manuals/Role_Guide_5_KII_RA.docx
+++ b/docs/manuals/Role_Guide_5_KII_RA.docx
@@ -412,7 +412,7 @@
                 <w:sz w:val="19"/>
                 <w:szCs w:val="19"/>
               </w:rPr>
-              <w:t>0773943709 · abffst.research.cut@gmail.com</w:t>
+              <w:t>0773943709 · abffst.research@gmail.com</w:t>
             </w:r>
           </w:p>
         </w:tc>
@@ -469,7 +469,7 @@
                 <w:sz w:val="19"/>
                 <w:szCs w:val="19"/>
               </w:rPr>
-              <w:t>Version 1.9 · 22 September 2026</w:t>
+              <w:t>Version 1.10 · 22 September 2026</w:t>
             </w:r>
           </w:p>
         </w:tc>
@@ -538,7 +538,7 @@
     <w:sdt>
       <w:sdtPr>
         <w:alias w:val="Contents"/>
-        <w:id w:val="-33117501"/>
+        <w:id w:val="-1144665105"/>
       </w:sdtPr>
       <w:sdtEndPr/>
       <w:sdtContent>
@@ -567,7 +567,7 @@
           <w:r>
             <w:fldChar w:fldCharType="separate"/>
           </w:r>
-          <w:hyperlink w:anchor="_Toc240961083" w:history="1">
+          <w:hyperlink w:anchor="_Toc240976113" w:history="1">
             <w:r>
               <w:rPr>
                 <w:rStyle w:val="Hyperlink"/>
@@ -591,7 +591,7 @@
               <w:rPr>
                 <w:noProof/>
               </w:rPr>
-              <w:instrText xml:space="preserve"> PAGEREF _Toc240961083 \h </w:instrText>
+              <w:instrText xml:space="preserve"> PAGEREF _Toc240976113 \h </w:instrText>
             </w:r>
             <w:r>
               <w:rPr>
@@ -634,7 +634,7 @@
               <w14:ligatures w14:val="standardContextual"/>
             </w:rPr>
           </w:pPr>
-          <w:hyperlink w:anchor="_Toc240961084" w:history="1">
+          <w:hyperlink w:anchor="_Toc240976114" w:history="1">
             <w:r>
               <w:rPr>
                 <w:rStyle w:val="Hyperlink"/>
@@ -658,7 +658,7 @@
               <w:rPr>
                 <w:noProof/>
               </w:rPr>
-              <w:instrText xml:space="preserve"> PAGEREF _Toc240961084 \h </w:instrText>
+              <w:instrText xml:space="preserve"> PAGEREF _Toc240976114 \h </w:instrText>
             </w:r>
             <w:r>
               <w:rPr>
@@ -701,7 +701,7 @@
               <w14:ligatures w14:val="standardContextual"/>
             </w:rPr>
           </w:pPr>
-          <w:hyperlink w:anchor="_Toc240961085" w:history="1">
+          <w:hyperlink w:anchor="_Toc240976115" w:history="1">
             <w:r>
               <w:rPr>
                 <w:rStyle w:val="Hyperlink"/>
@@ -725,7 +725,7 @@
               <w:rPr>
                 <w:noProof/>
               </w:rPr>
-              <w:instrText xml:space="preserve"> PAGEREF _Toc240961085 \h </w:instrText>
+              <w:instrText xml:space="preserve"> PAGEREF _Toc240976115 \h </w:instrText>
             </w:r>
             <w:r>
               <w:rPr>
@@ -768,7 +768,7 @@
               <w14:ligatures w14:val="standardContextual"/>
             </w:rPr>
           </w:pPr>
-          <w:hyperlink w:anchor="_Toc240961086" w:history="1">
+          <w:hyperlink w:anchor="_Toc240976116" w:history="1">
             <w:r>
               <w:rPr>
                 <w:rStyle w:val="Hyperlink"/>
@@ -792,7 +792,7 @@
               <w:rPr>
                 <w:noProof/>
               </w:rPr>
-              <w:instrText xml:space="preserve"> PAGEREF _Toc240961086 \h </w:instrText>
+              <w:instrText xml:space="preserve"> PAGEREF _Toc240976116 \h </w:instrText>
             </w:r>
             <w:r>
               <w:rPr>
@@ -835,7 +835,7 @@
               <w14:ligatures w14:val="standardContextual"/>
             </w:rPr>
           </w:pPr>
-          <w:hyperlink w:anchor="_Toc240961087" w:history="1">
+          <w:hyperlink w:anchor="_Toc240976117" w:history="1">
             <w:r>
               <w:rPr>
                 <w:rStyle w:val="Hyperlink"/>
@@ -859,7 +859,7 @@
               <w:rPr>
                 <w:noProof/>
               </w:rPr>
-              <w:instrText xml:space="preserve"> PAGEREF _Toc240961087 \h </w:instrText>
+              <w:instrText xml:space="preserve"> PAGEREF _Toc240976117 \h </w:instrText>
             </w:r>
             <w:r>
               <w:rPr>
@@ -902,7 +902,7 @@
               <w14:ligatures w14:val="standardContextual"/>
             </w:rPr>
           </w:pPr>
-          <w:hyperlink w:anchor="_Toc240961088" w:history="1">
+          <w:hyperlink w:anchor="_Toc240976118" w:history="1">
             <w:r>
               <w:rPr>
                 <w:rStyle w:val="Hyperlink"/>
@@ -926,7 +926,7 @@
               <w:rPr>
                 <w:noProof/>
               </w:rPr>
-              <w:instrText xml:space="preserve"> PAGEREF _Toc240961088 \h </w:instrText>
+              <w:instrText xml:space="preserve"> PAGEREF _Toc240976118 \h </w:instrText>
             </w:r>
             <w:r>
               <w:rPr>
@@ -969,7 +969,7 @@
               <w14:ligatures w14:val="standardContextual"/>
             </w:rPr>
           </w:pPr>
-          <w:hyperlink w:anchor="_Toc240961089" w:history="1">
+          <w:hyperlink w:anchor="_Toc240976119" w:history="1">
             <w:r>
               <w:rPr>
                 <w:rStyle w:val="Hyperlink"/>
@@ -993,7 +993,7 @@
               <w:rPr>
                 <w:noProof/>
               </w:rPr>
-              <w:instrText xml:space="preserve"> PAGEREF _Toc240961089 \h </w:instrText>
+              <w:instrText xml:space="preserve"> PAGEREF _Toc240976119 \h </w:instrText>
             </w:r>
             <w:r>
               <w:rPr>
@@ -1036,7 +1036,7 @@
               <w14:ligatures w14:val="standardContextual"/>
             </w:rPr>
           </w:pPr>
-          <w:hyperlink w:anchor="_Toc240961090" w:history="1">
+          <w:hyperlink w:anchor="_Toc240976120" w:history="1">
             <w:r>
               <w:rPr>
                 <w:rStyle w:val="Hyperlink"/>
@@ -1060,7 +1060,7 @@
               <w:rPr>
                 <w:noProof/>
               </w:rPr>
-              <w:instrText xml:space="preserve"> PAGEREF _Toc240961090 \h </w:instrText>
+              <w:instrText xml:space="preserve"> PAGEREF _Toc240976120 \h </w:instrText>
             </w:r>
             <w:r>
               <w:rPr>
@@ -1103,7 +1103,7 @@
               <w14:ligatures w14:val="standardContextual"/>
             </w:rPr>
           </w:pPr>
-          <w:hyperlink w:anchor="_Toc240961091" w:history="1">
+          <w:hyperlink w:anchor="_Toc240976121" w:history="1">
             <w:r>
               <w:rPr>
                 <w:rStyle w:val="Hyperlink"/>
@@ -1127,7 +1127,7 @@
               <w:rPr>
                 <w:noProof/>
               </w:rPr>
-              <w:instrText xml:space="preserve"> PAGEREF _Toc240961091 \h </w:instrText>
+              <w:instrText xml:space="preserve"> PAGEREF _Toc240976121 \h </w:instrText>
             </w:r>
             <w:r>
               <w:rPr>
@@ -1170,7 +1170,7 @@
               <w14:ligatures w14:val="standardContextual"/>
             </w:rPr>
           </w:pPr>
-          <w:hyperlink w:anchor="_Toc240961092" w:history="1">
+          <w:hyperlink w:anchor="_Toc240976122" w:history="1">
             <w:r>
               <w:rPr>
                 <w:rStyle w:val="Hyperlink"/>
@@ -1194,7 +1194,7 @@
               <w:rPr>
                 <w:noProof/>
               </w:rPr>
-              <w:instrText xml:space="preserve"> PAGEREF _Toc240961092 \h </w:instrText>
+              <w:instrText xml:space="preserve"> PAGEREF _Toc240976122 \h </w:instrText>
             </w:r>
             <w:r>
               <w:rPr>
@@ -1237,7 +1237,7 @@
               <w14:ligatures w14:val="standardContextual"/>
             </w:rPr>
           </w:pPr>
-          <w:hyperlink w:anchor="_Toc240961093" w:history="1">
+          <w:hyperlink w:anchor="_Toc240976123" w:history="1">
             <w:r>
               <w:rPr>
                 <w:rStyle w:val="Hyperlink"/>
@@ -1261,7 +1261,7 @@
               <w:rPr>
                 <w:noProof/>
               </w:rPr>
-              <w:instrText xml:space="preserve"> PAGEREF _Toc240961093 \h </w:instrText>
+              <w:instrText xml:space="preserve"> PAGEREF _Toc240976123 \h </w:instrText>
             </w:r>
             <w:r>
               <w:rPr>
@@ -1304,7 +1304,7 @@
               <w14:ligatures w14:val="standardContextual"/>
             </w:rPr>
           </w:pPr>
-          <w:hyperlink w:anchor="_Toc240961094" w:history="1">
+          <w:hyperlink w:anchor="_Toc240976124" w:history="1">
             <w:r>
               <w:rPr>
                 <w:rStyle w:val="Hyperlink"/>
@@ -1328,7 +1328,7 @@
               <w:rPr>
                 <w:noProof/>
               </w:rPr>
-              <w:instrText xml:space="preserve"> PAGEREF _Toc240961094 \h </w:instrText>
+              <w:instrText xml:space="preserve"> PAGEREF _Toc240976124 \h </w:instrText>
             </w:r>
             <w:r>
               <w:rPr>
@@ -1371,7 +1371,7 @@
               <w14:ligatures w14:val="standardContextual"/>
             </w:rPr>
           </w:pPr>
-          <w:hyperlink w:anchor="_Toc240961095" w:history="1">
+          <w:hyperlink w:anchor="_Toc240976125" w:history="1">
             <w:r>
               <w:rPr>
                 <w:rStyle w:val="Hyperlink"/>
@@ -1395,7 +1395,7 @@
               <w:rPr>
                 <w:noProof/>
               </w:rPr>
-              <w:instrText xml:space="preserve"> PAGEREF _Toc240961095 \h </w:instrText>
+              <w:instrText xml:space="preserve"> PAGEREF _Toc240976125 \h </w:instrText>
             </w:r>
             <w:r>
               <w:rPr>
@@ -1438,7 +1438,7 @@
               <w14:ligatures w14:val="standardContextual"/>
             </w:rPr>
           </w:pPr>
-          <w:hyperlink w:anchor="_Toc240961096" w:history="1">
+          <w:hyperlink w:anchor="_Toc240976126" w:history="1">
             <w:r>
               <w:rPr>
                 <w:rStyle w:val="Hyperlink"/>
@@ -1462,7 +1462,7 @@
               <w:rPr>
                 <w:noProof/>
               </w:rPr>
-              <w:instrText xml:space="preserve"> PAGEREF _Toc240961096 \h </w:instrText>
+              <w:instrText xml:space="preserve"> PAGEREF _Toc240976126 \h </w:instrText>
             </w:r>
             <w:r>
               <w:rPr>
@@ -1505,7 +1505,7 @@
               <w14:ligatures w14:val="standardContextual"/>
             </w:rPr>
           </w:pPr>
-          <w:hyperlink w:anchor="_Toc240961097" w:history="1">
+          <w:hyperlink w:anchor="_Toc240976127" w:history="1">
             <w:r>
               <w:rPr>
                 <w:rStyle w:val="Hyperlink"/>
@@ -1529,7 +1529,7 @@
               <w:rPr>
                 <w:noProof/>
               </w:rPr>
-              <w:instrText xml:space="preserve"> PAGEREF _Toc240961097 \h </w:instrText>
+              <w:instrText xml:space="preserve"> PAGEREF _Toc240976127 \h </w:instrText>
             </w:r>
             <w:r>
               <w:rPr>
@@ -1572,7 +1572,7 @@
               <w14:ligatures w14:val="standardContextual"/>
             </w:rPr>
           </w:pPr>
-          <w:hyperlink w:anchor="_Toc240961098" w:history="1">
+          <w:hyperlink w:anchor="_Toc240976128" w:history="1">
             <w:r>
               <w:rPr>
                 <w:rStyle w:val="Hyperlink"/>
@@ -1596,7 +1596,7 @@
               <w:rPr>
                 <w:noProof/>
               </w:rPr>
-              <w:instrText xml:space="preserve"> PAGEREF _Toc240961098 \h </w:instrText>
+              <w:instrText xml:space="preserve"> PAGEREF _Toc240976128 \h </w:instrText>
             </w:r>
             <w:r>
               <w:rPr>
@@ -1639,7 +1639,7 @@
               <w14:ligatures w14:val="standardContextual"/>
             </w:rPr>
           </w:pPr>
-          <w:hyperlink w:anchor="_Toc240961099" w:history="1">
+          <w:hyperlink w:anchor="_Toc240976129" w:history="1">
             <w:r>
               <w:rPr>
                 <w:rStyle w:val="Hyperlink"/>
@@ -1663,7 +1663,7 @@
               <w:rPr>
                 <w:noProof/>
               </w:rPr>
-              <w:instrText xml:space="preserve"> PAGEREF _Toc240961099 \h </w:instrText>
+              <w:instrText xml:space="preserve"> PAGEREF _Toc240976129 \h </w:instrText>
             </w:r>
             <w:r>
               <w:rPr>
@@ -1706,7 +1706,7 @@
               <w14:ligatures w14:val="standardContextual"/>
             </w:rPr>
           </w:pPr>
-          <w:hyperlink w:anchor="_Toc240961100" w:history="1">
+          <w:hyperlink w:anchor="_Toc240976130" w:history="1">
             <w:r>
               <w:rPr>
                 <w:rStyle w:val="Hyperlink"/>
@@ -1730,7 +1730,7 @@
               <w:rPr>
                 <w:noProof/>
               </w:rPr>
-              <w:instrText xml:space="preserve"> PAGEREF _Toc240961100 \h </w:instrText>
+              <w:instrText xml:space="preserve"> PAGEREF _Toc240976130 \h </w:instrText>
             </w:r>
             <w:r>
               <w:rPr>
@@ -1773,7 +1773,7 @@
               <w14:ligatures w14:val="standardContextual"/>
             </w:rPr>
           </w:pPr>
-          <w:hyperlink w:anchor="_Toc240961101" w:history="1">
+          <w:hyperlink w:anchor="_Toc240976131" w:history="1">
             <w:r>
               <w:rPr>
                 <w:rStyle w:val="Hyperlink"/>
@@ -1797,7 +1797,7 @@
               <w:rPr>
                 <w:noProof/>
               </w:rPr>
-              <w:instrText xml:space="preserve"> PAGEREF _Toc240961101 \h </w:instrText>
+              <w:instrText xml:space="preserve"> PAGEREF _Toc240976131 \h </w:instrText>
             </w:r>
             <w:r>
               <w:rPr>
@@ -1840,7 +1840,7 @@
               <w14:ligatures w14:val="standardContextual"/>
             </w:rPr>
           </w:pPr>
-          <w:hyperlink w:anchor="_Toc240961102" w:history="1">
+          <w:hyperlink w:anchor="_Toc240976132" w:history="1">
             <w:r>
               <w:rPr>
                 <w:rStyle w:val="Hyperlink"/>
@@ -1864,7 +1864,7 @@
               <w:rPr>
                 <w:noProof/>
               </w:rPr>
-              <w:instrText xml:space="preserve"> PAGEREF _Toc240961102 \h </w:instrText>
+              <w:instrText xml:space="preserve"> PAGEREF _Toc240976132 \h </w:instrText>
             </w:r>
             <w:r>
               <w:rPr>
@@ -1907,7 +1907,7 @@
               <w14:ligatures w14:val="standardContextual"/>
             </w:rPr>
           </w:pPr>
-          <w:hyperlink w:anchor="_Toc240961103" w:history="1">
+          <w:hyperlink w:anchor="_Toc240976133" w:history="1">
             <w:r>
               <w:rPr>
                 <w:rStyle w:val="Hyperlink"/>
@@ -1931,7 +1931,7 @@
               <w:rPr>
                 <w:noProof/>
               </w:rPr>
-              <w:instrText xml:space="preserve"> PAGEREF _Toc240961103 \h </w:instrText>
+              <w:instrText xml:space="preserve"> PAGEREF _Toc240976133 \h </w:instrText>
             </w:r>
             <w:r>
               <w:rPr>
@@ -1974,7 +1974,7 @@
               <w14:ligatures w14:val="standardContextual"/>
             </w:rPr>
           </w:pPr>
-          <w:hyperlink w:anchor="_Toc240961104" w:history="1">
+          <w:hyperlink w:anchor="_Toc240976134" w:history="1">
             <w:r>
               <w:rPr>
                 <w:rStyle w:val="Hyperlink"/>
@@ -1998,7 +1998,7 @@
               <w:rPr>
                 <w:noProof/>
               </w:rPr>
-              <w:instrText xml:space="preserve"> PAGEREF _Toc240961104 \h </w:instrText>
+              <w:instrText xml:space="preserve"> PAGEREF _Toc240976134 \h </w:instrText>
             </w:r>
             <w:r>
               <w:rPr>
@@ -2041,7 +2041,7 @@
               <w14:ligatures w14:val="standardContextual"/>
             </w:rPr>
           </w:pPr>
-          <w:hyperlink w:anchor="_Toc240961105" w:history="1">
+          <w:hyperlink w:anchor="_Toc240976135" w:history="1">
             <w:r>
               <w:rPr>
                 <w:rStyle w:val="Hyperlink"/>
@@ -2065,7 +2065,7 @@
               <w:rPr>
                 <w:noProof/>
               </w:rPr>
-              <w:instrText xml:space="preserve"> PAGEREF _Toc240961105 \h </w:instrText>
+              <w:instrText xml:space="preserve"> PAGEREF _Toc240976135 \h </w:instrText>
             </w:r>
             <w:r>
               <w:rPr>
@@ -2108,7 +2108,7 @@
               <w14:ligatures w14:val="standardContextual"/>
             </w:rPr>
           </w:pPr>
-          <w:hyperlink w:anchor="_Toc240961106" w:history="1">
+          <w:hyperlink w:anchor="_Toc240976136" w:history="1">
             <w:r>
               <w:rPr>
                 <w:rStyle w:val="Hyperlink"/>
@@ -2132,7 +2132,7 @@
               <w:rPr>
                 <w:noProof/>
               </w:rPr>
-              <w:instrText xml:space="preserve"> PAGEREF _Toc240961106 \h </w:instrText>
+              <w:instrText xml:space="preserve"> PAGEREF _Toc240976136 \h </w:instrText>
             </w:r>
             <w:r>
               <w:rPr>
@@ -2175,7 +2175,7 @@
               <w14:ligatures w14:val="standardContextual"/>
             </w:rPr>
           </w:pPr>
-          <w:hyperlink w:anchor="_Toc240961107" w:history="1">
+          <w:hyperlink w:anchor="_Toc240976137" w:history="1">
             <w:r>
               <w:rPr>
                 <w:rStyle w:val="Hyperlink"/>
@@ -2199,7 +2199,7 @@
               <w:rPr>
                 <w:noProof/>
               </w:rPr>
-              <w:instrText xml:space="preserve"> PAGEREF _Toc240961107 \h </w:instrText>
+              <w:instrText xml:space="preserve"> PAGEREF _Toc240976137 \h </w:instrText>
             </w:r>
             <w:r>
               <w:rPr>
@@ -2242,7 +2242,7 @@
               <w14:ligatures w14:val="standardContextual"/>
             </w:rPr>
           </w:pPr>
-          <w:hyperlink w:anchor="_Toc240961108" w:history="1">
+          <w:hyperlink w:anchor="_Toc240976138" w:history="1">
             <w:r>
               <w:rPr>
                 <w:rStyle w:val="Hyperlink"/>
@@ -2266,7 +2266,7 @@
               <w:rPr>
                 <w:noProof/>
               </w:rPr>
-              <w:instrText xml:space="preserve"> PAGEREF _Toc240961108 \h </w:instrText>
+              <w:instrText xml:space="preserve"> PAGEREF _Toc240976138 \h </w:instrText>
             </w:r>
             <w:r>
               <w:rPr>
@@ -2309,7 +2309,7 @@
               <w14:ligatures w14:val="standardContextual"/>
             </w:rPr>
           </w:pPr>
-          <w:hyperlink w:anchor="_Toc240961109" w:history="1">
+          <w:hyperlink w:anchor="_Toc240976139" w:history="1">
             <w:r>
               <w:rPr>
                 <w:rStyle w:val="Hyperlink"/>
@@ -2333,7 +2333,7 @@
               <w:rPr>
                 <w:noProof/>
               </w:rPr>
-              <w:instrText xml:space="preserve"> PAGEREF _Toc240961109 \h </w:instrText>
+              <w:instrText xml:space="preserve"> PAGEREF _Toc240976139 \h </w:instrText>
             </w:r>
             <w:r>
               <w:rPr>
@@ -2376,7 +2376,7 @@
               <w14:ligatures w14:val="standardContextual"/>
             </w:rPr>
           </w:pPr>
-          <w:hyperlink w:anchor="_Toc240961110" w:history="1">
+          <w:hyperlink w:anchor="_Toc240976140" w:history="1">
             <w:r>
               <w:rPr>
                 <w:rStyle w:val="Hyperlink"/>
@@ -2400,7 +2400,7 @@
               <w:rPr>
                 <w:noProof/>
               </w:rPr>
-              <w:instrText xml:space="preserve"> PAGEREF _Toc240961110 \h </w:instrText>
+              <w:instrText xml:space="preserve"> PAGEREF _Toc240976140 \h </w:instrText>
             </w:r>
             <w:r>
               <w:rPr>
@@ -2439,7 +2439,7 @@
         <w:pStyle w:val="Heading1"/>
         <w:pageBreakBefore/>
       </w:pPr>
-      <w:bookmarkStart w:id="0" w:name="_Toc240961083"/>
+      <w:bookmarkStart w:id="0" w:name="_Toc240976113"/>
       <w:r>
         <w:lastRenderedPageBreak/>
         <w:t>1. Your role at a glance</w:t>
@@ -2620,7 +2620,7 @@
         <w:pStyle w:val="Heading1"/>
         <w:pageBreakBefore/>
       </w:pPr>
-      <w:bookmarkStart w:id="1" w:name="_Toc240961084"/>
+      <w:bookmarkStart w:id="1" w:name="_Toc240976114"/>
       <w:r>
         <w:lastRenderedPageBreak/>
         <w:t>2. Signing in and your screens</w:t>
@@ -2631,7 +2631,7 @@
       <w:pPr>
         <w:pStyle w:val="Heading2"/>
       </w:pPr>
-      <w:bookmarkStart w:id="2" w:name="_Toc240961085"/>
+      <w:bookmarkStart w:id="2" w:name="_Toc240976115"/>
       <w:r>
         <w:t>Signing in</w:t>
       </w:r>
@@ -2714,7 +2714,7 @@
           <w:noProof/>
         </w:rPr>
         <w:drawing>
-          <wp:inline distT="0" distB="0" distL="0" distR="0" wp14:anchorId="38317B80" wp14:editId="5D5B9D90">
+          <wp:inline distT="0" distB="0" distL="0" distR="0" wp14:anchorId="5B9D8C82" wp14:editId="462450AF">
             <wp:extent cx="5334000" cy="2333625"/>
             <wp:effectExtent l="0" t="0" r="0" b="0"/>
             <wp:docPr id="1" name="adm_login.jpg" descr="The sign-in screen for all internal staff." title="The sign-in screen for all internal staff."/>
@@ -2881,7 +2881,7 @@
       <w:pPr>
         <w:pStyle w:val="Heading2"/>
       </w:pPr>
-      <w:bookmarkStart w:id="3" w:name="_Toc240961086"/>
+      <w:bookmarkStart w:id="3" w:name="_Toc240976116"/>
       <w:r>
         <w:t>Finding your way around</w:t>
       </w:r>
@@ -3066,7 +3066,7 @@
         </w:rPr>
         <w:lastRenderedPageBreak/>
         <w:drawing>
-          <wp:inline distT="0" distB="0" distL="0" distR="0" wp14:anchorId="1EB882C5" wp14:editId="277D70CC">
+          <wp:inline distT="0" distB="0" distL="0" distR="0" wp14:anchorId="7A383445" wp14:editId="593A2E15">
             <wp:extent cx="5715000" cy="1876425"/>
             <wp:effectExtent l="0" t="0" r="0" b="0"/>
             <wp:docPr id="2" name="adm_not_your_role.jpg" descr="Opening a screen outside your role (for example from an old bookmark) shows this card instead of the screen." title="Opening a screen outside your role (for example from an old bookmark) shows this card instead of the screen."/>
@@ -3135,7 +3135,7 @@
       <w:pPr>
         <w:pStyle w:val="Heading2"/>
       </w:pPr>
-      <w:bookmarkStart w:id="4" w:name="_Toc240961087"/>
+      <w:bookmarkStart w:id="4" w:name="_Toc240976117"/>
       <w:r>
         <w:t>Your screens</w:t>
       </w:r>
@@ -3410,7 +3410,7 @@
       <w:pPr>
         <w:pStyle w:val="Heading2"/>
       </w:pPr>
-      <w:bookmarkStart w:id="5" w:name="_Toc240961088"/>
+      <w:bookmarkStart w:id="5" w:name="_Toc240976118"/>
       <w:r>
         <w:t>Changing your password</w:t>
       </w:r>
@@ -3493,7 +3493,7 @@
           <w:noProof/>
         </w:rPr>
         <w:drawing>
-          <wp:inline distT="0" distB="0" distL="0" distR="0" wp14:anchorId="125D028D" wp14:editId="153796CB">
+          <wp:inline distT="0" distB="0" distL="0" distR="0" wp14:anchorId="2806AE94" wp14:editId="23641A2A">
             <wp:extent cx="5334000" cy="2171700"/>
             <wp:effectExtent l="0" t="0" r="0" b="0"/>
             <wp:docPr id="3" name="adm_account.jpg" descr="Change Password screen." title="Change Password screen."/>
@@ -3581,7 +3581,7 @@
         <w:pStyle w:val="Heading1"/>
         <w:pageBreakBefore/>
       </w:pPr>
-      <w:bookmarkStart w:id="6" w:name="_Toc240961089"/>
+      <w:bookmarkStart w:id="6" w:name="_Toc240976119"/>
       <w:r>
         <w:lastRenderedPageBreak/>
         <w:t>3. Your routine</w:t>
@@ -3925,7 +3925,7 @@
         <w:pStyle w:val="Heading1"/>
         <w:pageBreakBefore/>
       </w:pPr>
-      <w:bookmarkStart w:id="7" w:name="_Toc240961090"/>
+      <w:bookmarkStart w:id="7" w:name="_Toc240976120"/>
       <w:r>
         <w:lastRenderedPageBreak/>
         <w:t>4. Step-by-step tasks</w:t>
@@ -3936,7 +3936,7 @@
       <w:pPr>
         <w:pStyle w:val="Heading2"/>
       </w:pPr>
-      <w:bookmarkStart w:id="8" w:name="_Toc240961091"/>
+      <w:bookmarkStart w:id="8" w:name="_Toc240976121"/>
       <w:r>
         <w:t>4.1 Reading the KII/Doc Dashboard</w:t>
       </w:r>
@@ -3953,7 +3953,7 @@
           <w:noProof/>
         </w:rPr>
         <w:drawing>
-          <wp:inline distT="0" distB="0" distL="0" distR="0" wp14:anchorId="10A0ACBC" wp14:editId="7F0F6A9B">
+          <wp:inline distT="0" distB="0" distL="0" distR="0" wp14:anchorId="524C9227" wp14:editId="5E8FB44A">
             <wp:extent cx="5715000" cy="3571875"/>
             <wp:effectExtent l="0" t="0" r="0" b="0"/>
             <wp:docPr id="4" name="kii_dashboard.jpg" descr="KII / Document Dashboard." title="KII / Document Dashboard."/>
@@ -4022,7 +4022,7 @@
       <w:pPr>
         <w:pStyle w:val="Heading2"/>
       </w:pPr>
-      <w:bookmarkStart w:id="9" w:name="_Toc240961092"/>
+      <w:bookmarkStart w:id="9" w:name="_Toc240976122"/>
       <w:r>
         <w:t>4.2 Creating a KII record</w:t>
       </w:r>
@@ -4062,7 +4062,7 @@
           <w:noProof/>
         </w:rPr>
         <w:drawing>
-          <wp:inline distT="0" distB="0" distL="0" distR="0" wp14:anchorId="0D79B300" wp14:editId="10D4AFB0">
+          <wp:inline distT="0" distB="0" distL="0" distR="0" wp14:anchorId="4A0457B8" wp14:editId="23A609B5">
             <wp:extent cx="5334000" cy="2667000"/>
             <wp:effectExtent l="0" t="0" r="0" b="0"/>
             <wp:docPr id="5" name="kii_new.jpg" descr="New KII Record." title="New KII Record."/>
@@ -4199,7 +4199,7 @@
       <w:pPr>
         <w:pStyle w:val="Heading2"/>
       </w:pPr>
-      <w:bookmarkStart w:id="10" w:name="_Toc240961093"/>
+      <w:bookmarkStart w:id="10" w:name="_Toc240976123"/>
       <w:r>
         <w:lastRenderedPageBreak/>
         <w:t>4.3 Taking a KII from invitation to coded transcript</w:t>
@@ -4250,7 +4250,7 @@
           <w:noProof/>
         </w:rPr>
         <w:drawing>
-          <wp:inline distT="0" distB="0" distL="0" distR="0" wp14:anchorId="4A64BE9D" wp14:editId="15F17869">
+          <wp:inline distT="0" distB="0" distL="0" distR="0" wp14:anchorId="33CF32C1" wp14:editId="2EDAF353">
             <wp:extent cx="5334000" cy="3333750"/>
             <wp:effectExtent l="0" t="0" r="0" b="0"/>
             <wp:docPr id="6" name="kii_register.jpg" descr="KII Register." title="KII Register."/>
@@ -4349,7 +4349,7 @@
           <w:noProof/>
         </w:rPr>
         <w:drawing>
-          <wp:inline distT="0" distB="0" distL="0" distR="0" wp14:anchorId="6BA512C8" wp14:editId="36CE7D2A">
+          <wp:inline distT="0" distB="0" distL="0" distR="0" wp14:anchorId="20B58F7F" wp14:editId="704EB487">
             <wp:extent cx="5334000" cy="3752850"/>
             <wp:effectExtent l="0" t="0" r="0" b="0"/>
             <wp:docPr id="7" name="kii_detail.jpg" descr="KII record: status, consent, transcript and coding." title="KII record: status, consent, transcript and coding."/>
@@ -4586,7 +4586,7 @@
       <w:pPr>
         <w:pStyle w:val="Heading2"/>
       </w:pPr>
-      <w:bookmarkStart w:id="11" w:name="_Toc240961094"/>
+      <w:bookmarkStart w:id="11" w:name="_Toc240976124"/>
       <w:r>
         <w:t>4.4 Opening the KII Guide with the KII ID filled in</w:t>
       </w:r>
@@ -4636,7 +4636,7 @@
           <w:noProof/>
         </w:rPr>
         <w:drawing>
-          <wp:inline distT="0" distB="0" distL="0" distR="0" wp14:anchorId="2AA48D80" wp14:editId="05D527CB">
+          <wp:inline distT="0" distB="0" distL="0" distR="0" wp14:anchorId="1670A47E" wp14:editId="7A633C94">
             <wp:extent cx="5334000" cy="523875"/>
             <wp:effectExtent l="0" t="0" r="0" b="0"/>
             <wp:docPr id="8" name="kii_coding_locked.jpg" descr="Before consent: no interview link." title="Before consent: no interview link."/>
@@ -4735,7 +4735,7 @@
           <w:noProof/>
         </w:rPr>
         <w:drawing>
-          <wp:inline distT="0" distB="0" distL="0" distR="0" wp14:anchorId="5D644460" wp14:editId="6AA00877">
+          <wp:inline distT="0" distB="0" distL="0" distR="0" wp14:anchorId="4C17EC8E" wp14:editId="4CDAE7EA">
             <wp:extent cx="5334000" cy="742950"/>
             <wp:effectExtent l="0" t="0" r="0" b="0"/>
             <wp:docPr id="9" name="kii_coding_ready.jpg" descr="After consent: Continue this interview." title="After consent: Continue this interview."/>
@@ -4892,7 +4892,7 @@
       <w:pPr>
         <w:pStyle w:val="Heading2"/>
       </w:pPr>
-      <w:bookmarkStart w:id="12" w:name="_Toc240961095"/>
+      <w:bookmarkStart w:id="12" w:name="_Toc240976125"/>
       <w:r>
         <w:t>4.5 Verifying a profile with the respondent, and reconciling it afterwards</w:t>
       </w:r>
@@ -4981,7 +4981,7 @@
         </w:rPr>
         <w:lastRenderedPageBreak/>
         <w:drawing>
-          <wp:inline distT="0" distB="0" distL="0" distR="0" wp14:anchorId="1871A529" wp14:editId="5AD9C6E5">
+          <wp:inline distT="0" distB="0" distL="0" distR="0" wp14:anchorId="04FFDE2B" wp14:editId="66FAC926">
             <wp:extent cx="4752975" cy="4953000"/>
             <wp:effectExtent l="0" t="0" r="0" b="0"/>
             <wp:docPr id="10" name="proit_interview_sheet.jpg" descr="The interview sheet: confirm what is public, ask what is not." title="The interview sheet: confirm what is public, ask what is not."/>
@@ -5246,7 +5246,7 @@
         </w:rPr>
         <w:lastRenderedPageBreak/>
         <w:drawing>
-          <wp:inline distT="0" distB="0" distL="0" distR="0" wp14:anchorId="6FB03773" wp14:editId="564C2512">
+          <wp:inline distT="0" distB="0" distL="0" distR="0" wp14:anchorId="3E03931E" wp14:editId="2A2FB759">
             <wp:extent cx="5334000" cy="1152525"/>
             <wp:effectExtent l="0" t="0" r="0" b="0"/>
             <wp:docPr id="11" name="proit_reconcile.jpg" descr="Reconciling a corrected fact: the three values stay separate." title="Reconciling a corrected fact: the three values stay separate."/>
@@ -5484,7 +5484,7 @@
       <w:pPr>
         <w:pStyle w:val="Heading2"/>
       </w:pPr>
-      <w:bookmarkStart w:id="13" w:name="_Toc240961096"/>
+      <w:bookmarkStart w:id="13" w:name="_Toc240976126"/>
       <w:r>
         <w:t>4.6 Downloading or emailing completed forms (Form PDFs)</w:t>
       </w:r>
@@ -5524,7 +5524,7 @@
           <w:noProof/>
         </w:rPr>
         <w:drawing>
-          <wp:inline distT="0" distB="0" distL="0" distR="0" wp14:anchorId="42370BC4" wp14:editId="54CB2B14">
+          <wp:inline distT="0" distB="0" distL="0" distR="0" wp14:anchorId="039995D2" wp14:editId="36154D84">
             <wp:extent cx="5334000" cy="3333750"/>
             <wp:effectExtent l="0" t="0" r="0" b="0"/>
             <wp:docPr id="12" name="kii_form_pdfs.jpg" descr="Completed KII Guide forms, with the sync status." title="Completed KII Guide forms, with the sync status."/>
@@ -5741,7 +5741,7 @@
       <w:pPr>
         <w:pStyle w:val="Heading2"/>
       </w:pPr>
-      <w:bookmarkStart w:id="14" w:name="_Toc240961097"/>
+      <w:bookmarkStart w:id="14" w:name="_Toc240976127"/>
       <w:r>
         <w:t>4.7 Consent in interviews</w:t>
       </w:r>
@@ -5819,7 +5819,7 @@
         <w:pStyle w:val="Heading1"/>
         <w:pageBreakBefore/>
       </w:pPr>
-      <w:bookmarkStart w:id="15" w:name="_Toc240961098"/>
+      <w:bookmarkStart w:id="15" w:name="_Toc240976128"/>
       <w:r>
         <w:lastRenderedPageBreak/>
         <w:t>5. Rules you must follow</w:t>
@@ -5970,7 +5970,7 @@
         <w:pStyle w:val="Heading1"/>
         <w:pageBreakBefore/>
       </w:pPr>
-      <w:bookmarkStart w:id="16" w:name="_Toc240961099"/>
+      <w:bookmarkStart w:id="16" w:name="_Toc240976129"/>
       <w:r>
         <w:lastRenderedPageBreak/>
         <w:t>6. Troubleshooting</w:t>
@@ -6997,7 +6997,7 @@
         <w:pStyle w:val="Heading1"/>
         <w:pageBreakBefore/>
       </w:pPr>
-      <w:bookmarkStart w:id="17" w:name="_Toc240961100"/>
+      <w:bookmarkStart w:id="17" w:name="_Toc240976130"/>
       <w:r>
         <w:lastRenderedPageBreak/>
         <w:t>7. Quick reference</w:t>
@@ -7440,7 +7440,7 @@
                 <w:sz w:val="19"/>
                 <w:szCs w:val="19"/>
               </w:rPr>
-              <w:t>Field Coordinator; PI: Happyson Saina, 0773943709, abffst.research.cut@gmail.com</w:t>
+              <w:t>Field Coordinator; PI: Happyson Saina, 0773943709, abffst.research@gmail.com</w:t>
             </w:r>
           </w:p>
         </w:tc>
@@ -7456,7 +7456,7 @@
         <w:pStyle w:val="Heading1"/>
         <w:pageBreakBefore/>
       </w:pPr>
-      <w:bookmarkStart w:id="18" w:name="_Toc240961101"/>
+      <w:bookmarkStart w:id="18" w:name="_Toc240976131"/>
       <w:r>
         <w:lastRenderedPageBreak/>
         <w:t>8. Every screen and button for your role</w:t>
@@ -7570,7 +7570,7 @@
       <w:pPr>
         <w:pStyle w:val="Heading2"/>
       </w:pPr>
-      <w:bookmarkStart w:id="19" w:name="_Toc240961102"/>
+      <w:bookmarkStart w:id="19" w:name="_Toc240976132"/>
       <w:r>
         <w:t>8.1 Sign in</w:t>
       </w:r>
@@ -8083,7 +8083,7 @@
       <w:pPr>
         <w:pStyle w:val="Heading2"/>
       </w:pPr>
-      <w:bookmarkStart w:id="20" w:name="_Toc240961103"/>
+      <w:bookmarkStart w:id="20" w:name="_Toc240976133"/>
       <w:r>
         <w:t>8.2 The header and menu bar (every screen)</w:t>
       </w:r>
@@ -8807,7 +8807,7 @@
       <w:pPr>
         <w:pStyle w:val="Heading2"/>
       </w:pPr>
-      <w:bookmarkStart w:id="21" w:name="_Toc240961104"/>
+      <w:bookmarkStart w:id="21" w:name="_Toc240976134"/>
       <w:r>
         <w:t>8.3 Change Password</w:t>
       </w:r>
@@ -9427,7 +9427,7 @@
       <w:pPr>
         <w:pStyle w:val="Heading2"/>
       </w:pPr>
-      <w:bookmarkStart w:id="22" w:name="_Toc240961105"/>
+      <w:bookmarkStart w:id="22" w:name="_Toc240976135"/>
       <w:r>
         <w:t>8.4 KII / Document Dashboard</w:t>
       </w:r>
@@ -9837,7 +9837,7 @@
       <w:pPr>
         <w:pStyle w:val="Heading2"/>
       </w:pPr>
-      <w:bookmarkStart w:id="23" w:name="_Toc240961106"/>
+      <w:bookmarkStart w:id="23" w:name="_Toc240976136"/>
       <w:r>
         <w:lastRenderedPageBreak/>
         <w:t>8.5 Interview sheet (verifying a locked profile)</w:t>
@@ -10878,7 +10878,7 @@
       <w:pPr>
         <w:pStyle w:val="Heading2"/>
       </w:pPr>
-      <w:bookmarkStart w:id="24" w:name="_Toc240961107"/>
+      <w:bookmarkStart w:id="24" w:name="_Toc240976137"/>
       <w:r>
         <w:t>8.6 KII Register</w:t>
       </w:r>
@@ -11499,7 +11499,7 @@
       <w:pPr>
         <w:pStyle w:val="Heading2"/>
       </w:pPr>
-      <w:bookmarkStart w:id="25" w:name="_Toc240961108"/>
+      <w:bookmarkStart w:id="25" w:name="_Toc240976138"/>
       <w:r>
         <w:t>8.7 New KII Record</w:t>
       </w:r>
@@ -11909,7 +11909,7 @@
       <w:pPr>
         <w:pStyle w:val="Heading2"/>
       </w:pPr>
-      <w:bookmarkStart w:id="26" w:name="_Toc240961109"/>
+      <w:bookmarkStart w:id="26" w:name="_Toc240976139"/>
       <w:r>
         <w:t>8.8 KII record</w:t>
       </w:r>
@@ -12950,7 +12950,7 @@
       <w:pPr>
         <w:pStyle w:val="Heading2"/>
       </w:pPr>
-      <w:bookmarkStart w:id="27" w:name="_Toc240961110"/>
+      <w:bookmarkStart w:id="27" w:name="_Toc240976140"/>
       <w:r>
         <w:t>8.9 Completed forms (Form PDFs)</w:t>
       </w:r>
@@ -13832,7 +13832,7 @@
         <w:sz w:val="16"/>
         <w:szCs w:val="16"/>
       </w:rPr>
-      <w:t>Version 1.9 · 22 September 2026</w:t>
+      <w:t>Version 1.10 · 22 September 2026</w:t>
     </w:r>
     <w:r>
       <w:rPr>
@@ -14005,10 +14005,68 @@
 <file path=word/numbering.xml><?xml version="1.0" encoding="utf-8"?>
 <w:numbering xmlns:wpc="http://schemas.microsoft.com/office/word/2010/wordprocessingCanvas" xmlns:cx="http://schemas.microsoft.com/office/drawing/2014/chartex" xmlns:cx1="http://schemas.microsoft.com/office/drawing/2015/9/8/chartex" xmlns:cx2="http://schemas.microsoft.com/office/drawing/2015/10/21/chartex" xmlns:cx3="http://schemas.microsoft.com/office/drawing/2016/5/9/chartex" xmlns:cx4="http://schemas.microsoft.com/office/drawing/2016/5/10/chartex" xmlns:cx5="http://schemas.microsoft.com/office/drawing/2016/5/11/chartex" xmlns:cx6="http://schemas.microsoft.com/office/drawing/2016/5/12/chartex" xmlns:cx7="http://schemas.microsoft.com/office/drawing/2016/5/13/chartex" xmlns:cx8="http://schemas.microsoft.com/office/drawing/2016/5/14/chartex" xmlns:mc="http://schemas.openxmlformats.org/markup-compatibility/2006" xmlns:aink="http://schemas.microsoft.com/office/drawing/2016/ink" xmlns:am3d="http://schemas.microsoft.com/office/drawing/2017/model3d" xmlns:o="urn:schemas-microsoft-com:office:office" xmlns:oel="http://schemas.microsoft.com/office/2019/extlst" xmlns:r="http://schemas.openxmlformats.org/officeDocument/2006/relationships" xmlns:m="http://schemas.openxmlformats.org/officeDocument/2006/math" xmlns:v="urn:schemas-microsoft-com:vml" xmlns:wp14="http://schemas.microsoft.com/office/word/2010/wordprocessingDrawing" xmlns:wp="http://schemas.openxmlformats.org/drawingml/2006/wordprocessingDrawing" xmlns:w10="urn:schemas-microsoft-com:office:word" xmlns:w="http://schemas.openxmlformats.org/wordprocessingml/2006/main" xmlns:w14="http://schemas.microsoft.com/office/word/2010/wordml" xmlns:w15="http://schemas.microsoft.com/office/word/2012/wordml" xmlns:w16cex="http://schemas.microsoft.com/office/word/2018/wordml/cex" xmlns:w16cid="http://schemas.microsoft.com/office/word/2016/wordml/cid" xmlns:w16="http://schemas.microsoft.com/office/word/2018/wordml" xmlns:w16sdtdh="http://schemas.microsoft.com/office/word/2020/wordml/sdtdatahash" xmlns:w16se="http://schemas.microsoft.com/office/word/2015/wordml/symex" xmlns:wpg="http://schemas.microsoft.com/office/word/2010/wordprocessingGroup" xmlns:wpi="http://schemas.microsoft.com/office/word/2010/wordprocessingInk" xmlns:wne="http://schemas.microsoft.com/office/word/2006/wordml" xmlns:wps="http://schemas.microsoft.com/office/word/2010/wordprocessingShape" mc:Ignorable="w14 w15 w16se w16cid w16 w16cex w16sdtdh wp14">
   <w:abstractNum w:abstractNumId="0" w15:restartNumberingAfterBreak="0">
-    <w:nsid w:val="0D622B96"/>
+    <w:nsid w:val="02A65B56"/>
     <w:multiLevelType w:val="hybridMultilevel"/>
-    <w:tmpl w:val="A426B9F8"/>
-    <w:lvl w:ilvl="0" w:tplc="F0A46314">
+    <w:tmpl w:val="75281374"/>
+    <w:lvl w:ilvl="0" w:tplc="92AECBF6">
+      <w:start w:val="1"/>
+      <w:numFmt w:val="bullet"/>
+      <w:lvlText w:val="•"/>
+      <w:lvlJc w:val="left"/>
+      <w:pPr>
+        <w:ind w:left="460" w:hanging="280"/>
+      </w:pPr>
+    </w:lvl>
+    <w:lvl w:ilvl="1" w:tplc="4EEE7B04">
+      <w:start w:val="1"/>
+      <w:numFmt w:val="bullet"/>
+      <w:lvlText w:val="–"/>
+      <w:lvlJc w:val="left"/>
+      <w:pPr>
+        <w:ind w:left="900" w:hanging="280"/>
+      </w:pPr>
+    </w:lvl>
+    <w:lvl w:ilvl="2" w:tplc="CA9E9A54">
+      <w:numFmt w:val="decimal"/>
+      <w:lvlText w:val=""/>
+      <w:lvlJc w:val="left"/>
+    </w:lvl>
+    <w:lvl w:ilvl="3" w:tplc="04C08718">
+      <w:numFmt w:val="decimal"/>
+      <w:lvlText w:val=""/>
+      <w:lvlJc w:val="left"/>
+    </w:lvl>
+    <w:lvl w:ilvl="4" w:tplc="2CAC3508">
+      <w:numFmt w:val="decimal"/>
+      <w:lvlText w:val=""/>
+      <w:lvlJc w:val="left"/>
+    </w:lvl>
+    <w:lvl w:ilvl="5" w:tplc="03320B00">
+      <w:numFmt w:val="decimal"/>
+      <w:lvlText w:val=""/>
+      <w:lvlJc w:val="left"/>
+    </w:lvl>
+    <w:lvl w:ilvl="6" w:tplc="3C2009F4">
+      <w:numFmt w:val="decimal"/>
+      <w:lvlText w:val=""/>
+      <w:lvlJc w:val="left"/>
+    </w:lvl>
+    <w:lvl w:ilvl="7" w:tplc="1F8C8EFA">
+      <w:numFmt w:val="decimal"/>
+      <w:lvlText w:val=""/>
+      <w:lvlJc w:val="left"/>
+    </w:lvl>
+    <w:lvl w:ilvl="8" w:tplc="7FDEDC14">
+      <w:numFmt w:val="decimal"/>
+      <w:lvlText w:val=""/>
+      <w:lvlJc w:val="left"/>
+    </w:lvl>
+  </w:abstractNum>
+  <w:abstractNum w:abstractNumId="1" w15:restartNumberingAfterBreak="0">
+    <w:nsid w:val="03C36C3E"/>
+    <w:multiLevelType w:val="hybridMultilevel"/>
+    <w:tmpl w:val="8E20CFDC"/>
+    <w:lvl w:ilvl="0" w:tplc="DBA844D0">
       <w:start w:val="1"/>
       <w:numFmt w:val="decimal"/>
       <w:lvlText w:val="%1."/>
@@ -14022,52 +14080,138 @@
         <w:color w:val="A67C27"/>
       </w:rPr>
     </w:lvl>
-    <w:lvl w:ilvl="1" w:tplc="63589E24">
+    <w:lvl w:ilvl="1" w:tplc="5CF6D014">
       <w:numFmt w:val="decimal"/>
       <w:lvlText w:val=""/>
       <w:lvlJc w:val="left"/>
     </w:lvl>
-    <w:lvl w:ilvl="2" w:tplc="667064A0">
+    <w:lvl w:ilvl="2" w:tplc="1B0017A6">
       <w:numFmt w:val="decimal"/>
       <w:lvlText w:val=""/>
       <w:lvlJc w:val="left"/>
     </w:lvl>
-    <w:lvl w:ilvl="3" w:tplc="BEA680C4">
+    <w:lvl w:ilvl="3" w:tplc="C2CA6070">
       <w:numFmt w:val="decimal"/>
       <w:lvlText w:val=""/>
       <w:lvlJc w:val="left"/>
     </w:lvl>
-    <w:lvl w:ilvl="4" w:tplc="57723BFC">
+    <w:lvl w:ilvl="4" w:tplc="1960C488">
       <w:numFmt w:val="decimal"/>
       <w:lvlText w:val=""/>
       <w:lvlJc w:val="left"/>
     </w:lvl>
-    <w:lvl w:ilvl="5" w:tplc="9B92AF4A">
+    <w:lvl w:ilvl="5" w:tplc="0DFCEF8C">
       <w:numFmt w:val="decimal"/>
       <w:lvlText w:val=""/>
       <w:lvlJc w:val="left"/>
     </w:lvl>
-    <w:lvl w:ilvl="6" w:tplc="2750B58C">
+    <w:lvl w:ilvl="6" w:tplc="76EE1FD8">
       <w:numFmt w:val="decimal"/>
       <w:lvlText w:val=""/>
       <w:lvlJc w:val="left"/>
     </w:lvl>
-    <w:lvl w:ilvl="7" w:tplc="434402F2">
+    <w:lvl w:ilvl="7" w:tplc="E532424A">
       <w:numFmt w:val="decimal"/>
       <w:lvlText w:val=""/>
       <w:lvlJc w:val="left"/>
     </w:lvl>
-    <w:lvl w:ilvl="8" w:tplc="3D8C7D9E">
+    <w:lvl w:ilvl="8" w:tplc="946A384A">
       <w:numFmt w:val="decimal"/>
       <w:lvlText w:val=""/>
       <w:lvlJc w:val="left"/>
     </w:lvl>
   </w:abstractNum>
-  <w:abstractNum w:abstractNumId="1" w15:restartNumberingAfterBreak="0">
-    <w:nsid w:val="1BE96D01"/>
+  <w:abstractNum w:abstractNumId="2" w15:restartNumberingAfterBreak="0">
+    <w:nsid w:val="092B7238"/>
     <w:multiLevelType w:val="hybridMultilevel"/>
-    <w:tmpl w:val="31C4A052"/>
-    <w:lvl w:ilvl="0" w:tplc="F4586AE6">
+    <w:tmpl w:val="5AEED07E"/>
+    <w:lvl w:ilvl="0" w:tplc="ECF03D3E">
+      <w:start w:val="1"/>
+      <w:numFmt w:val="bullet"/>
+      <w:lvlText w:val="●"/>
+      <w:lvlJc w:val="left"/>
+      <w:pPr>
+        <w:ind w:left="720" w:hanging="360"/>
+      </w:pPr>
+    </w:lvl>
+    <w:lvl w:ilvl="1" w:tplc="D3DE6446">
+      <w:start w:val="1"/>
+      <w:numFmt w:val="bullet"/>
+      <w:lvlText w:val="○"/>
+      <w:lvlJc w:val="left"/>
+      <w:pPr>
+        <w:ind w:left="1440" w:hanging="360"/>
+      </w:pPr>
+    </w:lvl>
+    <w:lvl w:ilvl="2" w:tplc="4D507E16">
+      <w:start w:val="1"/>
+      <w:numFmt w:val="bullet"/>
+      <w:lvlText w:val="■"/>
+      <w:lvlJc w:val="left"/>
+      <w:pPr>
+        <w:ind w:left="2160" w:hanging="360"/>
+      </w:pPr>
+    </w:lvl>
+    <w:lvl w:ilvl="3" w:tplc="A29843E0">
+      <w:start w:val="1"/>
+      <w:numFmt w:val="bullet"/>
+      <w:lvlText w:val="●"/>
+      <w:lvlJc w:val="left"/>
+      <w:pPr>
+        <w:ind w:left="2880" w:hanging="360"/>
+      </w:pPr>
+    </w:lvl>
+    <w:lvl w:ilvl="4" w:tplc="6A825F40">
+      <w:start w:val="1"/>
+      <w:numFmt w:val="bullet"/>
+      <w:lvlText w:val="○"/>
+      <w:lvlJc w:val="left"/>
+      <w:pPr>
+        <w:ind w:left="3600" w:hanging="360"/>
+      </w:pPr>
+    </w:lvl>
+    <w:lvl w:ilvl="5" w:tplc="88FEF4CA">
+      <w:start w:val="1"/>
+      <w:numFmt w:val="bullet"/>
+      <w:lvlText w:val="■"/>
+      <w:lvlJc w:val="left"/>
+      <w:pPr>
+        <w:ind w:left="4320" w:hanging="360"/>
+      </w:pPr>
+    </w:lvl>
+    <w:lvl w:ilvl="6" w:tplc="AA8C3CE4">
+      <w:start w:val="1"/>
+      <w:numFmt w:val="bullet"/>
+      <w:lvlText w:val="●"/>
+      <w:lvlJc w:val="left"/>
+      <w:pPr>
+        <w:ind w:left="5040" w:hanging="360"/>
+      </w:pPr>
+    </w:lvl>
+    <w:lvl w:ilvl="7" w:tplc="8B8CF448">
+      <w:start w:val="1"/>
+      <w:numFmt w:val="bullet"/>
+      <w:lvlText w:val="●"/>
+      <w:lvlJc w:val="left"/>
+      <w:pPr>
+        <w:ind w:left="5760" w:hanging="360"/>
+      </w:pPr>
+    </w:lvl>
+    <w:lvl w:ilvl="8" w:tplc="24808406">
+      <w:start w:val="1"/>
+      <w:numFmt w:val="bullet"/>
+      <w:lvlText w:val="●"/>
+      <w:lvlJc w:val="left"/>
+      <w:pPr>
+        <w:ind w:left="6480" w:hanging="360"/>
+      </w:pPr>
+    </w:lvl>
+  </w:abstractNum>
+  <w:abstractNum w:abstractNumId="3" w15:restartNumberingAfterBreak="0">
+    <w:nsid w:val="0C4C71A5"/>
+    <w:multiLevelType w:val="hybridMultilevel"/>
+    <w:tmpl w:val="2528CF78"/>
+    <w:lvl w:ilvl="0" w:tplc="EA58D392">
       <w:start w:val="1"/>
       <w:numFmt w:val="decimal"/>
       <w:lvlText w:val="%1."/>
@@ -14081,52 +14225,52 @@
         <w:color w:val="A67C27"/>
       </w:rPr>
     </w:lvl>
-    <w:lvl w:ilvl="1" w:tplc="59DE16EA">
+    <w:lvl w:ilvl="1" w:tplc="41E8F3B2">
       <w:numFmt w:val="decimal"/>
       <w:lvlText w:val=""/>
       <w:lvlJc w:val="left"/>
     </w:lvl>
-    <w:lvl w:ilvl="2" w:tplc="552A8B6C">
+    <w:lvl w:ilvl="2" w:tplc="A848442E">
       <w:numFmt w:val="decimal"/>
       <w:lvlText w:val=""/>
       <w:lvlJc w:val="left"/>
     </w:lvl>
-    <w:lvl w:ilvl="3" w:tplc="45AAF7DC">
+    <w:lvl w:ilvl="3" w:tplc="1B4C8FB2">
       <w:numFmt w:val="decimal"/>
       <w:lvlText w:val=""/>
       <w:lvlJc w:val="left"/>
     </w:lvl>
-    <w:lvl w:ilvl="4" w:tplc="433CAD88">
+    <w:lvl w:ilvl="4" w:tplc="1842DD9C">
       <w:numFmt w:val="decimal"/>
       <w:lvlText w:val=""/>
       <w:lvlJc w:val="left"/>
     </w:lvl>
-    <w:lvl w:ilvl="5" w:tplc="AB46420C">
+    <w:lvl w:ilvl="5" w:tplc="68805080">
       <w:numFmt w:val="decimal"/>
       <w:lvlText w:val=""/>
       <w:lvlJc w:val="left"/>
     </w:lvl>
-    <w:lvl w:ilvl="6" w:tplc="12E65E16">
+    <w:lvl w:ilvl="6" w:tplc="D750BCEC">
       <w:numFmt w:val="decimal"/>
       <w:lvlText w:val=""/>
       <w:lvlJc w:val="left"/>
     </w:lvl>
-    <w:lvl w:ilvl="7" w:tplc="D36A302C">
+    <w:lvl w:ilvl="7" w:tplc="1CDC8494">
       <w:numFmt w:val="decimal"/>
       <w:lvlText w:val=""/>
       <w:lvlJc w:val="left"/>
     </w:lvl>
-    <w:lvl w:ilvl="8" w:tplc="8F86A870">
+    <w:lvl w:ilvl="8" w:tplc="B08EBA1C">
       <w:numFmt w:val="decimal"/>
       <w:lvlText w:val=""/>
       <w:lvlJc w:val="left"/>
     </w:lvl>
   </w:abstractNum>
-  <w:abstractNum w:abstractNumId="2" w15:restartNumberingAfterBreak="0">
-    <w:nsid w:val="22F14132"/>
+  <w:abstractNum w:abstractNumId="4" w15:restartNumberingAfterBreak="0">
+    <w:nsid w:val="3B5E4573"/>
     <w:multiLevelType w:val="hybridMultilevel"/>
-    <w:tmpl w:val="C14E3F62"/>
-    <w:lvl w:ilvl="0" w:tplc="E96462B2">
+    <w:tmpl w:val="2D50C8BC"/>
+    <w:lvl w:ilvl="0" w:tplc="7EE0FEB2">
       <w:start w:val="1"/>
       <w:numFmt w:val="decimal"/>
       <w:lvlText w:val="%1."/>
@@ -14140,52 +14284,52 @@
         <w:color w:val="A67C27"/>
       </w:rPr>
     </w:lvl>
-    <w:lvl w:ilvl="1" w:tplc="CC963DC0">
+    <w:lvl w:ilvl="1" w:tplc="9822C84E">
       <w:numFmt w:val="decimal"/>
       <w:lvlText w:val=""/>
       <w:lvlJc w:val="left"/>
     </w:lvl>
-    <w:lvl w:ilvl="2" w:tplc="3DA44824">
+    <w:lvl w:ilvl="2" w:tplc="E0666D6C">
       <w:numFmt w:val="decimal"/>
       <w:lvlText w:val=""/>
       <w:lvlJc w:val="left"/>
     </w:lvl>
-    <w:lvl w:ilvl="3" w:tplc="F1C22462">
+    <w:lvl w:ilvl="3" w:tplc="544E94F8">
       <w:numFmt w:val="decimal"/>
       <w:lvlText w:val=""/>
       <w:lvlJc w:val="left"/>
     </w:lvl>
-    <w:lvl w:ilvl="4" w:tplc="2FDC999C">
+    <w:lvl w:ilvl="4" w:tplc="9B6033CC">
       <w:numFmt w:val="decimal"/>
       <w:lvlText w:val=""/>
       <w:lvlJc w:val="left"/>
     </w:lvl>
-    <w:lvl w:ilvl="5" w:tplc="7A0E0DD0">
+    <w:lvl w:ilvl="5" w:tplc="69F45370">
       <w:numFmt w:val="decimal"/>
       <w:lvlText w:val=""/>
       <w:lvlJc w:val="left"/>
     </w:lvl>
-    <w:lvl w:ilvl="6" w:tplc="3CE47808">
+    <w:lvl w:ilvl="6" w:tplc="482C2278">
       <w:numFmt w:val="decimal"/>
       <w:lvlText w:val=""/>
       <w:lvlJc w:val="left"/>
     </w:lvl>
-    <w:lvl w:ilvl="7" w:tplc="414A00E8">
+    <w:lvl w:ilvl="7" w:tplc="B2BEA44E">
       <w:numFmt w:val="decimal"/>
       <w:lvlText w:val=""/>
       <w:lvlJc w:val="left"/>
     </w:lvl>
-    <w:lvl w:ilvl="8" w:tplc="3C2E2EBA">
+    <w:lvl w:ilvl="8" w:tplc="D26C3604">
       <w:numFmt w:val="decimal"/>
       <w:lvlText w:val=""/>
       <w:lvlJc w:val="left"/>
     </w:lvl>
   </w:abstractNum>
-  <w:abstractNum w:abstractNumId="3" w15:restartNumberingAfterBreak="0">
-    <w:nsid w:val="29BB2EF6"/>
+  <w:abstractNum w:abstractNumId="5" w15:restartNumberingAfterBreak="0">
+    <w:nsid w:val="5F0058D1"/>
     <w:multiLevelType w:val="hybridMultilevel"/>
-    <w:tmpl w:val="82101F86"/>
-    <w:lvl w:ilvl="0" w:tplc="BAFCD028">
+    <w:tmpl w:val="0D025720"/>
+    <w:lvl w:ilvl="0" w:tplc="EBD0139A">
       <w:start w:val="1"/>
       <w:numFmt w:val="decimal"/>
       <w:lvlText w:val="%1."/>
@@ -14199,110 +14343,52 @@
         <w:color w:val="A67C27"/>
       </w:rPr>
     </w:lvl>
-    <w:lvl w:ilvl="1" w:tplc="21AC2AD4">
+    <w:lvl w:ilvl="1" w:tplc="572246B0">
       <w:numFmt w:val="decimal"/>
       <w:lvlText w:val=""/>
       <w:lvlJc w:val="left"/>
     </w:lvl>
-    <w:lvl w:ilvl="2" w:tplc="93907236">
+    <w:lvl w:ilvl="2" w:tplc="408458D8">
       <w:numFmt w:val="decimal"/>
       <w:lvlText w:val=""/>
       <w:lvlJc w:val="left"/>
     </w:lvl>
-    <w:lvl w:ilvl="3" w:tplc="18EA43DC">
+    <w:lvl w:ilvl="3" w:tplc="F2A0A0CA">
       <w:numFmt w:val="decimal"/>
       <w:lvlText w:val=""/>
       <w:lvlJc w:val="left"/>
     </w:lvl>
-    <w:lvl w:ilvl="4" w:tplc="CE8E92F8">
+    <w:lvl w:ilvl="4" w:tplc="E1366124">
       <w:numFmt w:val="decimal"/>
       <w:lvlText w:val=""/>
       <w:lvlJc w:val="left"/>
     </w:lvl>
-    <w:lvl w:ilvl="5" w:tplc="AD0AD578">
+    <w:lvl w:ilvl="5" w:tplc="0ADAB444">
       <w:numFmt w:val="decimal"/>
       <w:lvlText w:val=""/>
       <w:lvlJc w:val="left"/>
     </w:lvl>
-    <w:lvl w:ilvl="6" w:tplc="D82C93D2">
+    <w:lvl w:ilvl="6" w:tplc="00F05238">
       <w:numFmt w:val="decimal"/>
       <w:lvlText w:val=""/>
       <w:lvlJc w:val="left"/>
     </w:lvl>
-    <w:lvl w:ilvl="7" w:tplc="55AAAEAA">
+    <w:lvl w:ilvl="7" w:tplc="B9A2150A">
       <w:numFmt w:val="decimal"/>
       <w:lvlText w:val=""/>
       <w:lvlJc w:val="left"/>
     </w:lvl>
-    <w:lvl w:ilvl="8" w:tplc="404C0278">
+    <w:lvl w:ilvl="8" w:tplc="8A94D920">
       <w:numFmt w:val="decimal"/>
       <w:lvlText w:val=""/>
       <w:lvlJc w:val="left"/>
     </w:lvl>
   </w:abstractNum>
-  <w:abstractNum w:abstractNumId="4" w15:restartNumberingAfterBreak="0">
-    <w:nsid w:val="2DB10C78"/>
+  <w:abstractNum w:abstractNumId="6" w15:restartNumberingAfterBreak="0">
+    <w:nsid w:val="62A17836"/>
     <w:multiLevelType w:val="hybridMultilevel"/>
-    <w:tmpl w:val="07C80062"/>
-    <w:lvl w:ilvl="0" w:tplc="1604F614">
-      <w:start w:val="1"/>
-      <w:numFmt w:val="bullet"/>
-      <w:lvlText w:val="•"/>
-      <w:lvlJc w:val="left"/>
-      <w:pPr>
-        <w:ind w:left="460" w:hanging="280"/>
-      </w:pPr>
-    </w:lvl>
-    <w:lvl w:ilvl="1" w:tplc="1B3E7F8C">
-      <w:start w:val="1"/>
-      <w:numFmt w:val="bullet"/>
-      <w:lvlText w:val="–"/>
-      <w:lvlJc w:val="left"/>
-      <w:pPr>
-        <w:ind w:left="900" w:hanging="280"/>
-      </w:pPr>
-    </w:lvl>
-    <w:lvl w:ilvl="2" w:tplc="A3C430FA">
-      <w:numFmt w:val="decimal"/>
-      <w:lvlText w:val=""/>
-      <w:lvlJc w:val="left"/>
-    </w:lvl>
-    <w:lvl w:ilvl="3" w:tplc="512A28D0">
-      <w:numFmt w:val="decimal"/>
-      <w:lvlText w:val=""/>
-      <w:lvlJc w:val="left"/>
-    </w:lvl>
-    <w:lvl w:ilvl="4" w:tplc="1EC4B678">
-      <w:numFmt w:val="decimal"/>
-      <w:lvlText w:val=""/>
-      <w:lvlJc w:val="left"/>
-    </w:lvl>
-    <w:lvl w:ilvl="5" w:tplc="C7E2A7D2">
-      <w:numFmt w:val="decimal"/>
-      <w:lvlText w:val=""/>
-      <w:lvlJc w:val="left"/>
-    </w:lvl>
-    <w:lvl w:ilvl="6" w:tplc="9DD8D2FE">
-      <w:numFmt w:val="decimal"/>
-      <w:lvlText w:val=""/>
-      <w:lvlJc w:val="left"/>
-    </w:lvl>
-    <w:lvl w:ilvl="7" w:tplc="0C4659EC">
-      <w:numFmt w:val="decimal"/>
-      <w:lvlText w:val=""/>
-      <w:lvlJc w:val="left"/>
-    </w:lvl>
-    <w:lvl w:ilvl="8" w:tplc="0F8EF5A0">
-      <w:numFmt w:val="decimal"/>
-      <w:lvlText w:val=""/>
-      <w:lvlJc w:val="left"/>
-    </w:lvl>
-  </w:abstractNum>
-  <w:abstractNum w:abstractNumId="5" w15:restartNumberingAfterBreak="0">
-    <w:nsid w:val="3B421EFD"/>
-    <w:multiLevelType w:val="hybridMultilevel"/>
-    <w:tmpl w:val="F1C22AD6"/>
-    <w:lvl w:ilvl="0" w:tplc="A4967C2E">
+    <w:tmpl w:val="0798A3CA"/>
+    <w:lvl w:ilvl="0" w:tplc="0DA6193E">
       <w:start w:val="1"/>
       <w:numFmt w:val="decimal"/>
       <w:lvlText w:val="%1."/>
@@ -14316,52 +14402,52 @@
         <w:color w:val="A67C27"/>
       </w:rPr>
     </w:lvl>
-    <w:lvl w:ilvl="1" w:tplc="890AA692">
+    <w:lvl w:ilvl="1" w:tplc="DD8A95D2">
       <w:numFmt w:val="decimal"/>
       <w:lvlText w:val=""/>
       <w:lvlJc w:val="left"/>
     </w:lvl>
-    <w:lvl w:ilvl="2" w:tplc="D36C5500">
+    <w:lvl w:ilvl="2" w:tplc="1076EE80">
       <w:numFmt w:val="decimal"/>
       <w:lvlText w:val=""/>
       <w:lvlJc w:val="left"/>
     </w:lvl>
-    <w:lvl w:ilvl="3" w:tplc="7D00E8FC">
+    <w:lvl w:ilvl="3" w:tplc="4DF4DF74">
       <w:numFmt w:val="decimal"/>
       <w:lvlText w:val=""/>
       <w:lvlJc w:val="left"/>
     </w:lvl>
-    <w:lvl w:ilvl="4" w:tplc="91BA0B74">
+    <w:lvl w:ilvl="4" w:tplc="0130FE6A">
       <w:numFmt w:val="decimal"/>
       <w:lvlText w:val=""/>
       <w:lvlJc w:val="left"/>
     </w:lvl>
-    <w:lvl w:ilvl="5" w:tplc="BF6E553A">
+    <w:lvl w:ilvl="5" w:tplc="DEF2971E">
       <w:numFmt w:val="decimal"/>
       <w:lvlText w:val=""/>
       <w:lvlJc w:val="left"/>
     </w:lvl>
-    <w:lvl w:ilvl="6" w:tplc="03960EB0">
+    <w:lvl w:ilvl="6" w:tplc="C40EDAE8">
       <w:numFmt w:val="decimal"/>
       <w:lvlText w:val=""/>
       <w:lvlJc w:val="left"/>
     </w:lvl>
-    <w:lvl w:ilvl="7" w:tplc="E1484BC6">
+    <w:lvl w:ilvl="7" w:tplc="929E5DB4">
       <w:numFmt w:val="decimal"/>
       <w:lvlText w:val=""/>
       <w:lvlJc w:val="left"/>
     </w:lvl>
-    <w:lvl w:ilvl="8" w:tplc="44980F18">
+    <w:lvl w:ilvl="8" w:tplc="1C1EF94A">
       <w:numFmt w:val="decimal"/>
       <w:lvlText w:val=""/>
       <w:lvlJc w:val="left"/>
     </w:lvl>
   </w:abstractNum>
-  <w:abstractNum w:abstractNumId="6" w15:restartNumberingAfterBreak="0">
-    <w:nsid w:val="3CF54565"/>
+  <w:abstractNum w:abstractNumId="7" w15:restartNumberingAfterBreak="0">
+    <w:nsid w:val="63A16426"/>
     <w:multiLevelType w:val="hybridMultilevel"/>
-    <w:tmpl w:val="01F8C522"/>
-    <w:lvl w:ilvl="0" w:tplc="56EE835A">
+    <w:tmpl w:val="ACF6F3EE"/>
+    <w:lvl w:ilvl="0" w:tplc="AEE62FF4">
       <w:start w:val="1"/>
       <w:numFmt w:val="decimal"/>
       <w:lvlText w:val="%1."/>
@@ -14375,52 +14461,52 @@
         <w:color w:val="A67C27"/>
       </w:rPr>
     </w:lvl>
-    <w:lvl w:ilvl="1" w:tplc="B2D049CA">
+    <w:lvl w:ilvl="1" w:tplc="2E8657E0">
       <w:numFmt w:val="decimal"/>
       <w:lvlText w:val=""/>
       <w:lvlJc w:val="left"/>
     </w:lvl>
-    <w:lvl w:ilvl="2" w:tplc="57A6F762">
+    <w:lvl w:ilvl="2" w:tplc="C478C68E">
       <w:numFmt w:val="decimal"/>
       <w:lvlText w:val=""/>
       <w:lvlJc w:val="left"/>
     </w:lvl>
-    <w:lvl w:ilvl="3" w:tplc="1C228B6A">
+    <w:lvl w:ilvl="3" w:tplc="C3E023E4">
       <w:numFmt w:val="decimal"/>
       <w:lvlText w:val=""/>
       <w:lvlJc w:val="left"/>
     </w:lvl>
-    <w:lvl w:ilvl="4" w:tplc="0944DF38">
+    <w:lvl w:ilvl="4" w:tplc="27646C3C">
       <w:numFmt w:val="decimal"/>
       <w:lvlText w:val=""/>
       <w:lvlJc w:val="left"/>
     </w:lvl>
-    <w:lvl w:ilvl="5" w:tplc="EE18B9AE">
+    <w:lvl w:ilvl="5" w:tplc="B5B67926">
       <w:numFmt w:val="decimal"/>
       <w:lvlText w:val=""/>
       <w:lvlJc w:val="left"/>
     </w:lvl>
-    <w:lvl w:ilvl="6" w:tplc="FDA663F4">
+    <w:lvl w:ilvl="6" w:tplc="219CA3AC">
       <w:numFmt w:val="decimal"/>
       <w:lvlText w:val=""/>
       <w:lvlJc w:val="left"/>
     </w:lvl>
-    <w:lvl w:ilvl="7" w:tplc="FF32DA28">
+    <w:lvl w:ilvl="7" w:tplc="6B620E22">
       <w:numFmt w:val="decimal"/>
       <w:lvlText w:val=""/>
       <w:lvlJc w:val="left"/>
     </w:lvl>
-    <w:lvl w:ilvl="8" w:tplc="C8CAA644">
+    <w:lvl w:ilvl="8" w:tplc="8CEA6238">
       <w:numFmt w:val="decimal"/>
       <w:lvlText w:val=""/>
       <w:lvlJc w:val="left"/>
     </w:lvl>
   </w:abstractNum>
-  <w:abstractNum w:abstractNumId="7" w15:restartNumberingAfterBreak="0">
-    <w:nsid w:val="49C842F0"/>
+  <w:abstractNum w:abstractNumId="8" w15:restartNumberingAfterBreak="0">
+    <w:nsid w:val="65D725CE"/>
     <w:multiLevelType w:val="hybridMultilevel"/>
-    <w:tmpl w:val="8ADA376E"/>
-    <w:lvl w:ilvl="0" w:tplc="C956941A">
+    <w:tmpl w:val="F4168C4C"/>
+    <w:lvl w:ilvl="0" w:tplc="AB8EDA80">
       <w:start w:val="1"/>
       <w:numFmt w:val="decimal"/>
       <w:lvlText w:val="%1."/>
@@ -14434,52 +14520,52 @@
         <w:color w:val="A67C27"/>
       </w:rPr>
     </w:lvl>
-    <w:lvl w:ilvl="1" w:tplc="1FBCFB0A">
+    <w:lvl w:ilvl="1" w:tplc="1626FC6E">
       <w:numFmt w:val="decimal"/>
       <w:lvlText w:val=""/>
       <w:lvlJc w:val="left"/>
     </w:lvl>
-    <w:lvl w:ilvl="2" w:tplc="772AE918">
+    <w:lvl w:ilvl="2" w:tplc="9E7C62F4">
       <w:numFmt w:val="decimal"/>
       <w:lvlText w:val=""/>
       <w:lvlJc w:val="left"/>
     </w:lvl>
-    <w:lvl w:ilvl="3" w:tplc="C292E114">
+    <w:lvl w:ilvl="3" w:tplc="B7ACE5D4">
       <w:numFmt w:val="decimal"/>
       <w:lvlText w:val=""/>
       <w:lvlJc w:val="left"/>
     </w:lvl>
-    <w:lvl w:ilvl="4" w:tplc="71765B0C">
+    <w:lvl w:ilvl="4" w:tplc="A7782EA2">
       <w:numFmt w:val="decimal"/>
       <w:lvlText w:val=""/>
       <w:lvlJc w:val="left"/>
     </w:lvl>
-    <w:lvl w:ilvl="5" w:tplc="2ED4EFA6">
+    <w:lvl w:ilvl="5" w:tplc="51FCC0DA">
       <w:numFmt w:val="decimal"/>
       <w:lvlText w:val=""/>
       <w:lvlJc w:val="left"/>
     </w:lvl>
-    <w:lvl w:ilvl="6" w:tplc="4E44F49A">
+    <w:lvl w:ilvl="6" w:tplc="F23EED08">
       <w:numFmt w:val="decimal"/>
       <w:lvlText w:val=""/>
       <w:lvlJc w:val="left"/>
     </w:lvl>
-    <w:lvl w:ilvl="7" w:tplc="6B54E414">
+    <w:lvl w:ilvl="7" w:tplc="F65CDE8C">
       <w:numFmt w:val="decimal"/>
       <w:lvlText w:val=""/>
       <w:lvlJc w:val="left"/>
     </w:lvl>
-    <w:lvl w:ilvl="8" w:tplc="4EFA3EAA">
+    <w:lvl w:ilvl="8" w:tplc="20CC72EA">
       <w:numFmt w:val="decimal"/>
       <w:lvlText w:val=""/>
       <w:lvlJc w:val="left"/>
     </w:lvl>
   </w:abstractNum>
-  <w:abstractNum w:abstractNumId="8" w15:restartNumberingAfterBreak="0">
-    <w:nsid w:val="4CD24E7B"/>
+  <w:abstractNum w:abstractNumId="9" w15:restartNumberingAfterBreak="0">
+    <w:nsid w:val="7EA83EA4"/>
     <w:multiLevelType w:val="hybridMultilevel"/>
-    <w:tmpl w:val="3904C484"/>
-    <w:lvl w:ilvl="0" w:tplc="763E96A4">
+    <w:tmpl w:val="AC4C8956"/>
+    <w:lvl w:ilvl="0" w:tplc="2AC06726">
       <w:start w:val="1"/>
       <w:numFmt w:val="decimal"/>
       <w:lvlText w:val="%1."/>
@@ -14493,189 +14579,103 @@
         <w:color w:val="A67C27"/>
       </w:rPr>
     </w:lvl>
-    <w:lvl w:ilvl="1" w:tplc="B0703B1C">
+    <w:lvl w:ilvl="1" w:tplc="9BC0BCFE">
       <w:numFmt w:val="decimal"/>
       <w:lvlText w:val=""/>
       <w:lvlJc w:val="left"/>
     </w:lvl>
-    <w:lvl w:ilvl="2" w:tplc="EC58A982">
+    <w:lvl w:ilvl="2" w:tplc="E7E4D3E6">
       <w:numFmt w:val="decimal"/>
       <w:lvlText w:val=""/>
       <w:lvlJc w:val="left"/>
     </w:lvl>
-    <w:lvl w:ilvl="3" w:tplc="8DC06A54">
+    <w:lvl w:ilvl="3" w:tplc="DF762C82">
       <w:numFmt w:val="decimal"/>
       <w:lvlText w:val=""/>
       <w:lvlJc w:val="left"/>
     </w:lvl>
-    <w:lvl w:ilvl="4" w:tplc="B5D40728">
+    <w:lvl w:ilvl="4" w:tplc="EBA23678">
       <w:numFmt w:val="decimal"/>
       <w:lvlText w:val=""/>
       <w:lvlJc w:val="left"/>
     </w:lvl>
-    <w:lvl w:ilvl="5" w:tplc="C384324C">
+    <w:lvl w:ilvl="5" w:tplc="0A4EB1BA">
       <w:numFmt w:val="decimal"/>
       <w:lvlText w:val=""/>
       <w:lvlJc w:val="left"/>
     </w:lvl>
-    <w:lvl w:ilvl="6" w:tplc="F912C016">
+    <w:lvl w:ilvl="6" w:tplc="9D847C56">
       <w:numFmt w:val="decimal"/>
       <w:lvlText w:val=""/>
       <w:lvlJc w:val="left"/>
     </w:lvl>
-    <w:lvl w:ilvl="7" w:tplc="BCDA76E4">
+    <w:lvl w:ilvl="7" w:tplc="7430DDD0">
       <w:numFmt w:val="decimal"/>
       <w:lvlText w:val=""/>
       <w:lvlJc w:val="left"/>
     </w:lvl>
-    <w:lvl w:ilvl="8" w:tplc="836C61B0">
+    <w:lvl w:ilvl="8" w:tplc="F8B4962C">
       <w:numFmt w:val="decimal"/>
       <w:lvlText w:val=""/>
       <w:lvlJc w:val="left"/>
     </w:lvl>
   </w:abstractNum>
-  <w:abstractNum w:abstractNumId="9" w15:restartNumberingAfterBreak="0">
-    <w:nsid w:val="70595CED"/>
-    <w:multiLevelType w:val="hybridMultilevel"/>
-    <w:tmpl w:val="5D169B8C"/>
-    <w:lvl w:ilvl="0" w:tplc="D13A4FAC">
-      <w:start w:val="1"/>
-      <w:numFmt w:val="bullet"/>
-      <w:lvlText w:val="●"/>
-      <w:lvlJc w:val="left"/>
-      <w:pPr>
-        <w:ind w:left="720" w:hanging="360"/>
-      </w:pPr>
-    </w:lvl>
-    <w:lvl w:ilvl="1" w:tplc="11E27A2C">
-      <w:start w:val="1"/>
-      <w:numFmt w:val="bullet"/>
-      <w:lvlText w:val="○"/>
-      <w:lvlJc w:val="left"/>
-      <w:pPr>
-        <w:ind w:left="1440" w:hanging="360"/>
-      </w:pPr>
-    </w:lvl>
-    <w:lvl w:ilvl="2" w:tplc="61EC0E20">
-      <w:start w:val="1"/>
-      <w:numFmt w:val="bullet"/>
-      <w:lvlText w:val="■"/>
-      <w:lvlJc w:val="left"/>
-      <w:pPr>
-        <w:ind w:left="2160" w:hanging="360"/>
-      </w:pPr>
-    </w:lvl>
-    <w:lvl w:ilvl="3" w:tplc="6618198E">
-      <w:start w:val="1"/>
-      <w:numFmt w:val="bullet"/>
-      <w:lvlText w:val="●"/>
-      <w:lvlJc w:val="left"/>
-      <w:pPr>
-        <w:ind w:left="2880" w:hanging="360"/>
-      </w:pPr>
-    </w:lvl>
-    <w:lvl w:ilvl="4" w:tplc="A8BE1F00">
-      <w:start w:val="1"/>
-      <w:numFmt w:val="bullet"/>
-      <w:lvlText w:val="○"/>
-      <w:lvlJc w:val="left"/>
-      <w:pPr>
-        <w:ind w:left="3600" w:hanging="360"/>
-      </w:pPr>
-    </w:lvl>
-    <w:lvl w:ilvl="5" w:tplc="C8FCE364">
-      <w:start w:val="1"/>
-      <w:numFmt w:val="bullet"/>
-      <w:lvlText w:val="■"/>
-      <w:lvlJc w:val="left"/>
-      <w:pPr>
-        <w:ind w:left="4320" w:hanging="360"/>
-      </w:pPr>
-    </w:lvl>
-    <w:lvl w:ilvl="6" w:tplc="35F4471E">
-      <w:start w:val="1"/>
-      <w:numFmt w:val="bullet"/>
-      <w:lvlText w:val="●"/>
-      <w:lvlJc w:val="left"/>
-      <w:pPr>
-        <w:ind w:left="5040" w:hanging="360"/>
-      </w:pPr>
-    </w:lvl>
-    <w:lvl w:ilvl="7" w:tplc="A344DAD4">
-      <w:start w:val="1"/>
-      <w:numFmt w:val="bullet"/>
-      <w:lvlText w:val="●"/>
-      <w:lvlJc w:val="left"/>
-      <w:pPr>
-        <w:ind w:left="5760" w:hanging="360"/>
-      </w:pPr>
-    </w:lvl>
-    <w:lvl w:ilvl="8" w:tplc="77B278BA">
-      <w:start w:val="1"/>
-      <w:numFmt w:val="bullet"/>
-      <w:lvlText w:val="●"/>
-      <w:lvlJc w:val="left"/>
-      <w:pPr>
-        <w:ind w:left="6480" w:hanging="360"/>
-      </w:pPr>
-    </w:lvl>
-  </w:abstractNum>
-  <w:num w:numId="1" w16cid:durableId="2029133459">
+  <w:num w:numId="1" w16cid:durableId="1981616776">
+    <w:abstractNumId w:val="2"/>
+    <w:lvlOverride w:ilvl="0">
+      <w:startOverride w:val="1"/>
+    </w:lvlOverride>
+  </w:num>
+  <w:num w:numId="2" w16cid:durableId="919680337">
+    <w:abstractNumId w:val="0"/>
+    <w:lvlOverride w:ilvl="0">
+      <w:startOverride w:val="1"/>
+    </w:lvlOverride>
+  </w:num>
+  <w:num w:numId="3" w16cid:durableId="1388844428">
     <w:abstractNumId w:val="9"/>
     <w:lvlOverride w:ilvl="0">
       <w:startOverride w:val="1"/>
     </w:lvlOverride>
   </w:num>
-  <w:num w:numId="2" w16cid:durableId="1871216255">
-    <w:abstractNumId w:val="4"/>
+  <w:num w:numId="4" w16cid:durableId="1100300869">
+    <w:abstractNumId w:val="8"/>
     <w:lvlOverride w:ilvl="0">
       <w:startOverride w:val="1"/>
     </w:lvlOverride>
   </w:num>
-  <w:num w:numId="3" w16cid:durableId="178933144">
+  <w:num w:numId="5" w16cid:durableId="774520601">
+    <w:abstractNumId w:val="3"/>
+    <w:lvlOverride w:ilvl="0">
+      <w:startOverride w:val="1"/>
+    </w:lvlOverride>
+  </w:num>
+  <w:num w:numId="6" w16cid:durableId="1343823200">
+    <w:abstractNumId w:val="5"/>
+    <w:lvlOverride w:ilvl="0">
+      <w:startOverride w:val="1"/>
+    </w:lvlOverride>
+  </w:num>
+  <w:num w:numId="7" w16cid:durableId="404230197">
     <w:abstractNumId w:val="6"/>
     <w:lvlOverride w:ilvl="0">
       <w:startOverride w:val="1"/>
     </w:lvlOverride>
   </w:num>
-  <w:num w:numId="4" w16cid:durableId="76557174">
-    <w:abstractNumId w:val="2"/>
-    <w:lvlOverride w:ilvl="0">
-      <w:startOverride w:val="1"/>
-    </w:lvlOverride>
-  </w:num>
-  <w:num w:numId="5" w16cid:durableId="655844190">
+  <w:num w:numId="8" w16cid:durableId="128400454">
     <w:abstractNumId w:val="7"/>
     <w:lvlOverride w:ilvl="0">
       <w:startOverride w:val="1"/>
     </w:lvlOverride>
   </w:num>
-  <w:num w:numId="6" w16cid:durableId="1361323227">
-    <w:abstractNumId w:val="8"/>
+  <w:num w:numId="9" w16cid:durableId="20978968">
+    <w:abstractNumId w:val="1"/>
     <w:lvlOverride w:ilvl="0">
       <w:startOverride w:val="1"/>
     </w:lvlOverride>
   </w:num>
-  <w:num w:numId="7" w16cid:durableId="944580866">
-    <w:abstractNumId w:val="0"/>
-    <w:lvlOverride w:ilvl="0">
-      <w:startOverride w:val="1"/>
-    </w:lvlOverride>
-  </w:num>
-  <w:num w:numId="8" w16cid:durableId="382021719">
-    <w:abstractNumId w:val="3"/>
-    <w:lvlOverride w:ilvl="0">
-      <w:startOverride w:val="1"/>
-    </w:lvlOverride>
-  </w:num>
-  <w:num w:numId="9" w16cid:durableId="1645042379">
-    <w:abstractNumId w:val="5"/>
-    <w:lvlOverride w:ilvl="0">
-      <w:startOverride w:val="1"/>
-    </w:lvlOverride>
-  </w:num>
-  <w:num w:numId="10" w16cid:durableId="1326981129">
-    <w:abstractNumId w:val="1"/>
+  <w:num w:numId="10" w16cid:durableId="727073840">
+    <w:abstractNumId w:val="4"/>
     <w:lvlOverride w:ilvl="0">
       <w:startOverride w:val="1"/>
     </w:lvlOverride>
@@ -15300,7 +15300,7 @@
     <w:autoRedefine/>
     <w:uiPriority w:val="39"/>
     <w:unhideWhenUsed/>
-    <w:rsid w:val="005640DE"/>
+    <w:rsid w:val="00A75A89"/>
     <w:pPr>
       <w:spacing w:after="100"/>
     </w:pPr>
@@ -15312,7 +15312,7 @@
     <w:autoRedefine/>
     <w:uiPriority w:val="39"/>
     <w:unhideWhenUsed/>
-    <w:rsid w:val="005640DE"/>
+    <w:rsid w:val="00A75A89"/>
     <w:pPr>
       <w:spacing w:after="100"/>
       <w:ind w:left="210"/>

--- a/docs/manuals/Role_Guide_5_KII_RA.docx
+++ b/docs/manuals/Role_Guide_5_KII_RA.docx
@@ -69,7 +69,7 @@
           <w:left w:w="10" w:type="dxa"/>
           <w:right w:w="10" w:type="dxa"/>
         </w:tblCellMar>
-        <w:tblLook w:val="04A0" w:firstRow="1" w:lastRow="0" w:firstColumn="1" w:lastColumn="0" w:noHBand="0" w:noVBand="1"/>
+        <w:tblLook w:val="0000" w:firstRow="0" w:lastRow="0" w:firstColumn="0" w:lastColumn="0" w:noHBand="0" w:noVBand="0"/>
       </w:tblPr>
       <w:tblGrid>
         <w:gridCol w:w="2300"/>
@@ -469,7 +469,7 @@
                 <w:sz w:val="19"/>
                 <w:szCs w:val="19"/>
               </w:rPr>
-              <w:t>Version 1.10 · 22 September 2026</w:t>
+              <w:t>Version 1.11 · 28 September 2026</w:t>
             </w:r>
           </w:p>
         </w:tc>
@@ -538,7 +538,7 @@
     <w:sdt>
       <w:sdtPr>
         <w:alias w:val="Contents"/>
-        <w:id w:val="-1144665105"/>
+        <w:id w:val="1062754474"/>
       </w:sdtPr>
       <w:sdtEndPr/>
       <w:sdtContent>
@@ -567,7 +567,7 @@
           <w:r>
             <w:fldChar w:fldCharType="separate"/>
           </w:r>
-          <w:hyperlink w:anchor="_Toc240976113" w:history="1">
+          <w:hyperlink w:anchor="_Toc241491053" w:history="1">
             <w:r>
               <w:rPr>
                 <w:rStyle w:val="Hyperlink"/>
@@ -591,7 +591,7 @@
               <w:rPr>
                 <w:noProof/>
               </w:rPr>
-              <w:instrText xml:space="preserve"> PAGEREF _Toc240976113 \h </w:instrText>
+              <w:instrText xml:space="preserve"> PAGEREF _Toc241491053 \h </w:instrText>
             </w:r>
             <w:r>
               <w:rPr>
@@ -634,7 +634,7 @@
               <w14:ligatures w14:val="standardContextual"/>
             </w:rPr>
           </w:pPr>
-          <w:hyperlink w:anchor="_Toc240976114" w:history="1">
+          <w:hyperlink w:anchor="_Toc241491054" w:history="1">
             <w:r>
               <w:rPr>
                 <w:rStyle w:val="Hyperlink"/>
@@ -658,7 +658,7 @@
               <w:rPr>
                 <w:noProof/>
               </w:rPr>
-              <w:instrText xml:space="preserve"> PAGEREF _Toc240976114 \h </w:instrText>
+              <w:instrText xml:space="preserve"> PAGEREF _Toc241491054 \h </w:instrText>
             </w:r>
             <w:r>
               <w:rPr>
@@ -701,7 +701,7 @@
               <w14:ligatures w14:val="standardContextual"/>
             </w:rPr>
           </w:pPr>
-          <w:hyperlink w:anchor="_Toc240976115" w:history="1">
+          <w:hyperlink w:anchor="_Toc241491055" w:history="1">
             <w:r>
               <w:rPr>
                 <w:rStyle w:val="Hyperlink"/>
@@ -725,7 +725,7 @@
               <w:rPr>
                 <w:noProof/>
               </w:rPr>
-              <w:instrText xml:space="preserve"> PAGEREF _Toc240976115 \h </w:instrText>
+              <w:instrText xml:space="preserve"> PAGEREF _Toc241491055 \h </w:instrText>
             </w:r>
             <w:r>
               <w:rPr>
@@ -768,7 +768,7 @@
               <w14:ligatures w14:val="standardContextual"/>
             </w:rPr>
           </w:pPr>
-          <w:hyperlink w:anchor="_Toc240976116" w:history="1">
+          <w:hyperlink w:anchor="_Toc241491056" w:history="1">
             <w:r>
               <w:rPr>
                 <w:rStyle w:val="Hyperlink"/>
@@ -792,7 +792,7 @@
               <w:rPr>
                 <w:noProof/>
               </w:rPr>
-              <w:instrText xml:space="preserve"> PAGEREF _Toc240976116 \h </w:instrText>
+              <w:instrText xml:space="preserve"> PAGEREF _Toc241491056 \h </w:instrText>
             </w:r>
             <w:r>
               <w:rPr>
@@ -835,7 +835,7 @@
               <w14:ligatures w14:val="standardContextual"/>
             </w:rPr>
           </w:pPr>
-          <w:hyperlink w:anchor="_Toc240976117" w:history="1">
+          <w:hyperlink w:anchor="_Toc241491057" w:history="1">
             <w:r>
               <w:rPr>
                 <w:rStyle w:val="Hyperlink"/>
@@ -859,7 +859,7 @@
               <w:rPr>
                 <w:noProof/>
               </w:rPr>
-              <w:instrText xml:space="preserve"> PAGEREF _Toc240976117 \h </w:instrText>
+              <w:instrText xml:space="preserve"> PAGEREF _Toc241491057 \h </w:instrText>
             </w:r>
             <w:r>
               <w:rPr>
@@ -902,7 +902,7 @@
               <w14:ligatures w14:val="standardContextual"/>
             </w:rPr>
           </w:pPr>
-          <w:hyperlink w:anchor="_Toc240976118" w:history="1">
+          <w:hyperlink w:anchor="_Toc241491058" w:history="1">
             <w:r>
               <w:rPr>
                 <w:rStyle w:val="Hyperlink"/>
@@ -926,7 +926,7 @@
               <w:rPr>
                 <w:noProof/>
               </w:rPr>
-              <w:instrText xml:space="preserve"> PAGEREF _Toc240976118 \h </w:instrText>
+              <w:instrText xml:space="preserve"> PAGEREF _Toc241491058 \h </w:instrText>
             </w:r>
             <w:r>
               <w:rPr>
@@ -969,7 +969,7 @@
               <w14:ligatures w14:val="standardContextual"/>
             </w:rPr>
           </w:pPr>
-          <w:hyperlink w:anchor="_Toc240976119" w:history="1">
+          <w:hyperlink w:anchor="_Toc241491059" w:history="1">
             <w:r>
               <w:rPr>
                 <w:rStyle w:val="Hyperlink"/>
@@ -993,7 +993,7 @@
               <w:rPr>
                 <w:noProof/>
               </w:rPr>
-              <w:instrText xml:space="preserve"> PAGEREF _Toc240976119 \h </w:instrText>
+              <w:instrText xml:space="preserve"> PAGEREF _Toc241491059 \h </w:instrText>
             </w:r>
             <w:r>
               <w:rPr>
@@ -1036,7 +1036,7 @@
               <w14:ligatures w14:val="standardContextual"/>
             </w:rPr>
           </w:pPr>
-          <w:hyperlink w:anchor="_Toc240976120" w:history="1">
+          <w:hyperlink w:anchor="_Toc241491060" w:history="1">
             <w:r>
               <w:rPr>
                 <w:rStyle w:val="Hyperlink"/>
@@ -1060,7 +1060,7 @@
               <w:rPr>
                 <w:noProof/>
               </w:rPr>
-              <w:instrText xml:space="preserve"> PAGEREF _Toc240976120 \h </w:instrText>
+              <w:instrText xml:space="preserve"> PAGEREF _Toc241491060 \h </w:instrText>
             </w:r>
             <w:r>
               <w:rPr>
@@ -1103,7 +1103,7 @@
               <w14:ligatures w14:val="standardContextual"/>
             </w:rPr>
           </w:pPr>
-          <w:hyperlink w:anchor="_Toc240976121" w:history="1">
+          <w:hyperlink w:anchor="_Toc241491061" w:history="1">
             <w:r>
               <w:rPr>
                 <w:rStyle w:val="Hyperlink"/>
@@ -1127,7 +1127,7 @@
               <w:rPr>
                 <w:noProof/>
               </w:rPr>
-              <w:instrText xml:space="preserve"> PAGEREF _Toc240976121 \h </w:instrText>
+              <w:instrText xml:space="preserve"> PAGEREF _Toc241491061 \h </w:instrText>
             </w:r>
             <w:r>
               <w:rPr>
@@ -1170,7 +1170,7 @@
               <w14:ligatures w14:val="standardContextual"/>
             </w:rPr>
           </w:pPr>
-          <w:hyperlink w:anchor="_Toc240976122" w:history="1">
+          <w:hyperlink w:anchor="_Toc241491062" w:history="1">
             <w:r>
               <w:rPr>
                 <w:rStyle w:val="Hyperlink"/>
@@ -1194,7 +1194,7 @@
               <w:rPr>
                 <w:noProof/>
               </w:rPr>
-              <w:instrText xml:space="preserve"> PAGEREF _Toc240976122 \h </w:instrText>
+              <w:instrText xml:space="preserve"> PAGEREF _Toc241491062 \h </w:instrText>
             </w:r>
             <w:r>
               <w:rPr>
@@ -1237,7 +1237,7 @@
               <w14:ligatures w14:val="standardContextual"/>
             </w:rPr>
           </w:pPr>
-          <w:hyperlink w:anchor="_Toc240976123" w:history="1">
+          <w:hyperlink w:anchor="_Toc241491063" w:history="1">
             <w:r>
               <w:rPr>
                 <w:rStyle w:val="Hyperlink"/>
@@ -1261,7 +1261,7 @@
               <w:rPr>
                 <w:noProof/>
               </w:rPr>
-              <w:instrText xml:space="preserve"> PAGEREF _Toc240976123 \h </w:instrText>
+              <w:instrText xml:space="preserve"> PAGEREF _Toc241491063 \h </w:instrText>
             </w:r>
             <w:r>
               <w:rPr>
@@ -1304,7 +1304,7 @@
               <w14:ligatures w14:val="standardContextual"/>
             </w:rPr>
           </w:pPr>
-          <w:hyperlink w:anchor="_Toc240976124" w:history="1">
+          <w:hyperlink w:anchor="_Toc241491064" w:history="1">
             <w:r>
               <w:rPr>
                 <w:rStyle w:val="Hyperlink"/>
@@ -1328,7 +1328,7 @@
               <w:rPr>
                 <w:noProof/>
               </w:rPr>
-              <w:instrText xml:space="preserve"> PAGEREF _Toc240976124 \h </w:instrText>
+              <w:instrText xml:space="preserve"> PAGEREF _Toc241491064 \h </w:instrText>
             </w:r>
             <w:r>
               <w:rPr>
@@ -1371,7 +1371,7 @@
               <w14:ligatures w14:val="standardContextual"/>
             </w:rPr>
           </w:pPr>
-          <w:hyperlink w:anchor="_Toc240976125" w:history="1">
+          <w:hyperlink w:anchor="_Toc241491065" w:history="1">
             <w:r>
               <w:rPr>
                 <w:rStyle w:val="Hyperlink"/>
@@ -1395,7 +1395,7 @@
               <w:rPr>
                 <w:noProof/>
               </w:rPr>
-              <w:instrText xml:space="preserve"> PAGEREF _Toc240976125 \h </w:instrText>
+              <w:instrText xml:space="preserve"> PAGEREF _Toc241491065 \h </w:instrText>
             </w:r>
             <w:r>
               <w:rPr>
@@ -1438,7 +1438,7 @@
               <w14:ligatures w14:val="standardContextual"/>
             </w:rPr>
           </w:pPr>
-          <w:hyperlink w:anchor="_Toc240976126" w:history="1">
+          <w:hyperlink w:anchor="_Toc241491066" w:history="1">
             <w:r>
               <w:rPr>
                 <w:rStyle w:val="Hyperlink"/>
@@ -1462,7 +1462,7 @@
               <w:rPr>
                 <w:noProof/>
               </w:rPr>
-              <w:instrText xml:space="preserve"> PAGEREF _Toc240976126 \h </w:instrText>
+              <w:instrText xml:space="preserve"> PAGEREF _Toc241491066 \h </w:instrText>
             </w:r>
             <w:r>
               <w:rPr>
@@ -1505,7 +1505,7 @@
               <w14:ligatures w14:val="standardContextual"/>
             </w:rPr>
           </w:pPr>
-          <w:hyperlink w:anchor="_Toc240976127" w:history="1">
+          <w:hyperlink w:anchor="_Toc241491067" w:history="1">
             <w:r>
               <w:rPr>
                 <w:rStyle w:val="Hyperlink"/>
@@ -1529,7 +1529,7 @@
               <w:rPr>
                 <w:noProof/>
               </w:rPr>
-              <w:instrText xml:space="preserve"> PAGEREF _Toc240976127 \h </w:instrText>
+              <w:instrText xml:space="preserve"> PAGEREF _Toc241491067 \h </w:instrText>
             </w:r>
             <w:r>
               <w:rPr>
@@ -1572,7 +1572,7 @@
               <w14:ligatures w14:val="standardContextual"/>
             </w:rPr>
           </w:pPr>
-          <w:hyperlink w:anchor="_Toc240976128" w:history="1">
+          <w:hyperlink w:anchor="_Toc241491068" w:history="1">
             <w:r>
               <w:rPr>
                 <w:rStyle w:val="Hyperlink"/>
@@ -1596,7 +1596,7 @@
               <w:rPr>
                 <w:noProof/>
               </w:rPr>
-              <w:instrText xml:space="preserve"> PAGEREF _Toc240976128 \h </w:instrText>
+              <w:instrText xml:space="preserve"> PAGEREF _Toc241491068 \h </w:instrText>
             </w:r>
             <w:r>
               <w:rPr>
@@ -1639,7 +1639,7 @@
               <w14:ligatures w14:val="standardContextual"/>
             </w:rPr>
           </w:pPr>
-          <w:hyperlink w:anchor="_Toc240976129" w:history="1">
+          <w:hyperlink w:anchor="_Toc241491069" w:history="1">
             <w:r>
               <w:rPr>
                 <w:rStyle w:val="Hyperlink"/>
@@ -1663,7 +1663,7 @@
               <w:rPr>
                 <w:noProof/>
               </w:rPr>
-              <w:instrText xml:space="preserve"> PAGEREF _Toc240976129 \h </w:instrText>
+              <w:instrText xml:space="preserve"> PAGEREF _Toc241491069 \h </w:instrText>
             </w:r>
             <w:r>
               <w:rPr>
@@ -1706,7 +1706,7 @@
               <w14:ligatures w14:val="standardContextual"/>
             </w:rPr>
           </w:pPr>
-          <w:hyperlink w:anchor="_Toc240976130" w:history="1">
+          <w:hyperlink w:anchor="_Toc241491070" w:history="1">
             <w:r>
               <w:rPr>
                 <w:rStyle w:val="Hyperlink"/>
@@ -1730,7 +1730,7 @@
               <w:rPr>
                 <w:noProof/>
               </w:rPr>
-              <w:instrText xml:space="preserve"> PAGEREF _Toc240976130 \h </w:instrText>
+              <w:instrText xml:space="preserve"> PAGEREF _Toc241491070 \h </w:instrText>
             </w:r>
             <w:r>
               <w:rPr>
@@ -1773,7 +1773,7 @@
               <w14:ligatures w14:val="standardContextual"/>
             </w:rPr>
           </w:pPr>
-          <w:hyperlink w:anchor="_Toc240976131" w:history="1">
+          <w:hyperlink w:anchor="_Toc241491071" w:history="1">
             <w:r>
               <w:rPr>
                 <w:rStyle w:val="Hyperlink"/>
@@ -1797,7 +1797,7 @@
               <w:rPr>
                 <w:noProof/>
               </w:rPr>
-              <w:instrText xml:space="preserve"> PAGEREF _Toc240976131 \h </w:instrText>
+              <w:instrText xml:space="preserve"> PAGEREF _Toc241491071 \h </w:instrText>
             </w:r>
             <w:r>
               <w:rPr>
@@ -1840,7 +1840,7 @@
               <w14:ligatures w14:val="standardContextual"/>
             </w:rPr>
           </w:pPr>
-          <w:hyperlink w:anchor="_Toc240976132" w:history="1">
+          <w:hyperlink w:anchor="_Toc241491072" w:history="1">
             <w:r>
               <w:rPr>
                 <w:rStyle w:val="Hyperlink"/>
@@ -1864,7 +1864,7 @@
               <w:rPr>
                 <w:noProof/>
               </w:rPr>
-              <w:instrText xml:space="preserve"> PAGEREF _Toc240976132 \h </w:instrText>
+              <w:instrText xml:space="preserve"> PAGEREF _Toc241491072 \h </w:instrText>
             </w:r>
             <w:r>
               <w:rPr>
@@ -1907,7 +1907,7 @@
               <w14:ligatures w14:val="standardContextual"/>
             </w:rPr>
           </w:pPr>
-          <w:hyperlink w:anchor="_Toc240976133" w:history="1">
+          <w:hyperlink w:anchor="_Toc241491073" w:history="1">
             <w:r>
               <w:rPr>
                 <w:rStyle w:val="Hyperlink"/>
@@ -1931,7 +1931,7 @@
               <w:rPr>
                 <w:noProof/>
               </w:rPr>
-              <w:instrText xml:space="preserve"> PAGEREF _Toc240976133 \h </w:instrText>
+              <w:instrText xml:space="preserve"> PAGEREF _Toc241491073 \h </w:instrText>
             </w:r>
             <w:r>
               <w:rPr>
@@ -1974,7 +1974,7 @@
               <w14:ligatures w14:val="standardContextual"/>
             </w:rPr>
           </w:pPr>
-          <w:hyperlink w:anchor="_Toc240976134" w:history="1">
+          <w:hyperlink w:anchor="_Toc241491074" w:history="1">
             <w:r>
               <w:rPr>
                 <w:rStyle w:val="Hyperlink"/>
@@ -1998,7 +1998,7 @@
               <w:rPr>
                 <w:noProof/>
               </w:rPr>
-              <w:instrText xml:space="preserve"> PAGEREF _Toc240976134 \h </w:instrText>
+              <w:instrText xml:space="preserve"> PAGEREF _Toc241491074 \h </w:instrText>
             </w:r>
             <w:r>
               <w:rPr>
@@ -2041,7 +2041,7 @@
               <w14:ligatures w14:val="standardContextual"/>
             </w:rPr>
           </w:pPr>
-          <w:hyperlink w:anchor="_Toc240976135" w:history="1">
+          <w:hyperlink w:anchor="_Toc241491075" w:history="1">
             <w:r>
               <w:rPr>
                 <w:rStyle w:val="Hyperlink"/>
@@ -2065,7 +2065,7 @@
               <w:rPr>
                 <w:noProof/>
               </w:rPr>
-              <w:instrText xml:space="preserve"> PAGEREF _Toc240976135 \h </w:instrText>
+              <w:instrText xml:space="preserve"> PAGEREF _Toc241491075 \h </w:instrText>
             </w:r>
             <w:r>
               <w:rPr>
@@ -2108,7 +2108,7 @@
               <w14:ligatures w14:val="standardContextual"/>
             </w:rPr>
           </w:pPr>
-          <w:hyperlink w:anchor="_Toc240976136" w:history="1">
+          <w:hyperlink w:anchor="_Toc241491076" w:history="1">
             <w:r>
               <w:rPr>
                 <w:rStyle w:val="Hyperlink"/>
@@ -2132,7 +2132,7 @@
               <w:rPr>
                 <w:noProof/>
               </w:rPr>
-              <w:instrText xml:space="preserve"> PAGEREF _Toc240976136 \h </w:instrText>
+              <w:instrText xml:space="preserve"> PAGEREF _Toc241491076 \h </w:instrText>
             </w:r>
             <w:r>
               <w:rPr>
@@ -2175,7 +2175,7 @@
               <w14:ligatures w14:val="standardContextual"/>
             </w:rPr>
           </w:pPr>
-          <w:hyperlink w:anchor="_Toc240976137" w:history="1">
+          <w:hyperlink w:anchor="_Toc241491077" w:history="1">
             <w:r>
               <w:rPr>
                 <w:rStyle w:val="Hyperlink"/>
@@ -2199,7 +2199,7 @@
               <w:rPr>
                 <w:noProof/>
               </w:rPr>
-              <w:instrText xml:space="preserve"> PAGEREF _Toc240976137 \h </w:instrText>
+              <w:instrText xml:space="preserve"> PAGEREF _Toc241491077 \h </w:instrText>
             </w:r>
             <w:r>
               <w:rPr>
@@ -2242,7 +2242,7 @@
               <w14:ligatures w14:val="standardContextual"/>
             </w:rPr>
           </w:pPr>
-          <w:hyperlink w:anchor="_Toc240976138" w:history="1">
+          <w:hyperlink w:anchor="_Toc241491078" w:history="1">
             <w:r>
               <w:rPr>
                 <w:rStyle w:val="Hyperlink"/>
@@ -2266,7 +2266,7 @@
               <w:rPr>
                 <w:noProof/>
               </w:rPr>
-              <w:instrText xml:space="preserve"> PAGEREF _Toc240976138 \h </w:instrText>
+              <w:instrText xml:space="preserve"> PAGEREF _Toc241491078 \h </w:instrText>
             </w:r>
             <w:r>
               <w:rPr>
@@ -2309,7 +2309,7 @@
               <w14:ligatures w14:val="standardContextual"/>
             </w:rPr>
           </w:pPr>
-          <w:hyperlink w:anchor="_Toc240976139" w:history="1">
+          <w:hyperlink w:anchor="_Toc241491079" w:history="1">
             <w:r>
               <w:rPr>
                 <w:rStyle w:val="Hyperlink"/>
@@ -2333,7 +2333,7 @@
               <w:rPr>
                 <w:noProof/>
               </w:rPr>
-              <w:instrText xml:space="preserve"> PAGEREF _Toc240976139 \h </w:instrText>
+              <w:instrText xml:space="preserve"> PAGEREF _Toc241491079 \h </w:instrText>
             </w:r>
             <w:r>
               <w:rPr>
@@ -2376,7 +2376,7 @@
               <w14:ligatures w14:val="standardContextual"/>
             </w:rPr>
           </w:pPr>
-          <w:hyperlink w:anchor="_Toc240976140" w:history="1">
+          <w:hyperlink w:anchor="_Toc241491080" w:history="1">
             <w:r>
               <w:rPr>
                 <w:rStyle w:val="Hyperlink"/>
@@ -2400,7 +2400,7 @@
               <w:rPr>
                 <w:noProof/>
               </w:rPr>
-              <w:instrText xml:space="preserve"> PAGEREF _Toc240976140 \h </w:instrText>
+              <w:instrText xml:space="preserve"> PAGEREF _Toc241491080 \h </w:instrText>
             </w:r>
             <w:r>
               <w:rPr>
@@ -2439,7 +2439,7 @@
         <w:pStyle w:val="Heading1"/>
         <w:pageBreakBefore/>
       </w:pPr>
-      <w:bookmarkStart w:id="0" w:name="_Toc240976113"/>
+      <w:bookmarkStart w:id="0" w:name="_Toc241491053"/>
       <w:r>
         <w:lastRenderedPageBreak/>
         <w:t>1. Your role at a glance</w:t>
@@ -2560,7 +2560,7 @@
           <w:left w:w="10" w:type="dxa"/>
           <w:right w:w="10" w:type="dxa"/>
         </w:tblCellMar>
-        <w:tblLook w:val="04A0" w:firstRow="1" w:lastRow="0" w:firstColumn="1" w:lastColumn="0" w:noHBand="0" w:noVBand="1"/>
+        <w:tblLook w:val="0000" w:firstRow="0" w:lastRow="0" w:firstColumn="0" w:lastColumn="0" w:noHBand="0" w:noVBand="0"/>
       </w:tblPr>
       <w:tblGrid>
         <w:gridCol w:w="9412"/>
@@ -2620,7 +2620,7 @@
         <w:pStyle w:val="Heading1"/>
         <w:pageBreakBefore/>
       </w:pPr>
-      <w:bookmarkStart w:id="1" w:name="_Toc240976114"/>
+      <w:bookmarkStart w:id="1" w:name="_Toc241491054"/>
       <w:r>
         <w:lastRenderedPageBreak/>
         <w:t>2. Signing in and your screens</w:t>
@@ -2631,7 +2631,7 @@
       <w:pPr>
         <w:pStyle w:val="Heading2"/>
       </w:pPr>
-      <w:bookmarkStart w:id="2" w:name="_Toc240976115"/>
+      <w:bookmarkStart w:id="2" w:name="_Toc241491055"/>
       <w:r>
         <w:t>Signing in</w:t>
       </w:r>
@@ -2714,7 +2714,7 @@
           <w:noProof/>
         </w:rPr>
         <w:drawing>
-          <wp:inline distT="0" distB="0" distL="0" distR="0" wp14:anchorId="5B9D8C82" wp14:editId="462450AF">
+          <wp:inline distT="0" distB="0" distL="0" distR="0">
             <wp:extent cx="5334000" cy="2333625"/>
             <wp:effectExtent l="0" t="0" r="0" b="0"/>
             <wp:docPr id="1" name="adm_login.jpg" descr="The sign-in screen for all internal staff." title="The sign-in screen for all internal staff."/>
@@ -2822,7 +2822,7 @@
           <w:left w:w="10" w:type="dxa"/>
           <w:right w:w="10" w:type="dxa"/>
         </w:tblCellMar>
-        <w:tblLook w:val="04A0" w:firstRow="1" w:lastRow="0" w:firstColumn="1" w:lastColumn="0" w:noHBand="0" w:noVBand="1"/>
+        <w:tblLook w:val="0000" w:firstRow="0" w:lastRow="0" w:firstColumn="0" w:lastColumn="0" w:noHBand="0" w:noVBand="0"/>
       </w:tblPr>
       <w:tblGrid>
         <w:gridCol w:w="9412"/>
@@ -2881,7 +2881,7 @@
       <w:pPr>
         <w:pStyle w:val="Heading2"/>
       </w:pPr>
-      <w:bookmarkStart w:id="3" w:name="_Toc240976116"/>
+      <w:bookmarkStart w:id="3" w:name="_Toc241491056"/>
       <w:r>
         <w:t>Finding your way around</w:t>
       </w:r>
@@ -3066,7 +3066,7 @@
         </w:rPr>
         <w:lastRenderedPageBreak/>
         <w:drawing>
-          <wp:inline distT="0" distB="0" distL="0" distR="0" wp14:anchorId="7A383445" wp14:editId="593A2E15">
+          <wp:inline distT="0" distB="0" distL="0" distR="0">
             <wp:extent cx="5715000" cy="1876425"/>
             <wp:effectExtent l="0" t="0" r="0" b="0"/>
             <wp:docPr id="2" name="adm_not_your_role.jpg" descr="Opening a screen outside your role (for example from an old bookmark) shows this card instead of the screen." title="Opening a screen outside your role (for example from an old bookmark) shows this card instead of the screen."/>
@@ -3135,7 +3135,7 @@
       <w:pPr>
         <w:pStyle w:val="Heading2"/>
       </w:pPr>
-      <w:bookmarkStart w:id="4" w:name="_Toc240976117"/>
+      <w:bookmarkStart w:id="4" w:name="_Toc241491057"/>
       <w:r>
         <w:t>Your screens</w:t>
       </w:r>
@@ -3156,7 +3156,7 @@
           <w:left w:w="10" w:type="dxa"/>
           <w:right w:w="10" w:type="dxa"/>
         </w:tblCellMar>
-        <w:tblLook w:val="04A0" w:firstRow="1" w:lastRow="0" w:firstColumn="1" w:lastColumn="0" w:noHBand="0" w:noVBand="1"/>
+        <w:tblLook w:val="0000" w:firstRow="0" w:lastRow="0" w:firstColumn="0" w:lastColumn="0" w:noHBand="0" w:noVBand="0"/>
       </w:tblPr>
       <w:tblGrid>
         <w:gridCol w:w="2824"/>
@@ -3410,7 +3410,7 @@
       <w:pPr>
         <w:pStyle w:val="Heading2"/>
       </w:pPr>
-      <w:bookmarkStart w:id="5" w:name="_Toc240976118"/>
+      <w:bookmarkStart w:id="5" w:name="_Toc241491058"/>
       <w:r>
         <w:t>Changing your password</w:t>
       </w:r>
@@ -3493,7 +3493,7 @@
           <w:noProof/>
         </w:rPr>
         <w:drawing>
-          <wp:inline distT="0" distB="0" distL="0" distR="0" wp14:anchorId="2806AE94" wp14:editId="23641A2A">
+          <wp:inline distT="0" distB="0" distL="0" distR="0">
             <wp:extent cx="5334000" cy="2171700"/>
             <wp:effectExtent l="0" t="0" r="0" b="0"/>
             <wp:docPr id="3" name="adm_account.jpg" descr="Change Password screen." title="Change Password screen."/>
@@ -3581,7 +3581,7 @@
         <w:pStyle w:val="Heading1"/>
         <w:pageBreakBefore/>
       </w:pPr>
-      <w:bookmarkStart w:id="6" w:name="_Toc240976119"/>
+      <w:bookmarkStart w:id="6" w:name="_Toc241491059"/>
       <w:r>
         <w:lastRenderedPageBreak/>
         <w:t>3. Your routine</w:t>
@@ -3611,7 +3611,7 @@
           <w:left w:w="10" w:type="dxa"/>
           <w:right w:w="10" w:type="dxa"/>
         </w:tblCellMar>
-        <w:tblLook w:val="04A0" w:firstRow="1" w:lastRow="0" w:firstColumn="1" w:lastColumn="0" w:noHBand="0" w:noVBand="1"/>
+        <w:tblLook w:val="0000" w:firstRow="0" w:lastRow="0" w:firstColumn="0" w:lastColumn="0" w:noHBand="0" w:noVBand="0"/>
       </w:tblPr>
       <w:tblGrid>
         <w:gridCol w:w="2071"/>
@@ -3925,7 +3925,7 @@
         <w:pStyle w:val="Heading1"/>
         <w:pageBreakBefore/>
       </w:pPr>
-      <w:bookmarkStart w:id="7" w:name="_Toc240976120"/>
+      <w:bookmarkStart w:id="7" w:name="_Toc241491060"/>
       <w:r>
         <w:lastRenderedPageBreak/>
         <w:t>4. Step-by-step tasks</w:t>
@@ -3936,7 +3936,7 @@
       <w:pPr>
         <w:pStyle w:val="Heading2"/>
       </w:pPr>
-      <w:bookmarkStart w:id="8" w:name="_Toc240976121"/>
+      <w:bookmarkStart w:id="8" w:name="_Toc241491061"/>
       <w:r>
         <w:t>4.1 Reading the KII/Doc Dashboard</w:t>
       </w:r>
@@ -3953,7 +3953,7 @@
           <w:noProof/>
         </w:rPr>
         <w:drawing>
-          <wp:inline distT="0" distB="0" distL="0" distR="0" wp14:anchorId="524C9227" wp14:editId="5E8FB44A">
+          <wp:inline distT="0" distB="0" distL="0" distR="0">
             <wp:extent cx="5715000" cy="3571875"/>
             <wp:effectExtent l="0" t="0" r="0" b="0"/>
             <wp:docPr id="4" name="kii_dashboard.jpg" descr="KII / Document Dashboard." title="KII / Document Dashboard."/>
@@ -4022,7 +4022,7 @@
       <w:pPr>
         <w:pStyle w:val="Heading2"/>
       </w:pPr>
-      <w:bookmarkStart w:id="9" w:name="_Toc240976122"/>
+      <w:bookmarkStart w:id="9" w:name="_Toc241491062"/>
       <w:r>
         <w:t>4.2 Creating a KII record</w:t>
       </w:r>
@@ -4062,7 +4062,7 @@
           <w:noProof/>
         </w:rPr>
         <w:drawing>
-          <wp:inline distT="0" distB="0" distL="0" distR="0" wp14:anchorId="4A0457B8" wp14:editId="23A609B5">
+          <wp:inline distT="0" distB="0" distL="0" distR="0">
             <wp:extent cx="5334000" cy="2667000"/>
             <wp:effectExtent l="0" t="0" r="0" b="0"/>
             <wp:docPr id="5" name="kii_new.jpg" descr="New KII Record." title="New KII Record."/>
@@ -4199,7 +4199,7 @@
       <w:pPr>
         <w:pStyle w:val="Heading2"/>
       </w:pPr>
-      <w:bookmarkStart w:id="10" w:name="_Toc240976123"/>
+      <w:bookmarkStart w:id="10" w:name="_Toc241491063"/>
       <w:r>
         <w:lastRenderedPageBreak/>
         <w:t>4.3 Taking a KII from invitation to coded transcript</w:t>
@@ -4250,7 +4250,7 @@
           <w:noProof/>
         </w:rPr>
         <w:drawing>
-          <wp:inline distT="0" distB="0" distL="0" distR="0" wp14:anchorId="33CF32C1" wp14:editId="2EDAF353">
+          <wp:inline distT="0" distB="0" distL="0" distR="0">
             <wp:extent cx="5334000" cy="3333750"/>
             <wp:effectExtent l="0" t="0" r="0" b="0"/>
             <wp:docPr id="6" name="kii_register.jpg" descr="KII Register." title="KII Register."/>
@@ -4349,7 +4349,7 @@
           <w:noProof/>
         </w:rPr>
         <w:drawing>
-          <wp:inline distT="0" distB="0" distL="0" distR="0" wp14:anchorId="20B58F7F" wp14:editId="704EB487">
+          <wp:inline distT="0" distB="0" distL="0" distR="0">
             <wp:extent cx="5334000" cy="3752850"/>
             <wp:effectExtent l="0" t="0" r="0" b="0"/>
             <wp:docPr id="7" name="kii_detail.jpg" descr="KII record: status, consent, transcript and coding." title="KII record: status, consent, transcript and coding."/>
@@ -4586,7 +4586,7 @@
       <w:pPr>
         <w:pStyle w:val="Heading2"/>
       </w:pPr>
-      <w:bookmarkStart w:id="11" w:name="_Toc240976124"/>
+      <w:bookmarkStart w:id="11" w:name="_Toc241491064"/>
       <w:r>
         <w:t>4.4 Opening the KII Guide with the KII ID filled in</w:t>
       </w:r>
@@ -4636,7 +4636,7 @@
           <w:noProof/>
         </w:rPr>
         <w:drawing>
-          <wp:inline distT="0" distB="0" distL="0" distR="0" wp14:anchorId="1670A47E" wp14:editId="7A633C94">
+          <wp:inline distT="0" distB="0" distL="0" distR="0">
             <wp:extent cx="5334000" cy="523875"/>
             <wp:effectExtent l="0" t="0" r="0" b="0"/>
             <wp:docPr id="8" name="kii_coding_locked.jpg" descr="Before consent: no interview link." title="Before consent: no interview link."/>
@@ -4735,7 +4735,7 @@
           <w:noProof/>
         </w:rPr>
         <w:drawing>
-          <wp:inline distT="0" distB="0" distL="0" distR="0" wp14:anchorId="4C17EC8E" wp14:editId="4CDAE7EA">
+          <wp:inline distT="0" distB="0" distL="0" distR="0">
             <wp:extent cx="5334000" cy="742950"/>
             <wp:effectExtent l="0" t="0" r="0" b="0"/>
             <wp:docPr id="9" name="kii_coding_ready.jpg" descr="After consent: Continue this interview." title="After consent: Continue this interview."/>
@@ -4833,7 +4833,7 @@
           <w:left w:w="10" w:type="dxa"/>
           <w:right w:w="10" w:type="dxa"/>
         </w:tblCellMar>
-        <w:tblLook w:val="04A0" w:firstRow="1" w:lastRow="0" w:firstColumn="1" w:lastColumn="0" w:noHBand="0" w:noVBand="1"/>
+        <w:tblLook w:val="0000" w:firstRow="0" w:lastRow="0" w:firstColumn="0" w:lastColumn="0" w:noHBand="0" w:noVBand="0"/>
       </w:tblPr>
       <w:tblGrid>
         <w:gridCol w:w="9412"/>
@@ -4892,7 +4892,7 @@
       <w:pPr>
         <w:pStyle w:val="Heading2"/>
       </w:pPr>
-      <w:bookmarkStart w:id="12" w:name="_Toc240976125"/>
+      <w:bookmarkStart w:id="12" w:name="_Toc241491065"/>
       <w:r>
         <w:t>4.5 Verifying a profile with the respondent, and reconciling it afterwards</w:t>
       </w:r>
@@ -4981,7 +4981,7 @@
         </w:rPr>
         <w:lastRenderedPageBreak/>
         <w:drawing>
-          <wp:inline distT="0" distB="0" distL="0" distR="0" wp14:anchorId="04FFDE2B" wp14:editId="66FAC926">
+          <wp:inline distT="0" distB="0" distL="0" distR="0">
             <wp:extent cx="4752975" cy="4953000"/>
             <wp:effectExtent l="0" t="0" r="0" b="0"/>
             <wp:docPr id="10" name="proit_interview_sheet.jpg" descr="The interview sheet: confirm what is public, ask what is not." title="The interview sheet: confirm what is public, ask what is not."/>
@@ -5246,7 +5246,7 @@
         </w:rPr>
         <w:lastRenderedPageBreak/>
         <w:drawing>
-          <wp:inline distT="0" distB="0" distL="0" distR="0" wp14:anchorId="3E03931E" wp14:editId="2A2FB759">
+          <wp:inline distT="0" distB="0" distL="0" distR="0">
             <wp:extent cx="5334000" cy="1152525"/>
             <wp:effectExtent l="0" t="0" r="0" b="0"/>
             <wp:docPr id="11" name="proit_reconcile.jpg" descr="Reconciling a corrected fact: the three values stay separate." title="Reconciling a corrected fact: the three values stay separate."/>
@@ -5397,7 +5397,7 @@
           <w:left w:w="10" w:type="dxa"/>
           <w:right w:w="10" w:type="dxa"/>
         </w:tblCellMar>
-        <w:tblLook w:val="04A0" w:firstRow="1" w:lastRow="0" w:firstColumn="1" w:lastColumn="0" w:noHBand="0" w:noVBand="1"/>
+        <w:tblLook w:val="0000" w:firstRow="0" w:lastRow="0" w:firstColumn="0" w:lastColumn="0" w:noHBand="0" w:noVBand="0"/>
       </w:tblPr>
       <w:tblGrid>
         <w:gridCol w:w="9412"/>
@@ -5484,7 +5484,7 @@
       <w:pPr>
         <w:pStyle w:val="Heading2"/>
       </w:pPr>
-      <w:bookmarkStart w:id="13" w:name="_Toc240976126"/>
+      <w:bookmarkStart w:id="13" w:name="_Toc241491066"/>
       <w:r>
         <w:t>4.6 Downloading or emailing completed forms (Form PDFs)</w:t>
       </w:r>
@@ -5524,7 +5524,7 @@
           <w:noProof/>
         </w:rPr>
         <w:drawing>
-          <wp:inline distT="0" distB="0" distL="0" distR="0" wp14:anchorId="039995D2" wp14:editId="36154D84">
+          <wp:inline distT="0" distB="0" distL="0" distR="0">
             <wp:extent cx="5334000" cy="3333750"/>
             <wp:effectExtent l="0" t="0" r="0" b="0"/>
             <wp:docPr id="12" name="kii_form_pdfs.jpg" descr="Completed KII Guide forms, with the sync status." title="Completed KII Guide forms, with the sync status."/>
@@ -5682,7 +5682,7 @@
           <w:left w:w="10" w:type="dxa"/>
           <w:right w:w="10" w:type="dxa"/>
         </w:tblCellMar>
-        <w:tblLook w:val="04A0" w:firstRow="1" w:lastRow="0" w:firstColumn="1" w:lastColumn="0" w:noHBand="0" w:noVBand="1"/>
+        <w:tblLook w:val="0000" w:firstRow="0" w:lastRow="0" w:firstColumn="0" w:lastColumn="0" w:noHBand="0" w:noVBand="0"/>
       </w:tblPr>
       <w:tblGrid>
         <w:gridCol w:w="9412"/>
@@ -5741,7 +5741,7 @@
       <w:pPr>
         <w:pStyle w:val="Heading2"/>
       </w:pPr>
-      <w:bookmarkStart w:id="14" w:name="_Toc240976127"/>
+      <w:bookmarkStart w:id="14" w:name="_Toc241491067"/>
       <w:r>
         <w:t>4.7 Consent in interviews</w:t>
       </w:r>
@@ -5819,7 +5819,7 @@
         <w:pStyle w:val="Heading1"/>
         <w:pageBreakBefore/>
       </w:pPr>
-      <w:bookmarkStart w:id="15" w:name="_Toc240976128"/>
+      <w:bookmarkStart w:id="15" w:name="_Toc241491068"/>
       <w:r>
         <w:lastRenderedPageBreak/>
         <w:t>5. Rules you must follow</w:t>
@@ -5970,7 +5970,7 @@
         <w:pStyle w:val="Heading1"/>
         <w:pageBreakBefore/>
       </w:pPr>
-      <w:bookmarkStart w:id="16" w:name="_Toc240976129"/>
+      <w:bookmarkStart w:id="16" w:name="_Toc241491069"/>
       <w:r>
         <w:lastRenderedPageBreak/>
         <w:t>6. Troubleshooting</w:t>
@@ -5992,7 +5992,7 @@
           <w:left w:w="10" w:type="dxa"/>
           <w:right w:w="10" w:type="dxa"/>
         </w:tblCellMar>
-        <w:tblLook w:val="04A0" w:firstRow="1" w:lastRow="0" w:firstColumn="1" w:lastColumn="0" w:noHBand="0" w:noVBand="1"/>
+        <w:tblLook w:val="0000" w:firstRow="0" w:lastRow="0" w:firstColumn="0" w:lastColumn="0" w:noHBand="0" w:noVBand="0"/>
       </w:tblPr>
       <w:tblGrid>
         <w:gridCol w:w="2635"/>
@@ -6997,7 +6997,7 @@
         <w:pStyle w:val="Heading1"/>
         <w:pageBreakBefore/>
       </w:pPr>
-      <w:bookmarkStart w:id="17" w:name="_Toc240976130"/>
+      <w:bookmarkStart w:id="17" w:name="_Toc241491070"/>
       <w:r>
         <w:lastRenderedPageBreak/>
         <w:t>7. Quick reference</w:t>
@@ -7019,7 +7019,7 @@
           <w:left w:w="10" w:type="dxa"/>
           <w:right w:w="10" w:type="dxa"/>
         </w:tblCellMar>
-        <w:tblLook w:val="04A0" w:firstRow="1" w:lastRow="0" w:firstColumn="1" w:lastColumn="0" w:noHBand="0" w:noVBand="1"/>
+        <w:tblLook w:val="0000" w:firstRow="0" w:lastRow="0" w:firstColumn="0" w:lastColumn="0" w:noHBand="0" w:noVBand="0"/>
       </w:tblPr>
       <w:tblGrid>
         <w:gridCol w:w="2824"/>
@@ -7456,7 +7456,7 @@
         <w:pStyle w:val="Heading1"/>
         <w:pageBreakBefore/>
       </w:pPr>
-      <w:bookmarkStart w:id="18" w:name="_Toc240976131"/>
+      <w:bookmarkStart w:id="18" w:name="_Toc241491071"/>
       <w:r>
         <w:lastRenderedPageBreak/>
         <w:t>8. Every screen and button for your role</w:t>
@@ -7486,7 +7486,7 @@
           <w:left w:w="10" w:type="dxa"/>
           <w:right w:w="10" w:type="dxa"/>
         </w:tblCellMar>
-        <w:tblLook w:val="04A0" w:firstRow="1" w:lastRow="0" w:firstColumn="1" w:lastColumn="0" w:noHBand="0" w:noVBand="1"/>
+        <w:tblLook w:val="0000" w:firstRow="0" w:lastRow="0" w:firstColumn="0" w:lastColumn="0" w:noHBand="0" w:noVBand="0"/>
       </w:tblPr>
       <w:tblGrid>
         <w:gridCol w:w="9412"/>
@@ -7570,7 +7570,7 @@
       <w:pPr>
         <w:pStyle w:val="Heading2"/>
       </w:pPr>
-      <w:bookmarkStart w:id="19" w:name="_Toc240976132"/>
+      <w:bookmarkStart w:id="19" w:name="_Toc241491072"/>
       <w:r>
         <w:t>8.1 Sign in</w:t>
       </w:r>
@@ -7633,7 +7633,7 @@
           <w:left w:w="10" w:type="dxa"/>
           <w:right w:w="10" w:type="dxa"/>
         </w:tblCellMar>
-        <w:tblLook w:val="04A0" w:firstRow="1" w:lastRow="0" w:firstColumn="1" w:lastColumn="0" w:noHBand="0" w:noVBand="1"/>
+        <w:tblLook w:val="0000" w:firstRow="0" w:lastRow="0" w:firstColumn="0" w:lastColumn="0" w:noHBand="0" w:noVBand="0"/>
       </w:tblPr>
       <w:tblGrid>
         <w:gridCol w:w="1882"/>
@@ -8083,7 +8083,7 @@
       <w:pPr>
         <w:pStyle w:val="Heading2"/>
       </w:pPr>
-      <w:bookmarkStart w:id="20" w:name="_Toc240976133"/>
+      <w:bookmarkStart w:id="20" w:name="_Toc241491073"/>
       <w:r>
         <w:t>8.2 The header and menu bar (every screen)</w:t>
       </w:r>
@@ -8146,7 +8146,7 @@
           <w:left w:w="10" w:type="dxa"/>
           <w:right w:w="10" w:type="dxa"/>
         </w:tblCellMar>
-        <w:tblLook w:val="04A0" w:firstRow="1" w:lastRow="0" w:firstColumn="1" w:lastColumn="0" w:noHBand="0" w:noVBand="1"/>
+        <w:tblLook w:val="0000" w:firstRow="0" w:lastRow="0" w:firstColumn="0" w:lastColumn="0" w:noHBand="0" w:noVBand="0"/>
       </w:tblPr>
       <w:tblGrid>
         <w:gridCol w:w="1882"/>
@@ -8807,7 +8807,7 @@
       <w:pPr>
         <w:pStyle w:val="Heading2"/>
       </w:pPr>
-      <w:bookmarkStart w:id="21" w:name="_Toc240976134"/>
+      <w:bookmarkStart w:id="21" w:name="_Toc241491074"/>
       <w:r>
         <w:t>8.3 Change Password</w:t>
       </w:r>
@@ -8870,7 +8870,7 @@
           <w:left w:w="10" w:type="dxa"/>
           <w:right w:w="10" w:type="dxa"/>
         </w:tblCellMar>
-        <w:tblLook w:val="04A0" w:firstRow="1" w:lastRow="0" w:firstColumn="1" w:lastColumn="0" w:noHBand="0" w:noVBand="1"/>
+        <w:tblLook w:val="0000" w:firstRow="0" w:lastRow="0" w:firstColumn="0" w:lastColumn="0" w:noHBand="0" w:noVBand="0"/>
       </w:tblPr>
       <w:tblGrid>
         <w:gridCol w:w="1882"/>
@@ -9427,7 +9427,7 @@
       <w:pPr>
         <w:pStyle w:val="Heading2"/>
       </w:pPr>
-      <w:bookmarkStart w:id="22" w:name="_Toc240976135"/>
+      <w:bookmarkStart w:id="22" w:name="_Toc241491075"/>
       <w:r>
         <w:t>8.4 KII / Document Dashboard</w:t>
       </w:r>
@@ -9490,7 +9490,7 @@
           <w:left w:w="10" w:type="dxa"/>
           <w:right w:w="10" w:type="dxa"/>
         </w:tblCellMar>
-        <w:tblLook w:val="04A0" w:firstRow="1" w:lastRow="0" w:firstColumn="1" w:lastColumn="0" w:noHBand="0" w:noVBand="1"/>
+        <w:tblLook w:val="0000" w:firstRow="0" w:lastRow="0" w:firstColumn="0" w:lastColumn="0" w:noHBand="0" w:noVBand="0"/>
       </w:tblPr>
       <w:tblGrid>
         <w:gridCol w:w="1882"/>
@@ -9837,7 +9837,7 @@
       <w:pPr>
         <w:pStyle w:val="Heading2"/>
       </w:pPr>
-      <w:bookmarkStart w:id="23" w:name="_Toc240976136"/>
+      <w:bookmarkStart w:id="23" w:name="_Toc241491076"/>
       <w:r>
         <w:lastRenderedPageBreak/>
         <w:t>8.5 Interview sheet (verifying a locked profile)</w:t>
@@ -9901,7 +9901,7 @@
           <w:left w:w="10" w:type="dxa"/>
           <w:right w:w="10" w:type="dxa"/>
         </w:tblCellMar>
-        <w:tblLook w:val="04A0" w:firstRow="1" w:lastRow="0" w:firstColumn="1" w:lastColumn="0" w:noHBand="0" w:noVBand="1"/>
+        <w:tblLook w:val="0000" w:firstRow="0" w:lastRow="0" w:firstColumn="0" w:lastColumn="0" w:noHBand="0" w:noVBand="0"/>
       </w:tblPr>
       <w:tblGrid>
         <w:gridCol w:w="1882"/>
@@ -10878,7 +10878,7 @@
       <w:pPr>
         <w:pStyle w:val="Heading2"/>
       </w:pPr>
-      <w:bookmarkStart w:id="24" w:name="_Toc240976137"/>
+      <w:bookmarkStart w:id="24" w:name="_Toc241491077"/>
       <w:r>
         <w:t>8.6 KII Register</w:t>
       </w:r>
@@ -10941,7 +10941,7 @@
           <w:left w:w="10" w:type="dxa"/>
           <w:right w:w="10" w:type="dxa"/>
         </w:tblCellMar>
-        <w:tblLook w:val="04A0" w:firstRow="1" w:lastRow="0" w:firstColumn="1" w:lastColumn="0" w:noHBand="0" w:noVBand="1"/>
+        <w:tblLook w:val="0000" w:firstRow="0" w:lastRow="0" w:firstColumn="0" w:lastColumn="0" w:noHBand="0" w:noVBand="0"/>
       </w:tblPr>
       <w:tblGrid>
         <w:gridCol w:w="1882"/>
@@ -11499,7 +11499,7 @@
       <w:pPr>
         <w:pStyle w:val="Heading2"/>
       </w:pPr>
-      <w:bookmarkStart w:id="25" w:name="_Toc240976138"/>
+      <w:bookmarkStart w:id="25" w:name="_Toc241491078"/>
       <w:r>
         <w:t>8.7 New KII Record</w:t>
       </w:r>
@@ -11562,7 +11562,7 @@
           <w:left w:w="10" w:type="dxa"/>
           <w:right w:w="10" w:type="dxa"/>
         </w:tblCellMar>
-        <w:tblLook w:val="04A0" w:firstRow="1" w:lastRow="0" w:firstColumn="1" w:lastColumn="0" w:noHBand="0" w:noVBand="1"/>
+        <w:tblLook w:val="0000" w:firstRow="0" w:lastRow="0" w:firstColumn="0" w:lastColumn="0" w:noHBand="0" w:noVBand="0"/>
       </w:tblPr>
       <w:tblGrid>
         <w:gridCol w:w="1882"/>
@@ -11909,7 +11909,7 @@
       <w:pPr>
         <w:pStyle w:val="Heading2"/>
       </w:pPr>
-      <w:bookmarkStart w:id="26" w:name="_Toc240976139"/>
+      <w:bookmarkStart w:id="26" w:name="_Toc241491079"/>
       <w:r>
         <w:t>8.8 KII record</w:t>
       </w:r>
@@ -11972,7 +11972,7 @@
           <w:left w:w="10" w:type="dxa"/>
           <w:right w:w="10" w:type="dxa"/>
         </w:tblCellMar>
-        <w:tblLook w:val="04A0" w:firstRow="1" w:lastRow="0" w:firstColumn="1" w:lastColumn="0" w:noHBand="0" w:noVBand="1"/>
+        <w:tblLook w:val="0000" w:firstRow="0" w:lastRow="0" w:firstColumn="0" w:lastColumn="0" w:noHBand="0" w:noVBand="0"/>
       </w:tblPr>
       <w:tblGrid>
         <w:gridCol w:w="1882"/>
@@ -12950,7 +12950,7 @@
       <w:pPr>
         <w:pStyle w:val="Heading2"/>
       </w:pPr>
-      <w:bookmarkStart w:id="27" w:name="_Toc240976140"/>
+      <w:bookmarkStart w:id="27" w:name="_Toc241491080"/>
       <w:r>
         <w:t>8.9 Completed forms (Form PDFs)</w:t>
       </w:r>
@@ -13013,7 +13013,7 @@
           <w:left w:w="10" w:type="dxa"/>
           <w:right w:w="10" w:type="dxa"/>
         </w:tblCellMar>
-        <w:tblLook w:val="04A0" w:firstRow="1" w:lastRow="0" w:firstColumn="1" w:lastColumn="0" w:noHBand="0" w:noVBand="1"/>
+        <w:tblLook w:val="0000" w:firstRow="0" w:lastRow="0" w:firstColumn="0" w:lastColumn="0" w:noHBand="0" w:noVBand="0"/>
       </w:tblPr>
       <w:tblGrid>
         <w:gridCol w:w="1882"/>
@@ -13832,7 +13832,7 @@
         <w:sz w:val="16"/>
         <w:szCs w:val="16"/>
       </w:rPr>
-      <w:t>Version 1.10 · 22 September 2026</w:t>
+      <w:t>Version 1.11 · 28 September 2026</w:t>
     </w:r>
     <w:r>
       <w:rPr>
@@ -14005,68 +14005,69 @@
 <file path=word/numbering.xml><?xml version="1.0" encoding="utf-8"?>
 <w:numbering xmlns:wpc="http://schemas.microsoft.com/office/word/2010/wordprocessingCanvas" xmlns:cx="http://schemas.microsoft.com/office/drawing/2014/chartex" xmlns:cx1="http://schemas.microsoft.com/office/drawing/2015/9/8/chartex" xmlns:cx2="http://schemas.microsoft.com/office/drawing/2015/10/21/chartex" xmlns:cx3="http://schemas.microsoft.com/office/drawing/2016/5/9/chartex" xmlns:cx4="http://schemas.microsoft.com/office/drawing/2016/5/10/chartex" xmlns:cx5="http://schemas.microsoft.com/office/drawing/2016/5/11/chartex" xmlns:cx6="http://schemas.microsoft.com/office/drawing/2016/5/12/chartex" xmlns:cx7="http://schemas.microsoft.com/office/drawing/2016/5/13/chartex" xmlns:cx8="http://schemas.microsoft.com/office/drawing/2016/5/14/chartex" xmlns:mc="http://schemas.openxmlformats.org/markup-compatibility/2006" xmlns:aink="http://schemas.microsoft.com/office/drawing/2016/ink" xmlns:am3d="http://schemas.microsoft.com/office/drawing/2017/model3d" xmlns:o="urn:schemas-microsoft-com:office:office" xmlns:oel="http://schemas.microsoft.com/office/2019/extlst" xmlns:r="http://schemas.openxmlformats.org/officeDocument/2006/relationships" xmlns:m="http://schemas.openxmlformats.org/officeDocument/2006/math" xmlns:v="urn:schemas-microsoft-com:vml" xmlns:wp14="http://schemas.microsoft.com/office/word/2010/wordprocessingDrawing" xmlns:wp="http://schemas.openxmlformats.org/drawingml/2006/wordprocessingDrawing" xmlns:w10="urn:schemas-microsoft-com:office:word" xmlns:w="http://schemas.openxmlformats.org/wordprocessingml/2006/main" xmlns:w14="http://schemas.microsoft.com/office/word/2010/wordml" xmlns:w15="http://schemas.microsoft.com/office/word/2012/wordml" xmlns:w16cex="http://schemas.microsoft.com/office/word/2018/wordml/cex" xmlns:w16cid="http://schemas.microsoft.com/office/word/2016/wordml/cid" xmlns:w16="http://schemas.microsoft.com/office/word/2018/wordml" xmlns:w16sdtdh="http://schemas.microsoft.com/office/word/2020/wordml/sdtdatahash" xmlns:w16se="http://schemas.microsoft.com/office/word/2015/wordml/symex" xmlns:wpg="http://schemas.microsoft.com/office/word/2010/wordprocessingGroup" xmlns:wpi="http://schemas.microsoft.com/office/word/2010/wordprocessingInk" xmlns:wne="http://schemas.microsoft.com/office/word/2006/wordml" xmlns:wps="http://schemas.microsoft.com/office/word/2010/wordprocessingShape" mc:Ignorable="w14 w15 w16se w16cid w16 w16cex w16sdtdh wp14">
   <w:abstractNum w:abstractNumId="0" w15:restartNumberingAfterBreak="0">
-    <w:nsid w:val="02A65B56"/>
+    <w:nsid w:val="0C6C4E22"/>
     <w:multiLevelType w:val="hybridMultilevel"/>
-    <w:tmpl w:val="75281374"/>
-    <w:lvl w:ilvl="0" w:tplc="92AECBF6">
+    <w:tmpl w:val="443C479C"/>
+    <w:lvl w:ilvl="0" w:tplc="A202C63E">
       <w:start w:val="1"/>
-      <w:numFmt w:val="bullet"/>
-      <w:lvlText w:val="•"/>
+      <w:numFmt w:val="decimal"/>
+      <w:lvlText w:val="%1."/>
       <w:lvlJc w:val="left"/>
       <w:pPr>
-        <w:ind w:left="460" w:hanging="280"/>
-      </w:pPr>
+        <w:ind w:left="460" w:hanging="360"/>
+      </w:pPr>
+      <w:rPr>
+        <w:b/>
+        <w:bCs/>
+        <w:color w:val="A67C27"/>
+      </w:rPr>
     </w:lvl>
-    <w:lvl w:ilvl="1" w:tplc="4EEE7B04">
-      <w:start w:val="1"/>
-      <w:numFmt w:val="bullet"/>
-      <w:lvlText w:val="–"/>
-      <w:lvlJc w:val="left"/>
-      <w:pPr>
-        <w:ind w:left="900" w:hanging="280"/>
-      </w:pPr>
-    </w:lvl>
-    <w:lvl w:ilvl="2" w:tplc="CA9E9A54">
+    <w:lvl w:ilvl="1" w:tplc="E9FAA6EE">
       <w:numFmt w:val="decimal"/>
       <w:lvlText w:val=""/>
       <w:lvlJc w:val="left"/>
     </w:lvl>
-    <w:lvl w:ilvl="3" w:tplc="04C08718">
+    <w:lvl w:ilvl="2" w:tplc="8B6C2512">
       <w:numFmt w:val="decimal"/>
       <w:lvlText w:val=""/>
       <w:lvlJc w:val="left"/>
     </w:lvl>
-    <w:lvl w:ilvl="4" w:tplc="2CAC3508">
+    <w:lvl w:ilvl="3" w:tplc="A48874D6">
       <w:numFmt w:val="decimal"/>
       <w:lvlText w:val=""/>
       <w:lvlJc w:val="left"/>
     </w:lvl>
-    <w:lvl w:ilvl="5" w:tplc="03320B00">
+    <w:lvl w:ilvl="4" w:tplc="D144C7F6">
       <w:numFmt w:val="decimal"/>
       <w:lvlText w:val=""/>
       <w:lvlJc w:val="left"/>
     </w:lvl>
-    <w:lvl w:ilvl="6" w:tplc="3C2009F4">
+    <w:lvl w:ilvl="5" w:tplc="DB669A78">
       <w:numFmt w:val="decimal"/>
       <w:lvlText w:val=""/>
       <w:lvlJc w:val="left"/>
     </w:lvl>
-    <w:lvl w:ilvl="7" w:tplc="1F8C8EFA">
+    <w:lvl w:ilvl="6" w:tplc="8898CC48">
       <w:numFmt w:val="decimal"/>
       <w:lvlText w:val=""/>
       <w:lvlJc w:val="left"/>
     </w:lvl>
-    <w:lvl w:ilvl="8" w:tplc="7FDEDC14">
+    <w:lvl w:ilvl="7" w:tplc="6E201E62">
+      <w:numFmt w:val="decimal"/>
+      <w:lvlText w:val=""/>
+      <w:lvlJc w:val="left"/>
+    </w:lvl>
+    <w:lvl w:ilvl="8" w:tplc="082E21B2">
       <w:numFmt w:val="decimal"/>
       <w:lvlText w:val=""/>
       <w:lvlJc w:val="left"/>
     </w:lvl>
   </w:abstractNum>
   <w:abstractNum w:abstractNumId="1" w15:restartNumberingAfterBreak="0">
-    <w:nsid w:val="03C36C3E"/>
+    <w:nsid w:val="1095601C"/>
     <w:multiLevelType w:val="hybridMultilevel"/>
-    <w:tmpl w:val="8E20CFDC"/>
-    <w:lvl w:ilvl="0" w:tplc="DBA844D0">
+    <w:tmpl w:val="B7E08ED8"/>
+    <w:lvl w:ilvl="0" w:tplc="9B1AABEA">
       <w:start w:val="1"/>
       <w:numFmt w:val="decimal"/>
       <w:lvlText w:val="%1."/>
@@ -14080,138 +14081,52 @@
         <w:color w:val="A67C27"/>
       </w:rPr>
     </w:lvl>
-    <w:lvl w:ilvl="1" w:tplc="5CF6D014">
+    <w:lvl w:ilvl="1" w:tplc="D1F4F978">
       <w:numFmt w:val="decimal"/>
       <w:lvlText w:val=""/>
       <w:lvlJc w:val="left"/>
     </w:lvl>
-    <w:lvl w:ilvl="2" w:tplc="1B0017A6">
+    <w:lvl w:ilvl="2" w:tplc="25A6DD9C">
       <w:numFmt w:val="decimal"/>
       <w:lvlText w:val=""/>
       <w:lvlJc w:val="left"/>
     </w:lvl>
-    <w:lvl w:ilvl="3" w:tplc="C2CA6070">
+    <w:lvl w:ilvl="3" w:tplc="3FACF860">
       <w:numFmt w:val="decimal"/>
       <w:lvlText w:val=""/>
       <w:lvlJc w:val="left"/>
     </w:lvl>
-    <w:lvl w:ilvl="4" w:tplc="1960C488">
+    <w:lvl w:ilvl="4" w:tplc="2AD2068C">
       <w:numFmt w:val="decimal"/>
       <w:lvlText w:val=""/>
       <w:lvlJc w:val="left"/>
     </w:lvl>
-    <w:lvl w:ilvl="5" w:tplc="0DFCEF8C">
+    <w:lvl w:ilvl="5" w:tplc="67F0E416">
       <w:numFmt w:val="decimal"/>
       <w:lvlText w:val=""/>
       <w:lvlJc w:val="left"/>
     </w:lvl>
-    <w:lvl w:ilvl="6" w:tplc="76EE1FD8">
+    <w:lvl w:ilvl="6" w:tplc="E5185674">
       <w:numFmt w:val="decimal"/>
       <w:lvlText w:val=""/>
       <w:lvlJc w:val="left"/>
     </w:lvl>
-    <w:lvl w:ilvl="7" w:tplc="E532424A">
+    <w:lvl w:ilvl="7" w:tplc="002256CA">
       <w:numFmt w:val="decimal"/>
       <w:lvlText w:val=""/>
       <w:lvlJc w:val="left"/>
     </w:lvl>
-    <w:lvl w:ilvl="8" w:tplc="946A384A">
+    <w:lvl w:ilvl="8" w:tplc="10D288D6">
       <w:numFmt w:val="decimal"/>
       <w:lvlText w:val=""/>
       <w:lvlJc w:val="left"/>
     </w:lvl>
   </w:abstractNum>
   <w:abstractNum w:abstractNumId="2" w15:restartNumberingAfterBreak="0">
-    <w:nsid w:val="092B7238"/>
+    <w:nsid w:val="17A418BF"/>
     <w:multiLevelType w:val="hybridMultilevel"/>
-    <w:tmpl w:val="5AEED07E"/>
-    <w:lvl w:ilvl="0" w:tplc="ECF03D3E">
-      <w:start w:val="1"/>
-      <w:numFmt w:val="bullet"/>
-      <w:lvlText w:val="●"/>
-      <w:lvlJc w:val="left"/>
-      <w:pPr>
-        <w:ind w:left="720" w:hanging="360"/>
-      </w:pPr>
-    </w:lvl>
-    <w:lvl w:ilvl="1" w:tplc="D3DE6446">
-      <w:start w:val="1"/>
-      <w:numFmt w:val="bullet"/>
-      <w:lvlText w:val="○"/>
-      <w:lvlJc w:val="left"/>
-      <w:pPr>
-        <w:ind w:left="1440" w:hanging="360"/>
-      </w:pPr>
-    </w:lvl>
-    <w:lvl w:ilvl="2" w:tplc="4D507E16">
-      <w:start w:val="1"/>
-      <w:numFmt w:val="bullet"/>
-      <w:lvlText w:val="■"/>
-      <w:lvlJc w:val="left"/>
-      <w:pPr>
-        <w:ind w:left="2160" w:hanging="360"/>
-      </w:pPr>
-    </w:lvl>
-    <w:lvl w:ilvl="3" w:tplc="A29843E0">
-      <w:start w:val="1"/>
-      <w:numFmt w:val="bullet"/>
-      <w:lvlText w:val="●"/>
-      <w:lvlJc w:val="left"/>
-      <w:pPr>
-        <w:ind w:left="2880" w:hanging="360"/>
-      </w:pPr>
-    </w:lvl>
-    <w:lvl w:ilvl="4" w:tplc="6A825F40">
-      <w:start w:val="1"/>
-      <w:numFmt w:val="bullet"/>
-      <w:lvlText w:val="○"/>
-      <w:lvlJc w:val="left"/>
-      <w:pPr>
-        <w:ind w:left="3600" w:hanging="360"/>
-      </w:pPr>
-    </w:lvl>
-    <w:lvl w:ilvl="5" w:tplc="88FEF4CA">
-      <w:start w:val="1"/>
-      <w:numFmt w:val="bullet"/>
-      <w:lvlText w:val="■"/>
-      <w:lvlJc w:val="left"/>
-      <w:pPr>
-        <w:ind w:left="4320" w:hanging="360"/>
-      </w:pPr>
-    </w:lvl>
-    <w:lvl w:ilvl="6" w:tplc="AA8C3CE4">
-      <w:start w:val="1"/>
-      <w:numFmt w:val="bullet"/>
-      <w:lvlText w:val="●"/>
-      <w:lvlJc w:val="left"/>
-      <w:pPr>
-        <w:ind w:left="5040" w:hanging="360"/>
-      </w:pPr>
-    </w:lvl>
-    <w:lvl w:ilvl="7" w:tplc="8B8CF448">
-      <w:start w:val="1"/>
-      <w:numFmt w:val="bullet"/>
-      <w:lvlText w:val="●"/>
-      <w:lvlJc w:val="left"/>
-      <w:pPr>
-        <w:ind w:left="5760" w:hanging="360"/>
-      </w:pPr>
-    </w:lvl>
-    <w:lvl w:ilvl="8" w:tplc="24808406">
-      <w:start w:val="1"/>
-      <w:numFmt w:val="bullet"/>
-      <w:lvlText w:val="●"/>
-      <w:lvlJc w:val="left"/>
-      <w:pPr>
-        <w:ind w:left="6480" w:hanging="360"/>
-      </w:pPr>
-    </w:lvl>
-  </w:abstractNum>
-  <w:abstractNum w:abstractNumId="3" w15:restartNumberingAfterBreak="0">
-    <w:nsid w:val="0C4C71A5"/>
-    <w:multiLevelType w:val="hybridMultilevel"/>
-    <w:tmpl w:val="2528CF78"/>
-    <w:lvl w:ilvl="0" w:tplc="EA58D392">
+    <w:tmpl w:val="31A86C40"/>
+    <w:lvl w:ilvl="0" w:tplc="6D5851E2">
       <w:start w:val="1"/>
       <w:numFmt w:val="decimal"/>
       <w:lvlText w:val="%1."/>
@@ -14225,52 +14140,111 @@
         <w:color w:val="A67C27"/>
       </w:rPr>
     </w:lvl>
-    <w:lvl w:ilvl="1" w:tplc="41E8F3B2">
+    <w:lvl w:ilvl="1" w:tplc="B010D944">
       <w:numFmt w:val="decimal"/>
       <w:lvlText w:val=""/>
       <w:lvlJc w:val="left"/>
     </w:lvl>
-    <w:lvl w:ilvl="2" w:tplc="A848442E">
+    <w:lvl w:ilvl="2" w:tplc="86D28A16">
       <w:numFmt w:val="decimal"/>
       <w:lvlText w:val=""/>
       <w:lvlJc w:val="left"/>
     </w:lvl>
-    <w:lvl w:ilvl="3" w:tplc="1B4C8FB2">
+    <w:lvl w:ilvl="3" w:tplc="ED30D69A">
       <w:numFmt w:val="decimal"/>
       <w:lvlText w:val=""/>
       <w:lvlJc w:val="left"/>
     </w:lvl>
-    <w:lvl w:ilvl="4" w:tplc="1842DD9C">
+    <w:lvl w:ilvl="4" w:tplc="72A6C57E">
       <w:numFmt w:val="decimal"/>
       <w:lvlText w:val=""/>
       <w:lvlJc w:val="left"/>
     </w:lvl>
-    <w:lvl w:ilvl="5" w:tplc="68805080">
+    <w:lvl w:ilvl="5" w:tplc="23D654C6">
       <w:numFmt w:val="decimal"/>
       <w:lvlText w:val=""/>
       <w:lvlJc w:val="left"/>
     </w:lvl>
-    <w:lvl w:ilvl="6" w:tplc="D750BCEC">
+    <w:lvl w:ilvl="6" w:tplc="BB86AA54">
       <w:numFmt w:val="decimal"/>
       <w:lvlText w:val=""/>
       <w:lvlJc w:val="left"/>
     </w:lvl>
-    <w:lvl w:ilvl="7" w:tplc="1CDC8494">
+    <w:lvl w:ilvl="7" w:tplc="E60293E2">
       <w:numFmt w:val="decimal"/>
       <w:lvlText w:val=""/>
       <w:lvlJc w:val="left"/>
     </w:lvl>
-    <w:lvl w:ilvl="8" w:tplc="B08EBA1C">
+    <w:lvl w:ilvl="8" w:tplc="CC36ED9C">
+      <w:numFmt w:val="decimal"/>
+      <w:lvlText w:val=""/>
+      <w:lvlJc w:val="left"/>
+    </w:lvl>
+  </w:abstractNum>
+  <w:abstractNum w:abstractNumId="3" w15:restartNumberingAfterBreak="0">
+    <w:nsid w:val="192307CF"/>
+    <w:multiLevelType w:val="hybridMultilevel"/>
+    <w:tmpl w:val="913C3BDA"/>
+    <w:lvl w:ilvl="0" w:tplc="6FAC924A">
+      <w:start w:val="1"/>
+      <w:numFmt w:val="decimal"/>
+      <w:lvlText w:val="%1."/>
+      <w:lvlJc w:val="left"/>
+      <w:pPr>
+        <w:ind w:left="460" w:hanging="360"/>
+      </w:pPr>
+      <w:rPr>
+        <w:b/>
+        <w:bCs/>
+        <w:color w:val="A67C27"/>
+      </w:rPr>
+    </w:lvl>
+    <w:lvl w:ilvl="1" w:tplc="AE72C284">
+      <w:numFmt w:val="decimal"/>
+      <w:lvlText w:val=""/>
+      <w:lvlJc w:val="left"/>
+    </w:lvl>
+    <w:lvl w:ilvl="2" w:tplc="C562CA7E">
+      <w:numFmt w:val="decimal"/>
+      <w:lvlText w:val=""/>
+      <w:lvlJc w:val="left"/>
+    </w:lvl>
+    <w:lvl w:ilvl="3" w:tplc="C2DAA1FA">
+      <w:numFmt w:val="decimal"/>
+      <w:lvlText w:val=""/>
+      <w:lvlJc w:val="left"/>
+    </w:lvl>
+    <w:lvl w:ilvl="4" w:tplc="93720B76">
+      <w:numFmt w:val="decimal"/>
+      <w:lvlText w:val=""/>
+      <w:lvlJc w:val="left"/>
+    </w:lvl>
+    <w:lvl w:ilvl="5" w:tplc="F4B448D6">
+      <w:numFmt w:val="decimal"/>
+      <w:lvlText w:val=""/>
+      <w:lvlJc w:val="left"/>
+    </w:lvl>
+    <w:lvl w:ilvl="6" w:tplc="D0F861A0">
+      <w:numFmt w:val="decimal"/>
+      <w:lvlText w:val=""/>
+      <w:lvlJc w:val="left"/>
+    </w:lvl>
+    <w:lvl w:ilvl="7" w:tplc="929E20F4">
+      <w:numFmt w:val="decimal"/>
+      <w:lvlText w:val=""/>
+      <w:lvlJc w:val="left"/>
+    </w:lvl>
+    <w:lvl w:ilvl="8" w:tplc="94228A3E">
       <w:numFmt w:val="decimal"/>
       <w:lvlText w:val=""/>
       <w:lvlJc w:val="left"/>
     </w:lvl>
   </w:abstractNum>
   <w:abstractNum w:abstractNumId="4" w15:restartNumberingAfterBreak="0">
-    <w:nsid w:val="3B5E4573"/>
+    <w:nsid w:val="29BD7CCC"/>
     <w:multiLevelType w:val="hybridMultilevel"/>
-    <w:tmpl w:val="2D50C8BC"/>
-    <w:lvl w:ilvl="0" w:tplc="7EE0FEB2">
+    <w:tmpl w:val="C856FF0A"/>
+    <w:lvl w:ilvl="0" w:tplc="D6B4416C">
       <w:start w:val="1"/>
       <w:numFmt w:val="decimal"/>
       <w:lvlText w:val="%1."/>
@@ -14284,52 +14258,52 @@
         <w:color w:val="A67C27"/>
       </w:rPr>
     </w:lvl>
-    <w:lvl w:ilvl="1" w:tplc="9822C84E">
+    <w:lvl w:ilvl="1" w:tplc="47864AA4">
       <w:numFmt w:val="decimal"/>
       <w:lvlText w:val=""/>
       <w:lvlJc w:val="left"/>
     </w:lvl>
-    <w:lvl w:ilvl="2" w:tplc="E0666D6C">
+    <w:lvl w:ilvl="2" w:tplc="D2BC3490">
       <w:numFmt w:val="decimal"/>
       <w:lvlText w:val=""/>
       <w:lvlJc w:val="left"/>
     </w:lvl>
-    <w:lvl w:ilvl="3" w:tplc="544E94F8">
+    <w:lvl w:ilvl="3" w:tplc="D88AB5D2">
       <w:numFmt w:val="decimal"/>
       <w:lvlText w:val=""/>
       <w:lvlJc w:val="left"/>
     </w:lvl>
-    <w:lvl w:ilvl="4" w:tplc="9B6033CC">
+    <w:lvl w:ilvl="4" w:tplc="BE765BD8">
       <w:numFmt w:val="decimal"/>
       <w:lvlText w:val=""/>
       <w:lvlJc w:val="left"/>
     </w:lvl>
-    <w:lvl w:ilvl="5" w:tplc="69F45370">
+    <w:lvl w:ilvl="5" w:tplc="DF067CE0">
       <w:numFmt w:val="decimal"/>
       <w:lvlText w:val=""/>
       <w:lvlJc w:val="left"/>
     </w:lvl>
-    <w:lvl w:ilvl="6" w:tplc="482C2278">
+    <w:lvl w:ilvl="6" w:tplc="1B0E4100">
       <w:numFmt w:val="decimal"/>
       <w:lvlText w:val=""/>
       <w:lvlJc w:val="left"/>
     </w:lvl>
-    <w:lvl w:ilvl="7" w:tplc="B2BEA44E">
+    <w:lvl w:ilvl="7" w:tplc="E716F394">
       <w:numFmt w:val="decimal"/>
       <w:lvlText w:val=""/>
       <w:lvlJc w:val="left"/>
     </w:lvl>
-    <w:lvl w:ilvl="8" w:tplc="D26C3604">
+    <w:lvl w:ilvl="8" w:tplc="0A1C3562">
       <w:numFmt w:val="decimal"/>
       <w:lvlText w:val=""/>
       <w:lvlJc w:val="left"/>
     </w:lvl>
   </w:abstractNum>
   <w:abstractNum w:abstractNumId="5" w15:restartNumberingAfterBreak="0">
-    <w:nsid w:val="5F0058D1"/>
+    <w:nsid w:val="2DF1439E"/>
     <w:multiLevelType w:val="hybridMultilevel"/>
-    <w:tmpl w:val="0D025720"/>
-    <w:lvl w:ilvl="0" w:tplc="EBD0139A">
+    <w:tmpl w:val="9E48CBC0"/>
+    <w:lvl w:ilvl="0" w:tplc="433EF580">
       <w:start w:val="1"/>
       <w:numFmt w:val="decimal"/>
       <w:lvlText w:val="%1."/>
@@ -14343,52 +14317,138 @@
         <w:color w:val="A67C27"/>
       </w:rPr>
     </w:lvl>
-    <w:lvl w:ilvl="1" w:tplc="572246B0">
+    <w:lvl w:ilvl="1" w:tplc="D03291A8">
       <w:numFmt w:val="decimal"/>
       <w:lvlText w:val=""/>
       <w:lvlJc w:val="left"/>
     </w:lvl>
-    <w:lvl w:ilvl="2" w:tplc="408458D8">
+    <w:lvl w:ilvl="2" w:tplc="5E2E727C">
       <w:numFmt w:val="decimal"/>
       <w:lvlText w:val=""/>
       <w:lvlJc w:val="left"/>
     </w:lvl>
-    <w:lvl w:ilvl="3" w:tplc="F2A0A0CA">
+    <w:lvl w:ilvl="3" w:tplc="7C4629C0">
       <w:numFmt w:val="decimal"/>
       <w:lvlText w:val=""/>
       <w:lvlJc w:val="left"/>
     </w:lvl>
-    <w:lvl w:ilvl="4" w:tplc="E1366124">
+    <w:lvl w:ilvl="4" w:tplc="11B8398C">
       <w:numFmt w:val="decimal"/>
       <w:lvlText w:val=""/>
       <w:lvlJc w:val="left"/>
     </w:lvl>
-    <w:lvl w:ilvl="5" w:tplc="0ADAB444">
+    <w:lvl w:ilvl="5" w:tplc="1540826A">
       <w:numFmt w:val="decimal"/>
       <w:lvlText w:val=""/>
       <w:lvlJc w:val="left"/>
     </w:lvl>
-    <w:lvl w:ilvl="6" w:tplc="00F05238">
+    <w:lvl w:ilvl="6" w:tplc="A5FC2E42">
       <w:numFmt w:val="decimal"/>
       <w:lvlText w:val=""/>
       <w:lvlJc w:val="left"/>
     </w:lvl>
-    <w:lvl w:ilvl="7" w:tplc="B9A2150A">
+    <w:lvl w:ilvl="7" w:tplc="EE5E2F08">
       <w:numFmt w:val="decimal"/>
       <w:lvlText w:val=""/>
       <w:lvlJc w:val="left"/>
     </w:lvl>
-    <w:lvl w:ilvl="8" w:tplc="8A94D920">
+    <w:lvl w:ilvl="8" w:tplc="97621FB6">
       <w:numFmt w:val="decimal"/>
       <w:lvlText w:val=""/>
       <w:lvlJc w:val="left"/>
     </w:lvl>
   </w:abstractNum>
   <w:abstractNum w:abstractNumId="6" w15:restartNumberingAfterBreak="0">
-    <w:nsid w:val="62A17836"/>
+    <w:nsid w:val="2E372F0C"/>
     <w:multiLevelType w:val="hybridMultilevel"/>
-    <w:tmpl w:val="0798A3CA"/>
-    <w:lvl w:ilvl="0" w:tplc="0DA6193E">
+    <w:tmpl w:val="39CE1AC0"/>
+    <w:lvl w:ilvl="0" w:tplc="77EC03D4">
+      <w:start w:val="1"/>
+      <w:numFmt w:val="bullet"/>
+      <w:lvlText w:val="●"/>
+      <w:lvlJc w:val="left"/>
+      <w:pPr>
+        <w:ind w:left="720" w:hanging="360"/>
+      </w:pPr>
+    </w:lvl>
+    <w:lvl w:ilvl="1" w:tplc="245C3BE4">
+      <w:start w:val="1"/>
+      <w:numFmt w:val="bullet"/>
+      <w:lvlText w:val="○"/>
+      <w:lvlJc w:val="left"/>
+      <w:pPr>
+        <w:ind w:left="1440" w:hanging="360"/>
+      </w:pPr>
+    </w:lvl>
+    <w:lvl w:ilvl="2" w:tplc="137E228E">
+      <w:start w:val="1"/>
+      <w:numFmt w:val="bullet"/>
+      <w:lvlText w:val="■"/>
+      <w:lvlJc w:val="left"/>
+      <w:pPr>
+        <w:ind w:left="2160" w:hanging="360"/>
+      </w:pPr>
+    </w:lvl>
+    <w:lvl w:ilvl="3" w:tplc="E3664AD4">
+      <w:start w:val="1"/>
+      <w:numFmt w:val="bullet"/>
+      <w:lvlText w:val="●"/>
+      <w:lvlJc w:val="left"/>
+      <w:pPr>
+        <w:ind w:left="2880" w:hanging="360"/>
+      </w:pPr>
+    </w:lvl>
+    <w:lvl w:ilvl="4" w:tplc="2550DFC6">
+      <w:start w:val="1"/>
+      <w:numFmt w:val="bullet"/>
+      <w:lvlText w:val="○"/>
+      <w:lvlJc w:val="left"/>
+      <w:pPr>
+        <w:ind w:left="3600" w:hanging="360"/>
+      </w:pPr>
+    </w:lvl>
+    <w:lvl w:ilvl="5" w:tplc="4C885EE0">
+      <w:start w:val="1"/>
+      <w:numFmt w:val="bullet"/>
+      <w:lvlText w:val="■"/>
+      <w:lvlJc w:val="left"/>
+      <w:pPr>
+        <w:ind w:left="4320" w:hanging="360"/>
+      </w:pPr>
+    </w:lvl>
+    <w:lvl w:ilvl="6" w:tplc="0C4AB600">
+      <w:start w:val="1"/>
+      <w:numFmt w:val="bullet"/>
+      <w:lvlText w:val="●"/>
+      <w:lvlJc w:val="left"/>
+      <w:pPr>
+        <w:ind w:left="5040" w:hanging="360"/>
+      </w:pPr>
+    </w:lvl>
+    <w:lvl w:ilvl="7" w:tplc="96CEC146">
+      <w:start w:val="1"/>
+      <w:numFmt w:val="bullet"/>
+      <w:lvlText w:val="●"/>
+      <w:lvlJc w:val="left"/>
+      <w:pPr>
+        <w:ind w:left="5760" w:hanging="360"/>
+      </w:pPr>
+    </w:lvl>
+    <w:lvl w:ilvl="8" w:tplc="4EEACE52">
+      <w:start w:val="1"/>
+      <w:numFmt w:val="bullet"/>
+      <w:lvlText w:val="●"/>
+      <w:lvlJc w:val="left"/>
+      <w:pPr>
+        <w:ind w:left="6480" w:hanging="360"/>
+      </w:pPr>
+    </w:lvl>
+  </w:abstractNum>
+  <w:abstractNum w:abstractNumId="7" w15:restartNumberingAfterBreak="0">
+    <w:nsid w:val="3F9C7CDE"/>
+    <w:multiLevelType w:val="hybridMultilevel"/>
+    <w:tmpl w:val="40CC6706"/>
+    <w:lvl w:ilvl="0" w:tplc="E38AE9C8">
       <w:start w:val="1"/>
       <w:numFmt w:val="decimal"/>
       <w:lvlText w:val="%1."/>
@@ -14402,52 +14462,110 @@
         <w:color w:val="A67C27"/>
       </w:rPr>
     </w:lvl>
-    <w:lvl w:ilvl="1" w:tplc="DD8A95D2">
+    <w:lvl w:ilvl="1" w:tplc="5A32A5CE">
       <w:numFmt w:val="decimal"/>
       <w:lvlText w:val=""/>
       <w:lvlJc w:val="left"/>
     </w:lvl>
-    <w:lvl w:ilvl="2" w:tplc="1076EE80">
+    <w:lvl w:ilvl="2" w:tplc="797E6C44">
       <w:numFmt w:val="decimal"/>
       <w:lvlText w:val=""/>
       <w:lvlJc w:val="left"/>
     </w:lvl>
-    <w:lvl w:ilvl="3" w:tplc="4DF4DF74">
+    <w:lvl w:ilvl="3" w:tplc="D44C1832">
       <w:numFmt w:val="decimal"/>
       <w:lvlText w:val=""/>
       <w:lvlJc w:val="left"/>
     </w:lvl>
-    <w:lvl w:ilvl="4" w:tplc="0130FE6A">
+    <w:lvl w:ilvl="4" w:tplc="A9CC92C8">
       <w:numFmt w:val="decimal"/>
       <w:lvlText w:val=""/>
       <w:lvlJc w:val="left"/>
     </w:lvl>
-    <w:lvl w:ilvl="5" w:tplc="DEF2971E">
+    <w:lvl w:ilvl="5" w:tplc="99B64C0A">
       <w:numFmt w:val="decimal"/>
       <w:lvlText w:val=""/>
       <w:lvlJc w:val="left"/>
     </w:lvl>
-    <w:lvl w:ilvl="6" w:tplc="C40EDAE8">
+    <w:lvl w:ilvl="6" w:tplc="69BA7860">
       <w:numFmt w:val="decimal"/>
       <w:lvlText w:val=""/>
       <w:lvlJc w:val="left"/>
     </w:lvl>
-    <w:lvl w:ilvl="7" w:tplc="929E5DB4">
+    <w:lvl w:ilvl="7" w:tplc="82EAE954">
       <w:numFmt w:val="decimal"/>
       <w:lvlText w:val=""/>
       <w:lvlJc w:val="left"/>
     </w:lvl>
-    <w:lvl w:ilvl="8" w:tplc="1C1EF94A">
+    <w:lvl w:ilvl="8" w:tplc="CA2ED0A8">
       <w:numFmt w:val="decimal"/>
       <w:lvlText w:val=""/>
       <w:lvlJc w:val="left"/>
     </w:lvl>
   </w:abstractNum>
-  <w:abstractNum w:abstractNumId="7" w15:restartNumberingAfterBreak="0">
-    <w:nsid w:val="63A16426"/>
+  <w:abstractNum w:abstractNumId="8" w15:restartNumberingAfterBreak="0">
+    <w:nsid w:val="58057A05"/>
     <w:multiLevelType w:val="hybridMultilevel"/>
-    <w:tmpl w:val="ACF6F3EE"/>
-    <w:lvl w:ilvl="0" w:tplc="AEE62FF4">
+    <w:tmpl w:val="C1989702"/>
+    <w:lvl w:ilvl="0" w:tplc="AE8253B2">
+      <w:start w:val="1"/>
+      <w:numFmt w:val="bullet"/>
+      <w:lvlText w:val="•"/>
+      <w:lvlJc w:val="left"/>
+      <w:pPr>
+        <w:ind w:left="460" w:hanging="280"/>
+      </w:pPr>
+    </w:lvl>
+    <w:lvl w:ilvl="1" w:tplc="525E5F04">
+      <w:start w:val="1"/>
+      <w:numFmt w:val="bullet"/>
+      <w:lvlText w:val="–"/>
+      <w:lvlJc w:val="left"/>
+      <w:pPr>
+        <w:ind w:left="900" w:hanging="280"/>
+      </w:pPr>
+    </w:lvl>
+    <w:lvl w:ilvl="2" w:tplc="ACCCC3BC">
+      <w:numFmt w:val="decimal"/>
+      <w:lvlText w:val=""/>
+      <w:lvlJc w:val="left"/>
+    </w:lvl>
+    <w:lvl w:ilvl="3" w:tplc="A4946D40">
+      <w:numFmt w:val="decimal"/>
+      <w:lvlText w:val=""/>
+      <w:lvlJc w:val="left"/>
+    </w:lvl>
+    <w:lvl w:ilvl="4" w:tplc="D316A2D8">
+      <w:numFmt w:val="decimal"/>
+      <w:lvlText w:val=""/>
+      <w:lvlJc w:val="left"/>
+    </w:lvl>
+    <w:lvl w:ilvl="5" w:tplc="E904D068">
+      <w:numFmt w:val="decimal"/>
+      <w:lvlText w:val=""/>
+      <w:lvlJc w:val="left"/>
+    </w:lvl>
+    <w:lvl w:ilvl="6" w:tplc="A0B02C0E">
+      <w:numFmt w:val="decimal"/>
+      <w:lvlText w:val=""/>
+      <w:lvlJc w:val="left"/>
+    </w:lvl>
+    <w:lvl w:ilvl="7" w:tplc="7A8A72A2">
+      <w:numFmt w:val="decimal"/>
+      <w:lvlText w:val=""/>
+      <w:lvlJc w:val="left"/>
+    </w:lvl>
+    <w:lvl w:ilvl="8" w:tplc="46940508">
+      <w:numFmt w:val="decimal"/>
+      <w:lvlText w:val=""/>
+      <w:lvlJc w:val="left"/>
+    </w:lvl>
+  </w:abstractNum>
+  <w:abstractNum w:abstractNumId="9" w15:restartNumberingAfterBreak="0">
+    <w:nsid w:val="5AD90171"/>
+    <w:multiLevelType w:val="hybridMultilevel"/>
+    <w:tmpl w:val="F9BE9990"/>
+    <w:lvl w:ilvl="0" w:tplc="C8D2D314">
       <w:start w:val="1"/>
       <w:numFmt w:val="decimal"/>
       <w:lvlText w:val="%1."/>
@@ -14461,221 +14579,103 @@
         <w:color w:val="A67C27"/>
       </w:rPr>
     </w:lvl>
-    <w:lvl w:ilvl="1" w:tplc="2E8657E0">
+    <w:lvl w:ilvl="1" w:tplc="4A0048EA">
       <w:numFmt w:val="decimal"/>
       <w:lvlText w:val=""/>
       <w:lvlJc w:val="left"/>
     </w:lvl>
-    <w:lvl w:ilvl="2" w:tplc="C478C68E">
+    <w:lvl w:ilvl="2" w:tplc="C5386770">
       <w:numFmt w:val="decimal"/>
       <w:lvlText w:val=""/>
       <w:lvlJc w:val="left"/>
     </w:lvl>
-    <w:lvl w:ilvl="3" w:tplc="C3E023E4">
+    <w:lvl w:ilvl="3" w:tplc="9744B876">
       <w:numFmt w:val="decimal"/>
       <w:lvlText w:val=""/>
       <w:lvlJc w:val="left"/>
     </w:lvl>
-    <w:lvl w:ilvl="4" w:tplc="27646C3C">
+    <w:lvl w:ilvl="4" w:tplc="03ECBC14">
       <w:numFmt w:val="decimal"/>
       <w:lvlText w:val=""/>
       <w:lvlJc w:val="left"/>
     </w:lvl>
-    <w:lvl w:ilvl="5" w:tplc="B5B67926">
+    <w:lvl w:ilvl="5" w:tplc="F3521F52">
       <w:numFmt w:val="decimal"/>
       <w:lvlText w:val=""/>
       <w:lvlJc w:val="left"/>
     </w:lvl>
-    <w:lvl w:ilvl="6" w:tplc="219CA3AC">
+    <w:lvl w:ilvl="6" w:tplc="03C614D8">
       <w:numFmt w:val="decimal"/>
       <w:lvlText w:val=""/>
       <w:lvlJc w:val="left"/>
     </w:lvl>
-    <w:lvl w:ilvl="7" w:tplc="6B620E22">
+    <w:lvl w:ilvl="7" w:tplc="197AB894">
       <w:numFmt w:val="decimal"/>
       <w:lvlText w:val=""/>
       <w:lvlJc w:val="left"/>
     </w:lvl>
-    <w:lvl w:ilvl="8" w:tplc="8CEA6238">
+    <w:lvl w:ilvl="8" w:tplc="9F6A4956">
       <w:numFmt w:val="decimal"/>
       <w:lvlText w:val=""/>
       <w:lvlJc w:val="left"/>
     </w:lvl>
   </w:abstractNum>
-  <w:abstractNum w:abstractNumId="8" w15:restartNumberingAfterBreak="0">
-    <w:nsid w:val="65D725CE"/>
-    <w:multiLevelType w:val="hybridMultilevel"/>
-    <w:tmpl w:val="F4168C4C"/>
-    <w:lvl w:ilvl="0" w:tplc="AB8EDA80">
-      <w:start w:val="1"/>
-      <w:numFmt w:val="decimal"/>
-      <w:lvlText w:val="%1."/>
-      <w:lvlJc w:val="left"/>
-      <w:pPr>
-        <w:ind w:left="460" w:hanging="360"/>
-      </w:pPr>
-      <w:rPr>
-        <w:b/>
-        <w:bCs/>
-        <w:color w:val="A67C27"/>
-      </w:rPr>
-    </w:lvl>
-    <w:lvl w:ilvl="1" w:tplc="1626FC6E">
-      <w:numFmt w:val="decimal"/>
-      <w:lvlText w:val=""/>
-      <w:lvlJc w:val="left"/>
-    </w:lvl>
-    <w:lvl w:ilvl="2" w:tplc="9E7C62F4">
-      <w:numFmt w:val="decimal"/>
-      <w:lvlText w:val=""/>
-      <w:lvlJc w:val="left"/>
-    </w:lvl>
-    <w:lvl w:ilvl="3" w:tplc="B7ACE5D4">
-      <w:numFmt w:val="decimal"/>
-      <w:lvlText w:val=""/>
-      <w:lvlJc w:val="left"/>
-    </w:lvl>
-    <w:lvl w:ilvl="4" w:tplc="A7782EA2">
-      <w:numFmt w:val="decimal"/>
-      <w:lvlText w:val=""/>
-      <w:lvlJc w:val="left"/>
-    </w:lvl>
-    <w:lvl w:ilvl="5" w:tplc="51FCC0DA">
-      <w:numFmt w:val="decimal"/>
-      <w:lvlText w:val=""/>
-      <w:lvlJc w:val="left"/>
-    </w:lvl>
-    <w:lvl w:ilvl="6" w:tplc="F23EED08">
-      <w:numFmt w:val="decimal"/>
-      <w:lvlText w:val=""/>
-      <w:lvlJc w:val="left"/>
-    </w:lvl>
-    <w:lvl w:ilvl="7" w:tplc="F65CDE8C">
-      <w:numFmt w:val="decimal"/>
-      <w:lvlText w:val=""/>
-      <w:lvlJc w:val="left"/>
-    </w:lvl>
-    <w:lvl w:ilvl="8" w:tplc="20CC72EA">
-      <w:numFmt w:val="decimal"/>
-      <w:lvlText w:val=""/>
-      <w:lvlJc w:val="left"/>
-    </w:lvl>
-  </w:abstractNum>
-  <w:abstractNum w:abstractNumId="9" w15:restartNumberingAfterBreak="0">
-    <w:nsid w:val="7EA83EA4"/>
-    <w:multiLevelType w:val="hybridMultilevel"/>
-    <w:tmpl w:val="AC4C8956"/>
-    <w:lvl w:ilvl="0" w:tplc="2AC06726">
-      <w:start w:val="1"/>
-      <w:numFmt w:val="decimal"/>
-      <w:lvlText w:val="%1."/>
-      <w:lvlJc w:val="left"/>
-      <w:pPr>
-        <w:ind w:left="460" w:hanging="360"/>
-      </w:pPr>
-      <w:rPr>
-        <w:b/>
-        <w:bCs/>
-        <w:color w:val="A67C27"/>
-      </w:rPr>
-    </w:lvl>
-    <w:lvl w:ilvl="1" w:tplc="9BC0BCFE">
-      <w:numFmt w:val="decimal"/>
-      <w:lvlText w:val=""/>
-      <w:lvlJc w:val="left"/>
-    </w:lvl>
-    <w:lvl w:ilvl="2" w:tplc="E7E4D3E6">
-      <w:numFmt w:val="decimal"/>
-      <w:lvlText w:val=""/>
-      <w:lvlJc w:val="left"/>
-    </w:lvl>
-    <w:lvl w:ilvl="3" w:tplc="DF762C82">
-      <w:numFmt w:val="decimal"/>
-      <w:lvlText w:val=""/>
-      <w:lvlJc w:val="left"/>
-    </w:lvl>
-    <w:lvl w:ilvl="4" w:tplc="EBA23678">
-      <w:numFmt w:val="decimal"/>
-      <w:lvlText w:val=""/>
-      <w:lvlJc w:val="left"/>
-    </w:lvl>
-    <w:lvl w:ilvl="5" w:tplc="0A4EB1BA">
-      <w:numFmt w:val="decimal"/>
-      <w:lvlText w:val=""/>
-      <w:lvlJc w:val="left"/>
-    </w:lvl>
-    <w:lvl w:ilvl="6" w:tplc="9D847C56">
-      <w:numFmt w:val="decimal"/>
-      <w:lvlText w:val=""/>
-      <w:lvlJc w:val="left"/>
-    </w:lvl>
-    <w:lvl w:ilvl="7" w:tplc="7430DDD0">
-      <w:numFmt w:val="decimal"/>
-      <w:lvlText w:val=""/>
-      <w:lvlJc w:val="left"/>
-    </w:lvl>
-    <w:lvl w:ilvl="8" w:tplc="F8B4962C">
-      <w:numFmt w:val="decimal"/>
-      <w:lvlText w:val=""/>
-      <w:lvlJc w:val="left"/>
-    </w:lvl>
-  </w:abstractNum>
-  <w:num w:numId="1" w16cid:durableId="1981616776">
+  <w:num w:numId="1" w16cid:durableId="1693192323">
+    <w:abstractNumId w:val="6"/>
+    <w:lvlOverride w:ilvl="0">
+      <w:startOverride w:val="1"/>
+    </w:lvlOverride>
+  </w:num>
+  <w:num w:numId="2" w16cid:durableId="973607062">
+    <w:abstractNumId w:val="8"/>
+    <w:lvlOverride w:ilvl="0">
+      <w:startOverride w:val="1"/>
+    </w:lvlOverride>
+  </w:num>
+  <w:num w:numId="3" w16cid:durableId="1869565090">
+    <w:abstractNumId w:val="3"/>
+    <w:lvlOverride w:ilvl="0">
+      <w:startOverride w:val="1"/>
+    </w:lvlOverride>
+  </w:num>
+  <w:num w:numId="4" w16cid:durableId="1043868157">
+    <w:abstractNumId w:val="0"/>
+    <w:lvlOverride w:ilvl="0">
+      <w:startOverride w:val="1"/>
+    </w:lvlOverride>
+  </w:num>
+  <w:num w:numId="5" w16cid:durableId="856969680">
+    <w:abstractNumId w:val="9"/>
+    <w:lvlOverride w:ilvl="0">
+      <w:startOverride w:val="1"/>
+    </w:lvlOverride>
+  </w:num>
+  <w:num w:numId="6" w16cid:durableId="2086216988">
     <w:abstractNumId w:val="2"/>
     <w:lvlOverride w:ilvl="0">
       <w:startOverride w:val="1"/>
     </w:lvlOverride>
   </w:num>
-  <w:num w:numId="2" w16cid:durableId="919680337">
-    <w:abstractNumId w:val="0"/>
+  <w:num w:numId="7" w16cid:durableId="665476620">
+    <w:abstractNumId w:val="4"/>
     <w:lvlOverride w:ilvl="0">
       <w:startOverride w:val="1"/>
     </w:lvlOverride>
   </w:num>
-  <w:num w:numId="3" w16cid:durableId="1388844428">
-    <w:abstractNumId w:val="9"/>
+  <w:num w:numId="8" w16cid:durableId="1198276508">
+    <w:abstractNumId w:val="7"/>
     <w:lvlOverride w:ilvl="0">
       <w:startOverride w:val="1"/>
     </w:lvlOverride>
   </w:num>
-  <w:num w:numId="4" w16cid:durableId="1100300869">
-    <w:abstractNumId w:val="8"/>
-    <w:lvlOverride w:ilvl="0">
-      <w:startOverride w:val="1"/>
-    </w:lvlOverride>
-  </w:num>
-  <w:num w:numId="5" w16cid:durableId="774520601">
-    <w:abstractNumId w:val="3"/>
-    <w:lvlOverride w:ilvl="0">
-      <w:startOverride w:val="1"/>
-    </w:lvlOverride>
-  </w:num>
-  <w:num w:numId="6" w16cid:durableId="1343823200">
+  <w:num w:numId="9" w16cid:durableId="222522007">
     <w:abstractNumId w:val="5"/>
     <w:lvlOverride w:ilvl="0">
       <w:startOverride w:val="1"/>
     </w:lvlOverride>
   </w:num>
-  <w:num w:numId="7" w16cid:durableId="404230197">
-    <w:abstractNumId w:val="6"/>
-    <w:lvlOverride w:ilvl="0">
-      <w:startOverride w:val="1"/>
-    </w:lvlOverride>
-  </w:num>
-  <w:num w:numId="8" w16cid:durableId="128400454">
-    <w:abstractNumId w:val="7"/>
-    <w:lvlOverride w:ilvl="0">
-      <w:startOverride w:val="1"/>
-    </w:lvlOverride>
-  </w:num>
-  <w:num w:numId="9" w16cid:durableId="20978968">
+  <w:num w:numId="10" w16cid:durableId="1633057050">
     <w:abstractNumId w:val="1"/>
-    <w:lvlOverride w:ilvl="0">
-      <w:startOverride w:val="1"/>
-    </w:lvlOverride>
-  </w:num>
-  <w:num w:numId="10" w16cid:durableId="727073840">
-    <w:abstractNumId w:val="4"/>
     <w:lvlOverride w:ilvl="0">
       <w:startOverride w:val="1"/>
     </w:lvlOverride>
@@ -15300,7 +15300,7 @@
     <w:autoRedefine/>
     <w:uiPriority w:val="39"/>
     <w:unhideWhenUsed/>
-    <w:rsid w:val="00A75A89"/>
+    <w:rsid w:val="00C24289"/>
     <w:pPr>
       <w:spacing w:after="100"/>
     </w:pPr>
@@ -15312,7 +15312,7 @@
     <w:autoRedefine/>
     <w:uiPriority w:val="39"/>
     <w:unhideWhenUsed/>
-    <w:rsid w:val="00A75A89"/>
+    <w:rsid w:val="00C24289"/>
     <w:pPr>
       <w:spacing w:after="100"/>
       <w:ind w:left="210"/>

--- a/docs/manuals/Role_Guide_5_KII_RA.docx
+++ b/docs/manuals/Role_Guide_5_KII_RA.docx
@@ -69,7 +69,7 @@
           <w:left w:w="10" w:type="dxa"/>
           <w:right w:w="10" w:type="dxa"/>
         </w:tblCellMar>
-        <w:tblLook w:val="0000" w:firstRow="0" w:lastRow="0" w:firstColumn="0" w:lastColumn="0" w:noHBand="0" w:noVBand="0"/>
+        <w:tblLook w:val="04A0" w:firstRow="1" w:lastRow="0" w:firstColumn="1" w:lastColumn="0" w:noHBand="0" w:noVBand="1"/>
       </w:tblPr>
       <w:tblGrid>
         <w:gridCol w:w="2300"/>
@@ -469,7 +469,7 @@
                 <w:sz w:val="19"/>
                 <w:szCs w:val="19"/>
               </w:rPr>
-              <w:t>Version 1.11 · 28 September 2026</w:t>
+              <w:t>Version 1.12 · 28 September 2026</w:t>
             </w:r>
           </w:p>
         </w:tc>
@@ -538,7 +538,7 @@
     <w:sdt>
       <w:sdtPr>
         <w:alias w:val="Contents"/>
-        <w:id w:val="1062754474"/>
+        <w:id w:val="979190429"/>
       </w:sdtPr>
       <w:sdtEndPr/>
       <w:sdtContent>
@@ -567,7 +567,7 @@
           <w:r>
             <w:fldChar w:fldCharType="separate"/>
           </w:r>
-          <w:hyperlink w:anchor="_Toc241491053" w:history="1">
+          <w:hyperlink w:anchor="_Toc241492474" w:history="1">
             <w:r>
               <w:rPr>
                 <w:rStyle w:val="Hyperlink"/>
@@ -591,7 +591,7 @@
               <w:rPr>
                 <w:noProof/>
               </w:rPr>
-              <w:instrText xml:space="preserve"> PAGEREF _Toc241491053 \h </w:instrText>
+              <w:instrText xml:space="preserve"> PAGEREF _Toc241492474 \h </w:instrText>
             </w:r>
             <w:r>
               <w:rPr>
@@ -634,7 +634,7 @@
               <w14:ligatures w14:val="standardContextual"/>
             </w:rPr>
           </w:pPr>
-          <w:hyperlink w:anchor="_Toc241491054" w:history="1">
+          <w:hyperlink w:anchor="_Toc241492475" w:history="1">
             <w:r>
               <w:rPr>
                 <w:rStyle w:val="Hyperlink"/>
@@ -658,7 +658,7 @@
               <w:rPr>
                 <w:noProof/>
               </w:rPr>
-              <w:instrText xml:space="preserve"> PAGEREF _Toc241491054 \h </w:instrText>
+              <w:instrText xml:space="preserve"> PAGEREF _Toc241492475 \h </w:instrText>
             </w:r>
             <w:r>
               <w:rPr>
@@ -701,7 +701,7 @@
               <w14:ligatures w14:val="standardContextual"/>
             </w:rPr>
           </w:pPr>
-          <w:hyperlink w:anchor="_Toc241491055" w:history="1">
+          <w:hyperlink w:anchor="_Toc241492476" w:history="1">
             <w:r>
               <w:rPr>
                 <w:rStyle w:val="Hyperlink"/>
@@ -725,7 +725,7 @@
               <w:rPr>
                 <w:noProof/>
               </w:rPr>
-              <w:instrText xml:space="preserve"> PAGEREF _Toc241491055 \h </w:instrText>
+              <w:instrText xml:space="preserve"> PAGEREF _Toc241492476 \h </w:instrText>
             </w:r>
             <w:r>
               <w:rPr>
@@ -768,7 +768,7 @@
               <w14:ligatures w14:val="standardContextual"/>
             </w:rPr>
           </w:pPr>
-          <w:hyperlink w:anchor="_Toc241491056" w:history="1">
+          <w:hyperlink w:anchor="_Toc241492477" w:history="1">
             <w:r>
               <w:rPr>
                 <w:rStyle w:val="Hyperlink"/>
@@ -792,7 +792,7 @@
               <w:rPr>
                 <w:noProof/>
               </w:rPr>
-              <w:instrText xml:space="preserve"> PAGEREF _Toc241491056 \h </w:instrText>
+              <w:instrText xml:space="preserve"> PAGEREF _Toc241492477 \h </w:instrText>
             </w:r>
             <w:r>
               <w:rPr>
@@ -835,7 +835,7 @@
               <w14:ligatures w14:val="standardContextual"/>
             </w:rPr>
           </w:pPr>
-          <w:hyperlink w:anchor="_Toc241491057" w:history="1">
+          <w:hyperlink w:anchor="_Toc241492478" w:history="1">
             <w:r>
               <w:rPr>
                 <w:rStyle w:val="Hyperlink"/>
@@ -859,7 +859,7 @@
               <w:rPr>
                 <w:noProof/>
               </w:rPr>
-              <w:instrText xml:space="preserve"> PAGEREF _Toc241491057 \h </w:instrText>
+              <w:instrText xml:space="preserve"> PAGEREF _Toc241492478 \h </w:instrText>
             </w:r>
             <w:r>
               <w:rPr>
@@ -902,7 +902,7 @@
               <w14:ligatures w14:val="standardContextual"/>
             </w:rPr>
           </w:pPr>
-          <w:hyperlink w:anchor="_Toc241491058" w:history="1">
+          <w:hyperlink w:anchor="_Toc241492479" w:history="1">
             <w:r>
               <w:rPr>
                 <w:rStyle w:val="Hyperlink"/>
@@ -926,7 +926,7 @@
               <w:rPr>
                 <w:noProof/>
               </w:rPr>
-              <w:instrText xml:space="preserve"> PAGEREF _Toc241491058 \h </w:instrText>
+              <w:instrText xml:space="preserve"> PAGEREF _Toc241492479 \h </w:instrText>
             </w:r>
             <w:r>
               <w:rPr>
@@ -969,7 +969,7 @@
               <w14:ligatures w14:val="standardContextual"/>
             </w:rPr>
           </w:pPr>
-          <w:hyperlink w:anchor="_Toc241491059" w:history="1">
+          <w:hyperlink w:anchor="_Toc241492480" w:history="1">
             <w:r>
               <w:rPr>
                 <w:rStyle w:val="Hyperlink"/>
@@ -993,7 +993,7 @@
               <w:rPr>
                 <w:noProof/>
               </w:rPr>
-              <w:instrText xml:space="preserve"> PAGEREF _Toc241491059 \h </w:instrText>
+              <w:instrText xml:space="preserve"> PAGEREF _Toc241492480 \h </w:instrText>
             </w:r>
             <w:r>
               <w:rPr>
@@ -1036,7 +1036,7 @@
               <w14:ligatures w14:val="standardContextual"/>
             </w:rPr>
           </w:pPr>
-          <w:hyperlink w:anchor="_Toc241491060" w:history="1">
+          <w:hyperlink w:anchor="_Toc241492481" w:history="1">
             <w:r>
               <w:rPr>
                 <w:rStyle w:val="Hyperlink"/>
@@ -1060,7 +1060,7 @@
               <w:rPr>
                 <w:noProof/>
               </w:rPr>
-              <w:instrText xml:space="preserve"> PAGEREF _Toc241491060 \h </w:instrText>
+              <w:instrText xml:space="preserve"> PAGEREF _Toc241492481 \h </w:instrText>
             </w:r>
             <w:r>
               <w:rPr>
@@ -1103,7 +1103,7 @@
               <w14:ligatures w14:val="standardContextual"/>
             </w:rPr>
           </w:pPr>
-          <w:hyperlink w:anchor="_Toc241491061" w:history="1">
+          <w:hyperlink w:anchor="_Toc241492482" w:history="1">
             <w:r>
               <w:rPr>
                 <w:rStyle w:val="Hyperlink"/>
@@ -1127,7 +1127,7 @@
               <w:rPr>
                 <w:noProof/>
               </w:rPr>
-              <w:instrText xml:space="preserve"> PAGEREF _Toc241491061 \h </w:instrText>
+              <w:instrText xml:space="preserve"> PAGEREF _Toc241492482 \h </w:instrText>
             </w:r>
             <w:r>
               <w:rPr>
@@ -1170,7 +1170,7 @@
               <w14:ligatures w14:val="standardContextual"/>
             </w:rPr>
           </w:pPr>
-          <w:hyperlink w:anchor="_Toc241491062" w:history="1">
+          <w:hyperlink w:anchor="_Toc241492483" w:history="1">
             <w:r>
               <w:rPr>
                 <w:rStyle w:val="Hyperlink"/>
@@ -1194,7 +1194,7 @@
               <w:rPr>
                 <w:noProof/>
               </w:rPr>
-              <w:instrText xml:space="preserve"> PAGEREF _Toc241491062 \h </w:instrText>
+              <w:instrText xml:space="preserve"> PAGEREF _Toc241492483 \h </w:instrText>
             </w:r>
             <w:r>
               <w:rPr>
@@ -1237,7 +1237,7 @@
               <w14:ligatures w14:val="standardContextual"/>
             </w:rPr>
           </w:pPr>
-          <w:hyperlink w:anchor="_Toc241491063" w:history="1">
+          <w:hyperlink w:anchor="_Toc241492484" w:history="1">
             <w:r>
               <w:rPr>
                 <w:rStyle w:val="Hyperlink"/>
@@ -1261,7 +1261,7 @@
               <w:rPr>
                 <w:noProof/>
               </w:rPr>
-              <w:instrText xml:space="preserve"> PAGEREF _Toc241491063 \h </w:instrText>
+              <w:instrText xml:space="preserve"> PAGEREF _Toc241492484 \h </w:instrText>
             </w:r>
             <w:r>
               <w:rPr>
@@ -1304,7 +1304,7 @@
               <w14:ligatures w14:val="standardContextual"/>
             </w:rPr>
           </w:pPr>
-          <w:hyperlink w:anchor="_Toc241491064" w:history="1">
+          <w:hyperlink w:anchor="_Toc241492485" w:history="1">
             <w:r>
               <w:rPr>
                 <w:rStyle w:val="Hyperlink"/>
@@ -1328,7 +1328,7 @@
               <w:rPr>
                 <w:noProof/>
               </w:rPr>
-              <w:instrText xml:space="preserve"> PAGEREF _Toc241491064 \h </w:instrText>
+              <w:instrText xml:space="preserve"> PAGEREF _Toc241492485 \h </w:instrText>
             </w:r>
             <w:r>
               <w:rPr>
@@ -1371,7 +1371,7 @@
               <w14:ligatures w14:val="standardContextual"/>
             </w:rPr>
           </w:pPr>
-          <w:hyperlink w:anchor="_Toc241491065" w:history="1">
+          <w:hyperlink w:anchor="_Toc241492486" w:history="1">
             <w:r>
               <w:rPr>
                 <w:rStyle w:val="Hyperlink"/>
@@ -1395,7 +1395,7 @@
               <w:rPr>
                 <w:noProof/>
               </w:rPr>
-              <w:instrText xml:space="preserve"> PAGEREF _Toc241491065 \h </w:instrText>
+              <w:instrText xml:space="preserve"> PAGEREF _Toc241492486 \h </w:instrText>
             </w:r>
             <w:r>
               <w:rPr>
@@ -1438,7 +1438,7 @@
               <w14:ligatures w14:val="standardContextual"/>
             </w:rPr>
           </w:pPr>
-          <w:hyperlink w:anchor="_Toc241491066" w:history="1">
+          <w:hyperlink w:anchor="_Toc241492487" w:history="1">
             <w:r>
               <w:rPr>
                 <w:rStyle w:val="Hyperlink"/>
@@ -1462,7 +1462,7 @@
               <w:rPr>
                 <w:noProof/>
               </w:rPr>
-              <w:instrText xml:space="preserve"> PAGEREF _Toc241491066 \h </w:instrText>
+              <w:instrText xml:space="preserve"> PAGEREF _Toc241492487 \h </w:instrText>
             </w:r>
             <w:r>
               <w:rPr>
@@ -1505,7 +1505,7 @@
               <w14:ligatures w14:val="standardContextual"/>
             </w:rPr>
           </w:pPr>
-          <w:hyperlink w:anchor="_Toc241491067" w:history="1">
+          <w:hyperlink w:anchor="_Toc241492488" w:history="1">
             <w:r>
               <w:rPr>
                 <w:rStyle w:val="Hyperlink"/>
@@ -1529,7 +1529,7 @@
               <w:rPr>
                 <w:noProof/>
               </w:rPr>
-              <w:instrText xml:space="preserve"> PAGEREF _Toc241491067 \h </w:instrText>
+              <w:instrText xml:space="preserve"> PAGEREF _Toc241492488 \h </w:instrText>
             </w:r>
             <w:r>
               <w:rPr>
@@ -1572,7 +1572,7 @@
               <w14:ligatures w14:val="standardContextual"/>
             </w:rPr>
           </w:pPr>
-          <w:hyperlink w:anchor="_Toc241491068" w:history="1">
+          <w:hyperlink w:anchor="_Toc241492489" w:history="1">
             <w:r>
               <w:rPr>
                 <w:rStyle w:val="Hyperlink"/>
@@ -1596,7 +1596,7 @@
               <w:rPr>
                 <w:noProof/>
               </w:rPr>
-              <w:instrText xml:space="preserve"> PAGEREF _Toc241491068 \h </w:instrText>
+              <w:instrText xml:space="preserve"> PAGEREF _Toc241492489 \h </w:instrText>
             </w:r>
             <w:r>
               <w:rPr>
@@ -1639,7 +1639,7 @@
               <w14:ligatures w14:val="standardContextual"/>
             </w:rPr>
           </w:pPr>
-          <w:hyperlink w:anchor="_Toc241491069" w:history="1">
+          <w:hyperlink w:anchor="_Toc241492490" w:history="1">
             <w:r>
               <w:rPr>
                 <w:rStyle w:val="Hyperlink"/>
@@ -1663,7 +1663,7 @@
               <w:rPr>
                 <w:noProof/>
               </w:rPr>
-              <w:instrText xml:space="preserve"> PAGEREF _Toc241491069 \h </w:instrText>
+              <w:instrText xml:space="preserve"> PAGEREF _Toc241492490 \h </w:instrText>
             </w:r>
             <w:r>
               <w:rPr>
@@ -1706,7 +1706,7 @@
               <w14:ligatures w14:val="standardContextual"/>
             </w:rPr>
           </w:pPr>
-          <w:hyperlink w:anchor="_Toc241491070" w:history="1">
+          <w:hyperlink w:anchor="_Toc241492491" w:history="1">
             <w:r>
               <w:rPr>
                 <w:rStyle w:val="Hyperlink"/>
@@ -1730,7 +1730,7 @@
               <w:rPr>
                 <w:noProof/>
               </w:rPr>
-              <w:instrText xml:space="preserve"> PAGEREF _Toc241491070 \h </w:instrText>
+              <w:instrText xml:space="preserve"> PAGEREF _Toc241492491 \h </w:instrText>
             </w:r>
             <w:r>
               <w:rPr>
@@ -1773,7 +1773,7 @@
               <w14:ligatures w14:val="standardContextual"/>
             </w:rPr>
           </w:pPr>
-          <w:hyperlink w:anchor="_Toc241491071" w:history="1">
+          <w:hyperlink w:anchor="_Toc241492492" w:history="1">
             <w:r>
               <w:rPr>
                 <w:rStyle w:val="Hyperlink"/>
@@ -1797,7 +1797,7 @@
               <w:rPr>
                 <w:noProof/>
               </w:rPr>
-              <w:instrText xml:space="preserve"> PAGEREF _Toc241491071 \h </w:instrText>
+              <w:instrText xml:space="preserve"> PAGEREF _Toc241492492 \h </w:instrText>
             </w:r>
             <w:r>
               <w:rPr>
@@ -1840,7 +1840,7 @@
               <w14:ligatures w14:val="standardContextual"/>
             </w:rPr>
           </w:pPr>
-          <w:hyperlink w:anchor="_Toc241491072" w:history="1">
+          <w:hyperlink w:anchor="_Toc241492493" w:history="1">
             <w:r>
               <w:rPr>
                 <w:rStyle w:val="Hyperlink"/>
@@ -1864,7 +1864,7 @@
               <w:rPr>
                 <w:noProof/>
               </w:rPr>
-              <w:instrText xml:space="preserve"> PAGEREF _Toc241491072 \h </w:instrText>
+              <w:instrText xml:space="preserve"> PAGEREF _Toc241492493 \h </w:instrText>
             </w:r>
             <w:r>
               <w:rPr>
@@ -1907,7 +1907,7 @@
               <w14:ligatures w14:val="standardContextual"/>
             </w:rPr>
           </w:pPr>
-          <w:hyperlink w:anchor="_Toc241491073" w:history="1">
+          <w:hyperlink w:anchor="_Toc241492494" w:history="1">
             <w:r>
               <w:rPr>
                 <w:rStyle w:val="Hyperlink"/>
@@ -1931,7 +1931,7 @@
               <w:rPr>
                 <w:noProof/>
               </w:rPr>
-              <w:instrText xml:space="preserve"> PAGEREF _Toc241491073 \h </w:instrText>
+              <w:instrText xml:space="preserve"> PAGEREF _Toc241492494 \h </w:instrText>
             </w:r>
             <w:r>
               <w:rPr>
@@ -1974,7 +1974,7 @@
               <w14:ligatures w14:val="standardContextual"/>
             </w:rPr>
           </w:pPr>
-          <w:hyperlink w:anchor="_Toc241491074" w:history="1">
+          <w:hyperlink w:anchor="_Toc241492495" w:history="1">
             <w:r>
               <w:rPr>
                 <w:rStyle w:val="Hyperlink"/>
@@ -1998,7 +1998,7 @@
               <w:rPr>
                 <w:noProof/>
               </w:rPr>
-              <w:instrText xml:space="preserve"> PAGEREF _Toc241491074 \h </w:instrText>
+              <w:instrText xml:space="preserve"> PAGEREF _Toc241492495 \h </w:instrText>
             </w:r>
             <w:r>
               <w:rPr>
@@ -2041,7 +2041,7 @@
               <w14:ligatures w14:val="standardContextual"/>
             </w:rPr>
           </w:pPr>
-          <w:hyperlink w:anchor="_Toc241491075" w:history="1">
+          <w:hyperlink w:anchor="_Toc241492496" w:history="1">
             <w:r>
               <w:rPr>
                 <w:rStyle w:val="Hyperlink"/>
@@ -2065,7 +2065,7 @@
               <w:rPr>
                 <w:noProof/>
               </w:rPr>
-              <w:instrText xml:space="preserve"> PAGEREF _Toc241491075 \h </w:instrText>
+              <w:instrText xml:space="preserve"> PAGEREF _Toc241492496 \h </w:instrText>
             </w:r>
             <w:r>
               <w:rPr>
@@ -2108,7 +2108,7 @@
               <w14:ligatures w14:val="standardContextual"/>
             </w:rPr>
           </w:pPr>
-          <w:hyperlink w:anchor="_Toc241491076" w:history="1">
+          <w:hyperlink w:anchor="_Toc241492497" w:history="1">
             <w:r>
               <w:rPr>
                 <w:rStyle w:val="Hyperlink"/>
@@ -2132,7 +2132,7 @@
               <w:rPr>
                 <w:noProof/>
               </w:rPr>
-              <w:instrText xml:space="preserve"> PAGEREF _Toc241491076 \h </w:instrText>
+              <w:instrText xml:space="preserve"> PAGEREF _Toc241492497 \h </w:instrText>
             </w:r>
             <w:r>
               <w:rPr>
@@ -2175,7 +2175,7 @@
               <w14:ligatures w14:val="standardContextual"/>
             </w:rPr>
           </w:pPr>
-          <w:hyperlink w:anchor="_Toc241491077" w:history="1">
+          <w:hyperlink w:anchor="_Toc241492498" w:history="1">
             <w:r>
               <w:rPr>
                 <w:rStyle w:val="Hyperlink"/>
@@ -2199,7 +2199,7 @@
               <w:rPr>
                 <w:noProof/>
               </w:rPr>
-              <w:instrText xml:space="preserve"> PAGEREF _Toc241491077 \h </w:instrText>
+              <w:instrText xml:space="preserve"> PAGEREF _Toc241492498 \h </w:instrText>
             </w:r>
             <w:r>
               <w:rPr>
@@ -2242,7 +2242,7 @@
               <w14:ligatures w14:val="standardContextual"/>
             </w:rPr>
           </w:pPr>
-          <w:hyperlink w:anchor="_Toc241491078" w:history="1">
+          <w:hyperlink w:anchor="_Toc241492499" w:history="1">
             <w:r>
               <w:rPr>
                 <w:rStyle w:val="Hyperlink"/>
@@ -2266,7 +2266,7 @@
               <w:rPr>
                 <w:noProof/>
               </w:rPr>
-              <w:instrText xml:space="preserve"> PAGEREF _Toc241491078 \h </w:instrText>
+              <w:instrText xml:space="preserve"> PAGEREF _Toc241492499 \h </w:instrText>
             </w:r>
             <w:r>
               <w:rPr>
@@ -2309,7 +2309,7 @@
               <w14:ligatures w14:val="standardContextual"/>
             </w:rPr>
           </w:pPr>
-          <w:hyperlink w:anchor="_Toc241491079" w:history="1">
+          <w:hyperlink w:anchor="_Toc241492500" w:history="1">
             <w:r>
               <w:rPr>
                 <w:rStyle w:val="Hyperlink"/>
@@ -2333,7 +2333,7 @@
               <w:rPr>
                 <w:noProof/>
               </w:rPr>
-              <w:instrText xml:space="preserve"> PAGEREF _Toc241491079 \h </w:instrText>
+              <w:instrText xml:space="preserve"> PAGEREF _Toc241492500 \h </w:instrText>
             </w:r>
             <w:r>
               <w:rPr>
@@ -2376,7 +2376,7 @@
               <w14:ligatures w14:val="standardContextual"/>
             </w:rPr>
           </w:pPr>
-          <w:hyperlink w:anchor="_Toc241491080" w:history="1">
+          <w:hyperlink w:anchor="_Toc241492501" w:history="1">
             <w:r>
               <w:rPr>
                 <w:rStyle w:val="Hyperlink"/>
@@ -2400,7 +2400,7 @@
               <w:rPr>
                 <w:noProof/>
               </w:rPr>
-              <w:instrText xml:space="preserve"> PAGEREF _Toc241491080 \h </w:instrText>
+              <w:instrText xml:space="preserve"> PAGEREF _Toc241492501 \h </w:instrText>
             </w:r>
             <w:r>
               <w:rPr>
@@ -2439,7 +2439,7 @@
         <w:pStyle w:val="Heading1"/>
         <w:pageBreakBefore/>
       </w:pPr>
-      <w:bookmarkStart w:id="0" w:name="_Toc241491053"/>
+      <w:bookmarkStart w:id="0" w:name="_Toc241492474"/>
       <w:r>
         <w:lastRenderedPageBreak/>
         <w:t>1. Your role at a glance</w:t>
@@ -2560,7 +2560,7 @@
           <w:left w:w="10" w:type="dxa"/>
           <w:right w:w="10" w:type="dxa"/>
         </w:tblCellMar>
-        <w:tblLook w:val="0000" w:firstRow="0" w:lastRow="0" w:firstColumn="0" w:lastColumn="0" w:noHBand="0" w:noVBand="0"/>
+        <w:tblLook w:val="04A0" w:firstRow="1" w:lastRow="0" w:firstColumn="1" w:lastColumn="0" w:noHBand="0" w:noVBand="1"/>
       </w:tblPr>
       <w:tblGrid>
         <w:gridCol w:w="9412"/>
@@ -2620,7 +2620,7 @@
         <w:pStyle w:val="Heading1"/>
         <w:pageBreakBefore/>
       </w:pPr>
-      <w:bookmarkStart w:id="1" w:name="_Toc241491054"/>
+      <w:bookmarkStart w:id="1" w:name="_Toc241492475"/>
       <w:r>
         <w:lastRenderedPageBreak/>
         <w:t>2. Signing in and your screens</w:t>
@@ -2631,7 +2631,7 @@
       <w:pPr>
         <w:pStyle w:val="Heading2"/>
       </w:pPr>
-      <w:bookmarkStart w:id="2" w:name="_Toc241491055"/>
+      <w:bookmarkStart w:id="2" w:name="_Toc241492476"/>
       <w:r>
         <w:t>Signing in</w:t>
       </w:r>
@@ -2714,7 +2714,7 @@
           <w:noProof/>
         </w:rPr>
         <w:drawing>
-          <wp:inline distT="0" distB="0" distL="0" distR="0">
+          <wp:inline distT="0" distB="0" distL="0" distR="0" wp14:anchorId="7871270C" wp14:editId="27F3E67B">
             <wp:extent cx="5334000" cy="2333625"/>
             <wp:effectExtent l="0" t="0" r="0" b="0"/>
             <wp:docPr id="1" name="adm_login.jpg" descr="The sign-in screen for all internal staff." title="The sign-in screen for all internal staff."/>
@@ -2822,7 +2822,7 @@
           <w:left w:w="10" w:type="dxa"/>
           <w:right w:w="10" w:type="dxa"/>
         </w:tblCellMar>
-        <w:tblLook w:val="0000" w:firstRow="0" w:lastRow="0" w:firstColumn="0" w:lastColumn="0" w:noHBand="0" w:noVBand="0"/>
+        <w:tblLook w:val="04A0" w:firstRow="1" w:lastRow="0" w:firstColumn="1" w:lastColumn="0" w:noHBand="0" w:noVBand="1"/>
       </w:tblPr>
       <w:tblGrid>
         <w:gridCol w:w="9412"/>
@@ -2881,7 +2881,7 @@
       <w:pPr>
         <w:pStyle w:val="Heading2"/>
       </w:pPr>
-      <w:bookmarkStart w:id="3" w:name="_Toc241491056"/>
+      <w:bookmarkStart w:id="3" w:name="_Toc241492477"/>
       <w:r>
         <w:t>Finding your way around</w:t>
       </w:r>
@@ -3066,7 +3066,7 @@
         </w:rPr>
         <w:lastRenderedPageBreak/>
         <w:drawing>
-          <wp:inline distT="0" distB="0" distL="0" distR="0">
+          <wp:inline distT="0" distB="0" distL="0" distR="0" wp14:anchorId="52DDBE8B" wp14:editId="1FE3CDBD">
             <wp:extent cx="5715000" cy="1876425"/>
             <wp:effectExtent l="0" t="0" r="0" b="0"/>
             <wp:docPr id="2" name="adm_not_your_role.jpg" descr="Opening a screen outside your role (for example from an old bookmark) shows this card instead of the screen." title="Opening a screen outside your role (for example from an old bookmark) shows this card instead of the screen."/>
@@ -3135,7 +3135,7 @@
       <w:pPr>
         <w:pStyle w:val="Heading2"/>
       </w:pPr>
-      <w:bookmarkStart w:id="4" w:name="_Toc241491057"/>
+      <w:bookmarkStart w:id="4" w:name="_Toc241492478"/>
       <w:r>
         <w:t>Your screens</w:t>
       </w:r>
@@ -3156,7 +3156,7 @@
           <w:left w:w="10" w:type="dxa"/>
           <w:right w:w="10" w:type="dxa"/>
         </w:tblCellMar>
-        <w:tblLook w:val="0000" w:firstRow="0" w:lastRow="0" w:firstColumn="0" w:lastColumn="0" w:noHBand="0" w:noVBand="0"/>
+        <w:tblLook w:val="04A0" w:firstRow="1" w:lastRow="0" w:firstColumn="1" w:lastColumn="0" w:noHBand="0" w:noVBand="1"/>
       </w:tblPr>
       <w:tblGrid>
         <w:gridCol w:w="2824"/>
@@ -3410,7 +3410,7 @@
       <w:pPr>
         <w:pStyle w:val="Heading2"/>
       </w:pPr>
-      <w:bookmarkStart w:id="5" w:name="_Toc241491058"/>
+      <w:bookmarkStart w:id="5" w:name="_Toc241492479"/>
       <w:r>
         <w:t>Changing your password</w:t>
       </w:r>
@@ -3493,7 +3493,7 @@
           <w:noProof/>
         </w:rPr>
         <w:drawing>
-          <wp:inline distT="0" distB="0" distL="0" distR="0">
+          <wp:inline distT="0" distB="0" distL="0" distR="0" wp14:anchorId="01588D14" wp14:editId="3D28DB55">
             <wp:extent cx="5334000" cy="2171700"/>
             <wp:effectExtent l="0" t="0" r="0" b="0"/>
             <wp:docPr id="3" name="adm_account.jpg" descr="Change Password screen." title="Change Password screen."/>
@@ -3581,7 +3581,7 @@
         <w:pStyle w:val="Heading1"/>
         <w:pageBreakBefore/>
       </w:pPr>
-      <w:bookmarkStart w:id="6" w:name="_Toc241491059"/>
+      <w:bookmarkStart w:id="6" w:name="_Toc241492480"/>
       <w:r>
         <w:lastRenderedPageBreak/>
         <w:t>3. Your routine</w:t>
@@ -3611,7 +3611,7 @@
           <w:left w:w="10" w:type="dxa"/>
           <w:right w:w="10" w:type="dxa"/>
         </w:tblCellMar>
-        <w:tblLook w:val="0000" w:firstRow="0" w:lastRow="0" w:firstColumn="0" w:lastColumn="0" w:noHBand="0" w:noVBand="0"/>
+        <w:tblLook w:val="04A0" w:firstRow="1" w:lastRow="0" w:firstColumn="1" w:lastColumn="0" w:noHBand="0" w:noVBand="1"/>
       </w:tblPr>
       <w:tblGrid>
         <w:gridCol w:w="2071"/>
@@ -3925,7 +3925,7 @@
         <w:pStyle w:val="Heading1"/>
         <w:pageBreakBefore/>
       </w:pPr>
-      <w:bookmarkStart w:id="7" w:name="_Toc241491060"/>
+      <w:bookmarkStart w:id="7" w:name="_Toc241492481"/>
       <w:r>
         <w:lastRenderedPageBreak/>
         <w:t>4. Step-by-step tasks</w:t>
@@ -3936,7 +3936,7 @@
       <w:pPr>
         <w:pStyle w:val="Heading2"/>
       </w:pPr>
-      <w:bookmarkStart w:id="8" w:name="_Toc241491061"/>
+      <w:bookmarkStart w:id="8" w:name="_Toc241492482"/>
       <w:r>
         <w:t>4.1 Reading the KII/Doc Dashboard</w:t>
       </w:r>
@@ -3953,7 +3953,7 @@
           <w:noProof/>
         </w:rPr>
         <w:drawing>
-          <wp:inline distT="0" distB="0" distL="0" distR="0">
+          <wp:inline distT="0" distB="0" distL="0" distR="0" wp14:anchorId="63732604" wp14:editId="53866076">
             <wp:extent cx="5715000" cy="3571875"/>
             <wp:effectExtent l="0" t="0" r="0" b="0"/>
             <wp:docPr id="4" name="kii_dashboard.jpg" descr="KII / Document Dashboard." title="KII / Document Dashboard."/>
@@ -4022,7 +4022,7 @@
       <w:pPr>
         <w:pStyle w:val="Heading2"/>
       </w:pPr>
-      <w:bookmarkStart w:id="9" w:name="_Toc241491062"/>
+      <w:bookmarkStart w:id="9" w:name="_Toc241492483"/>
       <w:r>
         <w:t>4.2 Creating a KII record</w:t>
       </w:r>
@@ -4062,7 +4062,7 @@
           <w:noProof/>
         </w:rPr>
         <w:drawing>
-          <wp:inline distT="0" distB="0" distL="0" distR="0">
+          <wp:inline distT="0" distB="0" distL="0" distR="0" wp14:anchorId="652F761E" wp14:editId="68D34246">
             <wp:extent cx="5334000" cy="2667000"/>
             <wp:effectExtent l="0" t="0" r="0" b="0"/>
             <wp:docPr id="5" name="kii_new.jpg" descr="New KII Record." title="New KII Record."/>
@@ -4199,7 +4199,7 @@
       <w:pPr>
         <w:pStyle w:val="Heading2"/>
       </w:pPr>
-      <w:bookmarkStart w:id="10" w:name="_Toc241491063"/>
+      <w:bookmarkStart w:id="10" w:name="_Toc241492484"/>
       <w:r>
         <w:lastRenderedPageBreak/>
         <w:t>4.3 Taking a KII from invitation to coded transcript</w:t>
@@ -4250,7 +4250,7 @@
           <w:noProof/>
         </w:rPr>
         <w:drawing>
-          <wp:inline distT="0" distB="0" distL="0" distR="0">
+          <wp:inline distT="0" distB="0" distL="0" distR="0" wp14:anchorId="0BA26E6B" wp14:editId="7172C36E">
             <wp:extent cx="5334000" cy="3333750"/>
             <wp:effectExtent l="0" t="0" r="0" b="0"/>
             <wp:docPr id="6" name="kii_register.jpg" descr="KII Register." title="KII Register."/>
@@ -4349,7 +4349,7 @@
           <w:noProof/>
         </w:rPr>
         <w:drawing>
-          <wp:inline distT="0" distB="0" distL="0" distR="0">
+          <wp:inline distT="0" distB="0" distL="0" distR="0" wp14:anchorId="5AC03484" wp14:editId="1AAB98FA">
             <wp:extent cx="5334000" cy="3752850"/>
             <wp:effectExtent l="0" t="0" r="0" b="0"/>
             <wp:docPr id="7" name="kii_detail.jpg" descr="KII record: status, consent, transcript and coding." title="KII record: status, consent, transcript and coding."/>
@@ -4586,7 +4586,7 @@
       <w:pPr>
         <w:pStyle w:val="Heading2"/>
       </w:pPr>
-      <w:bookmarkStart w:id="11" w:name="_Toc241491064"/>
+      <w:bookmarkStart w:id="11" w:name="_Toc241492485"/>
       <w:r>
         <w:t>4.4 Opening the KII Guide with the KII ID filled in</w:t>
       </w:r>
@@ -4636,7 +4636,7 @@
           <w:noProof/>
         </w:rPr>
         <w:drawing>
-          <wp:inline distT="0" distB="0" distL="0" distR="0">
+          <wp:inline distT="0" distB="0" distL="0" distR="0" wp14:anchorId="44186D50" wp14:editId="78265C44">
             <wp:extent cx="5334000" cy="523875"/>
             <wp:effectExtent l="0" t="0" r="0" b="0"/>
             <wp:docPr id="8" name="kii_coding_locked.jpg" descr="Before consent: no interview link." title="Before consent: no interview link."/>
@@ -4735,7 +4735,7 @@
           <w:noProof/>
         </w:rPr>
         <w:drawing>
-          <wp:inline distT="0" distB="0" distL="0" distR="0">
+          <wp:inline distT="0" distB="0" distL="0" distR="0" wp14:anchorId="72AEA478" wp14:editId="30E894E4">
             <wp:extent cx="5334000" cy="742950"/>
             <wp:effectExtent l="0" t="0" r="0" b="0"/>
             <wp:docPr id="9" name="kii_coding_ready.jpg" descr="After consent: Continue this interview." title="After consent: Continue this interview."/>
@@ -4833,7 +4833,7 @@
           <w:left w:w="10" w:type="dxa"/>
           <w:right w:w="10" w:type="dxa"/>
         </w:tblCellMar>
-        <w:tblLook w:val="0000" w:firstRow="0" w:lastRow="0" w:firstColumn="0" w:lastColumn="0" w:noHBand="0" w:noVBand="0"/>
+        <w:tblLook w:val="04A0" w:firstRow="1" w:lastRow="0" w:firstColumn="1" w:lastColumn="0" w:noHBand="0" w:noVBand="1"/>
       </w:tblPr>
       <w:tblGrid>
         <w:gridCol w:w="9412"/>
@@ -4892,7 +4892,7 @@
       <w:pPr>
         <w:pStyle w:val="Heading2"/>
       </w:pPr>
-      <w:bookmarkStart w:id="12" w:name="_Toc241491065"/>
+      <w:bookmarkStart w:id="12" w:name="_Toc241492486"/>
       <w:r>
         <w:t>4.5 Verifying a profile with the respondent, and reconciling it afterwards</w:t>
       </w:r>
@@ -4981,7 +4981,7 @@
         </w:rPr>
         <w:lastRenderedPageBreak/>
         <w:drawing>
-          <wp:inline distT="0" distB="0" distL="0" distR="0">
+          <wp:inline distT="0" distB="0" distL="0" distR="0" wp14:anchorId="65A4CE0F" wp14:editId="7E82107A">
             <wp:extent cx="4752975" cy="4953000"/>
             <wp:effectExtent l="0" t="0" r="0" b="0"/>
             <wp:docPr id="10" name="proit_interview_sheet.jpg" descr="The interview sheet: confirm what is public, ask what is not." title="The interview sheet: confirm what is public, ask what is not."/>
@@ -5246,7 +5246,7 @@
         </w:rPr>
         <w:lastRenderedPageBreak/>
         <w:drawing>
-          <wp:inline distT="0" distB="0" distL="0" distR="0">
+          <wp:inline distT="0" distB="0" distL="0" distR="0" wp14:anchorId="5EBF2243" wp14:editId="65924D9D">
             <wp:extent cx="5334000" cy="1152525"/>
             <wp:effectExtent l="0" t="0" r="0" b="0"/>
             <wp:docPr id="11" name="proit_reconcile.jpg" descr="Reconciling a corrected fact: the three values stay separate." title="Reconciling a corrected fact: the three values stay separate."/>
@@ -5397,7 +5397,7 @@
           <w:left w:w="10" w:type="dxa"/>
           <w:right w:w="10" w:type="dxa"/>
         </w:tblCellMar>
-        <w:tblLook w:val="0000" w:firstRow="0" w:lastRow="0" w:firstColumn="0" w:lastColumn="0" w:noHBand="0" w:noVBand="0"/>
+        <w:tblLook w:val="04A0" w:firstRow="1" w:lastRow="0" w:firstColumn="1" w:lastColumn="0" w:noHBand="0" w:noVBand="1"/>
       </w:tblPr>
       <w:tblGrid>
         <w:gridCol w:w="9412"/>
@@ -5484,7 +5484,7 @@
       <w:pPr>
         <w:pStyle w:val="Heading2"/>
       </w:pPr>
-      <w:bookmarkStart w:id="13" w:name="_Toc241491066"/>
+      <w:bookmarkStart w:id="13" w:name="_Toc241492487"/>
       <w:r>
         <w:t>4.6 Downloading or emailing completed forms (Form PDFs)</w:t>
       </w:r>
@@ -5524,7 +5524,7 @@
           <w:noProof/>
         </w:rPr>
         <w:drawing>
-          <wp:inline distT="0" distB="0" distL="0" distR="0">
+          <wp:inline distT="0" distB="0" distL="0" distR="0" wp14:anchorId="38B861BE" wp14:editId="148A8A78">
             <wp:extent cx="5334000" cy="3333750"/>
             <wp:effectExtent l="0" t="0" r="0" b="0"/>
             <wp:docPr id="12" name="kii_form_pdfs.jpg" descr="Completed KII Guide forms, with the sync status." title="Completed KII Guide forms, with the sync status."/>
@@ -5682,7 +5682,7 @@
           <w:left w:w="10" w:type="dxa"/>
           <w:right w:w="10" w:type="dxa"/>
         </w:tblCellMar>
-        <w:tblLook w:val="0000" w:firstRow="0" w:lastRow="0" w:firstColumn="0" w:lastColumn="0" w:noHBand="0" w:noVBand="0"/>
+        <w:tblLook w:val="04A0" w:firstRow="1" w:lastRow="0" w:firstColumn="1" w:lastColumn="0" w:noHBand="0" w:noVBand="1"/>
       </w:tblPr>
       <w:tblGrid>
         <w:gridCol w:w="9412"/>
@@ -5741,7 +5741,7 @@
       <w:pPr>
         <w:pStyle w:val="Heading2"/>
       </w:pPr>
-      <w:bookmarkStart w:id="14" w:name="_Toc241491067"/>
+      <w:bookmarkStart w:id="14" w:name="_Toc241492488"/>
       <w:r>
         <w:t>4.7 Consent in interviews</w:t>
       </w:r>
@@ -5819,7 +5819,7 @@
         <w:pStyle w:val="Heading1"/>
         <w:pageBreakBefore/>
       </w:pPr>
-      <w:bookmarkStart w:id="15" w:name="_Toc241491068"/>
+      <w:bookmarkStart w:id="15" w:name="_Toc241492489"/>
       <w:r>
         <w:lastRenderedPageBreak/>
         <w:t>5. Rules you must follow</w:t>
@@ -5970,7 +5970,7 @@
         <w:pStyle w:val="Heading1"/>
         <w:pageBreakBefore/>
       </w:pPr>
-      <w:bookmarkStart w:id="16" w:name="_Toc241491069"/>
+      <w:bookmarkStart w:id="16" w:name="_Toc241492490"/>
       <w:r>
         <w:lastRenderedPageBreak/>
         <w:t>6. Troubleshooting</w:t>
@@ -5992,7 +5992,7 @@
           <w:left w:w="10" w:type="dxa"/>
           <w:right w:w="10" w:type="dxa"/>
         </w:tblCellMar>
-        <w:tblLook w:val="0000" w:firstRow="0" w:lastRow="0" w:firstColumn="0" w:lastColumn="0" w:noHBand="0" w:noVBand="0"/>
+        <w:tblLook w:val="04A0" w:firstRow="1" w:lastRow="0" w:firstColumn="1" w:lastColumn="0" w:noHBand="0" w:noVBand="1"/>
       </w:tblPr>
       <w:tblGrid>
         <w:gridCol w:w="2635"/>
@@ -6997,7 +6997,7 @@
         <w:pStyle w:val="Heading1"/>
         <w:pageBreakBefore/>
       </w:pPr>
-      <w:bookmarkStart w:id="17" w:name="_Toc241491070"/>
+      <w:bookmarkStart w:id="17" w:name="_Toc241492491"/>
       <w:r>
         <w:lastRenderedPageBreak/>
         <w:t>7. Quick reference</w:t>
@@ -7019,7 +7019,7 @@
           <w:left w:w="10" w:type="dxa"/>
           <w:right w:w="10" w:type="dxa"/>
         </w:tblCellMar>
-        <w:tblLook w:val="0000" w:firstRow="0" w:lastRow="0" w:firstColumn="0" w:lastColumn="0" w:noHBand="0" w:noVBand="0"/>
+        <w:tblLook w:val="04A0" w:firstRow="1" w:lastRow="0" w:firstColumn="1" w:lastColumn="0" w:noHBand="0" w:noVBand="1"/>
       </w:tblPr>
       <w:tblGrid>
         <w:gridCol w:w="2824"/>
@@ -7456,7 +7456,7 @@
         <w:pStyle w:val="Heading1"/>
         <w:pageBreakBefore/>
       </w:pPr>
-      <w:bookmarkStart w:id="18" w:name="_Toc241491071"/>
+      <w:bookmarkStart w:id="18" w:name="_Toc241492492"/>
       <w:r>
         <w:lastRenderedPageBreak/>
         <w:t>8. Every screen and button for your role</w:t>
@@ -7486,7 +7486,7 @@
           <w:left w:w="10" w:type="dxa"/>
           <w:right w:w="10" w:type="dxa"/>
         </w:tblCellMar>
-        <w:tblLook w:val="0000" w:firstRow="0" w:lastRow="0" w:firstColumn="0" w:lastColumn="0" w:noHBand="0" w:noVBand="0"/>
+        <w:tblLook w:val="04A0" w:firstRow="1" w:lastRow="0" w:firstColumn="1" w:lastColumn="0" w:noHBand="0" w:noVBand="1"/>
       </w:tblPr>
       <w:tblGrid>
         <w:gridCol w:w="9412"/>
@@ -7570,7 +7570,7 @@
       <w:pPr>
         <w:pStyle w:val="Heading2"/>
       </w:pPr>
-      <w:bookmarkStart w:id="19" w:name="_Toc241491072"/>
+      <w:bookmarkStart w:id="19" w:name="_Toc241492493"/>
       <w:r>
         <w:t>8.1 Sign in</w:t>
       </w:r>
@@ -7633,7 +7633,7 @@
           <w:left w:w="10" w:type="dxa"/>
           <w:right w:w="10" w:type="dxa"/>
         </w:tblCellMar>
-        <w:tblLook w:val="0000" w:firstRow="0" w:lastRow="0" w:firstColumn="0" w:lastColumn="0" w:noHBand="0" w:noVBand="0"/>
+        <w:tblLook w:val="04A0" w:firstRow="1" w:lastRow="0" w:firstColumn="1" w:lastColumn="0" w:noHBand="0" w:noVBand="1"/>
       </w:tblPr>
       <w:tblGrid>
         <w:gridCol w:w="1882"/>
@@ -8083,7 +8083,7 @@
       <w:pPr>
         <w:pStyle w:val="Heading2"/>
       </w:pPr>
-      <w:bookmarkStart w:id="20" w:name="_Toc241491073"/>
+      <w:bookmarkStart w:id="20" w:name="_Toc241492494"/>
       <w:r>
         <w:t>8.2 The header and menu bar (every screen)</w:t>
       </w:r>
@@ -8146,7 +8146,7 @@
           <w:left w:w="10" w:type="dxa"/>
           <w:right w:w="10" w:type="dxa"/>
         </w:tblCellMar>
-        <w:tblLook w:val="0000" w:firstRow="0" w:lastRow="0" w:firstColumn="0" w:lastColumn="0" w:noHBand="0" w:noVBand="0"/>
+        <w:tblLook w:val="04A0" w:firstRow="1" w:lastRow="0" w:firstColumn="1" w:lastColumn="0" w:noHBand="0" w:noVBand="1"/>
       </w:tblPr>
       <w:tblGrid>
         <w:gridCol w:w="1882"/>
@@ -8807,7 +8807,7 @@
       <w:pPr>
         <w:pStyle w:val="Heading2"/>
       </w:pPr>
-      <w:bookmarkStart w:id="21" w:name="_Toc241491074"/>
+      <w:bookmarkStart w:id="21" w:name="_Toc241492495"/>
       <w:r>
         <w:t>8.3 Change Password</w:t>
       </w:r>
@@ -8870,7 +8870,7 @@
           <w:left w:w="10" w:type="dxa"/>
           <w:right w:w="10" w:type="dxa"/>
         </w:tblCellMar>
-        <w:tblLook w:val="0000" w:firstRow="0" w:lastRow="0" w:firstColumn="0" w:lastColumn="0" w:noHBand="0" w:noVBand="0"/>
+        <w:tblLook w:val="04A0" w:firstRow="1" w:lastRow="0" w:firstColumn="1" w:lastColumn="0" w:noHBand="0" w:noVBand="1"/>
       </w:tblPr>
       <w:tblGrid>
         <w:gridCol w:w="1882"/>
@@ -9427,7 +9427,7 @@
       <w:pPr>
         <w:pStyle w:val="Heading2"/>
       </w:pPr>
-      <w:bookmarkStart w:id="22" w:name="_Toc241491075"/>
+      <w:bookmarkStart w:id="22" w:name="_Toc241492496"/>
       <w:r>
         <w:t>8.4 KII / Document Dashboard</w:t>
       </w:r>
@@ -9490,7 +9490,7 @@
           <w:left w:w="10" w:type="dxa"/>
           <w:right w:w="10" w:type="dxa"/>
         </w:tblCellMar>
-        <w:tblLook w:val="0000" w:firstRow="0" w:lastRow="0" w:firstColumn="0" w:lastColumn="0" w:noHBand="0" w:noVBand="0"/>
+        <w:tblLook w:val="04A0" w:firstRow="1" w:lastRow="0" w:firstColumn="1" w:lastColumn="0" w:noHBand="0" w:noVBand="1"/>
       </w:tblPr>
       <w:tblGrid>
         <w:gridCol w:w="1882"/>
@@ -9837,7 +9837,7 @@
       <w:pPr>
         <w:pStyle w:val="Heading2"/>
       </w:pPr>
-      <w:bookmarkStart w:id="23" w:name="_Toc241491076"/>
+      <w:bookmarkStart w:id="23" w:name="_Toc241492497"/>
       <w:r>
         <w:lastRenderedPageBreak/>
         <w:t>8.5 Interview sheet (verifying a locked profile)</w:t>
@@ -9901,7 +9901,7 @@
           <w:left w:w="10" w:type="dxa"/>
           <w:right w:w="10" w:type="dxa"/>
         </w:tblCellMar>
-        <w:tblLook w:val="0000" w:firstRow="0" w:lastRow="0" w:firstColumn="0" w:lastColumn="0" w:noHBand="0" w:noVBand="0"/>
+        <w:tblLook w:val="04A0" w:firstRow="1" w:lastRow="0" w:firstColumn="1" w:lastColumn="0" w:noHBand="0" w:noVBand="1"/>
       </w:tblPr>
       <w:tblGrid>
         <w:gridCol w:w="1882"/>
@@ -10878,7 +10878,7 @@
       <w:pPr>
         <w:pStyle w:val="Heading2"/>
       </w:pPr>
-      <w:bookmarkStart w:id="24" w:name="_Toc241491077"/>
+      <w:bookmarkStart w:id="24" w:name="_Toc241492498"/>
       <w:r>
         <w:t>8.6 KII Register</w:t>
       </w:r>
@@ -10941,7 +10941,7 @@
           <w:left w:w="10" w:type="dxa"/>
           <w:right w:w="10" w:type="dxa"/>
         </w:tblCellMar>
-        <w:tblLook w:val="0000" w:firstRow="0" w:lastRow="0" w:firstColumn="0" w:lastColumn="0" w:noHBand="0" w:noVBand="0"/>
+        <w:tblLook w:val="04A0" w:firstRow="1" w:lastRow="0" w:firstColumn="1" w:lastColumn="0" w:noHBand="0" w:noVBand="1"/>
       </w:tblPr>
       <w:tblGrid>
         <w:gridCol w:w="1882"/>
@@ -11499,7 +11499,7 @@
       <w:pPr>
         <w:pStyle w:val="Heading2"/>
       </w:pPr>
-      <w:bookmarkStart w:id="25" w:name="_Toc241491078"/>
+      <w:bookmarkStart w:id="25" w:name="_Toc241492499"/>
       <w:r>
         <w:t>8.7 New KII Record</w:t>
       </w:r>
@@ -11562,7 +11562,7 @@
           <w:left w:w="10" w:type="dxa"/>
           <w:right w:w="10" w:type="dxa"/>
         </w:tblCellMar>
-        <w:tblLook w:val="0000" w:firstRow="0" w:lastRow="0" w:firstColumn="0" w:lastColumn="0" w:noHBand="0" w:noVBand="0"/>
+        <w:tblLook w:val="04A0" w:firstRow="1" w:lastRow="0" w:firstColumn="1" w:lastColumn="0" w:noHBand="0" w:noVBand="1"/>
       </w:tblPr>
       <w:tblGrid>
         <w:gridCol w:w="1882"/>
@@ -11909,7 +11909,7 @@
       <w:pPr>
         <w:pStyle w:val="Heading2"/>
       </w:pPr>
-      <w:bookmarkStart w:id="26" w:name="_Toc241491079"/>
+      <w:bookmarkStart w:id="26" w:name="_Toc241492500"/>
       <w:r>
         <w:t>8.8 KII record</w:t>
       </w:r>
@@ -11972,7 +11972,7 @@
           <w:left w:w="10" w:type="dxa"/>
           <w:right w:w="10" w:type="dxa"/>
         </w:tblCellMar>
-        <w:tblLook w:val="0000" w:firstRow="0" w:lastRow="0" w:firstColumn="0" w:lastColumn="0" w:noHBand="0" w:noVBand="0"/>
+        <w:tblLook w:val="04A0" w:firstRow="1" w:lastRow="0" w:firstColumn="1" w:lastColumn="0" w:noHBand="0" w:noVBand="1"/>
       </w:tblPr>
       <w:tblGrid>
         <w:gridCol w:w="1882"/>
@@ -12950,7 +12950,7 @@
       <w:pPr>
         <w:pStyle w:val="Heading2"/>
       </w:pPr>
-      <w:bookmarkStart w:id="27" w:name="_Toc241491080"/>
+      <w:bookmarkStart w:id="27" w:name="_Toc241492501"/>
       <w:r>
         <w:t>8.9 Completed forms (Form PDFs)</w:t>
       </w:r>
@@ -13013,7 +13013,7 @@
           <w:left w:w="10" w:type="dxa"/>
           <w:right w:w="10" w:type="dxa"/>
         </w:tblCellMar>
-        <w:tblLook w:val="0000" w:firstRow="0" w:lastRow="0" w:firstColumn="0" w:lastColumn="0" w:noHBand="0" w:noVBand="0"/>
+        <w:tblLook w:val="04A0" w:firstRow="1" w:lastRow="0" w:firstColumn="1" w:lastColumn="0" w:noHBand="0" w:noVBand="1"/>
       </w:tblPr>
       <w:tblGrid>
         <w:gridCol w:w="1882"/>
@@ -13832,7 +13832,7 @@
         <w:sz w:val="16"/>
         <w:szCs w:val="16"/>
       </w:rPr>
-      <w:t>Version 1.11 · 28 September 2026</w:t>
+      <w:t>Version 1.12 · 28 September 2026</w:t>
     </w:r>
     <w:r>
       <w:rPr>
@@ -14005,10 +14005,10 @@
 <file path=word/numbering.xml><?xml version="1.0" encoding="utf-8"?>
 <w:numbering xmlns:wpc="http://schemas.microsoft.com/office/word/2010/wordprocessingCanvas" xmlns:cx="http://schemas.microsoft.com/office/drawing/2014/chartex" xmlns:cx1="http://schemas.microsoft.com/office/drawing/2015/9/8/chartex" xmlns:cx2="http://schemas.microsoft.com/office/drawing/2015/10/21/chartex" xmlns:cx3="http://schemas.microsoft.com/office/drawing/2016/5/9/chartex" xmlns:cx4="http://schemas.microsoft.com/office/drawing/2016/5/10/chartex" xmlns:cx5="http://schemas.microsoft.com/office/drawing/2016/5/11/chartex" xmlns:cx6="http://schemas.microsoft.com/office/drawing/2016/5/12/chartex" xmlns:cx7="http://schemas.microsoft.com/office/drawing/2016/5/13/chartex" xmlns:cx8="http://schemas.microsoft.com/office/drawing/2016/5/14/chartex" xmlns:mc="http://schemas.openxmlformats.org/markup-compatibility/2006" xmlns:aink="http://schemas.microsoft.com/office/drawing/2016/ink" xmlns:am3d="http://schemas.microsoft.com/office/drawing/2017/model3d" xmlns:o="urn:schemas-microsoft-com:office:office" xmlns:oel="http://schemas.microsoft.com/office/2019/extlst" xmlns:r="http://schemas.openxmlformats.org/officeDocument/2006/relationships" xmlns:m="http://schemas.openxmlformats.org/officeDocument/2006/math" xmlns:v="urn:schemas-microsoft-com:vml" xmlns:wp14="http://schemas.microsoft.com/office/word/2010/wordprocessingDrawing" xmlns:wp="http://schemas.openxmlformats.org/drawingml/2006/wordprocessingDrawing" xmlns:w10="urn:schemas-microsoft-com:office:word" xmlns:w="http://schemas.openxmlformats.org/wordprocessingml/2006/main" xmlns:w14="http://schemas.microsoft.com/office/word/2010/wordml" xmlns:w15="http://schemas.microsoft.com/office/word/2012/wordml" xmlns:w16cex="http://schemas.microsoft.com/office/word/2018/wordml/cex" xmlns:w16cid="http://schemas.microsoft.com/office/word/2016/wordml/cid" xmlns:w16="http://schemas.microsoft.com/office/word/2018/wordml" xmlns:w16sdtdh="http://schemas.microsoft.com/office/word/2020/wordml/sdtdatahash" xmlns:w16se="http://schemas.microsoft.com/office/word/2015/wordml/symex" xmlns:wpg="http://schemas.microsoft.com/office/word/2010/wordprocessingGroup" xmlns:wpi="http://schemas.microsoft.com/office/word/2010/wordprocessingInk" xmlns:wne="http://schemas.microsoft.com/office/word/2006/wordml" xmlns:wps="http://schemas.microsoft.com/office/word/2010/wordprocessingShape" mc:Ignorable="w14 w15 w16se w16cid w16 w16cex w16sdtdh wp14">
   <w:abstractNum w:abstractNumId="0" w15:restartNumberingAfterBreak="0">
-    <w:nsid w:val="0C6C4E22"/>
+    <w:nsid w:val="0425318E"/>
     <w:multiLevelType w:val="hybridMultilevel"/>
-    <w:tmpl w:val="443C479C"/>
-    <w:lvl w:ilvl="0" w:tplc="A202C63E">
+    <w:tmpl w:val="907AFCCC"/>
+    <w:lvl w:ilvl="0" w:tplc="DA8A72E4">
       <w:start w:val="1"/>
       <w:numFmt w:val="decimal"/>
       <w:lvlText w:val="%1."/>
@@ -14022,52 +14022,110 @@
         <w:color w:val="A67C27"/>
       </w:rPr>
     </w:lvl>
-    <w:lvl w:ilvl="1" w:tplc="E9FAA6EE">
+    <w:lvl w:ilvl="1" w:tplc="18D27DE6">
       <w:numFmt w:val="decimal"/>
       <w:lvlText w:val=""/>
       <w:lvlJc w:val="left"/>
     </w:lvl>
-    <w:lvl w:ilvl="2" w:tplc="8B6C2512">
+    <w:lvl w:ilvl="2" w:tplc="6FB27FCA">
       <w:numFmt w:val="decimal"/>
       <w:lvlText w:val=""/>
       <w:lvlJc w:val="left"/>
     </w:lvl>
-    <w:lvl w:ilvl="3" w:tplc="A48874D6">
+    <w:lvl w:ilvl="3" w:tplc="DA3E0616">
       <w:numFmt w:val="decimal"/>
       <w:lvlText w:val=""/>
       <w:lvlJc w:val="left"/>
     </w:lvl>
-    <w:lvl w:ilvl="4" w:tplc="D144C7F6">
+    <w:lvl w:ilvl="4" w:tplc="CAB8A438">
       <w:numFmt w:val="decimal"/>
       <w:lvlText w:val=""/>
       <w:lvlJc w:val="left"/>
     </w:lvl>
-    <w:lvl w:ilvl="5" w:tplc="DB669A78">
+    <w:lvl w:ilvl="5" w:tplc="89F04A12">
       <w:numFmt w:val="decimal"/>
       <w:lvlText w:val=""/>
       <w:lvlJc w:val="left"/>
     </w:lvl>
-    <w:lvl w:ilvl="6" w:tplc="8898CC48">
+    <w:lvl w:ilvl="6" w:tplc="E7F0986E">
       <w:numFmt w:val="decimal"/>
       <w:lvlText w:val=""/>
       <w:lvlJc w:val="left"/>
     </w:lvl>
-    <w:lvl w:ilvl="7" w:tplc="6E201E62">
+    <w:lvl w:ilvl="7" w:tplc="2D047B8A">
       <w:numFmt w:val="decimal"/>
       <w:lvlText w:val=""/>
       <w:lvlJc w:val="left"/>
     </w:lvl>
-    <w:lvl w:ilvl="8" w:tplc="082E21B2">
+    <w:lvl w:ilvl="8" w:tplc="F0860A02">
       <w:numFmt w:val="decimal"/>
       <w:lvlText w:val=""/>
       <w:lvlJc w:val="left"/>
     </w:lvl>
   </w:abstractNum>
   <w:abstractNum w:abstractNumId="1" w15:restartNumberingAfterBreak="0">
-    <w:nsid w:val="1095601C"/>
+    <w:nsid w:val="1CB46CCE"/>
     <w:multiLevelType w:val="hybridMultilevel"/>
-    <w:tmpl w:val="B7E08ED8"/>
-    <w:lvl w:ilvl="0" w:tplc="9B1AABEA">
+    <w:tmpl w:val="C608A9C0"/>
+    <w:lvl w:ilvl="0" w:tplc="B38A36E6">
+      <w:start w:val="1"/>
+      <w:numFmt w:val="bullet"/>
+      <w:lvlText w:val="•"/>
+      <w:lvlJc w:val="left"/>
+      <w:pPr>
+        <w:ind w:left="460" w:hanging="280"/>
+      </w:pPr>
+    </w:lvl>
+    <w:lvl w:ilvl="1" w:tplc="8CF632E8">
+      <w:start w:val="1"/>
+      <w:numFmt w:val="bullet"/>
+      <w:lvlText w:val="–"/>
+      <w:lvlJc w:val="left"/>
+      <w:pPr>
+        <w:ind w:left="900" w:hanging="280"/>
+      </w:pPr>
+    </w:lvl>
+    <w:lvl w:ilvl="2" w:tplc="7AC2CAC4">
+      <w:numFmt w:val="decimal"/>
+      <w:lvlText w:val=""/>
+      <w:lvlJc w:val="left"/>
+    </w:lvl>
+    <w:lvl w:ilvl="3" w:tplc="5B008C86">
+      <w:numFmt w:val="decimal"/>
+      <w:lvlText w:val=""/>
+      <w:lvlJc w:val="left"/>
+    </w:lvl>
+    <w:lvl w:ilvl="4" w:tplc="5CDCC7D4">
+      <w:numFmt w:val="decimal"/>
+      <w:lvlText w:val=""/>
+      <w:lvlJc w:val="left"/>
+    </w:lvl>
+    <w:lvl w:ilvl="5" w:tplc="9BDE23C2">
+      <w:numFmt w:val="decimal"/>
+      <w:lvlText w:val=""/>
+      <w:lvlJc w:val="left"/>
+    </w:lvl>
+    <w:lvl w:ilvl="6" w:tplc="346461D2">
+      <w:numFmt w:val="decimal"/>
+      <w:lvlText w:val=""/>
+      <w:lvlJc w:val="left"/>
+    </w:lvl>
+    <w:lvl w:ilvl="7" w:tplc="16A04420">
+      <w:numFmt w:val="decimal"/>
+      <w:lvlText w:val=""/>
+      <w:lvlJc w:val="left"/>
+    </w:lvl>
+    <w:lvl w:ilvl="8" w:tplc="E2C2F32C">
+      <w:numFmt w:val="decimal"/>
+      <w:lvlText w:val=""/>
+      <w:lvlJc w:val="left"/>
+    </w:lvl>
+  </w:abstractNum>
+  <w:abstractNum w:abstractNumId="2" w15:restartNumberingAfterBreak="0">
+    <w:nsid w:val="22F9604D"/>
+    <w:multiLevelType w:val="hybridMultilevel"/>
+    <w:tmpl w:val="867E193A"/>
+    <w:lvl w:ilvl="0" w:tplc="17AA55AE">
       <w:start w:val="1"/>
       <w:numFmt w:val="decimal"/>
       <w:lvlText w:val="%1."/>
@@ -14081,52 +14139,52 @@
         <w:color w:val="A67C27"/>
       </w:rPr>
     </w:lvl>
-    <w:lvl w:ilvl="1" w:tplc="D1F4F978">
+    <w:lvl w:ilvl="1" w:tplc="6F86C9CA">
       <w:numFmt w:val="decimal"/>
       <w:lvlText w:val=""/>
       <w:lvlJc w:val="left"/>
     </w:lvl>
-    <w:lvl w:ilvl="2" w:tplc="25A6DD9C">
+    <w:lvl w:ilvl="2" w:tplc="F5E04092">
       <w:numFmt w:val="decimal"/>
       <w:lvlText w:val=""/>
       <w:lvlJc w:val="left"/>
     </w:lvl>
-    <w:lvl w:ilvl="3" w:tplc="3FACF860">
+    <w:lvl w:ilvl="3" w:tplc="726C1264">
       <w:numFmt w:val="decimal"/>
       <w:lvlText w:val=""/>
       <w:lvlJc w:val="left"/>
     </w:lvl>
-    <w:lvl w:ilvl="4" w:tplc="2AD2068C">
+    <w:lvl w:ilvl="4" w:tplc="03AE8052">
       <w:numFmt w:val="decimal"/>
       <w:lvlText w:val=""/>
       <w:lvlJc w:val="left"/>
     </w:lvl>
-    <w:lvl w:ilvl="5" w:tplc="67F0E416">
+    <w:lvl w:ilvl="5" w:tplc="2B468142">
       <w:numFmt w:val="decimal"/>
       <w:lvlText w:val=""/>
       <w:lvlJc w:val="left"/>
     </w:lvl>
-    <w:lvl w:ilvl="6" w:tplc="E5185674">
+    <w:lvl w:ilvl="6" w:tplc="2CBEF61E">
       <w:numFmt w:val="decimal"/>
       <w:lvlText w:val=""/>
       <w:lvlJc w:val="left"/>
     </w:lvl>
-    <w:lvl w:ilvl="7" w:tplc="002256CA">
+    <w:lvl w:ilvl="7" w:tplc="81644CD6">
       <w:numFmt w:val="decimal"/>
       <w:lvlText w:val=""/>
       <w:lvlJc w:val="left"/>
     </w:lvl>
-    <w:lvl w:ilvl="8" w:tplc="10D288D6">
+    <w:lvl w:ilvl="8" w:tplc="33E07402">
       <w:numFmt w:val="decimal"/>
       <w:lvlText w:val=""/>
       <w:lvlJc w:val="left"/>
     </w:lvl>
   </w:abstractNum>
-  <w:abstractNum w:abstractNumId="2" w15:restartNumberingAfterBreak="0">
-    <w:nsid w:val="17A418BF"/>
+  <w:abstractNum w:abstractNumId="3" w15:restartNumberingAfterBreak="0">
+    <w:nsid w:val="43031EB6"/>
     <w:multiLevelType w:val="hybridMultilevel"/>
-    <w:tmpl w:val="31A86C40"/>
-    <w:lvl w:ilvl="0" w:tplc="6D5851E2">
+    <w:tmpl w:val="ED384402"/>
+    <w:lvl w:ilvl="0" w:tplc="555645D8">
       <w:start w:val="1"/>
       <w:numFmt w:val="decimal"/>
       <w:lvlText w:val="%1."/>
@@ -14140,52 +14198,52 @@
         <w:color w:val="A67C27"/>
       </w:rPr>
     </w:lvl>
-    <w:lvl w:ilvl="1" w:tplc="B010D944">
+    <w:lvl w:ilvl="1" w:tplc="EAD0E31E">
       <w:numFmt w:val="decimal"/>
       <w:lvlText w:val=""/>
       <w:lvlJc w:val="left"/>
     </w:lvl>
-    <w:lvl w:ilvl="2" w:tplc="86D28A16">
+    <w:lvl w:ilvl="2" w:tplc="78A617F6">
       <w:numFmt w:val="decimal"/>
       <w:lvlText w:val=""/>
       <w:lvlJc w:val="left"/>
     </w:lvl>
-    <w:lvl w:ilvl="3" w:tplc="ED30D69A">
+    <w:lvl w:ilvl="3" w:tplc="BB1221D2">
       <w:numFmt w:val="decimal"/>
       <w:lvlText w:val=""/>
       <w:lvlJc w:val="left"/>
     </w:lvl>
-    <w:lvl w:ilvl="4" w:tplc="72A6C57E">
+    <w:lvl w:ilvl="4" w:tplc="B9941CAC">
       <w:numFmt w:val="decimal"/>
       <w:lvlText w:val=""/>
       <w:lvlJc w:val="left"/>
     </w:lvl>
-    <w:lvl w:ilvl="5" w:tplc="23D654C6">
+    <w:lvl w:ilvl="5" w:tplc="57CA52A0">
       <w:numFmt w:val="decimal"/>
       <w:lvlText w:val=""/>
       <w:lvlJc w:val="left"/>
     </w:lvl>
-    <w:lvl w:ilvl="6" w:tplc="BB86AA54">
+    <w:lvl w:ilvl="6" w:tplc="40E618B4">
       <w:numFmt w:val="decimal"/>
       <w:lvlText w:val=""/>
       <w:lvlJc w:val="left"/>
     </w:lvl>
-    <w:lvl w:ilvl="7" w:tplc="E60293E2">
+    <w:lvl w:ilvl="7" w:tplc="F4364588">
       <w:numFmt w:val="decimal"/>
       <w:lvlText w:val=""/>
       <w:lvlJc w:val="left"/>
     </w:lvl>
-    <w:lvl w:ilvl="8" w:tplc="CC36ED9C">
+    <w:lvl w:ilvl="8" w:tplc="C9A672D8">
       <w:numFmt w:val="decimal"/>
       <w:lvlText w:val=""/>
       <w:lvlJc w:val="left"/>
     </w:lvl>
   </w:abstractNum>
-  <w:abstractNum w:abstractNumId="3" w15:restartNumberingAfterBreak="0">
-    <w:nsid w:val="192307CF"/>
+  <w:abstractNum w:abstractNumId="4" w15:restartNumberingAfterBreak="0">
+    <w:nsid w:val="46D93C46"/>
     <w:multiLevelType w:val="hybridMultilevel"/>
-    <w:tmpl w:val="913C3BDA"/>
-    <w:lvl w:ilvl="0" w:tplc="6FAC924A">
+    <w:tmpl w:val="0956AA9E"/>
+    <w:lvl w:ilvl="0" w:tplc="F7A05490">
       <w:start w:val="1"/>
       <w:numFmt w:val="decimal"/>
       <w:lvlText w:val="%1."/>
@@ -14199,52 +14257,52 @@
         <w:color w:val="A67C27"/>
       </w:rPr>
     </w:lvl>
-    <w:lvl w:ilvl="1" w:tplc="AE72C284">
+    <w:lvl w:ilvl="1" w:tplc="8488DC1E">
       <w:numFmt w:val="decimal"/>
       <w:lvlText w:val=""/>
       <w:lvlJc w:val="left"/>
     </w:lvl>
-    <w:lvl w:ilvl="2" w:tplc="C562CA7E">
+    <w:lvl w:ilvl="2" w:tplc="1A3494DE">
       <w:numFmt w:val="decimal"/>
       <w:lvlText w:val=""/>
       <w:lvlJc w:val="left"/>
     </w:lvl>
-    <w:lvl w:ilvl="3" w:tplc="C2DAA1FA">
+    <w:lvl w:ilvl="3" w:tplc="9F621D90">
       <w:numFmt w:val="decimal"/>
       <w:lvlText w:val=""/>
       <w:lvlJc w:val="left"/>
     </w:lvl>
-    <w:lvl w:ilvl="4" w:tplc="93720B76">
+    <w:lvl w:ilvl="4" w:tplc="8EB63F8E">
       <w:numFmt w:val="decimal"/>
       <w:lvlText w:val=""/>
       <w:lvlJc w:val="left"/>
     </w:lvl>
-    <w:lvl w:ilvl="5" w:tplc="F4B448D6">
+    <w:lvl w:ilvl="5" w:tplc="9396659C">
       <w:numFmt w:val="decimal"/>
       <w:lvlText w:val=""/>
       <w:lvlJc w:val="left"/>
     </w:lvl>
-    <w:lvl w:ilvl="6" w:tplc="D0F861A0">
+    <w:lvl w:ilvl="6" w:tplc="9DF2DA16">
       <w:numFmt w:val="decimal"/>
       <w:lvlText w:val=""/>
       <w:lvlJc w:val="left"/>
     </w:lvl>
-    <w:lvl w:ilvl="7" w:tplc="929E20F4">
+    <w:lvl w:ilvl="7" w:tplc="3E3E1CAA">
       <w:numFmt w:val="decimal"/>
       <w:lvlText w:val=""/>
       <w:lvlJc w:val="left"/>
     </w:lvl>
-    <w:lvl w:ilvl="8" w:tplc="94228A3E">
+    <w:lvl w:ilvl="8" w:tplc="261422DA">
       <w:numFmt w:val="decimal"/>
       <w:lvlText w:val=""/>
       <w:lvlJc w:val="left"/>
     </w:lvl>
   </w:abstractNum>
-  <w:abstractNum w:abstractNumId="4" w15:restartNumberingAfterBreak="0">
-    <w:nsid w:val="29BD7CCC"/>
+  <w:abstractNum w:abstractNumId="5" w15:restartNumberingAfterBreak="0">
+    <w:nsid w:val="58DE79F5"/>
     <w:multiLevelType w:val="hybridMultilevel"/>
-    <w:tmpl w:val="C856FF0A"/>
-    <w:lvl w:ilvl="0" w:tplc="D6B4416C">
+    <w:tmpl w:val="192C1376"/>
+    <w:lvl w:ilvl="0" w:tplc="1D28CAF0">
       <w:start w:val="1"/>
       <w:numFmt w:val="decimal"/>
       <w:lvlText w:val="%1."/>
@@ -14258,52 +14316,52 @@
         <w:color w:val="A67C27"/>
       </w:rPr>
     </w:lvl>
-    <w:lvl w:ilvl="1" w:tplc="47864AA4">
+    <w:lvl w:ilvl="1" w:tplc="E722C0FA">
       <w:numFmt w:val="decimal"/>
       <w:lvlText w:val=""/>
       <w:lvlJc w:val="left"/>
     </w:lvl>
-    <w:lvl w:ilvl="2" w:tplc="D2BC3490">
+    <w:lvl w:ilvl="2" w:tplc="E77E63EC">
       <w:numFmt w:val="decimal"/>
       <w:lvlText w:val=""/>
       <w:lvlJc w:val="left"/>
     </w:lvl>
-    <w:lvl w:ilvl="3" w:tplc="D88AB5D2">
+    <w:lvl w:ilvl="3" w:tplc="DA8EF33E">
       <w:numFmt w:val="decimal"/>
       <w:lvlText w:val=""/>
       <w:lvlJc w:val="left"/>
     </w:lvl>
-    <w:lvl w:ilvl="4" w:tplc="BE765BD8">
+    <w:lvl w:ilvl="4" w:tplc="3D88DF8A">
       <w:numFmt w:val="decimal"/>
       <w:lvlText w:val=""/>
       <w:lvlJc w:val="left"/>
     </w:lvl>
-    <w:lvl w:ilvl="5" w:tplc="DF067CE0">
+    <w:lvl w:ilvl="5" w:tplc="42D07A4C">
       <w:numFmt w:val="decimal"/>
       <w:lvlText w:val=""/>
       <w:lvlJc w:val="left"/>
     </w:lvl>
-    <w:lvl w:ilvl="6" w:tplc="1B0E4100">
+    <w:lvl w:ilvl="6" w:tplc="333A8B0C">
       <w:numFmt w:val="decimal"/>
       <w:lvlText w:val=""/>
       <w:lvlJc w:val="left"/>
     </w:lvl>
-    <w:lvl w:ilvl="7" w:tplc="E716F394">
+    <w:lvl w:ilvl="7" w:tplc="C0E8397E">
       <w:numFmt w:val="decimal"/>
       <w:lvlText w:val=""/>
       <w:lvlJc w:val="left"/>
     </w:lvl>
-    <w:lvl w:ilvl="8" w:tplc="0A1C3562">
+    <w:lvl w:ilvl="8" w:tplc="E5744538">
       <w:numFmt w:val="decimal"/>
       <w:lvlText w:val=""/>
       <w:lvlJc w:val="left"/>
     </w:lvl>
   </w:abstractNum>
-  <w:abstractNum w:abstractNumId="5" w15:restartNumberingAfterBreak="0">
-    <w:nsid w:val="2DF1439E"/>
+  <w:abstractNum w:abstractNumId="6" w15:restartNumberingAfterBreak="0">
+    <w:nsid w:val="5A6A57BB"/>
     <w:multiLevelType w:val="hybridMultilevel"/>
-    <w:tmpl w:val="9E48CBC0"/>
-    <w:lvl w:ilvl="0" w:tplc="433EF580">
+    <w:tmpl w:val="E0A6C2E6"/>
+    <w:lvl w:ilvl="0" w:tplc="89EA4A16">
       <w:start w:val="1"/>
       <w:numFmt w:val="decimal"/>
       <w:lvlText w:val="%1."/>
@@ -14317,138 +14375,52 @@
         <w:color w:val="A67C27"/>
       </w:rPr>
     </w:lvl>
-    <w:lvl w:ilvl="1" w:tplc="D03291A8">
+    <w:lvl w:ilvl="1" w:tplc="A7420A96">
       <w:numFmt w:val="decimal"/>
       <w:lvlText w:val=""/>
       <w:lvlJc w:val="left"/>
     </w:lvl>
-    <w:lvl w:ilvl="2" w:tplc="5E2E727C">
+    <w:lvl w:ilvl="2" w:tplc="98FA1C7A">
       <w:numFmt w:val="decimal"/>
       <w:lvlText w:val=""/>
       <w:lvlJc w:val="left"/>
     </w:lvl>
-    <w:lvl w:ilvl="3" w:tplc="7C4629C0">
+    <w:lvl w:ilvl="3" w:tplc="ED428DB8">
       <w:numFmt w:val="decimal"/>
       <w:lvlText w:val=""/>
       <w:lvlJc w:val="left"/>
     </w:lvl>
-    <w:lvl w:ilvl="4" w:tplc="11B8398C">
+    <w:lvl w:ilvl="4" w:tplc="6FF2F492">
       <w:numFmt w:val="decimal"/>
       <w:lvlText w:val=""/>
       <w:lvlJc w:val="left"/>
     </w:lvl>
-    <w:lvl w:ilvl="5" w:tplc="1540826A">
+    <w:lvl w:ilvl="5" w:tplc="17E2B71A">
       <w:numFmt w:val="decimal"/>
       <w:lvlText w:val=""/>
       <w:lvlJc w:val="left"/>
     </w:lvl>
-    <w:lvl w:ilvl="6" w:tplc="A5FC2E42">
+    <w:lvl w:ilvl="6" w:tplc="DFD467F0">
       <w:numFmt w:val="decimal"/>
       <w:lvlText w:val=""/>
       <w:lvlJc w:val="left"/>
     </w:lvl>
-    <w:lvl w:ilvl="7" w:tplc="EE5E2F08">
+    <w:lvl w:ilvl="7" w:tplc="D374996E">
       <w:numFmt w:val="decimal"/>
       <w:lvlText w:val=""/>
       <w:lvlJc w:val="left"/>
     </w:lvl>
-    <w:lvl w:ilvl="8" w:tplc="97621FB6">
+    <w:lvl w:ilvl="8" w:tplc="76BCA23E">
       <w:numFmt w:val="decimal"/>
       <w:lvlText w:val=""/>
       <w:lvlJc w:val="left"/>
     </w:lvl>
   </w:abstractNum>
-  <w:abstractNum w:abstractNumId="6" w15:restartNumberingAfterBreak="0">
-    <w:nsid w:val="2E372F0C"/>
+  <w:abstractNum w:abstractNumId="7" w15:restartNumberingAfterBreak="0">
+    <w:nsid w:val="5B411936"/>
     <w:multiLevelType w:val="hybridMultilevel"/>
-    <w:tmpl w:val="39CE1AC0"/>
-    <w:lvl w:ilvl="0" w:tplc="77EC03D4">
-      <w:start w:val="1"/>
-      <w:numFmt w:val="bullet"/>
-      <w:lvlText w:val="●"/>
-      <w:lvlJc w:val="left"/>
-      <w:pPr>
-        <w:ind w:left="720" w:hanging="360"/>
-      </w:pPr>
-    </w:lvl>
-    <w:lvl w:ilvl="1" w:tplc="245C3BE4">
-      <w:start w:val="1"/>
-      <w:numFmt w:val="bullet"/>
-      <w:lvlText w:val="○"/>
-      <w:lvlJc w:val="left"/>
-      <w:pPr>
-        <w:ind w:left="1440" w:hanging="360"/>
-      </w:pPr>
-    </w:lvl>
-    <w:lvl w:ilvl="2" w:tplc="137E228E">
-      <w:start w:val="1"/>
-      <w:numFmt w:val="bullet"/>
-      <w:lvlText w:val="■"/>
-      <w:lvlJc w:val="left"/>
-      <w:pPr>
-        <w:ind w:left="2160" w:hanging="360"/>
-      </w:pPr>
-    </w:lvl>
-    <w:lvl w:ilvl="3" w:tplc="E3664AD4">
-      <w:start w:val="1"/>
-      <w:numFmt w:val="bullet"/>
-      <w:lvlText w:val="●"/>
-      <w:lvlJc w:val="left"/>
-      <w:pPr>
-        <w:ind w:left="2880" w:hanging="360"/>
-      </w:pPr>
-    </w:lvl>
-    <w:lvl w:ilvl="4" w:tplc="2550DFC6">
-      <w:start w:val="1"/>
-      <w:numFmt w:val="bullet"/>
-      <w:lvlText w:val="○"/>
-      <w:lvlJc w:val="left"/>
-      <w:pPr>
-        <w:ind w:left="3600" w:hanging="360"/>
-      </w:pPr>
-    </w:lvl>
-    <w:lvl w:ilvl="5" w:tplc="4C885EE0">
-      <w:start w:val="1"/>
-      <w:numFmt w:val="bullet"/>
-      <w:lvlText w:val="■"/>
-      <w:lvlJc w:val="left"/>
-      <w:pPr>
-        <w:ind w:left="4320" w:hanging="360"/>
-      </w:pPr>
-    </w:lvl>
-    <w:lvl w:ilvl="6" w:tplc="0C4AB600">
-      <w:start w:val="1"/>
-      <w:numFmt w:val="bullet"/>
-      <w:lvlText w:val="●"/>
-      <w:lvlJc w:val="left"/>
-      <w:pPr>
-        <w:ind w:left="5040" w:hanging="360"/>
-      </w:pPr>
-    </w:lvl>
-    <w:lvl w:ilvl="7" w:tplc="96CEC146">
-      <w:start w:val="1"/>
-      <w:numFmt w:val="bullet"/>
-      <w:lvlText w:val="●"/>
-      <w:lvlJc w:val="left"/>
-      <w:pPr>
-        <w:ind w:left="5760" w:hanging="360"/>
-      </w:pPr>
-    </w:lvl>
-    <w:lvl w:ilvl="8" w:tplc="4EEACE52">
-      <w:start w:val="1"/>
-      <w:numFmt w:val="bullet"/>
-      <w:lvlText w:val="●"/>
-      <w:lvlJc w:val="left"/>
-      <w:pPr>
-        <w:ind w:left="6480" w:hanging="360"/>
-      </w:pPr>
-    </w:lvl>
-  </w:abstractNum>
-  <w:abstractNum w:abstractNumId="7" w15:restartNumberingAfterBreak="0">
-    <w:nsid w:val="3F9C7CDE"/>
-    <w:multiLevelType w:val="hybridMultilevel"/>
-    <w:tmpl w:val="40CC6706"/>
-    <w:lvl w:ilvl="0" w:tplc="E38AE9C8">
+    <w:tmpl w:val="DFAC7508"/>
+    <w:lvl w:ilvl="0" w:tplc="582AD90E">
       <w:start w:val="1"/>
       <w:numFmt w:val="decimal"/>
       <w:lvlText w:val="%1."/>
@@ -14462,110 +14434,138 @@
         <w:color w:val="A67C27"/>
       </w:rPr>
     </w:lvl>
-    <w:lvl w:ilvl="1" w:tplc="5A32A5CE">
+    <w:lvl w:ilvl="1" w:tplc="9196D548">
       <w:numFmt w:val="decimal"/>
       <w:lvlText w:val=""/>
       <w:lvlJc w:val="left"/>
     </w:lvl>
-    <w:lvl w:ilvl="2" w:tplc="797E6C44">
+    <w:lvl w:ilvl="2" w:tplc="B2700BA0">
       <w:numFmt w:val="decimal"/>
       <w:lvlText w:val=""/>
       <w:lvlJc w:val="left"/>
     </w:lvl>
-    <w:lvl w:ilvl="3" w:tplc="D44C1832">
+    <w:lvl w:ilvl="3" w:tplc="77E29522">
       <w:numFmt w:val="decimal"/>
       <w:lvlText w:val=""/>
       <w:lvlJc w:val="left"/>
     </w:lvl>
-    <w:lvl w:ilvl="4" w:tplc="A9CC92C8">
+    <w:lvl w:ilvl="4" w:tplc="DB7CAA94">
       <w:numFmt w:val="decimal"/>
       <w:lvlText w:val=""/>
       <w:lvlJc w:val="left"/>
     </w:lvl>
-    <w:lvl w:ilvl="5" w:tplc="99B64C0A">
+    <w:lvl w:ilvl="5" w:tplc="A1C8E1C0">
       <w:numFmt w:val="decimal"/>
       <w:lvlText w:val=""/>
       <w:lvlJc w:val="left"/>
     </w:lvl>
-    <w:lvl w:ilvl="6" w:tplc="69BA7860">
+    <w:lvl w:ilvl="6" w:tplc="FCDAFB8E">
       <w:numFmt w:val="decimal"/>
       <w:lvlText w:val=""/>
       <w:lvlJc w:val="left"/>
     </w:lvl>
-    <w:lvl w:ilvl="7" w:tplc="82EAE954">
+    <w:lvl w:ilvl="7" w:tplc="2768400E">
       <w:numFmt w:val="decimal"/>
       <w:lvlText w:val=""/>
       <w:lvlJc w:val="left"/>
     </w:lvl>
-    <w:lvl w:ilvl="8" w:tplc="CA2ED0A8">
+    <w:lvl w:ilvl="8" w:tplc="A4DE6B08">
       <w:numFmt w:val="decimal"/>
       <w:lvlText w:val=""/>
       <w:lvlJc w:val="left"/>
     </w:lvl>
   </w:abstractNum>
   <w:abstractNum w:abstractNumId="8" w15:restartNumberingAfterBreak="0">
-    <w:nsid w:val="58057A05"/>
+    <w:nsid w:val="6332376F"/>
     <w:multiLevelType w:val="hybridMultilevel"/>
-    <w:tmpl w:val="C1989702"/>
-    <w:lvl w:ilvl="0" w:tplc="AE8253B2">
+    <w:tmpl w:val="DDD23DAE"/>
+    <w:lvl w:ilvl="0" w:tplc="AE9C17B6">
       <w:start w:val="1"/>
       <w:numFmt w:val="bullet"/>
-      <w:lvlText w:val="•"/>
+      <w:lvlText w:val="●"/>
       <w:lvlJc w:val="left"/>
       <w:pPr>
-        <w:ind w:left="460" w:hanging="280"/>
+        <w:ind w:left="720" w:hanging="360"/>
       </w:pPr>
     </w:lvl>
-    <w:lvl w:ilvl="1" w:tplc="525E5F04">
+    <w:lvl w:ilvl="1" w:tplc="0C8EF000">
       <w:start w:val="1"/>
       <w:numFmt w:val="bullet"/>
-      <w:lvlText w:val="–"/>
+      <w:lvlText w:val="○"/>
       <w:lvlJc w:val="left"/>
       <w:pPr>
-        <w:ind w:left="900" w:hanging="280"/>
+        <w:ind w:left="1440" w:hanging="360"/>
       </w:pPr>
     </w:lvl>
-    <w:lvl w:ilvl="2" w:tplc="ACCCC3BC">
-      <w:numFmt w:val="decimal"/>
-      <w:lvlText w:val=""/>
+    <w:lvl w:ilvl="2" w:tplc="D878F44A">
+      <w:start w:val="1"/>
+      <w:numFmt w:val="bullet"/>
+      <w:lvlText w:val="■"/>
       <w:lvlJc w:val="left"/>
+      <w:pPr>
+        <w:ind w:left="2160" w:hanging="360"/>
+      </w:pPr>
     </w:lvl>
-    <w:lvl w:ilvl="3" w:tplc="A4946D40">
-      <w:numFmt w:val="decimal"/>
-      <w:lvlText w:val=""/>
+    <w:lvl w:ilvl="3" w:tplc="6AEEB462">
+      <w:start w:val="1"/>
+      <w:numFmt w:val="bullet"/>
+      <w:lvlText w:val="●"/>
       <w:lvlJc w:val="left"/>
+      <w:pPr>
+        <w:ind w:left="2880" w:hanging="360"/>
+      </w:pPr>
     </w:lvl>
-    <w:lvl w:ilvl="4" w:tplc="D316A2D8">
-      <w:numFmt w:val="decimal"/>
-      <w:lvlText w:val=""/>
+    <w:lvl w:ilvl="4" w:tplc="A6A6BE64">
+      <w:start w:val="1"/>
+      <w:numFmt w:val="bullet"/>
+      <w:lvlText w:val="○"/>
       <w:lvlJc w:val="left"/>
+      <w:pPr>
+        <w:ind w:left="3600" w:hanging="360"/>
+      </w:pPr>
     </w:lvl>
-    <w:lvl w:ilvl="5" w:tplc="E904D068">
-      <w:numFmt w:val="decimal"/>
-      <w:lvlText w:val=""/>
+    <w:lvl w:ilvl="5" w:tplc="88C67390">
+      <w:start w:val="1"/>
+      <w:numFmt w:val="bullet"/>
+      <w:lvlText w:val="■"/>
       <w:lvlJc w:val="left"/>
+      <w:pPr>
+        <w:ind w:left="4320" w:hanging="360"/>
+      </w:pPr>
     </w:lvl>
-    <w:lvl w:ilvl="6" w:tplc="A0B02C0E">
-      <w:numFmt w:val="decimal"/>
-      <w:lvlText w:val=""/>
+    <w:lvl w:ilvl="6" w:tplc="D7D0D3F8">
+      <w:start w:val="1"/>
+      <w:numFmt w:val="bullet"/>
+      <w:lvlText w:val="●"/>
       <w:lvlJc w:val="left"/>
+      <w:pPr>
+        <w:ind w:left="5040" w:hanging="360"/>
+      </w:pPr>
     </w:lvl>
-    <w:lvl w:ilvl="7" w:tplc="7A8A72A2">
-      <w:numFmt w:val="decimal"/>
-      <w:lvlText w:val=""/>
+    <w:lvl w:ilvl="7" w:tplc="46E056B0">
+      <w:start w:val="1"/>
+      <w:numFmt w:val="bullet"/>
+      <w:lvlText w:val="●"/>
       <w:lvlJc w:val="left"/>
+      <w:pPr>
+        <w:ind w:left="5760" w:hanging="360"/>
+      </w:pPr>
     </w:lvl>
-    <w:lvl w:ilvl="8" w:tplc="46940508">
-      <w:numFmt w:val="decimal"/>
-      <w:lvlText w:val=""/>
+    <w:lvl w:ilvl="8" w:tplc="22E40840">
+      <w:start w:val="1"/>
+      <w:numFmt w:val="bullet"/>
+      <w:lvlText w:val="●"/>
       <w:lvlJc w:val="left"/>
+      <w:pPr>
+        <w:ind w:left="6480" w:hanging="360"/>
+      </w:pPr>
     </w:lvl>
   </w:abstractNum>
   <w:abstractNum w:abstractNumId="9" w15:restartNumberingAfterBreak="0">
-    <w:nsid w:val="5AD90171"/>
+    <w:nsid w:val="64F727E7"/>
     <w:multiLevelType w:val="hybridMultilevel"/>
-    <w:tmpl w:val="F9BE9990"/>
-    <w:lvl w:ilvl="0" w:tplc="C8D2D314">
+    <w:tmpl w:val="EE62DD2A"/>
+    <w:lvl w:ilvl="0" w:tplc="39CA87CA">
       <w:start w:val="1"/>
       <w:numFmt w:val="decimal"/>
       <w:lvlText w:val="%1."/>
@@ -14579,103 +14579,103 @@
         <w:color w:val="A67C27"/>
       </w:rPr>
     </w:lvl>
-    <w:lvl w:ilvl="1" w:tplc="4A0048EA">
+    <w:lvl w:ilvl="1" w:tplc="C22A36A2">
       <w:numFmt w:val="decimal"/>
       <w:lvlText w:val=""/>
       <w:lvlJc w:val="left"/>
     </w:lvl>
-    <w:lvl w:ilvl="2" w:tplc="C5386770">
+    <w:lvl w:ilvl="2" w:tplc="4352166E">
       <w:numFmt w:val="decimal"/>
       <w:lvlText w:val=""/>
       <w:lvlJc w:val="left"/>
     </w:lvl>
-    <w:lvl w:ilvl="3" w:tplc="9744B876">
+    <w:lvl w:ilvl="3" w:tplc="F08CDEF2">
       <w:numFmt w:val="decimal"/>
       <w:lvlText w:val=""/>
       <w:lvlJc w:val="left"/>
     </w:lvl>
-    <w:lvl w:ilvl="4" w:tplc="03ECBC14">
+    <w:lvl w:ilvl="4" w:tplc="6FACA964">
       <w:numFmt w:val="decimal"/>
       <w:lvlText w:val=""/>
       <w:lvlJc w:val="left"/>
     </w:lvl>
-    <w:lvl w:ilvl="5" w:tplc="F3521F52">
+    <w:lvl w:ilvl="5" w:tplc="11C4D8E8">
       <w:numFmt w:val="decimal"/>
       <w:lvlText w:val=""/>
       <w:lvlJc w:val="left"/>
     </w:lvl>
-    <w:lvl w:ilvl="6" w:tplc="03C614D8">
+    <w:lvl w:ilvl="6" w:tplc="C834EC54">
       <w:numFmt w:val="decimal"/>
       <w:lvlText w:val=""/>
       <w:lvlJc w:val="left"/>
     </w:lvl>
-    <w:lvl w:ilvl="7" w:tplc="197AB894">
+    <w:lvl w:ilvl="7" w:tplc="E1FE632A">
       <w:numFmt w:val="decimal"/>
       <w:lvlText w:val=""/>
       <w:lvlJc w:val="left"/>
     </w:lvl>
-    <w:lvl w:ilvl="8" w:tplc="9F6A4956">
+    <w:lvl w:ilvl="8" w:tplc="ADD69280">
       <w:numFmt w:val="decimal"/>
       <w:lvlText w:val=""/>
       <w:lvlJc w:val="left"/>
     </w:lvl>
   </w:abstractNum>
-  <w:num w:numId="1" w16cid:durableId="1693192323">
+  <w:num w:numId="1" w16cid:durableId="1710688437">
+    <w:abstractNumId w:val="8"/>
+    <w:lvlOverride w:ilvl="0">
+      <w:startOverride w:val="1"/>
+    </w:lvlOverride>
+  </w:num>
+  <w:num w:numId="2" w16cid:durableId="1410733816">
+    <w:abstractNumId w:val="1"/>
+    <w:lvlOverride w:ilvl="0">
+      <w:startOverride w:val="1"/>
+    </w:lvlOverride>
+  </w:num>
+  <w:num w:numId="3" w16cid:durableId="778331884">
+    <w:abstractNumId w:val="4"/>
+    <w:lvlOverride w:ilvl="0">
+      <w:startOverride w:val="1"/>
+    </w:lvlOverride>
+  </w:num>
+  <w:num w:numId="4" w16cid:durableId="520554924">
+    <w:abstractNumId w:val="9"/>
+    <w:lvlOverride w:ilvl="0">
+      <w:startOverride w:val="1"/>
+    </w:lvlOverride>
+  </w:num>
+  <w:num w:numId="5" w16cid:durableId="2139637276">
+    <w:abstractNumId w:val="5"/>
+    <w:lvlOverride w:ilvl="0">
+      <w:startOverride w:val="1"/>
+    </w:lvlOverride>
+  </w:num>
+  <w:num w:numId="6" w16cid:durableId="907613673">
+    <w:abstractNumId w:val="3"/>
+    <w:lvlOverride w:ilvl="0">
+      <w:startOverride w:val="1"/>
+    </w:lvlOverride>
+  </w:num>
+  <w:num w:numId="7" w16cid:durableId="1412776988">
+    <w:abstractNumId w:val="0"/>
+    <w:lvlOverride w:ilvl="0">
+      <w:startOverride w:val="1"/>
+    </w:lvlOverride>
+  </w:num>
+  <w:num w:numId="8" w16cid:durableId="991251855">
     <w:abstractNumId w:val="6"/>
     <w:lvlOverride w:ilvl="0">
       <w:startOverride w:val="1"/>
     </w:lvlOverride>
   </w:num>
-  <w:num w:numId="2" w16cid:durableId="973607062">
-    <w:abstractNumId w:val="8"/>
-    <w:lvlOverride w:ilvl="0">
-      <w:startOverride w:val="1"/>
-    </w:lvlOverride>
-  </w:num>
-  <w:num w:numId="3" w16cid:durableId="1869565090">
-    <w:abstractNumId w:val="3"/>
-    <w:lvlOverride w:ilvl="0">
-      <w:startOverride w:val="1"/>
-    </w:lvlOverride>
-  </w:num>
-  <w:num w:numId="4" w16cid:durableId="1043868157">
-    <w:abstractNumId w:val="0"/>
-    <w:lvlOverride w:ilvl="0">
-      <w:startOverride w:val="1"/>
-    </w:lvlOverride>
-  </w:num>
-  <w:num w:numId="5" w16cid:durableId="856969680">
-    <w:abstractNumId w:val="9"/>
-    <w:lvlOverride w:ilvl="0">
-      <w:startOverride w:val="1"/>
-    </w:lvlOverride>
-  </w:num>
-  <w:num w:numId="6" w16cid:durableId="2086216988">
+  <w:num w:numId="9" w16cid:durableId="1839885322">
     <w:abstractNumId w:val="2"/>
     <w:lvlOverride w:ilvl="0">
       <w:startOverride w:val="1"/>
     </w:lvlOverride>
   </w:num>
-  <w:num w:numId="7" w16cid:durableId="665476620">
-    <w:abstractNumId w:val="4"/>
-    <w:lvlOverride w:ilvl="0">
-      <w:startOverride w:val="1"/>
-    </w:lvlOverride>
-  </w:num>
-  <w:num w:numId="8" w16cid:durableId="1198276508">
+  <w:num w:numId="10" w16cid:durableId="588658268">
     <w:abstractNumId w:val="7"/>
-    <w:lvlOverride w:ilvl="0">
-      <w:startOverride w:val="1"/>
-    </w:lvlOverride>
-  </w:num>
-  <w:num w:numId="9" w16cid:durableId="222522007">
-    <w:abstractNumId w:val="5"/>
-    <w:lvlOverride w:ilvl="0">
-      <w:startOverride w:val="1"/>
-    </w:lvlOverride>
-  </w:num>
-  <w:num w:numId="10" w16cid:durableId="1633057050">
-    <w:abstractNumId w:val="1"/>
     <w:lvlOverride w:ilvl="0">
       <w:startOverride w:val="1"/>
     </w:lvlOverride>
@@ -15300,7 +15300,7 @@
     <w:autoRedefine/>
     <w:uiPriority w:val="39"/>
     <w:unhideWhenUsed/>
-    <w:rsid w:val="00C24289"/>
+    <w:rsid w:val="00B52DBD"/>
     <w:pPr>
       <w:spacing w:after="100"/>
     </w:pPr>
@@ -15312,7 +15312,7 @@
     <w:autoRedefine/>
     <w:uiPriority w:val="39"/>
     <w:unhideWhenUsed/>
-    <w:rsid w:val="00C24289"/>
+    <w:rsid w:val="00B52DBD"/>
     <w:pPr>
       <w:spacing w:after="100"/>
       <w:ind w:left="210"/>

--- a/docs/manuals/Role_Guide_5_KII_RA.docx
+++ b/docs/manuals/Role_Guide_5_KII_RA.docx
@@ -69,7 +69,7 @@
           <w:left w:w="10" w:type="dxa"/>
           <w:right w:w="10" w:type="dxa"/>
         </w:tblCellMar>
-        <w:tblLook w:val="04A0" w:firstRow="1" w:lastRow="0" w:firstColumn="1" w:lastColumn="0" w:noHBand="0" w:noVBand="1"/>
+        <w:tblLook w:val="0000" w:firstRow="0" w:lastRow="0" w:firstColumn="0" w:lastColumn="0" w:noHBand="0" w:noVBand="0"/>
       </w:tblPr>
       <w:tblGrid>
         <w:gridCol w:w="2300"/>
@@ -469,7 +469,7 @@
                 <w:sz w:val="19"/>
                 <w:szCs w:val="19"/>
               </w:rPr>
-              <w:t>Version 1.12 · 28 September 2026</w:t>
+              <w:t>Version 1.13 · 1 October 2026</w:t>
             </w:r>
           </w:p>
         </w:tc>
@@ -538,7 +538,7 @@
     <w:sdt>
       <w:sdtPr>
         <w:alias w:val="Contents"/>
-        <w:id w:val="979190429"/>
+        <w:id w:val="827723802"/>
       </w:sdtPr>
       <w:sdtEndPr/>
       <w:sdtContent>
@@ -567,7 +567,7 @@
           <w:r>
             <w:fldChar w:fldCharType="separate"/>
           </w:r>
-          <w:hyperlink w:anchor="_Toc241492474" w:history="1">
+          <w:hyperlink w:anchor="_Toc241726861" w:history="1">
             <w:r>
               <w:rPr>
                 <w:rStyle w:val="Hyperlink"/>
@@ -591,7 +591,7 @@
               <w:rPr>
                 <w:noProof/>
               </w:rPr>
-              <w:instrText xml:space="preserve"> PAGEREF _Toc241492474 \h </w:instrText>
+              <w:instrText xml:space="preserve"> PAGEREF _Toc241726861 \h </w:instrText>
             </w:r>
             <w:r>
               <w:rPr>
@@ -634,7 +634,7 @@
               <w14:ligatures w14:val="standardContextual"/>
             </w:rPr>
           </w:pPr>
-          <w:hyperlink w:anchor="_Toc241492475" w:history="1">
+          <w:hyperlink w:anchor="_Toc241726862" w:history="1">
             <w:r>
               <w:rPr>
                 <w:rStyle w:val="Hyperlink"/>
@@ -658,7 +658,7 @@
               <w:rPr>
                 <w:noProof/>
               </w:rPr>
-              <w:instrText xml:space="preserve"> PAGEREF _Toc241492475 \h </w:instrText>
+              <w:instrText xml:space="preserve"> PAGEREF _Toc241726862 \h </w:instrText>
             </w:r>
             <w:r>
               <w:rPr>
@@ -701,7 +701,7 @@
               <w14:ligatures w14:val="standardContextual"/>
             </w:rPr>
           </w:pPr>
-          <w:hyperlink w:anchor="_Toc241492476" w:history="1">
+          <w:hyperlink w:anchor="_Toc241726863" w:history="1">
             <w:r>
               <w:rPr>
                 <w:rStyle w:val="Hyperlink"/>
@@ -725,7 +725,7 @@
               <w:rPr>
                 <w:noProof/>
               </w:rPr>
-              <w:instrText xml:space="preserve"> PAGEREF _Toc241492476 \h </w:instrText>
+              <w:instrText xml:space="preserve"> PAGEREF _Toc241726863 \h </w:instrText>
             </w:r>
             <w:r>
               <w:rPr>
@@ -768,7 +768,7 @@
               <w14:ligatures w14:val="standardContextual"/>
             </w:rPr>
           </w:pPr>
-          <w:hyperlink w:anchor="_Toc241492477" w:history="1">
+          <w:hyperlink w:anchor="_Toc241726864" w:history="1">
             <w:r>
               <w:rPr>
                 <w:rStyle w:val="Hyperlink"/>
@@ -792,7 +792,7 @@
               <w:rPr>
                 <w:noProof/>
               </w:rPr>
-              <w:instrText xml:space="preserve"> PAGEREF _Toc241492477 \h </w:instrText>
+              <w:instrText xml:space="preserve"> PAGEREF _Toc241726864 \h </w:instrText>
             </w:r>
             <w:r>
               <w:rPr>
@@ -835,7 +835,7 @@
               <w14:ligatures w14:val="standardContextual"/>
             </w:rPr>
           </w:pPr>
-          <w:hyperlink w:anchor="_Toc241492478" w:history="1">
+          <w:hyperlink w:anchor="_Toc241726865" w:history="1">
             <w:r>
               <w:rPr>
                 <w:rStyle w:val="Hyperlink"/>
@@ -859,7 +859,7 @@
               <w:rPr>
                 <w:noProof/>
               </w:rPr>
-              <w:instrText xml:space="preserve"> PAGEREF _Toc241492478 \h </w:instrText>
+              <w:instrText xml:space="preserve"> PAGEREF _Toc241726865 \h </w:instrText>
             </w:r>
             <w:r>
               <w:rPr>
@@ -902,7 +902,7 @@
               <w14:ligatures w14:val="standardContextual"/>
             </w:rPr>
           </w:pPr>
-          <w:hyperlink w:anchor="_Toc241492479" w:history="1">
+          <w:hyperlink w:anchor="_Toc241726866" w:history="1">
             <w:r>
               <w:rPr>
                 <w:rStyle w:val="Hyperlink"/>
@@ -926,7 +926,7 @@
               <w:rPr>
                 <w:noProof/>
               </w:rPr>
-              <w:instrText xml:space="preserve"> PAGEREF _Toc241492479 \h </w:instrText>
+              <w:instrText xml:space="preserve"> PAGEREF _Toc241726866 \h </w:instrText>
             </w:r>
             <w:r>
               <w:rPr>
@@ -969,7 +969,7 @@
               <w14:ligatures w14:val="standardContextual"/>
             </w:rPr>
           </w:pPr>
-          <w:hyperlink w:anchor="_Toc241492480" w:history="1">
+          <w:hyperlink w:anchor="_Toc241726867" w:history="1">
             <w:r>
               <w:rPr>
                 <w:rStyle w:val="Hyperlink"/>
@@ -993,7 +993,7 @@
               <w:rPr>
                 <w:noProof/>
               </w:rPr>
-              <w:instrText xml:space="preserve"> PAGEREF _Toc241492480 \h </w:instrText>
+              <w:instrText xml:space="preserve"> PAGEREF _Toc241726867 \h </w:instrText>
             </w:r>
             <w:r>
               <w:rPr>
@@ -1036,7 +1036,7 @@
               <w14:ligatures w14:val="standardContextual"/>
             </w:rPr>
           </w:pPr>
-          <w:hyperlink w:anchor="_Toc241492481" w:history="1">
+          <w:hyperlink w:anchor="_Toc241726868" w:history="1">
             <w:r>
               <w:rPr>
                 <w:rStyle w:val="Hyperlink"/>
@@ -1060,7 +1060,7 @@
               <w:rPr>
                 <w:noProof/>
               </w:rPr>
-              <w:instrText xml:space="preserve"> PAGEREF _Toc241492481 \h </w:instrText>
+              <w:instrText xml:space="preserve"> PAGEREF _Toc241726868 \h </w:instrText>
             </w:r>
             <w:r>
               <w:rPr>
@@ -1103,7 +1103,7 @@
               <w14:ligatures w14:val="standardContextual"/>
             </w:rPr>
           </w:pPr>
-          <w:hyperlink w:anchor="_Toc241492482" w:history="1">
+          <w:hyperlink w:anchor="_Toc241726869" w:history="1">
             <w:r>
               <w:rPr>
                 <w:rStyle w:val="Hyperlink"/>
@@ -1127,7 +1127,7 @@
               <w:rPr>
                 <w:noProof/>
               </w:rPr>
-              <w:instrText xml:space="preserve"> PAGEREF _Toc241492482 \h </w:instrText>
+              <w:instrText xml:space="preserve"> PAGEREF _Toc241726869 \h </w:instrText>
             </w:r>
             <w:r>
               <w:rPr>
@@ -1170,7 +1170,7 @@
               <w14:ligatures w14:val="standardContextual"/>
             </w:rPr>
           </w:pPr>
-          <w:hyperlink w:anchor="_Toc241492483" w:history="1">
+          <w:hyperlink w:anchor="_Toc241726870" w:history="1">
             <w:r>
               <w:rPr>
                 <w:rStyle w:val="Hyperlink"/>
@@ -1194,7 +1194,7 @@
               <w:rPr>
                 <w:noProof/>
               </w:rPr>
-              <w:instrText xml:space="preserve"> PAGEREF _Toc241492483 \h </w:instrText>
+              <w:instrText xml:space="preserve"> PAGEREF _Toc241726870 \h </w:instrText>
             </w:r>
             <w:r>
               <w:rPr>
@@ -1237,7 +1237,7 @@
               <w14:ligatures w14:val="standardContextual"/>
             </w:rPr>
           </w:pPr>
-          <w:hyperlink w:anchor="_Toc241492484" w:history="1">
+          <w:hyperlink w:anchor="_Toc241726871" w:history="1">
             <w:r>
               <w:rPr>
                 <w:rStyle w:val="Hyperlink"/>
@@ -1261,7 +1261,7 @@
               <w:rPr>
                 <w:noProof/>
               </w:rPr>
-              <w:instrText xml:space="preserve"> PAGEREF _Toc241492484 \h </w:instrText>
+              <w:instrText xml:space="preserve"> PAGEREF _Toc241726871 \h </w:instrText>
             </w:r>
             <w:r>
               <w:rPr>
@@ -1304,7 +1304,7 @@
               <w14:ligatures w14:val="standardContextual"/>
             </w:rPr>
           </w:pPr>
-          <w:hyperlink w:anchor="_Toc241492485" w:history="1">
+          <w:hyperlink w:anchor="_Toc241726872" w:history="1">
             <w:r>
               <w:rPr>
                 <w:rStyle w:val="Hyperlink"/>
@@ -1328,7 +1328,7 @@
               <w:rPr>
                 <w:noProof/>
               </w:rPr>
-              <w:instrText xml:space="preserve"> PAGEREF _Toc241492485 \h </w:instrText>
+              <w:instrText xml:space="preserve"> PAGEREF _Toc241726872 \h </w:instrText>
             </w:r>
             <w:r>
               <w:rPr>
@@ -1371,7 +1371,7 @@
               <w14:ligatures w14:val="standardContextual"/>
             </w:rPr>
           </w:pPr>
-          <w:hyperlink w:anchor="_Toc241492486" w:history="1">
+          <w:hyperlink w:anchor="_Toc241726873" w:history="1">
             <w:r>
               <w:rPr>
                 <w:rStyle w:val="Hyperlink"/>
@@ -1395,7 +1395,7 @@
               <w:rPr>
                 <w:noProof/>
               </w:rPr>
-              <w:instrText xml:space="preserve"> PAGEREF _Toc241492486 \h </w:instrText>
+              <w:instrText xml:space="preserve"> PAGEREF _Toc241726873 \h </w:instrText>
             </w:r>
             <w:r>
               <w:rPr>
@@ -1438,7 +1438,7 @@
               <w14:ligatures w14:val="standardContextual"/>
             </w:rPr>
           </w:pPr>
-          <w:hyperlink w:anchor="_Toc241492487" w:history="1">
+          <w:hyperlink w:anchor="_Toc241726874" w:history="1">
             <w:r>
               <w:rPr>
                 <w:rStyle w:val="Hyperlink"/>
@@ -1462,7 +1462,7 @@
               <w:rPr>
                 <w:noProof/>
               </w:rPr>
-              <w:instrText xml:space="preserve"> PAGEREF _Toc241492487 \h </w:instrText>
+              <w:instrText xml:space="preserve"> PAGEREF _Toc241726874 \h </w:instrText>
             </w:r>
             <w:r>
               <w:rPr>
@@ -1505,7 +1505,7 @@
               <w14:ligatures w14:val="standardContextual"/>
             </w:rPr>
           </w:pPr>
-          <w:hyperlink w:anchor="_Toc241492488" w:history="1">
+          <w:hyperlink w:anchor="_Toc241726875" w:history="1">
             <w:r>
               <w:rPr>
                 <w:rStyle w:val="Hyperlink"/>
@@ -1529,7 +1529,7 @@
               <w:rPr>
                 <w:noProof/>
               </w:rPr>
-              <w:instrText xml:space="preserve"> PAGEREF _Toc241492488 \h </w:instrText>
+              <w:instrText xml:space="preserve"> PAGEREF _Toc241726875 \h </w:instrText>
             </w:r>
             <w:r>
               <w:rPr>
@@ -1572,7 +1572,7 @@
               <w14:ligatures w14:val="standardContextual"/>
             </w:rPr>
           </w:pPr>
-          <w:hyperlink w:anchor="_Toc241492489" w:history="1">
+          <w:hyperlink w:anchor="_Toc241726876" w:history="1">
             <w:r>
               <w:rPr>
                 <w:rStyle w:val="Hyperlink"/>
@@ -1596,7 +1596,7 @@
               <w:rPr>
                 <w:noProof/>
               </w:rPr>
-              <w:instrText xml:space="preserve"> PAGEREF _Toc241492489 \h </w:instrText>
+              <w:instrText xml:space="preserve"> PAGEREF _Toc241726876 \h </w:instrText>
             </w:r>
             <w:r>
               <w:rPr>
@@ -1639,7 +1639,7 @@
               <w14:ligatures w14:val="standardContextual"/>
             </w:rPr>
           </w:pPr>
-          <w:hyperlink w:anchor="_Toc241492490" w:history="1">
+          <w:hyperlink w:anchor="_Toc241726877" w:history="1">
             <w:r>
               <w:rPr>
                 <w:rStyle w:val="Hyperlink"/>
@@ -1663,7 +1663,7 @@
               <w:rPr>
                 <w:noProof/>
               </w:rPr>
-              <w:instrText xml:space="preserve"> PAGEREF _Toc241492490 \h </w:instrText>
+              <w:instrText xml:space="preserve"> PAGEREF _Toc241726877 \h </w:instrText>
             </w:r>
             <w:r>
               <w:rPr>
@@ -1706,7 +1706,7 @@
               <w14:ligatures w14:val="standardContextual"/>
             </w:rPr>
           </w:pPr>
-          <w:hyperlink w:anchor="_Toc241492491" w:history="1">
+          <w:hyperlink w:anchor="_Toc241726878" w:history="1">
             <w:r>
               <w:rPr>
                 <w:rStyle w:val="Hyperlink"/>
@@ -1730,7 +1730,7 @@
               <w:rPr>
                 <w:noProof/>
               </w:rPr>
-              <w:instrText xml:space="preserve"> PAGEREF _Toc241492491 \h </w:instrText>
+              <w:instrText xml:space="preserve"> PAGEREF _Toc241726878 \h </w:instrText>
             </w:r>
             <w:r>
               <w:rPr>
@@ -1773,7 +1773,7 @@
               <w14:ligatures w14:val="standardContextual"/>
             </w:rPr>
           </w:pPr>
-          <w:hyperlink w:anchor="_Toc241492492" w:history="1">
+          <w:hyperlink w:anchor="_Toc241726879" w:history="1">
             <w:r>
               <w:rPr>
                 <w:rStyle w:val="Hyperlink"/>
@@ -1797,7 +1797,7 @@
               <w:rPr>
                 <w:noProof/>
               </w:rPr>
-              <w:instrText xml:space="preserve"> PAGEREF _Toc241492492 \h </w:instrText>
+              <w:instrText xml:space="preserve"> PAGEREF _Toc241726879 \h </w:instrText>
             </w:r>
             <w:r>
               <w:rPr>
@@ -1840,7 +1840,7 @@
               <w14:ligatures w14:val="standardContextual"/>
             </w:rPr>
           </w:pPr>
-          <w:hyperlink w:anchor="_Toc241492493" w:history="1">
+          <w:hyperlink w:anchor="_Toc241726880" w:history="1">
             <w:r>
               <w:rPr>
                 <w:rStyle w:val="Hyperlink"/>
@@ -1864,7 +1864,7 @@
               <w:rPr>
                 <w:noProof/>
               </w:rPr>
-              <w:instrText xml:space="preserve"> PAGEREF _Toc241492493 \h </w:instrText>
+              <w:instrText xml:space="preserve"> PAGEREF _Toc241726880 \h </w:instrText>
             </w:r>
             <w:r>
               <w:rPr>
@@ -1907,7 +1907,7 @@
               <w14:ligatures w14:val="standardContextual"/>
             </w:rPr>
           </w:pPr>
-          <w:hyperlink w:anchor="_Toc241492494" w:history="1">
+          <w:hyperlink w:anchor="_Toc241726881" w:history="1">
             <w:r>
               <w:rPr>
                 <w:rStyle w:val="Hyperlink"/>
@@ -1931,7 +1931,7 @@
               <w:rPr>
                 <w:noProof/>
               </w:rPr>
-              <w:instrText xml:space="preserve"> PAGEREF _Toc241492494 \h </w:instrText>
+              <w:instrText xml:space="preserve"> PAGEREF _Toc241726881 \h </w:instrText>
             </w:r>
             <w:r>
               <w:rPr>
@@ -1974,7 +1974,7 @@
               <w14:ligatures w14:val="standardContextual"/>
             </w:rPr>
           </w:pPr>
-          <w:hyperlink w:anchor="_Toc241492495" w:history="1">
+          <w:hyperlink w:anchor="_Toc241726882" w:history="1">
             <w:r>
               <w:rPr>
                 <w:rStyle w:val="Hyperlink"/>
@@ -1998,7 +1998,7 @@
               <w:rPr>
                 <w:noProof/>
               </w:rPr>
-              <w:instrText xml:space="preserve"> PAGEREF _Toc241492495 \h </w:instrText>
+              <w:instrText xml:space="preserve"> PAGEREF _Toc241726882 \h </w:instrText>
             </w:r>
             <w:r>
               <w:rPr>
@@ -2041,7 +2041,7 @@
               <w14:ligatures w14:val="standardContextual"/>
             </w:rPr>
           </w:pPr>
-          <w:hyperlink w:anchor="_Toc241492496" w:history="1">
+          <w:hyperlink w:anchor="_Toc241726883" w:history="1">
             <w:r>
               <w:rPr>
                 <w:rStyle w:val="Hyperlink"/>
@@ -2065,7 +2065,7 @@
               <w:rPr>
                 <w:noProof/>
               </w:rPr>
-              <w:instrText xml:space="preserve"> PAGEREF _Toc241492496 \h </w:instrText>
+              <w:instrText xml:space="preserve"> PAGEREF _Toc241726883 \h </w:instrText>
             </w:r>
             <w:r>
               <w:rPr>
@@ -2108,7 +2108,7 @@
               <w14:ligatures w14:val="standardContextual"/>
             </w:rPr>
           </w:pPr>
-          <w:hyperlink w:anchor="_Toc241492497" w:history="1">
+          <w:hyperlink w:anchor="_Toc241726884" w:history="1">
             <w:r>
               <w:rPr>
                 <w:rStyle w:val="Hyperlink"/>
@@ -2132,7 +2132,7 @@
               <w:rPr>
                 <w:noProof/>
               </w:rPr>
-              <w:instrText xml:space="preserve"> PAGEREF _Toc241492497 \h </w:instrText>
+              <w:instrText xml:space="preserve"> PAGEREF _Toc241726884 \h </w:instrText>
             </w:r>
             <w:r>
               <w:rPr>
@@ -2175,7 +2175,7 @@
               <w14:ligatures w14:val="standardContextual"/>
             </w:rPr>
           </w:pPr>
-          <w:hyperlink w:anchor="_Toc241492498" w:history="1">
+          <w:hyperlink w:anchor="_Toc241726885" w:history="1">
             <w:r>
               <w:rPr>
                 <w:rStyle w:val="Hyperlink"/>
@@ -2199,7 +2199,7 @@
               <w:rPr>
                 <w:noProof/>
               </w:rPr>
-              <w:instrText xml:space="preserve"> PAGEREF _Toc241492498 \h </w:instrText>
+              <w:instrText xml:space="preserve"> PAGEREF _Toc241726885 \h </w:instrText>
             </w:r>
             <w:r>
               <w:rPr>
@@ -2242,7 +2242,7 @@
               <w14:ligatures w14:val="standardContextual"/>
             </w:rPr>
           </w:pPr>
-          <w:hyperlink w:anchor="_Toc241492499" w:history="1">
+          <w:hyperlink w:anchor="_Toc241726886" w:history="1">
             <w:r>
               <w:rPr>
                 <w:rStyle w:val="Hyperlink"/>
@@ -2266,7 +2266,7 @@
               <w:rPr>
                 <w:noProof/>
               </w:rPr>
-              <w:instrText xml:space="preserve"> PAGEREF _Toc241492499 \h </w:instrText>
+              <w:instrText xml:space="preserve"> PAGEREF _Toc241726886 \h </w:instrText>
             </w:r>
             <w:r>
               <w:rPr>
@@ -2309,7 +2309,7 @@
               <w14:ligatures w14:val="standardContextual"/>
             </w:rPr>
           </w:pPr>
-          <w:hyperlink w:anchor="_Toc241492500" w:history="1">
+          <w:hyperlink w:anchor="_Toc241726887" w:history="1">
             <w:r>
               <w:rPr>
                 <w:rStyle w:val="Hyperlink"/>
@@ -2333,7 +2333,7 @@
               <w:rPr>
                 <w:noProof/>
               </w:rPr>
-              <w:instrText xml:space="preserve"> PAGEREF _Toc241492500 \h </w:instrText>
+              <w:instrText xml:space="preserve"> PAGEREF _Toc241726887 \h </w:instrText>
             </w:r>
             <w:r>
               <w:rPr>
@@ -2376,7 +2376,7 @@
               <w14:ligatures w14:val="standardContextual"/>
             </w:rPr>
           </w:pPr>
-          <w:hyperlink w:anchor="_Toc241492501" w:history="1">
+          <w:hyperlink w:anchor="_Toc241726888" w:history="1">
             <w:r>
               <w:rPr>
                 <w:rStyle w:val="Hyperlink"/>
@@ -2400,7 +2400,7 @@
               <w:rPr>
                 <w:noProof/>
               </w:rPr>
-              <w:instrText xml:space="preserve"> PAGEREF _Toc241492501 \h </w:instrText>
+              <w:instrText xml:space="preserve"> PAGEREF _Toc241726888 \h </w:instrText>
             </w:r>
             <w:r>
               <w:rPr>
@@ -2439,7 +2439,7 @@
         <w:pStyle w:val="Heading1"/>
         <w:pageBreakBefore/>
       </w:pPr>
-      <w:bookmarkStart w:id="0" w:name="_Toc241492474"/>
+      <w:bookmarkStart w:id="0" w:name="_Toc241726861"/>
       <w:r>
         <w:lastRenderedPageBreak/>
         <w:t>1. Your role at a glance</w:t>
@@ -2560,7 +2560,7 @@
           <w:left w:w="10" w:type="dxa"/>
           <w:right w:w="10" w:type="dxa"/>
         </w:tblCellMar>
-        <w:tblLook w:val="04A0" w:firstRow="1" w:lastRow="0" w:firstColumn="1" w:lastColumn="0" w:noHBand="0" w:noVBand="1"/>
+        <w:tblLook w:val="0000" w:firstRow="0" w:lastRow="0" w:firstColumn="0" w:lastColumn="0" w:noHBand="0" w:noVBand="0"/>
       </w:tblPr>
       <w:tblGrid>
         <w:gridCol w:w="9412"/>
@@ -2620,7 +2620,7 @@
         <w:pStyle w:val="Heading1"/>
         <w:pageBreakBefore/>
       </w:pPr>
-      <w:bookmarkStart w:id="1" w:name="_Toc241492475"/>
+      <w:bookmarkStart w:id="1" w:name="_Toc241726862"/>
       <w:r>
         <w:lastRenderedPageBreak/>
         <w:t>2. Signing in and your screens</w:t>
@@ -2631,7 +2631,7 @@
       <w:pPr>
         <w:pStyle w:val="Heading2"/>
       </w:pPr>
-      <w:bookmarkStart w:id="2" w:name="_Toc241492476"/>
+      <w:bookmarkStart w:id="2" w:name="_Toc241726863"/>
       <w:r>
         <w:t>Signing in</w:t>
       </w:r>
@@ -2714,7 +2714,7 @@
           <w:noProof/>
         </w:rPr>
         <w:drawing>
-          <wp:inline distT="0" distB="0" distL="0" distR="0" wp14:anchorId="7871270C" wp14:editId="27F3E67B">
+          <wp:inline distT="0" distB="0" distL="0" distR="0" wp14:anchorId="1647FC00" wp14:editId="629B4060">
             <wp:extent cx="5334000" cy="2333625"/>
             <wp:effectExtent l="0" t="0" r="0" b="0"/>
             <wp:docPr id="1" name="adm_login.jpg" descr="The sign-in screen for all internal staff." title="The sign-in screen for all internal staff."/>
@@ -2822,7 +2822,7 @@
           <w:left w:w="10" w:type="dxa"/>
           <w:right w:w="10" w:type="dxa"/>
         </w:tblCellMar>
-        <w:tblLook w:val="04A0" w:firstRow="1" w:lastRow="0" w:firstColumn="1" w:lastColumn="0" w:noHBand="0" w:noVBand="1"/>
+        <w:tblLook w:val="0000" w:firstRow="0" w:lastRow="0" w:firstColumn="0" w:lastColumn="0" w:noHBand="0" w:noVBand="0"/>
       </w:tblPr>
       <w:tblGrid>
         <w:gridCol w:w="9412"/>
@@ -2881,7 +2881,7 @@
       <w:pPr>
         <w:pStyle w:val="Heading2"/>
       </w:pPr>
-      <w:bookmarkStart w:id="3" w:name="_Toc241492477"/>
+      <w:bookmarkStart w:id="3" w:name="_Toc241726864"/>
       <w:r>
         <w:t>Finding your way around</w:t>
       </w:r>
@@ -3066,7 +3066,7 @@
         </w:rPr>
         <w:lastRenderedPageBreak/>
         <w:drawing>
-          <wp:inline distT="0" distB="0" distL="0" distR="0" wp14:anchorId="52DDBE8B" wp14:editId="1FE3CDBD">
+          <wp:inline distT="0" distB="0" distL="0" distR="0" wp14:anchorId="79017B70" wp14:editId="48E96C5A">
             <wp:extent cx="5715000" cy="1876425"/>
             <wp:effectExtent l="0" t="0" r="0" b="0"/>
             <wp:docPr id="2" name="adm_not_your_role.jpg" descr="Opening a screen outside your role (for example from an old bookmark) shows this card instead of the screen." title="Opening a screen outside your role (for example from an old bookmark) shows this card instead of the screen."/>
@@ -3135,7 +3135,7 @@
       <w:pPr>
         <w:pStyle w:val="Heading2"/>
       </w:pPr>
-      <w:bookmarkStart w:id="4" w:name="_Toc241492478"/>
+      <w:bookmarkStart w:id="4" w:name="_Toc241726865"/>
       <w:r>
         <w:t>Your screens</w:t>
       </w:r>
@@ -3156,7 +3156,7 @@
           <w:left w:w="10" w:type="dxa"/>
           <w:right w:w="10" w:type="dxa"/>
         </w:tblCellMar>
-        <w:tblLook w:val="04A0" w:firstRow="1" w:lastRow="0" w:firstColumn="1" w:lastColumn="0" w:noHBand="0" w:noVBand="1"/>
+        <w:tblLook w:val="0000" w:firstRow="0" w:lastRow="0" w:firstColumn="0" w:lastColumn="0" w:noHBand="0" w:noVBand="0"/>
       </w:tblPr>
       <w:tblGrid>
         <w:gridCol w:w="2824"/>
@@ -3410,7 +3410,7 @@
       <w:pPr>
         <w:pStyle w:val="Heading2"/>
       </w:pPr>
-      <w:bookmarkStart w:id="5" w:name="_Toc241492479"/>
+      <w:bookmarkStart w:id="5" w:name="_Toc241726866"/>
       <w:r>
         <w:t>Changing your password</w:t>
       </w:r>
@@ -3493,7 +3493,7 @@
           <w:noProof/>
         </w:rPr>
         <w:drawing>
-          <wp:inline distT="0" distB="0" distL="0" distR="0" wp14:anchorId="01588D14" wp14:editId="3D28DB55">
+          <wp:inline distT="0" distB="0" distL="0" distR="0" wp14:anchorId="3DEE8B7E" wp14:editId="036A2F9A">
             <wp:extent cx="5334000" cy="2171700"/>
             <wp:effectExtent l="0" t="0" r="0" b="0"/>
             <wp:docPr id="3" name="adm_account.jpg" descr="Change Password screen." title="Change Password screen."/>
@@ -3581,7 +3581,7 @@
         <w:pStyle w:val="Heading1"/>
         <w:pageBreakBefore/>
       </w:pPr>
-      <w:bookmarkStart w:id="6" w:name="_Toc241492480"/>
+      <w:bookmarkStart w:id="6" w:name="_Toc241726867"/>
       <w:r>
         <w:lastRenderedPageBreak/>
         <w:t>3. Your routine</w:t>
@@ -3611,7 +3611,7 @@
           <w:left w:w="10" w:type="dxa"/>
           <w:right w:w="10" w:type="dxa"/>
         </w:tblCellMar>
-        <w:tblLook w:val="04A0" w:firstRow="1" w:lastRow="0" w:firstColumn="1" w:lastColumn="0" w:noHBand="0" w:noVBand="1"/>
+        <w:tblLook w:val="0000" w:firstRow="0" w:lastRow="0" w:firstColumn="0" w:lastColumn="0" w:noHBand="0" w:noVBand="0"/>
       </w:tblPr>
       <w:tblGrid>
         <w:gridCol w:w="2071"/>
@@ -3925,7 +3925,7 @@
         <w:pStyle w:val="Heading1"/>
         <w:pageBreakBefore/>
       </w:pPr>
-      <w:bookmarkStart w:id="7" w:name="_Toc241492481"/>
+      <w:bookmarkStart w:id="7" w:name="_Toc241726868"/>
       <w:r>
         <w:lastRenderedPageBreak/>
         <w:t>4. Step-by-step tasks</w:t>
@@ -3936,7 +3936,7 @@
       <w:pPr>
         <w:pStyle w:val="Heading2"/>
       </w:pPr>
-      <w:bookmarkStart w:id="8" w:name="_Toc241492482"/>
+      <w:bookmarkStart w:id="8" w:name="_Toc241726869"/>
       <w:r>
         <w:t>4.1 Reading the KII/Doc Dashboard</w:t>
       </w:r>
@@ -3953,7 +3953,7 @@
           <w:noProof/>
         </w:rPr>
         <w:drawing>
-          <wp:inline distT="0" distB="0" distL="0" distR="0" wp14:anchorId="63732604" wp14:editId="53866076">
+          <wp:inline distT="0" distB="0" distL="0" distR="0" wp14:anchorId="1BB0DDB8" wp14:editId="6B36AD37">
             <wp:extent cx="5715000" cy="3571875"/>
             <wp:effectExtent l="0" t="0" r="0" b="0"/>
             <wp:docPr id="4" name="kii_dashboard.jpg" descr="KII / Document Dashboard." title="KII / Document Dashboard."/>
@@ -4022,7 +4022,7 @@
       <w:pPr>
         <w:pStyle w:val="Heading2"/>
       </w:pPr>
-      <w:bookmarkStart w:id="9" w:name="_Toc241492483"/>
+      <w:bookmarkStart w:id="9" w:name="_Toc241726870"/>
       <w:r>
         <w:t>4.2 Creating a KII record</w:t>
       </w:r>
@@ -4062,7 +4062,7 @@
           <w:noProof/>
         </w:rPr>
         <w:drawing>
-          <wp:inline distT="0" distB="0" distL="0" distR="0" wp14:anchorId="652F761E" wp14:editId="68D34246">
+          <wp:inline distT="0" distB="0" distL="0" distR="0" wp14:anchorId="2B9FFADD" wp14:editId="3367A8B5">
             <wp:extent cx="5334000" cy="2667000"/>
             <wp:effectExtent l="0" t="0" r="0" b="0"/>
             <wp:docPr id="5" name="kii_new.jpg" descr="New KII Record." title="New KII Record."/>
@@ -4199,7 +4199,7 @@
       <w:pPr>
         <w:pStyle w:val="Heading2"/>
       </w:pPr>
-      <w:bookmarkStart w:id="10" w:name="_Toc241492484"/>
+      <w:bookmarkStart w:id="10" w:name="_Toc241726871"/>
       <w:r>
         <w:lastRenderedPageBreak/>
         <w:t>4.3 Taking a KII from invitation to coded transcript</w:t>
@@ -4250,7 +4250,7 @@
           <w:noProof/>
         </w:rPr>
         <w:drawing>
-          <wp:inline distT="0" distB="0" distL="0" distR="0" wp14:anchorId="0BA26E6B" wp14:editId="7172C36E">
+          <wp:inline distT="0" distB="0" distL="0" distR="0" wp14:anchorId="2ABFF8FA" wp14:editId="21BF64C4">
             <wp:extent cx="5334000" cy="3333750"/>
             <wp:effectExtent l="0" t="0" r="0" b="0"/>
             <wp:docPr id="6" name="kii_register.jpg" descr="KII Register." title="KII Register."/>
@@ -4349,7 +4349,7 @@
           <w:noProof/>
         </w:rPr>
         <w:drawing>
-          <wp:inline distT="0" distB="0" distL="0" distR="0" wp14:anchorId="5AC03484" wp14:editId="1AAB98FA">
+          <wp:inline distT="0" distB="0" distL="0" distR="0" wp14:anchorId="468973CB" wp14:editId="222BFC41">
             <wp:extent cx="5334000" cy="3752850"/>
             <wp:effectExtent l="0" t="0" r="0" b="0"/>
             <wp:docPr id="7" name="kii_detail.jpg" descr="KII record: status, consent, transcript and coding." title="KII record: status, consent, transcript and coding."/>
@@ -4586,7 +4586,7 @@
       <w:pPr>
         <w:pStyle w:val="Heading2"/>
       </w:pPr>
-      <w:bookmarkStart w:id="11" w:name="_Toc241492485"/>
+      <w:bookmarkStart w:id="11" w:name="_Toc241726872"/>
       <w:r>
         <w:t>4.4 Opening the KII Guide with the KII ID filled in</w:t>
       </w:r>
@@ -4636,7 +4636,7 @@
           <w:noProof/>
         </w:rPr>
         <w:drawing>
-          <wp:inline distT="0" distB="0" distL="0" distR="0" wp14:anchorId="44186D50" wp14:editId="78265C44">
+          <wp:inline distT="0" distB="0" distL="0" distR="0" wp14:anchorId="0C79045C" wp14:editId="19A9007C">
             <wp:extent cx="5334000" cy="523875"/>
             <wp:effectExtent l="0" t="0" r="0" b="0"/>
             <wp:docPr id="8" name="kii_coding_locked.jpg" descr="Before consent: no interview link." title="Before consent: no interview link."/>
@@ -4735,7 +4735,7 @@
           <w:noProof/>
         </w:rPr>
         <w:drawing>
-          <wp:inline distT="0" distB="0" distL="0" distR="0" wp14:anchorId="72AEA478" wp14:editId="30E894E4">
+          <wp:inline distT="0" distB="0" distL="0" distR="0" wp14:anchorId="03845E55" wp14:editId="082388B9">
             <wp:extent cx="5334000" cy="742950"/>
             <wp:effectExtent l="0" t="0" r="0" b="0"/>
             <wp:docPr id="9" name="kii_coding_ready.jpg" descr="After consent: Continue this interview." title="After consent: Continue this interview."/>
@@ -4833,7 +4833,7 @@
           <w:left w:w="10" w:type="dxa"/>
           <w:right w:w="10" w:type="dxa"/>
         </w:tblCellMar>
-        <w:tblLook w:val="04A0" w:firstRow="1" w:lastRow="0" w:firstColumn="1" w:lastColumn="0" w:noHBand="0" w:noVBand="1"/>
+        <w:tblLook w:val="0000" w:firstRow="0" w:lastRow="0" w:firstColumn="0" w:lastColumn="0" w:noHBand="0" w:noVBand="0"/>
       </w:tblPr>
       <w:tblGrid>
         <w:gridCol w:w="9412"/>
@@ -4892,7 +4892,7 @@
       <w:pPr>
         <w:pStyle w:val="Heading2"/>
       </w:pPr>
-      <w:bookmarkStart w:id="12" w:name="_Toc241492486"/>
+      <w:bookmarkStart w:id="12" w:name="_Toc241726873"/>
       <w:r>
         <w:t>4.5 Verifying a profile with the respondent, and reconciling it afterwards</w:t>
       </w:r>
@@ -4981,7 +4981,7 @@
         </w:rPr>
         <w:lastRenderedPageBreak/>
         <w:drawing>
-          <wp:inline distT="0" distB="0" distL="0" distR="0" wp14:anchorId="65A4CE0F" wp14:editId="7E82107A">
+          <wp:inline distT="0" distB="0" distL="0" distR="0" wp14:anchorId="5640CA44" wp14:editId="0E9C813A">
             <wp:extent cx="4752975" cy="4953000"/>
             <wp:effectExtent l="0" t="0" r="0" b="0"/>
             <wp:docPr id="10" name="proit_interview_sheet.jpg" descr="The interview sheet: confirm what is public, ask what is not." title="The interview sheet: confirm what is public, ask what is not."/>
@@ -5246,7 +5246,7 @@
         </w:rPr>
         <w:lastRenderedPageBreak/>
         <w:drawing>
-          <wp:inline distT="0" distB="0" distL="0" distR="0" wp14:anchorId="5EBF2243" wp14:editId="65924D9D">
+          <wp:inline distT="0" distB="0" distL="0" distR="0" wp14:anchorId="25163E7A" wp14:editId="61678ED5">
             <wp:extent cx="5334000" cy="1152525"/>
             <wp:effectExtent l="0" t="0" r="0" b="0"/>
             <wp:docPr id="11" name="proit_reconcile.jpg" descr="Reconciling a corrected fact: the three values stay separate." title="Reconciling a corrected fact: the three values stay separate."/>
@@ -5397,7 +5397,7 @@
           <w:left w:w="10" w:type="dxa"/>
           <w:right w:w="10" w:type="dxa"/>
         </w:tblCellMar>
-        <w:tblLook w:val="04A0" w:firstRow="1" w:lastRow="0" w:firstColumn="1" w:lastColumn="0" w:noHBand="0" w:noVBand="1"/>
+        <w:tblLook w:val="0000" w:firstRow="0" w:lastRow="0" w:firstColumn="0" w:lastColumn="0" w:noHBand="0" w:noVBand="0"/>
       </w:tblPr>
       <w:tblGrid>
         <w:gridCol w:w="9412"/>
@@ -5484,7 +5484,7 @@
       <w:pPr>
         <w:pStyle w:val="Heading2"/>
       </w:pPr>
-      <w:bookmarkStart w:id="13" w:name="_Toc241492487"/>
+      <w:bookmarkStart w:id="13" w:name="_Toc241726874"/>
       <w:r>
         <w:t>4.6 Downloading or emailing completed forms (Form PDFs)</w:t>
       </w:r>
@@ -5524,7 +5524,7 @@
           <w:noProof/>
         </w:rPr>
         <w:drawing>
-          <wp:inline distT="0" distB="0" distL="0" distR="0" wp14:anchorId="38B861BE" wp14:editId="148A8A78">
+          <wp:inline distT="0" distB="0" distL="0" distR="0" wp14:anchorId="5CDF6A47" wp14:editId="01FD0B06">
             <wp:extent cx="5334000" cy="3333750"/>
             <wp:effectExtent l="0" t="0" r="0" b="0"/>
             <wp:docPr id="12" name="kii_form_pdfs.jpg" descr="Completed KII Guide forms, with the sync status." title="Completed KII Guide forms, with the sync status."/>
@@ -5682,7 +5682,7 @@
           <w:left w:w="10" w:type="dxa"/>
           <w:right w:w="10" w:type="dxa"/>
         </w:tblCellMar>
-        <w:tblLook w:val="04A0" w:firstRow="1" w:lastRow="0" w:firstColumn="1" w:lastColumn="0" w:noHBand="0" w:noVBand="1"/>
+        <w:tblLook w:val="0000" w:firstRow="0" w:lastRow="0" w:firstColumn="0" w:lastColumn="0" w:noHBand="0" w:noVBand="0"/>
       </w:tblPr>
       <w:tblGrid>
         <w:gridCol w:w="9412"/>
@@ -5741,7 +5741,7 @@
       <w:pPr>
         <w:pStyle w:val="Heading2"/>
       </w:pPr>
-      <w:bookmarkStart w:id="14" w:name="_Toc241492488"/>
+      <w:bookmarkStart w:id="14" w:name="_Toc241726875"/>
       <w:r>
         <w:t>4.7 Consent in interviews</w:t>
       </w:r>
@@ -5819,7 +5819,7 @@
         <w:pStyle w:val="Heading1"/>
         <w:pageBreakBefore/>
       </w:pPr>
-      <w:bookmarkStart w:id="15" w:name="_Toc241492489"/>
+      <w:bookmarkStart w:id="15" w:name="_Toc241726876"/>
       <w:r>
         <w:lastRenderedPageBreak/>
         <w:t>5. Rules you must follow</w:t>
@@ -5970,7 +5970,7 @@
         <w:pStyle w:val="Heading1"/>
         <w:pageBreakBefore/>
       </w:pPr>
-      <w:bookmarkStart w:id="16" w:name="_Toc241492490"/>
+      <w:bookmarkStart w:id="16" w:name="_Toc241726877"/>
       <w:r>
         <w:lastRenderedPageBreak/>
         <w:t>6. Troubleshooting</w:t>
@@ -5992,7 +5992,7 @@
           <w:left w:w="10" w:type="dxa"/>
           <w:right w:w="10" w:type="dxa"/>
         </w:tblCellMar>
-        <w:tblLook w:val="04A0" w:firstRow="1" w:lastRow="0" w:firstColumn="1" w:lastColumn="0" w:noHBand="0" w:noVBand="1"/>
+        <w:tblLook w:val="0000" w:firstRow="0" w:lastRow="0" w:firstColumn="0" w:lastColumn="0" w:noHBand="0" w:noVBand="0"/>
       </w:tblPr>
       <w:tblGrid>
         <w:gridCol w:w="2635"/>
@@ -6997,7 +6997,7 @@
         <w:pStyle w:val="Heading1"/>
         <w:pageBreakBefore/>
       </w:pPr>
-      <w:bookmarkStart w:id="17" w:name="_Toc241492491"/>
+      <w:bookmarkStart w:id="17" w:name="_Toc241726878"/>
       <w:r>
         <w:lastRenderedPageBreak/>
         <w:t>7. Quick reference</w:t>
@@ -7019,7 +7019,7 @@
           <w:left w:w="10" w:type="dxa"/>
           <w:right w:w="10" w:type="dxa"/>
         </w:tblCellMar>
-        <w:tblLook w:val="04A0" w:firstRow="1" w:lastRow="0" w:firstColumn="1" w:lastColumn="0" w:noHBand="0" w:noVBand="1"/>
+        <w:tblLook w:val="0000" w:firstRow="0" w:lastRow="0" w:firstColumn="0" w:lastColumn="0" w:noHBand="0" w:noVBand="0"/>
       </w:tblPr>
       <w:tblGrid>
         <w:gridCol w:w="2824"/>
@@ -7456,7 +7456,7 @@
         <w:pStyle w:val="Heading1"/>
         <w:pageBreakBefore/>
       </w:pPr>
-      <w:bookmarkStart w:id="18" w:name="_Toc241492492"/>
+      <w:bookmarkStart w:id="18" w:name="_Toc241726879"/>
       <w:r>
         <w:lastRenderedPageBreak/>
         <w:t>8. Every screen and button for your role</w:t>
@@ -7486,7 +7486,7 @@
           <w:left w:w="10" w:type="dxa"/>
           <w:right w:w="10" w:type="dxa"/>
         </w:tblCellMar>
-        <w:tblLook w:val="04A0" w:firstRow="1" w:lastRow="0" w:firstColumn="1" w:lastColumn="0" w:noHBand="0" w:noVBand="1"/>
+        <w:tblLook w:val="0000" w:firstRow="0" w:lastRow="0" w:firstColumn="0" w:lastColumn="0" w:noHBand="0" w:noVBand="0"/>
       </w:tblPr>
       <w:tblGrid>
         <w:gridCol w:w="9412"/>
@@ -7570,7 +7570,7 @@
       <w:pPr>
         <w:pStyle w:val="Heading2"/>
       </w:pPr>
-      <w:bookmarkStart w:id="19" w:name="_Toc241492493"/>
+      <w:bookmarkStart w:id="19" w:name="_Toc241726880"/>
       <w:r>
         <w:t>8.1 Sign in</w:t>
       </w:r>
@@ -7633,7 +7633,7 @@
           <w:left w:w="10" w:type="dxa"/>
           <w:right w:w="10" w:type="dxa"/>
         </w:tblCellMar>
-        <w:tblLook w:val="04A0" w:firstRow="1" w:lastRow="0" w:firstColumn="1" w:lastColumn="0" w:noHBand="0" w:noVBand="1"/>
+        <w:tblLook w:val="0000" w:firstRow="0" w:lastRow="0" w:firstColumn="0" w:lastColumn="0" w:noHBand="0" w:noVBand="0"/>
       </w:tblPr>
       <w:tblGrid>
         <w:gridCol w:w="1882"/>
@@ -8083,7 +8083,7 @@
       <w:pPr>
         <w:pStyle w:val="Heading2"/>
       </w:pPr>
-      <w:bookmarkStart w:id="20" w:name="_Toc241492494"/>
+      <w:bookmarkStart w:id="20" w:name="_Toc241726881"/>
       <w:r>
         <w:t>8.2 The header and menu bar (every screen)</w:t>
       </w:r>
@@ -8146,7 +8146,7 @@
           <w:left w:w="10" w:type="dxa"/>
           <w:right w:w="10" w:type="dxa"/>
         </w:tblCellMar>
-        <w:tblLook w:val="04A0" w:firstRow="1" w:lastRow="0" w:firstColumn="1" w:lastColumn="0" w:noHBand="0" w:noVBand="1"/>
+        <w:tblLook w:val="0000" w:firstRow="0" w:lastRow="0" w:firstColumn="0" w:lastColumn="0" w:noHBand="0" w:noVBand="0"/>
       </w:tblPr>
       <w:tblGrid>
         <w:gridCol w:w="1882"/>
@@ -8807,7 +8807,7 @@
       <w:pPr>
         <w:pStyle w:val="Heading2"/>
       </w:pPr>
-      <w:bookmarkStart w:id="21" w:name="_Toc241492495"/>
+      <w:bookmarkStart w:id="21" w:name="_Toc241726882"/>
       <w:r>
         <w:t>8.3 Change Password</w:t>
       </w:r>
@@ -8870,7 +8870,7 @@
           <w:left w:w="10" w:type="dxa"/>
           <w:right w:w="10" w:type="dxa"/>
         </w:tblCellMar>
-        <w:tblLook w:val="04A0" w:firstRow="1" w:lastRow="0" w:firstColumn="1" w:lastColumn="0" w:noHBand="0" w:noVBand="1"/>
+        <w:tblLook w:val="0000" w:firstRow="0" w:lastRow="0" w:firstColumn="0" w:lastColumn="0" w:noHBand="0" w:noVBand="0"/>
       </w:tblPr>
       <w:tblGrid>
         <w:gridCol w:w="1882"/>
@@ -9427,7 +9427,7 @@
       <w:pPr>
         <w:pStyle w:val="Heading2"/>
       </w:pPr>
-      <w:bookmarkStart w:id="22" w:name="_Toc241492496"/>
+      <w:bookmarkStart w:id="22" w:name="_Toc241726883"/>
       <w:r>
         <w:t>8.4 KII / Document Dashboard</w:t>
       </w:r>
@@ -9490,7 +9490,7 @@
           <w:left w:w="10" w:type="dxa"/>
           <w:right w:w="10" w:type="dxa"/>
         </w:tblCellMar>
-        <w:tblLook w:val="04A0" w:firstRow="1" w:lastRow="0" w:firstColumn="1" w:lastColumn="0" w:noHBand="0" w:noVBand="1"/>
+        <w:tblLook w:val="0000" w:firstRow="0" w:lastRow="0" w:firstColumn="0" w:lastColumn="0" w:noHBand="0" w:noVBand="0"/>
       </w:tblPr>
       <w:tblGrid>
         <w:gridCol w:w="1882"/>
@@ -9837,7 +9837,7 @@
       <w:pPr>
         <w:pStyle w:val="Heading2"/>
       </w:pPr>
-      <w:bookmarkStart w:id="23" w:name="_Toc241492497"/>
+      <w:bookmarkStart w:id="23" w:name="_Toc241726884"/>
       <w:r>
         <w:lastRenderedPageBreak/>
         <w:t>8.5 Interview sheet (verifying a locked profile)</w:t>
@@ -9901,7 +9901,7 @@
           <w:left w:w="10" w:type="dxa"/>
           <w:right w:w="10" w:type="dxa"/>
         </w:tblCellMar>
-        <w:tblLook w:val="04A0" w:firstRow="1" w:lastRow="0" w:firstColumn="1" w:lastColumn="0" w:noHBand="0" w:noVBand="1"/>
+        <w:tblLook w:val="0000" w:firstRow="0" w:lastRow="0" w:firstColumn="0" w:lastColumn="0" w:noHBand="0" w:noVBand="0"/>
       </w:tblPr>
       <w:tblGrid>
         <w:gridCol w:w="1882"/>
@@ -10878,7 +10878,7 @@
       <w:pPr>
         <w:pStyle w:val="Heading2"/>
       </w:pPr>
-      <w:bookmarkStart w:id="24" w:name="_Toc241492498"/>
+      <w:bookmarkStart w:id="24" w:name="_Toc241726885"/>
       <w:r>
         <w:t>8.6 KII Register</w:t>
       </w:r>
@@ -10941,7 +10941,7 @@
           <w:left w:w="10" w:type="dxa"/>
           <w:right w:w="10" w:type="dxa"/>
         </w:tblCellMar>
-        <w:tblLook w:val="04A0" w:firstRow="1" w:lastRow="0" w:firstColumn="1" w:lastColumn="0" w:noHBand="0" w:noVBand="1"/>
+        <w:tblLook w:val="0000" w:firstRow="0" w:lastRow="0" w:firstColumn="0" w:lastColumn="0" w:noHBand="0" w:noVBand="0"/>
       </w:tblPr>
       <w:tblGrid>
         <w:gridCol w:w="1882"/>
@@ -11499,7 +11499,7 @@
       <w:pPr>
         <w:pStyle w:val="Heading2"/>
       </w:pPr>
-      <w:bookmarkStart w:id="25" w:name="_Toc241492499"/>
+      <w:bookmarkStart w:id="25" w:name="_Toc241726886"/>
       <w:r>
         <w:t>8.7 New KII Record</w:t>
       </w:r>
@@ -11562,7 +11562,7 @@
           <w:left w:w="10" w:type="dxa"/>
           <w:right w:w="10" w:type="dxa"/>
         </w:tblCellMar>
-        <w:tblLook w:val="04A0" w:firstRow="1" w:lastRow="0" w:firstColumn="1" w:lastColumn="0" w:noHBand="0" w:noVBand="1"/>
+        <w:tblLook w:val="0000" w:firstRow="0" w:lastRow="0" w:firstColumn="0" w:lastColumn="0" w:noHBand="0" w:noVBand="0"/>
       </w:tblPr>
       <w:tblGrid>
         <w:gridCol w:w="1882"/>
@@ -11909,7 +11909,7 @@
       <w:pPr>
         <w:pStyle w:val="Heading2"/>
       </w:pPr>
-      <w:bookmarkStart w:id="26" w:name="_Toc241492500"/>
+      <w:bookmarkStart w:id="26" w:name="_Toc241726887"/>
       <w:r>
         <w:t>8.8 KII record</w:t>
       </w:r>
@@ -11972,7 +11972,7 @@
           <w:left w:w="10" w:type="dxa"/>
           <w:right w:w="10" w:type="dxa"/>
         </w:tblCellMar>
-        <w:tblLook w:val="04A0" w:firstRow="1" w:lastRow="0" w:firstColumn="1" w:lastColumn="0" w:noHBand="0" w:noVBand="1"/>
+        <w:tblLook w:val="0000" w:firstRow="0" w:lastRow="0" w:firstColumn="0" w:lastColumn="0" w:noHBand="0" w:noVBand="0"/>
       </w:tblPr>
       <w:tblGrid>
         <w:gridCol w:w="1882"/>
@@ -12950,7 +12950,7 @@
       <w:pPr>
         <w:pStyle w:val="Heading2"/>
       </w:pPr>
-      <w:bookmarkStart w:id="27" w:name="_Toc241492501"/>
+      <w:bookmarkStart w:id="27" w:name="_Toc241726888"/>
       <w:r>
         <w:t>8.9 Completed forms (Form PDFs)</w:t>
       </w:r>
@@ -13013,7 +13013,7 @@
           <w:left w:w="10" w:type="dxa"/>
           <w:right w:w="10" w:type="dxa"/>
         </w:tblCellMar>
-        <w:tblLook w:val="04A0" w:firstRow="1" w:lastRow="0" w:firstColumn="1" w:lastColumn="0" w:noHBand="0" w:noVBand="1"/>
+        <w:tblLook w:val="0000" w:firstRow="0" w:lastRow="0" w:firstColumn="0" w:lastColumn="0" w:noHBand="0" w:noVBand="0"/>
       </w:tblPr>
       <w:tblGrid>
         <w:gridCol w:w="1882"/>
@@ -13832,7 +13832,7 @@
         <w:sz w:val="16"/>
         <w:szCs w:val="16"/>
       </w:rPr>
-      <w:t>Version 1.12 · 28 September 2026</w:t>
+      <w:t>Version 1.13 · 1 October 2026</w:t>
     </w:r>
     <w:r>
       <w:rPr>
@@ -14005,10 +14005,10 @@
 <file path=word/numbering.xml><?xml version="1.0" encoding="utf-8"?>
 <w:numbering xmlns:wpc="http://schemas.microsoft.com/office/word/2010/wordprocessingCanvas" xmlns:cx="http://schemas.microsoft.com/office/drawing/2014/chartex" xmlns:cx1="http://schemas.microsoft.com/office/drawing/2015/9/8/chartex" xmlns:cx2="http://schemas.microsoft.com/office/drawing/2015/10/21/chartex" xmlns:cx3="http://schemas.microsoft.com/office/drawing/2016/5/9/chartex" xmlns:cx4="http://schemas.microsoft.com/office/drawing/2016/5/10/chartex" xmlns:cx5="http://schemas.microsoft.com/office/drawing/2016/5/11/chartex" xmlns:cx6="http://schemas.microsoft.com/office/drawing/2016/5/12/chartex" xmlns:cx7="http://schemas.microsoft.com/office/drawing/2016/5/13/chartex" xmlns:cx8="http://schemas.microsoft.com/office/drawing/2016/5/14/chartex" xmlns:mc="http://schemas.openxmlformats.org/markup-compatibility/2006" xmlns:aink="http://schemas.microsoft.com/office/drawing/2016/ink" xmlns:am3d="http://schemas.microsoft.com/office/drawing/2017/model3d" xmlns:o="urn:schemas-microsoft-com:office:office" xmlns:oel="http://schemas.microsoft.com/office/2019/extlst" xmlns:r="http://schemas.openxmlformats.org/officeDocument/2006/relationships" xmlns:m="http://schemas.openxmlformats.org/officeDocument/2006/math" xmlns:v="urn:schemas-microsoft-com:vml" xmlns:wp14="http://schemas.microsoft.com/office/word/2010/wordprocessingDrawing" xmlns:wp="http://schemas.openxmlformats.org/drawingml/2006/wordprocessingDrawing" xmlns:w10="urn:schemas-microsoft-com:office:word" xmlns:w="http://schemas.openxmlformats.org/wordprocessingml/2006/main" xmlns:w14="http://schemas.microsoft.com/office/word/2010/wordml" xmlns:w15="http://schemas.microsoft.com/office/word/2012/wordml" xmlns:w16cex="http://schemas.microsoft.com/office/word/2018/wordml/cex" xmlns:w16cid="http://schemas.microsoft.com/office/word/2016/wordml/cid" xmlns:w16="http://schemas.microsoft.com/office/word/2018/wordml" xmlns:w16sdtdh="http://schemas.microsoft.com/office/word/2020/wordml/sdtdatahash" xmlns:w16se="http://schemas.microsoft.com/office/word/2015/wordml/symex" xmlns:wpg="http://schemas.microsoft.com/office/word/2010/wordprocessingGroup" xmlns:wpi="http://schemas.microsoft.com/office/word/2010/wordprocessingInk" xmlns:wne="http://schemas.microsoft.com/office/word/2006/wordml" xmlns:wps="http://schemas.microsoft.com/office/word/2010/wordprocessingShape" mc:Ignorable="w14 w15 w16se w16cid w16 w16cex w16sdtdh wp14">
   <w:abstractNum w:abstractNumId="0" w15:restartNumberingAfterBreak="0">
-    <w:nsid w:val="0425318E"/>
+    <w:nsid w:val="01F71C67"/>
     <w:multiLevelType w:val="hybridMultilevel"/>
-    <w:tmpl w:val="907AFCCC"/>
-    <w:lvl w:ilvl="0" w:tplc="DA8A72E4">
+    <w:tmpl w:val="B30A3950"/>
+    <w:lvl w:ilvl="0" w:tplc="38464BEC">
       <w:start w:val="1"/>
       <w:numFmt w:val="decimal"/>
       <w:lvlText w:val="%1."/>
@@ -14022,110 +14022,111 @@
         <w:color w:val="A67C27"/>
       </w:rPr>
     </w:lvl>
-    <w:lvl w:ilvl="1" w:tplc="18D27DE6">
+    <w:lvl w:ilvl="1" w:tplc="2D9E5C82">
       <w:numFmt w:val="decimal"/>
       <w:lvlText w:val=""/>
       <w:lvlJc w:val="left"/>
     </w:lvl>
-    <w:lvl w:ilvl="2" w:tplc="6FB27FCA">
+    <w:lvl w:ilvl="2" w:tplc="6660E5A2">
       <w:numFmt w:val="decimal"/>
       <w:lvlText w:val=""/>
       <w:lvlJc w:val="left"/>
     </w:lvl>
-    <w:lvl w:ilvl="3" w:tplc="DA3E0616">
+    <w:lvl w:ilvl="3" w:tplc="FC5CF45A">
       <w:numFmt w:val="decimal"/>
       <w:lvlText w:val=""/>
       <w:lvlJc w:val="left"/>
     </w:lvl>
-    <w:lvl w:ilvl="4" w:tplc="CAB8A438">
+    <w:lvl w:ilvl="4" w:tplc="E034DD08">
       <w:numFmt w:val="decimal"/>
       <w:lvlText w:val=""/>
       <w:lvlJc w:val="left"/>
     </w:lvl>
-    <w:lvl w:ilvl="5" w:tplc="89F04A12">
+    <w:lvl w:ilvl="5" w:tplc="000AEDBE">
       <w:numFmt w:val="decimal"/>
       <w:lvlText w:val=""/>
       <w:lvlJc w:val="left"/>
     </w:lvl>
-    <w:lvl w:ilvl="6" w:tplc="E7F0986E">
+    <w:lvl w:ilvl="6" w:tplc="1D6E63FC">
       <w:numFmt w:val="decimal"/>
       <w:lvlText w:val=""/>
       <w:lvlJc w:val="left"/>
     </w:lvl>
-    <w:lvl w:ilvl="7" w:tplc="2D047B8A">
+    <w:lvl w:ilvl="7" w:tplc="28907FCA">
       <w:numFmt w:val="decimal"/>
       <w:lvlText w:val=""/>
       <w:lvlJc w:val="left"/>
     </w:lvl>
-    <w:lvl w:ilvl="8" w:tplc="F0860A02">
+    <w:lvl w:ilvl="8" w:tplc="FFCCE568">
       <w:numFmt w:val="decimal"/>
       <w:lvlText w:val=""/>
       <w:lvlJc w:val="left"/>
     </w:lvl>
   </w:abstractNum>
   <w:abstractNum w:abstractNumId="1" w15:restartNumberingAfterBreak="0">
-    <w:nsid w:val="1CB46CCE"/>
+    <w:nsid w:val="17041E68"/>
     <w:multiLevelType w:val="hybridMultilevel"/>
-    <w:tmpl w:val="C608A9C0"/>
-    <w:lvl w:ilvl="0" w:tplc="B38A36E6">
+    <w:tmpl w:val="6E122ABA"/>
+    <w:lvl w:ilvl="0" w:tplc="9E50D6F0">
       <w:start w:val="1"/>
-      <w:numFmt w:val="bullet"/>
-      <w:lvlText w:val="•"/>
+      <w:numFmt w:val="decimal"/>
+      <w:lvlText w:val="%1."/>
       <w:lvlJc w:val="left"/>
       <w:pPr>
-        <w:ind w:left="460" w:hanging="280"/>
-      </w:pPr>
+        <w:ind w:left="460" w:hanging="360"/>
+      </w:pPr>
+      <w:rPr>
+        <w:b/>
+        <w:bCs/>
+        <w:color w:val="A67C27"/>
+      </w:rPr>
     </w:lvl>
-    <w:lvl w:ilvl="1" w:tplc="8CF632E8">
-      <w:start w:val="1"/>
-      <w:numFmt w:val="bullet"/>
-      <w:lvlText w:val="–"/>
-      <w:lvlJc w:val="left"/>
-      <w:pPr>
-        <w:ind w:left="900" w:hanging="280"/>
-      </w:pPr>
-    </w:lvl>
-    <w:lvl w:ilvl="2" w:tplc="7AC2CAC4">
+    <w:lvl w:ilvl="1" w:tplc="69C08658">
       <w:numFmt w:val="decimal"/>
       <w:lvlText w:val=""/>
       <w:lvlJc w:val="left"/>
     </w:lvl>
-    <w:lvl w:ilvl="3" w:tplc="5B008C86">
+    <w:lvl w:ilvl="2" w:tplc="756E5AC4">
       <w:numFmt w:val="decimal"/>
       <w:lvlText w:val=""/>
       <w:lvlJc w:val="left"/>
     </w:lvl>
-    <w:lvl w:ilvl="4" w:tplc="5CDCC7D4">
+    <w:lvl w:ilvl="3" w:tplc="6CFA0FD4">
       <w:numFmt w:val="decimal"/>
       <w:lvlText w:val=""/>
       <w:lvlJc w:val="left"/>
     </w:lvl>
-    <w:lvl w:ilvl="5" w:tplc="9BDE23C2">
+    <w:lvl w:ilvl="4" w:tplc="B0543C7A">
       <w:numFmt w:val="decimal"/>
       <w:lvlText w:val=""/>
       <w:lvlJc w:val="left"/>
     </w:lvl>
-    <w:lvl w:ilvl="6" w:tplc="346461D2">
+    <w:lvl w:ilvl="5" w:tplc="74B6DB72">
       <w:numFmt w:val="decimal"/>
       <w:lvlText w:val=""/>
       <w:lvlJc w:val="left"/>
     </w:lvl>
-    <w:lvl w:ilvl="7" w:tplc="16A04420">
+    <w:lvl w:ilvl="6" w:tplc="67E2D85C">
       <w:numFmt w:val="decimal"/>
       <w:lvlText w:val=""/>
       <w:lvlJc w:val="left"/>
     </w:lvl>
-    <w:lvl w:ilvl="8" w:tplc="E2C2F32C">
+    <w:lvl w:ilvl="7" w:tplc="B88A0FFC">
+      <w:numFmt w:val="decimal"/>
+      <w:lvlText w:val=""/>
+      <w:lvlJc w:val="left"/>
+    </w:lvl>
+    <w:lvl w:ilvl="8" w:tplc="9C504852">
       <w:numFmt w:val="decimal"/>
       <w:lvlText w:val=""/>
       <w:lvlJc w:val="left"/>
     </w:lvl>
   </w:abstractNum>
   <w:abstractNum w:abstractNumId="2" w15:restartNumberingAfterBreak="0">
-    <w:nsid w:val="22F9604D"/>
+    <w:nsid w:val="1BCE59F4"/>
     <w:multiLevelType w:val="hybridMultilevel"/>
-    <w:tmpl w:val="867E193A"/>
-    <w:lvl w:ilvl="0" w:tplc="17AA55AE">
+    <w:tmpl w:val="79228A10"/>
+    <w:lvl w:ilvl="0" w:tplc="08309DE2">
       <w:start w:val="1"/>
       <w:numFmt w:val="decimal"/>
       <w:lvlText w:val="%1."/>
@@ -14139,52 +14140,110 @@
         <w:color w:val="A67C27"/>
       </w:rPr>
     </w:lvl>
-    <w:lvl w:ilvl="1" w:tplc="6F86C9CA">
+    <w:lvl w:ilvl="1" w:tplc="951A89FE">
       <w:numFmt w:val="decimal"/>
       <w:lvlText w:val=""/>
       <w:lvlJc w:val="left"/>
     </w:lvl>
-    <w:lvl w:ilvl="2" w:tplc="F5E04092">
+    <w:lvl w:ilvl="2" w:tplc="8004B4FE">
       <w:numFmt w:val="decimal"/>
       <w:lvlText w:val=""/>
       <w:lvlJc w:val="left"/>
     </w:lvl>
-    <w:lvl w:ilvl="3" w:tplc="726C1264">
+    <w:lvl w:ilvl="3" w:tplc="1B364CC4">
       <w:numFmt w:val="decimal"/>
       <w:lvlText w:val=""/>
       <w:lvlJc w:val="left"/>
     </w:lvl>
-    <w:lvl w:ilvl="4" w:tplc="03AE8052">
+    <w:lvl w:ilvl="4" w:tplc="7C9CD65E">
       <w:numFmt w:val="decimal"/>
       <w:lvlText w:val=""/>
       <w:lvlJc w:val="left"/>
     </w:lvl>
-    <w:lvl w:ilvl="5" w:tplc="2B468142">
+    <w:lvl w:ilvl="5" w:tplc="7088A4A0">
       <w:numFmt w:val="decimal"/>
       <w:lvlText w:val=""/>
       <w:lvlJc w:val="left"/>
     </w:lvl>
-    <w:lvl w:ilvl="6" w:tplc="2CBEF61E">
+    <w:lvl w:ilvl="6" w:tplc="27040DEA">
       <w:numFmt w:val="decimal"/>
       <w:lvlText w:val=""/>
       <w:lvlJc w:val="left"/>
     </w:lvl>
-    <w:lvl w:ilvl="7" w:tplc="81644CD6">
+    <w:lvl w:ilvl="7" w:tplc="2D7E89D8">
       <w:numFmt w:val="decimal"/>
       <w:lvlText w:val=""/>
       <w:lvlJc w:val="left"/>
     </w:lvl>
-    <w:lvl w:ilvl="8" w:tplc="33E07402">
+    <w:lvl w:ilvl="8" w:tplc="AF70D6D6">
       <w:numFmt w:val="decimal"/>
       <w:lvlText w:val=""/>
       <w:lvlJc w:val="left"/>
     </w:lvl>
   </w:abstractNum>
   <w:abstractNum w:abstractNumId="3" w15:restartNumberingAfterBreak="0">
-    <w:nsid w:val="43031EB6"/>
+    <w:nsid w:val="4F2C2190"/>
     <w:multiLevelType w:val="hybridMultilevel"/>
-    <w:tmpl w:val="ED384402"/>
-    <w:lvl w:ilvl="0" w:tplc="555645D8">
+    <w:tmpl w:val="A2A62A80"/>
+    <w:lvl w:ilvl="0" w:tplc="E4FC50B2">
+      <w:start w:val="1"/>
+      <w:numFmt w:val="bullet"/>
+      <w:lvlText w:val="•"/>
+      <w:lvlJc w:val="left"/>
+      <w:pPr>
+        <w:ind w:left="460" w:hanging="280"/>
+      </w:pPr>
+    </w:lvl>
+    <w:lvl w:ilvl="1" w:tplc="502617E6">
+      <w:start w:val="1"/>
+      <w:numFmt w:val="bullet"/>
+      <w:lvlText w:val="–"/>
+      <w:lvlJc w:val="left"/>
+      <w:pPr>
+        <w:ind w:left="900" w:hanging="280"/>
+      </w:pPr>
+    </w:lvl>
+    <w:lvl w:ilvl="2" w:tplc="214A9562">
+      <w:numFmt w:val="decimal"/>
+      <w:lvlText w:val=""/>
+      <w:lvlJc w:val="left"/>
+    </w:lvl>
+    <w:lvl w:ilvl="3" w:tplc="482C50F0">
+      <w:numFmt w:val="decimal"/>
+      <w:lvlText w:val=""/>
+      <w:lvlJc w:val="left"/>
+    </w:lvl>
+    <w:lvl w:ilvl="4" w:tplc="61FC61D2">
+      <w:numFmt w:val="decimal"/>
+      <w:lvlText w:val=""/>
+      <w:lvlJc w:val="left"/>
+    </w:lvl>
+    <w:lvl w:ilvl="5" w:tplc="42F8A096">
+      <w:numFmt w:val="decimal"/>
+      <w:lvlText w:val=""/>
+      <w:lvlJc w:val="left"/>
+    </w:lvl>
+    <w:lvl w:ilvl="6" w:tplc="137AA024">
+      <w:numFmt w:val="decimal"/>
+      <w:lvlText w:val=""/>
+      <w:lvlJc w:val="left"/>
+    </w:lvl>
+    <w:lvl w:ilvl="7" w:tplc="0B6CA5B0">
+      <w:numFmt w:val="decimal"/>
+      <w:lvlText w:val=""/>
+      <w:lvlJc w:val="left"/>
+    </w:lvl>
+    <w:lvl w:ilvl="8" w:tplc="E2B24792">
+      <w:numFmt w:val="decimal"/>
+      <w:lvlText w:val=""/>
+      <w:lvlJc w:val="left"/>
+    </w:lvl>
+  </w:abstractNum>
+  <w:abstractNum w:abstractNumId="4" w15:restartNumberingAfterBreak="0">
+    <w:nsid w:val="5F6F7C90"/>
+    <w:multiLevelType w:val="hybridMultilevel"/>
+    <w:tmpl w:val="0CE28AFC"/>
+    <w:lvl w:ilvl="0" w:tplc="7BF4AE14">
       <w:start w:val="1"/>
       <w:numFmt w:val="decimal"/>
       <w:lvlText w:val="%1."/>
@@ -14198,52 +14257,138 @@
         <w:color w:val="A67C27"/>
       </w:rPr>
     </w:lvl>
-    <w:lvl w:ilvl="1" w:tplc="EAD0E31E">
+    <w:lvl w:ilvl="1" w:tplc="E81E68BA">
       <w:numFmt w:val="decimal"/>
       <w:lvlText w:val=""/>
       <w:lvlJc w:val="left"/>
     </w:lvl>
-    <w:lvl w:ilvl="2" w:tplc="78A617F6">
+    <w:lvl w:ilvl="2" w:tplc="20829350">
       <w:numFmt w:val="decimal"/>
       <w:lvlText w:val=""/>
       <w:lvlJc w:val="left"/>
     </w:lvl>
-    <w:lvl w:ilvl="3" w:tplc="BB1221D2">
+    <w:lvl w:ilvl="3" w:tplc="F92CAA32">
       <w:numFmt w:val="decimal"/>
       <w:lvlText w:val=""/>
       <w:lvlJc w:val="left"/>
     </w:lvl>
-    <w:lvl w:ilvl="4" w:tplc="B9941CAC">
+    <w:lvl w:ilvl="4" w:tplc="D36A1C24">
       <w:numFmt w:val="decimal"/>
       <w:lvlText w:val=""/>
       <w:lvlJc w:val="left"/>
     </w:lvl>
-    <w:lvl w:ilvl="5" w:tplc="57CA52A0">
+    <w:lvl w:ilvl="5" w:tplc="13109D2C">
       <w:numFmt w:val="decimal"/>
       <w:lvlText w:val=""/>
       <w:lvlJc w:val="left"/>
     </w:lvl>
-    <w:lvl w:ilvl="6" w:tplc="40E618B4">
+    <w:lvl w:ilvl="6" w:tplc="0B3AF8EE">
       <w:numFmt w:val="decimal"/>
       <w:lvlText w:val=""/>
       <w:lvlJc w:val="left"/>
     </w:lvl>
-    <w:lvl w:ilvl="7" w:tplc="F4364588">
+    <w:lvl w:ilvl="7" w:tplc="8A2C311A">
       <w:numFmt w:val="decimal"/>
       <w:lvlText w:val=""/>
       <w:lvlJc w:val="left"/>
     </w:lvl>
-    <w:lvl w:ilvl="8" w:tplc="C9A672D8">
+    <w:lvl w:ilvl="8" w:tplc="25E8A4E0">
       <w:numFmt w:val="decimal"/>
       <w:lvlText w:val=""/>
       <w:lvlJc w:val="left"/>
     </w:lvl>
   </w:abstractNum>
-  <w:abstractNum w:abstractNumId="4" w15:restartNumberingAfterBreak="0">
-    <w:nsid w:val="46D93C46"/>
+  <w:abstractNum w:abstractNumId="5" w15:restartNumberingAfterBreak="0">
+    <w:nsid w:val="605B5B20"/>
     <w:multiLevelType w:val="hybridMultilevel"/>
-    <w:tmpl w:val="0956AA9E"/>
-    <w:lvl w:ilvl="0" w:tplc="F7A05490">
+    <w:tmpl w:val="4C302ADE"/>
+    <w:lvl w:ilvl="0" w:tplc="D12AD750">
+      <w:start w:val="1"/>
+      <w:numFmt w:val="bullet"/>
+      <w:lvlText w:val="●"/>
+      <w:lvlJc w:val="left"/>
+      <w:pPr>
+        <w:ind w:left="720" w:hanging="360"/>
+      </w:pPr>
+    </w:lvl>
+    <w:lvl w:ilvl="1" w:tplc="AC386AE6">
+      <w:start w:val="1"/>
+      <w:numFmt w:val="bullet"/>
+      <w:lvlText w:val="○"/>
+      <w:lvlJc w:val="left"/>
+      <w:pPr>
+        <w:ind w:left="1440" w:hanging="360"/>
+      </w:pPr>
+    </w:lvl>
+    <w:lvl w:ilvl="2" w:tplc="8C26FF30">
+      <w:start w:val="1"/>
+      <w:numFmt w:val="bullet"/>
+      <w:lvlText w:val="■"/>
+      <w:lvlJc w:val="left"/>
+      <w:pPr>
+        <w:ind w:left="2160" w:hanging="360"/>
+      </w:pPr>
+    </w:lvl>
+    <w:lvl w:ilvl="3" w:tplc="5E986606">
+      <w:start w:val="1"/>
+      <w:numFmt w:val="bullet"/>
+      <w:lvlText w:val="●"/>
+      <w:lvlJc w:val="left"/>
+      <w:pPr>
+        <w:ind w:left="2880" w:hanging="360"/>
+      </w:pPr>
+    </w:lvl>
+    <w:lvl w:ilvl="4" w:tplc="64245016">
+      <w:start w:val="1"/>
+      <w:numFmt w:val="bullet"/>
+      <w:lvlText w:val="○"/>
+      <w:lvlJc w:val="left"/>
+      <w:pPr>
+        <w:ind w:left="3600" w:hanging="360"/>
+      </w:pPr>
+    </w:lvl>
+    <w:lvl w:ilvl="5" w:tplc="D2440AD2">
+      <w:start w:val="1"/>
+      <w:numFmt w:val="bullet"/>
+      <w:lvlText w:val="■"/>
+      <w:lvlJc w:val="left"/>
+      <w:pPr>
+        <w:ind w:left="4320" w:hanging="360"/>
+      </w:pPr>
+    </w:lvl>
+    <w:lvl w:ilvl="6" w:tplc="5AEEB5AC">
+      <w:start w:val="1"/>
+      <w:numFmt w:val="bullet"/>
+      <w:lvlText w:val="●"/>
+      <w:lvlJc w:val="left"/>
+      <w:pPr>
+        <w:ind w:left="5040" w:hanging="360"/>
+      </w:pPr>
+    </w:lvl>
+    <w:lvl w:ilvl="7" w:tplc="1076F822">
+      <w:start w:val="1"/>
+      <w:numFmt w:val="bullet"/>
+      <w:lvlText w:val="●"/>
+      <w:lvlJc w:val="left"/>
+      <w:pPr>
+        <w:ind w:left="5760" w:hanging="360"/>
+      </w:pPr>
+    </w:lvl>
+    <w:lvl w:ilvl="8" w:tplc="BC44F03A">
+      <w:start w:val="1"/>
+      <w:numFmt w:val="bullet"/>
+      <w:lvlText w:val="●"/>
+      <w:lvlJc w:val="left"/>
+      <w:pPr>
+        <w:ind w:left="6480" w:hanging="360"/>
+      </w:pPr>
+    </w:lvl>
+  </w:abstractNum>
+  <w:abstractNum w:abstractNumId="6" w15:restartNumberingAfterBreak="0">
+    <w:nsid w:val="6E0B6241"/>
+    <w:multiLevelType w:val="hybridMultilevel"/>
+    <w:tmpl w:val="6C848D80"/>
+    <w:lvl w:ilvl="0" w:tplc="06240508">
       <w:start w:val="1"/>
       <w:numFmt w:val="decimal"/>
       <w:lvlText w:val="%1."/>
@@ -14257,52 +14402,52 @@
         <w:color w:val="A67C27"/>
       </w:rPr>
     </w:lvl>
-    <w:lvl w:ilvl="1" w:tplc="8488DC1E">
+    <w:lvl w:ilvl="1" w:tplc="717AE2DE">
       <w:numFmt w:val="decimal"/>
       <w:lvlText w:val=""/>
       <w:lvlJc w:val="left"/>
     </w:lvl>
-    <w:lvl w:ilvl="2" w:tplc="1A3494DE">
+    <w:lvl w:ilvl="2" w:tplc="DB3AFEE0">
       <w:numFmt w:val="decimal"/>
       <w:lvlText w:val=""/>
       <w:lvlJc w:val="left"/>
     </w:lvl>
-    <w:lvl w:ilvl="3" w:tplc="9F621D90">
+    <w:lvl w:ilvl="3" w:tplc="90929CB0">
       <w:numFmt w:val="decimal"/>
       <w:lvlText w:val=""/>
       <w:lvlJc w:val="left"/>
     </w:lvl>
-    <w:lvl w:ilvl="4" w:tplc="8EB63F8E">
+    <w:lvl w:ilvl="4" w:tplc="9EA480D4">
       <w:numFmt w:val="decimal"/>
       <w:lvlText w:val=""/>
       <w:lvlJc w:val="left"/>
     </w:lvl>
-    <w:lvl w:ilvl="5" w:tplc="9396659C">
+    <w:lvl w:ilvl="5" w:tplc="B00ADFF4">
       <w:numFmt w:val="decimal"/>
       <w:lvlText w:val=""/>
       <w:lvlJc w:val="left"/>
     </w:lvl>
-    <w:lvl w:ilvl="6" w:tplc="9DF2DA16">
+    <w:lvl w:ilvl="6" w:tplc="2C6443A6">
       <w:numFmt w:val="decimal"/>
       <w:lvlText w:val=""/>
       <w:lvlJc w:val="left"/>
     </w:lvl>
-    <w:lvl w:ilvl="7" w:tplc="3E3E1CAA">
+    <w:lvl w:ilvl="7" w:tplc="9CD40674">
       <w:numFmt w:val="decimal"/>
       <w:lvlText w:val=""/>
       <w:lvlJc w:val="left"/>
     </w:lvl>
-    <w:lvl w:ilvl="8" w:tplc="261422DA">
+    <w:lvl w:ilvl="8" w:tplc="03BED248">
       <w:numFmt w:val="decimal"/>
       <w:lvlText w:val=""/>
       <w:lvlJc w:val="left"/>
     </w:lvl>
   </w:abstractNum>
-  <w:abstractNum w:abstractNumId="5" w15:restartNumberingAfterBreak="0">
-    <w:nsid w:val="58DE79F5"/>
+  <w:abstractNum w:abstractNumId="7" w15:restartNumberingAfterBreak="0">
+    <w:nsid w:val="6EDE7C91"/>
     <w:multiLevelType w:val="hybridMultilevel"/>
-    <w:tmpl w:val="192C1376"/>
-    <w:lvl w:ilvl="0" w:tplc="1D28CAF0">
+    <w:tmpl w:val="492EFBFA"/>
+    <w:lvl w:ilvl="0" w:tplc="4978F680">
       <w:start w:val="1"/>
       <w:numFmt w:val="decimal"/>
       <w:lvlText w:val="%1."/>
@@ -14316,52 +14461,52 @@
         <w:color w:val="A67C27"/>
       </w:rPr>
     </w:lvl>
-    <w:lvl w:ilvl="1" w:tplc="E722C0FA">
+    <w:lvl w:ilvl="1" w:tplc="1A882A94">
       <w:numFmt w:val="decimal"/>
       <w:lvlText w:val=""/>
       <w:lvlJc w:val="left"/>
     </w:lvl>
-    <w:lvl w:ilvl="2" w:tplc="E77E63EC">
+    <w:lvl w:ilvl="2" w:tplc="C5DE6C02">
       <w:numFmt w:val="decimal"/>
       <w:lvlText w:val=""/>
       <w:lvlJc w:val="left"/>
     </w:lvl>
-    <w:lvl w:ilvl="3" w:tplc="DA8EF33E">
+    <w:lvl w:ilvl="3" w:tplc="038A1476">
       <w:numFmt w:val="decimal"/>
       <w:lvlText w:val=""/>
       <w:lvlJc w:val="left"/>
     </w:lvl>
-    <w:lvl w:ilvl="4" w:tplc="3D88DF8A">
+    <w:lvl w:ilvl="4" w:tplc="65B0945E">
       <w:numFmt w:val="decimal"/>
       <w:lvlText w:val=""/>
       <w:lvlJc w:val="left"/>
     </w:lvl>
-    <w:lvl w:ilvl="5" w:tplc="42D07A4C">
+    <w:lvl w:ilvl="5" w:tplc="68AAB076">
       <w:numFmt w:val="decimal"/>
       <w:lvlText w:val=""/>
       <w:lvlJc w:val="left"/>
     </w:lvl>
-    <w:lvl w:ilvl="6" w:tplc="333A8B0C">
+    <w:lvl w:ilvl="6" w:tplc="56740EEE">
       <w:numFmt w:val="decimal"/>
       <w:lvlText w:val=""/>
       <w:lvlJc w:val="left"/>
     </w:lvl>
-    <w:lvl w:ilvl="7" w:tplc="C0E8397E">
+    <w:lvl w:ilvl="7" w:tplc="2B98AD6A">
       <w:numFmt w:val="decimal"/>
       <w:lvlText w:val=""/>
       <w:lvlJc w:val="left"/>
     </w:lvl>
-    <w:lvl w:ilvl="8" w:tplc="E5744538">
+    <w:lvl w:ilvl="8" w:tplc="38580490">
       <w:numFmt w:val="decimal"/>
       <w:lvlText w:val=""/>
       <w:lvlJc w:val="left"/>
     </w:lvl>
   </w:abstractNum>
-  <w:abstractNum w:abstractNumId="6" w15:restartNumberingAfterBreak="0">
-    <w:nsid w:val="5A6A57BB"/>
+  <w:abstractNum w:abstractNumId="8" w15:restartNumberingAfterBreak="0">
+    <w:nsid w:val="71CA1A17"/>
     <w:multiLevelType w:val="hybridMultilevel"/>
-    <w:tmpl w:val="E0A6C2E6"/>
-    <w:lvl w:ilvl="0" w:tplc="89EA4A16">
+    <w:tmpl w:val="1E6A3DCE"/>
+    <w:lvl w:ilvl="0" w:tplc="67603BF2">
       <w:start w:val="1"/>
       <w:numFmt w:val="decimal"/>
       <w:lvlText w:val="%1."/>
@@ -14375,52 +14520,52 @@
         <w:color w:val="A67C27"/>
       </w:rPr>
     </w:lvl>
-    <w:lvl w:ilvl="1" w:tplc="A7420A96">
+    <w:lvl w:ilvl="1" w:tplc="0998538A">
       <w:numFmt w:val="decimal"/>
       <w:lvlText w:val=""/>
       <w:lvlJc w:val="left"/>
     </w:lvl>
-    <w:lvl w:ilvl="2" w:tplc="98FA1C7A">
+    <w:lvl w:ilvl="2" w:tplc="70E0DFA0">
       <w:numFmt w:val="decimal"/>
       <w:lvlText w:val=""/>
       <w:lvlJc w:val="left"/>
     </w:lvl>
-    <w:lvl w:ilvl="3" w:tplc="ED428DB8">
+    <w:lvl w:ilvl="3" w:tplc="988EFFB2">
       <w:numFmt w:val="decimal"/>
       <w:lvlText w:val=""/>
       <w:lvlJc w:val="left"/>
     </w:lvl>
-    <w:lvl w:ilvl="4" w:tplc="6FF2F492">
+    <w:lvl w:ilvl="4" w:tplc="0F02295E">
       <w:numFmt w:val="decimal"/>
       <w:lvlText w:val=""/>
       <w:lvlJc w:val="left"/>
     </w:lvl>
-    <w:lvl w:ilvl="5" w:tplc="17E2B71A">
+    <w:lvl w:ilvl="5" w:tplc="7F709202">
       <w:numFmt w:val="decimal"/>
       <w:lvlText w:val=""/>
       <w:lvlJc w:val="left"/>
     </w:lvl>
-    <w:lvl w:ilvl="6" w:tplc="DFD467F0">
+    <w:lvl w:ilvl="6" w:tplc="D5E09D4C">
       <w:numFmt w:val="decimal"/>
       <w:lvlText w:val=""/>
       <w:lvlJc w:val="left"/>
     </w:lvl>
-    <w:lvl w:ilvl="7" w:tplc="D374996E">
+    <w:lvl w:ilvl="7" w:tplc="06BA47EA">
       <w:numFmt w:val="decimal"/>
       <w:lvlText w:val=""/>
       <w:lvlJc w:val="left"/>
     </w:lvl>
-    <w:lvl w:ilvl="8" w:tplc="76BCA23E">
+    <w:lvl w:ilvl="8" w:tplc="2B12AAFE">
       <w:numFmt w:val="decimal"/>
       <w:lvlText w:val=""/>
       <w:lvlJc w:val="left"/>
     </w:lvl>
   </w:abstractNum>
-  <w:abstractNum w:abstractNumId="7" w15:restartNumberingAfterBreak="0">
-    <w:nsid w:val="5B411936"/>
+  <w:abstractNum w:abstractNumId="9" w15:restartNumberingAfterBreak="0">
+    <w:nsid w:val="722D7C96"/>
     <w:multiLevelType w:val="hybridMultilevel"/>
-    <w:tmpl w:val="DFAC7508"/>
-    <w:lvl w:ilvl="0" w:tplc="582AD90E">
+    <w:tmpl w:val="C92E81A2"/>
+    <w:lvl w:ilvl="0" w:tplc="B4641452">
       <w:start w:val="1"/>
       <w:numFmt w:val="decimal"/>
       <w:lvlText w:val="%1."/>
@@ -14434,248 +14579,103 @@
         <w:color w:val="A67C27"/>
       </w:rPr>
     </w:lvl>
-    <w:lvl w:ilvl="1" w:tplc="9196D548">
+    <w:lvl w:ilvl="1" w:tplc="ECDC36F2">
       <w:numFmt w:val="decimal"/>
       <w:lvlText w:val=""/>
       <w:lvlJc w:val="left"/>
     </w:lvl>
-    <w:lvl w:ilvl="2" w:tplc="B2700BA0">
+    <w:lvl w:ilvl="2" w:tplc="35C89976">
       <w:numFmt w:val="decimal"/>
       <w:lvlText w:val=""/>
       <w:lvlJc w:val="left"/>
     </w:lvl>
-    <w:lvl w:ilvl="3" w:tplc="77E29522">
+    <w:lvl w:ilvl="3" w:tplc="BDAAD3C0">
       <w:numFmt w:val="decimal"/>
       <w:lvlText w:val=""/>
       <w:lvlJc w:val="left"/>
     </w:lvl>
-    <w:lvl w:ilvl="4" w:tplc="DB7CAA94">
+    <w:lvl w:ilvl="4" w:tplc="F7261102">
       <w:numFmt w:val="decimal"/>
       <w:lvlText w:val=""/>
       <w:lvlJc w:val="left"/>
     </w:lvl>
-    <w:lvl w:ilvl="5" w:tplc="A1C8E1C0">
+    <w:lvl w:ilvl="5" w:tplc="CE40E4AA">
       <w:numFmt w:val="decimal"/>
       <w:lvlText w:val=""/>
       <w:lvlJc w:val="left"/>
     </w:lvl>
-    <w:lvl w:ilvl="6" w:tplc="FCDAFB8E">
+    <w:lvl w:ilvl="6" w:tplc="FFF63326">
       <w:numFmt w:val="decimal"/>
       <w:lvlText w:val=""/>
       <w:lvlJc w:val="left"/>
     </w:lvl>
-    <w:lvl w:ilvl="7" w:tplc="2768400E">
+    <w:lvl w:ilvl="7" w:tplc="9EAE05F0">
       <w:numFmt w:val="decimal"/>
       <w:lvlText w:val=""/>
       <w:lvlJc w:val="left"/>
     </w:lvl>
-    <w:lvl w:ilvl="8" w:tplc="A4DE6B08">
+    <w:lvl w:ilvl="8" w:tplc="21065C0C">
       <w:numFmt w:val="decimal"/>
       <w:lvlText w:val=""/>
       <w:lvlJc w:val="left"/>
     </w:lvl>
   </w:abstractNum>
-  <w:abstractNum w:abstractNumId="8" w15:restartNumberingAfterBreak="0">
-    <w:nsid w:val="6332376F"/>
-    <w:multiLevelType w:val="hybridMultilevel"/>
-    <w:tmpl w:val="DDD23DAE"/>
-    <w:lvl w:ilvl="0" w:tplc="AE9C17B6">
-      <w:start w:val="1"/>
-      <w:numFmt w:val="bullet"/>
-      <w:lvlText w:val="●"/>
-      <w:lvlJc w:val="left"/>
-      <w:pPr>
-        <w:ind w:left="720" w:hanging="360"/>
-      </w:pPr>
-    </w:lvl>
-    <w:lvl w:ilvl="1" w:tplc="0C8EF000">
-      <w:start w:val="1"/>
-      <w:numFmt w:val="bullet"/>
-      <w:lvlText w:val="○"/>
-      <w:lvlJc w:val="left"/>
-      <w:pPr>
-        <w:ind w:left="1440" w:hanging="360"/>
-      </w:pPr>
-    </w:lvl>
-    <w:lvl w:ilvl="2" w:tplc="D878F44A">
-      <w:start w:val="1"/>
-      <w:numFmt w:val="bullet"/>
-      <w:lvlText w:val="■"/>
-      <w:lvlJc w:val="left"/>
-      <w:pPr>
-        <w:ind w:left="2160" w:hanging="360"/>
-      </w:pPr>
-    </w:lvl>
-    <w:lvl w:ilvl="3" w:tplc="6AEEB462">
-      <w:start w:val="1"/>
-      <w:numFmt w:val="bullet"/>
-      <w:lvlText w:val="●"/>
-      <w:lvlJc w:val="left"/>
-      <w:pPr>
-        <w:ind w:left="2880" w:hanging="360"/>
-      </w:pPr>
-    </w:lvl>
-    <w:lvl w:ilvl="4" w:tplc="A6A6BE64">
-      <w:start w:val="1"/>
-      <w:numFmt w:val="bullet"/>
-      <w:lvlText w:val="○"/>
-      <w:lvlJc w:val="left"/>
-      <w:pPr>
-        <w:ind w:left="3600" w:hanging="360"/>
-      </w:pPr>
-    </w:lvl>
-    <w:lvl w:ilvl="5" w:tplc="88C67390">
-      <w:start w:val="1"/>
-      <w:numFmt w:val="bullet"/>
-      <w:lvlText w:val="■"/>
-      <w:lvlJc w:val="left"/>
-      <w:pPr>
-        <w:ind w:left="4320" w:hanging="360"/>
-      </w:pPr>
-    </w:lvl>
-    <w:lvl w:ilvl="6" w:tplc="D7D0D3F8">
-      <w:start w:val="1"/>
-      <w:numFmt w:val="bullet"/>
-      <w:lvlText w:val="●"/>
-      <w:lvlJc w:val="left"/>
-      <w:pPr>
-        <w:ind w:left="5040" w:hanging="360"/>
-      </w:pPr>
-    </w:lvl>
-    <w:lvl w:ilvl="7" w:tplc="46E056B0">
-      <w:start w:val="1"/>
-      <w:numFmt w:val="bullet"/>
-      <w:lvlText w:val="●"/>
-      <w:lvlJc w:val="left"/>
-      <w:pPr>
-        <w:ind w:left="5760" w:hanging="360"/>
-      </w:pPr>
-    </w:lvl>
-    <w:lvl w:ilvl="8" w:tplc="22E40840">
-      <w:start w:val="1"/>
-      <w:numFmt w:val="bullet"/>
-      <w:lvlText w:val="●"/>
-      <w:lvlJc w:val="left"/>
-      <w:pPr>
-        <w:ind w:left="6480" w:hanging="360"/>
-      </w:pPr>
-    </w:lvl>
-  </w:abstractNum>
-  <w:abstractNum w:abstractNumId="9" w15:restartNumberingAfterBreak="0">
-    <w:nsid w:val="64F727E7"/>
-    <w:multiLevelType w:val="hybridMultilevel"/>
-    <w:tmpl w:val="EE62DD2A"/>
-    <w:lvl w:ilvl="0" w:tplc="39CA87CA">
-      <w:start w:val="1"/>
-      <w:numFmt w:val="decimal"/>
-      <w:lvlText w:val="%1."/>
-      <w:lvlJc w:val="left"/>
-      <w:pPr>
-        <w:ind w:left="460" w:hanging="360"/>
-      </w:pPr>
-      <w:rPr>
-        <w:b/>
-        <w:bCs/>
-        <w:color w:val="A67C27"/>
-      </w:rPr>
-    </w:lvl>
-    <w:lvl w:ilvl="1" w:tplc="C22A36A2">
-      <w:numFmt w:val="decimal"/>
-      <w:lvlText w:val=""/>
-      <w:lvlJc w:val="left"/>
-    </w:lvl>
-    <w:lvl w:ilvl="2" w:tplc="4352166E">
-      <w:numFmt w:val="decimal"/>
-      <w:lvlText w:val=""/>
-      <w:lvlJc w:val="left"/>
-    </w:lvl>
-    <w:lvl w:ilvl="3" w:tplc="F08CDEF2">
-      <w:numFmt w:val="decimal"/>
-      <w:lvlText w:val=""/>
-      <w:lvlJc w:val="left"/>
-    </w:lvl>
-    <w:lvl w:ilvl="4" w:tplc="6FACA964">
-      <w:numFmt w:val="decimal"/>
-      <w:lvlText w:val=""/>
-      <w:lvlJc w:val="left"/>
-    </w:lvl>
-    <w:lvl w:ilvl="5" w:tplc="11C4D8E8">
-      <w:numFmt w:val="decimal"/>
-      <w:lvlText w:val=""/>
-      <w:lvlJc w:val="left"/>
-    </w:lvl>
-    <w:lvl w:ilvl="6" w:tplc="C834EC54">
-      <w:numFmt w:val="decimal"/>
-      <w:lvlText w:val=""/>
-      <w:lvlJc w:val="left"/>
-    </w:lvl>
-    <w:lvl w:ilvl="7" w:tplc="E1FE632A">
-      <w:numFmt w:val="decimal"/>
-      <w:lvlText w:val=""/>
-      <w:lvlJc w:val="left"/>
-    </w:lvl>
-    <w:lvl w:ilvl="8" w:tplc="ADD69280">
-      <w:numFmt w:val="decimal"/>
-      <w:lvlText w:val=""/>
-      <w:lvlJc w:val="left"/>
-    </w:lvl>
-  </w:abstractNum>
-  <w:num w:numId="1" w16cid:durableId="1710688437">
+  <w:num w:numId="1" w16cid:durableId="531378054">
+    <w:abstractNumId w:val="5"/>
+    <w:lvlOverride w:ilvl="0">
+      <w:startOverride w:val="1"/>
+    </w:lvlOverride>
+  </w:num>
+  <w:num w:numId="2" w16cid:durableId="41365878">
+    <w:abstractNumId w:val="3"/>
+    <w:lvlOverride w:ilvl="0">
+      <w:startOverride w:val="1"/>
+    </w:lvlOverride>
+  </w:num>
+  <w:num w:numId="3" w16cid:durableId="1011840218">
+    <w:abstractNumId w:val="7"/>
+    <w:lvlOverride w:ilvl="0">
+      <w:startOverride w:val="1"/>
+    </w:lvlOverride>
+  </w:num>
+  <w:num w:numId="4" w16cid:durableId="2005892343">
+    <w:abstractNumId w:val="6"/>
+    <w:lvlOverride w:ilvl="0">
+      <w:startOverride w:val="1"/>
+    </w:lvlOverride>
+  </w:num>
+  <w:num w:numId="5" w16cid:durableId="1135833951">
+    <w:abstractNumId w:val="0"/>
+    <w:lvlOverride w:ilvl="0">
+      <w:startOverride w:val="1"/>
+    </w:lvlOverride>
+  </w:num>
+  <w:num w:numId="6" w16cid:durableId="390272578">
+    <w:abstractNumId w:val="9"/>
+    <w:lvlOverride w:ilvl="0">
+      <w:startOverride w:val="1"/>
+    </w:lvlOverride>
+  </w:num>
+  <w:num w:numId="7" w16cid:durableId="1343242153">
+    <w:abstractNumId w:val="4"/>
+    <w:lvlOverride w:ilvl="0">
+      <w:startOverride w:val="1"/>
+    </w:lvlOverride>
+  </w:num>
+  <w:num w:numId="8" w16cid:durableId="495190638">
     <w:abstractNumId w:val="8"/>
     <w:lvlOverride w:ilvl="0">
       <w:startOverride w:val="1"/>
     </w:lvlOverride>
   </w:num>
-  <w:num w:numId="2" w16cid:durableId="1410733816">
-    <w:abstractNumId w:val="1"/>
-    <w:lvlOverride w:ilvl="0">
-      <w:startOverride w:val="1"/>
-    </w:lvlOverride>
-  </w:num>
-  <w:num w:numId="3" w16cid:durableId="778331884">
-    <w:abstractNumId w:val="4"/>
-    <w:lvlOverride w:ilvl="0">
-      <w:startOverride w:val="1"/>
-    </w:lvlOverride>
-  </w:num>
-  <w:num w:numId="4" w16cid:durableId="520554924">
-    <w:abstractNumId w:val="9"/>
-    <w:lvlOverride w:ilvl="0">
-      <w:startOverride w:val="1"/>
-    </w:lvlOverride>
-  </w:num>
-  <w:num w:numId="5" w16cid:durableId="2139637276">
-    <w:abstractNumId w:val="5"/>
-    <w:lvlOverride w:ilvl="0">
-      <w:startOverride w:val="1"/>
-    </w:lvlOverride>
-  </w:num>
-  <w:num w:numId="6" w16cid:durableId="907613673">
-    <w:abstractNumId w:val="3"/>
-    <w:lvlOverride w:ilvl="0">
-      <w:startOverride w:val="1"/>
-    </w:lvlOverride>
-  </w:num>
-  <w:num w:numId="7" w16cid:durableId="1412776988">
-    <w:abstractNumId w:val="0"/>
-    <w:lvlOverride w:ilvl="0">
-      <w:startOverride w:val="1"/>
-    </w:lvlOverride>
-  </w:num>
-  <w:num w:numId="8" w16cid:durableId="991251855">
-    <w:abstractNumId w:val="6"/>
-    <w:lvlOverride w:ilvl="0">
-      <w:startOverride w:val="1"/>
-    </w:lvlOverride>
-  </w:num>
-  <w:num w:numId="9" w16cid:durableId="1839885322">
+  <w:num w:numId="9" w16cid:durableId="1033923992">
     <w:abstractNumId w:val="2"/>
     <w:lvlOverride w:ilvl="0">
       <w:startOverride w:val="1"/>
     </w:lvlOverride>
   </w:num>
-  <w:num w:numId="10" w16cid:durableId="588658268">
-    <w:abstractNumId w:val="7"/>
+  <w:num w:numId="10" w16cid:durableId="1755394547">
+    <w:abstractNumId w:val="1"/>
     <w:lvlOverride w:ilvl="0">
       <w:startOverride w:val="1"/>
     </w:lvlOverride>
@@ -15300,7 +15300,7 @@
     <w:autoRedefine/>
     <w:uiPriority w:val="39"/>
     <w:unhideWhenUsed/>
-    <w:rsid w:val="00B52DBD"/>
+    <w:rsid w:val="00CB6065"/>
     <w:pPr>
       <w:spacing w:after="100"/>
     </w:pPr>
@@ -15312,7 +15312,7 @@
     <w:autoRedefine/>
     <w:uiPriority w:val="39"/>
     <w:unhideWhenUsed/>
-    <w:rsid w:val="00B52DBD"/>
+    <w:rsid w:val="00CB6065"/>
     <w:pPr>
       <w:spacing w:after="100"/>
       <w:ind w:left="210"/>

--- a/docs/manuals/Role_Guide_5_KII_RA.docx
+++ b/docs/manuals/Role_Guide_5_KII_RA.docx
@@ -69,7 +69,7 @@
           <w:left w:w="10" w:type="dxa"/>
           <w:right w:w="10" w:type="dxa"/>
         </w:tblCellMar>
-        <w:tblLook w:val="0000" w:firstRow="0" w:lastRow="0" w:firstColumn="0" w:lastColumn="0" w:noHBand="0" w:noVBand="0"/>
+        <w:tblLook w:val="04A0" w:firstRow="1" w:lastRow="0" w:firstColumn="1" w:lastColumn="0" w:noHBand="0" w:noVBand="1"/>
       </w:tblPr>
       <w:tblGrid>
         <w:gridCol w:w="2300"/>
@@ -469,7 +469,7 @@
                 <w:sz w:val="19"/>
                 <w:szCs w:val="19"/>
               </w:rPr>
-              <w:t>Version 1.13 · 1 October 2026</w:t>
+              <w:t>Version 1.14 · 1 October 2026</w:t>
             </w:r>
           </w:p>
         </w:tc>
@@ -538,7 +538,7 @@
     <w:sdt>
       <w:sdtPr>
         <w:alias w:val="Contents"/>
-        <w:id w:val="827723802"/>
+        <w:id w:val="-774639021"/>
       </w:sdtPr>
       <w:sdtEndPr/>
       <w:sdtContent>
@@ -567,7 +567,7 @@
           <w:r>
             <w:fldChar w:fldCharType="separate"/>
           </w:r>
-          <w:hyperlink w:anchor="_Toc241726861" w:history="1">
+          <w:hyperlink w:anchor="_Toc241780778" w:history="1">
             <w:r>
               <w:rPr>
                 <w:rStyle w:val="Hyperlink"/>
@@ -591,7 +591,7 @@
               <w:rPr>
                 <w:noProof/>
               </w:rPr>
-              <w:instrText xml:space="preserve"> PAGEREF _Toc241726861 \h </w:instrText>
+              <w:instrText xml:space="preserve"> PAGEREF _Toc241780778 \h </w:instrText>
             </w:r>
             <w:r>
               <w:rPr>
@@ -634,7 +634,7 @@
               <w14:ligatures w14:val="standardContextual"/>
             </w:rPr>
           </w:pPr>
-          <w:hyperlink w:anchor="_Toc241726862" w:history="1">
+          <w:hyperlink w:anchor="_Toc241780779" w:history="1">
             <w:r>
               <w:rPr>
                 <w:rStyle w:val="Hyperlink"/>
@@ -658,7 +658,7 @@
               <w:rPr>
                 <w:noProof/>
               </w:rPr>
-              <w:instrText xml:space="preserve"> PAGEREF _Toc241726862 \h </w:instrText>
+              <w:instrText xml:space="preserve"> PAGEREF _Toc241780779 \h </w:instrText>
             </w:r>
             <w:r>
               <w:rPr>
@@ -701,7 +701,7 @@
               <w14:ligatures w14:val="standardContextual"/>
             </w:rPr>
           </w:pPr>
-          <w:hyperlink w:anchor="_Toc241726863" w:history="1">
+          <w:hyperlink w:anchor="_Toc241780780" w:history="1">
             <w:r>
               <w:rPr>
                 <w:rStyle w:val="Hyperlink"/>
@@ -725,7 +725,7 @@
               <w:rPr>
                 <w:noProof/>
               </w:rPr>
-              <w:instrText xml:space="preserve"> PAGEREF _Toc241726863 \h </w:instrText>
+              <w:instrText xml:space="preserve"> PAGEREF _Toc241780780 \h </w:instrText>
             </w:r>
             <w:r>
               <w:rPr>
@@ -768,7 +768,7 @@
               <w14:ligatures w14:val="standardContextual"/>
             </w:rPr>
           </w:pPr>
-          <w:hyperlink w:anchor="_Toc241726864" w:history="1">
+          <w:hyperlink w:anchor="_Toc241780781" w:history="1">
             <w:r>
               <w:rPr>
                 <w:rStyle w:val="Hyperlink"/>
@@ -792,7 +792,7 @@
               <w:rPr>
                 <w:noProof/>
               </w:rPr>
-              <w:instrText xml:space="preserve"> PAGEREF _Toc241726864 \h </w:instrText>
+              <w:instrText xml:space="preserve"> PAGEREF _Toc241780781 \h </w:instrText>
             </w:r>
             <w:r>
               <w:rPr>
@@ -835,7 +835,7 @@
               <w14:ligatures w14:val="standardContextual"/>
             </w:rPr>
           </w:pPr>
-          <w:hyperlink w:anchor="_Toc241726865" w:history="1">
+          <w:hyperlink w:anchor="_Toc241780782" w:history="1">
             <w:r>
               <w:rPr>
                 <w:rStyle w:val="Hyperlink"/>
@@ -859,7 +859,7 @@
               <w:rPr>
                 <w:noProof/>
               </w:rPr>
-              <w:instrText xml:space="preserve"> PAGEREF _Toc241726865 \h </w:instrText>
+              <w:instrText xml:space="preserve"> PAGEREF _Toc241780782 \h </w:instrText>
             </w:r>
             <w:r>
               <w:rPr>
@@ -902,7 +902,7 @@
               <w14:ligatures w14:val="standardContextual"/>
             </w:rPr>
           </w:pPr>
-          <w:hyperlink w:anchor="_Toc241726866" w:history="1">
+          <w:hyperlink w:anchor="_Toc241780783" w:history="1">
             <w:r>
               <w:rPr>
                 <w:rStyle w:val="Hyperlink"/>
@@ -926,7 +926,7 @@
               <w:rPr>
                 <w:noProof/>
               </w:rPr>
-              <w:instrText xml:space="preserve"> PAGEREF _Toc241726866 \h </w:instrText>
+              <w:instrText xml:space="preserve"> PAGEREF _Toc241780783 \h </w:instrText>
             </w:r>
             <w:r>
               <w:rPr>
@@ -969,7 +969,7 @@
               <w14:ligatures w14:val="standardContextual"/>
             </w:rPr>
           </w:pPr>
-          <w:hyperlink w:anchor="_Toc241726867" w:history="1">
+          <w:hyperlink w:anchor="_Toc241780784" w:history="1">
             <w:r>
               <w:rPr>
                 <w:rStyle w:val="Hyperlink"/>
@@ -993,7 +993,7 @@
               <w:rPr>
                 <w:noProof/>
               </w:rPr>
-              <w:instrText xml:space="preserve"> PAGEREF _Toc241726867 \h </w:instrText>
+              <w:instrText xml:space="preserve"> PAGEREF _Toc241780784 \h </w:instrText>
             </w:r>
             <w:r>
               <w:rPr>
@@ -1036,7 +1036,7 @@
               <w14:ligatures w14:val="standardContextual"/>
             </w:rPr>
           </w:pPr>
-          <w:hyperlink w:anchor="_Toc241726868" w:history="1">
+          <w:hyperlink w:anchor="_Toc241780785" w:history="1">
             <w:r>
               <w:rPr>
                 <w:rStyle w:val="Hyperlink"/>
@@ -1060,7 +1060,7 @@
               <w:rPr>
                 <w:noProof/>
               </w:rPr>
-              <w:instrText xml:space="preserve"> PAGEREF _Toc241726868 \h </w:instrText>
+              <w:instrText xml:space="preserve"> PAGEREF _Toc241780785 \h </w:instrText>
             </w:r>
             <w:r>
               <w:rPr>
@@ -1103,7 +1103,7 @@
               <w14:ligatures w14:val="standardContextual"/>
             </w:rPr>
           </w:pPr>
-          <w:hyperlink w:anchor="_Toc241726869" w:history="1">
+          <w:hyperlink w:anchor="_Toc241780786" w:history="1">
             <w:r>
               <w:rPr>
                 <w:rStyle w:val="Hyperlink"/>
@@ -1127,7 +1127,7 @@
               <w:rPr>
                 <w:noProof/>
               </w:rPr>
-              <w:instrText xml:space="preserve"> PAGEREF _Toc241726869 \h </w:instrText>
+              <w:instrText xml:space="preserve"> PAGEREF _Toc241780786 \h </w:instrText>
             </w:r>
             <w:r>
               <w:rPr>
@@ -1170,7 +1170,7 @@
               <w14:ligatures w14:val="standardContextual"/>
             </w:rPr>
           </w:pPr>
-          <w:hyperlink w:anchor="_Toc241726870" w:history="1">
+          <w:hyperlink w:anchor="_Toc241780787" w:history="1">
             <w:r>
               <w:rPr>
                 <w:rStyle w:val="Hyperlink"/>
@@ -1194,7 +1194,7 @@
               <w:rPr>
                 <w:noProof/>
               </w:rPr>
-              <w:instrText xml:space="preserve"> PAGEREF _Toc241726870 \h </w:instrText>
+              <w:instrText xml:space="preserve"> PAGEREF _Toc241780787 \h </w:instrText>
             </w:r>
             <w:r>
               <w:rPr>
@@ -1237,7 +1237,7 @@
               <w14:ligatures w14:val="standardContextual"/>
             </w:rPr>
           </w:pPr>
-          <w:hyperlink w:anchor="_Toc241726871" w:history="1">
+          <w:hyperlink w:anchor="_Toc241780788" w:history="1">
             <w:r>
               <w:rPr>
                 <w:rStyle w:val="Hyperlink"/>
@@ -1261,7 +1261,7 @@
               <w:rPr>
                 <w:noProof/>
               </w:rPr>
-              <w:instrText xml:space="preserve"> PAGEREF _Toc241726871 \h </w:instrText>
+              <w:instrText xml:space="preserve"> PAGEREF _Toc241780788 \h </w:instrText>
             </w:r>
             <w:r>
               <w:rPr>
@@ -1304,7 +1304,7 @@
               <w14:ligatures w14:val="standardContextual"/>
             </w:rPr>
           </w:pPr>
-          <w:hyperlink w:anchor="_Toc241726872" w:history="1">
+          <w:hyperlink w:anchor="_Toc241780789" w:history="1">
             <w:r>
               <w:rPr>
                 <w:rStyle w:val="Hyperlink"/>
@@ -1328,7 +1328,7 @@
               <w:rPr>
                 <w:noProof/>
               </w:rPr>
-              <w:instrText xml:space="preserve"> PAGEREF _Toc241726872 \h </w:instrText>
+              <w:instrText xml:space="preserve"> PAGEREF _Toc241780789 \h </w:instrText>
             </w:r>
             <w:r>
               <w:rPr>
@@ -1371,13 +1371,13 @@
               <w14:ligatures w14:val="standardContextual"/>
             </w:rPr>
           </w:pPr>
-          <w:hyperlink w:anchor="_Toc241726873" w:history="1">
+          <w:hyperlink w:anchor="_Toc241780790" w:history="1">
             <w:r>
               <w:rPr>
                 <w:rStyle w:val="Hyperlink"/>
                 <w:noProof/>
               </w:rPr>
-              <w:t>4.5 Verifying a profile with the respondent, and reconciling it afterwards</w:t>
+              <w:t>4.5 Sending the informant their own link (self-service)</w:t>
             </w:r>
             <w:r>
               <w:rPr>
@@ -1395,7 +1395,7 @@
               <w:rPr>
                 <w:noProof/>
               </w:rPr>
-              <w:instrText xml:space="preserve"> PAGEREF _Toc241726873 \h </w:instrText>
+              <w:instrText xml:space="preserve"> PAGEREF _Toc241780790 \h </w:instrText>
             </w:r>
             <w:r>
               <w:rPr>
@@ -1438,13 +1438,13 @@
               <w14:ligatures w14:val="standardContextual"/>
             </w:rPr>
           </w:pPr>
-          <w:hyperlink w:anchor="_Toc241726874" w:history="1">
+          <w:hyperlink w:anchor="_Toc241780791" w:history="1">
             <w:r>
               <w:rPr>
                 <w:rStyle w:val="Hyperlink"/>
                 <w:noProof/>
               </w:rPr>
-              <w:t>4.6 Downloading or emailing completed forms (Form PDFs)</w:t>
+              <w:t>4.6 Verifying a profile with the respondent, and reconciling it afterwards</w:t>
             </w:r>
             <w:r>
               <w:rPr>
@@ -1462,7 +1462,7 @@
               <w:rPr>
                 <w:noProof/>
               </w:rPr>
-              <w:instrText xml:space="preserve"> PAGEREF _Toc241726874 \h </w:instrText>
+              <w:instrText xml:space="preserve"> PAGEREF _Toc241780791 \h </w:instrText>
             </w:r>
             <w:r>
               <w:rPr>
@@ -1479,7 +1479,7 @@
               <w:rPr>
                 <w:noProof/>
               </w:rPr>
-              <w:t>11</w:t>
+              <w:t>10</w:t>
             </w:r>
             <w:r>
               <w:rPr>
@@ -1505,13 +1505,13 @@
               <w14:ligatures w14:val="standardContextual"/>
             </w:rPr>
           </w:pPr>
-          <w:hyperlink w:anchor="_Toc241726875" w:history="1">
+          <w:hyperlink w:anchor="_Toc241780792" w:history="1">
             <w:r>
               <w:rPr>
                 <w:rStyle w:val="Hyperlink"/>
                 <w:noProof/>
               </w:rPr>
-              <w:t>4.7 Consent in interviews</w:t>
+              <w:t>4.7 Downloading or emailing completed forms (Form PDFs)</w:t>
             </w:r>
             <w:r>
               <w:rPr>
@@ -1529,7 +1529,7 @@
               <w:rPr>
                 <w:noProof/>
               </w:rPr>
-              <w:instrText xml:space="preserve"> PAGEREF _Toc241726875 \h </w:instrText>
+              <w:instrText xml:space="preserve"> PAGEREF _Toc241780792 \h </w:instrText>
             </w:r>
             <w:r>
               <w:rPr>
@@ -1547,6 +1547,73 @@
                 <w:noProof/>
               </w:rPr>
               <w:t>12</w:t>
+            </w:r>
+            <w:r>
+              <w:rPr>
+                <w:noProof/>
+              </w:rPr>
+              <w:fldChar w:fldCharType="end"/>
+            </w:r>
+          </w:hyperlink>
+        </w:p>
+        <w:p>
+          <w:pPr>
+            <w:pStyle w:val="TOC2"/>
+            <w:tabs>
+              <w:tab w:val="right" w:leader="dot" w:pos="9402"/>
+            </w:tabs>
+            <w:rPr>
+              <w:rFonts w:asciiTheme="minorHAnsi" w:eastAsiaTheme="minorEastAsia" w:hAnsiTheme="minorHAnsi" w:cstheme="minorBidi"/>
+              <w:noProof/>
+              <w:color w:val="auto"/>
+              <w:kern w:val="2"/>
+              <w:sz w:val="24"/>
+              <w:szCs w:val="24"/>
+              <w14:ligatures w14:val="standardContextual"/>
+            </w:rPr>
+          </w:pPr>
+          <w:hyperlink w:anchor="_Toc241780793" w:history="1">
+            <w:r>
+              <w:rPr>
+                <w:rStyle w:val="Hyperlink"/>
+                <w:noProof/>
+              </w:rPr>
+              <w:t>4.8 Consent in interviews</w:t>
+            </w:r>
+            <w:r>
+              <w:rPr>
+                <w:noProof/>
+              </w:rPr>
+              <w:tab/>
+            </w:r>
+            <w:r>
+              <w:rPr>
+                <w:noProof/>
+              </w:rPr>
+              <w:fldChar w:fldCharType="begin"/>
+            </w:r>
+            <w:r>
+              <w:rPr>
+                <w:noProof/>
+              </w:rPr>
+              <w:instrText xml:space="preserve"> PAGEREF _Toc241780793 \h </w:instrText>
+            </w:r>
+            <w:r>
+              <w:rPr>
+                <w:noProof/>
+              </w:rPr>
+            </w:r>
+            <w:r>
+              <w:rPr>
+                <w:noProof/>
+              </w:rPr>
+              <w:fldChar w:fldCharType="separate"/>
+            </w:r>
+            <w:r>
+              <w:rPr>
+                <w:noProof/>
+              </w:rPr>
+              <w:t>13</w:t>
             </w:r>
             <w:r>
               <w:rPr>
@@ -1572,7 +1639,7 @@
               <w14:ligatures w14:val="standardContextual"/>
             </w:rPr>
           </w:pPr>
-          <w:hyperlink w:anchor="_Toc241726876" w:history="1">
+          <w:hyperlink w:anchor="_Toc241780794" w:history="1">
             <w:r>
               <w:rPr>
                 <w:rStyle w:val="Hyperlink"/>
@@ -1596,7 +1663,7 @@
               <w:rPr>
                 <w:noProof/>
               </w:rPr>
-              <w:instrText xml:space="preserve"> PAGEREF _Toc241726876 \h </w:instrText>
+              <w:instrText xml:space="preserve"> PAGEREF _Toc241780794 \h </w:instrText>
             </w:r>
             <w:r>
               <w:rPr>
@@ -1613,7 +1680,7 @@
               <w:rPr>
                 <w:noProof/>
               </w:rPr>
-              <w:t>13</w:t>
+              <w:t>14</w:t>
             </w:r>
             <w:r>
               <w:rPr>
@@ -1639,7 +1706,7 @@
               <w14:ligatures w14:val="standardContextual"/>
             </w:rPr>
           </w:pPr>
-          <w:hyperlink w:anchor="_Toc241726877" w:history="1">
+          <w:hyperlink w:anchor="_Toc241780795" w:history="1">
             <w:r>
               <w:rPr>
                 <w:rStyle w:val="Hyperlink"/>
@@ -1663,7 +1730,7 @@
               <w:rPr>
                 <w:noProof/>
               </w:rPr>
-              <w:instrText xml:space="preserve"> PAGEREF _Toc241726877 \h </w:instrText>
+              <w:instrText xml:space="preserve"> PAGEREF _Toc241780795 \h </w:instrText>
             </w:r>
             <w:r>
               <w:rPr>
@@ -1680,7 +1747,7 @@
               <w:rPr>
                 <w:noProof/>
               </w:rPr>
-              <w:t>14</w:t>
+              <w:t>15</w:t>
             </w:r>
             <w:r>
               <w:rPr>
@@ -1706,7 +1773,7 @@
               <w14:ligatures w14:val="standardContextual"/>
             </w:rPr>
           </w:pPr>
-          <w:hyperlink w:anchor="_Toc241726878" w:history="1">
+          <w:hyperlink w:anchor="_Toc241780796" w:history="1">
             <w:r>
               <w:rPr>
                 <w:rStyle w:val="Hyperlink"/>
@@ -1730,7 +1797,7 @@
               <w:rPr>
                 <w:noProof/>
               </w:rPr>
-              <w:instrText xml:space="preserve"> PAGEREF _Toc241726878 \h </w:instrText>
+              <w:instrText xml:space="preserve"> PAGEREF _Toc241780796 \h </w:instrText>
             </w:r>
             <w:r>
               <w:rPr>
@@ -1747,7 +1814,7 @@
               <w:rPr>
                 <w:noProof/>
               </w:rPr>
-              <w:t>15</w:t>
+              <w:t>16</w:t>
             </w:r>
             <w:r>
               <w:rPr>
@@ -1773,7 +1840,7 @@
               <w14:ligatures w14:val="standardContextual"/>
             </w:rPr>
           </w:pPr>
-          <w:hyperlink w:anchor="_Toc241726879" w:history="1">
+          <w:hyperlink w:anchor="_Toc241780797" w:history="1">
             <w:r>
               <w:rPr>
                 <w:rStyle w:val="Hyperlink"/>
@@ -1797,7 +1864,7 @@
               <w:rPr>
                 <w:noProof/>
               </w:rPr>
-              <w:instrText xml:space="preserve"> PAGEREF _Toc241726879 \h </w:instrText>
+              <w:instrText xml:space="preserve"> PAGEREF _Toc241780797 \h </w:instrText>
             </w:r>
             <w:r>
               <w:rPr>
@@ -1814,7 +1881,7 @@
               <w:rPr>
                 <w:noProof/>
               </w:rPr>
-              <w:t>16</w:t>
+              <w:t>17</w:t>
             </w:r>
             <w:r>
               <w:rPr>
@@ -1840,7 +1907,7 @@
               <w14:ligatures w14:val="standardContextual"/>
             </w:rPr>
           </w:pPr>
-          <w:hyperlink w:anchor="_Toc241726880" w:history="1">
+          <w:hyperlink w:anchor="_Toc241780798" w:history="1">
             <w:r>
               <w:rPr>
                 <w:rStyle w:val="Hyperlink"/>
@@ -1864,7 +1931,7 @@
               <w:rPr>
                 <w:noProof/>
               </w:rPr>
-              <w:instrText xml:space="preserve"> PAGEREF _Toc241726880 \h </w:instrText>
+              <w:instrText xml:space="preserve"> PAGEREF _Toc241780798 \h </w:instrText>
             </w:r>
             <w:r>
               <w:rPr>
@@ -1881,7 +1948,7 @@
               <w:rPr>
                 <w:noProof/>
               </w:rPr>
-              <w:t>16</w:t>
+              <w:t>17</w:t>
             </w:r>
             <w:r>
               <w:rPr>
@@ -1907,7 +1974,7 @@
               <w14:ligatures w14:val="standardContextual"/>
             </w:rPr>
           </w:pPr>
-          <w:hyperlink w:anchor="_Toc241726881" w:history="1">
+          <w:hyperlink w:anchor="_Toc241780799" w:history="1">
             <w:r>
               <w:rPr>
                 <w:rStyle w:val="Hyperlink"/>
@@ -1931,7 +1998,7 @@
               <w:rPr>
                 <w:noProof/>
               </w:rPr>
-              <w:instrText xml:space="preserve"> PAGEREF _Toc241726881 \h </w:instrText>
+              <w:instrText xml:space="preserve"> PAGEREF _Toc241780799 \h </w:instrText>
             </w:r>
             <w:r>
               <w:rPr>
@@ -1948,7 +2015,7 @@
               <w:rPr>
                 <w:noProof/>
               </w:rPr>
-              <w:t>16</w:t>
+              <w:t>17</w:t>
             </w:r>
             <w:r>
               <w:rPr>
@@ -1974,7 +2041,7 @@
               <w14:ligatures w14:val="standardContextual"/>
             </w:rPr>
           </w:pPr>
-          <w:hyperlink w:anchor="_Toc241726882" w:history="1">
+          <w:hyperlink w:anchor="_Toc241780800" w:history="1">
             <w:r>
               <w:rPr>
                 <w:rStyle w:val="Hyperlink"/>
@@ -1998,7 +2065,7 @@
               <w:rPr>
                 <w:noProof/>
               </w:rPr>
-              <w:instrText xml:space="preserve"> PAGEREF _Toc241726882 \h </w:instrText>
+              <w:instrText xml:space="preserve"> PAGEREF _Toc241780800 \h </w:instrText>
             </w:r>
             <w:r>
               <w:rPr>
@@ -2015,7 +2082,7 @@
               <w:rPr>
                 <w:noProof/>
               </w:rPr>
-              <w:t>17</w:t>
+              <w:t>18</w:t>
             </w:r>
             <w:r>
               <w:rPr>
@@ -2041,7 +2108,7 @@
               <w14:ligatures w14:val="standardContextual"/>
             </w:rPr>
           </w:pPr>
-          <w:hyperlink w:anchor="_Toc241726883" w:history="1">
+          <w:hyperlink w:anchor="_Toc241780801" w:history="1">
             <w:r>
               <w:rPr>
                 <w:rStyle w:val="Hyperlink"/>
@@ -2065,7 +2132,7 @@
               <w:rPr>
                 <w:noProof/>
               </w:rPr>
-              <w:instrText xml:space="preserve"> PAGEREF _Toc241726883 \h </w:instrText>
+              <w:instrText xml:space="preserve"> PAGEREF _Toc241780801 \h </w:instrText>
             </w:r>
             <w:r>
               <w:rPr>
@@ -2082,7 +2149,7 @@
               <w:rPr>
                 <w:noProof/>
               </w:rPr>
-              <w:t>17</w:t>
+              <w:t>18</w:t>
             </w:r>
             <w:r>
               <w:rPr>
@@ -2108,7 +2175,7 @@
               <w14:ligatures w14:val="standardContextual"/>
             </w:rPr>
           </w:pPr>
-          <w:hyperlink w:anchor="_Toc241726884" w:history="1">
+          <w:hyperlink w:anchor="_Toc241780802" w:history="1">
             <w:r>
               <w:rPr>
                 <w:rStyle w:val="Hyperlink"/>
@@ -2132,7 +2199,7 @@
               <w:rPr>
                 <w:noProof/>
               </w:rPr>
-              <w:instrText xml:space="preserve"> PAGEREF _Toc241726884 \h </w:instrText>
+              <w:instrText xml:space="preserve"> PAGEREF _Toc241780802 \h </w:instrText>
             </w:r>
             <w:r>
               <w:rPr>
@@ -2149,7 +2216,7 @@
               <w:rPr>
                 <w:noProof/>
               </w:rPr>
-              <w:t>18</w:t>
+              <w:t>19</w:t>
             </w:r>
             <w:r>
               <w:rPr>
@@ -2175,7 +2242,7 @@
               <w14:ligatures w14:val="standardContextual"/>
             </w:rPr>
           </w:pPr>
-          <w:hyperlink w:anchor="_Toc241726885" w:history="1">
+          <w:hyperlink w:anchor="_Toc241780803" w:history="1">
             <w:r>
               <w:rPr>
                 <w:rStyle w:val="Hyperlink"/>
@@ -2199,7 +2266,7 @@
               <w:rPr>
                 <w:noProof/>
               </w:rPr>
-              <w:instrText xml:space="preserve"> PAGEREF _Toc241726885 \h </w:instrText>
+              <w:instrText xml:space="preserve"> PAGEREF _Toc241780803 \h </w:instrText>
             </w:r>
             <w:r>
               <w:rPr>
@@ -2216,7 +2283,7 @@
               <w:rPr>
                 <w:noProof/>
               </w:rPr>
-              <w:t>18</w:t>
+              <w:t>19</w:t>
             </w:r>
             <w:r>
               <w:rPr>
@@ -2242,7 +2309,7 @@
               <w14:ligatures w14:val="standardContextual"/>
             </w:rPr>
           </w:pPr>
-          <w:hyperlink w:anchor="_Toc241726886" w:history="1">
+          <w:hyperlink w:anchor="_Toc241780804" w:history="1">
             <w:r>
               <w:rPr>
                 <w:rStyle w:val="Hyperlink"/>
@@ -2266,7 +2333,7 @@
               <w:rPr>
                 <w:noProof/>
               </w:rPr>
-              <w:instrText xml:space="preserve"> PAGEREF _Toc241726886 \h </w:instrText>
+              <w:instrText xml:space="preserve"> PAGEREF _Toc241780804 \h </w:instrText>
             </w:r>
             <w:r>
               <w:rPr>
@@ -2283,7 +2350,7 @@
               <w:rPr>
                 <w:noProof/>
               </w:rPr>
-              <w:t>19</w:t>
+              <w:t>20</w:t>
             </w:r>
             <w:r>
               <w:rPr>
@@ -2309,7 +2376,7 @@
               <w14:ligatures w14:val="standardContextual"/>
             </w:rPr>
           </w:pPr>
-          <w:hyperlink w:anchor="_Toc241726887" w:history="1">
+          <w:hyperlink w:anchor="_Toc241780805" w:history="1">
             <w:r>
               <w:rPr>
                 <w:rStyle w:val="Hyperlink"/>
@@ -2333,7 +2400,7 @@
               <w:rPr>
                 <w:noProof/>
               </w:rPr>
-              <w:instrText xml:space="preserve"> PAGEREF _Toc241726887 \h </w:instrText>
+              <w:instrText xml:space="preserve"> PAGEREF _Toc241780805 \h </w:instrText>
             </w:r>
             <w:r>
               <w:rPr>
@@ -2350,7 +2417,7 @@
               <w:rPr>
                 <w:noProof/>
               </w:rPr>
-              <w:t>19</w:t>
+              <w:t>20</w:t>
             </w:r>
             <w:r>
               <w:rPr>
@@ -2376,7 +2443,7 @@
               <w14:ligatures w14:val="standardContextual"/>
             </w:rPr>
           </w:pPr>
-          <w:hyperlink w:anchor="_Toc241726888" w:history="1">
+          <w:hyperlink w:anchor="_Toc241780806" w:history="1">
             <w:r>
               <w:rPr>
                 <w:rStyle w:val="Hyperlink"/>
@@ -2400,7 +2467,7 @@
               <w:rPr>
                 <w:noProof/>
               </w:rPr>
-              <w:instrText xml:space="preserve"> PAGEREF _Toc241726888 \h </w:instrText>
+              <w:instrText xml:space="preserve"> PAGEREF _Toc241780806 \h </w:instrText>
             </w:r>
             <w:r>
               <w:rPr>
@@ -2417,7 +2484,7 @@
               <w:rPr>
                 <w:noProof/>
               </w:rPr>
-              <w:t>20</w:t>
+              <w:t>21</w:t>
             </w:r>
             <w:r>
               <w:rPr>
@@ -2439,7 +2506,7 @@
         <w:pStyle w:val="Heading1"/>
         <w:pageBreakBefore/>
       </w:pPr>
-      <w:bookmarkStart w:id="0" w:name="_Toc241726861"/>
+      <w:bookmarkStart w:id="0" w:name="_Toc241780778"/>
       <w:r>
         <w:lastRenderedPageBreak/>
         <w:t>1. Your role at a glance</w:t>
@@ -2486,6 +2553,19 @@
       </w:pPr>
       <w:r>
         <w:t>Create KII records; change status; record participation and recording consent; update transcript and coding progress.</w:t>
+      </w:r>
+    </w:p>
+    <w:p>
+      <w:pPr>
+        <w:pStyle w:val="ListParagraph"/>
+        <w:numPr>
+          <w:ilvl w:val="0"/>
+          <w:numId w:val="2"/>
+        </w:numPr>
+        <w:spacing w:after="60" w:line="276" w:lineRule="auto"/>
+      </w:pPr>
+      <w:r>
+        <w:t>Send an informant their own self-service interview link (phone, WhatsApp or email on the record, then Invite), for someone who would rather complete it alone than do a live call.</w:t>
       </w:r>
     </w:p>
     <w:p>
@@ -2560,7 +2640,7 @@
           <w:left w:w="10" w:type="dxa"/>
           <w:right w:w="10" w:type="dxa"/>
         </w:tblCellMar>
-        <w:tblLook w:val="0000" w:firstRow="0" w:lastRow="0" w:firstColumn="0" w:lastColumn="0" w:noHBand="0" w:noVBand="0"/>
+        <w:tblLook w:val="04A0" w:firstRow="1" w:lastRow="0" w:firstColumn="1" w:lastColumn="0" w:noHBand="0" w:noVBand="1"/>
       </w:tblPr>
       <w:tblGrid>
         <w:gridCol w:w="9412"/>
@@ -2620,7 +2700,7 @@
         <w:pStyle w:val="Heading1"/>
         <w:pageBreakBefore/>
       </w:pPr>
-      <w:bookmarkStart w:id="1" w:name="_Toc241726862"/>
+      <w:bookmarkStart w:id="1" w:name="_Toc241780779"/>
       <w:r>
         <w:lastRenderedPageBreak/>
         <w:t>2. Signing in and your screens</w:t>
@@ -2631,7 +2711,7 @@
       <w:pPr>
         <w:pStyle w:val="Heading2"/>
       </w:pPr>
-      <w:bookmarkStart w:id="2" w:name="_Toc241726863"/>
+      <w:bookmarkStart w:id="2" w:name="_Toc241780780"/>
       <w:r>
         <w:t>Signing in</w:t>
       </w:r>
@@ -2714,7 +2794,7 @@
           <w:noProof/>
         </w:rPr>
         <w:drawing>
-          <wp:inline distT="0" distB="0" distL="0" distR="0" wp14:anchorId="1647FC00" wp14:editId="629B4060">
+          <wp:inline distT="0" distB="0" distL="0" distR="0" wp14:anchorId="13E86A77" wp14:editId="5649059C">
             <wp:extent cx="5334000" cy="2333625"/>
             <wp:effectExtent l="0" t="0" r="0" b="0"/>
             <wp:docPr id="1" name="adm_login.jpg" descr="The sign-in screen for all internal staff." title="The sign-in screen for all internal staff."/>
@@ -2822,7 +2902,7 @@
           <w:left w:w="10" w:type="dxa"/>
           <w:right w:w="10" w:type="dxa"/>
         </w:tblCellMar>
-        <w:tblLook w:val="0000" w:firstRow="0" w:lastRow="0" w:firstColumn="0" w:lastColumn="0" w:noHBand="0" w:noVBand="0"/>
+        <w:tblLook w:val="04A0" w:firstRow="1" w:lastRow="0" w:firstColumn="1" w:lastColumn="0" w:noHBand="0" w:noVBand="1"/>
       </w:tblPr>
       <w:tblGrid>
         <w:gridCol w:w="9412"/>
@@ -2881,7 +2961,7 @@
       <w:pPr>
         <w:pStyle w:val="Heading2"/>
       </w:pPr>
-      <w:bookmarkStart w:id="3" w:name="_Toc241726864"/>
+      <w:bookmarkStart w:id="3" w:name="_Toc241780781"/>
       <w:r>
         <w:t>Finding your way around</w:t>
       </w:r>
@@ -3066,7 +3146,7 @@
         </w:rPr>
         <w:lastRenderedPageBreak/>
         <w:drawing>
-          <wp:inline distT="0" distB="0" distL="0" distR="0" wp14:anchorId="79017B70" wp14:editId="48E96C5A">
+          <wp:inline distT="0" distB="0" distL="0" distR="0" wp14:anchorId="4A6927B9" wp14:editId="3F25B189">
             <wp:extent cx="5715000" cy="1876425"/>
             <wp:effectExtent l="0" t="0" r="0" b="0"/>
             <wp:docPr id="2" name="adm_not_your_role.jpg" descr="Opening a screen outside your role (for example from an old bookmark) shows this card instead of the screen." title="Opening a screen outside your role (for example from an old bookmark) shows this card instead of the screen."/>
@@ -3135,7 +3215,7 @@
       <w:pPr>
         <w:pStyle w:val="Heading2"/>
       </w:pPr>
-      <w:bookmarkStart w:id="4" w:name="_Toc241726865"/>
+      <w:bookmarkStart w:id="4" w:name="_Toc241780782"/>
       <w:r>
         <w:t>Your screens</w:t>
       </w:r>
@@ -3156,7 +3236,7 @@
           <w:left w:w="10" w:type="dxa"/>
           <w:right w:w="10" w:type="dxa"/>
         </w:tblCellMar>
-        <w:tblLook w:val="0000" w:firstRow="0" w:lastRow="0" w:firstColumn="0" w:lastColumn="0" w:noHBand="0" w:noVBand="0"/>
+        <w:tblLook w:val="04A0" w:firstRow="1" w:lastRow="0" w:firstColumn="1" w:lastColumn="0" w:noHBand="0" w:noVBand="1"/>
       </w:tblPr>
       <w:tblGrid>
         <w:gridCol w:w="2824"/>
@@ -3410,7 +3490,7 @@
       <w:pPr>
         <w:pStyle w:val="Heading2"/>
       </w:pPr>
-      <w:bookmarkStart w:id="5" w:name="_Toc241726866"/>
+      <w:bookmarkStart w:id="5" w:name="_Toc241780783"/>
       <w:r>
         <w:t>Changing your password</w:t>
       </w:r>
@@ -3493,7 +3573,7 @@
           <w:noProof/>
         </w:rPr>
         <w:drawing>
-          <wp:inline distT="0" distB="0" distL="0" distR="0" wp14:anchorId="3DEE8B7E" wp14:editId="036A2F9A">
+          <wp:inline distT="0" distB="0" distL="0" distR="0" wp14:anchorId="241899A1" wp14:editId="5ECA8C8E">
             <wp:extent cx="5334000" cy="2171700"/>
             <wp:effectExtent l="0" t="0" r="0" b="0"/>
             <wp:docPr id="3" name="adm_account.jpg" descr="Change Password screen." title="Change Password screen."/>
@@ -3581,7 +3661,7 @@
         <w:pStyle w:val="Heading1"/>
         <w:pageBreakBefore/>
       </w:pPr>
-      <w:bookmarkStart w:id="6" w:name="_Toc241726867"/>
+      <w:bookmarkStart w:id="6" w:name="_Toc241780784"/>
       <w:r>
         <w:lastRenderedPageBreak/>
         <w:t>3. Your routine</w:t>
@@ -3611,7 +3691,7 @@
           <w:left w:w="10" w:type="dxa"/>
           <w:right w:w="10" w:type="dxa"/>
         </w:tblCellMar>
-        <w:tblLook w:val="0000" w:firstRow="0" w:lastRow="0" w:firstColumn="0" w:lastColumn="0" w:noHBand="0" w:noVBand="0"/>
+        <w:tblLook w:val="04A0" w:firstRow="1" w:lastRow="0" w:firstColumn="1" w:lastColumn="0" w:noHBand="0" w:noVBand="1"/>
       </w:tblPr>
       <w:tblGrid>
         <w:gridCol w:w="2071"/>
@@ -3925,7 +4005,7 @@
         <w:pStyle w:val="Heading1"/>
         <w:pageBreakBefore/>
       </w:pPr>
-      <w:bookmarkStart w:id="7" w:name="_Toc241726868"/>
+      <w:bookmarkStart w:id="7" w:name="_Toc241780785"/>
       <w:r>
         <w:lastRenderedPageBreak/>
         <w:t>4. Step-by-step tasks</w:t>
@@ -3936,7 +4016,7 @@
       <w:pPr>
         <w:pStyle w:val="Heading2"/>
       </w:pPr>
-      <w:bookmarkStart w:id="8" w:name="_Toc241726869"/>
+      <w:bookmarkStart w:id="8" w:name="_Toc241780786"/>
       <w:r>
         <w:t>4.1 Reading the KII/Doc Dashboard</w:t>
       </w:r>
@@ -3953,7 +4033,7 @@
           <w:noProof/>
         </w:rPr>
         <w:drawing>
-          <wp:inline distT="0" distB="0" distL="0" distR="0" wp14:anchorId="1BB0DDB8" wp14:editId="6B36AD37">
+          <wp:inline distT="0" distB="0" distL="0" distR="0" wp14:anchorId="1B7EFFFA" wp14:editId="722ECBDF">
             <wp:extent cx="5715000" cy="3571875"/>
             <wp:effectExtent l="0" t="0" r="0" b="0"/>
             <wp:docPr id="4" name="kii_dashboard.jpg" descr="KII / Document Dashboard." title="KII / Document Dashboard."/>
@@ -4022,7 +4102,7 @@
       <w:pPr>
         <w:pStyle w:val="Heading2"/>
       </w:pPr>
-      <w:bookmarkStart w:id="9" w:name="_Toc241726870"/>
+      <w:bookmarkStart w:id="9" w:name="_Toc241780787"/>
       <w:r>
         <w:t>4.2 Creating a KII record</w:t>
       </w:r>
@@ -4062,7 +4142,7 @@
           <w:noProof/>
         </w:rPr>
         <w:drawing>
-          <wp:inline distT="0" distB="0" distL="0" distR="0" wp14:anchorId="2B9FFADD" wp14:editId="3367A8B5">
+          <wp:inline distT="0" distB="0" distL="0" distR="0" wp14:anchorId="085010BE" wp14:editId="029EFDB4">
             <wp:extent cx="5334000" cy="2667000"/>
             <wp:effectExtent l="0" t="0" r="0" b="0"/>
             <wp:docPr id="5" name="kii_new.jpg" descr="New KII Record." title="New KII Record."/>
@@ -4199,7 +4279,7 @@
       <w:pPr>
         <w:pStyle w:val="Heading2"/>
       </w:pPr>
-      <w:bookmarkStart w:id="10" w:name="_Toc241726871"/>
+      <w:bookmarkStart w:id="10" w:name="_Toc241780788"/>
       <w:r>
         <w:lastRenderedPageBreak/>
         <w:t>4.3 Taking a KII from invitation to coded transcript</w:t>
@@ -4250,7 +4330,7 @@
           <w:noProof/>
         </w:rPr>
         <w:drawing>
-          <wp:inline distT="0" distB="0" distL="0" distR="0" wp14:anchorId="2ABFF8FA" wp14:editId="21BF64C4">
+          <wp:inline distT="0" distB="0" distL="0" distR="0" wp14:anchorId="28778A1B" wp14:editId="0CF9EBA1">
             <wp:extent cx="5334000" cy="3333750"/>
             <wp:effectExtent l="0" t="0" r="0" b="0"/>
             <wp:docPr id="6" name="kii_register.jpg" descr="KII Register." title="KII Register."/>
@@ -4349,7 +4429,7 @@
           <w:noProof/>
         </w:rPr>
         <w:drawing>
-          <wp:inline distT="0" distB="0" distL="0" distR="0" wp14:anchorId="468973CB" wp14:editId="222BFC41">
+          <wp:inline distT="0" distB="0" distL="0" distR="0" wp14:anchorId="6AD14458" wp14:editId="7937E165">
             <wp:extent cx="5334000" cy="3752850"/>
             <wp:effectExtent l="0" t="0" r="0" b="0"/>
             <wp:docPr id="7" name="kii_detail.jpg" descr="KII record: status, consent, transcript and coding." title="KII record: status, consent, transcript and coding."/>
@@ -4586,7 +4666,7 @@
       <w:pPr>
         <w:pStyle w:val="Heading2"/>
       </w:pPr>
-      <w:bookmarkStart w:id="11" w:name="_Toc241726872"/>
+      <w:bookmarkStart w:id="11" w:name="_Toc241780789"/>
       <w:r>
         <w:t>4.4 Opening the KII Guide with the KII ID filled in</w:t>
       </w:r>
@@ -4636,7 +4716,7 @@
           <w:noProof/>
         </w:rPr>
         <w:drawing>
-          <wp:inline distT="0" distB="0" distL="0" distR="0" wp14:anchorId="0C79045C" wp14:editId="19A9007C">
+          <wp:inline distT="0" distB="0" distL="0" distR="0" wp14:anchorId="6FCEE297" wp14:editId="6ED7A148">
             <wp:extent cx="5334000" cy="523875"/>
             <wp:effectExtent l="0" t="0" r="0" b="0"/>
             <wp:docPr id="8" name="kii_coding_locked.jpg" descr="Before consent: no interview link." title="Before consent: no interview link."/>
@@ -4735,7 +4815,7 @@
           <w:noProof/>
         </w:rPr>
         <w:drawing>
-          <wp:inline distT="0" distB="0" distL="0" distR="0" wp14:anchorId="03845E55" wp14:editId="082388B9">
+          <wp:inline distT="0" distB="0" distL="0" distR="0" wp14:anchorId="61532CAF" wp14:editId="4EE61435">
             <wp:extent cx="5334000" cy="742950"/>
             <wp:effectExtent l="0" t="0" r="0" b="0"/>
             <wp:docPr id="9" name="kii_coding_ready.jpg" descr="After consent: Continue this interview." title="After consent: Continue this interview."/>
@@ -4833,7 +4913,7 @@
           <w:left w:w="10" w:type="dxa"/>
           <w:right w:w="10" w:type="dxa"/>
         </w:tblCellMar>
-        <w:tblLook w:val="0000" w:firstRow="0" w:lastRow="0" w:firstColumn="0" w:lastColumn="0" w:noHBand="0" w:noVBand="0"/>
+        <w:tblLook w:val="04A0" w:firstRow="1" w:lastRow="0" w:firstColumn="1" w:lastColumn="0" w:noHBand="0" w:noVBand="1"/>
       </w:tblPr>
       <w:tblGrid>
         <w:gridCol w:w="9412"/>
@@ -4892,9 +4972,9 @@
       <w:pPr>
         <w:pStyle w:val="Heading2"/>
       </w:pPr>
-      <w:bookmarkStart w:id="12" w:name="_Toc241726873"/>
-      <w:r>
-        <w:t>4.5 Verifying a profile with the respondent, and reconciling it afterwards</w:t>
+      <w:bookmarkStart w:id="12" w:name="_Toc241780790"/>
+      <w:r>
+        <w:t>4.5 Sending the informant their own link (self-service)</w:t>
       </w:r>
       <w:bookmarkEnd w:id="12"/>
     </w:p>
@@ -4903,17 +4983,17 @@
         <w:spacing w:after="120" w:line="288" w:lineRule="auto"/>
       </w:pPr>
       <w:r>
-        <w:t xml:space="preserve">Once a profile is locked, the interview has two duties: confirm what is public, and ask what is not. The </w:t>
+        <w:t xml:space="preserve">Some informants would rather complete the interview alone, in their own time, than do a live call. The </w:t>
       </w:r>
       <w:r>
         <w:rPr>
           <w:b/>
           <w:bCs/>
         </w:rPr>
-        <w:t>Interview sheet</w:t>
-      </w:r>
-      <w:r>
-        <w:t xml:space="preserve"> is where you do both, and where the results are reconciled afterwards. It appears on the locked profile on the case page (coordinator and PI), on the case page of an assisted interview (Contact RA) and on the KII record (KII RA). Nothing here changes the public value.</w:t>
+        <w:t>Invite</w:t>
+      </w:r>
+      <w:r>
+        <w:t xml:space="preserve"> panel on the record sends them a personal link they can open unsupervised -- the same idea as a Main-400 invitation, but for a KII.</w:t>
       </w:r>
     </w:p>
     <w:p>
@@ -4926,6 +5006,451 @@
         <w:spacing w:after="80" w:line="276" w:lineRule="auto"/>
       </w:pPr>
       <w:r>
+        <w:t xml:space="preserve">Under </w:t>
+      </w:r>
+      <w:r>
+        <w:rPr>
+          <w:b/>
+          <w:bCs/>
+        </w:rPr>
+        <w:t>Record details</w:t>
+      </w:r>
+      <w:r>
+        <w:t xml:space="preserve">, enter the informant's </w:t>
+      </w:r>
+      <w:r>
+        <w:rPr>
+          <w:b/>
+          <w:bCs/>
+        </w:rPr>
+        <w:t>Phone</w:t>
+      </w:r>
+      <w:r>
+        <w:t xml:space="preserve">, </w:t>
+      </w:r>
+      <w:r>
+        <w:rPr>
+          <w:b/>
+          <w:bCs/>
+        </w:rPr>
+        <w:t>WhatsApp number</w:t>
+      </w:r>
+      <w:r>
+        <w:t xml:space="preserve"> or </w:t>
+      </w:r>
+      <w:r>
+        <w:rPr>
+          <w:b/>
+          <w:bCs/>
+        </w:rPr>
+        <w:t>Email</w:t>
+      </w:r>
+      <w:r>
+        <w:t xml:space="preserve"> and select </w:t>
+      </w:r>
+      <w:r>
+        <w:rPr>
+          <w:b/>
+          <w:bCs/>
+        </w:rPr>
+        <w:t>Save details</w:t>
+      </w:r>
+      <w:r>
+        <w:t>. At least one is needed to send a link.</w:t>
+      </w:r>
+    </w:p>
+    <w:p>
+      <w:pPr>
+        <w:keepNext/>
+        <w:spacing w:before="80" w:after="40"/>
+        <w:jc w:val="center"/>
+      </w:pPr>
+      <w:r>
+        <w:rPr>
+          <w:noProof/>
+        </w:rPr>
+        <w:lastRenderedPageBreak/>
+        <w:drawing>
+          <wp:inline distT="0" distB="0" distL="0" distR="0" wp14:anchorId="6BA21EE7" wp14:editId="4588621A">
+            <wp:extent cx="5334000" cy="3752850"/>
+            <wp:effectExtent l="0" t="0" r="0" b="0"/>
+            <wp:docPr id="10" name="kii_detail.jpg" descr="Record details: phone, WhatsApp number and email." title="Record details: phone, WhatsApp number and email."/>
+            <wp:cNvGraphicFramePr>
+              <a:graphicFrameLocks xmlns:a="http://schemas.openxmlformats.org/drawingml/2006/main" noChangeAspect="1"/>
+            </wp:cNvGraphicFramePr>
+            <a:graphic xmlns:a="http://schemas.openxmlformats.org/drawingml/2006/main">
+              <a:graphicData uri="http://schemas.openxmlformats.org/drawingml/2006/picture">
+                <pic:pic xmlns:pic="http://schemas.openxmlformats.org/drawingml/2006/picture">
+                  <pic:nvPicPr>
+                    <pic:cNvPr id="0" name=""/>
+                    <pic:cNvPicPr>
+                      <a:picLocks noChangeAspect="1" noChangeArrowheads="1"/>
+                    </pic:cNvPicPr>
+                  </pic:nvPicPr>
+                  <pic:blipFill>
+                    <a:blip r:embed="rId13"/>
+                    <a:srcRect/>
+                    <a:stretch>
+                      <a:fillRect/>
+                    </a:stretch>
+                  </pic:blipFill>
+                  <pic:spPr bwMode="auto">
+                    <a:xfrm>
+                      <a:off x="0" y="0"/>
+                      <a:ext cx="5334000" cy="3752850"/>
+                    </a:xfrm>
+                    <a:prstGeom prst="rect">
+                      <a:avLst/>
+                    </a:prstGeom>
+                  </pic:spPr>
+                </pic:pic>
+              </a:graphicData>
+            </a:graphic>
+          </wp:inline>
+        </w:drawing>
+      </w:r>
+    </w:p>
+    <w:p>
+      <w:pPr>
+        <w:spacing w:after="180"/>
+        <w:jc w:val="center"/>
+      </w:pPr>
+      <w:r>
+        <w:rPr>
+          <w:b/>
+          <w:bCs/>
+          <w:color w:val="5B6670"/>
+          <w:sz w:val="17"/>
+          <w:szCs w:val="17"/>
+        </w:rPr>
+        <w:t xml:space="preserve">Figure 10. </w:t>
+      </w:r>
+      <w:r>
+        <w:rPr>
+          <w:i/>
+          <w:iCs/>
+          <w:color w:val="5B6670"/>
+          <w:sz w:val="17"/>
+          <w:szCs w:val="17"/>
+        </w:rPr>
+        <w:t>Record details: phone, WhatsApp number and email.</w:t>
+      </w:r>
+    </w:p>
+    <w:p>
+      <w:pPr>
+        <w:pStyle w:val="ListParagraph"/>
+        <w:numPr>
+          <w:ilvl w:val="0"/>
+          <w:numId w:val="8"/>
+        </w:numPr>
+        <w:spacing w:after="80" w:line="276" w:lineRule="auto"/>
+      </w:pPr>
+      <w:r>
+        <w:t xml:space="preserve">Under </w:t>
+      </w:r>
+      <w:r>
+        <w:rPr>
+          <w:b/>
+          <w:bCs/>
+        </w:rPr>
+        <w:t>Invite (self-service link)</w:t>
+      </w:r>
+      <w:r>
+        <w:t xml:space="preserve">, choose a </w:t>
+      </w:r>
+      <w:r>
+        <w:rPr>
+          <w:b/>
+          <w:bCs/>
+        </w:rPr>
+        <w:t>Channel</w:t>
+      </w:r>
+      <w:r>
+        <w:t xml:space="preserve"> and select </w:t>
+      </w:r>
+      <w:r>
+        <w:rPr>
+          <w:b/>
+          <w:bCs/>
+        </w:rPr>
+        <w:t>Send link</w:t>
+      </w:r>
+      <w:r>
+        <w:t>. The personal link, its manual code and ready-made WhatsApp/SMS/email messages appear -- the same panel used for Main-400 invitations.</w:t>
+      </w:r>
+    </w:p>
+    <w:p>
+      <w:pPr>
+        <w:pStyle w:val="ListParagraph"/>
+        <w:numPr>
+          <w:ilvl w:val="0"/>
+          <w:numId w:val="8"/>
+        </w:numPr>
+        <w:spacing w:after="80" w:line="276" w:lineRule="auto"/>
+      </w:pPr>
+      <w:r>
+        <w:t xml:space="preserve">Send it on the channel you chose: </w:t>
+      </w:r>
+      <w:r>
+        <w:rPr>
+          <w:b/>
+          <w:bCs/>
+        </w:rPr>
+        <w:t>Send via WhatsApp</w:t>
+      </w:r>
+      <w:r>
+        <w:t xml:space="preserve">, </w:t>
+      </w:r>
+      <w:r>
+        <w:rPr>
+          <w:b/>
+          <w:bCs/>
+        </w:rPr>
+        <w:t>Send by SMS</w:t>
+      </w:r>
+      <w:r>
+        <w:t xml:space="preserve">, </w:t>
+      </w:r>
+      <w:r>
+        <w:rPr>
+          <w:b/>
+          <w:bCs/>
+        </w:rPr>
+        <w:t>Email from study address</w:t>
+      </w:r>
+      <w:r>
+        <w:t xml:space="preserve"> (if email is set up) or </w:t>
+      </w:r>
+      <w:r>
+        <w:rPr>
+          <w:b/>
+          <w:bCs/>
+        </w:rPr>
+        <w:t>Open in email app</w:t>
+      </w:r>
+      <w:r>
+        <w:t xml:space="preserve">, or </w:t>
+      </w:r>
+      <w:r>
+        <w:rPr>
+          <w:b/>
+          <w:bCs/>
+        </w:rPr>
+        <w:t>Copy message</w:t>
+      </w:r>
+      <w:r>
+        <w:t xml:space="preserve"> for anything else.</w:t>
+      </w:r>
+    </w:p>
+    <w:p>
+      <w:pPr>
+        <w:spacing w:after="80"/>
+      </w:pPr>
+    </w:p>
+    <w:p>
+      <w:pPr>
+        <w:spacing w:after="120" w:line="288" w:lineRule="auto"/>
+      </w:pPr>
+      <w:r>
+        <w:t xml:space="preserve">The informant opens the link, reads a short Key Informant Interview information sheet, agrees to take part, and is taken straight to the KII Guide with the KII ID already filled in -- no account, no app, nothing identifying in the link. Once they consent, </w:t>
+      </w:r>
+      <w:r>
+        <w:rPr>
+          <w:b/>
+          <w:bCs/>
+        </w:rPr>
+        <w:t>Record participation consent</w:t>
+      </w:r>
+      <w:r>
+        <w:t xml:space="preserve"> on this page updates to </w:t>
+      </w:r>
+      <w:r>
+        <w:rPr>
+          <w:b/>
+          <w:bCs/>
+        </w:rPr>
+        <w:t>GIVEN</w:t>
+      </w:r>
+      <w:r>
+        <w:t xml:space="preserve"> on its own, and </w:t>
+      </w:r>
+      <w:r>
+        <w:rPr>
+          <w:b/>
+          <w:bCs/>
+        </w:rPr>
+        <w:t>Continue this interview</w:t>
+      </w:r>
+      <w:r>
+        <w:t xml:space="preserve"> above becomes available too, exactly as if an RA had recorded it.</w:t>
+      </w:r>
+    </w:p>
+    <w:tbl>
+      <w:tblPr>
+        <w:tblW w:w="9412" w:type="dxa"/>
+        <w:tblBorders>
+          <w:top w:val="single" w:sz="2" w:space="0" w:color="EAF2FA"/>
+          <w:left w:val="single" w:sz="24" w:space="0" w:color="2A6FB0"/>
+          <w:bottom w:val="single" w:sz="2" w:space="0" w:color="EAF2FA"/>
+          <w:right w:val="single" w:sz="2" w:space="0" w:color="EAF2FA"/>
+          <w:insideH w:val="single" w:sz="4" w:space="0" w:color="EAF2FA"/>
+          <w:insideV w:val="single" w:sz="4" w:space="0" w:color="EAF2FA"/>
+        </w:tblBorders>
+        <w:tblCellMar>
+          <w:left w:w="10" w:type="dxa"/>
+          <w:right w:w="10" w:type="dxa"/>
+        </w:tblCellMar>
+        <w:tblLook w:val="04A0" w:firstRow="1" w:lastRow="0" w:firstColumn="1" w:lastColumn="0" w:noHBand="0" w:noVBand="1"/>
+      </w:tblPr>
+      <w:tblGrid>
+        <w:gridCol w:w="9412"/>
+      </w:tblGrid>
+      <w:tr>
+        <w:tblPrEx>
+          <w:tblCellMar>
+            <w:top w:w="0" w:type="dxa"/>
+            <w:bottom w:w="0" w:type="dxa"/>
+          </w:tblCellMar>
+        </w:tblPrEx>
+        <w:trPr>
+          <w:cantSplit/>
+        </w:trPr>
+        <w:tc>
+          <w:tcPr>
+            <w:tcW w:w="9412" w:type="dxa"/>
+            <w:shd w:val="clear" w:color="auto" w:fill="EAF2FA"/>
+            <w:tcMar>
+              <w:top w:w="100" w:type="dxa"/>
+              <w:left w:w="180" w:type="dxa"/>
+              <w:bottom w:w="100" w:type="dxa"/>
+              <w:right w:w="160" w:type="dxa"/>
+            </w:tcMar>
+          </w:tcPr>
+          <w:p>
+            <w:pPr>
+              <w:spacing w:after="40"/>
+            </w:pPr>
+            <w:r>
+              <w:rPr>
+                <w:b/>
+                <w:bCs/>
+                <w:sz w:val="20"/>
+                <w:szCs w:val="20"/>
+              </w:rPr>
+              <w:t>Sending a new link replaces the old one</w:t>
+            </w:r>
+          </w:p>
+          <w:p>
+            <w:pPr>
+              <w:spacing w:after="40" w:line="264" w:lineRule="auto"/>
+            </w:pPr>
+            <w:r>
+              <w:rPr>
+                <w:sz w:val="19"/>
+                <w:szCs w:val="19"/>
+              </w:rPr>
+              <w:t>Issuing another link for the same informant (for example after 14 days, or if they ask for a resend) immediately retires the previous one -- only one link is ever live per KII record, the same rule as Main-400 invitations.</w:t>
+            </w:r>
+          </w:p>
+        </w:tc>
+      </w:tr>
+      <w:tr>
+        <w:tblPrEx>
+          <w:tblBorders>
+            <w:top w:val="single" w:sz="2" w:space="0" w:color="FBF1E1"/>
+            <w:left w:val="single" w:sz="24" w:space="0" w:color="D9A441"/>
+            <w:bottom w:val="single" w:sz="2" w:space="0" w:color="FBF1E1"/>
+            <w:right w:val="single" w:sz="2" w:space="0" w:color="FBF1E1"/>
+            <w:insideH w:val="single" w:sz="4" w:space="0" w:color="FBF1E1"/>
+            <w:insideV w:val="single" w:sz="4" w:space="0" w:color="FBF1E1"/>
+          </w:tblBorders>
+          <w:tblCellMar>
+            <w:top w:w="0" w:type="dxa"/>
+            <w:bottom w:w="0" w:type="dxa"/>
+          </w:tblCellMar>
+        </w:tblPrEx>
+        <w:trPr>
+          <w:cantSplit/>
+        </w:trPr>
+        <w:tc>
+          <w:tcPr>
+            <w:tcW w:w="9412" w:type="dxa"/>
+            <w:shd w:val="clear" w:color="auto" w:fill="FBF1E1"/>
+            <w:tcMar>
+              <w:top w:w="100" w:type="dxa"/>
+              <w:left w:w="180" w:type="dxa"/>
+              <w:bottom w:w="100" w:type="dxa"/>
+              <w:right w:w="160" w:type="dxa"/>
+            </w:tcMar>
+          </w:tcPr>
+          <w:p>
+            <w:pPr>
+              <w:spacing w:after="40"/>
+            </w:pPr>
+            <w:r>
+              <w:rPr>
+                <w:b/>
+                <w:bCs/>
+                <w:sz w:val="20"/>
+                <w:szCs w:val="20"/>
+              </w:rPr>
+              <w:t>Still a self-administered interview, not a recorded one</w:t>
+            </w:r>
+          </w:p>
+          <w:p>
+            <w:pPr>
+              <w:spacing w:after="40" w:line="264" w:lineRule="auto"/>
+            </w:pPr>
+            <w:r>
+              <w:rPr>
+                <w:sz w:val="19"/>
+                <w:szCs w:val="19"/>
+              </w:rPr>
+              <w:t>Nobody is present on a self-service session, so there is nothing to record and no recording consent is asked for on this path. If the informant would rather be interviewed live and recorded, arrange that by phone, WhatsApp or video call instead, and record both consents the usual way (above).</w:t>
+            </w:r>
+          </w:p>
+        </w:tc>
+      </w:tr>
+    </w:tbl>
+    <w:p>
+      <w:pPr>
+        <w:pStyle w:val="Heading2"/>
+      </w:pPr>
+      <w:bookmarkStart w:id="13" w:name="_Toc241780791"/>
+      <w:r>
+        <w:t>4.6 Verifying a profile with the respondent, and reconciling it afterwards</w:t>
+      </w:r>
+      <w:bookmarkEnd w:id="13"/>
+    </w:p>
+    <w:p>
+      <w:pPr>
+        <w:spacing w:after="120" w:line="288" w:lineRule="auto"/>
+      </w:pPr>
+      <w:r>
+        <w:t xml:space="preserve">Once a profile is locked, the interview has two duties: confirm what is public, and ask what is not. The </w:t>
+      </w:r>
+      <w:r>
+        <w:rPr>
+          <w:b/>
+          <w:bCs/>
+        </w:rPr>
+        <w:t>Interview sheet</w:t>
+      </w:r>
+      <w:r>
+        <w:t xml:space="preserve"> is where you do both, and where the results are reconciled afterwards. It appears on the locked profile on the case page (coordinator and PI), on the case page of an assisted interview (Contact RA) and on the KII record (KII RA). Nothing here changes the public value.</w:t>
+      </w:r>
+    </w:p>
+    <w:p>
+      <w:pPr>
+        <w:pStyle w:val="ListParagraph"/>
+        <w:numPr>
+          <w:ilvl w:val="0"/>
+          <w:numId w:val="9"/>
+        </w:numPr>
+        <w:spacing w:after="80" w:line="276" w:lineRule="auto"/>
+      </w:pPr>
+      <w:r>
+        <w:lastRenderedPageBreak/>
         <w:t xml:space="preserve">Open the case (or the KII record) and find </w:t>
       </w:r>
       <w:r>
@@ -4979,12 +5504,11 @@
         <w:rPr>
           <w:noProof/>
         </w:rPr>
-        <w:lastRenderedPageBreak/>
         <w:drawing>
-          <wp:inline distT="0" distB="0" distL="0" distR="0" wp14:anchorId="5640CA44" wp14:editId="0E9C813A">
+          <wp:inline distT="0" distB="0" distL="0" distR="0" wp14:anchorId="1C2865BA" wp14:editId="54D341B9">
             <wp:extent cx="4752975" cy="4953000"/>
             <wp:effectExtent l="0" t="0" r="0" b="0"/>
-            <wp:docPr id="10" name="proit_interview_sheet.jpg" descr="The interview sheet: confirm what is public, ask what is not." title="The interview sheet: confirm what is public, ask what is not."/>
+            <wp:docPr id="11" name="proit_interview_sheet.jpg" descr="The interview sheet: confirm what is public, ask what is not." title="The interview sheet: confirm what is public, ask what is not."/>
             <wp:cNvGraphicFramePr>
               <a:graphicFrameLocks xmlns:a="http://schemas.openxmlformats.org/drawingml/2006/main" noChangeAspect="1"/>
             </wp:cNvGraphicFramePr>
@@ -5033,7 +5557,7 @@
           <w:sz w:val="17"/>
           <w:szCs w:val="17"/>
         </w:rPr>
-        <w:t xml:space="preserve">Figure 10. </w:t>
+        <w:t xml:space="preserve">Figure 11. </w:t>
       </w:r>
       <w:r>
         <w:rPr>
@@ -5051,7 +5575,7 @@
         <w:pStyle w:val="ListParagraph"/>
         <w:numPr>
           <w:ilvl w:val="0"/>
-          <w:numId w:val="8"/>
+          <w:numId w:val="9"/>
         </w:numPr>
         <w:spacing w:after="80" w:line="276" w:lineRule="auto"/>
       </w:pPr>
@@ -5077,118 +5601,6 @@
       </w:r>
       <w:r>
         <w:t xml:space="preserve"> row: it is a question, not something established. A weak source's value is deliberately hidden.</w:t>
-      </w:r>
-    </w:p>
-    <w:p>
-      <w:pPr>
-        <w:pStyle w:val="ListParagraph"/>
-        <w:numPr>
-          <w:ilvl w:val="0"/>
-          <w:numId w:val="8"/>
-        </w:numPr>
-        <w:spacing w:after="80" w:line="276" w:lineRule="auto"/>
-      </w:pPr>
-      <w:r>
-        <w:t xml:space="preserve">In </w:t>
-      </w:r>
-      <w:r>
-        <w:rPr>
-          <w:b/>
-          <w:bCs/>
-        </w:rPr>
-        <w:t>What the respondent said</w:t>
-      </w:r>
-      <w:r>
-        <w:t xml:space="preserve">, choose the answer: confirmed, corrected, partly correct or out of date, does not know, prefers not to say, or does not apply. For a correction, type </w:t>
-      </w:r>
-      <w:r>
-        <w:rPr>
-          <w:b/>
-          <w:bCs/>
-        </w:rPr>
-        <w:t>Their answer</w:t>
-      </w:r>
-      <w:r>
-        <w:t xml:space="preserve">. Add a comment if useful, then select </w:t>
-      </w:r>
-      <w:r>
-        <w:rPr>
-          <w:b/>
-          <w:bCs/>
-        </w:rPr>
-        <w:t>Save answer</w:t>
-      </w:r>
-      <w:r>
-        <w:t>.</w:t>
-      </w:r>
-    </w:p>
-    <w:p>
-      <w:pPr>
-        <w:pStyle w:val="ListParagraph"/>
-        <w:numPr>
-          <w:ilvl w:val="0"/>
-          <w:numId w:val="8"/>
-        </w:numPr>
-        <w:spacing w:after="80" w:line="276" w:lineRule="auto"/>
-      </w:pPr>
-      <w:r>
-        <w:t xml:space="preserve">For an </w:t>
-      </w:r>
-      <w:r>
-        <w:rPr>
-          <w:b/>
-          <w:bCs/>
-        </w:rPr>
-        <w:t>Ask</w:t>
-      </w:r>
-      <w:r>
-        <w:t xml:space="preserve"> row, choose </w:t>
-      </w:r>
-      <w:r>
-        <w:rPr>
-          <w:b/>
-          <w:bCs/>
-        </w:rPr>
-        <w:t>They told us</w:t>
-      </w:r>
-      <w:r>
-        <w:t xml:space="preserve"> and type what they said, or record that they do not know or would rather not say.</w:t>
-      </w:r>
-    </w:p>
-    <w:p>
-      <w:pPr>
-        <w:pStyle w:val="ListParagraph"/>
-        <w:numPr>
-          <w:ilvl w:val="0"/>
-          <w:numId w:val="8"/>
-        </w:numPr>
-        <w:spacing w:after="80" w:line="276" w:lineRule="auto"/>
-      </w:pPr>
-      <w:r>
-        <w:t xml:space="preserve">When the interview is over, select </w:t>
-      </w:r>
-      <w:r>
-        <w:rPr>
-          <w:b/>
-          <w:bCs/>
-        </w:rPr>
-        <w:t>Interview finished</w:t>
-      </w:r>
-      <w:r>
-        <w:t>.</w:t>
-      </w:r>
-    </w:p>
-    <w:p>
-      <w:pPr>
-        <w:spacing w:after="80"/>
-      </w:pPr>
-    </w:p>
-    <w:p>
-      <w:pPr>
-        <w:pStyle w:val="Heading3"/>
-      </w:pPr>
-      <w:r>
-        <w:t>After the interview: reconcile (coordinator and PI)</w:t>
       </w:r>
     </w:p>
     <w:p>
@@ -5201,6 +5613,118 @@
         <w:spacing w:after="80" w:line="276" w:lineRule="auto"/>
       </w:pPr>
       <w:r>
+        <w:t xml:space="preserve">In </w:t>
+      </w:r>
+      <w:r>
+        <w:rPr>
+          <w:b/>
+          <w:bCs/>
+        </w:rPr>
+        <w:t>What the respondent said</w:t>
+      </w:r>
+      <w:r>
+        <w:t xml:space="preserve">, choose the answer: confirmed, corrected, partly correct or out of date, does not know, prefers not to say, or does not apply. For a correction, type </w:t>
+      </w:r>
+      <w:r>
+        <w:rPr>
+          <w:b/>
+          <w:bCs/>
+        </w:rPr>
+        <w:t>Their answer</w:t>
+      </w:r>
+      <w:r>
+        <w:t xml:space="preserve">. Add a comment if useful, then select </w:t>
+      </w:r>
+      <w:r>
+        <w:rPr>
+          <w:b/>
+          <w:bCs/>
+        </w:rPr>
+        <w:t>Save answer</w:t>
+      </w:r>
+      <w:r>
+        <w:t>.</w:t>
+      </w:r>
+    </w:p>
+    <w:p>
+      <w:pPr>
+        <w:pStyle w:val="ListParagraph"/>
+        <w:numPr>
+          <w:ilvl w:val="0"/>
+          <w:numId w:val="9"/>
+        </w:numPr>
+        <w:spacing w:after="80" w:line="276" w:lineRule="auto"/>
+      </w:pPr>
+      <w:r>
+        <w:t xml:space="preserve">For an </w:t>
+      </w:r>
+      <w:r>
+        <w:rPr>
+          <w:b/>
+          <w:bCs/>
+        </w:rPr>
+        <w:t>Ask</w:t>
+      </w:r>
+      <w:r>
+        <w:t xml:space="preserve"> row, choose </w:t>
+      </w:r>
+      <w:r>
+        <w:rPr>
+          <w:b/>
+          <w:bCs/>
+        </w:rPr>
+        <w:t>They told us</w:t>
+      </w:r>
+      <w:r>
+        <w:t xml:space="preserve"> and type what they said, or record that they do not know or would rather not say.</w:t>
+      </w:r>
+    </w:p>
+    <w:p>
+      <w:pPr>
+        <w:pStyle w:val="ListParagraph"/>
+        <w:numPr>
+          <w:ilvl w:val="0"/>
+          <w:numId w:val="9"/>
+        </w:numPr>
+        <w:spacing w:after="80" w:line="276" w:lineRule="auto"/>
+      </w:pPr>
+      <w:r>
+        <w:t xml:space="preserve">When the interview is over, select </w:t>
+      </w:r>
+      <w:r>
+        <w:rPr>
+          <w:b/>
+          <w:bCs/>
+        </w:rPr>
+        <w:t>Interview finished</w:t>
+      </w:r>
+      <w:r>
+        <w:t>.</w:t>
+      </w:r>
+    </w:p>
+    <w:p>
+      <w:pPr>
+        <w:spacing w:after="80"/>
+      </w:pPr>
+    </w:p>
+    <w:p>
+      <w:pPr>
+        <w:pStyle w:val="Heading3"/>
+      </w:pPr>
+      <w:r>
+        <w:t>After the interview: reconcile (coordinator and PI)</w:t>
+      </w:r>
+    </w:p>
+    <w:p>
+      <w:pPr>
+        <w:pStyle w:val="ListParagraph"/>
+        <w:numPr>
+          <w:ilvl w:val="0"/>
+          <w:numId w:val="10"/>
+        </w:numPr>
+        <w:spacing w:after="80" w:line="276" w:lineRule="auto"/>
+      </w:pPr>
+      <w:r>
         <w:t xml:space="preserve">Rows where the respondent corrected or qualified a fact show </w:t>
       </w:r>
       <w:r>
@@ -5246,10 +5770,10 @@
         </w:rPr>
         <w:lastRenderedPageBreak/>
         <w:drawing>
-          <wp:inline distT="0" distB="0" distL="0" distR="0" wp14:anchorId="25163E7A" wp14:editId="61678ED5">
+          <wp:inline distT="0" distB="0" distL="0" distR="0" wp14:anchorId="478D360A" wp14:editId="0F5F03B0">
             <wp:extent cx="5334000" cy="1152525"/>
             <wp:effectExtent l="0" t="0" r="0" b="0"/>
-            <wp:docPr id="11" name="proit_reconcile.jpg" descr="Reconciling a corrected fact: the three values stay separate." title="Reconciling a corrected fact: the three values stay separate."/>
+            <wp:docPr id="12" name="proit_reconcile.jpg" descr="Reconciling a corrected fact: the three values stay separate." title="Reconciling a corrected fact: the three values stay separate."/>
             <wp:cNvGraphicFramePr>
               <a:graphicFrameLocks xmlns:a="http://schemas.openxmlformats.org/drawingml/2006/main" noChangeAspect="1"/>
             </wp:cNvGraphicFramePr>
@@ -5298,7 +5822,7 @@
           <w:sz w:val="17"/>
           <w:szCs w:val="17"/>
         </w:rPr>
-        <w:t xml:space="preserve">Figure 11. </w:t>
+        <w:t xml:space="preserve">Figure 12. </w:t>
       </w:r>
       <w:r>
         <w:rPr>
@@ -5316,7 +5840,7 @@
         <w:pStyle w:val="ListParagraph"/>
         <w:numPr>
           <w:ilvl w:val="0"/>
-          <w:numId w:val="9"/>
+          <w:numId w:val="10"/>
         </w:numPr>
         <w:spacing w:after="80" w:line="276" w:lineRule="auto"/>
       </w:pPr>
@@ -5359,7 +5883,7 @@
         <w:pStyle w:val="ListParagraph"/>
         <w:numPr>
           <w:ilvl w:val="0"/>
-          <w:numId w:val="9"/>
+          <w:numId w:val="10"/>
         </w:numPr>
         <w:spacing w:after="80" w:line="276" w:lineRule="auto"/>
       </w:pPr>
@@ -5397,7 +5921,7 @@
           <w:left w:w="10" w:type="dxa"/>
           <w:right w:w="10" w:type="dxa"/>
         </w:tblCellMar>
-        <w:tblLook w:val="0000" w:firstRow="0" w:lastRow="0" w:firstColumn="0" w:lastColumn="0" w:noHBand="0" w:noVBand="0"/>
+        <w:tblLook w:val="04A0" w:firstRow="1" w:lastRow="0" w:firstColumn="1" w:lastColumn="0" w:noHBand="0" w:noVBand="1"/>
       </w:tblPr>
       <w:tblGrid>
         <w:gridCol w:w="9412"/>
@@ -5484,18 +6008,18 @@
       <w:pPr>
         <w:pStyle w:val="Heading2"/>
       </w:pPr>
-      <w:bookmarkStart w:id="13" w:name="_Toc241726874"/>
-      <w:r>
-        <w:t>4.6 Downloading or emailing completed forms (Form PDFs)</w:t>
-      </w:r>
-      <w:bookmarkEnd w:id="13"/>
+      <w:bookmarkStart w:id="14" w:name="_Toc241780792"/>
+      <w:r>
+        <w:t>4.7 Downloading or emailing completed forms (Form PDFs)</w:t>
+      </w:r>
+      <w:bookmarkEnd w:id="14"/>
     </w:p>
     <w:p>
       <w:pPr>
         <w:pStyle w:val="ListParagraph"/>
         <w:numPr>
           <w:ilvl w:val="0"/>
-          <w:numId w:val="10"/>
+          <w:numId w:val="11"/>
         </w:numPr>
         <w:spacing w:after="80" w:line="276" w:lineRule="auto"/>
       </w:pPr>
@@ -5524,10 +6048,10 @@
           <w:noProof/>
         </w:rPr>
         <w:drawing>
-          <wp:inline distT="0" distB="0" distL="0" distR="0" wp14:anchorId="5CDF6A47" wp14:editId="01FD0B06">
+          <wp:inline distT="0" distB="0" distL="0" distR="0" wp14:anchorId="4B1D398C" wp14:editId="3B359C0E">
             <wp:extent cx="5334000" cy="3333750"/>
             <wp:effectExtent l="0" t="0" r="0" b="0"/>
-            <wp:docPr id="12" name="kii_form_pdfs.jpg" descr="Completed KII Guide forms, with the sync status." title="Completed KII Guide forms, with the sync status."/>
+            <wp:docPr id="13" name="kii_form_pdfs.jpg" descr="Completed KII Guide forms, with the sync status." title="Completed KII Guide forms, with the sync status."/>
             <wp:cNvGraphicFramePr>
               <a:graphicFrameLocks xmlns:a="http://schemas.openxmlformats.org/drawingml/2006/main" noChangeAspect="1"/>
             </wp:cNvGraphicFramePr>
@@ -5576,7 +6100,7 @@
           <w:sz w:val="17"/>
           <w:szCs w:val="17"/>
         </w:rPr>
-        <w:t xml:space="preserve">Figure 12. </w:t>
+        <w:t xml:space="preserve">Figure 13. </w:t>
       </w:r>
       <w:r>
         <w:rPr>
@@ -5594,7 +6118,7 @@
         <w:pStyle w:val="ListParagraph"/>
         <w:numPr>
           <w:ilvl w:val="0"/>
-          <w:numId w:val="10"/>
+          <w:numId w:val="11"/>
         </w:numPr>
         <w:spacing w:after="80" w:line="276" w:lineRule="auto"/>
       </w:pPr>
@@ -5617,7 +6141,7 @@
         <w:pStyle w:val="ListParagraph"/>
         <w:numPr>
           <w:ilvl w:val="0"/>
-          <w:numId w:val="10"/>
+          <w:numId w:val="11"/>
         </w:numPr>
         <w:spacing w:after="80" w:line="276" w:lineRule="auto"/>
       </w:pPr>
@@ -5682,7 +6206,7 @@
           <w:left w:w="10" w:type="dxa"/>
           <w:right w:w="10" w:type="dxa"/>
         </w:tblCellMar>
-        <w:tblLook w:val="0000" w:firstRow="0" w:lastRow="0" w:firstColumn="0" w:lastColumn="0" w:noHBand="0" w:noVBand="0"/>
+        <w:tblLook w:val="04A0" w:firstRow="1" w:lastRow="0" w:firstColumn="1" w:lastColumn="0" w:noHBand="0" w:noVBand="1"/>
       </w:tblPr>
       <w:tblGrid>
         <w:gridCol w:w="9412"/>
@@ -5741,11 +6265,11 @@
       <w:pPr>
         <w:pStyle w:val="Heading2"/>
       </w:pPr>
-      <w:bookmarkStart w:id="14" w:name="_Toc241726875"/>
-      <w:r>
-        <w:t>4.7 Consent in interviews</w:t>
-      </w:r>
-      <w:bookmarkEnd w:id="14"/>
+      <w:bookmarkStart w:id="15" w:name="_Toc241780793"/>
+      <w:r>
+        <w:t>4.8 Consent in interviews</w:t>
+      </w:r>
+      <w:bookmarkEnd w:id="15"/>
     </w:p>
     <w:p>
       <w:pPr>
@@ -5819,12 +6343,12 @@
         <w:pStyle w:val="Heading1"/>
         <w:pageBreakBefore/>
       </w:pPr>
-      <w:bookmarkStart w:id="15" w:name="_Toc241726876"/>
+      <w:bookmarkStart w:id="16" w:name="_Toc241780794"/>
       <w:r>
         <w:lastRenderedPageBreak/>
         <w:t>5. Rules you must follow</w:t>
       </w:r>
-      <w:bookmarkEnd w:id="15"/>
+      <w:bookmarkEnd w:id="16"/>
     </w:p>
     <w:p>
       <w:pPr>
@@ -5970,12 +6494,12 @@
         <w:pStyle w:val="Heading1"/>
         <w:pageBreakBefore/>
       </w:pPr>
-      <w:bookmarkStart w:id="16" w:name="_Toc241726877"/>
+      <w:bookmarkStart w:id="17" w:name="_Toc241780795"/>
       <w:r>
         <w:lastRenderedPageBreak/>
         <w:t>6. Troubleshooting</w:t>
       </w:r>
-      <w:bookmarkEnd w:id="16"/>
+      <w:bookmarkEnd w:id="17"/>
     </w:p>
     <w:tbl>
       <w:tblPr>
@@ -5992,7 +6516,7 @@
           <w:left w:w="10" w:type="dxa"/>
           <w:right w:w="10" w:type="dxa"/>
         </w:tblCellMar>
-        <w:tblLook w:val="0000" w:firstRow="0" w:lastRow="0" w:firstColumn="0" w:lastColumn="0" w:noHBand="0" w:noVBand="0"/>
+        <w:tblLook w:val="04A0" w:firstRow="1" w:lastRow="0" w:firstColumn="1" w:lastColumn="0" w:noHBand="0" w:noVBand="1"/>
       </w:tblPr>
       <w:tblGrid>
         <w:gridCol w:w="2635"/>
@@ -6997,12 +7521,12 @@
         <w:pStyle w:val="Heading1"/>
         <w:pageBreakBefore/>
       </w:pPr>
-      <w:bookmarkStart w:id="17" w:name="_Toc241726878"/>
+      <w:bookmarkStart w:id="18" w:name="_Toc241780796"/>
       <w:r>
         <w:lastRenderedPageBreak/>
         <w:t>7. Quick reference</w:t>
       </w:r>
-      <w:bookmarkEnd w:id="17"/>
+      <w:bookmarkEnd w:id="18"/>
     </w:p>
     <w:tbl>
       <w:tblPr>
@@ -7019,7 +7543,7 @@
           <w:left w:w="10" w:type="dxa"/>
           <w:right w:w="10" w:type="dxa"/>
         </w:tblCellMar>
-        <w:tblLook w:val="0000" w:firstRow="0" w:lastRow="0" w:firstColumn="0" w:lastColumn="0" w:noHBand="0" w:noVBand="0"/>
+        <w:tblLook w:val="04A0" w:firstRow="1" w:lastRow="0" w:firstColumn="1" w:lastColumn="0" w:noHBand="0" w:noVBand="1"/>
       </w:tblPr>
       <w:tblGrid>
         <w:gridCol w:w="2824"/>
@@ -7456,12 +7980,12 @@
         <w:pStyle w:val="Heading1"/>
         <w:pageBreakBefore/>
       </w:pPr>
-      <w:bookmarkStart w:id="18" w:name="_Toc241726879"/>
+      <w:bookmarkStart w:id="19" w:name="_Toc241780797"/>
       <w:r>
         <w:lastRenderedPageBreak/>
         <w:t>8. Every screen and button for your role</w:t>
       </w:r>
-      <w:bookmarkEnd w:id="18"/>
+      <w:bookmarkEnd w:id="19"/>
     </w:p>
     <w:p>
       <w:pPr>
@@ -7486,7 +8010,7 @@
           <w:left w:w="10" w:type="dxa"/>
           <w:right w:w="10" w:type="dxa"/>
         </w:tblCellMar>
-        <w:tblLook w:val="0000" w:firstRow="0" w:lastRow="0" w:firstColumn="0" w:lastColumn="0" w:noHBand="0" w:noVBand="0"/>
+        <w:tblLook w:val="04A0" w:firstRow="1" w:lastRow="0" w:firstColumn="1" w:lastColumn="0" w:noHBand="0" w:noVBand="1"/>
       </w:tblPr>
       <w:tblGrid>
         <w:gridCol w:w="9412"/>
@@ -7570,11 +8094,11 @@
       <w:pPr>
         <w:pStyle w:val="Heading2"/>
       </w:pPr>
-      <w:bookmarkStart w:id="19" w:name="_Toc241726880"/>
+      <w:bookmarkStart w:id="20" w:name="_Toc241780798"/>
       <w:r>
         <w:t>8.1 Sign in</w:t>
       </w:r>
-      <w:bookmarkEnd w:id="19"/>
+      <w:bookmarkEnd w:id="20"/>
     </w:p>
     <w:p>
       <w:pPr>
@@ -7633,7 +8157,7 @@
           <w:left w:w="10" w:type="dxa"/>
           <w:right w:w="10" w:type="dxa"/>
         </w:tblCellMar>
-        <w:tblLook w:val="0000" w:firstRow="0" w:lastRow="0" w:firstColumn="0" w:lastColumn="0" w:noHBand="0" w:noVBand="0"/>
+        <w:tblLook w:val="04A0" w:firstRow="1" w:lastRow="0" w:firstColumn="1" w:lastColumn="0" w:noHBand="0" w:noVBand="1"/>
       </w:tblPr>
       <w:tblGrid>
         <w:gridCol w:w="1882"/>
@@ -8083,11 +8607,11 @@
       <w:pPr>
         <w:pStyle w:val="Heading2"/>
       </w:pPr>
-      <w:bookmarkStart w:id="20" w:name="_Toc241726881"/>
+      <w:bookmarkStart w:id="21" w:name="_Toc241780799"/>
       <w:r>
         <w:t>8.2 The header and menu bar (every screen)</w:t>
       </w:r>
-      <w:bookmarkEnd w:id="20"/>
+      <w:bookmarkEnd w:id="21"/>
     </w:p>
     <w:p>
       <w:pPr>
@@ -8146,7 +8670,7 @@
           <w:left w:w="10" w:type="dxa"/>
           <w:right w:w="10" w:type="dxa"/>
         </w:tblCellMar>
-        <w:tblLook w:val="0000" w:firstRow="0" w:lastRow="0" w:firstColumn="0" w:lastColumn="0" w:noHBand="0" w:noVBand="0"/>
+        <w:tblLook w:val="04A0" w:firstRow="1" w:lastRow="0" w:firstColumn="1" w:lastColumn="0" w:noHBand="0" w:noVBand="1"/>
       </w:tblPr>
       <w:tblGrid>
         <w:gridCol w:w="1882"/>
@@ -8807,11 +9331,11 @@
       <w:pPr>
         <w:pStyle w:val="Heading2"/>
       </w:pPr>
-      <w:bookmarkStart w:id="21" w:name="_Toc241726882"/>
+      <w:bookmarkStart w:id="22" w:name="_Toc241780800"/>
       <w:r>
         <w:t>8.3 Change Password</w:t>
       </w:r>
-      <w:bookmarkEnd w:id="21"/>
+      <w:bookmarkEnd w:id="22"/>
     </w:p>
     <w:p>
       <w:pPr>
@@ -8870,7 +9394,7 @@
           <w:left w:w="10" w:type="dxa"/>
           <w:right w:w="10" w:type="dxa"/>
         </w:tblCellMar>
-        <w:tblLook w:val="0000" w:firstRow="0" w:lastRow="0" w:firstColumn="0" w:lastColumn="0" w:noHBand="0" w:noVBand="0"/>
+        <w:tblLook w:val="04A0" w:firstRow="1" w:lastRow="0" w:firstColumn="1" w:lastColumn="0" w:noHBand="0" w:noVBand="1"/>
       </w:tblPr>
       <w:tblGrid>
         <w:gridCol w:w="1882"/>
@@ -9427,11 +9951,11 @@
       <w:pPr>
         <w:pStyle w:val="Heading2"/>
       </w:pPr>
-      <w:bookmarkStart w:id="22" w:name="_Toc241726883"/>
+      <w:bookmarkStart w:id="23" w:name="_Toc241780801"/>
       <w:r>
         <w:t>8.4 KII / Document Dashboard</w:t>
       </w:r>
-      <w:bookmarkEnd w:id="22"/>
+      <w:bookmarkEnd w:id="23"/>
     </w:p>
     <w:p>
       <w:pPr>
@@ -9490,7 +10014,7 @@
           <w:left w:w="10" w:type="dxa"/>
           <w:right w:w="10" w:type="dxa"/>
         </w:tblCellMar>
-        <w:tblLook w:val="0000" w:firstRow="0" w:lastRow="0" w:firstColumn="0" w:lastColumn="0" w:noHBand="0" w:noVBand="0"/>
+        <w:tblLook w:val="04A0" w:firstRow="1" w:lastRow="0" w:firstColumn="1" w:lastColumn="0" w:noHBand="0" w:noVBand="1"/>
       </w:tblPr>
       <w:tblGrid>
         <w:gridCol w:w="1882"/>
@@ -9837,12 +10361,12 @@
       <w:pPr>
         <w:pStyle w:val="Heading2"/>
       </w:pPr>
-      <w:bookmarkStart w:id="23" w:name="_Toc241726884"/>
+      <w:bookmarkStart w:id="24" w:name="_Toc241780802"/>
       <w:r>
         <w:lastRenderedPageBreak/>
         <w:t>8.5 Interview sheet (verifying a locked profile)</w:t>
       </w:r>
-      <w:bookmarkEnd w:id="23"/>
+      <w:bookmarkEnd w:id="24"/>
     </w:p>
     <w:p>
       <w:pPr>
@@ -9901,7 +10425,7 @@
           <w:left w:w="10" w:type="dxa"/>
           <w:right w:w="10" w:type="dxa"/>
         </w:tblCellMar>
-        <w:tblLook w:val="0000" w:firstRow="0" w:lastRow="0" w:firstColumn="0" w:lastColumn="0" w:noHBand="0" w:noVBand="0"/>
+        <w:tblLook w:val="04A0" w:firstRow="1" w:lastRow="0" w:firstColumn="1" w:lastColumn="0" w:noHBand="0" w:noVBand="1"/>
       </w:tblPr>
       <w:tblGrid>
         <w:gridCol w:w="1882"/>
@@ -10878,11 +11402,11 @@
       <w:pPr>
         <w:pStyle w:val="Heading2"/>
       </w:pPr>
-      <w:bookmarkStart w:id="24" w:name="_Toc241726885"/>
+      <w:bookmarkStart w:id="25" w:name="_Toc241780803"/>
       <w:r>
         <w:t>8.6 KII Register</w:t>
       </w:r>
-      <w:bookmarkEnd w:id="24"/>
+      <w:bookmarkEnd w:id="25"/>
     </w:p>
     <w:p>
       <w:pPr>
@@ -10941,7 +11465,7 @@
           <w:left w:w="10" w:type="dxa"/>
           <w:right w:w="10" w:type="dxa"/>
         </w:tblCellMar>
-        <w:tblLook w:val="0000" w:firstRow="0" w:lastRow="0" w:firstColumn="0" w:lastColumn="0" w:noHBand="0" w:noVBand="0"/>
+        <w:tblLook w:val="04A0" w:firstRow="1" w:lastRow="0" w:firstColumn="1" w:lastColumn="0" w:noHBand="0" w:noVBand="1"/>
       </w:tblPr>
       <w:tblGrid>
         <w:gridCol w:w="1882"/>
@@ -11499,11 +12023,11 @@
       <w:pPr>
         <w:pStyle w:val="Heading2"/>
       </w:pPr>
-      <w:bookmarkStart w:id="25" w:name="_Toc241726886"/>
+      <w:bookmarkStart w:id="26" w:name="_Toc241780804"/>
       <w:r>
         <w:t>8.7 New KII Record</w:t>
       </w:r>
-      <w:bookmarkEnd w:id="25"/>
+      <w:bookmarkEnd w:id="26"/>
     </w:p>
     <w:p>
       <w:pPr>
@@ -11562,7 +12086,7 @@
           <w:left w:w="10" w:type="dxa"/>
           <w:right w:w="10" w:type="dxa"/>
         </w:tblCellMar>
-        <w:tblLook w:val="0000" w:firstRow="0" w:lastRow="0" w:firstColumn="0" w:lastColumn="0" w:noHBand="0" w:noVBand="0"/>
+        <w:tblLook w:val="04A0" w:firstRow="1" w:lastRow="0" w:firstColumn="1" w:lastColumn="0" w:noHBand="0" w:noVBand="1"/>
       </w:tblPr>
       <w:tblGrid>
         <w:gridCol w:w="1882"/>
@@ -11909,11 +12433,11 @@
       <w:pPr>
         <w:pStyle w:val="Heading2"/>
       </w:pPr>
-      <w:bookmarkStart w:id="26" w:name="_Toc241726887"/>
+      <w:bookmarkStart w:id="27" w:name="_Toc241780805"/>
       <w:r>
         <w:t>8.8 KII record</w:t>
       </w:r>
-      <w:bookmarkEnd w:id="26"/>
+      <w:bookmarkEnd w:id="27"/>
     </w:p>
     <w:p>
       <w:pPr>
@@ -11972,7 +12496,7 @@
           <w:left w:w="10" w:type="dxa"/>
           <w:right w:w="10" w:type="dxa"/>
         </w:tblCellMar>
-        <w:tblLook w:val="0000" w:firstRow="0" w:lastRow="0" w:firstColumn="0" w:lastColumn="0" w:noHBand="0" w:noVBand="0"/>
+        <w:tblLook w:val="04A0" w:firstRow="1" w:lastRow="0" w:firstColumn="1" w:lastColumn="0" w:noHBand="0" w:noVBand="1"/>
       </w:tblPr>
       <w:tblGrid>
         <w:gridCol w:w="1882"/>
@@ -12950,11 +13474,11 @@
       <w:pPr>
         <w:pStyle w:val="Heading2"/>
       </w:pPr>
-      <w:bookmarkStart w:id="27" w:name="_Toc241726888"/>
+      <w:bookmarkStart w:id="28" w:name="_Toc241780806"/>
       <w:r>
         <w:t>8.9 Completed forms (Form PDFs)</w:t>
       </w:r>
-      <w:bookmarkEnd w:id="27"/>
+      <w:bookmarkEnd w:id="28"/>
     </w:p>
     <w:p>
       <w:pPr>
@@ -13013,7 +13537,7 @@
           <w:left w:w="10" w:type="dxa"/>
           <w:right w:w="10" w:type="dxa"/>
         </w:tblCellMar>
-        <w:tblLook w:val="0000" w:firstRow="0" w:lastRow="0" w:firstColumn="0" w:lastColumn="0" w:noHBand="0" w:noVBand="0"/>
+        <w:tblLook w:val="04A0" w:firstRow="1" w:lastRow="0" w:firstColumn="1" w:lastColumn="0" w:noHBand="0" w:noVBand="1"/>
       </w:tblPr>
       <w:tblGrid>
         <w:gridCol w:w="1882"/>
@@ -13832,7 +14356,7 @@
         <w:sz w:val="16"/>
         <w:szCs w:val="16"/>
       </w:rPr>
-      <w:t>Version 1.13 · 1 October 2026</w:t>
+      <w:t>Version 1.14 · 1 October 2026</w:t>
     </w:r>
     <w:r>
       <w:rPr>
@@ -14005,10 +14529,10 @@
 <file path=word/numbering.xml><?xml version="1.0" encoding="utf-8"?>
 <w:numbering xmlns:wpc="http://schemas.microsoft.com/office/word/2010/wordprocessingCanvas" xmlns:cx="http://schemas.microsoft.com/office/drawing/2014/chartex" xmlns:cx1="http://schemas.microsoft.com/office/drawing/2015/9/8/chartex" xmlns:cx2="http://schemas.microsoft.com/office/drawing/2015/10/21/chartex" xmlns:cx3="http://schemas.microsoft.com/office/drawing/2016/5/9/chartex" xmlns:cx4="http://schemas.microsoft.com/office/drawing/2016/5/10/chartex" xmlns:cx5="http://schemas.microsoft.com/office/drawing/2016/5/11/chartex" xmlns:cx6="http://schemas.microsoft.com/office/drawing/2016/5/12/chartex" xmlns:cx7="http://schemas.microsoft.com/office/drawing/2016/5/13/chartex" xmlns:cx8="http://schemas.microsoft.com/office/drawing/2016/5/14/chartex" xmlns:mc="http://schemas.openxmlformats.org/markup-compatibility/2006" xmlns:aink="http://schemas.microsoft.com/office/drawing/2016/ink" xmlns:am3d="http://schemas.microsoft.com/office/drawing/2017/model3d" xmlns:o="urn:schemas-microsoft-com:office:office" xmlns:oel="http://schemas.microsoft.com/office/2019/extlst" xmlns:r="http://schemas.openxmlformats.org/officeDocument/2006/relationships" xmlns:m="http://schemas.openxmlformats.org/officeDocument/2006/math" xmlns:v="urn:schemas-microsoft-com:vml" xmlns:wp14="http://schemas.microsoft.com/office/word/2010/wordprocessingDrawing" xmlns:wp="http://schemas.openxmlformats.org/drawingml/2006/wordprocessingDrawing" xmlns:w10="urn:schemas-microsoft-com:office:word" xmlns:w="http://schemas.openxmlformats.org/wordprocessingml/2006/main" xmlns:w14="http://schemas.microsoft.com/office/word/2010/wordml" xmlns:w15="http://schemas.microsoft.com/office/word/2012/wordml" xmlns:w16cex="http://schemas.microsoft.com/office/word/2018/wordml/cex" xmlns:w16cid="http://schemas.microsoft.com/office/word/2016/wordml/cid" xmlns:w16="http://schemas.microsoft.com/office/word/2018/wordml" xmlns:w16sdtdh="http://schemas.microsoft.com/office/word/2020/wordml/sdtdatahash" xmlns:w16se="http://schemas.microsoft.com/office/word/2015/wordml/symex" xmlns:wpg="http://schemas.microsoft.com/office/word/2010/wordprocessingGroup" xmlns:wpi="http://schemas.microsoft.com/office/word/2010/wordprocessingInk" xmlns:wne="http://schemas.microsoft.com/office/word/2006/wordml" xmlns:wps="http://schemas.microsoft.com/office/word/2010/wordprocessingShape" mc:Ignorable="w14 w15 w16se w16cid w16 w16cex w16sdtdh wp14">
   <w:abstractNum w:abstractNumId="0" w15:restartNumberingAfterBreak="0">
-    <w:nsid w:val="01F71C67"/>
+    <w:nsid w:val="005F6CCF"/>
     <w:multiLevelType w:val="hybridMultilevel"/>
-    <w:tmpl w:val="B30A3950"/>
-    <w:lvl w:ilvl="0" w:tplc="38464BEC">
+    <w:tmpl w:val="189EE2FE"/>
+    <w:lvl w:ilvl="0" w:tplc="D8AA8D68">
       <w:start w:val="1"/>
       <w:numFmt w:val="decimal"/>
       <w:lvlText w:val="%1."/>
@@ -14022,52 +14546,52 @@
         <w:color w:val="A67C27"/>
       </w:rPr>
     </w:lvl>
-    <w:lvl w:ilvl="1" w:tplc="2D9E5C82">
+    <w:lvl w:ilvl="1" w:tplc="42927022">
       <w:numFmt w:val="decimal"/>
       <w:lvlText w:val=""/>
       <w:lvlJc w:val="left"/>
     </w:lvl>
-    <w:lvl w:ilvl="2" w:tplc="6660E5A2">
+    <w:lvl w:ilvl="2" w:tplc="4C76D5CE">
       <w:numFmt w:val="decimal"/>
       <w:lvlText w:val=""/>
       <w:lvlJc w:val="left"/>
     </w:lvl>
-    <w:lvl w:ilvl="3" w:tplc="FC5CF45A">
+    <w:lvl w:ilvl="3" w:tplc="E0A81028">
       <w:numFmt w:val="decimal"/>
       <w:lvlText w:val=""/>
       <w:lvlJc w:val="left"/>
     </w:lvl>
-    <w:lvl w:ilvl="4" w:tplc="E034DD08">
+    <w:lvl w:ilvl="4" w:tplc="1A74333E">
       <w:numFmt w:val="decimal"/>
       <w:lvlText w:val=""/>
       <w:lvlJc w:val="left"/>
     </w:lvl>
-    <w:lvl w:ilvl="5" w:tplc="000AEDBE">
+    <w:lvl w:ilvl="5" w:tplc="2CE006B6">
       <w:numFmt w:val="decimal"/>
       <w:lvlText w:val=""/>
       <w:lvlJc w:val="left"/>
     </w:lvl>
-    <w:lvl w:ilvl="6" w:tplc="1D6E63FC">
+    <w:lvl w:ilvl="6" w:tplc="E7F2BFCE">
       <w:numFmt w:val="decimal"/>
       <w:lvlText w:val=""/>
       <w:lvlJc w:val="left"/>
     </w:lvl>
-    <w:lvl w:ilvl="7" w:tplc="28907FCA">
+    <w:lvl w:ilvl="7" w:tplc="E99499E2">
       <w:numFmt w:val="decimal"/>
       <w:lvlText w:val=""/>
       <w:lvlJc w:val="left"/>
     </w:lvl>
-    <w:lvl w:ilvl="8" w:tplc="FFCCE568">
+    <w:lvl w:ilvl="8" w:tplc="1E061082">
       <w:numFmt w:val="decimal"/>
       <w:lvlText w:val=""/>
       <w:lvlJc w:val="left"/>
     </w:lvl>
   </w:abstractNum>
   <w:abstractNum w:abstractNumId="1" w15:restartNumberingAfterBreak="0">
-    <w:nsid w:val="17041E68"/>
+    <w:nsid w:val="1AA025FA"/>
     <w:multiLevelType w:val="hybridMultilevel"/>
-    <w:tmpl w:val="6E122ABA"/>
-    <w:lvl w:ilvl="0" w:tplc="9E50D6F0">
+    <w:tmpl w:val="4414052E"/>
+    <w:lvl w:ilvl="0" w:tplc="ED626ACE">
       <w:start w:val="1"/>
       <w:numFmt w:val="decimal"/>
       <w:lvlText w:val="%1."/>
@@ -14081,52 +14605,52 @@
         <w:color w:val="A67C27"/>
       </w:rPr>
     </w:lvl>
-    <w:lvl w:ilvl="1" w:tplc="69C08658">
+    <w:lvl w:ilvl="1" w:tplc="D0EEB79C">
       <w:numFmt w:val="decimal"/>
       <w:lvlText w:val=""/>
       <w:lvlJc w:val="left"/>
     </w:lvl>
-    <w:lvl w:ilvl="2" w:tplc="756E5AC4">
+    <w:lvl w:ilvl="2" w:tplc="944A5238">
       <w:numFmt w:val="decimal"/>
       <w:lvlText w:val=""/>
       <w:lvlJc w:val="left"/>
     </w:lvl>
-    <w:lvl w:ilvl="3" w:tplc="6CFA0FD4">
+    <w:lvl w:ilvl="3" w:tplc="BE020858">
       <w:numFmt w:val="decimal"/>
       <w:lvlText w:val=""/>
       <w:lvlJc w:val="left"/>
     </w:lvl>
-    <w:lvl w:ilvl="4" w:tplc="B0543C7A">
+    <w:lvl w:ilvl="4" w:tplc="5C30F7F2">
       <w:numFmt w:val="decimal"/>
       <w:lvlText w:val=""/>
       <w:lvlJc w:val="left"/>
     </w:lvl>
-    <w:lvl w:ilvl="5" w:tplc="74B6DB72">
+    <w:lvl w:ilvl="5" w:tplc="C854B0E4">
       <w:numFmt w:val="decimal"/>
       <w:lvlText w:val=""/>
       <w:lvlJc w:val="left"/>
     </w:lvl>
-    <w:lvl w:ilvl="6" w:tplc="67E2D85C">
+    <w:lvl w:ilvl="6" w:tplc="CEB450A4">
       <w:numFmt w:val="decimal"/>
       <w:lvlText w:val=""/>
       <w:lvlJc w:val="left"/>
     </w:lvl>
-    <w:lvl w:ilvl="7" w:tplc="B88A0FFC">
+    <w:lvl w:ilvl="7" w:tplc="264C9128">
       <w:numFmt w:val="decimal"/>
       <w:lvlText w:val=""/>
       <w:lvlJc w:val="left"/>
     </w:lvl>
-    <w:lvl w:ilvl="8" w:tplc="9C504852">
+    <w:lvl w:ilvl="8" w:tplc="525CE9E0">
       <w:numFmt w:val="decimal"/>
       <w:lvlText w:val=""/>
       <w:lvlJc w:val="left"/>
     </w:lvl>
   </w:abstractNum>
   <w:abstractNum w:abstractNumId="2" w15:restartNumberingAfterBreak="0">
-    <w:nsid w:val="1BCE59F4"/>
+    <w:nsid w:val="2BCF6CB2"/>
     <w:multiLevelType w:val="hybridMultilevel"/>
-    <w:tmpl w:val="79228A10"/>
-    <w:lvl w:ilvl="0" w:tplc="08309DE2">
+    <w:tmpl w:val="8DDA8294"/>
+    <w:lvl w:ilvl="0" w:tplc="0A9658DC">
       <w:start w:val="1"/>
       <w:numFmt w:val="decimal"/>
       <w:lvlText w:val="%1."/>
@@ -14140,110 +14664,197 @@
         <w:color w:val="A67C27"/>
       </w:rPr>
     </w:lvl>
-    <w:lvl w:ilvl="1" w:tplc="951A89FE">
+    <w:lvl w:ilvl="1" w:tplc="579671EC">
       <w:numFmt w:val="decimal"/>
       <w:lvlText w:val=""/>
       <w:lvlJc w:val="left"/>
     </w:lvl>
-    <w:lvl w:ilvl="2" w:tplc="8004B4FE">
+    <w:lvl w:ilvl="2" w:tplc="E6BEA168">
       <w:numFmt w:val="decimal"/>
       <w:lvlText w:val=""/>
       <w:lvlJc w:val="left"/>
     </w:lvl>
-    <w:lvl w:ilvl="3" w:tplc="1B364CC4">
+    <w:lvl w:ilvl="3" w:tplc="8466CB40">
       <w:numFmt w:val="decimal"/>
       <w:lvlText w:val=""/>
       <w:lvlJc w:val="left"/>
     </w:lvl>
-    <w:lvl w:ilvl="4" w:tplc="7C9CD65E">
+    <w:lvl w:ilvl="4" w:tplc="EC26F15A">
       <w:numFmt w:val="decimal"/>
       <w:lvlText w:val=""/>
       <w:lvlJc w:val="left"/>
     </w:lvl>
-    <w:lvl w:ilvl="5" w:tplc="7088A4A0">
+    <w:lvl w:ilvl="5" w:tplc="C37047C0">
       <w:numFmt w:val="decimal"/>
       <w:lvlText w:val=""/>
       <w:lvlJc w:val="left"/>
     </w:lvl>
-    <w:lvl w:ilvl="6" w:tplc="27040DEA">
+    <w:lvl w:ilvl="6" w:tplc="EF623402">
       <w:numFmt w:val="decimal"/>
       <w:lvlText w:val=""/>
       <w:lvlJc w:val="left"/>
     </w:lvl>
-    <w:lvl w:ilvl="7" w:tplc="2D7E89D8">
+    <w:lvl w:ilvl="7" w:tplc="B3903186">
       <w:numFmt w:val="decimal"/>
       <w:lvlText w:val=""/>
       <w:lvlJc w:val="left"/>
     </w:lvl>
-    <w:lvl w:ilvl="8" w:tplc="AF70D6D6">
+    <w:lvl w:ilvl="8" w:tplc="6290934C">
       <w:numFmt w:val="decimal"/>
       <w:lvlText w:val=""/>
       <w:lvlJc w:val="left"/>
     </w:lvl>
   </w:abstractNum>
   <w:abstractNum w:abstractNumId="3" w15:restartNumberingAfterBreak="0">
-    <w:nsid w:val="4F2C2190"/>
+    <w:nsid w:val="44250A1B"/>
     <w:multiLevelType w:val="hybridMultilevel"/>
-    <w:tmpl w:val="A2A62A80"/>
-    <w:lvl w:ilvl="0" w:tplc="E4FC50B2">
+    <w:tmpl w:val="AF4A1CA4"/>
+    <w:lvl w:ilvl="0" w:tplc="40F0BD3C">
       <w:start w:val="1"/>
-      <w:numFmt w:val="bullet"/>
-      <w:lvlText w:val="•"/>
+      <w:numFmt w:val="decimal"/>
+      <w:lvlText w:val="%1."/>
       <w:lvlJc w:val="left"/>
       <w:pPr>
-        <w:ind w:left="460" w:hanging="280"/>
-      </w:pPr>
+        <w:ind w:left="460" w:hanging="360"/>
+      </w:pPr>
+      <w:rPr>
+        <w:b/>
+        <w:bCs/>
+        <w:color w:val="A67C27"/>
+      </w:rPr>
     </w:lvl>
-    <w:lvl w:ilvl="1" w:tplc="502617E6">
-      <w:start w:val="1"/>
-      <w:numFmt w:val="bullet"/>
-      <w:lvlText w:val="–"/>
-      <w:lvlJc w:val="left"/>
-      <w:pPr>
-        <w:ind w:left="900" w:hanging="280"/>
-      </w:pPr>
-    </w:lvl>
-    <w:lvl w:ilvl="2" w:tplc="214A9562">
+    <w:lvl w:ilvl="1" w:tplc="5D82CF72">
       <w:numFmt w:val="decimal"/>
       <w:lvlText w:val=""/>
       <w:lvlJc w:val="left"/>
     </w:lvl>
-    <w:lvl w:ilvl="3" w:tplc="482C50F0">
+    <w:lvl w:ilvl="2" w:tplc="F0ACA578">
       <w:numFmt w:val="decimal"/>
       <w:lvlText w:val=""/>
       <w:lvlJc w:val="left"/>
     </w:lvl>
-    <w:lvl w:ilvl="4" w:tplc="61FC61D2">
+    <w:lvl w:ilvl="3" w:tplc="97AE56A2">
       <w:numFmt w:val="decimal"/>
       <w:lvlText w:val=""/>
       <w:lvlJc w:val="left"/>
     </w:lvl>
-    <w:lvl w:ilvl="5" w:tplc="42F8A096">
+    <w:lvl w:ilvl="4" w:tplc="0210A2CE">
       <w:numFmt w:val="decimal"/>
       <w:lvlText w:val=""/>
       <w:lvlJc w:val="left"/>
     </w:lvl>
-    <w:lvl w:ilvl="6" w:tplc="137AA024">
+    <w:lvl w:ilvl="5" w:tplc="4526101E">
       <w:numFmt w:val="decimal"/>
       <w:lvlText w:val=""/>
       <w:lvlJc w:val="left"/>
     </w:lvl>
-    <w:lvl w:ilvl="7" w:tplc="0B6CA5B0">
+    <w:lvl w:ilvl="6" w:tplc="C09EE3E8">
       <w:numFmt w:val="decimal"/>
       <w:lvlText w:val=""/>
       <w:lvlJc w:val="left"/>
     </w:lvl>
-    <w:lvl w:ilvl="8" w:tplc="E2B24792">
+    <w:lvl w:ilvl="7" w:tplc="CEDECFAA">
+      <w:numFmt w:val="decimal"/>
+      <w:lvlText w:val=""/>
+      <w:lvlJc w:val="left"/>
+    </w:lvl>
+    <w:lvl w:ilvl="8" w:tplc="4C2ED94E">
       <w:numFmt w:val="decimal"/>
       <w:lvlText w:val=""/>
       <w:lvlJc w:val="left"/>
     </w:lvl>
   </w:abstractNum>
   <w:abstractNum w:abstractNumId="4" w15:restartNumberingAfterBreak="0">
-    <w:nsid w:val="5F6F7C90"/>
+    <w:nsid w:val="48594F51"/>
     <w:multiLevelType w:val="hybridMultilevel"/>
-    <w:tmpl w:val="0CE28AFC"/>
-    <w:lvl w:ilvl="0" w:tplc="7BF4AE14">
+    <w:tmpl w:val="298C390E"/>
+    <w:lvl w:ilvl="0" w:tplc="3294AC6A">
+      <w:start w:val="1"/>
+      <w:numFmt w:val="bullet"/>
+      <w:lvlText w:val="●"/>
+      <w:lvlJc w:val="left"/>
+      <w:pPr>
+        <w:ind w:left="720" w:hanging="360"/>
+      </w:pPr>
+    </w:lvl>
+    <w:lvl w:ilvl="1" w:tplc="0E9E446A">
+      <w:start w:val="1"/>
+      <w:numFmt w:val="bullet"/>
+      <w:lvlText w:val="○"/>
+      <w:lvlJc w:val="left"/>
+      <w:pPr>
+        <w:ind w:left="1440" w:hanging="360"/>
+      </w:pPr>
+    </w:lvl>
+    <w:lvl w:ilvl="2" w:tplc="EDE06A34">
+      <w:start w:val="1"/>
+      <w:numFmt w:val="bullet"/>
+      <w:lvlText w:val="■"/>
+      <w:lvlJc w:val="left"/>
+      <w:pPr>
+        <w:ind w:left="2160" w:hanging="360"/>
+      </w:pPr>
+    </w:lvl>
+    <w:lvl w:ilvl="3" w:tplc="EAAC482E">
+      <w:start w:val="1"/>
+      <w:numFmt w:val="bullet"/>
+      <w:lvlText w:val="●"/>
+      <w:lvlJc w:val="left"/>
+      <w:pPr>
+        <w:ind w:left="2880" w:hanging="360"/>
+      </w:pPr>
+    </w:lvl>
+    <w:lvl w:ilvl="4" w:tplc="91529422">
+      <w:start w:val="1"/>
+      <w:numFmt w:val="bullet"/>
+      <w:lvlText w:val="○"/>
+      <w:lvlJc w:val="left"/>
+      <w:pPr>
+        <w:ind w:left="3600" w:hanging="360"/>
+      </w:pPr>
+    </w:lvl>
+    <w:lvl w:ilvl="5" w:tplc="73608896">
+      <w:start w:val="1"/>
+      <w:numFmt w:val="bullet"/>
+      <w:lvlText w:val="■"/>
+      <w:lvlJc w:val="left"/>
+      <w:pPr>
+        <w:ind w:left="4320" w:hanging="360"/>
+      </w:pPr>
+    </w:lvl>
+    <w:lvl w:ilvl="6" w:tplc="7898C3B2">
+      <w:start w:val="1"/>
+      <w:numFmt w:val="bullet"/>
+      <w:lvlText w:val="●"/>
+      <w:lvlJc w:val="left"/>
+      <w:pPr>
+        <w:ind w:left="5040" w:hanging="360"/>
+      </w:pPr>
+    </w:lvl>
+    <w:lvl w:ilvl="7" w:tplc="2FD6AD32">
+      <w:start w:val="1"/>
+      <w:numFmt w:val="bullet"/>
+      <w:lvlText w:val="●"/>
+      <w:lvlJc w:val="left"/>
+      <w:pPr>
+        <w:ind w:left="5760" w:hanging="360"/>
+      </w:pPr>
+    </w:lvl>
+    <w:lvl w:ilvl="8" w:tplc="03A40F58">
+      <w:start w:val="1"/>
+      <w:numFmt w:val="bullet"/>
+      <w:lvlText w:val="●"/>
+      <w:lvlJc w:val="left"/>
+      <w:pPr>
+        <w:ind w:left="6480" w:hanging="360"/>
+      </w:pPr>
+    </w:lvl>
+  </w:abstractNum>
+  <w:abstractNum w:abstractNumId="5" w15:restartNumberingAfterBreak="0">
+    <w:nsid w:val="49AC7ED6"/>
+    <w:multiLevelType w:val="hybridMultilevel"/>
+    <w:tmpl w:val="5E1A96B0"/>
+    <w:lvl w:ilvl="0" w:tplc="737A843E">
       <w:start w:val="1"/>
       <w:numFmt w:val="decimal"/>
       <w:lvlText w:val="%1."/>
@@ -14257,138 +14868,52 @@
         <w:color w:val="A67C27"/>
       </w:rPr>
     </w:lvl>
-    <w:lvl w:ilvl="1" w:tplc="E81E68BA">
+    <w:lvl w:ilvl="1" w:tplc="D9901B38">
       <w:numFmt w:val="decimal"/>
       <w:lvlText w:val=""/>
       <w:lvlJc w:val="left"/>
     </w:lvl>
-    <w:lvl w:ilvl="2" w:tplc="20829350">
+    <w:lvl w:ilvl="2" w:tplc="96F4B72A">
       <w:numFmt w:val="decimal"/>
       <w:lvlText w:val=""/>
       <w:lvlJc w:val="left"/>
     </w:lvl>
-    <w:lvl w:ilvl="3" w:tplc="F92CAA32">
+    <w:lvl w:ilvl="3" w:tplc="652841EA">
       <w:numFmt w:val="decimal"/>
       <w:lvlText w:val=""/>
       <w:lvlJc w:val="left"/>
     </w:lvl>
-    <w:lvl w:ilvl="4" w:tplc="D36A1C24">
+    <w:lvl w:ilvl="4" w:tplc="33909DA6">
       <w:numFmt w:val="decimal"/>
       <w:lvlText w:val=""/>
       <w:lvlJc w:val="left"/>
     </w:lvl>
-    <w:lvl w:ilvl="5" w:tplc="13109D2C">
+    <w:lvl w:ilvl="5" w:tplc="81421F4C">
       <w:numFmt w:val="decimal"/>
       <w:lvlText w:val=""/>
       <w:lvlJc w:val="left"/>
     </w:lvl>
-    <w:lvl w:ilvl="6" w:tplc="0B3AF8EE">
+    <w:lvl w:ilvl="6" w:tplc="32622D5E">
       <w:numFmt w:val="decimal"/>
       <w:lvlText w:val=""/>
       <w:lvlJc w:val="left"/>
     </w:lvl>
-    <w:lvl w:ilvl="7" w:tplc="8A2C311A">
+    <w:lvl w:ilvl="7" w:tplc="ECA8811E">
       <w:numFmt w:val="decimal"/>
       <w:lvlText w:val=""/>
       <w:lvlJc w:val="left"/>
     </w:lvl>
-    <w:lvl w:ilvl="8" w:tplc="25E8A4E0">
+    <w:lvl w:ilvl="8" w:tplc="D03E7C68">
       <w:numFmt w:val="decimal"/>
       <w:lvlText w:val=""/>
       <w:lvlJc w:val="left"/>
     </w:lvl>
   </w:abstractNum>
-  <w:abstractNum w:abstractNumId="5" w15:restartNumberingAfterBreak="0">
-    <w:nsid w:val="605B5B20"/>
+  <w:abstractNum w:abstractNumId="6" w15:restartNumberingAfterBreak="0">
+    <w:nsid w:val="55167F71"/>
     <w:multiLevelType w:val="hybridMultilevel"/>
-    <w:tmpl w:val="4C302ADE"/>
-    <w:lvl w:ilvl="0" w:tplc="D12AD750">
-      <w:start w:val="1"/>
-      <w:numFmt w:val="bullet"/>
-      <w:lvlText w:val="●"/>
-      <w:lvlJc w:val="left"/>
-      <w:pPr>
-        <w:ind w:left="720" w:hanging="360"/>
-      </w:pPr>
-    </w:lvl>
-    <w:lvl w:ilvl="1" w:tplc="AC386AE6">
-      <w:start w:val="1"/>
-      <w:numFmt w:val="bullet"/>
-      <w:lvlText w:val="○"/>
-      <w:lvlJc w:val="left"/>
-      <w:pPr>
-        <w:ind w:left="1440" w:hanging="360"/>
-      </w:pPr>
-    </w:lvl>
-    <w:lvl w:ilvl="2" w:tplc="8C26FF30">
-      <w:start w:val="1"/>
-      <w:numFmt w:val="bullet"/>
-      <w:lvlText w:val="■"/>
-      <w:lvlJc w:val="left"/>
-      <w:pPr>
-        <w:ind w:left="2160" w:hanging="360"/>
-      </w:pPr>
-    </w:lvl>
-    <w:lvl w:ilvl="3" w:tplc="5E986606">
-      <w:start w:val="1"/>
-      <w:numFmt w:val="bullet"/>
-      <w:lvlText w:val="●"/>
-      <w:lvlJc w:val="left"/>
-      <w:pPr>
-        <w:ind w:left="2880" w:hanging="360"/>
-      </w:pPr>
-    </w:lvl>
-    <w:lvl w:ilvl="4" w:tplc="64245016">
-      <w:start w:val="1"/>
-      <w:numFmt w:val="bullet"/>
-      <w:lvlText w:val="○"/>
-      <w:lvlJc w:val="left"/>
-      <w:pPr>
-        <w:ind w:left="3600" w:hanging="360"/>
-      </w:pPr>
-    </w:lvl>
-    <w:lvl w:ilvl="5" w:tplc="D2440AD2">
-      <w:start w:val="1"/>
-      <w:numFmt w:val="bullet"/>
-      <w:lvlText w:val="■"/>
-      <w:lvlJc w:val="left"/>
-      <w:pPr>
-        <w:ind w:left="4320" w:hanging="360"/>
-      </w:pPr>
-    </w:lvl>
-    <w:lvl w:ilvl="6" w:tplc="5AEEB5AC">
-      <w:start w:val="1"/>
-      <w:numFmt w:val="bullet"/>
-      <w:lvlText w:val="●"/>
-      <w:lvlJc w:val="left"/>
-      <w:pPr>
-        <w:ind w:left="5040" w:hanging="360"/>
-      </w:pPr>
-    </w:lvl>
-    <w:lvl w:ilvl="7" w:tplc="1076F822">
-      <w:start w:val="1"/>
-      <w:numFmt w:val="bullet"/>
-      <w:lvlText w:val="●"/>
-      <w:lvlJc w:val="left"/>
-      <w:pPr>
-        <w:ind w:left="5760" w:hanging="360"/>
-      </w:pPr>
-    </w:lvl>
-    <w:lvl w:ilvl="8" w:tplc="BC44F03A">
-      <w:start w:val="1"/>
-      <w:numFmt w:val="bullet"/>
-      <w:lvlText w:val="●"/>
-      <w:lvlJc w:val="left"/>
-      <w:pPr>
-        <w:ind w:left="6480" w:hanging="360"/>
-      </w:pPr>
-    </w:lvl>
-  </w:abstractNum>
-  <w:abstractNum w:abstractNumId="6" w15:restartNumberingAfterBreak="0">
-    <w:nsid w:val="6E0B6241"/>
-    <w:multiLevelType w:val="hybridMultilevel"/>
-    <w:tmpl w:val="6C848D80"/>
-    <w:lvl w:ilvl="0" w:tplc="06240508">
+    <w:tmpl w:val="C4E6433E"/>
+    <w:lvl w:ilvl="0" w:tplc="112647A4">
       <w:start w:val="1"/>
       <w:numFmt w:val="decimal"/>
       <w:lvlText w:val="%1."/>
@@ -14402,52 +14927,52 @@
         <w:color w:val="A67C27"/>
       </w:rPr>
     </w:lvl>
-    <w:lvl w:ilvl="1" w:tplc="717AE2DE">
+    <w:lvl w:ilvl="1" w:tplc="AEFEC1FA">
       <w:numFmt w:val="decimal"/>
       <w:lvlText w:val=""/>
       <w:lvlJc w:val="left"/>
     </w:lvl>
-    <w:lvl w:ilvl="2" w:tplc="DB3AFEE0">
+    <w:lvl w:ilvl="2" w:tplc="182A4980">
       <w:numFmt w:val="decimal"/>
       <w:lvlText w:val=""/>
       <w:lvlJc w:val="left"/>
     </w:lvl>
-    <w:lvl w:ilvl="3" w:tplc="90929CB0">
+    <w:lvl w:ilvl="3" w:tplc="4BECF8C8">
       <w:numFmt w:val="decimal"/>
       <w:lvlText w:val=""/>
       <w:lvlJc w:val="left"/>
     </w:lvl>
-    <w:lvl w:ilvl="4" w:tplc="9EA480D4">
+    <w:lvl w:ilvl="4" w:tplc="CBB69840">
       <w:numFmt w:val="decimal"/>
       <w:lvlText w:val=""/>
       <w:lvlJc w:val="left"/>
     </w:lvl>
-    <w:lvl w:ilvl="5" w:tplc="B00ADFF4">
+    <w:lvl w:ilvl="5" w:tplc="4AEA4778">
       <w:numFmt w:val="decimal"/>
       <w:lvlText w:val=""/>
       <w:lvlJc w:val="left"/>
     </w:lvl>
-    <w:lvl w:ilvl="6" w:tplc="2C6443A6">
+    <w:lvl w:ilvl="6" w:tplc="39802EDE">
       <w:numFmt w:val="decimal"/>
       <w:lvlText w:val=""/>
       <w:lvlJc w:val="left"/>
     </w:lvl>
-    <w:lvl w:ilvl="7" w:tplc="9CD40674">
+    <w:lvl w:ilvl="7" w:tplc="5DDACBF8">
       <w:numFmt w:val="decimal"/>
       <w:lvlText w:val=""/>
       <w:lvlJc w:val="left"/>
     </w:lvl>
-    <w:lvl w:ilvl="8" w:tplc="03BED248">
+    <w:lvl w:ilvl="8" w:tplc="83A4B242">
       <w:numFmt w:val="decimal"/>
       <w:lvlText w:val=""/>
       <w:lvlJc w:val="left"/>
     </w:lvl>
   </w:abstractNum>
   <w:abstractNum w:abstractNumId="7" w15:restartNumberingAfterBreak="0">
-    <w:nsid w:val="6EDE7C91"/>
+    <w:nsid w:val="60CA793D"/>
     <w:multiLevelType w:val="hybridMultilevel"/>
-    <w:tmpl w:val="492EFBFA"/>
-    <w:lvl w:ilvl="0" w:tplc="4978F680">
+    <w:tmpl w:val="D11EF522"/>
+    <w:lvl w:ilvl="0" w:tplc="C6B24C9A">
       <w:start w:val="1"/>
       <w:numFmt w:val="decimal"/>
       <w:lvlText w:val="%1."/>
@@ -14461,52 +14986,52 @@
         <w:color w:val="A67C27"/>
       </w:rPr>
     </w:lvl>
-    <w:lvl w:ilvl="1" w:tplc="1A882A94">
+    <w:lvl w:ilvl="1" w:tplc="1304D15C">
       <w:numFmt w:val="decimal"/>
       <w:lvlText w:val=""/>
       <w:lvlJc w:val="left"/>
     </w:lvl>
-    <w:lvl w:ilvl="2" w:tplc="C5DE6C02">
+    <w:lvl w:ilvl="2" w:tplc="50B229F6">
       <w:numFmt w:val="decimal"/>
       <w:lvlText w:val=""/>
       <w:lvlJc w:val="left"/>
     </w:lvl>
-    <w:lvl w:ilvl="3" w:tplc="038A1476">
+    <w:lvl w:ilvl="3" w:tplc="2174BE34">
       <w:numFmt w:val="decimal"/>
       <w:lvlText w:val=""/>
       <w:lvlJc w:val="left"/>
     </w:lvl>
-    <w:lvl w:ilvl="4" w:tplc="65B0945E">
+    <w:lvl w:ilvl="4" w:tplc="40240FA4">
       <w:numFmt w:val="decimal"/>
       <w:lvlText w:val=""/>
       <w:lvlJc w:val="left"/>
     </w:lvl>
-    <w:lvl w:ilvl="5" w:tplc="68AAB076">
+    <w:lvl w:ilvl="5" w:tplc="48567E1A">
       <w:numFmt w:val="decimal"/>
       <w:lvlText w:val=""/>
       <w:lvlJc w:val="left"/>
     </w:lvl>
-    <w:lvl w:ilvl="6" w:tplc="56740EEE">
+    <w:lvl w:ilvl="6" w:tplc="3C889D14">
       <w:numFmt w:val="decimal"/>
       <w:lvlText w:val=""/>
       <w:lvlJc w:val="left"/>
     </w:lvl>
-    <w:lvl w:ilvl="7" w:tplc="2B98AD6A">
+    <w:lvl w:ilvl="7" w:tplc="9E5A9316">
       <w:numFmt w:val="decimal"/>
       <w:lvlText w:val=""/>
       <w:lvlJc w:val="left"/>
     </w:lvl>
-    <w:lvl w:ilvl="8" w:tplc="38580490">
+    <w:lvl w:ilvl="8" w:tplc="2EC82166">
       <w:numFmt w:val="decimal"/>
       <w:lvlText w:val=""/>
       <w:lvlJc w:val="left"/>
     </w:lvl>
   </w:abstractNum>
   <w:abstractNum w:abstractNumId="8" w15:restartNumberingAfterBreak="0">
-    <w:nsid w:val="71CA1A17"/>
+    <w:nsid w:val="679046EB"/>
     <w:multiLevelType w:val="hybridMultilevel"/>
-    <w:tmpl w:val="1E6A3DCE"/>
-    <w:lvl w:ilvl="0" w:tplc="67603BF2">
+    <w:tmpl w:val="AB9E5E68"/>
+    <w:lvl w:ilvl="0" w:tplc="1F9AD7E0">
       <w:start w:val="1"/>
       <w:numFmt w:val="decimal"/>
       <w:lvlText w:val="%1."/>
@@ -14520,52 +15045,52 @@
         <w:color w:val="A67C27"/>
       </w:rPr>
     </w:lvl>
-    <w:lvl w:ilvl="1" w:tplc="0998538A">
+    <w:lvl w:ilvl="1" w:tplc="317CE50A">
       <w:numFmt w:val="decimal"/>
       <w:lvlText w:val=""/>
       <w:lvlJc w:val="left"/>
     </w:lvl>
-    <w:lvl w:ilvl="2" w:tplc="70E0DFA0">
+    <w:lvl w:ilvl="2" w:tplc="47F85F54">
       <w:numFmt w:val="decimal"/>
       <w:lvlText w:val=""/>
       <w:lvlJc w:val="left"/>
     </w:lvl>
-    <w:lvl w:ilvl="3" w:tplc="988EFFB2">
+    <w:lvl w:ilvl="3" w:tplc="8F2270CE">
       <w:numFmt w:val="decimal"/>
       <w:lvlText w:val=""/>
       <w:lvlJc w:val="left"/>
     </w:lvl>
-    <w:lvl w:ilvl="4" w:tplc="0F02295E">
+    <w:lvl w:ilvl="4" w:tplc="04AA5762">
       <w:numFmt w:val="decimal"/>
       <w:lvlText w:val=""/>
       <w:lvlJc w:val="left"/>
     </w:lvl>
-    <w:lvl w:ilvl="5" w:tplc="7F709202">
+    <w:lvl w:ilvl="5" w:tplc="C49662EA">
       <w:numFmt w:val="decimal"/>
       <w:lvlText w:val=""/>
       <w:lvlJc w:val="left"/>
     </w:lvl>
-    <w:lvl w:ilvl="6" w:tplc="D5E09D4C">
+    <w:lvl w:ilvl="6" w:tplc="1F764BCA">
       <w:numFmt w:val="decimal"/>
       <w:lvlText w:val=""/>
       <w:lvlJc w:val="left"/>
     </w:lvl>
-    <w:lvl w:ilvl="7" w:tplc="06BA47EA">
+    <w:lvl w:ilvl="7" w:tplc="EB74664C">
       <w:numFmt w:val="decimal"/>
       <w:lvlText w:val=""/>
       <w:lvlJc w:val="left"/>
     </w:lvl>
-    <w:lvl w:ilvl="8" w:tplc="2B12AAFE">
+    <w:lvl w:ilvl="8" w:tplc="0D6E9EEE">
       <w:numFmt w:val="decimal"/>
       <w:lvlText w:val=""/>
       <w:lvlJc w:val="left"/>
     </w:lvl>
   </w:abstractNum>
   <w:abstractNum w:abstractNumId="9" w15:restartNumberingAfterBreak="0">
-    <w:nsid w:val="722D7C96"/>
+    <w:nsid w:val="7E9D316F"/>
     <w:multiLevelType w:val="hybridMultilevel"/>
-    <w:tmpl w:val="C92E81A2"/>
-    <w:lvl w:ilvl="0" w:tplc="B4641452">
+    <w:tmpl w:val="6B62F694"/>
+    <w:lvl w:ilvl="0" w:tplc="2F7AB928">
       <w:start w:val="1"/>
       <w:numFmt w:val="decimal"/>
       <w:lvlText w:val="%1."/>
@@ -14579,103 +15104,167 @@
         <w:color w:val="A67C27"/>
       </w:rPr>
     </w:lvl>
-    <w:lvl w:ilvl="1" w:tplc="ECDC36F2">
+    <w:lvl w:ilvl="1" w:tplc="C9E63B98">
       <w:numFmt w:val="decimal"/>
       <w:lvlText w:val=""/>
       <w:lvlJc w:val="left"/>
     </w:lvl>
-    <w:lvl w:ilvl="2" w:tplc="35C89976">
+    <w:lvl w:ilvl="2" w:tplc="C7D81D90">
       <w:numFmt w:val="decimal"/>
       <w:lvlText w:val=""/>
       <w:lvlJc w:val="left"/>
     </w:lvl>
-    <w:lvl w:ilvl="3" w:tplc="BDAAD3C0">
+    <w:lvl w:ilvl="3" w:tplc="6B0E5902">
       <w:numFmt w:val="decimal"/>
       <w:lvlText w:val=""/>
       <w:lvlJc w:val="left"/>
     </w:lvl>
-    <w:lvl w:ilvl="4" w:tplc="F7261102">
+    <w:lvl w:ilvl="4" w:tplc="0AACB4BC">
       <w:numFmt w:val="decimal"/>
       <w:lvlText w:val=""/>
       <w:lvlJc w:val="left"/>
     </w:lvl>
-    <w:lvl w:ilvl="5" w:tplc="CE40E4AA">
+    <w:lvl w:ilvl="5" w:tplc="1034F7CA">
       <w:numFmt w:val="decimal"/>
       <w:lvlText w:val=""/>
       <w:lvlJc w:val="left"/>
     </w:lvl>
-    <w:lvl w:ilvl="6" w:tplc="FFF63326">
+    <w:lvl w:ilvl="6" w:tplc="B4163264">
       <w:numFmt w:val="decimal"/>
       <w:lvlText w:val=""/>
       <w:lvlJc w:val="left"/>
     </w:lvl>
-    <w:lvl w:ilvl="7" w:tplc="9EAE05F0">
+    <w:lvl w:ilvl="7" w:tplc="B8204B40">
       <w:numFmt w:val="decimal"/>
       <w:lvlText w:val=""/>
       <w:lvlJc w:val="left"/>
     </w:lvl>
-    <w:lvl w:ilvl="8" w:tplc="21065C0C">
+    <w:lvl w:ilvl="8" w:tplc="404AC704">
       <w:numFmt w:val="decimal"/>
       <w:lvlText w:val=""/>
       <w:lvlJc w:val="left"/>
     </w:lvl>
   </w:abstractNum>
-  <w:num w:numId="1" w16cid:durableId="531378054">
+  <w:abstractNum w:abstractNumId="10" w15:restartNumberingAfterBreak="0">
+    <w:nsid w:val="7EA41CD1"/>
+    <w:multiLevelType w:val="hybridMultilevel"/>
+    <w:tmpl w:val="61B848F4"/>
+    <w:lvl w:ilvl="0" w:tplc="317E019A">
+      <w:start w:val="1"/>
+      <w:numFmt w:val="bullet"/>
+      <w:lvlText w:val="•"/>
+      <w:lvlJc w:val="left"/>
+      <w:pPr>
+        <w:ind w:left="460" w:hanging="280"/>
+      </w:pPr>
+    </w:lvl>
+    <w:lvl w:ilvl="1" w:tplc="BF06EF90">
+      <w:start w:val="1"/>
+      <w:numFmt w:val="bullet"/>
+      <w:lvlText w:val="–"/>
+      <w:lvlJc w:val="left"/>
+      <w:pPr>
+        <w:ind w:left="900" w:hanging="280"/>
+      </w:pPr>
+    </w:lvl>
+    <w:lvl w:ilvl="2" w:tplc="EAB00E26">
+      <w:numFmt w:val="decimal"/>
+      <w:lvlText w:val=""/>
+      <w:lvlJc w:val="left"/>
+    </w:lvl>
+    <w:lvl w:ilvl="3" w:tplc="38581A3A">
+      <w:numFmt w:val="decimal"/>
+      <w:lvlText w:val=""/>
+      <w:lvlJc w:val="left"/>
+    </w:lvl>
+    <w:lvl w:ilvl="4" w:tplc="AD263496">
+      <w:numFmt w:val="decimal"/>
+      <w:lvlText w:val=""/>
+      <w:lvlJc w:val="left"/>
+    </w:lvl>
+    <w:lvl w:ilvl="5" w:tplc="E4228CC4">
+      <w:numFmt w:val="decimal"/>
+      <w:lvlText w:val=""/>
+      <w:lvlJc w:val="left"/>
+    </w:lvl>
+    <w:lvl w:ilvl="6" w:tplc="D9DC52F8">
+      <w:numFmt w:val="decimal"/>
+      <w:lvlText w:val=""/>
+      <w:lvlJc w:val="left"/>
+    </w:lvl>
+    <w:lvl w:ilvl="7" w:tplc="6908C4D6">
+      <w:numFmt w:val="decimal"/>
+      <w:lvlText w:val=""/>
+      <w:lvlJc w:val="left"/>
+    </w:lvl>
+    <w:lvl w:ilvl="8" w:tplc="FE2EE8A6">
+      <w:numFmt w:val="decimal"/>
+      <w:lvlText w:val=""/>
+      <w:lvlJc w:val="left"/>
+    </w:lvl>
+  </w:abstractNum>
+  <w:num w:numId="1" w16cid:durableId="1628582032">
+    <w:abstractNumId w:val="4"/>
+    <w:lvlOverride w:ilvl="0">
+      <w:startOverride w:val="1"/>
+    </w:lvlOverride>
+  </w:num>
+  <w:num w:numId="2" w16cid:durableId="1999386062">
+    <w:abstractNumId w:val="10"/>
+    <w:lvlOverride w:ilvl="0">
+      <w:startOverride w:val="1"/>
+    </w:lvlOverride>
+  </w:num>
+  <w:num w:numId="3" w16cid:durableId="624308768">
+    <w:abstractNumId w:val="7"/>
+    <w:lvlOverride w:ilvl="0">
+      <w:startOverride w:val="1"/>
+    </w:lvlOverride>
+  </w:num>
+  <w:num w:numId="4" w16cid:durableId="272057186">
+    <w:abstractNumId w:val="2"/>
+    <w:lvlOverride w:ilvl="0">
+      <w:startOverride w:val="1"/>
+    </w:lvlOverride>
+  </w:num>
+  <w:num w:numId="5" w16cid:durableId="1670670342">
+    <w:abstractNumId w:val="6"/>
+    <w:lvlOverride w:ilvl="0">
+      <w:startOverride w:val="1"/>
+    </w:lvlOverride>
+  </w:num>
+  <w:num w:numId="6" w16cid:durableId="733313754">
+    <w:abstractNumId w:val="9"/>
+    <w:lvlOverride w:ilvl="0">
+      <w:startOverride w:val="1"/>
+    </w:lvlOverride>
+  </w:num>
+  <w:num w:numId="7" w16cid:durableId="865020899">
+    <w:abstractNumId w:val="3"/>
+    <w:lvlOverride w:ilvl="0">
+      <w:startOverride w:val="1"/>
+    </w:lvlOverride>
+  </w:num>
+  <w:num w:numId="8" w16cid:durableId="547570923">
+    <w:abstractNumId w:val="8"/>
+    <w:lvlOverride w:ilvl="0">
+      <w:startOverride w:val="1"/>
+    </w:lvlOverride>
+  </w:num>
+  <w:num w:numId="9" w16cid:durableId="1263105633">
     <w:abstractNumId w:val="5"/>
     <w:lvlOverride w:ilvl="0">
       <w:startOverride w:val="1"/>
     </w:lvlOverride>
   </w:num>
-  <w:num w:numId="2" w16cid:durableId="41365878">
-    <w:abstractNumId w:val="3"/>
+  <w:num w:numId="10" w16cid:durableId="1614706166">
+    <w:abstractNumId w:val="1"/>
     <w:lvlOverride w:ilvl="0">
       <w:startOverride w:val="1"/>
     </w:lvlOverride>
   </w:num>
-  <w:num w:numId="3" w16cid:durableId="1011840218">
-    <w:abstractNumId w:val="7"/>
-    <w:lvlOverride w:ilvl="0">
-      <w:startOverride w:val="1"/>
-    </w:lvlOverride>
-  </w:num>
-  <w:num w:numId="4" w16cid:durableId="2005892343">
-    <w:abstractNumId w:val="6"/>
-    <w:lvlOverride w:ilvl="0">
-      <w:startOverride w:val="1"/>
-    </w:lvlOverride>
-  </w:num>
-  <w:num w:numId="5" w16cid:durableId="1135833951">
+  <w:num w:numId="11" w16cid:durableId="1817456683">
     <w:abstractNumId w:val="0"/>
-    <w:lvlOverride w:ilvl="0">
-      <w:startOverride w:val="1"/>
-    </w:lvlOverride>
-  </w:num>
-  <w:num w:numId="6" w16cid:durableId="390272578">
-    <w:abstractNumId w:val="9"/>
-    <w:lvlOverride w:ilvl="0">
-      <w:startOverride w:val="1"/>
-    </w:lvlOverride>
-  </w:num>
-  <w:num w:numId="7" w16cid:durableId="1343242153">
-    <w:abstractNumId w:val="4"/>
-    <w:lvlOverride w:ilvl="0">
-      <w:startOverride w:val="1"/>
-    </w:lvlOverride>
-  </w:num>
-  <w:num w:numId="8" w16cid:durableId="495190638">
-    <w:abstractNumId w:val="8"/>
-    <w:lvlOverride w:ilvl="0">
-      <w:startOverride w:val="1"/>
-    </w:lvlOverride>
-  </w:num>
-  <w:num w:numId="9" w16cid:durableId="1033923992">
-    <w:abstractNumId w:val="2"/>
-    <w:lvlOverride w:ilvl="0">
-      <w:startOverride w:val="1"/>
-    </w:lvlOverride>
-  </w:num>
-  <w:num w:numId="10" w16cid:durableId="1755394547">
-    <w:abstractNumId w:val="1"/>
     <w:lvlOverride w:ilvl="0">
       <w:startOverride w:val="1"/>
     </w:lvlOverride>
@@ -15300,7 +15889,7 @@
     <w:autoRedefine/>
     <w:uiPriority w:val="39"/>
     <w:unhideWhenUsed/>
-    <w:rsid w:val="00CB6065"/>
+    <w:rsid w:val="00736734"/>
     <w:pPr>
       <w:spacing w:after="100"/>
     </w:pPr>
@@ -15312,7 +15901,7 @@
     <w:autoRedefine/>
     <w:uiPriority w:val="39"/>
     <w:unhideWhenUsed/>
-    <w:rsid w:val="00CB6065"/>
+    <w:rsid w:val="00736734"/>
     <w:pPr>
       <w:spacing w:after="100"/>
       <w:ind w:left="210"/>

--- a/docs/manuals/Role_Guide_5_KII_RA.docx
+++ b/docs/manuals/Role_Guide_5_KII_RA.docx
@@ -69,7 +69,7 @@
           <w:left w:w="10" w:type="dxa"/>
           <w:right w:w="10" w:type="dxa"/>
         </w:tblCellMar>
-        <w:tblLook w:val="04A0" w:firstRow="1" w:lastRow="0" w:firstColumn="1" w:lastColumn="0" w:noHBand="0" w:noVBand="1"/>
+        <w:tblLook w:val="0000" w:firstRow="0" w:lastRow="0" w:firstColumn="0" w:lastColumn="0" w:noHBand="0" w:noVBand="0"/>
       </w:tblPr>
       <w:tblGrid>
         <w:gridCol w:w="2300"/>
@@ -469,7 +469,7 @@
                 <w:sz w:val="19"/>
                 <w:szCs w:val="19"/>
               </w:rPr>
-              <w:t>Version 1.14 · 1 October 2026</w:t>
+              <w:t>Version 1.15 · 1 October 2026</w:t>
             </w:r>
           </w:p>
         </w:tc>
@@ -538,7 +538,7 @@
     <w:sdt>
       <w:sdtPr>
         <w:alias w:val="Contents"/>
-        <w:id w:val="-774639021"/>
+        <w:id w:val="-915938357"/>
       </w:sdtPr>
       <w:sdtEndPr/>
       <w:sdtContent>
@@ -567,7 +567,7 @@
           <w:r>
             <w:fldChar w:fldCharType="separate"/>
           </w:r>
-          <w:hyperlink w:anchor="_Toc241780778" w:history="1">
+          <w:hyperlink w:anchor="_Toc241781844" w:history="1">
             <w:r>
               <w:rPr>
                 <w:rStyle w:val="Hyperlink"/>
@@ -591,7 +591,7 @@
               <w:rPr>
                 <w:noProof/>
               </w:rPr>
-              <w:instrText xml:space="preserve"> PAGEREF _Toc241780778 \h </w:instrText>
+              <w:instrText xml:space="preserve"> PAGEREF _Toc241781844 \h </w:instrText>
             </w:r>
             <w:r>
               <w:rPr>
@@ -634,7 +634,7 @@
               <w14:ligatures w14:val="standardContextual"/>
             </w:rPr>
           </w:pPr>
-          <w:hyperlink w:anchor="_Toc241780779" w:history="1">
+          <w:hyperlink w:anchor="_Toc241781845" w:history="1">
             <w:r>
               <w:rPr>
                 <w:rStyle w:val="Hyperlink"/>
@@ -658,7 +658,7 @@
               <w:rPr>
                 <w:noProof/>
               </w:rPr>
-              <w:instrText xml:space="preserve"> PAGEREF _Toc241780779 \h </w:instrText>
+              <w:instrText xml:space="preserve"> PAGEREF _Toc241781845 \h </w:instrText>
             </w:r>
             <w:r>
               <w:rPr>
@@ -701,7 +701,7 @@
               <w14:ligatures w14:val="standardContextual"/>
             </w:rPr>
           </w:pPr>
-          <w:hyperlink w:anchor="_Toc241780780" w:history="1">
+          <w:hyperlink w:anchor="_Toc241781846" w:history="1">
             <w:r>
               <w:rPr>
                 <w:rStyle w:val="Hyperlink"/>
@@ -725,7 +725,7 @@
               <w:rPr>
                 <w:noProof/>
               </w:rPr>
-              <w:instrText xml:space="preserve"> PAGEREF _Toc241780780 \h </w:instrText>
+              <w:instrText xml:space="preserve"> PAGEREF _Toc241781846 \h </w:instrText>
             </w:r>
             <w:r>
               <w:rPr>
@@ -768,7 +768,7 @@
               <w14:ligatures w14:val="standardContextual"/>
             </w:rPr>
           </w:pPr>
-          <w:hyperlink w:anchor="_Toc241780781" w:history="1">
+          <w:hyperlink w:anchor="_Toc241781847" w:history="1">
             <w:r>
               <w:rPr>
                 <w:rStyle w:val="Hyperlink"/>
@@ -792,7 +792,7 @@
               <w:rPr>
                 <w:noProof/>
               </w:rPr>
-              <w:instrText xml:space="preserve"> PAGEREF _Toc241780781 \h </w:instrText>
+              <w:instrText xml:space="preserve"> PAGEREF _Toc241781847 \h </w:instrText>
             </w:r>
             <w:r>
               <w:rPr>
@@ -835,7 +835,7 @@
               <w14:ligatures w14:val="standardContextual"/>
             </w:rPr>
           </w:pPr>
-          <w:hyperlink w:anchor="_Toc241780782" w:history="1">
+          <w:hyperlink w:anchor="_Toc241781848" w:history="1">
             <w:r>
               <w:rPr>
                 <w:rStyle w:val="Hyperlink"/>
@@ -859,7 +859,7 @@
               <w:rPr>
                 <w:noProof/>
               </w:rPr>
-              <w:instrText xml:space="preserve"> PAGEREF _Toc241780782 \h </w:instrText>
+              <w:instrText xml:space="preserve"> PAGEREF _Toc241781848 \h </w:instrText>
             </w:r>
             <w:r>
               <w:rPr>
@@ -902,7 +902,7 @@
               <w14:ligatures w14:val="standardContextual"/>
             </w:rPr>
           </w:pPr>
-          <w:hyperlink w:anchor="_Toc241780783" w:history="1">
+          <w:hyperlink w:anchor="_Toc241781849" w:history="1">
             <w:r>
               <w:rPr>
                 <w:rStyle w:val="Hyperlink"/>
@@ -926,7 +926,7 @@
               <w:rPr>
                 <w:noProof/>
               </w:rPr>
-              <w:instrText xml:space="preserve"> PAGEREF _Toc241780783 \h </w:instrText>
+              <w:instrText xml:space="preserve"> PAGEREF _Toc241781849 \h </w:instrText>
             </w:r>
             <w:r>
               <w:rPr>
@@ -969,7 +969,7 @@
               <w14:ligatures w14:val="standardContextual"/>
             </w:rPr>
           </w:pPr>
-          <w:hyperlink w:anchor="_Toc241780784" w:history="1">
+          <w:hyperlink w:anchor="_Toc241781850" w:history="1">
             <w:r>
               <w:rPr>
                 <w:rStyle w:val="Hyperlink"/>
@@ -993,7 +993,7 @@
               <w:rPr>
                 <w:noProof/>
               </w:rPr>
-              <w:instrText xml:space="preserve"> PAGEREF _Toc241780784 \h </w:instrText>
+              <w:instrText xml:space="preserve"> PAGEREF _Toc241781850 \h </w:instrText>
             </w:r>
             <w:r>
               <w:rPr>
@@ -1036,7 +1036,7 @@
               <w14:ligatures w14:val="standardContextual"/>
             </w:rPr>
           </w:pPr>
-          <w:hyperlink w:anchor="_Toc241780785" w:history="1">
+          <w:hyperlink w:anchor="_Toc241781851" w:history="1">
             <w:r>
               <w:rPr>
                 <w:rStyle w:val="Hyperlink"/>
@@ -1060,7 +1060,7 @@
               <w:rPr>
                 <w:noProof/>
               </w:rPr>
-              <w:instrText xml:space="preserve"> PAGEREF _Toc241780785 \h </w:instrText>
+              <w:instrText xml:space="preserve"> PAGEREF _Toc241781851 \h </w:instrText>
             </w:r>
             <w:r>
               <w:rPr>
@@ -1103,7 +1103,7 @@
               <w14:ligatures w14:val="standardContextual"/>
             </w:rPr>
           </w:pPr>
-          <w:hyperlink w:anchor="_Toc241780786" w:history="1">
+          <w:hyperlink w:anchor="_Toc241781852" w:history="1">
             <w:r>
               <w:rPr>
                 <w:rStyle w:val="Hyperlink"/>
@@ -1127,7 +1127,7 @@
               <w:rPr>
                 <w:noProof/>
               </w:rPr>
-              <w:instrText xml:space="preserve"> PAGEREF _Toc241780786 \h </w:instrText>
+              <w:instrText xml:space="preserve"> PAGEREF _Toc241781852 \h </w:instrText>
             </w:r>
             <w:r>
               <w:rPr>
@@ -1170,7 +1170,7 @@
               <w14:ligatures w14:val="standardContextual"/>
             </w:rPr>
           </w:pPr>
-          <w:hyperlink w:anchor="_Toc241780787" w:history="1">
+          <w:hyperlink w:anchor="_Toc241781853" w:history="1">
             <w:r>
               <w:rPr>
                 <w:rStyle w:val="Hyperlink"/>
@@ -1194,7 +1194,7 @@
               <w:rPr>
                 <w:noProof/>
               </w:rPr>
-              <w:instrText xml:space="preserve"> PAGEREF _Toc241780787 \h </w:instrText>
+              <w:instrText xml:space="preserve"> PAGEREF _Toc241781853 \h </w:instrText>
             </w:r>
             <w:r>
               <w:rPr>
@@ -1237,13 +1237,13 @@
               <w14:ligatures w14:val="standardContextual"/>
             </w:rPr>
           </w:pPr>
-          <w:hyperlink w:anchor="_Toc241780788" w:history="1">
+          <w:hyperlink w:anchor="_Toc241781854" w:history="1">
             <w:r>
               <w:rPr>
                 <w:rStyle w:val="Hyperlink"/>
                 <w:noProof/>
               </w:rPr>
-              <w:t>4.3 Taking a KII from invitation to coded transcript</w:t>
+              <w:t>4.3 Correcting a KII record's details</w:t>
             </w:r>
             <w:r>
               <w:rPr>
@@ -1261,7 +1261,7 @@
               <w:rPr>
                 <w:noProof/>
               </w:rPr>
-              <w:instrText xml:space="preserve"> PAGEREF _Toc241780788 \h </w:instrText>
+              <w:instrText xml:space="preserve"> PAGEREF _Toc241781854 \h </w:instrText>
             </w:r>
             <w:r>
               <w:rPr>
@@ -1304,13 +1304,13 @@
               <w14:ligatures w14:val="standardContextual"/>
             </w:rPr>
           </w:pPr>
-          <w:hyperlink w:anchor="_Toc241780789" w:history="1">
+          <w:hyperlink w:anchor="_Toc241781855" w:history="1">
             <w:r>
               <w:rPr>
                 <w:rStyle w:val="Hyperlink"/>
                 <w:noProof/>
               </w:rPr>
-              <w:t>4.4 Opening the KII Guide with the KII ID filled in</w:t>
+              <w:t>4.4 Taking a KII from invitation to coded transcript</w:t>
             </w:r>
             <w:r>
               <w:rPr>
@@ -1328,7 +1328,7 @@
               <w:rPr>
                 <w:noProof/>
               </w:rPr>
-              <w:instrText xml:space="preserve"> PAGEREF _Toc241780789 \h </w:instrText>
+              <w:instrText xml:space="preserve"> PAGEREF _Toc241781855 \h </w:instrText>
             </w:r>
             <w:r>
               <w:rPr>
@@ -1345,7 +1345,7 @@
               <w:rPr>
                 <w:noProof/>
               </w:rPr>
-              <w:t>9</w:t>
+              <w:t>8</w:t>
             </w:r>
             <w:r>
               <w:rPr>
@@ -1371,13 +1371,13 @@
               <w14:ligatures w14:val="standardContextual"/>
             </w:rPr>
           </w:pPr>
-          <w:hyperlink w:anchor="_Toc241780790" w:history="1">
+          <w:hyperlink w:anchor="_Toc241781856" w:history="1">
             <w:r>
               <w:rPr>
                 <w:rStyle w:val="Hyperlink"/>
                 <w:noProof/>
               </w:rPr>
-              <w:t>4.5 Sending the informant their own link (self-service)</w:t>
+              <w:t>4.5 Opening the KII Guide with the KII ID filled in</w:t>
             </w:r>
             <w:r>
               <w:rPr>
@@ -1395,7 +1395,7 @@
               <w:rPr>
                 <w:noProof/>
               </w:rPr>
-              <w:instrText xml:space="preserve"> PAGEREF _Toc241780790 \h </w:instrText>
+              <w:instrText xml:space="preserve"> PAGEREF _Toc241781856 \h </w:instrText>
             </w:r>
             <w:r>
               <w:rPr>
@@ -1412,7 +1412,7 @@
               <w:rPr>
                 <w:noProof/>
               </w:rPr>
-              <w:t>9</w:t>
+              <w:t>10</w:t>
             </w:r>
             <w:r>
               <w:rPr>
@@ -1438,13 +1438,13 @@
               <w14:ligatures w14:val="standardContextual"/>
             </w:rPr>
           </w:pPr>
-          <w:hyperlink w:anchor="_Toc241780791" w:history="1">
+          <w:hyperlink w:anchor="_Toc241781857" w:history="1">
             <w:r>
               <w:rPr>
                 <w:rStyle w:val="Hyperlink"/>
                 <w:noProof/>
               </w:rPr>
-              <w:t>4.6 Verifying a profile with the respondent, and reconciling it afterwards</w:t>
+              <w:t>4.6 Sending the informant their own link (self-service)</w:t>
             </w:r>
             <w:r>
               <w:rPr>
@@ -1462,7 +1462,7 @@
               <w:rPr>
                 <w:noProof/>
               </w:rPr>
-              <w:instrText xml:space="preserve"> PAGEREF _Toc241780791 \h </w:instrText>
+              <w:instrText xml:space="preserve"> PAGEREF _Toc241781857 \h </w:instrText>
             </w:r>
             <w:r>
               <w:rPr>
@@ -1505,13 +1505,13 @@
               <w14:ligatures w14:val="standardContextual"/>
             </w:rPr>
           </w:pPr>
-          <w:hyperlink w:anchor="_Toc241780792" w:history="1">
+          <w:hyperlink w:anchor="_Toc241781858" w:history="1">
             <w:r>
               <w:rPr>
                 <w:rStyle w:val="Hyperlink"/>
                 <w:noProof/>
               </w:rPr>
-              <w:t>4.7 Downloading or emailing completed forms (Form PDFs)</w:t>
+              <w:t>4.7 Verifying a profile with the respondent, and reconciling it afterwards</w:t>
             </w:r>
             <w:r>
               <w:rPr>
@@ -1529,7 +1529,7 @@
               <w:rPr>
                 <w:noProof/>
               </w:rPr>
-              <w:instrText xml:space="preserve"> PAGEREF _Toc241780792 \h </w:instrText>
+              <w:instrText xml:space="preserve"> PAGEREF _Toc241781858 \h </w:instrText>
             </w:r>
             <w:r>
               <w:rPr>
@@ -1546,7 +1546,7 @@
               <w:rPr>
                 <w:noProof/>
               </w:rPr>
-              <w:t>12</w:t>
+              <w:t>11</w:t>
             </w:r>
             <w:r>
               <w:rPr>
@@ -1572,13 +1572,13 @@
               <w14:ligatures w14:val="standardContextual"/>
             </w:rPr>
           </w:pPr>
-          <w:hyperlink w:anchor="_Toc241780793" w:history="1">
+          <w:hyperlink w:anchor="_Toc241781859" w:history="1">
             <w:r>
               <w:rPr>
                 <w:rStyle w:val="Hyperlink"/>
                 <w:noProof/>
               </w:rPr>
-              <w:t>4.8 Consent in interviews</w:t>
+              <w:t>4.8 Downloading or emailing completed forms (Form PDFs)</w:t>
             </w:r>
             <w:r>
               <w:rPr>
@@ -1596,7 +1596,7 @@
               <w:rPr>
                 <w:noProof/>
               </w:rPr>
-              <w:instrText xml:space="preserve"> PAGEREF _Toc241780793 \h </w:instrText>
+              <w:instrText xml:space="preserve"> PAGEREF _Toc241781859 \h </w:instrText>
             </w:r>
             <w:r>
               <w:rPr>
@@ -1614,6 +1614,73 @@
                 <w:noProof/>
               </w:rPr>
               <w:t>13</w:t>
+            </w:r>
+            <w:r>
+              <w:rPr>
+                <w:noProof/>
+              </w:rPr>
+              <w:fldChar w:fldCharType="end"/>
+            </w:r>
+          </w:hyperlink>
+        </w:p>
+        <w:p>
+          <w:pPr>
+            <w:pStyle w:val="TOC2"/>
+            <w:tabs>
+              <w:tab w:val="right" w:leader="dot" w:pos="9402"/>
+            </w:tabs>
+            <w:rPr>
+              <w:rFonts w:asciiTheme="minorHAnsi" w:eastAsiaTheme="minorEastAsia" w:hAnsiTheme="minorHAnsi" w:cstheme="minorBidi"/>
+              <w:noProof/>
+              <w:color w:val="auto"/>
+              <w:kern w:val="2"/>
+              <w:sz w:val="24"/>
+              <w:szCs w:val="24"/>
+              <w14:ligatures w14:val="standardContextual"/>
+            </w:rPr>
+          </w:pPr>
+          <w:hyperlink w:anchor="_Toc241781860" w:history="1">
+            <w:r>
+              <w:rPr>
+                <w:rStyle w:val="Hyperlink"/>
+                <w:noProof/>
+              </w:rPr>
+              <w:t>4.9 Consent in interviews</w:t>
+            </w:r>
+            <w:r>
+              <w:rPr>
+                <w:noProof/>
+              </w:rPr>
+              <w:tab/>
+            </w:r>
+            <w:r>
+              <w:rPr>
+                <w:noProof/>
+              </w:rPr>
+              <w:fldChar w:fldCharType="begin"/>
+            </w:r>
+            <w:r>
+              <w:rPr>
+                <w:noProof/>
+              </w:rPr>
+              <w:instrText xml:space="preserve"> PAGEREF _Toc241781860 \h </w:instrText>
+            </w:r>
+            <w:r>
+              <w:rPr>
+                <w:noProof/>
+              </w:rPr>
+            </w:r>
+            <w:r>
+              <w:rPr>
+                <w:noProof/>
+              </w:rPr>
+              <w:fldChar w:fldCharType="separate"/>
+            </w:r>
+            <w:r>
+              <w:rPr>
+                <w:noProof/>
+              </w:rPr>
+              <w:t>14</w:t>
             </w:r>
             <w:r>
               <w:rPr>
@@ -1639,7 +1706,7 @@
               <w14:ligatures w14:val="standardContextual"/>
             </w:rPr>
           </w:pPr>
-          <w:hyperlink w:anchor="_Toc241780794" w:history="1">
+          <w:hyperlink w:anchor="_Toc241781861" w:history="1">
             <w:r>
               <w:rPr>
                 <w:rStyle w:val="Hyperlink"/>
@@ -1663,7 +1730,7 @@
               <w:rPr>
                 <w:noProof/>
               </w:rPr>
-              <w:instrText xml:space="preserve"> PAGEREF _Toc241780794 \h </w:instrText>
+              <w:instrText xml:space="preserve"> PAGEREF _Toc241781861 \h </w:instrText>
             </w:r>
             <w:r>
               <w:rPr>
@@ -1680,7 +1747,7 @@
               <w:rPr>
                 <w:noProof/>
               </w:rPr>
-              <w:t>14</w:t>
+              <w:t>15</w:t>
             </w:r>
             <w:r>
               <w:rPr>
@@ -1706,7 +1773,7 @@
               <w14:ligatures w14:val="standardContextual"/>
             </w:rPr>
           </w:pPr>
-          <w:hyperlink w:anchor="_Toc241780795" w:history="1">
+          <w:hyperlink w:anchor="_Toc241781862" w:history="1">
             <w:r>
               <w:rPr>
                 <w:rStyle w:val="Hyperlink"/>
@@ -1730,7 +1797,7 @@
               <w:rPr>
                 <w:noProof/>
               </w:rPr>
-              <w:instrText xml:space="preserve"> PAGEREF _Toc241780795 \h </w:instrText>
+              <w:instrText xml:space="preserve"> PAGEREF _Toc241781862 \h </w:instrText>
             </w:r>
             <w:r>
               <w:rPr>
@@ -1747,7 +1814,7 @@
               <w:rPr>
                 <w:noProof/>
               </w:rPr>
-              <w:t>15</w:t>
+              <w:t>16</w:t>
             </w:r>
             <w:r>
               <w:rPr>
@@ -1773,7 +1840,7 @@
               <w14:ligatures w14:val="standardContextual"/>
             </w:rPr>
           </w:pPr>
-          <w:hyperlink w:anchor="_Toc241780796" w:history="1">
+          <w:hyperlink w:anchor="_Toc241781863" w:history="1">
             <w:r>
               <w:rPr>
                 <w:rStyle w:val="Hyperlink"/>
@@ -1797,7 +1864,7 @@
               <w:rPr>
                 <w:noProof/>
               </w:rPr>
-              <w:instrText xml:space="preserve"> PAGEREF _Toc241780796 \h </w:instrText>
+              <w:instrText xml:space="preserve"> PAGEREF _Toc241781863 \h </w:instrText>
             </w:r>
             <w:r>
               <w:rPr>
@@ -1814,7 +1881,7 @@
               <w:rPr>
                 <w:noProof/>
               </w:rPr>
-              <w:t>16</w:t>
+              <w:t>17</w:t>
             </w:r>
             <w:r>
               <w:rPr>
@@ -1840,7 +1907,7 @@
               <w14:ligatures w14:val="standardContextual"/>
             </w:rPr>
           </w:pPr>
-          <w:hyperlink w:anchor="_Toc241780797" w:history="1">
+          <w:hyperlink w:anchor="_Toc241781864" w:history="1">
             <w:r>
               <w:rPr>
                 <w:rStyle w:val="Hyperlink"/>
@@ -1864,7 +1931,7 @@
               <w:rPr>
                 <w:noProof/>
               </w:rPr>
-              <w:instrText xml:space="preserve"> PAGEREF _Toc241780797 \h </w:instrText>
+              <w:instrText xml:space="preserve"> PAGEREF _Toc241781864 \h </w:instrText>
             </w:r>
             <w:r>
               <w:rPr>
@@ -1881,7 +1948,7 @@
               <w:rPr>
                 <w:noProof/>
               </w:rPr>
-              <w:t>17</w:t>
+              <w:t>18</w:t>
             </w:r>
             <w:r>
               <w:rPr>
@@ -1907,7 +1974,7 @@
               <w14:ligatures w14:val="standardContextual"/>
             </w:rPr>
           </w:pPr>
-          <w:hyperlink w:anchor="_Toc241780798" w:history="1">
+          <w:hyperlink w:anchor="_Toc241781865" w:history="1">
             <w:r>
               <w:rPr>
                 <w:rStyle w:val="Hyperlink"/>
@@ -1931,7 +1998,7 @@
               <w:rPr>
                 <w:noProof/>
               </w:rPr>
-              <w:instrText xml:space="preserve"> PAGEREF _Toc241780798 \h </w:instrText>
+              <w:instrText xml:space="preserve"> PAGEREF _Toc241781865 \h </w:instrText>
             </w:r>
             <w:r>
               <w:rPr>
@@ -1948,7 +2015,7 @@
               <w:rPr>
                 <w:noProof/>
               </w:rPr>
-              <w:t>17</w:t>
+              <w:t>18</w:t>
             </w:r>
             <w:r>
               <w:rPr>
@@ -1974,7 +2041,7 @@
               <w14:ligatures w14:val="standardContextual"/>
             </w:rPr>
           </w:pPr>
-          <w:hyperlink w:anchor="_Toc241780799" w:history="1">
+          <w:hyperlink w:anchor="_Toc241781866" w:history="1">
             <w:r>
               <w:rPr>
                 <w:rStyle w:val="Hyperlink"/>
@@ -1998,7 +2065,7 @@
               <w:rPr>
                 <w:noProof/>
               </w:rPr>
-              <w:instrText xml:space="preserve"> PAGEREF _Toc241780799 \h </w:instrText>
+              <w:instrText xml:space="preserve"> PAGEREF _Toc241781866 \h </w:instrText>
             </w:r>
             <w:r>
               <w:rPr>
@@ -2015,7 +2082,7 @@
               <w:rPr>
                 <w:noProof/>
               </w:rPr>
-              <w:t>17</w:t>
+              <w:t>18</w:t>
             </w:r>
             <w:r>
               <w:rPr>
@@ -2041,7 +2108,7 @@
               <w14:ligatures w14:val="standardContextual"/>
             </w:rPr>
           </w:pPr>
-          <w:hyperlink w:anchor="_Toc241780800" w:history="1">
+          <w:hyperlink w:anchor="_Toc241781867" w:history="1">
             <w:r>
               <w:rPr>
                 <w:rStyle w:val="Hyperlink"/>
@@ -2065,7 +2132,7 @@
               <w:rPr>
                 <w:noProof/>
               </w:rPr>
-              <w:instrText xml:space="preserve"> PAGEREF _Toc241780800 \h </w:instrText>
+              <w:instrText xml:space="preserve"> PAGEREF _Toc241781867 \h </w:instrText>
             </w:r>
             <w:r>
               <w:rPr>
@@ -2082,7 +2149,7 @@
               <w:rPr>
                 <w:noProof/>
               </w:rPr>
-              <w:t>18</w:t>
+              <w:t>19</w:t>
             </w:r>
             <w:r>
               <w:rPr>
@@ -2108,7 +2175,7 @@
               <w14:ligatures w14:val="standardContextual"/>
             </w:rPr>
           </w:pPr>
-          <w:hyperlink w:anchor="_Toc241780801" w:history="1">
+          <w:hyperlink w:anchor="_Toc241781868" w:history="1">
             <w:r>
               <w:rPr>
                 <w:rStyle w:val="Hyperlink"/>
@@ -2132,7 +2199,7 @@
               <w:rPr>
                 <w:noProof/>
               </w:rPr>
-              <w:instrText xml:space="preserve"> PAGEREF _Toc241780801 \h </w:instrText>
+              <w:instrText xml:space="preserve"> PAGEREF _Toc241781868 \h </w:instrText>
             </w:r>
             <w:r>
               <w:rPr>
@@ -2149,7 +2216,7 @@
               <w:rPr>
                 <w:noProof/>
               </w:rPr>
-              <w:t>18</w:t>
+              <w:t>19</w:t>
             </w:r>
             <w:r>
               <w:rPr>
@@ -2175,7 +2242,7 @@
               <w14:ligatures w14:val="standardContextual"/>
             </w:rPr>
           </w:pPr>
-          <w:hyperlink w:anchor="_Toc241780802" w:history="1">
+          <w:hyperlink w:anchor="_Toc241781869" w:history="1">
             <w:r>
               <w:rPr>
                 <w:rStyle w:val="Hyperlink"/>
@@ -2199,7 +2266,7 @@
               <w:rPr>
                 <w:noProof/>
               </w:rPr>
-              <w:instrText xml:space="preserve"> PAGEREF _Toc241780802 \h </w:instrText>
+              <w:instrText xml:space="preserve"> PAGEREF _Toc241781869 \h </w:instrText>
             </w:r>
             <w:r>
               <w:rPr>
@@ -2216,7 +2283,7 @@
               <w:rPr>
                 <w:noProof/>
               </w:rPr>
-              <w:t>19</w:t>
+              <w:t>20</w:t>
             </w:r>
             <w:r>
               <w:rPr>
@@ -2242,7 +2309,7 @@
               <w14:ligatures w14:val="standardContextual"/>
             </w:rPr>
           </w:pPr>
-          <w:hyperlink w:anchor="_Toc241780803" w:history="1">
+          <w:hyperlink w:anchor="_Toc241781870" w:history="1">
             <w:r>
               <w:rPr>
                 <w:rStyle w:val="Hyperlink"/>
@@ -2266,7 +2333,7 @@
               <w:rPr>
                 <w:noProof/>
               </w:rPr>
-              <w:instrText xml:space="preserve"> PAGEREF _Toc241780803 \h </w:instrText>
+              <w:instrText xml:space="preserve"> PAGEREF _Toc241781870 \h </w:instrText>
             </w:r>
             <w:r>
               <w:rPr>
@@ -2283,7 +2350,7 @@
               <w:rPr>
                 <w:noProof/>
               </w:rPr>
-              <w:t>19</w:t>
+              <w:t>20</w:t>
             </w:r>
             <w:r>
               <w:rPr>
@@ -2309,7 +2376,7 @@
               <w14:ligatures w14:val="standardContextual"/>
             </w:rPr>
           </w:pPr>
-          <w:hyperlink w:anchor="_Toc241780804" w:history="1">
+          <w:hyperlink w:anchor="_Toc241781871" w:history="1">
             <w:r>
               <w:rPr>
                 <w:rStyle w:val="Hyperlink"/>
@@ -2333,7 +2400,7 @@
               <w:rPr>
                 <w:noProof/>
               </w:rPr>
-              <w:instrText xml:space="preserve"> PAGEREF _Toc241780804 \h </w:instrText>
+              <w:instrText xml:space="preserve"> PAGEREF _Toc241781871 \h </w:instrText>
             </w:r>
             <w:r>
               <w:rPr>
@@ -2350,7 +2417,7 @@
               <w:rPr>
                 <w:noProof/>
               </w:rPr>
-              <w:t>20</w:t>
+              <w:t>21</w:t>
             </w:r>
             <w:r>
               <w:rPr>
@@ -2376,7 +2443,7 @@
               <w14:ligatures w14:val="standardContextual"/>
             </w:rPr>
           </w:pPr>
-          <w:hyperlink w:anchor="_Toc241780805" w:history="1">
+          <w:hyperlink w:anchor="_Toc241781872" w:history="1">
             <w:r>
               <w:rPr>
                 <w:rStyle w:val="Hyperlink"/>
@@ -2400,7 +2467,7 @@
               <w:rPr>
                 <w:noProof/>
               </w:rPr>
-              <w:instrText xml:space="preserve"> PAGEREF _Toc241780805 \h </w:instrText>
+              <w:instrText xml:space="preserve"> PAGEREF _Toc241781872 \h </w:instrText>
             </w:r>
             <w:r>
               <w:rPr>
@@ -2417,7 +2484,7 @@
               <w:rPr>
                 <w:noProof/>
               </w:rPr>
-              <w:t>20</w:t>
+              <w:t>21</w:t>
             </w:r>
             <w:r>
               <w:rPr>
@@ -2443,7 +2510,7 @@
               <w14:ligatures w14:val="standardContextual"/>
             </w:rPr>
           </w:pPr>
-          <w:hyperlink w:anchor="_Toc241780806" w:history="1">
+          <w:hyperlink w:anchor="_Toc241781873" w:history="1">
             <w:r>
               <w:rPr>
                 <w:rStyle w:val="Hyperlink"/>
@@ -2467,7 +2534,7 @@
               <w:rPr>
                 <w:noProof/>
               </w:rPr>
-              <w:instrText xml:space="preserve"> PAGEREF _Toc241780806 \h </w:instrText>
+              <w:instrText xml:space="preserve"> PAGEREF _Toc241781873 \h </w:instrText>
             </w:r>
             <w:r>
               <w:rPr>
@@ -2484,7 +2551,7 @@
               <w:rPr>
                 <w:noProof/>
               </w:rPr>
-              <w:t>21</w:t>
+              <w:t>22</w:t>
             </w:r>
             <w:r>
               <w:rPr>
@@ -2506,7 +2573,7 @@
         <w:pStyle w:val="Heading1"/>
         <w:pageBreakBefore/>
       </w:pPr>
-      <w:bookmarkStart w:id="0" w:name="_Toc241780778"/>
+      <w:bookmarkStart w:id="0" w:name="_Toc241781844"/>
       <w:r>
         <w:lastRenderedPageBreak/>
         <w:t>1. Your role at a glance</w:t>
@@ -2640,7 +2707,7 @@
           <w:left w:w="10" w:type="dxa"/>
           <w:right w:w="10" w:type="dxa"/>
         </w:tblCellMar>
-        <w:tblLook w:val="04A0" w:firstRow="1" w:lastRow="0" w:firstColumn="1" w:lastColumn="0" w:noHBand="0" w:noVBand="1"/>
+        <w:tblLook w:val="0000" w:firstRow="0" w:lastRow="0" w:firstColumn="0" w:lastColumn="0" w:noHBand="0" w:noVBand="0"/>
       </w:tblPr>
       <w:tblGrid>
         <w:gridCol w:w="9412"/>
@@ -2700,7 +2767,7 @@
         <w:pStyle w:val="Heading1"/>
         <w:pageBreakBefore/>
       </w:pPr>
-      <w:bookmarkStart w:id="1" w:name="_Toc241780779"/>
+      <w:bookmarkStart w:id="1" w:name="_Toc241781845"/>
       <w:r>
         <w:lastRenderedPageBreak/>
         <w:t>2. Signing in and your screens</w:t>
@@ -2711,7 +2778,7 @@
       <w:pPr>
         <w:pStyle w:val="Heading2"/>
       </w:pPr>
-      <w:bookmarkStart w:id="2" w:name="_Toc241780780"/>
+      <w:bookmarkStart w:id="2" w:name="_Toc241781846"/>
       <w:r>
         <w:t>Signing in</w:t>
       </w:r>
@@ -2794,7 +2861,7 @@
           <w:noProof/>
         </w:rPr>
         <w:drawing>
-          <wp:inline distT="0" distB="0" distL="0" distR="0" wp14:anchorId="13E86A77" wp14:editId="5649059C">
+          <wp:inline distT="0" distB="0" distL="0" distR="0" wp14:anchorId="178BE878" wp14:editId="6D61FA37">
             <wp:extent cx="5334000" cy="2333625"/>
             <wp:effectExtent l="0" t="0" r="0" b="0"/>
             <wp:docPr id="1" name="adm_login.jpg" descr="The sign-in screen for all internal staff." title="The sign-in screen for all internal staff."/>
@@ -2902,7 +2969,7 @@
           <w:left w:w="10" w:type="dxa"/>
           <w:right w:w="10" w:type="dxa"/>
         </w:tblCellMar>
-        <w:tblLook w:val="04A0" w:firstRow="1" w:lastRow="0" w:firstColumn="1" w:lastColumn="0" w:noHBand="0" w:noVBand="1"/>
+        <w:tblLook w:val="0000" w:firstRow="0" w:lastRow="0" w:firstColumn="0" w:lastColumn="0" w:noHBand="0" w:noVBand="0"/>
       </w:tblPr>
       <w:tblGrid>
         <w:gridCol w:w="9412"/>
@@ -2961,7 +3028,7 @@
       <w:pPr>
         <w:pStyle w:val="Heading2"/>
       </w:pPr>
-      <w:bookmarkStart w:id="3" w:name="_Toc241780781"/>
+      <w:bookmarkStart w:id="3" w:name="_Toc241781847"/>
       <w:r>
         <w:t>Finding your way around</w:t>
       </w:r>
@@ -3146,7 +3213,7 @@
         </w:rPr>
         <w:lastRenderedPageBreak/>
         <w:drawing>
-          <wp:inline distT="0" distB="0" distL="0" distR="0" wp14:anchorId="4A6927B9" wp14:editId="3F25B189">
+          <wp:inline distT="0" distB="0" distL="0" distR="0" wp14:anchorId="62C8F9C7" wp14:editId="5323336A">
             <wp:extent cx="5715000" cy="1876425"/>
             <wp:effectExtent l="0" t="0" r="0" b="0"/>
             <wp:docPr id="2" name="adm_not_your_role.jpg" descr="Opening a screen outside your role (for example from an old bookmark) shows this card instead of the screen." title="Opening a screen outside your role (for example from an old bookmark) shows this card instead of the screen."/>
@@ -3215,7 +3282,7 @@
       <w:pPr>
         <w:pStyle w:val="Heading2"/>
       </w:pPr>
-      <w:bookmarkStart w:id="4" w:name="_Toc241780782"/>
+      <w:bookmarkStart w:id="4" w:name="_Toc241781848"/>
       <w:r>
         <w:t>Your screens</w:t>
       </w:r>
@@ -3236,7 +3303,7 @@
           <w:left w:w="10" w:type="dxa"/>
           <w:right w:w="10" w:type="dxa"/>
         </w:tblCellMar>
-        <w:tblLook w:val="04A0" w:firstRow="1" w:lastRow="0" w:firstColumn="1" w:lastColumn="0" w:noHBand="0" w:noVBand="1"/>
+        <w:tblLook w:val="0000" w:firstRow="0" w:lastRow="0" w:firstColumn="0" w:lastColumn="0" w:noHBand="0" w:noVBand="0"/>
       </w:tblPr>
       <w:tblGrid>
         <w:gridCol w:w="2824"/>
@@ -3490,7 +3557,7 @@
       <w:pPr>
         <w:pStyle w:val="Heading2"/>
       </w:pPr>
-      <w:bookmarkStart w:id="5" w:name="_Toc241780783"/>
+      <w:bookmarkStart w:id="5" w:name="_Toc241781849"/>
       <w:r>
         <w:t>Changing your password</w:t>
       </w:r>
@@ -3573,7 +3640,7 @@
           <w:noProof/>
         </w:rPr>
         <w:drawing>
-          <wp:inline distT="0" distB="0" distL="0" distR="0" wp14:anchorId="241899A1" wp14:editId="5ECA8C8E">
+          <wp:inline distT="0" distB="0" distL="0" distR="0" wp14:anchorId="08784779" wp14:editId="095A97E5">
             <wp:extent cx="5334000" cy="2171700"/>
             <wp:effectExtent l="0" t="0" r="0" b="0"/>
             <wp:docPr id="3" name="adm_account.jpg" descr="Change Password screen." title="Change Password screen."/>
@@ -3661,7 +3728,7 @@
         <w:pStyle w:val="Heading1"/>
         <w:pageBreakBefore/>
       </w:pPr>
-      <w:bookmarkStart w:id="6" w:name="_Toc241780784"/>
+      <w:bookmarkStart w:id="6" w:name="_Toc241781850"/>
       <w:r>
         <w:lastRenderedPageBreak/>
         <w:t>3. Your routine</w:t>
@@ -3691,7 +3758,7 @@
           <w:left w:w="10" w:type="dxa"/>
           <w:right w:w="10" w:type="dxa"/>
         </w:tblCellMar>
-        <w:tblLook w:val="04A0" w:firstRow="1" w:lastRow="0" w:firstColumn="1" w:lastColumn="0" w:noHBand="0" w:noVBand="1"/>
+        <w:tblLook w:val="0000" w:firstRow="0" w:lastRow="0" w:firstColumn="0" w:lastColumn="0" w:noHBand="0" w:noVBand="0"/>
       </w:tblPr>
       <w:tblGrid>
         <w:gridCol w:w="2071"/>
@@ -4005,7 +4072,7 @@
         <w:pStyle w:val="Heading1"/>
         <w:pageBreakBefore/>
       </w:pPr>
-      <w:bookmarkStart w:id="7" w:name="_Toc241780785"/>
+      <w:bookmarkStart w:id="7" w:name="_Toc241781851"/>
       <w:r>
         <w:lastRenderedPageBreak/>
         <w:t>4. Step-by-step tasks</w:t>
@@ -4016,7 +4083,7 @@
       <w:pPr>
         <w:pStyle w:val="Heading2"/>
       </w:pPr>
-      <w:bookmarkStart w:id="8" w:name="_Toc241780786"/>
+      <w:bookmarkStart w:id="8" w:name="_Toc241781852"/>
       <w:r>
         <w:t>4.1 Reading the KII/Doc Dashboard</w:t>
       </w:r>
@@ -4033,7 +4100,7 @@
           <w:noProof/>
         </w:rPr>
         <w:drawing>
-          <wp:inline distT="0" distB="0" distL="0" distR="0" wp14:anchorId="1B7EFFFA" wp14:editId="722ECBDF">
+          <wp:inline distT="0" distB="0" distL="0" distR="0" wp14:anchorId="7381E2BD" wp14:editId="58E44F7D">
             <wp:extent cx="5715000" cy="3571875"/>
             <wp:effectExtent l="0" t="0" r="0" b="0"/>
             <wp:docPr id="4" name="kii_dashboard.jpg" descr="KII / Document Dashboard." title="KII / Document Dashboard."/>
@@ -4102,7 +4169,7 @@
       <w:pPr>
         <w:pStyle w:val="Heading2"/>
       </w:pPr>
-      <w:bookmarkStart w:id="9" w:name="_Toc241780787"/>
+      <w:bookmarkStart w:id="9" w:name="_Toc241781853"/>
       <w:r>
         <w:t>4.2 Creating a KII record</w:t>
       </w:r>
@@ -4142,7 +4209,7 @@
           <w:noProof/>
         </w:rPr>
         <w:drawing>
-          <wp:inline distT="0" distB="0" distL="0" distR="0" wp14:anchorId="085010BE" wp14:editId="029EFDB4">
+          <wp:inline distT="0" distB="0" distL="0" distR="0" wp14:anchorId="49CA5EBA" wp14:editId="73A0EA1F">
             <wp:extent cx="5334000" cy="2667000"/>
             <wp:effectExtent l="0" t="0" r="0" b="0"/>
             <wp:docPr id="5" name="kii_new.jpg" descr="New KII Record." title="New KII Record."/>
@@ -4279,12 +4346,30 @@
       <w:pPr>
         <w:pStyle w:val="Heading2"/>
       </w:pPr>
-      <w:bookmarkStart w:id="10" w:name="_Toc241780788"/>
+      <w:bookmarkStart w:id="10" w:name="_Toc241781854"/>
       <w:r>
         <w:lastRenderedPageBreak/>
-        <w:t>4.3 Taking a KII from invitation to coded transcript</w:t>
+        <w:t>4.3 Correcting a KII record's details</w:t>
       </w:r>
       <w:bookmarkEnd w:id="10"/>
+    </w:p>
+    <w:p>
+      <w:pPr>
+        <w:spacing w:after="120" w:line="288" w:lineRule="auto"/>
+      </w:pPr>
+      <w:r>
+        <w:t xml:space="preserve">For a mistyped name, role or category, a contact detail, or anything else under </w:t>
+      </w:r>
+      <w:r>
+        <w:rPr>
+          <w:b/>
+          <w:bCs/>
+        </w:rPr>
+        <w:t>Record details</w:t>
+      </w:r>
+      <w:r>
+        <w:t xml:space="preserve"> -- found after the record was created.</w:t>
+      </w:r>
     </w:p>
     <w:p>
       <w:pPr>
@@ -4296,27 +4381,117 @@
         <w:spacing w:after="80" w:line="276" w:lineRule="auto"/>
       </w:pPr>
       <w:r>
-        <w:t xml:space="preserve">In </w:t>
+        <w:t xml:space="preserve">On the KII record, under </w:t>
       </w:r>
       <w:r>
         <w:rPr>
           <w:b/>
           <w:bCs/>
         </w:rPr>
-        <w:t>KII Register</w:t>
-      </w:r>
-      <w:r>
-        <w:t xml:space="preserve">, select </w:t>
+        <w:t>Record details</w:t>
+      </w:r>
+      <w:r>
+        <w:t xml:space="preserve">, correct </w:t>
       </w:r>
       <w:r>
         <w:rPr>
           <w:b/>
           <w:bCs/>
         </w:rPr>
-        <w:t>Manage</w:t>
-      </w:r>
-      <w:r>
-        <w:t xml:space="preserve"> on the record.</w:t>
+        <w:t>Participant name</w:t>
+      </w:r>
+      <w:r>
+        <w:t xml:space="preserve">, </w:t>
+      </w:r>
+      <w:r>
+        <w:rPr>
+          <w:b/>
+          <w:bCs/>
+        </w:rPr>
+        <w:t>Participant role</w:t>
+      </w:r>
+      <w:r>
+        <w:t xml:space="preserve">, </w:t>
+      </w:r>
+      <w:r>
+        <w:rPr>
+          <w:b/>
+          <w:bCs/>
+        </w:rPr>
+        <w:t>Stakeholder category</w:t>
+      </w:r>
+      <w:r>
+        <w:t xml:space="preserve">, </w:t>
+      </w:r>
+      <w:r>
+        <w:rPr>
+          <w:b/>
+          <w:bCs/>
+        </w:rPr>
+        <w:t>Phone</w:t>
+      </w:r>
+      <w:r>
+        <w:t xml:space="preserve">, </w:t>
+      </w:r>
+      <w:r>
+        <w:rPr>
+          <w:b/>
+          <w:bCs/>
+        </w:rPr>
+        <w:t>WhatsApp number</w:t>
+      </w:r>
+      <w:r>
+        <w:t xml:space="preserve">, </w:t>
+      </w:r>
+      <w:r>
+        <w:rPr>
+          <w:b/>
+          <w:bCs/>
+        </w:rPr>
+        <w:t>Email</w:t>
+      </w:r>
+      <w:r>
+        <w:t xml:space="preserve">, </w:t>
+      </w:r>
+      <w:r>
+        <w:rPr>
+          <w:b/>
+          <w:bCs/>
+        </w:rPr>
+        <w:t>Preferred mode</w:t>
+      </w:r>
+      <w:r>
+        <w:t xml:space="preserve">, </w:t>
+      </w:r>
+      <w:r>
+        <w:rPr>
+          <w:b/>
+          <w:bCs/>
+        </w:rPr>
+        <w:t>Interview date</w:t>
+      </w:r>
+      <w:r>
+        <w:t xml:space="preserve">, </w:t>
+      </w:r>
+      <w:r>
+        <w:rPr>
+          <w:b/>
+          <w:bCs/>
+        </w:rPr>
+        <w:t>Duration</w:t>
+      </w:r>
+      <w:r>
+        <w:t xml:space="preserve"> or </w:t>
+      </w:r>
+      <w:r>
+        <w:rPr>
+          <w:b/>
+          <w:bCs/>
+        </w:rPr>
+        <w:t>Field notes</w:t>
+      </w:r>
+      <w:r>
+        <w:t>.</w:t>
       </w:r>
     </w:p>
     <w:p>
@@ -4330,10 +4505,10 @@
           <w:noProof/>
         </w:rPr>
         <w:drawing>
-          <wp:inline distT="0" distB="0" distL="0" distR="0" wp14:anchorId="28778A1B" wp14:editId="0CF9EBA1">
-            <wp:extent cx="5334000" cy="3333750"/>
+          <wp:inline distT="0" distB="0" distL="0" distR="0" wp14:anchorId="7F429E52" wp14:editId="39C0A1C1">
+            <wp:extent cx="5334000" cy="3752850"/>
             <wp:effectExtent l="0" t="0" r="0" b="0"/>
-            <wp:docPr id="6" name="kii_register.jpg" descr="KII Register." title="KII Register."/>
+            <wp:docPr id="6" name="kii_detail.jpg" descr="Record details: everything except status, transcript and coding progress." title="Record details: everything except status, transcript and coding progress."/>
             <wp:cNvGraphicFramePr>
               <a:graphicFrameLocks xmlns:a="http://schemas.openxmlformats.org/drawingml/2006/main" noChangeAspect="1"/>
             </wp:cNvGraphicFramePr>
@@ -4356,7 +4531,7 @@
                   <pic:spPr bwMode="auto">
                     <a:xfrm>
                       <a:off x="0" y="0"/>
-                      <a:ext cx="5334000" cy="3333750"/>
+                      <a:ext cx="5334000" cy="3752850"/>
                     </a:xfrm>
                     <a:prstGeom prst="rect">
                       <a:avLst/>
@@ -4392,7 +4567,7 @@
           <w:sz w:val="17"/>
           <w:szCs w:val="17"/>
         </w:rPr>
-        <w:t>KII Register.</w:t>
+        <w:t>Record details: everything except status, transcript and coding progress.</w:t>
       </w:r>
     </w:p>
     <w:p>
@@ -4405,17 +4580,135 @@
         <w:spacing w:after="80" w:line="276" w:lineRule="auto"/>
       </w:pPr>
       <w:r>
-        <w:t xml:space="preserve">Move the </w:t>
+        <w:t xml:space="preserve">Select </w:t>
       </w:r>
       <w:r>
         <w:rPr>
           <w:b/>
           <w:bCs/>
         </w:rPr>
-        <w:t>Status</w:t>
-      </w:r>
-      <w:r>
-        <w:t xml:space="preserve"> as things happen: PROSPECT → INVITED → SCHEDULED → COMPLETED, or DECLINED / NO_SHOW. Only valid next statuses are shown; NO_SHOW can be rescheduled.</w:t>
+        <w:t>Save details</w:t>
+      </w:r>
+      <w:r>
+        <w:t>.</w:t>
+      </w:r>
+    </w:p>
+    <w:p>
+      <w:pPr>
+        <w:spacing w:after="80"/>
+      </w:pPr>
+    </w:p>
+    <w:tbl>
+      <w:tblPr>
+        <w:tblW w:w="9412" w:type="dxa"/>
+        <w:tblBorders>
+          <w:top w:val="single" w:sz="2" w:space="0" w:color="EAF2FA"/>
+          <w:left w:val="single" w:sz="24" w:space="0" w:color="2A6FB0"/>
+          <w:bottom w:val="single" w:sz="2" w:space="0" w:color="EAF2FA"/>
+          <w:right w:val="single" w:sz="2" w:space="0" w:color="EAF2FA"/>
+          <w:insideH w:val="single" w:sz="4" w:space="0" w:color="EAF2FA"/>
+          <w:insideV w:val="single" w:sz="4" w:space="0" w:color="EAF2FA"/>
+        </w:tblBorders>
+        <w:tblCellMar>
+          <w:left w:w="10" w:type="dxa"/>
+          <w:right w:w="10" w:type="dxa"/>
+        </w:tblCellMar>
+        <w:tblLook w:val="0000" w:firstRow="0" w:lastRow="0" w:firstColumn="0" w:lastColumn="0" w:noHBand="0" w:noVBand="0"/>
+      </w:tblPr>
+      <w:tblGrid>
+        <w:gridCol w:w="9412"/>
+      </w:tblGrid>
+      <w:tr>
+        <w:tblPrEx>
+          <w:tblCellMar>
+            <w:top w:w="0" w:type="dxa"/>
+            <w:bottom w:w="0" w:type="dxa"/>
+          </w:tblCellMar>
+        </w:tblPrEx>
+        <w:trPr>
+          <w:cantSplit/>
+        </w:trPr>
+        <w:tc>
+          <w:tcPr>
+            <w:tcW w:w="9412" w:type="dxa"/>
+            <w:shd w:val="clear" w:color="auto" w:fill="EAF2FA"/>
+            <w:tcMar>
+              <w:top w:w="100" w:type="dxa"/>
+              <w:left w:w="180" w:type="dxa"/>
+              <w:bottom w:w="100" w:type="dxa"/>
+              <w:right w:w="160" w:type="dxa"/>
+            </w:tcMar>
+          </w:tcPr>
+          <w:p>
+            <w:pPr>
+              <w:spacing w:after="40"/>
+            </w:pPr>
+            <w:r>
+              <w:rPr>
+                <w:b/>
+                <w:bCs/>
+                <w:sz w:val="20"/>
+                <w:szCs w:val="20"/>
+              </w:rPr>
+              <w:t>Status, transcript and coding have their own controls</w:t>
+            </w:r>
+          </w:p>
+          <w:p>
+            <w:pPr>
+              <w:spacing w:after="40" w:line="264" w:lineRule="auto"/>
+            </w:pPr>
+            <w:r>
+              <w:rPr>
+                <w:sz w:val="19"/>
+                <w:szCs w:val="19"/>
+              </w:rPr>
+              <w:t>This form never changes Status, Transcript or Coding progress, even though they're part of the same record -- those only move through their own validated buttons below (status transitions, consent, transcript/coding progress), each of which is audited.</w:t>
+            </w:r>
+          </w:p>
+        </w:tc>
+      </w:tr>
+    </w:tbl>
+    <w:p>
+      <w:pPr>
+        <w:pStyle w:val="Heading2"/>
+      </w:pPr>
+      <w:bookmarkStart w:id="11" w:name="_Toc241781855"/>
+      <w:r>
+        <w:t>4.4 Taking a KII from invitation to coded transcript</w:t>
+      </w:r>
+      <w:bookmarkEnd w:id="11"/>
+    </w:p>
+    <w:p>
+      <w:pPr>
+        <w:pStyle w:val="ListParagraph"/>
+        <w:numPr>
+          <w:ilvl w:val="0"/>
+          <w:numId w:val="7"/>
+        </w:numPr>
+        <w:spacing w:after="80" w:line="276" w:lineRule="auto"/>
+      </w:pPr>
+      <w:r>
+        <w:t xml:space="preserve">In </w:t>
+      </w:r>
+      <w:r>
+        <w:rPr>
+          <w:b/>
+          <w:bCs/>
+        </w:rPr>
+        <w:t>KII Register</w:t>
+      </w:r>
+      <w:r>
+        <w:t xml:space="preserve">, select </w:t>
+      </w:r>
+      <w:r>
+        <w:rPr>
+          <w:b/>
+          <w:bCs/>
+        </w:rPr>
+        <w:t>Manage</w:t>
+      </w:r>
+      <w:r>
+        <w:t xml:space="preserve"> on the record.</w:t>
       </w:r>
     </w:p>
     <w:p>
@@ -4428,11 +4721,12 @@
         <w:rPr>
           <w:noProof/>
         </w:rPr>
+        <w:lastRenderedPageBreak/>
         <w:drawing>
-          <wp:inline distT="0" distB="0" distL="0" distR="0" wp14:anchorId="6AD14458" wp14:editId="7937E165">
-            <wp:extent cx="5334000" cy="3752850"/>
+          <wp:inline distT="0" distB="0" distL="0" distR="0" wp14:anchorId="2E0A4D98" wp14:editId="5C4F89F2">
+            <wp:extent cx="5334000" cy="3333750"/>
             <wp:effectExtent l="0" t="0" r="0" b="0"/>
-            <wp:docPr id="7" name="kii_detail.jpg" descr="KII record: status, consent, transcript and coding." title="KII record: status, consent, transcript and coding."/>
+            <wp:docPr id="7" name="kii_register.jpg" descr="KII Register." title="KII Register."/>
             <wp:cNvGraphicFramePr>
               <a:graphicFrameLocks xmlns:a="http://schemas.openxmlformats.org/drawingml/2006/main" noChangeAspect="1"/>
             </wp:cNvGraphicFramePr>
@@ -4455,6 +4749,105 @@
                   <pic:spPr bwMode="auto">
                     <a:xfrm>
                       <a:off x="0" y="0"/>
+                      <a:ext cx="5334000" cy="3333750"/>
+                    </a:xfrm>
+                    <a:prstGeom prst="rect">
+                      <a:avLst/>
+                    </a:prstGeom>
+                  </pic:spPr>
+                </pic:pic>
+              </a:graphicData>
+            </a:graphic>
+          </wp:inline>
+        </w:drawing>
+      </w:r>
+    </w:p>
+    <w:p>
+      <w:pPr>
+        <w:spacing w:after="180"/>
+        <w:jc w:val="center"/>
+      </w:pPr>
+      <w:r>
+        <w:rPr>
+          <w:b/>
+          <w:bCs/>
+          <w:color w:val="5B6670"/>
+          <w:sz w:val="17"/>
+          <w:szCs w:val="17"/>
+        </w:rPr>
+        <w:t xml:space="preserve">Figure 7. </w:t>
+      </w:r>
+      <w:r>
+        <w:rPr>
+          <w:i/>
+          <w:iCs/>
+          <w:color w:val="5B6670"/>
+          <w:sz w:val="17"/>
+          <w:szCs w:val="17"/>
+        </w:rPr>
+        <w:t>KII Register.</w:t>
+      </w:r>
+    </w:p>
+    <w:p>
+      <w:pPr>
+        <w:pStyle w:val="ListParagraph"/>
+        <w:numPr>
+          <w:ilvl w:val="0"/>
+          <w:numId w:val="7"/>
+        </w:numPr>
+        <w:spacing w:after="80" w:line="276" w:lineRule="auto"/>
+      </w:pPr>
+      <w:r>
+        <w:t xml:space="preserve">Move the </w:t>
+      </w:r>
+      <w:r>
+        <w:rPr>
+          <w:b/>
+          <w:bCs/>
+        </w:rPr>
+        <w:t>Status</w:t>
+      </w:r>
+      <w:r>
+        <w:t xml:space="preserve"> as things happen: PROSPECT → INVITED → SCHEDULED → COMPLETED, or DECLINED / NO_SHOW. Only valid next statuses are shown; NO_SHOW can be rescheduled.</w:t>
+      </w:r>
+    </w:p>
+    <w:p>
+      <w:pPr>
+        <w:keepNext/>
+        <w:spacing w:before="80" w:after="40"/>
+        <w:jc w:val="center"/>
+      </w:pPr>
+      <w:r>
+        <w:rPr>
+          <w:noProof/>
+        </w:rPr>
+        <w:drawing>
+          <wp:inline distT="0" distB="0" distL="0" distR="0" wp14:anchorId="726BFEEC" wp14:editId="341FA729">
+            <wp:extent cx="5334000" cy="3752850"/>
+            <wp:effectExtent l="0" t="0" r="0" b="0"/>
+            <wp:docPr id="8" name="kii_detail.jpg" descr="KII record: status, consent, transcript and coding." title="KII record: status, consent, transcript and coding."/>
+            <wp:cNvGraphicFramePr>
+              <a:graphicFrameLocks xmlns:a="http://schemas.openxmlformats.org/drawingml/2006/main" noChangeAspect="1"/>
+            </wp:cNvGraphicFramePr>
+            <a:graphic xmlns:a="http://schemas.openxmlformats.org/drawingml/2006/main">
+              <a:graphicData uri="http://schemas.openxmlformats.org/drawingml/2006/picture">
+                <pic:pic xmlns:pic="http://schemas.openxmlformats.org/drawingml/2006/picture">
+                  <pic:nvPicPr>
+                    <pic:cNvPr id="0" name=""/>
+                    <pic:cNvPicPr>
+                      <a:picLocks noChangeAspect="1" noChangeArrowheads="1"/>
+                    </pic:cNvPicPr>
+                  </pic:nvPicPr>
+                  <pic:blipFill>
+                    <a:blip r:embed="rId12"/>
+                    <a:srcRect/>
+                    <a:stretch>
+                      <a:fillRect/>
+                    </a:stretch>
+                  </pic:blipFill>
+                  <pic:spPr bwMode="auto">
+                    <a:xfrm>
+                      <a:off x="0" y="0"/>
                       <a:ext cx="5334000" cy="3752850"/>
                     </a:xfrm>
                     <a:prstGeom prst="rect">
@@ -4481,7 +4874,7 @@
           <w:sz w:val="17"/>
           <w:szCs w:val="17"/>
         </w:rPr>
-        <w:t xml:space="preserve">Figure 7. </w:t>
+        <w:t xml:space="preserve">Figure 8. </w:t>
       </w:r>
       <w:r>
         <w:rPr>
@@ -4493,184 +4886,6 @@
         </w:rPr>
         <w:t>KII record: status, consent, transcript and coding.</w:t>
       </w:r>
-    </w:p>
-    <w:p>
-      <w:pPr>
-        <w:pStyle w:val="ListParagraph"/>
-        <w:numPr>
-          <w:ilvl w:val="0"/>
-          <w:numId w:val="6"/>
-        </w:numPr>
-        <w:spacing w:after="80" w:line="276" w:lineRule="auto"/>
-      </w:pPr>
-      <w:r>
-        <w:t xml:space="preserve">Before the interview starts, select </w:t>
-      </w:r>
-      <w:r>
-        <w:rPr>
-          <w:b/>
-          <w:bCs/>
-        </w:rPr>
-        <w:t>Record participation consent</w:t>
-      </w:r>
-      <w:r>
-        <w:t xml:space="preserve">. If the interview will be recorded, also select </w:t>
-      </w:r>
-      <w:r>
-        <w:rPr>
-          <w:b/>
-          <w:bCs/>
-        </w:rPr>
-        <w:t>Record recording consent</w:t>
-      </w:r>
-      <w:r>
-        <w:t xml:space="preserve"> — the two are always separate.</w:t>
-      </w:r>
-    </w:p>
-    <w:p>
-      <w:pPr>
-        <w:pStyle w:val="ListParagraph"/>
-        <w:numPr>
-          <w:ilvl w:val="0"/>
-          <w:numId w:val="6"/>
-        </w:numPr>
-        <w:spacing w:after="80" w:line="276" w:lineRule="auto"/>
-      </w:pPr>
-      <w:r>
-        <w:lastRenderedPageBreak/>
-        <w:t xml:space="preserve">When marking </w:t>
-      </w:r>
-      <w:r>
-        <w:rPr>
-          <w:b/>
-          <w:bCs/>
-        </w:rPr>
-        <w:t>COMPLETED</w:t>
-      </w:r>
-      <w:r>
-        <w:t xml:space="preserve">, tick </w:t>
-      </w:r>
-      <w:r>
-        <w:rPr>
-          <w:b/>
-          <w:bCs/>
-        </w:rPr>
-        <w:t>Recording made</w:t>
-      </w:r>
-      <w:r>
-        <w:t xml:space="preserve"> only if a recording exists. The portal refuses a recorded completion without recording consent.</w:t>
-      </w:r>
-    </w:p>
-    <w:p>
-      <w:pPr>
-        <w:pStyle w:val="ListParagraph"/>
-        <w:numPr>
-          <w:ilvl w:val="0"/>
-          <w:numId w:val="6"/>
-        </w:numPr>
-        <w:spacing w:after="80" w:line="276" w:lineRule="auto"/>
-      </w:pPr>
-      <w:r>
-        <w:t xml:space="preserve">Advance </w:t>
-      </w:r>
-      <w:r>
-        <w:rPr>
-          <w:b/>
-          <w:bCs/>
-        </w:rPr>
-        <w:t>Transcript</w:t>
-      </w:r>
-      <w:r>
-        <w:t xml:space="preserve"> (NOT_STARTED → IN_PROGRESS → VERIFIED → ANONYMISED) and </w:t>
-      </w:r>
-      <w:r>
-        <w:rPr>
-          <w:b/>
-          <w:bCs/>
-        </w:rPr>
-        <w:t>Coding</w:t>
-      </w:r>
-      <w:r>
-        <w:t xml:space="preserve"> (NOT_STARTED → IN_PROGRESS → COMPLETE) as the work progresses.</w:t>
-      </w:r>
-    </w:p>
-    <w:p>
-      <w:pPr>
-        <w:pStyle w:val="ListParagraph"/>
-        <w:numPr>
-          <w:ilvl w:val="0"/>
-          <w:numId w:val="6"/>
-        </w:numPr>
-        <w:spacing w:after="80" w:line="276" w:lineRule="auto"/>
-      </w:pPr>
-      <w:r>
-        <w:t xml:space="preserve">Complete the </w:t>
-      </w:r>
-      <w:r>
-        <w:rPr>
-          <w:b/>
-          <w:bCs/>
-        </w:rPr>
-        <w:t>KII Guide</w:t>
-      </w:r>
-      <w:r>
-        <w:t xml:space="preserve"> form in KoboToolbox using the KII ID (see the next section). The </w:t>
-      </w:r>
-      <w:r>
-        <w:rPr>
-          <w:b/>
-          <w:bCs/>
-        </w:rPr>
-        <w:t>Completed KII form (KoboToolbox)</w:t>
-      </w:r>
-      <w:r>
-        <w:t xml:space="preserve"> panel then links to its PDF, and at the next sync (within 15 minutes, or at once with </w:t>
-      </w:r>
-      <w:r>
-        <w:rPr>
-          <w:b/>
-          <w:bCs/>
-        </w:rPr>
-        <w:t>Sync now</w:t>
-      </w:r>
-      <w:r>
-        <w:t xml:space="preserve"> on </w:t>
-      </w:r>
-      <w:r>
-        <w:rPr>
-          <w:b/>
-          <w:bCs/>
-        </w:rPr>
-        <w:t>Form PDFs</w:t>
-      </w:r>
-      <w:r>
-        <w:t xml:space="preserve">) the portal sets </w:t>
-      </w:r>
-      <w:r>
-        <w:rPr>
-          <w:b/>
-          <w:bCs/>
-        </w:rPr>
-        <w:t>Coding</w:t>
-      </w:r>
-      <w:r>
-        <w:t xml:space="preserve"> to COMPLETE for you.</w:t>
-      </w:r>
-    </w:p>
-    <w:p>
-      <w:pPr>
-        <w:spacing w:after="80"/>
-      </w:pPr>
-    </w:p>
-    <w:p>
-      <w:pPr>
-        <w:pStyle w:val="Heading2"/>
-      </w:pPr>
-      <w:bookmarkStart w:id="11" w:name="_Toc241780789"/>
-      <w:r>
-        <w:t>4.4 Opening the KII Guide with the KII ID filled in</w:t>
-      </w:r>
-      <w:bookmarkEnd w:id="11"/>
     </w:p>
     <w:p>
       <w:pPr>
@@ -4682,6 +4897,184 @@
         <w:spacing w:after="80" w:line="276" w:lineRule="auto"/>
       </w:pPr>
       <w:r>
+        <w:t xml:space="preserve">Before the interview starts, select </w:t>
+      </w:r>
+      <w:r>
+        <w:rPr>
+          <w:b/>
+          <w:bCs/>
+        </w:rPr>
+        <w:t>Record participation consent</w:t>
+      </w:r>
+      <w:r>
+        <w:t xml:space="preserve">. If the interview will be recorded, also select </w:t>
+      </w:r>
+      <w:r>
+        <w:rPr>
+          <w:b/>
+          <w:bCs/>
+        </w:rPr>
+        <w:t>Record recording consent</w:t>
+      </w:r>
+      <w:r>
+        <w:t xml:space="preserve"> — the two are always separate.</w:t>
+      </w:r>
+    </w:p>
+    <w:p>
+      <w:pPr>
+        <w:pStyle w:val="ListParagraph"/>
+        <w:numPr>
+          <w:ilvl w:val="0"/>
+          <w:numId w:val="7"/>
+        </w:numPr>
+        <w:spacing w:after="80" w:line="276" w:lineRule="auto"/>
+      </w:pPr>
+      <w:r>
+        <w:t xml:space="preserve">When marking </w:t>
+      </w:r>
+      <w:r>
+        <w:rPr>
+          <w:b/>
+          <w:bCs/>
+        </w:rPr>
+        <w:t>COMPLETED</w:t>
+      </w:r>
+      <w:r>
+        <w:t xml:space="preserve">, tick </w:t>
+      </w:r>
+      <w:r>
+        <w:rPr>
+          <w:b/>
+          <w:bCs/>
+        </w:rPr>
+        <w:t>Recording made</w:t>
+      </w:r>
+      <w:r>
+        <w:t xml:space="preserve"> only if a recording exists. The portal refuses a recorded completion without recording consent.</w:t>
+      </w:r>
+    </w:p>
+    <w:p>
+      <w:pPr>
+        <w:pStyle w:val="ListParagraph"/>
+        <w:numPr>
+          <w:ilvl w:val="0"/>
+          <w:numId w:val="7"/>
+        </w:numPr>
+        <w:spacing w:after="80" w:line="276" w:lineRule="auto"/>
+      </w:pPr>
+      <w:r>
+        <w:lastRenderedPageBreak/>
+        <w:t xml:space="preserve">Advance </w:t>
+      </w:r>
+      <w:r>
+        <w:rPr>
+          <w:b/>
+          <w:bCs/>
+        </w:rPr>
+        <w:t>Transcript</w:t>
+      </w:r>
+      <w:r>
+        <w:t xml:space="preserve"> (NOT_STARTED → IN_PROGRESS → VERIFIED → ANONYMISED) and </w:t>
+      </w:r>
+      <w:r>
+        <w:rPr>
+          <w:b/>
+          <w:bCs/>
+        </w:rPr>
+        <w:t>Coding</w:t>
+      </w:r>
+      <w:r>
+        <w:t xml:space="preserve"> (NOT_STARTED → IN_PROGRESS → COMPLETE) as the work progresses.</w:t>
+      </w:r>
+    </w:p>
+    <w:p>
+      <w:pPr>
+        <w:pStyle w:val="ListParagraph"/>
+        <w:numPr>
+          <w:ilvl w:val="0"/>
+          <w:numId w:val="7"/>
+        </w:numPr>
+        <w:spacing w:after="80" w:line="276" w:lineRule="auto"/>
+      </w:pPr>
+      <w:r>
+        <w:t xml:space="preserve">Complete the </w:t>
+      </w:r>
+      <w:r>
+        <w:rPr>
+          <w:b/>
+          <w:bCs/>
+        </w:rPr>
+        <w:t>KII Guide</w:t>
+      </w:r>
+      <w:r>
+        <w:t xml:space="preserve"> form in KoboToolbox using the KII ID (see the next section). The </w:t>
+      </w:r>
+      <w:r>
+        <w:rPr>
+          <w:b/>
+          <w:bCs/>
+        </w:rPr>
+        <w:t>Completed KII form (KoboToolbox)</w:t>
+      </w:r>
+      <w:r>
+        <w:t xml:space="preserve"> panel then links to its PDF, and at the next sync (within 15 minutes, or at once with </w:t>
+      </w:r>
+      <w:r>
+        <w:rPr>
+          <w:b/>
+          <w:bCs/>
+        </w:rPr>
+        <w:t>Sync now</w:t>
+      </w:r>
+      <w:r>
+        <w:t xml:space="preserve"> on </w:t>
+      </w:r>
+      <w:r>
+        <w:rPr>
+          <w:b/>
+          <w:bCs/>
+        </w:rPr>
+        <w:t>Form PDFs</w:t>
+      </w:r>
+      <w:r>
+        <w:t xml:space="preserve">) the portal sets </w:t>
+      </w:r>
+      <w:r>
+        <w:rPr>
+          <w:b/>
+          <w:bCs/>
+        </w:rPr>
+        <w:t>Coding</w:t>
+      </w:r>
+      <w:r>
+        <w:t xml:space="preserve"> to COMPLETE for you.</w:t>
+      </w:r>
+    </w:p>
+    <w:p>
+      <w:pPr>
+        <w:spacing w:after="80"/>
+      </w:pPr>
+    </w:p>
+    <w:p>
+      <w:pPr>
+        <w:pStyle w:val="Heading2"/>
+      </w:pPr>
+      <w:bookmarkStart w:id="12" w:name="_Toc241781856"/>
+      <w:r>
+        <w:t>4.5 Opening the KII Guide with the KII ID filled in</w:t>
+      </w:r>
+      <w:bookmarkEnd w:id="12"/>
+    </w:p>
+    <w:p>
+      <w:pPr>
+        <w:pStyle w:val="ListParagraph"/>
+        <w:numPr>
+          <w:ilvl w:val="0"/>
+          <w:numId w:val="8"/>
+        </w:numPr>
+        <w:spacing w:after="80" w:line="276" w:lineRule="auto"/>
+      </w:pPr>
+      <w:r>
         <w:t xml:space="preserve">Record </w:t>
       </w:r>
       <w:r>
@@ -4716,10 +5109,10 @@
           <w:noProof/>
         </w:rPr>
         <w:drawing>
-          <wp:inline distT="0" distB="0" distL="0" distR="0" wp14:anchorId="6FCEE297" wp14:editId="6ED7A148">
+          <wp:inline distT="0" distB="0" distL="0" distR="0" wp14:anchorId="3D5C9A73" wp14:editId="249DFD5A">
             <wp:extent cx="5334000" cy="523875"/>
             <wp:effectExtent l="0" t="0" r="0" b="0"/>
-            <wp:docPr id="8" name="kii_coding_locked.jpg" descr="Before consent: no interview link." title="Before consent: no interview link."/>
+            <wp:docPr id="9" name="kii_coding_locked.jpg" descr="Before consent: no interview link." title="Before consent: no interview link."/>
             <wp:cNvGraphicFramePr>
               <a:graphicFrameLocks xmlns:a="http://schemas.openxmlformats.org/drawingml/2006/main" noChangeAspect="1"/>
             </wp:cNvGraphicFramePr>
@@ -4768,7 +5161,7 @@
           <w:sz w:val="17"/>
           <w:szCs w:val="17"/>
         </w:rPr>
-        <w:t xml:space="preserve">Figure 8. </w:t>
+        <w:t xml:space="preserve">Figure 9. </w:t>
       </w:r>
       <w:r>
         <w:rPr>
@@ -4786,7 +5179,7 @@
         <w:pStyle w:val="ListParagraph"/>
         <w:numPr>
           <w:ilvl w:val="0"/>
-          <w:numId w:val="7"/>
+          <w:numId w:val="8"/>
         </w:numPr>
         <w:spacing w:after="80" w:line="276" w:lineRule="auto"/>
       </w:pPr>
@@ -4815,10 +5208,10 @@
           <w:noProof/>
         </w:rPr>
         <w:drawing>
-          <wp:inline distT="0" distB="0" distL="0" distR="0" wp14:anchorId="61532CAF" wp14:editId="4EE61435">
+          <wp:inline distT="0" distB="0" distL="0" distR="0" wp14:anchorId="5C0D3BC9" wp14:editId="02BB82E9">
             <wp:extent cx="5334000" cy="742950"/>
             <wp:effectExtent l="0" t="0" r="0" b="0"/>
-            <wp:docPr id="9" name="kii_coding_ready.jpg" descr="After consent: Continue this interview." title="After consent: Continue this interview."/>
+            <wp:docPr id="10" name="kii_coding_ready.jpg" descr="After consent: Continue this interview." title="After consent: Continue this interview."/>
             <wp:cNvGraphicFramePr>
               <a:graphicFrameLocks xmlns:a="http://schemas.openxmlformats.org/drawingml/2006/main" noChangeAspect="1"/>
             </wp:cNvGraphicFramePr>
@@ -4867,7 +5260,7 @@
           <w:sz w:val="17"/>
           <w:szCs w:val="17"/>
         </w:rPr>
-        <w:t xml:space="preserve">Figure 9. </w:t>
+        <w:t xml:space="preserve">Figure 10. </w:t>
       </w:r>
       <w:r>
         <w:rPr>
@@ -4885,7 +5278,7 @@
         <w:pStyle w:val="ListParagraph"/>
         <w:numPr>
           <w:ilvl w:val="0"/>
-          <w:numId w:val="7"/>
+          <w:numId w:val="8"/>
         </w:numPr>
         <w:spacing w:after="80" w:line="276" w:lineRule="auto"/>
       </w:pPr>
@@ -4913,7 +5306,7 @@
           <w:left w:w="10" w:type="dxa"/>
           <w:right w:w="10" w:type="dxa"/>
         </w:tblCellMar>
-        <w:tblLook w:val="04A0" w:firstRow="1" w:lastRow="0" w:firstColumn="1" w:lastColumn="0" w:noHBand="0" w:noVBand="1"/>
+        <w:tblLook w:val="0000" w:firstRow="0" w:lastRow="0" w:firstColumn="0" w:lastColumn="0" w:noHBand="0" w:noVBand="0"/>
       </w:tblPr>
       <w:tblGrid>
         <w:gridCol w:w="9412"/>
@@ -4972,11 +5365,11 @@
       <w:pPr>
         <w:pStyle w:val="Heading2"/>
       </w:pPr>
-      <w:bookmarkStart w:id="12" w:name="_Toc241780790"/>
-      <w:r>
-        <w:t>4.5 Sending the informant their own link (self-service)</w:t>
-      </w:r>
-      <w:bookmarkEnd w:id="12"/>
+      <w:bookmarkStart w:id="13" w:name="_Toc241781857"/>
+      <w:r>
+        <w:t>4.6 Sending the informant their own link (self-service)</w:t>
+      </w:r>
+      <w:bookmarkEnd w:id="13"/>
     </w:p>
     <w:p>
       <w:pPr>
@@ -5001,7 +5394,7 @@
         <w:pStyle w:val="ListParagraph"/>
         <w:numPr>
           <w:ilvl w:val="0"/>
-          <w:numId w:val="8"/>
+          <w:numId w:val="9"/>
         </w:numPr>
         <w:spacing w:after="80" w:line="276" w:lineRule="auto"/>
       </w:pPr>
@@ -5071,10 +5464,10 @@
         </w:rPr>
         <w:lastRenderedPageBreak/>
         <w:drawing>
-          <wp:inline distT="0" distB="0" distL="0" distR="0" wp14:anchorId="6BA21EE7" wp14:editId="4588621A">
+          <wp:inline distT="0" distB="0" distL="0" distR="0" wp14:anchorId="6E99E5E8" wp14:editId="2115D724">
             <wp:extent cx="5334000" cy="3752850"/>
             <wp:effectExtent l="0" t="0" r="0" b="0"/>
-            <wp:docPr id="10" name="kii_detail.jpg" descr="Record details: phone, WhatsApp number and email." title="Record details: phone, WhatsApp number and email."/>
+            <wp:docPr id="11" name="kii_detail.jpg" descr="Record details: phone, WhatsApp number and email." title="Record details: phone, WhatsApp number and email."/>
             <wp:cNvGraphicFramePr>
               <a:graphicFrameLocks xmlns:a="http://schemas.openxmlformats.org/drawingml/2006/main" noChangeAspect="1"/>
             </wp:cNvGraphicFramePr>
@@ -5088,7 +5481,7 @@
                     </pic:cNvPicPr>
                   </pic:nvPicPr>
                   <pic:blipFill>
-                    <a:blip r:embed="rId13"/>
+                    <a:blip r:embed="rId12"/>
                     <a:srcRect/>
                     <a:stretch>
                       <a:fillRect/>
@@ -5123,7 +5516,7 @@
           <w:sz w:val="17"/>
           <w:szCs w:val="17"/>
         </w:rPr>
-        <w:t xml:space="preserve">Figure 10. </w:t>
+        <w:t xml:space="preserve">Figure 11. </w:t>
       </w:r>
       <w:r>
         <w:rPr>
@@ -5141,7 +5534,7 @@
         <w:pStyle w:val="ListParagraph"/>
         <w:numPr>
           <w:ilvl w:val="0"/>
-          <w:numId w:val="8"/>
+          <w:numId w:val="9"/>
         </w:numPr>
         <w:spacing w:after="80" w:line="276" w:lineRule="auto"/>
       </w:pPr>
@@ -5184,7 +5577,7 @@
         <w:pStyle w:val="ListParagraph"/>
         <w:numPr>
           <w:ilvl w:val="0"/>
-          <w:numId w:val="8"/>
+          <w:numId w:val="9"/>
         </w:numPr>
         <w:spacing w:after="80" w:line="276" w:lineRule="auto"/>
       </w:pPr>
@@ -5300,7 +5693,7 @@
           <w:left w:w="10" w:type="dxa"/>
           <w:right w:w="10" w:type="dxa"/>
         </w:tblCellMar>
-        <w:tblLook w:val="04A0" w:firstRow="1" w:lastRow="0" w:firstColumn="1" w:lastColumn="0" w:noHBand="0" w:noVBand="1"/>
+        <w:tblLook w:val="0000" w:firstRow="0" w:lastRow="0" w:firstColumn="0" w:lastColumn="0" w:noHBand="0" w:noVBand="0"/>
       </w:tblPr>
       <w:tblGrid>
         <w:gridCol w:w="9412"/>
@@ -5416,11 +5809,11 @@
       <w:pPr>
         <w:pStyle w:val="Heading2"/>
       </w:pPr>
-      <w:bookmarkStart w:id="13" w:name="_Toc241780791"/>
-      <w:r>
-        <w:t>4.6 Verifying a profile with the respondent, and reconciling it afterwards</w:t>
-      </w:r>
-      <w:bookmarkEnd w:id="13"/>
+      <w:bookmarkStart w:id="14" w:name="_Toc241781858"/>
+      <w:r>
+        <w:t>4.7 Verifying a profile with the respondent, and reconciling it afterwards</w:t>
+      </w:r>
+      <w:bookmarkEnd w:id="14"/>
     </w:p>
     <w:p>
       <w:pPr>
@@ -5445,7 +5838,7 @@
         <w:pStyle w:val="ListParagraph"/>
         <w:numPr>
           <w:ilvl w:val="0"/>
-          <w:numId w:val="9"/>
+          <w:numId w:val="10"/>
         </w:numPr>
         <w:spacing w:after="80" w:line="276" w:lineRule="auto"/>
       </w:pPr>
@@ -5505,10 +5898,10 @@
           <w:noProof/>
         </w:rPr>
         <w:drawing>
-          <wp:inline distT="0" distB="0" distL="0" distR="0" wp14:anchorId="1C2865BA" wp14:editId="54D341B9">
+          <wp:inline distT="0" distB="0" distL="0" distR="0" wp14:anchorId="5DEB532C" wp14:editId="27E2A9AF">
             <wp:extent cx="4752975" cy="4953000"/>
             <wp:effectExtent l="0" t="0" r="0" b="0"/>
-            <wp:docPr id="11" name="proit_interview_sheet.jpg" descr="The interview sheet: confirm what is public, ask what is not." title="The interview sheet: confirm what is public, ask what is not."/>
+            <wp:docPr id="12" name="proit_interview_sheet.jpg" descr="The interview sheet: confirm what is public, ask what is not." title="The interview sheet: confirm what is public, ask what is not."/>
             <wp:cNvGraphicFramePr>
               <a:graphicFrameLocks xmlns:a="http://schemas.openxmlformats.org/drawingml/2006/main" noChangeAspect="1"/>
             </wp:cNvGraphicFramePr>
@@ -5557,7 +5950,7 @@
           <w:sz w:val="17"/>
           <w:szCs w:val="17"/>
         </w:rPr>
-        <w:t xml:space="preserve">Figure 11. </w:t>
+        <w:t xml:space="preserve">Figure 12. </w:t>
       </w:r>
       <w:r>
         <w:rPr>
@@ -5568,151 +5961,6 @@
           <w:szCs w:val="17"/>
         </w:rPr>
         <w:t>The interview sheet: confirm what is public, ask what is not.</w:t>
-      </w:r>
-    </w:p>
-    <w:p>
-      <w:pPr>
-        <w:pStyle w:val="ListParagraph"/>
-        <w:numPr>
-          <w:ilvl w:val="0"/>
-          <w:numId w:val="9"/>
-        </w:numPr>
-        <w:spacing w:after="80" w:line="276" w:lineRule="auto"/>
-      </w:pPr>
-      <w:r>
-        <w:t xml:space="preserve">For a </w:t>
-      </w:r>
-      <w:r>
-        <w:rPr>
-          <w:b/>
-          <w:bCs/>
-        </w:rPr>
-        <w:t>Confirm</w:t>
-      </w:r>
-      <w:r>
-        <w:t xml:space="preserve"> row, read the public fact to the respondent, with its source shown under it, and ask whether it is right. Never state a fact on an </w:t>
-      </w:r>
-      <w:r>
-        <w:rPr>
-          <w:b/>
-          <w:bCs/>
-        </w:rPr>
-        <w:t>Ask</w:t>
-      </w:r>
-      <w:r>
-        <w:t xml:space="preserve"> row: it is a question, not something established. A weak source's value is deliberately hidden.</w:t>
-      </w:r>
-    </w:p>
-    <w:p>
-      <w:pPr>
-        <w:pStyle w:val="ListParagraph"/>
-        <w:numPr>
-          <w:ilvl w:val="0"/>
-          <w:numId w:val="9"/>
-        </w:numPr>
-        <w:spacing w:after="80" w:line="276" w:lineRule="auto"/>
-      </w:pPr>
-      <w:r>
-        <w:t xml:space="preserve">In </w:t>
-      </w:r>
-      <w:r>
-        <w:rPr>
-          <w:b/>
-          <w:bCs/>
-        </w:rPr>
-        <w:t>What the respondent said</w:t>
-      </w:r>
-      <w:r>
-        <w:t xml:space="preserve">, choose the answer: confirmed, corrected, partly correct or out of date, does not know, prefers not to say, or does not apply. For a correction, type </w:t>
-      </w:r>
-      <w:r>
-        <w:rPr>
-          <w:b/>
-          <w:bCs/>
-        </w:rPr>
-        <w:t>Their answer</w:t>
-      </w:r>
-      <w:r>
-        <w:t xml:space="preserve">. Add a comment if useful, then select </w:t>
-      </w:r>
-      <w:r>
-        <w:rPr>
-          <w:b/>
-          <w:bCs/>
-        </w:rPr>
-        <w:t>Save answer</w:t>
-      </w:r>
-      <w:r>
-        <w:t>.</w:t>
-      </w:r>
-    </w:p>
-    <w:p>
-      <w:pPr>
-        <w:pStyle w:val="ListParagraph"/>
-        <w:numPr>
-          <w:ilvl w:val="0"/>
-          <w:numId w:val="9"/>
-        </w:numPr>
-        <w:spacing w:after="80" w:line="276" w:lineRule="auto"/>
-      </w:pPr>
-      <w:r>
-        <w:t xml:space="preserve">For an </w:t>
-      </w:r>
-      <w:r>
-        <w:rPr>
-          <w:b/>
-          <w:bCs/>
-        </w:rPr>
-        <w:t>Ask</w:t>
-      </w:r>
-      <w:r>
-        <w:t xml:space="preserve"> row, choose </w:t>
-      </w:r>
-      <w:r>
-        <w:rPr>
-          <w:b/>
-          <w:bCs/>
-        </w:rPr>
-        <w:t>They told us</w:t>
-      </w:r>
-      <w:r>
-        <w:t xml:space="preserve"> and type what they said, or record that they do not know or would rather not say.</w:t>
-      </w:r>
-    </w:p>
-    <w:p>
-      <w:pPr>
-        <w:pStyle w:val="ListParagraph"/>
-        <w:numPr>
-          <w:ilvl w:val="0"/>
-          <w:numId w:val="9"/>
-        </w:numPr>
-        <w:spacing w:after="80" w:line="276" w:lineRule="auto"/>
-      </w:pPr>
-      <w:r>
-        <w:t xml:space="preserve">When the interview is over, select </w:t>
-      </w:r>
-      <w:r>
-        <w:rPr>
-          <w:b/>
-          <w:bCs/>
-        </w:rPr>
-        <w:t>Interview finished</w:t>
-      </w:r>
-      <w:r>
-        <w:t>.</w:t>
-      </w:r>
-    </w:p>
-    <w:p>
-      <w:pPr>
-        <w:spacing w:after="80"/>
-      </w:pPr>
-    </w:p>
-    <w:p>
-      <w:pPr>
-        <w:pStyle w:val="Heading3"/>
-      </w:pPr>
-      <w:r>
-        <w:t>After the interview: reconcile (coordinator and PI)</w:t>
       </w:r>
     </w:p>
     <w:p>
@@ -5725,6 +5973,151 @@
         <w:spacing w:after="80" w:line="276" w:lineRule="auto"/>
       </w:pPr>
       <w:r>
+        <w:t xml:space="preserve">For a </w:t>
+      </w:r>
+      <w:r>
+        <w:rPr>
+          <w:b/>
+          <w:bCs/>
+        </w:rPr>
+        <w:t>Confirm</w:t>
+      </w:r>
+      <w:r>
+        <w:t xml:space="preserve"> row, read the public fact to the respondent, with its source shown under it, and ask whether it is right. Never state a fact on an </w:t>
+      </w:r>
+      <w:r>
+        <w:rPr>
+          <w:b/>
+          <w:bCs/>
+        </w:rPr>
+        <w:t>Ask</w:t>
+      </w:r>
+      <w:r>
+        <w:t xml:space="preserve"> row: it is a question, not something established. A weak source's value is deliberately hidden.</w:t>
+      </w:r>
+    </w:p>
+    <w:p>
+      <w:pPr>
+        <w:pStyle w:val="ListParagraph"/>
+        <w:numPr>
+          <w:ilvl w:val="0"/>
+          <w:numId w:val="10"/>
+        </w:numPr>
+        <w:spacing w:after="80" w:line="276" w:lineRule="auto"/>
+      </w:pPr>
+      <w:r>
+        <w:t xml:space="preserve">In </w:t>
+      </w:r>
+      <w:r>
+        <w:rPr>
+          <w:b/>
+          <w:bCs/>
+        </w:rPr>
+        <w:t>What the respondent said</w:t>
+      </w:r>
+      <w:r>
+        <w:t xml:space="preserve">, choose the answer: confirmed, corrected, partly correct or out of date, does not know, prefers not to say, or does not apply. For a correction, type </w:t>
+      </w:r>
+      <w:r>
+        <w:rPr>
+          <w:b/>
+          <w:bCs/>
+        </w:rPr>
+        <w:t>Their answer</w:t>
+      </w:r>
+      <w:r>
+        <w:t xml:space="preserve">. Add a comment if useful, then select </w:t>
+      </w:r>
+      <w:r>
+        <w:rPr>
+          <w:b/>
+          <w:bCs/>
+        </w:rPr>
+        <w:t>Save answer</w:t>
+      </w:r>
+      <w:r>
+        <w:t>.</w:t>
+      </w:r>
+    </w:p>
+    <w:p>
+      <w:pPr>
+        <w:pStyle w:val="ListParagraph"/>
+        <w:numPr>
+          <w:ilvl w:val="0"/>
+          <w:numId w:val="10"/>
+        </w:numPr>
+        <w:spacing w:after="80" w:line="276" w:lineRule="auto"/>
+      </w:pPr>
+      <w:r>
+        <w:t xml:space="preserve">For an </w:t>
+      </w:r>
+      <w:r>
+        <w:rPr>
+          <w:b/>
+          <w:bCs/>
+        </w:rPr>
+        <w:t>Ask</w:t>
+      </w:r>
+      <w:r>
+        <w:t xml:space="preserve"> row, choose </w:t>
+      </w:r>
+      <w:r>
+        <w:rPr>
+          <w:b/>
+          <w:bCs/>
+        </w:rPr>
+        <w:t>They told us</w:t>
+      </w:r>
+      <w:r>
+        <w:t xml:space="preserve"> and type what they said, or record that they do not know or would rather not say.</w:t>
+      </w:r>
+    </w:p>
+    <w:p>
+      <w:pPr>
+        <w:pStyle w:val="ListParagraph"/>
+        <w:numPr>
+          <w:ilvl w:val="0"/>
+          <w:numId w:val="10"/>
+        </w:numPr>
+        <w:spacing w:after="80" w:line="276" w:lineRule="auto"/>
+      </w:pPr>
+      <w:r>
+        <w:t xml:space="preserve">When the interview is over, select </w:t>
+      </w:r>
+      <w:r>
+        <w:rPr>
+          <w:b/>
+          <w:bCs/>
+        </w:rPr>
+        <w:t>Interview finished</w:t>
+      </w:r>
+      <w:r>
+        <w:t>.</w:t>
+      </w:r>
+    </w:p>
+    <w:p>
+      <w:pPr>
+        <w:spacing w:after="80"/>
+      </w:pPr>
+    </w:p>
+    <w:p>
+      <w:pPr>
+        <w:pStyle w:val="Heading3"/>
+      </w:pPr>
+      <w:r>
+        <w:t>After the interview: reconcile (coordinator and PI)</w:t>
+      </w:r>
+    </w:p>
+    <w:p>
+      <w:pPr>
+        <w:pStyle w:val="ListParagraph"/>
+        <w:numPr>
+          <w:ilvl w:val="0"/>
+          <w:numId w:val="11"/>
+        </w:numPr>
+        <w:spacing w:after="80" w:line="276" w:lineRule="auto"/>
+      </w:pPr>
+      <w:r>
         <w:t xml:space="preserve">Rows where the respondent corrected or qualified a fact show </w:t>
       </w:r>
       <w:r>
@@ -5770,10 +6163,10 @@
         </w:rPr>
         <w:lastRenderedPageBreak/>
         <w:drawing>
-          <wp:inline distT="0" distB="0" distL="0" distR="0" wp14:anchorId="478D360A" wp14:editId="0F5F03B0">
+          <wp:inline distT="0" distB="0" distL="0" distR="0" wp14:anchorId="3D946B3A" wp14:editId="01E262F2">
             <wp:extent cx="5334000" cy="1152525"/>
             <wp:effectExtent l="0" t="0" r="0" b="0"/>
-            <wp:docPr id="12" name="proit_reconcile.jpg" descr="Reconciling a corrected fact: the three values stay separate." title="Reconciling a corrected fact: the three values stay separate."/>
+            <wp:docPr id="13" name="proit_reconcile.jpg" descr="Reconciling a corrected fact: the three values stay separate." title="Reconciling a corrected fact: the three values stay separate."/>
             <wp:cNvGraphicFramePr>
               <a:graphicFrameLocks xmlns:a="http://schemas.openxmlformats.org/drawingml/2006/main" noChangeAspect="1"/>
             </wp:cNvGraphicFramePr>
@@ -5822,7 +6215,7 @@
           <w:sz w:val="17"/>
           <w:szCs w:val="17"/>
         </w:rPr>
-        <w:t xml:space="preserve">Figure 12. </w:t>
+        <w:t xml:space="preserve">Figure 13. </w:t>
       </w:r>
       <w:r>
         <w:rPr>
@@ -5840,7 +6233,7 @@
         <w:pStyle w:val="ListParagraph"/>
         <w:numPr>
           <w:ilvl w:val="0"/>
-          <w:numId w:val="10"/>
+          <w:numId w:val="11"/>
         </w:numPr>
         <w:spacing w:after="80" w:line="276" w:lineRule="auto"/>
       </w:pPr>
@@ -5883,7 +6276,7 @@
         <w:pStyle w:val="ListParagraph"/>
         <w:numPr>
           <w:ilvl w:val="0"/>
-          <w:numId w:val="10"/>
+          <w:numId w:val="11"/>
         </w:numPr>
         <w:spacing w:after="80" w:line="276" w:lineRule="auto"/>
       </w:pPr>
@@ -5921,7 +6314,7 @@
           <w:left w:w="10" w:type="dxa"/>
           <w:right w:w="10" w:type="dxa"/>
         </w:tblCellMar>
-        <w:tblLook w:val="04A0" w:firstRow="1" w:lastRow="0" w:firstColumn="1" w:lastColumn="0" w:noHBand="0" w:noVBand="1"/>
+        <w:tblLook w:val="0000" w:firstRow="0" w:lastRow="0" w:firstColumn="0" w:lastColumn="0" w:noHBand="0" w:noVBand="0"/>
       </w:tblPr>
       <w:tblGrid>
         <w:gridCol w:w="9412"/>
@@ -6008,18 +6401,18 @@
       <w:pPr>
         <w:pStyle w:val="Heading2"/>
       </w:pPr>
-      <w:bookmarkStart w:id="14" w:name="_Toc241780792"/>
-      <w:r>
-        <w:t>4.7 Downloading or emailing completed forms (Form PDFs)</w:t>
-      </w:r>
-      <w:bookmarkEnd w:id="14"/>
+      <w:bookmarkStart w:id="15" w:name="_Toc241781859"/>
+      <w:r>
+        <w:t>4.8 Downloading or emailing completed forms (Form PDFs)</w:t>
+      </w:r>
+      <w:bookmarkEnd w:id="15"/>
     </w:p>
     <w:p>
       <w:pPr>
         <w:pStyle w:val="ListParagraph"/>
         <w:numPr>
           <w:ilvl w:val="0"/>
-          <w:numId w:val="11"/>
+          <w:numId w:val="12"/>
         </w:numPr>
         <w:spacing w:after="80" w:line="276" w:lineRule="auto"/>
       </w:pPr>
@@ -6048,10 +6441,10 @@
           <w:noProof/>
         </w:rPr>
         <w:drawing>
-          <wp:inline distT="0" distB="0" distL="0" distR="0" wp14:anchorId="4B1D398C" wp14:editId="3B359C0E">
+          <wp:inline distT="0" distB="0" distL="0" distR="0" wp14:anchorId="64FA8D57" wp14:editId="7B0D41FC">
             <wp:extent cx="5334000" cy="3333750"/>
             <wp:effectExtent l="0" t="0" r="0" b="0"/>
-            <wp:docPr id="13" name="kii_form_pdfs.jpg" descr="Completed KII Guide forms, with the sync status." title="Completed KII Guide forms, with the sync status."/>
+            <wp:docPr id="14" name="kii_form_pdfs.jpg" descr="Completed KII Guide forms, with the sync status." title="Completed KII Guide forms, with the sync status."/>
             <wp:cNvGraphicFramePr>
               <a:graphicFrameLocks xmlns:a="http://schemas.openxmlformats.org/drawingml/2006/main" noChangeAspect="1"/>
             </wp:cNvGraphicFramePr>
@@ -6100,7 +6493,7 @@
           <w:sz w:val="17"/>
           <w:szCs w:val="17"/>
         </w:rPr>
-        <w:t xml:space="preserve">Figure 13. </w:t>
+        <w:t xml:space="preserve">Figure 14. </w:t>
       </w:r>
       <w:r>
         <w:rPr>
@@ -6118,7 +6511,7 @@
         <w:pStyle w:val="ListParagraph"/>
         <w:numPr>
           <w:ilvl w:val="0"/>
-          <w:numId w:val="11"/>
+          <w:numId w:val="12"/>
         </w:numPr>
         <w:spacing w:after="80" w:line="276" w:lineRule="auto"/>
       </w:pPr>
@@ -6141,7 +6534,7 @@
         <w:pStyle w:val="ListParagraph"/>
         <w:numPr>
           <w:ilvl w:val="0"/>
-          <w:numId w:val="11"/>
+          <w:numId w:val="12"/>
         </w:numPr>
         <w:spacing w:after="80" w:line="276" w:lineRule="auto"/>
       </w:pPr>
@@ -6206,7 +6599,7 @@
           <w:left w:w="10" w:type="dxa"/>
           <w:right w:w="10" w:type="dxa"/>
         </w:tblCellMar>
-        <w:tblLook w:val="04A0" w:firstRow="1" w:lastRow="0" w:firstColumn="1" w:lastColumn="0" w:noHBand="0" w:noVBand="1"/>
+        <w:tblLook w:val="0000" w:firstRow="0" w:lastRow="0" w:firstColumn="0" w:lastColumn="0" w:noHBand="0" w:noVBand="0"/>
       </w:tblPr>
       <w:tblGrid>
         <w:gridCol w:w="9412"/>
@@ -6265,11 +6658,11 @@
       <w:pPr>
         <w:pStyle w:val="Heading2"/>
       </w:pPr>
-      <w:bookmarkStart w:id="15" w:name="_Toc241780793"/>
-      <w:r>
-        <w:t>4.8 Consent in interviews</w:t>
-      </w:r>
-      <w:bookmarkEnd w:id="15"/>
+      <w:bookmarkStart w:id="16" w:name="_Toc241781860"/>
+      <w:r>
+        <w:t>4.9 Consent in interviews</w:t>
+      </w:r>
+      <w:bookmarkEnd w:id="16"/>
     </w:p>
     <w:p>
       <w:pPr>
@@ -6343,12 +6736,12 @@
         <w:pStyle w:val="Heading1"/>
         <w:pageBreakBefore/>
       </w:pPr>
-      <w:bookmarkStart w:id="16" w:name="_Toc241780794"/>
+      <w:bookmarkStart w:id="17" w:name="_Toc241781861"/>
       <w:r>
         <w:lastRenderedPageBreak/>
         <w:t>5. Rules you must follow</w:t>
       </w:r>
-      <w:bookmarkEnd w:id="16"/>
+      <w:bookmarkEnd w:id="17"/>
     </w:p>
     <w:p>
       <w:pPr>
@@ -6494,12 +6887,12 @@
         <w:pStyle w:val="Heading1"/>
         <w:pageBreakBefore/>
       </w:pPr>
-      <w:bookmarkStart w:id="17" w:name="_Toc241780795"/>
+      <w:bookmarkStart w:id="18" w:name="_Toc241781862"/>
       <w:r>
         <w:lastRenderedPageBreak/>
         <w:t>6. Troubleshooting</w:t>
       </w:r>
-      <w:bookmarkEnd w:id="17"/>
+      <w:bookmarkEnd w:id="18"/>
     </w:p>
     <w:tbl>
       <w:tblPr>
@@ -6516,7 +6909,7 @@
           <w:left w:w="10" w:type="dxa"/>
           <w:right w:w="10" w:type="dxa"/>
         </w:tblCellMar>
-        <w:tblLook w:val="04A0" w:firstRow="1" w:lastRow="0" w:firstColumn="1" w:lastColumn="0" w:noHBand="0" w:noVBand="1"/>
+        <w:tblLook w:val="0000" w:firstRow="0" w:lastRow="0" w:firstColumn="0" w:lastColumn="0" w:noHBand="0" w:noVBand="0"/>
       </w:tblPr>
       <w:tblGrid>
         <w:gridCol w:w="2635"/>
@@ -7521,12 +7914,12 @@
         <w:pStyle w:val="Heading1"/>
         <w:pageBreakBefore/>
       </w:pPr>
-      <w:bookmarkStart w:id="18" w:name="_Toc241780796"/>
+      <w:bookmarkStart w:id="19" w:name="_Toc241781863"/>
       <w:r>
         <w:lastRenderedPageBreak/>
         <w:t>7. Quick reference</w:t>
       </w:r>
-      <w:bookmarkEnd w:id="18"/>
+      <w:bookmarkEnd w:id="19"/>
     </w:p>
     <w:tbl>
       <w:tblPr>
@@ -7543,7 +7936,7 @@
           <w:left w:w="10" w:type="dxa"/>
           <w:right w:w="10" w:type="dxa"/>
         </w:tblCellMar>
-        <w:tblLook w:val="04A0" w:firstRow="1" w:lastRow="0" w:firstColumn="1" w:lastColumn="0" w:noHBand="0" w:noVBand="1"/>
+        <w:tblLook w:val="0000" w:firstRow="0" w:lastRow="0" w:firstColumn="0" w:lastColumn="0" w:noHBand="0" w:noVBand="0"/>
       </w:tblPr>
       <w:tblGrid>
         <w:gridCol w:w="2824"/>
@@ -7980,12 +8373,12 @@
         <w:pStyle w:val="Heading1"/>
         <w:pageBreakBefore/>
       </w:pPr>
-      <w:bookmarkStart w:id="19" w:name="_Toc241780797"/>
+      <w:bookmarkStart w:id="20" w:name="_Toc241781864"/>
       <w:r>
         <w:lastRenderedPageBreak/>
         <w:t>8. Every screen and button for your role</w:t>
       </w:r>
-      <w:bookmarkEnd w:id="19"/>
+      <w:bookmarkEnd w:id="20"/>
     </w:p>
     <w:p>
       <w:pPr>
@@ -8010,7 +8403,7 @@
           <w:left w:w="10" w:type="dxa"/>
           <w:right w:w="10" w:type="dxa"/>
         </w:tblCellMar>
-        <w:tblLook w:val="04A0" w:firstRow="1" w:lastRow="0" w:firstColumn="1" w:lastColumn="0" w:noHBand="0" w:noVBand="1"/>
+        <w:tblLook w:val="0000" w:firstRow="0" w:lastRow="0" w:firstColumn="0" w:lastColumn="0" w:noHBand="0" w:noVBand="0"/>
       </w:tblPr>
       <w:tblGrid>
         <w:gridCol w:w="9412"/>
@@ -8094,11 +8487,11 @@
       <w:pPr>
         <w:pStyle w:val="Heading2"/>
       </w:pPr>
-      <w:bookmarkStart w:id="20" w:name="_Toc241780798"/>
+      <w:bookmarkStart w:id="21" w:name="_Toc241781865"/>
       <w:r>
         <w:t>8.1 Sign in</w:t>
       </w:r>
-      <w:bookmarkEnd w:id="20"/>
+      <w:bookmarkEnd w:id="21"/>
     </w:p>
     <w:p>
       <w:pPr>
@@ -8157,7 +8550,7 @@
           <w:left w:w="10" w:type="dxa"/>
           <w:right w:w="10" w:type="dxa"/>
         </w:tblCellMar>
-        <w:tblLook w:val="04A0" w:firstRow="1" w:lastRow="0" w:firstColumn="1" w:lastColumn="0" w:noHBand="0" w:noVBand="1"/>
+        <w:tblLook w:val="0000" w:firstRow="0" w:lastRow="0" w:firstColumn="0" w:lastColumn="0" w:noHBand="0" w:noVBand="0"/>
       </w:tblPr>
       <w:tblGrid>
         <w:gridCol w:w="1882"/>
@@ -8607,11 +9000,11 @@
       <w:pPr>
         <w:pStyle w:val="Heading2"/>
       </w:pPr>
-      <w:bookmarkStart w:id="21" w:name="_Toc241780799"/>
+      <w:bookmarkStart w:id="22" w:name="_Toc241781866"/>
       <w:r>
         <w:t>8.2 The header and menu bar (every screen)</w:t>
       </w:r>
-      <w:bookmarkEnd w:id="21"/>
+      <w:bookmarkEnd w:id="22"/>
     </w:p>
     <w:p>
       <w:pPr>
@@ -8670,7 +9063,7 @@
           <w:left w:w="10" w:type="dxa"/>
           <w:right w:w="10" w:type="dxa"/>
         </w:tblCellMar>
-        <w:tblLook w:val="04A0" w:firstRow="1" w:lastRow="0" w:firstColumn="1" w:lastColumn="0" w:noHBand="0" w:noVBand="1"/>
+        <w:tblLook w:val="0000" w:firstRow="0" w:lastRow="0" w:firstColumn="0" w:lastColumn="0" w:noHBand="0" w:noVBand="0"/>
       </w:tblPr>
       <w:tblGrid>
         <w:gridCol w:w="1882"/>
@@ -9331,11 +9724,11 @@
       <w:pPr>
         <w:pStyle w:val="Heading2"/>
       </w:pPr>
-      <w:bookmarkStart w:id="22" w:name="_Toc241780800"/>
+      <w:bookmarkStart w:id="23" w:name="_Toc241781867"/>
       <w:r>
         <w:t>8.3 Change Password</w:t>
       </w:r>
-      <w:bookmarkEnd w:id="22"/>
+      <w:bookmarkEnd w:id="23"/>
     </w:p>
     <w:p>
       <w:pPr>
@@ -9394,7 +9787,7 @@
           <w:left w:w="10" w:type="dxa"/>
           <w:right w:w="10" w:type="dxa"/>
         </w:tblCellMar>
-        <w:tblLook w:val="04A0" w:firstRow="1" w:lastRow="0" w:firstColumn="1" w:lastColumn="0" w:noHBand="0" w:noVBand="1"/>
+        <w:tblLook w:val="0000" w:firstRow="0" w:lastRow="0" w:firstColumn="0" w:lastColumn="0" w:noHBand="0" w:noVBand="0"/>
       </w:tblPr>
       <w:tblGrid>
         <w:gridCol w:w="1882"/>
@@ -9951,11 +10344,11 @@
       <w:pPr>
         <w:pStyle w:val="Heading2"/>
       </w:pPr>
-      <w:bookmarkStart w:id="23" w:name="_Toc241780801"/>
+      <w:bookmarkStart w:id="24" w:name="_Toc241781868"/>
       <w:r>
         <w:t>8.4 KII / Document Dashboard</w:t>
       </w:r>
-      <w:bookmarkEnd w:id="23"/>
+      <w:bookmarkEnd w:id="24"/>
     </w:p>
     <w:p>
       <w:pPr>
@@ -10014,7 +10407,7 @@
           <w:left w:w="10" w:type="dxa"/>
           <w:right w:w="10" w:type="dxa"/>
         </w:tblCellMar>
-        <w:tblLook w:val="04A0" w:firstRow="1" w:lastRow="0" w:firstColumn="1" w:lastColumn="0" w:noHBand="0" w:noVBand="1"/>
+        <w:tblLook w:val="0000" w:firstRow="0" w:lastRow="0" w:firstColumn="0" w:lastColumn="0" w:noHBand="0" w:noVBand="0"/>
       </w:tblPr>
       <w:tblGrid>
         <w:gridCol w:w="1882"/>
@@ -10361,12 +10754,12 @@
       <w:pPr>
         <w:pStyle w:val="Heading2"/>
       </w:pPr>
-      <w:bookmarkStart w:id="24" w:name="_Toc241780802"/>
+      <w:bookmarkStart w:id="25" w:name="_Toc241781869"/>
       <w:r>
         <w:lastRenderedPageBreak/>
         <w:t>8.5 Interview sheet (verifying a locked profile)</w:t>
       </w:r>
-      <w:bookmarkEnd w:id="24"/>
+      <w:bookmarkEnd w:id="25"/>
     </w:p>
     <w:p>
       <w:pPr>
@@ -10425,7 +10818,7 @@
           <w:left w:w="10" w:type="dxa"/>
           <w:right w:w="10" w:type="dxa"/>
         </w:tblCellMar>
-        <w:tblLook w:val="04A0" w:firstRow="1" w:lastRow="0" w:firstColumn="1" w:lastColumn="0" w:noHBand="0" w:noVBand="1"/>
+        <w:tblLook w:val="0000" w:firstRow="0" w:lastRow="0" w:firstColumn="0" w:lastColumn="0" w:noHBand="0" w:noVBand="0"/>
       </w:tblPr>
       <w:tblGrid>
         <w:gridCol w:w="1882"/>
@@ -11402,11 +11795,11 @@
       <w:pPr>
         <w:pStyle w:val="Heading2"/>
       </w:pPr>
-      <w:bookmarkStart w:id="25" w:name="_Toc241780803"/>
+      <w:bookmarkStart w:id="26" w:name="_Toc241781870"/>
       <w:r>
         <w:t>8.6 KII Register</w:t>
       </w:r>
-      <w:bookmarkEnd w:id="25"/>
+      <w:bookmarkEnd w:id="26"/>
     </w:p>
     <w:p>
       <w:pPr>
@@ -11465,7 +11858,7 @@
           <w:left w:w="10" w:type="dxa"/>
           <w:right w:w="10" w:type="dxa"/>
         </w:tblCellMar>
-        <w:tblLook w:val="04A0" w:firstRow="1" w:lastRow="0" w:firstColumn="1" w:lastColumn="0" w:noHBand="0" w:noVBand="1"/>
+        <w:tblLook w:val="0000" w:firstRow="0" w:lastRow="0" w:firstColumn="0" w:lastColumn="0" w:noHBand="0" w:noVBand="0"/>
       </w:tblPr>
       <w:tblGrid>
         <w:gridCol w:w="1882"/>
@@ -12023,11 +12416,11 @@
       <w:pPr>
         <w:pStyle w:val="Heading2"/>
       </w:pPr>
-      <w:bookmarkStart w:id="26" w:name="_Toc241780804"/>
+      <w:bookmarkStart w:id="27" w:name="_Toc241781871"/>
       <w:r>
         <w:t>8.7 New KII Record</w:t>
       </w:r>
-      <w:bookmarkEnd w:id="26"/>
+      <w:bookmarkEnd w:id="27"/>
     </w:p>
     <w:p>
       <w:pPr>
@@ -12086,7 +12479,7 @@
           <w:left w:w="10" w:type="dxa"/>
           <w:right w:w="10" w:type="dxa"/>
         </w:tblCellMar>
-        <w:tblLook w:val="04A0" w:firstRow="1" w:lastRow="0" w:firstColumn="1" w:lastColumn="0" w:noHBand="0" w:noVBand="1"/>
+        <w:tblLook w:val="0000" w:firstRow="0" w:lastRow="0" w:firstColumn="0" w:lastColumn="0" w:noHBand="0" w:noVBand="0"/>
       </w:tblPr>
       <w:tblGrid>
         <w:gridCol w:w="1882"/>
@@ -12433,11 +12826,11 @@
       <w:pPr>
         <w:pStyle w:val="Heading2"/>
       </w:pPr>
-      <w:bookmarkStart w:id="27" w:name="_Toc241780805"/>
+      <w:bookmarkStart w:id="28" w:name="_Toc241781872"/>
       <w:r>
         <w:t>8.8 KII record</w:t>
       </w:r>
-      <w:bookmarkEnd w:id="27"/>
+      <w:bookmarkEnd w:id="28"/>
     </w:p>
     <w:p>
       <w:pPr>
@@ -12496,7 +12889,7 @@
           <w:left w:w="10" w:type="dxa"/>
           <w:right w:w="10" w:type="dxa"/>
         </w:tblCellMar>
-        <w:tblLook w:val="04A0" w:firstRow="1" w:lastRow="0" w:firstColumn="1" w:lastColumn="0" w:noHBand="0" w:noVBand="1"/>
+        <w:tblLook w:val="0000" w:firstRow="0" w:lastRow="0" w:firstColumn="0" w:lastColumn="0" w:noHBand="0" w:noVBand="0"/>
       </w:tblPr>
       <w:tblGrid>
         <w:gridCol w:w="1882"/>
@@ -13474,11 +13867,11 @@
       <w:pPr>
         <w:pStyle w:val="Heading2"/>
       </w:pPr>
-      <w:bookmarkStart w:id="28" w:name="_Toc241780806"/>
+      <w:bookmarkStart w:id="29" w:name="_Toc241781873"/>
       <w:r>
         <w:t>8.9 Completed forms (Form PDFs)</w:t>
       </w:r>
-      <w:bookmarkEnd w:id="28"/>
+      <w:bookmarkEnd w:id="29"/>
     </w:p>
     <w:p>
       <w:pPr>
@@ -13537,7 +13930,7 @@
           <w:left w:w="10" w:type="dxa"/>
           <w:right w:w="10" w:type="dxa"/>
         </w:tblCellMar>
-        <w:tblLook w:val="04A0" w:firstRow="1" w:lastRow="0" w:firstColumn="1" w:lastColumn="0" w:noHBand="0" w:noVBand="1"/>
+        <w:tblLook w:val="0000" w:firstRow="0" w:lastRow="0" w:firstColumn="0" w:lastColumn="0" w:noHBand="0" w:noVBand="0"/>
       </w:tblPr>
       <w:tblGrid>
         <w:gridCol w:w="1882"/>
@@ -14356,7 +14749,7 @@
         <w:sz w:val="16"/>
         <w:szCs w:val="16"/>
       </w:rPr>
-      <w:t>Version 1.14 · 1 October 2026</w:t>
+      <w:t>Version 1.15 · 1 October 2026</w:t>
     </w:r>
     <w:r>
       <w:rPr>
@@ -14529,10 +14922,10 @@
 <file path=word/numbering.xml><?xml version="1.0" encoding="utf-8"?>
 <w:numbering xmlns:wpc="http://schemas.microsoft.com/office/word/2010/wordprocessingCanvas" xmlns:cx="http://schemas.microsoft.com/office/drawing/2014/chartex" xmlns:cx1="http://schemas.microsoft.com/office/drawing/2015/9/8/chartex" xmlns:cx2="http://schemas.microsoft.com/office/drawing/2015/10/21/chartex" xmlns:cx3="http://schemas.microsoft.com/office/drawing/2016/5/9/chartex" xmlns:cx4="http://schemas.microsoft.com/office/drawing/2016/5/10/chartex" xmlns:cx5="http://schemas.microsoft.com/office/drawing/2016/5/11/chartex" xmlns:cx6="http://schemas.microsoft.com/office/drawing/2016/5/12/chartex" xmlns:cx7="http://schemas.microsoft.com/office/drawing/2016/5/13/chartex" xmlns:cx8="http://schemas.microsoft.com/office/drawing/2016/5/14/chartex" xmlns:mc="http://schemas.openxmlformats.org/markup-compatibility/2006" xmlns:aink="http://schemas.microsoft.com/office/drawing/2016/ink" xmlns:am3d="http://schemas.microsoft.com/office/drawing/2017/model3d" xmlns:o="urn:schemas-microsoft-com:office:office" xmlns:oel="http://schemas.microsoft.com/office/2019/extlst" xmlns:r="http://schemas.openxmlformats.org/officeDocument/2006/relationships" xmlns:m="http://schemas.openxmlformats.org/officeDocument/2006/math" xmlns:v="urn:schemas-microsoft-com:vml" xmlns:wp14="http://schemas.microsoft.com/office/word/2010/wordprocessingDrawing" xmlns:wp="http://schemas.openxmlformats.org/drawingml/2006/wordprocessingDrawing" xmlns:w10="urn:schemas-microsoft-com:office:word" xmlns:w="http://schemas.openxmlformats.org/wordprocessingml/2006/main" xmlns:w14="http://schemas.microsoft.com/office/word/2010/wordml" xmlns:w15="http://schemas.microsoft.com/office/word/2012/wordml" xmlns:w16cex="http://schemas.microsoft.com/office/word/2018/wordml/cex" xmlns:w16cid="http://schemas.microsoft.com/office/word/2016/wordml/cid" xmlns:w16="http://schemas.microsoft.com/office/word/2018/wordml" xmlns:w16sdtdh="http://schemas.microsoft.com/office/word/2020/wordml/sdtdatahash" xmlns:w16se="http://schemas.microsoft.com/office/word/2015/wordml/symex" xmlns:wpg="http://schemas.microsoft.com/office/word/2010/wordprocessingGroup" xmlns:wpi="http://schemas.microsoft.com/office/word/2010/wordprocessingInk" xmlns:wne="http://schemas.microsoft.com/office/word/2006/wordml" xmlns:wps="http://schemas.microsoft.com/office/word/2010/wordprocessingShape" mc:Ignorable="w14 w15 w16se w16cid w16 w16cex w16sdtdh wp14">
   <w:abstractNum w:abstractNumId="0" w15:restartNumberingAfterBreak="0">
-    <w:nsid w:val="005F6CCF"/>
+    <w:nsid w:val="02E366B0"/>
     <w:multiLevelType w:val="hybridMultilevel"/>
-    <w:tmpl w:val="189EE2FE"/>
-    <w:lvl w:ilvl="0" w:tplc="D8AA8D68">
+    <w:tmpl w:val="9B40969A"/>
+    <w:lvl w:ilvl="0" w:tplc="00BC85E8">
       <w:start w:val="1"/>
       <w:numFmt w:val="decimal"/>
       <w:lvlText w:val="%1."/>
@@ -14546,52 +14939,52 @@
         <w:color w:val="A67C27"/>
       </w:rPr>
     </w:lvl>
-    <w:lvl w:ilvl="1" w:tplc="42927022">
+    <w:lvl w:ilvl="1" w:tplc="A112C854">
       <w:numFmt w:val="decimal"/>
       <w:lvlText w:val=""/>
       <w:lvlJc w:val="left"/>
     </w:lvl>
-    <w:lvl w:ilvl="2" w:tplc="4C76D5CE">
+    <w:lvl w:ilvl="2" w:tplc="EFECB8A0">
       <w:numFmt w:val="decimal"/>
       <w:lvlText w:val=""/>
       <w:lvlJc w:val="left"/>
     </w:lvl>
-    <w:lvl w:ilvl="3" w:tplc="E0A81028">
+    <w:lvl w:ilvl="3" w:tplc="5600CDBE">
       <w:numFmt w:val="decimal"/>
       <w:lvlText w:val=""/>
       <w:lvlJc w:val="left"/>
     </w:lvl>
-    <w:lvl w:ilvl="4" w:tplc="1A74333E">
+    <w:lvl w:ilvl="4" w:tplc="A006738C">
       <w:numFmt w:val="decimal"/>
       <w:lvlText w:val=""/>
       <w:lvlJc w:val="left"/>
     </w:lvl>
-    <w:lvl w:ilvl="5" w:tplc="2CE006B6">
+    <w:lvl w:ilvl="5" w:tplc="1FD0D690">
       <w:numFmt w:val="decimal"/>
       <w:lvlText w:val=""/>
       <w:lvlJc w:val="left"/>
     </w:lvl>
-    <w:lvl w:ilvl="6" w:tplc="E7F2BFCE">
+    <w:lvl w:ilvl="6" w:tplc="D062E3EA">
       <w:numFmt w:val="decimal"/>
       <w:lvlText w:val=""/>
       <w:lvlJc w:val="left"/>
     </w:lvl>
-    <w:lvl w:ilvl="7" w:tplc="E99499E2">
+    <w:lvl w:ilvl="7" w:tplc="45820B4A">
       <w:numFmt w:val="decimal"/>
       <w:lvlText w:val=""/>
       <w:lvlJc w:val="left"/>
     </w:lvl>
-    <w:lvl w:ilvl="8" w:tplc="1E061082">
+    <w:lvl w:ilvl="8" w:tplc="688A17A6">
       <w:numFmt w:val="decimal"/>
       <w:lvlText w:val=""/>
       <w:lvlJc w:val="left"/>
     </w:lvl>
   </w:abstractNum>
   <w:abstractNum w:abstractNumId="1" w15:restartNumberingAfterBreak="0">
-    <w:nsid w:val="1AA025FA"/>
+    <w:nsid w:val="0F682BA0"/>
     <w:multiLevelType w:val="hybridMultilevel"/>
-    <w:tmpl w:val="4414052E"/>
-    <w:lvl w:ilvl="0" w:tplc="ED626ACE">
+    <w:tmpl w:val="A1A60D40"/>
+    <w:lvl w:ilvl="0" w:tplc="93908352">
       <w:start w:val="1"/>
       <w:numFmt w:val="decimal"/>
       <w:lvlText w:val="%1."/>
@@ -14605,52 +14998,52 @@
         <w:color w:val="A67C27"/>
       </w:rPr>
     </w:lvl>
-    <w:lvl w:ilvl="1" w:tplc="D0EEB79C">
+    <w:lvl w:ilvl="1" w:tplc="45DC5998">
       <w:numFmt w:val="decimal"/>
       <w:lvlText w:val=""/>
       <w:lvlJc w:val="left"/>
     </w:lvl>
-    <w:lvl w:ilvl="2" w:tplc="944A5238">
+    <w:lvl w:ilvl="2" w:tplc="7EE829D8">
       <w:numFmt w:val="decimal"/>
       <w:lvlText w:val=""/>
       <w:lvlJc w:val="left"/>
     </w:lvl>
-    <w:lvl w:ilvl="3" w:tplc="BE020858">
+    <w:lvl w:ilvl="3" w:tplc="C52491FA">
       <w:numFmt w:val="decimal"/>
       <w:lvlText w:val=""/>
       <w:lvlJc w:val="left"/>
     </w:lvl>
-    <w:lvl w:ilvl="4" w:tplc="5C30F7F2">
+    <w:lvl w:ilvl="4" w:tplc="CE88EBC0">
       <w:numFmt w:val="decimal"/>
       <w:lvlText w:val=""/>
       <w:lvlJc w:val="left"/>
     </w:lvl>
-    <w:lvl w:ilvl="5" w:tplc="C854B0E4">
+    <w:lvl w:ilvl="5" w:tplc="ACB08810">
       <w:numFmt w:val="decimal"/>
       <w:lvlText w:val=""/>
       <w:lvlJc w:val="left"/>
     </w:lvl>
-    <w:lvl w:ilvl="6" w:tplc="CEB450A4">
+    <w:lvl w:ilvl="6" w:tplc="6FDCE688">
       <w:numFmt w:val="decimal"/>
       <w:lvlText w:val=""/>
       <w:lvlJc w:val="left"/>
     </w:lvl>
-    <w:lvl w:ilvl="7" w:tplc="264C9128">
+    <w:lvl w:ilvl="7" w:tplc="A252C8F6">
       <w:numFmt w:val="decimal"/>
       <w:lvlText w:val=""/>
       <w:lvlJc w:val="left"/>
     </w:lvl>
-    <w:lvl w:ilvl="8" w:tplc="525CE9E0">
+    <w:lvl w:ilvl="8" w:tplc="40D82BCC">
       <w:numFmt w:val="decimal"/>
       <w:lvlText w:val=""/>
       <w:lvlJc w:val="left"/>
     </w:lvl>
   </w:abstractNum>
   <w:abstractNum w:abstractNumId="2" w15:restartNumberingAfterBreak="0">
-    <w:nsid w:val="2BCF6CB2"/>
+    <w:nsid w:val="154473D1"/>
     <w:multiLevelType w:val="hybridMultilevel"/>
-    <w:tmpl w:val="8DDA8294"/>
-    <w:lvl w:ilvl="0" w:tplc="0A9658DC">
+    <w:tmpl w:val="E40C2A98"/>
+    <w:lvl w:ilvl="0" w:tplc="8CDEAD0E">
       <w:start w:val="1"/>
       <w:numFmt w:val="decimal"/>
       <w:lvlText w:val="%1."/>
@@ -14664,52 +15057,52 @@
         <w:color w:val="A67C27"/>
       </w:rPr>
     </w:lvl>
-    <w:lvl w:ilvl="1" w:tplc="579671EC">
+    <w:lvl w:ilvl="1" w:tplc="96CC7A54">
       <w:numFmt w:val="decimal"/>
       <w:lvlText w:val=""/>
       <w:lvlJc w:val="left"/>
     </w:lvl>
-    <w:lvl w:ilvl="2" w:tplc="E6BEA168">
+    <w:lvl w:ilvl="2" w:tplc="48B6EB42">
       <w:numFmt w:val="decimal"/>
       <w:lvlText w:val=""/>
       <w:lvlJc w:val="left"/>
     </w:lvl>
-    <w:lvl w:ilvl="3" w:tplc="8466CB40">
+    <w:lvl w:ilvl="3" w:tplc="0728C4B8">
       <w:numFmt w:val="decimal"/>
       <w:lvlText w:val=""/>
       <w:lvlJc w:val="left"/>
     </w:lvl>
-    <w:lvl w:ilvl="4" w:tplc="EC26F15A">
+    <w:lvl w:ilvl="4" w:tplc="3A286278">
       <w:numFmt w:val="decimal"/>
       <w:lvlText w:val=""/>
       <w:lvlJc w:val="left"/>
     </w:lvl>
-    <w:lvl w:ilvl="5" w:tplc="C37047C0">
+    <w:lvl w:ilvl="5" w:tplc="26DC162A">
       <w:numFmt w:val="decimal"/>
       <w:lvlText w:val=""/>
       <w:lvlJc w:val="left"/>
     </w:lvl>
-    <w:lvl w:ilvl="6" w:tplc="EF623402">
+    <w:lvl w:ilvl="6" w:tplc="A684898C">
       <w:numFmt w:val="decimal"/>
       <w:lvlText w:val=""/>
       <w:lvlJc w:val="left"/>
     </w:lvl>
-    <w:lvl w:ilvl="7" w:tplc="B3903186">
+    <w:lvl w:ilvl="7" w:tplc="62968C92">
       <w:numFmt w:val="decimal"/>
       <w:lvlText w:val=""/>
       <w:lvlJc w:val="left"/>
     </w:lvl>
-    <w:lvl w:ilvl="8" w:tplc="6290934C">
+    <w:lvl w:ilvl="8" w:tplc="6758082E">
       <w:numFmt w:val="decimal"/>
       <w:lvlText w:val=""/>
       <w:lvlJc w:val="left"/>
     </w:lvl>
   </w:abstractNum>
   <w:abstractNum w:abstractNumId="3" w15:restartNumberingAfterBreak="0">
-    <w:nsid w:val="44250A1B"/>
+    <w:nsid w:val="17C80AB2"/>
     <w:multiLevelType w:val="hybridMultilevel"/>
-    <w:tmpl w:val="AF4A1CA4"/>
-    <w:lvl w:ilvl="0" w:tplc="40F0BD3C">
+    <w:tmpl w:val="E76E1C22"/>
+    <w:lvl w:ilvl="0" w:tplc="CD66661E">
       <w:start w:val="1"/>
       <w:numFmt w:val="decimal"/>
       <w:lvlText w:val="%1."/>
@@ -14723,138 +15116,52 @@
         <w:color w:val="A67C27"/>
       </w:rPr>
     </w:lvl>
-    <w:lvl w:ilvl="1" w:tplc="5D82CF72">
+    <w:lvl w:ilvl="1" w:tplc="FC4C7766">
       <w:numFmt w:val="decimal"/>
       <w:lvlText w:val=""/>
       <w:lvlJc w:val="left"/>
     </w:lvl>
-    <w:lvl w:ilvl="2" w:tplc="F0ACA578">
+    <w:lvl w:ilvl="2" w:tplc="E64EE68E">
       <w:numFmt w:val="decimal"/>
       <w:lvlText w:val=""/>
       <w:lvlJc w:val="left"/>
     </w:lvl>
-    <w:lvl w:ilvl="3" w:tplc="97AE56A2">
+    <w:lvl w:ilvl="3" w:tplc="7AA0D8DA">
       <w:numFmt w:val="decimal"/>
       <w:lvlText w:val=""/>
       <w:lvlJc w:val="left"/>
     </w:lvl>
-    <w:lvl w:ilvl="4" w:tplc="0210A2CE">
+    <w:lvl w:ilvl="4" w:tplc="A8623A3E">
       <w:numFmt w:val="decimal"/>
       <w:lvlText w:val=""/>
       <w:lvlJc w:val="left"/>
     </w:lvl>
-    <w:lvl w:ilvl="5" w:tplc="4526101E">
+    <w:lvl w:ilvl="5" w:tplc="A70866AE">
       <w:numFmt w:val="decimal"/>
       <w:lvlText w:val=""/>
       <w:lvlJc w:val="left"/>
     </w:lvl>
-    <w:lvl w:ilvl="6" w:tplc="C09EE3E8">
+    <w:lvl w:ilvl="6" w:tplc="83ACFDA2">
       <w:numFmt w:val="decimal"/>
       <w:lvlText w:val=""/>
       <w:lvlJc w:val="left"/>
     </w:lvl>
-    <w:lvl w:ilvl="7" w:tplc="CEDECFAA">
+    <w:lvl w:ilvl="7" w:tplc="F7C4D096">
       <w:numFmt w:val="decimal"/>
       <w:lvlText w:val=""/>
       <w:lvlJc w:val="left"/>
     </w:lvl>
-    <w:lvl w:ilvl="8" w:tplc="4C2ED94E">
+    <w:lvl w:ilvl="8" w:tplc="AA283B52">
       <w:numFmt w:val="decimal"/>
       <w:lvlText w:val=""/>
       <w:lvlJc w:val="left"/>
     </w:lvl>
   </w:abstractNum>
   <w:abstractNum w:abstractNumId="4" w15:restartNumberingAfterBreak="0">
-    <w:nsid w:val="48594F51"/>
+    <w:nsid w:val="1C3F5D19"/>
     <w:multiLevelType w:val="hybridMultilevel"/>
-    <w:tmpl w:val="298C390E"/>
-    <w:lvl w:ilvl="0" w:tplc="3294AC6A">
-      <w:start w:val="1"/>
-      <w:numFmt w:val="bullet"/>
-      <w:lvlText w:val="●"/>
-      <w:lvlJc w:val="left"/>
-      <w:pPr>
-        <w:ind w:left="720" w:hanging="360"/>
-      </w:pPr>
-    </w:lvl>
-    <w:lvl w:ilvl="1" w:tplc="0E9E446A">
-      <w:start w:val="1"/>
-      <w:numFmt w:val="bullet"/>
-      <w:lvlText w:val="○"/>
-      <w:lvlJc w:val="left"/>
-      <w:pPr>
-        <w:ind w:left="1440" w:hanging="360"/>
-      </w:pPr>
-    </w:lvl>
-    <w:lvl w:ilvl="2" w:tplc="EDE06A34">
-      <w:start w:val="1"/>
-      <w:numFmt w:val="bullet"/>
-      <w:lvlText w:val="■"/>
-      <w:lvlJc w:val="left"/>
-      <w:pPr>
-        <w:ind w:left="2160" w:hanging="360"/>
-      </w:pPr>
-    </w:lvl>
-    <w:lvl w:ilvl="3" w:tplc="EAAC482E">
-      <w:start w:val="1"/>
-      <w:numFmt w:val="bullet"/>
-      <w:lvlText w:val="●"/>
-      <w:lvlJc w:val="left"/>
-      <w:pPr>
-        <w:ind w:left="2880" w:hanging="360"/>
-      </w:pPr>
-    </w:lvl>
-    <w:lvl w:ilvl="4" w:tplc="91529422">
-      <w:start w:val="1"/>
-      <w:numFmt w:val="bullet"/>
-      <w:lvlText w:val="○"/>
-      <w:lvlJc w:val="left"/>
-      <w:pPr>
-        <w:ind w:left="3600" w:hanging="360"/>
-      </w:pPr>
-    </w:lvl>
-    <w:lvl w:ilvl="5" w:tplc="73608896">
-      <w:start w:val="1"/>
-      <w:numFmt w:val="bullet"/>
-      <w:lvlText w:val="■"/>
-      <w:lvlJc w:val="left"/>
-      <w:pPr>
-        <w:ind w:left="4320" w:hanging="360"/>
-      </w:pPr>
-    </w:lvl>
-    <w:lvl w:ilvl="6" w:tplc="7898C3B2">
-      <w:start w:val="1"/>
-      <w:numFmt w:val="bullet"/>
-      <w:lvlText w:val="●"/>
-      <w:lvlJc w:val="left"/>
-      <w:pPr>
-        <w:ind w:left="5040" w:hanging="360"/>
-      </w:pPr>
-    </w:lvl>
-    <w:lvl w:ilvl="7" w:tplc="2FD6AD32">
-      <w:start w:val="1"/>
-      <w:numFmt w:val="bullet"/>
-      <w:lvlText w:val="●"/>
-      <w:lvlJc w:val="left"/>
-      <w:pPr>
-        <w:ind w:left="5760" w:hanging="360"/>
-      </w:pPr>
-    </w:lvl>
-    <w:lvl w:ilvl="8" w:tplc="03A40F58">
-      <w:start w:val="1"/>
-      <w:numFmt w:val="bullet"/>
-      <w:lvlText w:val="●"/>
-      <w:lvlJc w:val="left"/>
-      <w:pPr>
-        <w:ind w:left="6480" w:hanging="360"/>
-      </w:pPr>
-    </w:lvl>
-  </w:abstractNum>
-  <w:abstractNum w:abstractNumId="5" w15:restartNumberingAfterBreak="0">
-    <w:nsid w:val="49AC7ED6"/>
-    <w:multiLevelType w:val="hybridMultilevel"/>
-    <w:tmpl w:val="5E1A96B0"/>
-    <w:lvl w:ilvl="0" w:tplc="737A843E">
+    <w:tmpl w:val="833E58A8"/>
+    <w:lvl w:ilvl="0" w:tplc="78663F02">
       <w:start w:val="1"/>
       <w:numFmt w:val="decimal"/>
       <w:lvlText w:val="%1."/>
@@ -14868,52 +15175,110 @@
         <w:color w:val="A67C27"/>
       </w:rPr>
     </w:lvl>
-    <w:lvl w:ilvl="1" w:tplc="D9901B38">
+    <w:lvl w:ilvl="1" w:tplc="8D2C4E18">
       <w:numFmt w:val="decimal"/>
       <w:lvlText w:val=""/>
       <w:lvlJc w:val="left"/>
     </w:lvl>
-    <w:lvl w:ilvl="2" w:tplc="96F4B72A">
+    <w:lvl w:ilvl="2" w:tplc="73B084B8">
       <w:numFmt w:val="decimal"/>
       <w:lvlText w:val=""/>
       <w:lvlJc w:val="left"/>
     </w:lvl>
-    <w:lvl w:ilvl="3" w:tplc="652841EA">
+    <w:lvl w:ilvl="3" w:tplc="F0881D98">
       <w:numFmt w:val="decimal"/>
       <w:lvlText w:val=""/>
       <w:lvlJc w:val="left"/>
     </w:lvl>
-    <w:lvl w:ilvl="4" w:tplc="33909DA6">
+    <w:lvl w:ilvl="4" w:tplc="B0D46ACE">
       <w:numFmt w:val="decimal"/>
       <w:lvlText w:val=""/>
       <w:lvlJc w:val="left"/>
     </w:lvl>
-    <w:lvl w:ilvl="5" w:tplc="81421F4C">
+    <w:lvl w:ilvl="5" w:tplc="D8222E4E">
       <w:numFmt w:val="decimal"/>
       <w:lvlText w:val=""/>
       <w:lvlJc w:val="left"/>
     </w:lvl>
-    <w:lvl w:ilvl="6" w:tplc="32622D5E">
+    <w:lvl w:ilvl="6" w:tplc="DD50D254">
       <w:numFmt w:val="decimal"/>
       <w:lvlText w:val=""/>
       <w:lvlJc w:val="left"/>
     </w:lvl>
-    <w:lvl w:ilvl="7" w:tplc="ECA8811E">
+    <w:lvl w:ilvl="7" w:tplc="8A6844AC">
       <w:numFmt w:val="decimal"/>
       <w:lvlText w:val=""/>
       <w:lvlJc w:val="left"/>
     </w:lvl>
-    <w:lvl w:ilvl="8" w:tplc="D03E7C68">
+    <w:lvl w:ilvl="8" w:tplc="E50C7E50">
+      <w:numFmt w:val="decimal"/>
+      <w:lvlText w:val=""/>
+      <w:lvlJc w:val="left"/>
+    </w:lvl>
+  </w:abstractNum>
+  <w:abstractNum w:abstractNumId="5" w15:restartNumberingAfterBreak="0">
+    <w:nsid w:val="2AAB2216"/>
+    <w:multiLevelType w:val="hybridMultilevel"/>
+    <w:tmpl w:val="B8D097B6"/>
+    <w:lvl w:ilvl="0" w:tplc="A5D8FD6E">
+      <w:start w:val="1"/>
+      <w:numFmt w:val="bullet"/>
+      <w:lvlText w:val="•"/>
+      <w:lvlJc w:val="left"/>
+      <w:pPr>
+        <w:ind w:left="460" w:hanging="280"/>
+      </w:pPr>
+    </w:lvl>
+    <w:lvl w:ilvl="1" w:tplc="0486C056">
+      <w:start w:val="1"/>
+      <w:numFmt w:val="bullet"/>
+      <w:lvlText w:val="–"/>
+      <w:lvlJc w:val="left"/>
+      <w:pPr>
+        <w:ind w:left="900" w:hanging="280"/>
+      </w:pPr>
+    </w:lvl>
+    <w:lvl w:ilvl="2" w:tplc="257ECFF8">
+      <w:numFmt w:val="decimal"/>
+      <w:lvlText w:val=""/>
+      <w:lvlJc w:val="left"/>
+    </w:lvl>
+    <w:lvl w:ilvl="3" w:tplc="DC3A35F2">
+      <w:numFmt w:val="decimal"/>
+      <w:lvlText w:val=""/>
+      <w:lvlJc w:val="left"/>
+    </w:lvl>
+    <w:lvl w:ilvl="4" w:tplc="F75C109C">
+      <w:numFmt w:val="decimal"/>
+      <w:lvlText w:val=""/>
+      <w:lvlJc w:val="left"/>
+    </w:lvl>
+    <w:lvl w:ilvl="5" w:tplc="93EAF954">
+      <w:numFmt w:val="decimal"/>
+      <w:lvlText w:val=""/>
+      <w:lvlJc w:val="left"/>
+    </w:lvl>
+    <w:lvl w:ilvl="6" w:tplc="97844630">
+      <w:numFmt w:val="decimal"/>
+      <w:lvlText w:val=""/>
+      <w:lvlJc w:val="left"/>
+    </w:lvl>
+    <w:lvl w:ilvl="7" w:tplc="02C6BBFE">
+      <w:numFmt w:val="decimal"/>
+      <w:lvlText w:val=""/>
+      <w:lvlJc w:val="left"/>
+    </w:lvl>
+    <w:lvl w:ilvl="8" w:tplc="95B8553E">
       <w:numFmt w:val="decimal"/>
       <w:lvlText w:val=""/>
       <w:lvlJc w:val="left"/>
     </w:lvl>
   </w:abstractNum>
   <w:abstractNum w:abstractNumId="6" w15:restartNumberingAfterBreak="0">
-    <w:nsid w:val="55167F71"/>
+    <w:nsid w:val="2D8576CA"/>
     <w:multiLevelType w:val="hybridMultilevel"/>
-    <w:tmpl w:val="C4E6433E"/>
-    <w:lvl w:ilvl="0" w:tplc="112647A4">
+    <w:tmpl w:val="EC7E31B8"/>
+    <w:lvl w:ilvl="0" w:tplc="A7AA98E6">
       <w:start w:val="1"/>
       <w:numFmt w:val="decimal"/>
       <w:lvlText w:val="%1."/>
@@ -14927,52 +15292,52 @@
         <w:color w:val="A67C27"/>
       </w:rPr>
     </w:lvl>
-    <w:lvl w:ilvl="1" w:tplc="AEFEC1FA">
+    <w:lvl w:ilvl="1" w:tplc="51D0EF56">
       <w:numFmt w:val="decimal"/>
       <w:lvlText w:val=""/>
       <w:lvlJc w:val="left"/>
     </w:lvl>
-    <w:lvl w:ilvl="2" w:tplc="182A4980">
+    <w:lvl w:ilvl="2" w:tplc="6EA88E5E">
       <w:numFmt w:val="decimal"/>
       <w:lvlText w:val=""/>
       <w:lvlJc w:val="left"/>
     </w:lvl>
-    <w:lvl w:ilvl="3" w:tplc="4BECF8C8">
+    <w:lvl w:ilvl="3" w:tplc="33DA95F2">
       <w:numFmt w:val="decimal"/>
       <w:lvlText w:val=""/>
       <w:lvlJc w:val="left"/>
     </w:lvl>
-    <w:lvl w:ilvl="4" w:tplc="CBB69840">
+    <w:lvl w:ilvl="4" w:tplc="E31C5260">
       <w:numFmt w:val="decimal"/>
       <w:lvlText w:val=""/>
       <w:lvlJc w:val="left"/>
     </w:lvl>
-    <w:lvl w:ilvl="5" w:tplc="4AEA4778">
+    <w:lvl w:ilvl="5" w:tplc="95E6FEE0">
       <w:numFmt w:val="decimal"/>
       <w:lvlText w:val=""/>
       <w:lvlJc w:val="left"/>
     </w:lvl>
-    <w:lvl w:ilvl="6" w:tplc="39802EDE">
+    <w:lvl w:ilvl="6" w:tplc="6CA69F68">
       <w:numFmt w:val="decimal"/>
       <w:lvlText w:val=""/>
       <w:lvlJc w:val="left"/>
     </w:lvl>
-    <w:lvl w:ilvl="7" w:tplc="5DDACBF8">
+    <w:lvl w:ilvl="7" w:tplc="F3107874">
       <w:numFmt w:val="decimal"/>
       <w:lvlText w:val=""/>
       <w:lvlJc w:val="left"/>
     </w:lvl>
-    <w:lvl w:ilvl="8" w:tplc="83A4B242">
+    <w:lvl w:ilvl="8" w:tplc="9E6413DC">
       <w:numFmt w:val="decimal"/>
       <w:lvlText w:val=""/>
       <w:lvlJc w:val="left"/>
     </w:lvl>
   </w:abstractNum>
   <w:abstractNum w:abstractNumId="7" w15:restartNumberingAfterBreak="0">
-    <w:nsid w:val="60CA793D"/>
+    <w:nsid w:val="37FF7F0D"/>
     <w:multiLevelType w:val="hybridMultilevel"/>
-    <w:tmpl w:val="D11EF522"/>
-    <w:lvl w:ilvl="0" w:tplc="C6B24C9A">
+    <w:tmpl w:val="DA06D610"/>
+    <w:lvl w:ilvl="0" w:tplc="B8A40FA8">
       <w:start w:val="1"/>
       <w:numFmt w:val="decimal"/>
       <w:lvlText w:val="%1."/>
@@ -14986,52 +15351,138 @@
         <w:color w:val="A67C27"/>
       </w:rPr>
     </w:lvl>
-    <w:lvl w:ilvl="1" w:tplc="1304D15C">
+    <w:lvl w:ilvl="1" w:tplc="0B8662C4">
       <w:numFmt w:val="decimal"/>
       <w:lvlText w:val=""/>
       <w:lvlJc w:val="left"/>
     </w:lvl>
-    <w:lvl w:ilvl="2" w:tplc="50B229F6">
+    <w:lvl w:ilvl="2" w:tplc="7A020A7A">
       <w:numFmt w:val="decimal"/>
       <w:lvlText w:val=""/>
       <w:lvlJc w:val="left"/>
     </w:lvl>
-    <w:lvl w:ilvl="3" w:tplc="2174BE34">
+    <w:lvl w:ilvl="3" w:tplc="4BAC606A">
       <w:numFmt w:val="decimal"/>
       <w:lvlText w:val=""/>
       <w:lvlJc w:val="left"/>
     </w:lvl>
-    <w:lvl w:ilvl="4" w:tplc="40240FA4">
+    <w:lvl w:ilvl="4" w:tplc="22C06EA0">
       <w:numFmt w:val="decimal"/>
       <w:lvlText w:val=""/>
       <w:lvlJc w:val="left"/>
     </w:lvl>
-    <w:lvl w:ilvl="5" w:tplc="48567E1A">
+    <w:lvl w:ilvl="5" w:tplc="58FE91F8">
       <w:numFmt w:val="decimal"/>
       <w:lvlText w:val=""/>
       <w:lvlJc w:val="left"/>
     </w:lvl>
-    <w:lvl w:ilvl="6" w:tplc="3C889D14">
+    <w:lvl w:ilvl="6" w:tplc="3A70594C">
       <w:numFmt w:val="decimal"/>
       <w:lvlText w:val=""/>
       <w:lvlJc w:val="left"/>
     </w:lvl>
-    <w:lvl w:ilvl="7" w:tplc="9E5A9316">
+    <w:lvl w:ilvl="7" w:tplc="314A38DE">
       <w:numFmt w:val="decimal"/>
       <w:lvlText w:val=""/>
       <w:lvlJc w:val="left"/>
     </w:lvl>
-    <w:lvl w:ilvl="8" w:tplc="2EC82166">
+    <w:lvl w:ilvl="8" w:tplc="14CE6D74">
       <w:numFmt w:val="decimal"/>
       <w:lvlText w:val=""/>
       <w:lvlJc w:val="left"/>
     </w:lvl>
   </w:abstractNum>
   <w:abstractNum w:abstractNumId="8" w15:restartNumberingAfterBreak="0">
-    <w:nsid w:val="679046EB"/>
+    <w:nsid w:val="4618417A"/>
     <w:multiLevelType w:val="hybridMultilevel"/>
-    <w:tmpl w:val="AB9E5E68"/>
-    <w:lvl w:ilvl="0" w:tplc="1F9AD7E0">
+    <w:tmpl w:val="6DCCCB1E"/>
+    <w:lvl w:ilvl="0" w:tplc="D8A02566">
+      <w:start w:val="1"/>
+      <w:numFmt w:val="bullet"/>
+      <w:lvlText w:val="●"/>
+      <w:lvlJc w:val="left"/>
+      <w:pPr>
+        <w:ind w:left="720" w:hanging="360"/>
+      </w:pPr>
+    </w:lvl>
+    <w:lvl w:ilvl="1" w:tplc="3B22EFAE">
+      <w:start w:val="1"/>
+      <w:numFmt w:val="bullet"/>
+      <w:lvlText w:val="○"/>
+      <w:lvlJc w:val="left"/>
+      <w:pPr>
+        <w:ind w:left="1440" w:hanging="360"/>
+      </w:pPr>
+    </w:lvl>
+    <w:lvl w:ilvl="2" w:tplc="9780B5F2">
+      <w:start w:val="1"/>
+      <w:numFmt w:val="bullet"/>
+      <w:lvlText w:val="■"/>
+      <w:lvlJc w:val="left"/>
+      <w:pPr>
+        <w:ind w:left="2160" w:hanging="360"/>
+      </w:pPr>
+    </w:lvl>
+    <w:lvl w:ilvl="3" w:tplc="BDF272D4">
+      <w:start w:val="1"/>
+      <w:numFmt w:val="bullet"/>
+      <w:lvlText w:val="●"/>
+      <w:lvlJc w:val="left"/>
+      <w:pPr>
+        <w:ind w:left="2880" w:hanging="360"/>
+      </w:pPr>
+    </w:lvl>
+    <w:lvl w:ilvl="4" w:tplc="C400C6F0">
+      <w:start w:val="1"/>
+      <w:numFmt w:val="bullet"/>
+      <w:lvlText w:val="○"/>
+      <w:lvlJc w:val="left"/>
+      <w:pPr>
+        <w:ind w:left="3600" w:hanging="360"/>
+      </w:pPr>
+    </w:lvl>
+    <w:lvl w:ilvl="5" w:tplc="897860B6">
+      <w:start w:val="1"/>
+      <w:numFmt w:val="bullet"/>
+      <w:lvlText w:val="■"/>
+      <w:lvlJc w:val="left"/>
+      <w:pPr>
+        <w:ind w:left="4320" w:hanging="360"/>
+      </w:pPr>
+    </w:lvl>
+    <w:lvl w:ilvl="6" w:tplc="7A36FA5E">
+      <w:start w:val="1"/>
+      <w:numFmt w:val="bullet"/>
+      <w:lvlText w:val="●"/>
+      <w:lvlJc w:val="left"/>
+      <w:pPr>
+        <w:ind w:left="5040" w:hanging="360"/>
+      </w:pPr>
+    </w:lvl>
+    <w:lvl w:ilvl="7" w:tplc="72D6EA54">
+      <w:start w:val="1"/>
+      <w:numFmt w:val="bullet"/>
+      <w:lvlText w:val="●"/>
+      <w:lvlJc w:val="left"/>
+      <w:pPr>
+        <w:ind w:left="5760" w:hanging="360"/>
+      </w:pPr>
+    </w:lvl>
+    <w:lvl w:ilvl="8" w:tplc="3766B842">
+      <w:start w:val="1"/>
+      <w:numFmt w:val="bullet"/>
+      <w:lvlText w:val="●"/>
+      <w:lvlJc w:val="left"/>
+      <w:pPr>
+        <w:ind w:left="6480" w:hanging="360"/>
+      </w:pPr>
+    </w:lvl>
+  </w:abstractNum>
+  <w:abstractNum w:abstractNumId="9" w15:restartNumberingAfterBreak="0">
+    <w:nsid w:val="473B6939"/>
+    <w:multiLevelType w:val="hybridMultilevel"/>
+    <w:tmpl w:val="0692865A"/>
+    <w:lvl w:ilvl="0" w:tplc="92182ED0">
       <w:start w:val="1"/>
       <w:numFmt w:val="decimal"/>
       <w:lvlText w:val="%1."/>
@@ -15045,52 +15496,52 @@
         <w:color w:val="A67C27"/>
       </w:rPr>
     </w:lvl>
-    <w:lvl w:ilvl="1" w:tplc="317CE50A">
+    <w:lvl w:ilvl="1" w:tplc="59DA8096">
       <w:numFmt w:val="decimal"/>
       <w:lvlText w:val=""/>
       <w:lvlJc w:val="left"/>
     </w:lvl>
-    <w:lvl w:ilvl="2" w:tplc="47F85F54">
+    <w:lvl w:ilvl="2" w:tplc="9508FC3A">
       <w:numFmt w:val="decimal"/>
       <w:lvlText w:val=""/>
       <w:lvlJc w:val="left"/>
     </w:lvl>
-    <w:lvl w:ilvl="3" w:tplc="8F2270CE">
+    <w:lvl w:ilvl="3" w:tplc="DE6200A8">
       <w:numFmt w:val="decimal"/>
       <w:lvlText w:val=""/>
       <w:lvlJc w:val="left"/>
     </w:lvl>
-    <w:lvl w:ilvl="4" w:tplc="04AA5762">
+    <w:lvl w:ilvl="4" w:tplc="94E0F298">
       <w:numFmt w:val="decimal"/>
       <w:lvlText w:val=""/>
       <w:lvlJc w:val="left"/>
     </w:lvl>
-    <w:lvl w:ilvl="5" w:tplc="C49662EA">
+    <w:lvl w:ilvl="5" w:tplc="5142D3B0">
       <w:numFmt w:val="decimal"/>
       <w:lvlText w:val=""/>
       <w:lvlJc w:val="left"/>
     </w:lvl>
-    <w:lvl w:ilvl="6" w:tplc="1F764BCA">
+    <w:lvl w:ilvl="6" w:tplc="BB182A88">
       <w:numFmt w:val="decimal"/>
       <w:lvlText w:val=""/>
       <w:lvlJc w:val="left"/>
     </w:lvl>
-    <w:lvl w:ilvl="7" w:tplc="EB74664C">
+    <w:lvl w:ilvl="7" w:tplc="0824C38A">
       <w:numFmt w:val="decimal"/>
       <w:lvlText w:val=""/>
       <w:lvlJc w:val="left"/>
     </w:lvl>
-    <w:lvl w:ilvl="8" w:tplc="0D6E9EEE">
+    <w:lvl w:ilvl="8" w:tplc="FA70528E">
       <w:numFmt w:val="decimal"/>
       <w:lvlText w:val=""/>
       <w:lvlJc w:val="left"/>
     </w:lvl>
   </w:abstractNum>
-  <w:abstractNum w:abstractNumId="9" w15:restartNumberingAfterBreak="0">
-    <w:nsid w:val="7E9D316F"/>
+  <w:abstractNum w:abstractNumId="10" w15:restartNumberingAfterBreak="0">
+    <w:nsid w:val="5FCE27F7"/>
     <w:multiLevelType w:val="hybridMultilevel"/>
-    <w:tmpl w:val="6B62F694"/>
-    <w:lvl w:ilvl="0" w:tplc="2F7AB928">
+    <w:tmpl w:val="CFD48C88"/>
+    <w:lvl w:ilvl="0" w:tplc="C2FCCD84">
       <w:start w:val="1"/>
       <w:numFmt w:val="decimal"/>
       <w:lvlText w:val="%1."/>
@@ -15104,167 +15555,174 @@
         <w:color w:val="A67C27"/>
       </w:rPr>
     </w:lvl>
-    <w:lvl w:ilvl="1" w:tplc="C9E63B98">
+    <w:lvl w:ilvl="1" w:tplc="F6D85B36">
       <w:numFmt w:val="decimal"/>
       <w:lvlText w:val=""/>
       <w:lvlJc w:val="left"/>
     </w:lvl>
-    <w:lvl w:ilvl="2" w:tplc="C7D81D90">
+    <w:lvl w:ilvl="2" w:tplc="8542C8A8">
       <w:numFmt w:val="decimal"/>
       <w:lvlText w:val=""/>
       <w:lvlJc w:val="left"/>
     </w:lvl>
-    <w:lvl w:ilvl="3" w:tplc="6B0E5902">
+    <w:lvl w:ilvl="3" w:tplc="703E7CAE">
       <w:numFmt w:val="decimal"/>
       <w:lvlText w:val=""/>
       <w:lvlJc w:val="left"/>
     </w:lvl>
-    <w:lvl w:ilvl="4" w:tplc="0AACB4BC">
+    <w:lvl w:ilvl="4" w:tplc="94422B5C">
       <w:numFmt w:val="decimal"/>
       <w:lvlText w:val=""/>
       <w:lvlJc w:val="left"/>
     </w:lvl>
-    <w:lvl w:ilvl="5" w:tplc="1034F7CA">
+    <w:lvl w:ilvl="5" w:tplc="ED8A69C2">
       <w:numFmt w:val="decimal"/>
       <w:lvlText w:val=""/>
       <w:lvlJc w:val="left"/>
     </w:lvl>
-    <w:lvl w:ilvl="6" w:tplc="B4163264">
+    <w:lvl w:ilvl="6" w:tplc="A3A6BE36">
       <w:numFmt w:val="decimal"/>
       <w:lvlText w:val=""/>
       <w:lvlJc w:val="left"/>
     </w:lvl>
-    <w:lvl w:ilvl="7" w:tplc="B8204B40">
+    <w:lvl w:ilvl="7" w:tplc="C3D8BD96">
       <w:numFmt w:val="decimal"/>
       <w:lvlText w:val=""/>
       <w:lvlJc w:val="left"/>
     </w:lvl>
-    <w:lvl w:ilvl="8" w:tplc="404AC704">
+    <w:lvl w:ilvl="8" w:tplc="A8D8D2BE">
       <w:numFmt w:val="decimal"/>
       <w:lvlText w:val=""/>
       <w:lvlJc w:val="left"/>
     </w:lvl>
   </w:abstractNum>
-  <w:abstractNum w:abstractNumId="10" w15:restartNumberingAfterBreak="0">
-    <w:nsid w:val="7EA41CD1"/>
+  <w:abstractNum w:abstractNumId="11" w15:restartNumberingAfterBreak="0">
+    <w:nsid w:val="7FA51EF4"/>
     <w:multiLevelType w:val="hybridMultilevel"/>
-    <w:tmpl w:val="61B848F4"/>
-    <w:lvl w:ilvl="0" w:tplc="317E019A">
+    <w:tmpl w:val="44F269EA"/>
+    <w:lvl w:ilvl="0" w:tplc="B058A288">
       <w:start w:val="1"/>
-      <w:numFmt w:val="bullet"/>
-      <w:lvlText w:val="•"/>
+      <w:numFmt w:val="decimal"/>
+      <w:lvlText w:val="%1."/>
       <w:lvlJc w:val="left"/>
       <w:pPr>
-        <w:ind w:left="460" w:hanging="280"/>
-      </w:pPr>
+        <w:ind w:left="460" w:hanging="360"/>
+      </w:pPr>
+      <w:rPr>
+        <w:b/>
+        <w:bCs/>
+        <w:color w:val="A67C27"/>
+      </w:rPr>
     </w:lvl>
-    <w:lvl w:ilvl="1" w:tplc="BF06EF90">
-      <w:start w:val="1"/>
-      <w:numFmt w:val="bullet"/>
-      <w:lvlText w:val="–"/>
-      <w:lvlJc w:val="left"/>
-      <w:pPr>
-        <w:ind w:left="900" w:hanging="280"/>
-      </w:pPr>
-    </w:lvl>
-    <w:lvl w:ilvl="2" w:tplc="EAB00E26">
+    <w:lvl w:ilvl="1" w:tplc="D536F5F6">
       <w:numFmt w:val="decimal"/>
       <w:lvlText w:val=""/>
       <w:lvlJc w:val="left"/>
     </w:lvl>
-    <w:lvl w:ilvl="3" w:tplc="38581A3A">
+    <w:lvl w:ilvl="2" w:tplc="A300A148">
       <w:numFmt w:val="decimal"/>
       <w:lvlText w:val=""/>
       <w:lvlJc w:val="left"/>
     </w:lvl>
-    <w:lvl w:ilvl="4" w:tplc="AD263496">
+    <w:lvl w:ilvl="3" w:tplc="D40085F4">
       <w:numFmt w:val="decimal"/>
       <w:lvlText w:val=""/>
       <w:lvlJc w:val="left"/>
     </w:lvl>
-    <w:lvl w:ilvl="5" w:tplc="E4228CC4">
+    <w:lvl w:ilvl="4" w:tplc="68B698D2">
       <w:numFmt w:val="decimal"/>
       <w:lvlText w:val=""/>
       <w:lvlJc w:val="left"/>
     </w:lvl>
-    <w:lvl w:ilvl="6" w:tplc="D9DC52F8">
+    <w:lvl w:ilvl="5" w:tplc="3C40C988">
       <w:numFmt w:val="decimal"/>
       <w:lvlText w:val=""/>
       <w:lvlJc w:val="left"/>
     </w:lvl>
-    <w:lvl w:ilvl="7" w:tplc="6908C4D6">
+    <w:lvl w:ilvl="6" w:tplc="F9BEAE62">
       <w:numFmt w:val="decimal"/>
       <w:lvlText w:val=""/>
       <w:lvlJc w:val="left"/>
     </w:lvl>
-    <w:lvl w:ilvl="8" w:tplc="FE2EE8A6">
+    <w:lvl w:ilvl="7" w:tplc="9668A328">
+      <w:numFmt w:val="decimal"/>
+      <w:lvlText w:val=""/>
+      <w:lvlJc w:val="left"/>
+    </w:lvl>
+    <w:lvl w:ilvl="8" w:tplc="AE884338">
       <w:numFmt w:val="decimal"/>
       <w:lvlText w:val=""/>
       <w:lvlJc w:val="left"/>
     </w:lvl>
   </w:abstractNum>
-  <w:num w:numId="1" w16cid:durableId="1628582032">
-    <w:abstractNumId w:val="4"/>
+  <w:num w:numId="1" w16cid:durableId="863902693">
+    <w:abstractNumId w:val="8"/>
     <w:lvlOverride w:ilvl="0">
       <w:startOverride w:val="1"/>
     </w:lvlOverride>
   </w:num>
-  <w:num w:numId="2" w16cid:durableId="1999386062">
+  <w:num w:numId="2" w16cid:durableId="1494056609">
+    <w:abstractNumId w:val="5"/>
+    <w:lvlOverride w:ilvl="0">
+      <w:startOverride w:val="1"/>
+    </w:lvlOverride>
+  </w:num>
+  <w:num w:numId="3" w16cid:durableId="1604650408">
+    <w:abstractNumId w:val="0"/>
+    <w:lvlOverride w:ilvl="0">
+      <w:startOverride w:val="1"/>
+    </w:lvlOverride>
+  </w:num>
+  <w:num w:numId="4" w16cid:durableId="1683511360">
+    <w:abstractNumId w:val="9"/>
+    <w:lvlOverride w:ilvl="0">
+      <w:startOverride w:val="1"/>
+    </w:lvlOverride>
+  </w:num>
+  <w:num w:numId="5" w16cid:durableId="23294938">
+    <w:abstractNumId w:val="2"/>
+    <w:lvlOverride w:ilvl="0">
+      <w:startOverride w:val="1"/>
+    </w:lvlOverride>
+  </w:num>
+  <w:num w:numId="6" w16cid:durableId="1501197348">
+    <w:abstractNumId w:val="11"/>
+    <w:lvlOverride w:ilvl="0">
+      <w:startOverride w:val="1"/>
+    </w:lvlOverride>
+  </w:num>
+  <w:num w:numId="7" w16cid:durableId="516164748">
+    <w:abstractNumId w:val="6"/>
+    <w:lvlOverride w:ilvl="0">
+      <w:startOverride w:val="1"/>
+    </w:lvlOverride>
+  </w:num>
+  <w:num w:numId="8" w16cid:durableId="1579319126">
+    <w:abstractNumId w:val="3"/>
+    <w:lvlOverride w:ilvl="0">
+      <w:startOverride w:val="1"/>
+    </w:lvlOverride>
+  </w:num>
+  <w:num w:numId="9" w16cid:durableId="1233471974">
+    <w:abstractNumId w:val="7"/>
+    <w:lvlOverride w:ilvl="0">
+      <w:startOverride w:val="1"/>
+    </w:lvlOverride>
+  </w:num>
+  <w:num w:numId="10" w16cid:durableId="63648656">
     <w:abstractNumId w:val="10"/>
     <w:lvlOverride w:ilvl="0">
       <w:startOverride w:val="1"/>
     </w:lvlOverride>
   </w:num>
-  <w:num w:numId="3" w16cid:durableId="624308768">
-    <w:abstractNumId w:val="7"/>
-    <w:lvlOverride w:ilvl="0">
-      <w:startOverride w:val="1"/>
-    </w:lvlOverride>
-  </w:num>
-  <w:num w:numId="4" w16cid:durableId="272057186">
-    <w:abstractNumId w:val="2"/>
-    <w:lvlOverride w:ilvl="0">
-      <w:startOverride w:val="1"/>
-    </w:lvlOverride>
-  </w:num>
-  <w:num w:numId="5" w16cid:durableId="1670670342">
-    <w:abstractNumId w:val="6"/>
-    <w:lvlOverride w:ilvl="0">
-      <w:startOverride w:val="1"/>
-    </w:lvlOverride>
-  </w:num>
-  <w:num w:numId="6" w16cid:durableId="733313754">
-    <w:abstractNumId w:val="9"/>
-    <w:lvlOverride w:ilvl="0">
-      <w:startOverride w:val="1"/>
-    </w:lvlOverride>
-  </w:num>
-  <w:num w:numId="7" w16cid:durableId="865020899">
-    <w:abstractNumId w:val="3"/>
-    <w:lvlOverride w:ilvl="0">
-      <w:startOverride w:val="1"/>
-    </w:lvlOverride>
-  </w:num>
-  <w:num w:numId="8" w16cid:durableId="547570923">
-    <w:abstractNumId w:val="8"/>
-    <w:lvlOverride w:ilvl="0">
-      <w:startOverride w:val="1"/>
-    </w:lvlOverride>
-  </w:num>
-  <w:num w:numId="9" w16cid:durableId="1263105633">
-    <w:abstractNumId w:val="5"/>
-    <w:lvlOverride w:ilvl="0">
-      <w:startOverride w:val="1"/>
-    </w:lvlOverride>
-  </w:num>
-  <w:num w:numId="10" w16cid:durableId="1614706166">
+  <w:num w:numId="11" w16cid:durableId="699474129">
     <w:abstractNumId w:val="1"/>
     <w:lvlOverride w:ilvl="0">
       <w:startOverride w:val="1"/>
     </w:lvlOverride>
   </w:num>
-  <w:num w:numId="11" w16cid:durableId="1817456683">
-    <w:abstractNumId w:val="0"/>
+  <w:num w:numId="12" w16cid:durableId="1411778638">
+    <w:abstractNumId w:val="4"/>
     <w:lvlOverride w:ilvl="0">
       <w:startOverride w:val="1"/>
     </w:lvlOverride>
@@ -15889,7 +16347,7 @@
     <w:autoRedefine/>
     <w:uiPriority w:val="39"/>
     <w:unhideWhenUsed/>
-    <w:rsid w:val="00736734"/>
+    <w:rsid w:val="00531B0C"/>
     <w:pPr>
       <w:spacing w:after="100"/>
     </w:pPr>
@@ -15901,7 +16359,7 @@
     <w:autoRedefine/>
     <w:uiPriority w:val="39"/>
     <w:unhideWhenUsed/>
-    <w:rsid w:val="00736734"/>
+    <w:rsid w:val="00531B0C"/>
     <w:pPr>
       <w:spacing w:after="100"/>
       <w:ind w:left="210"/>

--- a/docs/manuals/Role_Guide_5_KII_RA.docx
+++ b/docs/manuals/Role_Guide_5_KII_RA.docx
@@ -69,7 +69,7 @@
           <w:left w:w="10" w:type="dxa"/>
           <w:right w:w="10" w:type="dxa"/>
         </w:tblCellMar>
-        <w:tblLook w:val="0000" w:firstRow="0" w:lastRow="0" w:firstColumn="0" w:lastColumn="0" w:noHBand="0" w:noVBand="0"/>
+        <w:tblLook w:val="04A0" w:firstRow="1" w:lastRow="0" w:firstColumn="1" w:lastColumn="0" w:noHBand="0" w:noVBand="1"/>
       </w:tblPr>
       <w:tblGrid>
         <w:gridCol w:w="2300"/>
@@ -469,7 +469,7 @@
                 <w:sz w:val="19"/>
                 <w:szCs w:val="19"/>
               </w:rPr>
-              <w:t>Version 1.15 · 1 October 2026</w:t>
+              <w:t>Version 1.16 · 1 October 2026</w:t>
             </w:r>
           </w:p>
         </w:tc>
@@ -538,7 +538,7 @@
     <w:sdt>
       <w:sdtPr>
         <w:alias w:val="Contents"/>
-        <w:id w:val="-915938357"/>
+        <w:id w:val="985046631"/>
       </w:sdtPr>
       <w:sdtEndPr/>
       <w:sdtContent>
@@ -567,7 +567,7 @@
           <w:r>
             <w:fldChar w:fldCharType="separate"/>
           </w:r>
-          <w:hyperlink w:anchor="_Toc241781844" w:history="1">
+          <w:hyperlink w:anchor="_Toc241782372" w:history="1">
             <w:r>
               <w:rPr>
                 <w:rStyle w:val="Hyperlink"/>
@@ -591,7 +591,7 @@
               <w:rPr>
                 <w:noProof/>
               </w:rPr>
-              <w:instrText xml:space="preserve"> PAGEREF _Toc241781844 \h </w:instrText>
+              <w:instrText xml:space="preserve"> PAGEREF _Toc241782372 \h </w:instrText>
             </w:r>
             <w:r>
               <w:rPr>
@@ -634,7 +634,7 @@
               <w14:ligatures w14:val="standardContextual"/>
             </w:rPr>
           </w:pPr>
-          <w:hyperlink w:anchor="_Toc241781845" w:history="1">
+          <w:hyperlink w:anchor="_Toc241782373" w:history="1">
             <w:r>
               <w:rPr>
                 <w:rStyle w:val="Hyperlink"/>
@@ -658,7 +658,7 @@
               <w:rPr>
                 <w:noProof/>
               </w:rPr>
-              <w:instrText xml:space="preserve"> PAGEREF _Toc241781845 \h </w:instrText>
+              <w:instrText xml:space="preserve"> PAGEREF _Toc241782373 \h </w:instrText>
             </w:r>
             <w:r>
               <w:rPr>
@@ -701,7 +701,7 @@
               <w14:ligatures w14:val="standardContextual"/>
             </w:rPr>
           </w:pPr>
-          <w:hyperlink w:anchor="_Toc241781846" w:history="1">
+          <w:hyperlink w:anchor="_Toc241782374" w:history="1">
             <w:r>
               <w:rPr>
                 <w:rStyle w:val="Hyperlink"/>
@@ -725,7 +725,7 @@
               <w:rPr>
                 <w:noProof/>
               </w:rPr>
-              <w:instrText xml:space="preserve"> PAGEREF _Toc241781846 \h </w:instrText>
+              <w:instrText xml:space="preserve"> PAGEREF _Toc241782374 \h </w:instrText>
             </w:r>
             <w:r>
               <w:rPr>
@@ -768,7 +768,7 @@
               <w14:ligatures w14:val="standardContextual"/>
             </w:rPr>
           </w:pPr>
-          <w:hyperlink w:anchor="_Toc241781847" w:history="1">
+          <w:hyperlink w:anchor="_Toc241782375" w:history="1">
             <w:r>
               <w:rPr>
                 <w:rStyle w:val="Hyperlink"/>
@@ -792,7 +792,7 @@
               <w:rPr>
                 <w:noProof/>
               </w:rPr>
-              <w:instrText xml:space="preserve"> PAGEREF _Toc241781847 \h </w:instrText>
+              <w:instrText xml:space="preserve"> PAGEREF _Toc241782375 \h </w:instrText>
             </w:r>
             <w:r>
               <w:rPr>
@@ -835,7 +835,7 @@
               <w14:ligatures w14:val="standardContextual"/>
             </w:rPr>
           </w:pPr>
-          <w:hyperlink w:anchor="_Toc241781848" w:history="1">
+          <w:hyperlink w:anchor="_Toc241782376" w:history="1">
             <w:r>
               <w:rPr>
                 <w:rStyle w:val="Hyperlink"/>
@@ -859,7 +859,7 @@
               <w:rPr>
                 <w:noProof/>
               </w:rPr>
-              <w:instrText xml:space="preserve"> PAGEREF _Toc241781848 \h </w:instrText>
+              <w:instrText xml:space="preserve"> PAGEREF _Toc241782376 \h </w:instrText>
             </w:r>
             <w:r>
               <w:rPr>
@@ -902,7 +902,7 @@
               <w14:ligatures w14:val="standardContextual"/>
             </w:rPr>
           </w:pPr>
-          <w:hyperlink w:anchor="_Toc241781849" w:history="1">
+          <w:hyperlink w:anchor="_Toc241782377" w:history="1">
             <w:r>
               <w:rPr>
                 <w:rStyle w:val="Hyperlink"/>
@@ -926,7 +926,7 @@
               <w:rPr>
                 <w:noProof/>
               </w:rPr>
-              <w:instrText xml:space="preserve"> PAGEREF _Toc241781849 \h </w:instrText>
+              <w:instrText xml:space="preserve"> PAGEREF _Toc241782377 \h </w:instrText>
             </w:r>
             <w:r>
               <w:rPr>
@@ -969,7 +969,7 @@
               <w14:ligatures w14:val="standardContextual"/>
             </w:rPr>
           </w:pPr>
-          <w:hyperlink w:anchor="_Toc241781850" w:history="1">
+          <w:hyperlink w:anchor="_Toc241782378" w:history="1">
             <w:r>
               <w:rPr>
                 <w:rStyle w:val="Hyperlink"/>
@@ -993,7 +993,7 @@
               <w:rPr>
                 <w:noProof/>
               </w:rPr>
-              <w:instrText xml:space="preserve"> PAGEREF _Toc241781850 \h </w:instrText>
+              <w:instrText xml:space="preserve"> PAGEREF _Toc241782378 \h </w:instrText>
             </w:r>
             <w:r>
               <w:rPr>
@@ -1036,7 +1036,7 @@
               <w14:ligatures w14:val="standardContextual"/>
             </w:rPr>
           </w:pPr>
-          <w:hyperlink w:anchor="_Toc241781851" w:history="1">
+          <w:hyperlink w:anchor="_Toc241782379" w:history="1">
             <w:r>
               <w:rPr>
                 <w:rStyle w:val="Hyperlink"/>
@@ -1060,7 +1060,7 @@
               <w:rPr>
                 <w:noProof/>
               </w:rPr>
-              <w:instrText xml:space="preserve"> PAGEREF _Toc241781851 \h </w:instrText>
+              <w:instrText xml:space="preserve"> PAGEREF _Toc241782379 \h </w:instrText>
             </w:r>
             <w:r>
               <w:rPr>
@@ -1103,7 +1103,7 @@
               <w14:ligatures w14:val="standardContextual"/>
             </w:rPr>
           </w:pPr>
-          <w:hyperlink w:anchor="_Toc241781852" w:history="1">
+          <w:hyperlink w:anchor="_Toc241782380" w:history="1">
             <w:r>
               <w:rPr>
                 <w:rStyle w:val="Hyperlink"/>
@@ -1127,7 +1127,7 @@
               <w:rPr>
                 <w:noProof/>
               </w:rPr>
-              <w:instrText xml:space="preserve"> PAGEREF _Toc241781852 \h </w:instrText>
+              <w:instrText xml:space="preserve"> PAGEREF _Toc241782380 \h </w:instrText>
             </w:r>
             <w:r>
               <w:rPr>
@@ -1170,7 +1170,7 @@
               <w14:ligatures w14:val="standardContextual"/>
             </w:rPr>
           </w:pPr>
-          <w:hyperlink w:anchor="_Toc241781853" w:history="1">
+          <w:hyperlink w:anchor="_Toc241782381" w:history="1">
             <w:r>
               <w:rPr>
                 <w:rStyle w:val="Hyperlink"/>
@@ -1194,7 +1194,7 @@
               <w:rPr>
                 <w:noProof/>
               </w:rPr>
-              <w:instrText xml:space="preserve"> PAGEREF _Toc241781853 \h </w:instrText>
+              <w:instrText xml:space="preserve"> PAGEREF _Toc241782381 \h </w:instrText>
             </w:r>
             <w:r>
               <w:rPr>
@@ -1237,7 +1237,7 @@
               <w14:ligatures w14:val="standardContextual"/>
             </w:rPr>
           </w:pPr>
-          <w:hyperlink w:anchor="_Toc241781854" w:history="1">
+          <w:hyperlink w:anchor="_Toc241782382" w:history="1">
             <w:r>
               <w:rPr>
                 <w:rStyle w:val="Hyperlink"/>
@@ -1261,7 +1261,7 @@
               <w:rPr>
                 <w:noProof/>
               </w:rPr>
-              <w:instrText xml:space="preserve"> PAGEREF _Toc241781854 \h </w:instrText>
+              <w:instrText xml:space="preserve"> PAGEREF _Toc241782382 \h </w:instrText>
             </w:r>
             <w:r>
               <w:rPr>
@@ -1304,7 +1304,7 @@
               <w14:ligatures w14:val="standardContextual"/>
             </w:rPr>
           </w:pPr>
-          <w:hyperlink w:anchor="_Toc241781855" w:history="1">
+          <w:hyperlink w:anchor="_Toc241782383" w:history="1">
             <w:r>
               <w:rPr>
                 <w:rStyle w:val="Hyperlink"/>
@@ -1328,7 +1328,7 @@
               <w:rPr>
                 <w:noProof/>
               </w:rPr>
-              <w:instrText xml:space="preserve"> PAGEREF _Toc241781855 \h </w:instrText>
+              <w:instrText xml:space="preserve"> PAGEREF _Toc241782383 \h </w:instrText>
             </w:r>
             <w:r>
               <w:rPr>
@@ -1371,7 +1371,7 @@
               <w14:ligatures w14:val="standardContextual"/>
             </w:rPr>
           </w:pPr>
-          <w:hyperlink w:anchor="_Toc241781856" w:history="1">
+          <w:hyperlink w:anchor="_Toc241782384" w:history="1">
             <w:r>
               <w:rPr>
                 <w:rStyle w:val="Hyperlink"/>
@@ -1395,7 +1395,7 @@
               <w:rPr>
                 <w:noProof/>
               </w:rPr>
-              <w:instrText xml:space="preserve"> PAGEREF _Toc241781856 \h </w:instrText>
+              <w:instrText xml:space="preserve"> PAGEREF _Toc241782384 \h </w:instrText>
             </w:r>
             <w:r>
               <w:rPr>
@@ -1438,7 +1438,7 @@
               <w14:ligatures w14:val="standardContextual"/>
             </w:rPr>
           </w:pPr>
-          <w:hyperlink w:anchor="_Toc241781857" w:history="1">
+          <w:hyperlink w:anchor="_Toc241782385" w:history="1">
             <w:r>
               <w:rPr>
                 <w:rStyle w:val="Hyperlink"/>
@@ -1462,7 +1462,7 @@
               <w:rPr>
                 <w:noProof/>
               </w:rPr>
-              <w:instrText xml:space="preserve"> PAGEREF _Toc241781857 \h </w:instrText>
+              <w:instrText xml:space="preserve"> PAGEREF _Toc241782385 \h </w:instrText>
             </w:r>
             <w:r>
               <w:rPr>
@@ -1505,7 +1505,7 @@
               <w14:ligatures w14:val="standardContextual"/>
             </w:rPr>
           </w:pPr>
-          <w:hyperlink w:anchor="_Toc241781858" w:history="1">
+          <w:hyperlink w:anchor="_Toc241782386" w:history="1">
             <w:r>
               <w:rPr>
                 <w:rStyle w:val="Hyperlink"/>
@@ -1529,7 +1529,7 @@
               <w:rPr>
                 <w:noProof/>
               </w:rPr>
-              <w:instrText xml:space="preserve"> PAGEREF _Toc241781858 \h </w:instrText>
+              <w:instrText xml:space="preserve"> PAGEREF _Toc241782386 \h </w:instrText>
             </w:r>
             <w:r>
               <w:rPr>
@@ -1572,7 +1572,7 @@
               <w14:ligatures w14:val="standardContextual"/>
             </w:rPr>
           </w:pPr>
-          <w:hyperlink w:anchor="_Toc241781859" w:history="1">
+          <w:hyperlink w:anchor="_Toc241782387" w:history="1">
             <w:r>
               <w:rPr>
                 <w:rStyle w:val="Hyperlink"/>
@@ -1596,7 +1596,7 @@
               <w:rPr>
                 <w:noProof/>
               </w:rPr>
-              <w:instrText xml:space="preserve"> PAGEREF _Toc241781859 \h </w:instrText>
+              <w:instrText xml:space="preserve"> PAGEREF _Toc241782387 \h </w:instrText>
             </w:r>
             <w:r>
               <w:rPr>
@@ -1639,7 +1639,7 @@
               <w14:ligatures w14:val="standardContextual"/>
             </w:rPr>
           </w:pPr>
-          <w:hyperlink w:anchor="_Toc241781860" w:history="1">
+          <w:hyperlink w:anchor="_Toc241782388" w:history="1">
             <w:r>
               <w:rPr>
                 <w:rStyle w:val="Hyperlink"/>
@@ -1663,7 +1663,7 @@
               <w:rPr>
                 <w:noProof/>
               </w:rPr>
-              <w:instrText xml:space="preserve"> PAGEREF _Toc241781860 \h </w:instrText>
+              <w:instrText xml:space="preserve"> PAGEREF _Toc241782388 \h </w:instrText>
             </w:r>
             <w:r>
               <w:rPr>
@@ -1706,7 +1706,7 @@
               <w14:ligatures w14:val="standardContextual"/>
             </w:rPr>
           </w:pPr>
-          <w:hyperlink w:anchor="_Toc241781861" w:history="1">
+          <w:hyperlink w:anchor="_Toc241782389" w:history="1">
             <w:r>
               <w:rPr>
                 <w:rStyle w:val="Hyperlink"/>
@@ -1730,7 +1730,7 @@
               <w:rPr>
                 <w:noProof/>
               </w:rPr>
-              <w:instrText xml:space="preserve"> PAGEREF _Toc241781861 \h </w:instrText>
+              <w:instrText xml:space="preserve"> PAGEREF _Toc241782389 \h </w:instrText>
             </w:r>
             <w:r>
               <w:rPr>
@@ -1773,7 +1773,7 @@
               <w14:ligatures w14:val="standardContextual"/>
             </w:rPr>
           </w:pPr>
-          <w:hyperlink w:anchor="_Toc241781862" w:history="1">
+          <w:hyperlink w:anchor="_Toc241782390" w:history="1">
             <w:r>
               <w:rPr>
                 <w:rStyle w:val="Hyperlink"/>
@@ -1797,7 +1797,7 @@
               <w:rPr>
                 <w:noProof/>
               </w:rPr>
-              <w:instrText xml:space="preserve"> PAGEREF _Toc241781862 \h </w:instrText>
+              <w:instrText xml:space="preserve"> PAGEREF _Toc241782390 \h </w:instrText>
             </w:r>
             <w:r>
               <w:rPr>
@@ -1840,7 +1840,7 @@
               <w14:ligatures w14:val="standardContextual"/>
             </w:rPr>
           </w:pPr>
-          <w:hyperlink w:anchor="_Toc241781863" w:history="1">
+          <w:hyperlink w:anchor="_Toc241782391" w:history="1">
             <w:r>
               <w:rPr>
                 <w:rStyle w:val="Hyperlink"/>
@@ -1864,7 +1864,7 @@
               <w:rPr>
                 <w:noProof/>
               </w:rPr>
-              <w:instrText xml:space="preserve"> PAGEREF _Toc241781863 \h </w:instrText>
+              <w:instrText xml:space="preserve"> PAGEREF _Toc241782391 \h </w:instrText>
             </w:r>
             <w:r>
               <w:rPr>
@@ -1907,7 +1907,7 @@
               <w14:ligatures w14:val="standardContextual"/>
             </w:rPr>
           </w:pPr>
-          <w:hyperlink w:anchor="_Toc241781864" w:history="1">
+          <w:hyperlink w:anchor="_Toc241782392" w:history="1">
             <w:r>
               <w:rPr>
                 <w:rStyle w:val="Hyperlink"/>
@@ -1931,7 +1931,7 @@
               <w:rPr>
                 <w:noProof/>
               </w:rPr>
-              <w:instrText xml:space="preserve"> PAGEREF _Toc241781864 \h </w:instrText>
+              <w:instrText xml:space="preserve"> PAGEREF _Toc241782392 \h </w:instrText>
             </w:r>
             <w:r>
               <w:rPr>
@@ -1974,7 +1974,7 @@
               <w14:ligatures w14:val="standardContextual"/>
             </w:rPr>
           </w:pPr>
-          <w:hyperlink w:anchor="_Toc241781865" w:history="1">
+          <w:hyperlink w:anchor="_Toc241782393" w:history="1">
             <w:r>
               <w:rPr>
                 <w:rStyle w:val="Hyperlink"/>
@@ -1998,7 +1998,7 @@
               <w:rPr>
                 <w:noProof/>
               </w:rPr>
-              <w:instrText xml:space="preserve"> PAGEREF _Toc241781865 \h </w:instrText>
+              <w:instrText xml:space="preserve"> PAGEREF _Toc241782393 \h </w:instrText>
             </w:r>
             <w:r>
               <w:rPr>
@@ -2041,7 +2041,7 @@
               <w14:ligatures w14:val="standardContextual"/>
             </w:rPr>
           </w:pPr>
-          <w:hyperlink w:anchor="_Toc241781866" w:history="1">
+          <w:hyperlink w:anchor="_Toc241782394" w:history="1">
             <w:r>
               <w:rPr>
                 <w:rStyle w:val="Hyperlink"/>
@@ -2065,7 +2065,7 @@
               <w:rPr>
                 <w:noProof/>
               </w:rPr>
-              <w:instrText xml:space="preserve"> PAGEREF _Toc241781866 \h </w:instrText>
+              <w:instrText xml:space="preserve"> PAGEREF _Toc241782394 \h </w:instrText>
             </w:r>
             <w:r>
               <w:rPr>
@@ -2108,7 +2108,7 @@
               <w14:ligatures w14:val="standardContextual"/>
             </w:rPr>
           </w:pPr>
-          <w:hyperlink w:anchor="_Toc241781867" w:history="1">
+          <w:hyperlink w:anchor="_Toc241782395" w:history="1">
             <w:r>
               <w:rPr>
                 <w:rStyle w:val="Hyperlink"/>
@@ -2132,7 +2132,7 @@
               <w:rPr>
                 <w:noProof/>
               </w:rPr>
-              <w:instrText xml:space="preserve"> PAGEREF _Toc241781867 \h </w:instrText>
+              <w:instrText xml:space="preserve"> PAGEREF _Toc241782395 \h </w:instrText>
             </w:r>
             <w:r>
               <w:rPr>
@@ -2175,7 +2175,7 @@
               <w14:ligatures w14:val="standardContextual"/>
             </w:rPr>
           </w:pPr>
-          <w:hyperlink w:anchor="_Toc241781868" w:history="1">
+          <w:hyperlink w:anchor="_Toc241782396" w:history="1">
             <w:r>
               <w:rPr>
                 <w:rStyle w:val="Hyperlink"/>
@@ -2199,7 +2199,7 @@
               <w:rPr>
                 <w:noProof/>
               </w:rPr>
-              <w:instrText xml:space="preserve"> PAGEREF _Toc241781868 \h </w:instrText>
+              <w:instrText xml:space="preserve"> PAGEREF _Toc241782396 \h </w:instrText>
             </w:r>
             <w:r>
               <w:rPr>
@@ -2242,7 +2242,7 @@
               <w14:ligatures w14:val="standardContextual"/>
             </w:rPr>
           </w:pPr>
-          <w:hyperlink w:anchor="_Toc241781869" w:history="1">
+          <w:hyperlink w:anchor="_Toc241782397" w:history="1">
             <w:r>
               <w:rPr>
                 <w:rStyle w:val="Hyperlink"/>
@@ -2266,7 +2266,7 @@
               <w:rPr>
                 <w:noProof/>
               </w:rPr>
-              <w:instrText xml:space="preserve"> PAGEREF _Toc241781869 \h </w:instrText>
+              <w:instrText xml:space="preserve"> PAGEREF _Toc241782397 \h </w:instrText>
             </w:r>
             <w:r>
               <w:rPr>
@@ -2309,7 +2309,7 @@
               <w14:ligatures w14:val="standardContextual"/>
             </w:rPr>
           </w:pPr>
-          <w:hyperlink w:anchor="_Toc241781870" w:history="1">
+          <w:hyperlink w:anchor="_Toc241782398" w:history="1">
             <w:r>
               <w:rPr>
                 <w:rStyle w:val="Hyperlink"/>
@@ -2333,7 +2333,7 @@
               <w:rPr>
                 <w:noProof/>
               </w:rPr>
-              <w:instrText xml:space="preserve"> PAGEREF _Toc241781870 \h </w:instrText>
+              <w:instrText xml:space="preserve"> PAGEREF _Toc241782398 \h </w:instrText>
             </w:r>
             <w:r>
               <w:rPr>
@@ -2376,7 +2376,7 @@
               <w14:ligatures w14:val="standardContextual"/>
             </w:rPr>
           </w:pPr>
-          <w:hyperlink w:anchor="_Toc241781871" w:history="1">
+          <w:hyperlink w:anchor="_Toc241782399" w:history="1">
             <w:r>
               <w:rPr>
                 <w:rStyle w:val="Hyperlink"/>
@@ -2400,7 +2400,7 @@
               <w:rPr>
                 <w:noProof/>
               </w:rPr>
-              <w:instrText xml:space="preserve"> PAGEREF _Toc241781871 \h </w:instrText>
+              <w:instrText xml:space="preserve"> PAGEREF _Toc241782399 \h </w:instrText>
             </w:r>
             <w:r>
               <w:rPr>
@@ -2443,7 +2443,7 @@
               <w14:ligatures w14:val="standardContextual"/>
             </w:rPr>
           </w:pPr>
-          <w:hyperlink w:anchor="_Toc241781872" w:history="1">
+          <w:hyperlink w:anchor="_Toc241782400" w:history="1">
             <w:r>
               <w:rPr>
                 <w:rStyle w:val="Hyperlink"/>
@@ -2467,7 +2467,7 @@
               <w:rPr>
                 <w:noProof/>
               </w:rPr>
-              <w:instrText xml:space="preserve"> PAGEREF _Toc241781872 \h </w:instrText>
+              <w:instrText xml:space="preserve"> PAGEREF _Toc241782400 \h </w:instrText>
             </w:r>
             <w:r>
               <w:rPr>
@@ -2510,7 +2510,7 @@
               <w14:ligatures w14:val="standardContextual"/>
             </w:rPr>
           </w:pPr>
-          <w:hyperlink w:anchor="_Toc241781873" w:history="1">
+          <w:hyperlink w:anchor="_Toc241782401" w:history="1">
             <w:r>
               <w:rPr>
                 <w:rStyle w:val="Hyperlink"/>
@@ -2534,7 +2534,7 @@
               <w:rPr>
                 <w:noProof/>
               </w:rPr>
-              <w:instrText xml:space="preserve"> PAGEREF _Toc241781873 \h </w:instrText>
+              <w:instrText xml:space="preserve"> PAGEREF _Toc241782401 \h </w:instrText>
             </w:r>
             <w:r>
               <w:rPr>
@@ -2573,7 +2573,7 @@
         <w:pStyle w:val="Heading1"/>
         <w:pageBreakBefore/>
       </w:pPr>
-      <w:bookmarkStart w:id="0" w:name="_Toc241781844"/>
+      <w:bookmarkStart w:id="0" w:name="_Toc241782372"/>
       <w:r>
         <w:lastRenderedPageBreak/>
         <w:t>1. Your role at a glance</w:t>
@@ -2707,7 +2707,7 @@
           <w:left w:w="10" w:type="dxa"/>
           <w:right w:w="10" w:type="dxa"/>
         </w:tblCellMar>
-        <w:tblLook w:val="0000" w:firstRow="0" w:lastRow="0" w:firstColumn="0" w:lastColumn="0" w:noHBand="0" w:noVBand="0"/>
+        <w:tblLook w:val="04A0" w:firstRow="1" w:lastRow="0" w:firstColumn="1" w:lastColumn="0" w:noHBand="0" w:noVBand="1"/>
       </w:tblPr>
       <w:tblGrid>
         <w:gridCol w:w="9412"/>
@@ -2767,7 +2767,7 @@
         <w:pStyle w:val="Heading1"/>
         <w:pageBreakBefore/>
       </w:pPr>
-      <w:bookmarkStart w:id="1" w:name="_Toc241781845"/>
+      <w:bookmarkStart w:id="1" w:name="_Toc241782373"/>
       <w:r>
         <w:lastRenderedPageBreak/>
         <w:t>2. Signing in and your screens</w:t>
@@ -2778,7 +2778,7 @@
       <w:pPr>
         <w:pStyle w:val="Heading2"/>
       </w:pPr>
-      <w:bookmarkStart w:id="2" w:name="_Toc241781846"/>
+      <w:bookmarkStart w:id="2" w:name="_Toc241782374"/>
       <w:r>
         <w:t>Signing in</w:t>
       </w:r>
@@ -2861,7 +2861,7 @@
           <w:noProof/>
         </w:rPr>
         <w:drawing>
-          <wp:inline distT="0" distB="0" distL="0" distR="0" wp14:anchorId="178BE878" wp14:editId="6D61FA37">
+          <wp:inline distT="0" distB="0" distL="0" distR="0" wp14:anchorId="269D87D9" wp14:editId="047153F2">
             <wp:extent cx="5334000" cy="2333625"/>
             <wp:effectExtent l="0" t="0" r="0" b="0"/>
             <wp:docPr id="1" name="adm_login.jpg" descr="The sign-in screen for all internal staff." title="The sign-in screen for all internal staff."/>
@@ -2969,7 +2969,7 @@
           <w:left w:w="10" w:type="dxa"/>
           <w:right w:w="10" w:type="dxa"/>
         </w:tblCellMar>
-        <w:tblLook w:val="0000" w:firstRow="0" w:lastRow="0" w:firstColumn="0" w:lastColumn="0" w:noHBand="0" w:noVBand="0"/>
+        <w:tblLook w:val="04A0" w:firstRow="1" w:lastRow="0" w:firstColumn="1" w:lastColumn="0" w:noHBand="0" w:noVBand="1"/>
       </w:tblPr>
       <w:tblGrid>
         <w:gridCol w:w="9412"/>
@@ -3028,7 +3028,7 @@
       <w:pPr>
         <w:pStyle w:val="Heading2"/>
       </w:pPr>
-      <w:bookmarkStart w:id="3" w:name="_Toc241781847"/>
+      <w:bookmarkStart w:id="3" w:name="_Toc241782375"/>
       <w:r>
         <w:t>Finding your way around</w:t>
       </w:r>
@@ -3213,7 +3213,7 @@
         </w:rPr>
         <w:lastRenderedPageBreak/>
         <w:drawing>
-          <wp:inline distT="0" distB="0" distL="0" distR="0" wp14:anchorId="62C8F9C7" wp14:editId="5323336A">
+          <wp:inline distT="0" distB="0" distL="0" distR="0" wp14:anchorId="0AAE22AA" wp14:editId="55748CA1">
             <wp:extent cx="5715000" cy="1876425"/>
             <wp:effectExtent l="0" t="0" r="0" b="0"/>
             <wp:docPr id="2" name="adm_not_your_role.jpg" descr="Opening a screen outside your role (for example from an old bookmark) shows this card instead of the screen." title="Opening a screen outside your role (for example from an old bookmark) shows this card instead of the screen."/>
@@ -3282,7 +3282,7 @@
       <w:pPr>
         <w:pStyle w:val="Heading2"/>
       </w:pPr>
-      <w:bookmarkStart w:id="4" w:name="_Toc241781848"/>
+      <w:bookmarkStart w:id="4" w:name="_Toc241782376"/>
       <w:r>
         <w:t>Your screens</w:t>
       </w:r>
@@ -3303,7 +3303,7 @@
           <w:left w:w="10" w:type="dxa"/>
           <w:right w:w="10" w:type="dxa"/>
         </w:tblCellMar>
-        <w:tblLook w:val="0000" w:firstRow="0" w:lastRow="0" w:firstColumn="0" w:lastColumn="0" w:noHBand="0" w:noVBand="0"/>
+        <w:tblLook w:val="04A0" w:firstRow="1" w:lastRow="0" w:firstColumn="1" w:lastColumn="0" w:noHBand="0" w:noVBand="1"/>
       </w:tblPr>
       <w:tblGrid>
         <w:gridCol w:w="2824"/>
@@ -3557,7 +3557,7 @@
       <w:pPr>
         <w:pStyle w:val="Heading2"/>
       </w:pPr>
-      <w:bookmarkStart w:id="5" w:name="_Toc241781849"/>
+      <w:bookmarkStart w:id="5" w:name="_Toc241782377"/>
       <w:r>
         <w:t>Changing your password</w:t>
       </w:r>
@@ -3640,7 +3640,7 @@
           <w:noProof/>
         </w:rPr>
         <w:drawing>
-          <wp:inline distT="0" distB="0" distL="0" distR="0" wp14:anchorId="08784779" wp14:editId="095A97E5">
+          <wp:inline distT="0" distB="0" distL="0" distR="0" wp14:anchorId="7343D128" wp14:editId="0BBBCF1D">
             <wp:extent cx="5334000" cy="2171700"/>
             <wp:effectExtent l="0" t="0" r="0" b="0"/>
             <wp:docPr id="3" name="adm_account.jpg" descr="Change Password screen." title="Change Password screen."/>
@@ -3728,7 +3728,7 @@
         <w:pStyle w:val="Heading1"/>
         <w:pageBreakBefore/>
       </w:pPr>
-      <w:bookmarkStart w:id="6" w:name="_Toc241781850"/>
+      <w:bookmarkStart w:id="6" w:name="_Toc241782378"/>
       <w:r>
         <w:lastRenderedPageBreak/>
         <w:t>3. Your routine</w:t>
@@ -3758,7 +3758,7 @@
           <w:left w:w="10" w:type="dxa"/>
           <w:right w:w="10" w:type="dxa"/>
         </w:tblCellMar>
-        <w:tblLook w:val="0000" w:firstRow="0" w:lastRow="0" w:firstColumn="0" w:lastColumn="0" w:noHBand="0" w:noVBand="0"/>
+        <w:tblLook w:val="04A0" w:firstRow="1" w:lastRow="0" w:firstColumn="1" w:lastColumn="0" w:noHBand="0" w:noVBand="1"/>
       </w:tblPr>
       <w:tblGrid>
         <w:gridCol w:w="2071"/>
@@ -4072,7 +4072,7 @@
         <w:pStyle w:val="Heading1"/>
         <w:pageBreakBefore/>
       </w:pPr>
-      <w:bookmarkStart w:id="7" w:name="_Toc241781851"/>
+      <w:bookmarkStart w:id="7" w:name="_Toc241782379"/>
       <w:r>
         <w:lastRenderedPageBreak/>
         <w:t>4. Step-by-step tasks</w:t>
@@ -4083,7 +4083,7 @@
       <w:pPr>
         <w:pStyle w:val="Heading2"/>
       </w:pPr>
-      <w:bookmarkStart w:id="8" w:name="_Toc241781852"/>
+      <w:bookmarkStart w:id="8" w:name="_Toc241782380"/>
       <w:r>
         <w:t>4.1 Reading the KII/Doc Dashboard</w:t>
       </w:r>
@@ -4100,7 +4100,7 @@
           <w:noProof/>
         </w:rPr>
         <w:drawing>
-          <wp:inline distT="0" distB="0" distL="0" distR="0" wp14:anchorId="7381E2BD" wp14:editId="58E44F7D">
+          <wp:inline distT="0" distB="0" distL="0" distR="0" wp14:anchorId="3F054E72" wp14:editId="499F4D1F">
             <wp:extent cx="5715000" cy="3571875"/>
             <wp:effectExtent l="0" t="0" r="0" b="0"/>
             <wp:docPr id="4" name="kii_dashboard.jpg" descr="KII / Document Dashboard." title="KII / Document Dashboard."/>
@@ -4169,7 +4169,7 @@
       <w:pPr>
         <w:pStyle w:val="Heading2"/>
       </w:pPr>
-      <w:bookmarkStart w:id="9" w:name="_Toc241781853"/>
+      <w:bookmarkStart w:id="9" w:name="_Toc241782381"/>
       <w:r>
         <w:t>4.2 Creating a KII record</w:t>
       </w:r>
@@ -4209,7 +4209,7 @@
           <w:noProof/>
         </w:rPr>
         <w:drawing>
-          <wp:inline distT="0" distB="0" distL="0" distR="0" wp14:anchorId="49CA5EBA" wp14:editId="73A0EA1F">
+          <wp:inline distT="0" distB="0" distL="0" distR="0" wp14:anchorId="7F5E72B4" wp14:editId="6563586D">
             <wp:extent cx="5334000" cy="2667000"/>
             <wp:effectExtent l="0" t="0" r="0" b="0"/>
             <wp:docPr id="5" name="kii_new.jpg" descr="New KII Record." title="New KII Record."/>
@@ -4346,7 +4346,7 @@
       <w:pPr>
         <w:pStyle w:val="Heading2"/>
       </w:pPr>
-      <w:bookmarkStart w:id="10" w:name="_Toc241781854"/>
+      <w:bookmarkStart w:id="10" w:name="_Toc241782382"/>
       <w:r>
         <w:lastRenderedPageBreak/>
         <w:t>4.3 Correcting a KII record's details</w:t>
@@ -4505,7 +4505,7 @@
           <w:noProof/>
         </w:rPr>
         <w:drawing>
-          <wp:inline distT="0" distB="0" distL="0" distR="0" wp14:anchorId="7F429E52" wp14:editId="39C0A1C1">
+          <wp:inline distT="0" distB="0" distL="0" distR="0" wp14:anchorId="2F444350" wp14:editId="68D7153F">
             <wp:extent cx="5334000" cy="3752850"/>
             <wp:effectExtent l="0" t="0" r="0" b="0"/>
             <wp:docPr id="6" name="kii_detail.jpg" descr="Record details: everything except status, transcript and coding progress." title="Record details: everything except status, transcript and coding progress."/>
@@ -4613,7 +4613,7 @@
           <w:left w:w="10" w:type="dxa"/>
           <w:right w:w="10" w:type="dxa"/>
         </w:tblCellMar>
-        <w:tblLook w:val="0000" w:firstRow="0" w:lastRow="0" w:firstColumn="0" w:lastColumn="0" w:noHBand="0" w:noVBand="0"/>
+        <w:tblLook w:val="04A0" w:firstRow="1" w:lastRow="0" w:firstColumn="1" w:lastColumn="0" w:noHBand="0" w:noVBand="1"/>
       </w:tblPr>
       <w:tblGrid>
         <w:gridCol w:w="9412"/>
@@ -4672,7 +4672,7 @@
       <w:pPr>
         <w:pStyle w:val="Heading2"/>
       </w:pPr>
-      <w:bookmarkStart w:id="11" w:name="_Toc241781855"/>
+      <w:bookmarkStart w:id="11" w:name="_Toc241782383"/>
       <w:r>
         <w:t>4.4 Taking a KII from invitation to coded transcript</w:t>
       </w:r>
@@ -4723,7 +4723,7 @@
         </w:rPr>
         <w:lastRenderedPageBreak/>
         <w:drawing>
-          <wp:inline distT="0" distB="0" distL="0" distR="0" wp14:anchorId="2E0A4D98" wp14:editId="5C4F89F2">
+          <wp:inline distT="0" distB="0" distL="0" distR="0" wp14:anchorId="1E571324" wp14:editId="0D860C38">
             <wp:extent cx="5334000" cy="3333750"/>
             <wp:effectExtent l="0" t="0" r="0" b="0"/>
             <wp:docPr id="7" name="kii_register.jpg" descr="KII Register." title="KII Register."/>
@@ -4822,7 +4822,7 @@
           <w:noProof/>
         </w:rPr>
         <w:drawing>
-          <wp:inline distT="0" distB="0" distL="0" distR="0" wp14:anchorId="726BFEEC" wp14:editId="341FA729">
+          <wp:inline distT="0" distB="0" distL="0" distR="0" wp14:anchorId="6A8F8666" wp14:editId="1F23F0E4">
             <wp:extent cx="5334000" cy="3752850"/>
             <wp:effectExtent l="0" t="0" r="0" b="0"/>
             <wp:docPr id="8" name="kii_detail.jpg" descr="KII record: status, consent, transcript and coding." title="KII record: status, consent, transcript and coding."/>
@@ -5059,7 +5059,7 @@
       <w:pPr>
         <w:pStyle w:val="Heading2"/>
       </w:pPr>
-      <w:bookmarkStart w:id="12" w:name="_Toc241781856"/>
+      <w:bookmarkStart w:id="12" w:name="_Toc241782384"/>
       <w:r>
         <w:t>4.5 Opening the KII Guide with the KII ID filled in</w:t>
       </w:r>
@@ -5109,7 +5109,7 @@
           <w:noProof/>
         </w:rPr>
         <w:drawing>
-          <wp:inline distT="0" distB="0" distL="0" distR="0" wp14:anchorId="3D5C9A73" wp14:editId="249DFD5A">
+          <wp:inline distT="0" distB="0" distL="0" distR="0" wp14:anchorId="40DD1BA4" wp14:editId="7D7A40FC">
             <wp:extent cx="5334000" cy="523875"/>
             <wp:effectExtent l="0" t="0" r="0" b="0"/>
             <wp:docPr id="9" name="kii_coding_locked.jpg" descr="Before consent: no interview link." title="Before consent: no interview link."/>
@@ -5208,7 +5208,7 @@
           <w:noProof/>
         </w:rPr>
         <w:drawing>
-          <wp:inline distT="0" distB="0" distL="0" distR="0" wp14:anchorId="5C0D3BC9" wp14:editId="02BB82E9">
+          <wp:inline distT="0" distB="0" distL="0" distR="0" wp14:anchorId="561BFEA7" wp14:editId="0B05374B">
             <wp:extent cx="5334000" cy="742950"/>
             <wp:effectExtent l="0" t="0" r="0" b="0"/>
             <wp:docPr id="10" name="kii_coding_ready.jpg" descr="After consent: Continue this interview." title="After consent: Continue this interview."/>
@@ -5306,7 +5306,7 @@
           <w:left w:w="10" w:type="dxa"/>
           <w:right w:w="10" w:type="dxa"/>
         </w:tblCellMar>
-        <w:tblLook w:val="0000" w:firstRow="0" w:lastRow="0" w:firstColumn="0" w:lastColumn="0" w:noHBand="0" w:noVBand="0"/>
+        <w:tblLook w:val="04A0" w:firstRow="1" w:lastRow="0" w:firstColumn="1" w:lastColumn="0" w:noHBand="0" w:noVBand="1"/>
       </w:tblPr>
       <w:tblGrid>
         <w:gridCol w:w="9412"/>
@@ -5365,7 +5365,7 @@
       <w:pPr>
         <w:pStyle w:val="Heading2"/>
       </w:pPr>
-      <w:bookmarkStart w:id="13" w:name="_Toc241781857"/>
+      <w:bookmarkStart w:id="13" w:name="_Toc241782385"/>
       <w:r>
         <w:t>4.6 Sending the informant their own link (self-service)</w:t>
       </w:r>
@@ -5464,7 +5464,7 @@
         </w:rPr>
         <w:lastRenderedPageBreak/>
         <w:drawing>
-          <wp:inline distT="0" distB="0" distL="0" distR="0" wp14:anchorId="6E99E5E8" wp14:editId="2115D724">
+          <wp:inline distT="0" distB="0" distL="0" distR="0" wp14:anchorId="6226FDED" wp14:editId="0CE86A75">
             <wp:extent cx="5334000" cy="3752850"/>
             <wp:effectExtent l="0" t="0" r="0" b="0"/>
             <wp:docPr id="11" name="kii_detail.jpg" descr="Record details: phone, WhatsApp number and email." title="Record details: phone, WhatsApp number and email."/>
@@ -5693,7 +5693,7 @@
           <w:left w:w="10" w:type="dxa"/>
           <w:right w:w="10" w:type="dxa"/>
         </w:tblCellMar>
-        <w:tblLook w:val="0000" w:firstRow="0" w:lastRow="0" w:firstColumn="0" w:lastColumn="0" w:noHBand="0" w:noVBand="0"/>
+        <w:tblLook w:val="04A0" w:firstRow="1" w:lastRow="0" w:firstColumn="1" w:lastColumn="0" w:noHBand="0" w:noVBand="1"/>
       </w:tblPr>
       <w:tblGrid>
         <w:gridCol w:w="9412"/>
@@ -5809,7 +5809,7 @@
       <w:pPr>
         <w:pStyle w:val="Heading2"/>
       </w:pPr>
-      <w:bookmarkStart w:id="14" w:name="_Toc241781858"/>
+      <w:bookmarkStart w:id="14" w:name="_Toc241782386"/>
       <w:r>
         <w:t>4.7 Verifying a profile with the respondent, and reconciling it afterwards</w:t>
       </w:r>
@@ -5898,7 +5898,7 @@
           <w:noProof/>
         </w:rPr>
         <w:drawing>
-          <wp:inline distT="0" distB="0" distL="0" distR="0" wp14:anchorId="5DEB532C" wp14:editId="27E2A9AF">
+          <wp:inline distT="0" distB="0" distL="0" distR="0" wp14:anchorId="4B48B98F" wp14:editId="40037F7C">
             <wp:extent cx="4752975" cy="4953000"/>
             <wp:effectExtent l="0" t="0" r="0" b="0"/>
             <wp:docPr id="12" name="proit_interview_sheet.jpg" descr="The interview sheet: confirm what is public, ask what is not." title="The interview sheet: confirm what is public, ask what is not."/>
@@ -6163,7 +6163,7 @@
         </w:rPr>
         <w:lastRenderedPageBreak/>
         <w:drawing>
-          <wp:inline distT="0" distB="0" distL="0" distR="0" wp14:anchorId="3D946B3A" wp14:editId="01E262F2">
+          <wp:inline distT="0" distB="0" distL="0" distR="0" wp14:anchorId="613E9E66" wp14:editId="3A4F8D8A">
             <wp:extent cx="5334000" cy="1152525"/>
             <wp:effectExtent l="0" t="0" r="0" b="0"/>
             <wp:docPr id="13" name="proit_reconcile.jpg" descr="Reconciling a corrected fact: the three values stay separate." title="Reconciling a corrected fact: the three values stay separate."/>
@@ -6314,7 +6314,7 @@
           <w:left w:w="10" w:type="dxa"/>
           <w:right w:w="10" w:type="dxa"/>
         </w:tblCellMar>
-        <w:tblLook w:val="0000" w:firstRow="0" w:lastRow="0" w:firstColumn="0" w:lastColumn="0" w:noHBand="0" w:noVBand="0"/>
+        <w:tblLook w:val="04A0" w:firstRow="1" w:lastRow="0" w:firstColumn="1" w:lastColumn="0" w:noHBand="0" w:noVBand="1"/>
       </w:tblPr>
       <w:tblGrid>
         <w:gridCol w:w="9412"/>
@@ -6401,7 +6401,7 @@
       <w:pPr>
         <w:pStyle w:val="Heading2"/>
       </w:pPr>
-      <w:bookmarkStart w:id="15" w:name="_Toc241781859"/>
+      <w:bookmarkStart w:id="15" w:name="_Toc241782387"/>
       <w:r>
         <w:t>4.8 Downloading or emailing completed forms (Form PDFs)</w:t>
       </w:r>
@@ -6441,7 +6441,7 @@
           <w:noProof/>
         </w:rPr>
         <w:drawing>
-          <wp:inline distT="0" distB="0" distL="0" distR="0" wp14:anchorId="64FA8D57" wp14:editId="7B0D41FC">
+          <wp:inline distT="0" distB="0" distL="0" distR="0" wp14:anchorId="18F5C2D9" wp14:editId="2740BEE6">
             <wp:extent cx="5334000" cy="3333750"/>
             <wp:effectExtent l="0" t="0" r="0" b="0"/>
             <wp:docPr id="14" name="kii_form_pdfs.jpg" descr="Completed KII Guide forms, with the sync status." title="Completed KII Guide forms, with the sync status."/>
@@ -6599,7 +6599,7 @@
           <w:left w:w="10" w:type="dxa"/>
           <w:right w:w="10" w:type="dxa"/>
         </w:tblCellMar>
-        <w:tblLook w:val="0000" w:firstRow="0" w:lastRow="0" w:firstColumn="0" w:lastColumn="0" w:noHBand="0" w:noVBand="0"/>
+        <w:tblLook w:val="04A0" w:firstRow="1" w:lastRow="0" w:firstColumn="1" w:lastColumn="0" w:noHBand="0" w:noVBand="1"/>
       </w:tblPr>
       <w:tblGrid>
         <w:gridCol w:w="9412"/>
@@ -6658,7 +6658,7 @@
       <w:pPr>
         <w:pStyle w:val="Heading2"/>
       </w:pPr>
-      <w:bookmarkStart w:id="16" w:name="_Toc241781860"/>
+      <w:bookmarkStart w:id="16" w:name="_Toc241782388"/>
       <w:r>
         <w:t>4.9 Consent in interviews</w:t>
       </w:r>
@@ -6736,7 +6736,7 @@
         <w:pStyle w:val="Heading1"/>
         <w:pageBreakBefore/>
       </w:pPr>
-      <w:bookmarkStart w:id="17" w:name="_Toc241781861"/>
+      <w:bookmarkStart w:id="17" w:name="_Toc241782389"/>
       <w:r>
         <w:lastRenderedPageBreak/>
         <w:t>5. Rules you must follow</w:t>
@@ -6887,7 +6887,7 @@
         <w:pStyle w:val="Heading1"/>
         <w:pageBreakBefore/>
       </w:pPr>
-      <w:bookmarkStart w:id="18" w:name="_Toc241781862"/>
+      <w:bookmarkStart w:id="18" w:name="_Toc241782390"/>
       <w:r>
         <w:lastRenderedPageBreak/>
         <w:t>6. Troubleshooting</w:t>
@@ -6909,7 +6909,7 @@
           <w:left w:w="10" w:type="dxa"/>
           <w:right w:w="10" w:type="dxa"/>
         </w:tblCellMar>
-        <w:tblLook w:val="0000" w:firstRow="0" w:lastRow="0" w:firstColumn="0" w:lastColumn="0" w:noHBand="0" w:noVBand="0"/>
+        <w:tblLook w:val="04A0" w:firstRow="1" w:lastRow="0" w:firstColumn="1" w:lastColumn="0" w:noHBand="0" w:noVBand="1"/>
       </w:tblPr>
       <w:tblGrid>
         <w:gridCol w:w="2635"/>
@@ -7914,7 +7914,7 @@
         <w:pStyle w:val="Heading1"/>
         <w:pageBreakBefore/>
       </w:pPr>
-      <w:bookmarkStart w:id="19" w:name="_Toc241781863"/>
+      <w:bookmarkStart w:id="19" w:name="_Toc241782391"/>
       <w:r>
         <w:lastRenderedPageBreak/>
         <w:t>7. Quick reference</w:t>
@@ -7936,7 +7936,7 @@
           <w:left w:w="10" w:type="dxa"/>
           <w:right w:w="10" w:type="dxa"/>
         </w:tblCellMar>
-        <w:tblLook w:val="0000" w:firstRow="0" w:lastRow="0" w:firstColumn="0" w:lastColumn="0" w:noHBand="0" w:noVBand="0"/>
+        <w:tblLook w:val="04A0" w:firstRow="1" w:lastRow="0" w:firstColumn="1" w:lastColumn="0" w:noHBand="0" w:noVBand="1"/>
       </w:tblPr>
       <w:tblGrid>
         <w:gridCol w:w="2824"/>
@@ -8373,7 +8373,7 @@
         <w:pStyle w:val="Heading1"/>
         <w:pageBreakBefore/>
       </w:pPr>
-      <w:bookmarkStart w:id="20" w:name="_Toc241781864"/>
+      <w:bookmarkStart w:id="20" w:name="_Toc241782392"/>
       <w:r>
         <w:lastRenderedPageBreak/>
         <w:t>8. Every screen and button for your role</w:t>
@@ -8403,7 +8403,7 @@
           <w:left w:w="10" w:type="dxa"/>
           <w:right w:w="10" w:type="dxa"/>
         </w:tblCellMar>
-        <w:tblLook w:val="0000" w:firstRow="0" w:lastRow="0" w:firstColumn="0" w:lastColumn="0" w:noHBand="0" w:noVBand="0"/>
+        <w:tblLook w:val="04A0" w:firstRow="1" w:lastRow="0" w:firstColumn="1" w:lastColumn="0" w:noHBand="0" w:noVBand="1"/>
       </w:tblPr>
       <w:tblGrid>
         <w:gridCol w:w="9412"/>
@@ -8487,7 +8487,7 @@
       <w:pPr>
         <w:pStyle w:val="Heading2"/>
       </w:pPr>
-      <w:bookmarkStart w:id="21" w:name="_Toc241781865"/>
+      <w:bookmarkStart w:id="21" w:name="_Toc241782393"/>
       <w:r>
         <w:t>8.1 Sign in</w:t>
       </w:r>
@@ -8550,7 +8550,7 @@
           <w:left w:w="10" w:type="dxa"/>
           <w:right w:w="10" w:type="dxa"/>
         </w:tblCellMar>
-        <w:tblLook w:val="0000" w:firstRow="0" w:lastRow="0" w:firstColumn="0" w:lastColumn="0" w:noHBand="0" w:noVBand="0"/>
+        <w:tblLook w:val="04A0" w:firstRow="1" w:lastRow="0" w:firstColumn="1" w:lastColumn="0" w:noHBand="0" w:noVBand="1"/>
       </w:tblPr>
       <w:tblGrid>
         <w:gridCol w:w="1882"/>
@@ -9000,7 +9000,7 @@
       <w:pPr>
         <w:pStyle w:val="Heading2"/>
       </w:pPr>
-      <w:bookmarkStart w:id="22" w:name="_Toc241781866"/>
+      <w:bookmarkStart w:id="22" w:name="_Toc241782394"/>
       <w:r>
         <w:t>8.2 The header and menu bar (every screen)</w:t>
       </w:r>
@@ -9063,7 +9063,7 @@
           <w:left w:w="10" w:type="dxa"/>
           <w:right w:w="10" w:type="dxa"/>
         </w:tblCellMar>
-        <w:tblLook w:val="0000" w:firstRow="0" w:lastRow="0" w:firstColumn="0" w:lastColumn="0" w:noHBand="0" w:noVBand="0"/>
+        <w:tblLook w:val="04A0" w:firstRow="1" w:lastRow="0" w:firstColumn="1" w:lastColumn="0" w:noHBand="0" w:noVBand="1"/>
       </w:tblPr>
       <w:tblGrid>
         <w:gridCol w:w="1882"/>
@@ -9724,7 +9724,7 @@
       <w:pPr>
         <w:pStyle w:val="Heading2"/>
       </w:pPr>
-      <w:bookmarkStart w:id="23" w:name="_Toc241781867"/>
+      <w:bookmarkStart w:id="23" w:name="_Toc241782395"/>
       <w:r>
         <w:t>8.3 Change Password</w:t>
       </w:r>
@@ -9787,7 +9787,7 @@
           <w:left w:w="10" w:type="dxa"/>
           <w:right w:w="10" w:type="dxa"/>
         </w:tblCellMar>
-        <w:tblLook w:val="0000" w:firstRow="0" w:lastRow="0" w:firstColumn="0" w:lastColumn="0" w:noHBand="0" w:noVBand="0"/>
+        <w:tblLook w:val="04A0" w:firstRow="1" w:lastRow="0" w:firstColumn="1" w:lastColumn="0" w:noHBand="0" w:noVBand="1"/>
       </w:tblPr>
       <w:tblGrid>
         <w:gridCol w:w="1882"/>
@@ -10344,7 +10344,7 @@
       <w:pPr>
         <w:pStyle w:val="Heading2"/>
       </w:pPr>
-      <w:bookmarkStart w:id="24" w:name="_Toc241781868"/>
+      <w:bookmarkStart w:id="24" w:name="_Toc241782396"/>
       <w:r>
         <w:t>8.4 KII / Document Dashboard</w:t>
       </w:r>
@@ -10407,7 +10407,7 @@
           <w:left w:w="10" w:type="dxa"/>
           <w:right w:w="10" w:type="dxa"/>
         </w:tblCellMar>
-        <w:tblLook w:val="0000" w:firstRow="0" w:lastRow="0" w:firstColumn="0" w:lastColumn="0" w:noHBand="0" w:noVBand="0"/>
+        <w:tblLook w:val="04A0" w:firstRow="1" w:lastRow="0" w:firstColumn="1" w:lastColumn="0" w:noHBand="0" w:noVBand="1"/>
       </w:tblPr>
       <w:tblGrid>
         <w:gridCol w:w="1882"/>
@@ -10754,7 +10754,7 @@
       <w:pPr>
         <w:pStyle w:val="Heading2"/>
       </w:pPr>
-      <w:bookmarkStart w:id="25" w:name="_Toc241781869"/>
+      <w:bookmarkStart w:id="25" w:name="_Toc241782397"/>
       <w:r>
         <w:lastRenderedPageBreak/>
         <w:t>8.5 Interview sheet (verifying a locked profile)</w:t>
@@ -10818,7 +10818,7 @@
           <w:left w:w="10" w:type="dxa"/>
           <w:right w:w="10" w:type="dxa"/>
         </w:tblCellMar>
-        <w:tblLook w:val="0000" w:firstRow="0" w:lastRow="0" w:firstColumn="0" w:lastColumn="0" w:noHBand="0" w:noVBand="0"/>
+        <w:tblLook w:val="04A0" w:firstRow="1" w:lastRow="0" w:firstColumn="1" w:lastColumn="0" w:noHBand="0" w:noVBand="1"/>
       </w:tblPr>
       <w:tblGrid>
         <w:gridCol w:w="1882"/>
@@ -11795,7 +11795,7 @@
       <w:pPr>
         <w:pStyle w:val="Heading2"/>
       </w:pPr>
-      <w:bookmarkStart w:id="26" w:name="_Toc241781870"/>
+      <w:bookmarkStart w:id="26" w:name="_Toc241782398"/>
       <w:r>
         <w:t>8.6 KII Register</w:t>
       </w:r>
@@ -11858,7 +11858,7 @@
           <w:left w:w="10" w:type="dxa"/>
           <w:right w:w="10" w:type="dxa"/>
         </w:tblCellMar>
-        <w:tblLook w:val="0000" w:firstRow="0" w:lastRow="0" w:firstColumn="0" w:lastColumn="0" w:noHBand="0" w:noVBand="0"/>
+        <w:tblLook w:val="04A0" w:firstRow="1" w:lastRow="0" w:firstColumn="1" w:lastColumn="0" w:noHBand="0" w:noVBand="1"/>
       </w:tblPr>
       <w:tblGrid>
         <w:gridCol w:w="1882"/>
@@ -12416,7 +12416,7 @@
       <w:pPr>
         <w:pStyle w:val="Heading2"/>
       </w:pPr>
-      <w:bookmarkStart w:id="27" w:name="_Toc241781871"/>
+      <w:bookmarkStart w:id="27" w:name="_Toc241782399"/>
       <w:r>
         <w:t>8.7 New KII Record</w:t>
       </w:r>
@@ -12479,7 +12479,7 @@
           <w:left w:w="10" w:type="dxa"/>
           <w:right w:w="10" w:type="dxa"/>
         </w:tblCellMar>
-        <w:tblLook w:val="0000" w:firstRow="0" w:lastRow="0" w:firstColumn="0" w:lastColumn="0" w:noHBand="0" w:noVBand="0"/>
+        <w:tblLook w:val="04A0" w:firstRow="1" w:lastRow="0" w:firstColumn="1" w:lastColumn="0" w:noHBand="0" w:noVBand="1"/>
       </w:tblPr>
       <w:tblGrid>
         <w:gridCol w:w="1882"/>
@@ -12826,7 +12826,7 @@
       <w:pPr>
         <w:pStyle w:val="Heading2"/>
       </w:pPr>
-      <w:bookmarkStart w:id="28" w:name="_Toc241781872"/>
+      <w:bookmarkStart w:id="28" w:name="_Toc241782400"/>
       <w:r>
         <w:t>8.8 KII record</w:t>
       </w:r>
@@ -12889,7 +12889,7 @@
           <w:left w:w="10" w:type="dxa"/>
           <w:right w:w="10" w:type="dxa"/>
         </w:tblCellMar>
-        <w:tblLook w:val="0000" w:firstRow="0" w:lastRow="0" w:firstColumn="0" w:lastColumn="0" w:noHBand="0" w:noVBand="0"/>
+        <w:tblLook w:val="04A0" w:firstRow="1" w:lastRow="0" w:firstColumn="1" w:lastColumn="0" w:noHBand="0" w:noVBand="1"/>
       </w:tblPr>
       <w:tblGrid>
         <w:gridCol w:w="1882"/>
@@ -13867,7 +13867,7 @@
       <w:pPr>
         <w:pStyle w:val="Heading2"/>
       </w:pPr>
-      <w:bookmarkStart w:id="29" w:name="_Toc241781873"/>
+      <w:bookmarkStart w:id="29" w:name="_Toc241782401"/>
       <w:r>
         <w:t>8.9 Completed forms (Form PDFs)</w:t>
       </w:r>
@@ -13930,7 +13930,7 @@
           <w:left w:w="10" w:type="dxa"/>
           <w:right w:w="10" w:type="dxa"/>
         </w:tblCellMar>
-        <w:tblLook w:val="0000" w:firstRow="0" w:lastRow="0" w:firstColumn="0" w:lastColumn="0" w:noHBand="0" w:noVBand="0"/>
+        <w:tblLook w:val="04A0" w:firstRow="1" w:lastRow="0" w:firstColumn="1" w:lastColumn="0" w:noHBand="0" w:noVBand="1"/>
       </w:tblPr>
       <w:tblGrid>
         <w:gridCol w:w="1882"/>
@@ -14749,7 +14749,7 @@
         <w:sz w:val="16"/>
         <w:szCs w:val="16"/>
       </w:rPr>
-      <w:t>Version 1.15 · 1 October 2026</w:t>
+      <w:t>Version 1.16 · 1 October 2026</w:t>
     </w:r>
     <w:r>
       <w:rPr>
@@ -14922,10 +14922,10 @@
 <file path=word/numbering.xml><?xml version="1.0" encoding="utf-8"?>
 <w:numbering xmlns:wpc="http://schemas.microsoft.com/office/word/2010/wordprocessingCanvas" xmlns:cx="http://schemas.microsoft.com/office/drawing/2014/chartex" xmlns:cx1="http://schemas.microsoft.com/office/drawing/2015/9/8/chartex" xmlns:cx2="http://schemas.microsoft.com/office/drawing/2015/10/21/chartex" xmlns:cx3="http://schemas.microsoft.com/office/drawing/2016/5/9/chartex" xmlns:cx4="http://schemas.microsoft.com/office/drawing/2016/5/10/chartex" xmlns:cx5="http://schemas.microsoft.com/office/drawing/2016/5/11/chartex" xmlns:cx6="http://schemas.microsoft.com/office/drawing/2016/5/12/chartex" xmlns:cx7="http://schemas.microsoft.com/office/drawing/2016/5/13/chartex" xmlns:cx8="http://schemas.microsoft.com/office/drawing/2016/5/14/chartex" xmlns:mc="http://schemas.openxmlformats.org/markup-compatibility/2006" xmlns:aink="http://schemas.microsoft.com/office/drawing/2016/ink" xmlns:am3d="http://schemas.microsoft.com/office/drawing/2017/model3d" xmlns:o="urn:schemas-microsoft-com:office:office" xmlns:oel="http://schemas.microsoft.com/office/2019/extlst" xmlns:r="http://schemas.openxmlformats.org/officeDocument/2006/relationships" xmlns:m="http://schemas.openxmlformats.org/officeDocument/2006/math" xmlns:v="urn:schemas-microsoft-com:vml" xmlns:wp14="http://schemas.microsoft.com/office/word/2010/wordprocessingDrawing" xmlns:wp="http://schemas.openxmlformats.org/drawingml/2006/wordprocessingDrawing" xmlns:w10="urn:schemas-microsoft-com:office:word" xmlns:w="http://schemas.openxmlformats.org/wordprocessingml/2006/main" xmlns:w14="http://schemas.microsoft.com/office/word/2010/wordml" xmlns:w15="http://schemas.microsoft.com/office/word/2012/wordml" xmlns:w16cex="http://schemas.microsoft.com/office/word/2018/wordml/cex" xmlns:w16cid="http://schemas.microsoft.com/office/word/2016/wordml/cid" xmlns:w16="http://schemas.microsoft.com/office/word/2018/wordml" xmlns:w16sdtdh="http://schemas.microsoft.com/office/word/2020/wordml/sdtdatahash" xmlns:w16se="http://schemas.microsoft.com/office/word/2015/wordml/symex" xmlns:wpg="http://schemas.microsoft.com/office/word/2010/wordprocessingGroup" xmlns:wpi="http://schemas.microsoft.com/office/word/2010/wordprocessingInk" xmlns:wne="http://schemas.microsoft.com/office/word/2006/wordml" xmlns:wps="http://schemas.microsoft.com/office/word/2010/wordprocessingShape" mc:Ignorable="w14 w15 w16se w16cid w16 w16cex w16sdtdh wp14">
   <w:abstractNum w:abstractNumId="0" w15:restartNumberingAfterBreak="0">
-    <w:nsid w:val="02E366B0"/>
+    <w:nsid w:val="131E0ADB"/>
     <w:multiLevelType w:val="hybridMultilevel"/>
-    <w:tmpl w:val="9B40969A"/>
-    <w:lvl w:ilvl="0" w:tplc="00BC85E8">
+    <w:tmpl w:val="6E541BEC"/>
+    <w:lvl w:ilvl="0" w:tplc="85023314">
       <w:start w:val="1"/>
       <w:numFmt w:val="decimal"/>
       <w:lvlText w:val="%1."/>
@@ -14939,52 +14939,52 @@
         <w:color w:val="A67C27"/>
       </w:rPr>
     </w:lvl>
-    <w:lvl w:ilvl="1" w:tplc="A112C854">
+    <w:lvl w:ilvl="1" w:tplc="FCECABE4">
       <w:numFmt w:val="decimal"/>
       <w:lvlText w:val=""/>
       <w:lvlJc w:val="left"/>
     </w:lvl>
-    <w:lvl w:ilvl="2" w:tplc="EFECB8A0">
+    <w:lvl w:ilvl="2" w:tplc="DB0E4938">
       <w:numFmt w:val="decimal"/>
       <w:lvlText w:val=""/>
       <w:lvlJc w:val="left"/>
     </w:lvl>
-    <w:lvl w:ilvl="3" w:tplc="5600CDBE">
+    <w:lvl w:ilvl="3" w:tplc="41A49362">
       <w:numFmt w:val="decimal"/>
       <w:lvlText w:val=""/>
       <w:lvlJc w:val="left"/>
     </w:lvl>
-    <w:lvl w:ilvl="4" w:tplc="A006738C">
+    <w:lvl w:ilvl="4" w:tplc="93B655EC">
       <w:numFmt w:val="decimal"/>
       <w:lvlText w:val=""/>
       <w:lvlJc w:val="left"/>
     </w:lvl>
-    <w:lvl w:ilvl="5" w:tplc="1FD0D690">
+    <w:lvl w:ilvl="5" w:tplc="D1BEDC26">
       <w:numFmt w:val="decimal"/>
       <w:lvlText w:val=""/>
       <w:lvlJc w:val="left"/>
     </w:lvl>
-    <w:lvl w:ilvl="6" w:tplc="D062E3EA">
+    <w:lvl w:ilvl="6" w:tplc="2B14E72C">
       <w:numFmt w:val="decimal"/>
       <w:lvlText w:val=""/>
       <w:lvlJc w:val="left"/>
     </w:lvl>
-    <w:lvl w:ilvl="7" w:tplc="45820B4A">
+    <w:lvl w:ilvl="7" w:tplc="41F83B8E">
       <w:numFmt w:val="decimal"/>
       <w:lvlText w:val=""/>
       <w:lvlJc w:val="left"/>
     </w:lvl>
-    <w:lvl w:ilvl="8" w:tplc="688A17A6">
+    <w:lvl w:ilvl="8" w:tplc="0CFEC814">
       <w:numFmt w:val="decimal"/>
       <w:lvlText w:val=""/>
       <w:lvlJc w:val="left"/>
     </w:lvl>
   </w:abstractNum>
   <w:abstractNum w:abstractNumId="1" w15:restartNumberingAfterBreak="0">
-    <w:nsid w:val="0F682BA0"/>
+    <w:nsid w:val="1875005C"/>
     <w:multiLevelType w:val="hybridMultilevel"/>
-    <w:tmpl w:val="A1A60D40"/>
-    <w:lvl w:ilvl="0" w:tplc="93908352">
+    <w:tmpl w:val="15302AAA"/>
+    <w:lvl w:ilvl="0" w:tplc="3398B78A">
       <w:start w:val="1"/>
       <w:numFmt w:val="decimal"/>
       <w:lvlText w:val="%1."/>
@@ -14998,52 +14998,52 @@
         <w:color w:val="A67C27"/>
       </w:rPr>
     </w:lvl>
-    <w:lvl w:ilvl="1" w:tplc="45DC5998">
+    <w:lvl w:ilvl="1" w:tplc="C502615A">
       <w:numFmt w:val="decimal"/>
       <w:lvlText w:val=""/>
       <w:lvlJc w:val="left"/>
     </w:lvl>
-    <w:lvl w:ilvl="2" w:tplc="7EE829D8">
+    <w:lvl w:ilvl="2" w:tplc="3DAEB9FC">
       <w:numFmt w:val="decimal"/>
       <w:lvlText w:val=""/>
       <w:lvlJc w:val="left"/>
     </w:lvl>
-    <w:lvl w:ilvl="3" w:tplc="C52491FA">
+    <w:lvl w:ilvl="3" w:tplc="6C44E1C2">
       <w:numFmt w:val="decimal"/>
       <w:lvlText w:val=""/>
       <w:lvlJc w:val="left"/>
     </w:lvl>
-    <w:lvl w:ilvl="4" w:tplc="CE88EBC0">
+    <w:lvl w:ilvl="4" w:tplc="6720B762">
       <w:numFmt w:val="decimal"/>
       <w:lvlText w:val=""/>
       <w:lvlJc w:val="left"/>
     </w:lvl>
-    <w:lvl w:ilvl="5" w:tplc="ACB08810">
+    <w:lvl w:ilvl="5" w:tplc="A6381D36">
       <w:numFmt w:val="decimal"/>
       <w:lvlText w:val=""/>
       <w:lvlJc w:val="left"/>
     </w:lvl>
-    <w:lvl w:ilvl="6" w:tplc="6FDCE688">
+    <w:lvl w:ilvl="6" w:tplc="F4FAC892">
       <w:numFmt w:val="decimal"/>
       <w:lvlText w:val=""/>
       <w:lvlJc w:val="left"/>
     </w:lvl>
-    <w:lvl w:ilvl="7" w:tplc="A252C8F6">
+    <w:lvl w:ilvl="7" w:tplc="46A6B9D6">
       <w:numFmt w:val="decimal"/>
       <w:lvlText w:val=""/>
       <w:lvlJc w:val="left"/>
     </w:lvl>
-    <w:lvl w:ilvl="8" w:tplc="40D82BCC">
+    <w:lvl w:ilvl="8" w:tplc="DE6EB4EE">
       <w:numFmt w:val="decimal"/>
       <w:lvlText w:val=""/>
       <w:lvlJc w:val="left"/>
     </w:lvl>
   </w:abstractNum>
   <w:abstractNum w:abstractNumId="2" w15:restartNumberingAfterBreak="0">
-    <w:nsid w:val="154473D1"/>
+    <w:nsid w:val="19D95089"/>
     <w:multiLevelType w:val="hybridMultilevel"/>
-    <w:tmpl w:val="E40C2A98"/>
-    <w:lvl w:ilvl="0" w:tplc="8CDEAD0E">
+    <w:tmpl w:val="D8DAC88C"/>
+    <w:lvl w:ilvl="0" w:tplc="377E5144">
       <w:start w:val="1"/>
       <w:numFmt w:val="decimal"/>
       <w:lvlText w:val="%1."/>
@@ -15057,52 +15057,52 @@
         <w:color w:val="A67C27"/>
       </w:rPr>
     </w:lvl>
-    <w:lvl w:ilvl="1" w:tplc="96CC7A54">
+    <w:lvl w:ilvl="1" w:tplc="06E6F1E2">
       <w:numFmt w:val="decimal"/>
       <w:lvlText w:val=""/>
       <w:lvlJc w:val="left"/>
     </w:lvl>
-    <w:lvl w:ilvl="2" w:tplc="48B6EB42">
+    <w:lvl w:ilvl="2" w:tplc="2F645EF2">
       <w:numFmt w:val="decimal"/>
       <w:lvlText w:val=""/>
       <w:lvlJc w:val="left"/>
     </w:lvl>
-    <w:lvl w:ilvl="3" w:tplc="0728C4B8">
+    <w:lvl w:ilvl="3" w:tplc="C09212F6">
       <w:numFmt w:val="decimal"/>
       <w:lvlText w:val=""/>
       <w:lvlJc w:val="left"/>
     </w:lvl>
-    <w:lvl w:ilvl="4" w:tplc="3A286278">
+    <w:lvl w:ilvl="4" w:tplc="D0D63898">
       <w:numFmt w:val="decimal"/>
       <w:lvlText w:val=""/>
       <w:lvlJc w:val="left"/>
     </w:lvl>
-    <w:lvl w:ilvl="5" w:tplc="26DC162A">
+    <w:lvl w:ilvl="5" w:tplc="7368C958">
       <w:numFmt w:val="decimal"/>
       <w:lvlText w:val=""/>
       <w:lvlJc w:val="left"/>
     </w:lvl>
-    <w:lvl w:ilvl="6" w:tplc="A684898C">
+    <w:lvl w:ilvl="6" w:tplc="EDD8FADE">
       <w:numFmt w:val="decimal"/>
       <w:lvlText w:val=""/>
       <w:lvlJc w:val="left"/>
     </w:lvl>
-    <w:lvl w:ilvl="7" w:tplc="62968C92">
+    <w:lvl w:ilvl="7" w:tplc="B1801918">
       <w:numFmt w:val="decimal"/>
       <w:lvlText w:val=""/>
       <w:lvlJc w:val="left"/>
     </w:lvl>
-    <w:lvl w:ilvl="8" w:tplc="6758082E">
+    <w:lvl w:ilvl="8" w:tplc="FE9EAFC0">
       <w:numFmt w:val="decimal"/>
       <w:lvlText w:val=""/>
       <w:lvlJc w:val="left"/>
     </w:lvl>
   </w:abstractNum>
   <w:abstractNum w:abstractNumId="3" w15:restartNumberingAfterBreak="0">
-    <w:nsid w:val="17C80AB2"/>
+    <w:nsid w:val="1A40344B"/>
     <w:multiLevelType w:val="hybridMultilevel"/>
-    <w:tmpl w:val="E76E1C22"/>
-    <w:lvl w:ilvl="0" w:tplc="CD66661E">
+    <w:tmpl w:val="CC30E400"/>
+    <w:lvl w:ilvl="0" w:tplc="8A0EDA4E">
       <w:start w:val="1"/>
       <w:numFmt w:val="decimal"/>
       <w:lvlText w:val="%1."/>
@@ -15116,52 +15116,196 @@
         <w:color w:val="A67C27"/>
       </w:rPr>
     </w:lvl>
-    <w:lvl w:ilvl="1" w:tplc="FC4C7766">
+    <w:lvl w:ilvl="1" w:tplc="66E00214">
       <w:numFmt w:val="decimal"/>
       <w:lvlText w:val=""/>
       <w:lvlJc w:val="left"/>
     </w:lvl>
-    <w:lvl w:ilvl="2" w:tplc="E64EE68E">
+    <w:lvl w:ilvl="2" w:tplc="01F0D610">
       <w:numFmt w:val="decimal"/>
       <w:lvlText w:val=""/>
       <w:lvlJc w:val="left"/>
     </w:lvl>
-    <w:lvl w:ilvl="3" w:tplc="7AA0D8DA">
+    <w:lvl w:ilvl="3" w:tplc="C0E47A1E">
       <w:numFmt w:val="decimal"/>
       <w:lvlText w:val=""/>
       <w:lvlJc w:val="left"/>
     </w:lvl>
-    <w:lvl w:ilvl="4" w:tplc="A8623A3E">
+    <w:lvl w:ilvl="4" w:tplc="6F5A5690">
       <w:numFmt w:val="decimal"/>
       <w:lvlText w:val=""/>
       <w:lvlJc w:val="left"/>
     </w:lvl>
-    <w:lvl w:ilvl="5" w:tplc="A70866AE">
+    <w:lvl w:ilvl="5" w:tplc="5914D3E8">
       <w:numFmt w:val="decimal"/>
       <w:lvlText w:val=""/>
       <w:lvlJc w:val="left"/>
     </w:lvl>
-    <w:lvl w:ilvl="6" w:tplc="83ACFDA2">
+    <w:lvl w:ilvl="6" w:tplc="FC0CDD6C">
       <w:numFmt w:val="decimal"/>
       <w:lvlText w:val=""/>
       <w:lvlJc w:val="left"/>
     </w:lvl>
-    <w:lvl w:ilvl="7" w:tplc="F7C4D096">
+    <w:lvl w:ilvl="7" w:tplc="242AAE82">
       <w:numFmt w:val="decimal"/>
       <w:lvlText w:val=""/>
       <w:lvlJc w:val="left"/>
     </w:lvl>
-    <w:lvl w:ilvl="8" w:tplc="AA283B52">
+    <w:lvl w:ilvl="8" w:tplc="3AA415F6">
       <w:numFmt w:val="decimal"/>
       <w:lvlText w:val=""/>
       <w:lvlJc w:val="left"/>
     </w:lvl>
   </w:abstractNum>
   <w:abstractNum w:abstractNumId="4" w15:restartNumberingAfterBreak="0">
-    <w:nsid w:val="1C3F5D19"/>
+    <w:nsid w:val="24AC0EAD"/>
     <w:multiLevelType w:val="hybridMultilevel"/>
-    <w:tmpl w:val="833E58A8"/>
-    <w:lvl w:ilvl="0" w:tplc="78663F02">
+    <w:tmpl w:val="7C0404C6"/>
+    <w:lvl w:ilvl="0" w:tplc="A30EDEB2">
+      <w:start w:val="1"/>
+      <w:numFmt w:val="bullet"/>
+      <w:lvlText w:val="•"/>
+      <w:lvlJc w:val="left"/>
+      <w:pPr>
+        <w:ind w:left="460" w:hanging="280"/>
+      </w:pPr>
+    </w:lvl>
+    <w:lvl w:ilvl="1" w:tplc="11A06C6A">
+      <w:start w:val="1"/>
+      <w:numFmt w:val="bullet"/>
+      <w:lvlText w:val="–"/>
+      <w:lvlJc w:val="left"/>
+      <w:pPr>
+        <w:ind w:left="900" w:hanging="280"/>
+      </w:pPr>
+    </w:lvl>
+    <w:lvl w:ilvl="2" w:tplc="C0D6488A">
+      <w:numFmt w:val="decimal"/>
+      <w:lvlText w:val=""/>
+      <w:lvlJc w:val="left"/>
+    </w:lvl>
+    <w:lvl w:ilvl="3" w:tplc="37EA61CA">
+      <w:numFmt w:val="decimal"/>
+      <w:lvlText w:val=""/>
+      <w:lvlJc w:val="left"/>
+    </w:lvl>
+    <w:lvl w:ilvl="4" w:tplc="17407A70">
+      <w:numFmt w:val="decimal"/>
+      <w:lvlText w:val=""/>
+      <w:lvlJc w:val="left"/>
+    </w:lvl>
+    <w:lvl w:ilvl="5" w:tplc="7C5E996E">
+      <w:numFmt w:val="decimal"/>
+      <w:lvlText w:val=""/>
+      <w:lvlJc w:val="left"/>
+    </w:lvl>
+    <w:lvl w:ilvl="6" w:tplc="B3F8C206">
+      <w:numFmt w:val="decimal"/>
+      <w:lvlText w:val=""/>
+      <w:lvlJc w:val="left"/>
+    </w:lvl>
+    <w:lvl w:ilvl="7" w:tplc="D52CA430">
+      <w:numFmt w:val="decimal"/>
+      <w:lvlText w:val=""/>
+      <w:lvlJc w:val="left"/>
+    </w:lvl>
+    <w:lvl w:ilvl="8" w:tplc="4F40E2FE">
+      <w:numFmt w:val="decimal"/>
+      <w:lvlText w:val=""/>
+      <w:lvlJc w:val="left"/>
+    </w:lvl>
+  </w:abstractNum>
+  <w:abstractNum w:abstractNumId="5" w15:restartNumberingAfterBreak="0">
+    <w:nsid w:val="3CA958E2"/>
+    <w:multiLevelType w:val="hybridMultilevel"/>
+    <w:tmpl w:val="4D80B396"/>
+    <w:lvl w:ilvl="0" w:tplc="1B1439B8">
+      <w:start w:val="1"/>
+      <w:numFmt w:val="bullet"/>
+      <w:lvlText w:val="●"/>
+      <w:lvlJc w:val="left"/>
+      <w:pPr>
+        <w:ind w:left="720" w:hanging="360"/>
+      </w:pPr>
+    </w:lvl>
+    <w:lvl w:ilvl="1" w:tplc="97E4B54C">
+      <w:start w:val="1"/>
+      <w:numFmt w:val="bullet"/>
+      <w:lvlText w:val="○"/>
+      <w:lvlJc w:val="left"/>
+      <w:pPr>
+        <w:ind w:left="1440" w:hanging="360"/>
+      </w:pPr>
+    </w:lvl>
+    <w:lvl w:ilvl="2" w:tplc="C270CAA8">
+      <w:start w:val="1"/>
+      <w:numFmt w:val="bullet"/>
+      <w:lvlText w:val="■"/>
+      <w:lvlJc w:val="left"/>
+      <w:pPr>
+        <w:ind w:left="2160" w:hanging="360"/>
+      </w:pPr>
+    </w:lvl>
+    <w:lvl w:ilvl="3" w:tplc="106C3C2E">
+      <w:start w:val="1"/>
+      <w:numFmt w:val="bullet"/>
+      <w:lvlText w:val="●"/>
+      <w:lvlJc w:val="left"/>
+      <w:pPr>
+        <w:ind w:left="2880" w:hanging="360"/>
+      </w:pPr>
+    </w:lvl>
+    <w:lvl w:ilvl="4" w:tplc="36C0BDBA">
+      <w:start w:val="1"/>
+      <w:numFmt w:val="bullet"/>
+      <w:lvlText w:val="○"/>
+      <w:lvlJc w:val="left"/>
+      <w:pPr>
+        <w:ind w:left="3600" w:hanging="360"/>
+      </w:pPr>
+    </w:lvl>
+    <w:lvl w:ilvl="5" w:tplc="18909162">
+      <w:start w:val="1"/>
+      <w:numFmt w:val="bullet"/>
+      <w:lvlText w:val="■"/>
+      <w:lvlJc w:val="left"/>
+      <w:pPr>
+        <w:ind w:left="4320" w:hanging="360"/>
+      </w:pPr>
+    </w:lvl>
+    <w:lvl w:ilvl="6" w:tplc="03C8541C">
+      <w:start w:val="1"/>
+      <w:numFmt w:val="bullet"/>
+      <w:lvlText w:val="●"/>
+      <w:lvlJc w:val="left"/>
+      <w:pPr>
+        <w:ind w:left="5040" w:hanging="360"/>
+      </w:pPr>
+    </w:lvl>
+    <w:lvl w:ilvl="7" w:tplc="11625F64">
+      <w:start w:val="1"/>
+      <w:numFmt w:val="bullet"/>
+      <w:lvlText w:val="●"/>
+      <w:lvlJc w:val="left"/>
+      <w:pPr>
+        <w:ind w:left="5760" w:hanging="360"/>
+      </w:pPr>
+    </w:lvl>
+    <w:lvl w:ilvl="8" w:tplc="DBC4A160">
+      <w:start w:val="1"/>
+      <w:numFmt w:val="bullet"/>
+      <w:lvlText w:val="●"/>
+      <w:lvlJc w:val="left"/>
+      <w:pPr>
+        <w:ind w:left="6480" w:hanging="360"/>
+      </w:pPr>
+    </w:lvl>
+  </w:abstractNum>
+  <w:abstractNum w:abstractNumId="6" w15:restartNumberingAfterBreak="0">
+    <w:nsid w:val="3F7527D3"/>
+    <w:multiLevelType w:val="hybridMultilevel"/>
+    <w:tmpl w:val="12AC905C"/>
+    <w:lvl w:ilvl="0" w:tplc="A68233F2">
       <w:start w:val="1"/>
       <w:numFmt w:val="decimal"/>
       <w:lvlText w:val="%1."/>
@@ -15175,110 +15319,52 @@
         <w:color w:val="A67C27"/>
       </w:rPr>
     </w:lvl>
-    <w:lvl w:ilvl="1" w:tplc="8D2C4E18">
+    <w:lvl w:ilvl="1" w:tplc="5346355A">
       <w:numFmt w:val="decimal"/>
       <w:lvlText w:val=""/>
       <w:lvlJc w:val="left"/>
     </w:lvl>
-    <w:lvl w:ilvl="2" w:tplc="73B084B8">
+    <w:lvl w:ilvl="2" w:tplc="4F18B0E2">
       <w:numFmt w:val="decimal"/>
       <w:lvlText w:val=""/>
       <w:lvlJc w:val="left"/>
     </w:lvl>
-    <w:lvl w:ilvl="3" w:tplc="F0881D98">
+    <w:lvl w:ilvl="3" w:tplc="4CEA3610">
       <w:numFmt w:val="decimal"/>
       <w:lvlText w:val=""/>
       <w:lvlJc w:val="left"/>
     </w:lvl>
-    <w:lvl w:ilvl="4" w:tplc="B0D46ACE">
+    <w:lvl w:ilvl="4" w:tplc="892E4FEC">
       <w:numFmt w:val="decimal"/>
       <w:lvlText w:val=""/>
       <w:lvlJc w:val="left"/>
     </w:lvl>
-    <w:lvl w:ilvl="5" w:tplc="D8222E4E">
+    <w:lvl w:ilvl="5" w:tplc="94E21772">
       <w:numFmt w:val="decimal"/>
       <w:lvlText w:val=""/>
       <w:lvlJc w:val="left"/>
     </w:lvl>
-    <w:lvl w:ilvl="6" w:tplc="DD50D254">
+    <w:lvl w:ilvl="6" w:tplc="AFDE6B5E">
       <w:numFmt w:val="decimal"/>
       <w:lvlText w:val=""/>
       <w:lvlJc w:val="left"/>
     </w:lvl>
-    <w:lvl w:ilvl="7" w:tplc="8A6844AC">
+    <w:lvl w:ilvl="7" w:tplc="6DA4B0BA">
       <w:numFmt w:val="decimal"/>
       <w:lvlText w:val=""/>
       <w:lvlJc w:val="left"/>
     </w:lvl>
-    <w:lvl w:ilvl="8" w:tplc="E50C7E50">
+    <w:lvl w:ilvl="8" w:tplc="76BEBD26">
       <w:numFmt w:val="decimal"/>
       <w:lvlText w:val=""/>
       <w:lvlJc w:val="left"/>
     </w:lvl>
   </w:abstractNum>
-  <w:abstractNum w:abstractNumId="5" w15:restartNumberingAfterBreak="0">
-    <w:nsid w:val="2AAB2216"/>
+  <w:abstractNum w:abstractNumId="7" w15:restartNumberingAfterBreak="0">
+    <w:nsid w:val="452E3386"/>
     <w:multiLevelType w:val="hybridMultilevel"/>
-    <w:tmpl w:val="B8D097B6"/>
-    <w:lvl w:ilvl="0" w:tplc="A5D8FD6E">
-      <w:start w:val="1"/>
-      <w:numFmt w:val="bullet"/>
-      <w:lvlText w:val="•"/>
-      <w:lvlJc w:val="left"/>
-      <w:pPr>
-        <w:ind w:left="460" w:hanging="280"/>
-      </w:pPr>
-    </w:lvl>
-    <w:lvl w:ilvl="1" w:tplc="0486C056">
-      <w:start w:val="1"/>
-      <w:numFmt w:val="bullet"/>
-      <w:lvlText w:val="–"/>
-      <w:lvlJc w:val="left"/>
-      <w:pPr>
-        <w:ind w:left="900" w:hanging="280"/>
-      </w:pPr>
-    </w:lvl>
-    <w:lvl w:ilvl="2" w:tplc="257ECFF8">
-      <w:numFmt w:val="decimal"/>
-      <w:lvlText w:val=""/>
-      <w:lvlJc w:val="left"/>
-    </w:lvl>
-    <w:lvl w:ilvl="3" w:tplc="DC3A35F2">
-      <w:numFmt w:val="decimal"/>
-      <w:lvlText w:val=""/>
-      <w:lvlJc w:val="left"/>
-    </w:lvl>
-    <w:lvl w:ilvl="4" w:tplc="F75C109C">
-      <w:numFmt w:val="decimal"/>
-      <w:lvlText w:val=""/>
-      <w:lvlJc w:val="left"/>
-    </w:lvl>
-    <w:lvl w:ilvl="5" w:tplc="93EAF954">
-      <w:numFmt w:val="decimal"/>
-      <w:lvlText w:val=""/>
-      <w:lvlJc w:val="left"/>
-    </w:lvl>
-    <w:lvl w:ilvl="6" w:tplc="97844630">
-      <w:numFmt w:val="decimal"/>
-      <w:lvlText w:val=""/>
-      <w:lvlJc w:val="left"/>
-    </w:lvl>
-    <w:lvl w:ilvl="7" w:tplc="02C6BBFE">
-      <w:numFmt w:val="decimal"/>
-      <w:lvlText w:val=""/>
-      <w:lvlJc w:val="left"/>
-    </w:lvl>
-    <w:lvl w:ilvl="8" w:tplc="95B8553E">
-      <w:numFmt w:val="decimal"/>
-      <w:lvlText w:val=""/>
-      <w:lvlJc w:val="left"/>
-    </w:lvl>
-  </w:abstractNum>
-  <w:abstractNum w:abstractNumId="6" w15:restartNumberingAfterBreak="0">
-    <w:nsid w:val="2D8576CA"/>
-    <w:multiLevelType w:val="hybridMultilevel"/>
-    <w:tmpl w:val="EC7E31B8"/>
-    <w:lvl w:ilvl="0" w:tplc="A7AA98E6">
+    <w:tmpl w:val="9AD2EA0A"/>
+    <w:lvl w:ilvl="0" w:tplc="27240B22">
       <w:start w:val="1"/>
       <w:numFmt w:val="decimal"/>
       <w:lvlText w:val="%1."/>
@@ -15292,52 +15378,52 @@
         <w:color w:val="A67C27"/>
       </w:rPr>
     </w:lvl>
-    <w:lvl w:ilvl="1" w:tplc="51D0EF56">
+    <w:lvl w:ilvl="1" w:tplc="867CD4D6">
       <w:numFmt w:val="decimal"/>
       <w:lvlText w:val=""/>
       <w:lvlJc w:val="left"/>
     </w:lvl>
-    <w:lvl w:ilvl="2" w:tplc="6EA88E5E">
+    <w:lvl w:ilvl="2" w:tplc="919C9170">
       <w:numFmt w:val="decimal"/>
       <w:lvlText w:val=""/>
       <w:lvlJc w:val="left"/>
     </w:lvl>
-    <w:lvl w:ilvl="3" w:tplc="33DA95F2">
+    <w:lvl w:ilvl="3" w:tplc="DA022458">
       <w:numFmt w:val="decimal"/>
       <w:lvlText w:val=""/>
       <w:lvlJc w:val="left"/>
     </w:lvl>
-    <w:lvl w:ilvl="4" w:tplc="E31C5260">
+    <w:lvl w:ilvl="4" w:tplc="B2E8028C">
       <w:numFmt w:val="decimal"/>
       <w:lvlText w:val=""/>
       <w:lvlJc w:val="left"/>
     </w:lvl>
-    <w:lvl w:ilvl="5" w:tplc="95E6FEE0">
+    <w:lvl w:ilvl="5" w:tplc="F4D2DFE2">
       <w:numFmt w:val="decimal"/>
       <w:lvlText w:val=""/>
       <w:lvlJc w:val="left"/>
     </w:lvl>
-    <w:lvl w:ilvl="6" w:tplc="6CA69F68">
+    <w:lvl w:ilvl="6" w:tplc="7516367A">
       <w:numFmt w:val="decimal"/>
       <w:lvlText w:val=""/>
       <w:lvlJc w:val="left"/>
     </w:lvl>
-    <w:lvl w:ilvl="7" w:tplc="F3107874">
+    <w:lvl w:ilvl="7" w:tplc="4FF00CFE">
       <w:numFmt w:val="decimal"/>
       <w:lvlText w:val=""/>
       <w:lvlJc w:val="left"/>
     </w:lvl>
-    <w:lvl w:ilvl="8" w:tplc="9E6413DC">
+    <w:lvl w:ilvl="8" w:tplc="F08CD0E4">
       <w:numFmt w:val="decimal"/>
       <w:lvlText w:val=""/>
       <w:lvlJc w:val="left"/>
     </w:lvl>
   </w:abstractNum>
-  <w:abstractNum w:abstractNumId="7" w15:restartNumberingAfterBreak="0">
-    <w:nsid w:val="37FF7F0D"/>
+  <w:abstractNum w:abstractNumId="8" w15:restartNumberingAfterBreak="0">
+    <w:nsid w:val="462F4C19"/>
     <w:multiLevelType w:val="hybridMultilevel"/>
-    <w:tmpl w:val="DA06D610"/>
-    <w:lvl w:ilvl="0" w:tplc="B8A40FA8">
+    <w:tmpl w:val="2E3E8A60"/>
+    <w:lvl w:ilvl="0" w:tplc="0D526634">
       <w:start w:val="1"/>
       <w:numFmt w:val="decimal"/>
       <w:lvlText w:val="%1."/>
@@ -15351,138 +15437,52 @@
         <w:color w:val="A67C27"/>
       </w:rPr>
     </w:lvl>
-    <w:lvl w:ilvl="1" w:tplc="0B8662C4">
+    <w:lvl w:ilvl="1" w:tplc="46D4A916">
       <w:numFmt w:val="decimal"/>
       <w:lvlText w:val=""/>
       <w:lvlJc w:val="left"/>
     </w:lvl>
-    <w:lvl w:ilvl="2" w:tplc="7A020A7A">
+    <w:lvl w:ilvl="2" w:tplc="4F723D18">
       <w:numFmt w:val="decimal"/>
       <w:lvlText w:val=""/>
       <w:lvlJc w:val="left"/>
     </w:lvl>
-    <w:lvl w:ilvl="3" w:tplc="4BAC606A">
+    <w:lvl w:ilvl="3" w:tplc="2E561576">
       <w:numFmt w:val="decimal"/>
       <w:lvlText w:val=""/>
       <w:lvlJc w:val="left"/>
     </w:lvl>
-    <w:lvl w:ilvl="4" w:tplc="22C06EA0">
+    <w:lvl w:ilvl="4" w:tplc="A5D0CC86">
       <w:numFmt w:val="decimal"/>
       <w:lvlText w:val=""/>
       <w:lvlJc w:val="left"/>
     </w:lvl>
-    <w:lvl w:ilvl="5" w:tplc="58FE91F8">
+    <w:lvl w:ilvl="5" w:tplc="A7307942">
       <w:numFmt w:val="decimal"/>
       <w:lvlText w:val=""/>
       <w:lvlJc w:val="left"/>
     </w:lvl>
-    <w:lvl w:ilvl="6" w:tplc="3A70594C">
+    <w:lvl w:ilvl="6" w:tplc="614AF39E">
       <w:numFmt w:val="decimal"/>
       <w:lvlText w:val=""/>
       <w:lvlJc w:val="left"/>
     </w:lvl>
-    <w:lvl w:ilvl="7" w:tplc="314A38DE">
+    <w:lvl w:ilvl="7" w:tplc="878A42A2">
       <w:numFmt w:val="decimal"/>
       <w:lvlText w:val=""/>
       <w:lvlJc w:val="left"/>
     </w:lvl>
-    <w:lvl w:ilvl="8" w:tplc="14CE6D74">
+    <w:lvl w:ilvl="8" w:tplc="D594105E">
       <w:numFmt w:val="decimal"/>
       <w:lvlText w:val=""/>
       <w:lvlJc w:val="left"/>
     </w:lvl>
   </w:abstractNum>
-  <w:abstractNum w:abstractNumId="8" w15:restartNumberingAfterBreak="0">
-    <w:nsid w:val="4618417A"/>
+  <w:abstractNum w:abstractNumId="9" w15:restartNumberingAfterBreak="0">
+    <w:nsid w:val="4DF325DD"/>
     <w:multiLevelType w:val="hybridMultilevel"/>
-    <w:tmpl w:val="6DCCCB1E"/>
-    <w:lvl w:ilvl="0" w:tplc="D8A02566">
-      <w:start w:val="1"/>
-      <w:numFmt w:val="bullet"/>
-      <w:lvlText w:val="●"/>
-      <w:lvlJc w:val="left"/>
-      <w:pPr>
-        <w:ind w:left="720" w:hanging="360"/>
-      </w:pPr>
-    </w:lvl>
-    <w:lvl w:ilvl="1" w:tplc="3B22EFAE">
-      <w:start w:val="1"/>
-      <w:numFmt w:val="bullet"/>
-      <w:lvlText w:val="○"/>
-      <w:lvlJc w:val="left"/>
-      <w:pPr>
-        <w:ind w:left="1440" w:hanging="360"/>
-      </w:pPr>
-    </w:lvl>
-    <w:lvl w:ilvl="2" w:tplc="9780B5F2">
-      <w:start w:val="1"/>
-      <w:numFmt w:val="bullet"/>
-      <w:lvlText w:val="■"/>
-      <w:lvlJc w:val="left"/>
-      <w:pPr>
-        <w:ind w:left="2160" w:hanging="360"/>
-      </w:pPr>
-    </w:lvl>
-    <w:lvl w:ilvl="3" w:tplc="BDF272D4">
-      <w:start w:val="1"/>
-      <w:numFmt w:val="bullet"/>
-      <w:lvlText w:val="●"/>
-      <w:lvlJc w:val="left"/>
-      <w:pPr>
-        <w:ind w:left="2880" w:hanging="360"/>
-      </w:pPr>
-    </w:lvl>
-    <w:lvl w:ilvl="4" w:tplc="C400C6F0">
-      <w:start w:val="1"/>
-      <w:numFmt w:val="bullet"/>
-      <w:lvlText w:val="○"/>
-      <w:lvlJc w:val="left"/>
-      <w:pPr>
-        <w:ind w:left="3600" w:hanging="360"/>
-      </w:pPr>
-    </w:lvl>
-    <w:lvl w:ilvl="5" w:tplc="897860B6">
-      <w:start w:val="1"/>
-      <w:numFmt w:val="bullet"/>
-      <w:lvlText w:val="■"/>
-      <w:lvlJc w:val="left"/>
-      <w:pPr>
-        <w:ind w:left="4320" w:hanging="360"/>
-      </w:pPr>
-    </w:lvl>
-    <w:lvl w:ilvl="6" w:tplc="7A36FA5E">
-      <w:start w:val="1"/>
-      <w:numFmt w:val="bullet"/>
-      <w:lvlText w:val="●"/>
-      <w:lvlJc w:val="left"/>
-      <w:pPr>
-        <w:ind w:left="5040" w:hanging="360"/>
-      </w:pPr>
-    </w:lvl>
-    <w:lvl w:ilvl="7" w:tplc="72D6EA54">
-      <w:start w:val="1"/>
-      <w:numFmt w:val="bullet"/>
-      <w:lvlText w:val="●"/>
-      <w:lvlJc w:val="left"/>
-      <w:pPr>
-        <w:ind w:left="5760" w:hanging="360"/>
-      </w:pPr>
-    </w:lvl>
-    <w:lvl w:ilvl="8" w:tplc="3766B842">
-      <w:start w:val="1"/>
-      <w:numFmt w:val="bullet"/>
-      <w:lvlText w:val="●"/>
-      <w:lvlJc w:val="left"/>
-      <w:pPr>
-        <w:ind w:left="6480" w:hanging="360"/>
-      </w:pPr>
-    </w:lvl>
-  </w:abstractNum>
-  <w:abstractNum w:abstractNumId="9" w15:restartNumberingAfterBreak="0">
-    <w:nsid w:val="473B6939"/>
-    <w:multiLevelType w:val="hybridMultilevel"/>
-    <w:tmpl w:val="0692865A"/>
-    <w:lvl w:ilvl="0" w:tplc="92182ED0">
+    <w:tmpl w:val="7E10C26C"/>
+    <w:lvl w:ilvl="0" w:tplc="5B82F7E4">
       <w:start w:val="1"/>
       <w:numFmt w:val="decimal"/>
       <w:lvlText w:val="%1."/>
@@ -15496,52 +15496,52 @@
         <w:color w:val="A67C27"/>
       </w:rPr>
     </w:lvl>
-    <w:lvl w:ilvl="1" w:tplc="59DA8096">
+    <w:lvl w:ilvl="1" w:tplc="99FE44BA">
       <w:numFmt w:val="decimal"/>
       <w:lvlText w:val=""/>
       <w:lvlJc w:val="left"/>
     </w:lvl>
-    <w:lvl w:ilvl="2" w:tplc="9508FC3A">
+    <w:lvl w:ilvl="2" w:tplc="F6604852">
       <w:numFmt w:val="decimal"/>
       <w:lvlText w:val=""/>
       <w:lvlJc w:val="left"/>
     </w:lvl>
-    <w:lvl w:ilvl="3" w:tplc="DE6200A8">
+    <w:lvl w:ilvl="3" w:tplc="E2660AFA">
       <w:numFmt w:val="decimal"/>
       <w:lvlText w:val=""/>
       <w:lvlJc w:val="left"/>
     </w:lvl>
-    <w:lvl w:ilvl="4" w:tplc="94E0F298">
+    <w:lvl w:ilvl="4" w:tplc="8E168E52">
       <w:numFmt w:val="decimal"/>
       <w:lvlText w:val=""/>
       <w:lvlJc w:val="left"/>
     </w:lvl>
-    <w:lvl w:ilvl="5" w:tplc="5142D3B0">
+    <w:lvl w:ilvl="5" w:tplc="51D013EA">
       <w:numFmt w:val="decimal"/>
       <w:lvlText w:val=""/>
       <w:lvlJc w:val="left"/>
     </w:lvl>
-    <w:lvl w:ilvl="6" w:tplc="BB182A88">
+    <w:lvl w:ilvl="6" w:tplc="74C2A070">
       <w:numFmt w:val="decimal"/>
       <w:lvlText w:val=""/>
       <w:lvlJc w:val="left"/>
     </w:lvl>
-    <w:lvl w:ilvl="7" w:tplc="0824C38A">
+    <w:lvl w:ilvl="7" w:tplc="8042DE38">
       <w:numFmt w:val="decimal"/>
       <w:lvlText w:val=""/>
       <w:lvlJc w:val="left"/>
     </w:lvl>
-    <w:lvl w:ilvl="8" w:tplc="FA70528E">
+    <w:lvl w:ilvl="8" w:tplc="A51E2022">
       <w:numFmt w:val="decimal"/>
       <w:lvlText w:val=""/>
       <w:lvlJc w:val="left"/>
     </w:lvl>
   </w:abstractNum>
   <w:abstractNum w:abstractNumId="10" w15:restartNumberingAfterBreak="0">
-    <w:nsid w:val="5FCE27F7"/>
+    <w:nsid w:val="59E207A4"/>
     <w:multiLevelType w:val="hybridMultilevel"/>
-    <w:tmpl w:val="CFD48C88"/>
-    <w:lvl w:ilvl="0" w:tplc="C2FCCD84">
+    <w:tmpl w:val="86DC4B2A"/>
+    <w:lvl w:ilvl="0" w:tplc="0A6C28E4">
       <w:start w:val="1"/>
       <w:numFmt w:val="decimal"/>
       <w:lvlText w:val="%1."/>
@@ -15555,52 +15555,52 @@
         <w:color w:val="A67C27"/>
       </w:rPr>
     </w:lvl>
-    <w:lvl w:ilvl="1" w:tplc="F6D85B36">
+    <w:lvl w:ilvl="1" w:tplc="12EC58C6">
       <w:numFmt w:val="decimal"/>
       <w:lvlText w:val=""/>
       <w:lvlJc w:val="left"/>
     </w:lvl>
-    <w:lvl w:ilvl="2" w:tplc="8542C8A8">
+    <w:lvl w:ilvl="2" w:tplc="21ECE436">
       <w:numFmt w:val="decimal"/>
       <w:lvlText w:val=""/>
       <w:lvlJc w:val="left"/>
     </w:lvl>
-    <w:lvl w:ilvl="3" w:tplc="703E7CAE">
+    <w:lvl w:ilvl="3" w:tplc="A83816AE">
       <w:numFmt w:val="decimal"/>
       <w:lvlText w:val=""/>
       <w:lvlJc w:val="left"/>
     </w:lvl>
-    <w:lvl w:ilvl="4" w:tplc="94422B5C">
+    <w:lvl w:ilvl="4" w:tplc="783CFE10">
       <w:numFmt w:val="decimal"/>
       <w:lvlText w:val=""/>
       <w:lvlJc w:val="left"/>
     </w:lvl>
-    <w:lvl w:ilvl="5" w:tplc="ED8A69C2">
+    <w:lvl w:ilvl="5" w:tplc="4F5CEEBA">
       <w:numFmt w:val="decimal"/>
       <w:lvlText w:val=""/>
       <w:lvlJc w:val="left"/>
     </w:lvl>
-    <w:lvl w:ilvl="6" w:tplc="A3A6BE36">
+    <w:lvl w:ilvl="6" w:tplc="0B6A286E">
       <w:numFmt w:val="decimal"/>
       <w:lvlText w:val=""/>
       <w:lvlJc w:val="left"/>
     </w:lvl>
-    <w:lvl w:ilvl="7" w:tplc="C3D8BD96">
+    <w:lvl w:ilvl="7" w:tplc="8F4263A4">
       <w:numFmt w:val="decimal"/>
       <w:lvlText w:val=""/>
       <w:lvlJc w:val="left"/>
     </w:lvl>
-    <w:lvl w:ilvl="8" w:tplc="A8D8D2BE">
+    <w:lvl w:ilvl="8" w:tplc="FEF0E14E">
       <w:numFmt w:val="decimal"/>
       <w:lvlText w:val=""/>
       <w:lvlJc w:val="left"/>
     </w:lvl>
   </w:abstractNum>
   <w:abstractNum w:abstractNumId="11" w15:restartNumberingAfterBreak="0">
-    <w:nsid w:val="7FA51EF4"/>
+    <w:nsid w:val="7F8E2D24"/>
     <w:multiLevelType w:val="hybridMultilevel"/>
-    <w:tmpl w:val="44F269EA"/>
-    <w:lvl w:ilvl="0" w:tplc="B058A288">
+    <w:tmpl w:val="0EE0FD36"/>
+    <w:lvl w:ilvl="0" w:tplc="94A6313C">
       <w:start w:val="1"/>
       <w:numFmt w:val="decimal"/>
       <w:lvlText w:val="%1."/>
@@ -15614,115 +15614,115 @@
         <w:color w:val="A67C27"/>
       </w:rPr>
     </w:lvl>
-    <w:lvl w:ilvl="1" w:tplc="D536F5F6">
+    <w:lvl w:ilvl="1" w:tplc="3BD4A96C">
       <w:numFmt w:val="decimal"/>
       <w:lvlText w:val=""/>
       <w:lvlJc w:val="left"/>
     </w:lvl>
-    <w:lvl w:ilvl="2" w:tplc="A300A148">
+    <w:lvl w:ilvl="2" w:tplc="0DEEB494">
       <w:numFmt w:val="decimal"/>
       <w:lvlText w:val=""/>
       <w:lvlJc w:val="left"/>
     </w:lvl>
-    <w:lvl w:ilvl="3" w:tplc="D40085F4">
+    <w:lvl w:ilvl="3" w:tplc="2D06A2F6">
       <w:numFmt w:val="decimal"/>
       <w:lvlText w:val=""/>
       <w:lvlJc w:val="left"/>
     </w:lvl>
-    <w:lvl w:ilvl="4" w:tplc="68B698D2">
+    <w:lvl w:ilvl="4" w:tplc="28C2146E">
       <w:numFmt w:val="decimal"/>
       <w:lvlText w:val=""/>
       <w:lvlJc w:val="left"/>
     </w:lvl>
-    <w:lvl w:ilvl="5" w:tplc="3C40C988">
+    <w:lvl w:ilvl="5" w:tplc="26A024AA">
       <w:numFmt w:val="decimal"/>
       <w:lvlText w:val=""/>
       <w:lvlJc w:val="left"/>
     </w:lvl>
-    <w:lvl w:ilvl="6" w:tplc="F9BEAE62">
+    <w:lvl w:ilvl="6" w:tplc="04045878">
       <w:numFmt w:val="decimal"/>
       <w:lvlText w:val=""/>
       <w:lvlJc w:val="left"/>
     </w:lvl>
-    <w:lvl w:ilvl="7" w:tplc="9668A328">
+    <w:lvl w:ilvl="7" w:tplc="6E42762E">
       <w:numFmt w:val="decimal"/>
       <w:lvlText w:val=""/>
       <w:lvlJc w:val="left"/>
     </w:lvl>
-    <w:lvl w:ilvl="8" w:tplc="AE884338">
+    <w:lvl w:ilvl="8" w:tplc="67BC2A34">
       <w:numFmt w:val="decimal"/>
       <w:lvlText w:val=""/>
       <w:lvlJc w:val="left"/>
     </w:lvl>
   </w:abstractNum>
-  <w:num w:numId="1" w16cid:durableId="863902693">
+  <w:num w:numId="1" w16cid:durableId="1250164934">
+    <w:abstractNumId w:val="5"/>
+    <w:lvlOverride w:ilvl="0">
+      <w:startOverride w:val="1"/>
+    </w:lvlOverride>
+  </w:num>
+  <w:num w:numId="2" w16cid:durableId="1827088560">
+    <w:abstractNumId w:val="4"/>
+    <w:lvlOverride w:ilvl="0">
+      <w:startOverride w:val="1"/>
+    </w:lvlOverride>
+  </w:num>
+  <w:num w:numId="3" w16cid:durableId="18509831">
     <w:abstractNumId w:val="8"/>
     <w:lvlOverride w:ilvl="0">
       <w:startOverride w:val="1"/>
     </w:lvlOverride>
   </w:num>
-  <w:num w:numId="2" w16cid:durableId="1494056609">
-    <w:abstractNumId w:val="5"/>
+  <w:num w:numId="4" w16cid:durableId="684088793">
+    <w:abstractNumId w:val="7"/>
     <w:lvlOverride w:ilvl="0">
       <w:startOverride w:val="1"/>
     </w:lvlOverride>
   </w:num>
-  <w:num w:numId="3" w16cid:durableId="1604650408">
+  <w:num w:numId="5" w16cid:durableId="176122694">
+    <w:abstractNumId w:val="9"/>
+    <w:lvlOverride w:ilvl="0">
+      <w:startOverride w:val="1"/>
+    </w:lvlOverride>
+  </w:num>
+  <w:num w:numId="6" w16cid:durableId="349530992">
+    <w:abstractNumId w:val="1"/>
+    <w:lvlOverride w:ilvl="0">
+      <w:startOverride w:val="1"/>
+    </w:lvlOverride>
+  </w:num>
+  <w:num w:numId="7" w16cid:durableId="242422280">
+    <w:abstractNumId w:val="11"/>
+    <w:lvlOverride w:ilvl="0">
+      <w:startOverride w:val="1"/>
+    </w:lvlOverride>
+  </w:num>
+  <w:num w:numId="8" w16cid:durableId="579797260">
+    <w:abstractNumId w:val="6"/>
+    <w:lvlOverride w:ilvl="0">
+      <w:startOverride w:val="1"/>
+    </w:lvlOverride>
+  </w:num>
+  <w:num w:numId="9" w16cid:durableId="1801806130">
+    <w:abstractNumId w:val="3"/>
+    <w:lvlOverride w:ilvl="0">
+      <w:startOverride w:val="1"/>
+    </w:lvlOverride>
+  </w:num>
+  <w:num w:numId="10" w16cid:durableId="1251550289">
     <w:abstractNumId w:val="0"/>
     <w:lvlOverride w:ilvl="0">
       <w:startOverride w:val="1"/>
     </w:lvlOverride>
   </w:num>
-  <w:num w:numId="4" w16cid:durableId="1683511360">
-    <w:abstractNumId w:val="9"/>
-    <w:lvlOverride w:ilvl="0">
-      <w:startOverride w:val="1"/>
-    </w:lvlOverride>
-  </w:num>
-  <w:num w:numId="5" w16cid:durableId="23294938">
-    <w:abstractNumId w:val="2"/>
-    <w:lvlOverride w:ilvl="0">
-      <w:startOverride w:val="1"/>
-    </w:lvlOverride>
-  </w:num>
-  <w:num w:numId="6" w16cid:durableId="1501197348">
-    <w:abstractNumId w:val="11"/>
-    <w:lvlOverride w:ilvl="0">
-      <w:startOverride w:val="1"/>
-    </w:lvlOverride>
-  </w:num>
-  <w:num w:numId="7" w16cid:durableId="516164748">
-    <w:abstractNumId w:val="6"/>
-    <w:lvlOverride w:ilvl="0">
-      <w:startOverride w:val="1"/>
-    </w:lvlOverride>
-  </w:num>
-  <w:num w:numId="8" w16cid:durableId="1579319126">
-    <w:abstractNumId w:val="3"/>
-    <w:lvlOverride w:ilvl="0">
-      <w:startOverride w:val="1"/>
-    </w:lvlOverride>
-  </w:num>
-  <w:num w:numId="9" w16cid:durableId="1233471974">
-    <w:abstractNumId w:val="7"/>
-    <w:lvlOverride w:ilvl="0">
-      <w:startOverride w:val="1"/>
-    </w:lvlOverride>
-  </w:num>
-  <w:num w:numId="10" w16cid:durableId="63648656">
+  <w:num w:numId="11" w16cid:durableId="1378041909">
     <w:abstractNumId w:val="10"/>
     <w:lvlOverride w:ilvl="0">
       <w:startOverride w:val="1"/>
     </w:lvlOverride>
   </w:num>
-  <w:num w:numId="11" w16cid:durableId="699474129">
-    <w:abstractNumId w:val="1"/>
-    <w:lvlOverride w:ilvl="0">
-      <w:startOverride w:val="1"/>
-    </w:lvlOverride>
-  </w:num>
-  <w:num w:numId="12" w16cid:durableId="1411778638">
-    <w:abstractNumId w:val="4"/>
+  <w:num w:numId="12" w16cid:durableId="1918516749">
+    <w:abstractNumId w:val="2"/>
     <w:lvlOverride w:ilvl="0">
       <w:startOverride w:val="1"/>
     </w:lvlOverride>
@@ -16347,7 +16347,7 @@
     <w:autoRedefine/>
     <w:uiPriority w:val="39"/>
     <w:unhideWhenUsed/>
-    <w:rsid w:val="00531B0C"/>
+    <w:rsid w:val="00B33B80"/>
     <w:pPr>
       <w:spacing w:after="100"/>
     </w:pPr>
@@ -16359,7 +16359,7 @@
     <w:autoRedefine/>
     <w:uiPriority w:val="39"/>
     <w:unhideWhenUsed/>
-    <w:rsid w:val="00531B0C"/>
+    <w:rsid w:val="00B33B80"/>
     <w:pPr>
       <w:spacing w:after="100"/>
       <w:ind w:left="210"/>

--- a/docs/manuals/Role_Guide_5_KII_RA.docx
+++ b/docs/manuals/Role_Guide_5_KII_RA.docx
@@ -469,7 +469,7 @@
                 <w:sz w:val="19"/>
                 <w:szCs w:val="19"/>
               </w:rPr>
-              <w:t>Version 1.16 · 1 October 2026</w:t>
+              <w:t>Version 1.17 · 3 October 2026</w:t>
             </w:r>
           </w:p>
         </w:tc>
@@ -538,7 +538,7 @@
     <w:sdt>
       <w:sdtPr>
         <w:alias w:val="Contents"/>
-        <w:id w:val="985046631"/>
+        <w:id w:val="-1023940977"/>
       </w:sdtPr>
       <w:sdtEndPr/>
       <w:sdtContent>
@@ -567,7 +567,7 @@
           <w:r>
             <w:fldChar w:fldCharType="separate"/>
           </w:r>
-          <w:hyperlink w:anchor="_Toc241782372" w:history="1">
+          <w:hyperlink w:anchor="_Toc241897221" w:history="1">
             <w:r>
               <w:rPr>
                 <w:rStyle w:val="Hyperlink"/>
@@ -591,7 +591,7 @@
               <w:rPr>
                 <w:noProof/>
               </w:rPr>
-              <w:instrText xml:space="preserve"> PAGEREF _Toc241782372 \h </w:instrText>
+              <w:instrText xml:space="preserve"> PAGEREF _Toc241897221 \h </w:instrText>
             </w:r>
             <w:r>
               <w:rPr>
@@ -634,7 +634,7 @@
               <w14:ligatures w14:val="standardContextual"/>
             </w:rPr>
           </w:pPr>
-          <w:hyperlink w:anchor="_Toc241782373" w:history="1">
+          <w:hyperlink w:anchor="_Toc241897222" w:history="1">
             <w:r>
               <w:rPr>
                 <w:rStyle w:val="Hyperlink"/>
@@ -658,7 +658,7 @@
               <w:rPr>
                 <w:noProof/>
               </w:rPr>
-              <w:instrText xml:space="preserve"> PAGEREF _Toc241782373 \h </w:instrText>
+              <w:instrText xml:space="preserve"> PAGEREF _Toc241897222 \h </w:instrText>
             </w:r>
             <w:r>
               <w:rPr>
@@ -701,7 +701,7 @@
               <w14:ligatures w14:val="standardContextual"/>
             </w:rPr>
           </w:pPr>
-          <w:hyperlink w:anchor="_Toc241782374" w:history="1">
+          <w:hyperlink w:anchor="_Toc241897223" w:history="1">
             <w:r>
               <w:rPr>
                 <w:rStyle w:val="Hyperlink"/>
@@ -725,7 +725,7 @@
               <w:rPr>
                 <w:noProof/>
               </w:rPr>
-              <w:instrText xml:space="preserve"> PAGEREF _Toc241782374 \h </w:instrText>
+              <w:instrText xml:space="preserve"> PAGEREF _Toc241897223 \h </w:instrText>
             </w:r>
             <w:r>
               <w:rPr>
@@ -768,7 +768,7 @@
               <w14:ligatures w14:val="standardContextual"/>
             </w:rPr>
           </w:pPr>
-          <w:hyperlink w:anchor="_Toc241782375" w:history="1">
+          <w:hyperlink w:anchor="_Toc241897224" w:history="1">
             <w:r>
               <w:rPr>
                 <w:rStyle w:val="Hyperlink"/>
@@ -792,7 +792,7 @@
               <w:rPr>
                 <w:noProof/>
               </w:rPr>
-              <w:instrText xml:space="preserve"> PAGEREF _Toc241782375 \h </w:instrText>
+              <w:instrText xml:space="preserve"> PAGEREF _Toc241897224 \h </w:instrText>
             </w:r>
             <w:r>
               <w:rPr>
@@ -835,7 +835,7 @@
               <w14:ligatures w14:val="standardContextual"/>
             </w:rPr>
           </w:pPr>
-          <w:hyperlink w:anchor="_Toc241782376" w:history="1">
+          <w:hyperlink w:anchor="_Toc241897225" w:history="1">
             <w:r>
               <w:rPr>
                 <w:rStyle w:val="Hyperlink"/>
@@ -859,7 +859,7 @@
               <w:rPr>
                 <w:noProof/>
               </w:rPr>
-              <w:instrText xml:space="preserve"> PAGEREF _Toc241782376 \h </w:instrText>
+              <w:instrText xml:space="preserve"> PAGEREF _Toc241897225 \h </w:instrText>
             </w:r>
             <w:r>
               <w:rPr>
@@ -902,7 +902,7 @@
               <w14:ligatures w14:val="standardContextual"/>
             </w:rPr>
           </w:pPr>
-          <w:hyperlink w:anchor="_Toc241782377" w:history="1">
+          <w:hyperlink w:anchor="_Toc241897226" w:history="1">
             <w:r>
               <w:rPr>
                 <w:rStyle w:val="Hyperlink"/>
@@ -926,7 +926,7 @@
               <w:rPr>
                 <w:noProof/>
               </w:rPr>
-              <w:instrText xml:space="preserve"> PAGEREF _Toc241782377 \h </w:instrText>
+              <w:instrText xml:space="preserve"> PAGEREF _Toc241897226 \h </w:instrText>
             </w:r>
             <w:r>
               <w:rPr>
@@ -969,7 +969,7 @@
               <w14:ligatures w14:val="standardContextual"/>
             </w:rPr>
           </w:pPr>
-          <w:hyperlink w:anchor="_Toc241782378" w:history="1">
+          <w:hyperlink w:anchor="_Toc241897227" w:history="1">
             <w:r>
               <w:rPr>
                 <w:rStyle w:val="Hyperlink"/>
@@ -993,7 +993,7 @@
               <w:rPr>
                 <w:noProof/>
               </w:rPr>
-              <w:instrText xml:space="preserve"> PAGEREF _Toc241782378 \h </w:instrText>
+              <w:instrText xml:space="preserve"> PAGEREF _Toc241897227 \h </w:instrText>
             </w:r>
             <w:r>
               <w:rPr>
@@ -1036,7 +1036,7 @@
               <w14:ligatures w14:val="standardContextual"/>
             </w:rPr>
           </w:pPr>
-          <w:hyperlink w:anchor="_Toc241782379" w:history="1">
+          <w:hyperlink w:anchor="_Toc241897228" w:history="1">
             <w:r>
               <w:rPr>
                 <w:rStyle w:val="Hyperlink"/>
@@ -1060,7 +1060,7 @@
               <w:rPr>
                 <w:noProof/>
               </w:rPr>
-              <w:instrText xml:space="preserve"> PAGEREF _Toc241782379 \h </w:instrText>
+              <w:instrText xml:space="preserve"> PAGEREF _Toc241897228 \h </w:instrText>
             </w:r>
             <w:r>
               <w:rPr>
@@ -1103,7 +1103,7 @@
               <w14:ligatures w14:val="standardContextual"/>
             </w:rPr>
           </w:pPr>
-          <w:hyperlink w:anchor="_Toc241782380" w:history="1">
+          <w:hyperlink w:anchor="_Toc241897229" w:history="1">
             <w:r>
               <w:rPr>
                 <w:rStyle w:val="Hyperlink"/>
@@ -1127,7 +1127,7 @@
               <w:rPr>
                 <w:noProof/>
               </w:rPr>
-              <w:instrText xml:space="preserve"> PAGEREF _Toc241782380 \h </w:instrText>
+              <w:instrText xml:space="preserve"> PAGEREF _Toc241897229 \h </w:instrText>
             </w:r>
             <w:r>
               <w:rPr>
@@ -1170,7 +1170,7 @@
               <w14:ligatures w14:val="standardContextual"/>
             </w:rPr>
           </w:pPr>
-          <w:hyperlink w:anchor="_Toc241782381" w:history="1">
+          <w:hyperlink w:anchor="_Toc241897230" w:history="1">
             <w:r>
               <w:rPr>
                 <w:rStyle w:val="Hyperlink"/>
@@ -1194,7 +1194,7 @@
               <w:rPr>
                 <w:noProof/>
               </w:rPr>
-              <w:instrText xml:space="preserve"> PAGEREF _Toc241782381 \h </w:instrText>
+              <w:instrText xml:space="preserve"> PAGEREF _Toc241897230 \h </w:instrText>
             </w:r>
             <w:r>
               <w:rPr>
@@ -1237,7 +1237,7 @@
               <w14:ligatures w14:val="standardContextual"/>
             </w:rPr>
           </w:pPr>
-          <w:hyperlink w:anchor="_Toc241782382" w:history="1">
+          <w:hyperlink w:anchor="_Toc241897231" w:history="1">
             <w:r>
               <w:rPr>
                 <w:rStyle w:val="Hyperlink"/>
@@ -1261,7 +1261,7 @@
               <w:rPr>
                 <w:noProof/>
               </w:rPr>
-              <w:instrText xml:space="preserve"> PAGEREF _Toc241782382 \h </w:instrText>
+              <w:instrText xml:space="preserve"> PAGEREF _Toc241897231 \h </w:instrText>
             </w:r>
             <w:r>
               <w:rPr>
@@ -1304,7 +1304,7 @@
               <w14:ligatures w14:val="standardContextual"/>
             </w:rPr>
           </w:pPr>
-          <w:hyperlink w:anchor="_Toc241782383" w:history="1">
+          <w:hyperlink w:anchor="_Toc241897232" w:history="1">
             <w:r>
               <w:rPr>
                 <w:rStyle w:val="Hyperlink"/>
@@ -1328,7 +1328,7 @@
               <w:rPr>
                 <w:noProof/>
               </w:rPr>
-              <w:instrText xml:space="preserve"> PAGEREF _Toc241782383 \h </w:instrText>
+              <w:instrText xml:space="preserve"> PAGEREF _Toc241897232 \h </w:instrText>
             </w:r>
             <w:r>
               <w:rPr>
@@ -1371,7 +1371,7 @@
               <w14:ligatures w14:val="standardContextual"/>
             </w:rPr>
           </w:pPr>
-          <w:hyperlink w:anchor="_Toc241782384" w:history="1">
+          <w:hyperlink w:anchor="_Toc241897233" w:history="1">
             <w:r>
               <w:rPr>
                 <w:rStyle w:val="Hyperlink"/>
@@ -1395,7 +1395,7 @@
               <w:rPr>
                 <w:noProof/>
               </w:rPr>
-              <w:instrText xml:space="preserve"> PAGEREF _Toc241782384 \h </w:instrText>
+              <w:instrText xml:space="preserve"> PAGEREF _Toc241897233 \h </w:instrText>
             </w:r>
             <w:r>
               <w:rPr>
@@ -1438,7 +1438,7 @@
               <w14:ligatures w14:val="standardContextual"/>
             </w:rPr>
           </w:pPr>
-          <w:hyperlink w:anchor="_Toc241782385" w:history="1">
+          <w:hyperlink w:anchor="_Toc241897234" w:history="1">
             <w:r>
               <w:rPr>
                 <w:rStyle w:val="Hyperlink"/>
@@ -1462,7 +1462,7 @@
               <w:rPr>
                 <w:noProof/>
               </w:rPr>
-              <w:instrText xml:space="preserve"> PAGEREF _Toc241782385 \h </w:instrText>
+              <w:instrText xml:space="preserve"> PAGEREF _Toc241897234 \h </w:instrText>
             </w:r>
             <w:r>
               <w:rPr>
@@ -1505,7 +1505,7 @@
               <w14:ligatures w14:val="standardContextual"/>
             </w:rPr>
           </w:pPr>
-          <w:hyperlink w:anchor="_Toc241782386" w:history="1">
+          <w:hyperlink w:anchor="_Toc241897235" w:history="1">
             <w:r>
               <w:rPr>
                 <w:rStyle w:val="Hyperlink"/>
@@ -1529,7 +1529,7 @@
               <w:rPr>
                 <w:noProof/>
               </w:rPr>
-              <w:instrText xml:space="preserve"> PAGEREF _Toc241782386 \h </w:instrText>
+              <w:instrText xml:space="preserve"> PAGEREF _Toc241897235 \h </w:instrText>
             </w:r>
             <w:r>
               <w:rPr>
@@ -1572,7 +1572,7 @@
               <w14:ligatures w14:val="standardContextual"/>
             </w:rPr>
           </w:pPr>
-          <w:hyperlink w:anchor="_Toc241782387" w:history="1">
+          <w:hyperlink w:anchor="_Toc241897236" w:history="1">
             <w:r>
               <w:rPr>
                 <w:rStyle w:val="Hyperlink"/>
@@ -1596,7 +1596,7 @@
               <w:rPr>
                 <w:noProof/>
               </w:rPr>
-              <w:instrText xml:space="preserve"> PAGEREF _Toc241782387 \h </w:instrText>
+              <w:instrText xml:space="preserve"> PAGEREF _Toc241897236 \h </w:instrText>
             </w:r>
             <w:r>
               <w:rPr>
@@ -1639,7 +1639,7 @@
               <w14:ligatures w14:val="standardContextual"/>
             </w:rPr>
           </w:pPr>
-          <w:hyperlink w:anchor="_Toc241782388" w:history="1">
+          <w:hyperlink w:anchor="_Toc241897237" w:history="1">
             <w:r>
               <w:rPr>
                 <w:rStyle w:val="Hyperlink"/>
@@ -1663,7 +1663,7 @@
               <w:rPr>
                 <w:noProof/>
               </w:rPr>
-              <w:instrText xml:space="preserve"> PAGEREF _Toc241782388 \h </w:instrText>
+              <w:instrText xml:space="preserve"> PAGEREF _Toc241897237 \h </w:instrText>
             </w:r>
             <w:r>
               <w:rPr>
@@ -1706,7 +1706,7 @@
               <w14:ligatures w14:val="standardContextual"/>
             </w:rPr>
           </w:pPr>
-          <w:hyperlink w:anchor="_Toc241782389" w:history="1">
+          <w:hyperlink w:anchor="_Toc241897238" w:history="1">
             <w:r>
               <w:rPr>
                 <w:rStyle w:val="Hyperlink"/>
@@ -1730,7 +1730,7 @@
               <w:rPr>
                 <w:noProof/>
               </w:rPr>
-              <w:instrText xml:space="preserve"> PAGEREF _Toc241782389 \h </w:instrText>
+              <w:instrText xml:space="preserve"> PAGEREF _Toc241897238 \h </w:instrText>
             </w:r>
             <w:r>
               <w:rPr>
@@ -1773,7 +1773,7 @@
               <w14:ligatures w14:val="standardContextual"/>
             </w:rPr>
           </w:pPr>
-          <w:hyperlink w:anchor="_Toc241782390" w:history="1">
+          <w:hyperlink w:anchor="_Toc241897239" w:history="1">
             <w:r>
               <w:rPr>
                 <w:rStyle w:val="Hyperlink"/>
@@ -1797,7 +1797,7 @@
               <w:rPr>
                 <w:noProof/>
               </w:rPr>
-              <w:instrText xml:space="preserve"> PAGEREF _Toc241782390 \h </w:instrText>
+              <w:instrText xml:space="preserve"> PAGEREF _Toc241897239 \h </w:instrText>
             </w:r>
             <w:r>
               <w:rPr>
@@ -1840,7 +1840,7 @@
               <w14:ligatures w14:val="standardContextual"/>
             </w:rPr>
           </w:pPr>
-          <w:hyperlink w:anchor="_Toc241782391" w:history="1">
+          <w:hyperlink w:anchor="_Toc241897240" w:history="1">
             <w:r>
               <w:rPr>
                 <w:rStyle w:val="Hyperlink"/>
@@ -1864,7 +1864,7 @@
               <w:rPr>
                 <w:noProof/>
               </w:rPr>
-              <w:instrText xml:space="preserve"> PAGEREF _Toc241782391 \h </w:instrText>
+              <w:instrText xml:space="preserve"> PAGEREF _Toc241897240 \h </w:instrText>
             </w:r>
             <w:r>
               <w:rPr>
@@ -1907,7 +1907,7 @@
               <w14:ligatures w14:val="standardContextual"/>
             </w:rPr>
           </w:pPr>
-          <w:hyperlink w:anchor="_Toc241782392" w:history="1">
+          <w:hyperlink w:anchor="_Toc241897241" w:history="1">
             <w:r>
               <w:rPr>
                 <w:rStyle w:val="Hyperlink"/>
@@ -1931,7 +1931,7 @@
               <w:rPr>
                 <w:noProof/>
               </w:rPr>
-              <w:instrText xml:space="preserve"> PAGEREF _Toc241782392 \h </w:instrText>
+              <w:instrText xml:space="preserve"> PAGEREF _Toc241897241 \h </w:instrText>
             </w:r>
             <w:r>
               <w:rPr>
@@ -1974,7 +1974,7 @@
               <w14:ligatures w14:val="standardContextual"/>
             </w:rPr>
           </w:pPr>
-          <w:hyperlink w:anchor="_Toc241782393" w:history="1">
+          <w:hyperlink w:anchor="_Toc241897242" w:history="1">
             <w:r>
               <w:rPr>
                 <w:rStyle w:val="Hyperlink"/>
@@ -1998,7 +1998,7 @@
               <w:rPr>
                 <w:noProof/>
               </w:rPr>
-              <w:instrText xml:space="preserve"> PAGEREF _Toc241782393 \h </w:instrText>
+              <w:instrText xml:space="preserve"> PAGEREF _Toc241897242 \h </w:instrText>
             </w:r>
             <w:r>
               <w:rPr>
@@ -2041,7 +2041,7 @@
               <w14:ligatures w14:val="standardContextual"/>
             </w:rPr>
           </w:pPr>
-          <w:hyperlink w:anchor="_Toc241782394" w:history="1">
+          <w:hyperlink w:anchor="_Toc241897243" w:history="1">
             <w:r>
               <w:rPr>
                 <w:rStyle w:val="Hyperlink"/>
@@ -2065,7 +2065,7 @@
               <w:rPr>
                 <w:noProof/>
               </w:rPr>
-              <w:instrText xml:space="preserve"> PAGEREF _Toc241782394 \h </w:instrText>
+              <w:instrText xml:space="preserve"> PAGEREF _Toc241897243 \h </w:instrText>
             </w:r>
             <w:r>
               <w:rPr>
@@ -2108,7 +2108,7 @@
               <w14:ligatures w14:val="standardContextual"/>
             </w:rPr>
           </w:pPr>
-          <w:hyperlink w:anchor="_Toc241782395" w:history="1">
+          <w:hyperlink w:anchor="_Toc241897244" w:history="1">
             <w:r>
               <w:rPr>
                 <w:rStyle w:val="Hyperlink"/>
@@ -2132,7 +2132,7 @@
               <w:rPr>
                 <w:noProof/>
               </w:rPr>
-              <w:instrText xml:space="preserve"> PAGEREF _Toc241782395 \h </w:instrText>
+              <w:instrText xml:space="preserve"> PAGEREF _Toc241897244 \h </w:instrText>
             </w:r>
             <w:r>
               <w:rPr>
@@ -2175,7 +2175,7 @@
               <w14:ligatures w14:val="standardContextual"/>
             </w:rPr>
           </w:pPr>
-          <w:hyperlink w:anchor="_Toc241782396" w:history="1">
+          <w:hyperlink w:anchor="_Toc241897245" w:history="1">
             <w:r>
               <w:rPr>
                 <w:rStyle w:val="Hyperlink"/>
@@ -2199,7 +2199,7 @@
               <w:rPr>
                 <w:noProof/>
               </w:rPr>
-              <w:instrText xml:space="preserve"> PAGEREF _Toc241782396 \h </w:instrText>
+              <w:instrText xml:space="preserve"> PAGEREF _Toc241897245 \h </w:instrText>
             </w:r>
             <w:r>
               <w:rPr>
@@ -2242,7 +2242,7 @@
               <w14:ligatures w14:val="standardContextual"/>
             </w:rPr>
           </w:pPr>
-          <w:hyperlink w:anchor="_Toc241782397" w:history="1">
+          <w:hyperlink w:anchor="_Toc241897246" w:history="1">
             <w:r>
               <w:rPr>
                 <w:rStyle w:val="Hyperlink"/>
@@ -2266,7 +2266,7 @@
               <w:rPr>
                 <w:noProof/>
               </w:rPr>
-              <w:instrText xml:space="preserve"> PAGEREF _Toc241782397 \h </w:instrText>
+              <w:instrText xml:space="preserve"> PAGEREF _Toc241897246 \h </w:instrText>
             </w:r>
             <w:r>
               <w:rPr>
@@ -2309,7 +2309,7 @@
               <w14:ligatures w14:val="standardContextual"/>
             </w:rPr>
           </w:pPr>
-          <w:hyperlink w:anchor="_Toc241782398" w:history="1">
+          <w:hyperlink w:anchor="_Toc241897247" w:history="1">
             <w:r>
               <w:rPr>
                 <w:rStyle w:val="Hyperlink"/>
@@ -2333,7 +2333,7 @@
               <w:rPr>
                 <w:noProof/>
               </w:rPr>
-              <w:instrText xml:space="preserve"> PAGEREF _Toc241782398 \h </w:instrText>
+              <w:instrText xml:space="preserve"> PAGEREF _Toc241897247 \h </w:instrText>
             </w:r>
             <w:r>
               <w:rPr>
@@ -2376,7 +2376,7 @@
               <w14:ligatures w14:val="standardContextual"/>
             </w:rPr>
           </w:pPr>
-          <w:hyperlink w:anchor="_Toc241782399" w:history="1">
+          <w:hyperlink w:anchor="_Toc241897248" w:history="1">
             <w:r>
               <w:rPr>
                 <w:rStyle w:val="Hyperlink"/>
@@ -2400,7 +2400,7 @@
               <w:rPr>
                 <w:noProof/>
               </w:rPr>
-              <w:instrText xml:space="preserve"> PAGEREF _Toc241782399 \h </w:instrText>
+              <w:instrText xml:space="preserve"> PAGEREF _Toc241897248 \h </w:instrText>
             </w:r>
             <w:r>
               <w:rPr>
@@ -2443,7 +2443,7 @@
               <w14:ligatures w14:val="standardContextual"/>
             </w:rPr>
           </w:pPr>
-          <w:hyperlink w:anchor="_Toc241782400" w:history="1">
+          <w:hyperlink w:anchor="_Toc241897249" w:history="1">
             <w:r>
               <w:rPr>
                 <w:rStyle w:val="Hyperlink"/>
@@ -2467,7 +2467,7 @@
               <w:rPr>
                 <w:noProof/>
               </w:rPr>
-              <w:instrText xml:space="preserve"> PAGEREF _Toc241782400 \h </w:instrText>
+              <w:instrText xml:space="preserve"> PAGEREF _Toc241897249 \h </w:instrText>
             </w:r>
             <w:r>
               <w:rPr>
@@ -2510,7 +2510,7 @@
               <w14:ligatures w14:val="standardContextual"/>
             </w:rPr>
           </w:pPr>
-          <w:hyperlink w:anchor="_Toc241782401" w:history="1">
+          <w:hyperlink w:anchor="_Toc241897250" w:history="1">
             <w:r>
               <w:rPr>
                 <w:rStyle w:val="Hyperlink"/>
@@ -2534,7 +2534,7 @@
               <w:rPr>
                 <w:noProof/>
               </w:rPr>
-              <w:instrText xml:space="preserve"> PAGEREF _Toc241782401 \h </w:instrText>
+              <w:instrText xml:space="preserve"> PAGEREF _Toc241897250 \h </w:instrText>
             </w:r>
             <w:r>
               <w:rPr>
@@ -2573,7 +2573,7 @@
         <w:pStyle w:val="Heading1"/>
         <w:pageBreakBefore/>
       </w:pPr>
-      <w:bookmarkStart w:id="0" w:name="_Toc241782372"/>
+      <w:bookmarkStart w:id="0" w:name="_Toc241897221"/>
       <w:r>
         <w:lastRenderedPageBreak/>
         <w:t>1. Your role at a glance</w:t>
@@ -2767,7 +2767,7 @@
         <w:pStyle w:val="Heading1"/>
         <w:pageBreakBefore/>
       </w:pPr>
-      <w:bookmarkStart w:id="1" w:name="_Toc241782373"/>
+      <w:bookmarkStart w:id="1" w:name="_Toc241897222"/>
       <w:r>
         <w:lastRenderedPageBreak/>
         <w:t>2. Signing in and your screens</w:t>
@@ -2778,7 +2778,7 @@
       <w:pPr>
         <w:pStyle w:val="Heading2"/>
       </w:pPr>
-      <w:bookmarkStart w:id="2" w:name="_Toc241782374"/>
+      <w:bookmarkStart w:id="2" w:name="_Toc241897223"/>
       <w:r>
         <w:t>Signing in</w:t>
       </w:r>
@@ -2861,7 +2861,7 @@
           <w:noProof/>
         </w:rPr>
         <w:drawing>
-          <wp:inline distT="0" distB="0" distL="0" distR="0" wp14:anchorId="269D87D9" wp14:editId="047153F2">
+          <wp:inline distT="0" distB="0" distL="0" distR="0">
             <wp:extent cx="5334000" cy="2333625"/>
             <wp:effectExtent l="0" t="0" r="0" b="0"/>
             <wp:docPr id="1" name="adm_login.jpg" descr="The sign-in screen for all internal staff." title="The sign-in screen for all internal staff."/>
@@ -3028,7 +3028,7 @@
       <w:pPr>
         <w:pStyle w:val="Heading2"/>
       </w:pPr>
-      <w:bookmarkStart w:id="3" w:name="_Toc241782375"/>
+      <w:bookmarkStart w:id="3" w:name="_Toc241897224"/>
       <w:r>
         <w:t>Finding your way around</w:t>
       </w:r>
@@ -3213,7 +3213,7 @@
         </w:rPr>
         <w:lastRenderedPageBreak/>
         <w:drawing>
-          <wp:inline distT="0" distB="0" distL="0" distR="0" wp14:anchorId="0AAE22AA" wp14:editId="55748CA1">
+          <wp:inline distT="0" distB="0" distL="0" distR="0">
             <wp:extent cx="5715000" cy="1876425"/>
             <wp:effectExtent l="0" t="0" r="0" b="0"/>
             <wp:docPr id="2" name="adm_not_your_role.jpg" descr="Opening a screen outside your role (for example from an old bookmark) shows this card instead of the screen." title="Opening a screen outside your role (for example from an old bookmark) shows this card instead of the screen."/>
@@ -3282,7 +3282,7 @@
       <w:pPr>
         <w:pStyle w:val="Heading2"/>
       </w:pPr>
-      <w:bookmarkStart w:id="4" w:name="_Toc241782376"/>
+      <w:bookmarkStart w:id="4" w:name="_Toc241897225"/>
       <w:r>
         <w:t>Your screens</w:t>
       </w:r>
@@ -3557,7 +3557,7 @@
       <w:pPr>
         <w:pStyle w:val="Heading2"/>
       </w:pPr>
-      <w:bookmarkStart w:id="5" w:name="_Toc241782377"/>
+      <w:bookmarkStart w:id="5" w:name="_Toc241897226"/>
       <w:r>
         <w:t>Changing your password</w:t>
       </w:r>
@@ -3640,7 +3640,7 @@
           <w:noProof/>
         </w:rPr>
         <w:drawing>
-          <wp:inline distT="0" distB="0" distL="0" distR="0" wp14:anchorId="7343D128" wp14:editId="0BBBCF1D">
+          <wp:inline distT="0" distB="0" distL="0" distR="0">
             <wp:extent cx="5334000" cy="2171700"/>
             <wp:effectExtent l="0" t="0" r="0" b="0"/>
             <wp:docPr id="3" name="adm_account.jpg" descr="Change Password screen." title="Change Password screen."/>
@@ -3728,7 +3728,7 @@
         <w:pStyle w:val="Heading1"/>
         <w:pageBreakBefore/>
       </w:pPr>
-      <w:bookmarkStart w:id="6" w:name="_Toc241782378"/>
+      <w:bookmarkStart w:id="6" w:name="_Toc241897227"/>
       <w:r>
         <w:lastRenderedPageBreak/>
         <w:t>3. Your routine</w:t>
@@ -4072,7 +4072,7 @@
         <w:pStyle w:val="Heading1"/>
         <w:pageBreakBefore/>
       </w:pPr>
-      <w:bookmarkStart w:id="7" w:name="_Toc241782379"/>
+      <w:bookmarkStart w:id="7" w:name="_Toc241897228"/>
       <w:r>
         <w:lastRenderedPageBreak/>
         <w:t>4. Step-by-step tasks</w:t>
@@ -4083,7 +4083,7 @@
       <w:pPr>
         <w:pStyle w:val="Heading2"/>
       </w:pPr>
-      <w:bookmarkStart w:id="8" w:name="_Toc241782380"/>
+      <w:bookmarkStart w:id="8" w:name="_Toc241897229"/>
       <w:r>
         <w:t>4.1 Reading the KII/Doc Dashboard</w:t>
       </w:r>
@@ -4100,7 +4100,7 @@
           <w:noProof/>
         </w:rPr>
         <w:drawing>
-          <wp:inline distT="0" distB="0" distL="0" distR="0" wp14:anchorId="3F054E72" wp14:editId="499F4D1F">
+          <wp:inline distT="0" distB="0" distL="0" distR="0">
             <wp:extent cx="5715000" cy="3571875"/>
             <wp:effectExtent l="0" t="0" r="0" b="0"/>
             <wp:docPr id="4" name="kii_dashboard.jpg" descr="KII / Document Dashboard." title="KII / Document Dashboard."/>
@@ -4169,7 +4169,7 @@
       <w:pPr>
         <w:pStyle w:val="Heading2"/>
       </w:pPr>
-      <w:bookmarkStart w:id="9" w:name="_Toc241782381"/>
+      <w:bookmarkStart w:id="9" w:name="_Toc241897230"/>
       <w:r>
         <w:t>4.2 Creating a KII record</w:t>
       </w:r>
@@ -4209,7 +4209,7 @@
           <w:noProof/>
         </w:rPr>
         <w:drawing>
-          <wp:inline distT="0" distB="0" distL="0" distR="0" wp14:anchorId="7F5E72B4" wp14:editId="6563586D">
+          <wp:inline distT="0" distB="0" distL="0" distR="0">
             <wp:extent cx="5334000" cy="2667000"/>
             <wp:effectExtent l="0" t="0" r="0" b="0"/>
             <wp:docPr id="5" name="kii_new.jpg" descr="New KII Record." title="New KII Record."/>
@@ -4346,7 +4346,7 @@
       <w:pPr>
         <w:pStyle w:val="Heading2"/>
       </w:pPr>
-      <w:bookmarkStart w:id="10" w:name="_Toc241782382"/>
+      <w:bookmarkStart w:id="10" w:name="_Toc241897231"/>
       <w:r>
         <w:lastRenderedPageBreak/>
         <w:t>4.3 Correcting a KII record's details</w:t>
@@ -4505,7 +4505,7 @@
           <w:noProof/>
         </w:rPr>
         <w:drawing>
-          <wp:inline distT="0" distB="0" distL="0" distR="0" wp14:anchorId="2F444350" wp14:editId="68D7153F">
+          <wp:inline distT="0" distB="0" distL="0" distR="0">
             <wp:extent cx="5334000" cy="3752850"/>
             <wp:effectExtent l="0" t="0" r="0" b="0"/>
             <wp:docPr id="6" name="kii_detail.jpg" descr="Record details: everything except status, transcript and coding progress." title="Record details: everything except status, transcript and coding progress."/>
@@ -4672,7 +4672,7 @@
       <w:pPr>
         <w:pStyle w:val="Heading2"/>
       </w:pPr>
-      <w:bookmarkStart w:id="11" w:name="_Toc241782383"/>
+      <w:bookmarkStart w:id="11" w:name="_Toc241897232"/>
       <w:r>
         <w:t>4.4 Taking a KII from invitation to coded transcript</w:t>
       </w:r>
@@ -4723,7 +4723,7 @@
         </w:rPr>
         <w:lastRenderedPageBreak/>
         <w:drawing>
-          <wp:inline distT="0" distB="0" distL="0" distR="0" wp14:anchorId="1E571324" wp14:editId="0D860C38">
+          <wp:inline distT="0" distB="0" distL="0" distR="0">
             <wp:extent cx="5334000" cy="3333750"/>
             <wp:effectExtent l="0" t="0" r="0" b="0"/>
             <wp:docPr id="7" name="kii_register.jpg" descr="KII Register." title="KII Register."/>
@@ -4822,7 +4822,7 @@
           <w:noProof/>
         </w:rPr>
         <w:drawing>
-          <wp:inline distT="0" distB="0" distL="0" distR="0" wp14:anchorId="6A8F8666" wp14:editId="1F23F0E4">
+          <wp:inline distT="0" distB="0" distL="0" distR="0">
             <wp:extent cx="5334000" cy="3752850"/>
             <wp:effectExtent l="0" t="0" r="0" b="0"/>
             <wp:docPr id="8" name="kii_detail.jpg" descr="KII record: status, consent, transcript and coding." title="KII record: status, consent, transcript and coding."/>
@@ -5059,7 +5059,7 @@
       <w:pPr>
         <w:pStyle w:val="Heading2"/>
       </w:pPr>
-      <w:bookmarkStart w:id="12" w:name="_Toc241782384"/>
+      <w:bookmarkStart w:id="12" w:name="_Toc241897233"/>
       <w:r>
         <w:t>4.5 Opening the KII Guide with the KII ID filled in</w:t>
       </w:r>
@@ -5109,7 +5109,7 @@
           <w:noProof/>
         </w:rPr>
         <w:drawing>
-          <wp:inline distT="0" distB="0" distL="0" distR="0" wp14:anchorId="40DD1BA4" wp14:editId="7D7A40FC">
+          <wp:inline distT="0" distB="0" distL="0" distR="0">
             <wp:extent cx="5334000" cy="523875"/>
             <wp:effectExtent l="0" t="0" r="0" b="0"/>
             <wp:docPr id="9" name="kii_coding_locked.jpg" descr="Before consent: no interview link." title="Before consent: no interview link."/>
@@ -5208,7 +5208,7 @@
           <w:noProof/>
         </w:rPr>
         <w:drawing>
-          <wp:inline distT="0" distB="0" distL="0" distR="0" wp14:anchorId="561BFEA7" wp14:editId="0B05374B">
+          <wp:inline distT="0" distB="0" distL="0" distR="0">
             <wp:extent cx="5334000" cy="742950"/>
             <wp:effectExtent l="0" t="0" r="0" b="0"/>
             <wp:docPr id="10" name="kii_coding_ready.jpg" descr="After consent: Continue this interview." title="After consent: Continue this interview."/>
@@ -5365,7 +5365,7 @@
       <w:pPr>
         <w:pStyle w:val="Heading2"/>
       </w:pPr>
-      <w:bookmarkStart w:id="13" w:name="_Toc241782385"/>
+      <w:bookmarkStart w:id="13" w:name="_Toc241897234"/>
       <w:r>
         <w:t>4.6 Sending the informant their own link (self-service)</w:t>
       </w:r>
@@ -5464,7 +5464,7 @@
         </w:rPr>
         <w:lastRenderedPageBreak/>
         <w:drawing>
-          <wp:inline distT="0" distB="0" distL="0" distR="0" wp14:anchorId="6226FDED" wp14:editId="0CE86A75">
+          <wp:inline distT="0" distB="0" distL="0" distR="0">
             <wp:extent cx="5334000" cy="3752850"/>
             <wp:effectExtent l="0" t="0" r="0" b="0"/>
             <wp:docPr id="11" name="kii_detail.jpg" descr="Record details: phone, WhatsApp number and email." title="Record details: phone, WhatsApp number and email."/>
@@ -5809,7 +5809,7 @@
       <w:pPr>
         <w:pStyle w:val="Heading2"/>
       </w:pPr>
-      <w:bookmarkStart w:id="14" w:name="_Toc241782386"/>
+      <w:bookmarkStart w:id="14" w:name="_Toc241897235"/>
       <w:r>
         <w:t>4.7 Verifying a profile with the respondent, and reconciling it afterwards</w:t>
       </w:r>
@@ -5898,7 +5898,7 @@
           <w:noProof/>
         </w:rPr>
         <w:drawing>
-          <wp:inline distT="0" distB="0" distL="0" distR="0" wp14:anchorId="4B48B98F" wp14:editId="40037F7C">
+          <wp:inline distT="0" distB="0" distL="0" distR="0">
             <wp:extent cx="4752975" cy="4953000"/>
             <wp:effectExtent l="0" t="0" r="0" b="0"/>
             <wp:docPr id="12" name="proit_interview_sheet.jpg" descr="The interview sheet: confirm what is public, ask what is not." title="The interview sheet: confirm what is public, ask what is not."/>
@@ -6163,7 +6163,7 @@
         </w:rPr>
         <w:lastRenderedPageBreak/>
         <w:drawing>
-          <wp:inline distT="0" distB="0" distL="0" distR="0" wp14:anchorId="613E9E66" wp14:editId="3A4F8D8A">
+          <wp:inline distT="0" distB="0" distL="0" distR="0">
             <wp:extent cx="5334000" cy="1152525"/>
             <wp:effectExtent l="0" t="0" r="0" b="0"/>
             <wp:docPr id="13" name="proit_reconcile.jpg" descr="Reconciling a corrected fact: the three values stay separate." title="Reconciling a corrected fact: the three values stay separate."/>
@@ -6401,7 +6401,7 @@
       <w:pPr>
         <w:pStyle w:val="Heading2"/>
       </w:pPr>
-      <w:bookmarkStart w:id="15" w:name="_Toc241782387"/>
+      <w:bookmarkStart w:id="15" w:name="_Toc241897236"/>
       <w:r>
         <w:t>4.8 Downloading or emailing completed forms (Form PDFs)</w:t>
       </w:r>
@@ -6441,7 +6441,7 @@
           <w:noProof/>
         </w:rPr>
         <w:drawing>
-          <wp:inline distT="0" distB="0" distL="0" distR="0" wp14:anchorId="18F5C2D9" wp14:editId="2740BEE6">
+          <wp:inline distT="0" distB="0" distL="0" distR="0">
             <wp:extent cx="5334000" cy="3333750"/>
             <wp:effectExtent l="0" t="0" r="0" b="0"/>
             <wp:docPr id="14" name="kii_form_pdfs.jpg" descr="Completed KII Guide forms, with the sync status." title="Completed KII Guide forms, with the sync status."/>
@@ -6658,7 +6658,7 @@
       <w:pPr>
         <w:pStyle w:val="Heading2"/>
       </w:pPr>
-      <w:bookmarkStart w:id="16" w:name="_Toc241782388"/>
+      <w:bookmarkStart w:id="16" w:name="_Toc241897237"/>
       <w:r>
         <w:t>4.9 Consent in interviews</w:t>
       </w:r>
@@ -6736,7 +6736,7 @@
         <w:pStyle w:val="Heading1"/>
         <w:pageBreakBefore/>
       </w:pPr>
-      <w:bookmarkStart w:id="17" w:name="_Toc241782389"/>
+      <w:bookmarkStart w:id="17" w:name="_Toc241897238"/>
       <w:r>
         <w:lastRenderedPageBreak/>
         <w:t>5. Rules you must follow</w:t>
@@ -6887,7 +6887,7 @@
         <w:pStyle w:val="Heading1"/>
         <w:pageBreakBefore/>
       </w:pPr>
-      <w:bookmarkStart w:id="18" w:name="_Toc241782390"/>
+      <w:bookmarkStart w:id="18" w:name="_Toc241897239"/>
       <w:r>
         <w:lastRenderedPageBreak/>
         <w:t>6. Troubleshooting</w:t>
@@ -7852,6 +7852,354 @@
                 <w:sz w:val="19"/>
                 <w:szCs w:val="19"/>
               </w:rPr>
+              <w:t>Email invitations says email isn't set up</w:t>
+            </w:r>
+          </w:p>
+        </w:tc>
+        <w:tc>
+          <w:tcPr>
+            <w:tcW w:w="3200" w:type="dxa"/>
+            <w:tcMar>
+              <w:top w:w="70" w:type="dxa"/>
+              <w:left w:w="110" w:type="dxa"/>
+              <w:bottom w:w="70" w:type="dxa"/>
+              <w:right w:w="110" w:type="dxa"/>
+            </w:tcMar>
+          </w:tcPr>
+          <w:p>
+            <w:pPr>
+              <w:spacing w:after="40"/>
+            </w:pPr>
+            <w:r>
+              <w:rPr>
+                <w:sz w:val="19"/>
+                <w:szCs w:val="19"/>
+              </w:rPr>
+              <w:t>Outgoing email has not been configured on the server.</w:t>
+            </w:r>
+          </w:p>
+        </w:tc>
+        <w:tc>
+          <w:tcPr>
+            <w:tcW w:w="3577" w:type="dxa"/>
+            <w:tcMar>
+              <w:top w:w="70" w:type="dxa"/>
+              <w:left w:w="110" w:type="dxa"/>
+              <w:bottom w:w="70" w:type="dxa"/>
+              <w:right w:w="110" w:type="dxa"/>
+            </w:tcMar>
+          </w:tcPr>
+          <w:p>
+            <w:pPr>
+              <w:spacing w:after="40"/>
+            </w:pPr>
+            <w:r>
+              <w:rPr>
+                <w:sz w:val="19"/>
+                <w:szCs w:val="19"/>
+              </w:rPr>
+              <w:t xml:space="preserve">Ask the administrator to run </w:t>
+            </w:r>
+            <w:r>
+              <w:rPr>
+                <w:rFonts w:ascii="Consolas" w:eastAsia="Consolas" w:hAnsi="Consolas" w:cs="Consolas"/>
+                <w:sz w:val="19"/>
+                <w:szCs w:val="19"/>
+              </w:rPr>
+              <w:t>configure-email.sh</w:t>
+            </w:r>
+            <w:r>
+              <w:rPr>
+                <w:sz w:val="19"/>
+                <w:szCs w:val="19"/>
+              </w:rPr>
+              <w:t>. Until then, send invitations by WhatsApp.</w:t>
+            </w:r>
+          </w:p>
+        </w:tc>
+      </w:tr>
+      <w:tr>
+        <w:tblPrEx>
+          <w:tblCellMar>
+            <w:top w:w="0" w:type="dxa"/>
+            <w:bottom w:w="0" w:type="dxa"/>
+          </w:tblCellMar>
+        </w:tblPrEx>
+        <w:trPr>
+          <w:cantSplit/>
+        </w:trPr>
+        <w:tc>
+          <w:tcPr>
+            <w:tcW w:w="2635" w:type="dxa"/>
+            <w:shd w:val="clear" w:color="auto" w:fill="F8FAFB"/>
+            <w:tcMar>
+              <w:top w:w="70" w:type="dxa"/>
+              <w:left w:w="110" w:type="dxa"/>
+              <w:bottom w:w="70" w:type="dxa"/>
+              <w:right w:w="110" w:type="dxa"/>
+            </w:tcMar>
+          </w:tcPr>
+          <w:p>
+            <w:pPr>
+              <w:spacing w:after="40"/>
+            </w:pPr>
+            <w:r>
+              <w:rPr>
+                <w:sz w:val="19"/>
+                <w:szCs w:val="19"/>
+              </w:rPr>
+              <w:t>A WhatsApp invitation was prepared but never sent</w:t>
+            </w:r>
+          </w:p>
+        </w:tc>
+        <w:tc>
+          <w:tcPr>
+            <w:tcW w:w="3200" w:type="dxa"/>
+            <w:shd w:val="clear" w:color="auto" w:fill="F8FAFB"/>
+            <w:tcMar>
+              <w:top w:w="70" w:type="dxa"/>
+              <w:left w:w="110" w:type="dxa"/>
+              <w:bottom w:w="70" w:type="dxa"/>
+              <w:right w:w="110" w:type="dxa"/>
+            </w:tcMar>
+          </w:tcPr>
+          <w:p>
+            <w:pPr>
+              <w:spacing w:after="40"/>
+            </w:pPr>
+            <w:r>
+              <w:rPr>
+                <w:sz w:val="19"/>
+                <w:szCs w:val="19"/>
+              </w:rPr>
+              <w:t>Prepare</w:t>
+            </w:r>
+            <w:r>
+              <w:rPr>
+                <w:sz w:val="19"/>
+                <w:szCs w:val="19"/>
+              </w:rPr>
+              <w:t xml:space="preserve"> counts it as sent and moves the case to S05.</w:t>
+            </w:r>
+          </w:p>
+        </w:tc>
+        <w:tc>
+          <w:tcPr>
+            <w:tcW w:w="3577" w:type="dxa"/>
+            <w:shd w:val="clear" w:color="auto" w:fill="F8FAFB"/>
+            <w:tcMar>
+              <w:top w:w="70" w:type="dxa"/>
+              <w:left w:w="110" w:type="dxa"/>
+              <w:bottom w:w="70" w:type="dxa"/>
+              <w:right w:w="110" w:type="dxa"/>
+            </w:tcMar>
+          </w:tcPr>
+          <w:p>
+            <w:pPr>
+              <w:spacing w:after="40"/>
+            </w:pPr>
+            <w:r>
+              <w:rPr>
+                <w:sz w:val="19"/>
+                <w:szCs w:val="19"/>
+              </w:rPr>
+              <w:t>Open the case and Revoke that invitation; send a new one from the case's Invitations panel when you can reach the person.</w:t>
+            </w:r>
+          </w:p>
+        </w:tc>
+      </w:tr>
+      <w:tr>
+        <w:tblPrEx>
+          <w:tblCellMar>
+            <w:top w:w="0" w:type="dxa"/>
+            <w:bottom w:w="0" w:type="dxa"/>
+          </w:tblCellMar>
+        </w:tblPrEx>
+        <w:trPr>
+          <w:cantSplit/>
+        </w:trPr>
+        <w:tc>
+          <w:tcPr>
+            <w:tcW w:w="2635" w:type="dxa"/>
+            <w:tcMar>
+              <w:top w:w="70" w:type="dxa"/>
+              <w:left w:w="110" w:type="dxa"/>
+              <w:bottom w:w="70" w:type="dxa"/>
+              <w:right w:w="110" w:type="dxa"/>
+            </w:tcMar>
+          </w:tcPr>
+          <w:p>
+            <w:pPr>
+              <w:spacing w:after="40"/>
+            </w:pPr>
+            <w:r>
+              <w:rPr>
+                <w:sz w:val="19"/>
+                <w:szCs w:val="19"/>
+              </w:rPr>
+              <w:t>A case is missing from the WhatsApp or email queue</w:t>
+            </w:r>
+          </w:p>
+        </w:tc>
+        <w:tc>
+          <w:tcPr>
+            <w:tcW w:w="3200" w:type="dxa"/>
+            <w:tcMar>
+              <w:top w:w="70" w:type="dxa"/>
+              <w:left w:w="110" w:type="dxa"/>
+              <w:bottom w:w="70" w:type="dxa"/>
+              <w:right w:w="110" w:type="dxa"/>
+            </w:tcMar>
+          </w:tcPr>
+          <w:p>
+            <w:pPr>
+              <w:spacing w:after="40"/>
+            </w:pPr>
+            <w:r>
+              <w:rPr>
+                <w:sz w:val="19"/>
+                <w:szCs w:val="19"/>
+              </w:rPr>
+              <w:t>It is not verified (S03 or S04), has no number or email on file, already has an open invitation, or is assigned to another Contact RA.</w:t>
+            </w:r>
+          </w:p>
+        </w:tc>
+        <w:tc>
+          <w:tcPr>
+            <w:tcW w:w="3577" w:type="dxa"/>
+            <w:tcMar>
+              <w:top w:w="70" w:type="dxa"/>
+              <w:left w:w="110" w:type="dxa"/>
+              <w:bottom w:w="70" w:type="dxa"/>
+              <w:right w:w="110" w:type="dxa"/>
+            </w:tcMar>
+          </w:tcPr>
+          <w:p>
+            <w:pPr>
+              <w:spacing w:after="40"/>
+            </w:pPr>
+            <w:r>
+              <w:rPr>
+                <w:sz w:val="19"/>
+                <w:szCs w:val="19"/>
+              </w:rPr>
+              <w:t>Verify the case, add the contact detail, or check its invitation history.</w:t>
+            </w:r>
+          </w:p>
+        </w:tc>
+      </w:tr>
+      <w:tr>
+        <w:tblPrEx>
+          <w:tblCellMar>
+            <w:top w:w="0" w:type="dxa"/>
+            <w:bottom w:w="0" w:type="dxa"/>
+          </w:tblCellMar>
+        </w:tblPrEx>
+        <w:trPr>
+          <w:cantSplit/>
+        </w:trPr>
+        <w:tc>
+          <w:tcPr>
+            <w:tcW w:w="2635" w:type="dxa"/>
+            <w:shd w:val="clear" w:color="auto" w:fill="F8FAFB"/>
+            <w:tcMar>
+              <w:top w:w="70" w:type="dxa"/>
+              <w:left w:w="110" w:type="dxa"/>
+              <w:bottom w:w="70" w:type="dxa"/>
+              <w:right w:w="110" w:type="dxa"/>
+            </w:tcMar>
+          </w:tcPr>
+          <w:p>
+            <w:pPr>
+              <w:spacing w:after="40"/>
+            </w:pPr>
+            <w:r>
+              <w:rPr>
+                <w:sz w:val="19"/>
+                <w:szCs w:val="19"/>
+              </w:rPr>
+              <w:t>The contact finder says it would overwrite a detail</w:t>
+            </w:r>
+          </w:p>
+        </w:tc>
+        <w:tc>
+          <w:tcPr>
+            <w:tcW w:w="3200" w:type="dxa"/>
+            <w:shd w:val="clear" w:color="auto" w:fill="F8FAFB"/>
+            <w:tcMar>
+              <w:top w:w="70" w:type="dxa"/>
+              <w:left w:w="110" w:type="dxa"/>
+              <w:bottom w:w="70" w:type="dxa"/>
+              <w:right w:w="110" w:type="dxa"/>
+            </w:tcMar>
+          </w:tcPr>
+          <w:p>
+            <w:pPr>
+              <w:spacing w:after="40"/>
+            </w:pPr>
+            <w:r>
+              <w:rPr>
+                <w:sz w:val="19"/>
+                <w:szCs w:val="19"/>
+              </w:rPr>
+              <w:t>The organisation contact already has a different phone or email.</w:t>
+            </w:r>
+          </w:p>
+        </w:tc>
+        <w:tc>
+          <w:tcPr>
+            <w:tcW w:w="3577" w:type="dxa"/>
+            <w:shd w:val="clear" w:color="auto" w:fill="F8FAFB"/>
+            <w:tcMar>
+              <w:top w:w="70" w:type="dxa"/>
+              <w:left w:w="110" w:type="dxa"/>
+              <w:bottom w:w="70" w:type="dxa"/>
+              <w:right w:w="110" w:type="dxa"/>
+            </w:tcMar>
+          </w:tcPr>
+          <w:p>
+            <w:pPr>
+              <w:spacing w:after="40"/>
+            </w:pPr>
+            <w:r>
+              <w:rPr>
+                <w:sz w:val="19"/>
+                <w:szCs w:val="19"/>
+              </w:rPr>
+              <w:t>Check which is right and correct it under Respondents and contact details.</w:t>
+            </w:r>
+          </w:p>
+        </w:tc>
+      </w:tr>
+      <w:tr>
+        <w:tblPrEx>
+          <w:tblCellMar>
+            <w:top w:w="0" w:type="dxa"/>
+            <w:bottom w:w="0" w:type="dxa"/>
+          </w:tblCellMar>
+        </w:tblPrEx>
+        <w:trPr>
+          <w:cantSplit/>
+        </w:trPr>
+        <w:tc>
+          <w:tcPr>
+            <w:tcW w:w="2635" w:type="dxa"/>
+            <w:tcMar>
+              <w:top w:w="70" w:type="dxa"/>
+              <w:left w:w="110" w:type="dxa"/>
+              <w:bottom w:w="70" w:type="dxa"/>
+              <w:right w:w="110" w:type="dxa"/>
+            </w:tcMar>
+          </w:tcPr>
+          <w:p>
+            <w:pPr>
+              <w:spacing w:after="40"/>
+            </w:pPr>
+            <w:r>
+              <w:rPr>
+                <w:sz w:val="19"/>
+                <w:szCs w:val="19"/>
+              </w:rPr>
               <w:t>A file upload seems stuck</w:t>
             </w:r>
           </w:p>
@@ -7914,7 +8262,7 @@
         <w:pStyle w:val="Heading1"/>
         <w:pageBreakBefore/>
       </w:pPr>
-      <w:bookmarkStart w:id="19" w:name="_Toc241782391"/>
+      <w:bookmarkStart w:id="19" w:name="_Toc241897240"/>
       <w:r>
         <w:lastRenderedPageBreak/>
         <w:t>7. Quick reference</w:t>
@@ -8373,7 +8721,7 @@
         <w:pStyle w:val="Heading1"/>
         <w:pageBreakBefore/>
       </w:pPr>
-      <w:bookmarkStart w:id="20" w:name="_Toc241782392"/>
+      <w:bookmarkStart w:id="20" w:name="_Toc241897241"/>
       <w:r>
         <w:lastRenderedPageBreak/>
         <w:t>8. Every screen and button for your role</w:t>
@@ -8487,7 +8835,7 @@
       <w:pPr>
         <w:pStyle w:val="Heading2"/>
       </w:pPr>
-      <w:bookmarkStart w:id="21" w:name="_Toc241782393"/>
+      <w:bookmarkStart w:id="21" w:name="_Toc241897242"/>
       <w:r>
         <w:t>8.1 Sign in</w:t>
       </w:r>
@@ -9000,7 +9348,7 @@
       <w:pPr>
         <w:pStyle w:val="Heading2"/>
       </w:pPr>
-      <w:bookmarkStart w:id="22" w:name="_Toc241782394"/>
+      <w:bookmarkStart w:id="22" w:name="_Toc241897243"/>
       <w:r>
         <w:t>8.2 The header and menu bar (every screen)</w:t>
       </w:r>
@@ -9724,7 +10072,7 @@
       <w:pPr>
         <w:pStyle w:val="Heading2"/>
       </w:pPr>
-      <w:bookmarkStart w:id="23" w:name="_Toc241782395"/>
+      <w:bookmarkStart w:id="23" w:name="_Toc241897244"/>
       <w:r>
         <w:t>8.3 Change Password</w:t>
       </w:r>
@@ -10344,7 +10692,7 @@
       <w:pPr>
         <w:pStyle w:val="Heading2"/>
       </w:pPr>
-      <w:bookmarkStart w:id="24" w:name="_Toc241782396"/>
+      <w:bookmarkStart w:id="24" w:name="_Toc241897245"/>
       <w:r>
         <w:t>8.4 KII / Document Dashboard</w:t>
       </w:r>
@@ -10754,7 +11102,7 @@
       <w:pPr>
         <w:pStyle w:val="Heading2"/>
       </w:pPr>
-      <w:bookmarkStart w:id="25" w:name="_Toc241782397"/>
+      <w:bookmarkStart w:id="25" w:name="_Toc241897246"/>
       <w:r>
         <w:lastRenderedPageBreak/>
         <w:t>8.5 Interview sheet (verifying a locked profile)</w:t>
@@ -11795,7 +12143,7 @@
       <w:pPr>
         <w:pStyle w:val="Heading2"/>
       </w:pPr>
-      <w:bookmarkStart w:id="26" w:name="_Toc241782398"/>
+      <w:bookmarkStart w:id="26" w:name="_Toc241897247"/>
       <w:r>
         <w:t>8.6 KII Register</w:t>
       </w:r>
@@ -12416,7 +12764,7 @@
       <w:pPr>
         <w:pStyle w:val="Heading2"/>
       </w:pPr>
-      <w:bookmarkStart w:id="27" w:name="_Toc241782399"/>
+      <w:bookmarkStart w:id="27" w:name="_Toc241897248"/>
       <w:r>
         <w:t>8.7 New KII Record</w:t>
       </w:r>
@@ -12826,7 +13174,7 @@
       <w:pPr>
         <w:pStyle w:val="Heading2"/>
       </w:pPr>
-      <w:bookmarkStart w:id="28" w:name="_Toc241782400"/>
+      <w:bookmarkStart w:id="28" w:name="_Toc241897249"/>
       <w:r>
         <w:t>8.8 KII record</w:t>
       </w:r>
@@ -13867,7 +14215,7 @@
       <w:pPr>
         <w:pStyle w:val="Heading2"/>
       </w:pPr>
-      <w:bookmarkStart w:id="29" w:name="_Toc241782401"/>
+      <w:bookmarkStart w:id="29" w:name="_Toc241897250"/>
       <w:r>
         <w:t>8.9 Completed forms (Form PDFs)</w:t>
       </w:r>
@@ -14749,7 +15097,7 @@
         <w:sz w:val="16"/>
         <w:szCs w:val="16"/>
       </w:rPr>
-      <w:t>Version 1.16 · 1 October 2026</w:t>
+      <w:t>Version 1.17 · 3 October 2026</w:t>
     </w:r>
     <w:r>
       <w:rPr>
@@ -14922,10 +15270,10 @@
 <file path=word/numbering.xml><?xml version="1.0" encoding="utf-8"?>
 <w:numbering xmlns:wpc="http://schemas.microsoft.com/office/word/2010/wordprocessingCanvas" xmlns:cx="http://schemas.microsoft.com/office/drawing/2014/chartex" xmlns:cx1="http://schemas.microsoft.com/office/drawing/2015/9/8/chartex" xmlns:cx2="http://schemas.microsoft.com/office/drawing/2015/10/21/chartex" xmlns:cx3="http://schemas.microsoft.com/office/drawing/2016/5/9/chartex" xmlns:cx4="http://schemas.microsoft.com/office/drawing/2016/5/10/chartex" xmlns:cx5="http://schemas.microsoft.com/office/drawing/2016/5/11/chartex" xmlns:cx6="http://schemas.microsoft.com/office/drawing/2016/5/12/chartex" xmlns:cx7="http://schemas.microsoft.com/office/drawing/2016/5/13/chartex" xmlns:cx8="http://schemas.microsoft.com/office/drawing/2016/5/14/chartex" xmlns:mc="http://schemas.openxmlformats.org/markup-compatibility/2006" xmlns:aink="http://schemas.microsoft.com/office/drawing/2016/ink" xmlns:am3d="http://schemas.microsoft.com/office/drawing/2017/model3d" xmlns:o="urn:schemas-microsoft-com:office:office" xmlns:oel="http://schemas.microsoft.com/office/2019/extlst" xmlns:r="http://schemas.openxmlformats.org/officeDocument/2006/relationships" xmlns:m="http://schemas.openxmlformats.org/officeDocument/2006/math" xmlns:v="urn:schemas-microsoft-com:vml" xmlns:wp14="http://schemas.microsoft.com/office/word/2010/wordprocessingDrawing" xmlns:wp="http://schemas.openxmlformats.org/drawingml/2006/wordprocessingDrawing" xmlns:w10="urn:schemas-microsoft-com:office:word" xmlns:w="http://schemas.openxmlformats.org/wordprocessingml/2006/main" xmlns:w14="http://schemas.microsoft.com/office/word/2010/wordml" xmlns:w15="http://schemas.microsoft.com/office/word/2012/wordml" xmlns:w16cex="http://schemas.microsoft.com/office/word/2018/wordml/cex" xmlns:w16cid="http://schemas.microsoft.com/office/word/2016/wordml/cid" xmlns:w16="http://schemas.microsoft.com/office/word/2018/wordml" xmlns:w16sdtdh="http://schemas.microsoft.com/office/word/2020/wordml/sdtdatahash" xmlns:w16se="http://schemas.microsoft.com/office/word/2015/wordml/symex" xmlns:wpg="http://schemas.microsoft.com/office/word/2010/wordprocessingGroup" xmlns:wpi="http://schemas.microsoft.com/office/word/2010/wordprocessingInk" xmlns:wne="http://schemas.microsoft.com/office/word/2006/wordml" xmlns:wps="http://schemas.microsoft.com/office/word/2010/wordprocessingShape" mc:Ignorable="w14 w15 w16se w16cid w16 w16cex w16sdtdh wp14">
   <w:abstractNum w:abstractNumId="0" w15:restartNumberingAfterBreak="0">
-    <w:nsid w:val="131E0ADB"/>
+    <w:nsid w:val="12271758"/>
     <w:multiLevelType w:val="hybridMultilevel"/>
-    <w:tmpl w:val="6E541BEC"/>
-    <w:lvl w:ilvl="0" w:tplc="85023314">
+    <w:tmpl w:val="6CCAE13E"/>
+    <w:lvl w:ilvl="0" w:tplc="B49C6394">
       <w:start w:val="1"/>
       <w:numFmt w:val="decimal"/>
       <w:lvlText w:val="%1."/>
@@ -14939,52 +15287,52 @@
         <w:color w:val="A67C27"/>
       </w:rPr>
     </w:lvl>
-    <w:lvl w:ilvl="1" w:tplc="FCECABE4">
+    <w:lvl w:ilvl="1" w:tplc="C22E0C9C">
       <w:numFmt w:val="decimal"/>
       <w:lvlText w:val=""/>
       <w:lvlJc w:val="left"/>
     </w:lvl>
-    <w:lvl w:ilvl="2" w:tplc="DB0E4938">
+    <w:lvl w:ilvl="2" w:tplc="17AA3A7C">
       <w:numFmt w:val="decimal"/>
       <w:lvlText w:val=""/>
       <w:lvlJc w:val="left"/>
     </w:lvl>
-    <w:lvl w:ilvl="3" w:tplc="41A49362">
+    <w:lvl w:ilvl="3" w:tplc="F198FC44">
       <w:numFmt w:val="decimal"/>
       <w:lvlText w:val=""/>
       <w:lvlJc w:val="left"/>
     </w:lvl>
-    <w:lvl w:ilvl="4" w:tplc="93B655EC">
+    <w:lvl w:ilvl="4" w:tplc="78A831A0">
       <w:numFmt w:val="decimal"/>
       <w:lvlText w:val=""/>
       <w:lvlJc w:val="left"/>
     </w:lvl>
-    <w:lvl w:ilvl="5" w:tplc="D1BEDC26">
+    <w:lvl w:ilvl="5" w:tplc="562E8294">
       <w:numFmt w:val="decimal"/>
       <w:lvlText w:val=""/>
       <w:lvlJc w:val="left"/>
     </w:lvl>
-    <w:lvl w:ilvl="6" w:tplc="2B14E72C">
+    <w:lvl w:ilvl="6" w:tplc="E04435E6">
       <w:numFmt w:val="decimal"/>
       <w:lvlText w:val=""/>
       <w:lvlJc w:val="left"/>
     </w:lvl>
-    <w:lvl w:ilvl="7" w:tplc="41F83B8E">
+    <w:lvl w:ilvl="7" w:tplc="3BB85C78">
       <w:numFmt w:val="decimal"/>
       <w:lvlText w:val=""/>
       <w:lvlJc w:val="left"/>
     </w:lvl>
-    <w:lvl w:ilvl="8" w:tplc="0CFEC814">
+    <w:lvl w:ilvl="8" w:tplc="0338E54A">
       <w:numFmt w:val="decimal"/>
       <w:lvlText w:val=""/>
       <w:lvlJc w:val="left"/>
     </w:lvl>
   </w:abstractNum>
   <w:abstractNum w:abstractNumId="1" w15:restartNumberingAfterBreak="0">
-    <w:nsid w:val="1875005C"/>
+    <w:nsid w:val="2A4B42AF"/>
     <w:multiLevelType w:val="hybridMultilevel"/>
-    <w:tmpl w:val="15302AAA"/>
-    <w:lvl w:ilvl="0" w:tplc="3398B78A">
+    <w:tmpl w:val="0782485E"/>
+    <w:lvl w:ilvl="0" w:tplc="AA4E12EC">
       <w:start w:val="1"/>
       <w:numFmt w:val="decimal"/>
       <w:lvlText w:val="%1."/>
@@ -14998,52 +15346,52 @@
         <w:color w:val="A67C27"/>
       </w:rPr>
     </w:lvl>
-    <w:lvl w:ilvl="1" w:tplc="C502615A">
+    <w:lvl w:ilvl="1" w:tplc="3EE2EB00">
       <w:numFmt w:val="decimal"/>
       <w:lvlText w:val=""/>
       <w:lvlJc w:val="left"/>
     </w:lvl>
-    <w:lvl w:ilvl="2" w:tplc="3DAEB9FC">
+    <w:lvl w:ilvl="2" w:tplc="DEC0EBAE">
       <w:numFmt w:val="decimal"/>
       <w:lvlText w:val=""/>
       <w:lvlJc w:val="left"/>
     </w:lvl>
-    <w:lvl w:ilvl="3" w:tplc="6C44E1C2">
+    <w:lvl w:ilvl="3" w:tplc="37B462A0">
       <w:numFmt w:val="decimal"/>
       <w:lvlText w:val=""/>
       <w:lvlJc w:val="left"/>
     </w:lvl>
-    <w:lvl w:ilvl="4" w:tplc="6720B762">
+    <w:lvl w:ilvl="4" w:tplc="11C060AA">
       <w:numFmt w:val="decimal"/>
       <w:lvlText w:val=""/>
       <w:lvlJc w:val="left"/>
     </w:lvl>
-    <w:lvl w:ilvl="5" w:tplc="A6381D36">
+    <w:lvl w:ilvl="5" w:tplc="B5D8A21C">
       <w:numFmt w:val="decimal"/>
       <w:lvlText w:val=""/>
       <w:lvlJc w:val="left"/>
     </w:lvl>
-    <w:lvl w:ilvl="6" w:tplc="F4FAC892">
+    <w:lvl w:ilvl="6" w:tplc="B3901D3A">
       <w:numFmt w:val="decimal"/>
       <w:lvlText w:val=""/>
       <w:lvlJc w:val="left"/>
     </w:lvl>
-    <w:lvl w:ilvl="7" w:tplc="46A6B9D6">
+    <w:lvl w:ilvl="7" w:tplc="8CE24912">
       <w:numFmt w:val="decimal"/>
       <w:lvlText w:val=""/>
       <w:lvlJc w:val="left"/>
     </w:lvl>
-    <w:lvl w:ilvl="8" w:tplc="DE6EB4EE">
+    <w:lvl w:ilvl="8" w:tplc="909E63C6">
       <w:numFmt w:val="decimal"/>
       <w:lvlText w:val=""/>
       <w:lvlJc w:val="left"/>
     </w:lvl>
   </w:abstractNum>
   <w:abstractNum w:abstractNumId="2" w15:restartNumberingAfterBreak="0">
-    <w:nsid w:val="19D95089"/>
+    <w:nsid w:val="2D7772B1"/>
     <w:multiLevelType w:val="hybridMultilevel"/>
-    <w:tmpl w:val="D8DAC88C"/>
-    <w:lvl w:ilvl="0" w:tplc="377E5144">
+    <w:tmpl w:val="95A2D60A"/>
+    <w:lvl w:ilvl="0" w:tplc="BEEE3358">
       <w:start w:val="1"/>
       <w:numFmt w:val="decimal"/>
       <w:lvlText w:val="%1."/>
@@ -15057,52 +15405,52 @@
         <w:color w:val="A67C27"/>
       </w:rPr>
     </w:lvl>
-    <w:lvl w:ilvl="1" w:tplc="06E6F1E2">
+    <w:lvl w:ilvl="1" w:tplc="2AEC06E4">
       <w:numFmt w:val="decimal"/>
       <w:lvlText w:val=""/>
       <w:lvlJc w:val="left"/>
     </w:lvl>
-    <w:lvl w:ilvl="2" w:tplc="2F645EF2">
+    <w:lvl w:ilvl="2" w:tplc="D638DD80">
       <w:numFmt w:val="decimal"/>
       <w:lvlText w:val=""/>
       <w:lvlJc w:val="left"/>
     </w:lvl>
-    <w:lvl w:ilvl="3" w:tplc="C09212F6">
+    <w:lvl w:ilvl="3" w:tplc="36B8BB82">
       <w:numFmt w:val="decimal"/>
       <w:lvlText w:val=""/>
       <w:lvlJc w:val="left"/>
     </w:lvl>
-    <w:lvl w:ilvl="4" w:tplc="D0D63898">
+    <w:lvl w:ilvl="4" w:tplc="018807E8">
       <w:numFmt w:val="decimal"/>
       <w:lvlText w:val=""/>
       <w:lvlJc w:val="left"/>
     </w:lvl>
-    <w:lvl w:ilvl="5" w:tplc="7368C958">
+    <w:lvl w:ilvl="5" w:tplc="CF9E66C8">
       <w:numFmt w:val="decimal"/>
       <w:lvlText w:val=""/>
       <w:lvlJc w:val="left"/>
     </w:lvl>
-    <w:lvl w:ilvl="6" w:tplc="EDD8FADE">
+    <w:lvl w:ilvl="6" w:tplc="7B9C6C70">
       <w:numFmt w:val="decimal"/>
       <w:lvlText w:val=""/>
       <w:lvlJc w:val="left"/>
     </w:lvl>
-    <w:lvl w:ilvl="7" w:tplc="B1801918">
+    <w:lvl w:ilvl="7" w:tplc="600C4804">
       <w:numFmt w:val="decimal"/>
       <w:lvlText w:val=""/>
       <w:lvlJc w:val="left"/>
     </w:lvl>
-    <w:lvl w:ilvl="8" w:tplc="FE9EAFC0">
+    <w:lvl w:ilvl="8" w:tplc="5234F9D2">
       <w:numFmt w:val="decimal"/>
       <w:lvlText w:val=""/>
       <w:lvlJc w:val="left"/>
     </w:lvl>
   </w:abstractNum>
   <w:abstractNum w:abstractNumId="3" w15:restartNumberingAfterBreak="0">
-    <w:nsid w:val="1A40344B"/>
+    <w:nsid w:val="3DDC5C33"/>
     <w:multiLevelType w:val="hybridMultilevel"/>
-    <w:tmpl w:val="CC30E400"/>
-    <w:lvl w:ilvl="0" w:tplc="8A0EDA4E">
+    <w:tmpl w:val="B268DD58"/>
+    <w:lvl w:ilvl="0" w:tplc="24D68A74">
       <w:start w:val="1"/>
       <w:numFmt w:val="decimal"/>
       <w:lvlText w:val="%1."/>
@@ -15116,110 +15464,52 @@
         <w:color w:val="A67C27"/>
       </w:rPr>
     </w:lvl>
-    <w:lvl w:ilvl="1" w:tplc="66E00214">
+    <w:lvl w:ilvl="1" w:tplc="301C3248">
       <w:numFmt w:val="decimal"/>
       <w:lvlText w:val=""/>
       <w:lvlJc w:val="left"/>
     </w:lvl>
-    <w:lvl w:ilvl="2" w:tplc="01F0D610">
+    <w:lvl w:ilvl="2" w:tplc="59F4499A">
       <w:numFmt w:val="decimal"/>
       <w:lvlText w:val=""/>
       <w:lvlJc w:val="left"/>
     </w:lvl>
-    <w:lvl w:ilvl="3" w:tplc="C0E47A1E">
+    <w:lvl w:ilvl="3" w:tplc="2F4E3B06">
       <w:numFmt w:val="decimal"/>
       <w:lvlText w:val=""/>
       <w:lvlJc w:val="left"/>
     </w:lvl>
-    <w:lvl w:ilvl="4" w:tplc="6F5A5690">
+    <w:lvl w:ilvl="4" w:tplc="C6AA014E">
       <w:numFmt w:val="decimal"/>
       <w:lvlText w:val=""/>
       <w:lvlJc w:val="left"/>
     </w:lvl>
-    <w:lvl w:ilvl="5" w:tplc="5914D3E8">
+    <w:lvl w:ilvl="5" w:tplc="66C06014">
       <w:numFmt w:val="decimal"/>
       <w:lvlText w:val=""/>
       <w:lvlJc w:val="left"/>
     </w:lvl>
-    <w:lvl w:ilvl="6" w:tplc="FC0CDD6C">
+    <w:lvl w:ilvl="6" w:tplc="790AEC58">
       <w:numFmt w:val="decimal"/>
       <w:lvlText w:val=""/>
       <w:lvlJc w:val="left"/>
     </w:lvl>
-    <w:lvl w:ilvl="7" w:tplc="242AAE82">
+    <w:lvl w:ilvl="7" w:tplc="74A09A02">
       <w:numFmt w:val="decimal"/>
       <w:lvlText w:val=""/>
       <w:lvlJc w:val="left"/>
     </w:lvl>
-    <w:lvl w:ilvl="8" w:tplc="3AA415F6">
+    <w:lvl w:ilvl="8" w:tplc="DA826874">
       <w:numFmt w:val="decimal"/>
       <w:lvlText w:val=""/>
       <w:lvlJc w:val="left"/>
     </w:lvl>
   </w:abstractNum>
   <w:abstractNum w:abstractNumId="4" w15:restartNumberingAfterBreak="0">
-    <w:nsid w:val="24AC0EAD"/>
+    <w:nsid w:val="4BFA0DF6"/>
     <w:multiLevelType w:val="hybridMultilevel"/>
-    <w:tmpl w:val="7C0404C6"/>
-    <w:lvl w:ilvl="0" w:tplc="A30EDEB2">
-      <w:start w:val="1"/>
-      <w:numFmt w:val="bullet"/>
-      <w:lvlText w:val="•"/>
-      <w:lvlJc w:val="left"/>
-      <w:pPr>
-        <w:ind w:left="460" w:hanging="280"/>
-      </w:pPr>
-    </w:lvl>
-    <w:lvl w:ilvl="1" w:tplc="11A06C6A">
-      <w:start w:val="1"/>
-      <w:numFmt w:val="bullet"/>
-      <w:lvlText w:val="–"/>
-      <w:lvlJc w:val="left"/>
-      <w:pPr>
-        <w:ind w:left="900" w:hanging="280"/>
-      </w:pPr>
-    </w:lvl>
-    <w:lvl w:ilvl="2" w:tplc="C0D6488A">
-      <w:numFmt w:val="decimal"/>
-      <w:lvlText w:val=""/>
-      <w:lvlJc w:val="left"/>
-    </w:lvl>
-    <w:lvl w:ilvl="3" w:tplc="37EA61CA">
-      <w:numFmt w:val="decimal"/>
-      <w:lvlText w:val=""/>
-      <w:lvlJc w:val="left"/>
-    </w:lvl>
-    <w:lvl w:ilvl="4" w:tplc="17407A70">
-      <w:numFmt w:val="decimal"/>
-      <w:lvlText w:val=""/>
-      <w:lvlJc w:val="left"/>
-    </w:lvl>
-    <w:lvl w:ilvl="5" w:tplc="7C5E996E">
-      <w:numFmt w:val="decimal"/>
-      <w:lvlText w:val=""/>
-      <w:lvlJc w:val="left"/>
-    </w:lvl>
-    <w:lvl w:ilvl="6" w:tplc="B3F8C206">
-      <w:numFmt w:val="decimal"/>
-      <w:lvlText w:val=""/>
-      <w:lvlJc w:val="left"/>
-    </w:lvl>
-    <w:lvl w:ilvl="7" w:tplc="D52CA430">
-      <w:numFmt w:val="decimal"/>
-      <w:lvlText w:val=""/>
-      <w:lvlJc w:val="left"/>
-    </w:lvl>
-    <w:lvl w:ilvl="8" w:tplc="4F40E2FE">
-      <w:numFmt w:val="decimal"/>
-      <w:lvlText w:val=""/>
-      <w:lvlJc w:val="left"/>
-    </w:lvl>
-  </w:abstractNum>
-  <w:abstractNum w:abstractNumId="5" w15:restartNumberingAfterBreak="0">
-    <w:nsid w:val="3CA958E2"/>
-    <w:multiLevelType w:val="hybridMultilevel"/>
-    <w:tmpl w:val="4D80B396"/>
-    <w:lvl w:ilvl="0" w:tplc="1B1439B8">
+    <w:tmpl w:val="95B6F3B8"/>
+    <w:lvl w:ilvl="0" w:tplc="6522372C">
       <w:start w:val="1"/>
       <w:numFmt w:val="bullet"/>
       <w:lvlText w:val="●"/>
@@ -15228,7 +15518,7 @@
         <w:ind w:left="720" w:hanging="360"/>
       </w:pPr>
     </w:lvl>
-    <w:lvl w:ilvl="1" w:tplc="97E4B54C">
+    <w:lvl w:ilvl="1" w:tplc="146232F0">
       <w:start w:val="1"/>
       <w:numFmt w:val="bullet"/>
       <w:lvlText w:val="○"/>
@@ -15237,7 +15527,7 @@
         <w:ind w:left="1440" w:hanging="360"/>
       </w:pPr>
     </w:lvl>
-    <w:lvl w:ilvl="2" w:tplc="C270CAA8">
+    <w:lvl w:ilvl="2" w:tplc="9B5A37E6">
       <w:start w:val="1"/>
       <w:numFmt w:val="bullet"/>
       <w:lvlText w:val="■"/>
@@ -15246,7 +15536,7 @@
         <w:ind w:left="2160" w:hanging="360"/>
       </w:pPr>
     </w:lvl>
-    <w:lvl w:ilvl="3" w:tplc="106C3C2E">
+    <w:lvl w:ilvl="3" w:tplc="EDAA18DE">
       <w:start w:val="1"/>
       <w:numFmt w:val="bullet"/>
       <w:lvlText w:val="●"/>
@@ -15255,7 +15545,7 @@
         <w:ind w:left="2880" w:hanging="360"/>
       </w:pPr>
     </w:lvl>
-    <w:lvl w:ilvl="4" w:tplc="36C0BDBA">
+    <w:lvl w:ilvl="4" w:tplc="43BCE496">
       <w:start w:val="1"/>
       <w:numFmt w:val="bullet"/>
       <w:lvlText w:val="○"/>
@@ -15264,7 +15554,7 @@
         <w:ind w:left="3600" w:hanging="360"/>
       </w:pPr>
     </w:lvl>
-    <w:lvl w:ilvl="5" w:tplc="18909162">
+    <w:lvl w:ilvl="5" w:tplc="D73E27BE">
       <w:start w:val="1"/>
       <w:numFmt w:val="bullet"/>
       <w:lvlText w:val="■"/>
@@ -15273,7 +15563,7 @@
         <w:ind w:left="4320" w:hanging="360"/>
       </w:pPr>
     </w:lvl>
-    <w:lvl w:ilvl="6" w:tplc="03C8541C">
+    <w:lvl w:ilvl="6" w:tplc="0C80FA6E">
       <w:start w:val="1"/>
       <w:numFmt w:val="bullet"/>
       <w:lvlText w:val="●"/>
@@ -15282,7 +15572,7 @@
         <w:ind w:left="5040" w:hanging="360"/>
       </w:pPr>
     </w:lvl>
-    <w:lvl w:ilvl="7" w:tplc="11625F64">
+    <w:lvl w:ilvl="7" w:tplc="FE5A5284">
       <w:start w:val="1"/>
       <w:numFmt w:val="bullet"/>
       <w:lvlText w:val="●"/>
@@ -15291,7 +15581,7 @@
         <w:ind w:left="5760" w:hanging="360"/>
       </w:pPr>
     </w:lvl>
-    <w:lvl w:ilvl="8" w:tplc="DBC4A160">
+    <w:lvl w:ilvl="8" w:tplc="0882C60C">
       <w:start w:val="1"/>
       <w:numFmt w:val="bullet"/>
       <w:lvlText w:val="●"/>
@@ -15301,11 +15591,11 @@
       </w:pPr>
     </w:lvl>
   </w:abstractNum>
-  <w:abstractNum w:abstractNumId="6" w15:restartNumberingAfterBreak="0">
-    <w:nsid w:val="3F7527D3"/>
+  <w:abstractNum w:abstractNumId="5" w15:restartNumberingAfterBreak="0">
+    <w:nsid w:val="4FEE260B"/>
     <w:multiLevelType w:val="hybridMultilevel"/>
-    <w:tmpl w:val="12AC905C"/>
-    <w:lvl w:ilvl="0" w:tplc="A68233F2">
+    <w:tmpl w:val="761EE406"/>
+    <w:lvl w:ilvl="0" w:tplc="769A5B5A">
       <w:start w:val="1"/>
       <w:numFmt w:val="decimal"/>
       <w:lvlText w:val="%1."/>
@@ -15319,52 +15609,111 @@
         <w:color w:val="A67C27"/>
       </w:rPr>
     </w:lvl>
-    <w:lvl w:ilvl="1" w:tplc="5346355A">
+    <w:lvl w:ilvl="1" w:tplc="087E1F6C">
       <w:numFmt w:val="decimal"/>
       <w:lvlText w:val=""/>
       <w:lvlJc w:val="left"/>
     </w:lvl>
-    <w:lvl w:ilvl="2" w:tplc="4F18B0E2">
+    <w:lvl w:ilvl="2" w:tplc="F4C82528">
       <w:numFmt w:val="decimal"/>
       <w:lvlText w:val=""/>
       <w:lvlJc w:val="left"/>
     </w:lvl>
-    <w:lvl w:ilvl="3" w:tplc="4CEA3610">
+    <w:lvl w:ilvl="3" w:tplc="BA5870DC">
       <w:numFmt w:val="decimal"/>
       <w:lvlText w:val=""/>
       <w:lvlJc w:val="left"/>
     </w:lvl>
-    <w:lvl w:ilvl="4" w:tplc="892E4FEC">
+    <w:lvl w:ilvl="4" w:tplc="4060F890">
       <w:numFmt w:val="decimal"/>
       <w:lvlText w:val=""/>
       <w:lvlJc w:val="left"/>
     </w:lvl>
-    <w:lvl w:ilvl="5" w:tplc="94E21772">
+    <w:lvl w:ilvl="5" w:tplc="36969346">
       <w:numFmt w:val="decimal"/>
       <w:lvlText w:val=""/>
       <w:lvlJc w:val="left"/>
     </w:lvl>
-    <w:lvl w:ilvl="6" w:tplc="AFDE6B5E">
+    <w:lvl w:ilvl="6" w:tplc="4FD06FE8">
       <w:numFmt w:val="decimal"/>
       <w:lvlText w:val=""/>
       <w:lvlJc w:val="left"/>
     </w:lvl>
-    <w:lvl w:ilvl="7" w:tplc="6DA4B0BA">
+    <w:lvl w:ilvl="7" w:tplc="92369DEC">
       <w:numFmt w:val="decimal"/>
       <w:lvlText w:val=""/>
       <w:lvlJc w:val="left"/>
     </w:lvl>
-    <w:lvl w:ilvl="8" w:tplc="76BEBD26">
+    <w:lvl w:ilvl="8" w:tplc="077469DC">
+      <w:numFmt w:val="decimal"/>
+      <w:lvlText w:val=""/>
+      <w:lvlJc w:val="left"/>
+    </w:lvl>
+  </w:abstractNum>
+  <w:abstractNum w:abstractNumId="6" w15:restartNumberingAfterBreak="0">
+    <w:nsid w:val="535D5D46"/>
+    <w:multiLevelType w:val="hybridMultilevel"/>
+    <w:tmpl w:val="22208452"/>
+    <w:lvl w:ilvl="0" w:tplc="A1F837B0">
+      <w:start w:val="1"/>
+      <w:numFmt w:val="decimal"/>
+      <w:lvlText w:val="%1."/>
+      <w:lvlJc w:val="left"/>
+      <w:pPr>
+        <w:ind w:left="460" w:hanging="360"/>
+      </w:pPr>
+      <w:rPr>
+        <w:b/>
+        <w:bCs/>
+        <w:color w:val="A67C27"/>
+      </w:rPr>
+    </w:lvl>
+    <w:lvl w:ilvl="1" w:tplc="C36C816E">
+      <w:numFmt w:val="decimal"/>
+      <w:lvlText w:val=""/>
+      <w:lvlJc w:val="left"/>
+    </w:lvl>
+    <w:lvl w:ilvl="2" w:tplc="D164A8FC">
+      <w:numFmt w:val="decimal"/>
+      <w:lvlText w:val=""/>
+      <w:lvlJc w:val="left"/>
+    </w:lvl>
+    <w:lvl w:ilvl="3" w:tplc="66C63244">
+      <w:numFmt w:val="decimal"/>
+      <w:lvlText w:val=""/>
+      <w:lvlJc w:val="left"/>
+    </w:lvl>
+    <w:lvl w:ilvl="4" w:tplc="E460E936">
+      <w:numFmt w:val="decimal"/>
+      <w:lvlText w:val=""/>
+      <w:lvlJc w:val="left"/>
+    </w:lvl>
+    <w:lvl w:ilvl="5" w:tplc="805847E0">
+      <w:numFmt w:val="decimal"/>
+      <w:lvlText w:val=""/>
+      <w:lvlJc w:val="left"/>
+    </w:lvl>
+    <w:lvl w:ilvl="6" w:tplc="E48C5412">
+      <w:numFmt w:val="decimal"/>
+      <w:lvlText w:val=""/>
+      <w:lvlJc w:val="left"/>
+    </w:lvl>
+    <w:lvl w:ilvl="7" w:tplc="AFF279FC">
+      <w:numFmt w:val="decimal"/>
+      <w:lvlText w:val=""/>
+      <w:lvlJc w:val="left"/>
+    </w:lvl>
+    <w:lvl w:ilvl="8" w:tplc="38708848">
       <w:numFmt w:val="decimal"/>
       <w:lvlText w:val=""/>
       <w:lvlJc w:val="left"/>
     </w:lvl>
   </w:abstractNum>
   <w:abstractNum w:abstractNumId="7" w15:restartNumberingAfterBreak="0">
-    <w:nsid w:val="452E3386"/>
+    <w:nsid w:val="59D16DD0"/>
     <w:multiLevelType w:val="hybridMultilevel"/>
-    <w:tmpl w:val="9AD2EA0A"/>
-    <w:lvl w:ilvl="0" w:tplc="27240B22">
+    <w:tmpl w:val="466C25F8"/>
+    <w:lvl w:ilvl="0" w:tplc="DD1AEA38">
       <w:start w:val="1"/>
       <w:numFmt w:val="decimal"/>
       <w:lvlText w:val="%1."/>
@@ -15378,52 +15727,52 @@
         <w:color w:val="A67C27"/>
       </w:rPr>
     </w:lvl>
-    <w:lvl w:ilvl="1" w:tplc="867CD4D6">
+    <w:lvl w:ilvl="1" w:tplc="EE105E6A">
       <w:numFmt w:val="decimal"/>
       <w:lvlText w:val=""/>
       <w:lvlJc w:val="left"/>
     </w:lvl>
-    <w:lvl w:ilvl="2" w:tplc="919C9170">
+    <w:lvl w:ilvl="2" w:tplc="851E58EA">
       <w:numFmt w:val="decimal"/>
       <w:lvlText w:val=""/>
       <w:lvlJc w:val="left"/>
     </w:lvl>
-    <w:lvl w:ilvl="3" w:tplc="DA022458">
+    <w:lvl w:ilvl="3" w:tplc="968E37B6">
       <w:numFmt w:val="decimal"/>
       <w:lvlText w:val=""/>
       <w:lvlJc w:val="left"/>
     </w:lvl>
-    <w:lvl w:ilvl="4" w:tplc="B2E8028C">
+    <w:lvl w:ilvl="4" w:tplc="99828AF2">
       <w:numFmt w:val="decimal"/>
       <w:lvlText w:val=""/>
       <w:lvlJc w:val="left"/>
     </w:lvl>
-    <w:lvl w:ilvl="5" w:tplc="F4D2DFE2">
+    <w:lvl w:ilvl="5" w:tplc="CFDA933E">
       <w:numFmt w:val="decimal"/>
       <w:lvlText w:val=""/>
       <w:lvlJc w:val="left"/>
     </w:lvl>
-    <w:lvl w:ilvl="6" w:tplc="7516367A">
+    <w:lvl w:ilvl="6" w:tplc="5CDCCC16">
       <w:numFmt w:val="decimal"/>
       <w:lvlText w:val=""/>
       <w:lvlJc w:val="left"/>
     </w:lvl>
-    <w:lvl w:ilvl="7" w:tplc="4FF00CFE">
+    <w:lvl w:ilvl="7" w:tplc="209433C8">
       <w:numFmt w:val="decimal"/>
       <w:lvlText w:val=""/>
       <w:lvlJc w:val="left"/>
     </w:lvl>
-    <w:lvl w:ilvl="8" w:tplc="F08CD0E4">
+    <w:lvl w:ilvl="8" w:tplc="C5F4D20A">
       <w:numFmt w:val="decimal"/>
       <w:lvlText w:val=""/>
       <w:lvlJc w:val="left"/>
     </w:lvl>
   </w:abstractNum>
   <w:abstractNum w:abstractNumId="8" w15:restartNumberingAfterBreak="0">
-    <w:nsid w:val="462F4C19"/>
+    <w:nsid w:val="67BA06B4"/>
     <w:multiLevelType w:val="hybridMultilevel"/>
-    <w:tmpl w:val="2E3E8A60"/>
-    <w:lvl w:ilvl="0" w:tplc="0D526634">
+    <w:tmpl w:val="C9B007BC"/>
+    <w:lvl w:ilvl="0" w:tplc="233E8E36">
       <w:start w:val="1"/>
       <w:numFmt w:val="decimal"/>
       <w:lvlText w:val="%1."/>
@@ -15437,52 +15786,110 @@
         <w:color w:val="A67C27"/>
       </w:rPr>
     </w:lvl>
-    <w:lvl w:ilvl="1" w:tplc="46D4A916">
+    <w:lvl w:ilvl="1" w:tplc="421A3E7A">
       <w:numFmt w:val="decimal"/>
       <w:lvlText w:val=""/>
       <w:lvlJc w:val="left"/>
     </w:lvl>
-    <w:lvl w:ilvl="2" w:tplc="4F723D18">
+    <w:lvl w:ilvl="2" w:tplc="4326758C">
       <w:numFmt w:val="decimal"/>
       <w:lvlText w:val=""/>
       <w:lvlJc w:val="left"/>
     </w:lvl>
-    <w:lvl w:ilvl="3" w:tplc="2E561576">
+    <w:lvl w:ilvl="3" w:tplc="FE14CB18">
       <w:numFmt w:val="decimal"/>
       <w:lvlText w:val=""/>
       <w:lvlJc w:val="left"/>
     </w:lvl>
-    <w:lvl w:ilvl="4" w:tplc="A5D0CC86">
+    <w:lvl w:ilvl="4" w:tplc="CCE0297A">
       <w:numFmt w:val="decimal"/>
       <w:lvlText w:val=""/>
       <w:lvlJc w:val="left"/>
     </w:lvl>
-    <w:lvl w:ilvl="5" w:tplc="A7307942">
+    <w:lvl w:ilvl="5" w:tplc="8C123074">
       <w:numFmt w:val="decimal"/>
       <w:lvlText w:val=""/>
       <w:lvlJc w:val="left"/>
     </w:lvl>
-    <w:lvl w:ilvl="6" w:tplc="614AF39E">
+    <w:lvl w:ilvl="6" w:tplc="350A0982">
       <w:numFmt w:val="decimal"/>
       <w:lvlText w:val=""/>
       <w:lvlJc w:val="left"/>
     </w:lvl>
-    <w:lvl w:ilvl="7" w:tplc="878A42A2">
+    <w:lvl w:ilvl="7" w:tplc="3642F04C">
       <w:numFmt w:val="decimal"/>
       <w:lvlText w:val=""/>
       <w:lvlJc w:val="left"/>
     </w:lvl>
-    <w:lvl w:ilvl="8" w:tplc="D594105E">
+    <w:lvl w:ilvl="8" w:tplc="5224BDE4">
       <w:numFmt w:val="decimal"/>
       <w:lvlText w:val=""/>
       <w:lvlJc w:val="left"/>
     </w:lvl>
   </w:abstractNum>
   <w:abstractNum w:abstractNumId="9" w15:restartNumberingAfterBreak="0">
-    <w:nsid w:val="4DF325DD"/>
+    <w:nsid w:val="74D97950"/>
     <w:multiLevelType w:val="hybridMultilevel"/>
-    <w:tmpl w:val="7E10C26C"/>
-    <w:lvl w:ilvl="0" w:tplc="5B82F7E4">
+    <w:tmpl w:val="AC02754E"/>
+    <w:lvl w:ilvl="0" w:tplc="D0F031F0">
+      <w:start w:val="1"/>
+      <w:numFmt w:val="bullet"/>
+      <w:lvlText w:val="•"/>
+      <w:lvlJc w:val="left"/>
+      <w:pPr>
+        <w:ind w:left="460" w:hanging="280"/>
+      </w:pPr>
+    </w:lvl>
+    <w:lvl w:ilvl="1" w:tplc="35964D1A">
+      <w:start w:val="1"/>
+      <w:numFmt w:val="bullet"/>
+      <w:lvlText w:val="–"/>
+      <w:lvlJc w:val="left"/>
+      <w:pPr>
+        <w:ind w:left="900" w:hanging="280"/>
+      </w:pPr>
+    </w:lvl>
+    <w:lvl w:ilvl="2" w:tplc="447CA1C4">
+      <w:numFmt w:val="decimal"/>
+      <w:lvlText w:val=""/>
+      <w:lvlJc w:val="left"/>
+    </w:lvl>
+    <w:lvl w:ilvl="3" w:tplc="7256C20A">
+      <w:numFmt w:val="decimal"/>
+      <w:lvlText w:val=""/>
+      <w:lvlJc w:val="left"/>
+    </w:lvl>
+    <w:lvl w:ilvl="4" w:tplc="876A98D4">
+      <w:numFmt w:val="decimal"/>
+      <w:lvlText w:val=""/>
+      <w:lvlJc w:val="left"/>
+    </w:lvl>
+    <w:lvl w:ilvl="5" w:tplc="6D12DFA4">
+      <w:numFmt w:val="decimal"/>
+      <w:lvlText w:val=""/>
+      <w:lvlJc w:val="left"/>
+    </w:lvl>
+    <w:lvl w:ilvl="6" w:tplc="3B267996">
+      <w:numFmt w:val="decimal"/>
+      <w:lvlText w:val=""/>
+      <w:lvlJc w:val="left"/>
+    </w:lvl>
+    <w:lvl w:ilvl="7" w:tplc="0FCEB09E">
+      <w:numFmt w:val="decimal"/>
+      <w:lvlText w:val=""/>
+      <w:lvlJc w:val="left"/>
+    </w:lvl>
+    <w:lvl w:ilvl="8" w:tplc="4028A756">
+      <w:numFmt w:val="decimal"/>
+      <w:lvlText w:val=""/>
+      <w:lvlJc w:val="left"/>
+    </w:lvl>
+  </w:abstractNum>
+  <w:abstractNum w:abstractNumId="10" w15:restartNumberingAfterBreak="0">
+    <w:nsid w:val="796E4055"/>
+    <w:multiLevelType w:val="hybridMultilevel"/>
+    <w:tmpl w:val="93883926"/>
+    <w:lvl w:ilvl="0" w:tplc="C6BE0E58">
       <w:start w:val="1"/>
       <w:numFmt w:val="decimal"/>
       <w:lvlText w:val="%1."/>
@@ -15496,52 +15903,52 @@
         <w:color w:val="A67C27"/>
       </w:rPr>
     </w:lvl>
-    <w:lvl w:ilvl="1" w:tplc="99FE44BA">
+    <w:lvl w:ilvl="1" w:tplc="AAF053BC">
       <w:numFmt w:val="decimal"/>
       <w:lvlText w:val=""/>
       <w:lvlJc w:val="left"/>
     </w:lvl>
-    <w:lvl w:ilvl="2" w:tplc="F6604852">
+    <w:lvl w:ilvl="2" w:tplc="DE586886">
       <w:numFmt w:val="decimal"/>
       <w:lvlText w:val=""/>
       <w:lvlJc w:val="left"/>
     </w:lvl>
-    <w:lvl w:ilvl="3" w:tplc="E2660AFA">
+    <w:lvl w:ilvl="3" w:tplc="3BE64D50">
       <w:numFmt w:val="decimal"/>
       <w:lvlText w:val=""/>
       <w:lvlJc w:val="left"/>
     </w:lvl>
-    <w:lvl w:ilvl="4" w:tplc="8E168E52">
+    <w:lvl w:ilvl="4" w:tplc="80EC7A0A">
       <w:numFmt w:val="decimal"/>
       <w:lvlText w:val=""/>
       <w:lvlJc w:val="left"/>
     </w:lvl>
-    <w:lvl w:ilvl="5" w:tplc="51D013EA">
+    <w:lvl w:ilvl="5" w:tplc="66E6FEE0">
       <w:numFmt w:val="decimal"/>
       <w:lvlText w:val=""/>
       <w:lvlJc w:val="left"/>
     </w:lvl>
-    <w:lvl w:ilvl="6" w:tplc="74C2A070">
+    <w:lvl w:ilvl="6" w:tplc="93DCCEA4">
       <w:numFmt w:val="decimal"/>
       <w:lvlText w:val=""/>
       <w:lvlJc w:val="left"/>
     </w:lvl>
-    <w:lvl w:ilvl="7" w:tplc="8042DE38">
+    <w:lvl w:ilvl="7" w:tplc="FD6244CC">
       <w:numFmt w:val="decimal"/>
       <w:lvlText w:val=""/>
       <w:lvlJc w:val="left"/>
     </w:lvl>
-    <w:lvl w:ilvl="8" w:tplc="A51E2022">
+    <w:lvl w:ilvl="8" w:tplc="DB98F1C0">
       <w:numFmt w:val="decimal"/>
       <w:lvlText w:val=""/>
       <w:lvlJc w:val="left"/>
     </w:lvl>
   </w:abstractNum>
-  <w:abstractNum w:abstractNumId="10" w15:restartNumberingAfterBreak="0">
-    <w:nsid w:val="59E207A4"/>
+  <w:abstractNum w:abstractNumId="11" w15:restartNumberingAfterBreak="0">
+    <w:nsid w:val="79DD6ABD"/>
     <w:multiLevelType w:val="hybridMultilevel"/>
-    <w:tmpl w:val="86DC4B2A"/>
-    <w:lvl w:ilvl="0" w:tplc="0A6C28E4">
+    <w:tmpl w:val="2FB0EB90"/>
+    <w:lvl w:ilvl="0" w:tplc="8892DECE">
       <w:start w:val="1"/>
       <w:numFmt w:val="decimal"/>
       <w:lvlText w:val="%1."/>
@@ -15555,174 +15962,115 @@
         <w:color w:val="A67C27"/>
       </w:rPr>
     </w:lvl>
-    <w:lvl w:ilvl="1" w:tplc="12EC58C6">
+    <w:lvl w:ilvl="1" w:tplc="34C6DDC4">
       <w:numFmt w:val="decimal"/>
       <w:lvlText w:val=""/>
       <w:lvlJc w:val="left"/>
     </w:lvl>
-    <w:lvl w:ilvl="2" w:tplc="21ECE436">
+    <w:lvl w:ilvl="2" w:tplc="2F6455EC">
       <w:numFmt w:val="decimal"/>
       <w:lvlText w:val=""/>
       <w:lvlJc w:val="left"/>
     </w:lvl>
-    <w:lvl w:ilvl="3" w:tplc="A83816AE">
+    <w:lvl w:ilvl="3" w:tplc="AF4A3DB6">
       <w:numFmt w:val="decimal"/>
       <w:lvlText w:val=""/>
       <w:lvlJc w:val="left"/>
     </w:lvl>
-    <w:lvl w:ilvl="4" w:tplc="783CFE10">
+    <w:lvl w:ilvl="4" w:tplc="DD6654CA">
       <w:numFmt w:val="decimal"/>
       <w:lvlText w:val=""/>
       <w:lvlJc w:val="left"/>
     </w:lvl>
-    <w:lvl w:ilvl="5" w:tplc="4F5CEEBA">
+    <w:lvl w:ilvl="5" w:tplc="3490EA0C">
       <w:numFmt w:val="decimal"/>
       <w:lvlText w:val=""/>
       <w:lvlJc w:val="left"/>
     </w:lvl>
-    <w:lvl w:ilvl="6" w:tplc="0B6A286E">
+    <w:lvl w:ilvl="6" w:tplc="6CBA946A">
       <w:numFmt w:val="decimal"/>
       <w:lvlText w:val=""/>
       <w:lvlJc w:val="left"/>
     </w:lvl>
-    <w:lvl w:ilvl="7" w:tplc="8F4263A4">
+    <w:lvl w:ilvl="7" w:tplc="3AD45ED8">
       <w:numFmt w:val="decimal"/>
       <w:lvlText w:val=""/>
       <w:lvlJc w:val="left"/>
     </w:lvl>
-    <w:lvl w:ilvl="8" w:tplc="FEF0E14E">
+    <w:lvl w:ilvl="8" w:tplc="EC1C8CB6">
       <w:numFmt w:val="decimal"/>
       <w:lvlText w:val=""/>
       <w:lvlJc w:val="left"/>
     </w:lvl>
   </w:abstractNum>
-  <w:abstractNum w:abstractNumId="11" w15:restartNumberingAfterBreak="0">
-    <w:nsid w:val="7F8E2D24"/>
-    <w:multiLevelType w:val="hybridMultilevel"/>
-    <w:tmpl w:val="0EE0FD36"/>
-    <w:lvl w:ilvl="0" w:tplc="94A6313C">
-      <w:start w:val="1"/>
-      <w:numFmt w:val="decimal"/>
-      <w:lvlText w:val="%1."/>
-      <w:lvlJc w:val="left"/>
-      <w:pPr>
-        <w:ind w:left="460" w:hanging="360"/>
-      </w:pPr>
-      <w:rPr>
-        <w:b/>
-        <w:bCs/>
-        <w:color w:val="A67C27"/>
-      </w:rPr>
-    </w:lvl>
-    <w:lvl w:ilvl="1" w:tplc="3BD4A96C">
-      <w:numFmt w:val="decimal"/>
-      <w:lvlText w:val=""/>
-      <w:lvlJc w:val="left"/>
-    </w:lvl>
-    <w:lvl w:ilvl="2" w:tplc="0DEEB494">
-      <w:numFmt w:val="decimal"/>
-      <w:lvlText w:val=""/>
-      <w:lvlJc w:val="left"/>
-    </w:lvl>
-    <w:lvl w:ilvl="3" w:tplc="2D06A2F6">
-      <w:numFmt w:val="decimal"/>
-      <w:lvlText w:val=""/>
-      <w:lvlJc w:val="left"/>
-    </w:lvl>
-    <w:lvl w:ilvl="4" w:tplc="28C2146E">
-      <w:numFmt w:val="decimal"/>
-      <w:lvlText w:val=""/>
-      <w:lvlJc w:val="left"/>
-    </w:lvl>
-    <w:lvl w:ilvl="5" w:tplc="26A024AA">
-      <w:numFmt w:val="decimal"/>
-      <w:lvlText w:val=""/>
-      <w:lvlJc w:val="left"/>
-    </w:lvl>
-    <w:lvl w:ilvl="6" w:tplc="04045878">
-      <w:numFmt w:val="decimal"/>
-      <w:lvlText w:val=""/>
-      <w:lvlJc w:val="left"/>
-    </w:lvl>
-    <w:lvl w:ilvl="7" w:tplc="6E42762E">
-      <w:numFmt w:val="decimal"/>
-      <w:lvlText w:val=""/>
-      <w:lvlJc w:val="left"/>
-    </w:lvl>
-    <w:lvl w:ilvl="8" w:tplc="67BC2A34">
-      <w:numFmt w:val="decimal"/>
-      <w:lvlText w:val=""/>
-      <w:lvlJc w:val="left"/>
-    </w:lvl>
-  </w:abstractNum>
-  <w:num w:numId="1" w16cid:durableId="1250164934">
+  <w:num w:numId="1" w16cid:durableId="1427382398">
+    <w:abstractNumId w:val="4"/>
+    <w:lvlOverride w:ilvl="0">
+      <w:startOverride w:val="1"/>
+    </w:lvlOverride>
+  </w:num>
+  <w:num w:numId="2" w16cid:durableId="1814105757">
+    <w:abstractNumId w:val="9"/>
+    <w:lvlOverride w:ilvl="0">
+      <w:startOverride w:val="1"/>
+    </w:lvlOverride>
+  </w:num>
+  <w:num w:numId="3" w16cid:durableId="212498169">
+    <w:abstractNumId w:val="10"/>
+    <w:lvlOverride w:ilvl="0">
+      <w:startOverride w:val="1"/>
+    </w:lvlOverride>
+  </w:num>
+  <w:num w:numId="4" w16cid:durableId="2046757408">
     <w:abstractNumId w:val="5"/>
     <w:lvlOverride w:ilvl="0">
       <w:startOverride w:val="1"/>
     </w:lvlOverride>
   </w:num>
-  <w:num w:numId="2" w16cid:durableId="1827088560">
-    <w:abstractNumId w:val="4"/>
-    <w:lvlOverride w:ilvl="0">
-      <w:startOverride w:val="1"/>
-    </w:lvlOverride>
-  </w:num>
-  <w:num w:numId="3" w16cid:durableId="18509831">
+  <w:num w:numId="5" w16cid:durableId="538201934">
     <w:abstractNumId w:val="8"/>
     <w:lvlOverride w:ilvl="0">
       <w:startOverride w:val="1"/>
     </w:lvlOverride>
   </w:num>
-  <w:num w:numId="4" w16cid:durableId="684088793">
+  <w:num w:numId="6" w16cid:durableId="1687176055">
+    <w:abstractNumId w:val="1"/>
+    <w:lvlOverride w:ilvl="0">
+      <w:startOverride w:val="1"/>
+    </w:lvlOverride>
+  </w:num>
+  <w:num w:numId="7" w16cid:durableId="587227520">
+    <w:abstractNumId w:val="2"/>
+    <w:lvlOverride w:ilvl="0">
+      <w:startOverride w:val="1"/>
+    </w:lvlOverride>
+  </w:num>
+  <w:num w:numId="8" w16cid:durableId="2100057982">
+    <w:abstractNumId w:val="3"/>
+    <w:lvlOverride w:ilvl="0">
+      <w:startOverride w:val="1"/>
+    </w:lvlOverride>
+  </w:num>
+  <w:num w:numId="9" w16cid:durableId="219559100">
     <w:abstractNumId w:val="7"/>
     <w:lvlOverride w:ilvl="0">
       <w:startOverride w:val="1"/>
     </w:lvlOverride>
   </w:num>
-  <w:num w:numId="5" w16cid:durableId="176122694">
-    <w:abstractNumId w:val="9"/>
-    <w:lvlOverride w:ilvl="0">
-      <w:startOverride w:val="1"/>
-    </w:lvlOverride>
-  </w:num>
-  <w:num w:numId="6" w16cid:durableId="349530992">
-    <w:abstractNumId w:val="1"/>
-    <w:lvlOverride w:ilvl="0">
-      <w:startOverride w:val="1"/>
-    </w:lvlOverride>
-  </w:num>
-  <w:num w:numId="7" w16cid:durableId="242422280">
+  <w:num w:numId="10" w16cid:durableId="950087350">
     <w:abstractNumId w:val="11"/>
     <w:lvlOverride w:ilvl="0">
       <w:startOverride w:val="1"/>
     </w:lvlOverride>
   </w:num>
-  <w:num w:numId="8" w16cid:durableId="579797260">
+  <w:num w:numId="11" w16cid:durableId="1681156934">
     <w:abstractNumId w:val="6"/>
     <w:lvlOverride w:ilvl="0">
       <w:startOverride w:val="1"/>
     </w:lvlOverride>
   </w:num>
-  <w:num w:numId="9" w16cid:durableId="1801806130">
-    <w:abstractNumId w:val="3"/>
-    <w:lvlOverride w:ilvl="0">
-      <w:startOverride w:val="1"/>
-    </w:lvlOverride>
-  </w:num>
-  <w:num w:numId="10" w16cid:durableId="1251550289">
+  <w:num w:numId="12" w16cid:durableId="377706026">
     <w:abstractNumId w:val="0"/>
-    <w:lvlOverride w:ilvl="0">
-      <w:startOverride w:val="1"/>
-    </w:lvlOverride>
-  </w:num>
-  <w:num w:numId="11" w16cid:durableId="1378041909">
-    <w:abstractNumId w:val="10"/>
-    <w:lvlOverride w:ilvl="0">
-      <w:startOverride w:val="1"/>
-    </w:lvlOverride>
-  </w:num>
-  <w:num w:numId="12" w16cid:durableId="1918516749">
-    <w:abstractNumId w:val="2"/>
     <w:lvlOverride w:ilvl="0">
       <w:startOverride w:val="1"/>
     </w:lvlOverride>
@@ -16347,7 +16695,7 @@
     <w:autoRedefine/>
     <w:uiPriority w:val="39"/>
     <w:unhideWhenUsed/>
-    <w:rsid w:val="00B33B80"/>
+    <w:rsid w:val="00DA15AE"/>
     <w:pPr>
       <w:spacing w:after="100"/>
     </w:pPr>
@@ -16359,7 +16707,7 @@
     <w:autoRedefine/>
     <w:uiPriority w:val="39"/>
     <w:unhideWhenUsed/>
-    <w:rsid w:val="00B33B80"/>
+    <w:rsid w:val="00DA15AE"/>
     <w:pPr>
       <w:spacing w:after="100"/>
       <w:ind w:left="210"/>

--- a/docs/manuals/Role_Guide_5_KII_RA.docx
+++ b/docs/manuals/Role_Guide_5_KII_RA.docx
@@ -69,7 +69,7 @@
           <w:left w:w="10" w:type="dxa"/>
           <w:right w:w="10" w:type="dxa"/>
         </w:tblCellMar>
-        <w:tblLook w:val="04A0" w:firstRow="1" w:lastRow="0" w:firstColumn="1" w:lastColumn="0" w:noHBand="0" w:noVBand="1"/>
+        <w:tblLook w:val="0000" w:firstRow="0" w:lastRow="0" w:firstColumn="0" w:lastColumn="0" w:noHBand="0" w:noVBand="0"/>
       </w:tblPr>
       <w:tblGrid>
         <w:gridCol w:w="2300"/>
@@ -469,7 +469,7 @@
                 <w:sz w:val="19"/>
                 <w:szCs w:val="19"/>
               </w:rPr>
-              <w:t>Version 1.17 · 3 October 2026</w:t>
+              <w:t>Version 1.18 · 4 October 2026</w:t>
             </w:r>
           </w:p>
         </w:tc>
@@ -538,7 +538,7 @@
     <w:sdt>
       <w:sdtPr>
         <w:alias w:val="Contents"/>
-        <w:id w:val="-1023940977"/>
+        <w:id w:val="-783799248"/>
       </w:sdtPr>
       <w:sdtEndPr/>
       <w:sdtContent>
@@ -567,7 +567,7 @@
           <w:r>
             <w:fldChar w:fldCharType="separate"/>
           </w:r>
-          <w:hyperlink w:anchor="_Toc241897221" w:history="1">
+          <w:hyperlink w:anchor="_Toc241998618" w:history="1">
             <w:r>
               <w:rPr>
                 <w:rStyle w:val="Hyperlink"/>
@@ -591,7 +591,7 @@
               <w:rPr>
                 <w:noProof/>
               </w:rPr>
-              <w:instrText xml:space="preserve"> PAGEREF _Toc241897221 \h </w:instrText>
+              <w:instrText xml:space="preserve"> PAGEREF _Toc241998618 \h </w:instrText>
             </w:r>
             <w:r>
               <w:rPr>
@@ -634,7 +634,7 @@
               <w14:ligatures w14:val="standardContextual"/>
             </w:rPr>
           </w:pPr>
-          <w:hyperlink w:anchor="_Toc241897222" w:history="1">
+          <w:hyperlink w:anchor="_Toc241998619" w:history="1">
             <w:r>
               <w:rPr>
                 <w:rStyle w:val="Hyperlink"/>
@@ -658,7 +658,7 @@
               <w:rPr>
                 <w:noProof/>
               </w:rPr>
-              <w:instrText xml:space="preserve"> PAGEREF _Toc241897222 \h </w:instrText>
+              <w:instrText xml:space="preserve"> PAGEREF _Toc241998619 \h </w:instrText>
             </w:r>
             <w:r>
               <w:rPr>
@@ -701,7 +701,7 @@
               <w14:ligatures w14:val="standardContextual"/>
             </w:rPr>
           </w:pPr>
-          <w:hyperlink w:anchor="_Toc241897223" w:history="1">
+          <w:hyperlink w:anchor="_Toc241998620" w:history="1">
             <w:r>
               <w:rPr>
                 <w:rStyle w:val="Hyperlink"/>
@@ -725,7 +725,7 @@
               <w:rPr>
                 <w:noProof/>
               </w:rPr>
-              <w:instrText xml:space="preserve"> PAGEREF _Toc241897223 \h </w:instrText>
+              <w:instrText xml:space="preserve"> PAGEREF _Toc241998620 \h </w:instrText>
             </w:r>
             <w:r>
               <w:rPr>
@@ -768,7 +768,7 @@
               <w14:ligatures w14:val="standardContextual"/>
             </w:rPr>
           </w:pPr>
-          <w:hyperlink w:anchor="_Toc241897224" w:history="1">
+          <w:hyperlink w:anchor="_Toc241998621" w:history="1">
             <w:r>
               <w:rPr>
                 <w:rStyle w:val="Hyperlink"/>
@@ -792,7 +792,7 @@
               <w:rPr>
                 <w:noProof/>
               </w:rPr>
-              <w:instrText xml:space="preserve"> PAGEREF _Toc241897224 \h </w:instrText>
+              <w:instrText xml:space="preserve"> PAGEREF _Toc241998621 \h </w:instrText>
             </w:r>
             <w:r>
               <w:rPr>
@@ -835,7 +835,7 @@
               <w14:ligatures w14:val="standardContextual"/>
             </w:rPr>
           </w:pPr>
-          <w:hyperlink w:anchor="_Toc241897225" w:history="1">
+          <w:hyperlink w:anchor="_Toc241998622" w:history="1">
             <w:r>
               <w:rPr>
                 <w:rStyle w:val="Hyperlink"/>
@@ -859,7 +859,7 @@
               <w:rPr>
                 <w:noProof/>
               </w:rPr>
-              <w:instrText xml:space="preserve"> PAGEREF _Toc241897225 \h </w:instrText>
+              <w:instrText xml:space="preserve"> PAGEREF _Toc241998622 \h </w:instrText>
             </w:r>
             <w:r>
               <w:rPr>
@@ -902,7 +902,7 @@
               <w14:ligatures w14:val="standardContextual"/>
             </w:rPr>
           </w:pPr>
-          <w:hyperlink w:anchor="_Toc241897226" w:history="1">
+          <w:hyperlink w:anchor="_Toc241998623" w:history="1">
             <w:r>
               <w:rPr>
                 <w:rStyle w:val="Hyperlink"/>
@@ -926,7 +926,7 @@
               <w:rPr>
                 <w:noProof/>
               </w:rPr>
-              <w:instrText xml:space="preserve"> PAGEREF _Toc241897226 \h </w:instrText>
+              <w:instrText xml:space="preserve"> PAGEREF _Toc241998623 \h </w:instrText>
             </w:r>
             <w:r>
               <w:rPr>
@@ -969,7 +969,7 @@
               <w14:ligatures w14:val="standardContextual"/>
             </w:rPr>
           </w:pPr>
-          <w:hyperlink w:anchor="_Toc241897227" w:history="1">
+          <w:hyperlink w:anchor="_Toc241998624" w:history="1">
             <w:r>
               <w:rPr>
                 <w:rStyle w:val="Hyperlink"/>
@@ -993,7 +993,7 @@
               <w:rPr>
                 <w:noProof/>
               </w:rPr>
-              <w:instrText xml:space="preserve"> PAGEREF _Toc241897227 \h </w:instrText>
+              <w:instrText xml:space="preserve"> PAGEREF _Toc241998624 \h </w:instrText>
             </w:r>
             <w:r>
               <w:rPr>
@@ -1036,7 +1036,7 @@
               <w14:ligatures w14:val="standardContextual"/>
             </w:rPr>
           </w:pPr>
-          <w:hyperlink w:anchor="_Toc241897228" w:history="1">
+          <w:hyperlink w:anchor="_Toc241998625" w:history="1">
             <w:r>
               <w:rPr>
                 <w:rStyle w:val="Hyperlink"/>
@@ -1060,7 +1060,7 @@
               <w:rPr>
                 <w:noProof/>
               </w:rPr>
-              <w:instrText xml:space="preserve"> PAGEREF _Toc241897228 \h </w:instrText>
+              <w:instrText xml:space="preserve"> PAGEREF _Toc241998625 \h </w:instrText>
             </w:r>
             <w:r>
               <w:rPr>
@@ -1103,7 +1103,7 @@
               <w14:ligatures w14:val="standardContextual"/>
             </w:rPr>
           </w:pPr>
-          <w:hyperlink w:anchor="_Toc241897229" w:history="1">
+          <w:hyperlink w:anchor="_Toc241998626" w:history="1">
             <w:r>
               <w:rPr>
                 <w:rStyle w:val="Hyperlink"/>
@@ -1127,7 +1127,7 @@
               <w:rPr>
                 <w:noProof/>
               </w:rPr>
-              <w:instrText xml:space="preserve"> PAGEREF _Toc241897229 \h </w:instrText>
+              <w:instrText xml:space="preserve"> PAGEREF _Toc241998626 \h </w:instrText>
             </w:r>
             <w:r>
               <w:rPr>
@@ -1170,7 +1170,7 @@
               <w14:ligatures w14:val="standardContextual"/>
             </w:rPr>
           </w:pPr>
-          <w:hyperlink w:anchor="_Toc241897230" w:history="1">
+          <w:hyperlink w:anchor="_Toc241998627" w:history="1">
             <w:r>
               <w:rPr>
                 <w:rStyle w:val="Hyperlink"/>
@@ -1194,7 +1194,7 @@
               <w:rPr>
                 <w:noProof/>
               </w:rPr>
-              <w:instrText xml:space="preserve"> PAGEREF _Toc241897230 \h </w:instrText>
+              <w:instrText xml:space="preserve"> PAGEREF _Toc241998627 \h </w:instrText>
             </w:r>
             <w:r>
               <w:rPr>
@@ -1237,7 +1237,7 @@
               <w14:ligatures w14:val="standardContextual"/>
             </w:rPr>
           </w:pPr>
-          <w:hyperlink w:anchor="_Toc241897231" w:history="1">
+          <w:hyperlink w:anchor="_Toc241998628" w:history="1">
             <w:r>
               <w:rPr>
                 <w:rStyle w:val="Hyperlink"/>
@@ -1261,7 +1261,7 @@
               <w:rPr>
                 <w:noProof/>
               </w:rPr>
-              <w:instrText xml:space="preserve"> PAGEREF _Toc241897231 \h </w:instrText>
+              <w:instrText xml:space="preserve"> PAGEREF _Toc241998628 \h </w:instrText>
             </w:r>
             <w:r>
               <w:rPr>
@@ -1304,7 +1304,7 @@
               <w14:ligatures w14:val="standardContextual"/>
             </w:rPr>
           </w:pPr>
-          <w:hyperlink w:anchor="_Toc241897232" w:history="1">
+          <w:hyperlink w:anchor="_Toc241998629" w:history="1">
             <w:r>
               <w:rPr>
                 <w:rStyle w:val="Hyperlink"/>
@@ -1328,7 +1328,7 @@
               <w:rPr>
                 <w:noProof/>
               </w:rPr>
-              <w:instrText xml:space="preserve"> PAGEREF _Toc241897232 \h </w:instrText>
+              <w:instrText xml:space="preserve"> PAGEREF _Toc241998629 \h </w:instrText>
             </w:r>
             <w:r>
               <w:rPr>
@@ -1371,7 +1371,7 @@
               <w14:ligatures w14:val="standardContextual"/>
             </w:rPr>
           </w:pPr>
-          <w:hyperlink w:anchor="_Toc241897233" w:history="1">
+          <w:hyperlink w:anchor="_Toc241998630" w:history="1">
             <w:r>
               <w:rPr>
                 <w:rStyle w:val="Hyperlink"/>
@@ -1395,7 +1395,7 @@
               <w:rPr>
                 <w:noProof/>
               </w:rPr>
-              <w:instrText xml:space="preserve"> PAGEREF _Toc241897233 \h </w:instrText>
+              <w:instrText xml:space="preserve"> PAGEREF _Toc241998630 \h </w:instrText>
             </w:r>
             <w:r>
               <w:rPr>
@@ -1438,7 +1438,7 @@
               <w14:ligatures w14:val="standardContextual"/>
             </w:rPr>
           </w:pPr>
-          <w:hyperlink w:anchor="_Toc241897234" w:history="1">
+          <w:hyperlink w:anchor="_Toc241998631" w:history="1">
             <w:r>
               <w:rPr>
                 <w:rStyle w:val="Hyperlink"/>
@@ -1462,7 +1462,7 @@
               <w:rPr>
                 <w:noProof/>
               </w:rPr>
-              <w:instrText xml:space="preserve"> PAGEREF _Toc241897234 \h </w:instrText>
+              <w:instrText xml:space="preserve"> PAGEREF _Toc241998631 \h </w:instrText>
             </w:r>
             <w:r>
               <w:rPr>
@@ -1505,7 +1505,7 @@
               <w14:ligatures w14:val="standardContextual"/>
             </w:rPr>
           </w:pPr>
-          <w:hyperlink w:anchor="_Toc241897235" w:history="1">
+          <w:hyperlink w:anchor="_Toc241998632" w:history="1">
             <w:r>
               <w:rPr>
                 <w:rStyle w:val="Hyperlink"/>
@@ -1529,7 +1529,7 @@
               <w:rPr>
                 <w:noProof/>
               </w:rPr>
-              <w:instrText xml:space="preserve"> PAGEREF _Toc241897235 \h </w:instrText>
+              <w:instrText xml:space="preserve"> PAGEREF _Toc241998632 \h </w:instrText>
             </w:r>
             <w:r>
               <w:rPr>
@@ -1572,7 +1572,7 @@
               <w14:ligatures w14:val="standardContextual"/>
             </w:rPr>
           </w:pPr>
-          <w:hyperlink w:anchor="_Toc241897236" w:history="1">
+          <w:hyperlink w:anchor="_Toc241998633" w:history="1">
             <w:r>
               <w:rPr>
                 <w:rStyle w:val="Hyperlink"/>
@@ -1596,7 +1596,7 @@
               <w:rPr>
                 <w:noProof/>
               </w:rPr>
-              <w:instrText xml:space="preserve"> PAGEREF _Toc241897236 \h </w:instrText>
+              <w:instrText xml:space="preserve"> PAGEREF _Toc241998633 \h </w:instrText>
             </w:r>
             <w:r>
               <w:rPr>
@@ -1639,7 +1639,7 @@
               <w14:ligatures w14:val="standardContextual"/>
             </w:rPr>
           </w:pPr>
-          <w:hyperlink w:anchor="_Toc241897237" w:history="1">
+          <w:hyperlink w:anchor="_Toc241998634" w:history="1">
             <w:r>
               <w:rPr>
                 <w:rStyle w:val="Hyperlink"/>
@@ -1663,7 +1663,7 @@
               <w:rPr>
                 <w:noProof/>
               </w:rPr>
-              <w:instrText xml:space="preserve"> PAGEREF _Toc241897237 \h </w:instrText>
+              <w:instrText xml:space="preserve"> PAGEREF _Toc241998634 \h </w:instrText>
             </w:r>
             <w:r>
               <w:rPr>
@@ -1706,7 +1706,7 @@
               <w14:ligatures w14:val="standardContextual"/>
             </w:rPr>
           </w:pPr>
-          <w:hyperlink w:anchor="_Toc241897238" w:history="1">
+          <w:hyperlink w:anchor="_Toc241998635" w:history="1">
             <w:r>
               <w:rPr>
                 <w:rStyle w:val="Hyperlink"/>
@@ -1730,7 +1730,7 @@
               <w:rPr>
                 <w:noProof/>
               </w:rPr>
-              <w:instrText xml:space="preserve"> PAGEREF _Toc241897238 \h </w:instrText>
+              <w:instrText xml:space="preserve"> PAGEREF _Toc241998635 \h </w:instrText>
             </w:r>
             <w:r>
               <w:rPr>
@@ -1773,7 +1773,7 @@
               <w14:ligatures w14:val="standardContextual"/>
             </w:rPr>
           </w:pPr>
-          <w:hyperlink w:anchor="_Toc241897239" w:history="1">
+          <w:hyperlink w:anchor="_Toc241998636" w:history="1">
             <w:r>
               <w:rPr>
                 <w:rStyle w:val="Hyperlink"/>
@@ -1797,7 +1797,7 @@
               <w:rPr>
                 <w:noProof/>
               </w:rPr>
-              <w:instrText xml:space="preserve"> PAGEREF _Toc241897239 \h </w:instrText>
+              <w:instrText xml:space="preserve"> PAGEREF _Toc241998636 \h </w:instrText>
             </w:r>
             <w:r>
               <w:rPr>
@@ -1840,7 +1840,7 @@
               <w14:ligatures w14:val="standardContextual"/>
             </w:rPr>
           </w:pPr>
-          <w:hyperlink w:anchor="_Toc241897240" w:history="1">
+          <w:hyperlink w:anchor="_Toc241998637" w:history="1">
             <w:r>
               <w:rPr>
                 <w:rStyle w:val="Hyperlink"/>
@@ -1864,7 +1864,7 @@
               <w:rPr>
                 <w:noProof/>
               </w:rPr>
-              <w:instrText xml:space="preserve"> PAGEREF _Toc241897240 \h </w:instrText>
+              <w:instrText xml:space="preserve"> PAGEREF _Toc241998637 \h </w:instrText>
             </w:r>
             <w:r>
               <w:rPr>
@@ -1907,7 +1907,7 @@
               <w14:ligatures w14:val="standardContextual"/>
             </w:rPr>
           </w:pPr>
-          <w:hyperlink w:anchor="_Toc241897241" w:history="1">
+          <w:hyperlink w:anchor="_Toc241998638" w:history="1">
             <w:r>
               <w:rPr>
                 <w:rStyle w:val="Hyperlink"/>
@@ -1931,7 +1931,7 @@
               <w:rPr>
                 <w:noProof/>
               </w:rPr>
-              <w:instrText xml:space="preserve"> PAGEREF _Toc241897241 \h </w:instrText>
+              <w:instrText xml:space="preserve"> PAGEREF _Toc241998638 \h </w:instrText>
             </w:r>
             <w:r>
               <w:rPr>
@@ -1974,7 +1974,7 @@
               <w14:ligatures w14:val="standardContextual"/>
             </w:rPr>
           </w:pPr>
-          <w:hyperlink w:anchor="_Toc241897242" w:history="1">
+          <w:hyperlink w:anchor="_Toc241998639" w:history="1">
             <w:r>
               <w:rPr>
                 <w:rStyle w:val="Hyperlink"/>
@@ -1998,7 +1998,7 @@
               <w:rPr>
                 <w:noProof/>
               </w:rPr>
-              <w:instrText xml:space="preserve"> PAGEREF _Toc241897242 \h </w:instrText>
+              <w:instrText xml:space="preserve"> PAGEREF _Toc241998639 \h </w:instrText>
             </w:r>
             <w:r>
               <w:rPr>
@@ -2041,7 +2041,7 @@
               <w14:ligatures w14:val="standardContextual"/>
             </w:rPr>
           </w:pPr>
-          <w:hyperlink w:anchor="_Toc241897243" w:history="1">
+          <w:hyperlink w:anchor="_Toc241998640" w:history="1">
             <w:r>
               <w:rPr>
                 <w:rStyle w:val="Hyperlink"/>
@@ -2065,7 +2065,7 @@
               <w:rPr>
                 <w:noProof/>
               </w:rPr>
-              <w:instrText xml:space="preserve"> PAGEREF _Toc241897243 \h </w:instrText>
+              <w:instrText xml:space="preserve"> PAGEREF _Toc241998640 \h </w:instrText>
             </w:r>
             <w:r>
               <w:rPr>
@@ -2108,7 +2108,7 @@
               <w14:ligatures w14:val="standardContextual"/>
             </w:rPr>
           </w:pPr>
-          <w:hyperlink w:anchor="_Toc241897244" w:history="1">
+          <w:hyperlink w:anchor="_Toc241998641" w:history="1">
             <w:r>
               <w:rPr>
                 <w:rStyle w:val="Hyperlink"/>
@@ -2132,7 +2132,7 @@
               <w:rPr>
                 <w:noProof/>
               </w:rPr>
-              <w:instrText xml:space="preserve"> PAGEREF _Toc241897244 \h </w:instrText>
+              <w:instrText xml:space="preserve"> PAGEREF _Toc241998641 \h </w:instrText>
             </w:r>
             <w:r>
               <w:rPr>
@@ -2175,7 +2175,7 @@
               <w14:ligatures w14:val="standardContextual"/>
             </w:rPr>
           </w:pPr>
-          <w:hyperlink w:anchor="_Toc241897245" w:history="1">
+          <w:hyperlink w:anchor="_Toc241998642" w:history="1">
             <w:r>
               <w:rPr>
                 <w:rStyle w:val="Hyperlink"/>
@@ -2199,7 +2199,7 @@
               <w:rPr>
                 <w:noProof/>
               </w:rPr>
-              <w:instrText xml:space="preserve"> PAGEREF _Toc241897245 \h </w:instrText>
+              <w:instrText xml:space="preserve"> PAGEREF _Toc241998642 \h </w:instrText>
             </w:r>
             <w:r>
               <w:rPr>
@@ -2242,7 +2242,7 @@
               <w14:ligatures w14:val="standardContextual"/>
             </w:rPr>
           </w:pPr>
-          <w:hyperlink w:anchor="_Toc241897246" w:history="1">
+          <w:hyperlink w:anchor="_Toc241998643" w:history="1">
             <w:r>
               <w:rPr>
                 <w:rStyle w:val="Hyperlink"/>
@@ -2266,7 +2266,7 @@
               <w:rPr>
                 <w:noProof/>
               </w:rPr>
-              <w:instrText xml:space="preserve"> PAGEREF _Toc241897246 \h </w:instrText>
+              <w:instrText xml:space="preserve"> PAGEREF _Toc241998643 \h </w:instrText>
             </w:r>
             <w:r>
               <w:rPr>
@@ -2309,7 +2309,7 @@
               <w14:ligatures w14:val="standardContextual"/>
             </w:rPr>
           </w:pPr>
-          <w:hyperlink w:anchor="_Toc241897247" w:history="1">
+          <w:hyperlink w:anchor="_Toc241998644" w:history="1">
             <w:r>
               <w:rPr>
                 <w:rStyle w:val="Hyperlink"/>
@@ -2333,7 +2333,7 @@
               <w:rPr>
                 <w:noProof/>
               </w:rPr>
-              <w:instrText xml:space="preserve"> PAGEREF _Toc241897247 \h </w:instrText>
+              <w:instrText xml:space="preserve"> PAGEREF _Toc241998644 \h </w:instrText>
             </w:r>
             <w:r>
               <w:rPr>
@@ -2376,7 +2376,7 @@
               <w14:ligatures w14:val="standardContextual"/>
             </w:rPr>
           </w:pPr>
-          <w:hyperlink w:anchor="_Toc241897248" w:history="1">
+          <w:hyperlink w:anchor="_Toc241998645" w:history="1">
             <w:r>
               <w:rPr>
                 <w:rStyle w:val="Hyperlink"/>
@@ -2400,7 +2400,7 @@
               <w:rPr>
                 <w:noProof/>
               </w:rPr>
-              <w:instrText xml:space="preserve"> PAGEREF _Toc241897248 \h </w:instrText>
+              <w:instrText xml:space="preserve"> PAGEREF _Toc241998645 \h </w:instrText>
             </w:r>
             <w:r>
               <w:rPr>
@@ -2443,7 +2443,7 @@
               <w14:ligatures w14:val="standardContextual"/>
             </w:rPr>
           </w:pPr>
-          <w:hyperlink w:anchor="_Toc241897249" w:history="1">
+          <w:hyperlink w:anchor="_Toc241998646" w:history="1">
             <w:r>
               <w:rPr>
                 <w:rStyle w:val="Hyperlink"/>
@@ -2467,7 +2467,7 @@
               <w:rPr>
                 <w:noProof/>
               </w:rPr>
-              <w:instrText xml:space="preserve"> PAGEREF _Toc241897249 \h </w:instrText>
+              <w:instrText xml:space="preserve"> PAGEREF _Toc241998646 \h </w:instrText>
             </w:r>
             <w:r>
               <w:rPr>
@@ -2510,7 +2510,7 @@
               <w14:ligatures w14:val="standardContextual"/>
             </w:rPr>
           </w:pPr>
-          <w:hyperlink w:anchor="_Toc241897250" w:history="1">
+          <w:hyperlink w:anchor="_Toc241998647" w:history="1">
             <w:r>
               <w:rPr>
                 <w:rStyle w:val="Hyperlink"/>
@@ -2534,7 +2534,7 @@
               <w:rPr>
                 <w:noProof/>
               </w:rPr>
-              <w:instrText xml:space="preserve"> PAGEREF _Toc241897250 \h </w:instrText>
+              <w:instrText xml:space="preserve"> PAGEREF _Toc241998647 \h </w:instrText>
             </w:r>
             <w:r>
               <w:rPr>
@@ -2573,7 +2573,7 @@
         <w:pStyle w:val="Heading1"/>
         <w:pageBreakBefore/>
       </w:pPr>
-      <w:bookmarkStart w:id="0" w:name="_Toc241897221"/>
+      <w:bookmarkStart w:id="0" w:name="_Toc241998618"/>
       <w:r>
         <w:lastRenderedPageBreak/>
         <w:t>1. Your role at a glance</w:t>
@@ -2707,7 +2707,7 @@
           <w:left w:w="10" w:type="dxa"/>
           <w:right w:w="10" w:type="dxa"/>
         </w:tblCellMar>
-        <w:tblLook w:val="04A0" w:firstRow="1" w:lastRow="0" w:firstColumn="1" w:lastColumn="0" w:noHBand="0" w:noVBand="1"/>
+        <w:tblLook w:val="0000" w:firstRow="0" w:lastRow="0" w:firstColumn="0" w:lastColumn="0" w:noHBand="0" w:noVBand="0"/>
       </w:tblPr>
       <w:tblGrid>
         <w:gridCol w:w="9412"/>
@@ -2767,7 +2767,7 @@
         <w:pStyle w:val="Heading1"/>
         <w:pageBreakBefore/>
       </w:pPr>
-      <w:bookmarkStart w:id="1" w:name="_Toc241897222"/>
+      <w:bookmarkStart w:id="1" w:name="_Toc241998619"/>
       <w:r>
         <w:lastRenderedPageBreak/>
         <w:t>2. Signing in and your screens</w:t>
@@ -2778,7 +2778,7 @@
       <w:pPr>
         <w:pStyle w:val="Heading2"/>
       </w:pPr>
-      <w:bookmarkStart w:id="2" w:name="_Toc241897223"/>
+      <w:bookmarkStart w:id="2" w:name="_Toc241998620"/>
       <w:r>
         <w:t>Signing in</w:t>
       </w:r>
@@ -2861,7 +2861,7 @@
           <w:noProof/>
         </w:rPr>
         <w:drawing>
-          <wp:inline distT="0" distB="0" distL="0" distR="0">
+          <wp:inline distT="0" distB="0" distL="0" distR="0" wp14:anchorId="03B42510" wp14:editId="30FE8C03">
             <wp:extent cx="5334000" cy="2333625"/>
             <wp:effectExtent l="0" t="0" r="0" b="0"/>
             <wp:docPr id="1" name="adm_login.jpg" descr="The sign-in screen for all internal staff." title="The sign-in screen for all internal staff."/>
@@ -2969,7 +2969,7 @@
           <w:left w:w="10" w:type="dxa"/>
           <w:right w:w="10" w:type="dxa"/>
         </w:tblCellMar>
-        <w:tblLook w:val="04A0" w:firstRow="1" w:lastRow="0" w:firstColumn="1" w:lastColumn="0" w:noHBand="0" w:noVBand="1"/>
+        <w:tblLook w:val="0000" w:firstRow="0" w:lastRow="0" w:firstColumn="0" w:lastColumn="0" w:noHBand="0" w:noVBand="0"/>
       </w:tblPr>
       <w:tblGrid>
         <w:gridCol w:w="9412"/>
@@ -3028,7 +3028,7 @@
       <w:pPr>
         <w:pStyle w:val="Heading2"/>
       </w:pPr>
-      <w:bookmarkStart w:id="3" w:name="_Toc241897224"/>
+      <w:bookmarkStart w:id="3" w:name="_Toc241998621"/>
       <w:r>
         <w:t>Finding your way around</w:t>
       </w:r>
@@ -3213,7 +3213,7 @@
         </w:rPr>
         <w:lastRenderedPageBreak/>
         <w:drawing>
-          <wp:inline distT="0" distB="0" distL="0" distR="0">
+          <wp:inline distT="0" distB="0" distL="0" distR="0" wp14:anchorId="304E2795" wp14:editId="41514676">
             <wp:extent cx="5715000" cy="1876425"/>
             <wp:effectExtent l="0" t="0" r="0" b="0"/>
             <wp:docPr id="2" name="adm_not_your_role.jpg" descr="Opening a screen outside your role (for example from an old bookmark) shows this card instead of the screen." title="Opening a screen outside your role (for example from an old bookmark) shows this card instead of the screen."/>
@@ -3282,7 +3282,7 @@
       <w:pPr>
         <w:pStyle w:val="Heading2"/>
       </w:pPr>
-      <w:bookmarkStart w:id="4" w:name="_Toc241897225"/>
+      <w:bookmarkStart w:id="4" w:name="_Toc241998622"/>
       <w:r>
         <w:t>Your screens</w:t>
       </w:r>
@@ -3303,7 +3303,7 @@
           <w:left w:w="10" w:type="dxa"/>
           <w:right w:w="10" w:type="dxa"/>
         </w:tblCellMar>
-        <w:tblLook w:val="04A0" w:firstRow="1" w:lastRow="0" w:firstColumn="1" w:lastColumn="0" w:noHBand="0" w:noVBand="1"/>
+        <w:tblLook w:val="0000" w:firstRow="0" w:lastRow="0" w:firstColumn="0" w:lastColumn="0" w:noHBand="0" w:noVBand="0"/>
       </w:tblPr>
       <w:tblGrid>
         <w:gridCol w:w="2824"/>
@@ -3557,7 +3557,7 @@
       <w:pPr>
         <w:pStyle w:val="Heading2"/>
       </w:pPr>
-      <w:bookmarkStart w:id="5" w:name="_Toc241897226"/>
+      <w:bookmarkStart w:id="5" w:name="_Toc241998623"/>
       <w:r>
         <w:t>Changing your password</w:t>
       </w:r>
@@ -3640,7 +3640,7 @@
           <w:noProof/>
         </w:rPr>
         <w:drawing>
-          <wp:inline distT="0" distB="0" distL="0" distR="0">
+          <wp:inline distT="0" distB="0" distL="0" distR="0" wp14:anchorId="6608F3B5" wp14:editId="007A549A">
             <wp:extent cx="5334000" cy="2171700"/>
             <wp:effectExtent l="0" t="0" r="0" b="0"/>
             <wp:docPr id="3" name="adm_account.jpg" descr="Change Password screen." title="Change Password screen."/>
@@ -3728,7 +3728,7 @@
         <w:pStyle w:val="Heading1"/>
         <w:pageBreakBefore/>
       </w:pPr>
-      <w:bookmarkStart w:id="6" w:name="_Toc241897227"/>
+      <w:bookmarkStart w:id="6" w:name="_Toc241998624"/>
       <w:r>
         <w:lastRenderedPageBreak/>
         <w:t>3. Your routine</w:t>
@@ -3758,7 +3758,7 @@
           <w:left w:w="10" w:type="dxa"/>
           <w:right w:w="10" w:type="dxa"/>
         </w:tblCellMar>
-        <w:tblLook w:val="04A0" w:firstRow="1" w:lastRow="0" w:firstColumn="1" w:lastColumn="0" w:noHBand="0" w:noVBand="1"/>
+        <w:tblLook w:val="0000" w:firstRow="0" w:lastRow="0" w:firstColumn="0" w:lastColumn="0" w:noHBand="0" w:noVBand="0"/>
       </w:tblPr>
       <w:tblGrid>
         <w:gridCol w:w="2071"/>
@@ -4072,7 +4072,7 @@
         <w:pStyle w:val="Heading1"/>
         <w:pageBreakBefore/>
       </w:pPr>
-      <w:bookmarkStart w:id="7" w:name="_Toc241897228"/>
+      <w:bookmarkStart w:id="7" w:name="_Toc241998625"/>
       <w:r>
         <w:lastRenderedPageBreak/>
         <w:t>4. Step-by-step tasks</w:t>
@@ -4083,7 +4083,7 @@
       <w:pPr>
         <w:pStyle w:val="Heading2"/>
       </w:pPr>
-      <w:bookmarkStart w:id="8" w:name="_Toc241897229"/>
+      <w:bookmarkStart w:id="8" w:name="_Toc241998626"/>
       <w:r>
         <w:t>4.1 Reading the KII/Doc Dashboard</w:t>
       </w:r>
@@ -4100,7 +4100,7 @@
           <w:noProof/>
         </w:rPr>
         <w:drawing>
-          <wp:inline distT="0" distB="0" distL="0" distR="0">
+          <wp:inline distT="0" distB="0" distL="0" distR="0" wp14:anchorId="700C565C" wp14:editId="2459ED07">
             <wp:extent cx="5715000" cy="3571875"/>
             <wp:effectExtent l="0" t="0" r="0" b="0"/>
             <wp:docPr id="4" name="kii_dashboard.jpg" descr="KII / Document Dashboard." title="KII / Document Dashboard."/>
@@ -4169,7 +4169,7 @@
       <w:pPr>
         <w:pStyle w:val="Heading2"/>
       </w:pPr>
-      <w:bookmarkStart w:id="9" w:name="_Toc241897230"/>
+      <w:bookmarkStart w:id="9" w:name="_Toc241998627"/>
       <w:r>
         <w:t>4.2 Creating a KII record</w:t>
       </w:r>
@@ -4209,7 +4209,7 @@
           <w:noProof/>
         </w:rPr>
         <w:drawing>
-          <wp:inline distT="0" distB="0" distL="0" distR="0">
+          <wp:inline distT="0" distB="0" distL="0" distR="0" wp14:anchorId="28E6F040" wp14:editId="3E9B7E66">
             <wp:extent cx="5334000" cy="2667000"/>
             <wp:effectExtent l="0" t="0" r="0" b="0"/>
             <wp:docPr id="5" name="kii_new.jpg" descr="New KII Record." title="New KII Record."/>
@@ -4346,7 +4346,7 @@
       <w:pPr>
         <w:pStyle w:val="Heading2"/>
       </w:pPr>
-      <w:bookmarkStart w:id="10" w:name="_Toc241897231"/>
+      <w:bookmarkStart w:id="10" w:name="_Toc241998628"/>
       <w:r>
         <w:lastRenderedPageBreak/>
         <w:t>4.3 Correcting a KII record's details</w:t>
@@ -4505,7 +4505,7 @@
           <w:noProof/>
         </w:rPr>
         <w:drawing>
-          <wp:inline distT="0" distB="0" distL="0" distR="0">
+          <wp:inline distT="0" distB="0" distL="0" distR="0" wp14:anchorId="6E4CDCE7" wp14:editId="15C37F8F">
             <wp:extent cx="5334000" cy="3752850"/>
             <wp:effectExtent l="0" t="0" r="0" b="0"/>
             <wp:docPr id="6" name="kii_detail.jpg" descr="Record details: everything except status, transcript and coding progress." title="Record details: everything except status, transcript and coding progress."/>
@@ -4613,7 +4613,7 @@
           <w:left w:w="10" w:type="dxa"/>
           <w:right w:w="10" w:type="dxa"/>
         </w:tblCellMar>
-        <w:tblLook w:val="04A0" w:firstRow="1" w:lastRow="0" w:firstColumn="1" w:lastColumn="0" w:noHBand="0" w:noVBand="1"/>
+        <w:tblLook w:val="0000" w:firstRow="0" w:lastRow="0" w:firstColumn="0" w:lastColumn="0" w:noHBand="0" w:noVBand="0"/>
       </w:tblPr>
       <w:tblGrid>
         <w:gridCol w:w="9412"/>
@@ -4672,7 +4672,7 @@
       <w:pPr>
         <w:pStyle w:val="Heading2"/>
       </w:pPr>
-      <w:bookmarkStart w:id="11" w:name="_Toc241897232"/>
+      <w:bookmarkStart w:id="11" w:name="_Toc241998629"/>
       <w:r>
         <w:t>4.4 Taking a KII from invitation to coded transcript</w:t>
       </w:r>
@@ -4723,7 +4723,7 @@
         </w:rPr>
         <w:lastRenderedPageBreak/>
         <w:drawing>
-          <wp:inline distT="0" distB="0" distL="0" distR="0">
+          <wp:inline distT="0" distB="0" distL="0" distR="0" wp14:anchorId="08014B52" wp14:editId="34B34F5F">
             <wp:extent cx="5334000" cy="3333750"/>
             <wp:effectExtent l="0" t="0" r="0" b="0"/>
             <wp:docPr id="7" name="kii_register.jpg" descr="KII Register." title="KII Register."/>
@@ -4822,7 +4822,7 @@
           <w:noProof/>
         </w:rPr>
         <w:drawing>
-          <wp:inline distT="0" distB="0" distL="0" distR="0">
+          <wp:inline distT="0" distB="0" distL="0" distR="0" wp14:anchorId="5DF8CD65" wp14:editId="2CEC8C63">
             <wp:extent cx="5334000" cy="3752850"/>
             <wp:effectExtent l="0" t="0" r="0" b="0"/>
             <wp:docPr id="8" name="kii_detail.jpg" descr="KII record: status, consent, transcript and coding." title="KII record: status, consent, transcript and coding."/>
@@ -5059,7 +5059,7 @@
       <w:pPr>
         <w:pStyle w:val="Heading2"/>
       </w:pPr>
-      <w:bookmarkStart w:id="12" w:name="_Toc241897233"/>
+      <w:bookmarkStart w:id="12" w:name="_Toc241998630"/>
       <w:r>
         <w:t>4.5 Opening the KII Guide with the KII ID filled in</w:t>
       </w:r>
@@ -5109,7 +5109,7 @@
           <w:noProof/>
         </w:rPr>
         <w:drawing>
-          <wp:inline distT="0" distB="0" distL="0" distR="0">
+          <wp:inline distT="0" distB="0" distL="0" distR="0" wp14:anchorId="09D26CA3" wp14:editId="689E654E">
             <wp:extent cx="5334000" cy="523875"/>
             <wp:effectExtent l="0" t="0" r="0" b="0"/>
             <wp:docPr id="9" name="kii_coding_locked.jpg" descr="Before consent: no interview link." title="Before consent: no interview link."/>
@@ -5208,7 +5208,7 @@
           <w:noProof/>
         </w:rPr>
         <w:drawing>
-          <wp:inline distT="0" distB="0" distL="0" distR="0">
+          <wp:inline distT="0" distB="0" distL="0" distR="0" wp14:anchorId="1FA1551A" wp14:editId="0B4A9247">
             <wp:extent cx="5334000" cy="742950"/>
             <wp:effectExtent l="0" t="0" r="0" b="0"/>
             <wp:docPr id="10" name="kii_coding_ready.jpg" descr="After consent: Continue this interview." title="After consent: Continue this interview."/>
@@ -5306,7 +5306,7 @@
           <w:left w:w="10" w:type="dxa"/>
           <w:right w:w="10" w:type="dxa"/>
         </w:tblCellMar>
-        <w:tblLook w:val="04A0" w:firstRow="1" w:lastRow="0" w:firstColumn="1" w:lastColumn="0" w:noHBand="0" w:noVBand="1"/>
+        <w:tblLook w:val="0000" w:firstRow="0" w:lastRow="0" w:firstColumn="0" w:lastColumn="0" w:noHBand="0" w:noVBand="0"/>
       </w:tblPr>
       <w:tblGrid>
         <w:gridCol w:w="9412"/>
@@ -5365,7 +5365,7 @@
       <w:pPr>
         <w:pStyle w:val="Heading2"/>
       </w:pPr>
-      <w:bookmarkStart w:id="13" w:name="_Toc241897234"/>
+      <w:bookmarkStart w:id="13" w:name="_Toc241998631"/>
       <w:r>
         <w:t>4.6 Sending the informant their own link (self-service)</w:t>
       </w:r>
@@ -5464,7 +5464,7 @@
         </w:rPr>
         <w:lastRenderedPageBreak/>
         <w:drawing>
-          <wp:inline distT="0" distB="0" distL="0" distR="0">
+          <wp:inline distT="0" distB="0" distL="0" distR="0" wp14:anchorId="46DA5A60" wp14:editId="41C9F1A3">
             <wp:extent cx="5334000" cy="3752850"/>
             <wp:effectExtent l="0" t="0" r="0" b="0"/>
             <wp:docPr id="11" name="kii_detail.jpg" descr="Record details: phone, WhatsApp number and email." title="Record details: phone, WhatsApp number and email."/>
@@ -5693,7 +5693,7 @@
           <w:left w:w="10" w:type="dxa"/>
           <w:right w:w="10" w:type="dxa"/>
         </w:tblCellMar>
-        <w:tblLook w:val="04A0" w:firstRow="1" w:lastRow="0" w:firstColumn="1" w:lastColumn="0" w:noHBand="0" w:noVBand="1"/>
+        <w:tblLook w:val="0000" w:firstRow="0" w:lastRow="0" w:firstColumn="0" w:lastColumn="0" w:noHBand="0" w:noVBand="0"/>
       </w:tblPr>
       <w:tblGrid>
         <w:gridCol w:w="9412"/>
@@ -5809,7 +5809,7 @@
       <w:pPr>
         <w:pStyle w:val="Heading2"/>
       </w:pPr>
-      <w:bookmarkStart w:id="14" w:name="_Toc241897235"/>
+      <w:bookmarkStart w:id="14" w:name="_Toc241998632"/>
       <w:r>
         <w:t>4.7 Verifying a profile with the respondent, and reconciling it afterwards</w:t>
       </w:r>
@@ -5898,7 +5898,7 @@
           <w:noProof/>
         </w:rPr>
         <w:drawing>
-          <wp:inline distT="0" distB="0" distL="0" distR="0">
+          <wp:inline distT="0" distB="0" distL="0" distR="0" wp14:anchorId="7B47CF1B" wp14:editId="0CE1374C">
             <wp:extent cx="4752975" cy="4953000"/>
             <wp:effectExtent l="0" t="0" r="0" b="0"/>
             <wp:docPr id="12" name="proit_interview_sheet.jpg" descr="The interview sheet: confirm what is public, ask what is not." title="The interview sheet: confirm what is public, ask what is not."/>
@@ -6163,7 +6163,7 @@
         </w:rPr>
         <w:lastRenderedPageBreak/>
         <w:drawing>
-          <wp:inline distT="0" distB="0" distL="0" distR="0">
+          <wp:inline distT="0" distB="0" distL="0" distR="0" wp14:anchorId="37131515" wp14:editId="721CA27D">
             <wp:extent cx="5334000" cy="1152525"/>
             <wp:effectExtent l="0" t="0" r="0" b="0"/>
             <wp:docPr id="13" name="proit_reconcile.jpg" descr="Reconciling a corrected fact: the three values stay separate." title="Reconciling a corrected fact: the three values stay separate."/>
@@ -6314,7 +6314,7 @@
           <w:left w:w="10" w:type="dxa"/>
           <w:right w:w="10" w:type="dxa"/>
         </w:tblCellMar>
-        <w:tblLook w:val="04A0" w:firstRow="1" w:lastRow="0" w:firstColumn="1" w:lastColumn="0" w:noHBand="0" w:noVBand="1"/>
+        <w:tblLook w:val="0000" w:firstRow="0" w:lastRow="0" w:firstColumn="0" w:lastColumn="0" w:noHBand="0" w:noVBand="0"/>
       </w:tblPr>
       <w:tblGrid>
         <w:gridCol w:w="9412"/>
@@ -6401,7 +6401,7 @@
       <w:pPr>
         <w:pStyle w:val="Heading2"/>
       </w:pPr>
-      <w:bookmarkStart w:id="15" w:name="_Toc241897236"/>
+      <w:bookmarkStart w:id="15" w:name="_Toc241998633"/>
       <w:r>
         <w:t>4.8 Downloading or emailing completed forms (Form PDFs)</w:t>
       </w:r>
@@ -6441,7 +6441,7 @@
           <w:noProof/>
         </w:rPr>
         <w:drawing>
-          <wp:inline distT="0" distB="0" distL="0" distR="0">
+          <wp:inline distT="0" distB="0" distL="0" distR="0" wp14:anchorId="4F9289C6" wp14:editId="43BC4E37">
             <wp:extent cx="5334000" cy="3333750"/>
             <wp:effectExtent l="0" t="0" r="0" b="0"/>
             <wp:docPr id="14" name="kii_form_pdfs.jpg" descr="Completed KII Guide forms, with the sync status." title="Completed KII Guide forms, with the sync status."/>
@@ -6599,7 +6599,7 @@
           <w:left w:w="10" w:type="dxa"/>
           <w:right w:w="10" w:type="dxa"/>
         </w:tblCellMar>
-        <w:tblLook w:val="04A0" w:firstRow="1" w:lastRow="0" w:firstColumn="1" w:lastColumn="0" w:noHBand="0" w:noVBand="1"/>
+        <w:tblLook w:val="0000" w:firstRow="0" w:lastRow="0" w:firstColumn="0" w:lastColumn="0" w:noHBand="0" w:noVBand="0"/>
       </w:tblPr>
       <w:tblGrid>
         <w:gridCol w:w="9412"/>
@@ -6658,7 +6658,7 @@
       <w:pPr>
         <w:pStyle w:val="Heading2"/>
       </w:pPr>
-      <w:bookmarkStart w:id="16" w:name="_Toc241897237"/>
+      <w:bookmarkStart w:id="16" w:name="_Toc241998634"/>
       <w:r>
         <w:t>4.9 Consent in interviews</w:t>
       </w:r>
@@ -6736,7 +6736,7 @@
         <w:pStyle w:val="Heading1"/>
         <w:pageBreakBefore/>
       </w:pPr>
-      <w:bookmarkStart w:id="17" w:name="_Toc241897238"/>
+      <w:bookmarkStart w:id="17" w:name="_Toc241998635"/>
       <w:r>
         <w:lastRenderedPageBreak/>
         <w:t>5. Rules you must follow</w:t>
@@ -6887,7 +6887,7 @@
         <w:pStyle w:val="Heading1"/>
         <w:pageBreakBefore/>
       </w:pPr>
-      <w:bookmarkStart w:id="18" w:name="_Toc241897239"/>
+      <w:bookmarkStart w:id="18" w:name="_Toc241998636"/>
       <w:r>
         <w:lastRenderedPageBreak/>
         <w:t>6. Troubleshooting</w:t>
@@ -6909,7 +6909,7 @@
           <w:left w:w="10" w:type="dxa"/>
           <w:right w:w="10" w:type="dxa"/>
         </w:tblCellMar>
-        <w:tblLook w:val="04A0" w:firstRow="1" w:lastRow="0" w:firstColumn="1" w:lastColumn="0" w:noHBand="0" w:noVBand="1"/>
+        <w:tblLook w:val="0000" w:firstRow="0" w:lastRow="0" w:firstColumn="0" w:lastColumn="0" w:noHBand="0" w:noVBand="0"/>
       </w:tblPr>
       <w:tblGrid>
         <w:gridCol w:w="2635"/>
@@ -8262,7 +8262,7 @@
         <w:pStyle w:val="Heading1"/>
         <w:pageBreakBefore/>
       </w:pPr>
-      <w:bookmarkStart w:id="19" w:name="_Toc241897240"/>
+      <w:bookmarkStart w:id="19" w:name="_Toc241998637"/>
       <w:r>
         <w:lastRenderedPageBreak/>
         <w:t>7. Quick reference</w:t>
@@ -8284,7 +8284,7 @@
           <w:left w:w="10" w:type="dxa"/>
           <w:right w:w="10" w:type="dxa"/>
         </w:tblCellMar>
-        <w:tblLook w:val="04A0" w:firstRow="1" w:lastRow="0" w:firstColumn="1" w:lastColumn="0" w:noHBand="0" w:noVBand="1"/>
+        <w:tblLook w:val="0000" w:firstRow="0" w:lastRow="0" w:firstColumn="0" w:lastColumn="0" w:noHBand="0" w:noVBand="0"/>
       </w:tblPr>
       <w:tblGrid>
         <w:gridCol w:w="2824"/>
@@ -8721,7 +8721,7 @@
         <w:pStyle w:val="Heading1"/>
         <w:pageBreakBefore/>
       </w:pPr>
-      <w:bookmarkStart w:id="20" w:name="_Toc241897241"/>
+      <w:bookmarkStart w:id="20" w:name="_Toc241998638"/>
       <w:r>
         <w:lastRenderedPageBreak/>
         <w:t>8. Every screen and button for your role</w:t>
@@ -8751,7 +8751,7 @@
           <w:left w:w="10" w:type="dxa"/>
           <w:right w:w="10" w:type="dxa"/>
         </w:tblCellMar>
-        <w:tblLook w:val="04A0" w:firstRow="1" w:lastRow="0" w:firstColumn="1" w:lastColumn="0" w:noHBand="0" w:noVBand="1"/>
+        <w:tblLook w:val="0000" w:firstRow="0" w:lastRow="0" w:firstColumn="0" w:lastColumn="0" w:noHBand="0" w:noVBand="0"/>
       </w:tblPr>
       <w:tblGrid>
         <w:gridCol w:w="9412"/>
@@ -8835,7 +8835,7 @@
       <w:pPr>
         <w:pStyle w:val="Heading2"/>
       </w:pPr>
-      <w:bookmarkStart w:id="21" w:name="_Toc241897242"/>
+      <w:bookmarkStart w:id="21" w:name="_Toc241998639"/>
       <w:r>
         <w:t>8.1 Sign in</w:t>
       </w:r>
@@ -8898,7 +8898,7 @@
           <w:left w:w="10" w:type="dxa"/>
           <w:right w:w="10" w:type="dxa"/>
         </w:tblCellMar>
-        <w:tblLook w:val="04A0" w:firstRow="1" w:lastRow="0" w:firstColumn="1" w:lastColumn="0" w:noHBand="0" w:noVBand="1"/>
+        <w:tblLook w:val="0000" w:firstRow="0" w:lastRow="0" w:firstColumn="0" w:lastColumn="0" w:noHBand="0" w:noVBand="0"/>
       </w:tblPr>
       <w:tblGrid>
         <w:gridCol w:w="1882"/>
@@ -9348,7 +9348,7 @@
       <w:pPr>
         <w:pStyle w:val="Heading2"/>
       </w:pPr>
-      <w:bookmarkStart w:id="22" w:name="_Toc241897243"/>
+      <w:bookmarkStart w:id="22" w:name="_Toc241998640"/>
       <w:r>
         <w:t>8.2 The header and menu bar (every screen)</w:t>
       </w:r>
@@ -9411,7 +9411,7 @@
           <w:left w:w="10" w:type="dxa"/>
           <w:right w:w="10" w:type="dxa"/>
         </w:tblCellMar>
-        <w:tblLook w:val="04A0" w:firstRow="1" w:lastRow="0" w:firstColumn="1" w:lastColumn="0" w:noHBand="0" w:noVBand="1"/>
+        <w:tblLook w:val="0000" w:firstRow="0" w:lastRow="0" w:firstColumn="0" w:lastColumn="0" w:noHBand="0" w:noVBand="0"/>
       </w:tblPr>
       <w:tblGrid>
         <w:gridCol w:w="1882"/>
@@ -10072,7 +10072,7 @@
       <w:pPr>
         <w:pStyle w:val="Heading2"/>
       </w:pPr>
-      <w:bookmarkStart w:id="23" w:name="_Toc241897244"/>
+      <w:bookmarkStart w:id="23" w:name="_Toc241998641"/>
       <w:r>
         <w:t>8.3 Change Password</w:t>
       </w:r>
@@ -10135,7 +10135,7 @@
           <w:left w:w="10" w:type="dxa"/>
           <w:right w:w="10" w:type="dxa"/>
         </w:tblCellMar>
-        <w:tblLook w:val="04A0" w:firstRow="1" w:lastRow="0" w:firstColumn="1" w:lastColumn="0" w:noHBand="0" w:noVBand="1"/>
+        <w:tblLook w:val="0000" w:firstRow="0" w:lastRow="0" w:firstColumn="0" w:lastColumn="0" w:noHBand="0" w:noVBand="0"/>
       </w:tblPr>
       <w:tblGrid>
         <w:gridCol w:w="1882"/>
@@ -10692,7 +10692,7 @@
       <w:pPr>
         <w:pStyle w:val="Heading2"/>
       </w:pPr>
-      <w:bookmarkStart w:id="24" w:name="_Toc241897245"/>
+      <w:bookmarkStart w:id="24" w:name="_Toc241998642"/>
       <w:r>
         <w:t>8.4 KII / Document Dashboard</w:t>
       </w:r>
@@ -10755,7 +10755,7 @@
           <w:left w:w="10" w:type="dxa"/>
           <w:right w:w="10" w:type="dxa"/>
         </w:tblCellMar>
-        <w:tblLook w:val="04A0" w:firstRow="1" w:lastRow="0" w:firstColumn="1" w:lastColumn="0" w:noHBand="0" w:noVBand="1"/>
+        <w:tblLook w:val="0000" w:firstRow="0" w:lastRow="0" w:firstColumn="0" w:lastColumn="0" w:noHBand="0" w:noVBand="0"/>
       </w:tblPr>
       <w:tblGrid>
         <w:gridCol w:w="1882"/>
@@ -11102,7 +11102,7 @@
       <w:pPr>
         <w:pStyle w:val="Heading2"/>
       </w:pPr>
-      <w:bookmarkStart w:id="25" w:name="_Toc241897246"/>
+      <w:bookmarkStart w:id="25" w:name="_Toc241998643"/>
       <w:r>
         <w:lastRenderedPageBreak/>
         <w:t>8.5 Interview sheet (verifying a locked profile)</w:t>
@@ -11166,7 +11166,7 @@
           <w:left w:w="10" w:type="dxa"/>
           <w:right w:w="10" w:type="dxa"/>
         </w:tblCellMar>
-        <w:tblLook w:val="04A0" w:firstRow="1" w:lastRow="0" w:firstColumn="1" w:lastColumn="0" w:noHBand="0" w:noVBand="1"/>
+        <w:tblLook w:val="0000" w:firstRow="0" w:lastRow="0" w:firstColumn="0" w:lastColumn="0" w:noHBand="0" w:noVBand="0"/>
       </w:tblPr>
       <w:tblGrid>
         <w:gridCol w:w="1882"/>
@@ -12143,7 +12143,7 @@
       <w:pPr>
         <w:pStyle w:val="Heading2"/>
       </w:pPr>
-      <w:bookmarkStart w:id="26" w:name="_Toc241897247"/>
+      <w:bookmarkStart w:id="26" w:name="_Toc241998644"/>
       <w:r>
         <w:t>8.6 KII Register</w:t>
       </w:r>
@@ -12206,7 +12206,7 @@
           <w:left w:w="10" w:type="dxa"/>
           <w:right w:w="10" w:type="dxa"/>
         </w:tblCellMar>
-        <w:tblLook w:val="04A0" w:firstRow="1" w:lastRow="0" w:firstColumn="1" w:lastColumn="0" w:noHBand="0" w:noVBand="1"/>
+        <w:tblLook w:val="0000" w:firstRow="0" w:lastRow="0" w:firstColumn="0" w:lastColumn="0" w:noHBand="0" w:noVBand="0"/>
       </w:tblPr>
       <w:tblGrid>
         <w:gridCol w:w="1882"/>
@@ -12764,7 +12764,7 @@
       <w:pPr>
         <w:pStyle w:val="Heading2"/>
       </w:pPr>
-      <w:bookmarkStart w:id="27" w:name="_Toc241897248"/>
+      <w:bookmarkStart w:id="27" w:name="_Toc241998645"/>
       <w:r>
         <w:t>8.7 New KII Record</w:t>
       </w:r>
@@ -12827,7 +12827,7 @@
           <w:left w:w="10" w:type="dxa"/>
           <w:right w:w="10" w:type="dxa"/>
         </w:tblCellMar>
-        <w:tblLook w:val="04A0" w:firstRow="1" w:lastRow="0" w:firstColumn="1" w:lastColumn="0" w:noHBand="0" w:noVBand="1"/>
+        <w:tblLook w:val="0000" w:firstRow="0" w:lastRow="0" w:firstColumn="0" w:lastColumn="0" w:noHBand="0" w:noVBand="0"/>
       </w:tblPr>
       <w:tblGrid>
         <w:gridCol w:w="1882"/>
@@ -13174,7 +13174,7 @@
       <w:pPr>
         <w:pStyle w:val="Heading2"/>
       </w:pPr>
-      <w:bookmarkStart w:id="28" w:name="_Toc241897249"/>
+      <w:bookmarkStart w:id="28" w:name="_Toc241998646"/>
       <w:r>
         <w:t>8.8 KII record</w:t>
       </w:r>
@@ -13237,7 +13237,7 @@
           <w:left w:w="10" w:type="dxa"/>
           <w:right w:w="10" w:type="dxa"/>
         </w:tblCellMar>
-        <w:tblLook w:val="04A0" w:firstRow="1" w:lastRow="0" w:firstColumn="1" w:lastColumn="0" w:noHBand="0" w:noVBand="1"/>
+        <w:tblLook w:val="0000" w:firstRow="0" w:lastRow="0" w:firstColumn="0" w:lastColumn="0" w:noHBand="0" w:noVBand="0"/>
       </w:tblPr>
       <w:tblGrid>
         <w:gridCol w:w="1882"/>
@@ -14215,7 +14215,7 @@
       <w:pPr>
         <w:pStyle w:val="Heading2"/>
       </w:pPr>
-      <w:bookmarkStart w:id="29" w:name="_Toc241897250"/>
+      <w:bookmarkStart w:id="29" w:name="_Toc241998647"/>
       <w:r>
         <w:t>8.9 Completed forms (Form PDFs)</w:t>
       </w:r>
@@ -14278,7 +14278,7 @@
           <w:left w:w="10" w:type="dxa"/>
           <w:right w:w="10" w:type="dxa"/>
         </w:tblCellMar>
-        <w:tblLook w:val="04A0" w:firstRow="1" w:lastRow="0" w:firstColumn="1" w:lastColumn="0" w:noHBand="0" w:noVBand="1"/>
+        <w:tblLook w:val="0000" w:firstRow="0" w:lastRow="0" w:firstColumn="0" w:lastColumn="0" w:noHBand="0" w:noVBand="0"/>
       </w:tblPr>
       <w:tblGrid>
         <w:gridCol w:w="1882"/>
@@ -15097,7 +15097,7 @@
         <w:sz w:val="16"/>
         <w:szCs w:val="16"/>
       </w:rPr>
-      <w:t>Version 1.17 · 3 October 2026</w:t>
+      <w:t>Version 1.18 · 4 October 2026</w:t>
     </w:r>
     <w:r>
       <w:rPr>
@@ -15270,10 +15270,10 @@
 <file path=word/numbering.xml><?xml version="1.0" encoding="utf-8"?>
 <w:numbering xmlns:wpc="http://schemas.microsoft.com/office/word/2010/wordprocessingCanvas" xmlns:cx="http://schemas.microsoft.com/office/drawing/2014/chartex" xmlns:cx1="http://schemas.microsoft.com/office/drawing/2015/9/8/chartex" xmlns:cx2="http://schemas.microsoft.com/office/drawing/2015/10/21/chartex" xmlns:cx3="http://schemas.microsoft.com/office/drawing/2016/5/9/chartex" xmlns:cx4="http://schemas.microsoft.com/office/drawing/2016/5/10/chartex" xmlns:cx5="http://schemas.microsoft.com/office/drawing/2016/5/11/chartex" xmlns:cx6="http://schemas.microsoft.com/office/drawing/2016/5/12/chartex" xmlns:cx7="http://schemas.microsoft.com/office/drawing/2016/5/13/chartex" xmlns:cx8="http://schemas.microsoft.com/office/drawing/2016/5/14/chartex" xmlns:mc="http://schemas.openxmlformats.org/markup-compatibility/2006" xmlns:aink="http://schemas.microsoft.com/office/drawing/2016/ink" xmlns:am3d="http://schemas.microsoft.com/office/drawing/2017/model3d" xmlns:o="urn:schemas-microsoft-com:office:office" xmlns:oel="http://schemas.microsoft.com/office/2019/extlst" xmlns:r="http://schemas.openxmlformats.org/officeDocument/2006/relationships" xmlns:m="http://schemas.openxmlformats.org/officeDocument/2006/math" xmlns:v="urn:schemas-microsoft-com:vml" xmlns:wp14="http://schemas.microsoft.com/office/word/2010/wordprocessingDrawing" xmlns:wp="http://schemas.openxmlformats.org/drawingml/2006/wordprocessingDrawing" xmlns:w10="urn:schemas-microsoft-com:office:word" xmlns:w="http://schemas.openxmlformats.org/wordprocessingml/2006/main" xmlns:w14="http://schemas.microsoft.com/office/word/2010/wordml" xmlns:w15="http://schemas.microsoft.com/office/word/2012/wordml" xmlns:w16cex="http://schemas.microsoft.com/office/word/2018/wordml/cex" xmlns:w16cid="http://schemas.microsoft.com/office/word/2016/wordml/cid" xmlns:w16="http://schemas.microsoft.com/office/word/2018/wordml" xmlns:w16sdtdh="http://schemas.microsoft.com/office/word/2020/wordml/sdtdatahash" xmlns:w16se="http://schemas.microsoft.com/office/word/2015/wordml/symex" xmlns:wpg="http://schemas.microsoft.com/office/word/2010/wordprocessingGroup" xmlns:wpi="http://schemas.microsoft.com/office/word/2010/wordprocessingInk" xmlns:wne="http://schemas.microsoft.com/office/word/2006/wordml" xmlns:wps="http://schemas.microsoft.com/office/word/2010/wordprocessingShape" mc:Ignorable="w14 w15 w16se w16cid w16 w16cex w16sdtdh wp14">
   <w:abstractNum w:abstractNumId="0" w15:restartNumberingAfterBreak="0">
-    <w:nsid w:val="12271758"/>
+    <w:nsid w:val="08EA2096"/>
     <w:multiLevelType w:val="hybridMultilevel"/>
-    <w:tmpl w:val="6CCAE13E"/>
-    <w:lvl w:ilvl="0" w:tplc="B49C6394">
+    <w:tmpl w:val="C43CEB7C"/>
+    <w:lvl w:ilvl="0" w:tplc="B5C62234">
       <w:start w:val="1"/>
       <w:numFmt w:val="decimal"/>
       <w:lvlText w:val="%1."/>
@@ -15287,52 +15287,110 @@
         <w:color w:val="A67C27"/>
       </w:rPr>
     </w:lvl>
-    <w:lvl w:ilvl="1" w:tplc="C22E0C9C">
+    <w:lvl w:ilvl="1" w:tplc="A8C878D2">
       <w:numFmt w:val="decimal"/>
       <w:lvlText w:val=""/>
       <w:lvlJc w:val="left"/>
     </w:lvl>
-    <w:lvl w:ilvl="2" w:tplc="17AA3A7C">
+    <w:lvl w:ilvl="2" w:tplc="812E3330">
       <w:numFmt w:val="decimal"/>
       <w:lvlText w:val=""/>
       <w:lvlJc w:val="left"/>
     </w:lvl>
-    <w:lvl w:ilvl="3" w:tplc="F198FC44">
+    <w:lvl w:ilvl="3" w:tplc="04966226">
       <w:numFmt w:val="decimal"/>
       <w:lvlText w:val=""/>
       <w:lvlJc w:val="left"/>
     </w:lvl>
-    <w:lvl w:ilvl="4" w:tplc="78A831A0">
+    <w:lvl w:ilvl="4" w:tplc="E9086836">
       <w:numFmt w:val="decimal"/>
       <w:lvlText w:val=""/>
       <w:lvlJc w:val="left"/>
     </w:lvl>
-    <w:lvl w:ilvl="5" w:tplc="562E8294">
+    <w:lvl w:ilvl="5" w:tplc="6EBC89C2">
       <w:numFmt w:val="decimal"/>
       <w:lvlText w:val=""/>
       <w:lvlJc w:val="left"/>
     </w:lvl>
-    <w:lvl w:ilvl="6" w:tplc="E04435E6">
+    <w:lvl w:ilvl="6" w:tplc="5B321BC0">
       <w:numFmt w:val="decimal"/>
       <w:lvlText w:val=""/>
       <w:lvlJc w:val="left"/>
     </w:lvl>
-    <w:lvl w:ilvl="7" w:tplc="3BB85C78">
+    <w:lvl w:ilvl="7" w:tplc="D332DBEC">
       <w:numFmt w:val="decimal"/>
       <w:lvlText w:val=""/>
       <w:lvlJc w:val="left"/>
     </w:lvl>
-    <w:lvl w:ilvl="8" w:tplc="0338E54A">
+    <w:lvl w:ilvl="8" w:tplc="8AD479C2">
       <w:numFmt w:val="decimal"/>
       <w:lvlText w:val=""/>
       <w:lvlJc w:val="left"/>
     </w:lvl>
   </w:abstractNum>
   <w:abstractNum w:abstractNumId="1" w15:restartNumberingAfterBreak="0">
-    <w:nsid w:val="2A4B42AF"/>
+    <w:nsid w:val="1277226C"/>
     <w:multiLevelType w:val="hybridMultilevel"/>
-    <w:tmpl w:val="0782485E"/>
-    <w:lvl w:ilvl="0" w:tplc="AA4E12EC">
+    <w:tmpl w:val="72CC5580"/>
+    <w:lvl w:ilvl="0" w:tplc="973EC1AE">
+      <w:start w:val="1"/>
+      <w:numFmt w:val="bullet"/>
+      <w:lvlText w:val="•"/>
+      <w:lvlJc w:val="left"/>
+      <w:pPr>
+        <w:ind w:left="460" w:hanging="280"/>
+      </w:pPr>
+    </w:lvl>
+    <w:lvl w:ilvl="1" w:tplc="E61C77A0">
+      <w:start w:val="1"/>
+      <w:numFmt w:val="bullet"/>
+      <w:lvlText w:val="–"/>
+      <w:lvlJc w:val="left"/>
+      <w:pPr>
+        <w:ind w:left="900" w:hanging="280"/>
+      </w:pPr>
+    </w:lvl>
+    <w:lvl w:ilvl="2" w:tplc="9AEA67F4">
+      <w:numFmt w:val="decimal"/>
+      <w:lvlText w:val=""/>
+      <w:lvlJc w:val="left"/>
+    </w:lvl>
+    <w:lvl w:ilvl="3" w:tplc="5E8456E4">
+      <w:numFmt w:val="decimal"/>
+      <w:lvlText w:val=""/>
+      <w:lvlJc w:val="left"/>
+    </w:lvl>
+    <w:lvl w:ilvl="4" w:tplc="EEB67026">
+      <w:numFmt w:val="decimal"/>
+      <w:lvlText w:val=""/>
+      <w:lvlJc w:val="left"/>
+    </w:lvl>
+    <w:lvl w:ilvl="5" w:tplc="DE284166">
+      <w:numFmt w:val="decimal"/>
+      <w:lvlText w:val=""/>
+      <w:lvlJc w:val="left"/>
+    </w:lvl>
+    <w:lvl w:ilvl="6" w:tplc="4E1C0132">
+      <w:numFmt w:val="decimal"/>
+      <w:lvlText w:val=""/>
+      <w:lvlJc w:val="left"/>
+    </w:lvl>
+    <w:lvl w:ilvl="7" w:tplc="186E7976">
+      <w:numFmt w:val="decimal"/>
+      <w:lvlText w:val=""/>
+      <w:lvlJc w:val="left"/>
+    </w:lvl>
+    <w:lvl w:ilvl="8" w:tplc="3C10AC22">
+      <w:numFmt w:val="decimal"/>
+      <w:lvlText w:val=""/>
+      <w:lvlJc w:val="left"/>
+    </w:lvl>
+  </w:abstractNum>
+  <w:abstractNum w:abstractNumId="2" w15:restartNumberingAfterBreak="0">
+    <w:nsid w:val="1AC52D19"/>
+    <w:multiLevelType w:val="hybridMultilevel"/>
+    <w:tmpl w:val="C7CED4A4"/>
+    <w:lvl w:ilvl="0" w:tplc="4F04DB90">
       <w:start w:val="1"/>
       <w:numFmt w:val="decimal"/>
       <w:lvlText w:val="%1."/>
@@ -15346,52 +15404,52 @@
         <w:color w:val="A67C27"/>
       </w:rPr>
     </w:lvl>
-    <w:lvl w:ilvl="1" w:tplc="3EE2EB00">
+    <w:lvl w:ilvl="1" w:tplc="B9EC2CBC">
       <w:numFmt w:val="decimal"/>
       <w:lvlText w:val=""/>
       <w:lvlJc w:val="left"/>
     </w:lvl>
-    <w:lvl w:ilvl="2" w:tplc="DEC0EBAE">
+    <w:lvl w:ilvl="2" w:tplc="7CC0718E">
       <w:numFmt w:val="decimal"/>
       <w:lvlText w:val=""/>
       <w:lvlJc w:val="left"/>
     </w:lvl>
-    <w:lvl w:ilvl="3" w:tplc="37B462A0">
+    <w:lvl w:ilvl="3" w:tplc="E076B57A">
       <w:numFmt w:val="decimal"/>
       <w:lvlText w:val=""/>
       <w:lvlJc w:val="left"/>
     </w:lvl>
-    <w:lvl w:ilvl="4" w:tplc="11C060AA">
+    <w:lvl w:ilvl="4" w:tplc="B2D2B51A">
       <w:numFmt w:val="decimal"/>
       <w:lvlText w:val=""/>
       <w:lvlJc w:val="left"/>
     </w:lvl>
-    <w:lvl w:ilvl="5" w:tplc="B5D8A21C">
+    <w:lvl w:ilvl="5" w:tplc="57525B4C">
       <w:numFmt w:val="decimal"/>
       <w:lvlText w:val=""/>
       <w:lvlJc w:val="left"/>
     </w:lvl>
-    <w:lvl w:ilvl="6" w:tplc="B3901D3A">
+    <w:lvl w:ilvl="6" w:tplc="DA628BEC">
       <w:numFmt w:val="decimal"/>
       <w:lvlText w:val=""/>
       <w:lvlJc w:val="left"/>
     </w:lvl>
-    <w:lvl w:ilvl="7" w:tplc="8CE24912">
+    <w:lvl w:ilvl="7" w:tplc="7BF28660">
       <w:numFmt w:val="decimal"/>
       <w:lvlText w:val=""/>
       <w:lvlJc w:val="left"/>
     </w:lvl>
-    <w:lvl w:ilvl="8" w:tplc="909E63C6">
+    <w:lvl w:ilvl="8" w:tplc="9184F166">
       <w:numFmt w:val="decimal"/>
       <w:lvlText w:val=""/>
       <w:lvlJc w:val="left"/>
     </w:lvl>
   </w:abstractNum>
-  <w:abstractNum w:abstractNumId="2" w15:restartNumberingAfterBreak="0">
-    <w:nsid w:val="2D7772B1"/>
+  <w:abstractNum w:abstractNumId="3" w15:restartNumberingAfterBreak="0">
+    <w:nsid w:val="4B430425"/>
     <w:multiLevelType w:val="hybridMultilevel"/>
-    <w:tmpl w:val="95A2D60A"/>
-    <w:lvl w:ilvl="0" w:tplc="BEEE3358">
+    <w:tmpl w:val="47CE324A"/>
+    <w:lvl w:ilvl="0" w:tplc="C0D2E052">
       <w:start w:val="1"/>
       <w:numFmt w:val="decimal"/>
       <w:lvlText w:val="%1."/>
@@ -15405,52 +15463,52 @@
         <w:color w:val="A67C27"/>
       </w:rPr>
     </w:lvl>
-    <w:lvl w:ilvl="1" w:tplc="2AEC06E4">
+    <w:lvl w:ilvl="1" w:tplc="56462BD6">
       <w:numFmt w:val="decimal"/>
       <w:lvlText w:val=""/>
       <w:lvlJc w:val="left"/>
     </w:lvl>
-    <w:lvl w:ilvl="2" w:tplc="D638DD80">
+    <w:lvl w:ilvl="2" w:tplc="2D68454A">
       <w:numFmt w:val="decimal"/>
       <w:lvlText w:val=""/>
       <w:lvlJc w:val="left"/>
     </w:lvl>
-    <w:lvl w:ilvl="3" w:tplc="36B8BB82">
+    <w:lvl w:ilvl="3" w:tplc="9CD2A8B0">
       <w:numFmt w:val="decimal"/>
       <w:lvlText w:val=""/>
       <w:lvlJc w:val="left"/>
     </w:lvl>
-    <w:lvl w:ilvl="4" w:tplc="018807E8">
+    <w:lvl w:ilvl="4" w:tplc="14A6A89E">
       <w:numFmt w:val="decimal"/>
       <w:lvlText w:val=""/>
       <w:lvlJc w:val="left"/>
     </w:lvl>
-    <w:lvl w:ilvl="5" w:tplc="CF9E66C8">
+    <w:lvl w:ilvl="5" w:tplc="583EC39C">
       <w:numFmt w:val="decimal"/>
       <w:lvlText w:val=""/>
       <w:lvlJc w:val="left"/>
     </w:lvl>
-    <w:lvl w:ilvl="6" w:tplc="7B9C6C70">
+    <w:lvl w:ilvl="6" w:tplc="C7B2797A">
       <w:numFmt w:val="decimal"/>
       <w:lvlText w:val=""/>
       <w:lvlJc w:val="left"/>
     </w:lvl>
-    <w:lvl w:ilvl="7" w:tplc="600C4804">
+    <w:lvl w:ilvl="7" w:tplc="B2FCE1F6">
       <w:numFmt w:val="decimal"/>
       <w:lvlText w:val=""/>
       <w:lvlJc w:val="left"/>
     </w:lvl>
-    <w:lvl w:ilvl="8" w:tplc="5234F9D2">
+    <w:lvl w:ilvl="8" w:tplc="3AF65986">
       <w:numFmt w:val="decimal"/>
       <w:lvlText w:val=""/>
       <w:lvlJc w:val="left"/>
     </w:lvl>
   </w:abstractNum>
-  <w:abstractNum w:abstractNumId="3" w15:restartNumberingAfterBreak="0">
-    <w:nsid w:val="3DDC5C33"/>
+  <w:abstractNum w:abstractNumId="4" w15:restartNumberingAfterBreak="0">
+    <w:nsid w:val="50173FB6"/>
     <w:multiLevelType w:val="hybridMultilevel"/>
-    <w:tmpl w:val="B268DD58"/>
-    <w:lvl w:ilvl="0" w:tplc="24D68A74">
+    <w:tmpl w:val="F69ECCD2"/>
+    <w:lvl w:ilvl="0" w:tplc="09FA2286">
       <w:start w:val="1"/>
       <w:numFmt w:val="decimal"/>
       <w:lvlText w:val="%1."/>
@@ -15464,138 +15522,52 @@
         <w:color w:val="A67C27"/>
       </w:rPr>
     </w:lvl>
-    <w:lvl w:ilvl="1" w:tplc="301C3248">
+    <w:lvl w:ilvl="1" w:tplc="D626291E">
       <w:numFmt w:val="decimal"/>
       <w:lvlText w:val=""/>
       <w:lvlJc w:val="left"/>
     </w:lvl>
-    <w:lvl w:ilvl="2" w:tplc="59F4499A">
+    <w:lvl w:ilvl="2" w:tplc="DAF466DA">
       <w:numFmt w:val="decimal"/>
       <w:lvlText w:val=""/>
       <w:lvlJc w:val="left"/>
     </w:lvl>
-    <w:lvl w:ilvl="3" w:tplc="2F4E3B06">
+    <w:lvl w:ilvl="3" w:tplc="25D485B8">
       <w:numFmt w:val="decimal"/>
       <w:lvlText w:val=""/>
       <w:lvlJc w:val="left"/>
     </w:lvl>
-    <w:lvl w:ilvl="4" w:tplc="C6AA014E">
+    <w:lvl w:ilvl="4" w:tplc="472CF00E">
       <w:numFmt w:val="decimal"/>
       <w:lvlText w:val=""/>
       <w:lvlJc w:val="left"/>
     </w:lvl>
-    <w:lvl w:ilvl="5" w:tplc="66C06014">
+    <w:lvl w:ilvl="5" w:tplc="FB6C00C0">
       <w:numFmt w:val="decimal"/>
       <w:lvlText w:val=""/>
       <w:lvlJc w:val="left"/>
     </w:lvl>
-    <w:lvl w:ilvl="6" w:tplc="790AEC58">
+    <w:lvl w:ilvl="6" w:tplc="40A67746">
       <w:numFmt w:val="decimal"/>
       <w:lvlText w:val=""/>
       <w:lvlJc w:val="left"/>
     </w:lvl>
-    <w:lvl w:ilvl="7" w:tplc="74A09A02">
+    <w:lvl w:ilvl="7" w:tplc="4F189D66">
       <w:numFmt w:val="decimal"/>
       <w:lvlText w:val=""/>
       <w:lvlJc w:val="left"/>
     </w:lvl>
-    <w:lvl w:ilvl="8" w:tplc="DA826874">
+    <w:lvl w:ilvl="8" w:tplc="D04A3180">
       <w:numFmt w:val="decimal"/>
       <w:lvlText w:val=""/>
       <w:lvlJc w:val="left"/>
     </w:lvl>
   </w:abstractNum>
-  <w:abstractNum w:abstractNumId="4" w15:restartNumberingAfterBreak="0">
-    <w:nsid w:val="4BFA0DF6"/>
+  <w:abstractNum w:abstractNumId="5" w15:restartNumberingAfterBreak="0">
+    <w:nsid w:val="5385648F"/>
     <w:multiLevelType w:val="hybridMultilevel"/>
-    <w:tmpl w:val="95B6F3B8"/>
-    <w:lvl w:ilvl="0" w:tplc="6522372C">
-      <w:start w:val="1"/>
-      <w:numFmt w:val="bullet"/>
-      <w:lvlText w:val="●"/>
-      <w:lvlJc w:val="left"/>
-      <w:pPr>
-        <w:ind w:left="720" w:hanging="360"/>
-      </w:pPr>
-    </w:lvl>
-    <w:lvl w:ilvl="1" w:tplc="146232F0">
-      <w:start w:val="1"/>
-      <w:numFmt w:val="bullet"/>
-      <w:lvlText w:val="○"/>
-      <w:lvlJc w:val="left"/>
-      <w:pPr>
-        <w:ind w:left="1440" w:hanging="360"/>
-      </w:pPr>
-    </w:lvl>
-    <w:lvl w:ilvl="2" w:tplc="9B5A37E6">
-      <w:start w:val="1"/>
-      <w:numFmt w:val="bullet"/>
-      <w:lvlText w:val="■"/>
-      <w:lvlJc w:val="left"/>
-      <w:pPr>
-        <w:ind w:left="2160" w:hanging="360"/>
-      </w:pPr>
-    </w:lvl>
-    <w:lvl w:ilvl="3" w:tplc="EDAA18DE">
-      <w:start w:val="1"/>
-      <w:numFmt w:val="bullet"/>
-      <w:lvlText w:val="●"/>
-      <w:lvlJc w:val="left"/>
-      <w:pPr>
-        <w:ind w:left="2880" w:hanging="360"/>
-      </w:pPr>
-    </w:lvl>
-    <w:lvl w:ilvl="4" w:tplc="43BCE496">
-      <w:start w:val="1"/>
-      <w:numFmt w:val="bullet"/>
-      <w:lvlText w:val="○"/>
-      <w:lvlJc w:val="left"/>
-      <w:pPr>
-        <w:ind w:left="3600" w:hanging="360"/>
-      </w:pPr>
-    </w:lvl>
-    <w:lvl w:ilvl="5" w:tplc="D73E27BE">
-      <w:start w:val="1"/>
-      <w:numFmt w:val="bullet"/>
-      <w:lvlText w:val="■"/>
-      <w:lvlJc w:val="left"/>
-      <w:pPr>
-        <w:ind w:left="4320" w:hanging="360"/>
-      </w:pPr>
-    </w:lvl>
-    <w:lvl w:ilvl="6" w:tplc="0C80FA6E">
-      <w:start w:val="1"/>
-      <w:numFmt w:val="bullet"/>
-      <w:lvlText w:val="●"/>
-      <w:lvlJc w:val="left"/>
-      <w:pPr>
-        <w:ind w:left="5040" w:hanging="360"/>
-      </w:pPr>
-    </w:lvl>
-    <w:lvl w:ilvl="7" w:tplc="FE5A5284">
-      <w:start w:val="1"/>
-      <w:numFmt w:val="bullet"/>
-      <w:lvlText w:val="●"/>
-      <w:lvlJc w:val="left"/>
-      <w:pPr>
-        <w:ind w:left="5760" w:hanging="360"/>
-      </w:pPr>
-    </w:lvl>
-    <w:lvl w:ilvl="8" w:tplc="0882C60C">
-      <w:start w:val="1"/>
-      <w:numFmt w:val="bullet"/>
-      <w:lvlText w:val="●"/>
-      <w:lvlJc w:val="left"/>
-      <w:pPr>
-        <w:ind w:left="6480" w:hanging="360"/>
-      </w:pPr>
-    </w:lvl>
-  </w:abstractNum>
-  <w:abstractNum w:abstractNumId="5" w15:restartNumberingAfterBreak="0">
-    <w:nsid w:val="4FEE260B"/>
-    <w:multiLevelType w:val="hybridMultilevel"/>
-    <w:tmpl w:val="761EE406"/>
-    <w:lvl w:ilvl="0" w:tplc="769A5B5A">
+    <w:tmpl w:val="048A8B10"/>
+    <w:lvl w:ilvl="0" w:tplc="711236C8">
       <w:start w:val="1"/>
       <w:numFmt w:val="decimal"/>
       <w:lvlText w:val="%1."/>
@@ -15609,52 +15581,52 @@
         <w:color w:val="A67C27"/>
       </w:rPr>
     </w:lvl>
-    <w:lvl w:ilvl="1" w:tplc="087E1F6C">
+    <w:lvl w:ilvl="1" w:tplc="20129CF2">
       <w:numFmt w:val="decimal"/>
       <w:lvlText w:val=""/>
       <w:lvlJc w:val="left"/>
     </w:lvl>
-    <w:lvl w:ilvl="2" w:tplc="F4C82528">
+    <w:lvl w:ilvl="2" w:tplc="7D9EB84E">
       <w:numFmt w:val="decimal"/>
       <w:lvlText w:val=""/>
       <w:lvlJc w:val="left"/>
     </w:lvl>
-    <w:lvl w:ilvl="3" w:tplc="BA5870DC">
+    <w:lvl w:ilvl="3" w:tplc="262CCD8E">
       <w:numFmt w:val="decimal"/>
       <w:lvlText w:val=""/>
       <w:lvlJc w:val="left"/>
     </w:lvl>
-    <w:lvl w:ilvl="4" w:tplc="4060F890">
+    <w:lvl w:ilvl="4" w:tplc="555E5BB6">
       <w:numFmt w:val="decimal"/>
       <w:lvlText w:val=""/>
       <w:lvlJc w:val="left"/>
     </w:lvl>
-    <w:lvl w:ilvl="5" w:tplc="36969346">
+    <w:lvl w:ilvl="5" w:tplc="B01231FC">
       <w:numFmt w:val="decimal"/>
       <w:lvlText w:val=""/>
       <w:lvlJc w:val="left"/>
     </w:lvl>
-    <w:lvl w:ilvl="6" w:tplc="4FD06FE8">
+    <w:lvl w:ilvl="6" w:tplc="19BCBB64">
       <w:numFmt w:val="decimal"/>
       <w:lvlText w:val=""/>
       <w:lvlJc w:val="left"/>
     </w:lvl>
-    <w:lvl w:ilvl="7" w:tplc="92369DEC">
+    <w:lvl w:ilvl="7" w:tplc="646877A2">
       <w:numFmt w:val="decimal"/>
       <w:lvlText w:val=""/>
       <w:lvlJc w:val="left"/>
     </w:lvl>
-    <w:lvl w:ilvl="8" w:tplc="077469DC">
+    <w:lvl w:ilvl="8" w:tplc="128E2042">
       <w:numFmt w:val="decimal"/>
       <w:lvlText w:val=""/>
       <w:lvlJc w:val="left"/>
     </w:lvl>
   </w:abstractNum>
   <w:abstractNum w:abstractNumId="6" w15:restartNumberingAfterBreak="0">
-    <w:nsid w:val="535D5D46"/>
+    <w:nsid w:val="5BF9221B"/>
     <w:multiLevelType w:val="hybridMultilevel"/>
-    <w:tmpl w:val="22208452"/>
-    <w:lvl w:ilvl="0" w:tplc="A1F837B0">
+    <w:tmpl w:val="34A02B7C"/>
+    <w:lvl w:ilvl="0" w:tplc="873C7254">
       <w:start w:val="1"/>
       <w:numFmt w:val="decimal"/>
       <w:lvlText w:val="%1."/>
@@ -15668,52 +15640,52 @@
         <w:color w:val="A67C27"/>
       </w:rPr>
     </w:lvl>
-    <w:lvl w:ilvl="1" w:tplc="C36C816E">
+    <w:lvl w:ilvl="1" w:tplc="92B23E6A">
       <w:numFmt w:val="decimal"/>
       <w:lvlText w:val=""/>
       <w:lvlJc w:val="left"/>
     </w:lvl>
-    <w:lvl w:ilvl="2" w:tplc="D164A8FC">
+    <w:lvl w:ilvl="2" w:tplc="CA5A9B2E">
       <w:numFmt w:val="decimal"/>
       <w:lvlText w:val=""/>
       <w:lvlJc w:val="left"/>
     </w:lvl>
-    <w:lvl w:ilvl="3" w:tplc="66C63244">
+    <w:lvl w:ilvl="3" w:tplc="AC527098">
       <w:numFmt w:val="decimal"/>
       <w:lvlText w:val=""/>
       <w:lvlJc w:val="left"/>
     </w:lvl>
-    <w:lvl w:ilvl="4" w:tplc="E460E936">
+    <w:lvl w:ilvl="4" w:tplc="D0F24E8C">
       <w:numFmt w:val="decimal"/>
       <w:lvlText w:val=""/>
       <w:lvlJc w:val="left"/>
     </w:lvl>
-    <w:lvl w:ilvl="5" w:tplc="805847E0">
+    <w:lvl w:ilvl="5" w:tplc="DFC29342">
       <w:numFmt w:val="decimal"/>
       <w:lvlText w:val=""/>
       <w:lvlJc w:val="left"/>
     </w:lvl>
-    <w:lvl w:ilvl="6" w:tplc="E48C5412">
+    <w:lvl w:ilvl="6" w:tplc="B7BE6D5A">
       <w:numFmt w:val="decimal"/>
       <w:lvlText w:val=""/>
       <w:lvlJc w:val="left"/>
     </w:lvl>
-    <w:lvl w:ilvl="7" w:tplc="AFF279FC">
+    <w:lvl w:ilvl="7" w:tplc="B0645EAA">
       <w:numFmt w:val="decimal"/>
       <w:lvlText w:val=""/>
       <w:lvlJc w:val="left"/>
     </w:lvl>
-    <w:lvl w:ilvl="8" w:tplc="38708848">
+    <w:lvl w:ilvl="8" w:tplc="29A4E2C8">
       <w:numFmt w:val="decimal"/>
       <w:lvlText w:val=""/>
       <w:lvlJc w:val="left"/>
     </w:lvl>
   </w:abstractNum>
   <w:abstractNum w:abstractNumId="7" w15:restartNumberingAfterBreak="0">
-    <w:nsid w:val="59D16DD0"/>
+    <w:nsid w:val="5D8E6ABB"/>
     <w:multiLevelType w:val="hybridMultilevel"/>
-    <w:tmpl w:val="466C25F8"/>
-    <w:lvl w:ilvl="0" w:tplc="DD1AEA38">
+    <w:tmpl w:val="AA1EB6F2"/>
+    <w:lvl w:ilvl="0" w:tplc="E5E87EEC">
       <w:start w:val="1"/>
       <w:numFmt w:val="decimal"/>
       <w:lvlText w:val="%1."/>
@@ -15727,52 +15699,52 @@
         <w:color w:val="A67C27"/>
       </w:rPr>
     </w:lvl>
-    <w:lvl w:ilvl="1" w:tplc="EE105E6A">
+    <w:lvl w:ilvl="1" w:tplc="8E6890E0">
       <w:numFmt w:val="decimal"/>
       <w:lvlText w:val=""/>
       <w:lvlJc w:val="left"/>
     </w:lvl>
-    <w:lvl w:ilvl="2" w:tplc="851E58EA">
+    <w:lvl w:ilvl="2" w:tplc="6A92F98C">
       <w:numFmt w:val="decimal"/>
       <w:lvlText w:val=""/>
       <w:lvlJc w:val="left"/>
     </w:lvl>
-    <w:lvl w:ilvl="3" w:tplc="968E37B6">
+    <w:lvl w:ilvl="3" w:tplc="06764F2C">
       <w:numFmt w:val="decimal"/>
       <w:lvlText w:val=""/>
       <w:lvlJc w:val="left"/>
     </w:lvl>
-    <w:lvl w:ilvl="4" w:tplc="99828AF2">
+    <w:lvl w:ilvl="4" w:tplc="CEECBD9A">
       <w:numFmt w:val="decimal"/>
       <w:lvlText w:val=""/>
       <w:lvlJc w:val="left"/>
     </w:lvl>
-    <w:lvl w:ilvl="5" w:tplc="CFDA933E">
+    <w:lvl w:ilvl="5" w:tplc="4796B262">
       <w:numFmt w:val="decimal"/>
       <w:lvlText w:val=""/>
       <w:lvlJc w:val="left"/>
     </w:lvl>
-    <w:lvl w:ilvl="6" w:tplc="5CDCCC16">
+    <w:lvl w:ilvl="6" w:tplc="0D221B7C">
       <w:numFmt w:val="decimal"/>
       <w:lvlText w:val=""/>
       <w:lvlJc w:val="left"/>
     </w:lvl>
-    <w:lvl w:ilvl="7" w:tplc="209433C8">
+    <w:lvl w:ilvl="7" w:tplc="B1BAC2FA">
       <w:numFmt w:val="decimal"/>
       <w:lvlText w:val=""/>
       <w:lvlJc w:val="left"/>
     </w:lvl>
-    <w:lvl w:ilvl="8" w:tplc="C5F4D20A">
+    <w:lvl w:ilvl="8" w:tplc="7E9210AE">
       <w:numFmt w:val="decimal"/>
       <w:lvlText w:val=""/>
       <w:lvlJc w:val="left"/>
     </w:lvl>
   </w:abstractNum>
   <w:abstractNum w:abstractNumId="8" w15:restartNumberingAfterBreak="0">
-    <w:nsid w:val="67BA06B4"/>
+    <w:nsid w:val="5E885975"/>
     <w:multiLevelType w:val="hybridMultilevel"/>
-    <w:tmpl w:val="C9B007BC"/>
-    <w:lvl w:ilvl="0" w:tplc="233E8E36">
+    <w:tmpl w:val="28E8A654"/>
+    <w:lvl w:ilvl="0" w:tplc="6700C4C6">
       <w:start w:val="1"/>
       <w:numFmt w:val="decimal"/>
       <w:lvlText w:val="%1."/>
@@ -15786,110 +15758,138 @@
         <w:color w:val="A67C27"/>
       </w:rPr>
     </w:lvl>
-    <w:lvl w:ilvl="1" w:tplc="421A3E7A">
+    <w:lvl w:ilvl="1" w:tplc="9C980E4A">
       <w:numFmt w:val="decimal"/>
       <w:lvlText w:val=""/>
       <w:lvlJc w:val="left"/>
     </w:lvl>
-    <w:lvl w:ilvl="2" w:tplc="4326758C">
+    <w:lvl w:ilvl="2" w:tplc="8D080416">
       <w:numFmt w:val="decimal"/>
       <w:lvlText w:val=""/>
       <w:lvlJc w:val="left"/>
     </w:lvl>
-    <w:lvl w:ilvl="3" w:tplc="FE14CB18">
+    <w:lvl w:ilvl="3" w:tplc="241A5A54">
       <w:numFmt w:val="decimal"/>
       <w:lvlText w:val=""/>
       <w:lvlJc w:val="left"/>
     </w:lvl>
-    <w:lvl w:ilvl="4" w:tplc="CCE0297A">
+    <w:lvl w:ilvl="4" w:tplc="A60CA7F0">
       <w:numFmt w:val="decimal"/>
       <w:lvlText w:val=""/>
       <w:lvlJc w:val="left"/>
     </w:lvl>
-    <w:lvl w:ilvl="5" w:tplc="8C123074">
+    <w:lvl w:ilvl="5" w:tplc="322C1492">
       <w:numFmt w:val="decimal"/>
       <w:lvlText w:val=""/>
       <w:lvlJc w:val="left"/>
     </w:lvl>
-    <w:lvl w:ilvl="6" w:tplc="350A0982">
+    <w:lvl w:ilvl="6" w:tplc="9648BBE4">
       <w:numFmt w:val="decimal"/>
       <w:lvlText w:val=""/>
       <w:lvlJc w:val="left"/>
     </w:lvl>
-    <w:lvl w:ilvl="7" w:tplc="3642F04C">
+    <w:lvl w:ilvl="7" w:tplc="C820E5B4">
       <w:numFmt w:val="decimal"/>
       <w:lvlText w:val=""/>
       <w:lvlJc w:val="left"/>
     </w:lvl>
-    <w:lvl w:ilvl="8" w:tplc="5224BDE4">
+    <w:lvl w:ilvl="8" w:tplc="E2F43DB8">
       <w:numFmt w:val="decimal"/>
       <w:lvlText w:val=""/>
       <w:lvlJc w:val="left"/>
     </w:lvl>
   </w:abstractNum>
   <w:abstractNum w:abstractNumId="9" w15:restartNumberingAfterBreak="0">
-    <w:nsid w:val="74D97950"/>
+    <w:nsid w:val="62DD7F6F"/>
     <w:multiLevelType w:val="hybridMultilevel"/>
-    <w:tmpl w:val="AC02754E"/>
-    <w:lvl w:ilvl="0" w:tplc="D0F031F0">
+    <w:tmpl w:val="3160918E"/>
+    <w:lvl w:ilvl="0" w:tplc="A2483F92">
       <w:start w:val="1"/>
       <w:numFmt w:val="bullet"/>
-      <w:lvlText w:val="•"/>
+      <w:lvlText w:val="●"/>
       <w:lvlJc w:val="left"/>
       <w:pPr>
-        <w:ind w:left="460" w:hanging="280"/>
+        <w:ind w:left="720" w:hanging="360"/>
       </w:pPr>
     </w:lvl>
-    <w:lvl w:ilvl="1" w:tplc="35964D1A">
+    <w:lvl w:ilvl="1" w:tplc="1A8CEA0A">
       <w:start w:val="1"/>
       <w:numFmt w:val="bullet"/>
-      <w:lvlText w:val="–"/>
+      <w:lvlText w:val="○"/>
       <w:lvlJc w:val="left"/>
       <w:pPr>
-        <w:ind w:left="900" w:hanging="280"/>
+        <w:ind w:left="1440" w:hanging="360"/>
       </w:pPr>
     </w:lvl>
-    <w:lvl w:ilvl="2" w:tplc="447CA1C4">
-      <w:numFmt w:val="decimal"/>
-      <w:lvlText w:val=""/>
+    <w:lvl w:ilvl="2" w:tplc="016843BE">
+      <w:start w:val="1"/>
+      <w:numFmt w:val="bullet"/>
+      <w:lvlText w:val="■"/>
       <w:lvlJc w:val="left"/>
+      <w:pPr>
+        <w:ind w:left="2160" w:hanging="360"/>
+      </w:pPr>
     </w:lvl>
-    <w:lvl w:ilvl="3" w:tplc="7256C20A">
-      <w:numFmt w:val="decimal"/>
-      <w:lvlText w:val=""/>
+    <w:lvl w:ilvl="3" w:tplc="52B68CA6">
+      <w:start w:val="1"/>
+      <w:numFmt w:val="bullet"/>
+      <w:lvlText w:val="●"/>
       <w:lvlJc w:val="left"/>
+      <w:pPr>
+        <w:ind w:left="2880" w:hanging="360"/>
+      </w:pPr>
     </w:lvl>
-    <w:lvl w:ilvl="4" w:tplc="876A98D4">
-      <w:numFmt w:val="decimal"/>
-      <w:lvlText w:val=""/>
+    <w:lvl w:ilvl="4" w:tplc="2D323402">
+      <w:start w:val="1"/>
+      <w:numFmt w:val="bullet"/>
+      <w:lvlText w:val="○"/>
       <w:lvlJc w:val="left"/>
+      <w:pPr>
+        <w:ind w:left="3600" w:hanging="360"/>
+      </w:pPr>
     </w:lvl>
-    <w:lvl w:ilvl="5" w:tplc="6D12DFA4">
-      <w:numFmt w:val="decimal"/>
-      <w:lvlText w:val=""/>
+    <w:lvl w:ilvl="5" w:tplc="B870455A">
+      <w:start w:val="1"/>
+      <w:numFmt w:val="bullet"/>
+      <w:lvlText w:val="■"/>
       <w:lvlJc w:val="left"/>
+      <w:pPr>
+        <w:ind w:left="4320" w:hanging="360"/>
+      </w:pPr>
     </w:lvl>
-    <w:lvl w:ilvl="6" w:tplc="3B267996">
-      <w:numFmt w:val="decimal"/>
-      <w:lvlText w:val=""/>
+    <w:lvl w:ilvl="6" w:tplc="E0D60B7C">
+      <w:start w:val="1"/>
+      <w:numFmt w:val="bullet"/>
+      <w:lvlText w:val="●"/>
       <w:lvlJc w:val="left"/>
+      <w:pPr>
+        <w:ind w:left="5040" w:hanging="360"/>
+      </w:pPr>
     </w:lvl>
-    <w:lvl w:ilvl="7" w:tplc="0FCEB09E">
-      <w:numFmt w:val="decimal"/>
-      <w:lvlText w:val=""/>
+    <w:lvl w:ilvl="7" w:tplc="F7ECCAA2">
+      <w:start w:val="1"/>
+      <w:numFmt w:val="bullet"/>
+      <w:lvlText w:val="●"/>
       <w:lvlJc w:val="left"/>
+      <w:pPr>
+        <w:ind w:left="5760" w:hanging="360"/>
+      </w:pPr>
     </w:lvl>
-    <w:lvl w:ilvl="8" w:tplc="4028A756">
-      <w:numFmt w:val="decimal"/>
-      <w:lvlText w:val=""/>
+    <w:lvl w:ilvl="8" w:tplc="6302AB62">
+      <w:start w:val="1"/>
+      <w:numFmt w:val="bullet"/>
+      <w:lvlText w:val="●"/>
       <w:lvlJc w:val="left"/>
+      <w:pPr>
+        <w:ind w:left="6480" w:hanging="360"/>
+      </w:pPr>
     </w:lvl>
   </w:abstractNum>
   <w:abstractNum w:abstractNumId="10" w15:restartNumberingAfterBreak="0">
-    <w:nsid w:val="796E4055"/>
+    <w:nsid w:val="63A04F29"/>
     <w:multiLevelType w:val="hybridMultilevel"/>
-    <w:tmpl w:val="93883926"/>
-    <w:lvl w:ilvl="0" w:tplc="C6BE0E58">
+    <w:tmpl w:val="1A7A2EBA"/>
+    <w:lvl w:ilvl="0" w:tplc="119E4840">
       <w:start w:val="1"/>
       <w:numFmt w:val="decimal"/>
       <w:lvlText w:val="%1."/>
@@ -15903,52 +15903,52 @@
         <w:color w:val="A67C27"/>
       </w:rPr>
     </w:lvl>
-    <w:lvl w:ilvl="1" w:tplc="AAF053BC">
+    <w:lvl w:ilvl="1" w:tplc="2708E3FE">
       <w:numFmt w:val="decimal"/>
       <w:lvlText w:val=""/>
       <w:lvlJc w:val="left"/>
     </w:lvl>
-    <w:lvl w:ilvl="2" w:tplc="DE586886">
+    <w:lvl w:ilvl="2" w:tplc="108E9A86">
       <w:numFmt w:val="decimal"/>
       <w:lvlText w:val=""/>
       <w:lvlJc w:val="left"/>
     </w:lvl>
-    <w:lvl w:ilvl="3" w:tplc="3BE64D50">
+    <w:lvl w:ilvl="3" w:tplc="7D0EDEC6">
       <w:numFmt w:val="decimal"/>
       <w:lvlText w:val=""/>
       <w:lvlJc w:val="left"/>
     </w:lvl>
-    <w:lvl w:ilvl="4" w:tplc="80EC7A0A">
+    <w:lvl w:ilvl="4" w:tplc="DCE6FA86">
       <w:numFmt w:val="decimal"/>
       <w:lvlText w:val=""/>
       <w:lvlJc w:val="left"/>
     </w:lvl>
-    <w:lvl w:ilvl="5" w:tplc="66E6FEE0">
+    <w:lvl w:ilvl="5" w:tplc="A8869444">
       <w:numFmt w:val="decimal"/>
       <w:lvlText w:val=""/>
       <w:lvlJc w:val="left"/>
     </w:lvl>
-    <w:lvl w:ilvl="6" w:tplc="93DCCEA4">
+    <w:lvl w:ilvl="6" w:tplc="653E7EC2">
       <w:numFmt w:val="decimal"/>
       <w:lvlText w:val=""/>
       <w:lvlJc w:val="left"/>
     </w:lvl>
-    <w:lvl w:ilvl="7" w:tplc="FD6244CC">
+    <w:lvl w:ilvl="7" w:tplc="5FB88838">
       <w:numFmt w:val="decimal"/>
       <w:lvlText w:val=""/>
       <w:lvlJc w:val="left"/>
     </w:lvl>
-    <w:lvl w:ilvl="8" w:tplc="DB98F1C0">
+    <w:lvl w:ilvl="8" w:tplc="71449F38">
       <w:numFmt w:val="decimal"/>
       <w:lvlText w:val=""/>
       <w:lvlJc w:val="left"/>
     </w:lvl>
   </w:abstractNum>
   <w:abstractNum w:abstractNumId="11" w15:restartNumberingAfterBreak="0">
-    <w:nsid w:val="79DD6ABD"/>
+    <w:nsid w:val="70DB6217"/>
     <w:multiLevelType w:val="hybridMultilevel"/>
-    <w:tmpl w:val="2FB0EB90"/>
-    <w:lvl w:ilvl="0" w:tplc="8892DECE">
+    <w:tmpl w:val="AE1869CC"/>
+    <w:lvl w:ilvl="0" w:tplc="41C80CA6">
       <w:start w:val="1"/>
       <w:numFmt w:val="decimal"/>
       <w:lvlText w:val="%1."/>
@@ -15962,115 +15962,115 @@
         <w:color w:val="A67C27"/>
       </w:rPr>
     </w:lvl>
-    <w:lvl w:ilvl="1" w:tplc="34C6DDC4">
+    <w:lvl w:ilvl="1" w:tplc="BF68863A">
       <w:numFmt w:val="decimal"/>
       <w:lvlText w:val=""/>
       <w:lvlJc w:val="left"/>
     </w:lvl>
-    <w:lvl w:ilvl="2" w:tplc="2F6455EC">
+    <w:lvl w:ilvl="2" w:tplc="CDCC815E">
       <w:numFmt w:val="decimal"/>
       <w:lvlText w:val=""/>
       <w:lvlJc w:val="left"/>
     </w:lvl>
-    <w:lvl w:ilvl="3" w:tplc="AF4A3DB6">
+    <w:lvl w:ilvl="3" w:tplc="951264D6">
       <w:numFmt w:val="decimal"/>
       <w:lvlText w:val=""/>
       <w:lvlJc w:val="left"/>
     </w:lvl>
-    <w:lvl w:ilvl="4" w:tplc="DD6654CA">
+    <w:lvl w:ilvl="4" w:tplc="F0385442">
       <w:numFmt w:val="decimal"/>
       <w:lvlText w:val=""/>
       <w:lvlJc w:val="left"/>
     </w:lvl>
-    <w:lvl w:ilvl="5" w:tplc="3490EA0C">
+    <w:lvl w:ilvl="5" w:tplc="C5725306">
       <w:numFmt w:val="decimal"/>
       <w:lvlText w:val=""/>
       <w:lvlJc w:val="left"/>
     </w:lvl>
-    <w:lvl w:ilvl="6" w:tplc="6CBA946A">
+    <w:lvl w:ilvl="6" w:tplc="9C0037F4">
       <w:numFmt w:val="decimal"/>
       <w:lvlText w:val=""/>
       <w:lvlJc w:val="left"/>
     </w:lvl>
-    <w:lvl w:ilvl="7" w:tplc="3AD45ED8">
+    <w:lvl w:ilvl="7" w:tplc="EA4C1774">
       <w:numFmt w:val="decimal"/>
       <w:lvlText w:val=""/>
       <w:lvlJc w:val="left"/>
     </w:lvl>
-    <w:lvl w:ilvl="8" w:tplc="EC1C8CB6">
+    <w:lvl w:ilvl="8" w:tplc="01A0D05A">
       <w:numFmt w:val="decimal"/>
       <w:lvlText w:val=""/>
       <w:lvlJc w:val="left"/>
     </w:lvl>
   </w:abstractNum>
-  <w:num w:numId="1" w16cid:durableId="1427382398">
+  <w:num w:numId="1" w16cid:durableId="1661537434">
+    <w:abstractNumId w:val="9"/>
+    <w:lvlOverride w:ilvl="0">
+      <w:startOverride w:val="1"/>
+    </w:lvlOverride>
+  </w:num>
+  <w:num w:numId="2" w16cid:durableId="741486580">
+    <w:abstractNumId w:val="1"/>
+    <w:lvlOverride w:ilvl="0">
+      <w:startOverride w:val="1"/>
+    </w:lvlOverride>
+  </w:num>
+  <w:num w:numId="3" w16cid:durableId="2078286245">
+    <w:abstractNumId w:val="11"/>
+    <w:lvlOverride w:ilvl="0">
+      <w:startOverride w:val="1"/>
+    </w:lvlOverride>
+  </w:num>
+  <w:num w:numId="4" w16cid:durableId="1561163302">
+    <w:abstractNumId w:val="3"/>
+    <w:lvlOverride w:ilvl="0">
+      <w:startOverride w:val="1"/>
+    </w:lvlOverride>
+  </w:num>
+  <w:num w:numId="5" w16cid:durableId="1246450435">
     <w:abstractNumId w:val="4"/>
     <w:lvlOverride w:ilvl="0">
       <w:startOverride w:val="1"/>
     </w:lvlOverride>
   </w:num>
-  <w:num w:numId="2" w16cid:durableId="1814105757">
-    <w:abstractNumId w:val="9"/>
+  <w:num w:numId="6" w16cid:durableId="1188984999">
+    <w:abstractNumId w:val="8"/>
     <w:lvlOverride w:ilvl="0">
       <w:startOverride w:val="1"/>
     </w:lvlOverride>
   </w:num>
-  <w:num w:numId="3" w16cid:durableId="212498169">
+  <w:num w:numId="7" w16cid:durableId="1324580343">
+    <w:abstractNumId w:val="0"/>
+    <w:lvlOverride w:ilvl="0">
+      <w:startOverride w:val="1"/>
+    </w:lvlOverride>
+  </w:num>
+  <w:num w:numId="8" w16cid:durableId="1973050583">
+    <w:abstractNumId w:val="7"/>
+    <w:lvlOverride w:ilvl="0">
+      <w:startOverride w:val="1"/>
+    </w:lvlOverride>
+  </w:num>
+  <w:num w:numId="9" w16cid:durableId="613680437">
+    <w:abstractNumId w:val="2"/>
+    <w:lvlOverride w:ilvl="0">
+      <w:startOverride w:val="1"/>
+    </w:lvlOverride>
+  </w:num>
+  <w:num w:numId="10" w16cid:durableId="2040081952">
     <w:abstractNumId w:val="10"/>
     <w:lvlOverride w:ilvl="0">
       <w:startOverride w:val="1"/>
     </w:lvlOverride>
   </w:num>
-  <w:num w:numId="4" w16cid:durableId="2046757408">
+  <w:num w:numId="11" w16cid:durableId="281420665">
     <w:abstractNumId w:val="5"/>
     <w:lvlOverride w:ilvl="0">
       <w:startOverride w:val="1"/>
     </w:lvlOverride>
   </w:num>
-  <w:num w:numId="5" w16cid:durableId="538201934">
-    <w:abstractNumId w:val="8"/>
-    <w:lvlOverride w:ilvl="0">
-      <w:startOverride w:val="1"/>
-    </w:lvlOverride>
-  </w:num>
-  <w:num w:numId="6" w16cid:durableId="1687176055">
-    <w:abstractNumId w:val="1"/>
-    <w:lvlOverride w:ilvl="0">
-      <w:startOverride w:val="1"/>
-    </w:lvlOverride>
-  </w:num>
-  <w:num w:numId="7" w16cid:durableId="587227520">
-    <w:abstractNumId w:val="2"/>
-    <w:lvlOverride w:ilvl="0">
-      <w:startOverride w:val="1"/>
-    </w:lvlOverride>
-  </w:num>
-  <w:num w:numId="8" w16cid:durableId="2100057982">
-    <w:abstractNumId w:val="3"/>
-    <w:lvlOverride w:ilvl="0">
-      <w:startOverride w:val="1"/>
-    </w:lvlOverride>
-  </w:num>
-  <w:num w:numId="9" w16cid:durableId="219559100">
-    <w:abstractNumId w:val="7"/>
-    <w:lvlOverride w:ilvl="0">
-      <w:startOverride w:val="1"/>
-    </w:lvlOverride>
-  </w:num>
-  <w:num w:numId="10" w16cid:durableId="950087350">
-    <w:abstractNumId w:val="11"/>
-    <w:lvlOverride w:ilvl="0">
-      <w:startOverride w:val="1"/>
-    </w:lvlOverride>
-  </w:num>
-  <w:num w:numId="11" w16cid:durableId="1681156934">
+  <w:num w:numId="12" w16cid:durableId="752165698">
     <w:abstractNumId w:val="6"/>
-    <w:lvlOverride w:ilvl="0">
-      <w:startOverride w:val="1"/>
-    </w:lvlOverride>
-  </w:num>
-  <w:num w:numId="12" w16cid:durableId="377706026">
-    <w:abstractNumId w:val="0"/>
     <w:lvlOverride w:ilvl="0">
       <w:startOverride w:val="1"/>
     </w:lvlOverride>
@@ -16695,7 +16695,7 @@
     <w:autoRedefine/>
     <w:uiPriority w:val="39"/>
     <w:unhideWhenUsed/>
-    <w:rsid w:val="00DA15AE"/>
+    <w:rsid w:val="00DD4085"/>
     <w:pPr>
       <w:spacing w:after="100"/>
     </w:pPr>
@@ -16707,7 +16707,7 @@
     <w:autoRedefine/>
     <w:uiPriority w:val="39"/>
     <w:unhideWhenUsed/>
-    <w:rsid w:val="00DA15AE"/>
+    <w:rsid w:val="00DD4085"/>
     <w:pPr>
       <w:spacing w:after="100"/>
       <w:ind w:left="210"/>

--- a/docs/manuals/Role_Guide_5_KII_RA.docx
+++ b/docs/manuals/Role_Guide_5_KII_RA.docx
@@ -69,7 +69,7 @@
           <w:left w:w="10" w:type="dxa"/>
           <w:right w:w="10" w:type="dxa"/>
         </w:tblCellMar>
-        <w:tblLook w:val="0000" w:firstRow="0" w:lastRow="0" w:firstColumn="0" w:lastColumn="0" w:noHBand="0" w:noVBand="0"/>
+        <w:tblLook w:val="04A0" w:firstRow="1" w:lastRow="0" w:firstColumn="1" w:lastColumn="0" w:noHBand="0" w:noVBand="1"/>
       </w:tblPr>
       <w:tblGrid>
         <w:gridCol w:w="2300"/>
@@ -469,7 +469,7 @@
                 <w:sz w:val="19"/>
                 <w:szCs w:val="19"/>
               </w:rPr>
-              <w:t>Version 1.18 · 4 October 2026</w:t>
+              <w:t>Version 1.19 · 4 October 2026</w:t>
             </w:r>
           </w:p>
         </w:tc>
@@ -538,7 +538,7 @@
     <w:sdt>
       <w:sdtPr>
         <w:alias w:val="Contents"/>
-        <w:id w:val="-783799248"/>
+        <w:id w:val="-645816686"/>
       </w:sdtPr>
       <w:sdtEndPr/>
       <w:sdtContent>
@@ -567,7 +567,7 @@
           <w:r>
             <w:fldChar w:fldCharType="separate"/>
           </w:r>
-          <w:hyperlink w:anchor="_Toc241998618" w:history="1">
+          <w:hyperlink w:anchor="_Toc242009273" w:history="1">
             <w:r>
               <w:rPr>
                 <w:rStyle w:val="Hyperlink"/>
@@ -591,7 +591,7 @@
               <w:rPr>
                 <w:noProof/>
               </w:rPr>
-              <w:instrText xml:space="preserve"> PAGEREF _Toc241998618 \h </w:instrText>
+              <w:instrText xml:space="preserve"> PAGEREF _Toc242009273 \h </w:instrText>
             </w:r>
             <w:r>
               <w:rPr>
@@ -634,7 +634,7 @@
               <w14:ligatures w14:val="standardContextual"/>
             </w:rPr>
           </w:pPr>
-          <w:hyperlink w:anchor="_Toc241998619" w:history="1">
+          <w:hyperlink w:anchor="_Toc242009274" w:history="1">
             <w:r>
               <w:rPr>
                 <w:rStyle w:val="Hyperlink"/>
@@ -658,7 +658,7 @@
               <w:rPr>
                 <w:noProof/>
               </w:rPr>
-              <w:instrText xml:space="preserve"> PAGEREF _Toc241998619 \h </w:instrText>
+              <w:instrText xml:space="preserve"> PAGEREF _Toc242009274 \h </w:instrText>
             </w:r>
             <w:r>
               <w:rPr>
@@ -701,7 +701,7 @@
               <w14:ligatures w14:val="standardContextual"/>
             </w:rPr>
           </w:pPr>
-          <w:hyperlink w:anchor="_Toc241998620" w:history="1">
+          <w:hyperlink w:anchor="_Toc242009275" w:history="1">
             <w:r>
               <w:rPr>
                 <w:rStyle w:val="Hyperlink"/>
@@ -725,7 +725,7 @@
               <w:rPr>
                 <w:noProof/>
               </w:rPr>
-              <w:instrText xml:space="preserve"> PAGEREF _Toc241998620 \h </w:instrText>
+              <w:instrText xml:space="preserve"> PAGEREF _Toc242009275 \h </w:instrText>
             </w:r>
             <w:r>
               <w:rPr>
@@ -768,7 +768,7 @@
               <w14:ligatures w14:val="standardContextual"/>
             </w:rPr>
           </w:pPr>
-          <w:hyperlink w:anchor="_Toc241998621" w:history="1">
+          <w:hyperlink w:anchor="_Toc242009276" w:history="1">
             <w:r>
               <w:rPr>
                 <w:rStyle w:val="Hyperlink"/>
@@ -792,7 +792,7 @@
               <w:rPr>
                 <w:noProof/>
               </w:rPr>
-              <w:instrText xml:space="preserve"> PAGEREF _Toc241998621 \h </w:instrText>
+              <w:instrText xml:space="preserve"> PAGEREF _Toc242009276 \h </w:instrText>
             </w:r>
             <w:r>
               <w:rPr>
@@ -835,7 +835,7 @@
               <w14:ligatures w14:val="standardContextual"/>
             </w:rPr>
           </w:pPr>
-          <w:hyperlink w:anchor="_Toc241998622" w:history="1">
+          <w:hyperlink w:anchor="_Toc242009277" w:history="1">
             <w:r>
               <w:rPr>
                 <w:rStyle w:val="Hyperlink"/>
@@ -859,7 +859,7 @@
               <w:rPr>
                 <w:noProof/>
               </w:rPr>
-              <w:instrText xml:space="preserve"> PAGEREF _Toc241998622 \h </w:instrText>
+              <w:instrText xml:space="preserve"> PAGEREF _Toc242009277 \h </w:instrText>
             </w:r>
             <w:r>
               <w:rPr>
@@ -902,7 +902,7 @@
               <w14:ligatures w14:val="standardContextual"/>
             </w:rPr>
           </w:pPr>
-          <w:hyperlink w:anchor="_Toc241998623" w:history="1">
+          <w:hyperlink w:anchor="_Toc242009278" w:history="1">
             <w:r>
               <w:rPr>
                 <w:rStyle w:val="Hyperlink"/>
@@ -926,7 +926,7 @@
               <w:rPr>
                 <w:noProof/>
               </w:rPr>
-              <w:instrText xml:space="preserve"> PAGEREF _Toc241998623 \h </w:instrText>
+              <w:instrText xml:space="preserve"> PAGEREF _Toc242009278 \h </w:instrText>
             </w:r>
             <w:r>
               <w:rPr>
@@ -969,7 +969,7 @@
               <w14:ligatures w14:val="standardContextual"/>
             </w:rPr>
           </w:pPr>
-          <w:hyperlink w:anchor="_Toc241998624" w:history="1">
+          <w:hyperlink w:anchor="_Toc242009279" w:history="1">
             <w:r>
               <w:rPr>
                 <w:rStyle w:val="Hyperlink"/>
@@ -993,7 +993,7 @@
               <w:rPr>
                 <w:noProof/>
               </w:rPr>
-              <w:instrText xml:space="preserve"> PAGEREF _Toc241998624 \h </w:instrText>
+              <w:instrText xml:space="preserve"> PAGEREF _Toc242009279 \h </w:instrText>
             </w:r>
             <w:r>
               <w:rPr>
@@ -1036,7 +1036,7 @@
               <w14:ligatures w14:val="standardContextual"/>
             </w:rPr>
           </w:pPr>
-          <w:hyperlink w:anchor="_Toc241998625" w:history="1">
+          <w:hyperlink w:anchor="_Toc242009280" w:history="1">
             <w:r>
               <w:rPr>
                 <w:rStyle w:val="Hyperlink"/>
@@ -1060,7 +1060,7 @@
               <w:rPr>
                 <w:noProof/>
               </w:rPr>
-              <w:instrText xml:space="preserve"> PAGEREF _Toc241998625 \h </w:instrText>
+              <w:instrText xml:space="preserve"> PAGEREF _Toc242009280 \h </w:instrText>
             </w:r>
             <w:r>
               <w:rPr>
@@ -1103,7 +1103,7 @@
               <w14:ligatures w14:val="standardContextual"/>
             </w:rPr>
           </w:pPr>
-          <w:hyperlink w:anchor="_Toc241998626" w:history="1">
+          <w:hyperlink w:anchor="_Toc242009281" w:history="1">
             <w:r>
               <w:rPr>
                 <w:rStyle w:val="Hyperlink"/>
@@ -1127,7 +1127,7 @@
               <w:rPr>
                 <w:noProof/>
               </w:rPr>
-              <w:instrText xml:space="preserve"> PAGEREF _Toc241998626 \h </w:instrText>
+              <w:instrText xml:space="preserve"> PAGEREF _Toc242009281 \h </w:instrText>
             </w:r>
             <w:r>
               <w:rPr>
@@ -1170,7 +1170,7 @@
               <w14:ligatures w14:val="standardContextual"/>
             </w:rPr>
           </w:pPr>
-          <w:hyperlink w:anchor="_Toc241998627" w:history="1">
+          <w:hyperlink w:anchor="_Toc242009282" w:history="1">
             <w:r>
               <w:rPr>
                 <w:rStyle w:val="Hyperlink"/>
@@ -1194,7 +1194,7 @@
               <w:rPr>
                 <w:noProof/>
               </w:rPr>
-              <w:instrText xml:space="preserve"> PAGEREF _Toc241998627 \h </w:instrText>
+              <w:instrText xml:space="preserve"> PAGEREF _Toc242009282 \h </w:instrText>
             </w:r>
             <w:r>
               <w:rPr>
@@ -1237,7 +1237,7 @@
               <w14:ligatures w14:val="standardContextual"/>
             </w:rPr>
           </w:pPr>
-          <w:hyperlink w:anchor="_Toc241998628" w:history="1">
+          <w:hyperlink w:anchor="_Toc242009283" w:history="1">
             <w:r>
               <w:rPr>
                 <w:rStyle w:val="Hyperlink"/>
@@ -1261,7 +1261,7 @@
               <w:rPr>
                 <w:noProof/>
               </w:rPr>
-              <w:instrText xml:space="preserve"> PAGEREF _Toc241998628 \h </w:instrText>
+              <w:instrText xml:space="preserve"> PAGEREF _Toc242009283 \h </w:instrText>
             </w:r>
             <w:r>
               <w:rPr>
@@ -1304,7 +1304,7 @@
               <w14:ligatures w14:val="standardContextual"/>
             </w:rPr>
           </w:pPr>
-          <w:hyperlink w:anchor="_Toc241998629" w:history="1">
+          <w:hyperlink w:anchor="_Toc242009284" w:history="1">
             <w:r>
               <w:rPr>
                 <w:rStyle w:val="Hyperlink"/>
@@ -1328,7 +1328,7 @@
               <w:rPr>
                 <w:noProof/>
               </w:rPr>
-              <w:instrText xml:space="preserve"> PAGEREF _Toc241998629 \h </w:instrText>
+              <w:instrText xml:space="preserve"> PAGEREF _Toc242009284 \h </w:instrText>
             </w:r>
             <w:r>
               <w:rPr>
@@ -1371,7 +1371,7 @@
               <w14:ligatures w14:val="standardContextual"/>
             </w:rPr>
           </w:pPr>
-          <w:hyperlink w:anchor="_Toc241998630" w:history="1">
+          <w:hyperlink w:anchor="_Toc242009285" w:history="1">
             <w:r>
               <w:rPr>
                 <w:rStyle w:val="Hyperlink"/>
@@ -1395,7 +1395,7 @@
               <w:rPr>
                 <w:noProof/>
               </w:rPr>
-              <w:instrText xml:space="preserve"> PAGEREF _Toc241998630 \h </w:instrText>
+              <w:instrText xml:space="preserve"> PAGEREF _Toc242009285 \h </w:instrText>
             </w:r>
             <w:r>
               <w:rPr>
@@ -1438,7 +1438,7 @@
               <w14:ligatures w14:val="standardContextual"/>
             </w:rPr>
           </w:pPr>
-          <w:hyperlink w:anchor="_Toc241998631" w:history="1">
+          <w:hyperlink w:anchor="_Toc242009286" w:history="1">
             <w:r>
               <w:rPr>
                 <w:rStyle w:val="Hyperlink"/>
@@ -1462,7 +1462,7 @@
               <w:rPr>
                 <w:noProof/>
               </w:rPr>
-              <w:instrText xml:space="preserve"> PAGEREF _Toc241998631 \h </w:instrText>
+              <w:instrText xml:space="preserve"> PAGEREF _Toc242009286 \h </w:instrText>
             </w:r>
             <w:r>
               <w:rPr>
@@ -1505,7 +1505,7 @@
               <w14:ligatures w14:val="standardContextual"/>
             </w:rPr>
           </w:pPr>
-          <w:hyperlink w:anchor="_Toc241998632" w:history="1">
+          <w:hyperlink w:anchor="_Toc242009287" w:history="1">
             <w:r>
               <w:rPr>
                 <w:rStyle w:val="Hyperlink"/>
@@ -1529,7 +1529,7 @@
               <w:rPr>
                 <w:noProof/>
               </w:rPr>
-              <w:instrText xml:space="preserve"> PAGEREF _Toc241998632 \h </w:instrText>
+              <w:instrText xml:space="preserve"> PAGEREF _Toc242009287 \h </w:instrText>
             </w:r>
             <w:r>
               <w:rPr>
@@ -1572,7 +1572,7 @@
               <w14:ligatures w14:val="standardContextual"/>
             </w:rPr>
           </w:pPr>
-          <w:hyperlink w:anchor="_Toc241998633" w:history="1">
+          <w:hyperlink w:anchor="_Toc242009288" w:history="1">
             <w:r>
               <w:rPr>
                 <w:rStyle w:val="Hyperlink"/>
@@ -1596,7 +1596,7 @@
               <w:rPr>
                 <w:noProof/>
               </w:rPr>
-              <w:instrText xml:space="preserve"> PAGEREF _Toc241998633 \h </w:instrText>
+              <w:instrText xml:space="preserve"> PAGEREF _Toc242009288 \h </w:instrText>
             </w:r>
             <w:r>
               <w:rPr>
@@ -1639,7 +1639,7 @@
               <w14:ligatures w14:val="standardContextual"/>
             </w:rPr>
           </w:pPr>
-          <w:hyperlink w:anchor="_Toc241998634" w:history="1">
+          <w:hyperlink w:anchor="_Toc242009289" w:history="1">
             <w:r>
               <w:rPr>
                 <w:rStyle w:val="Hyperlink"/>
@@ -1663,7 +1663,7 @@
               <w:rPr>
                 <w:noProof/>
               </w:rPr>
-              <w:instrText xml:space="preserve"> PAGEREF _Toc241998634 \h </w:instrText>
+              <w:instrText xml:space="preserve"> PAGEREF _Toc242009289 \h </w:instrText>
             </w:r>
             <w:r>
               <w:rPr>
@@ -1706,7 +1706,7 @@
               <w14:ligatures w14:val="standardContextual"/>
             </w:rPr>
           </w:pPr>
-          <w:hyperlink w:anchor="_Toc241998635" w:history="1">
+          <w:hyperlink w:anchor="_Toc242009290" w:history="1">
             <w:r>
               <w:rPr>
                 <w:rStyle w:val="Hyperlink"/>
@@ -1730,7 +1730,7 @@
               <w:rPr>
                 <w:noProof/>
               </w:rPr>
-              <w:instrText xml:space="preserve"> PAGEREF _Toc241998635 \h </w:instrText>
+              <w:instrText xml:space="preserve"> PAGEREF _Toc242009290 \h </w:instrText>
             </w:r>
             <w:r>
               <w:rPr>
@@ -1773,7 +1773,7 @@
               <w14:ligatures w14:val="standardContextual"/>
             </w:rPr>
           </w:pPr>
-          <w:hyperlink w:anchor="_Toc241998636" w:history="1">
+          <w:hyperlink w:anchor="_Toc242009291" w:history="1">
             <w:r>
               <w:rPr>
                 <w:rStyle w:val="Hyperlink"/>
@@ -1797,7 +1797,7 @@
               <w:rPr>
                 <w:noProof/>
               </w:rPr>
-              <w:instrText xml:space="preserve"> PAGEREF _Toc241998636 \h </w:instrText>
+              <w:instrText xml:space="preserve"> PAGEREF _Toc242009291 \h </w:instrText>
             </w:r>
             <w:r>
               <w:rPr>
@@ -1840,7 +1840,7 @@
               <w14:ligatures w14:val="standardContextual"/>
             </w:rPr>
           </w:pPr>
-          <w:hyperlink w:anchor="_Toc241998637" w:history="1">
+          <w:hyperlink w:anchor="_Toc242009292" w:history="1">
             <w:r>
               <w:rPr>
                 <w:rStyle w:val="Hyperlink"/>
@@ -1864,7 +1864,7 @@
               <w:rPr>
                 <w:noProof/>
               </w:rPr>
-              <w:instrText xml:space="preserve"> PAGEREF _Toc241998637 \h </w:instrText>
+              <w:instrText xml:space="preserve"> PAGEREF _Toc242009292 \h </w:instrText>
             </w:r>
             <w:r>
               <w:rPr>
@@ -1907,7 +1907,7 @@
               <w14:ligatures w14:val="standardContextual"/>
             </w:rPr>
           </w:pPr>
-          <w:hyperlink w:anchor="_Toc241998638" w:history="1">
+          <w:hyperlink w:anchor="_Toc242009293" w:history="1">
             <w:r>
               <w:rPr>
                 <w:rStyle w:val="Hyperlink"/>
@@ -1931,7 +1931,7 @@
               <w:rPr>
                 <w:noProof/>
               </w:rPr>
-              <w:instrText xml:space="preserve"> PAGEREF _Toc241998638 \h </w:instrText>
+              <w:instrText xml:space="preserve"> PAGEREF _Toc242009293 \h </w:instrText>
             </w:r>
             <w:r>
               <w:rPr>
@@ -1974,7 +1974,7 @@
               <w14:ligatures w14:val="standardContextual"/>
             </w:rPr>
           </w:pPr>
-          <w:hyperlink w:anchor="_Toc241998639" w:history="1">
+          <w:hyperlink w:anchor="_Toc242009294" w:history="1">
             <w:r>
               <w:rPr>
                 <w:rStyle w:val="Hyperlink"/>
@@ -1998,7 +1998,7 @@
               <w:rPr>
                 <w:noProof/>
               </w:rPr>
-              <w:instrText xml:space="preserve"> PAGEREF _Toc241998639 \h </w:instrText>
+              <w:instrText xml:space="preserve"> PAGEREF _Toc242009294 \h </w:instrText>
             </w:r>
             <w:r>
               <w:rPr>
@@ -2041,7 +2041,7 @@
               <w14:ligatures w14:val="standardContextual"/>
             </w:rPr>
           </w:pPr>
-          <w:hyperlink w:anchor="_Toc241998640" w:history="1">
+          <w:hyperlink w:anchor="_Toc242009295" w:history="1">
             <w:r>
               <w:rPr>
                 <w:rStyle w:val="Hyperlink"/>
@@ -2065,7 +2065,7 @@
               <w:rPr>
                 <w:noProof/>
               </w:rPr>
-              <w:instrText xml:space="preserve"> PAGEREF _Toc241998640 \h </w:instrText>
+              <w:instrText xml:space="preserve"> PAGEREF _Toc242009295 \h </w:instrText>
             </w:r>
             <w:r>
               <w:rPr>
@@ -2108,7 +2108,7 @@
               <w14:ligatures w14:val="standardContextual"/>
             </w:rPr>
           </w:pPr>
-          <w:hyperlink w:anchor="_Toc241998641" w:history="1">
+          <w:hyperlink w:anchor="_Toc242009296" w:history="1">
             <w:r>
               <w:rPr>
                 <w:rStyle w:val="Hyperlink"/>
@@ -2132,7 +2132,7 @@
               <w:rPr>
                 <w:noProof/>
               </w:rPr>
-              <w:instrText xml:space="preserve"> PAGEREF _Toc241998641 \h </w:instrText>
+              <w:instrText xml:space="preserve"> PAGEREF _Toc242009296 \h </w:instrText>
             </w:r>
             <w:r>
               <w:rPr>
@@ -2175,7 +2175,7 @@
               <w14:ligatures w14:val="standardContextual"/>
             </w:rPr>
           </w:pPr>
-          <w:hyperlink w:anchor="_Toc241998642" w:history="1">
+          <w:hyperlink w:anchor="_Toc242009297" w:history="1">
             <w:r>
               <w:rPr>
                 <w:rStyle w:val="Hyperlink"/>
@@ -2199,7 +2199,7 @@
               <w:rPr>
                 <w:noProof/>
               </w:rPr>
-              <w:instrText xml:space="preserve"> PAGEREF _Toc241998642 \h </w:instrText>
+              <w:instrText xml:space="preserve"> PAGEREF _Toc242009297 \h </w:instrText>
             </w:r>
             <w:r>
               <w:rPr>
@@ -2242,7 +2242,7 @@
               <w14:ligatures w14:val="standardContextual"/>
             </w:rPr>
           </w:pPr>
-          <w:hyperlink w:anchor="_Toc241998643" w:history="1">
+          <w:hyperlink w:anchor="_Toc242009298" w:history="1">
             <w:r>
               <w:rPr>
                 <w:rStyle w:val="Hyperlink"/>
@@ -2266,7 +2266,7 @@
               <w:rPr>
                 <w:noProof/>
               </w:rPr>
-              <w:instrText xml:space="preserve"> PAGEREF _Toc241998643 \h </w:instrText>
+              <w:instrText xml:space="preserve"> PAGEREF _Toc242009298 \h </w:instrText>
             </w:r>
             <w:r>
               <w:rPr>
@@ -2309,7 +2309,7 @@
               <w14:ligatures w14:val="standardContextual"/>
             </w:rPr>
           </w:pPr>
-          <w:hyperlink w:anchor="_Toc241998644" w:history="1">
+          <w:hyperlink w:anchor="_Toc242009299" w:history="1">
             <w:r>
               <w:rPr>
                 <w:rStyle w:val="Hyperlink"/>
@@ -2333,7 +2333,7 @@
               <w:rPr>
                 <w:noProof/>
               </w:rPr>
-              <w:instrText xml:space="preserve"> PAGEREF _Toc241998644 \h </w:instrText>
+              <w:instrText xml:space="preserve"> PAGEREF _Toc242009299 \h </w:instrText>
             </w:r>
             <w:r>
               <w:rPr>
@@ -2376,7 +2376,7 @@
               <w14:ligatures w14:val="standardContextual"/>
             </w:rPr>
           </w:pPr>
-          <w:hyperlink w:anchor="_Toc241998645" w:history="1">
+          <w:hyperlink w:anchor="_Toc242009300" w:history="1">
             <w:r>
               <w:rPr>
                 <w:rStyle w:val="Hyperlink"/>
@@ -2400,7 +2400,7 @@
               <w:rPr>
                 <w:noProof/>
               </w:rPr>
-              <w:instrText xml:space="preserve"> PAGEREF _Toc241998645 \h </w:instrText>
+              <w:instrText xml:space="preserve"> PAGEREF _Toc242009300 \h </w:instrText>
             </w:r>
             <w:r>
               <w:rPr>
@@ -2443,7 +2443,7 @@
               <w14:ligatures w14:val="standardContextual"/>
             </w:rPr>
           </w:pPr>
-          <w:hyperlink w:anchor="_Toc241998646" w:history="1">
+          <w:hyperlink w:anchor="_Toc242009301" w:history="1">
             <w:r>
               <w:rPr>
                 <w:rStyle w:val="Hyperlink"/>
@@ -2467,7 +2467,7 @@
               <w:rPr>
                 <w:noProof/>
               </w:rPr>
-              <w:instrText xml:space="preserve"> PAGEREF _Toc241998646 \h </w:instrText>
+              <w:instrText xml:space="preserve"> PAGEREF _Toc242009301 \h </w:instrText>
             </w:r>
             <w:r>
               <w:rPr>
@@ -2510,7 +2510,7 @@
               <w14:ligatures w14:val="standardContextual"/>
             </w:rPr>
           </w:pPr>
-          <w:hyperlink w:anchor="_Toc241998647" w:history="1">
+          <w:hyperlink w:anchor="_Toc242009302" w:history="1">
             <w:r>
               <w:rPr>
                 <w:rStyle w:val="Hyperlink"/>
@@ -2534,7 +2534,7 @@
               <w:rPr>
                 <w:noProof/>
               </w:rPr>
-              <w:instrText xml:space="preserve"> PAGEREF _Toc241998647 \h </w:instrText>
+              <w:instrText xml:space="preserve"> PAGEREF _Toc242009302 \h </w:instrText>
             </w:r>
             <w:r>
               <w:rPr>
@@ -2573,7 +2573,7 @@
         <w:pStyle w:val="Heading1"/>
         <w:pageBreakBefore/>
       </w:pPr>
-      <w:bookmarkStart w:id="0" w:name="_Toc241998618"/>
+      <w:bookmarkStart w:id="0" w:name="_Toc242009273"/>
       <w:r>
         <w:lastRenderedPageBreak/>
         <w:t>1. Your role at a glance</w:t>
@@ -2707,7 +2707,7 @@
           <w:left w:w="10" w:type="dxa"/>
           <w:right w:w="10" w:type="dxa"/>
         </w:tblCellMar>
-        <w:tblLook w:val="0000" w:firstRow="0" w:lastRow="0" w:firstColumn="0" w:lastColumn="0" w:noHBand="0" w:noVBand="0"/>
+        <w:tblLook w:val="04A0" w:firstRow="1" w:lastRow="0" w:firstColumn="1" w:lastColumn="0" w:noHBand="0" w:noVBand="1"/>
       </w:tblPr>
       <w:tblGrid>
         <w:gridCol w:w="9412"/>
@@ -2767,7 +2767,7 @@
         <w:pStyle w:val="Heading1"/>
         <w:pageBreakBefore/>
       </w:pPr>
-      <w:bookmarkStart w:id="1" w:name="_Toc241998619"/>
+      <w:bookmarkStart w:id="1" w:name="_Toc242009274"/>
       <w:r>
         <w:lastRenderedPageBreak/>
         <w:t>2. Signing in and your screens</w:t>
@@ -2778,7 +2778,7 @@
       <w:pPr>
         <w:pStyle w:val="Heading2"/>
       </w:pPr>
-      <w:bookmarkStart w:id="2" w:name="_Toc241998620"/>
+      <w:bookmarkStart w:id="2" w:name="_Toc242009275"/>
       <w:r>
         <w:t>Signing in</w:t>
       </w:r>
@@ -2861,7 +2861,7 @@
           <w:noProof/>
         </w:rPr>
         <w:drawing>
-          <wp:inline distT="0" distB="0" distL="0" distR="0" wp14:anchorId="03B42510" wp14:editId="30FE8C03">
+          <wp:inline distT="0" distB="0" distL="0" distR="0">
             <wp:extent cx="5334000" cy="2333625"/>
             <wp:effectExtent l="0" t="0" r="0" b="0"/>
             <wp:docPr id="1" name="adm_login.jpg" descr="The sign-in screen for all internal staff." title="The sign-in screen for all internal staff."/>
@@ -2969,7 +2969,7 @@
           <w:left w:w="10" w:type="dxa"/>
           <w:right w:w="10" w:type="dxa"/>
         </w:tblCellMar>
-        <w:tblLook w:val="0000" w:firstRow="0" w:lastRow="0" w:firstColumn="0" w:lastColumn="0" w:noHBand="0" w:noVBand="0"/>
+        <w:tblLook w:val="04A0" w:firstRow="1" w:lastRow="0" w:firstColumn="1" w:lastColumn="0" w:noHBand="0" w:noVBand="1"/>
       </w:tblPr>
       <w:tblGrid>
         <w:gridCol w:w="9412"/>
@@ -3028,7 +3028,7 @@
       <w:pPr>
         <w:pStyle w:val="Heading2"/>
       </w:pPr>
-      <w:bookmarkStart w:id="3" w:name="_Toc241998621"/>
+      <w:bookmarkStart w:id="3" w:name="_Toc242009276"/>
       <w:r>
         <w:t>Finding your way around</w:t>
       </w:r>
@@ -3213,7 +3213,7 @@
         </w:rPr>
         <w:lastRenderedPageBreak/>
         <w:drawing>
-          <wp:inline distT="0" distB="0" distL="0" distR="0" wp14:anchorId="304E2795" wp14:editId="41514676">
+          <wp:inline distT="0" distB="0" distL="0" distR="0">
             <wp:extent cx="5715000" cy="1876425"/>
             <wp:effectExtent l="0" t="0" r="0" b="0"/>
             <wp:docPr id="2" name="adm_not_your_role.jpg" descr="Opening a screen outside your role (for example from an old bookmark) shows this card instead of the screen." title="Opening a screen outside your role (for example from an old bookmark) shows this card instead of the screen."/>
@@ -3282,7 +3282,7 @@
       <w:pPr>
         <w:pStyle w:val="Heading2"/>
       </w:pPr>
-      <w:bookmarkStart w:id="4" w:name="_Toc241998622"/>
+      <w:bookmarkStart w:id="4" w:name="_Toc242009277"/>
       <w:r>
         <w:t>Your screens</w:t>
       </w:r>
@@ -3303,7 +3303,7 @@
           <w:left w:w="10" w:type="dxa"/>
           <w:right w:w="10" w:type="dxa"/>
         </w:tblCellMar>
-        <w:tblLook w:val="0000" w:firstRow="0" w:lastRow="0" w:firstColumn="0" w:lastColumn="0" w:noHBand="0" w:noVBand="0"/>
+        <w:tblLook w:val="04A0" w:firstRow="1" w:lastRow="0" w:firstColumn="1" w:lastColumn="0" w:noHBand="0" w:noVBand="1"/>
       </w:tblPr>
       <w:tblGrid>
         <w:gridCol w:w="2824"/>
@@ -3557,7 +3557,7 @@
       <w:pPr>
         <w:pStyle w:val="Heading2"/>
       </w:pPr>
-      <w:bookmarkStart w:id="5" w:name="_Toc241998623"/>
+      <w:bookmarkStart w:id="5" w:name="_Toc242009278"/>
       <w:r>
         <w:t>Changing your password</w:t>
       </w:r>
@@ -3640,7 +3640,7 @@
           <w:noProof/>
         </w:rPr>
         <w:drawing>
-          <wp:inline distT="0" distB="0" distL="0" distR="0" wp14:anchorId="6608F3B5" wp14:editId="007A549A">
+          <wp:inline distT="0" distB="0" distL="0" distR="0">
             <wp:extent cx="5334000" cy="2171700"/>
             <wp:effectExtent l="0" t="0" r="0" b="0"/>
             <wp:docPr id="3" name="adm_account.jpg" descr="Change Password screen." title="Change Password screen."/>
@@ -3728,7 +3728,7 @@
         <w:pStyle w:val="Heading1"/>
         <w:pageBreakBefore/>
       </w:pPr>
-      <w:bookmarkStart w:id="6" w:name="_Toc241998624"/>
+      <w:bookmarkStart w:id="6" w:name="_Toc242009279"/>
       <w:r>
         <w:lastRenderedPageBreak/>
         <w:t>3. Your routine</w:t>
@@ -3758,7 +3758,7 @@
           <w:left w:w="10" w:type="dxa"/>
           <w:right w:w="10" w:type="dxa"/>
         </w:tblCellMar>
-        <w:tblLook w:val="0000" w:firstRow="0" w:lastRow="0" w:firstColumn="0" w:lastColumn="0" w:noHBand="0" w:noVBand="0"/>
+        <w:tblLook w:val="04A0" w:firstRow="1" w:lastRow="0" w:firstColumn="1" w:lastColumn="0" w:noHBand="0" w:noVBand="1"/>
       </w:tblPr>
       <w:tblGrid>
         <w:gridCol w:w="2071"/>
@@ -4072,7 +4072,7 @@
         <w:pStyle w:val="Heading1"/>
         <w:pageBreakBefore/>
       </w:pPr>
-      <w:bookmarkStart w:id="7" w:name="_Toc241998625"/>
+      <w:bookmarkStart w:id="7" w:name="_Toc242009280"/>
       <w:r>
         <w:lastRenderedPageBreak/>
         <w:t>4. Step-by-step tasks</w:t>
@@ -4083,7 +4083,7 @@
       <w:pPr>
         <w:pStyle w:val="Heading2"/>
       </w:pPr>
-      <w:bookmarkStart w:id="8" w:name="_Toc241998626"/>
+      <w:bookmarkStart w:id="8" w:name="_Toc242009281"/>
       <w:r>
         <w:t>4.1 Reading the KII/Doc Dashboard</w:t>
       </w:r>
@@ -4100,7 +4100,7 @@
           <w:noProof/>
         </w:rPr>
         <w:drawing>
-          <wp:inline distT="0" distB="0" distL="0" distR="0" wp14:anchorId="700C565C" wp14:editId="2459ED07">
+          <wp:inline distT="0" distB="0" distL="0" distR="0">
             <wp:extent cx="5715000" cy="3571875"/>
             <wp:effectExtent l="0" t="0" r="0" b="0"/>
             <wp:docPr id="4" name="kii_dashboard.jpg" descr="KII / Document Dashboard." title="KII / Document Dashboard."/>
@@ -4169,7 +4169,7 @@
       <w:pPr>
         <w:pStyle w:val="Heading2"/>
       </w:pPr>
-      <w:bookmarkStart w:id="9" w:name="_Toc241998627"/>
+      <w:bookmarkStart w:id="9" w:name="_Toc242009282"/>
       <w:r>
         <w:t>4.2 Creating a KII record</w:t>
       </w:r>
@@ -4209,7 +4209,7 @@
           <w:noProof/>
         </w:rPr>
         <w:drawing>
-          <wp:inline distT="0" distB="0" distL="0" distR="0" wp14:anchorId="28E6F040" wp14:editId="3E9B7E66">
+          <wp:inline distT="0" distB="0" distL="0" distR="0">
             <wp:extent cx="5334000" cy="2667000"/>
             <wp:effectExtent l="0" t="0" r="0" b="0"/>
             <wp:docPr id="5" name="kii_new.jpg" descr="New KII Record." title="New KII Record."/>
@@ -4346,7 +4346,7 @@
       <w:pPr>
         <w:pStyle w:val="Heading2"/>
       </w:pPr>
-      <w:bookmarkStart w:id="10" w:name="_Toc241998628"/>
+      <w:bookmarkStart w:id="10" w:name="_Toc242009283"/>
       <w:r>
         <w:lastRenderedPageBreak/>
         <w:t>4.3 Correcting a KII record's details</w:t>
@@ -4505,7 +4505,7 @@
           <w:noProof/>
         </w:rPr>
         <w:drawing>
-          <wp:inline distT="0" distB="0" distL="0" distR="0" wp14:anchorId="6E4CDCE7" wp14:editId="15C37F8F">
+          <wp:inline distT="0" distB="0" distL="0" distR="0">
             <wp:extent cx="5334000" cy="3752850"/>
             <wp:effectExtent l="0" t="0" r="0" b="0"/>
             <wp:docPr id="6" name="kii_detail.jpg" descr="Record details: everything except status, transcript and coding progress." title="Record details: everything except status, transcript and coding progress."/>
@@ -4613,7 +4613,7 @@
           <w:left w:w="10" w:type="dxa"/>
           <w:right w:w="10" w:type="dxa"/>
         </w:tblCellMar>
-        <w:tblLook w:val="0000" w:firstRow="0" w:lastRow="0" w:firstColumn="0" w:lastColumn="0" w:noHBand="0" w:noVBand="0"/>
+        <w:tblLook w:val="04A0" w:firstRow="1" w:lastRow="0" w:firstColumn="1" w:lastColumn="0" w:noHBand="0" w:noVBand="1"/>
       </w:tblPr>
       <w:tblGrid>
         <w:gridCol w:w="9412"/>
@@ -4672,7 +4672,7 @@
       <w:pPr>
         <w:pStyle w:val="Heading2"/>
       </w:pPr>
-      <w:bookmarkStart w:id="11" w:name="_Toc241998629"/>
+      <w:bookmarkStart w:id="11" w:name="_Toc242009284"/>
       <w:r>
         <w:t>4.4 Taking a KII from invitation to coded transcript</w:t>
       </w:r>
@@ -4723,7 +4723,7 @@
         </w:rPr>
         <w:lastRenderedPageBreak/>
         <w:drawing>
-          <wp:inline distT="0" distB="0" distL="0" distR="0" wp14:anchorId="08014B52" wp14:editId="34B34F5F">
+          <wp:inline distT="0" distB="0" distL="0" distR="0">
             <wp:extent cx="5334000" cy="3333750"/>
             <wp:effectExtent l="0" t="0" r="0" b="0"/>
             <wp:docPr id="7" name="kii_register.jpg" descr="KII Register." title="KII Register."/>
@@ -4822,7 +4822,7 @@
           <w:noProof/>
         </w:rPr>
         <w:drawing>
-          <wp:inline distT="0" distB="0" distL="0" distR="0" wp14:anchorId="5DF8CD65" wp14:editId="2CEC8C63">
+          <wp:inline distT="0" distB="0" distL="0" distR="0">
             <wp:extent cx="5334000" cy="3752850"/>
             <wp:effectExtent l="0" t="0" r="0" b="0"/>
             <wp:docPr id="8" name="kii_detail.jpg" descr="KII record: status, consent, transcript and coding." title="KII record: status, consent, transcript and coding."/>
@@ -5059,7 +5059,7 @@
       <w:pPr>
         <w:pStyle w:val="Heading2"/>
       </w:pPr>
-      <w:bookmarkStart w:id="12" w:name="_Toc241998630"/>
+      <w:bookmarkStart w:id="12" w:name="_Toc242009285"/>
       <w:r>
         <w:t>4.5 Opening the KII Guide with the KII ID filled in</w:t>
       </w:r>
@@ -5109,7 +5109,7 @@
           <w:noProof/>
         </w:rPr>
         <w:drawing>
-          <wp:inline distT="0" distB="0" distL="0" distR="0" wp14:anchorId="09D26CA3" wp14:editId="689E654E">
+          <wp:inline distT="0" distB="0" distL="0" distR="0">
             <wp:extent cx="5334000" cy="523875"/>
             <wp:effectExtent l="0" t="0" r="0" b="0"/>
             <wp:docPr id="9" name="kii_coding_locked.jpg" descr="Before consent: no interview link." title="Before consent: no interview link."/>
@@ -5208,7 +5208,7 @@
           <w:noProof/>
         </w:rPr>
         <w:drawing>
-          <wp:inline distT="0" distB="0" distL="0" distR="0" wp14:anchorId="1FA1551A" wp14:editId="0B4A9247">
+          <wp:inline distT="0" distB="0" distL="0" distR="0">
             <wp:extent cx="5334000" cy="742950"/>
             <wp:effectExtent l="0" t="0" r="0" b="0"/>
             <wp:docPr id="10" name="kii_coding_ready.jpg" descr="After consent: Continue this interview." title="After consent: Continue this interview."/>
@@ -5306,7 +5306,7 @@
           <w:left w:w="10" w:type="dxa"/>
           <w:right w:w="10" w:type="dxa"/>
         </w:tblCellMar>
-        <w:tblLook w:val="0000" w:firstRow="0" w:lastRow="0" w:firstColumn="0" w:lastColumn="0" w:noHBand="0" w:noVBand="0"/>
+        <w:tblLook w:val="04A0" w:firstRow="1" w:lastRow="0" w:firstColumn="1" w:lastColumn="0" w:noHBand="0" w:noVBand="1"/>
       </w:tblPr>
       <w:tblGrid>
         <w:gridCol w:w="9412"/>
@@ -5365,7 +5365,7 @@
       <w:pPr>
         <w:pStyle w:val="Heading2"/>
       </w:pPr>
-      <w:bookmarkStart w:id="13" w:name="_Toc241998631"/>
+      <w:bookmarkStart w:id="13" w:name="_Toc242009286"/>
       <w:r>
         <w:t>4.6 Sending the informant their own link (self-service)</w:t>
       </w:r>
@@ -5464,7 +5464,7 @@
         </w:rPr>
         <w:lastRenderedPageBreak/>
         <w:drawing>
-          <wp:inline distT="0" distB="0" distL="0" distR="0" wp14:anchorId="46DA5A60" wp14:editId="41C9F1A3">
+          <wp:inline distT="0" distB="0" distL="0" distR="0">
             <wp:extent cx="5334000" cy="3752850"/>
             <wp:effectExtent l="0" t="0" r="0" b="0"/>
             <wp:docPr id="11" name="kii_detail.jpg" descr="Record details: phone, WhatsApp number and email." title="Record details: phone, WhatsApp number and email."/>
@@ -5693,7 +5693,7 @@
           <w:left w:w="10" w:type="dxa"/>
           <w:right w:w="10" w:type="dxa"/>
         </w:tblCellMar>
-        <w:tblLook w:val="0000" w:firstRow="0" w:lastRow="0" w:firstColumn="0" w:lastColumn="0" w:noHBand="0" w:noVBand="0"/>
+        <w:tblLook w:val="04A0" w:firstRow="1" w:lastRow="0" w:firstColumn="1" w:lastColumn="0" w:noHBand="0" w:noVBand="1"/>
       </w:tblPr>
       <w:tblGrid>
         <w:gridCol w:w="9412"/>
@@ -5809,7 +5809,7 @@
       <w:pPr>
         <w:pStyle w:val="Heading2"/>
       </w:pPr>
-      <w:bookmarkStart w:id="14" w:name="_Toc241998632"/>
+      <w:bookmarkStart w:id="14" w:name="_Toc242009287"/>
       <w:r>
         <w:t>4.7 Verifying a profile with the respondent, and reconciling it afterwards</w:t>
       </w:r>
@@ -5898,7 +5898,7 @@
           <w:noProof/>
         </w:rPr>
         <w:drawing>
-          <wp:inline distT="0" distB="0" distL="0" distR="0" wp14:anchorId="7B47CF1B" wp14:editId="0CE1374C">
+          <wp:inline distT="0" distB="0" distL="0" distR="0">
             <wp:extent cx="4752975" cy="4953000"/>
             <wp:effectExtent l="0" t="0" r="0" b="0"/>
             <wp:docPr id="12" name="proit_interview_sheet.jpg" descr="The interview sheet: confirm what is public, ask what is not." title="The interview sheet: confirm what is public, ask what is not."/>
@@ -6163,7 +6163,7 @@
         </w:rPr>
         <w:lastRenderedPageBreak/>
         <w:drawing>
-          <wp:inline distT="0" distB="0" distL="0" distR="0" wp14:anchorId="37131515" wp14:editId="721CA27D">
+          <wp:inline distT="0" distB="0" distL="0" distR="0">
             <wp:extent cx="5334000" cy="1152525"/>
             <wp:effectExtent l="0" t="0" r="0" b="0"/>
             <wp:docPr id="13" name="proit_reconcile.jpg" descr="Reconciling a corrected fact: the three values stay separate." title="Reconciling a corrected fact: the three values stay separate."/>
@@ -6314,7 +6314,7 @@
           <w:left w:w="10" w:type="dxa"/>
           <w:right w:w="10" w:type="dxa"/>
         </w:tblCellMar>
-        <w:tblLook w:val="0000" w:firstRow="0" w:lastRow="0" w:firstColumn="0" w:lastColumn="0" w:noHBand="0" w:noVBand="0"/>
+        <w:tblLook w:val="04A0" w:firstRow="1" w:lastRow="0" w:firstColumn="1" w:lastColumn="0" w:noHBand="0" w:noVBand="1"/>
       </w:tblPr>
       <w:tblGrid>
         <w:gridCol w:w="9412"/>
@@ -6401,7 +6401,7 @@
       <w:pPr>
         <w:pStyle w:val="Heading2"/>
       </w:pPr>
-      <w:bookmarkStart w:id="15" w:name="_Toc241998633"/>
+      <w:bookmarkStart w:id="15" w:name="_Toc242009288"/>
       <w:r>
         <w:t>4.8 Downloading or emailing completed forms (Form PDFs)</w:t>
       </w:r>
@@ -6441,7 +6441,7 @@
           <w:noProof/>
         </w:rPr>
         <w:drawing>
-          <wp:inline distT="0" distB="0" distL="0" distR="0" wp14:anchorId="4F9289C6" wp14:editId="43BC4E37">
+          <wp:inline distT="0" distB="0" distL="0" distR="0">
             <wp:extent cx="5334000" cy="3333750"/>
             <wp:effectExtent l="0" t="0" r="0" b="0"/>
             <wp:docPr id="14" name="kii_form_pdfs.jpg" descr="Completed KII Guide forms, with the sync status." title="Completed KII Guide forms, with the sync status."/>
@@ -6599,7 +6599,7 @@
           <w:left w:w="10" w:type="dxa"/>
           <w:right w:w="10" w:type="dxa"/>
         </w:tblCellMar>
-        <w:tblLook w:val="0000" w:firstRow="0" w:lastRow="0" w:firstColumn="0" w:lastColumn="0" w:noHBand="0" w:noVBand="0"/>
+        <w:tblLook w:val="04A0" w:firstRow="1" w:lastRow="0" w:firstColumn="1" w:lastColumn="0" w:noHBand="0" w:noVBand="1"/>
       </w:tblPr>
       <w:tblGrid>
         <w:gridCol w:w="9412"/>
@@ -6658,7 +6658,7 @@
       <w:pPr>
         <w:pStyle w:val="Heading2"/>
       </w:pPr>
-      <w:bookmarkStart w:id="16" w:name="_Toc241998634"/>
+      <w:bookmarkStart w:id="16" w:name="_Toc242009289"/>
       <w:r>
         <w:t>4.9 Consent in interviews</w:t>
       </w:r>
@@ -6736,7 +6736,7 @@
         <w:pStyle w:val="Heading1"/>
         <w:pageBreakBefore/>
       </w:pPr>
-      <w:bookmarkStart w:id="17" w:name="_Toc241998635"/>
+      <w:bookmarkStart w:id="17" w:name="_Toc242009290"/>
       <w:r>
         <w:lastRenderedPageBreak/>
         <w:t>5. Rules you must follow</w:t>
@@ -6887,7 +6887,7 @@
         <w:pStyle w:val="Heading1"/>
         <w:pageBreakBefore/>
       </w:pPr>
-      <w:bookmarkStart w:id="18" w:name="_Toc241998636"/>
+      <w:bookmarkStart w:id="18" w:name="_Toc242009291"/>
       <w:r>
         <w:lastRenderedPageBreak/>
         <w:t>6. Troubleshooting</w:t>
@@ -6909,7 +6909,7 @@
           <w:left w:w="10" w:type="dxa"/>
           <w:right w:w="10" w:type="dxa"/>
         </w:tblCellMar>
-        <w:tblLook w:val="0000" w:firstRow="0" w:lastRow="0" w:firstColumn="0" w:lastColumn="0" w:noHBand="0" w:noVBand="0"/>
+        <w:tblLook w:val="04A0" w:firstRow="1" w:lastRow="0" w:firstColumn="1" w:lastColumn="0" w:noHBand="0" w:noVBand="1"/>
       </w:tblPr>
       <w:tblGrid>
         <w:gridCol w:w="2635"/>
@@ -8262,7 +8262,7 @@
         <w:pStyle w:val="Heading1"/>
         <w:pageBreakBefore/>
       </w:pPr>
-      <w:bookmarkStart w:id="19" w:name="_Toc241998637"/>
+      <w:bookmarkStart w:id="19" w:name="_Toc242009292"/>
       <w:r>
         <w:lastRenderedPageBreak/>
         <w:t>7. Quick reference</w:t>
@@ -8284,7 +8284,7 @@
           <w:left w:w="10" w:type="dxa"/>
           <w:right w:w="10" w:type="dxa"/>
         </w:tblCellMar>
-        <w:tblLook w:val="0000" w:firstRow="0" w:lastRow="0" w:firstColumn="0" w:lastColumn="0" w:noHBand="0" w:noVBand="0"/>
+        <w:tblLook w:val="04A0" w:firstRow="1" w:lastRow="0" w:firstColumn="1" w:lastColumn="0" w:noHBand="0" w:noVBand="1"/>
       </w:tblPr>
       <w:tblGrid>
         <w:gridCol w:w="2824"/>
@@ -8721,7 +8721,7 @@
         <w:pStyle w:val="Heading1"/>
         <w:pageBreakBefore/>
       </w:pPr>
-      <w:bookmarkStart w:id="20" w:name="_Toc241998638"/>
+      <w:bookmarkStart w:id="20" w:name="_Toc242009293"/>
       <w:r>
         <w:lastRenderedPageBreak/>
         <w:t>8. Every screen and button for your role</w:t>
@@ -8751,7 +8751,7 @@
           <w:left w:w="10" w:type="dxa"/>
           <w:right w:w="10" w:type="dxa"/>
         </w:tblCellMar>
-        <w:tblLook w:val="0000" w:firstRow="0" w:lastRow="0" w:firstColumn="0" w:lastColumn="0" w:noHBand="0" w:noVBand="0"/>
+        <w:tblLook w:val="04A0" w:firstRow="1" w:lastRow="0" w:firstColumn="1" w:lastColumn="0" w:noHBand="0" w:noVBand="1"/>
       </w:tblPr>
       <w:tblGrid>
         <w:gridCol w:w="9412"/>
@@ -8835,7 +8835,7 @@
       <w:pPr>
         <w:pStyle w:val="Heading2"/>
       </w:pPr>
-      <w:bookmarkStart w:id="21" w:name="_Toc241998639"/>
+      <w:bookmarkStart w:id="21" w:name="_Toc242009294"/>
       <w:r>
         <w:t>8.1 Sign in</w:t>
       </w:r>
@@ -8898,7 +8898,7 @@
           <w:left w:w="10" w:type="dxa"/>
           <w:right w:w="10" w:type="dxa"/>
         </w:tblCellMar>
-        <w:tblLook w:val="0000" w:firstRow="0" w:lastRow="0" w:firstColumn="0" w:lastColumn="0" w:noHBand="0" w:noVBand="0"/>
+        <w:tblLook w:val="04A0" w:firstRow="1" w:lastRow="0" w:firstColumn="1" w:lastColumn="0" w:noHBand="0" w:noVBand="1"/>
       </w:tblPr>
       <w:tblGrid>
         <w:gridCol w:w="1882"/>
@@ -9348,7 +9348,7 @@
       <w:pPr>
         <w:pStyle w:val="Heading2"/>
       </w:pPr>
-      <w:bookmarkStart w:id="22" w:name="_Toc241998640"/>
+      <w:bookmarkStart w:id="22" w:name="_Toc242009295"/>
       <w:r>
         <w:t>8.2 The header and menu bar (every screen)</w:t>
       </w:r>
@@ -9411,7 +9411,7 @@
           <w:left w:w="10" w:type="dxa"/>
           <w:right w:w="10" w:type="dxa"/>
         </w:tblCellMar>
-        <w:tblLook w:val="0000" w:firstRow="0" w:lastRow="0" w:firstColumn="0" w:lastColumn="0" w:noHBand="0" w:noVBand="0"/>
+        <w:tblLook w:val="04A0" w:firstRow="1" w:lastRow="0" w:firstColumn="1" w:lastColumn="0" w:noHBand="0" w:noVBand="1"/>
       </w:tblPr>
       <w:tblGrid>
         <w:gridCol w:w="1882"/>
@@ -10072,7 +10072,7 @@
       <w:pPr>
         <w:pStyle w:val="Heading2"/>
       </w:pPr>
-      <w:bookmarkStart w:id="23" w:name="_Toc241998641"/>
+      <w:bookmarkStart w:id="23" w:name="_Toc242009296"/>
       <w:r>
         <w:t>8.3 Change Password</w:t>
       </w:r>
@@ -10135,7 +10135,7 @@
           <w:left w:w="10" w:type="dxa"/>
           <w:right w:w="10" w:type="dxa"/>
         </w:tblCellMar>
-        <w:tblLook w:val="0000" w:firstRow="0" w:lastRow="0" w:firstColumn="0" w:lastColumn="0" w:noHBand="0" w:noVBand="0"/>
+        <w:tblLook w:val="04A0" w:firstRow="1" w:lastRow="0" w:firstColumn="1" w:lastColumn="0" w:noHBand="0" w:noVBand="1"/>
       </w:tblPr>
       <w:tblGrid>
         <w:gridCol w:w="1882"/>
@@ -10692,7 +10692,7 @@
       <w:pPr>
         <w:pStyle w:val="Heading2"/>
       </w:pPr>
-      <w:bookmarkStart w:id="24" w:name="_Toc241998642"/>
+      <w:bookmarkStart w:id="24" w:name="_Toc242009297"/>
       <w:r>
         <w:t>8.4 KII / Document Dashboard</w:t>
       </w:r>
@@ -10755,7 +10755,7 @@
           <w:left w:w="10" w:type="dxa"/>
           <w:right w:w="10" w:type="dxa"/>
         </w:tblCellMar>
-        <w:tblLook w:val="0000" w:firstRow="0" w:lastRow="0" w:firstColumn="0" w:lastColumn="0" w:noHBand="0" w:noVBand="0"/>
+        <w:tblLook w:val="04A0" w:firstRow="1" w:lastRow="0" w:firstColumn="1" w:lastColumn="0" w:noHBand="0" w:noVBand="1"/>
       </w:tblPr>
       <w:tblGrid>
         <w:gridCol w:w="1882"/>
@@ -11102,7 +11102,7 @@
       <w:pPr>
         <w:pStyle w:val="Heading2"/>
       </w:pPr>
-      <w:bookmarkStart w:id="25" w:name="_Toc241998643"/>
+      <w:bookmarkStart w:id="25" w:name="_Toc242009298"/>
       <w:r>
         <w:lastRenderedPageBreak/>
         <w:t>8.5 Interview sheet (verifying a locked profile)</w:t>
@@ -11166,7 +11166,7 @@
           <w:left w:w="10" w:type="dxa"/>
           <w:right w:w="10" w:type="dxa"/>
         </w:tblCellMar>
-        <w:tblLook w:val="0000" w:firstRow="0" w:lastRow="0" w:firstColumn="0" w:lastColumn="0" w:noHBand="0" w:noVBand="0"/>
+        <w:tblLook w:val="04A0" w:firstRow="1" w:lastRow="0" w:firstColumn="1" w:lastColumn="0" w:noHBand="0" w:noVBand="1"/>
       </w:tblPr>
       <w:tblGrid>
         <w:gridCol w:w="1882"/>
@@ -12143,7 +12143,7 @@
       <w:pPr>
         <w:pStyle w:val="Heading2"/>
       </w:pPr>
-      <w:bookmarkStart w:id="26" w:name="_Toc241998644"/>
+      <w:bookmarkStart w:id="26" w:name="_Toc242009299"/>
       <w:r>
         <w:t>8.6 KII Register</w:t>
       </w:r>
@@ -12206,7 +12206,7 @@
           <w:left w:w="10" w:type="dxa"/>
           <w:right w:w="10" w:type="dxa"/>
         </w:tblCellMar>
-        <w:tblLook w:val="0000" w:firstRow="0" w:lastRow="0" w:firstColumn="0" w:lastColumn="0" w:noHBand="0" w:noVBand="0"/>
+        <w:tblLook w:val="04A0" w:firstRow="1" w:lastRow="0" w:firstColumn="1" w:lastColumn="0" w:noHBand="0" w:noVBand="1"/>
       </w:tblPr>
       <w:tblGrid>
         <w:gridCol w:w="1882"/>
@@ -12764,7 +12764,7 @@
       <w:pPr>
         <w:pStyle w:val="Heading2"/>
       </w:pPr>
-      <w:bookmarkStart w:id="27" w:name="_Toc241998645"/>
+      <w:bookmarkStart w:id="27" w:name="_Toc242009300"/>
       <w:r>
         <w:t>8.7 New KII Record</w:t>
       </w:r>
@@ -12827,7 +12827,7 @@
           <w:left w:w="10" w:type="dxa"/>
           <w:right w:w="10" w:type="dxa"/>
         </w:tblCellMar>
-        <w:tblLook w:val="0000" w:firstRow="0" w:lastRow="0" w:firstColumn="0" w:lastColumn="0" w:noHBand="0" w:noVBand="0"/>
+        <w:tblLook w:val="04A0" w:firstRow="1" w:lastRow="0" w:firstColumn="1" w:lastColumn="0" w:noHBand="0" w:noVBand="1"/>
       </w:tblPr>
       <w:tblGrid>
         <w:gridCol w:w="1882"/>
@@ -13174,7 +13174,7 @@
       <w:pPr>
         <w:pStyle w:val="Heading2"/>
       </w:pPr>
-      <w:bookmarkStart w:id="28" w:name="_Toc241998646"/>
+      <w:bookmarkStart w:id="28" w:name="_Toc242009301"/>
       <w:r>
         <w:t>8.8 KII record</w:t>
       </w:r>
@@ -13237,7 +13237,7 @@
           <w:left w:w="10" w:type="dxa"/>
           <w:right w:w="10" w:type="dxa"/>
         </w:tblCellMar>
-        <w:tblLook w:val="0000" w:firstRow="0" w:lastRow="0" w:firstColumn="0" w:lastColumn="0" w:noHBand="0" w:noVBand="0"/>
+        <w:tblLook w:val="04A0" w:firstRow="1" w:lastRow="0" w:firstColumn="1" w:lastColumn="0" w:noHBand="0" w:noVBand="1"/>
       </w:tblPr>
       <w:tblGrid>
         <w:gridCol w:w="1882"/>
@@ -14215,7 +14215,7 @@
       <w:pPr>
         <w:pStyle w:val="Heading2"/>
       </w:pPr>
-      <w:bookmarkStart w:id="29" w:name="_Toc241998647"/>
+      <w:bookmarkStart w:id="29" w:name="_Toc242009302"/>
       <w:r>
         <w:t>8.9 Completed forms (Form PDFs)</w:t>
       </w:r>
@@ -14278,7 +14278,7 @@
           <w:left w:w="10" w:type="dxa"/>
           <w:right w:w="10" w:type="dxa"/>
         </w:tblCellMar>
-        <w:tblLook w:val="0000" w:firstRow="0" w:lastRow="0" w:firstColumn="0" w:lastColumn="0" w:noHBand="0" w:noVBand="0"/>
+        <w:tblLook w:val="04A0" w:firstRow="1" w:lastRow="0" w:firstColumn="1" w:lastColumn="0" w:noHBand="0" w:noVBand="1"/>
       </w:tblPr>
       <w:tblGrid>
         <w:gridCol w:w="1882"/>
@@ -15097,7 +15097,7 @@
         <w:sz w:val="16"/>
         <w:szCs w:val="16"/>
       </w:rPr>
-      <w:t>Version 1.18 · 4 October 2026</w:t>
+      <w:t>Version 1.19 · 4 October 2026</w:t>
     </w:r>
     <w:r>
       <w:rPr>
@@ -15270,10 +15270,10 @@
 <file path=word/numbering.xml><?xml version="1.0" encoding="utf-8"?>
 <w:numbering xmlns:wpc="http://schemas.microsoft.com/office/word/2010/wordprocessingCanvas" xmlns:cx="http://schemas.microsoft.com/office/drawing/2014/chartex" xmlns:cx1="http://schemas.microsoft.com/office/drawing/2015/9/8/chartex" xmlns:cx2="http://schemas.microsoft.com/office/drawing/2015/10/21/chartex" xmlns:cx3="http://schemas.microsoft.com/office/drawing/2016/5/9/chartex" xmlns:cx4="http://schemas.microsoft.com/office/drawing/2016/5/10/chartex" xmlns:cx5="http://schemas.microsoft.com/office/drawing/2016/5/11/chartex" xmlns:cx6="http://schemas.microsoft.com/office/drawing/2016/5/12/chartex" xmlns:cx7="http://schemas.microsoft.com/office/drawing/2016/5/13/chartex" xmlns:cx8="http://schemas.microsoft.com/office/drawing/2016/5/14/chartex" xmlns:mc="http://schemas.openxmlformats.org/markup-compatibility/2006" xmlns:aink="http://schemas.microsoft.com/office/drawing/2016/ink" xmlns:am3d="http://schemas.microsoft.com/office/drawing/2017/model3d" xmlns:o="urn:schemas-microsoft-com:office:office" xmlns:oel="http://schemas.microsoft.com/office/2019/extlst" xmlns:r="http://schemas.openxmlformats.org/officeDocument/2006/relationships" xmlns:m="http://schemas.openxmlformats.org/officeDocument/2006/math" xmlns:v="urn:schemas-microsoft-com:vml" xmlns:wp14="http://schemas.microsoft.com/office/word/2010/wordprocessingDrawing" xmlns:wp="http://schemas.openxmlformats.org/drawingml/2006/wordprocessingDrawing" xmlns:w10="urn:schemas-microsoft-com:office:word" xmlns:w="http://schemas.openxmlformats.org/wordprocessingml/2006/main" xmlns:w14="http://schemas.microsoft.com/office/word/2010/wordml" xmlns:w15="http://schemas.microsoft.com/office/word/2012/wordml" xmlns:w16cex="http://schemas.microsoft.com/office/word/2018/wordml/cex" xmlns:w16cid="http://schemas.microsoft.com/office/word/2016/wordml/cid" xmlns:w16="http://schemas.microsoft.com/office/word/2018/wordml" xmlns:w16sdtdh="http://schemas.microsoft.com/office/word/2020/wordml/sdtdatahash" xmlns:w16se="http://schemas.microsoft.com/office/word/2015/wordml/symex" xmlns:wpg="http://schemas.microsoft.com/office/word/2010/wordprocessingGroup" xmlns:wpi="http://schemas.microsoft.com/office/word/2010/wordprocessingInk" xmlns:wne="http://schemas.microsoft.com/office/word/2006/wordml" xmlns:wps="http://schemas.microsoft.com/office/word/2010/wordprocessingShape" mc:Ignorable="w14 w15 w16se w16cid w16 w16cex w16sdtdh wp14">
   <w:abstractNum w:abstractNumId="0" w15:restartNumberingAfterBreak="0">
-    <w:nsid w:val="08EA2096"/>
+    <w:nsid w:val="0087770F"/>
     <w:multiLevelType w:val="hybridMultilevel"/>
-    <w:tmpl w:val="C43CEB7C"/>
-    <w:lvl w:ilvl="0" w:tplc="B5C62234">
+    <w:tmpl w:val="B3FC68BC"/>
+    <w:lvl w:ilvl="0" w:tplc="6ACECED0">
       <w:start w:val="1"/>
       <w:numFmt w:val="decimal"/>
       <w:lvlText w:val="%1."/>
@@ -15287,110 +15287,111 @@
         <w:color w:val="A67C27"/>
       </w:rPr>
     </w:lvl>
-    <w:lvl w:ilvl="1" w:tplc="A8C878D2">
+    <w:lvl w:ilvl="1" w:tplc="7AD4760A">
       <w:numFmt w:val="decimal"/>
       <w:lvlText w:val=""/>
       <w:lvlJc w:val="left"/>
     </w:lvl>
-    <w:lvl w:ilvl="2" w:tplc="812E3330">
+    <w:lvl w:ilvl="2" w:tplc="C852815E">
       <w:numFmt w:val="decimal"/>
       <w:lvlText w:val=""/>
       <w:lvlJc w:val="left"/>
     </w:lvl>
-    <w:lvl w:ilvl="3" w:tplc="04966226">
+    <w:lvl w:ilvl="3" w:tplc="79D69ADE">
       <w:numFmt w:val="decimal"/>
       <w:lvlText w:val=""/>
       <w:lvlJc w:val="left"/>
     </w:lvl>
-    <w:lvl w:ilvl="4" w:tplc="E9086836">
+    <w:lvl w:ilvl="4" w:tplc="A4D4DBA6">
       <w:numFmt w:val="decimal"/>
       <w:lvlText w:val=""/>
       <w:lvlJc w:val="left"/>
     </w:lvl>
-    <w:lvl w:ilvl="5" w:tplc="6EBC89C2">
+    <w:lvl w:ilvl="5" w:tplc="0AD0156E">
       <w:numFmt w:val="decimal"/>
       <w:lvlText w:val=""/>
       <w:lvlJc w:val="left"/>
     </w:lvl>
-    <w:lvl w:ilvl="6" w:tplc="5B321BC0">
+    <w:lvl w:ilvl="6" w:tplc="600641EE">
       <w:numFmt w:val="decimal"/>
       <w:lvlText w:val=""/>
       <w:lvlJc w:val="left"/>
     </w:lvl>
-    <w:lvl w:ilvl="7" w:tplc="D332DBEC">
+    <w:lvl w:ilvl="7" w:tplc="B6B266BE">
       <w:numFmt w:val="decimal"/>
       <w:lvlText w:val=""/>
       <w:lvlJc w:val="left"/>
     </w:lvl>
-    <w:lvl w:ilvl="8" w:tplc="8AD479C2">
+    <w:lvl w:ilvl="8" w:tplc="09149FC0">
       <w:numFmt w:val="decimal"/>
       <w:lvlText w:val=""/>
       <w:lvlJc w:val="left"/>
     </w:lvl>
   </w:abstractNum>
   <w:abstractNum w:abstractNumId="1" w15:restartNumberingAfterBreak="0">
-    <w:nsid w:val="1277226C"/>
+    <w:nsid w:val="0B404F9F"/>
     <w:multiLevelType w:val="hybridMultilevel"/>
-    <w:tmpl w:val="72CC5580"/>
-    <w:lvl w:ilvl="0" w:tplc="973EC1AE">
+    <w:tmpl w:val="BE902A4C"/>
+    <w:lvl w:ilvl="0" w:tplc="FE801DFC">
       <w:start w:val="1"/>
-      <w:numFmt w:val="bullet"/>
-      <w:lvlText w:val="•"/>
+      <w:numFmt w:val="decimal"/>
+      <w:lvlText w:val="%1."/>
       <w:lvlJc w:val="left"/>
       <w:pPr>
-        <w:ind w:left="460" w:hanging="280"/>
-      </w:pPr>
+        <w:ind w:left="460" w:hanging="360"/>
+      </w:pPr>
+      <w:rPr>
+        <w:b/>
+        <w:bCs/>
+        <w:color w:val="A67C27"/>
+      </w:rPr>
     </w:lvl>
-    <w:lvl w:ilvl="1" w:tplc="E61C77A0">
-      <w:start w:val="1"/>
-      <w:numFmt w:val="bullet"/>
-      <w:lvlText w:val="–"/>
-      <w:lvlJc w:val="left"/>
-      <w:pPr>
-        <w:ind w:left="900" w:hanging="280"/>
-      </w:pPr>
-    </w:lvl>
-    <w:lvl w:ilvl="2" w:tplc="9AEA67F4">
+    <w:lvl w:ilvl="1" w:tplc="D20CC75E">
       <w:numFmt w:val="decimal"/>
       <w:lvlText w:val=""/>
       <w:lvlJc w:val="left"/>
     </w:lvl>
-    <w:lvl w:ilvl="3" w:tplc="5E8456E4">
+    <w:lvl w:ilvl="2" w:tplc="E860583C">
       <w:numFmt w:val="decimal"/>
       <w:lvlText w:val=""/>
       <w:lvlJc w:val="left"/>
     </w:lvl>
-    <w:lvl w:ilvl="4" w:tplc="EEB67026">
+    <w:lvl w:ilvl="3" w:tplc="4E044462">
       <w:numFmt w:val="decimal"/>
       <w:lvlText w:val=""/>
       <w:lvlJc w:val="left"/>
     </w:lvl>
-    <w:lvl w:ilvl="5" w:tplc="DE284166">
+    <w:lvl w:ilvl="4" w:tplc="BFE2F20C">
       <w:numFmt w:val="decimal"/>
       <w:lvlText w:val=""/>
       <w:lvlJc w:val="left"/>
     </w:lvl>
-    <w:lvl w:ilvl="6" w:tplc="4E1C0132">
+    <w:lvl w:ilvl="5" w:tplc="6BD40606">
       <w:numFmt w:val="decimal"/>
       <w:lvlText w:val=""/>
       <w:lvlJc w:val="left"/>
     </w:lvl>
-    <w:lvl w:ilvl="7" w:tplc="186E7976">
+    <w:lvl w:ilvl="6" w:tplc="5B72B16E">
       <w:numFmt w:val="decimal"/>
       <w:lvlText w:val=""/>
       <w:lvlJc w:val="left"/>
     </w:lvl>
-    <w:lvl w:ilvl="8" w:tplc="3C10AC22">
+    <w:lvl w:ilvl="7" w:tplc="6090D57C">
+      <w:numFmt w:val="decimal"/>
+      <w:lvlText w:val=""/>
+      <w:lvlJc w:val="left"/>
+    </w:lvl>
+    <w:lvl w:ilvl="8" w:tplc="89EC8FC6">
       <w:numFmt w:val="decimal"/>
       <w:lvlText w:val=""/>
       <w:lvlJc w:val="left"/>
     </w:lvl>
   </w:abstractNum>
   <w:abstractNum w:abstractNumId="2" w15:restartNumberingAfterBreak="0">
-    <w:nsid w:val="1AC52D19"/>
+    <w:nsid w:val="18CD1801"/>
     <w:multiLevelType w:val="hybridMultilevel"/>
-    <w:tmpl w:val="C7CED4A4"/>
-    <w:lvl w:ilvl="0" w:tplc="4F04DB90">
+    <w:tmpl w:val="2D7EA97E"/>
+    <w:lvl w:ilvl="0" w:tplc="ED488FDE">
       <w:start w:val="1"/>
       <w:numFmt w:val="decimal"/>
       <w:lvlText w:val="%1."/>
@@ -15404,52 +15405,110 @@
         <w:color w:val="A67C27"/>
       </w:rPr>
     </w:lvl>
-    <w:lvl w:ilvl="1" w:tplc="B9EC2CBC">
+    <w:lvl w:ilvl="1" w:tplc="A36010DE">
       <w:numFmt w:val="decimal"/>
       <w:lvlText w:val=""/>
       <w:lvlJc w:val="left"/>
     </w:lvl>
-    <w:lvl w:ilvl="2" w:tplc="7CC0718E">
+    <w:lvl w:ilvl="2" w:tplc="916A3B10">
       <w:numFmt w:val="decimal"/>
       <w:lvlText w:val=""/>
       <w:lvlJc w:val="left"/>
     </w:lvl>
-    <w:lvl w:ilvl="3" w:tplc="E076B57A">
+    <w:lvl w:ilvl="3" w:tplc="5EC4E0BC">
       <w:numFmt w:val="decimal"/>
       <w:lvlText w:val=""/>
       <w:lvlJc w:val="left"/>
     </w:lvl>
-    <w:lvl w:ilvl="4" w:tplc="B2D2B51A">
+    <w:lvl w:ilvl="4" w:tplc="1BA02498">
       <w:numFmt w:val="decimal"/>
       <w:lvlText w:val=""/>
       <w:lvlJc w:val="left"/>
     </w:lvl>
-    <w:lvl w:ilvl="5" w:tplc="57525B4C">
+    <w:lvl w:ilvl="5" w:tplc="324E6B5C">
       <w:numFmt w:val="decimal"/>
       <w:lvlText w:val=""/>
       <w:lvlJc w:val="left"/>
     </w:lvl>
-    <w:lvl w:ilvl="6" w:tplc="DA628BEC">
+    <w:lvl w:ilvl="6" w:tplc="1B26E620">
       <w:numFmt w:val="decimal"/>
       <w:lvlText w:val=""/>
       <w:lvlJc w:val="left"/>
     </w:lvl>
-    <w:lvl w:ilvl="7" w:tplc="7BF28660">
+    <w:lvl w:ilvl="7" w:tplc="D8C0D7EA">
       <w:numFmt w:val="decimal"/>
       <w:lvlText w:val=""/>
       <w:lvlJc w:val="left"/>
     </w:lvl>
-    <w:lvl w:ilvl="8" w:tplc="9184F166">
+    <w:lvl w:ilvl="8" w:tplc="CA54B29C">
       <w:numFmt w:val="decimal"/>
       <w:lvlText w:val=""/>
       <w:lvlJc w:val="left"/>
     </w:lvl>
   </w:abstractNum>
   <w:abstractNum w:abstractNumId="3" w15:restartNumberingAfterBreak="0">
-    <w:nsid w:val="4B430425"/>
+    <w:nsid w:val="1A777459"/>
     <w:multiLevelType w:val="hybridMultilevel"/>
-    <w:tmpl w:val="47CE324A"/>
-    <w:lvl w:ilvl="0" w:tplc="C0D2E052">
+    <w:tmpl w:val="8D187E8A"/>
+    <w:lvl w:ilvl="0" w:tplc="D59C3DC2">
+      <w:start w:val="1"/>
+      <w:numFmt w:val="bullet"/>
+      <w:lvlText w:val="•"/>
+      <w:lvlJc w:val="left"/>
+      <w:pPr>
+        <w:ind w:left="460" w:hanging="280"/>
+      </w:pPr>
+    </w:lvl>
+    <w:lvl w:ilvl="1" w:tplc="93243370">
+      <w:start w:val="1"/>
+      <w:numFmt w:val="bullet"/>
+      <w:lvlText w:val="–"/>
+      <w:lvlJc w:val="left"/>
+      <w:pPr>
+        <w:ind w:left="900" w:hanging="280"/>
+      </w:pPr>
+    </w:lvl>
+    <w:lvl w:ilvl="2" w:tplc="A2DA02EA">
+      <w:numFmt w:val="decimal"/>
+      <w:lvlText w:val=""/>
+      <w:lvlJc w:val="left"/>
+    </w:lvl>
+    <w:lvl w:ilvl="3" w:tplc="3E6AF792">
+      <w:numFmt w:val="decimal"/>
+      <w:lvlText w:val=""/>
+      <w:lvlJc w:val="left"/>
+    </w:lvl>
+    <w:lvl w:ilvl="4" w:tplc="1D0A86C8">
+      <w:numFmt w:val="decimal"/>
+      <w:lvlText w:val=""/>
+      <w:lvlJc w:val="left"/>
+    </w:lvl>
+    <w:lvl w:ilvl="5" w:tplc="37E47D38">
+      <w:numFmt w:val="decimal"/>
+      <w:lvlText w:val=""/>
+      <w:lvlJc w:val="left"/>
+    </w:lvl>
+    <w:lvl w:ilvl="6" w:tplc="3D4270D2">
+      <w:numFmt w:val="decimal"/>
+      <w:lvlText w:val=""/>
+      <w:lvlJc w:val="left"/>
+    </w:lvl>
+    <w:lvl w:ilvl="7" w:tplc="8BEA3072">
+      <w:numFmt w:val="decimal"/>
+      <w:lvlText w:val=""/>
+      <w:lvlJc w:val="left"/>
+    </w:lvl>
+    <w:lvl w:ilvl="8" w:tplc="0602E3D4">
+      <w:numFmt w:val="decimal"/>
+      <w:lvlText w:val=""/>
+      <w:lvlJc w:val="left"/>
+    </w:lvl>
+  </w:abstractNum>
+  <w:abstractNum w:abstractNumId="4" w15:restartNumberingAfterBreak="0">
+    <w:nsid w:val="216A277C"/>
+    <w:multiLevelType w:val="hybridMultilevel"/>
+    <w:tmpl w:val="FEBE764A"/>
+    <w:lvl w:ilvl="0" w:tplc="5A248A52">
       <w:start w:val="1"/>
       <w:numFmt w:val="decimal"/>
       <w:lvlText w:val="%1."/>
@@ -15463,52 +15522,138 @@
         <w:color w:val="A67C27"/>
       </w:rPr>
     </w:lvl>
-    <w:lvl w:ilvl="1" w:tplc="56462BD6">
+    <w:lvl w:ilvl="1" w:tplc="F88CC776">
       <w:numFmt w:val="decimal"/>
       <w:lvlText w:val=""/>
       <w:lvlJc w:val="left"/>
     </w:lvl>
-    <w:lvl w:ilvl="2" w:tplc="2D68454A">
+    <w:lvl w:ilvl="2" w:tplc="B84AA01C">
       <w:numFmt w:val="decimal"/>
       <w:lvlText w:val=""/>
       <w:lvlJc w:val="left"/>
     </w:lvl>
-    <w:lvl w:ilvl="3" w:tplc="9CD2A8B0">
+    <w:lvl w:ilvl="3" w:tplc="F790FC2C">
       <w:numFmt w:val="decimal"/>
       <w:lvlText w:val=""/>
       <w:lvlJc w:val="left"/>
     </w:lvl>
-    <w:lvl w:ilvl="4" w:tplc="14A6A89E">
+    <w:lvl w:ilvl="4" w:tplc="C4905D5E">
       <w:numFmt w:val="decimal"/>
       <w:lvlText w:val=""/>
       <w:lvlJc w:val="left"/>
     </w:lvl>
-    <w:lvl w:ilvl="5" w:tplc="583EC39C">
+    <w:lvl w:ilvl="5" w:tplc="594AE20C">
       <w:numFmt w:val="decimal"/>
       <w:lvlText w:val=""/>
       <w:lvlJc w:val="left"/>
     </w:lvl>
-    <w:lvl w:ilvl="6" w:tplc="C7B2797A">
+    <w:lvl w:ilvl="6" w:tplc="9778545A">
       <w:numFmt w:val="decimal"/>
       <w:lvlText w:val=""/>
       <w:lvlJc w:val="left"/>
     </w:lvl>
-    <w:lvl w:ilvl="7" w:tplc="B2FCE1F6">